--- a/articles/TuDoKinhTe.docx
+++ b/articles/TuDoKinhTe.docx
@@ -260,6 +260,7 @@
           <w:id w:val="42177861"/>
           <w:citation/>
         </w:sdtPr>
+        <w:sdtEndPr/>
         <w:sdtContent>
           <w:r>
             <w:fldChar w:fldCharType="begin"/>
@@ -316,6 +317,7 @@
           <w:id w:val="-395967604"/>
           <w:citation/>
         </w:sdtPr>
+        <w:sdtEndPr/>
         <w:sdtContent>
           <w:r>
             <w:fldChar w:fldCharType="begin"/>
@@ -383,6 +385,7 @@
           <w:id w:val="1744067340"/>
           <w:citation/>
         </w:sdtPr>
+        <w:sdtEndPr/>
         <w:sdtContent>
           <w:r>
             <w:fldChar w:fldCharType="begin"/>
@@ -512,6 +515,7 @@
           <w:id w:val="-329215548"/>
           <w:citation/>
         </w:sdtPr>
+        <w:sdtEndPr/>
         <w:sdtContent>
           <w:r>
             <w:fldChar w:fldCharType="begin"/>
@@ -641,6 +645,7 @@
           <w:id w:val="-904222501"/>
           <w:citation/>
         </w:sdtPr>
+        <w:sdtEndPr/>
         <w:sdtContent>
           <w:r>
             <w:fldChar w:fldCharType="begin"/>
@@ -1202,6 +1207,7 @@
           <w:id w:val="-345332193"/>
           <w:citation/>
         </w:sdtPr>
+        <w:sdtEndPr/>
         <w:sdtContent>
           <w:r>
             <w:fldChar w:fldCharType="begin"/>
@@ -1363,6 +1369,7 @@
           <w:id w:val="1618031275"/>
           <w:citation/>
         </w:sdtPr>
+        <w:sdtEndPr/>
         <w:sdtContent>
           <w:r>
             <w:fldChar w:fldCharType="begin"/>
@@ -1478,6 +1485,7 @@
           <w:id w:val="1335890707"/>
           <w:citation/>
         </w:sdtPr>
+        <w:sdtEndPr/>
         <w:sdtContent>
           <w:r>
             <w:fldChar w:fldCharType="begin"/>
@@ -1666,6 +1674,7 @@
           <w:id w:val="212092317"/>
           <w:citation/>
         </w:sdtPr>
+        <w:sdtEndPr/>
         <w:sdtContent>
           <w:r>
             <w:fldChar w:fldCharType="begin"/>
@@ -1816,6 +1825,7 @@
           <w:id w:val="-915240487"/>
           <w:citation/>
         </w:sdtPr>
+        <w:sdtEndPr/>
         <w:sdtContent>
           <w:r>
             <w:fldChar w:fldCharType="begin"/>
@@ -1880,6 +1890,7 @@
           <w:id w:val="1155032337"/>
           <w:citation/>
         </w:sdtPr>
+        <w:sdtEndPr/>
         <w:sdtContent>
           <w:r>
             <w:fldChar w:fldCharType="begin"/>
@@ -1974,6 +1985,7 @@
           <w:id w:val="-844630650"/>
           <w:citation/>
         </w:sdtPr>
+        <w:sdtEndPr/>
         <w:sdtContent>
           <w:r>
             <w:fldChar w:fldCharType="begin"/>
@@ -2778,36 +2790,43 @@
         <w:t xml:space="preserve">nguyên vật liệu, </w:t>
       </w:r>
       <w:r>
-        <w:t xml:space="preserve">nhà xưởng, máy </w:t>
-      </w:r>
-      <w:proofErr w:type="gramStart"/>
-      <w:r>
-        <w:t>móc,…</w:t>
-      </w:r>
-      <w:proofErr w:type="gramEnd"/>
+        <w:t xml:space="preserve">nhà xưởng, máy móc,…) </w:t>
+      </w:r>
+      <w:r>
+        <w:t xml:space="preserve">được sử dụng trong sản xuất ngoài tiền công và ngoài chi phí cho bên thứ ba, </w:t>
+      </w:r>
+      <w:r>
+        <w:t xml:space="preserve">3) </w:t>
+      </w:r>
+      <w:r>
+        <w:rPr>
+          <w:i/>
+        </w:rPr>
+        <w:t>chi phí cho bên thứ ba</w:t>
+      </w:r>
+      <w:r>
+        <w:t xml:space="preserve"> như tiền thuê </w:t>
+      </w:r>
+      <w:r>
+        <w:t xml:space="preserve">nhà </w:t>
+      </w:r>
+      <w:r>
+        <w:t>đất và thuê dịch vụ, 4</w:t>
+      </w:r>
       <w:r>
         <w:t xml:space="preserve">) </w:t>
       </w:r>
       <w:r>
-        <w:t xml:space="preserve">được sử dụng trong sản xuất ngoài tiền công và ngoài chi phí cho bên thứ ba, </w:t>
-      </w:r>
-      <w:r>
-        <w:t xml:space="preserve">3) </w:t>
-      </w:r>
-      <w:r>
-        <w:rPr>
-          <w:i/>
-        </w:rPr>
-        <w:t>chi phí cho bên thứ ba</w:t>
-      </w:r>
-      <w:r>
-        <w:t xml:space="preserve"> như tiền thuê </w:t>
-      </w:r>
-      <w:r>
-        <w:t xml:space="preserve">nhà </w:t>
-      </w:r>
-      <w:r>
-        <w:t>đất và thuê dịch vụ, 4</w:t>
+        <w:rPr>
+          <w:i/>
+        </w:rPr>
+        <w:t>chi phí vận chuyển</w:t>
+      </w:r>
+      <w:r>
+        <w:t xml:space="preserve">, và </w:t>
+      </w:r>
+      <w:r>
+        <w:t>5</w:t>
       </w:r>
       <w:r>
         <w:t xml:space="preserve">) </w:t>
@@ -2816,21 +2835,6 @@
         <w:rPr>
           <w:i/>
         </w:rPr>
-        <w:t>chi phí vận chuyển</w:t>
-      </w:r>
-      <w:r>
-        <w:t xml:space="preserve">, và </w:t>
-      </w:r>
-      <w:r>
-        <w:t>5</w:t>
-      </w:r>
-      <w:r>
-        <w:t xml:space="preserve">) </w:t>
-      </w:r>
-      <w:r>
-        <w:rPr>
-          <w:i/>
-        </w:rPr>
         <w:t>lợi nhuận</w:t>
       </w:r>
       <w:r>
@@ -2870,7 +2874,25 @@
         <w:t xml:space="preserve">. </w:t>
       </w:r>
       <w:r>
-        <w:t xml:space="preserve">Theo quan điểm của Adam Smith thì vốn nhà tư bản và tiền công gọp lại thành tiền công, trong khi đó, chi phí cho bên thứ ba và chi phí vận chuyển gọp lại và đại diện bởi tiền thuê đất, hơn nữa, chi phí nguyên vật liệu được gọp trong vốn nhà tư bản nhưng giá cả tự nhiên, một cách chính xác, phản ánh </w:t>
+        <w:t>Theo quan điểm của Adam Smith thì vốn nhà tư bản và tiền công g</w:t>
+      </w:r>
+      <w:r>
+        <w:t>ộ</w:t>
+      </w:r>
+      <w:r>
+        <w:t>p lại thành tiền công, trong khi đó, chi phí cho bên thứ ba và chi phí vận chuyển g</w:t>
+      </w:r>
+      <w:r>
+        <w:t>ộ</w:t>
+      </w:r>
+      <w:r>
+        <w:t>p lại và đại diện bởi tiền thuê đất, hơn nữa, chi phí nguyên vật liệu được g</w:t>
+      </w:r>
+      <w:r>
+        <w:t>ộ</w:t>
+      </w:r>
+      <w:r>
+        <w:t xml:space="preserve">p trong vốn nhà tư bản nhưng giá cả tự nhiên, một cách chính xác, phản ánh </w:t>
       </w:r>
       <w:r>
         <w:rPr>
@@ -2906,250 +2928,283 @@
         <w:rPr>
           <w:rFonts w:cs="Times New Roman"/>
         </w:rPr>
-        <w:t>vì đã được khấu trừ tại lợi nhuận trong chuỗi cung ứng trước đó</w:t>
-      </w:r>
-      <w:r>
-        <w:rPr>
-          <w:rFonts w:cs="Times New Roman"/>
-        </w:rPr>
-        <w:t xml:space="preserve"> (sản phẩm của một ngành </w:t>
+        <w:t>vì đã được khấu trừ tại lợi nhuận trong chuỗi cung ứng trướ</w:t>
+      </w:r>
+      <w:r>
+        <w:rPr>
+          <w:rFonts w:cs="Times New Roman"/>
+        </w:rPr>
+        <w:t xml:space="preserve">c đó, nghĩa là </w:t>
+      </w:r>
+      <w:r>
+        <w:rPr>
+          <w:rFonts w:cs="Times New Roman"/>
+        </w:rPr>
+        <w:t>sản phẩm của một ngành khi bán ra là đầu vào nguyên vật liệ</w:t>
+      </w:r>
+      <w:r>
+        <w:rPr>
+          <w:rFonts w:cs="Times New Roman"/>
+        </w:rPr>
+        <w:t>u cho ngành khác</w:t>
+      </w:r>
+      <w:r>
+        <w:t xml:space="preserve">. </w:t>
+      </w:r>
+      <w:r>
+        <w:t>Lượng lao động khai thác tài nguyên như khoáng sản phải có giá trị gia tăng, mặc dù có sự chênh lệch về độ hữu ích hay quý hiếm của tài nguyên nhưng hàm lượng trình độ sản xuất gia tăng theo độ hữu ích vì nhu cầu càng nâng cao thì khả năng tinh chế hay hàm lượng trí tuệ phải gia tăng theo cách nào đó mà sự hiển nhiên phải trải qua một khoảng thời gian đủ lâu</w:t>
+      </w:r>
+      <w:r>
+        <w:t xml:space="preserve"> mà khi đó bánh xe trình độ sản xuất đã lăn đến một nơi khác</w:t>
+      </w:r>
+      <w:r>
+        <w:t xml:space="preserve">, ngay trong nông nghiệp theo ý nghĩa tương tự về thâm dụng trực tiếp tự nhiên thì nông nghiệp công nghệ cao dần tiến hóa với sản phẩm bổ dưỡng hơn, tốt hơn, </w:t>
+      </w:r>
+      <w:r>
+        <w:t>thân thiện với môi trường</w:t>
+      </w:r>
+      <w:r>
+        <w:t xml:space="preserve"> hơn. </w:t>
+      </w:r>
+      <w:r>
+        <w:t xml:space="preserve">Chi phí vận chuyển bao gồm tất cả chi phí liên quan đến vận chuyển, </w:t>
+      </w:r>
+      <w:r>
+        <w:rPr>
+          <w:i/>
+        </w:rPr>
+        <w:t>phân phối</w:t>
+      </w:r>
+      <w:r>
+        <w:t xml:space="preserve">, trưng bày để bán sản phẩm là phần vốn mà </w:t>
+      </w:r>
+      <w:r>
+        <w:rPr>
+          <w:i/>
+        </w:rPr>
+        <w:t>nhà tư bản bán lẻ</w:t>
+      </w:r>
+      <w:r>
+        <w:t xml:space="preserve"> khác đầu tư vào sản phẩm để thu thêm lợi nhuận, do đó lợi nhuận của nhà tư bản sản xuất không bị khấu trừ bởi chi phí vận chuyển</w:t>
+      </w:r>
+      <w:r>
+        <w:t xml:space="preserve"> và hoạt động thương mại là vệt màu nhập nhòe giữa hoạt động sản xuất và hoạt động tài chính</w:t>
+      </w:r>
+      <w:r>
+        <w:t xml:space="preserve">. </w:t>
+      </w:r>
+      <w:r>
+        <w:t xml:space="preserve">Đối với nhà tư bản sản xuất, giá cả tự nhiên chủ yếu bao gồm tiền công, tiền thuê đất và lợi nhuận. </w:t>
+      </w:r>
+      <w:r>
+        <w:t>Đối với nhà tư bản bán lẻ, giá cả tự</w:t>
+      </w:r>
+      <w:r>
+        <w:t xml:space="preserve"> nhiên</w:t>
+      </w:r>
+      <w:r>
+        <w:t xml:space="preserve"> chủ yếu bao gồm chi phí vận chuyển và lợi nhuận. </w:t>
+      </w:r>
+      <w:r>
+        <w:t xml:space="preserve">Đối với </w:t>
+      </w:r>
+      <w:r>
+        <w:rPr>
+          <w:i/>
+        </w:rPr>
+        <w:t>nhà tư bản tài chính</w:t>
+      </w:r>
+      <w:r>
+        <w:t xml:space="preserve">, giá cả tự nhiên </w:t>
+      </w:r>
+      <w:r>
+        <w:t xml:space="preserve">chủ yếu </w:t>
+      </w:r>
+      <w:r>
+        <w:t xml:space="preserve">chỉ có lợi nhuận, ví dụ hoạt động cho vay lấy lãi. </w:t>
+      </w:r>
+      <w:r>
+        <w:t>Ghi chú, theo Gemini 2025</w:t>
+      </w:r>
+      <w:r>
+        <w:t xml:space="preserve">, </w:t>
+      </w:r>
+      <w:r>
+        <w:rPr>
+          <w:i/>
+        </w:rPr>
+        <w:t>tư bản</w:t>
+      </w:r>
+      <w:r>
+        <w:t xml:space="preserve"> </w:t>
+      </w:r>
+      <w:r>
+        <w:t xml:space="preserve">(capital) </w:t>
+      </w:r>
+      <w:r>
+        <w:t xml:space="preserve">và </w:t>
+      </w:r>
+      <w:r>
+        <w:rPr>
+          <w:i/>
+        </w:rPr>
+        <w:t>vốn</w:t>
+      </w:r>
+      <w:r>
+        <w:t xml:space="preserve"> là hai khái niệm tương tự</w:t>
+      </w:r>
+      <w:r>
+        <w:t xml:space="preserve"> nhưng có sự khác biệt tinh tế</w:t>
+      </w:r>
+      <w:r>
+        <w:t>, trong đó, v</w:t>
+      </w:r>
+      <w:r>
+        <w:t xml:space="preserve">ốn </w:t>
+      </w:r>
+      <w:r>
+        <w:t>có ngữ nghĩa</w:t>
+      </w:r>
+      <w:r>
+        <w:t xml:space="preserve"> rộng hơn, chỉ các nguồn lực được sử dụng trong quá trình sản xuất</w:t>
+      </w:r>
+      <w:r>
+        <w:t>, trong khi đó, t</w:t>
+      </w:r>
+      <w:r>
+        <w:t>ư bả</w:t>
+      </w:r>
+      <w:r>
+        <w:t xml:space="preserve">n </w:t>
+      </w:r>
+      <w:r>
+        <w:t>là một dạng cụ thể của vốn, bao gồm tiền</w:t>
+      </w:r>
+      <w:r>
+        <w:t xml:space="preserve"> bạc</w:t>
+      </w:r>
+      <w:r>
+        <w:t>, máy móc, thiết bị và các tài sản được sử dụng để sản xuất hàng hóa và dịch vụ.</w:t>
+      </w:r>
+      <w:r>
+        <w:t xml:space="preserve"> Năm thành tố gồm tiền công, vốn, chi phí cho bên thứ ba, chi phí vận chuyển và lợi nhuận đều có thể được đặt ánh xạ đến lượng lao động và cuối cùng quy về giá tiền</w:t>
+      </w:r>
+      <w:r>
+        <w:t>, nhưng yếu tố lợi nhuận là mấu chốt của hoạt động sản xuất tư bản vì đó là động lực thu lợi để nhà tư bản tổ chức hoạt động sản xuất, một cách trực tiếp là động lực của nguyên lý bàn tay vô hình vận hành cỗ máy kinh tế</w:t>
+      </w:r>
+      <w:r>
+        <w:t xml:space="preserve">. Tuy nhiên không thể lý giải lợi nhuận là tiền công cho hoạt động điều hành của nhà tư bản vì nếu nhà tư bản đầu tư một lượng vốn </w:t>
+      </w:r>
+      <w:r>
+        <w:t xml:space="preserve">&amp; tiền công </w:t>
+      </w:r>
+      <w:r>
+        <w:t xml:space="preserve">lớn thì lợi nhuận sẽ </w:t>
+      </w:r>
+      <w:r>
+        <w:lastRenderedPageBreak/>
+        <w:t xml:space="preserve">đạt nhiều hơn khi </w:t>
+      </w:r>
+      <w:r>
+        <w:t xml:space="preserve">mà </w:t>
+      </w:r>
+      <w:r>
+        <w:t xml:space="preserve">công sức giám sát và điều hành của họ không thể gia tăng vượt mức như lợi nhuận, </w:t>
+      </w:r>
+      <w:r>
+        <w:t>hơn nữa, tiền công giám sát và điều hành vẫn có thể được nhập vào tiền công lao động</w:t>
+      </w:r>
+      <w:r>
+        <w:t xml:space="preserve"> một cách tổng quát</w:t>
+      </w:r>
+      <w:r>
+        <w:t xml:space="preserve">, </w:t>
+      </w:r>
+      <w:r>
+        <w:t>nên Adam Smith cũng đề cập vấn đề này rằng lợi nhuận tỉ lệ với số vốn</w:t>
+      </w:r>
+      <w:r>
+        <w:t xml:space="preserve"> đầu tư</w:t>
+      </w:r>
+      <w:r>
+        <w:t xml:space="preserve">. </w:t>
+      </w:r>
+      <w:r>
+        <w:t>Nếu thế</w:t>
+      </w:r>
+      <w:r>
+        <w:t xml:space="preserve">, chẳng lẽ không có cách lý giải nào khác ngoài </w:t>
+      </w:r>
+      <w:r>
+        <w:t>khẳng định</w:t>
+      </w:r>
+      <w:r>
+        <w:t xml:space="preserve"> lợi nhuận là giá trị thặng dư </w:t>
+      </w:r>
+      <w:r>
+        <w:t xml:space="preserve">(surplus) </w:t>
+      </w:r>
+      <w:r>
+        <w:t xml:space="preserve">được bóc lột từ lao động của công nhân? Đúng vậy, lợi nhuận luôn ẩn chứa bóc lột sức lao động, tùy mức độ ít hay nhiều mà thôi. Tuy nhiên sự bóc lột luôn đi kèm với </w:t>
+      </w:r>
+      <w:r>
+        <w:rPr>
+          <w:i/>
+        </w:rPr>
+        <w:t>thế năng của trình độ sản xuất</w:t>
+      </w:r>
+      <w:r>
+        <w:t xml:space="preserve"> để tạo thành lợi nhuận</w:t>
+      </w:r>
+      <w:r>
+        <w:t xml:space="preserve"> tổng thể</w:t>
+      </w:r>
+      <w:r>
+        <w:t>.</w:t>
+      </w:r>
+      <w:r>
+        <w:t xml:space="preserve"> Khi nhà tư bản đầu tư thêm vốn thì lượng vốn thặng dư là tài sản của họ, thừa hưởng hay thừa hưởng bằng cách huy động bên ngoài và lượng vốn này tương ứng với lượng lao động được neo giữ bằng một trình độ sản xuất cao hơn rất nhiều trình độ sản xuất của công nhân, tạo nên một thế năng chênh lệch đổ xuống thành lợi nhuận</w:t>
+      </w:r>
+      <w:r>
+        <w:t>, mà sự bóc lột công nhân dù rất nhỏ cũng đủ để dịch chuyển thao tác trút nguồn lợi nhuận này</w:t>
+      </w:r>
+      <w:r>
+        <w:t>, tương tự ngòi nổ để kích nổ quả mìn.</w:t>
+      </w:r>
+      <w:r>
+        <w:t xml:space="preserve"> </w:t>
+      </w:r>
+      <w:r>
+        <w:t xml:space="preserve">Thế năng này cũng không phải một chiều mà </w:t>
+      </w:r>
+      <w:r>
+        <w:t>có</w:t>
+      </w:r>
+      <w:r>
+        <w:t xml:space="preserve"> hai chiều, ở chiều ngược lại, lượng lao động tức giá trị trao đổi trong công nhân bùng nổ thành giá cả tự nhiên tức giá tiền</w:t>
+      </w:r>
+      <w:r>
+        <w:t xml:space="preserve"> </w:t>
+      </w:r>
+      <w:r>
+        <w:t>bất kể</w:t>
+      </w:r>
+      <w:r>
+        <w:t xml:space="preserve"> tồn tại sự bóc lột</w:t>
+      </w:r>
+      <w:r>
+        <w:t xml:space="preserve">. </w:t>
+      </w:r>
+      <w:r>
+        <w:t xml:space="preserve">Nhà tư bản còn có những vốn (thế năng) khác tuy vô hình nhưng cực kỳ có giá trị như nắm bắt nhu cầu, đi đầu chuỗi cung ứng. </w:t>
+      </w:r>
+      <w:r>
+        <w:t xml:space="preserve">Ghi chú &amp; lưu ý: tỉ suất lợi nhuận không tuyến tính với vốn mà thường đi theo hàm số phi tuyến, ví dụ, 10 đồng vốn cho 2 đồng lời tối đa nên 20 đồng cho 4 đồng lời (tuyến tính) nhưng 30 đồng </w:t>
       </w:r>
       <w:bookmarkStart w:id="6" w:name="_GoBack"/>
       <w:bookmarkEnd w:id="6"/>
       <w:r>
-        <w:rPr>
-          <w:rFonts w:cs="Times New Roman"/>
-        </w:rPr>
-        <w:t>khi bán ra là đầu vào nguyên vật liệu cho ngành khác)</w:t>
-      </w:r>
-      <w:r>
-        <w:t xml:space="preserve">. </w:t>
-      </w:r>
-      <w:r>
-        <w:t xml:space="preserve">Chi phí vận chuyển bao gồm tất cả chi phí liên quan đến vận chuyển, phân phối, trưng bày để bán sản phẩm là phần vốn mà </w:t>
-      </w:r>
-      <w:r>
-        <w:rPr>
-          <w:i/>
-        </w:rPr>
-        <w:t>nhà tư bản bán lẻ</w:t>
-      </w:r>
-      <w:r>
-        <w:t xml:space="preserve"> khác đầu tư vào sản phẩm để thu thêm lợi nhuận, do đó lợi nhuận của nhà tư bản sản xuất không bị khấu trừ bởi chi phí vận chuyển</w:t>
-      </w:r>
-      <w:r>
-        <w:t xml:space="preserve"> và hoạt động thương mại là vệt màu nhập nhòe giữa hoạt động sản xuất và hoạt động tài chính</w:t>
-      </w:r>
-      <w:r>
-        <w:t xml:space="preserve">. </w:t>
-      </w:r>
-      <w:r>
-        <w:t xml:space="preserve">Đối với nhà tư bản sản xuất, giá cả tự nhiên chủ yếu bao gồm tiền công, tiền thuê đất và lợi nhuận. </w:t>
-      </w:r>
-      <w:r>
-        <w:t>Đối với nhà tư bản bán lẻ, giá cả tự</w:t>
-      </w:r>
-      <w:r>
-        <w:t xml:space="preserve"> nhiên</w:t>
-      </w:r>
-      <w:r>
-        <w:t xml:space="preserve"> chủ yếu bao gồm chi phí vận chuyển và lợi nhuận. </w:t>
-      </w:r>
-      <w:r>
-        <w:t xml:space="preserve">Đối với </w:t>
-      </w:r>
-      <w:r>
-        <w:rPr>
-          <w:i/>
-        </w:rPr>
-        <w:t>nhà tư bản tài chính</w:t>
-      </w:r>
-      <w:r>
-        <w:t xml:space="preserve">, giá cả tự nhiên </w:t>
-      </w:r>
-      <w:r>
-        <w:t xml:space="preserve">chủ yếu </w:t>
-      </w:r>
-      <w:r>
-        <w:t xml:space="preserve">chỉ có lợi nhuận, ví dụ hoạt động cho vay lấy lãi. </w:t>
-      </w:r>
-      <w:r>
-        <w:t>Ghi chú, theo Gemini 2025</w:t>
-      </w:r>
-      <w:r>
-        <w:t xml:space="preserve">, </w:t>
-      </w:r>
-      <w:r>
-        <w:rPr>
-          <w:i/>
-        </w:rPr>
-        <w:t>tư bản</w:t>
-      </w:r>
-      <w:r>
-        <w:t xml:space="preserve"> </w:t>
-      </w:r>
-      <w:r>
-        <w:t xml:space="preserve">(capital) </w:t>
-      </w:r>
-      <w:r>
-        <w:t xml:space="preserve">và </w:t>
-      </w:r>
-      <w:r>
-        <w:rPr>
-          <w:i/>
-        </w:rPr>
-        <w:t>vốn</w:t>
-      </w:r>
-      <w:r>
-        <w:t xml:space="preserve"> là hai khái niệm tương tự</w:t>
-      </w:r>
-      <w:r>
-        <w:t xml:space="preserve"> nhưng có sự khác biệt tinh tế</w:t>
-      </w:r>
-      <w:r>
-        <w:t>, trong đó, v</w:t>
-      </w:r>
-      <w:r>
-        <w:t xml:space="preserve">ốn </w:t>
-      </w:r>
-      <w:r>
-        <w:t>có ngữ nghĩa</w:t>
-      </w:r>
-      <w:r>
-        <w:t xml:space="preserve"> rộng hơn, chỉ các nguồn lực được sử dụng trong quá trình sản xuất</w:t>
-      </w:r>
-      <w:r>
-        <w:t>, trong khi đó, t</w:t>
-      </w:r>
-      <w:r>
-        <w:t>ư bả</w:t>
-      </w:r>
-      <w:r>
-        <w:t xml:space="preserve">n </w:t>
-      </w:r>
-      <w:r>
-        <w:t>là một dạng cụ thể của vốn, bao gồm tiền</w:t>
-      </w:r>
-      <w:r>
-        <w:t xml:space="preserve"> bạc</w:t>
-      </w:r>
-      <w:r>
-        <w:t>, máy móc, thiết bị và các tài sản được sử dụng để sản xuất hàng hóa và dịch vụ.</w:t>
-      </w:r>
-      <w:r>
-        <w:t xml:space="preserve"> Năm thành tố gồm tiền công, vốn, chi phí cho bên thứ ba, chi phí vận chuyển và lợi nhuận đều có thể được đặt ánh xạ đến lượng lao động và cuối cùng quy về giá tiền</w:t>
-      </w:r>
-      <w:r>
-        <w:t>, nhưng yếu tố lợi nhuận là mấu chốt của hoạt động sản xuất tư bản vì đó là động lực thu lợi để nhà tư bản tổ chức hoạt động sản xuất, một cách trực tiếp là động lực của nguyên lý bàn tay vô hình vận hành cỗ máy kinh tế</w:t>
-      </w:r>
-      <w:r>
-        <w:t xml:space="preserve">. Tuy nhiên không thể lý giải lợi nhuận là tiền công cho hoạt động điều hành của nhà tư bản vì nếu nhà tư bản đầu tư một lượng vốn </w:t>
-      </w:r>
-      <w:r>
-        <w:t xml:space="preserve">&amp; tiền công </w:t>
-      </w:r>
-      <w:r>
-        <w:t xml:space="preserve">lớn thì lợi nhuận sẽ đạt nhiều hơn khi </w:t>
-      </w:r>
-      <w:r>
-        <w:t xml:space="preserve">mà </w:t>
-      </w:r>
-      <w:r>
-        <w:t xml:space="preserve">công sức giám sát và điều hành của họ không thể gia tăng vượt mức như lợi nhuận, </w:t>
-      </w:r>
-      <w:r>
-        <w:t>hơn nữa, tiền công giám sát và điều hành vẫn có thể được nhập vào tiền công lao động</w:t>
-      </w:r>
-      <w:r>
-        <w:t xml:space="preserve"> một cách tổng quát</w:t>
-      </w:r>
-      <w:r>
-        <w:t xml:space="preserve">, </w:t>
-      </w:r>
-      <w:r>
-        <w:t>nên Adam Smith cũng đề cập vấn đề này rằng lợi nhuận tỉ lệ với số vốn</w:t>
-      </w:r>
-      <w:r>
-        <w:t xml:space="preserve"> đầu tư</w:t>
-      </w:r>
-      <w:r>
-        <w:t xml:space="preserve">. </w:t>
-      </w:r>
-      <w:r>
-        <w:t>Nếu thế</w:t>
-      </w:r>
-      <w:r>
-        <w:t xml:space="preserve">, chẳng lẽ không có cách lý giải nào khác ngoài </w:t>
-      </w:r>
-      <w:r>
-        <w:t>khẳng định</w:t>
-      </w:r>
-      <w:r>
-        <w:t xml:space="preserve"> lợi nhuận là giá trị thặng dư </w:t>
-      </w:r>
-      <w:r>
-        <w:t xml:space="preserve">(surplus) </w:t>
-      </w:r>
-      <w:r>
-        <w:t xml:space="preserve">được bóc lột từ lao động của công nhân? Đúng vậy, lợi nhuận luôn ẩn chứa bóc lột sức lao động, tùy mức độ ít hay nhiều mà thôi. Tuy nhiên sự bóc lột luôn đi kèm với </w:t>
-      </w:r>
-      <w:r>
-        <w:rPr>
-          <w:i/>
-        </w:rPr>
-        <w:t>thế năng của trình độ sản xuất</w:t>
-      </w:r>
-      <w:r>
-        <w:t xml:space="preserve"> để tạo thành lợi nhuận</w:t>
-      </w:r>
-      <w:r>
-        <w:t xml:space="preserve"> tổng </w:t>
-      </w:r>
-      <w:r>
-        <w:lastRenderedPageBreak/>
-        <w:t>thể</w:t>
-      </w:r>
-      <w:r>
-        <w:t>.</w:t>
-      </w:r>
-      <w:r>
-        <w:t xml:space="preserve"> Khi nhà tư bản đầu tư thêm vốn thì lượng vốn thặng dư là tài sản của họ, thừa hưởng hay thừa hưởng bằng cách huy động bên ngoài và lượng vốn này tương ứng với lượng lao động được neo giữ bằng một trình độ sản xuất cao hơn rất nhiều trình độ sản xuất của công nhân, tạo nên một thế năng chênh lệch đổ xuống thành lợi nhuận</w:t>
-      </w:r>
-      <w:r>
-        <w:t>, mà sự bóc lột công nhân dù rất nhỏ cũng đủ để dịch chuyển thao tác trút nguồn lợi nhuận này</w:t>
-      </w:r>
-      <w:r>
-        <w:t>, tương tự ngòi nổ để kích nổ quả mìn.</w:t>
-      </w:r>
-      <w:r>
-        <w:t xml:space="preserve"> </w:t>
-      </w:r>
-      <w:r>
-        <w:t xml:space="preserve">Thế năng này cũng không phải một chiều mà </w:t>
-      </w:r>
-      <w:r>
-        <w:t>có</w:t>
-      </w:r>
-      <w:r>
-        <w:t xml:space="preserve"> hai chiều, ở chiều ngược lại, lượng lao động tức giá trị trao đổi trong công nhân bùng nổ thành giá cả tự nhiên tức giá tiền</w:t>
-      </w:r>
-      <w:r>
-        <w:t xml:space="preserve"> </w:t>
-      </w:r>
-      <w:r>
-        <w:t>bất kể</w:t>
-      </w:r>
-      <w:r>
-        <w:t xml:space="preserve"> tồn tại sự bóc lột</w:t>
-      </w:r>
-      <w:r>
-        <w:t xml:space="preserve">. </w:t>
-      </w:r>
-      <w:r>
-        <w:t xml:space="preserve">Nhà tư bản còn có những vốn (thế năng) khác tuy vô hình nhưng cực kỳ có giá trị như nắm bắt nhu cầu, đi đầu chuỗi cung ứng. </w:t>
-      </w:r>
-      <w:r>
-        <w:t xml:space="preserve">Ghi chú &amp; lưu ý: tỉ suất lợi nhuận không tuyến tính với vốn mà thường đi theo hàm số phi tuyến, ví dụ, 10 đồng vốn cho 2 đồng lời tối đa nên 20 đồng vốn cho 4 đồng lời (tuyến tính) nhưng 30 đồng vốn có thể cho nhiều hơn 6 đồng lời (phi tuyến) vì bóc lột và/hoặc kỹ năng sản xuất </w:t>
+        <w:t xml:space="preserve">có thể cho nhiều hơn 6 đồng lời (phi tuyến) vì bóc lột và/hoặc kỹ năng sản xuất </w:t>
       </w:r>
       <w:r>
         <w:rPr>
@@ -3367,16 +3422,11 @@
         <w:t>,</w:t>
       </w:r>
       <w:r>
-        <w:t xml:space="preserve"> sở hữu trí </w:t>
-      </w:r>
-      <w:proofErr w:type="gramStart"/>
-      <w:r>
-        <w:t>tuệ</w:t>
+        <w:t xml:space="preserve"> sở hữu trí tuệ</w:t>
       </w:r>
       <w:r>
         <w:t>,…</w:t>
       </w:r>
-      <w:proofErr w:type="gramEnd"/>
       <w:r>
         <w:t xml:space="preserve"> thuộc trình độ sản xuất</w:t>
       </w:r>
@@ -3392,6 +3442,7 @@
         <w:ind w:firstLine="360"/>
       </w:pPr>
       <w:r>
+        <w:lastRenderedPageBreak/>
         <w:t xml:space="preserve">Adam Smith tập trung vào ba thành tố cơ bản của giá cả tự nhiên: </w:t>
       </w:r>
       <w:r>
@@ -3462,6 +3513,7 @@
           <w:id w:val="-928275484"/>
           <w:citation/>
         </w:sdtPr>
+        <w:sdtEndPr/>
         <w:sdtContent>
           <w:r>
             <w:fldChar w:fldCharType="begin"/>
@@ -3515,6 +3567,7 @@
           <w:id w:val="-1437976585"/>
           <w:citation/>
         </w:sdtPr>
+        <w:sdtEndPr/>
         <w:sdtContent>
           <w:r>
             <w:fldChar w:fldCharType="begin"/>
@@ -3537,11 +3590,7 @@
         </w:sdtContent>
       </w:sdt>
       <w:r>
-        <w:t xml:space="preserve">, cũng như giữa </w:t>
-      </w:r>
-      <w:r>
-        <w:lastRenderedPageBreak/>
-        <w:t>giá cả tự nhiên với tiền công, tiền thuê đất &amp; lợi nhuận,</w:t>
+        <w:t>, cũng như giữa giá cả tự nhiên với tiền công, tiền thuê đất &amp; lợi nhuận,</w:t>
       </w:r>
       <w:r>
         <w:t xml:space="preserve"> nên sự điều chỉnh của giá cả thị trường theo </w:t>
@@ -3593,6 +3642,7 @@
           <w:id w:val="858865724"/>
           <w:citation/>
         </w:sdtPr>
+        <w:sdtEndPr/>
         <w:sdtContent>
           <w:r>
             <w:fldChar w:fldCharType="begin"/>
@@ -4242,7 +4292,11 @@
         <w:t xml:space="preserve"> </w:t>
       </w:r>
       <w:r>
-        <w:t xml:space="preserve">Một cách chính xác, vốn là ánh sáng trắng tổng hợp nhiều ánh sáng màu ở những bước sóng khác nhau như </w:t>
+        <w:t xml:space="preserve">Một cách chính xác, vốn là ánh sáng trắng tổng hợp nhiều ánh sáng màu ở những bước sóng khác nhau </w:t>
+      </w:r>
+      <w:r>
+        <w:lastRenderedPageBreak/>
+        <w:t xml:space="preserve">như </w:t>
       </w:r>
       <w:r>
         <w:t xml:space="preserve">hàng hóa, </w:t>
@@ -4251,15 +4305,7 @@
         <w:t xml:space="preserve">lượng tiền, </w:t>
       </w:r>
       <w:r>
-        <w:t xml:space="preserve">lượng lao động, lượng thỏa mãn, trình độ sản </w:t>
-      </w:r>
-      <w:proofErr w:type="gramStart"/>
-      <w:r>
-        <w:t>xuất,…</w:t>
-      </w:r>
-      <w:proofErr w:type="gramEnd"/>
-      <w:r>
-        <w:t xml:space="preserve"> nhưng vốn tổng quát hơn hàng hóa mà vẫn cụ thể như hàng hóa</w:t>
+        <w:t>lượng lao động, lượng thỏa mãn, trình độ sản xuất,… nhưng vốn tổng quát hơn hàng hóa mà vẫn cụ thể như hàng hóa</w:t>
       </w:r>
       <w:r>
         <w:t>. Vốn không hoàn toàn cố định như nhà xưởng đất đai và cũng không hoàn toàn lưu động như chi thường xuyên</w:t>
@@ -4321,7 +4367,6 @@
         <w:ind w:firstLine="360"/>
       </w:pPr>
       <w:r>
-        <w:lastRenderedPageBreak/>
         <w:t xml:space="preserve">Nhắc lại, giá cả tự nhiên của hàng hóa được định nghĩa tổng quát bao gồm: 1) </w:t>
       </w:r>
       <w:r>
@@ -4349,15 +4394,7 @@
         <w:t>vốn</w:t>
       </w:r>
       <w:r>
-        <w:t xml:space="preserve"> cố định (nhà xưởng, máy </w:t>
-      </w:r>
-      <w:proofErr w:type="gramStart"/>
-      <w:r>
-        <w:t>móc,…</w:t>
-      </w:r>
-      <w:proofErr w:type="gramEnd"/>
-      <w:r>
-        <w:t xml:space="preserve">) với biến số </w:t>
+        <w:t xml:space="preserve"> cố định (nhà xưởng, máy móc,…) với biến số </w:t>
       </w:r>
       <w:r>
         <w:rPr>
@@ -4588,7 +4625,6 @@
       <w:r>
         <w:t xml:space="preserve">Giá sử </w:t>
       </w:r>
-      <w:proofErr w:type="gramStart"/>
       <w:r>
         <w:rPr>
           <w:i/>
@@ -4598,7 +4634,6 @@
       <w:r>
         <w:t>(</w:t>
       </w:r>
-      <w:proofErr w:type="gramEnd"/>
       <w:r>
         <w:rPr>
           <w:i/>
@@ -6584,6 +6619,7 @@
     </w:p>
     <w:p>
       <w:r>
+        <w:lastRenderedPageBreak/>
         <w:t xml:space="preserve">Lưu ý, </w:t>
       </w:r>
       <w:r>
@@ -8052,7 +8088,6 @@
       <w:r>
         <w:t xml:space="preserve">Biểu thức (1 + </w:t>
       </w:r>
-      <w:proofErr w:type="gramStart"/>
       <w:r>
         <w:rPr>
           <w:i/>
@@ -8070,7 +8105,6 @@
         </w:rPr>
         <w:t>θ</w:t>
       </w:r>
-      <w:proofErr w:type="gramEnd"/>
       <w:r>
         <w:t xml:space="preserve"> quan trọng nhất trong công thức trên vì biến đổi hàm TNTĐSX thành hàm mũ phi tuyến, dẫn đến lợi nhuận tăng vượt bậc nhờ vào tham số trình độ sản xuất </w:t>
       </w:r>
@@ -8156,6 +8190,7 @@
         <w:ind w:firstLine="360"/>
       </w:pPr>
       <w:r>
+        <w:lastRenderedPageBreak/>
         <w:t>Nhìn chung TNTĐSX có xu hướng ngày càng gia tăng vốn tức ngày càng gia tăng lượng của cải, buộc nhà tư bản phải đầu tư mua thêm phương tiện sản xuất và đặc biệt, phải thuê thêm nhân công khiến tăng cung thị trường lao động nên làm tăng tiền công.</w:t>
       </w:r>
       <w:r>
@@ -8186,7 +8221,6 @@
         <w:t xml:space="preserve">cố định </w:t>
       </w:r>
       <w:r>
-        <w:lastRenderedPageBreak/>
         <w:t xml:space="preserve">với trình độ sản xuất của công nhân đã tới hạn </w:t>
       </w:r>
       <w:r>
@@ -8376,6 +8410,7 @@
           <w:id w:val="-830607386"/>
           <w:citation/>
         </w:sdtPr>
+        <w:sdtEndPr/>
         <w:sdtContent>
           <w:r>
             <w:fldChar w:fldCharType="begin"/>
@@ -8422,7 +8457,11 @@
         <w:t xml:space="preserve"> hay thị trường</w:t>
       </w:r>
       <w:r>
-        <w:t xml:space="preserve">. Nếu cỗ xe kinh tế không thể dừng </w:t>
+        <w:t xml:space="preserve">. Nếu cỗ xe kinh tế không thể </w:t>
+      </w:r>
+      <w:r>
+        <w:lastRenderedPageBreak/>
+        <w:t xml:space="preserve">dừng </w:t>
       </w:r>
       <w:r>
         <w:t>với</w:t>
@@ -8455,11 +8494,7 @@
         <w:t>lượng</w:t>
       </w:r>
       <w:r>
-        <w:t xml:space="preserve"> thỏa mãn của loài người gần như vô hạn theo thỏa mãn tinh thần, do đó một khi </w:t>
-      </w:r>
-      <w:r>
-        <w:lastRenderedPageBreak/>
-        <w:t>nhu cầu xã hội chưa kịp mở rộng sang địa hạt tinh thần để sản phẩm tinh thần đuổi theo từ sự thăng hoa của sản phẩm vật chất thì lượng sản phẩm vật chất còn lại trở thành dư thừa – dư thừa công suất.</w:t>
+        <w:t xml:space="preserve"> thỏa mãn của loài người gần như vô hạn theo thỏa mãn tinh thần, do đó một khi nhu cầu xã hội chưa kịp mở rộng sang địa hạt tinh thần để sản phẩm tinh thần đuổi theo từ sự thăng hoa của sản phẩm vật chất thì lượng sản phẩm vật chất còn lại trở thành dư thừa – dư thừa công suất.</w:t>
       </w:r>
     </w:p>
     <w:p>
@@ -8630,6 +8665,7 @@
           <w:id w:val="1016192634"/>
           <w:citation/>
         </w:sdtPr>
+        <w:sdtEndPr/>
         <w:sdtContent>
           <w:r>
             <w:fldChar w:fldCharType="begin"/>
@@ -8671,6 +8707,7 @@
           <w:id w:val="-537596091"/>
           <w:citation/>
         </w:sdtPr>
+        <w:sdtEndPr/>
         <w:sdtContent>
           <w:r>
             <w:fldChar w:fldCharType="begin"/>
@@ -8706,6 +8743,7 @@
           <w:id w:val="-237867708"/>
           <w:citation/>
         </w:sdtPr>
+        <w:sdtEndPr/>
         <w:sdtContent>
           <w:r>
             <w:fldChar w:fldCharType="begin"/>
@@ -8756,6 +8794,7 @@
           <w:id w:val="818621990"/>
           <w:citation/>
         </w:sdtPr>
+        <w:sdtEndPr/>
         <w:sdtContent>
           <w:r>
             <w:fldChar w:fldCharType="begin"/>
@@ -8829,6 +8868,7 @@
         <w:t xml:space="preserve"> xu hướng </w:t>
       </w:r>
       <w:r>
+        <w:lastRenderedPageBreak/>
         <w:t>nổi trội</w:t>
       </w:r>
       <w:r>
@@ -8909,11 +8949,7 @@
         <w:t>Bây giờ ta sẽ nghiên cứu kỹ hơn về lợi nhuận.</w:t>
       </w:r>
       <w:r>
-        <w:t xml:space="preserve"> Lợi nhuận trên </w:t>
-      </w:r>
-      <w:r>
-        <w:lastRenderedPageBreak/>
-        <w:t xml:space="preserve">căn bản tăng theo lượng vốn nhưng Adam Smith còn phân tích rằng lợi nhuận còn bị chi phối bởi nhiều yếu tố như giá cả hàng hóa trên thị trường, những rủi ro trong vận tải hàng hóa &amp; cạnh tranh, thậm chi khi vốn tăng hẳn nhiên làm tăng lợi nhuận nhưng vốn tăng sẽ dẫn đến tiền công tăng gián tiếp làm giảm lợi nhuận cho nhà tư bản đồng thời vốn tăng cũng khiến các nhà tư bản cạnh tranh nhau </w:t>
+        <w:t xml:space="preserve"> Lợi nhuận trên căn bản tăng theo lượng vốn nhưng Adam Smith còn phân tích rằng lợi nhuận còn bị chi phối bởi nhiều yếu tố như giá cả hàng hóa trên thị trường, những rủi ro trong vận tải hàng hóa &amp; cạnh tranh, thậm chi khi vốn tăng hẳn nhiên làm tăng lợi nhuận nhưng vốn tăng sẽ dẫn đến tiền công tăng gián tiếp làm giảm lợi nhuận cho nhà tư bản đồng thời vốn tăng cũng khiến các nhà tư bản cạnh tranh nhau </w:t>
       </w:r>
       <w:r>
         <w:t xml:space="preserve">gián tiếp làm giảm lợi nhuận. Do đó nguyên lý bàn tay vô hình gây ra và phụ thuộc vào nhiều yếu tố với những tương tác đa chiều mà các lý thuyết kinh tế chỉ có thể tập trung giới hạn vào một số yếu tố để lý giải quan điểm riêng, phụ thuộc vào cách nhìn và phục </w:t>
@@ -8935,6 +8971,7 @@
           <w:id w:val="94758853"/>
           <w:citation/>
         </w:sdtPr>
+        <w:sdtEndPr/>
         <w:sdtContent>
           <w:r>
             <w:fldChar w:fldCharType="begin"/>
@@ -9048,6 +9085,7 @@
           <w:id w:val="1750545302"/>
           <w:citation/>
         </w:sdtPr>
+        <w:sdtEndPr/>
         <w:sdtContent>
           <w:r>
             <w:fldChar w:fldCharType="begin"/>
@@ -9080,6 +9118,7 @@
           <w:id w:val="1019284471"/>
           <w:citation/>
         </w:sdtPr>
+        <w:sdtEndPr/>
         <w:sdtContent>
           <w:r>
             <w:fldChar w:fldCharType="begin"/>
@@ -9141,7 +9180,11 @@
         <w:t>,</w:t>
       </w:r>
       <w:r>
-        <w:t xml:space="preserve"> và giúp hạn chế luôn ô nhiễm môi trường ở một số ngành công nghiệp khái thác và chế tạo, nhưng trọng tâm dịch vụ ngay cả kết hợp sản xuất hàng tiêu dùng cũng một mặt hạn chế tính đa dạng của nền kinh tế và một mặt khiến ta xao lãng sự tuyệt diệu của công nghệ cao</w:t>
+        <w:t xml:space="preserve"> và giúp hạn chế luôn ô nhiễm môi trường ở một số ngành công nghiệp khái thác và chế tạo, nhưng trọng tâm dịch vụ ngay cả kết hợp sản xuất hàng tiêu </w:t>
+      </w:r>
+      <w:r>
+        <w:lastRenderedPageBreak/>
+        <w:t>dùng cũng một mặt hạn chế tính đa dạng của nền kinh tế và một mặt khiến ta xao lãng sự tuyệt diệu của công nghệ cao</w:t>
       </w:r>
       <w:r>
         <w:t xml:space="preserve"> </w:t>
@@ -9236,11 +9279,7 @@
         <w:t>nhưng</w:t>
       </w:r>
       <w:r>
-        <w:t xml:space="preserve"> tập trung vào tổng </w:t>
-      </w:r>
-      <w:r>
-        <w:lastRenderedPageBreak/>
-        <w:t>số lợi nhuận nhưng tỉ suất lợi nhuận cũng có vai trò quan trọng để điều phối và đa dạng h</w:t>
+        <w:t xml:space="preserve"> tập trung vào tổng số lợi nhuận nhưng tỉ suất lợi nhuận cũng có vai trò quan trọng để điều phối và đa dạng h</w:t>
       </w:r>
       <w:r>
         <w:t>óa</w:t>
@@ -9571,6 +9610,7 @@
           <w:id w:val="-1807149233"/>
           <w:citation/>
         </w:sdtPr>
+        <w:sdtEndPr/>
         <w:sdtContent>
           <w:r>
             <w:fldChar w:fldCharType="begin"/>
@@ -9606,6 +9646,7 @@
           <w:id w:val="-1754665230"/>
           <w:citation/>
         </w:sdtPr>
+        <w:sdtEndPr/>
         <w:sdtContent>
           <w:r>
             <w:fldChar w:fldCharType="begin"/>
@@ -9649,7 +9690,11 @@
         <w:t xml:space="preserve">tỉ suất lợi nhuận. </w:t>
       </w:r>
       <w:r>
-        <w:t xml:space="preserve">Khi tự nhiên góp mặt trực tiếp vào hoạt động nông nghiệp &amp; khai thác tài nguyên thì trình độ sản xuất cũng cộng hưởng và/hoặc dần thay thế tính trực tiếp của tự nhiên, do đó, </w:t>
+        <w:t xml:space="preserve">Khi tự nhiên góp mặt trực tiếp vào hoạt động </w:t>
+      </w:r>
+      <w:r>
+        <w:lastRenderedPageBreak/>
+        <w:t xml:space="preserve">nông nghiệp &amp; khai thác tài nguyên thì trình độ sản xuất cũng cộng hưởng và/hoặc dần thay thế tính trực tiếp của tự nhiên, do đó, </w:t>
       </w:r>
       <w:r>
         <w:t xml:space="preserve">trình độ sản xuất quyết định mức độ thành công của tất cả các ngành kể cả nông nghiệp </w:t>
@@ -9672,11 +9717,7 @@
         <w:ind w:firstLine="360"/>
       </w:pPr>
       <w:r>
-        <w:t xml:space="preserve">Tỉ suất lợi nhuận tăng tốc tốc độ tích lũy tư bản nên nếu muốn tích lũy tư bản càng nhanh thì ngoài tăng mức độ bóc lột lao động trong công nghiệp chỉ còn cách gia tăng tối đa lợi thế </w:t>
-      </w:r>
-      <w:r>
-        <w:lastRenderedPageBreak/>
-        <w:t>cạnh tranh bằng bí quyết công nghệ mà chính khoa học công nghệ mới vượt mức giới hạn trình độ sản xuất, đi trước một bước thỏa mãn nhu cầu còn hơn cả sự xuất hiện của xa xỉ phẩm – một chỉ dấu của nền kinh tế phát triển phong phú đối nghịch với cái có vẻ tương tự nhưng thực chất tai hại – sự găm hàng đẩy giá quá mức giá trị vốn có</w:t>
+        <w:t>Tỉ suất lợi nhuận tăng tốc tốc độ tích lũy tư bản nên nếu muốn tích lũy tư bản càng nhanh thì ngoài tăng mức độ bóc lột lao động trong công nghiệp chỉ còn cách gia tăng tối đa lợi thế cạnh tranh bằng bí quyết công nghệ mà chính khoa học công nghệ mới vượt mức giới hạn trình độ sản xuất, đi trước một bước thỏa mãn nhu cầu còn hơn cả sự xuất hiện của xa xỉ phẩm – một chỉ dấu của nền kinh tế phát triển phong phú đối nghịch với cái có vẻ tương tự nhưng thực chất tai hại – sự găm hàng đẩy giá quá mức giá trị vốn có</w:t>
       </w:r>
       <w:r>
         <w:t>, sự khan hiếm giả tạo thổi phồng ảo tưởng lượng thỏa mãn và ngược lại</w:t>
@@ -9752,6 +9793,7 @@
           <w:id w:val="-1729362216"/>
           <w:citation/>
         </w:sdtPr>
+        <w:sdtEndPr/>
         <w:sdtContent>
           <w:r>
             <w:fldChar w:fldCharType="begin"/>
@@ -9817,6 +9859,7 @@
           <w:id w:val="275537392"/>
           <w:citation/>
         </w:sdtPr>
+        <w:sdtEndPr/>
         <w:sdtContent>
           <w:r>
             <w:fldChar w:fldCharType="begin"/>
@@ -10010,7 +10053,11 @@
         <w:t xml:space="preserve">. </w:t>
       </w:r>
       <w:r>
-        <w:t>Vấn đề thứ hai – tập trung &amp; phân bổ vốn</w:t>
+        <w:t xml:space="preserve">Vấn đề thứ hai – </w:t>
+      </w:r>
+      <w:r>
+        <w:lastRenderedPageBreak/>
+        <w:t>tập trung &amp; phân bổ vốn</w:t>
       </w:r>
       <w:r>
         <w:t xml:space="preserve"> </w:t>
@@ -10046,11 +10093,7 @@
         <w:t xml:space="preserve">tôi nghĩ rằng </w:t>
       </w:r>
       <w:r>
-        <w:t xml:space="preserve">tự do hóa </w:t>
-      </w:r>
-      <w:r>
-        <w:lastRenderedPageBreak/>
-        <w:t xml:space="preserve">hoạt động kinh doanh </w:t>
+        <w:t xml:space="preserve">tự do hóa hoạt động kinh doanh </w:t>
       </w:r>
       <w:r>
         <w:t xml:space="preserve">hộ </w:t>
@@ -10125,6 +10168,7 @@
           <w:id w:val="-292298351"/>
           <w:citation/>
         </w:sdtPr>
+        <w:sdtEndPr/>
         <w:sdtContent>
           <w:r>
             <w:fldChar w:fldCharType="begin"/>
@@ -10295,6 +10339,7 @@
           <w:id w:val="1939103453"/>
           <w:citation/>
         </w:sdtPr>
+        <w:sdtEndPr/>
         <w:sdtContent>
           <w:r>
             <w:fldChar w:fldCharType="begin"/>
@@ -10342,6 +10387,7 @@
           <w:id w:val="-1639101798"/>
           <w:citation/>
         </w:sdtPr>
+        <w:sdtEndPr/>
         <w:sdtContent>
           <w:r>
             <w:fldChar w:fldCharType="begin"/>
@@ -10372,6 +10418,7 @@
         <w:ind w:firstLine="360"/>
       </w:pPr>
       <w:r>
+        <w:lastRenderedPageBreak/>
         <w:t>Lợi nhuận ròng là lợi nhuận trừ khấu hao &amp; thuế và tiền lãi được tính trên lợi nhuận ròng</w:t>
       </w:r>
       <w:sdt>
@@ -10379,6 +10426,7 @@
           <w:id w:val="-1427492754"/>
           <w:citation/>
         </w:sdtPr>
+        <w:sdtEndPr/>
         <w:sdtContent>
           <w:r>
             <w:fldChar w:fldCharType="begin"/>
@@ -10437,11 +10485,7 @@
         <w:t>huy động</w:t>
       </w:r>
       <w:r>
-        <w:t xml:space="preserve"> càng không cao khiến người dân khó mà </w:t>
-      </w:r>
-      <w:r>
-        <w:lastRenderedPageBreak/>
-        <w:t xml:space="preserve">sống dựa vào tiền gởi tiết kiệm nhưng đồng thời lại kích thích họ sản suất &amp; kinh doanh. Sự đòi hỏi ép lạm phát không thể quá cao gây nguy hại nền kinh tế &amp; bất ổn xã hội khiến lãi suất không thể quá thấp bởi vì kích thích xuất khẩu, một cách ánh xạ máy móc khiến tỉ suất lợi nhuận không được quá cao nhưng trên thực tế, tỉ suất lợi nhuận càng cao càng khiến lượng của cải được sinh sôi nảy nở, do đó nghịch biến này có xu hướng làm trầm trọng vấn đề bóc lột lao động giảm tiền công nhưng tăng sản xuất – một vấn đề không thể tránh khỏi. Còn </w:t>
+        <w:t xml:space="preserve"> càng không cao khiến người dân khó mà sống dựa vào tiền gởi tiết kiệm nhưng đồng thời lại kích thích họ sản suất &amp; kinh doanh. Sự đòi hỏi ép lạm phát không thể quá cao gây nguy hại nền kinh tế &amp; bất ổn xã hội khiến lãi suất không thể quá thấp bởi vì kích thích xuất khẩu, một cách ánh xạ máy móc khiến tỉ suất lợi nhuận không được quá cao nhưng trên thực tế, tỉ suất lợi nhuận càng cao càng khiến lượng của cải được sinh sôi nảy nở, do đó nghịch biến này có xu hướng làm trầm trọng vấn đề bóc lột lao động giảm tiền công nhưng tăng sản xuất – một vấn đề không thể tránh khỏi. Còn </w:t>
       </w:r>
       <w:r>
         <w:t>các</w:t>
@@ -10540,6 +10584,7 @@
           <w:id w:val="505012827"/>
           <w:citation/>
         </w:sdtPr>
+        <w:sdtEndPr/>
         <w:sdtContent>
           <w:r>
             <w:fldChar w:fldCharType="begin"/>
@@ -10626,6 +10671,7 @@
           <w:id w:val="-1076973253"/>
           <w:citation/>
         </w:sdtPr>
+        <w:sdtEndPr/>
         <w:sdtContent>
           <w:r>
             <w:fldChar w:fldCharType="begin"/>
@@ -10672,7 +10718,11 @@
         <w:t>do</w:t>
       </w:r>
       <w:r>
-        <w:t xml:space="preserve"> thổi giá và khan hiếm giả tạo nhưng chương trình đầu tư vốn vào công nghệ cao của chính phủ không khác bao nhiêu đầu cơ vì khi cần sẽ tập trung vào một số ngành trọng điểm, nếu thành công sẽ đẩy ra</w:t>
+        <w:t xml:space="preserve"> thổi giá và khan hiếm giả tạo nhưng chương trình đầu tư vốn vào công nghệ </w:t>
+      </w:r>
+      <w:r>
+        <w:lastRenderedPageBreak/>
+        <w:t>cao của chính phủ không khác bao nhiêu đầu cơ vì khi cần sẽ tập trung vào một số ngành trọng điểm, nếu thành công sẽ đẩy ra</w:t>
       </w:r>
       <w:r>
         <w:t>/bán ra</w:t>
@@ -10701,11 +10751,7 @@
         <w:t xml:space="preserve">Sự bất bình đẳng trong tiền công và lợi nhuận bởi khách quan là tự nhiên nên xảy ra cái đối trọng với nó là sự bình đẳng giữa các mặt thuận lợi và khó khăn trong cách sử dụng lao động (trả tiền công) và vốn (thu lợi nhuận). Theo Adam Smith, sự bình đẳng </w:t>
       </w:r>
       <w:r>
-        <w:t xml:space="preserve">này tức sự ổn định về </w:t>
-      </w:r>
-      <w:r>
-        <w:lastRenderedPageBreak/>
-        <w:t>tiền công và lợi nhuận sẽ đạt</w:t>
+        <w:t>này tức sự ổn định về tiền công và lợi nhuận sẽ đạt</w:t>
       </w:r>
       <w:r>
         <w:t xml:space="preserve"> được trong ba trường hợp sau</w:t>
@@ -10715,6 +10761,7 @@
           <w:id w:val="-29260260"/>
           <w:citation/>
         </w:sdtPr>
+        <w:sdtEndPr/>
         <w:sdtContent>
           <w:r>
             <w:fldChar w:fldCharType="begin"/>
@@ -10839,6 +10886,7 @@
           <w:id w:val="-1835298185"/>
           <w:citation/>
         </w:sdtPr>
+        <w:sdtEndPr/>
         <w:sdtContent>
           <w:r>
             <w:fldChar w:fldCharType="begin"/>
@@ -10994,6 +11042,91 @@
       </w:r>
       <w:r>
         <w:t xml:space="preserve"> </w:t>
+      </w:r>
+      <w:r>
+        <w:t>Dân chúng buôn bán vùng biên giới loại trừ trường hợp vi phạm như buôn lậu</w:t>
+      </w:r>
+      <w:r>
+        <w:t xml:space="preserve"> và loại trừ việc thiếu sự bảo vệ</w:t>
+      </w:r>
+      <w:r>
+        <w:t xml:space="preserve">, nếu </w:t>
+      </w:r>
+      <w:r>
+        <w:t xml:space="preserve">tự phát </w:t>
+      </w:r>
+      <w:r>
+        <w:t xml:space="preserve">qua lại nước bạn </w:t>
+      </w:r>
+      <w:r>
+        <w:lastRenderedPageBreak/>
+        <w:t xml:space="preserve">buôn bán </w:t>
+      </w:r>
+      <w:r>
+        <w:t xml:space="preserve">tuy chưa thể gây tổn hại kinh tế quốc dân (cần nghiên cứu kỹ hơn) </w:t>
+      </w:r>
+      <w:r>
+        <w:t>nhưng</w:t>
+      </w:r>
+      <w:r>
+        <w:t xml:space="preserve"> không thể là dấu hiệu tốt nhưng ta đành phải buông lỏng vì sinh kế của người dân</w:t>
+      </w:r>
+      <w:r>
+        <w:t>.</w:t>
+      </w:r>
+      <w:r>
+        <w:t xml:space="preserve"> </w:t>
+      </w:r>
+      <w:r>
+        <w:t xml:space="preserve">Tuy nhiên </w:t>
+      </w:r>
+      <w:r>
+        <w:t xml:space="preserve">cần </w:t>
+      </w:r>
+      <w:r>
+        <w:t>khuyến khích</w:t>
+      </w:r>
+      <w:r>
+        <w:t xml:space="preserve"> dân chúng tự do</w:t>
+      </w:r>
+      <w:r>
+        <w:t xml:space="preserve"> </w:t>
+      </w:r>
+      <w:r>
+        <w:t>làm việc và buôn bán giữa các tỉnh kề nhau vì</w:t>
+      </w:r>
+      <w:r>
+        <w:t xml:space="preserve"> bên cạnh sự hoạt tác giao thương,</w:t>
+      </w:r>
+      <w:r>
+        <w:t xml:space="preserve"> </w:t>
+      </w:r>
+      <w:r>
+        <w:t>xảy ra trường hợp</w:t>
+      </w:r>
+      <w:r>
+        <w:t xml:space="preserve"> một người dân tại một địa phương gần </w:t>
+      </w:r>
+      <w:r>
+        <w:t xml:space="preserve">hoặc phù hợp trong công việc </w:t>
+      </w:r>
+      <w:r>
+        <w:t xml:space="preserve">với trung tâm thị tứ ở tỉnh bạn hơn là trung tâm thị tứ của tỉnh mình, điều này tất yếu dẫn đến hình thành vùng kinh tế </w:t>
+      </w:r>
+      <w:r>
+        <w:t xml:space="preserve">liên kết một số tỉnh tương đồng </w:t>
+      </w:r>
+      <w:r>
+        <w:t>một cách tự nhiên</w:t>
+      </w:r>
+      <w:r>
+        <w:t xml:space="preserve"> nên việc quy hoạch vùng cần được chú tâm</w:t>
+      </w:r>
+      <w:r>
+        <w:t>. May mắn thay tiến trình bottom-up trong trường hợp này phù hợp với tiến trình top-down của chiến lược quy hoạch kinh tế tổng thể</w:t>
+      </w:r>
+      <w:r>
+        <w:t xml:space="preserve">. </w:t>
       </w:r>
       <w:r>
         <w:t>Liên quan</w:t>
@@ -11021,6 +11154,7 @@
           <w:id w:val="-804161269"/>
           <w:citation/>
         </w:sdtPr>
+        <w:sdtEndPr/>
         <w:sdtContent>
           <w:r>
             <w:fldChar w:fldCharType="begin"/>
@@ -11059,6 +11193,7 @@
           <w:id w:val="1191729591"/>
           <w:citation/>
         </w:sdtPr>
+        <w:sdtEndPr/>
         <w:sdtContent>
           <w:r>
             <w:fldChar w:fldCharType="begin"/>
@@ -11084,11 +11219,7 @@
         <w:t>, đây ngầm định của nguyên lý bàn tay vô hình khi chủ nghĩa tự do kinh tế có xu hướng thẩm thấu đến từng cá nhân khiến kinh tế tư nhân động đến mức tối đa có thể, buộc phải có định hướng hay chế tài như khương tuyến nòng súng</w:t>
       </w:r>
       <w:r>
-        <w:t xml:space="preserve"> một khi </w:t>
-      </w:r>
-      <w:r>
-        <w:lastRenderedPageBreak/>
-        <w:t>xảy ra bùng nổ</w:t>
+        <w:t xml:space="preserve"> một khi xảy ra bùng nổ</w:t>
       </w:r>
       <w:r>
         <w:t xml:space="preserve">. </w:t>
@@ -11123,15 +11254,7 @@
         <w:t>vốn</w:t>
       </w:r>
       <w:r>
-        <w:t xml:space="preserve"> của nhà tư bản bao gồm nguồn lực (nhà xưởng, máy </w:t>
-      </w:r>
-      <w:proofErr w:type="gramStart"/>
-      <w:r>
-        <w:t>móc,…</w:t>
-      </w:r>
-      <w:proofErr w:type="gramEnd"/>
-      <w:r>
-        <w:t xml:space="preserve">) được sử dụng trong sản xuất ngoài tiền công và ngoài chi phí cho bên thứ ba, 3) </w:t>
+        <w:t xml:space="preserve"> của nhà tư bản bao gồm nguồn lực (nhà xưởng, máy móc,…) được sử dụng trong sản xuất ngoài tiền công và ngoài chi phí cho bên thứ ba, 3) </w:t>
       </w:r>
       <w:r>
         <w:t>chi phí cho bên thứ ba</w:t>
@@ -11204,6 +11327,7 @@
           <w:id w:val="-1831432882"/>
           <w:citation/>
         </w:sdtPr>
+        <w:sdtEndPr/>
         <w:sdtContent>
           <w:r>
             <w:fldChar w:fldCharType="begin"/>
@@ -11233,6 +11357,7 @@
           <w:id w:val="-315653010"/>
           <w:citation/>
         </w:sdtPr>
+        <w:sdtEndPr/>
         <w:sdtContent>
           <w:r>
             <w:fldChar w:fldCharType="begin"/>
@@ -11262,6 +11387,7 @@
           <w:id w:val="1161807158"/>
           <w:citation/>
         </w:sdtPr>
+        <w:sdtEndPr/>
         <w:sdtContent>
           <w:r>
             <w:fldChar w:fldCharType="begin"/>
@@ -11320,7 +11446,11 @@
         <w:t>kinh tế tư nhân nhưng có thể phân tán tình trạng tích lũy ruộng đất quá mức</w:t>
       </w:r>
       <w:r>
-        <w:t xml:space="preserve">. Hậu quả của việc tiền thuê đất là hậu quả của giá cả (tức hậu quả của hậu quả) là tình huống thổi phồng giá đất trên thị trường bất động sản, theo đó giá đất gần với hoạt động tài chính cho vay lấy lãi mà sự điều chỉnh giá cả thị trường của giá đất không vận hành tự động được một cách trơn tru như thị trường tài chính mà hệ thống tiền tệ &amp; tài chính phức tạp, khó dự đoán hơn kỳ vọng chủ quan của chủ đất khi tăng giá đất, hẳn nhiên vẫn có mánh lới trong đầu tư thị trường chứng khoán nhưng bất luận thế nào, đầu cơ thổi giá trong bất cứ thị trường nào cũng luôn dẫn đến hậu quả </w:t>
+        <w:t xml:space="preserve">. Hậu quả của việc tiền thuê đất là hậu quả của giá cả (tức hậu quả của hậu quả) là tình huống thổi phồng giá đất trên thị trường bất động sản, theo đó giá đất </w:t>
+      </w:r>
+      <w:r>
+        <w:lastRenderedPageBreak/>
+        <w:t xml:space="preserve">gần với hoạt động tài chính cho vay lấy lãi mà sự điều chỉnh giá cả thị trường của giá đất không vận hành tự động được một cách trơn tru như thị trường tài chính mà hệ thống tiền tệ &amp; tài chính phức tạp, khó dự đoán hơn kỳ vọng chủ quan của chủ đất khi tăng giá đất, hẳn nhiên vẫn có mánh lới trong đầu tư thị trường chứng khoán nhưng bất luận thế nào, đầu cơ thổi giá trong bất cứ thị trường nào cũng luôn dẫn đến hậu quả </w:t>
       </w:r>
       <w:r>
         <w:t>tai</w:t>
@@ -11359,11 +11489,7 @@
         <w:t xml:space="preserve"> xuất hiện thế năng trình độ sản xuất với lưu ý rằng vốn đại diện trình độ sản xuất nhưng đất đai trong hiện tượng bất bình đẳng này chưa chuyển hóa thành vốn mà vẫn còn ở trạng thái thiên nhiên, nên nguyên tắc thị trường tự do khó mà tái cân bằng động khi tự do bùng phát như trí tuệ đám đông (swarm intelligence), mà đó thường là sự hỗn loạn (entropy). Do đó thị trường bất động sản nên cần có sự can thiệp của nhà nước và/hoặc song hành với thị trường xây dựng để đất đai góp mặt vào sản xuất – xây nhà như nuôi trồng chăn thả trên đất</w:t>
       </w:r>
       <w:r>
-        <w:t xml:space="preserve">, với lưu ý, vốn đã là trình độ sản xuất nên đề cập nuôi trồng chăn thả của hoạt động tài chính như cho vay lấy lãi </w:t>
-      </w:r>
-      <w:r>
-        <w:lastRenderedPageBreak/>
-        <w:t>là sai lầm</w:t>
+        <w:t>, với lưu ý, vốn đã là trình độ sản xuất nên đề cập nuôi trồng chăn thả của hoạt động tài chính như cho vay lấy lãi là sai lầm</w:t>
       </w:r>
       <w:r>
         <w:t xml:space="preserve">. Ví dụ, đối với nông nghiệp thì sản phẩm là hoa màu, đối với sự song hành thị trường bất động sản và </w:t>
@@ -11456,6 +11582,7 @@
           <w:id w:val="-1282495917"/>
           <w:citation/>
         </w:sdtPr>
+        <w:sdtEndPr/>
         <w:sdtContent>
           <w:r>
             <w:fldChar w:fldCharType="begin"/>
@@ -11651,6 +11778,7 @@
         <w:ind w:firstLine="360"/>
       </w:pPr>
       <w:r>
+        <w:lastRenderedPageBreak/>
         <w:t>Adam Smith còn phân tích những hoạt động sản xuất khác xoay quanh sản xuất lương thực</w:t>
       </w:r>
       <w:sdt>
@@ -11658,6 +11786,7 @@
           <w:id w:val="2068990673"/>
           <w:citation/>
         </w:sdtPr>
+        <w:sdtEndPr/>
         <w:sdtContent>
           <w:r>
             <w:fldChar w:fldCharType="begin"/>
@@ -11696,6 +11825,7 @@
           <w:id w:val="1892689785"/>
           <w:citation/>
         </w:sdtPr>
+        <w:sdtEndPr/>
         <w:sdtContent>
           <w:r>
             <w:fldChar w:fldCharType="begin"/>
@@ -11755,6 +11885,7 @@
           <w:id w:val="-1492091520"/>
           <w:citation/>
         </w:sdtPr>
+        <w:sdtEndPr/>
         <w:sdtContent>
           <w:r>
             <w:fldChar w:fldCharType="begin"/>
@@ -11783,11 +11914,7 @@
         <w:t>chưa bao giờ</w:t>
       </w:r>
       <w:r>
-        <w:t xml:space="preserve"> đủ </w:t>
-      </w:r>
-      <w:r>
-        <w:lastRenderedPageBreak/>
-        <w:t>như chính đặc tính sinh sôi nảy nở của nền kinh tế nên tiềm năng phát triển giao thông vận tải còn rất nhiều.</w:t>
+        <w:t xml:space="preserve"> đủ như chính đặc tính sinh sôi nảy nở của nền kinh tế nên tiềm năng phát triển giao thông vận tải còn rất nhiều.</w:t>
       </w:r>
       <w:r>
         <w:t xml:space="preserve"> </w:t>
@@ -11808,6 +11935,7 @@
           <w:id w:val="-840154466"/>
           <w:citation/>
         </w:sdtPr>
+        <w:sdtEndPr/>
         <w:sdtContent>
           <w:r>
             <w:fldChar w:fldCharType="begin"/>
@@ -11962,6 +12090,7 @@
           <w:id w:val="-1640722338"/>
           <w:citation/>
         </w:sdtPr>
+        <w:sdtEndPr/>
         <w:sdtContent>
           <w:r>
             <w:fldChar w:fldCharType="begin"/>
@@ -12041,7 +12170,11 @@
         <w:t>B</w:t>
       </w:r>
       <w:r>
-        <w:t xml:space="preserve"> vì chủ thầu khai thác mỏ phải trả tiền thuê đất cho chủ đất mỏ. </w:t>
+        <w:t xml:space="preserve"> vì chủ thầu khai thác mỏ phải trả tiền thuê đất cho chủ </w:t>
+      </w:r>
+      <w:r>
+        <w:lastRenderedPageBreak/>
+        <w:t xml:space="preserve">đất mỏ. </w:t>
       </w:r>
       <w:r>
         <w:t xml:space="preserve">Bây giờ ta sẽ nghiên cứu tỉ lệ giữa sản phẩm </w:t>
@@ -12123,6 +12256,7 @@
           <w:id w:val="-207333475"/>
           <w:citation/>
         </w:sdtPr>
+        <w:sdtEndPr/>
         <w:sdtContent>
           <w:r>
             <w:fldChar w:fldCharType="begin"/>
@@ -12157,11 +12291,7 @@
         <w:t>về bạc,</w:t>
       </w:r>
       <w:r>
-        <w:t xml:space="preserve"> giá bạc và giá lương thực, tại sao như vậy? Có lẽ vào thời đại của ông, tiền tệ với chế độ kim bản vị là kim loại quý như vàng bạc, theo đó bạc được đúc thành tiền nên giá tiền tức giá cả tự nhiên đồng nhất giá trị trao đổi </w:t>
-      </w:r>
-      <w:r>
-        <w:lastRenderedPageBreak/>
-        <w:t>của lương thực là giá bạc, vì bạc cũng là tiền tệ bản vị vào chính nó nên chưa thoát ra hình thái tiền là hàng hóa phổ biến như vỏ sò, da thú, ngũ cốc (lương thực) nên có sự đặt bản vị qua lại giữa lương thực và bạc, hơn nữa, chủ nghĩa trọng nông ảnh hưởng mạnh vào Smith</w:t>
+        <w:t xml:space="preserve"> giá bạc và giá lương thực, tại sao như vậy? Có lẽ vào thời đại của ông, tiền tệ với chế độ kim bản vị là kim loại quý như vàng bạc, theo đó bạc được đúc thành tiền nên giá tiền tức giá cả tự nhiên đồng nhất giá trị trao đổi của lương thực là giá bạc, vì bạc cũng là tiền tệ bản vị vào chính nó nên chưa thoát ra hình thái tiền là hàng hóa phổ biến như vỏ sò, da thú, ngũ cốc (lương thực) nên có sự đặt bản vị qua lại giữa lương thực và bạc, hơn nữa, chủ nghĩa trọng nông ảnh hưởng mạnh vào Smith</w:t>
       </w:r>
       <w:r>
         <w:t xml:space="preserve"> mà hoạt động khai khoáng như khai thác mỏ vàng bạc không khác nhiều hoạt động nông nghiệp</w:t>
@@ -12200,6 +12330,7 @@
           <w:id w:val="1833021705"/>
           <w:citation/>
         </w:sdtPr>
+        <w:sdtEndPr/>
         <w:sdtContent>
           <w:r>
             <w:fldChar w:fldCharType="begin"/>
@@ -12262,6 +12393,7 @@
           <w:id w:val="985585609"/>
           <w:citation/>
         </w:sdtPr>
+        <w:sdtEndPr/>
         <w:sdtContent>
           <w:r>
             <w:fldChar w:fldCharType="begin"/>
@@ -12300,6 +12432,7 @@
           <w:id w:val="33317548"/>
           <w:citation/>
         </w:sdtPr>
+        <w:sdtEndPr/>
         <w:sdtContent>
           <w:r>
             <w:fldChar w:fldCharType="begin"/>
@@ -12329,6 +12462,7 @@
           <w:id w:val="-1761738413"/>
           <w:citation/>
         </w:sdtPr>
+        <w:sdtEndPr/>
         <w:sdtContent>
           <w:r>
             <w:fldChar w:fldCharType="begin"/>
@@ -12378,7 +12512,11 @@
         <w:t xml:space="preserve">rất </w:t>
       </w:r>
       <w:r>
-        <w:t>lớn từ tỉ suất lợi nhuận đến lãi suất.</w:t>
+        <w:t xml:space="preserve">lớn từ tỉ suất </w:t>
+      </w:r>
+      <w:r>
+        <w:lastRenderedPageBreak/>
+        <w:t>lợi nhuận đến lãi suất.</w:t>
       </w:r>
       <w:r>
         <w:t xml:space="preserve"> Tỉ suất lợi nhuận (TSLN) cực kỳ quan trọng với nhà tư bản, nhưng không phải không tăng trưởng với sự phồn vinh của xã hội vì TSLN phản ánh luôn trình độ sản xuất nhưng sự giàu có được tính bằng số lượng của cải, do đó TSLN luôn phải được giữ ở mức </w:t>
@@ -12424,11 +12562,7 @@
         <w:t xml:space="preserve"> lại càng thiết yếu đối với tự do kinh tế</w:t>
       </w:r>
       <w:r>
-        <w:t xml:space="preserve">. Tiền tệ có giá trị quy ước, lượng giá lượng lao động tương ứng giá trị trao đổi của hàng hóa để quy định giá cả tự nhiên không khác gì hơn giá tiền của hàng hóa trên thị trường vì giá trị trao đổi của hàng hóa </w:t>
-      </w:r>
-      <w:r>
-        <w:lastRenderedPageBreak/>
-        <w:t xml:space="preserve">luôn tương ứng một lượng lao động, nói cách khác, mọi hàng hóa đều có giá tiền tức giá cả tự nhiên được niêm yết như giá cả thị trường trên thị trường. </w:t>
+        <w:t xml:space="preserve">. Tiền tệ có giá trị quy ước, lượng giá lượng lao động tương ứng giá trị trao đổi của hàng hóa để quy định giá cả tự nhiên không khác gì hơn giá tiền của hàng hóa trên thị trường vì giá trị trao đổi của hàng hóa luôn tương ứng một lượng lao động, nói cách khác, mọi hàng hóa đều có giá tiền tức giá cả tự nhiên được niêm yết như giá cả thị trường trên thị trường. </w:t>
       </w:r>
       <w:r>
         <w:rPr>
@@ -12589,7 +12723,11 @@
         <w:t xml:space="preserve">dự trữ ngoại hối. </w:t>
       </w:r>
       <w:r>
-        <w:t>Tỉ giá hối đoái chính là giá trị trao đổi này của đồng tiền trên thị trường ngoại hối nên năm yếu tố này tất nhiên ảnh hưởng đến tỉ giá hối đoái</w:t>
+        <w:t xml:space="preserve">Tỉ giá hối đoái chính là giá trị trao đổi này của đồng tiền trên thị trường ngoại hối nên năm yếu tố này tất nhiên ảnh hưởng đến tỉ </w:t>
+      </w:r>
+      <w:r>
+        <w:lastRenderedPageBreak/>
+        <w:t>giá hối đoái</w:t>
       </w:r>
       <w:r>
         <w:t>, cuối cùng chính là giao điểm tức điểm cân bằng giữa lượng cung tiền và lượng cầu tiền</w:t>
@@ -12691,11 +12829,7 @@
         <w:t xml:space="preserve"> rate) </w:t>
       </w:r>
       <w:r>
-        <w:t xml:space="preserve">vừa đủ (2% – 4%/năm) kích thích nền kinh tế tăng trưởng và sau đó ngân hàng trung ương sẽ in lượng tiền tương ứng với tỉ lệ lạm phát để lượng tiền tương ứng tổng lượng của cải sao cho không thừa không thiếu, 3) thất nghiệp, cụ thể nếu tỉ lệ thất nghiệp tăng thì ngân hàng trung ương sẽ tăng lượng tiền vào thị trường cho nhiều nhà tư bản vay để đầu tư vào sản xuất, thương mại, dịch vụ tạo ra nhiều việc làm cho người lao động, tuy nhiên tăng lượng tiền cũng tăng tỉ lệ lạm phát nên cân bằng thất nghiệp và lạm phát là bài toán hết sức khó khăn, 4) tỉ giá hối đoái, cụ thể, tỉ giá hối đoái phụ thuộc cả vào </w:t>
-      </w:r>
-      <w:r>
-        <w:lastRenderedPageBreak/>
-        <w:t>nội tệ và ngoại tệ giữa các quốc gia, nên tính chủ động của chính sách tiền tệ đối với ngoại tệ chỉ là chủ động bám sát</w:t>
+        <w:t>vừa đủ (2% – 4%/năm) kích thích nền kinh tế tăng trưởng và sau đó ngân hàng trung ương sẽ in lượng tiền tương ứng với tỉ lệ lạm phát để lượng tiền tương ứng tổng lượng của cải sao cho không thừa không thiếu, 3) thất nghiệp, cụ thể nếu tỉ lệ thất nghiệp tăng thì ngân hàng trung ương sẽ tăng lượng tiền vào thị trường cho nhiều nhà tư bản vay để đầu tư vào sản xuất, thương mại, dịch vụ tạo ra nhiều việc làm cho người lao động, tuy nhiên tăng lượng tiền cũng tăng tỉ lệ lạm phát nên cân bằng thất nghiệp và lạm phát là bài toán hết sức khó khăn, 4) tỉ giá hối đoái, cụ thể, tỉ giá hối đoái phụ thuộc cả vào nội tệ và ngoại tệ giữa các quốc gia, nên tính chủ động của chính sách tiền tệ đối với ngoại tệ chỉ là chủ động bám sát</w:t>
       </w:r>
       <w:r>
         <w:t>, cụ thể là bám sát</w:t>
@@ -12889,7 +13023,11 @@
         <w:t>, là lượng tiền tối đa mà một ngân hàng thương mại có thể cho vay</w:t>
       </w:r>
       <w:r>
-        <w:t>, 6) công cụ tỉ giá hối đoái, nghĩa là ngân hàng trung ương có thể điều chỉnh tỉ giá hối đoái bằng tác nghiệp điều chỉnh lượng tiền vừa được đề cập thay vì thả nổi tỉ giá hối đoái, 7) một số công cụ khác như in tiền, dự trữ ngoại hối…</w:t>
+        <w:t xml:space="preserve">, 6) công cụ tỉ giá hối đoái, nghĩa là ngân hàng trung ương có thể điều chỉnh tỉ giá hối đoái bằng tác nghiệp điều chỉnh lượng tiền </w:t>
+      </w:r>
+      <w:r>
+        <w:lastRenderedPageBreak/>
+        <w:t>vừa được đề cập thay vì thả nổi tỉ giá hối đoái, 7) một số công cụ khác như in tiền, dự trữ ngoại hối…</w:t>
       </w:r>
       <w:r>
         <w:t xml:space="preserve"> Vui lòng lưu ý tác nghiệp dự trữ ngoại hối vì dự trữ ngoại hối rất quan trọng để hoạt tác hệ thống tài chính được trơn tru và ổn định tỉ giá hối đoái tức ổn định giá trị đồng tiền, theo Gemini 2025, dự trữ ngoại hối có vai trò như vùng đệm thanh khoản</w:t>
@@ -12931,11 +13069,7 @@
         <w:t>.</w:t>
       </w:r>
       <w:r>
-        <w:t xml:space="preserve"> Mặt khác, tuy quan trọng như thế nhưng mục đích chính của dự trữ ngoại hối là vùng đệm thanh khoản nên lượng ngoại hối cần được lưu chuyển liên tục phục </w:t>
-      </w:r>
-      <w:r>
-        <w:lastRenderedPageBreak/>
-        <w:t xml:space="preserve">vụ đầu tư và sản xuất vì suy cho cùng sự thịnh vượng của một quốc gia phụ thuộc vào lượng của cải </w:t>
+        <w:t xml:space="preserve"> Mặt khác, tuy quan trọng như thế nhưng mục đích chính của dự trữ ngoại hối là vùng đệm thanh khoản nên lượng ngoại hối cần được lưu chuyển liên tục phục vụ đầu tư và sản xuất vì suy cho cùng sự thịnh vượng của một quốc gia phụ thuộc vào lượng của cải </w:t>
       </w:r>
       <w:r>
         <w:t xml:space="preserve">(GDP) </w:t>
@@ -13204,7 +13338,11 @@
         <w:t xml:space="preserve"> </w:t>
       </w:r>
       <w:r>
-        <w:t xml:space="preserve">nhưng có phản ứng chậm </w:t>
+        <w:t xml:space="preserve">nhưng </w:t>
+      </w:r>
+      <w:r>
+        <w:lastRenderedPageBreak/>
+        <w:t xml:space="preserve">có phản ứng chậm </w:t>
       </w:r>
       <w:r>
         <w:t>do</w:t>
@@ -13297,11 +13435,7 @@
         <w:t xml:space="preserve">mua </w:t>
       </w:r>
       <w:r>
-        <w:t xml:space="preserve">và có khả năng </w:t>
-      </w:r>
-      <w:r>
-        <w:lastRenderedPageBreak/>
-        <w:t xml:space="preserve">mua </w:t>
+        <w:t xml:space="preserve">và có khả năng mua </w:t>
       </w:r>
       <w:r>
         <w:t>(Google 2025)</w:t>
@@ -13434,6 +13568,7 @@
           <w:id w:val="1544018608"/>
           <w:citation/>
         </w:sdtPr>
+        <w:sdtEndPr/>
         <w:sdtContent>
           <w:r>
             <w:fldChar w:fldCharType="begin"/>
@@ -13486,11 +13621,7 @@
         <w:t>ta đã biết, vốn là năng lượng do hàng hóa chuyển hóa thành. Nếu nhà tư bản không đủ vốn thì họ sẽ vay vốn, tạo tiền đề – cơ sở lý luận cho lợi nhuận hợp lý của hoạt động tài chính – cho vay lấy lãi</w:t>
       </w:r>
       <w:r>
-        <w:t xml:space="preserve">, tuy </w:t>
-      </w:r>
-      <w:r>
-        <w:lastRenderedPageBreak/>
-        <w:t>nhiên cũng dẫn đến một hệ lụy tiêu cực của đầu cơ tích trữ như một điều không thể tránh khỏi trong nền kinh tế thị trường</w:t>
+        <w:t>, tuy nhiên cũng dẫn đến một hệ lụy tiêu cực của đầu cơ tích trữ như một điều không thể tránh khỏi trong nền kinh tế thị trường</w:t>
       </w:r>
       <w:r>
         <w:t>.</w:t>
@@ -13521,6 +13652,7 @@
           <w:id w:val="-1295828161"/>
           <w:citation/>
         </w:sdtPr>
+        <w:sdtEndPr/>
         <w:sdtContent>
           <w:r>
             <w:fldChar w:fldCharType="begin"/>
@@ -13550,6 +13682,7 @@
           <w:id w:val="-1767534310"/>
           <w:citation/>
         </w:sdtPr>
+        <w:sdtEndPr/>
         <w:sdtContent>
           <w:r>
             <w:fldChar w:fldCharType="begin"/>
@@ -13620,15 +13753,7 @@
         <w:t>vốn</w:t>
       </w:r>
       <w:r>
-        <w:t xml:space="preserve"> cố định (nhà xưởng, máy </w:t>
-      </w:r>
-      <w:proofErr w:type="gramStart"/>
-      <w:r>
-        <w:t>móc,…</w:t>
-      </w:r>
-      <w:proofErr w:type="gramEnd"/>
-      <w:r>
-        <w:t xml:space="preserve">) với biến số </w:t>
+        <w:t xml:space="preserve"> cố định (nhà xưởng, máy móc,…) với biến số </w:t>
       </w:r>
       <w:r>
         <w:rPr>
@@ -14042,7 +14167,6 @@
       <w:r>
         <w:t xml:space="preserve"> với biểu thức (1 + </w:t>
       </w:r>
-      <w:proofErr w:type="gramStart"/>
       <w:r>
         <w:rPr>
           <w:i/>
@@ -14060,7 +14184,6 @@
         </w:rPr>
         <w:t>θ</w:t>
       </w:r>
-      <w:proofErr w:type="gramEnd"/>
       <w:r>
         <w:rPr>
           <w:rFonts w:cs="Times New Roman"/>
@@ -14303,6 +14426,7 @@
           <w:id w:val="-1989388936"/>
           <w:citation/>
         </w:sdtPr>
+        <w:sdtEndPr/>
         <w:sdtContent>
           <w:r>
             <w:rPr>
@@ -14384,7 +14508,14 @@
         <w:rPr>
           <w:rFonts w:cs="Times New Roman"/>
         </w:rPr>
-        <w:t>, trong khi đó vốn tổng hợp nhiều yếu tố là biểu hiện của trình độ sản xuất, theo nghĩa tổng quát nhất</w:t>
+        <w:t xml:space="preserve">, trong khi đó vốn tổng hợp nhiều yếu tố là biểu hiện của trình độ sản </w:t>
+      </w:r>
+      <w:r>
+        <w:rPr>
+          <w:rFonts w:cs="Times New Roman"/>
+        </w:rPr>
+        <w:lastRenderedPageBreak/>
+        <w:t>xuất, theo nghĩa tổng quát nhất</w:t>
       </w:r>
       <w:r>
         <w:rPr>
@@ -14627,14 +14758,7 @@
         <w:rPr>
           <w:rFonts w:cs="Times New Roman"/>
         </w:rPr>
-        <w:t xml:space="preserve">Lưu ý, tiền công người lao động góp phần vào </w:t>
-      </w:r>
-      <w:r>
-        <w:rPr>
-          <w:rFonts w:cs="Times New Roman"/>
-        </w:rPr>
-        <w:lastRenderedPageBreak/>
-        <w:t xml:space="preserve">GDP theo phương pháp tính GDP bằng </w:t>
+        <w:t xml:space="preserve">Lưu ý, tiền công người lao động góp phần vào GDP theo phương pháp tính GDP bằng </w:t>
       </w:r>
       <w:r>
         <w:rPr>
@@ -14752,6 +14876,7 @@
           <w:id w:val="737217112"/>
           <w:citation/>
         </w:sdtPr>
+        <w:sdtEndPr/>
         <w:sdtContent>
           <w:r>
             <w:rPr>
@@ -14861,6 +14986,7 @@
           <w:id w:val="1653100629"/>
           <w:citation/>
         </w:sdtPr>
+        <w:sdtEndPr/>
         <w:sdtContent>
           <w:r>
             <w:rPr>
@@ -14924,7 +15050,20 @@
         <w:rPr>
           <w:rFonts w:cs="Times New Roman"/>
         </w:rPr>
-        <w:t>trưng bày, phân phối đến tay người tiêu dùng.</w:t>
+        <w:t xml:space="preserve">trưng bày, </w:t>
+      </w:r>
+      <w:r>
+        <w:rPr>
+          <w:rFonts w:cs="Times New Roman"/>
+          <w:i/>
+        </w:rPr>
+        <w:t>phân phối</w:t>
+      </w:r>
+      <w:r>
+        <w:rPr>
+          <w:rFonts w:cs="Times New Roman"/>
+        </w:rPr>
+        <w:t xml:space="preserve"> đến tay người tiêu dùng.</w:t>
       </w:r>
       <w:r>
         <w:rPr>
@@ -14995,6 +15134,7 @@
         <w:rPr>
           <w:rFonts w:cs="Times New Roman"/>
         </w:rPr>
+        <w:lastRenderedPageBreak/>
         <w:t xml:space="preserve">Nhắc lại, theo Smith, giá cả tự nhiên chủ yếu bao gồm tiền công, tiền thuê đất và lợi nhuận nên giá cả bất kỳ loại hàng hóa nào cũng phải có ít nhất một trong ba thành tố trên, ví </w:t>
       </w:r>
       <w:r>
@@ -15019,7 +15159,19 @@
         <w:rPr>
           <w:rFonts w:cs="Times New Roman"/>
         </w:rPr>
-        <w:t>sản phẩm sản xuất &amp; dịch vụ có đủ ba thành tố, hàng hóa thương mại có thể chỉ có chí phí vận chuyển (mở rộng của tiền thuê đất), hoạt động tài chính cho vay lấy lãi chỉ có lợi nhuận, nhưng có loại hàng hóa nào mà giá cả chỉ có tiền công hay không? Tất nhiên là có, theo quan điểm của Smith, ví dụ</w:t>
+        <w:t>sản phẩm sản xuất &amp; dịch vụ có đủ ba thành tố, hàng hóa thương mại có thể chỉ có chí phí vận chuyển (mở rộng của tiền thuê đất)</w:t>
+      </w:r>
+      <w:r>
+        <w:rPr>
+          <w:rFonts w:cs="Times New Roman"/>
+        </w:rPr>
+        <w:t xml:space="preserve"> &amp; lợi nhuận</w:t>
+      </w:r>
+      <w:r>
+        <w:rPr>
+          <w:rFonts w:cs="Times New Roman"/>
+        </w:rPr>
+        <w:t>, hoạt động tài chính cho vay lấy lãi chỉ có lợi nhuận, nhưng có loại hàng hóa nào mà giá cả chỉ có tiền công hay không? Tất nhiên là có, theo quan điểm của Smith, ví dụ</w:t>
       </w:r>
       <w:r>
         <w:rPr>
@@ -16921,7 +17073,7 @@
 </file>
 
 <file path=customXml/itemProps1.xml><?xml version="1.0" encoding="utf-8"?>
-<ds:datastoreItem xmlns:ds="http://schemas.openxmlformats.org/officeDocument/2006/customXml" ds:itemID="{7EC1A062-EE1C-45CF-BA16-5C5803B6D92C}">
+<ds:datastoreItem xmlns:ds="http://schemas.openxmlformats.org/officeDocument/2006/customXml" ds:itemID="{35249547-ECC3-430D-9D59-B284DD721C79}">
   <ds:schemaRefs>
     <ds:schemaRef ds:uri="http://schemas.openxmlformats.org/officeDocument/2006/bibliography"/>
   </ds:schemaRefs>

--- a/articles/TuDoKinhTe.docx
+++ b/articles/TuDoKinhTe.docx
@@ -260,7 +260,6 @@
           <w:id w:val="42177861"/>
           <w:citation/>
         </w:sdtPr>
-        <w:sdtEndPr/>
         <w:sdtContent>
           <w:r>
             <w:fldChar w:fldCharType="begin"/>
@@ -317,7 +316,6 @@
           <w:id w:val="-395967604"/>
           <w:citation/>
         </w:sdtPr>
-        <w:sdtEndPr/>
         <w:sdtContent>
           <w:r>
             <w:fldChar w:fldCharType="begin"/>
@@ -385,7 +383,6 @@
           <w:id w:val="1744067340"/>
           <w:citation/>
         </w:sdtPr>
-        <w:sdtEndPr/>
         <w:sdtContent>
           <w:r>
             <w:fldChar w:fldCharType="begin"/>
@@ -515,7 +512,6 @@
           <w:id w:val="-329215548"/>
           <w:citation/>
         </w:sdtPr>
-        <w:sdtEndPr/>
         <w:sdtContent>
           <w:r>
             <w:fldChar w:fldCharType="begin"/>
@@ -645,7 +641,6 @@
           <w:id w:val="-904222501"/>
           <w:citation/>
         </w:sdtPr>
-        <w:sdtEndPr/>
         <w:sdtContent>
           <w:r>
             <w:fldChar w:fldCharType="begin"/>
@@ -1207,7 +1202,6 @@
           <w:id w:val="-345332193"/>
           <w:citation/>
         </w:sdtPr>
-        <w:sdtEndPr/>
         <w:sdtContent>
           <w:r>
             <w:fldChar w:fldCharType="begin"/>
@@ -1369,7 +1363,6 @@
           <w:id w:val="1618031275"/>
           <w:citation/>
         </w:sdtPr>
-        <w:sdtEndPr/>
         <w:sdtContent>
           <w:r>
             <w:fldChar w:fldCharType="begin"/>
@@ -1485,7 +1478,6 @@
           <w:id w:val="1335890707"/>
           <w:citation/>
         </w:sdtPr>
-        <w:sdtEndPr/>
         <w:sdtContent>
           <w:r>
             <w:fldChar w:fldCharType="begin"/>
@@ -1674,7 +1666,6 @@
           <w:id w:val="212092317"/>
           <w:citation/>
         </w:sdtPr>
-        <w:sdtEndPr/>
         <w:sdtContent>
           <w:r>
             <w:fldChar w:fldCharType="begin"/>
@@ -1825,7 +1816,6 @@
           <w:id w:val="-915240487"/>
           <w:citation/>
         </w:sdtPr>
-        <w:sdtEndPr/>
         <w:sdtContent>
           <w:r>
             <w:fldChar w:fldCharType="begin"/>
@@ -1890,7 +1880,6 @@
           <w:id w:val="1155032337"/>
           <w:citation/>
         </w:sdtPr>
-        <w:sdtEndPr/>
         <w:sdtContent>
           <w:r>
             <w:fldChar w:fldCharType="begin"/>
@@ -1985,7 +1974,6 @@
           <w:id w:val="-844630650"/>
           <w:citation/>
         </w:sdtPr>
-        <w:sdtEndPr/>
         <w:sdtContent>
           <w:r>
             <w:fldChar w:fldCharType="begin"/>
@@ -2388,7 +2376,16 @@
         <w:t>giá trị của đồng tiền</w:t>
       </w:r>
       <w:r>
-        <w:t xml:space="preserve"> (quốc gia) để lượng tiền luôn được đặt trong ngữ cảnh giá trị của đồng tiền.</w:t>
+        <w:t xml:space="preserve"> [</w:t>
+      </w:r>
+      <w:r>
+        <w:t>quốc gia</w:t>
+      </w:r>
+      <w:r>
+        <w:t>]</w:t>
+      </w:r>
+      <w:r>
+        <w:t xml:space="preserve"> để lượng tiền luôn được đặt trong ngữ cảnh giá trị của đồng tiền.</w:t>
       </w:r>
       <w:r>
         <w:t xml:space="preserve"> Một cách chính xác, theo Gemini 2025, giá trị của đồng tiền được xác định bởi sự cân bằng giữa cung </w:t>
@@ -2790,7 +2787,15 @@
         <w:t xml:space="preserve">nguyên vật liệu, </w:t>
       </w:r>
       <w:r>
-        <w:t xml:space="preserve">nhà xưởng, máy móc,…) </w:t>
+        <w:t xml:space="preserve">nhà xưởng, máy </w:t>
+      </w:r>
+      <w:proofErr w:type="gramStart"/>
+      <w:r>
+        <w:t>móc,…</w:t>
+      </w:r>
+      <w:proofErr w:type="gramEnd"/>
+      <w:r>
+        <w:t xml:space="preserve">) </w:t>
       </w:r>
       <w:r>
         <w:t xml:space="preserve">được sử dụng trong sản xuất ngoài tiền công và ngoài chi phí cho bên thứ ba, </w:t>
@@ -3199,12 +3204,7 @@
         <w:t xml:space="preserve">Nhà tư bản còn có những vốn (thế năng) khác tuy vô hình nhưng cực kỳ có giá trị như nắm bắt nhu cầu, đi đầu chuỗi cung ứng. </w:t>
       </w:r>
       <w:r>
-        <w:t xml:space="preserve">Ghi chú &amp; lưu ý: tỉ suất lợi nhuận không tuyến tính với vốn mà thường đi theo hàm số phi tuyến, ví dụ, 10 đồng vốn cho 2 đồng lời tối đa nên 20 đồng cho 4 đồng lời (tuyến tính) nhưng 30 đồng </w:t>
-      </w:r>
-      <w:bookmarkStart w:id="6" w:name="_GoBack"/>
-      <w:bookmarkEnd w:id="6"/>
-      <w:r>
-        <w:t xml:space="preserve">có thể cho nhiều hơn 6 đồng lời (phi tuyến) vì bóc lột và/hoặc kỹ năng sản xuất </w:t>
+        <w:t xml:space="preserve">Ghi chú &amp; lưu ý: tỉ suất lợi nhuận không tuyến tính với vốn mà thường đi theo hàm số phi tuyến, ví dụ, 10 đồng vốn cho 2 đồng lời tối đa nên 20 đồng cho 4 đồng lời (tuyến tính) nhưng 30 đồng có thể cho nhiều hơn 6 đồng lời (phi tuyến) vì bóc lột và/hoặc kỹ năng sản xuất </w:t>
       </w:r>
       <w:r>
         <w:rPr>
@@ -3422,11 +3422,16 @@
         <w:t>,</w:t>
       </w:r>
       <w:r>
-        <w:t xml:space="preserve"> sở hữu trí tuệ</w:t>
+        <w:t xml:space="preserve"> sở hữu trí </w:t>
+      </w:r>
+      <w:proofErr w:type="gramStart"/>
+      <w:r>
+        <w:t>tuệ</w:t>
       </w:r>
       <w:r>
         <w:t>,…</w:t>
       </w:r>
+      <w:proofErr w:type="gramEnd"/>
       <w:r>
         <w:t xml:space="preserve"> thuộc trình độ sản xuất</w:t>
       </w:r>
@@ -3513,7 +3518,6 @@
           <w:id w:val="-928275484"/>
           <w:citation/>
         </w:sdtPr>
-        <w:sdtEndPr/>
         <w:sdtContent>
           <w:r>
             <w:fldChar w:fldCharType="begin"/>
@@ -3567,7 +3571,6 @@
           <w:id w:val="-1437976585"/>
           <w:citation/>
         </w:sdtPr>
-        <w:sdtEndPr/>
         <w:sdtContent>
           <w:r>
             <w:fldChar w:fldCharType="begin"/>
@@ -3629,7 +3632,16 @@
         <w:t>tiền công</w:t>
       </w:r>
       <w:r>
-        <w:t xml:space="preserve"> trong giá cả tự nhiên cũng như nhân lực trong nền kinh tế, một yếu tố sống còn.</w:t>
+        <w:t xml:space="preserve"> trong giá cả tự nhiên cũng như nhân lực trong nền kinh tế, </w:t>
+      </w:r>
+      <w:r>
+        <w:rPr>
+          <w:i/>
+        </w:rPr>
+        <w:t>một yếu tố sống còn</w:t>
+      </w:r>
+      <w:r>
+        <w:t>.</w:t>
       </w:r>
       <w:r>
         <w:t xml:space="preserve"> </w:t>
@@ -3642,7 +3654,6 @@
           <w:id w:val="858865724"/>
           <w:citation/>
         </w:sdtPr>
-        <w:sdtEndPr/>
         <w:sdtContent>
           <w:r>
             <w:fldChar w:fldCharType="begin"/>
@@ -4305,7 +4316,15 @@
         <w:t xml:space="preserve">lượng tiền, </w:t>
       </w:r>
       <w:r>
-        <w:t>lượng lao động, lượng thỏa mãn, trình độ sản xuất,… nhưng vốn tổng quát hơn hàng hóa mà vẫn cụ thể như hàng hóa</w:t>
+        <w:t xml:space="preserve">lượng lao động, lượng thỏa mãn, trình độ sản </w:t>
+      </w:r>
+      <w:proofErr w:type="gramStart"/>
+      <w:r>
+        <w:t>xuất,…</w:t>
+      </w:r>
+      <w:proofErr w:type="gramEnd"/>
+      <w:r>
+        <w:t xml:space="preserve"> nhưng vốn tổng quát hơn hàng hóa mà vẫn cụ thể như hàng hóa</w:t>
       </w:r>
       <w:r>
         <w:t>. Vốn không hoàn toàn cố định như nhà xưởng đất đai và cũng không hoàn toàn lưu động như chi thường xuyên</w:t>
@@ -4394,7 +4413,15 @@
         <w:t>vốn</w:t>
       </w:r>
       <w:r>
-        <w:t xml:space="preserve"> cố định (nhà xưởng, máy móc,…) với biến số </w:t>
+        <w:t xml:space="preserve"> cố định (nhà xưởng, máy </w:t>
+      </w:r>
+      <w:proofErr w:type="gramStart"/>
+      <w:r>
+        <w:t>móc,…</w:t>
+      </w:r>
+      <w:proofErr w:type="gramEnd"/>
+      <w:r>
+        <w:t xml:space="preserve">) với biến số </w:t>
       </w:r>
       <w:r>
         <w:rPr>
@@ -4625,6 +4652,7 @@
       <w:r>
         <w:t xml:space="preserve">Giá sử </w:t>
       </w:r>
+      <w:proofErr w:type="gramStart"/>
       <w:r>
         <w:rPr>
           <w:i/>
@@ -4634,6 +4662,7 @@
       <w:r>
         <w:t>(</w:t>
       </w:r>
+      <w:proofErr w:type="gramEnd"/>
       <w:r>
         <w:rPr>
           <w:i/>
@@ -8088,6 +8117,7 @@
       <w:r>
         <w:t xml:space="preserve">Biểu thức (1 + </w:t>
       </w:r>
+      <w:proofErr w:type="gramStart"/>
       <w:r>
         <w:rPr>
           <w:i/>
@@ -8105,6 +8135,7 @@
         </w:rPr>
         <w:t>θ</w:t>
       </w:r>
+      <w:proofErr w:type="gramEnd"/>
       <w:r>
         <w:t xml:space="preserve"> quan trọng nhất trong công thức trên vì biến đổi hàm TNTĐSX thành hàm mũ phi tuyến, dẫn đến lợi nhuận tăng vượt bậc nhờ vào tham số trình độ sản xuất </w:t>
       </w:r>
@@ -8410,7 +8441,6 @@
           <w:id w:val="-830607386"/>
           <w:citation/>
         </w:sdtPr>
-        <w:sdtEndPr/>
         <w:sdtContent>
           <w:r>
             <w:fldChar w:fldCharType="begin"/>
@@ -8665,7 +8695,6 @@
           <w:id w:val="1016192634"/>
           <w:citation/>
         </w:sdtPr>
-        <w:sdtEndPr/>
         <w:sdtContent>
           <w:r>
             <w:fldChar w:fldCharType="begin"/>
@@ -8707,7 +8736,6 @@
           <w:id w:val="-537596091"/>
           <w:citation/>
         </w:sdtPr>
-        <w:sdtEndPr/>
         <w:sdtContent>
           <w:r>
             <w:fldChar w:fldCharType="begin"/>
@@ -8743,7 +8771,6 @@
           <w:id w:val="-237867708"/>
           <w:citation/>
         </w:sdtPr>
-        <w:sdtEndPr/>
         <w:sdtContent>
           <w:r>
             <w:fldChar w:fldCharType="begin"/>
@@ -8794,7 +8821,6 @@
           <w:id w:val="818621990"/>
           <w:citation/>
         </w:sdtPr>
-        <w:sdtEndPr/>
         <w:sdtContent>
           <w:r>
             <w:fldChar w:fldCharType="begin"/>
@@ -8971,7 +8997,6 @@
           <w:id w:val="94758853"/>
           <w:citation/>
         </w:sdtPr>
-        <w:sdtEndPr/>
         <w:sdtContent>
           <w:r>
             <w:fldChar w:fldCharType="begin"/>
@@ -9085,7 +9110,6 @@
           <w:id w:val="1750545302"/>
           <w:citation/>
         </w:sdtPr>
-        <w:sdtEndPr/>
         <w:sdtContent>
           <w:r>
             <w:fldChar w:fldCharType="begin"/>
@@ -9118,7 +9142,6 @@
           <w:id w:val="1019284471"/>
           <w:citation/>
         </w:sdtPr>
-        <w:sdtEndPr/>
         <w:sdtContent>
           <w:r>
             <w:fldChar w:fldCharType="begin"/>
@@ -9465,6 +9488,9 @@
         <w:t xml:space="preserve">. </w:t>
       </w:r>
       <w:r>
+        <w:rPr>
+          <w:i/>
+        </w:rPr>
         <w:t>GDP tạm thời là độ đo lượng của cải của nền kinh tế</w:t>
       </w:r>
       <w:r>
@@ -9610,7 +9636,6 @@
           <w:id w:val="-1807149233"/>
           <w:citation/>
         </w:sdtPr>
-        <w:sdtEndPr/>
         <w:sdtContent>
           <w:r>
             <w:fldChar w:fldCharType="begin"/>
@@ -9646,7 +9671,6 @@
           <w:id w:val="-1754665230"/>
           <w:citation/>
         </w:sdtPr>
-        <w:sdtEndPr/>
         <w:sdtContent>
           <w:r>
             <w:fldChar w:fldCharType="begin"/>
@@ -9793,7 +9817,6 @@
           <w:id w:val="-1729362216"/>
           <w:citation/>
         </w:sdtPr>
-        <w:sdtEndPr/>
         <w:sdtContent>
           <w:r>
             <w:fldChar w:fldCharType="begin"/>
@@ -9859,7 +9882,6 @@
           <w:id w:val="275537392"/>
           <w:citation/>
         </w:sdtPr>
-        <w:sdtEndPr/>
         <w:sdtContent>
           <w:r>
             <w:fldChar w:fldCharType="begin"/>
@@ -10168,7 +10190,6 @@
           <w:id w:val="-292298351"/>
           <w:citation/>
         </w:sdtPr>
-        <w:sdtEndPr/>
         <w:sdtContent>
           <w:r>
             <w:fldChar w:fldCharType="begin"/>
@@ -10339,7 +10360,6 @@
           <w:id w:val="1939103453"/>
           <w:citation/>
         </w:sdtPr>
-        <w:sdtEndPr/>
         <w:sdtContent>
           <w:r>
             <w:fldChar w:fldCharType="begin"/>
@@ -10387,7 +10407,6 @@
           <w:id w:val="-1639101798"/>
           <w:citation/>
         </w:sdtPr>
-        <w:sdtEndPr/>
         <w:sdtContent>
           <w:r>
             <w:fldChar w:fldCharType="begin"/>
@@ -10426,7 +10445,6 @@
           <w:id w:val="-1427492754"/>
           <w:citation/>
         </w:sdtPr>
-        <w:sdtEndPr/>
         <w:sdtContent>
           <w:r>
             <w:fldChar w:fldCharType="begin"/>
@@ -10584,7 +10602,6 @@
           <w:id w:val="505012827"/>
           <w:citation/>
         </w:sdtPr>
-        <w:sdtEndPr/>
         <w:sdtContent>
           <w:r>
             <w:fldChar w:fldCharType="begin"/>
@@ -10671,7 +10688,6 @@
           <w:id w:val="-1076973253"/>
           <w:citation/>
         </w:sdtPr>
-        <w:sdtEndPr/>
         <w:sdtContent>
           <w:r>
             <w:fldChar w:fldCharType="begin"/>
@@ -10761,7 +10777,6 @@
           <w:id w:val="-29260260"/>
           <w:citation/>
         </w:sdtPr>
-        <w:sdtEndPr/>
         <w:sdtContent>
           <w:r>
             <w:fldChar w:fldCharType="begin"/>
@@ -10886,7 +10901,6 @@
           <w:id w:val="-1835298185"/>
           <w:citation/>
         </w:sdtPr>
-        <w:sdtEndPr/>
         <w:sdtContent>
           <w:r>
             <w:fldChar w:fldCharType="begin"/>
@@ -11154,7 +11168,6 @@
           <w:id w:val="-804161269"/>
           <w:citation/>
         </w:sdtPr>
-        <w:sdtEndPr/>
         <w:sdtContent>
           <w:r>
             <w:fldChar w:fldCharType="begin"/>
@@ -11193,7 +11206,6 @@
           <w:id w:val="1191729591"/>
           <w:citation/>
         </w:sdtPr>
-        <w:sdtEndPr/>
         <w:sdtContent>
           <w:r>
             <w:fldChar w:fldCharType="begin"/>
@@ -11225,10 +11237,25 @@
         <w:t xml:space="preserve">. </w:t>
       </w:r>
       <w:r>
-        <w:t>Adam Smith đề cập vấn đề tay nghề nông dân ở nông thôn phức tạp hơn tay nghề công nhân ở thành thị và hơn nữa, không có nhiều hướng dẫn về một số nghề nông nghiệp, tuy nhiên thực tế này là một số đặc thù, sản phẩm nông nghiệp thuần túy từ nuôi trồng chăn thả</w:t>
-      </w:r>
-      <w:r>
+        <w:t xml:space="preserve">Adam Smith đề cập vấn đề tay nghề nông dân ở nông thôn phức tạp hơn tay nghề công nhân ở thành thị và hơn nữa, không có nhiều hướng dẫn về một số nghề nông nghiệp, tuy nhiên thực tế này là một số đặc thù, sản phẩm nông nghiệp thuần túy từ </w:t>
+      </w:r>
+      <w:r>
+        <w:t>“</w:t>
+      </w:r>
+      <w:r>
+        <w:rPr>
+          <w:i/>
+        </w:rPr>
+        <w:t>nuôi trồng chăn thả</w:t>
+      </w:r>
+      <w:r>
+        <w:rPr>
+          <w:i/>
+        </w:rPr>
         <w:t xml:space="preserve"> đánh bắt</w:t>
+      </w:r>
+      <w:r>
+        <w:t>”</w:t>
       </w:r>
       <w:r>
         <w:t xml:space="preserve"> không thể phức tạp hơn sản phẩm công nghiệp như chi tiết máy móc nhưng vì tiến trình phân công lao động ở thành thị diễn ra chặt chẽ hơn, quy trình phân định đến chi tiết giúp người thợ chỉ tập trung vào một kỹ thuật đơn giản. Tuy nhiên phân công lao động lỏng lẻo ở nông thôn và công việc đa năng của nông dân là một thế mạnh trong tiến trình cân bằng nông thôn và thành thị, ghì lại sức hút của cực tăng trưởng, mà bản thân sự lỏng lẻo này nằm trong một tiến trình phân công lao động rộng hơn, phân công lao động giữa nông thôn và thành thị.</w:t>
@@ -11254,7 +11281,15 @@
         <w:t>vốn</w:t>
       </w:r>
       <w:r>
-        <w:t xml:space="preserve"> của nhà tư bản bao gồm nguồn lực (nhà xưởng, máy móc,…) được sử dụng trong sản xuất ngoài tiền công và ngoài chi phí cho bên thứ ba, 3) </w:t>
+        <w:t xml:space="preserve"> của nhà tư bản bao gồm nguồn lực (nhà xưởng, máy </w:t>
+      </w:r>
+      <w:proofErr w:type="gramStart"/>
+      <w:r>
+        <w:t>móc,…</w:t>
+      </w:r>
+      <w:proofErr w:type="gramEnd"/>
+      <w:r>
+        <w:t xml:space="preserve">) được sử dụng trong sản xuất ngoài tiền công và ngoài chi phí cho bên thứ ba, 3) </w:t>
       </w:r>
       <w:r>
         <w:t>chi phí cho bên thứ ba</w:t>
@@ -11327,7 +11362,6 @@
           <w:id w:val="-1831432882"/>
           <w:citation/>
         </w:sdtPr>
-        <w:sdtEndPr/>
         <w:sdtContent>
           <w:r>
             <w:fldChar w:fldCharType="begin"/>
@@ -11357,7 +11391,6 @@
           <w:id w:val="-315653010"/>
           <w:citation/>
         </w:sdtPr>
-        <w:sdtEndPr/>
         <w:sdtContent>
           <w:r>
             <w:fldChar w:fldCharType="begin"/>
@@ -11387,7 +11420,6 @@
           <w:id w:val="1161807158"/>
           <w:citation/>
         </w:sdtPr>
-        <w:sdtEndPr/>
         <w:sdtContent>
           <w:r>
             <w:fldChar w:fldCharType="begin"/>
@@ -11582,7 +11614,6 @@
           <w:id w:val="-1282495917"/>
           <w:citation/>
         </w:sdtPr>
-        <w:sdtEndPr/>
         <w:sdtContent>
           <w:r>
             <w:fldChar w:fldCharType="begin"/>
@@ -11786,7 +11817,6 @@
           <w:id w:val="2068990673"/>
           <w:citation/>
         </w:sdtPr>
-        <w:sdtEndPr/>
         <w:sdtContent>
           <w:r>
             <w:fldChar w:fldCharType="begin"/>
@@ -11825,7 +11855,6 @@
           <w:id w:val="1892689785"/>
           <w:citation/>
         </w:sdtPr>
-        <w:sdtEndPr/>
         <w:sdtContent>
           <w:r>
             <w:fldChar w:fldCharType="begin"/>
@@ -11885,7 +11914,6 @@
           <w:id w:val="-1492091520"/>
           <w:citation/>
         </w:sdtPr>
-        <w:sdtEndPr/>
         <w:sdtContent>
           <w:r>
             <w:fldChar w:fldCharType="begin"/>
@@ -11935,7 +11963,6 @@
           <w:id w:val="-840154466"/>
           <w:citation/>
         </w:sdtPr>
-        <w:sdtEndPr/>
         <w:sdtContent>
           <w:r>
             <w:fldChar w:fldCharType="begin"/>
@@ -12090,7 +12117,6 @@
           <w:id w:val="-1640722338"/>
           <w:citation/>
         </w:sdtPr>
-        <w:sdtEndPr/>
         <w:sdtContent>
           <w:r>
             <w:fldChar w:fldCharType="begin"/>
@@ -12256,7 +12282,6 @@
           <w:id w:val="-207333475"/>
           <w:citation/>
         </w:sdtPr>
-        <w:sdtEndPr/>
         <w:sdtContent>
           <w:r>
             <w:fldChar w:fldCharType="begin"/>
@@ -12330,7 +12355,6 @@
           <w:id w:val="1833021705"/>
           <w:citation/>
         </w:sdtPr>
-        <w:sdtEndPr/>
         <w:sdtContent>
           <w:r>
             <w:fldChar w:fldCharType="begin"/>
@@ -12393,7 +12417,6 @@
           <w:id w:val="985585609"/>
           <w:citation/>
         </w:sdtPr>
-        <w:sdtEndPr/>
         <w:sdtContent>
           <w:r>
             <w:fldChar w:fldCharType="begin"/>
@@ -12432,7 +12455,6 @@
           <w:id w:val="33317548"/>
           <w:citation/>
         </w:sdtPr>
-        <w:sdtEndPr/>
         <w:sdtContent>
           <w:r>
             <w:fldChar w:fldCharType="begin"/>
@@ -12462,7 +12484,6 @@
           <w:id w:val="-1761738413"/>
           <w:citation/>
         </w:sdtPr>
-        <w:sdtEndPr/>
         <w:sdtContent>
           <w:r>
             <w:fldChar w:fldCharType="begin"/>
@@ -12542,11 +12563,11 @@
           <w:b w:val="0"/>
         </w:rPr>
       </w:pPr>
-      <w:bookmarkStart w:id="7" w:name="_Toc208604147"/>
+      <w:bookmarkStart w:id="6" w:name="_Toc208604147"/>
       <w:r>
         <w:t>Hệ thống tiền tệ</w:t>
       </w:r>
-      <w:bookmarkEnd w:id="7"/>
+      <w:bookmarkEnd w:id="6"/>
     </w:p>
     <w:p>
       <w:r>
@@ -12723,7 +12744,13 @@
         <w:t xml:space="preserve">dự trữ ngoại hối. </w:t>
       </w:r>
       <w:r>
-        <w:t xml:space="preserve">Tỉ giá hối đoái chính là giá trị trao đổi này của đồng tiền trên thị trường ngoại hối nên năm yếu tố này tất nhiên ảnh hưởng đến tỉ </w:t>
+        <w:rPr>
+          <w:i/>
+        </w:rPr>
+        <w:t>Tỉ giá hối đoái chính là giá trị trao đổi này của đồng tiền</w:t>
+      </w:r>
+      <w:r>
+        <w:t xml:space="preserve"> trên thị trường ngoại hối nên năm yếu tố này tất nhiên ảnh hưởng đến tỉ </w:t>
       </w:r>
       <w:r>
         <w:lastRenderedPageBreak/>
@@ -13532,11 +13559,11 @@
           <w:b w:val="0"/>
         </w:rPr>
       </w:pPr>
-      <w:bookmarkStart w:id="8" w:name="_Toc208604148"/>
+      <w:bookmarkStart w:id="7" w:name="_Toc208604148"/>
       <w:r>
         <w:t>Tích lũy vốn</w:t>
       </w:r>
-      <w:bookmarkEnd w:id="8"/>
+      <w:bookmarkEnd w:id="7"/>
     </w:p>
     <w:p>
       <w:r>
@@ -13568,7 +13595,6 @@
           <w:id w:val="1544018608"/>
           <w:citation/>
         </w:sdtPr>
-        <w:sdtEndPr/>
         <w:sdtContent>
           <w:r>
             <w:fldChar w:fldCharType="begin"/>
@@ -13652,7 +13678,6 @@
           <w:id w:val="-1295828161"/>
           <w:citation/>
         </w:sdtPr>
-        <w:sdtEndPr/>
         <w:sdtContent>
           <w:r>
             <w:fldChar w:fldCharType="begin"/>
@@ -13682,7 +13707,6 @@
           <w:id w:val="-1767534310"/>
           <w:citation/>
         </w:sdtPr>
-        <w:sdtEndPr/>
         <w:sdtContent>
           <w:r>
             <w:fldChar w:fldCharType="begin"/>
@@ -13753,7 +13777,15 @@
         <w:t>vốn</w:t>
       </w:r>
       <w:r>
-        <w:t xml:space="preserve"> cố định (nhà xưởng, máy móc,…) với biến số </w:t>
+        <w:t xml:space="preserve"> cố định (nhà xưởng, máy </w:t>
+      </w:r>
+      <w:proofErr w:type="gramStart"/>
+      <w:r>
+        <w:t>móc,…</w:t>
+      </w:r>
+      <w:proofErr w:type="gramEnd"/>
+      <w:r>
+        <w:t xml:space="preserve">) với biến số </w:t>
       </w:r>
       <w:r>
         <w:rPr>
@@ -14167,6 +14199,7 @@
       <w:r>
         <w:t xml:space="preserve"> với biểu thức (1 + </w:t>
       </w:r>
+      <w:proofErr w:type="gramStart"/>
       <w:r>
         <w:rPr>
           <w:i/>
@@ -14184,6 +14217,7 @@
         </w:rPr>
         <w:t>θ</w:t>
       </w:r>
+      <w:proofErr w:type="gramEnd"/>
       <w:r>
         <w:rPr>
           <w:rFonts w:cs="Times New Roman"/>
@@ -14426,7 +14460,6 @@
           <w:id w:val="-1989388936"/>
           <w:citation/>
         </w:sdtPr>
-        <w:sdtEndPr/>
         <w:sdtContent>
           <w:r>
             <w:rPr>
@@ -14876,7 +14909,6 @@
           <w:id w:val="737217112"/>
           <w:citation/>
         </w:sdtPr>
-        <w:sdtEndPr/>
         <w:sdtContent>
           <w:r>
             <w:rPr>
@@ -14986,7 +15018,6 @@
           <w:id w:val="1653100629"/>
           <w:citation/>
         </w:sdtPr>
-        <w:sdtEndPr/>
         <w:sdtContent>
           <w:r>
             <w:rPr>
@@ -15236,17 +15267,2405 @@
       <w:r>
         <w:t>rằng hoạt động kinh doanh của kinh tế nhà nước gần như thao tác hành chính “sản xuất” sản phẩm dịch vụ “phân bổ nguồn lực”.</w:t>
       </w:r>
+      <w:r>
+        <w:rPr>
+          <w:rFonts w:cs="Times New Roman"/>
+        </w:rPr>
+        <w:t xml:space="preserve"> </w:t>
+      </w:r>
+      <w:r>
+        <w:rPr>
+          <w:rFonts w:cs="Times New Roman"/>
+        </w:rPr>
+        <w:t>Tóm lại, sự khác biệt cơ bản giữa vốn cố định và vốn lưu động rằng vốn lưu động chỉ mang lại lợi nhuận thông qua luân chuyển (chuyển quyền sở hữu) và thay đổi hình thái (từ tiền sang hàng hóa và ngược lại), trong khi đó, vốn cố định có thể tạo ra lợi nhuận mà không cần luân chuyển (Google 2025).</w:t>
+      </w:r>
     </w:p>
     <w:p>
       <w:pPr>
         <w:ind w:firstLine="360"/>
       </w:pPr>
       <w:r>
-        <w:t>[Phân tích khác biệt giữa GDP và tổng vốn quốc gia theo Smith]</w:t>
+        <w:t xml:space="preserve">Smith định nghĩa </w:t>
+      </w:r>
+      <w:r>
+        <w:rPr>
+          <w:i/>
+        </w:rPr>
+        <w:t>tổng thu nhập xã hội</w:t>
+      </w:r>
+      <w:r>
+        <w:t xml:space="preserve"> </w:t>
+      </w:r>
+      <w:r>
+        <w:t>(</w:t>
+      </w:r>
+      <w:r>
+        <w:rPr>
+          <w:i/>
+        </w:rPr>
+        <w:t>tổng thu nhập Smith</w:t>
+      </w:r>
+      <w:r>
+        <w:t xml:space="preserve">) </w:t>
+      </w:r>
+      <w:r>
+        <w:t xml:space="preserve">là tổng toàn bộ hàng hóa sản phẩm hàng năm từ lao động và đất đai theo công thức </w:t>
+      </w:r>
+      <w:r>
+        <w:rPr>
+          <w:rFonts w:cs="Times New Roman"/>
+        </w:rPr>
+        <w:t xml:space="preserve">công thức “giá cả hàng hóa = tiền công + tiền thuê đất + lợi nhuận” và </w:t>
+      </w:r>
+      <w:r>
+        <w:rPr>
+          <w:rFonts w:cs="Times New Roman"/>
+          <w:i/>
+        </w:rPr>
+        <w:t>thu nhập ròng xã hội</w:t>
+      </w:r>
+      <w:r>
+        <w:rPr>
+          <w:rFonts w:cs="Times New Roman"/>
+        </w:rPr>
+        <w:t xml:space="preserve"> </w:t>
+      </w:r>
+      <w:r>
+        <w:rPr>
+          <w:rFonts w:cs="Times New Roman"/>
+        </w:rPr>
+        <w:t>(</w:t>
+      </w:r>
+      <w:r>
+        <w:rPr>
+          <w:rFonts w:cs="Times New Roman"/>
+          <w:i/>
+        </w:rPr>
+        <w:t>thu nhập ròng Smith</w:t>
+      </w:r>
+      <w:r>
+        <w:rPr>
+          <w:rFonts w:cs="Times New Roman"/>
+        </w:rPr>
+        <w:t xml:space="preserve">) </w:t>
+      </w:r>
+      <w:r>
+        <w:rPr>
+          <w:rFonts w:cs="Times New Roman"/>
+        </w:rPr>
+        <w:t>là tổng thu nhập trừ khấu hao vốn cố định lẫn khấu hao vốn luân chuyển và phí tổn sinh hoạt của mọi cá nhân</w:t>
+      </w:r>
+      <w:sdt>
+        <w:sdtPr>
+          <w:rPr>
+            <w:rFonts w:cs="Times New Roman"/>
+          </w:rPr>
+          <w:id w:val="510348843"/>
+          <w:citation/>
+        </w:sdtPr>
+        <w:sdtContent>
+          <w:r>
+            <w:rPr>
+              <w:rFonts w:cs="Times New Roman"/>
+            </w:rPr>
+            <w:fldChar w:fldCharType="begin"/>
+          </w:r>
+          <w:r>
+            <w:rPr>
+              <w:rFonts w:cs="Times New Roman"/>
+            </w:rPr>
+            <w:instrText xml:space="preserve">CITATION Smith1776Wealth \p 212-213 \l 1033 </w:instrText>
+          </w:r>
+          <w:r>
+            <w:rPr>
+              <w:rFonts w:cs="Times New Roman"/>
+            </w:rPr>
+            <w:fldChar w:fldCharType="separate"/>
+          </w:r>
+          <w:r>
+            <w:rPr>
+              <w:rFonts w:cs="Times New Roman"/>
+              <w:noProof/>
+            </w:rPr>
+            <w:t xml:space="preserve"> </w:t>
+          </w:r>
+          <w:r>
+            <w:rPr>
+              <w:rFonts w:cs="Times New Roman"/>
+              <w:noProof/>
+            </w:rPr>
+            <w:t>(Smith, 1776, pp. 212-213)</w:t>
+          </w:r>
+          <w:r>
+            <w:rPr>
+              <w:rFonts w:cs="Times New Roman"/>
+            </w:rPr>
+            <w:fldChar w:fldCharType="end"/>
+          </w:r>
+        </w:sdtContent>
+      </w:sdt>
+      <w:r>
+        <w:rPr>
+          <w:rFonts w:cs="Times New Roman"/>
+        </w:rPr>
+        <w:t xml:space="preserve">. Rõ ràng thu nhập ròng xã hội được cụ thể hóa thành GDP (tổng thu nhập quốc nội – </w:t>
+      </w:r>
+      <w:r>
+        <w:t>gross domestic product</w:t>
+      </w:r>
+      <w:r>
+        <w:rPr>
+          <w:rFonts w:cs="Times New Roman"/>
+        </w:rPr>
+        <w:t xml:space="preserve">) với lưu ý </w:t>
+      </w:r>
+      <w:r>
+        <w:t xml:space="preserve">GDP tính theo phương pháp thu nhập bằng tổng thu nhập lao động tiền lương của người lao động (1), thu nhập từ sở hữu (2) gồm lợi nhuận của doanh nghiệp &amp; tiền lãi từ các khoản cho vay &amp; tiền cho thuê tài sản, thuế sản xuất ròng (3) tức thuế gián thu như thuế giá trị gia tăng và thuế tiêu thụ đặc biệt trừ đi trợ cấp chính phủ cho sản xuất, cộng với chi phí khấu hao tài sản cố định (4) (Google 2025). Chi phí khấu hao tài sản cố định được cộng vào GDP chứ không phải trừ đi do vốn phải chuyển thành tài sản mới được tính vào GDP và chi phí khấu hao tức tu bổ tài sản cố định tương đương mua mới một lượng tài sản cố định. Tuy nhiên </w:t>
+      </w:r>
+      <w:r>
+        <w:t xml:space="preserve">không </w:t>
+      </w:r>
+      <w:r>
+        <w:t xml:space="preserve">có khác biệt </w:t>
+      </w:r>
+      <w:r>
+        <w:t xml:space="preserve">nhiều </w:t>
+      </w:r>
+      <w:r>
+        <w:t xml:space="preserve">giữa </w:t>
+      </w:r>
+      <w:r>
+        <w:rPr>
+          <w:i/>
+        </w:rPr>
+        <w:t>thu nhập ròng Smith</w:t>
+      </w:r>
+      <w:r>
+        <w:t xml:space="preserve"> (theo Smith) và GDP khi vốn được chia thành vốn cố định và vốn lưu động, theo đó thu nhập ròng Smith chủ yếu đề cập đến tiền công, tiền thuê đất và lợi nhuận nghĩa là </w:t>
+      </w:r>
+      <w:r>
+        <w:t xml:space="preserve">tập trung vào </w:t>
+      </w:r>
+      <w:r>
+        <w:t>lượng của cải tăng lên. Vốn cố định như nhà xưởng, máy móc là phương tiện sản xuất tạo ra thu nhập nhưng không phải là thu nhập, theo Smith. Ngược lại tài sản cố định như cơ sở hạ tầng đóng góp lớn vào GDP vì tài sản cố định được đặt tương ứng với tổng thu nhập lao động tiền lương của người lao động (1) và vốn nguyên khởi phải được chuyển hóa. Để rõ nghĩa vấn đề này, ta cần tìm hiểu GDP tính theo phương pháp sản xuất bằng tổng giá trị của hàng hóa và dịch vụ của sản xuất (1), trừ đi chi phí trung gian trong quá trình sản xuất (2) (chi phí trung gian còn được gọi tiêu dùng trung gian là chi phí nguyên vật liệu và dịch vụ mua ngoài), cộng với thuế sản phẩm (3), trừ trợ cấp sản phẩm (4) (trợ cấp sản phẩm là khoản hỗ trợ của chính phủ cho sản xuất) (Google 2025). Theo đó, tài sản cố định (vốn cố định) nằm trong tổng giá trị của hàng hóa và dịch vụ của sản xuất (1).</w:t>
+      </w:r>
+      <w:r>
+        <w:t xml:space="preserve"> </w:t>
+      </w:r>
+      <w:r>
+        <w:t>Vốn lưu động gồm bốn thành phầ</w:t>
+      </w:r>
+      <w:r>
+        <w:t xml:space="preserve">n như </w:t>
+      </w:r>
+      <w:r>
+        <w:rPr>
+          <w:i/>
+        </w:rPr>
+        <w:t xml:space="preserve">tiền </w:t>
+      </w:r>
+      <w:r>
+        <w:rPr>
+          <w:i/>
+        </w:rPr>
+        <w:t>luân</w:t>
+      </w:r>
+      <w:r>
+        <w:rPr>
+          <w:i/>
+        </w:rPr>
+        <w:t xml:space="preserve"> chuyển, lương thực để sinh hoạt, nguyên vật liệu và thành phẩ</w:t>
+      </w:r>
+      <w:r>
+        <w:rPr>
+          <w:i/>
+        </w:rPr>
+        <w:t>m</w:t>
+      </w:r>
+      <w:r>
+        <w:t>,</w:t>
+      </w:r>
+      <w:r>
+        <w:t xml:space="preserve"> tuy cũng chỉ là phương tiện tạo ra thu nhập nhưng nguyên vật liệu và thành phẩm là thu nhập trong tổng thể xã hội mặc dù chúng không phải thu nhập của từng cá nhân</w:t>
+      </w:r>
+      <w:sdt>
+        <w:sdtPr>
+          <w:id w:val="-472606303"/>
+          <w:citation/>
+        </w:sdtPr>
+        <w:sdtContent>
+          <w:r>
+            <w:fldChar w:fldCharType="begin"/>
+          </w:r>
+          <w:r>
+            <w:instrText xml:space="preserve">CITATION Smith1776Wealth \p 214 \l 1033 </w:instrText>
+          </w:r>
+          <w:r>
+            <w:fldChar w:fldCharType="separate"/>
+          </w:r>
+          <w:r>
+            <w:rPr>
+              <w:noProof/>
+            </w:rPr>
+            <w:t xml:space="preserve"> (Smith, 1776, p. 214)</w:t>
+          </w:r>
+          <w:r>
+            <w:fldChar w:fldCharType="end"/>
+          </w:r>
+        </w:sdtContent>
+      </w:sdt>
+      <w:r>
+        <w:t xml:space="preserve">. Lý do rất đơn giản, nguyên vật liệu đầu vào của cá nhân này là sản phẩm đầu ra của cá nhân khác, lượng tiền của người mua là lợi nhuận của người bán. Smith cũng khấu trừ tiền luân chuyển của vốn lưu động khỏi thu nhập ròng, điều này chưa hẳn đúng vì tiền luân chuyển góp phần tạo thế năng tài chính tức mức chênh lệch tạo lợi nhuận. </w:t>
+      </w:r>
+      <w:r>
+        <w:rPr>
+          <w:i/>
+        </w:rPr>
+        <w:t>Tiền luân chuyển</w:t>
+      </w:r>
+      <w:r>
+        <w:t xml:space="preserve"> tức </w:t>
+      </w:r>
+      <w:r>
+        <w:rPr>
+          <w:i/>
+        </w:rPr>
+        <w:t>tiền lưu thông</w:t>
+      </w:r>
+      <w:r>
+        <w:t xml:space="preserve"> khởi phát từ hoạt động trao </w:t>
+      </w:r>
+      <w:r>
+        <w:lastRenderedPageBreak/>
+        <w:t>đổi hàng hóa là nguồn gốc của dòng tiền &amp; hoạt động ngân hàng và như ta cũng biết rằng thuộc tính trao đổi là nguồn gốc của phân công lao động và phân công lao động là nguồn gốc của tự do kinh tế.</w:t>
+      </w:r>
+      <w:r>
+        <w:t xml:space="preserve"> Từ phân tích của Smith, ta có một suy luận thú vị </w:t>
+      </w:r>
+      <w:r>
+        <w:t xml:space="preserve">rằng </w:t>
+      </w:r>
+      <w:r>
+        <w:t>tích lũy vốn góp phần vào hoạt động ngân hàng.</w:t>
+      </w:r>
+      <w:r>
+        <w:t xml:space="preserve"> Thuộc tính trao đổi hàng hóa là nguồn gốc của mọi thứ trong kinh tế nói chung và kinh tế tự do nói riêng, mặc dù ta luôn nhấn mạnh tầm quan trọng của hoạt động sản xuất trong mối tương hỗ với hoạt động thương mại như “</w:t>
+      </w:r>
+      <w:r>
+        <w:t>thương mại là vệt màu nhập nhòe giữa sản xuất và tài chính</w:t>
+      </w:r>
+      <w:r>
+        <w:t>”, nhưng hãy lưu ý bản chất của thương mại là trao đổi, ngữ nghĩa này mạnh hơn nhiều so với mối liên hệ giữa trao đổi và sản xuất phải thông qua phân công lao động</w:t>
+      </w:r>
+      <w:r>
+        <w:t xml:space="preserve"> – hoạt động sản xuất chỉ có ý nghĩa với phân công lao động mặc dù trao đổi là nguồn gốc của phân công lao động, trong khi đó ta có thể nói thương mại “là” trao đổi</w:t>
+      </w:r>
+      <w:r>
+        <w:t>.</w:t>
+      </w:r>
+      <w:r>
+        <w:t xml:space="preserve"> Nếu nghiêng về sản xuất và tách thành tố chi phí vận chuyển khỏi giá thành sản phẩm thì thương mại là hoạt động sản xuất tạo ra sản phẩm dịch vụ và khi đó chi phí vận chuyển nhập vào giá thành của dịch vụ “thương mại”.</w:t>
+      </w:r>
+      <w:r>
+        <w:t xml:space="preserve"> Rốt cuộc giữa thuộc tính trao đổi và thuộc tính sinh sôi nảy nở thì cái nào quan trọng nhất đối với </w:t>
+      </w:r>
+      <w:r>
+        <w:t xml:space="preserve">nền </w:t>
+      </w:r>
+      <w:r>
+        <w:t>kinh tế</w:t>
+      </w:r>
+      <w:r>
+        <w:t xml:space="preserve">? Bản thân câu hỏi này chưa đúng vì cần điều chỉnh lại rằng sinh sôi nảy nở là bản chất (essence) của nền kinh tế </w:t>
+      </w:r>
+      <w:r>
+        <w:t xml:space="preserve">với vai trò bản thể hay sinh thể </w:t>
+      </w:r>
+      <w:r>
+        <w:t>có thuộc tính quan trọng nhất là trao đổi</w:t>
+      </w:r>
+      <w:r>
+        <w:t xml:space="preserve"> và trao đổi là hoạt động “giao hợp” của sinh thể kinh tế để sinh sôi của cải</w:t>
+      </w:r>
+      <w:r>
+        <w:t xml:space="preserve">. Bất luận thế nào </w:t>
+      </w:r>
+      <w:r>
+        <w:t xml:space="preserve">nền </w:t>
+      </w:r>
+      <w:r>
+        <w:t>kinh tế phải tăng trưởng – tạo ra càng nhiều của cải càng tốt với phương tiện cơ bản là trao đổi</w:t>
+      </w:r>
+      <w:r>
+        <w:t>, và như thế, tất cả mọi hoạt động kinh tế đều có thể quy về sản xuất</w:t>
+      </w:r>
+      <w:r>
+        <w:t xml:space="preserve"> tức sinh sôi nảy nở</w:t>
+      </w:r>
+      <w:r>
+        <w:t>.</w:t>
+      </w:r>
+      <w:r>
+        <w:t xml:space="preserve"> Lưu ý, tổng thu nhập xã hội và thu nhập ròng xã hội đều là vốn </w:t>
+      </w:r>
+      <w:r>
+        <w:t xml:space="preserve">(cố định + lưu động) </w:t>
+      </w:r>
+      <w:r>
+        <w:t xml:space="preserve">nhưng </w:t>
+      </w:r>
+      <w:r>
+        <w:t>thể hiện sự gia tăng của vốn tức tích lũy vốn</w:t>
+      </w:r>
+      <w:r>
+        <w:t xml:space="preserve">, do đó </w:t>
+      </w:r>
+      <w:r>
+        <w:rPr>
+          <w:i/>
+        </w:rPr>
+        <w:t>GDP cũng là vốn thể hiện sự tích lũy vốn</w:t>
+      </w:r>
+      <w:r>
+        <w:t>, hơn nữa, tổng thu nhập xã hội (Smith) cũng nhỏ hơn GDP.</w:t>
+      </w:r>
+    </w:p>
+    <w:p>
+      <w:pPr>
+        <w:ind w:firstLine="360"/>
+      </w:pPr>
+      <w:r>
+        <w:t xml:space="preserve">Lượng tiền lưu thông trong xã hội tuy phản ánh thu nhập xã hội nhưng bản thân lượng tiền này không phải thu nhập ròng Smith vì nó có vai trò là </w:t>
+      </w:r>
+      <w:r>
+        <w:rPr>
+          <w:i/>
+        </w:rPr>
+        <w:t>phương tiện thanh toán</w:t>
+      </w:r>
+      <w:r>
+        <w:t xml:space="preserve"> mà dường như Smith cho rằng nó gần như là tài sản cố định – cần phải có một hệ thống để duy trì nó</w:t>
+      </w:r>
+      <w:sdt>
+        <w:sdtPr>
+          <w:id w:val="1166443572"/>
+          <w:citation/>
+        </w:sdtPr>
+        <w:sdtContent>
+          <w:r>
+            <w:fldChar w:fldCharType="begin"/>
+          </w:r>
+          <w:r>
+            <w:instrText xml:space="preserve">CITATION Smith1776Wealth \p 214 \l 1033 </w:instrText>
+          </w:r>
+          <w:r>
+            <w:fldChar w:fldCharType="separate"/>
+          </w:r>
+          <w:r>
+            <w:rPr>
+              <w:noProof/>
+            </w:rPr>
+            <w:t xml:space="preserve"> (Smith, 1776, p. 214)</w:t>
+          </w:r>
+          <w:r>
+            <w:fldChar w:fldCharType="end"/>
+          </w:r>
+        </w:sdtContent>
+      </w:sdt>
+      <w:r>
+        <w:t xml:space="preserve">. </w:t>
+      </w:r>
+      <w:r>
+        <w:t xml:space="preserve">Ghi chú, </w:t>
+      </w:r>
+      <w:r>
+        <w:t>tiền lưu thông</w:t>
+      </w:r>
+      <w:r>
+        <w:t xml:space="preserve"> </w:t>
+      </w:r>
+      <w:r>
+        <w:t xml:space="preserve">có thể được hiểu </w:t>
+      </w:r>
+      <w:r>
+        <w:t>là tiền tệ</w:t>
+      </w:r>
+      <w:r>
+        <w:t xml:space="preserve"> </w:t>
+      </w:r>
+      <w:r>
+        <w:t xml:space="preserve">tức đồng tiền </w:t>
+      </w:r>
+      <w:r>
+        <w:t>hay nói cách khác tiền tệ chỉ được luân chuyển giữa các cá nhân mà không bị tiêu thụ (như sản phẩm) nhưng tôi nghĩ điều này chưa hẳn đúng</w:t>
+      </w:r>
+      <w:r>
+        <w:t xml:space="preserve">. </w:t>
+      </w:r>
+      <w:r>
+        <w:t>Tuy nhiên, bất luận thế nào, vai trò lưu thông của tiền tệ hay tiền lưu thông luôn thiết yếu</w:t>
+      </w:r>
+      <w:r>
+        <w:t xml:space="preserve"> và tất nhiên, tiền lưu thông là một thành phần của vốn lưu động bên cạnh </w:t>
+      </w:r>
+      <w:r>
+        <w:t>lương thực để sinh hoạt, nguyên vật liệu và thành phẩm</w:t>
+      </w:r>
+      <w:r>
+        <w:t xml:space="preserve"> mặc dù nguyên vật liệu và thành phẩm sẽ tạo ra lợi nhuận khi chuyển luân chuyển sở hữu hoặc thay đổi hình thái với lưu ý rằng sức lao động</w:t>
+      </w:r>
+      <w:r>
+        <w:t xml:space="preserve"> </w:t>
+      </w:r>
+      <w:r>
+        <w:t>và vốn cố định đóng góp vào thành phẩm</w:t>
+      </w:r>
+      <w:r>
+        <w:t xml:space="preserve"> </w:t>
+      </w:r>
+      <w:r>
+        <w:t xml:space="preserve">– </w:t>
+      </w:r>
+      <w:r>
+        <w:t>tiền thuê đất đóng góp vào thành phẩm</w:t>
+      </w:r>
+      <w:r>
+        <w:t xml:space="preserve"> tuy tiền thuê đất là hậu quả của giá thành</w:t>
+      </w:r>
+      <w:r>
+        <w:t xml:space="preserve">. </w:t>
+      </w:r>
+      <w:r>
+        <w:t>Thu nhập một người với tiền công và lợi nhuận được lượng hóa bằng một lượng tiền và được cá nhân chi tiêu trong tiền lưu thông nhưng thu nhập này không phải là tiền lưu thông</w:t>
+      </w:r>
+      <w:sdt>
+        <w:sdtPr>
+          <w:id w:val="-1702161430"/>
+          <w:citation/>
+        </w:sdtPr>
+        <w:sdtContent>
+          <w:r>
+            <w:fldChar w:fldCharType="begin"/>
+          </w:r>
+          <w:r>
+            <w:instrText xml:space="preserve">CITATION Smith1776Wealth \p 115 \l 1033 </w:instrText>
+          </w:r>
+          <w:r>
+            <w:fldChar w:fldCharType="separate"/>
+          </w:r>
+          <w:r>
+            <w:rPr>
+              <w:noProof/>
+            </w:rPr>
+            <w:t xml:space="preserve"> (Smith, 1776, p. 115)</w:t>
+          </w:r>
+          <w:r>
+            <w:fldChar w:fldCharType="end"/>
+          </w:r>
+        </w:sdtContent>
+      </w:sdt>
+      <w:r>
+        <w:t>.</w:t>
+      </w:r>
+      <w:r>
+        <w:t xml:space="preserve"> Ví dụ khi </w:t>
+      </w:r>
+      <w:r>
+        <w:t>một người</w:t>
+      </w:r>
+      <w:r>
+        <w:t xml:space="preserve"> được trả công bằng 1$ thì tờ tiền 1$ mà </w:t>
+      </w:r>
+      <w:r>
+        <w:t>họ</w:t>
+      </w:r>
+      <w:r>
+        <w:t xml:space="preserve"> cầm trên tay là tiền lưu thông nhưng thu nhập của </w:t>
+      </w:r>
+      <w:r>
+        <w:t>người đó</w:t>
+      </w:r>
+      <w:r>
+        <w:t xml:space="preserve"> chính là lượng lao động có giá tiền 1$</w:t>
+      </w:r>
+      <w:r>
+        <w:t xml:space="preserve"> và GDP được tích lũy với lượng lao động 1$ này. Tuy nhiên tiền lưu thông (</w:t>
+      </w:r>
+      <w:r>
+        <w:t xml:space="preserve">tờ tiền </w:t>
+      </w:r>
+      <w:r>
+        <w:t xml:space="preserve">1$) không phải </w:t>
+      </w:r>
+      <w:r>
+        <w:t>không</w:t>
+      </w:r>
+      <w:r>
+        <w:t xml:space="preserve"> có giá trị trao đổi</w:t>
+      </w:r>
+      <w:r>
+        <w:t xml:space="preserve"> </w:t>
+      </w:r>
+      <w:r>
+        <w:t>và</w:t>
+      </w:r>
+      <w:r>
+        <w:t xml:space="preserve"> người đọc </w:t>
+      </w:r>
+      <w:r>
+        <w:t>vui lòng phân biệt với giá trị quy ước của 1$</w:t>
+      </w:r>
+      <w:r>
+        <w:t>.</w:t>
+      </w:r>
+      <w:r>
+        <w:t xml:space="preserve"> Tiền công 1$ tức thu nhập 1$ </w:t>
+      </w:r>
+      <w:r>
+        <w:t xml:space="preserve">tức lượng của cải 1$ </w:t>
+      </w:r>
+      <w:r>
+        <w:t xml:space="preserve">chỉ có ý nghĩa khi một người mua </w:t>
+      </w:r>
+      <w:r>
+        <w:t xml:space="preserve">được </w:t>
+      </w:r>
+      <w:r>
+        <w:t>hàng hóa khác với 1$ này tức trao đổi với hàng hóa khác có lượng lao động tương đương 1$</w:t>
+      </w:r>
+      <w:r>
+        <w:t xml:space="preserve">, hay nói cách khác, thu nhập 1$ là </w:t>
+      </w:r>
+      <w:r>
+        <w:rPr>
+          <w:i/>
+        </w:rPr>
+        <w:t>sức mua</w:t>
+      </w:r>
+      <w:r>
+        <w:t xml:space="preserve"> của tờ tiền 1$</w:t>
+      </w:r>
+      <w:r>
+        <w:t>.</w:t>
+      </w:r>
+      <w:r>
+        <w:t xml:space="preserve"> Tuy nhiên tỉ giá hối đoái của đồng tiền tức giá trị trao đổi của đồng tiền được tính trên tờ tiền 1$ chứ không phải </w:t>
+      </w:r>
+      <w:r>
+        <w:t xml:space="preserve">trên </w:t>
+      </w:r>
+      <w:r>
+        <w:t>thu nhập – lượng lao động 1$ ngay cả khi tờ tiền 1$ không còn được thay bằng thỏi bạc 1$ thời Smith.</w:t>
+      </w:r>
+      <w:r>
+        <w:t xml:space="preserve"> Một cách chính xác rằng có sự thống nhất giữa giá trị trao đổi (giá trị quy ước) của tiền tệ và giá trị trao đổi của lượng lao động (hàng hóa).</w:t>
+      </w:r>
+      <w:r>
+        <w:t xml:space="preserve"> Lượng tiền lưu thông trên thị trường phải </w:t>
+      </w:r>
+      <w:r>
+        <w:t>tương ứng</w:t>
+      </w:r>
+      <w:r>
+        <w:t xml:space="preserve"> tổng giá trị trao đổi của hàng hóa trên thị trường, thể hiện rõ ràng sự thống nhất này, và cũng là nguyên lý của việc kềm chế lạm phát lẫn giảm phát.</w:t>
+      </w:r>
+      <w:r>
+        <w:t xml:space="preserve"> Nhưng tương ứng như thế nào? Ta cần tìm hiểu phân tích của Smith để thấu đáo vấn đề này.</w:t>
+      </w:r>
+      <w:r>
+        <w:t xml:space="preserve"> Theo một ví dụ của Smith</w:t>
+      </w:r>
+      <w:sdt>
+        <w:sdtPr>
+          <w:id w:val="-1148740909"/>
+          <w:citation/>
+        </w:sdtPr>
+        <w:sdtContent>
+          <w:r>
+            <w:fldChar w:fldCharType="begin"/>
+          </w:r>
+          <w:r>
+            <w:instrText xml:space="preserve">CITATION Smith1776Wealth \p 117 \l 1033 </w:instrText>
+          </w:r>
+          <w:r>
+            <w:fldChar w:fldCharType="separate"/>
+          </w:r>
+          <w:r>
+            <w:rPr>
+              <w:noProof/>
+            </w:rPr>
+            <w:t xml:space="preserve"> (Smith, 1776, p. 117)</w:t>
+          </w:r>
+          <w:r>
+            <w:fldChar w:fldCharType="end"/>
+          </w:r>
+        </w:sdtContent>
+      </w:sdt>
+      <w:r>
+        <w:t xml:space="preserve"> (</w:t>
+      </w:r>
+      <w:r>
+        <w:t>Google</w:t>
+      </w:r>
+      <w:r>
+        <w:t xml:space="preserve"> 2026), giả sử thu nhập ròng Smith là 1,000,000 lượng giá tiền trong hệ thống kim bản vị cần 1,000,000 đồng tiền vàng là tiền lưu thông cho thu nhập ròng 1,000,000 lượng giá tiền. Lượng tiền lưu thông 1,000,000 </w:t>
+      </w:r>
+      <w:r>
+        <w:lastRenderedPageBreak/>
+        <w:t xml:space="preserve">đồng tiền vàng cũng là tài sản </w:t>
+      </w:r>
+      <w:r>
+        <w:t xml:space="preserve">ở dạng tiềm năng cần được đốt cháy giải phóng năng lượng hữu ích – đúng nghĩa tài sản thực thụ </w:t>
+      </w:r>
+      <w:r>
+        <w:t xml:space="preserve">và để </w:t>
+      </w:r>
+      <w:r>
+        <w:t>đốt cháy “nhiên liệu”</w:t>
+      </w:r>
+      <w:r>
+        <w:t xml:space="preserve"> </w:t>
+      </w:r>
+      <w:r>
+        <w:t xml:space="preserve">vàng </w:t>
+      </w:r>
+      <w:r>
+        <w:t>này, ngân hàng phát hành 800,000 tiền giấy như dạng tín phiếu chưa phải tiền pháp định với bản vị pháp định và giữ lại 200,000 đồng tiền vàng trong ngân khố để người dân có thể đổi tiền giấy để rút đồng tiền vàng. Vai trò của tiền lưu thông (800,000 tiền giấy) hữu ích đến nỗi có ít người đổi tiền giấy để rút đồng tiền vàng nên 200,000 đồng tiền vàng</w:t>
+      </w:r>
+      <w:r>
+        <w:t xml:space="preserve"> đủ để bảo đảm bản vị. Sau một thời gian người dân hoàn toàn dùng 800,000 tiền giấy để trao đổi hàng hóa và tất nhiên ngân hàng thu hồi 800,000 đồng tiền vàng tương ứng với 800,000 tiền giấy lưu thông. </w:t>
+      </w:r>
+      <w:r>
+        <w:t>Lúc</w:t>
+      </w:r>
+      <w:r>
+        <w:t xml:space="preserve"> đó lượng 800,000 đồng tiền vàng </w:t>
+      </w:r>
+      <w:r>
+        <w:t xml:space="preserve">dôi dư </w:t>
+      </w:r>
+      <w:r>
+        <w:t>được đem ra nước ngoài để đầu tư như mua công cụ sản xuất, mua nguyên vật liệu, thậm chí cho vay để sản xuất nhiều của cải hơn</w:t>
+      </w:r>
+      <w:r>
+        <w:t xml:space="preserve">, đây là quá trình tích lũy vốn thông qua </w:t>
+      </w:r>
+      <w:r>
+        <w:t xml:space="preserve">vai trò </w:t>
+      </w:r>
+      <w:r>
+        <w:t xml:space="preserve">giải phóng nguồn lực </w:t>
+      </w:r>
+      <w:r>
+        <w:t xml:space="preserve">(đốt cháy “nhiên liệu” vàng) </w:t>
+      </w:r>
+      <w:r>
+        <w:t>của tiền lưu thông – tích lũy vốn trở lại với 800,000 đồng tiền vàng</w:t>
+      </w:r>
+      <w:r>
+        <w:t>. Như vậy 800,000 tiền giấy lưu thông giải phóng 800,000 đồng tiền vàng vì đồng tiền vàng còn là tài sản được chấp nhận ở nước ngoài</w:t>
+      </w:r>
+      <w:r>
+        <w:t xml:space="preserve"> trong khi tiền giấy chỉ có giá trị </w:t>
+      </w:r>
+      <w:r>
+        <w:t>trong một quốc gia</w:t>
+      </w:r>
+      <w:r>
+        <w:t xml:space="preserve">. Hơn nữa 800,000 tiền giấy lưu thông </w:t>
+      </w:r>
+      <w:r>
+        <w:t xml:space="preserve">nội tại </w:t>
+      </w:r>
+      <w:r>
+        <w:t xml:space="preserve">tương ứng với </w:t>
+      </w:r>
+      <w:r>
+        <w:t xml:space="preserve">1,000,000 </w:t>
+      </w:r>
+      <w:r>
+        <w:t xml:space="preserve">tổng thu nhập </w:t>
+      </w:r>
+      <w:r>
+        <w:t>xã hội</w:t>
+      </w:r>
+      <w:r>
+        <w:t xml:space="preserve"> </w:t>
+      </w:r>
+      <w:r>
+        <w:t>với tỉ lệ 4/5</w:t>
+      </w:r>
+      <w:r>
+        <w:t xml:space="preserve"> </w:t>
+      </w:r>
+      <w:r>
+        <w:t xml:space="preserve">= 800,000 / 1,000,000 </w:t>
+      </w:r>
+      <w:r>
+        <w:t xml:space="preserve">và giả sử </w:t>
+      </w:r>
+      <w:r>
+        <w:rPr>
+          <w:i/>
+        </w:rPr>
+        <w:t xml:space="preserve">tỉ lệ </w:t>
+      </w:r>
+      <w:r>
+        <w:rPr>
+          <w:i/>
+        </w:rPr>
+        <w:t>tương ứng tiền tệ</w:t>
+      </w:r>
+      <w:r>
+        <w:t xml:space="preserve"> </w:t>
+      </w:r>
+      <w:r>
+        <w:t xml:space="preserve">4/5 này vừa đủ, nếu tỉ lệ tiền giấy lớn hơn 4/5 là lạm phát và nhỏ hơn </w:t>
+      </w:r>
+      <w:r>
+        <w:t>4</w:t>
+      </w:r>
+      <w:r>
+        <w:t>/5 là giảm phát</w:t>
+      </w:r>
+      <w:r>
+        <w:t xml:space="preserve">. Ghi chú, Smith dùng thuật ngữ “sụt giảm giá trị tiền tệ” </w:t>
+      </w:r>
+      <w:r>
+        <w:t xml:space="preserve">khi </w:t>
+      </w:r>
+      <w:r>
+        <w:t>đề cập lạm phát.</w:t>
+      </w:r>
+      <w:r>
+        <w:t xml:space="preserve"> </w:t>
+      </w:r>
+      <w:r>
+        <w:t>Tiền giấy lưu thông nội tại tương ứng với tổng thu nhập theo một tỉ lệ nhỏ hơn 1, chứ không phải ngang bằng 1:1 vì lượng tiền lưu thông luôn nhỏ hơn tổng thu nhập do chuyển quyền sở hữu và sự thuận tiện.</w:t>
+      </w:r>
+      <w:r>
+        <w:t xml:space="preserve"> Tuy nhiên khi đồng tiền vàng được thay bằng tiền pháp định, vấn đề trở nên phức tạp </w:t>
+      </w:r>
+      <w:r>
+        <w:t xml:space="preserve">một chút </w:t>
+      </w:r>
+      <w:r>
+        <w:t>vì dạng vật lý của tiền pháp định là tiền giấy</w:t>
+      </w:r>
+      <w:r>
+        <w:t xml:space="preserve"> nhưng giá trị trao đổi </w:t>
+      </w:r>
+      <w:r>
+        <w:t xml:space="preserve">của </w:t>
+      </w:r>
+      <w:r>
+        <w:t>tiền pháp định là tỉ giá hối đoái.</w:t>
+      </w:r>
+      <w:r>
+        <w:t xml:space="preserve"> Nếu 800,000 tiền pháp định như tài sản đem đầu tư ra nước ngoài thì giá trị sẽ tăng hay giảm </w:t>
+      </w:r>
+      <w:r>
+        <w:t xml:space="preserve">tại nước ngoài (nước sở tại) </w:t>
+      </w:r>
+      <w:r>
+        <w:t xml:space="preserve">tùy theo tỉ giá hối đoái giữa </w:t>
+      </w:r>
+      <w:r>
+        <w:t xml:space="preserve">các </w:t>
+      </w:r>
+      <w:r>
+        <w:t>đồng tiền hai quốc gia</w:t>
+      </w:r>
+      <w:r>
+        <w:t>.</w:t>
+      </w:r>
+      <w:r>
+        <w:t xml:space="preserve"> </w:t>
+      </w:r>
+      <w:r>
+        <w:t>Quá trình phát hành tiền giấy không khác bao nhiêu hoạt động cho vay tín dụng của ngân hàng mà lợi nhuận của phát hành tiền giấy là lợi nhuận từ việc giải phóng nguồn vốn để đầ</w:t>
+      </w:r>
+      <w:r>
+        <w:t>u tư. D</w:t>
+      </w:r>
+      <w:r>
+        <w:t xml:space="preserve">o </w:t>
+      </w:r>
+      <w:r>
+        <w:t>vậy</w:t>
+      </w:r>
+      <w:r>
+        <w:t xml:space="preserve"> tờ tiền vật lý 1$ có một giá trị riêng bởi một loạt hoạt động đầu tư tạo lợi nhuận sau đó và tiền pháp định có giá trị trao đổi là tỉ giá hối đoái dựa trên sức mạnh cứng của quốc gia.</w:t>
+      </w:r>
+    </w:p>
+    <w:p>
+      <w:pPr>
+        <w:ind w:firstLine="360"/>
+      </w:pPr>
+      <w:r>
+        <w:t xml:space="preserve">Trở lại vấn đề lạm phát tức sụt giảm giá trị tiền tệ khi mà lượng tiền giấy phát hành vượt tỉ lệ tương ứng tiền tệ, một số hậu quả tiêu cực xảy ra như sau: 1) lúc này do lượng cung tiền nhiều hơn nhu cầu lưu thông nên người dân có xu hướng mang lượng tiền </w:t>
+      </w:r>
+      <w:r>
+        <w:t xml:space="preserve">giấy </w:t>
+      </w:r>
+      <w:r>
+        <w:t xml:space="preserve">dôi dư đổi tiền đồng vàng như mua tài sản gây áp lực lên ngân hàng </w:t>
+      </w:r>
+      <w:r>
+        <w:t xml:space="preserve">khiến ngân hàng cạn kiệt khả năng thanh toán vàng hoặc </w:t>
+      </w:r>
+      <w:r>
+        <w:t xml:space="preserve">buộc phải vay nguồn vốn khác để mua vàng và việc trả lãi làm suy giảm nguồn vốn quốc gia (Google 2026), 2) hàng hóa tự động cần nhiều tiền hơn để trao đổi một cách tự nhiên do lượng </w:t>
+      </w:r>
+      <w:r>
+        <w:t xml:space="preserve">tiền giấy </w:t>
+      </w:r>
+      <w:r>
+        <w:t xml:space="preserve">dôi dư khiến vật giá leo thang, 3) </w:t>
+      </w:r>
+      <w:r>
+        <w:t xml:space="preserve">lượng tiền </w:t>
+      </w:r>
+      <w:r>
+        <w:t xml:space="preserve">giấy </w:t>
+      </w:r>
+      <w:r>
+        <w:t xml:space="preserve">dôi dư trào ra không thể tiêu thụ ra nước ngoài nên tự động đẩy một lượng </w:t>
+      </w:r>
+      <w:r>
+        <w:t xml:space="preserve">tài sản </w:t>
+      </w:r>
+      <w:r>
+        <w:t>vàng ra nước ngoài mà không tạo ra gia trị gia tăng như đầu tư</w:t>
+      </w:r>
+      <w:r>
+        <w:t xml:space="preserve"> (Google 2026)</w:t>
+      </w:r>
+      <w:r>
+        <w:t>.</w:t>
+      </w:r>
+      <w:r>
+        <w:t xml:space="preserve"> </w:t>
+      </w:r>
+      <w:r>
+        <w:t>Smith đề ra nguyên tắc vàng để kềm chế lạm phát tức kềm chế sự sụt giảm giá trị tiền tệ vào thời của ông như sau “lượng tiền giấy phát hành không vượt quá lượng tiền đồng vàng cần thiết để lưu thông”</w:t>
+      </w:r>
+      <w:r>
+        <w:t xml:space="preserve"> (Google 2026)</w:t>
+      </w:r>
+      <w:r>
+        <w:t>, theo ví dụ trên thì lượng tiền giấy không vượt quá 800,000 cần thiết để lưu thông.</w:t>
+      </w:r>
+      <w:r>
+        <w:t xml:space="preserve"> Ngày nay với hệ thống tiền tệ pháp định, tỉ lệ lạm phát thay cho tỉ lệ tương ứng tiền tệ và tỉ lệ lạm phát được xác định bằng phần trăm chênh lệch giữa giá của hai giỏ hàng vào hai thời điểm với </w:t>
+      </w:r>
+      <w:r>
+        <w:rPr>
+          <w:i/>
+        </w:rPr>
+        <w:t>giỏ hàng</w:t>
+      </w:r>
+      <w:r>
+        <w:t xml:space="preserve"> bao gồm các mặt hàng/dịch vụ thiết yếu, đây là cách xác định theo </w:t>
+      </w:r>
+      <w:r>
+        <w:rPr>
+          <w:i/>
+        </w:rPr>
+        <w:t>chỉ số giá tiêu dùng</w:t>
+      </w:r>
+      <w:r>
+        <w:t xml:space="preserve"> (</w:t>
+      </w:r>
+      <w:r>
+        <w:t>c</w:t>
+      </w:r>
+      <w:r>
+        <w:t xml:space="preserve">onsumer </w:t>
+      </w:r>
+      <w:r>
+        <w:t>p</w:t>
+      </w:r>
+      <w:r>
+        <w:t xml:space="preserve">rice </w:t>
+      </w:r>
+      <w:r>
+        <w:t>i</w:t>
+      </w:r>
+      <w:r>
+        <w:t xml:space="preserve">ndex </w:t>
+      </w:r>
+      <w:r>
+        <w:t xml:space="preserve">– </w:t>
+      </w:r>
+      <w:r>
+        <w:t>CPI) dựa trên sức mua và sự tương ứng giữa tiền và hàng hóa/dịch vụ</w:t>
+      </w:r>
+      <w:r>
+        <w:t xml:space="preserve"> (Google 2026)</w:t>
+      </w:r>
+      <w:r>
+        <w:t>.</w:t>
+      </w:r>
+      <w:r>
+        <w:t xml:space="preserve"> </w:t>
+      </w:r>
+      <w:r>
+        <w:t>N</w:t>
+      </w:r>
+      <w:r>
+        <w:t>guyên tắc vàng của Smith về sự tương ứng giữa hàng hóa và tiền lưu thông luôn đúng</w:t>
+      </w:r>
+      <w:r>
+        <w:t>,</w:t>
+      </w:r>
+      <w:r>
+        <w:t xml:space="preserve"> ngay cả với công thức của </w:t>
+      </w:r>
+      <w:r>
+        <w:rPr>
+          <w:i/>
+        </w:rPr>
+        <w:t>thuyết số lượng tiền tệ</w:t>
+      </w:r>
+      <w:r>
+        <w:t xml:space="preserve">: </w:t>
+      </w:r>
+      <w:r>
+        <w:rPr>
+          <w:i/>
+        </w:rPr>
+        <w:t>M</w:t>
+      </w:r>
+      <w:r>
+        <w:t>*</w:t>
+      </w:r>
+      <w:r>
+        <w:rPr>
+          <w:i/>
+        </w:rPr>
+        <w:t>V</w:t>
+      </w:r>
+      <w:r>
+        <w:t xml:space="preserve"> = </w:t>
+      </w:r>
+      <w:r>
+        <w:rPr>
+          <w:i/>
+        </w:rPr>
+        <w:t>P</w:t>
+      </w:r>
+      <w:r>
+        <w:t>*</w:t>
+      </w:r>
+      <w:r>
+        <w:rPr>
+          <w:i/>
+        </w:rPr>
+        <w:t>Q</w:t>
+      </w:r>
+      <w:r>
+        <w:t xml:space="preserve">, trong đó </w:t>
+      </w:r>
+      <w:r>
+        <w:rPr>
+          <w:i/>
+        </w:rPr>
+        <w:t>M</w:t>
+      </w:r>
+      <w:r>
+        <w:t xml:space="preserve"> là lượng cung tiền do ngân hàng trung ương in</w:t>
+      </w:r>
+      <w:r>
+        <w:t xml:space="preserve"> và điều chỉnh</w:t>
+      </w:r>
+      <w:r>
+        <w:t xml:space="preserve">, </w:t>
+      </w:r>
+      <w:r>
+        <w:rPr>
+          <w:i/>
+        </w:rPr>
+        <w:t>V</w:t>
+      </w:r>
+      <w:r>
+        <w:t xml:space="preserve"> là tốc độ lưu thông tiền tệ tức số lần mà một đơn vị tiền tệ được sử dụng để mua hàng hóa dịch vụ trong một khoảng thời gian, </w:t>
+      </w:r>
+      <w:r>
+        <w:rPr>
+          <w:i/>
+        </w:rPr>
+        <w:t>P</w:t>
+      </w:r>
+      <w:r>
+        <w:t xml:space="preserve"> là mức giá chung tức giá tiền trung bình của </w:t>
+      </w:r>
+      <w:r>
+        <w:t>mỗi</w:t>
+      </w:r>
+      <w:r>
+        <w:t xml:space="preserve"> hàng hóa dịch vụ và </w:t>
+      </w:r>
+      <w:r>
+        <w:rPr>
+          <w:i/>
+        </w:rPr>
+        <w:t>Q</w:t>
+      </w:r>
+      <w:r>
+        <w:t xml:space="preserve"> là tổng sản lượng hàng hóa dịch vụ.</w:t>
+      </w:r>
+      <w:r>
+        <w:t xml:space="preserve"> Công thức nay được viết lại như sau: </w:t>
+      </w:r>
+      <w:r>
+        <w:rPr>
+          <w:i/>
+        </w:rPr>
+        <w:t>P</w:t>
+      </w:r>
+      <w:r>
+        <w:t xml:space="preserve"> = </w:t>
+      </w:r>
+      <w:r>
+        <w:rPr>
+          <w:i/>
+        </w:rPr>
+        <w:t>M</w:t>
+      </w:r>
+      <w:r>
+        <w:t xml:space="preserve"> *</w:t>
+      </w:r>
+      <w:r>
+        <w:rPr>
+          <w:i/>
+        </w:rPr>
+        <w:t>V</w:t>
+      </w:r>
+      <w:r>
+        <w:t xml:space="preserve"> / </w:t>
+      </w:r>
+      <w:r>
+        <w:rPr>
+          <w:i/>
+        </w:rPr>
+        <w:t>Q</w:t>
+      </w:r>
+      <w:r>
+        <w:t xml:space="preserve"> và lúc này </w:t>
+      </w:r>
+      <w:r>
+        <w:rPr>
+          <w:i/>
+        </w:rPr>
+        <w:t>P</w:t>
+      </w:r>
+      <w:r>
+        <w:t xml:space="preserve"> là </w:t>
+      </w:r>
+      <w:r>
+        <w:t>giá tiền trung bình của mỗi mặt hàng trong giỏ hàng</w:t>
+      </w:r>
+      <w:r>
+        <w:t xml:space="preserve">. Lượng cung tiền được xác định bằng tác vụ in tiền của ngân hàng và </w:t>
+      </w:r>
+      <w:r>
+        <w:lastRenderedPageBreak/>
+        <w:t xml:space="preserve">lượng cung này cũng được điều chỉnh bằng những công cụ tài chính như lãi suất, nghiệp vụ ngân hàng </w:t>
+      </w:r>
+      <w:proofErr w:type="gramStart"/>
+      <w:r>
+        <w:t>mở,…</w:t>
+      </w:r>
+      <w:proofErr w:type="gramEnd"/>
+      <w:r>
+        <w:t xml:space="preserve"> </w:t>
+      </w:r>
+      <w:r>
+        <w:t xml:space="preserve">Một cách đơn giản lượng cung tiền được in </w:t>
+      </w:r>
+      <w:r>
+        <w:rPr>
+          <w:i/>
+        </w:rPr>
+        <w:t>M</w:t>
+      </w:r>
+      <w:r>
+        <w:t xml:space="preserve"> = </w:t>
+      </w:r>
+      <w:r>
+        <w:rPr>
+          <w:i/>
+        </w:rPr>
+        <w:t>P</w:t>
+      </w:r>
+      <w:r>
+        <w:t>*</w:t>
+      </w:r>
+      <w:r>
+        <w:rPr>
+          <w:i/>
+        </w:rPr>
+        <w:t>Q</w:t>
+      </w:r>
+      <w:r>
+        <w:t xml:space="preserve"> / </w:t>
+      </w:r>
+      <w:r>
+        <w:rPr>
+          <w:i/>
+        </w:rPr>
+        <w:t>V</w:t>
+      </w:r>
+      <w:r>
+        <w:t xml:space="preserve"> được xác định dựa trên ước lượng </w:t>
+      </w:r>
+      <w:r>
+        <w:rPr>
+          <w:i/>
+        </w:rPr>
+        <w:t>P</w:t>
+      </w:r>
+      <w:r>
+        <w:t xml:space="preserve"> bởi </w:t>
+      </w:r>
+      <w:r>
+        <w:t>giá tiền trung bình của mỗi mặt hàng trong</w:t>
+      </w:r>
+      <w:r>
+        <w:t xml:space="preserve"> giỏ hàng </w:t>
+      </w:r>
+      <w:r>
+        <w:t>sản phẩm thiết yếu</w:t>
+      </w:r>
+      <w:r>
+        <w:t xml:space="preserve">. </w:t>
+      </w:r>
+      <w:r>
+        <w:t>T</w:t>
+      </w:r>
+      <w:r>
+        <w:t xml:space="preserve">ốc độ </w:t>
+      </w:r>
+      <w:r>
+        <w:rPr>
+          <w:i/>
+        </w:rPr>
+        <w:t>V</w:t>
+      </w:r>
+      <w:r>
+        <w:t xml:space="preserve"> khiến lượng tiền lưu thông bao giờ cũng nhỏ hơn tổng thu nhập xã hội và tích </w:t>
+      </w:r>
+      <w:r>
+        <w:rPr>
+          <w:i/>
+        </w:rPr>
+        <w:t>P</w:t>
+      </w:r>
+      <w:r>
+        <w:t>*</w:t>
+      </w:r>
+      <w:r>
+        <w:rPr>
+          <w:i/>
+        </w:rPr>
+        <w:t>Q</w:t>
+      </w:r>
+      <w:r>
+        <w:t xml:space="preserve"> </w:t>
+      </w:r>
+      <w:r>
+        <w:t>thể hiện</w:t>
+      </w:r>
+      <w:r>
+        <w:t xml:space="preserve"> tổng thu nhập xã hội</w:t>
+      </w:r>
+      <w:r>
+        <w:t>.</w:t>
+      </w:r>
+      <w:r>
+        <w:t xml:space="preserve"> </w:t>
+      </w:r>
+      <w:r>
+        <w:t xml:space="preserve">Lưu ý, tốc độ </w:t>
+      </w:r>
+      <w:r>
+        <w:rPr>
+          <w:i/>
+        </w:rPr>
+        <w:t>V</w:t>
+      </w:r>
+      <w:r>
+        <w:t xml:space="preserve"> </w:t>
+      </w:r>
+      <w:r>
+        <w:t>phản ánh việc chuyển quyền sở hữu tiền tệ và sự thuận tiện trong lưu thông tiền tệ</w:t>
+      </w:r>
+      <w:r>
+        <w:t>.</w:t>
+      </w:r>
+      <w:r>
+        <w:t xml:space="preserve"> Từ đây ta có thể suy ra mối liên hệ của tốc độ </w:t>
+      </w:r>
+      <w:r>
+        <w:rPr>
+          <w:i/>
+        </w:rPr>
+        <w:t>V</w:t>
+      </w:r>
+      <w:r>
+        <w:t xml:space="preserve"> và thuộc tính sinh sôi nảy nở của nền kinh tế thu nhỏ đến cấp độ vi mô. Hơn nữa tốc độ </w:t>
+      </w:r>
+      <w:r>
+        <w:rPr>
+          <w:i/>
+        </w:rPr>
+        <w:t>V</w:t>
+      </w:r>
+      <w:r>
+        <w:t xml:space="preserve"> này cũng phản ánh chu kỳ vòng quay vốn </w:t>
+      </w:r>
+      <w:r>
+        <w:rPr>
+          <w:rFonts w:cs="Times New Roman"/>
+          <w:i/>
+        </w:rPr>
+        <w:t>θ</w:t>
+      </w:r>
+      <w:r>
+        <w:t xml:space="preserve"> tức tham số của hàm thế năng trình độ sản xuất </w:t>
+      </w:r>
+      <w:proofErr w:type="gramStart"/>
+      <w:r>
+        <w:rPr>
+          <w:i/>
+        </w:rPr>
+        <w:t>f</w:t>
+      </w:r>
+      <w:r>
+        <w:t>(</w:t>
+      </w:r>
+      <w:proofErr w:type="gramEnd"/>
+      <w:r>
+        <w:rPr>
+          <w:i/>
+        </w:rPr>
+        <w:t>a</w:t>
+      </w:r>
+      <w:r>
+        <w:rPr>
+          <w:vertAlign w:val="subscript"/>
+        </w:rPr>
+        <w:t>1</w:t>
+      </w:r>
+      <w:r>
+        <w:t xml:space="preserve">, </w:t>
+      </w:r>
+      <w:r>
+        <w:rPr>
+          <w:i/>
+        </w:rPr>
+        <w:t>a</w:t>
+      </w:r>
+      <w:r>
+        <w:rPr>
+          <w:vertAlign w:val="subscript"/>
+        </w:rPr>
+        <w:t>2</w:t>
+      </w:r>
+      <w:r>
+        <w:t xml:space="preserve">, </w:t>
+      </w:r>
+      <w:r>
+        <w:rPr>
+          <w:i/>
+        </w:rPr>
+        <w:t>a</w:t>
+      </w:r>
+      <w:r>
+        <w:rPr>
+          <w:vertAlign w:val="subscript"/>
+        </w:rPr>
+        <w:t>3</w:t>
+      </w:r>
+      <w:r>
+        <w:t xml:space="preserve">, </w:t>
+      </w:r>
+      <w:r>
+        <w:rPr>
+          <w:i/>
+        </w:rPr>
+        <w:t>a</w:t>
+      </w:r>
+      <w:r>
+        <w:rPr>
+          <w:vertAlign w:val="subscript"/>
+        </w:rPr>
+        <w:t>4</w:t>
+      </w:r>
+      <w:r>
+        <w:t xml:space="preserve"> | </w:t>
+      </w:r>
+      <w:r>
+        <w:rPr>
+          <w:i/>
+        </w:rPr>
+        <w:t>d</w:t>
+      </w:r>
+      <w:r>
+        <w:t xml:space="preserve">, </w:t>
+      </w:r>
+      <w:r>
+        <w:rPr>
+          <w:rFonts w:cs="Times New Roman"/>
+          <w:i/>
+        </w:rPr>
+        <w:t>θ</w:t>
+      </w:r>
+      <w:r>
+        <w:t>) – lý giải quá trình tích lũy vốn:</w:t>
+      </w:r>
+    </w:p>
+    <w:p>
+      <m:oMathPara>
+        <m:oMath>
+          <m:r>
+            <w:rPr>
+              <w:rFonts w:ascii="Cambria Math" w:hAnsi="Cambria Math"/>
+            </w:rPr>
+            <m:t>f</m:t>
+          </m:r>
+          <m:d>
+            <m:dPr>
+              <m:ctrlPr>
+                <w:rPr>
+                  <w:rFonts w:ascii="Cambria Math" w:hAnsi="Cambria Math"/>
+                  <w:i/>
+                </w:rPr>
+              </m:ctrlPr>
+            </m:dPr>
+            <m:e>
+              <m:sSub>
+                <m:sSubPr>
+                  <m:ctrlPr>
+                    <w:rPr>
+                      <w:rFonts w:ascii="Cambria Math" w:hAnsi="Cambria Math"/>
+                      <w:i/>
+                    </w:rPr>
+                  </m:ctrlPr>
+                </m:sSubPr>
+                <m:e>
+                  <m:r>
+                    <w:rPr>
+                      <w:rFonts w:ascii="Cambria Math" w:hAnsi="Cambria Math"/>
+                    </w:rPr>
+                    <m:t>a</m:t>
+                  </m:r>
+                </m:e>
+                <m:sub>
+                  <m:r>
+                    <w:rPr>
+                      <w:rFonts w:ascii="Cambria Math" w:hAnsi="Cambria Math"/>
+                    </w:rPr>
+                    <m:t>1</m:t>
+                  </m:r>
+                </m:sub>
+              </m:sSub>
+              <m:r>
+                <w:rPr>
+                  <w:rFonts w:ascii="Cambria Math" w:hAnsi="Cambria Math"/>
+                </w:rPr>
+                <m:t>,</m:t>
+              </m:r>
+              <m:sSub>
+                <m:sSubPr>
+                  <m:ctrlPr>
+                    <w:rPr>
+                      <w:rFonts w:ascii="Cambria Math" w:hAnsi="Cambria Math"/>
+                      <w:i/>
+                    </w:rPr>
+                  </m:ctrlPr>
+                </m:sSubPr>
+                <m:e>
+                  <m:r>
+                    <w:rPr>
+                      <w:rFonts w:ascii="Cambria Math" w:hAnsi="Cambria Math"/>
+                    </w:rPr>
+                    <m:t>a</m:t>
+                  </m:r>
+                </m:e>
+                <m:sub>
+                  <m:r>
+                    <w:rPr>
+                      <w:rFonts w:ascii="Cambria Math" w:hAnsi="Cambria Math"/>
+                    </w:rPr>
+                    <m:t>2</m:t>
+                  </m:r>
+                </m:sub>
+              </m:sSub>
+              <m:r>
+                <w:rPr>
+                  <w:rFonts w:ascii="Cambria Math" w:hAnsi="Cambria Math"/>
+                </w:rPr>
+                <m:t>,</m:t>
+              </m:r>
+              <m:sSub>
+                <m:sSubPr>
+                  <m:ctrlPr>
+                    <w:rPr>
+                      <w:rFonts w:ascii="Cambria Math" w:hAnsi="Cambria Math"/>
+                      <w:i/>
+                    </w:rPr>
+                  </m:ctrlPr>
+                </m:sSubPr>
+                <m:e>
+                  <m:r>
+                    <w:rPr>
+                      <w:rFonts w:ascii="Cambria Math" w:hAnsi="Cambria Math"/>
+                    </w:rPr>
+                    <m:t>a</m:t>
+                  </m:r>
+                </m:e>
+                <m:sub>
+                  <m:r>
+                    <w:rPr>
+                      <w:rFonts w:ascii="Cambria Math" w:hAnsi="Cambria Math"/>
+                    </w:rPr>
+                    <m:t>3</m:t>
+                  </m:r>
+                </m:sub>
+              </m:sSub>
+              <m:r>
+                <w:rPr>
+                  <w:rFonts w:ascii="Cambria Math" w:hAnsi="Cambria Math"/>
+                </w:rPr>
+                <m:t>,</m:t>
+              </m:r>
+              <m:sSub>
+                <m:sSubPr>
+                  <m:ctrlPr>
+                    <w:rPr>
+                      <w:rFonts w:ascii="Cambria Math" w:hAnsi="Cambria Math"/>
+                      <w:i/>
+                    </w:rPr>
+                  </m:ctrlPr>
+                </m:sSubPr>
+                <m:e>
+                  <m:r>
+                    <w:rPr>
+                      <w:rFonts w:ascii="Cambria Math" w:hAnsi="Cambria Math"/>
+                    </w:rPr>
+                    <m:t>a</m:t>
+                  </m:r>
+                </m:e>
+                <m:sub>
+                  <m:r>
+                    <w:rPr>
+                      <w:rFonts w:ascii="Cambria Math" w:hAnsi="Cambria Math"/>
+                    </w:rPr>
+                    <m:t>4</m:t>
+                  </m:r>
+                </m:sub>
+              </m:sSub>
+            </m:e>
+            <m:e>
+              <m:r>
+                <w:rPr>
+                  <w:rFonts w:ascii="Cambria Math" w:hAnsi="Cambria Math"/>
+                </w:rPr>
+                <m:t>d,θ</m:t>
+              </m:r>
+            </m:e>
+          </m:d>
+          <m:r>
+            <w:rPr>
+              <w:rFonts w:ascii="Cambria Math" w:hAnsi="Cambria Math"/>
+            </w:rPr>
+            <m:t>=</m:t>
+          </m:r>
+          <m:d>
+            <m:dPr>
+              <m:ctrlPr>
+                <w:rPr>
+                  <w:rFonts w:ascii="Cambria Math" w:hAnsi="Cambria Math"/>
+                  <w:i/>
+                </w:rPr>
+              </m:ctrlPr>
+            </m:dPr>
+            <m:e>
+              <m:r>
+                <w:rPr>
+                  <w:rFonts w:ascii="Cambria Math" w:hAnsi="Cambria Math"/>
+                </w:rPr>
+                <m:t>d+</m:t>
+              </m:r>
+              <m:nary>
+                <m:naryPr>
+                  <m:chr m:val="∑"/>
+                  <m:limLoc m:val="undOvr"/>
+                  <m:ctrlPr>
+                    <w:rPr>
+                      <w:rFonts w:ascii="Cambria Math" w:hAnsi="Cambria Math"/>
+                      <w:i/>
+                    </w:rPr>
+                  </m:ctrlPr>
+                </m:naryPr>
+                <m:sub>
+                  <m:r>
+                    <w:rPr>
+                      <w:rFonts w:ascii="Cambria Math" w:hAnsi="Cambria Math"/>
+                    </w:rPr>
+                    <m:t>i=1</m:t>
+                  </m:r>
+                </m:sub>
+                <m:sup>
+                  <m:r>
+                    <w:rPr>
+                      <w:rFonts w:ascii="Cambria Math" w:hAnsi="Cambria Math"/>
+                    </w:rPr>
+                    <m:t>4</m:t>
+                  </m:r>
+                </m:sup>
+                <m:e>
+                  <m:sSub>
+                    <m:sSubPr>
+                      <m:ctrlPr>
+                        <w:rPr>
+                          <w:rFonts w:ascii="Cambria Math" w:hAnsi="Cambria Math"/>
+                          <w:i/>
+                        </w:rPr>
+                      </m:ctrlPr>
+                    </m:sSubPr>
+                    <m:e>
+                      <m:r>
+                        <w:rPr>
+                          <w:rFonts w:ascii="Cambria Math" w:hAnsi="Cambria Math"/>
+                        </w:rPr>
+                        <m:t>a</m:t>
+                      </m:r>
+                    </m:e>
+                    <m:sub>
+                      <m:r>
+                        <w:rPr>
+                          <w:rFonts w:ascii="Cambria Math" w:hAnsi="Cambria Math"/>
+                        </w:rPr>
+                        <m:t>i</m:t>
+                      </m:r>
+                    </m:sub>
+                  </m:sSub>
+                </m:e>
+              </m:nary>
+            </m:e>
+          </m:d>
+          <m:sSup>
+            <m:sSupPr>
+              <m:ctrlPr>
+                <w:rPr>
+                  <w:rFonts w:ascii="Cambria Math" w:hAnsi="Cambria Math"/>
+                  <w:i/>
+                </w:rPr>
+              </m:ctrlPr>
+            </m:sSupPr>
+            <m:e>
+              <m:d>
+                <m:dPr>
+                  <m:ctrlPr>
+                    <w:rPr>
+                      <w:rFonts w:ascii="Cambria Math" w:hAnsi="Cambria Math"/>
+                      <w:i/>
+                    </w:rPr>
+                  </m:ctrlPr>
+                </m:dPr>
+                <m:e>
+                  <m:r>
+                    <w:rPr>
+                      <w:rFonts w:ascii="Cambria Math" w:hAnsi="Cambria Math"/>
+                    </w:rPr>
+                    <m:t>1+r</m:t>
+                  </m:r>
+                </m:e>
+              </m:d>
+            </m:e>
+            <m:sup>
+              <m:r>
+                <w:rPr>
+                  <w:rFonts w:ascii="Cambria Math" w:hAnsi="Cambria Math"/>
+                </w:rPr>
+                <m:t>θ</m:t>
+              </m:r>
+            </m:sup>
+          </m:sSup>
+        </m:oMath>
+      </m:oMathPara>
+    </w:p>
+    <w:p>
+      <w:r>
+        <w:t xml:space="preserve">Nhắc lại, giá cả tự nhiên của hàng hóa được định nghĩa tổng quát bao gồm: 1) </w:t>
+      </w:r>
+      <w:r>
+        <w:t>tiền công</w:t>
+      </w:r>
+      <w:r>
+        <w:t xml:space="preserve"> với biến số </w:t>
+      </w:r>
+      <w:r>
+        <w:rPr>
+          <w:i/>
+        </w:rPr>
+        <w:t>a</w:t>
+      </w:r>
+      <w:r>
+        <w:rPr>
+          <w:vertAlign w:val="subscript"/>
+        </w:rPr>
+        <w:t>1</w:t>
+      </w:r>
+      <w:r>
+        <w:t xml:space="preserve">, 2) </w:t>
+      </w:r>
+      <w:r>
+        <w:t>vốn</w:t>
+      </w:r>
+      <w:r>
+        <w:t xml:space="preserve"> cố định với biến số </w:t>
+      </w:r>
+      <w:r>
+        <w:rPr>
+          <w:i/>
+        </w:rPr>
+        <w:t>a</w:t>
+      </w:r>
+      <w:r>
+        <w:rPr>
+          <w:vertAlign w:val="subscript"/>
+        </w:rPr>
+        <w:t>2</w:t>
+      </w:r>
+      <w:r>
+        <w:t xml:space="preserve">, 3) </w:t>
+      </w:r>
+      <w:r>
+        <w:t>chi phí cho bên thứ ba</w:t>
+      </w:r>
+      <w:r>
+        <w:t xml:space="preserve"> với biến số </w:t>
+      </w:r>
+      <w:r>
+        <w:rPr>
+          <w:i/>
+        </w:rPr>
+        <w:t>a</w:t>
+      </w:r>
+      <w:r>
+        <w:rPr>
+          <w:vertAlign w:val="subscript"/>
+        </w:rPr>
+        <w:t>3</w:t>
+      </w:r>
+      <w:r>
+        <w:t xml:space="preserve">, và 4) </w:t>
+      </w:r>
+      <w:r>
+        <w:t>chi phí vận chuyển</w:t>
+      </w:r>
+      <w:r>
+        <w:t xml:space="preserve"> với biến số </w:t>
+      </w:r>
+      <w:r>
+        <w:rPr>
+          <w:i/>
+        </w:rPr>
+        <w:t>a</w:t>
+      </w:r>
+      <w:r>
+        <w:rPr>
+          <w:vertAlign w:val="subscript"/>
+        </w:rPr>
+        <w:t>4</w:t>
+      </w:r>
+      <w:r>
+        <w:t>. T</w:t>
+      </w:r>
+      <w:r>
+        <w:t xml:space="preserve">rong khi đó </w:t>
+      </w:r>
+      <w:r>
+        <w:rPr>
+          <w:i/>
+        </w:rPr>
+        <w:t>d</w:t>
+      </w:r>
+      <w:r>
+        <w:t xml:space="preserve"> là biến số lượng bóc lột</w:t>
+      </w:r>
+      <w:r>
+        <w:t xml:space="preserve"> và </w:t>
+      </w:r>
+      <w:r>
+        <w:rPr>
+          <w:i/>
+        </w:rPr>
+        <w:t>r</w:t>
+      </w:r>
+      <w:r>
+        <w:t xml:space="preserve"> là tỉ suất lợi nhuận</w:t>
+      </w:r>
+      <w:r>
+        <w:t>.</w:t>
+      </w:r>
+      <w:r>
+        <w:t xml:space="preserve"> Như vậy chu kỳ vòng quay vốn liên quan đến chuyển quyền sở hữu tiền tệ, nghĩa là độ hoạt tác trong </w:t>
+      </w:r>
+      <w:r>
+        <w:t xml:space="preserve">quan </w:t>
+      </w:r>
+      <w:r>
+        <w:t xml:space="preserve">năng lưu thông tiền tệ thúc đẩy tăng lợi nhuận – tích lũy vốn và chính thuộc tính trao đổi hàng hóa và phân công lao động, một lần nữa, thúc đẩy </w:t>
+      </w:r>
+      <w:r>
+        <w:t xml:space="preserve">quan </w:t>
+      </w:r>
+      <w:r>
+        <w:t>năng lưu thông này.</w:t>
+      </w:r>
+      <w:r>
+        <w:t xml:space="preserve"> Lưu thông cũng quan trọng như sản xuất.</w:t>
+      </w:r>
+      <w:r>
+        <w:t xml:space="preserve"> </w:t>
+      </w:r>
+      <w:r>
+        <w:t>Thuyết số lượng tiền tệ là một phương thức đặt tương ứng gián tiếp giữa tổng thu nhập xã hội tức tổng vốn xã hội với tiền lưu thông, nghĩa là cũng đặt tương ứng giữa GDP và tiền lưu thông.</w:t>
+      </w:r>
+      <w:r>
+        <w:t xml:space="preserve"> Tỉ lệ lạm phát không </w:t>
+      </w:r>
+      <w:r>
+        <w:t>thể</w:t>
+      </w:r>
+      <w:r>
+        <w:t xml:space="preserve"> 0 tức không </w:t>
+      </w:r>
+      <w:r>
+        <w:t>thể</w:t>
+      </w:r>
+      <w:r>
+        <w:t xml:space="preserve"> đặt tương ứng 1:1 giữa tổng thu nhập và tiền lưu thông vì </w:t>
+      </w:r>
+      <w:r>
+        <w:t>ba</w:t>
+      </w:r>
+      <w:r>
+        <w:t xml:space="preserve"> lý do sau: 1) kích thích người dân tiêu dùng vì tiền mặt sẽ mất giá trong một khoảng thời gian</w:t>
+      </w:r>
+      <w:r>
+        <w:t>,</w:t>
+      </w:r>
+      <w:r>
+        <w:t xml:space="preserve"> 2) nếu nền kinh có dấu hiệu suy thoái thì ngân hàng trung ương sẽ thi hành chính sách tiền tệ mở rộng giảm lãi suất tín dụng khiến tăng tỉ lệ lạm phát đến mức mà nền kinh tế có thể chống chịu và nếu nền kinh tế có dấu hiệu tăng trưởng nóng thì ngân hàng trung ương sẽ thi hành chính sách tiền tệ thắt chặt tăng lãi suất tín dụng mà vẫn còn dư địa để </w:t>
+      </w:r>
+      <w:r>
+        <w:t xml:space="preserve">giảm </w:t>
+      </w:r>
+      <w:r>
+        <w:t>tỉ lệ lạm phát</w:t>
+      </w:r>
+      <w:r>
+        <w:t xml:space="preserve"> (Google 2026)</w:t>
+      </w:r>
+      <w:r>
+        <w:t>, và 3) tỉ lệ lạm phát 0 tức tương ứng 1:1 giữa tổng thu nhập và tiền lưu thông không thể kích phát nguồn lực dôi dư vào đầu tư</w:t>
+      </w:r>
+      <w:r>
+        <w:t xml:space="preserve">. Tất nhiên tỉ lệ lạm phát </w:t>
+      </w:r>
+      <w:r>
+        <w:t xml:space="preserve">nên </w:t>
+      </w:r>
+      <w:r>
+        <w:t>ở mức vừa phải, thông thường khoảng 2%.</w:t>
+      </w:r>
+    </w:p>
+    <w:p>
+      <w:pPr>
+        <w:ind w:firstLine="360"/>
+      </w:pPr>
+      <w:r>
+        <w:t xml:space="preserve">Trong công </w:t>
+      </w:r>
+      <w:r>
+        <w:t xml:space="preserve">thức tính số lượng tiền tệ </w:t>
+      </w:r>
+      <w:r>
+        <w:rPr>
+          <w:i/>
+        </w:rPr>
+        <w:t>M</w:t>
+      </w:r>
+      <w:r>
+        <w:t>*</w:t>
+      </w:r>
+      <w:r>
+        <w:rPr>
+          <w:i/>
+        </w:rPr>
+        <w:t>V</w:t>
+      </w:r>
+      <w:r>
+        <w:t xml:space="preserve"> = </w:t>
+      </w:r>
+      <w:r>
+        <w:rPr>
+          <w:i/>
+        </w:rPr>
+        <w:t>P</w:t>
+      </w:r>
+      <w:r>
+        <w:t>*</w:t>
+      </w:r>
+      <w:r>
+        <w:rPr>
+          <w:i/>
+        </w:rPr>
+        <w:t>Q</w:t>
+      </w:r>
+      <w:r>
+        <w:t xml:space="preserve">, khi </w:t>
+      </w:r>
+      <w:r>
+        <w:rPr>
+          <w:i/>
+        </w:rPr>
+        <w:t>P</w:t>
+      </w:r>
+      <w:r>
+        <w:t xml:space="preserve"> là </w:t>
+      </w:r>
+      <w:r>
+        <w:rPr>
+          <w:i/>
+        </w:rPr>
+        <w:t>mức giá chung</w:t>
+      </w:r>
+      <w:r>
+        <w:t xml:space="preserve"> </w:t>
+      </w:r>
+      <w:r>
+        <w:t xml:space="preserve">(mức giá cả chung) </w:t>
+      </w:r>
+      <w:r>
+        <w:t>của toàn nền kinh tế</w:t>
+      </w:r>
+      <w:r>
+        <w:t xml:space="preserve"> </w:t>
+      </w:r>
+      <w:r>
+        <w:t>thì</w:t>
+      </w:r>
+      <w:r>
+        <w:t xml:space="preserve"> tích </w:t>
+      </w:r>
+      <w:r>
+        <w:rPr>
+          <w:i/>
+        </w:rPr>
+        <w:t>P</w:t>
+      </w:r>
+      <w:r>
+        <w:t>*</w:t>
+      </w:r>
+      <w:r>
+        <w:rPr>
+          <w:i/>
+        </w:rPr>
+        <w:t>Q</w:t>
+      </w:r>
+      <w:r>
+        <w:t xml:space="preserve"> là GDP danh nghĩa </w:t>
+      </w:r>
+      <w:r>
+        <w:t>với</w:t>
+      </w:r>
+      <w:r>
+        <w:t xml:space="preserve"> </w:t>
+      </w:r>
+      <w:r>
+        <w:rPr>
+          <w:i/>
+        </w:rPr>
+        <w:t>P</w:t>
+      </w:r>
+      <w:r>
+        <w:t xml:space="preserve"> (năm nay) và </w:t>
+      </w:r>
+      <w:r>
+        <w:rPr>
+          <w:i/>
+        </w:rPr>
+        <w:t>Q</w:t>
+      </w:r>
+      <w:r>
+        <w:t xml:space="preserve"> (năm nay) được tính trong cùng một thời điểm, </w:t>
+      </w:r>
+      <w:r>
+        <w:t>và</w:t>
+      </w:r>
+      <w:r>
+        <w:t xml:space="preserve"> GDP danh nghĩa không quan tâm đến lạm phát. </w:t>
+      </w:r>
+      <w:r>
+        <w:t xml:space="preserve">Lưu ý, tích </w:t>
+      </w:r>
+      <w:r>
+        <w:rPr>
+          <w:i/>
+        </w:rPr>
+        <w:t>P</w:t>
+      </w:r>
+      <w:r>
+        <w:t>*</w:t>
+      </w:r>
+      <w:r>
+        <w:rPr>
+          <w:i/>
+        </w:rPr>
+        <w:t>Q</w:t>
+      </w:r>
+      <w:r>
+        <w:t xml:space="preserve"> </w:t>
+      </w:r>
+      <w:r>
+        <w:t xml:space="preserve">là tổng thu nhập Smith hay thu nhập ròng Smith được lượng giá tương đương với GDP danh nghĩa. </w:t>
+      </w:r>
+      <w:proofErr w:type="gramStart"/>
+      <w:r>
+        <w:t>Tuy</w:t>
+      </w:r>
+      <w:proofErr w:type="gramEnd"/>
+      <w:r>
+        <w:t xml:space="preserve"> nhiên với GDP thực </w:t>
+      </w:r>
+      <w:r>
+        <w:t>thì</w:t>
+      </w:r>
+      <w:r>
+        <w:t xml:space="preserve"> tích </w:t>
+      </w:r>
+      <w:r>
+        <w:rPr>
+          <w:i/>
+        </w:rPr>
+        <w:t>P</w:t>
+      </w:r>
+      <w:r>
+        <w:t>*</w:t>
+      </w:r>
+      <w:r>
+        <w:rPr>
+          <w:i/>
+        </w:rPr>
+        <w:t>Q</w:t>
+      </w:r>
+      <w:r>
+        <w:t xml:space="preserve"> được tính với </w:t>
+      </w:r>
+      <w:r>
+        <w:rPr>
+          <w:i/>
+        </w:rPr>
+        <w:t>P</w:t>
+      </w:r>
+      <w:r>
+        <w:t xml:space="preserve"> năm gốc và </w:t>
+      </w:r>
+      <w:r>
+        <w:rPr>
+          <w:i/>
+        </w:rPr>
+        <w:t>Q</w:t>
+      </w:r>
+      <w:r>
+        <w:t xml:space="preserve"> năm nay, nên quan tâm đến lạm phát</w:t>
+      </w:r>
+      <w:r>
+        <w:t xml:space="preserve"> (Google 2026)</w:t>
+      </w:r>
+      <w:r>
+        <w:t xml:space="preserve">. Tỉ số giữa GDP danh nghĩa và GDP thực được gọi là </w:t>
+      </w:r>
+      <w:r>
+        <w:rPr>
+          <w:i/>
+        </w:rPr>
+        <w:t>chỉ số khử lạm phát</w:t>
+      </w:r>
+      <w:r>
+        <w:t xml:space="preserve"> </w:t>
+      </w:r>
+      <w:r>
+        <w:t>/ chỉ số giảm phát GDP (</w:t>
+      </w:r>
+      <w:r>
+        <w:t xml:space="preserve">GDP </w:t>
+      </w:r>
+      <w:r>
+        <w:t>d</w:t>
+      </w:r>
+      <w:r>
+        <w:t>eflator</w:t>
+      </w:r>
+      <w:r>
+        <w:t xml:space="preserve">) </w:t>
+      </w:r>
+      <w:r>
+        <w:t>cho biết bao nhiêu phần trăm trong tăng trưởng GDP do giá cả tăng</w:t>
+      </w:r>
+      <w:r>
+        <w:t xml:space="preserve"> chứ không phải do sản xuất tăng</w:t>
+      </w:r>
+      <w:r>
+        <w:t xml:space="preserve"> (Google 2026)</w:t>
+      </w:r>
+      <w:r>
+        <w:t>. Như vậy ta có hai cách hiểu tương đương về lạm phát: 1) lạm phát là lượng tiền lưu thông nhiều hơn lượng hàng hóa trên thị trường, một cách chính xác, lượng tiền lưu thông quá mức cần thiết để hàng hóa trên thị trường trao đổi, 2)</w:t>
+      </w:r>
+      <w:r>
+        <w:t xml:space="preserve"> lạm phát là hiện tượng mà mức giá chung của hàng hóa dịch vụ tăng lên</w:t>
+      </w:r>
+      <w:r>
+        <w:t xml:space="preserve"> liên tục, kéo theo sụt giảm sức mua của đồng tiền (sự sụt giảm giá trị tiền tệ) (Google 2026). </w:t>
+      </w:r>
+      <w:r>
+        <w:t xml:space="preserve">Hai cách hiểu này tương đương vì giá cả tăng vọt đòi hỏi lượng tiền lưu thông nhiều hơn cần thiết. </w:t>
+      </w:r>
+      <w:r>
+        <w:t>Có ba nguyên nhân chính dẫn đến lạm phát: 1) lạm phát do cầu kéo cầu vượt quá cung khiến giá cả leo thang, 2) lạm phát do chi phí đẩy do chi phí nguyên vật liệu tăng thường khi khan hiếm khiến doanh nghiệp tăng giá sản phẩm, 3) lượng tiền tung ra thị trường nhiều hơn nhu cầu.</w:t>
+      </w:r>
+      <w:r>
+        <w:t xml:space="preserve"> </w:t>
+      </w:r>
+      <w:r>
+        <w:t xml:space="preserve">Vì mức giá chung </w:t>
+      </w:r>
+      <w:r>
+        <w:rPr>
+          <w:i/>
+        </w:rPr>
+        <w:t>P</w:t>
+      </w:r>
+      <w:r>
+        <w:t xml:space="preserve"> khó xác định nên </w:t>
+      </w:r>
+      <w:r>
+        <w:rPr>
+          <w:i/>
+        </w:rPr>
+        <w:t>P</w:t>
+      </w:r>
+      <w:r>
+        <w:t xml:space="preserve"> được đại diện bởi giá bình quân gia quyền </w:t>
+      </w:r>
+      <w:r>
+        <w:t xml:space="preserve">/ trung bình đơn giản </w:t>
+      </w:r>
+      <w:r>
+        <w:t>của giỏ hàng hoặc chỉ số khử lạm phát.</w:t>
+      </w:r>
+      <w:r>
+        <w:t xml:space="preserve"> Trong trường hợp chỉ số khử lạm phát được áp dụng ta có: </w:t>
+      </w:r>
+      <w:r>
+        <w:rPr>
+          <w:i/>
+        </w:rPr>
+        <w:t>M</w:t>
+      </w:r>
+      <w:r>
+        <w:t>*</w:t>
+      </w:r>
+      <w:r>
+        <w:rPr>
+          <w:i/>
+        </w:rPr>
+        <w:t>V</w:t>
+      </w:r>
+      <w:r>
+        <w:t xml:space="preserve"> = chỉ số khử lạm phát * GDP thực, bởi vì chỉ số </w:t>
+      </w:r>
+      <w:r>
+        <w:t xml:space="preserve">khử </w:t>
+      </w:r>
+      <w:r>
+        <w:t xml:space="preserve">lạm phát = GDP danh nghĩa / GDP thực nên ta có: </w:t>
+      </w:r>
+      <w:r>
+        <w:rPr>
+          <w:i/>
+        </w:rPr>
+        <w:t>M</w:t>
+      </w:r>
+      <w:r>
+        <w:t>*</w:t>
+      </w:r>
+      <w:r>
+        <w:rPr>
+          <w:i/>
+        </w:rPr>
+        <w:t>V</w:t>
+      </w:r>
+      <w:r>
+        <w:t xml:space="preserve"> = </w:t>
+      </w:r>
+      <w:r>
+        <w:rPr>
+          <w:i/>
+        </w:rPr>
+        <w:t>P</w:t>
+      </w:r>
+      <w:r>
+        <w:t>*</w:t>
+      </w:r>
+      <w:r>
+        <w:rPr>
+          <w:i/>
+        </w:rPr>
+        <w:t>Q</w:t>
+      </w:r>
+      <w:r>
+        <w:t xml:space="preserve"> = </w:t>
+      </w:r>
+      <w:r>
+        <w:t>GDP danh nghĩa.</w:t>
+      </w:r>
+      <w:r>
+        <w:t xml:space="preserve"> Lúc này GDP danh nghĩa và GDP thực được tính bởi phương pháp khác như </w:t>
+      </w:r>
+      <w:r>
+        <w:t>phương pháp chi tiêu</w:t>
+      </w:r>
+      <w:r>
+        <w:t xml:space="preserve"> </w:t>
+      </w:r>
+      <w:r>
+        <w:lastRenderedPageBreak/>
+        <w:t>với sự khác biệt nhỏ rằng GDP danh nghĩa dùng giá tại thời điểm hiện hành và GDP thực dùng giá tại thời điểm gốc trước đó.</w:t>
+      </w:r>
+      <w:r>
+        <w:t xml:space="preserve"> </w:t>
+      </w:r>
+      <w:r>
+        <w:t>Ghi chú,</w:t>
+      </w:r>
+      <w:r>
+        <w:t xml:space="preserve"> với một giỏ hàng gồm </w:t>
+      </w:r>
+      <w:r>
+        <w:rPr>
+          <w:i/>
+        </w:rPr>
+        <w:t>n</w:t>
+      </w:r>
+      <w:r>
+        <w:t xml:space="preserve"> mặt hàng thiết yếu có tổng giá là </w:t>
+      </w:r>
+      <w:r>
+        <w:rPr>
+          <w:i/>
+        </w:rPr>
+        <w:t>P</w:t>
+      </w:r>
+      <w:r>
+        <w:rPr>
+          <w:vertAlign w:val="subscript"/>
+        </w:rPr>
+        <w:t>1</w:t>
+      </w:r>
+      <w:r>
+        <w:t xml:space="preserve"> năm </w:t>
+      </w:r>
+      <w:r>
+        <w:t>gốc</w:t>
+      </w:r>
+      <w:r>
+        <w:t xml:space="preserve"> và </w:t>
+      </w:r>
+      <w:r>
+        <w:rPr>
+          <w:i/>
+        </w:rPr>
+        <w:t>P</w:t>
+      </w:r>
+      <w:r>
+        <w:rPr>
+          <w:vertAlign w:val="subscript"/>
+        </w:rPr>
+        <w:t>2</w:t>
+      </w:r>
+      <w:r>
+        <w:t xml:space="preserve"> năm nay thì </w:t>
+      </w:r>
+      <w:r>
+        <w:t xml:space="preserve">ta có </w:t>
+      </w:r>
+      <w:r>
+        <w:t xml:space="preserve">chỉ số giá tiêu dùng </w:t>
+      </w:r>
+      <w:r>
+        <w:t xml:space="preserve">năm nay </w:t>
+      </w:r>
+      <w:r>
+        <w:t>(CPI</w:t>
+      </w:r>
+      <w:r>
+        <w:t xml:space="preserve"> năm nay</w:t>
+      </w:r>
+      <w:r>
+        <w:t xml:space="preserve">) = </w:t>
+      </w:r>
+      <w:r>
+        <w:rPr>
+          <w:i/>
+        </w:rPr>
+        <w:t>P</w:t>
+      </w:r>
+      <w:r>
+        <w:rPr>
+          <w:vertAlign w:val="subscript"/>
+        </w:rPr>
+        <w:t>1</w:t>
+      </w:r>
+      <w:r>
+        <w:t xml:space="preserve"> / </w:t>
+      </w:r>
+      <w:r>
+        <w:rPr>
+          <w:i/>
+        </w:rPr>
+        <w:t>P</w:t>
+      </w:r>
+      <w:r>
+        <w:rPr>
+          <w:vertAlign w:val="subscript"/>
+        </w:rPr>
+        <w:t>2</w:t>
+      </w:r>
+      <w:r>
+        <w:t>, chỉ số lạm phát = (CPI năm</w:t>
+      </w:r>
+      <w:r>
+        <w:t xml:space="preserve"> nay </w:t>
+      </w:r>
+      <w:r>
+        <w:t xml:space="preserve">– </w:t>
+      </w:r>
+      <w:r>
+        <w:t>CPI năm gốc</w:t>
+      </w:r>
+      <w:r>
+        <w:t xml:space="preserve">) / </w:t>
+      </w:r>
+      <w:r>
+        <w:t>CPI năm gốc</w:t>
+      </w:r>
+      <w:r>
+        <w:t xml:space="preserve"> = (</w:t>
+      </w:r>
+      <w:r>
+        <w:rPr>
+          <w:i/>
+        </w:rPr>
+        <w:t>P</w:t>
+      </w:r>
+      <w:r>
+        <w:rPr>
+          <w:vertAlign w:val="subscript"/>
+        </w:rPr>
+        <w:t>2</w:t>
+      </w:r>
+      <w:r>
+        <w:t xml:space="preserve"> – </w:t>
+      </w:r>
+      <w:r>
+        <w:rPr>
+          <w:i/>
+        </w:rPr>
+        <w:t>P</w:t>
+      </w:r>
+      <w:r>
+        <w:rPr>
+          <w:vertAlign w:val="subscript"/>
+        </w:rPr>
+        <w:t>1</w:t>
+      </w:r>
+      <w:r>
+        <w:t xml:space="preserve">) / </w:t>
+      </w:r>
+      <w:r>
+        <w:rPr>
+          <w:i/>
+        </w:rPr>
+        <w:t>P</w:t>
+      </w:r>
+      <w:r>
+        <w:rPr>
+          <w:vertAlign w:val="subscript"/>
+        </w:rPr>
+        <w:t>1</w:t>
+      </w:r>
+      <w:r>
+        <w:t xml:space="preserve">, </w:t>
+      </w:r>
+      <w:r>
+        <w:t xml:space="preserve">và </w:t>
+      </w:r>
+      <w:r>
+        <w:t xml:space="preserve">mức giá chung </w:t>
+      </w:r>
+      <w:r>
+        <w:t xml:space="preserve">năm nay </w:t>
+      </w:r>
+      <w:r>
+        <w:t>(</w:t>
+      </w:r>
+      <w:r>
+        <w:rPr>
+          <w:i/>
+        </w:rPr>
+        <w:t>P</w:t>
+      </w:r>
+      <w:r>
+        <w:t xml:space="preserve">) = </w:t>
+      </w:r>
+      <w:r>
+        <w:rPr>
+          <w:i/>
+        </w:rPr>
+        <w:t>P</w:t>
+      </w:r>
+      <w:r>
+        <w:rPr>
+          <w:vertAlign w:val="subscript"/>
+        </w:rPr>
+        <w:t>2</w:t>
+      </w:r>
+      <w:r>
+        <w:t>/</w:t>
+      </w:r>
+      <w:r>
+        <w:rPr>
+          <w:i/>
+        </w:rPr>
+        <w:t>n</w:t>
+      </w:r>
+      <w:r>
+        <w:t>.</w:t>
       </w:r>
     </w:p>
     <w:p/>
-    <w:p/>
+    <w:p>
+      <w:bookmarkStart w:id="8" w:name="_GoBack"/>
+      <w:bookmarkEnd w:id="8"/>
+    </w:p>
     <w:p>
       <w:pPr>
         <w:pStyle w:val="Heading1"/>
@@ -15954,7 +18373,7 @@
           <w:rPr>
             <w:noProof/>
           </w:rPr>
-          <w:t>20</w:t>
+          <w:t>35</w:t>
         </w:r>
         <w:r>
           <w:rPr>
@@ -17073,7 +19492,7 @@
 </file>
 
 <file path=customXml/itemProps1.xml><?xml version="1.0" encoding="utf-8"?>
-<ds:datastoreItem xmlns:ds="http://schemas.openxmlformats.org/officeDocument/2006/customXml" ds:itemID="{35249547-ECC3-430D-9D59-B284DD721C79}">
+<ds:datastoreItem xmlns:ds="http://schemas.openxmlformats.org/officeDocument/2006/customXml" ds:itemID="{ADAB598A-3163-467A-A3D4-D6874045D006}">
   <ds:schemaRefs>
     <ds:schemaRef ds:uri="http://schemas.openxmlformats.org/officeDocument/2006/bibliography"/>
   </ds:schemaRefs>

--- a/articles/TuDoKinhTe.docx
+++ b/articles/TuDoKinhTe.docx
@@ -176,21 +176,7 @@
         <w:t xml:space="preserve">trong nền kinh tế </w:t>
       </w:r>
       <w:r>
-        <w:t xml:space="preserve">và </w:t>
-      </w:r>
-      <w:commentRangeStart w:id="2"/>
-      <w:r>
-        <w:t>sự thiết yếu của nó tự biến nó thành một loại hàng hóa</w:t>
-      </w:r>
-      <w:commentRangeEnd w:id="2"/>
-      <w:r>
-        <w:rPr>
-          <w:rStyle w:val="CommentReference"/>
-        </w:rPr>
-        <w:commentReference w:id="2"/>
-      </w:r>
-      <w:r>
-        <w:t xml:space="preserve"> như </w:t>
+        <w:t xml:space="preserve">và sự thiết yếu của nó tự biến nó thành một loại hàng hóa như </w:t>
       </w:r>
       <w:r>
         <w:rPr>
@@ -365,10 +351,22 @@
         <w:t xml:space="preserve"> Lưu ý, hoạt động cung ứng dịch vụ </w:t>
       </w:r>
       <w:r>
-        <w:t xml:space="preserve">ngay cả trong tài chính &amp; thương mại </w:t>
+        <w:t>ngay cả trong tài chính</w:t>
+      </w:r>
+      <w:r>
+        <w:t xml:space="preserve"> (finance)</w:t>
+      </w:r>
+      <w:r>
+        <w:t xml:space="preserve"> &amp; thương mại </w:t>
+      </w:r>
+      <w:r>
+        <w:t xml:space="preserve">(commerce) </w:t>
       </w:r>
       <w:r>
         <w:t>là hoạt động sản xuất và sản phẩm từ hoạt động dịch vụ là hàng hóa thực thụ như bất kỳ loại hình sản xuất nào khác.</w:t>
+      </w:r>
+      <w:r>
+        <w:t xml:space="preserve"> Ghi chú, hàng hóa là bất cứ thứ gì hữu ích hoặc thỏa mãn nhu cầu.</w:t>
       </w:r>
     </w:p>
     <w:p>
@@ -376,6 +374,7 @@
         <w:ind w:firstLine="360"/>
       </w:pPr>
       <w:r>
+        <w:lastRenderedPageBreak/>
         <w:t>Theo Adam Smith</w:t>
       </w:r>
       <w:sdt>
@@ -417,11 +416,7 @@
         <w:t>trao đổi</w:t>
       </w:r>
       <w:r>
-        <w:t xml:space="preserve"> mà chính con người cũng chưa thấy </w:t>
-      </w:r>
-      <w:r>
-        <w:lastRenderedPageBreak/>
-        <w:t>hết lợi ích của nó</w:t>
+        <w:t xml:space="preserve"> mà chính con người cũng chưa thấy hết lợi ích của nó</w:t>
       </w:r>
       <w:r>
         <w:t xml:space="preserve"> </w:t>
@@ -490,7 +485,25 @@
         <w:t xml:space="preserve">. </w:t>
       </w:r>
       <w:r>
-        <w:t xml:space="preserve">Hệ thống tiền tệ là phương tiện trao đổi nên thực chất phân công lao động có liên quan mật thiết đến hệ thống tài chính mà một sản phẩm cụ thể đáp ứng nhu cầu cụ thể làm tối tăm hoạt động bôi trơn, </w:t>
+        <w:rPr>
+          <w:i/>
+        </w:rPr>
+        <w:t>Hệ thống tiền tệ</w:t>
+      </w:r>
+      <w:r>
+        <w:t xml:space="preserve"> </w:t>
+      </w:r>
+      <w:r>
+        <w:t>(</w:t>
+      </w:r>
+      <w:r>
+        <w:t>monetary system</w:t>
+      </w:r>
+      <w:r>
+        <w:t xml:space="preserve">) </w:t>
+      </w:r>
+      <w:r>
+        <w:t xml:space="preserve">là phương tiện trao đổi nên thực chất phân công lao động có liên quan mật thiết đến hệ thống tài chính mà một sản phẩm cụ thể đáp ứng nhu cầu cụ thể làm tối tăm hoạt động bôi trơn, </w:t>
       </w:r>
       <w:r>
         <w:t>ngược lại</w:t>
@@ -564,30 +577,7 @@
         <w:t xml:space="preserve">được </w:t>
       </w:r>
       <w:r>
-        <w:t>giải phóng khỏi những mối quan tâm của các chuyên môn khác</w:t>
-      </w:r>
-      <w:r>
-        <w:t xml:space="preserve"> (điều này cần được </w:t>
-      </w:r>
-      <w:commentRangeStart w:id="3"/>
-      <w:r>
-        <w:rPr>
-          <w:u w:val="single"/>
-        </w:rPr>
-        <w:t>phân tích kỹ hơn</w:t>
-      </w:r>
-      <w:commentRangeEnd w:id="3"/>
-      <w:r>
-        <w:rPr>
-          <w:rStyle w:val="CommentReference"/>
-        </w:rPr>
-        <w:commentReference w:id="3"/>
-      </w:r>
-      <w:r>
-        <w:t>)</w:t>
-      </w:r>
-      <w:r>
-        <w:t>, tất nhiên ta</w:t>
+        <w:t>giải phóng khỏi những mối quan tâm của các chuyên môn khác, tất nhiên ta</w:t>
       </w:r>
       <w:r>
         <w:t xml:space="preserve"> đang lập luận về năng lực tự do và</w:t>
@@ -624,6 +614,12 @@
       </w:r>
       <w:r>
         <w:t xml:space="preserve"> do, và tiến trình đắp đổi này diễn ra vô tận ngày càng đẩy vào cấp độ văn minh.</w:t>
+      </w:r>
+      <w:r>
+        <w:t xml:space="preserve"> Ghi chú, ngược lại, b</w:t>
+      </w:r>
+      <w:r>
+        <w:t>ị lún sâu vào chuyên môn sâu là một hạn chế của được giải phóng bởi chuyên môn khác.</w:t>
       </w:r>
     </w:p>
     <w:p>
@@ -717,29 +713,21 @@
         <w:t>, sau đó quay trở lại thỏa mãn nhiều nhu cầu cá nhân hơn”</w:t>
       </w:r>
       <w:r>
-        <w:t xml:space="preserve">, điều này cũng liên quan đến hai vấn đề là sự thỏa mãn và phát triển nền kinh tế, sẽ được </w:t>
-      </w:r>
-      <w:commentRangeStart w:id="4"/>
-      <w:r>
-        <w:rPr>
-          <w:u w:val="single"/>
-        </w:rPr>
-        <w:t>phân tích kỹ hơn</w:t>
-      </w:r>
-      <w:commentRangeEnd w:id="4"/>
-      <w:r>
-        <w:rPr>
-          <w:rStyle w:val="CommentReference"/>
-        </w:rPr>
-        <w:commentReference w:id="4"/>
-      </w:r>
-      <w:r>
-        <w:t>, tuy rằng ta tạm như hiểu rằng thị trường phát triển thì nền kinh tế phát triển</w:t>
+        <w:t>, điều này cũng liên quan đến hai vấn đề là sự thỏa mãn và phát triển nền kinh tế, tuy rằng ta tạm như hiểu rằng thị trường phát triển thì nền kinh tế phát triển</w:t>
       </w:r>
       <w:r>
         <w:t xml:space="preserve">. </w:t>
       </w:r>
       <w:r>
+        <w:t>Ghi chú, h</w:t>
+      </w:r>
+      <w:r>
+        <w:t>àng hóa là bất cứ thứ gì hữu ích và nếu sự thỏa mãn là ánh xạ cuối cùng thì hàng hóa là bất cứ thứ gì khiến ta thỏa mãn.</w:t>
+      </w:r>
+      <w:r>
+        <w:t xml:space="preserve"> </w:t>
+      </w:r>
+      <w:r>
         <w:t xml:space="preserve">Ta có ba nhận xét sau. Thứ nhất, </w:t>
       </w:r>
       <w:r>
@@ -767,7 +755,11 @@
         <w:t xml:space="preserve"> bàn tay vô hình</w:t>
       </w:r>
       <w:r>
-        <w:t xml:space="preserve"> phân công lao động toàn thị trường, biến toàn thị trường thành một chuỗi, đúng hơn là một </w:t>
+        <w:t xml:space="preserve"> phân công lao động toàn thị trường, biến </w:t>
+      </w:r>
+      <w:r>
+        <w:lastRenderedPageBreak/>
+        <w:t xml:space="preserve">toàn thị trường thành một chuỗi, đúng hơn là một </w:t>
       </w:r>
       <w:r>
         <w:rPr>
@@ -812,7 +804,6 @@
         <w:t xml:space="preserve"> và </w:t>
       </w:r>
       <w:r>
-        <w:lastRenderedPageBreak/>
         <w:t xml:space="preserve">2) </w:t>
       </w:r>
       <w:r>
@@ -1107,6 +1098,7 @@
       </w:r>
       <w:r>
         <w:rPr>
+          <w:i/>
           <w:iCs/>
         </w:rPr>
         <w:t>division of labor</w:t>
@@ -1136,7 +1128,16 @@
         <w:t xml:space="preserve"> tay vô hình </w:t>
       </w:r>
       <w:r>
-        <w:t>(invisible hand principle)</w:t>
+        <w:t>(</w:t>
+      </w:r>
+      <w:r>
+        <w:rPr>
+          <w:i/>
+        </w:rPr>
+        <w:t>invisible hand principle</w:t>
+      </w:r>
+      <w:r>
+        <w:t>)</w:t>
       </w:r>
       <w:r>
         <w:rPr>
@@ -1154,10 +1155,24 @@
         <w:rPr>
           <w:iCs/>
         </w:rPr>
-        <w:t xml:space="preserve">(economic freedom thinking, </w:t>
-      </w:r>
-      <w:r>
-        <w:rPr>
+        <w:t>(</w:t>
+      </w:r>
+      <w:r>
+        <w:rPr>
+          <w:i/>
+          <w:iCs/>
+        </w:rPr>
+        <w:t>economic freedom thinking</w:t>
+      </w:r>
+      <w:r>
+        <w:rPr>
+          <w:iCs/>
+        </w:rPr>
+        <w:t xml:space="preserve">, </w:t>
+      </w:r>
+      <w:r>
+        <w:rPr>
+          <w:i/>
           <w:iCs/>
         </w:rPr>
         <w:t>economic liberalism</w:t>
@@ -1332,7 +1347,14 @@
         <w:rPr>
           <w:i/>
         </w:rPr>
-        <w:t>độ chi tiết / tinh vi của phân công lao động và cũng tỉ lệ thuận với lượng doanh nghiệp (cá thể) tham gia</w:t>
+        <w:t xml:space="preserve">độ chi tiết / tinh vi của phân công lao động và cũng tỉ lệ thuận với lượng doanh nghiệp (cá thể) </w:t>
+      </w:r>
+      <w:r>
+        <w:rPr>
+          <w:i/>
+        </w:rPr>
+        <w:lastRenderedPageBreak/>
+        <w:t>tham gia</w:t>
       </w:r>
       <w:r>
         <w:t xml:space="preserve">, </w:t>
@@ -1355,7 +1377,6 @@
         <w:ind w:firstLine="360"/>
       </w:pPr>
       <w:r>
-        <w:lastRenderedPageBreak/>
         <w:t>Adam Smith đề cập tầm quan trọng của vận tải đặc biệt vận tải hàng hải</w:t>
       </w:r>
       <w:sdt>
@@ -1503,7 +1524,13 @@
         <w:t xml:space="preserve"> </w:t>
       </w:r>
       <w:r>
-        <w:t>và ngày nay là tiền giấy, cheque, tiền điện tử.</w:t>
+        <w:t>và ngày nay là tiền giấy</w:t>
+      </w:r>
+      <w:r>
+        <w:t xml:space="preserve"> (paper money)</w:t>
+      </w:r>
+      <w:r>
+        <w:t>, cheque, tiền điện tử.</w:t>
       </w:r>
       <w:r>
         <w:t xml:space="preserve"> Thực </w:t>
@@ -1611,7 +1638,19 @@
         <w:t xml:space="preserve"> lỗi thời tuy vẫn còn giá trị tham chiếu</w:t>
       </w:r>
       <w:r>
-        <w:t xml:space="preserve">, nên bất luận hệ quy chiếu đa chiều có hoạt tác tài chính &amp; thương mại thì cốt lõi sức mạnh kinh tế vẫn là trình độ sản xuất bao gồm cả hàng hóa trong tài chính &amp; dịch vụ với mở rộng rằng hàng hóa – sản phẩm là bất cứ thứ gì hữu dụng và rộng hơn là bất cứ thứ gì mang lại sự thỏa mãn, ngoài ra, lượng tiền tệ tung ra thị trường phải tương </w:t>
+        <w:t>, nên bất luận hệ quy chiếu đa chiều có hoạt tác tài chính &amp; thương mại thì cốt lõi sức mạnh kinh tế vẫn là trình độ sản xuất bao gồm cả hàng hóa trong tài chính</w:t>
+      </w:r>
+      <w:r>
+        <w:t xml:space="preserve"> (finance)</w:t>
+      </w:r>
+      <w:r>
+        <w:t xml:space="preserve"> &amp; dịch vụ </w:t>
+      </w:r>
+      <w:r>
+        <w:t xml:space="preserve">(service) </w:t>
+      </w:r>
+      <w:r>
+        <w:t xml:space="preserve">với mở rộng rằng hàng hóa – sản phẩm là bất cứ thứ gì hữu dụng và rộng hơn là bất cứ thứ gì mang lại sự thỏa mãn, ngoài ra, lượng tiền tệ tung ra thị trường phải tương </w:t>
       </w:r>
       <w:r>
         <w:t xml:space="preserve">ứng </w:t>
@@ -1700,7 +1739,14 @@
         <w:rPr>
           <w:i/>
         </w:rPr>
-        <w:t>giá trị thực</w:t>
+        <w:t xml:space="preserve">giá trị </w:t>
+      </w:r>
+      <w:r>
+        <w:rPr>
+          <w:i/>
+        </w:rPr>
+        <w:lastRenderedPageBreak/>
+        <w:t>thực</w:t>
       </w:r>
       <w:r>
         <w:t xml:space="preserve"> của hàng hóa là giá trị trao đổi mặc dù Adam Smith cũng đề cập đến tính hữu ích của hàng hóa qua giá trị sử dụng và giá trị trao đổi vẫn là </w:t>
@@ -1724,11 +1770,7 @@
         <w:t xml:space="preserve"> một người sẵn sàng bỏ ra nhiều tiền để mua một món hàng hơn cả giá trị trao đổi của nó?</w:t>
       </w:r>
       <w:r>
-        <w:t xml:space="preserve"> Vấn </w:t>
-      </w:r>
-      <w:r>
-        <w:lastRenderedPageBreak/>
-        <w:t xml:space="preserve">đề là sự thỏa mãn, giá trị sử dụng của hàng hóa được thay bằng </w:t>
+        <w:t xml:space="preserve"> Vấn đề là sự thỏa mãn, giá trị sử dụng của hàng hóa được thay bằng </w:t>
       </w:r>
       <w:r>
         <w:rPr>
@@ -2005,7 +2047,11 @@
         <w:t>giá cả</w:t>
       </w:r>
       <w:r>
-        <w:t xml:space="preserve"> vì phức hợp lượng lao động bao gồm kỹ năng và công sức. Khi thị trường chấp nhận giá cả để trao đổi hàng hóa thì giá trị quy ước của tiền tệ mới hiệu quả như một cầu nối giữa giá trị trao đổi của hàng hóa và giá cả của hàng hóa, lúc đó mọi người trong thị trường mới có thể mua bán hàng hóa bằng (giá trị quy ước) tiền tệ theo giá cả niêm yết. Lưu ý, giá cả hàng hóa tính bằng đơn vị tiền tệ tức giá trị quy ước của tiền tệ nhưng giá trị trao đổi của hàng hóa tính bằng lượng lao động, nên giá trị quy ước của tiền tệ rất quan trọng, khiến các hệ thống tài chính giữa các quốc gia hình thành </w:t>
+        <w:t xml:space="preserve"> vì phức hợp lượng lao động bao gồm kỹ năng và công sức. Khi thị trường chấp nhận giá cả để trao đổi hàng hóa thì giá trị quy ước của tiền tệ mới hiệu quả như một cầu nối giữa giá trị trao đổi của hàng hóa và giá cả của hàng hóa, lúc đó mọi người trong thị trường mới có thể mua bán hàng hóa bằng (giá trị quy ước) tiền tệ theo giá cả niêm yết. Lưu ý, giá cả hàng hóa tính bằng đơn vị tiền tệ tức giá trị quy ước của tiền tệ nhưng giá trị trao đổi của hàng hóa tính bằng lượng lao động, nên giá trị quy ước của tiền tệ rất quan trọng, khiến các hệ thống </w:t>
+      </w:r>
+      <w:r>
+        <w:lastRenderedPageBreak/>
+        <w:t xml:space="preserve">tài chính giữa các quốc gia hình thành </w:t>
       </w:r>
       <w:r>
         <w:rPr>
@@ -2014,17 +2060,25 @@
         <w:t>tỉ giá hối đoái</w:t>
       </w:r>
       <w:r>
-        <w:t xml:space="preserve"> (exchange rate) giữa những đồng tiền. Bất luận thế nào, giá cả hàng hóa luôn </w:t>
+        <w:t xml:space="preserve"> (exchange rate) giữa những </w:t>
+      </w:r>
+      <w:r>
+        <w:rPr>
+          <w:i/>
+        </w:rPr>
+        <w:t>đồng tiền</w:t>
+      </w:r>
+      <w:r>
+        <w:t xml:space="preserve"> (currency)</w:t>
+      </w:r>
+      <w:r>
+        <w:t xml:space="preserve">. Bất luận thế nào, giá cả hàng hóa luôn </w:t>
       </w:r>
       <w:r>
         <w:t>được</w:t>
       </w:r>
       <w:r>
-        <w:t xml:space="preserve"> thị trường điều chỉnh, tức luôn biến động khiến giá trị quy ước của tiền tệ hay rộng hơn – hệ thống tiền tệ cùng tỉ giá hối đoái cũng biến động </w:t>
-      </w:r>
-      <w:r>
-        <w:lastRenderedPageBreak/>
-        <w:t>theo, trong khi đó, giá trị trao đổi của hàng hóa ổn định hơn.</w:t>
+        <w:t xml:space="preserve"> thị trường điều chỉnh, tức luôn biến động khiến giá trị quy ước của tiền tệ hay rộng hơn – hệ thống tiền tệ cùng tỉ giá hối đoái cũng biến động theo, trong khi đó, giá trị trao đổi của hàng hóa ổn định hơn.</w:t>
       </w:r>
       <w:r>
         <w:t xml:space="preserve"> </w:t>
@@ -2211,12 +2265,11 @@
           <w:b w:val="0"/>
         </w:rPr>
       </w:pPr>
-      <w:bookmarkStart w:id="5" w:name="_Toc208604146"/>
-      <w:r>
-        <w:lastRenderedPageBreak/>
+      <w:bookmarkStart w:id="2" w:name="_Toc208604146"/>
+      <w:r>
         <w:t>Giá cả hàng hóa</w:t>
       </w:r>
-      <w:bookmarkEnd w:id="5"/>
+      <w:bookmarkEnd w:id="2"/>
     </w:p>
     <w:p>
       <w:r>
@@ -2511,7 +2564,22 @@
         <w:t xml:space="preserve"> ngoại tệ </w:t>
       </w:r>
       <w:r>
-        <w:t>vào thị trường làm tăng lượng ngoại tệ và người dần cần bán nội tệ ra thị trường để mua ngoại tệ khiến lượng nội tệ tăng tức tăng cung nội tệ làm giảm giá đồng tiền, ngược lại khi ngân hàng trung ương mua ngoại tệ thì người dân trả nội tệ để mua ngoại tệ và ngân hàng trung ương thu nội tệ về khiến lượng nội tệ trên thị trường giảm làm tăng cầu nội tệ tức tăng giá đồng tiền.</w:t>
+        <w:t xml:space="preserve">vào thị trường làm tăng lượng ngoại tệ và người dần cần bán </w:t>
+      </w:r>
+      <w:r>
+        <w:rPr>
+          <w:i/>
+        </w:rPr>
+        <w:t>nội tệ</w:t>
+      </w:r>
+      <w:r>
+        <w:t xml:space="preserve"> </w:t>
+      </w:r>
+      <w:r>
+        <w:t xml:space="preserve">(local currency, domestic currency) </w:t>
+      </w:r>
+      <w:r>
+        <w:t>ra thị trường để mua ngoại tệ khiến lượng nội tệ tăng tức tăng cung nội tệ làm giảm giá đồng tiền, ngược lại khi ngân hàng trung ương mua ngoại tệ thì người dân trả nội tệ để mua ngoại tệ và ngân hàng trung ương thu nội tệ về khiến lượng nội tệ trên thị trường giảm làm tăng cầu nội tệ tức tăng giá đồng tiền.</w:t>
       </w:r>
       <w:r>
         <w:t xml:space="preserve"> </w:t>
@@ -2571,14 +2639,14 @@
         <w:t>Nếu một ngoại tệ ổn định như đồng USD được làm bản vị thì giá trị của một đồng tiền là tỉ giá hối đoái giữa đồng USD và đồng tiền đó, tức độ lệch giữa đồng USD và đồng tiền đó</w:t>
       </w:r>
       <w:r>
-        <w:t>, nhưng bất luận thế nào, bản vị trình độ sản xuất là bản vị cơ bản nhất.</w:t>
-      </w:r>
-      <w:r>
-        <w:t xml:space="preserve"> Giá cả qua một số ánh xạ từ đo bằng lượng lao động của giá trị trao đổi đến lượng tiền nên giá cả của </w:t>
+        <w:t xml:space="preserve">, nhưng bất luận thế nào, bản vị trình độ </w:t>
       </w:r>
       <w:r>
         <w:lastRenderedPageBreak/>
-        <w:t xml:space="preserve">hàng hóa sẽ được tính bằng lượng tiền hay </w:t>
+        <w:t>sản xuất là bản vị cơ bản nhất.</w:t>
+      </w:r>
+      <w:r>
+        <w:t xml:space="preserve"> Giá cả qua một số ánh xạ từ đo bằng lượng lao động của giá trị trao đổi đến lượng tiền nên giá cả của hàng hóa sẽ được tính bằng lượng tiền hay </w:t>
       </w:r>
       <w:r>
         <w:rPr>
@@ -3056,7 +3124,13 @@
         <w:t>vốn</w:t>
       </w:r>
       <w:r>
-        <w:t xml:space="preserve"> là hai khái niệm tương tự</w:t>
+        <w:t xml:space="preserve"> </w:t>
+      </w:r>
+      <w:r>
+        <w:t xml:space="preserve">(capital) </w:t>
+      </w:r>
+      <w:r>
+        <w:t>là hai khái niệm tương tự</w:t>
       </w:r>
       <w:r>
         <w:t xml:space="preserve"> nhưng có sự khác biệt tinh tế</w:t>
@@ -3098,17 +3172,17 @@
         <w:t>, nhưng yếu tố lợi nhuận là mấu chốt của hoạt động sản xuất tư bản vì đó là động lực thu lợi để nhà tư bản tổ chức hoạt động sản xuất, một cách trực tiếp là động lực của nguyên lý bàn tay vô hình vận hành cỗ máy kinh tế</w:t>
       </w:r>
       <w:r>
-        <w:t xml:space="preserve">. Tuy nhiên không thể lý giải lợi nhuận là tiền công cho hoạt động điều hành của nhà tư bản vì nếu nhà tư bản đầu tư một lượng vốn </w:t>
+        <w:t xml:space="preserve">. Tuy nhiên không thể lý giải lợi nhuận là tiền công cho hoạt động điều </w:t>
+      </w:r>
+      <w:r>
+        <w:lastRenderedPageBreak/>
+        <w:t xml:space="preserve">hành của nhà tư bản vì nếu nhà tư bản đầu tư một lượng vốn </w:t>
       </w:r>
       <w:r>
         <w:t xml:space="preserve">&amp; tiền công </w:t>
       </w:r>
       <w:r>
-        <w:t xml:space="preserve">lớn thì lợi nhuận sẽ </w:t>
-      </w:r>
-      <w:r>
-        <w:lastRenderedPageBreak/>
-        <w:t xml:space="preserve">đạt nhiều hơn khi </w:t>
+        <w:t xml:space="preserve">lớn thì lợi nhuận sẽ đạt nhiều hơn khi </w:t>
       </w:r>
       <w:r>
         <w:t xml:space="preserve">mà </w:t>
@@ -9377,7 +9451,13 @@
         <w:t>cho sản xuất)</w:t>
       </w:r>
       <w:r>
-        <w:t xml:space="preserve"> (Google 2025); </w:t>
+        <w:t xml:space="preserve"> (</w:t>
+      </w:r>
+      <w:r>
+        <w:t>Google AI 2025</w:t>
+      </w:r>
+      <w:r>
+        <w:t xml:space="preserve">); </w:t>
       </w:r>
       <w:r>
         <w:t>GD</w:t>
@@ -9449,7 +9529,13 @@
         <w:t xml:space="preserve"> </w:t>
       </w:r>
       <w:r>
-        <w:t>(Google 2025)</w:t>
+        <w:t>(</w:t>
+      </w:r>
+      <w:r>
+        <w:t>Google AI 2025</w:t>
+      </w:r>
+      <w:r>
+        <w:t>)</w:t>
       </w:r>
       <w:r>
         <w:t xml:space="preserve">; </w:t>
@@ -9482,7 +9568,13 @@
         <w:t>tức chênh lệch giữa xuất khẩu và nhập khẩu</w:t>
       </w:r>
       <w:r>
-        <w:t xml:space="preserve"> (Google 2025)</w:t>
+        <w:t xml:space="preserve"> (</w:t>
+      </w:r>
+      <w:r>
+        <w:t>Google AI 2025</w:t>
+      </w:r>
+      <w:r>
+        <w:t>)</w:t>
       </w:r>
       <w:r>
         <w:t xml:space="preserve">. </w:t>
@@ -10162,12 +10254,30 @@
         <w:t>thị trường tự do</w:t>
       </w:r>
       <w:r>
+        <w:t xml:space="preserve"> (free market)</w:t>
+      </w:r>
+      <w:r>
         <w:t xml:space="preserve">, 2) </w:t>
       </w:r>
       <w:r>
         <w:t>sở hữu tư nhân</w:t>
       </w:r>
       <w:r>
+        <w:t xml:space="preserve"> (p</w:t>
+      </w:r>
+      <w:r>
+        <w:t xml:space="preserve">rivate </w:t>
+      </w:r>
+      <w:r>
+        <w:t>o</w:t>
+      </w:r>
+      <w:r>
+        <w:t>wnership</w:t>
+      </w:r>
+      <w:r>
+        <w:t>)</w:t>
+      </w:r>
+      <w:r>
         <w:t xml:space="preserve">, 3) </w:t>
       </w:r>
       <w:r>
@@ -10181,6 +10291,9 @@
       </w:r>
       <w:r>
         <w:t>thương mại tự do</w:t>
+      </w:r>
+      <w:r>
+        <w:t xml:space="preserve"> (free trade)</w:t>
       </w:r>
       <w:r>
         <w:t>. Sau đây là một số nhận xét của Adam Smith liên quan mật thiết đến nguyên tắc thị trường tự do và thương mại tự do</w:t>
@@ -10747,7 +10860,28 @@
         <w:t xml:space="preserve"> cho tư nhân </w:t>
       </w:r>
       <w:r>
-        <w:t xml:space="preserve">hoặc cổ phần hóa, </w:t>
+        <w:t>(privat</w:t>
+      </w:r>
+      <w:r>
+        <w:t>ization</w:t>
+      </w:r>
+      <w:r>
+        <w:t xml:space="preserve">) </w:t>
+      </w:r>
+      <w:r>
+        <w:t>hoặc cổ phần hóa</w:t>
+      </w:r>
+      <w:r>
+        <w:t xml:space="preserve"> (e</w:t>
+      </w:r>
+      <w:r>
+        <w:t>quitization</w:t>
+      </w:r>
+      <w:r>
+        <w:t>)</w:t>
+      </w:r>
+      <w:r>
+        <w:t xml:space="preserve">, </w:t>
       </w:r>
       <w:r>
         <w:t>rồi chuyển sang ngành khác có lợi hơn hoặc rủi ro hơn hoặc cần thiết hơn, để luôn giữ trình độ sản xuất xoay chuyển liên tục vươn lên từng mức</w:t>
@@ -11058,7 +11192,11 @@
         <w:t xml:space="preserve"> </w:t>
       </w:r>
       <w:r>
-        <w:t>Dân chúng buôn bán vùng biên giới loại trừ trường hợp vi phạm như buôn lậu</w:t>
+        <w:t xml:space="preserve">Dân chúng buôn bán vùng biên giới loại trừ </w:t>
+      </w:r>
+      <w:r>
+        <w:lastRenderedPageBreak/>
+        <w:t>trường hợp vi phạm như buôn lậu</w:t>
       </w:r>
       <w:r>
         <w:t xml:space="preserve"> và loại trừ việc thiếu sự bảo vệ</w:t>
@@ -11073,7 +11211,6 @@
         <w:t xml:space="preserve">qua lại nước bạn </w:t>
       </w:r>
       <w:r>
-        <w:lastRenderedPageBreak/>
         <w:t xml:space="preserve">buôn bán </w:t>
       </w:r>
       <w:r>
@@ -11478,11 +11615,11 @@
         <w:t>kinh tế tư nhân nhưng có thể phân tán tình trạng tích lũy ruộng đất quá mức</w:t>
       </w:r>
       <w:r>
-        <w:t xml:space="preserve">. Hậu quả của việc tiền thuê đất là hậu quả của giá cả (tức hậu quả của hậu quả) là tình huống thổi phồng giá đất trên thị trường bất động sản, theo đó giá đất </w:t>
+        <w:t xml:space="preserve">. Hậu quả của việc tiền thuê đất là hậu quả của giá cả (tức hậu </w:t>
       </w:r>
       <w:r>
         <w:lastRenderedPageBreak/>
-        <w:t xml:space="preserve">gần với hoạt động tài chính cho vay lấy lãi mà sự điều chỉnh giá cả thị trường của giá đất không vận hành tự động được một cách trơn tru như thị trường tài chính mà hệ thống tiền tệ &amp; tài chính phức tạp, khó dự đoán hơn kỳ vọng chủ quan của chủ đất khi tăng giá đất, hẳn nhiên vẫn có mánh lới trong đầu tư thị trường chứng khoán nhưng bất luận thế nào, đầu cơ thổi giá trong bất cứ thị trường nào cũng luôn dẫn đến hậu quả </w:t>
+        <w:t xml:space="preserve">quả của hậu quả) là tình huống thổi phồng giá đất trên thị trường bất động sản, theo đó giá đất gần với hoạt động tài chính cho vay lấy lãi mà sự điều chỉnh giá cả thị trường của giá đất không vận hành tự động được một cách trơn tru như thị trường tài chính mà hệ thống tiền tệ &amp; tài chính phức tạp, khó dự đoán hơn kỳ vọng chủ quan của chủ đất khi tăng giá đất, hẳn nhiên vẫn có mánh lới trong đầu tư thị trường chứng khoán nhưng bất luận thế nào, đầu cơ thổi giá trong bất cứ thị trường nào cũng luôn dẫn đến hậu quả </w:t>
       </w:r>
       <w:r>
         <w:t>tai</w:t>
@@ -12563,11 +12700,11 @@
           <w:b w:val="0"/>
         </w:rPr>
       </w:pPr>
-      <w:bookmarkStart w:id="6" w:name="_Toc208604147"/>
+      <w:bookmarkStart w:id="3" w:name="_Toc208604147"/>
       <w:r>
         <w:t>Hệ thống tiền tệ</w:t>
       </w:r>
-      <w:bookmarkEnd w:id="6"/>
+      <w:bookmarkEnd w:id="3"/>
     </w:p>
     <w:p>
       <w:r>
@@ -12799,10 +12936,28 @@
         <w:rPr>
           <w:i/>
         </w:rPr>
+        <w:t>phát hành tiền</w:t>
+      </w:r>
+      <w:r>
+        <w:t xml:space="preserve"> (</w:t>
+      </w:r>
+      <w:r>
+        <w:rPr>
+          <w:i/>
+        </w:rPr>
         <w:t>in tiền</w:t>
       </w:r>
       <w:r>
-        <w:t xml:space="preserve"> sao cho lượng tiền tung ra thị trường phải tương ứng một cách tương đối với tổng lượng của cải của cả thị trường với lưu ý in tiền là một tác nghiệp con trong tác nghiệp </w:t>
+        <w:t xml:space="preserve">) </w:t>
+      </w:r>
+      <w:r>
+        <w:t xml:space="preserve">sao cho lượng tiền tung ra thị trường phải tương ứng một cách tương đối với tổng lượng của cải của cả thị trường với lưu ý </w:t>
+      </w:r>
+      <w:r>
+        <w:t>phát hành tiền</w:t>
+      </w:r>
+      <w:r>
+        <w:t xml:space="preserve"> là một tác nghiệp con trong tác nghiệp </w:t>
       </w:r>
       <w:r>
         <w:rPr>
@@ -12823,7 +12978,13 @@
         <w:t xml:space="preserve">Ghi chủ, tổng sản phẩm quốc nội (GDP) tạm thời là độ đo lượng của cải của nền kinh tế. </w:t>
       </w:r>
       <w:r>
-        <w:t xml:space="preserve">Theo Gemini 2025, ngân hàng trung ương dựa vào bốn yếu tố quan trọng sau để thực hiện in tiền: 1) tăng trưởng kinh tế, cụ thể, khi </w:t>
+        <w:t xml:space="preserve">Theo Gemini 2025, ngân hàng trung ương dựa vào bốn yếu tố quan trọng sau để thực hiện </w:t>
+      </w:r>
+      <w:r>
+        <w:t>phát hành tiền</w:t>
+      </w:r>
+      <w:r>
+        <w:t xml:space="preserve">: 1) tăng trưởng kinh tế, cụ thể, khi </w:t>
       </w:r>
       <w:r>
         <w:t>tổng thu nhập quốc nội</w:t>
@@ -12856,13 +13017,25 @@
         <w:t xml:space="preserve"> rate) </w:t>
       </w:r>
       <w:r>
-        <w:t>vừa đủ (2% – 4%/năm) kích thích nền kinh tế tăng trưởng và sau đó ngân hàng trung ương sẽ in lượng tiền tương ứng với tỉ lệ lạm phát để lượng tiền tương ứng tổng lượng của cải sao cho không thừa không thiếu, 3) thất nghiệp, cụ thể nếu tỉ lệ thất nghiệp tăng thì ngân hàng trung ương sẽ tăng lượng tiền vào thị trường cho nhiều nhà tư bản vay để đầu tư vào sản xuất, thương mại, dịch vụ tạo ra nhiều việc làm cho người lao động, tuy nhiên tăng lượng tiền cũng tăng tỉ lệ lạm phát nên cân bằng thất nghiệp và lạm phát là bài toán hết sức khó khăn, 4) tỉ giá hối đoái, cụ thể, tỉ giá hối đoái phụ thuộc cả vào nội tệ và ngoại tệ giữa các quốc gia, nên tính chủ động của chính sách tiền tệ đối với ngoại tệ chỉ là chủ động bám sát</w:t>
+        <w:t xml:space="preserve">vừa đủ (2% – 4%/năm) kích thích nền kinh tế tăng trưởng và sau đó ngân hàng trung ương sẽ </w:t>
+      </w:r>
+      <w:r>
+        <w:t>phát hành</w:t>
+      </w:r>
+      <w:r>
+        <w:t xml:space="preserve"> lượng tiền tương ứng với tỉ lệ lạm phát để lượng tiền tương ứng tổng lượng của cải sao cho không thừa không thiếu, 3) thất nghiệp, cụ thể nếu tỉ lệ thất nghiệp tăng thì ngân hàng trung ương sẽ tăng lượng tiền vào thị trường cho nhiều nhà tư bản vay để đầu tư vào sản xuất, thương mại, dịch vụ tạo ra nhiều việc làm cho người lao động, tuy nhiên tăng lượng tiền cũng tăng tỉ lệ lạm phát nên cân bằng thất nghiệp và lạm phát là bài toán hết sức khó khăn, 4) tỉ giá hối đoái, cụ thể, tỉ giá hối đoái phụ thuộc cả vào nội tệ và ngoại tệ giữa các quốc gia, nên tính chủ động của chính sách tiền tệ đối với ngoại tệ chỉ là chủ động bám sát</w:t>
       </w:r>
       <w:r>
         <w:t>, cụ thể là bám sát</w:t>
       </w:r>
       <w:r>
-        <w:t xml:space="preserve"> tỉ giá hối đoái, ví dụ tỉ giá hối đoái tăng tức đồng tiền mạnh lên thì ngân hàng trung ương cần in nhiều tiền hơn để giữ lạm phát </w:t>
+        <w:t xml:space="preserve"> tỉ giá hối đoái, ví dụ tỉ giá hối đoái tăng tức đồng tiền mạnh lên thì ngân hàng trung ương cần </w:t>
+      </w:r>
+      <w:r>
+        <w:t>phát hành</w:t>
+      </w:r>
+      <w:r>
+        <w:t xml:space="preserve"> nhiều tiền hơn để giữ lạm phát </w:t>
       </w:r>
       <w:r>
         <w:t>vừa đủ</w:t>
@@ -12877,7 +13050,13 @@
         <w:t>không cho giảm phát nhằm duy trì tăng trưởng kinh tế, duy trì xuất khẩu.</w:t>
       </w:r>
       <w:r>
-        <w:t xml:space="preserve"> Như vậy in tiền thuộc tác điều chỉnh lượng tiền trong chính sách tiền tệ và điều chỉnh lượng tiền với ngữ nghĩa rộng hơn gồm một số cơ chế sau</w:t>
+        <w:t xml:space="preserve"> Như vậy </w:t>
+      </w:r>
+      <w:r>
+        <w:t>phát hành tiền</w:t>
+      </w:r>
+      <w:r>
+        <w:t xml:space="preserve"> thuộc tác điều chỉnh lượng tiền trong chính sách tiền tệ và điều chỉnh lượng tiền với ngữ nghĩa rộng hơn gồm một số cơ chế sau</w:t>
       </w:r>
       <w:r>
         <w:t xml:space="preserve"> (Gemini 2025)</w:t>
@@ -12886,13 +13065,43 @@
         <w:t xml:space="preserve">: </w:t>
       </w:r>
       <w:r>
-        <w:t>1) in tiền vừa đề cập, 2</w:t>
+        <w:t xml:space="preserve">1) </w:t>
+      </w:r>
+      <w:r>
+        <w:t>phát hành tiền</w:t>
+      </w:r>
+      <w:r>
+        <w:t xml:space="preserve"> vừa đề cập, 2</w:t>
       </w:r>
       <w:r>
         <w:t xml:space="preserve">) </w:t>
       </w:r>
       <w:r>
-        <w:t>lãi suất, cụ thể, nếu duy trì lãi suất tín dụng thấp thì tăng lượng cung trên thị trường và ngược lại, 3) lạm phát, cụ thể, quy định tỉ lệ lạm phát để tăng hay giảm lượng cung tiền, 4) dự trữ ngoại hối, cụ thể, ngân hàng trung ương có một lượng dự trữ ngoại tệ để can thiệp thị trường ngoại hối bằng cách bán ra và mua vào ngoại tệ, tác động đến lượng cung tiền, 5) nghiệp vụ thị trường mở (open market operations) với mua và bán chứng khoán, cụ thể, ngân hàng trung ương mua chứng khoán từ các ngân hàng thương mại làm tăng lượng cung tiền trên thị trường và ngược lại với bán chứng khoán làm giảm lượng cung tiền</w:t>
+        <w:t xml:space="preserve">lãi suất, cụ thể, nếu duy trì lãi suất tín dụng thấp thì tăng lượng cung trên thị trường và ngược lại, 3) lạm phát, cụ thể, quy định tỉ lệ lạm phát để tăng hay giảm lượng cung tiền, 4) dự trữ ngoại hối, cụ thể, ngân hàng trung ương có một lượng dự trữ ngoại tệ để can thiệp thị trường ngoại hối bằng cách bán ra và mua vào ngoại tệ, tác động đến lượng cung tiền, 5) nghiệp vụ thị trường mở (open market operations) với mua </w:t>
+      </w:r>
+      <w:r>
+        <w:t>&amp;</w:t>
+      </w:r>
+      <w:r>
+        <w:t xml:space="preserve"> bán </w:t>
+      </w:r>
+      <w:r>
+        <w:t>các giấy tờ có giá trị (</w:t>
+      </w:r>
+      <w:r>
+        <w:t>chứng khoán</w:t>
+      </w:r>
+      <w:r>
+        <w:t>, tín phiếu, trái phiếu)</w:t>
+      </w:r>
+      <w:r>
+        <w:t xml:space="preserve">, </w:t>
+      </w:r>
+      <w:r>
+        <w:t>ví dụ</w:t>
+      </w:r>
+      <w:r>
+        <w:t>, ngân hàng trung ương mua chứng khoán từ các ngân hàng thương mại làm tăng lượng cung tiền trên thị trường và ngược lại với bán chứng khoán làm giảm lượng cung tiền</w:t>
       </w:r>
       <w:r>
         <w:t xml:space="preserve">, 6) </w:t>
@@ -13050,11 +13259,17 @@
         <w:t>, là lượng tiền tối đa mà một ngân hàng thương mại có thể cho vay</w:t>
       </w:r>
       <w:r>
-        <w:t xml:space="preserve">, 6) công cụ tỉ giá hối đoái, nghĩa là ngân hàng trung ương có thể điều chỉnh tỉ giá hối đoái bằng tác nghiệp điều chỉnh lượng tiền </w:t>
+        <w:t xml:space="preserve">, 6) công cụ tỉ giá hối đoái, nghĩa là </w:t>
       </w:r>
       <w:r>
         <w:lastRenderedPageBreak/>
-        <w:t>vừa được đề cập thay vì thả nổi tỉ giá hối đoái, 7) một số công cụ khác như in tiền, dự trữ ngoại hối…</w:t>
+        <w:t xml:space="preserve">ngân hàng trung ương có thể điều chỉnh tỉ giá hối đoái bằng tác nghiệp điều chỉnh lượng tiền vừa được đề cập thay vì thả nổi tỉ giá hối đoái, 7) một số công cụ khác như </w:t>
+      </w:r>
+      <w:r>
+        <w:t>phát hành tiền</w:t>
+      </w:r>
+      <w:r>
+        <w:t>, dự trữ ngoại hối…</w:t>
       </w:r>
       <w:r>
         <w:t xml:space="preserve"> Vui lòng lưu ý tác nghiệp dự trữ ngoại hối vì dự trữ ngoại hối rất quan trọng để hoạt tác hệ thống tài chính được trơn tru và ổn định tỉ giá hối đoái tức ổn định giá trị đồng tiền, theo Gemini 2025, dự trữ ngoại hối có vai trò như vùng đệm thanh khoản</w:t>
@@ -13356,7 +13571,11 @@
         <w:t xml:space="preserve"> </w:t>
       </w:r>
       <w:r>
-        <w:t xml:space="preserve">tương đương ngân hàng trung ương, tuy nhiên do mạng lưới tài chính Mỹ ảnh hưởng toàn cầu nên FED mới độc lập với chính phủ Mỹ. </w:t>
+        <w:t xml:space="preserve">tương đương ngân hàng trung ương, tuy nhiên do mạng lưới tài chính Mỹ ảnh hưởng toàn cầu nên </w:t>
+      </w:r>
+      <w:r>
+        <w:lastRenderedPageBreak/>
+        <w:t xml:space="preserve">FED mới độc lập với chính phủ Mỹ. </w:t>
       </w:r>
       <w:r>
         <w:t>Chính sách tài khóa tác động trực tiếp lên tổng cầu</w:t>
@@ -13365,11 +13584,7 @@
         <w:t xml:space="preserve"> </w:t>
       </w:r>
       <w:r>
-        <w:t xml:space="preserve">nhưng </w:t>
-      </w:r>
-      <w:r>
-        <w:lastRenderedPageBreak/>
-        <w:t xml:space="preserve">có phản ứng chậm </w:t>
+        <w:t xml:space="preserve">nhưng có phản ứng chậm </w:t>
       </w:r>
       <w:r>
         <w:t>do</w:t>
@@ -13438,7 +13653,13 @@
         <w:t>Lưu ý</w:t>
       </w:r>
       <w:r>
-        <w:t>, GDP tính theo phương pháp chi tiêu bằng tổng của chi tiêu của các hộ gia đình, chi tiêu của doanh nghiệp cho đầu tư, chi tiêu của chính phủ, và xuất khẩu ròng (Google 2025), trong khi đó, tổng cầu (AD</w:t>
+        <w:t>, GDP tính theo phương pháp chi tiêu bằng tổng của chi tiêu của các hộ gia đình, chi tiêu của doanh nghiệp cho đầu tư, chi tiêu của chính phủ, và xuất khẩu ròng (</w:t>
+      </w:r>
+      <w:r>
+        <w:t>Google AI 2025</w:t>
+      </w:r>
+      <w:r>
+        <w:t>), trong khi đó, tổng cầu (AD</w:t>
       </w:r>
       <w:r>
         <w:t xml:space="preserve"> – a</w:t>
@@ -13465,7 +13686,13 @@
         <w:t xml:space="preserve">và có khả năng mua </w:t>
       </w:r>
       <w:r>
-        <w:t>(Google 2025)</w:t>
+        <w:t>(</w:t>
+      </w:r>
+      <w:r>
+        <w:t>Google AI 2025</w:t>
+      </w:r>
+      <w:r>
+        <w:t>)</w:t>
       </w:r>
       <w:r>
         <w:t>, tức là tổng chi tiêu mà các tác nhân kinh tế sẵn sàng chi tiêu</w:t>
@@ -13548,7 +13775,3358 @@
         <w:t>rằng</w:t>
       </w:r>
       <w:r>
-        <w:t xml:space="preserve"> cả hai không bị vỡ để vừa hưởng ứng vừa duy trì xung lực tức duy trì phát triển. Lưu ý, chính phủ hay nội các không phải nhà nước mà nhà nước bao hàm chính phủ hay chính phủ là quan năng của nhà nước. Sản xuất tương ứng lượng lao động và chi tiêu tương ứng lượng thỏa mãn mà lượng lao động cũng tương ứng lượng thỏa mãn (ánh xạ), do đó chi tiêu quan trọng như sản xuất. Chi tiêu công bản chất là chi tiêu nhưng vẫn được hiểu như đầu tư công và đầu tư công cũng được hiểu như chi tiêu công, vì vậy hoạt động của “công ty” chính phủ không có lợi nhuận thông thường vì phần lợi nhuận đẩy vào chi tiêu công và dịch vụ công. Do đó chính phủ bắt buộc phải chi tiêu, tất cả nguồn lực dự trữ đều có tính chất vùng đệm thanh khoản vì lợi ích phục vụ của dịch vụ công, hơn nữa với sự tương ứng quan trọng giữa chi tiêu và sản xuất thì hoạt động tài chính cũng là đầu tư nhằm mang đến lợi nhuận như sản xuất và chính phủ có thể đầu tư nguồn dự trữ ngoại hối như là chi tiêu. Ngược lại, vòng quay tiền của doanh nghiệp phải nhanh, vấn đề này là nguồn gốc của tích lũy vốn. Bản chất quan năng chính phủ có công năng lưu thông chủ đạo, đó là thuộc tính giao thông vận tải nên nguồn lực dự trữ, cần nhấn mạnh lại rằng phải đóng vai trò như vùng đệm thanh khoản mà tất cả những quỹ, vốn dự phòng đều là biện pháp tình thế tuy luôn tồn tại và chẳng bao giờ rời khỏi biện pháp tình thế ngoại trừ giảm bớt như tính chất tự nhiên, ứng phó được hoặc trở nên không nghiêm trọng.</w:t>
+        <w:t xml:space="preserve"> cả hai không bị vỡ để vừa hưởng ứng vừa duy trì xung lực tức duy trì phát triển. Lưu ý, chính phủ hay nội các không phải nhà nước mà nhà nước bao hàm chính phủ hay chính phủ là quan năng của nhà nước. Sản xuất tương ứng lượng lao động và chi tiêu tương ứng lượng thỏa mãn mà lượng lao động cũng tương ứng lượng thỏa mãn (ánh xạ), do đó chi tiêu quan trọng như sản xuất. Chi tiêu công bản chất là chi tiêu nhưng vẫn được hiểu như đầu tư công và đầu tư công cũng được hiểu như chi tiêu công, vì vậy hoạt động của “công ty” chính phủ không có lợi nhuận thông thường vì phần lợi nhuận đẩy vào chi tiêu công và dịch vụ công. Do đó chính phủ bắt buộc phải chi tiêu, tất cả nguồn lực dự trữ đều có tính chất vùng đệm thanh khoản vì lợi ích phục vụ của dịch vụ công, hơn nữa với sự tương ứng quan trọng giữa chi tiêu và sản xuất thì hoạt động tài chính cũng là đầu tư nhằm mang đến lợi nhuận như sản xuất và chính phủ có thể đầu tư nguồn dự trữ ngoại hối như là chi tiêu. Ngược lại, vòng quay tiền của doanh nghiệp phải nhanh, vấn đề này là nguồn gốc của tích lũy vốn. Bản chất quan năng chính phủ có công năng lưu thông chủ đạo, đó là thuộc tính giao thông vận tải nên nguồn lực dự trữ, cần nhấn mạnh lại rằng phải đóng vai trò như vùng đệm thanh khoản mà tất cả những quỹ, vốn dự </w:t>
+      </w:r>
+      <w:r>
+        <w:lastRenderedPageBreak/>
+        <w:t>phòng đều là biện pháp tình thế tuy luôn tồn tại và chẳng bao giờ rời khỏi biện pháp tình thế ngoại trừ giảm bớt như tính chất tự nhiên, ứng phó được hoặc trở nên không nghiêm trọng.</w:t>
+      </w:r>
+    </w:p>
+    <w:p>
+      <w:pPr>
+        <w:ind w:firstLine="360"/>
+      </w:pPr>
+      <w:r>
+        <w:t xml:space="preserve">Nhắc lại, </w:t>
+      </w:r>
+      <w:r>
+        <w:t>phát hành tiền</w:t>
+      </w:r>
+      <w:r>
+        <w:t xml:space="preserve"> </w:t>
+      </w:r>
+      <w:r>
+        <w:t>(</w:t>
+      </w:r>
+      <w:r>
+        <w:rPr>
+          <w:i/>
+        </w:rPr>
+        <w:t>money creation</w:t>
+      </w:r>
+      <w:r>
+        <w:t xml:space="preserve">, </w:t>
+      </w:r>
+      <w:r>
+        <w:rPr>
+          <w:i/>
+        </w:rPr>
+        <w:t>money issuance</w:t>
+      </w:r>
+      <w:r>
+        <w:t xml:space="preserve">) </w:t>
+      </w:r>
+      <w:r>
+        <w:t xml:space="preserve">là tác nghiệp con trong tác nghiệp </w:t>
+      </w:r>
+      <w:r>
+        <w:t>điều chỉnh lượng tiền</w:t>
+      </w:r>
+      <w:r>
+        <w:t>, do ngân hàng trung ương thực hiện.</w:t>
+      </w:r>
+      <w:r>
+        <w:t xml:space="preserve"> Phát hành tiền cung ứng một lượng tiền vào thị trường </w:t>
+      </w:r>
+      <w:r>
+        <w:t xml:space="preserve">bằng nghiệp vụ </w:t>
+      </w:r>
+      <w:r>
+        <w:t xml:space="preserve">kế </w:t>
+      </w:r>
+      <w:r>
+        <w:t>toán</w:t>
+      </w:r>
+      <w:r>
+        <w:t xml:space="preserve"> </w:t>
+      </w:r>
+      <w:r>
+        <w:t xml:space="preserve">qua hai hình thức, in </w:t>
+      </w:r>
+      <w:r>
+        <w:rPr>
+          <w:i/>
+        </w:rPr>
+        <w:t xml:space="preserve">tiền </w:t>
+      </w:r>
+      <w:r>
+        <w:rPr>
+          <w:i/>
+        </w:rPr>
+        <w:t xml:space="preserve">mặt </w:t>
+      </w:r>
+      <w:r>
+        <w:t xml:space="preserve">(cash, </w:t>
+      </w:r>
+      <w:r>
+        <w:t xml:space="preserve">tiền </w:t>
+      </w:r>
+      <w:r>
+        <w:t>giấy</w:t>
+      </w:r>
+      <w:r>
+        <w:t>, tiền xu) và</w:t>
+      </w:r>
+      <w:r>
+        <w:t xml:space="preserve"> </w:t>
+      </w:r>
+      <w:r>
+        <w:t xml:space="preserve">tung </w:t>
+      </w:r>
+      <w:r>
+        <w:rPr>
+          <w:i/>
+        </w:rPr>
+        <w:t>tiền bút toán</w:t>
+      </w:r>
+      <w:r>
+        <w:t xml:space="preserve"> (</w:t>
+      </w:r>
+      <w:r>
+        <w:t xml:space="preserve">tiền </w:t>
+      </w:r>
+      <w:r>
+        <w:t>kế toán, accounting entry)</w:t>
+      </w:r>
+      <w:r>
+        <w:t xml:space="preserve"> vào ngân hàng thương mại bằng cách tăng số dư tài khoản ngân hàng thương mại tại ngân hành trung ương</w:t>
+      </w:r>
+      <w:r>
+        <w:t>.</w:t>
+      </w:r>
+      <w:r>
+        <w:t xml:space="preserve"> </w:t>
+      </w:r>
+      <w:r>
+        <w:t>T</w:t>
+      </w:r>
+      <w:r>
+        <w:t xml:space="preserve">rên thực tế, lượng tiền </w:t>
+      </w:r>
+      <w:r>
+        <w:t>mặt</w:t>
+      </w:r>
+      <w:r>
+        <w:t xml:space="preserve"> ít hơn rất nhiều lượng tiền </w:t>
+      </w:r>
+      <w:r>
+        <w:t>tài khoản</w:t>
+      </w:r>
+      <w:r>
+        <w:t xml:space="preserve">, ví dụ lượng tiền mặt ở Anh Quốc chiếm khoảng 3% tổng lượng tiền phát hành và </w:t>
+      </w:r>
+      <w:r>
+        <w:t>97</w:t>
+      </w:r>
+      <w:r>
+        <w:t>% còn lại nằm ở số dư các ngân hàng</w:t>
+      </w:r>
+      <w:r>
+        <w:t xml:space="preserve">, do đó hiện nay (2026) nảy sinh nhu cầu phát hành tiền kỹ thuật số góp vào tiền mặt để nâng lượng </w:t>
+      </w:r>
+      <w:r>
+        <w:rPr>
+          <w:i/>
+        </w:rPr>
+        <w:t>tiền thuận tiện</w:t>
+      </w:r>
+      <w:r>
+        <w:t xml:space="preserve"> cho trao đổi hàng hóa hơn mức 3%</w:t>
+      </w:r>
+      <w:r>
+        <w:t>.</w:t>
+      </w:r>
+      <w:r>
+        <w:t xml:space="preserve"> </w:t>
+      </w:r>
+      <w:r>
+        <w:t>Bất luận tung lượng tiền mặt hay lượng tiền bút toán qua ngân hàng thương mại đều phải thông qua nghiệp vụ kế toán nên t</w:t>
+      </w:r>
+      <w:r>
+        <w:t xml:space="preserve">a quy ước rằng lượng </w:t>
+      </w:r>
+      <w:r>
+        <w:rPr>
+          <w:i/>
+        </w:rPr>
+        <w:t>tiền phát hành</w:t>
+      </w:r>
+      <w:r>
+        <w:t xml:space="preserve"> </w:t>
+      </w:r>
+      <w:r>
+        <w:t xml:space="preserve">là lượng </w:t>
+      </w:r>
+      <w:r>
+        <w:rPr>
+          <w:i/>
+        </w:rPr>
+        <w:t>tiền thông báo</w:t>
+      </w:r>
+      <w:r>
+        <w:t xml:space="preserve"> và lượng </w:t>
+      </w:r>
+      <w:r>
+        <w:rPr>
+          <w:i/>
+        </w:rPr>
+        <w:t>tiền lưu thông</w:t>
+      </w:r>
+      <w:r>
+        <w:t xml:space="preserve"> là lượng tiền thông báo đang lưu thông</w:t>
+      </w:r>
+      <w:r>
+        <w:t xml:space="preserve">. </w:t>
+      </w:r>
+      <w:r>
+        <w:t>V</w:t>
+      </w:r>
+      <w:r>
+        <w:t xml:space="preserve">ới nghiệp vụ bút toán, ngân hàng trung ương thực hiện một nghiệp vụ kế toán kép </w:t>
+      </w:r>
+      <w:r>
+        <w:t xml:space="preserve">trên </w:t>
+      </w:r>
+      <w:r>
+        <w:rPr>
+          <w:i/>
+        </w:rPr>
+        <w:t>sổ cái ngân hàng trung ương</w:t>
+      </w:r>
+      <w:r>
+        <w:t xml:space="preserve"> như sau (Google AI 2026): 1) ghi </w:t>
+      </w:r>
+      <w:r>
+        <w:t>NỢ</w:t>
+      </w:r>
+      <w:r>
+        <w:t xml:space="preserve"> tại </w:t>
+      </w:r>
+      <w:r>
+        <w:t xml:space="preserve">các </w:t>
+      </w:r>
+      <w:r>
+        <w:t>mục</w:t>
+      </w:r>
+      <w:r>
+        <w:rPr>
+          <w:i/>
+        </w:rPr>
+        <w:t xml:space="preserve"> tài khoản tài sản đối ứng</w:t>
+      </w:r>
+      <w:r>
+        <w:t xml:space="preserve"> </w:t>
+      </w:r>
+      <w:r>
+        <w:t xml:space="preserve">(assets) </w:t>
+      </w:r>
+      <w:r>
+        <w:t xml:space="preserve">như trái phiếu </w:t>
+      </w:r>
+      <w:r>
+        <w:t xml:space="preserve">&amp; chứng khoán </w:t>
+      </w:r>
+      <w:r>
+        <w:t>chính phủ</w:t>
+      </w:r>
+      <w:r>
+        <w:t xml:space="preserve"> mua</w:t>
+      </w:r>
+      <w:r>
+        <w:t xml:space="preserve">, ngoại </w:t>
+      </w:r>
+      <w:r>
+        <w:t>hối</w:t>
+      </w:r>
+      <w:r>
+        <w:t xml:space="preserve"> (vàng, USD,…), các khoản cho vay chiết khấu,</w:t>
+      </w:r>
+      <w:r>
+        <w:t xml:space="preserve"> vốn đầu tư &amp; chi tiêu công, tài sản cố định</w:t>
+      </w:r>
+      <w:r>
+        <w:t>,</w:t>
+      </w:r>
+      <w:r>
+        <w:t>…</w:t>
+      </w:r>
+      <w:r>
+        <w:t xml:space="preserve"> 2) ghi </w:t>
+      </w:r>
+      <w:r>
+        <w:t>CÓ</w:t>
+      </w:r>
+      <w:r>
+        <w:t xml:space="preserve"> tại </w:t>
+      </w:r>
+      <w:r>
+        <w:t>một số</w:t>
+      </w:r>
+      <w:r>
+        <w:t xml:space="preserve"> </w:t>
+      </w:r>
+      <w:r>
+        <w:t>mục</w:t>
+      </w:r>
+      <w:r>
+        <w:rPr>
+          <w:i/>
+        </w:rPr>
+        <w:t xml:space="preserve"> </w:t>
+      </w:r>
+      <w:r>
+        <w:rPr>
+          <w:i/>
+        </w:rPr>
+        <w:t xml:space="preserve">tài khoản </w:t>
+      </w:r>
+      <w:r>
+        <w:rPr>
+          <w:i/>
+        </w:rPr>
+        <w:t>nguồn vốn</w:t>
+      </w:r>
+      <w:r>
+        <w:t xml:space="preserve"> </w:t>
+      </w:r>
+      <w:r>
+        <w:t>(liabilit</w:t>
+      </w:r>
+      <w:r>
+        <w:t>y</w:t>
+      </w:r>
+      <w:r>
+        <w:t xml:space="preserve">, </w:t>
+      </w:r>
+      <w:r>
+        <w:t>equity</w:t>
+      </w:r>
+      <w:r>
+        <w:t xml:space="preserve">) </w:t>
+      </w:r>
+      <w:r>
+        <w:t>tương ứng</w:t>
+      </w:r>
+      <w:r>
+        <w:t xml:space="preserve"> lượng tiền phát hành do bút toán. </w:t>
+      </w:r>
+      <w:r>
+        <w:t>Ghi chú, tài khoản ngân hàng thương mại tại ngân hàng trung ương thuộc mục tài khoản nguồn vốn (</w:t>
+      </w:r>
+      <w:r>
+        <w:t>liabilit</w:t>
+      </w:r>
+      <w:r>
+        <w:t>y</w:t>
+      </w:r>
+      <w:r>
+        <w:t xml:space="preserve">, </w:t>
+      </w:r>
+      <w:r>
+        <w:t>equity</w:t>
+      </w:r>
+      <w:r>
+        <w:t>)</w:t>
+      </w:r>
+      <w:r>
+        <w:t xml:space="preserve"> và trái phiếu chính phủ mua là tài sản nhưng trái phiếu chính phủ phát hành là nợ phải trả (liability) thuộc nguồn vốn (capital)</w:t>
+      </w:r>
+      <w:r>
+        <w:t xml:space="preserve">. </w:t>
+      </w:r>
+      <w:r>
+        <w:t xml:space="preserve">Đây là nghiệp vụ </w:t>
+      </w:r>
+      <w:r>
+        <w:rPr>
+          <w:i/>
+        </w:rPr>
+        <w:t>bút toán tự thân</w:t>
+      </w:r>
+      <w:r>
+        <w:t xml:space="preserve"> (self-generating entry) luôn được thực hiện một cách cẩn trọng vì lạm phát sẽ xảy ra nếu lượng tiền bút toán (</w:t>
+      </w:r>
+      <w:r>
+        <w:t>CÓ</w:t>
+      </w:r>
+      <w:r>
+        <w:t xml:space="preserve">) không </w:t>
+      </w:r>
+      <w:r>
+        <w:t>cân đối</w:t>
+      </w:r>
+      <w:r>
+        <w:t xml:space="preserve"> với lượng</w:t>
+      </w:r>
+      <w:r>
+        <w:t xml:space="preserve"> tài </w:t>
+      </w:r>
+      <w:r>
+        <w:t xml:space="preserve">sản </w:t>
+      </w:r>
+      <w:r>
+        <w:t>(</w:t>
+      </w:r>
+      <w:r>
+        <w:t>NỢ</w:t>
+      </w:r>
+      <w:r>
+        <w:t>).</w:t>
+      </w:r>
+      <w:r>
+        <w:t xml:space="preserve"> </w:t>
+      </w:r>
+      <w:r>
+        <w:t>Ghi chú, lượng tiền bút toán thuộc mục tài khoản nguồn vốn (</w:t>
+      </w:r>
+      <w:r>
+        <w:t>liabilit</w:t>
+      </w:r>
+      <w:r>
+        <w:t>y</w:t>
+      </w:r>
+      <w:r>
+        <w:t xml:space="preserve">, </w:t>
+      </w:r>
+      <w:r>
+        <w:t>equity</w:t>
+      </w:r>
+      <w:r>
+        <w:t xml:space="preserve">) phải cân đối với lượng tài sản hoặc lượng nguồn vốn khác. </w:t>
+      </w:r>
+      <w:r>
+        <w:t xml:space="preserve">Với bút toán tự thân, ngân hàng trung ương phát hành tiền là ghi nợ chính mình – một dạng tự cam kết, nếu xảy ra sai sót sẽ có nguy cơ làm sụp đổ hệ thống kinh tế mà sự tổn thất lẽ ra không đáng có hoặc không nghiêm trọng. </w:t>
+      </w:r>
+      <w:r>
+        <w:t>C</w:t>
+      </w:r>
+      <w:r>
+        <w:t>ác mục tài khoản tài sản đối ứng tương ứng với tổng thu nhập xã hội hoặc GDP</w:t>
+      </w:r>
+      <w:r>
+        <w:t xml:space="preserve"> danh nghĩa</w:t>
+      </w:r>
+      <w:r>
+        <w:t xml:space="preserve"> </w:t>
+      </w:r>
+      <w:r>
+        <w:t xml:space="preserve">(GDP danh nghĩa </w:t>
+      </w:r>
+      <w:r>
+        <w:t>sẽ được đề cập sau</w:t>
+      </w:r>
+      <w:r>
+        <w:t>)</w:t>
+      </w:r>
+      <w:r>
+        <w:t xml:space="preserve">. </w:t>
+      </w:r>
+      <w:r>
+        <w:t xml:space="preserve">Do một ngân hàng thương mại phải có tài khoản tại ngân hàng trung ương nên ngân hàng trung ương bơm tín dụng </w:t>
+      </w:r>
+      <w:r>
+        <w:t xml:space="preserve">với lãi suất chiết khấu </w:t>
+      </w:r>
+      <w:r>
+        <w:t xml:space="preserve">vào ngân hàng thương mại bằng cách tăng số dư </w:t>
+      </w:r>
+      <w:r>
+        <w:rPr>
+          <w:i/>
+        </w:rPr>
+        <w:t>tài khoản ngân hàng thương mại</w:t>
+      </w:r>
+      <w:r>
+        <w:t xml:space="preserve"> </w:t>
+      </w:r>
+      <w:r>
+        <w:t xml:space="preserve">thuộc mục tài khoản nguồn vốn </w:t>
+      </w:r>
+      <w:r>
+        <w:t xml:space="preserve">(ghi </w:t>
+      </w:r>
+      <w:r>
+        <w:t>CÓ</w:t>
+      </w:r>
+      <w:r>
+        <w:t xml:space="preserve">) </w:t>
+      </w:r>
+      <w:r>
+        <w:t xml:space="preserve">tức tăng lượng tiền bút toán, </w:t>
+      </w:r>
+      <w:r>
+        <w:t xml:space="preserve">để ngân hàng thương mại có thể cho vay tín dụng, tất nhiên cần phải kèm theo nghiệp vụ ghi </w:t>
+      </w:r>
+      <w:r>
+        <w:t>NỢ</w:t>
+      </w:r>
+      <w:r>
+        <w:t xml:space="preserve"> tại các khoản cho vay chiết khấu</w:t>
+      </w:r>
+      <w:r>
+        <w:t>.</w:t>
+      </w:r>
+      <w:r>
+        <w:t xml:space="preserve"> </w:t>
+      </w:r>
+      <w:r>
+        <w:t>Đ</w:t>
+      </w:r>
+      <w:r>
+        <w:t>ây là hình thức cung tiền qua ngân hàng thương mại chiếm tỉ trọng lớn nhất trong lượng tiền phát hành</w:t>
+      </w:r>
+      <w:r>
+        <w:t>.</w:t>
+      </w:r>
+      <w:r>
+        <w:t xml:space="preserve"> </w:t>
+      </w:r>
+      <w:r>
+        <w:t>Riêng đối với lượng tiền giấy vừa được in xong nhưng chưa lưu thông</w:t>
+      </w:r>
+      <w:r>
+        <w:t xml:space="preserve"> theo hình thức cung tiền bởi tiền mặt</w:t>
+      </w:r>
+      <w:r>
+        <w:t>, ngân hàng trung ương hạch toán vào tài khoản ngoại bản để theo dõi với ghi nhập vào tài khoản tiền mới in chưa phát hành, với lưu ý rằng, lượng tiền giấy này trên thự</w:t>
+      </w:r>
+      <w:r>
+        <w:t>c t</w:t>
+      </w:r>
+      <w:r>
+        <w:t xml:space="preserve">ế </w:t>
+      </w:r>
+      <w:r>
+        <w:t xml:space="preserve">đã </w:t>
+      </w:r>
+      <w:r>
+        <w:t xml:space="preserve">được tính </w:t>
+      </w:r>
+      <w:r>
+        <w:t>vào</w:t>
+      </w:r>
+      <w:r>
+        <w:t xml:space="preserve"> lượng tiền bút toán, do đó in tiền giấy chỉ là vật lý hóa một lượng tiền được phát hành bởi bút toán</w:t>
+      </w:r>
+      <w:r>
+        <w:t xml:space="preserve"> – </w:t>
+      </w:r>
+      <w:r>
+        <w:rPr>
+          <w:i/>
+        </w:rPr>
+        <w:t>tiền thông báo</w:t>
+      </w:r>
+      <w:r>
+        <w:t>. Khi lượng tiền giấy này được phát hành tức ngân hàng thương mại rút lượng tiền giấy này</w:t>
+      </w:r>
+      <w:r>
+        <w:t xml:space="preserve"> cho nhu cầu nạp/rút tiền mặt tương đối ít của người dân, </w:t>
+      </w:r>
+      <w:r>
+        <w:t>tài khoản ngân hàng thương mại</w:t>
+      </w:r>
+      <w:r>
+        <w:t xml:space="preserve"> tại ngân hàng trung ương (thuộc mục nguồn vốn – liabilit</w:t>
+      </w:r>
+      <w:r>
+        <w:t>y</w:t>
+      </w:r>
+      <w:r>
+        <w:t xml:space="preserve">, </w:t>
+      </w:r>
+      <w:r>
+        <w:t>equity</w:t>
+      </w:r>
+      <w:r>
+        <w:t xml:space="preserve">) được ghi NỢ đúng bằng lượng tiền giấy vừa in và </w:t>
+      </w:r>
+      <w:r>
+        <w:rPr>
+          <w:i/>
+        </w:rPr>
+        <w:t>tài khoản tiền mặt đang lưu thông</w:t>
+      </w:r>
+      <w:r>
+        <w:t xml:space="preserve"> </w:t>
+      </w:r>
+      <w:r>
+        <w:t>(thuộc mục nguồn vốn</w:t>
+      </w:r>
+      <w:r>
+        <w:t xml:space="preserve"> – liability</w:t>
+      </w:r>
+      <w:r>
+        <w:t>, equity</w:t>
+      </w:r>
+      <w:r>
+        <w:t xml:space="preserve">) </w:t>
+      </w:r>
+      <w:r>
+        <w:t xml:space="preserve">tại ngân hàng trung ương được </w:t>
+      </w:r>
+      <w:r>
+        <w:t>ghi CÓ đúng bằng</w:t>
+      </w:r>
+      <w:r>
+        <w:t xml:space="preserve"> </w:t>
+      </w:r>
+      <w:r>
+        <w:t>lượng tiền giấy vừa in</w:t>
+      </w:r>
+      <w:r>
+        <w:t xml:space="preserve">. </w:t>
+      </w:r>
+      <w:r>
+        <w:t>Ghi chú, phương trình kế toán cơ bản: tài sản (assets) = nguồn vốn (capital) = nợ phải trả (liability) + vốn chủ sở hữu (equity)</w:t>
+      </w:r>
+      <w:r>
+        <w:t>, theo đó, tài sản tăng thì ghi NỢ bên tài sản và tài sản giảm thì ghi CÓ bên tài sản, ngược lại nguồn vốn tăng thì ghi CÓ bên nguồn vốn và nguồn vốn giảm thì ghi NỢ bên nguồn vốn</w:t>
+      </w:r>
+      <w:r>
+        <w:t>, và lợi nhuận xảy ra khi vốn chủ sở hữu tăng lên tức tài sản ròng (tài sản – nợ phải trả) tăng lên</w:t>
+      </w:r>
+      <w:r>
+        <w:t xml:space="preserve"> hay vốn chủ sở hữu (equity) tăng lên</w:t>
+      </w:r>
+      <w:r>
+        <w:t xml:space="preserve">. </w:t>
+      </w:r>
+      <w:r>
+        <w:t xml:space="preserve">Lưu ý, nợ phải trả và vốn chủ sở hữu đều được xếp vào loại nguồn vốn. </w:t>
+      </w:r>
+      <w:r>
+        <w:t>Lượng tiền mặt nếu được in/đúc mới</w:t>
+      </w:r>
+      <w:r>
+        <w:t>,</w:t>
+      </w:r>
+      <w:r>
+        <w:t xml:space="preserve"> chủ yếu phục vụ nhu cầu trao đổi hàng hóa trên thị trường, vào thời Smith thế kỷ XVIII, </w:t>
+      </w:r>
+      <w:r>
+        <w:t xml:space="preserve">với bản vị tiền đồng vàng còn có </w:t>
+      </w:r>
+      <w:r>
+        <w:t xml:space="preserve">tiền </w:t>
+      </w:r>
+      <w:r>
+        <w:t>giấy</w:t>
+      </w:r>
+      <w:r>
+        <w:t xml:space="preserve"> </w:t>
+      </w:r>
+      <w:r>
+        <w:t xml:space="preserve">và </w:t>
+      </w:r>
+      <w:r>
+        <w:rPr>
+          <w:i/>
+        </w:rPr>
+        <w:lastRenderedPageBreak/>
+        <w:t>lệnh phiếu</w:t>
+      </w:r>
+      <w:r>
+        <w:t xml:space="preserve"> hay </w:t>
+      </w:r>
+      <w:r>
+        <w:rPr>
+          <w:i/>
+        </w:rPr>
+        <w:t>tín phiếu</w:t>
+      </w:r>
+      <w:r>
+        <w:t xml:space="preserve"> có lãi</w:t>
+      </w:r>
+      <w:r>
+        <w:t xml:space="preserve"> tương tự như chứng nhận tiền gởi ngân hàng</w:t>
+      </w:r>
+      <w:r>
+        <w:t xml:space="preserve"> ngay nay</w:t>
+      </w:r>
+      <w:r>
+        <w:t>.</w:t>
+      </w:r>
+      <w:r>
+        <w:t xml:space="preserve"> Ngân hàng trung ương cung </w:t>
+      </w:r>
+      <w:r>
+        <w:t xml:space="preserve">ứng </w:t>
+      </w:r>
+      <w:r>
+        <w:t>lượng tiề</w:t>
+      </w:r>
+      <w:r>
+        <w:t>n phát hành</w:t>
+      </w:r>
+      <w:r>
+        <w:t xml:space="preserve"> qua ba kênh chính sau</w:t>
+      </w:r>
+      <w:r>
+        <w:t xml:space="preserve"> (Google AI 2026)</w:t>
+      </w:r>
+      <w:r>
+        <w:t xml:space="preserve">: 1) cấp vốn tín dụng cho ngân hàng thương mại qua nghiệp vụ tái chiết khấu vừa nêu, 2) </w:t>
+      </w:r>
+      <w:r>
+        <w:t xml:space="preserve">mua ngoại hối (vàng, </w:t>
+      </w:r>
+      <w:proofErr w:type="gramStart"/>
+      <w:r>
+        <w:t>USD,…</w:t>
+      </w:r>
+      <w:proofErr w:type="gramEnd"/>
+      <w:r>
+        <w:t>) hoặc thực hiện nghiệp vụ thị trường mở, 3)</w:t>
+      </w:r>
+      <w:r>
+        <w:t xml:space="preserve"> cấp vốn cho chính phủ để chi tiêu công</w:t>
+      </w:r>
+      <w:r>
+        <w:t xml:space="preserve"> (tăng số dư tài khoản chi tiêu công)</w:t>
+      </w:r>
+      <w:r>
+        <w:t>.</w:t>
+      </w:r>
+      <w:r>
+        <w:t xml:space="preserve"> Việc ngân hàng trung ương cấp vốn tín dụng với lãi suất chiết khấu thấp cho ngân hàng thương mại tương tự như ngân hàng thương mại cho người dân và doanh nghiệp vay tín dụng. Ghi chú, </w:t>
+      </w:r>
+      <w:r>
+        <w:rPr>
+          <w:i/>
+        </w:rPr>
+        <w:t>tín dụng</w:t>
+      </w:r>
+      <w:r>
+        <w:t xml:space="preserve"> là thuật ngữ chỉ lượng tiền cho vay hoặc vay.</w:t>
+      </w:r>
+      <w:r>
+        <w:rPr>
+          <w:i/>
+        </w:rPr>
+        <w:t xml:space="preserve"> </w:t>
+      </w:r>
+      <w:r>
+        <w:t xml:space="preserve">Lượng tiền phát hành theo công thức của </w:t>
+      </w:r>
+      <w:r>
+        <w:t>thuyết số lượng tiền tệ</w:t>
+      </w:r>
+      <w:r>
+        <w:t xml:space="preserve">: </w:t>
+      </w:r>
+      <w:r>
+        <w:rPr>
+          <w:i/>
+        </w:rPr>
+        <w:t>M</w:t>
+      </w:r>
+      <w:r>
+        <w:t>*</w:t>
+      </w:r>
+      <w:r>
+        <w:rPr>
+          <w:i/>
+        </w:rPr>
+        <w:t>V</w:t>
+      </w:r>
+      <w:r>
+        <w:t xml:space="preserve"> = </w:t>
+      </w:r>
+      <w:r>
+        <w:rPr>
+          <w:i/>
+        </w:rPr>
+        <w:t>P</w:t>
+      </w:r>
+      <w:r>
+        <w:t>*</w:t>
+      </w:r>
+      <w:r>
+        <w:rPr>
+          <w:i/>
+        </w:rPr>
+        <w:t>Q</w:t>
+      </w:r>
+      <w:r>
+        <w:t xml:space="preserve">, trong đó </w:t>
+      </w:r>
+      <w:r>
+        <w:rPr>
+          <w:i/>
+        </w:rPr>
+        <w:t>M</w:t>
+      </w:r>
+      <w:r>
+        <w:t xml:space="preserve"> là lượng cung tiền phát hành, </w:t>
+      </w:r>
+      <w:r>
+        <w:rPr>
+          <w:i/>
+        </w:rPr>
+        <w:t>V</w:t>
+      </w:r>
+      <w:r>
+        <w:t xml:space="preserve"> là tốc độ lưu thông tiền tệ, </w:t>
+      </w:r>
+      <w:r>
+        <w:rPr>
+          <w:i/>
+        </w:rPr>
+        <w:t>P</w:t>
+      </w:r>
+      <w:r>
+        <w:t xml:space="preserve"> là mức giá chung và </w:t>
+      </w:r>
+      <w:r>
+        <w:rPr>
+          <w:i/>
+        </w:rPr>
+        <w:t>Q</w:t>
+      </w:r>
+      <w:r>
+        <w:t xml:space="preserve"> là tổng sản lượng hàng hóa dịch vụ. Theo đó, tỉ lệ lạm phát có chủ đích sẽ được tính toán sao cho lượng tiền phát hành lớn hơn đại lượng </w:t>
+      </w:r>
+      <w:r>
+        <w:rPr>
+          <w:i/>
+        </w:rPr>
+        <w:t>P</w:t>
+      </w:r>
+      <w:r>
+        <w:t>*</w:t>
+      </w:r>
+      <w:r>
+        <w:rPr>
+          <w:i/>
+        </w:rPr>
+        <w:t>Q</w:t>
+      </w:r>
+      <w:r>
+        <w:t>/</w:t>
+      </w:r>
+      <w:r>
+        <w:rPr>
+          <w:i/>
+        </w:rPr>
+        <w:t>V</w:t>
+      </w:r>
+      <w:r>
+        <w:t xml:space="preserve"> với cố định </w:t>
+      </w:r>
+      <w:r>
+        <w:rPr>
+          <w:i/>
+        </w:rPr>
+        <w:t>V</w:t>
+      </w:r>
+      <w:r>
+        <w:t>.</w:t>
+      </w:r>
+    </w:p>
+    <w:p>
+      <w:pPr>
+        <w:ind w:firstLine="360"/>
+      </w:pPr>
+      <w:r>
+        <w:t xml:space="preserve">Nếu phát hành lượng tiền nhiều hơn mức cần thiết thì người dân </w:t>
+      </w:r>
+      <w:r>
+        <w:t xml:space="preserve">/ doanh nghiệp </w:t>
+      </w:r>
+      <w:r>
+        <w:t xml:space="preserve">có xu hướng </w:t>
+      </w:r>
+      <w:r>
+        <w:t>mua</w:t>
+      </w:r>
+      <w:r>
+        <w:t xml:space="preserve"> nhiều hàng hóa</w:t>
+      </w:r>
+      <w:r>
+        <w:t xml:space="preserve"> &amp; nguyên vật liệu</w:t>
+      </w:r>
+      <w:r>
+        <w:t xml:space="preserve"> hơn </w:t>
+      </w:r>
+      <w:r>
+        <w:t xml:space="preserve">(mua bằng tiền mặt, chuyển khoản ngân </w:t>
+      </w:r>
+      <w:proofErr w:type="gramStart"/>
+      <w:r>
+        <w:t>hàng,…</w:t>
+      </w:r>
+      <w:proofErr w:type="gramEnd"/>
+      <w:r>
+        <w:t xml:space="preserve">) </w:t>
+      </w:r>
+      <w:r>
+        <w:t>làm cầu nhiều hơn cung khiến vật giá leo thang, gây ra tình trạng lạm phát.</w:t>
+      </w:r>
+      <w:r>
+        <w:t xml:space="preserve"> Nếu né tránh tung tiền vào thị trường nội địa </w:t>
+      </w:r>
+      <w:r>
+        <w:t>bằng cách</w:t>
+      </w:r>
+      <w:r>
+        <w:t xml:space="preserve"> đem lượng tiền thừa đầu tư ra nước ngoài cũng gây ra lạm phát, vì nguyên nhân cốt yếu </w:t>
+      </w:r>
+      <w:r>
+        <w:t>ở chỗ</w:t>
+      </w:r>
+      <w:r>
+        <w:t xml:space="preserve"> </w:t>
+      </w:r>
+      <w:r>
+        <w:t xml:space="preserve">làm </w:t>
+      </w:r>
+      <w:r>
+        <w:t xml:space="preserve">giảm giá đồng </w:t>
+      </w:r>
+      <w:r>
+        <w:rPr>
+          <w:i/>
+        </w:rPr>
+        <w:t>nội tệ</w:t>
+      </w:r>
+      <w:r>
+        <w:t xml:space="preserve"> tức giảm sức mua của nội tệ, giảm tỉ giá hối đoái (giá trị trao đổi) của nội tệ.</w:t>
+      </w:r>
+      <w:r>
+        <w:t xml:space="preserve"> Cụ thể như sau, khi mang lượng tiền thừa đầu tư ra nước ngoài thì phải chuyển nội tệ thành ngoại tệ và do đó phải tung một lượng nội tệ vào thị trường nội địa để mua ngoại tệ</w:t>
+      </w:r>
+      <w:r>
+        <w:t xml:space="preserve"> (vì có thể một số ngân hàng thương mại nội địa còn dự trữ ngoại hối</w:t>
+      </w:r>
+      <w:r>
+        <w:t xml:space="preserve"> </w:t>
+      </w:r>
+      <w:r>
+        <w:t xml:space="preserve">kể cả ở dạng số dư tài khoản </w:t>
+      </w:r>
+      <w:r>
+        <w:t>(</w:t>
+      </w:r>
+      <w:r>
+        <w:rPr>
+          <w:i/>
+        </w:rPr>
+        <w:t>account balance</w:t>
+      </w:r>
+      <w:r>
+        <w:t xml:space="preserve">) </w:t>
+      </w:r>
+      <w:r>
+        <w:t>và/hoặc tồn tại một lượng ngoại tệ trôi nổi trên thị trường</w:t>
+      </w:r>
+      <w:r>
+        <w:t>)</w:t>
+      </w:r>
+      <w:r>
+        <w:t>, rốt cuộc làm dôi dư lượng nội tệ còn nghiêm trọng hơn</w:t>
+      </w:r>
+      <w:r>
+        <w:t>.</w:t>
+      </w:r>
+      <w:r>
+        <w:t xml:space="preserve"> </w:t>
+      </w:r>
+      <w:r>
+        <w:t>L</w:t>
+      </w:r>
+      <w:r>
+        <w:t xml:space="preserve">úc này nếu ngân hàng trung ương mua trở lại nội tệ bằng ngoại hối (USD) thì sẽ làm sụt giảm nguồn dự trữ ngoại hối ảnh hưởng nghiêm trọng đến vùng đệm thanh </w:t>
+      </w:r>
+      <w:proofErr w:type="gramStart"/>
+      <w:r>
+        <w:t>khoản</w:t>
+      </w:r>
+      <w:r>
+        <w:t>(</w:t>
+      </w:r>
+      <w:proofErr w:type="gramEnd"/>
+      <w:r>
+        <w:t>Google AI 2026)</w:t>
+      </w:r>
+      <w:r>
+        <w:t>.</w:t>
+      </w:r>
+      <w:r>
+        <w:t xml:space="preserve"> Hơn nữa, khi nội tệ mất giá tức lượng nội tệ dôi dư quá mức cần thiết, nếu người dân đổ xô đổi nội tệ mua ngoại hối (USD, vàng) thì khiến lượng vốn đầu tư cho sản xuất trên toàn xã hội sụt giảm nghiêm trọng</w:t>
+      </w:r>
+      <w:r>
+        <w:t xml:space="preserve"> (Google AI 2026)</w:t>
+      </w:r>
+      <w:r>
+        <w:t>.</w:t>
+      </w:r>
+      <w:r>
+        <w:t xml:space="preserve"> Nếu mua ngoại tệ trên </w:t>
+      </w:r>
+      <w:r>
+        <w:rPr>
+          <w:i/>
+        </w:rPr>
+        <w:t xml:space="preserve">thị trường ngoại hối </w:t>
+      </w:r>
+      <w:r>
+        <w:rPr>
+          <w:i/>
+        </w:rPr>
+        <w:t>quốc tế</w:t>
+      </w:r>
+      <w:r>
+        <w:t xml:space="preserve"> </w:t>
+      </w:r>
+      <w:r>
+        <w:t xml:space="preserve">(international </w:t>
+      </w:r>
+      <w:r>
+        <w:t xml:space="preserve">foreign </w:t>
+      </w:r>
+      <w:r>
+        <w:t>e</w:t>
+      </w:r>
+      <w:r>
+        <w:t>xchange market</w:t>
+      </w:r>
+      <w:r>
+        <w:t xml:space="preserve">) </w:t>
+      </w:r>
+      <w:r>
+        <w:t xml:space="preserve">đúng </w:t>
+      </w:r>
+      <w:r>
+        <w:t>bằng lượng tiền thừa dùng để đầu tư ra nước ngoài thay vì mua ngoại tệ trong thị trường nội địa thì cũng gây ra lạm phát.</w:t>
+      </w:r>
+      <w:r>
+        <w:t xml:space="preserve"> Trước khi tìm hiểu thị trường ngoại hối quốc tế, ta hãy tìm hiểu hệ thống thanh toán liên ngân hàng giữa các quốc gia.</w:t>
+      </w:r>
+      <w:r>
+        <w:t xml:space="preserve"> </w:t>
+      </w:r>
+      <w:r>
+        <w:t xml:space="preserve">Trong thanh toán liên ngân hàng quốc tế, hai ngân hàng trung ương của hai quốc gia, giả sử là A và B, đều mở tài khoản lẫn nhau ở mỗi bên, cụ thể ngân hàng A mở một tài khoản tại ngân hàng B được gọi là tài khoản </w:t>
+      </w:r>
+      <w:r>
+        <w:rPr>
+          <w:i/>
+        </w:rPr>
+        <w:t>Nostro</w:t>
+      </w:r>
+      <w:r>
+        <w:t xml:space="preserve"> </w:t>
+      </w:r>
+      <w:r>
+        <w:rPr>
+          <w:i/>
+        </w:rPr>
+        <w:t>A-B</w:t>
+      </w:r>
+      <w:r>
+        <w:t xml:space="preserve"> và ngân hàng B mở một tài khoản tại ngân hàng A được gọi là </w:t>
+      </w:r>
+      <w:r>
+        <w:rPr>
+          <w:i/>
+        </w:rPr>
+        <w:t>Nostro B-A</w:t>
+      </w:r>
+      <w:r>
+        <w:t xml:space="preserve">, theo đó </w:t>
+      </w:r>
+      <w:r>
+        <w:t>Nostro A-B</w:t>
+      </w:r>
+      <w:r>
+        <w:t xml:space="preserve"> nghĩa </w:t>
+      </w:r>
+      <w:r>
+        <w:t xml:space="preserve">là </w:t>
+      </w:r>
+      <w:r>
+        <w:t xml:space="preserve">tài tài khoản của A tại B và </w:t>
+      </w:r>
+      <w:r>
+        <w:t>Nostro B-A</w:t>
+      </w:r>
+      <w:r>
+        <w:t xml:space="preserve"> là tài khoản của B tại A</w:t>
+      </w:r>
+      <w:r>
+        <w:t xml:space="preserve">. </w:t>
+      </w:r>
+      <w:r>
+        <w:t xml:space="preserve">Lưu ý, theo bên B thì tài khoản </w:t>
+      </w:r>
+      <w:r>
+        <w:t>Nostro A-B</w:t>
+      </w:r>
+      <w:r>
+        <w:t xml:space="preserve"> được gọi là tài khoản </w:t>
+      </w:r>
+      <w:r>
+        <w:rPr>
+          <w:i/>
+        </w:rPr>
+        <w:t>Vostro</w:t>
+      </w:r>
+      <w:r>
+        <w:t xml:space="preserve"> của A và theo bên A thì tài khoản </w:t>
+      </w:r>
+      <w:r>
+        <w:t xml:space="preserve">Nostro </w:t>
+      </w:r>
+      <w:r>
+        <w:t>B</w:t>
+      </w:r>
+      <w:r>
+        <w:t>-</w:t>
+      </w:r>
+      <w:r>
+        <w:t>A được gọi là tài khoản Vostro của B.</w:t>
+      </w:r>
+      <w:r>
+        <w:t xml:space="preserve"> </w:t>
+      </w:r>
+      <w:r>
+        <w:t xml:space="preserve">Hệ thống thanh toán liên ngân hàng quốc tế được hiện thực hóa thông qua </w:t>
+      </w:r>
+      <w:r>
+        <w:rPr>
+          <w:i/>
+        </w:rPr>
+        <w:t>SWIFT</w:t>
+      </w:r>
+      <w:r>
+        <w:t xml:space="preserve">, viết tắt của </w:t>
+      </w:r>
+      <w:r>
+        <w:t>Society for Worldwide Interbank Financi</w:t>
+      </w:r>
+      <w:r>
+        <w:t xml:space="preserve">al Telecommunication, là </w:t>
+      </w:r>
+      <w:r>
+        <w:t>một mạng lưới nhắn tin bảo mật giữa các ngân hàng</w:t>
+      </w:r>
+      <w:r>
+        <w:t xml:space="preserve"> </w:t>
+      </w:r>
+      <w:r>
+        <w:t>quốc tế</w:t>
+      </w:r>
+      <w:r>
+        <w:t>.</w:t>
+      </w:r>
+      <w:r>
+        <w:t xml:space="preserve"> Giả sử ngân hàng trung ương A cần mua 1 tỷ USD từ quốc gia B thì A nhắn </w:t>
+      </w:r>
+      <w:r>
+        <w:t xml:space="preserve">đến B </w:t>
+      </w:r>
+      <w:r>
+        <w:t xml:space="preserve">một tin </w:t>
+      </w:r>
+      <w:r>
+        <w:t xml:space="preserve">nhắn </w:t>
+      </w:r>
+      <w:r>
+        <w:t xml:space="preserve">“chuyển khoản 1 tỷ USD vào ngân hàng </w:t>
+      </w:r>
+      <w:r>
+        <w:t>A</w:t>
+      </w:r>
+      <w:r>
+        <w:t>” qua mạng lưới SWIFT, khi nhận được tin nhắn</w:t>
+      </w:r>
+      <w:r>
+        <w:t xml:space="preserve"> thì</w:t>
+      </w:r>
+      <w:r>
+        <w:t xml:space="preserve"> B </w:t>
+      </w:r>
+      <w:r>
+        <w:t xml:space="preserve">chuyển 1 tỷ USD vào </w:t>
+      </w:r>
+      <w:r>
+        <w:t xml:space="preserve">tài khoản </w:t>
+      </w:r>
+      <w:r>
+        <w:t>Nostro A-B</w:t>
+      </w:r>
+      <w:r>
+        <w:t xml:space="preserve"> </w:t>
+      </w:r>
+      <w:r>
+        <w:t>(</w:t>
+      </w:r>
+      <w:r>
+        <w:t xml:space="preserve">theo </w:t>
+      </w:r>
+      <w:r>
+        <w:t>USD)</w:t>
+      </w:r>
+      <w:r>
+        <w:t xml:space="preserve"> </w:t>
+      </w:r>
+      <w:r>
+        <w:t xml:space="preserve">đồng thời trừ đi </w:t>
+      </w:r>
+      <w:r>
+        <w:t xml:space="preserve">tài khoản </w:t>
+      </w:r>
+      <w:r>
+        <w:t>dự trữ ngoại hối của B 1 tỷ USD</w:t>
+      </w:r>
+      <w:r>
+        <w:t>.</w:t>
+      </w:r>
+      <w:r>
+        <w:t xml:space="preserve"> Lúc này A</w:t>
+      </w:r>
+      <w:r>
+        <w:t xml:space="preserve"> </w:t>
+      </w:r>
+      <w:r>
+        <w:t>cũng nhắn đến B một tin nhắn “chuyển khoản lượng tiền tương đương 1 tỷ USD vào ngân hàng B”, khi nhận được tin nhắn thì A chuyển chuyển lượng tiền tương được 1 tỷ USD vào tài khoản Nostro B-A (theo nội tệ B).</w:t>
+      </w:r>
+      <w:r>
+        <w:t xml:space="preserve"> Lưu ý trong trường hợp này tài khoản </w:t>
+      </w:r>
+      <w:r>
+        <w:t>Nostro A-B</w:t>
+      </w:r>
+      <w:r>
+        <w:t xml:space="preserve"> </w:t>
+      </w:r>
+      <w:r>
+        <w:t>theo USD và tài khoản Nostro B-A theo nội tệ B.</w:t>
+      </w:r>
+      <w:r>
+        <w:t xml:space="preserve"> Vấn đề l</w:t>
+      </w:r>
+      <w:r>
+        <w:t>ạ</w:t>
+      </w:r>
+      <w:r>
+        <w:t xml:space="preserve">m phát nằm ở chỗ tài khoản Nostro B-A do ngân hàng A quản lý và trả lãi theo lãi suất tiền gởi </w:t>
+      </w:r>
+      <w:r>
+        <w:t>nên</w:t>
+      </w:r>
+      <w:r>
+        <w:t xml:space="preserve"> buộc phải mang đầu tư nội địa tức phải cung ứng vào thị trường nội địa bằng cách cung ứng một lượng nội tệ </w:t>
+      </w:r>
+      <w:r>
+        <w:t xml:space="preserve">tương đương </w:t>
+      </w:r>
+      <w:r>
+        <w:t>theo tỉ giá hối đoái với ngoại tệ B vào thị trường nội địa, tất nhiên có nguy cơ gây lạm phát, càng nghiêm trọng nếu ngoại tệ B được giá hơn nội tệ.</w:t>
+      </w:r>
+      <w:r>
+        <w:t xml:space="preserve"> Tất nhiên ngân hàng A có thể giảm nhẹ lạm phát trong </w:t>
+      </w:r>
+      <w:r>
+        <w:lastRenderedPageBreak/>
+        <w:t xml:space="preserve">trường hợp này bằng cách đầu tư tức mua bán liên tục </w:t>
+      </w:r>
+      <w:r>
+        <w:t xml:space="preserve">ngoại tệ </w:t>
+      </w:r>
+      <w:r>
+        <w:t>trên thị trường ngoại hối quốc tế</w:t>
+      </w:r>
+      <w:r>
+        <w:t>.</w:t>
+      </w:r>
+    </w:p>
+    <w:p>
+      <w:pPr>
+        <w:ind w:firstLine="360"/>
+      </w:pPr>
+      <w:r>
+        <w:t>Tại sao cung ứng một lượng nội tệ tương đương lượng ngoại tệ B trong tài khoản Nostro B-A gây lạm phát cho A? Lượng ngoại tệ B được ngân hàng A bút toán như tài khoản nợ phải trả (</w:t>
+      </w:r>
+      <w:r>
+        <w:t xml:space="preserve">liability </w:t>
+      </w:r>
+      <w:r>
+        <w:t xml:space="preserve">– </w:t>
+      </w:r>
+      <w:r>
+        <w:t xml:space="preserve">thuộc </w:t>
+      </w:r>
+      <w:r>
+        <w:t>nguồn vố</w:t>
+      </w:r>
+      <w:r>
+        <w:t>n</w:t>
+      </w:r>
+      <w:r>
+        <w:t xml:space="preserve">) (ghi CÓ), nếu muốn trả lãi huy động phải đối ứng với một tài sản như tài khoản đầu tư công (ghi NỢ) bằng đúng với lượng ngoại tệ B, một lần nữa nếu muốn phát hành một lượng </w:t>
+      </w:r>
+      <w:r>
+        <w:t>nội tệ</w:t>
+      </w:r>
+      <w:r>
+        <w:t xml:space="preserve"> bút toán cho đầu tư công thì phải tăng tài </w:t>
+      </w:r>
+      <w:r>
+        <w:t>khoản ngân hàng thương mại (ghi</w:t>
+      </w:r>
+      <w:r>
+        <w:t xml:space="preserve"> CÓ) với một lượng nhỏ hơn hoặc bằng (</w:t>
+      </w:r>
+      <w:r>
+        <w:rPr>
+          <w:rFonts w:cs="Times New Roman"/>
+        </w:rPr>
+        <w:t>≤</w:t>
+      </w:r>
+      <w:r>
+        <w:t xml:space="preserve">) lượng tài sản đầu tư công và tất nhiên cũng </w:t>
+      </w:r>
+      <w:r>
+        <w:t>nhỏ hơn hoặc bằng (</w:t>
+      </w:r>
+      <w:r>
+        <w:rPr>
+          <w:rFonts w:cs="Times New Roman"/>
+        </w:rPr>
+        <w:t>≤</w:t>
+      </w:r>
+      <w:r>
+        <w:t xml:space="preserve">) </w:t>
+      </w:r>
+      <w:r>
+        <w:t xml:space="preserve">lượng ngoại tệ B theo tỉ giá hối đoái. Do tài khoản đầu tư công đã cân bằng với tài khoản Nostro B-A nên lượng tiền bút toán sẽ dôi dư và nếu doanh thu đầu tư công không mang lại lợi nhuận lớn hơn tổng lượng tiền bút toán và lãi tiền gởi sẽ gây lạm phát với lượng tiền lạm phát là phần lỗ đầu tư công (lượng nội tệ gây lạm phát = lượng tiền bút toán </w:t>
+      </w:r>
+      <w:r>
+        <w:t>+</w:t>
+      </w:r>
+      <w:r>
+        <w:t xml:space="preserve"> </w:t>
+      </w:r>
+      <w:r>
+        <w:t xml:space="preserve">trả </w:t>
+      </w:r>
+      <w:r>
+        <w:t>lãi tiền gởi</w:t>
+      </w:r>
+      <w:r>
+        <w:t xml:space="preserve"> – doanh thu đầu tư công</w:t>
+      </w:r>
+      <w:r>
+        <w:t>).</w:t>
+      </w:r>
+      <w:r>
+        <w:t xml:space="preserve"> Doanh thu đầu tư công đến từ thuế </w:t>
+      </w:r>
+      <w:r>
+        <w:t xml:space="preserve">sản phẩm </w:t>
+      </w:r>
+      <w:r>
+        <w:t xml:space="preserve">với hình thức đầu </w:t>
+      </w:r>
+      <w:r>
+        <w:t xml:space="preserve">tư </w:t>
+      </w:r>
+      <w:r>
+        <w:rPr>
+          <w:rFonts w:cs="Times New Roman"/>
+        </w:rPr>
+        <w:t>đối tác công-tư (PPP – p</w:t>
+      </w:r>
+      <w:r>
+        <w:rPr>
+          <w:rFonts w:cs="Times New Roman"/>
+        </w:rPr>
+        <w:t>ublic-</w:t>
+      </w:r>
+      <w:r>
+        <w:rPr>
+          <w:rFonts w:cs="Times New Roman"/>
+        </w:rPr>
+        <w:t>p</w:t>
+      </w:r>
+      <w:r>
+        <w:rPr>
+          <w:rFonts w:cs="Times New Roman"/>
+        </w:rPr>
+        <w:t xml:space="preserve">rivate </w:t>
+      </w:r>
+      <w:r>
+        <w:rPr>
+          <w:rFonts w:cs="Times New Roman"/>
+        </w:rPr>
+        <w:t>p</w:t>
+      </w:r>
+      <w:r>
+        <w:rPr>
+          <w:rFonts w:cs="Times New Roman"/>
+        </w:rPr>
+        <w:t>artnership</w:t>
+      </w:r>
+      <w:r>
+        <w:rPr>
+          <w:rFonts w:cs="Times New Roman"/>
+        </w:rPr>
+        <w:t>)</w:t>
+      </w:r>
+      <w:r>
+        <w:t xml:space="preserve"> </w:t>
+      </w:r>
+      <w:r>
+        <w:t xml:space="preserve">sau khi đã khấu trừ tiền công lao động và tiền công lao động sẽ đóng góp vào GDP sau. </w:t>
+      </w:r>
+      <w:r>
+        <w:t xml:space="preserve">Thuế sản phẩm ngoài thuế thu nhập doanh nghiệp PPP hoặc doanh nghiệp nhà nước còn có thể gồm luôn thuế doanh nghiệp khai thác công trình / tài sản công và cả thuế thu nhập người lao động. Lượng tiền thuế này không thể lớn hơn tổng lượng tiền bút toán và trả </w:t>
+      </w:r>
+      <w:r>
+        <w:t>lãi tiền gởi</w:t>
+      </w:r>
+      <w:r>
+        <w:t xml:space="preserve"> </w:t>
+      </w:r>
+      <w:r>
+        <w:t xml:space="preserve">ngay cả trong tình huống thường xảy ra khi lượng thuế được cộng tích lũy bởi chuỗi doanh nghiệp tham gia trực tiếp và gián tiếp, </w:t>
+      </w:r>
+      <w:r>
+        <w:t xml:space="preserve">vì thuế doanh nghiệp phải nhỏ hơn doanh thu doanh nghiệp và doanh nghiệp nhận lượng tiền bút toán như doanh thu, </w:t>
+      </w:r>
+      <w:r>
+        <w:t>nên chắc chắn lạm phát sẽ xảy ra.</w:t>
+      </w:r>
+      <w:r>
+        <w:t xml:space="preserve"> Nếu doanh nghiệp vay vốn thì doanh thu bị khấu trừ tiền vay nên thuế thu được ít đi nên lượng nội tệ gây lạm phát tăng.</w:t>
+      </w:r>
+      <w:r>
+        <w:t xml:space="preserve"> Vấn đề lạm phát sẽ giảm nhẹ nếu doanh nghiệp PPP có sẵn một lượng vốn riêng</w:t>
+      </w:r>
+      <w:r>
+        <w:t xml:space="preserve"> để doanh thu không bị khấu trừ hoặc khấu trừ ít vì doanh nghiệp PPP có thể vay thêm vốn từ ngân hàng</w:t>
+      </w:r>
+      <w:r>
+        <w:t>. Do đó, đ</w:t>
+      </w:r>
+      <w:r>
+        <w:t>ầu tư công luôn dẫn đến lạm phát với kỳ vọng lạm phát cần thiết để phát triển và lượng tiền công sẽ góp phần giảm lạm phát trong bức tranh tổng thể vì tiền công đóng góp vào GDP</w:t>
+      </w:r>
+      <w:r>
+        <w:t>,</w:t>
+      </w:r>
+      <w:r>
+        <w:t xml:space="preserve"> </w:t>
+      </w:r>
+      <w:r>
+        <w:t>v</w:t>
+      </w:r>
+      <w:r>
+        <w:t>ấn đề là doanh nghiệp bị ràng buộc giữa tăng lư</w:t>
+      </w:r>
+      <w:r>
+        <w:t>ơ</w:t>
+      </w:r>
+      <w:r>
+        <w:t xml:space="preserve">ng nhân công và lợi nhuận. </w:t>
+      </w:r>
+      <w:r>
+        <w:t xml:space="preserve">Tăng lương nhân công luôn có xu hướng tích cực, thoạt đầu tăng phúc lợi &amp; chỉ số phát triển con người như </w:t>
+      </w:r>
+      <w:r>
+        <w:t>quan trọng nhất nhưng trong một bao quát bức tranh logic tổng thể, thực chất có vai trò rất lớn vì lượng tiền công không gây hiệu ứng lề trong quá trình phát triển</w:t>
+      </w:r>
+      <w:r>
+        <w:t xml:space="preserve"> kinh tế</w:t>
+      </w:r>
+      <w:r>
+        <w:t>.</w:t>
+      </w:r>
+      <w:r>
+        <w:t xml:space="preserve"> </w:t>
+      </w:r>
+      <w:r>
+        <w:t xml:space="preserve">Ngoài ra khi chuỗi nhiều doanh nghiệp tham gia thi công công trình đầu tư công kéo theo một loạt hoạt động sản xuất / thương mại kích thích nền kinh tế phát triển trong bức tranh </w:t>
+      </w:r>
+      <w:r>
+        <w:t xml:space="preserve">cung/cầu </w:t>
+      </w:r>
+      <w:r>
+        <w:t xml:space="preserve">tổng thể, cũng như giảm nhẹ lạm phát. </w:t>
+      </w:r>
+      <w:r>
+        <w:t xml:space="preserve">Tiến trình </w:t>
+      </w:r>
+      <w:r>
+        <w:t xml:space="preserve">đầu tư </w:t>
+      </w:r>
+      <w:r>
+        <w:t>diễn ra tương tự khi tài khoản</w:t>
+      </w:r>
+      <w:r>
+        <w:t xml:space="preserve"> </w:t>
+      </w:r>
+      <w:r>
+        <w:t>Nostro B-A được mang đi cho vay tín dụng xuyên quốc gia hoặc mua bán trên thị trường ngoại hối quốc tế.</w:t>
+      </w:r>
+      <w:r>
+        <w:t xml:space="preserve"> Hình thức kế toán vốn h</w:t>
+      </w:r>
+      <w:r>
+        <w:t>ỗ trợ phát triển chính thức (</w:t>
+      </w:r>
+      <w:r>
+        <w:t>o</w:t>
+      </w:r>
+      <w:r>
+        <w:t xml:space="preserve">fficial </w:t>
+      </w:r>
+      <w:r>
+        <w:t>d</w:t>
+      </w:r>
+      <w:r>
+        <w:t xml:space="preserve">evelopment </w:t>
+      </w:r>
+      <w:r>
+        <w:t>a</w:t>
+      </w:r>
+      <w:r>
+        <w:t>ssistance)</w:t>
+      </w:r>
+      <w:r>
+        <w:t xml:space="preserve"> tức vốn ODA tương tự kế toán</w:t>
+      </w:r>
+      <w:r>
+        <w:t xml:space="preserve"> </w:t>
+      </w:r>
+      <w:r>
+        <w:t xml:space="preserve">tài khoản Nostro B-A trong ví dụ này nhưng có một điểm khác biệt quan trọng </w:t>
+      </w:r>
+      <w:r>
+        <w:t>rằng</w:t>
+      </w:r>
+      <w:r>
+        <w:t xml:space="preserve"> lãi suất vốn ODA rất thấp nên sẽ giảm nguy cơ lạm phát.</w:t>
+      </w:r>
+      <w:r>
+        <w:t xml:space="preserve"> Bất luận thế nào, hoạt động sản xuất ảnh hưởng lên hoạt động tài chính và ngược lại, tuy nhiên ảnh hưởng của hoạt động tài chính có tính tức thời.</w:t>
+      </w:r>
+      <w:r>
+        <w:t xml:space="preserve"> </w:t>
+      </w:r>
+      <w:r>
+        <w:t xml:space="preserve">Lợi nhuận của hoạt động kinh tế của chính phủ bao gồm cả nguồn thu chính là thuế cần được làm rỗng với chi thường xuyên và đầu tư công phúc lợi do quan năng lưu thông nên luôn trong tình trạng nợ công mà trạng thái lý tưởng tại một thời điểm </w:t>
+      </w:r>
+      <w:r>
+        <w:t xml:space="preserve">bất định </w:t>
+      </w:r>
+      <w:r>
+        <w:t>là nợ</w:t>
+      </w:r>
+      <w:r>
+        <w:t xml:space="preserve"> công zero</w:t>
+      </w:r>
+      <w:r>
+        <w:t xml:space="preserve">. </w:t>
+      </w:r>
+      <w:r>
+        <w:t xml:space="preserve">Ghi chú, </w:t>
+      </w:r>
+      <w:r>
+        <w:rPr>
+          <w:i/>
+        </w:rPr>
+        <w:t>nợ công</w:t>
+      </w:r>
+      <w:r>
+        <w:t xml:space="preserve"> (public debt) là khoản nợ mà quốc gia phải gánh chịu </w:t>
+      </w:r>
+      <w:r>
+        <w:t xml:space="preserve">để tài trợ </w:t>
+      </w:r>
+      <w:r>
+        <w:t xml:space="preserve">cho đầu tư công (công trình giao thông, </w:t>
+      </w:r>
+      <w:r>
+        <w:t xml:space="preserve">phúc </w:t>
+      </w:r>
+      <w:proofErr w:type="gramStart"/>
+      <w:r>
+        <w:t>lợi,…</w:t>
+      </w:r>
+      <w:proofErr w:type="gramEnd"/>
+      <w:r>
+        <w:t>)</w:t>
+      </w:r>
+      <w:r>
+        <w:t xml:space="preserve"> và dịch vụ công bao gồm</w:t>
+      </w:r>
+      <w:r>
+        <w:t xml:space="preserve"> (Google AI 2026)</w:t>
+      </w:r>
+      <w:r>
+        <w:t>: 1) nợ chính phủ là các khoản vay trong và ngoài nước của chính phủ, 2) nợ của các doanh nghiệp &amp; tổ chức do chính phủ bảo lãnh, và 3) nợ địa phương là các khoản vay của chính quyền địa phương.</w:t>
+      </w:r>
+      <w:r>
+        <w:t xml:space="preserve"> Không mất tính tổng quát, các hình thức vay </w:t>
+      </w:r>
+      <w:r>
+        <w:t xml:space="preserve">của </w:t>
+      </w:r>
+      <w:r>
+        <w:t>nợ chính phủ bao gồm (Google AI 2026): 1) phát hành trái phiếu &amp; tín phiếu, 2) vay từ các tổ chức quốc tế</w:t>
+      </w:r>
+      <w:r>
+        <w:t xml:space="preserve"> như quỹ IMF (</w:t>
+      </w:r>
+      <w:r>
+        <w:t>International Monetary Fund</w:t>
+      </w:r>
+      <w:r>
+        <w:t xml:space="preserve"> – Quỹ Tiền Tệ Quốc Tế)</w:t>
+      </w:r>
+      <w:r>
+        <w:t>, và 3) vay từ nguồn nội bộ như vay ngân quỹ nhà nước &amp; các quỹ tài chính.</w:t>
+      </w:r>
+      <w:r>
+        <w:t xml:space="preserve"> Nợ công luôn cần để phát triển kinh tế và phục vụ phúc lợi xã hội nhưng nợ công luôn song hành với lạm phát, ví dụ, trái phiếu </w:t>
+      </w:r>
+      <w:r>
+        <w:t xml:space="preserve">(mua) </w:t>
+      </w:r>
+      <w:r>
+        <w:t xml:space="preserve">là nợ được </w:t>
+      </w:r>
+      <w:r>
+        <w:lastRenderedPageBreak/>
+        <w:t xml:space="preserve">kế toán như tăng tài sản, do đó </w:t>
+      </w:r>
+      <w:r>
+        <w:t xml:space="preserve">(giả sử) </w:t>
+      </w:r>
+      <w:r>
+        <w:t xml:space="preserve">một khi tung một lượng </w:t>
+      </w:r>
+      <w:r>
+        <w:t xml:space="preserve">tiền bút toán </w:t>
+      </w:r>
+      <w:r>
+        <w:t xml:space="preserve">(mới) </w:t>
+      </w:r>
+      <w:r>
+        <w:t>để cân đối thì lượng tiền này cần được đầu tư hiệu quả để trả nợ trái phiếu cùng lãi, nếu không lạm phát sẽ chồng lạm phát vì lượng tiền bút toán vốn đã gây lạm phát.</w:t>
+      </w:r>
+    </w:p>
+    <w:p>
+      <w:pPr>
+        <w:ind w:firstLine="360"/>
+      </w:pPr>
+      <w:r>
+        <w:rPr>
+          <w:i/>
+        </w:rPr>
+        <w:t xml:space="preserve">Giải ngân </w:t>
+      </w:r>
+      <w:r>
+        <w:rPr>
+          <w:i/>
+        </w:rPr>
+        <w:t xml:space="preserve">vốn </w:t>
+      </w:r>
+      <w:r>
+        <w:rPr>
+          <w:i/>
+        </w:rPr>
+        <w:t>đầu tư công</w:t>
+      </w:r>
+      <w:r>
+        <w:t xml:space="preserve"> thực chất bơm lượng tiền bút toán vào thị trường, cụ thể bơm vào </w:t>
+      </w:r>
+      <w:r>
+        <w:rPr>
+          <w:i/>
+        </w:rPr>
+        <w:t>nhà thầu</w:t>
+      </w:r>
+      <w:r>
+        <w:t xml:space="preserve"> / chủ thầu tức </w:t>
+      </w:r>
+      <w:r>
+        <w:t xml:space="preserve">doanh nghiệp </w:t>
+      </w:r>
+      <w:r>
+        <w:t>(</w:t>
+      </w:r>
+      <w:r>
+        <w:t>nhà nước, tư nhân</w:t>
+      </w:r>
+      <w:r>
+        <w:t xml:space="preserve">) </w:t>
+      </w:r>
+      <w:r>
+        <w:t>đứng đầu chuỗi doanh nghiệp tham gia thi công công trình công</w:t>
+      </w:r>
+      <w:r>
+        <w:t xml:space="preserve">, trong đó nhà thầu có </w:t>
+      </w:r>
+      <w:r>
+        <w:rPr>
+          <w:i/>
+        </w:rPr>
+        <w:t>tài khoản nhà thầu</w:t>
+      </w:r>
+      <w:r>
+        <w:t xml:space="preserve"> tại ngân hàng thương mại và </w:t>
+      </w:r>
+      <w:r>
+        <w:rPr>
+          <w:i/>
+        </w:rPr>
+        <w:t>kho bạc nhà nước</w:t>
+      </w:r>
+      <w:r>
+        <w:t xml:space="preserve"> </w:t>
+      </w:r>
+      <w:r>
+        <w:t>(s</w:t>
+      </w:r>
+      <w:r>
+        <w:t xml:space="preserve">tate </w:t>
+      </w:r>
+      <w:r>
+        <w:t>t</w:t>
+      </w:r>
+      <w:r>
+        <w:t>reasury</w:t>
+      </w:r>
+      <w:r>
+        <w:t xml:space="preserve">) </w:t>
+      </w:r>
+      <w:r>
+        <w:t xml:space="preserve">có </w:t>
+      </w:r>
+      <w:r>
+        <w:rPr>
+          <w:i/>
+        </w:rPr>
+        <w:t xml:space="preserve">tài khoản kho bạc </w:t>
+      </w:r>
+      <w:r>
+        <w:rPr>
+          <w:i/>
+        </w:rPr>
+        <w:t>nhà nước</w:t>
+      </w:r>
+      <w:r>
+        <w:t xml:space="preserve"> </w:t>
+      </w:r>
+      <w:r>
+        <w:t>tại ngân hàng trung ương.</w:t>
+      </w:r>
+      <w:r>
+        <w:t xml:space="preserve"> </w:t>
+      </w:r>
+      <w:r>
+        <w:t>Ghi chú,</w:t>
+      </w:r>
+      <w:r>
+        <w:t xml:space="preserve"> </w:t>
+      </w:r>
+      <w:r>
+        <w:t>giả sử nguồn vốn cũ và lượng tiền cũ đã cân đối / đồng nhất, giải ngân tức bơm lượng tiền, ở đây, là giải ngân vốn mới</w:t>
+      </w:r>
+      <w:r>
+        <w:t xml:space="preserve"> như giải ngân vốn ODA ngoại tệ</w:t>
+      </w:r>
+      <w:r>
+        <w:t xml:space="preserve"> (mới)</w:t>
+      </w:r>
+      <w:r>
+        <w:t>,</w:t>
+      </w:r>
+      <w:r>
+        <w:t xml:space="preserve"> vì trong nhiều trường hợp như giải ngân vốn đầu tư công từ trái phiếu phát hành không cần phát hành tiền do trái phiếu phát hành như nợ phải trả (liability) đã là nguồn tiền được hút về từ người mua trái phiếu</w:t>
+      </w:r>
+      <w:r>
+        <w:t xml:space="preserve">. </w:t>
+      </w:r>
+      <w:r>
+        <w:t xml:space="preserve">Kho bạc nhà nước, với vai trò trung gian giữa ngân hàng </w:t>
+      </w:r>
+      <w:r>
+        <w:t>trung ương</w:t>
+      </w:r>
+      <w:r>
+        <w:t xml:space="preserve"> và chủ thầu, chịu trách nhiệm </w:t>
+      </w:r>
+      <w:r>
+        <w:t>kiểm</w:t>
+      </w:r>
+      <w:r>
+        <w:t xml:space="preserve"> </w:t>
+      </w:r>
+      <w:r>
+        <w:t xml:space="preserve">soát </w:t>
+      </w:r>
+      <w:r>
+        <w:t xml:space="preserve">và </w:t>
+      </w:r>
+      <w:r>
+        <w:t>[</w:t>
+      </w:r>
+      <w:r>
+        <w:t>yêu cầu</w:t>
+      </w:r>
+      <w:r>
+        <w:t>]</w:t>
+      </w:r>
+      <w:r>
+        <w:t xml:space="preserve"> </w:t>
+      </w:r>
+      <w:r>
+        <w:t>chuyển lượng tiền bút toán từ ngân hàng trung ương (tài khoản kho bạc nhà nước) đến nhà thầu (</w:t>
+      </w:r>
+      <w:r>
+        <w:t>tài khoản nhà thầu</w:t>
+      </w:r>
+      <w:r>
+        <w:t>) bằng nghiệp vụ kế toán tăng/giảm số dư tài khoản</w:t>
+      </w:r>
+      <w:r>
+        <w:t xml:space="preserve"> (Google AI 2026)</w:t>
+      </w:r>
+      <w:r>
+        <w:t>.</w:t>
+      </w:r>
+      <w:r>
+        <w:t xml:space="preserve"> Như vậy kho bạc nhà nước vừa là trạm trung chuyển dòng tiền vừa là kế toán </w:t>
+      </w:r>
+      <w:r>
+        <w:t>kiểm soát dòng tiền.</w:t>
+      </w:r>
+      <w:r>
+        <w:t xml:space="preserve"> Nhà thầu trực tiếp thi công công trình có vai trò như người “bán” và </w:t>
+      </w:r>
+      <w:r>
+        <w:rPr>
+          <w:i/>
+        </w:rPr>
+        <w:t>chủ đầu tư</w:t>
+      </w:r>
+      <w:r>
+        <w:t xml:space="preserve"> sở hữu vốn và yêu cầu nhà thầu thi công công trình có vai trò như người “mua”.</w:t>
+      </w:r>
+      <w:r>
+        <w:t xml:space="preserve"> Sau khi nhà thầu hoàn thành công việc, chủ đầu tư có thể thuê đơn vị </w:t>
+      </w:r>
+      <w:r>
+        <w:rPr>
+          <w:i/>
+        </w:rPr>
+        <w:t>tư vấn giám sát</w:t>
+      </w:r>
+      <w:r>
+        <w:t xml:space="preserve"> để kiểm tra một cách độc lập chất lượng công trình cũng như tiến độ thi công.</w:t>
+      </w:r>
+      <w:r>
+        <w:t xml:space="preserve"> Khi công trình đạt chất lượng, chủ đầu tư chi tiền cho nhà thầu qua kho bạc.</w:t>
+      </w:r>
+      <w:r>
+        <w:t xml:space="preserve"> Tài khoản chủ đầu tư lẽ ra mở tại ngân hàng thương mại để chuyển thanh toán giữa chủ đầu tư và nhà thầu, nhưng với đầu tư công cần quản lý tập trung nên </w:t>
+      </w:r>
+      <w:r>
+        <w:rPr>
+          <w:i/>
+        </w:rPr>
+        <w:t>tài khoản chủ đầu tư</w:t>
+      </w:r>
+      <w:r>
+        <w:t xml:space="preserve"> là tài khoản con hay một </w:t>
+      </w:r>
+      <w:r>
+        <w:rPr>
+          <w:i/>
+        </w:rPr>
+        <w:t>hạn mức chi tiêu</w:t>
+      </w:r>
+      <w:r>
+        <w:t xml:space="preserve"> nằm trong </w:t>
+      </w:r>
+      <w:r>
+        <w:rPr>
+          <w:i/>
+        </w:rPr>
+        <w:t>tài khoản kho bạc</w:t>
+      </w:r>
+      <w:r>
+        <w:t xml:space="preserve"> được quản lý tập trung tại ngân hàng trung ương. Chủ đầu tư </w:t>
+      </w:r>
+      <w:r>
+        <w:t xml:space="preserve">công </w:t>
+      </w:r>
+      <w:r>
+        <w:t>có thể có tài khoản tại ngân hàng thương mại nhưng đó là dạng tiền gởi thanh toán</w:t>
+      </w:r>
+      <w:r>
+        <w:t xml:space="preserve"> như các doanh nghiệp.</w:t>
+      </w:r>
+      <w:r>
+        <w:t xml:space="preserve"> Kho bạc không phải ngân hàng </w:t>
+      </w:r>
+      <w:r>
+        <w:t>nên</w:t>
+      </w:r>
+      <w:r>
+        <w:t xml:space="preserve"> lệnh chuyển khoản của nghiệp vụ kế toán </w:t>
+      </w:r>
+      <w:r>
+        <w:t xml:space="preserve">từ tài khoản kho bạc đến tài khoản nhà thầu </w:t>
+      </w:r>
+      <w:r>
+        <w:t>được gởi trực tiếp đến ngân hàng trung ương để ngân hàng trung ương thực hiện lệnh chuyển khoản</w:t>
+      </w:r>
+      <w:r>
+        <w:t xml:space="preserve"> này</w:t>
+      </w:r>
+      <w:r>
+        <w:t xml:space="preserve">, sau đó kho bạc chỉ cần giảm hạn mức chi tiêu </w:t>
+      </w:r>
+      <w:r>
+        <w:t xml:space="preserve">của chủ đầu tư </w:t>
+      </w:r>
+      <w:r>
+        <w:t>(tại khoản con</w:t>
+      </w:r>
+      <w:r>
+        <w:t xml:space="preserve"> của tài khoản kho bạc</w:t>
+      </w:r>
+      <w:r>
+        <w:t>) tại kho bạc</w:t>
+      </w:r>
+      <w:r>
+        <w:t xml:space="preserve"> (Google AI 2026)</w:t>
+      </w:r>
+      <w:r>
+        <w:t>. Do đó kho bạc là khách hàng đặc biệt của ngân hàng trung ương</w:t>
+      </w:r>
+      <w:r>
+        <w:t>,</w:t>
+      </w:r>
+      <w:r>
+        <w:t xml:space="preserve"> có thể thực hiện lệnh chuyển khoản gián tiếp</w:t>
+      </w:r>
+      <w:r>
+        <w:t xml:space="preserve"> trong hệ thống đầu tư công và tài khoản kho bạc tập trung tiền thuế, vốn vay và </w:t>
+      </w:r>
+      <w:r>
+        <w:rPr>
+          <w:i/>
+        </w:rPr>
+        <w:t>dữ trữ ngân sách</w:t>
+      </w:r>
+      <w:r>
+        <w:t xml:space="preserve"> (Google AI 2026)</w:t>
+      </w:r>
+      <w:r>
+        <w:t>.</w:t>
+      </w:r>
+      <w:r>
+        <w:t xml:space="preserve"> </w:t>
+      </w:r>
+      <w:r>
+        <w:rPr>
+          <w:i/>
+        </w:rPr>
+        <w:t>V</w:t>
+      </w:r>
+      <w:r>
+        <w:rPr>
+          <w:i/>
+        </w:rPr>
+        <w:t>ốn đầu tư công</w:t>
+      </w:r>
+      <w:r>
+        <w:t xml:space="preserve"> </w:t>
+      </w:r>
+      <w:r>
+        <w:t>(</w:t>
+      </w:r>
+      <w:r>
+        <w:t>public investment capital</w:t>
+      </w:r>
+      <w:r>
+        <w:t xml:space="preserve">) </w:t>
+      </w:r>
+      <w:r>
+        <w:t>tại kho bạc, thuộc mục nguồn vốn, bao gồm các mục sau: 1) vốn ngân sách nhà nước cho đầu tư công chủ yếu đến từ thuế</w:t>
+      </w:r>
+      <w:r>
+        <w:t xml:space="preserve"> như vốn chủ sở hữu (entity)</w:t>
+      </w:r>
+      <w:r>
+        <w:t>, 2) trái phiếu, tín phiếu, và công trái do chính phủ phát hành như nợ phải trả (liability), 3) vốn ODA, 4) vốn đặc thù như vốn cổ phần hóa từ bán (cổ phần hóa) doanh nghiệp nhà nước</w:t>
+      </w:r>
+      <w:r>
+        <w:t xml:space="preserve">, tài khoản </w:t>
+      </w:r>
+      <w:proofErr w:type="gramStart"/>
+      <w:r>
+        <w:t>Nostro,…</w:t>
+      </w:r>
+      <w:proofErr w:type="gramEnd"/>
+      <w:r>
+        <w:t xml:space="preserve"> </w:t>
+      </w:r>
+      <w:r>
+        <w:t xml:space="preserve">Chủ đầu tư thực hiện công trình công là </w:t>
+      </w:r>
+      <w:r>
+        <w:rPr>
+          <w:i/>
+        </w:rPr>
+        <w:t>chủ đầu tư công</w:t>
+      </w:r>
+      <w:r>
+        <w:t xml:space="preserve">. Nếu chủ đầu tư không phải chủ đầu tư công thì tài khoản chủ đầu </w:t>
+      </w:r>
+      <w:r>
+        <w:t xml:space="preserve">tư </w:t>
+      </w:r>
+      <w:r>
+        <w:t>có thể ở ngân hàng thương mại và quá trình thi công – giám sát – đánh giá – chi tiêu có thể diễn ra nhanh gọn hơn vì không thông qua kho bạc.</w:t>
+      </w:r>
+      <w:r>
+        <w:t xml:space="preserve"> Ghi chú, hạn mức chi tiêu tức tài khoản của chủ đầu tư </w:t>
+      </w:r>
+      <w:r>
+        <w:t xml:space="preserve">công </w:t>
+      </w:r>
+      <w:r>
+        <w:t>do kho bạc quản lý và giám sát</w:t>
+      </w:r>
+      <w:r>
+        <w:t>.</w:t>
+      </w:r>
+      <w:r>
+        <w:t xml:space="preserve"> </w:t>
+      </w:r>
+      <w:r>
+        <w:t>B</w:t>
+      </w:r>
+      <w:r>
+        <w:t xml:space="preserve">ơm lượng tiền bút toán vào thị trường </w:t>
+      </w:r>
+      <w:r>
+        <w:t>tức</w:t>
+      </w:r>
+      <w:r>
+        <w:t xml:space="preserve"> rót nguồn vốn (liability, capital) vào nền kinh tế, được cụ thể hóa một phần </w:t>
+      </w:r>
+      <w:r>
+        <w:t xml:space="preserve">trực tiếp </w:t>
+      </w:r>
+      <w:r>
+        <w:t>bởi giải ngân đầu tư công.</w:t>
+      </w:r>
+      <w:r>
+        <w:t xml:space="preserve"> Nhà thầu có thể được ứng trước một khoản vay để mua nguyên vật liệu nên giải ngân đầu tư công bao gồm cho vay và chi tiêu nguồn vốn.</w:t>
+      </w:r>
+      <w:r>
+        <w:t xml:space="preserve"> Chủ thầu đầu tư công là cơ quan/doanh nghiệp nhà nước và doanh nghiệp PPP vì thụ hưởng và khai thác công trình công.</w:t>
+      </w:r>
+      <w:r>
+        <w:t xml:space="preserve"> Doanh nghiệp PPP có thể vừa là chủ đầu tư vừa là nhà thầu nhưng quá trình chủ đầu tư chọn nhà thầu </w:t>
+      </w:r>
+      <w:r>
+        <w:t>tức</w:t>
+      </w:r>
+      <w:r>
+        <w:t xml:space="preserve"> quá trình </w:t>
+      </w:r>
+      <w:r>
+        <w:rPr>
+          <w:i/>
+        </w:rPr>
+        <w:t>đấu thầu</w:t>
+      </w:r>
+      <w:r>
+        <w:t xml:space="preserve"> </w:t>
+      </w:r>
+      <w:r>
+        <w:t xml:space="preserve">(bidding, tendering) </w:t>
+      </w:r>
+      <w:r>
+        <w:t xml:space="preserve">cần minh bạch để tách giám sát </w:t>
+      </w:r>
+      <w:r>
+        <w:t>khỏi</w:t>
+      </w:r>
+      <w:r>
+        <w:t xml:space="preserve"> thi công nhằm bảo đảm chất lượng công trình.</w:t>
+      </w:r>
+      <w:r>
+        <w:t xml:space="preserve"> </w:t>
+      </w:r>
+      <w:r>
+        <w:t xml:space="preserve">Tóm lại, giải ngân vốn đầu tư công </w:t>
+      </w:r>
+      <w:r>
+        <w:t>(d</w:t>
+      </w:r>
+      <w:r>
+        <w:t>isbursement of public investment capital</w:t>
+      </w:r>
+      <w:r>
+        <w:t xml:space="preserve">) </w:t>
+      </w:r>
+      <w:r>
+        <w:t>là cụ thể hóa của đầu tư công</w:t>
+      </w:r>
+      <w:r>
+        <w:t xml:space="preserve"> (public investment)</w:t>
+      </w:r>
+      <w:r>
+        <w:t xml:space="preserve"> / chi tiêu công</w:t>
+      </w:r>
+      <w:r>
+        <w:t xml:space="preserve"> (public expenditure)</w:t>
+      </w:r>
+      <w:r>
+        <w:t>, liên quan chủ yếu đến chủ đầu tư</w:t>
+      </w:r>
+      <w:r>
+        <w:t xml:space="preserve"> (investor)</w:t>
+      </w:r>
+      <w:r>
+        <w:t xml:space="preserve">, kho bạc </w:t>
+      </w:r>
+      <w:r>
+        <w:t>(t</w:t>
+      </w:r>
+      <w:r>
+        <w:t>reasury</w:t>
+      </w:r>
+      <w:r>
+        <w:t xml:space="preserve">) </w:t>
+      </w:r>
+      <w:r>
+        <w:t>và nhà thầu</w:t>
+      </w:r>
+      <w:r>
+        <w:t xml:space="preserve"> (bidder)</w:t>
+      </w:r>
+      <w:r>
+        <w:t xml:space="preserve">, bao gồm: cấp hạn mức chi tiêu cho chủ đầu tư công, tạm ứng vốn cho nhà thầu, thanh toán khối lượng công việc cho nhà thầu, chi lượng tiền nghiệm thu </w:t>
+      </w:r>
+      <w:r>
+        <w:lastRenderedPageBreak/>
+        <w:t xml:space="preserve">công trình có khấu trừ vốn tạm ứng. </w:t>
+      </w:r>
+      <w:r>
+        <w:t xml:space="preserve">Với lượng tiền giải ngân đúng bằng </w:t>
+      </w:r>
+      <w:r>
+        <w:t xml:space="preserve">giá cả </w:t>
+      </w:r>
+      <w:r>
+        <w:t>công trình công, n</w:t>
+      </w:r>
+      <w:r>
+        <w:t>ghiệp vụ kế toán của đầu tư công</w:t>
+      </w:r>
+      <w:r>
+        <w:t xml:space="preserve"> như sau</w:t>
+      </w:r>
+      <w:r>
+        <w:t xml:space="preserve"> (Google AI 2026)</w:t>
+      </w:r>
+      <w:r>
+        <w:t>:</w:t>
+      </w:r>
+      <w:r>
+        <w:t xml:space="preserve"> 1) khi đang thi công tức giai đoạn giải ngân thì ngân hàng trung ương ghi NỢ tài khoản kho bạc như tài sản và ghi CÓ tài khoản ngân hàng thương mại như lượng tiền giải ngân</w:t>
+      </w:r>
+      <w:r>
+        <w:t xml:space="preserve"> </w:t>
+      </w:r>
+      <w:r>
+        <w:t xml:space="preserve">tức </w:t>
+      </w:r>
+      <w:r>
+        <w:t>tung lượng tiền bút toán</w:t>
+      </w:r>
+      <w:bookmarkStart w:id="4" w:name="_GoBack"/>
+      <w:bookmarkEnd w:id="4"/>
+      <w:r>
+        <w:t xml:space="preserve">, đồng thời chủ đầu tư kế toán nội bộ bằng cách ghi NỢ chi phí xây dựng dở dang </w:t>
+      </w:r>
+      <w:r>
+        <w:t xml:space="preserve">nội bộ </w:t>
+      </w:r>
+      <w:r>
+        <w:t xml:space="preserve">và ghi CÓ nguồn vốn đầu tư công </w:t>
+      </w:r>
+      <w:r>
+        <w:t xml:space="preserve">nội bộ </w:t>
+      </w:r>
+      <w:r>
+        <w:t>(</w:t>
+      </w:r>
+      <w:r>
+        <w:rPr>
+          <w:rFonts w:cs="Times New Roman"/>
+        </w:rPr>
+        <w:t>≤</w:t>
+      </w:r>
+      <w:r>
+        <w:t xml:space="preserve"> </w:t>
+      </w:r>
+      <w:r>
+        <w:t>hạn mức chi tiêu</w:t>
+      </w:r>
+      <w:r>
+        <w:t>)</w:t>
+      </w:r>
+      <w:r>
+        <w:t xml:space="preserve">, đồng thời ngân hàng thương mại </w:t>
+      </w:r>
+      <w:r>
+        <w:t>tăng số dư</w:t>
+      </w:r>
+      <w:r>
+        <w:t xml:space="preserve"> tài khoản nhà thầu bằng với lượng tiền tạm ứng (&lt; lượng tiền giải ngân)</w:t>
+      </w:r>
+      <w:r>
+        <w:t xml:space="preserve">, 2) khi nghiệm thu công trình thì </w:t>
+      </w:r>
+      <w:r>
+        <w:t>kho bạc thực hiện quyết toán nội bộ đóng hoặc giảm hạn mức chi tiêu của chủ đầu tư</w:t>
+      </w:r>
+      <w:r>
+        <w:t xml:space="preserve">, </w:t>
+      </w:r>
+      <w:r>
+        <w:t xml:space="preserve">đồng thời </w:t>
+      </w:r>
+      <w:r>
+        <w:t>chủ đầu tư kế toán nội bộ bằng cách</w:t>
+      </w:r>
+      <w:r>
+        <w:t xml:space="preserve"> </w:t>
+      </w:r>
+      <w:r>
+        <w:t xml:space="preserve">ghi NỢ tài sản cố định </w:t>
+      </w:r>
+      <w:r>
+        <w:t xml:space="preserve">nội bộ </w:t>
+      </w:r>
+      <w:r>
+        <w:t>và ghi CÓ chi phí xây dựng dở dang</w:t>
+      </w:r>
+      <w:r>
+        <w:t xml:space="preserve"> nội bộ</w:t>
+      </w:r>
+      <w:r>
+        <w:t xml:space="preserve">, đồng thời ngân hàng thương mại kết sổ </w:t>
+      </w:r>
+      <w:r>
+        <w:t>tăng số dư</w:t>
+      </w:r>
+      <w:r>
+        <w:t xml:space="preserve"> tài khoản </w:t>
+      </w:r>
+      <w:r>
+        <w:t xml:space="preserve">nhà thầu </w:t>
+      </w:r>
+      <w:r>
+        <w:t xml:space="preserve">với lượng tiền giải ngân </w:t>
+      </w:r>
+      <w:r>
+        <w:t>có khấu trừ lượng tiền tạm ứng, và 3)</w:t>
+      </w:r>
+      <w:r>
+        <w:t xml:space="preserve"> </w:t>
+      </w:r>
+      <w:r>
+        <w:t xml:space="preserve">khi khấu hao (depreciation) &amp; bảo trì </w:t>
+      </w:r>
+      <w:r>
+        <w:t>(m</w:t>
+      </w:r>
+      <w:r>
+        <w:t>aintenance</w:t>
+      </w:r>
+      <w:r>
+        <w:t xml:space="preserve">) </w:t>
+      </w:r>
+      <w:r>
+        <w:t>công trình thì</w:t>
+      </w:r>
+      <w:r>
+        <w:t xml:space="preserve"> ngân hàng trung ương </w:t>
+      </w:r>
+      <w:r>
+        <w:t>ghi NỢ</w:t>
+      </w:r>
+      <w:r>
+        <w:t xml:space="preserve"> tài khoản kho bạc</w:t>
+      </w:r>
+      <w:r>
+        <w:t xml:space="preserve"> và ghi CÓ tài khoản ngân hàng thương mại</w:t>
+      </w:r>
+      <w:r>
+        <w:t>,</w:t>
+      </w:r>
+      <w:r>
+        <w:t xml:space="preserve"> </w:t>
+      </w:r>
+      <w:r>
+        <w:t xml:space="preserve">đồng thời kho bạc </w:t>
+      </w:r>
+      <w:r>
+        <w:t>kế</w:t>
+      </w:r>
+      <w:r>
+        <w:t xml:space="preserve"> toán </w:t>
+      </w:r>
+      <w:r>
+        <w:t xml:space="preserve">nội bộ </w:t>
+      </w:r>
+      <w:r>
+        <w:t xml:space="preserve">bằng cách </w:t>
+      </w:r>
+      <w:r>
+        <w:t>ghi NỢ</w:t>
+      </w:r>
+      <w:r>
+        <w:t xml:space="preserve"> dự toán chi thường xuyên </w:t>
+      </w:r>
+      <w:r>
+        <w:t xml:space="preserve">nội bộ </w:t>
+      </w:r>
+      <w:r>
+        <w:t xml:space="preserve">và </w:t>
+      </w:r>
+      <w:r>
+        <w:t>ghi CÓ</w:t>
+      </w:r>
+      <w:r>
+        <w:t xml:space="preserve"> tài khoản kho bạc</w:t>
+      </w:r>
+      <w:r>
+        <w:t xml:space="preserve"> nội bộ</w:t>
+      </w:r>
+      <w:r>
+        <w:t xml:space="preserve">, đồng thời chủ đầu tư kế toán nội bộ bằng cách </w:t>
+      </w:r>
+      <w:r>
+        <w:t>ghi NỢ chi phí hao mòn hoặc sửa chữa và ghi CÓ hao mòn lũy kế hoặc phải trả dịch vụ sửa chữa</w:t>
+      </w:r>
+      <w:r>
+        <w:t xml:space="preserve">, đồng thời ngân hàng thương mại chuyển </w:t>
+      </w:r>
+      <w:r>
+        <w:t>khoản</w:t>
+      </w:r>
+      <w:r>
+        <w:t xml:space="preserve"> đến nhà thầu </w:t>
+      </w:r>
+      <w:r>
+        <w:t>tức tăng số dư</w:t>
+      </w:r>
+      <w:r>
+        <w:t xml:space="preserve"> </w:t>
+      </w:r>
+      <w:r>
+        <w:t>tài khoản nhà thầu</w:t>
+      </w:r>
+      <w:r>
+        <w:t>.</w:t>
+      </w:r>
+    </w:p>
+    <w:p>
+      <w:pPr>
+        <w:ind w:firstLine="360"/>
+      </w:pPr>
+      <w:r>
+        <w:t xml:space="preserve"> </w:t>
+      </w:r>
+      <w:r>
+        <w:t xml:space="preserve">Đầu tư công và chi tiêu công đều là các khoản chi </w:t>
+      </w:r>
+      <w:r>
+        <w:t xml:space="preserve">(expenditure) </w:t>
+      </w:r>
+      <w:r>
+        <w:t>của chính phủ cho phát triển kinh tế và phúc lợi xã hội nhưng chi tiêu công bao hàm cả dịch vụ công trong khi đầu tư công nhấn mạnh vào tài sản cố định như cơ sở hạ tầng</w:t>
+      </w:r>
+      <w:r>
+        <w:t xml:space="preserve"> (Google AI 2026)</w:t>
+      </w:r>
+      <w:r>
+        <w:t xml:space="preserve">. </w:t>
+      </w:r>
+      <w:r>
+        <w:t xml:space="preserve">Như vậy </w:t>
+      </w:r>
+      <w:r>
+        <w:t>bơm</w:t>
+      </w:r>
+      <w:r>
+        <w:t xml:space="preserve"> lượng tiền bút toán vào thị trường qua hai ngả phổ biến: 1) ngân hàng thương mại cho vay tín dụng và 2) giải ngân vốn đầu tư công từ kho bạc </w:t>
+      </w:r>
+      <w:r>
+        <w:t>&amp;</w:t>
+      </w:r>
+      <w:r>
+        <w:t xml:space="preserve"> chủ đầu tư đến nhà thầu tức doanh nghiệp đầu mối</w:t>
+      </w:r>
+      <w:r>
+        <w:t xml:space="preserve"> tức “đốt cháy nhiên liệu nguồn vốn thành năng lượng tài sản”</w:t>
+      </w:r>
+      <w:r>
+        <w:t xml:space="preserve">. </w:t>
+      </w:r>
+      <w:r>
+        <w:rPr>
+          <w:i/>
+        </w:rPr>
+        <w:t>Lượng tiền bút toán phải cân đối</w:t>
+      </w:r>
+      <w:r>
+        <w:rPr>
+          <w:i/>
+        </w:rPr>
+        <w:t xml:space="preserve"> với</w:t>
+      </w:r>
+      <w:r>
+        <w:rPr>
+          <w:i/>
+        </w:rPr>
+        <w:t xml:space="preserve"> </w:t>
+      </w:r>
+      <w:r>
+        <w:rPr>
+          <w:i/>
+        </w:rPr>
+        <w:t>(</w:t>
+      </w:r>
+      <w:r>
+        <w:rPr>
+          <w:i/>
+        </w:rPr>
+        <w:t>hoặc là</w:t>
+      </w:r>
+      <w:r>
+        <w:rPr>
+          <w:i/>
+        </w:rPr>
+        <w:t>)</w:t>
+      </w:r>
+      <w:r>
+        <w:rPr>
+          <w:i/>
+        </w:rPr>
+        <w:t xml:space="preserve"> </w:t>
+      </w:r>
+      <w:r>
+        <w:rPr>
+          <w:i/>
+        </w:rPr>
+        <w:t xml:space="preserve">một phần </w:t>
+      </w:r>
+      <w:r>
+        <w:rPr>
+          <w:i/>
+        </w:rPr>
+        <w:t xml:space="preserve">trong </w:t>
+      </w:r>
+      <w:r>
+        <w:rPr>
+          <w:i/>
+        </w:rPr>
+        <w:t>các nguồn vốn</w:t>
+      </w:r>
+      <w:r>
+        <w:t xml:space="preserve"> </w:t>
+      </w:r>
+      <w:r>
+        <w:t xml:space="preserve">(liability, entity) </w:t>
+      </w:r>
+      <w:r>
+        <w:t xml:space="preserve">và các nguồn vốn phải cân đối với tài sản đối ứng. Do đó huy động nguồn vốn </w:t>
+      </w:r>
+      <w:r>
+        <w:t xml:space="preserve">với </w:t>
+      </w:r>
+      <w:r>
+        <w:t xml:space="preserve">hình thức nợ phải </w:t>
+      </w:r>
+      <w:r>
+        <w:t>(</w:t>
+      </w:r>
+      <w:r>
+        <w:t>liability</w:t>
+      </w:r>
+      <w:r>
+        <w:t xml:space="preserve">) </w:t>
+      </w:r>
+      <w:r>
+        <w:t xml:space="preserve">qua phát hành trái phiếu, tín phiếu </w:t>
+      </w:r>
+      <w:r>
+        <w:t xml:space="preserve">(tài sản đối ứng với nợ phải trả) </w:t>
+      </w:r>
+      <w:r>
+        <w:t xml:space="preserve">kém hiệu quả hơn </w:t>
+      </w:r>
+      <w:r>
+        <w:t xml:space="preserve">vay </w:t>
+      </w:r>
+      <w:r>
+        <w:t xml:space="preserve">vốn ODA vì lãi suất trái phiếu là lãi suất huy động cao hơn lãi suất </w:t>
+      </w:r>
+      <w:r>
+        <w:t xml:space="preserve">vay </w:t>
+      </w:r>
+      <w:r>
+        <w:t>vốn ODA</w:t>
+      </w:r>
+      <w:r>
+        <w:t xml:space="preserve"> </w:t>
+      </w:r>
+      <w:r>
+        <w:t>và</w:t>
+      </w:r>
+      <w:r>
+        <w:t xml:space="preserve"> sẽ hiệu quả hơn </w:t>
+      </w:r>
+      <w:r>
+        <w:t xml:space="preserve">nữa </w:t>
+      </w:r>
+      <w:r>
+        <w:t>nếu thúc đẩy thị trường chứng khoán huy động nguồn vốn nhàn rỗi trong dân chúng</w:t>
+      </w:r>
+      <w:r>
+        <w:t xml:space="preserve"> mà chính phủ không cần trả lãi vì lợi nhuận trên thị trường chứng khoán phụ thuộc vào hoạt động hiệu quả của doanh nghiệp trên tổng thể mọi doanh nghiệp, trong khi đó, nếu </w:t>
+      </w:r>
+      <w:r>
+        <w:t xml:space="preserve">một </w:t>
+      </w:r>
+      <w:r>
+        <w:t xml:space="preserve">doanh nghiệp thua lỗ thì </w:t>
+      </w:r>
+      <w:r>
+        <w:t xml:space="preserve">chỉ doanh nghiệp đó </w:t>
+      </w:r>
+      <w:r>
+        <w:t>tự chịu trách nhiệm và không gây ảnh hưởng trên tổng thể nếu thị trường chứng khoán cùng hoạt động doanh nghiệp lành mạnh và minh bạch.</w:t>
+      </w:r>
+      <w:r>
+        <w:t xml:space="preserve"> Vì huy động vốn nhàn rỗi nên thị trường chứng khoán có thể giúp giảm lạm phát</w:t>
+      </w:r>
+      <w:r>
+        <w:t xml:space="preserve"> trong khi hỗ trợ tăng trưởng kinh tế</w:t>
+      </w:r>
+      <w:r>
+        <w:t xml:space="preserve"> nhưng cũng có những rủi ro trong thị trường chứng khoán, đặc biệt với trường hợp thiếu minh bạch</w:t>
+      </w:r>
+      <w:r>
+        <w:t>.</w:t>
+      </w:r>
+      <w:r>
+        <w:t xml:space="preserve"> </w:t>
+      </w:r>
+      <w:r>
+        <w:t xml:space="preserve">Ghi chú, trái phiếu mua được kế toán tăng NỢ tài sản (asset) và trái phiếu phát hành được kế toán tăng CÓ </w:t>
+      </w:r>
+      <w:r>
+        <w:t>nợ phải trả</w:t>
+      </w:r>
+      <w:r>
+        <w:t xml:space="preserve"> (</w:t>
+      </w:r>
+      <w:r>
+        <w:t>liability</w:t>
+      </w:r>
+      <w:r>
+        <w:t>)</w:t>
+      </w:r>
+      <w:r>
+        <w:t xml:space="preserve"> nên lượng tiền phát hành (tài khoản ngân hàng thương mại) cân đối với trái phiếu mua &amp; những tài sản khác và vốn đầu tư công có thể là trái phiếu phát hành</w:t>
+      </w:r>
+      <w:r>
+        <w:t xml:space="preserve">. </w:t>
+      </w:r>
+      <w:r>
+        <w:t>Ghi chú, vốn ODA tuy có lãi suất thấp nhưng còn bị ảnh hưởng bởi tỉ giá hối đoái</w:t>
+      </w:r>
+      <w:r>
+        <w:t>, nếu sức mua của nội tệ yếu thì vay vốn ODA sẽ gánh thêm chênh lệch tỉ giá hối đoái giữa nội tệ và ngoại tệ</w:t>
+      </w:r>
+      <w:r>
+        <w:t xml:space="preserve"> khi tung lượng tiền phát hành</w:t>
+      </w:r>
+      <w:r>
+        <w:t xml:space="preserve">. </w:t>
+      </w:r>
+      <w:r>
+        <w:t xml:space="preserve">Mạng lưới thương mại và hộ kinh doanh nhỏ lẻ không cần lượng tiền bút toán mới vì đã tận dụng lượng tiền đang lưu thông (tiền giấy/xu và số dư tài khoản ngân hàng thương mại), nên đồng thời đóng góp nguồn thu thuế và giảm lạm phát. Tận dụng lượng </w:t>
+      </w:r>
+      <w:r>
+        <w:rPr>
+          <w:i/>
+        </w:rPr>
+        <w:t>tiền lưu thông</w:t>
+      </w:r>
+      <w:r>
+        <w:t xml:space="preserve"> vốn đã giảm nguy cơ lạm phát, tăng lượng của cải khi sản xuất hiệu quả cũng giảm lạm phát vì thu hẹp khoảng cách giữa lượng của cải và lượng tiền lưu thông, cần đồng hành với tăng tiêu dùng </w:t>
+      </w:r>
+      <w:r>
+        <w:t xml:space="preserve">nội địa </w:t>
+      </w:r>
+      <w:r>
+        <w:t xml:space="preserve">nghĩa là </w:t>
+      </w:r>
+      <w:r>
+        <w:t xml:space="preserve">kích thích tái sản xuất </w:t>
+      </w:r>
+      <w:r>
+        <w:t xml:space="preserve">và/hoặc </w:t>
+      </w:r>
+      <w:r>
+        <w:t xml:space="preserve">đẩy ngược lượng tiền lưu thông trở lại ngân hàng </w:t>
+      </w:r>
+      <w:r>
+        <w:t xml:space="preserve">(thương mại, </w:t>
+      </w:r>
+      <w:r>
+        <w:t>trung ương</w:t>
+      </w:r>
+      <w:r>
+        <w:t>)</w:t>
+      </w:r>
+      <w:r>
+        <w:t xml:space="preserve"> một lần nữa kích thích đầu tư công / phúc lợi</w:t>
+      </w:r>
+      <w:r>
+        <w:t>.</w:t>
+      </w:r>
+      <w:r>
+        <w:t xml:space="preserve"> </w:t>
+      </w:r>
+      <w:r>
+        <w:rPr>
+          <w:i/>
+        </w:rPr>
+        <w:t>Tiêu dùng nội địa</w:t>
+      </w:r>
+      <w:r>
+        <w:t xml:space="preserve"> </w:t>
+      </w:r>
+      <w:r>
+        <w:t xml:space="preserve">(domestic consumption) </w:t>
+      </w:r>
+      <w:r>
+        <w:t xml:space="preserve">cũng là một hình thức huy động vốn nhàn rỗi như </w:t>
+      </w:r>
+      <w:r>
+        <w:rPr>
+          <w:i/>
+        </w:rPr>
+        <w:t>thị trường chứng khoán</w:t>
+      </w:r>
+      <w:r>
+        <w:t xml:space="preserve"> (stock market)</w:t>
+      </w:r>
+      <w:r>
+        <w:t>.</w:t>
+      </w:r>
+      <w:r>
+        <w:t xml:space="preserve"> </w:t>
+      </w:r>
+      <w:r>
+        <w:t>Thế nên doanh nghiệp tư nhân nhỏ lẻ trên bức tranh tổng thể toàn dân số không hề nhỏ lẻ.</w:t>
+      </w:r>
+      <w:r>
+        <w:t xml:space="preserve"> Vấn đề cốt lõi </w:t>
+      </w:r>
+      <w:r>
+        <w:t>giàu có</w:t>
+      </w:r>
+      <w:r>
+        <w:t xml:space="preserve"> quốc gia là tăng lượng của cải, tức tăng tài sản ròng – tăng vốn chủ sở hữu theo nghiệp vụ kế toán</w:t>
+      </w:r>
+      <w:r>
+        <w:t xml:space="preserve"> </w:t>
+      </w:r>
+      <w:r>
+        <w:lastRenderedPageBreak/>
+        <w:t>(accounting)</w:t>
+      </w:r>
+      <w:r>
+        <w:t>, nhưng trạng thái lý tưởng này luôn bị nhiễu bởi tăng nguồn vốn chứa nợ phải trả tức lạm phát</w:t>
+      </w:r>
+      <w:r>
+        <w:t xml:space="preserve">, một lần nữa nhưng, nếu không có nhiễu lạm phát </w:t>
+      </w:r>
+      <w:r>
+        <w:t>xúc tác</w:t>
+      </w:r>
+      <w:r>
+        <w:t xml:space="preserve"> thì ngay cả tiệm cận trạng thái lý tưởng cũng không </w:t>
+      </w:r>
+      <w:r>
+        <w:t xml:space="preserve">thể </w:t>
+      </w:r>
+      <w:r>
+        <w:t>tiệm cận. Quan điểm tự do kinh tế chấp nhận lạm phát vì càng quá mức ngăn cản lạm phát thì lạm phát càng có xu hướng nghi</w:t>
+      </w:r>
+      <w:r>
+        <w:t>ê</w:t>
+      </w:r>
+      <w:r>
+        <w:t>m trọng</w:t>
+      </w:r>
+      <w:r>
+        <w:t xml:space="preserve"> theo tỉ trọng nền kinh tế</w:t>
+      </w:r>
+      <w:r>
+        <w:t xml:space="preserve"> v</w:t>
+      </w:r>
+      <w:r>
+        <w:t>ì</w:t>
+      </w:r>
+      <w:r>
+        <w:t xml:space="preserve"> thiếu đi chất xúc tác </w:t>
+      </w:r>
+      <w:r>
+        <w:t>cho</w:t>
+      </w:r>
+      <w:r>
+        <w:t xml:space="preserve"> phản ứng dây chuyền trong mạng lưới kinh tế phức hợp</w:t>
+      </w:r>
+      <w:r>
+        <w:t>.</w:t>
+      </w:r>
+      <w:r>
+        <w:t xml:space="preserve"> Tiêu dùng nội địa tăng đến một lúc nào đó sẽ bị giới hạn – hấp thu năng lượng sản xuất </w:t>
+      </w:r>
+      <w:r>
+        <w:t xml:space="preserve">&amp; đầu tư </w:t>
+      </w:r>
+      <w:r>
+        <w:t xml:space="preserve">đến giới hạn, thì bánh xe kinh tế sẽ đình trệ nếu không có nguồn vốn tung vào </w:t>
+      </w:r>
+      <w:r>
+        <w:t xml:space="preserve">đẩy </w:t>
+      </w:r>
+      <w:r>
+        <w:t>kịp lúc và lạm phát lại xảy ra.</w:t>
+      </w:r>
+    </w:p>
+    <w:p>
+      <w:pPr>
+        <w:ind w:firstLine="360"/>
+      </w:pPr>
+      <w:r>
+        <w:t>Như ta đã biết mua bán trên thị trường ngoại hối trước tiên là hoạt động tài chính hưởng lợi nhuận từ chênh lệch</w:t>
+      </w:r>
+      <w:r>
+        <w:t xml:space="preserve"> (tương tự hoạt động tín dụng cho vay lấy lãi)</w:t>
+      </w:r>
+      <w:r>
+        <w:t xml:space="preserve">, theo luận điểm thế năng trình độ sản xuất trong bài nghiên cứu – chỉ cần có chênh lệch là có lợi nhuận, mở rộng đến sự hoạt tác rất cần thiết của hoạt động tài chính, đào sâu một lần nữa đến quan năng quay vòng của đồng tiền </w:t>
+      </w:r>
+      <w:r>
+        <w:t xml:space="preserve">liên quan </w:t>
+      </w:r>
+      <w:r>
+        <w:t xml:space="preserve">mật thiết đến chu kỳ tích lũy vốn </w:t>
+      </w:r>
+      <w:r>
+        <w:rPr>
+          <w:rFonts w:cs="Times New Roman"/>
+        </w:rPr>
+        <w:t xml:space="preserve">càng nhanh càng tốt, </w:t>
+      </w:r>
+      <w:r>
+        <w:rPr>
+          <w:rFonts w:cs="Times New Roman"/>
+        </w:rPr>
+        <w:t xml:space="preserve">dẫn đến một tương quan tinh vi khác rằng tốc độ quay vòng của đồng tiền càng nhanh, một mặt càng </w:t>
+      </w:r>
+      <w:r>
+        <w:rPr>
+          <w:rFonts w:cs="Times New Roman"/>
+          <w:i/>
+        </w:rPr>
+        <w:t>bổ trợ những thiếu hụt vốn</w:t>
+      </w:r>
+      <w:r>
+        <w:rPr>
+          <w:rFonts w:cs="Times New Roman"/>
+        </w:rPr>
+        <w:t xml:space="preserve">, một mặt càng </w:t>
+      </w:r>
+      <w:r>
+        <w:rPr>
+          <w:rFonts w:cs="Times New Roman"/>
+          <w:i/>
+        </w:rPr>
+        <w:t>kéo dài thời gian sử dụng vốn của hoạt động sản xuất</w:t>
+      </w:r>
+      <w:r>
+        <w:t xml:space="preserve"> tức tạo độ trễ cần thiết cho hoạt động sản xuất để hoạt động sản xuất có đủ thời gian sản xuất, thu hồi vốn và tạo lợi nhuận</w:t>
+      </w:r>
+      <w:r>
+        <w:t xml:space="preserve">. </w:t>
+      </w:r>
+      <w:r>
+        <w:t xml:space="preserve">Tốc độ quay vòng vốn của hoạt động tài chính đủ nhanh để sự kéo dài vừa đủ của chu kỳ sản xuất không làm suy giảm quá trình tích lũy vốn của hoạt động sản xuất, vì nguồn vốn tăng trong biên độ rủi ro thu hẹp gián tiếp tăng quá trình thu hồi vốn của hoạt động sản xuất mà không nhất thiết tăng năng suất lao động. </w:t>
+      </w:r>
+      <w:r>
+        <w:t xml:space="preserve">Ghi chú, chu kỳ tích lũy vốn của hoạt động sản xuất cũng phải càng nhanh càng tốt nhưng luôn trong thế lưỡng nan của chu trình “dự trữ hàng hóa để bán ra </w:t>
+      </w:r>
+      <w:r>
+        <w:rPr>
+          <w:rFonts w:cs="Times New Roman"/>
+        </w:rPr>
+        <w:t>→</w:t>
+      </w:r>
+      <w:r>
+        <w:t xml:space="preserve"> tích lũy vốn để tái sản xuất </w:t>
+      </w:r>
+      <w:r>
+        <w:rPr>
+          <w:rFonts w:cs="Times New Roman"/>
+        </w:rPr>
+        <w:t>→</w:t>
+      </w:r>
+      <w:r>
+        <w:t xml:space="preserve"> dự trữ hàng hóa để bán ra” có xu hướng kéo dài</w:t>
+      </w:r>
+      <w:r>
+        <w:t>,</w:t>
+      </w:r>
+      <w:r>
+        <w:t xml:space="preserve"> có nhu cầu kéo dài. </w:t>
+      </w:r>
+      <w:r>
+        <w:t xml:space="preserve">Lưu ý, chu kỳ tích lũy vốn tương quan đến tham số </w:t>
+      </w:r>
+      <w:r>
+        <w:rPr>
+          <w:rFonts w:cs="Times New Roman"/>
+          <w:i/>
+        </w:rPr>
+        <w:t>θ</w:t>
+      </w:r>
+      <w:r>
+        <w:rPr>
+          <w:rFonts w:cs="Times New Roman"/>
+        </w:rPr>
+        <w:t xml:space="preserve"> thể hiện trình độ sản xuất của hàm thế năng sản xuất, cũng như tương quan đến tốc độ lưu thông tiền tệ </w:t>
+      </w:r>
+      <w:r>
+        <w:rPr>
+          <w:rFonts w:cs="Times New Roman"/>
+          <w:i/>
+        </w:rPr>
+        <w:t>V</w:t>
+      </w:r>
+      <w:r>
+        <w:rPr>
+          <w:rFonts w:cs="Times New Roman"/>
+        </w:rPr>
+        <w:t xml:space="preserve">. </w:t>
+      </w:r>
+      <w:r>
+        <w:t>B</w:t>
+      </w:r>
+      <w:r>
+        <w:t xml:space="preserve">ất luận thế nào, không bao giờ tung thừa tiền quá mức vào thị trường vì lượng tiền thừa trước sau cũng quay lại thị trường nội địa bằng hình thức này hay hình thức khác và lạm phát là “căn bệnh” kinh niên vì không thể loại trừ lạm phát </w:t>
+      </w:r>
+      <w:r>
+        <w:t>do</w:t>
+      </w:r>
+      <w:r>
+        <w:t xml:space="preserve"> kinh tế phát triển phải nhờ lạm phát – có lượng tiền dôi dư mới có thể tăng đầu tư.</w:t>
+      </w:r>
+      <w:r>
+        <w:t xml:space="preserve"> </w:t>
+      </w:r>
+      <w:r>
+        <w:t>Tuy nhiên</w:t>
+      </w:r>
+      <w:r>
+        <w:t xml:space="preserve"> hãy lưu ý</w:t>
+      </w:r>
+      <w:r>
+        <w:t xml:space="preserve">, </w:t>
+      </w:r>
+      <w:r>
+        <w:t xml:space="preserve">lạm phát có xu hướng tự trầm trọng, ví dụ khi sức mua của đồng tiền giảm tức cung tiền nhiều hơn cầu thì tỉ giá hối đoái tức giá trị trao đổi của đồng tiền giảm trên thị trường quốc tế khiến hàng hóa nhập khẩu đắt lại càng đắt, đây là hình thức </w:t>
+      </w:r>
+      <w:r>
+        <w:rPr>
+          <w:i/>
+        </w:rPr>
+        <w:t>lạm phát nhập khẩu</w:t>
+      </w:r>
+      <w:r>
+        <w:t xml:space="preserve"> (i</w:t>
+      </w:r>
+      <w:r>
+        <w:t xml:space="preserve">mported </w:t>
+      </w:r>
+      <w:r>
+        <w:t>i</w:t>
+      </w:r>
+      <w:r>
+        <w:t>nflation</w:t>
+      </w:r>
+      <w:r>
+        <w:t>)</w:t>
+      </w:r>
+      <w:r>
+        <w:t xml:space="preserve"> (Google AI 2026)</w:t>
+      </w:r>
+      <w:r>
+        <w:t xml:space="preserve"> </w:t>
+      </w:r>
+      <w:r>
+        <w:t>cộng hưởng thuế quan mà nếu không</w:t>
+      </w:r>
+      <w:r>
+        <w:t>,</w:t>
+      </w:r>
+      <w:r>
+        <w:t xml:space="preserve"> sẽ gây thâm hụt thương mại</w:t>
+      </w:r>
+      <w:r>
+        <w:t xml:space="preserve">, khiến lạm phát lại càng lạm phát. </w:t>
+      </w:r>
+      <w:r>
+        <w:t xml:space="preserve">Tài khoản </w:t>
+      </w:r>
+      <w:r>
+        <w:t>Nostro A-B</w:t>
+      </w:r>
+      <w:r>
+        <w:t xml:space="preserve"> cũng là một dạng dự trữ ngoại hối của A và không nhất thiết phải rút về ngân hàng A vì các lý do sau</w:t>
+      </w:r>
+      <w:r>
+        <w:t xml:space="preserve"> (Google AI 2026)</w:t>
+      </w:r>
+      <w:r>
+        <w:t xml:space="preserve">: 1) </w:t>
+      </w:r>
+      <w:r>
+        <w:t>nhận lãi suất tiền gởi từ ngân hàng B và 2) bảo đảm thanh khoản quốc tế khi cần thiết</w:t>
+      </w:r>
+      <w:r>
+        <w:t>.</w:t>
+      </w:r>
+      <w:r>
+        <w:t xml:space="preserve"> Tuy nhiên sẽ có những hình thức để A rút USD </w:t>
+      </w:r>
+      <w:proofErr w:type="gramStart"/>
+      <w:r>
+        <w:t xml:space="preserve">từ </w:t>
+      </w:r>
+      <w:r>
+        <w:t xml:space="preserve"> </w:t>
+      </w:r>
+      <w:r>
+        <w:t>tài</w:t>
+      </w:r>
+      <w:proofErr w:type="gramEnd"/>
+      <w:r>
+        <w:t xml:space="preserve"> khoản </w:t>
+      </w:r>
+      <w:r>
+        <w:t>Nostro A-B</w:t>
+      </w:r>
+      <w:r>
+        <w:t xml:space="preserve"> (Google AI 2026)</w:t>
+      </w:r>
+      <w:r>
+        <w:t xml:space="preserve">: 1) mua trái phiếu chính phủ của B như một dạng tài sản cho nghiệp vụ ngân hàng mở và 2) yêu cầu ngân hàng B đóng thùng tiền mặt gởi về A. </w:t>
+      </w:r>
+      <w:r>
+        <w:t xml:space="preserve">Theo Google AI 2026, “dự trữ ngoại hối là tổng hợp các quyền đòi nợ của một quốc gia đối với các hệ thống tài chính quốc tế và tài khoản Nostro là một hình thức quan trọng của dự trữ ngoại hối”. </w:t>
+      </w:r>
+      <w:r>
+        <w:t xml:space="preserve">Các ngân hàng trung ương quốc gia tham gia thị trường ngoại hối quốc tế đều mở tài khoản </w:t>
+      </w:r>
+      <w:r>
+        <w:t>Nostro</w:t>
+      </w:r>
+      <w:r>
+        <w:t xml:space="preserve"> lẫn nhau theo từng đồng ngoại tệ</w:t>
+      </w:r>
+      <w:r>
+        <w:t xml:space="preserve"> với điều kiện rằng mỗi ngân hàng thành viên phải được cấp hạn mức tín dụng và có tài sản thuế chấp</w:t>
+      </w:r>
+      <w:r>
+        <w:t xml:space="preserve">. </w:t>
+      </w:r>
+      <w:r>
+        <w:t xml:space="preserve">Bên cạnh mua ngoại tệ trên thị trường ngoại hối quốc tế hoặc trong trường hợp </w:t>
+      </w:r>
+      <w:r>
+        <w:t>khẩn cấp</w:t>
+      </w:r>
+      <w:r>
+        <w:t xml:space="preserve"> </w:t>
+      </w:r>
+      <w:r>
+        <w:t>nếu</w:t>
+      </w:r>
+      <w:r>
+        <w:t xml:space="preserve"> quốc gia </w:t>
+      </w:r>
+      <w:r>
+        <w:t>cạn kiệt</w:t>
+      </w:r>
+      <w:r>
+        <w:t xml:space="preserve"> dự trữ ngoại hối thì ngân hàng trung ương có thể thực hiện những biện pháp khắc nghiệt sau: 1) vay quốc tế hoặc phát hành trái phiếu quốc tế để hút ngoại tệ, 2) cấm nhập khẩu tức </w:t>
+      </w:r>
+      <w:r>
+        <w:t xml:space="preserve">cấm </w:t>
+      </w:r>
+      <w:r>
+        <w:t>mua những mặt hàng xa xỉ bằng ngoại tệ, 2) phá giá nội tệ để khuyến khích xuất khẩu thu ngoại tệ.</w:t>
+      </w:r>
+      <w:r>
+        <w:t xml:space="preserve"> Phá giá nội tệ tức ép hạ tỉ giá hối đoái </w:t>
+      </w:r>
+      <w:r>
+        <w:t>có nguy cơ</w:t>
+      </w:r>
+      <w:r>
+        <w:t xml:space="preserve"> gây lạm phát trầm trọng.</w:t>
+      </w:r>
+    </w:p>
+    <w:p>
+      <w:pPr>
+        <w:ind w:firstLine="360"/>
+      </w:pPr>
+      <w:r>
+        <w:t>Nhắc lại lượng tiền phát hành bởi bút toán nhiều hơn rất nhiều bởi in tiền mặt vì tiền mặt chủ yếu cần cho nhu cầu trao đổi hàng hóa</w:t>
+      </w:r>
+      <w:r>
+        <w:t xml:space="preserve"> </w:t>
+      </w:r>
+      <w:r>
+        <w:t xml:space="preserve">nhưng một khi thị trường mở rộng thì nhu cầu thanh toán tăng trưởng đến mức cần phát hành </w:t>
+      </w:r>
+      <w:r>
+        <w:rPr>
+          <w:i/>
+        </w:rPr>
+        <w:t>tiền điện tử</w:t>
+      </w:r>
+      <w:r>
+        <w:t xml:space="preserve"> hay </w:t>
+      </w:r>
+      <w:r>
+        <w:rPr>
+          <w:i/>
+        </w:rPr>
+        <w:t>tiền kỹ thuật số</w:t>
+      </w:r>
+      <w:r>
+        <w:t xml:space="preserve"> (digitial currency) đáp </w:t>
+      </w:r>
+      <w:r>
+        <w:lastRenderedPageBreak/>
+        <w:t xml:space="preserve">ứng yêu cầu thanh khoản nhanh </w:t>
+      </w:r>
+      <w:r>
+        <w:t>với</w:t>
+      </w:r>
+      <w:r>
+        <w:t xml:space="preserve"> số lượng lớn cũng như an toàn. </w:t>
+      </w:r>
+      <w:r>
+        <w:t xml:space="preserve">Ghi chú, </w:t>
+      </w:r>
+      <w:r>
+        <w:t>tiền kỹ thuật số</w:t>
+      </w:r>
+      <w:r>
+        <w:rPr>
+          <w:i/>
+        </w:rPr>
+        <w:t xml:space="preserve"> </w:t>
+      </w:r>
+      <w:r>
+        <w:t xml:space="preserve">có vai trò như tiền mặt giấy/xu. </w:t>
+      </w:r>
+      <w:r>
+        <w:t>Lưu ý, phát hành tiền giấy/xu với số lượng lớn tốn chi phí và không an toàn</w:t>
+      </w:r>
+      <w:r>
+        <w:t xml:space="preserve"> </w:t>
+      </w:r>
+      <w:r>
+        <w:t>cũng như gặp rủi ro như hư hỏng &amp; mất mát</w:t>
+      </w:r>
+      <w:r>
+        <w:t>.</w:t>
+      </w:r>
+      <w:r>
+        <w:t xml:space="preserve"> </w:t>
+      </w:r>
+      <w:r>
+        <w:t>H</w:t>
+      </w:r>
+      <w:r>
+        <w:t xml:space="preserve">iện nay (2026) có hai loại tiền kỹ thuật số là </w:t>
+      </w:r>
+      <w:r>
+        <w:rPr>
+          <w:i/>
+        </w:rPr>
+        <w:t>tiền kỹ thuật số tập trung</w:t>
+      </w:r>
+      <w:r>
+        <w:t xml:space="preserve"> do ngân hàng trung ương phát hành neo vào bản vị pháp định như tiền tiền mặt </w:t>
+      </w:r>
+      <w:r>
+        <w:t>&amp;</w:t>
+      </w:r>
+      <w:r>
+        <w:t xml:space="preserve"> tiền bút toán và </w:t>
+      </w:r>
+      <w:r>
+        <w:rPr>
+          <w:i/>
+        </w:rPr>
+        <w:t>tiền kỹ thuật số phân tán</w:t>
+      </w:r>
+      <w:r>
+        <w:t xml:space="preserve"> mà hình thức phổ biến là </w:t>
+      </w:r>
+      <w:r>
+        <w:rPr>
+          <w:i/>
+        </w:rPr>
+        <w:t>tiền mã hóa</w:t>
+      </w:r>
+      <w:r>
+        <w:t xml:space="preserve"> (c</w:t>
+      </w:r>
+      <w:r>
+        <w:t>ryptocurrency</w:t>
+      </w:r>
+      <w:r>
+        <w:t>) như Bitcoin được phát triển bởi cộng đồng trên internet</w:t>
+      </w:r>
+      <w:r>
+        <w:t xml:space="preserve"> (Google AI 2026)</w:t>
+      </w:r>
+      <w:r>
+        <w:t>.</w:t>
+      </w:r>
+      <w:r>
+        <w:t xml:space="preserve"> Tiền kỹ thuật số </w:t>
+      </w:r>
+      <w:r>
+        <w:t>tập trung do n</w:t>
+      </w:r>
+      <w:r>
+        <w:t xml:space="preserve">gân hàng </w:t>
+      </w:r>
+      <w:r>
+        <w:t>trung ương</w:t>
+      </w:r>
+      <w:r>
+        <w:t xml:space="preserve"> phát hành còn được gọi</w:t>
+      </w:r>
+      <w:r>
+        <w:t xml:space="preserve"> là</w:t>
+      </w:r>
+      <w:r>
+        <w:t xml:space="preserve"> </w:t>
+      </w:r>
+      <w:r>
+        <w:rPr>
+          <w:i/>
+        </w:rPr>
+        <w:t>tiền CBDC</w:t>
+      </w:r>
+      <w:r>
+        <w:t xml:space="preserve"> </w:t>
+      </w:r>
+      <w:r>
+        <w:t>(</w:t>
+      </w:r>
+      <w:r>
+        <w:t>c</w:t>
+      </w:r>
+      <w:r>
+        <w:t xml:space="preserve">entral </w:t>
+      </w:r>
+      <w:r>
+        <w:t>b</w:t>
+      </w:r>
+      <w:r>
+        <w:t xml:space="preserve">ank </w:t>
+      </w:r>
+      <w:r>
+        <w:t>d</w:t>
+      </w:r>
+      <w:r>
+        <w:t xml:space="preserve">igital </w:t>
+      </w:r>
+      <w:r>
+        <w:t>c</w:t>
+      </w:r>
+      <w:r>
+        <w:t>urrency)</w:t>
+      </w:r>
+      <w:r>
+        <w:t xml:space="preserve"> hoàn toàn là tiền pháp định và có tính ổn định cao hơn tiền mã hóa mặc dù có thể chúng áp dùng cùng một công nghệ như </w:t>
+      </w:r>
+      <w:r>
+        <w:rPr>
+          <w:i/>
+        </w:rPr>
+        <w:t>blockchain</w:t>
+      </w:r>
+      <w:r>
+        <w:t xml:space="preserve"> nhưng hiện nay (2026) hình như tiền mã hóa như Bitcoin, E</w:t>
+      </w:r>
+      <w:r>
+        <w:t>thereum</w:t>
+      </w:r>
+      <w:r>
+        <w:t xml:space="preserve"> phổ biến hơn tiền CBDC.</w:t>
+      </w:r>
+      <w:r>
+        <w:t xml:space="preserve"> </w:t>
+      </w:r>
+      <w:r>
+        <w:t xml:space="preserve">Mua bán trên thị trường ngoại hối trước tiên là hoạt động tài chính, nhưng với tiền mã hóa có sự tham gia của cộng đồng với công nghệ </w:t>
+      </w:r>
+      <w:r>
+        <w:t>blockchain</w:t>
+      </w:r>
+      <w:r>
+        <w:t xml:space="preserve"> thì hoạt động mua bán tiền mã hóa có hơi hướng của hoạt động sản xuất, trở lại với nhận xét trước rằng tờ tiền vật lý $1 </w:t>
+      </w:r>
+      <w:r>
+        <w:t xml:space="preserve">tương ứng với tiền mã hóa </w:t>
+      </w:r>
+      <w:r>
+        <w:t>có giá trị riêng</w:t>
+      </w:r>
+      <w:r>
+        <w:t xml:space="preserve"> – gần như một loại hàng hóa mà giá trị trao đổi của nó vượt qua tỉ giá hối đoái.</w:t>
+      </w:r>
+      <w:r>
+        <w:t xml:space="preserve"> Tiến trình phát triển này mường tượng </w:t>
+      </w:r>
+      <w:r>
+        <w:t>“</w:t>
+      </w:r>
+      <w:r>
+        <w:t>quay trở lại</w:t>
+      </w:r>
+      <w:r>
+        <w:t>”</w:t>
+      </w:r>
+      <w:r>
+        <w:t xml:space="preserve"> thời kỳ sơ khai của hệ thống tiền tệ khi tiền là hàng hóa như da thú, ngũ cốc</w:t>
+      </w:r>
+      <w:r>
+        <w:t xml:space="preserve"> với lưu ý rằng đồng tiền vàng/bạc kim bản vị thời Smith thế kỷ XVIII ở lưng chừng giữa giá trị quy ước của tiền tệ và giá trị trao đổi của hàng hóa.</w:t>
+      </w:r>
+      <w:r>
+        <w:t xml:space="preserve"> Bây giờ vấn đề ta cần quan tâm, tiền mã hóa neo vào đâu khi nó không phải tiền pháp định?</w:t>
+      </w:r>
+      <w:r>
+        <w:t xml:space="preserve"> Câu hỏi thứ hai, mua bán tiền mã hóa vốn là hoạt động tài chính nhưng tại sao có hơi hướng sản xuất, tương tự sự nhập nhòe của hoạt động thương mại?</w:t>
+      </w:r>
+      <w:r>
+        <w:t xml:space="preserve"> Hai câu hỏi này liên quan nhau, mấu chốt ở công nghệ blockchain (</w:t>
+      </w:r>
+      <w:r>
+        <w:rPr>
+          <w:i/>
+        </w:rPr>
+        <w:t>chuỗi khối</w:t>
+      </w:r>
+      <w:r>
+        <w:t>).</w:t>
+      </w:r>
+      <w:r>
+        <w:t xml:space="preserve"> Tiền pháp định là sự trừu tượng hóa từ hàng hóa phổ biến, đến tiền kim loại, rồi đến tiền giấy</w:t>
+      </w:r>
+      <w:r>
+        <w:t xml:space="preserve"> đại diện</w:t>
+      </w:r>
+      <w:r>
+        <w:t>, tức là thực hiện một ánh xạ từ thế giới tự nhiên thứ nhất (thế giới xung quanh ta) đến thế giới tự nhiên thứ hai (thế giới tinh thần) mà thế giới tự nhiên thứ hai vẫn bảo toàn thuộc tính tự nhiên, thường hằng, vốn có của thế giới tự nhiên thứ nhất, theo quan điểm triết học Hegel.</w:t>
+      </w:r>
+      <w:r>
+        <w:t xml:space="preserve"> </w:t>
+      </w:r>
+      <w:r>
+        <w:t>Hiện n</w:t>
+      </w:r>
+      <w:r>
+        <w:t xml:space="preserve">ay </w:t>
+      </w:r>
+      <w:r>
+        <w:t xml:space="preserve">(2026) </w:t>
+      </w:r>
+      <w:r>
+        <w:t>với tiền kỹ thuật số, thế giới tự nhiên thứ hai tức thế giới tinh thần càng chứng thực thuộc tính tự nhiên, thường hằng, vốn có vì tiền kỹ thuật số</w:t>
+      </w:r>
+      <w:r>
+        <w:t xml:space="preserve"> tuy trừu tượng hơn cả tiền giấy nhưng gần như là hàng hóa thực thụ.</w:t>
+      </w:r>
+      <w:r>
+        <w:t xml:space="preserve"> Do đó pháp quyền </w:t>
+      </w:r>
+      <w:r>
+        <w:t xml:space="preserve">nơi tỏa sáng rực rỡ của thế giới tinh thần </w:t>
+      </w:r>
+      <w:r>
+        <w:t xml:space="preserve">và kinh tế </w:t>
+      </w:r>
+      <w:r>
+        <w:t>có khả năng như thế</w:t>
+      </w:r>
+      <w:r>
+        <w:t>.</w:t>
+      </w:r>
+      <w:r>
+        <w:t xml:space="preserve"> Bây giờ ta quay trở lại công nghệ chuỗi khối để giải đáp một cách hợp nhất hai câu hỏi trên cũng như chứng thực thế giới tinh thần trong kinh tế.</w:t>
+      </w:r>
+      <w:r>
+        <w:t xml:space="preserve"> </w:t>
+      </w:r>
+      <w:r>
+        <w:t>S</w:t>
+      </w:r>
+      <w:r>
+        <w:t xml:space="preserve">uy cho cùng tiền kỹ thuật số cũng phải lưu trữ </w:t>
+      </w:r>
+      <w:r>
+        <w:t xml:space="preserve">ở dạng nhị phân </w:t>
+      </w:r>
+      <w:r>
+        <w:t>trên máy tính vật lý nào đó nhưng hàm lượng trí tuệ hay trình độ sản xuất của công nghệ chuỗi khối tản mát vô định trong thế giới tinh thần</w:t>
+      </w:r>
+      <w:r>
+        <w:t xml:space="preserve"> mà một cuốn sách, một bài mô tả công nghệ chuỗi khối không phải là công nghệ chuỗi khối nhưng vẫn là thể hiện nào đó của công nghệ chuỗi khối.</w:t>
       </w:r>
     </w:p>
     <w:p/>
@@ -13559,11 +17137,11 @@
           <w:b w:val="0"/>
         </w:rPr>
       </w:pPr>
-      <w:bookmarkStart w:id="7" w:name="_Toc208604148"/>
+      <w:bookmarkStart w:id="5" w:name="_Toc208604148"/>
       <w:r>
         <w:t>Tích lũy vốn</w:t>
       </w:r>
-      <w:bookmarkEnd w:id="7"/>
+      <w:bookmarkEnd w:id="5"/>
     </w:p>
     <w:p>
       <w:r>
@@ -13647,7 +17225,11 @@
         <w:t>ta đã biết, vốn là năng lượng do hàng hóa chuyển hóa thành. Nếu nhà tư bản không đủ vốn thì họ sẽ vay vốn, tạo tiền đề – cơ sở lý luận cho lợi nhuận hợp lý của hoạt động tài chính – cho vay lấy lãi</w:t>
       </w:r>
       <w:r>
-        <w:t>, tuy nhiên cũng dẫn đến một hệ lụy tiêu cực của đầu cơ tích trữ như một điều không thể tránh khỏi trong nền kinh tế thị trường</w:t>
+        <w:t xml:space="preserve">, tuy </w:t>
+      </w:r>
+      <w:r>
+        <w:lastRenderedPageBreak/>
+        <w:t>nhiên cũng dẫn đến một hệ lụy tiêu cực của đầu cơ tích trữ như một điều không thể tránh khỏi trong nền kinh tế thị trường</w:t>
       </w:r>
       <w:r>
         <w:t>.</w:t>
@@ -13665,7 +17247,16 @@
         <w:rPr>
           <w:i/>
         </w:rPr>
-        <w:t xml:space="preserve"> là một nguyên lý của doanh nghiệp tư nhân</w:t>
+        <w:t xml:space="preserve"> </w:t>
+      </w:r>
+      <w:r>
+        <w:t xml:space="preserve">(capital accumulation) </w:t>
+      </w:r>
+      <w:r>
+        <w:rPr>
+          <w:i/>
+        </w:rPr>
+        <w:t>là một nguyên lý của doanh nghiệp tư nhân</w:t>
       </w:r>
       <w:r>
         <w:t xml:space="preserve"> đối nghịch với nguyên lý chi tiêu của “doanh nghiệp” chính phủ nếu nhìn chính phủ với khía cạnh doanh nghiệp.</w:t>
@@ -14541,257 +18132,257 @@
         <w:rPr>
           <w:rFonts w:cs="Times New Roman"/>
         </w:rPr>
-        <w:t xml:space="preserve">, trong khi đó vốn tổng hợp nhiều yếu tố là biểu hiện của trình độ sản </w:t>
+        <w:t>, trong khi đó vốn tổng hợp nhiều yếu tố là biểu hiện của trình độ sản xuất, theo nghĩa tổng quát nhất</w:t>
+      </w:r>
+      <w:r>
+        <w:rPr>
+          <w:rFonts w:cs="Times New Roman"/>
+        </w:rPr>
+        <w:t xml:space="preserve">. </w:t>
+      </w:r>
+      <w:r>
+        <w:rPr>
+          <w:rFonts w:cs="Times New Roman"/>
+        </w:rPr>
+        <w:t>Vốn tham gia vào quá trình tạo lợi nhuận được gọi là tư bản và như ta đã biế</w:t>
+      </w:r>
+      <w:r>
+        <w:rPr>
+          <w:rFonts w:cs="Times New Roman"/>
+        </w:rPr>
+        <w:t>t</w:t>
+      </w:r>
+      <w:r>
+        <w:rPr>
+          <w:rFonts w:cs="Times New Roman"/>
+        </w:rPr>
+        <w:t>, tư bản là vốn nhưng vốn mang nghĩa tổng quát hơn. Nhà tư bản sản xuất có thể sở hữu hai loại vốn (lưu động + cố định), nhà tư bản bán lẻ chủ yếu sở hữu vốn lưu động và nhà tư bản tài chính chủ yếu sở hữu tư bản lưu động.</w:t>
+      </w:r>
+      <w:r>
+        <w:rPr>
+          <w:rFonts w:cs="Times New Roman"/>
+        </w:rPr>
+        <w:t xml:space="preserve"> Như ta đã biết vốn không phải lúc nào cũng (trực tiếp) mang lại lợi nhuận nhưng không thể không có, thường liên quan đến vốn cố định, dạng vốn này thường là nhà ở, đất đai, quần áo, </w:t>
+      </w:r>
+      <w:r>
+        <w:rPr>
+          <w:rFonts w:cs="Times New Roman"/>
+        </w:rPr>
+        <w:t xml:space="preserve">đồ đạc, </w:t>
+      </w:r>
+      <w:r>
+        <w:rPr>
+          <w:rFonts w:cs="Times New Roman"/>
+        </w:rPr>
+        <w:t xml:space="preserve">nhu yếu phẩm, đối với quốc gia </w:t>
+      </w:r>
+      <w:r>
+        <w:rPr>
+          <w:rFonts w:cs="Times New Roman"/>
+        </w:rPr>
+        <w:t xml:space="preserve">thì </w:t>
+      </w:r>
+      <w:r>
+        <w:rPr>
+          <w:rFonts w:cs="Times New Roman"/>
+        </w:rPr>
+        <w:t>bao gồm</w:t>
+      </w:r>
+      <w:r>
+        <w:rPr>
+          <w:rFonts w:cs="Times New Roman"/>
+        </w:rPr>
+        <w:t xml:space="preserve"> cơ sở hạ tầng </w:t>
+      </w:r>
+      <w:r>
+        <w:rPr>
+          <w:rFonts w:cs="Times New Roman"/>
+        </w:rPr>
+        <w:t xml:space="preserve">như </w:t>
+      </w:r>
+      <w:r>
+        <w:rPr>
+          <w:rFonts w:cs="Times New Roman"/>
+        </w:rPr>
+        <w:t>mạng lưới giao thông</w:t>
+      </w:r>
+      <w:r>
+        <w:rPr>
+          <w:rFonts w:cs="Times New Roman"/>
+        </w:rPr>
+        <w:t xml:space="preserve"> (1)</w:t>
+      </w:r>
+      <w:r>
+        <w:rPr>
+          <w:rFonts w:cs="Times New Roman"/>
+        </w:rPr>
+        <w:t>, mạng lưới năng lượng (điện)</w:t>
+      </w:r>
+      <w:r>
+        <w:rPr>
+          <w:rFonts w:cs="Times New Roman"/>
+        </w:rPr>
+        <w:t xml:space="preserve"> (2)</w:t>
+      </w:r>
+      <w:r>
+        <w:rPr>
+          <w:rFonts w:cs="Times New Roman"/>
+        </w:rPr>
+        <w:t>, và mạng lưới thông tin (viễn thông)</w:t>
+      </w:r>
+      <w:r>
+        <w:rPr>
+          <w:rFonts w:cs="Times New Roman"/>
+        </w:rPr>
+        <w:t xml:space="preserve"> (3)</w:t>
+      </w:r>
+      <w:r>
+        <w:rPr>
+          <w:rFonts w:cs="Times New Roman"/>
+        </w:rPr>
+        <w:t xml:space="preserve">. </w:t>
+      </w:r>
+      <w:r>
+        <w:rPr>
+          <w:rFonts w:cs="Times New Roman"/>
+        </w:rPr>
+        <w:t xml:space="preserve">Vì vậy, chi tiêu công (đầu tư công) vào cơ sở hạ tầng đặc biệt mạng lưới giao thông cực kỳ quan trọng vì hai lý do sau: 1) chuyển </w:t>
+      </w:r>
+      <w:r>
+        <w:rPr>
+          <w:rFonts w:cs="Times New Roman"/>
+        </w:rPr>
+        <w:t xml:space="preserve">hóa </w:t>
+      </w:r>
+      <w:r>
+        <w:rPr>
+          <w:rFonts w:cs="Times New Roman"/>
+        </w:rPr>
+        <w:t xml:space="preserve">vốn thành GDP thực và 2) tạo phúc lợi xã hội và thúc đẩy tăng trưởng kinh tế tư nhân; do đó lợi nhuận (lãi) đơn thuần của một công trình giao thông không quá quan trọng và </w:t>
+      </w:r>
+      <w:r>
+        <w:rPr>
+          <w:rFonts w:cs="Times New Roman"/>
+        </w:rPr>
+        <w:t xml:space="preserve">hiếm mà </w:t>
+      </w:r>
+      <w:r>
+        <w:rPr>
+          <w:rFonts w:cs="Times New Roman"/>
+        </w:rPr>
+        <w:t xml:space="preserve">có lãi đơn thuần như hoạt động doanh nghiệp, chỉ cần khi xây dựng một công trình </w:t>
+      </w:r>
+      <w:r>
+        <w:rPr>
+          <w:rFonts w:cs="Times New Roman"/>
+          <w:i/>
+        </w:rPr>
+        <w:t>không gây nợ công đáng kể</w:t>
+      </w:r>
+      <w:r>
+        <w:rPr>
+          <w:rFonts w:cs="Times New Roman"/>
+        </w:rPr>
+        <w:t xml:space="preserve"> </w:t>
+      </w:r>
+      <w:r>
+        <w:rPr>
+          <w:rFonts w:cs="Times New Roman"/>
+          <w:i/>
+        </w:rPr>
+        <w:t>đồng thời</w:t>
+      </w:r>
+      <w:r>
+        <w:rPr>
+          <w:rFonts w:cs="Times New Roman"/>
+        </w:rPr>
+        <w:t xml:space="preserve"> </w:t>
+      </w:r>
+      <w:r>
+        <w:rPr>
+          <w:rFonts w:cs="Times New Roman"/>
+          <w:i/>
+        </w:rPr>
+        <w:t>không gây lãng phí</w:t>
+      </w:r>
+      <w:r>
+        <w:rPr>
+          <w:rFonts w:cs="Times New Roman"/>
+        </w:rPr>
+        <w:t xml:space="preserve"> (công trình vô ích) là có thể hoạch định. </w:t>
+      </w:r>
+      <w:r>
+        <w:rPr>
+          <w:rFonts w:cs="Times New Roman"/>
+        </w:rPr>
+        <w:t>Chỉ cần, n</w:t>
+      </w:r>
+      <w:r>
+        <w:rPr>
+          <w:rFonts w:cs="Times New Roman"/>
+        </w:rPr>
+        <w:t>ếu không gây ra nợ công đáng kể (</w:t>
+      </w:r>
+      <w:r>
+        <w:rPr>
+          <w:rFonts w:cs="Times New Roman"/>
+        </w:rPr>
+        <w:t>lãi phải trả từ</w:t>
+      </w:r>
+      <w:r>
+        <w:rPr>
+          <w:rFonts w:cs="Times New Roman"/>
+        </w:rPr>
+        <w:t xml:space="preserve"> vay vốn) và không </w:t>
+      </w:r>
+      <w:r>
+        <w:rPr>
+          <w:rFonts w:cs="Times New Roman"/>
+        </w:rPr>
+        <w:t>lãng phí</w:t>
+      </w:r>
+      <w:r>
+        <w:rPr>
+          <w:rFonts w:cs="Times New Roman"/>
+        </w:rPr>
+        <w:t xml:space="preserve"> thì tại sao không chuyển </w:t>
+      </w:r>
+      <w:r>
+        <w:rPr>
+          <w:rFonts w:cs="Times New Roman"/>
+        </w:rPr>
+        <w:t xml:space="preserve">hóa </w:t>
+      </w:r>
+      <w:r>
+        <w:rPr>
+          <w:rFonts w:cs="Times New Roman"/>
+        </w:rPr>
+        <w:t xml:space="preserve">vốn thành GDP thực, và ngay trong </w:t>
+      </w:r>
+      <w:r>
+        <w:rPr>
+          <w:rFonts w:cs="Times New Roman"/>
+        </w:rPr>
+        <w:t xml:space="preserve">tiến trình chuyển hóa </w:t>
+      </w:r>
+      <w:r>
+        <w:rPr>
+          <w:rFonts w:cs="Times New Roman"/>
+        </w:rPr>
+        <w:t xml:space="preserve">đó còn tạo việc làm cho người lao động, giảm thất nghiệp, giảm bất ổn xã hội? </w:t>
+      </w:r>
+      <w:r>
+        <w:rPr>
+          <w:rFonts w:cs="Times New Roman"/>
+        </w:rPr>
+        <w:t xml:space="preserve">Lưu ý, tiền công người lao động góp phần vào </w:t>
       </w:r>
       <w:r>
         <w:rPr>
           <w:rFonts w:cs="Times New Roman"/>
         </w:rPr>
         <w:lastRenderedPageBreak/>
-        <w:t>xuất, theo nghĩa tổng quát nhất</w:t>
-      </w:r>
-      <w:r>
-        <w:rPr>
-          <w:rFonts w:cs="Times New Roman"/>
-        </w:rPr>
-        <w:t xml:space="preserve">. </w:t>
-      </w:r>
-      <w:r>
-        <w:rPr>
-          <w:rFonts w:cs="Times New Roman"/>
-        </w:rPr>
-        <w:t>Vốn tham gia vào quá trình tạo lợi nhuận được gọi là tư bản và như ta đã biế</w:t>
-      </w:r>
-      <w:r>
-        <w:rPr>
-          <w:rFonts w:cs="Times New Roman"/>
-        </w:rPr>
-        <w:t>t</w:t>
-      </w:r>
-      <w:r>
-        <w:rPr>
-          <w:rFonts w:cs="Times New Roman"/>
-        </w:rPr>
-        <w:t>, tư bản là vốn nhưng vốn mang nghĩa tổng quát hơn. Nhà tư bản sản xuất có thể sở hữu hai loại vốn (lưu động + cố định), nhà tư bản bán lẻ chủ yếu sở hữu vốn lưu động và nhà tư bản tài chính chủ yếu sở hữu tư bản lưu động.</w:t>
-      </w:r>
-      <w:r>
-        <w:rPr>
-          <w:rFonts w:cs="Times New Roman"/>
-        </w:rPr>
-        <w:t xml:space="preserve"> Như ta đã biết vốn không phải lúc nào cũng (trực tiếp) mang lại lợi nhuận nhưng không thể không có, thường liên quan đến vốn cố định, dạng vốn này thường là nhà ở, đất đai, quần áo, </w:t>
-      </w:r>
-      <w:r>
-        <w:rPr>
-          <w:rFonts w:cs="Times New Roman"/>
-        </w:rPr>
-        <w:t xml:space="preserve">đồ đạc, </w:t>
-      </w:r>
-      <w:r>
-        <w:rPr>
-          <w:rFonts w:cs="Times New Roman"/>
-        </w:rPr>
-        <w:t xml:space="preserve">nhu yếu phẩm, đối với quốc gia </w:t>
-      </w:r>
-      <w:r>
-        <w:rPr>
-          <w:rFonts w:cs="Times New Roman"/>
-        </w:rPr>
-        <w:t xml:space="preserve">thì </w:t>
-      </w:r>
-      <w:r>
-        <w:rPr>
-          <w:rFonts w:cs="Times New Roman"/>
-        </w:rPr>
-        <w:t>bao gồm</w:t>
-      </w:r>
-      <w:r>
-        <w:rPr>
-          <w:rFonts w:cs="Times New Roman"/>
-        </w:rPr>
-        <w:t xml:space="preserve"> cơ sở hạ tầng </w:t>
-      </w:r>
-      <w:r>
-        <w:rPr>
-          <w:rFonts w:cs="Times New Roman"/>
-        </w:rPr>
-        <w:t xml:space="preserve">như </w:t>
-      </w:r>
-      <w:r>
-        <w:rPr>
-          <w:rFonts w:cs="Times New Roman"/>
-        </w:rPr>
-        <w:t>mạng lưới giao thông</w:t>
-      </w:r>
-      <w:r>
-        <w:rPr>
-          <w:rFonts w:cs="Times New Roman"/>
-        </w:rPr>
-        <w:t xml:space="preserve"> (1)</w:t>
-      </w:r>
-      <w:r>
-        <w:rPr>
-          <w:rFonts w:cs="Times New Roman"/>
-        </w:rPr>
-        <w:t>, mạng lưới năng lượng (điện)</w:t>
-      </w:r>
-      <w:r>
-        <w:rPr>
-          <w:rFonts w:cs="Times New Roman"/>
-        </w:rPr>
-        <w:t xml:space="preserve"> (2)</w:t>
-      </w:r>
-      <w:r>
-        <w:rPr>
-          <w:rFonts w:cs="Times New Roman"/>
-        </w:rPr>
-        <w:t>, và mạng lưới thông tin (viễn thông)</w:t>
-      </w:r>
-      <w:r>
-        <w:rPr>
-          <w:rFonts w:cs="Times New Roman"/>
-        </w:rPr>
-        <w:t xml:space="preserve"> (3)</w:t>
-      </w:r>
-      <w:r>
-        <w:rPr>
-          <w:rFonts w:cs="Times New Roman"/>
-        </w:rPr>
-        <w:t xml:space="preserve">. </w:t>
-      </w:r>
-      <w:r>
-        <w:rPr>
-          <w:rFonts w:cs="Times New Roman"/>
-        </w:rPr>
-        <w:t xml:space="preserve">Vì vậy, chi tiêu công (đầu tư công) vào cơ sở hạ tầng đặc biệt mạng lưới giao thông cực kỳ quan trọng vì hai lý do sau: 1) chuyển </w:t>
-      </w:r>
-      <w:r>
-        <w:rPr>
-          <w:rFonts w:cs="Times New Roman"/>
-        </w:rPr>
-        <w:t xml:space="preserve">hóa </w:t>
-      </w:r>
-      <w:r>
-        <w:rPr>
-          <w:rFonts w:cs="Times New Roman"/>
-        </w:rPr>
-        <w:t xml:space="preserve">vốn thành GDP thực và 2) tạo phúc lợi xã hội và thúc đẩy tăng trưởng kinh tế tư nhân; do đó lợi nhuận (lãi) đơn thuần của một công trình giao thông không quá quan trọng và </w:t>
-      </w:r>
-      <w:r>
-        <w:rPr>
-          <w:rFonts w:cs="Times New Roman"/>
-        </w:rPr>
-        <w:t xml:space="preserve">hiếm mà </w:t>
-      </w:r>
-      <w:r>
-        <w:rPr>
-          <w:rFonts w:cs="Times New Roman"/>
-        </w:rPr>
-        <w:t xml:space="preserve">có lãi đơn thuần như hoạt động doanh nghiệp, chỉ cần khi xây dựng một công trình </w:t>
-      </w:r>
-      <w:r>
-        <w:rPr>
-          <w:rFonts w:cs="Times New Roman"/>
-          <w:i/>
-        </w:rPr>
-        <w:t>không gây nợ công đáng kể</w:t>
-      </w:r>
-      <w:r>
-        <w:rPr>
-          <w:rFonts w:cs="Times New Roman"/>
-        </w:rPr>
-        <w:t xml:space="preserve"> </w:t>
-      </w:r>
-      <w:r>
-        <w:rPr>
-          <w:rFonts w:cs="Times New Roman"/>
-          <w:i/>
-        </w:rPr>
-        <w:t>đồng thời</w:t>
-      </w:r>
-      <w:r>
-        <w:rPr>
-          <w:rFonts w:cs="Times New Roman"/>
-        </w:rPr>
-        <w:t xml:space="preserve"> </w:t>
-      </w:r>
-      <w:r>
-        <w:rPr>
-          <w:rFonts w:cs="Times New Roman"/>
-          <w:i/>
-        </w:rPr>
-        <w:t>không gây lãng phí</w:t>
-      </w:r>
-      <w:r>
-        <w:rPr>
-          <w:rFonts w:cs="Times New Roman"/>
-        </w:rPr>
-        <w:t xml:space="preserve"> (công trình vô ích) là có thể hoạch định. </w:t>
-      </w:r>
-      <w:r>
-        <w:rPr>
-          <w:rFonts w:cs="Times New Roman"/>
-        </w:rPr>
-        <w:t>Chỉ cần, n</w:t>
-      </w:r>
-      <w:r>
-        <w:rPr>
-          <w:rFonts w:cs="Times New Roman"/>
-        </w:rPr>
-        <w:t>ếu không gây ra nợ công đáng kể (</w:t>
-      </w:r>
-      <w:r>
-        <w:rPr>
-          <w:rFonts w:cs="Times New Roman"/>
-        </w:rPr>
-        <w:t>lãi phải trả từ</w:t>
-      </w:r>
-      <w:r>
-        <w:rPr>
-          <w:rFonts w:cs="Times New Roman"/>
-        </w:rPr>
-        <w:t xml:space="preserve"> vay vốn) và không </w:t>
-      </w:r>
-      <w:r>
-        <w:rPr>
-          <w:rFonts w:cs="Times New Roman"/>
-        </w:rPr>
-        <w:t>lãng phí</w:t>
-      </w:r>
-      <w:r>
-        <w:rPr>
-          <w:rFonts w:cs="Times New Roman"/>
-        </w:rPr>
-        <w:t xml:space="preserve"> thì tại sao không chuyển </w:t>
-      </w:r>
-      <w:r>
-        <w:rPr>
-          <w:rFonts w:cs="Times New Roman"/>
-        </w:rPr>
-        <w:t xml:space="preserve">hóa </w:t>
-      </w:r>
-      <w:r>
-        <w:rPr>
-          <w:rFonts w:cs="Times New Roman"/>
-        </w:rPr>
-        <w:t xml:space="preserve">vốn thành GDP thực, và ngay trong </w:t>
-      </w:r>
-      <w:r>
-        <w:rPr>
-          <w:rFonts w:cs="Times New Roman"/>
-        </w:rPr>
-        <w:t xml:space="preserve">tiến trình chuyển hóa </w:t>
-      </w:r>
-      <w:r>
-        <w:rPr>
-          <w:rFonts w:cs="Times New Roman"/>
-        </w:rPr>
-        <w:t xml:space="preserve">đó còn tạo việc làm cho người lao động, giảm thất nghiệp, giảm bất ổn xã hội? </w:t>
-      </w:r>
-      <w:r>
-        <w:rPr>
-          <w:rFonts w:cs="Times New Roman"/>
-        </w:rPr>
-        <w:t xml:space="preserve">Lưu ý, tiền công người lao động góp phần vào GDP theo phương pháp tính GDP bằng </w:t>
+        <w:t xml:space="preserve">GDP theo phương pháp tính GDP bằng </w:t>
       </w:r>
       <w:r>
         <w:rPr>
@@ -15165,119 +18756,137 @@
         <w:rPr>
           <w:rFonts w:cs="Times New Roman"/>
         </w:rPr>
+        <w:t xml:space="preserve">Nhắc lại, theo Smith, giá cả tự nhiên chủ yếu bao gồm tiền công, tiền thuê đất và lợi nhuận nên giá cả bất kỳ loại hàng hóa nào cũng phải có ít nhất một trong ba thành tố trên, ví </w:t>
+      </w:r>
+      <w:r>
+        <w:rPr>
+          <w:rFonts w:cs="Times New Roman"/>
+        </w:rPr>
+        <w:t xml:space="preserve">dụ, </w:t>
+      </w:r>
+      <w:r>
+        <w:rPr>
+          <w:rFonts w:cs="Times New Roman"/>
+        </w:rPr>
+        <w:t xml:space="preserve">giá </w:t>
+      </w:r>
+      <w:r>
+        <w:rPr>
+          <w:rFonts w:cs="Times New Roman"/>
+        </w:rPr>
+        <w:t xml:space="preserve">cả </w:t>
+      </w:r>
+      <w:r>
+        <w:rPr>
+          <w:rFonts w:cs="Times New Roman"/>
+        </w:rPr>
+        <w:t>sản phẩm sản xuất &amp; dịch vụ có đủ ba thành tố, hàng hóa thương mại có thể chỉ có chí phí vận chuyển (mở rộng của tiền thuê đất)</w:t>
+      </w:r>
+      <w:r>
+        <w:rPr>
+          <w:rFonts w:cs="Times New Roman"/>
+        </w:rPr>
+        <w:t xml:space="preserve"> &amp; lợi nhuận</w:t>
+      </w:r>
+      <w:r>
+        <w:rPr>
+          <w:rFonts w:cs="Times New Roman"/>
+        </w:rPr>
+        <w:t>, hoạt động tài chính cho vay lấy lãi chỉ có lợi nhuận, nhưng có loại hàng hóa nào mà giá cả chỉ có tiền công hay không? Tất nhiên là có, theo quan điểm của Smith, ví dụ</w:t>
+      </w:r>
+      <w:r>
+        <w:rPr>
+          <w:rFonts w:cs="Times New Roman"/>
+        </w:rPr>
+        <w:t>,</w:t>
+      </w:r>
+      <w:r>
+        <w:rPr>
+          <w:rFonts w:cs="Times New Roman"/>
+        </w:rPr>
+        <w:t xml:space="preserve"> dịch vụ hoặc công trình phúc lợi công như điện đường trường trạm ngoài hình thức đối tác công-tư (PPP) sau khi được xây dựng không mang lại lợi nhuận cụ thể </w:t>
+      </w:r>
+      <w:r>
+        <w:rPr>
+          <w:rFonts w:cs="Times New Roman"/>
+        </w:rPr>
+        <w:t>nên giá thành chỉ có tiền công trả lương công nhân tham gia lao động</w:t>
+      </w:r>
+      <w:r>
+        <w:rPr>
+          <w:rFonts w:cs="Times New Roman"/>
+        </w:rPr>
+        <w:t>, với lưu ý, chi phí nguyên vật liệu không phản ánh giá trị gia tăng của hàng hóa vì đã được khấu trừ tại lợi nhuận trong chuỗi cung ứng trước đó</w:t>
+      </w:r>
+      <w:r>
+        <w:rPr>
+          <w:rFonts w:cs="Times New Roman"/>
+        </w:rPr>
+        <w:t>.</w:t>
+      </w:r>
+      <w:r>
+        <w:rPr>
+          <w:rFonts w:cs="Times New Roman"/>
+        </w:rPr>
+        <w:t xml:space="preserve"> Tuy nhiên hình thức đối tác công-tư (PPP) như BOT (xây dựng – vận hành – chuyển giao) hay BT (xây dựng – chuyển giao) tốt hơn hẳn công trình 100% đầu tư công vì tính chất lưỡng dụng gồm cả lợi nhuận &amp; phúc lợi, hơn nữa, về mặt lý luận, PPP </w:t>
+      </w:r>
+      <w:r>
+        <w:rPr>
+          <w:rFonts w:cs="Times New Roman"/>
+        </w:rPr>
+        <w:t xml:space="preserve">phần nào </w:t>
+      </w:r>
+      <w:r>
+        <w:rPr>
+          <w:rFonts w:cs="Times New Roman"/>
+        </w:rPr>
+        <w:t xml:space="preserve">hợp lý hóa tiến trình kinh doanh khả dĩ </w:t>
+      </w:r>
+      <w:r>
+        <w:rPr>
+          <w:rFonts w:cs="Times New Roman"/>
+        </w:rPr>
+        <w:t xml:space="preserve">có lợi nhuận </w:t>
+      </w:r>
+      <w:r>
+        <w:rPr>
+          <w:rFonts w:cs="Times New Roman"/>
+        </w:rPr>
+        <w:t xml:space="preserve">của chính phủ bên cạnh lập luận gượng ép </w:t>
+      </w:r>
+      <w:r>
+        <w:t>rằng hoạt động kinh doanh của kinh tế nhà nước gần như thao tác hành chính “sản xuất” sản phẩm dịch vụ “phân bổ nguồn lực”.</w:t>
+      </w:r>
+      <w:r>
+        <w:rPr>
+          <w:rFonts w:cs="Times New Roman"/>
+        </w:rPr>
+        <w:t xml:space="preserve"> </w:t>
+      </w:r>
+      <w:r>
+        <w:rPr>
+          <w:rFonts w:cs="Times New Roman"/>
+        </w:rPr>
+        <w:t xml:space="preserve">Tóm lại, sự khác biệt cơ bản giữa vốn cố định và vốn lưu động rằng vốn lưu động chỉ mang lại lợi nhuận thông qua luân chuyển (chuyển </w:t>
+      </w:r>
+      <w:r>
+        <w:rPr>
+          <w:rFonts w:cs="Times New Roman"/>
+        </w:rPr>
         <w:lastRenderedPageBreak/>
-        <w:t xml:space="preserve">Nhắc lại, theo Smith, giá cả tự nhiên chủ yếu bao gồm tiền công, tiền thuê đất và lợi nhuận nên giá cả bất kỳ loại hàng hóa nào cũng phải có ít nhất một trong ba thành tố trên, ví </w:t>
-      </w:r>
-      <w:r>
-        <w:rPr>
-          <w:rFonts w:cs="Times New Roman"/>
-        </w:rPr>
-        <w:t xml:space="preserve">dụ, </w:t>
-      </w:r>
-      <w:r>
-        <w:rPr>
-          <w:rFonts w:cs="Times New Roman"/>
-        </w:rPr>
-        <w:t xml:space="preserve">giá </w:t>
-      </w:r>
-      <w:r>
-        <w:rPr>
-          <w:rFonts w:cs="Times New Roman"/>
-        </w:rPr>
-        <w:t xml:space="preserve">cả </w:t>
-      </w:r>
-      <w:r>
-        <w:rPr>
-          <w:rFonts w:cs="Times New Roman"/>
-        </w:rPr>
-        <w:t>sản phẩm sản xuất &amp; dịch vụ có đủ ba thành tố, hàng hóa thương mại có thể chỉ có chí phí vận chuyển (mở rộng của tiền thuê đất)</w:t>
-      </w:r>
-      <w:r>
-        <w:rPr>
-          <w:rFonts w:cs="Times New Roman"/>
-        </w:rPr>
-        <w:t xml:space="preserve"> &amp; lợi nhuận</w:t>
-      </w:r>
-      <w:r>
-        <w:rPr>
-          <w:rFonts w:cs="Times New Roman"/>
-        </w:rPr>
-        <w:t>, hoạt động tài chính cho vay lấy lãi chỉ có lợi nhuận, nhưng có loại hàng hóa nào mà giá cả chỉ có tiền công hay không? Tất nhiên là có, theo quan điểm của Smith, ví dụ</w:t>
-      </w:r>
-      <w:r>
-        <w:rPr>
-          <w:rFonts w:cs="Times New Roman"/>
-        </w:rPr>
-        <w:t>,</w:t>
-      </w:r>
-      <w:r>
-        <w:rPr>
-          <w:rFonts w:cs="Times New Roman"/>
-        </w:rPr>
-        <w:t xml:space="preserve"> dịch vụ hoặc công trình phúc lợi công như điện đường trường trạm ngoài hình thức đối tác công-tư (PPP) sau khi được xây dựng không mang lại lợi nhuận cụ thể </w:t>
-      </w:r>
-      <w:r>
-        <w:rPr>
-          <w:rFonts w:cs="Times New Roman"/>
-        </w:rPr>
-        <w:t>nên giá thành chỉ có tiền công trả lương công nhân tham gia lao động</w:t>
-      </w:r>
-      <w:r>
-        <w:rPr>
-          <w:rFonts w:cs="Times New Roman"/>
-        </w:rPr>
-        <w:t>, với lưu ý, chi phí nguyên vật liệu không phản ánh giá trị gia tăng của hàng hóa vì đã được khấu trừ tại lợi nhuận trong chuỗi cung ứng trước đó</w:t>
-      </w:r>
-      <w:r>
-        <w:rPr>
-          <w:rFonts w:cs="Times New Roman"/>
-        </w:rPr>
-        <w:t>.</w:t>
-      </w:r>
-      <w:r>
-        <w:rPr>
-          <w:rFonts w:cs="Times New Roman"/>
-        </w:rPr>
-        <w:t xml:space="preserve"> Tuy nhiên hình thức đối tác công-tư (PPP) như BOT (xây dựng – vận hành – chuyển giao) hay BT (xây dựng – chuyển giao) tốt hơn hẳn công trình 100% đầu tư công vì tính chất lưỡng dụng gồm cả lợi nhuận &amp; phúc lợi, hơn nữa, về mặt lý luận, PPP </w:t>
-      </w:r>
-      <w:r>
-        <w:rPr>
-          <w:rFonts w:cs="Times New Roman"/>
-        </w:rPr>
-        <w:t xml:space="preserve">phần nào </w:t>
-      </w:r>
-      <w:r>
-        <w:rPr>
-          <w:rFonts w:cs="Times New Roman"/>
-        </w:rPr>
-        <w:t xml:space="preserve">hợp lý hóa tiến trình kinh doanh khả dĩ </w:t>
-      </w:r>
-      <w:r>
-        <w:rPr>
-          <w:rFonts w:cs="Times New Roman"/>
-        </w:rPr>
-        <w:t xml:space="preserve">có lợi nhuận </w:t>
-      </w:r>
-      <w:r>
-        <w:rPr>
-          <w:rFonts w:cs="Times New Roman"/>
-        </w:rPr>
-        <w:t xml:space="preserve">của chính phủ bên cạnh lập luận gượng ép </w:t>
-      </w:r>
-      <w:r>
-        <w:t>rằng hoạt động kinh doanh của kinh tế nhà nước gần như thao tác hành chính “sản xuất” sản phẩm dịch vụ “phân bổ nguồn lực”.</w:t>
-      </w:r>
-      <w:r>
-        <w:rPr>
-          <w:rFonts w:cs="Times New Roman"/>
-        </w:rPr>
-        <w:t xml:space="preserve"> </w:t>
-      </w:r>
-      <w:r>
-        <w:rPr>
-          <w:rFonts w:cs="Times New Roman"/>
-        </w:rPr>
-        <w:t>Tóm lại, sự khác biệt cơ bản giữa vốn cố định và vốn lưu động rằng vốn lưu động chỉ mang lại lợi nhuận thông qua luân chuyển (chuyển quyền sở hữu) và thay đổi hình thái (từ tiền sang hàng hóa và ngược lại), trong khi đó, vốn cố định có thể tạo ra lợi nhuận mà không cần luân chuyển (Google 2025).</w:t>
+        <w:t>quyền sở hữu) và thay đổi hình thái (từ tiền sang hàng hóa và ngược lại), trong khi đó, vốn cố định có thể tạo ra lợi nhuận mà không cần luân chuyển (</w:t>
+      </w:r>
+      <w:r>
+        <w:rPr>
+          <w:rFonts w:cs="Times New Roman"/>
+        </w:rPr>
+        <w:t>Google AI 2025</w:t>
+      </w:r>
+      <w:r>
+        <w:rPr>
+          <w:rFonts w:cs="Times New Roman"/>
+        </w:rPr>
+        <w:t>).</w:t>
       </w:r>
     </w:p>
     <w:p>
@@ -15420,7 +19029,13 @@
         <w:t xml:space="preserve">) với lưu ý </w:t>
       </w:r>
       <w:r>
-        <w:t xml:space="preserve">GDP tính theo phương pháp thu nhập bằng tổng thu nhập lao động tiền lương của người lao động (1), thu nhập từ sở hữu (2) gồm lợi nhuận của doanh nghiệp &amp; tiền lãi từ các khoản cho vay &amp; tiền cho thuê tài sản, thuế sản xuất ròng (3) tức thuế gián thu như thuế giá trị gia tăng và thuế tiêu thụ đặc biệt trừ đi trợ cấp chính phủ cho sản xuất, cộng với chi phí khấu hao tài sản cố định (4) (Google 2025). Chi phí khấu hao tài sản cố định được cộng vào GDP chứ không phải trừ đi do vốn phải chuyển thành tài sản mới được tính vào GDP và chi phí khấu hao tức tu bổ tài sản cố định tương đương mua mới một lượng tài sản cố định. Tuy nhiên </w:t>
+        <w:t>GDP tính theo phương pháp thu nhập bằng tổng thu nhập lao động tiền lương của người lao động (1), thu nhập từ sở hữu (2) gồm lợi nhuận của doanh nghiệp &amp; tiền lãi từ các khoản cho vay &amp; tiền cho thuê tài sản, thuế sản xuất ròng (3) tức thuế gián thu như thuế giá trị gia tăng và thuế tiêu thụ đặc biệt trừ đi trợ cấp chính phủ cho sản xuất, cộng với chi phí khấu hao tài sản cố định (4) (</w:t>
+      </w:r>
+      <w:r>
+        <w:t>Google AI 2025</w:t>
+      </w:r>
+      <w:r>
+        <w:t xml:space="preserve">). Chi phí khấu hao tài sản cố định được cộng vào GDP chứ không phải trừ đi do vốn phải chuyển thành tài sản mới được tính vào GDP và chi phí khấu hao tức tu bổ tài sản cố định tương đương mua mới một lượng tài sản cố định. Tuy nhiên </w:t>
       </w:r>
       <w:r>
         <w:t xml:space="preserve">không </w:t>
@@ -15447,7 +19062,13 @@
         <w:t xml:space="preserve">tập trung vào </w:t>
       </w:r>
       <w:r>
-        <w:t>lượng của cải tăng lên. Vốn cố định như nhà xưởng, máy móc là phương tiện sản xuất tạo ra thu nhập nhưng không phải là thu nhập, theo Smith. Ngược lại tài sản cố định như cơ sở hạ tầng đóng góp lớn vào GDP vì tài sản cố định được đặt tương ứng với tổng thu nhập lao động tiền lương của người lao động (1) và vốn nguyên khởi phải được chuyển hóa. Để rõ nghĩa vấn đề này, ta cần tìm hiểu GDP tính theo phương pháp sản xuất bằng tổng giá trị của hàng hóa và dịch vụ của sản xuất (1), trừ đi chi phí trung gian trong quá trình sản xuất (2) (chi phí trung gian còn được gọi tiêu dùng trung gian là chi phí nguyên vật liệu và dịch vụ mua ngoài), cộng với thuế sản phẩm (3), trừ trợ cấp sản phẩm (4) (trợ cấp sản phẩm là khoản hỗ trợ của chính phủ cho sản xuất) (Google 2025). Theo đó, tài sản cố định (vốn cố định) nằm trong tổng giá trị của hàng hóa và dịch vụ của sản xuất (1).</w:t>
+        <w:t>lượng của cải tăng lên. Vốn cố định như nhà xưởng, máy móc là phương tiện sản xuất tạo ra thu nhập nhưng không phải là thu nhập, theo Smith. Ngược lại tài sản cố định như cơ sở hạ tầng đóng góp lớn vào GDP vì tài sản cố định được đặt tương ứng với tổng thu nhập lao động tiền lương của người lao động (1) và vốn nguyên khởi phải được chuyển hóa. Để rõ nghĩa vấn đề này, ta cần tìm hiểu GDP tính theo phương pháp sản xuất bằng tổng giá trị của hàng hóa và dịch vụ của sản xuất (1), trừ đi chi phí trung gian trong quá trình sản xuất (2) (chi phí trung gian còn được gọi tiêu dùng trung gian là chi phí nguyên vật liệu và dịch vụ mua ngoài), cộng với thuế sản phẩm (3), trừ trợ cấp sản phẩm (4) (trợ cấp sản phẩm là khoản hỗ trợ của chính phủ cho sản xuất) (</w:t>
+      </w:r>
+      <w:r>
+        <w:t>Google AI 2025</w:t>
+      </w:r>
+      <w:r>
+        <w:t>). Theo đó, tài sản cố định (vốn cố định) nằm trong tổng giá trị của hàng hóa và dịch vụ của sản xuất (1).</w:t>
       </w:r>
       <w:r>
         <w:t xml:space="preserve"> </w:t>
@@ -15533,59 +19154,71 @@
         <w:t>tiền lưu thông</w:t>
       </w:r>
       <w:r>
-        <w:t xml:space="preserve"> khởi phát từ hoạt động trao </w:t>
+        <w:t xml:space="preserve"> </w:t>
+      </w:r>
+      <w:r>
+        <w:t>(c</w:t>
+      </w:r>
+      <w:r>
+        <w:t>urrency in circulation</w:t>
+      </w:r>
+      <w:r>
+        <w:t xml:space="preserve">) </w:t>
+      </w:r>
+      <w:r>
+        <w:t>khởi phát từ hoạt động trao đổi hàng hóa là nguồn gốc của dòng tiền &amp; hoạt động ngân hàng và như ta cũng biết rằng thuộc tính trao đổi là nguồn gốc của phân công lao động và phân công lao động là nguồn gốc của tự do kinh tế.</w:t>
+      </w:r>
+      <w:r>
+        <w:t xml:space="preserve"> Từ phân tích của Smith, ta có một suy luận thú vị </w:t>
+      </w:r>
+      <w:r>
+        <w:t xml:space="preserve">rằng </w:t>
+      </w:r>
+      <w:r>
+        <w:t>tích lũy vốn góp phần vào hoạt động ngân hàng.</w:t>
+      </w:r>
+      <w:r>
+        <w:t xml:space="preserve"> Thuộc tính trao đổi hàng hóa là nguồn gốc của mọi thứ trong kinh tế nói chung và kinh tế tự do nói riêng, mặc dù ta luôn nhấn mạnh tầm quan trọng của hoạt động sản xuất trong mối tương hỗ với hoạt động thương mại như “</w:t>
+      </w:r>
+      <w:r>
+        <w:t>thương mại là vệt màu nhập nhòe giữa sản xuất và tài chính</w:t>
+      </w:r>
+      <w:r>
+        <w:t>”, nhưng hãy lưu ý bản chất của thương mại là trao đổi, ngữ nghĩa này mạnh hơn nhiều so với mối liên hệ giữa trao đổi và sản xuất phải thông qua phân công lao động</w:t>
+      </w:r>
+      <w:r>
+        <w:t xml:space="preserve"> – hoạt động sản xuất chỉ có ý nghĩa với phân công lao động mặc dù trao đổi là nguồn gốc của phân công lao động, trong khi đó ta có thể nói thương mại “là” trao đổi</w:t>
+      </w:r>
+      <w:r>
+        <w:t>.</w:t>
+      </w:r>
+      <w:r>
+        <w:t xml:space="preserve"> Nếu nghiêng về sản xuất và tách thành tố chi phí vận chuyển khỏi giá thành sản phẩm thì thương mại là hoạt động sản xuất tạo ra sản phẩm dịch vụ và khi đó chi phí vận chuyển nhập vào giá thành của dịch vụ “thương mại”.</w:t>
+      </w:r>
+      <w:r>
+        <w:t xml:space="preserve"> Rốt cuộc giữa thuộc tính trao đổi và thuộc tính sinh sôi nảy nở thì cái nào quan trọng nhất đối với </w:t>
+      </w:r>
+      <w:r>
+        <w:t xml:space="preserve">nền </w:t>
+      </w:r>
+      <w:r>
+        <w:t>kinh tế</w:t>
+      </w:r>
+      <w:r>
+        <w:t xml:space="preserve">? Bản thân câu hỏi này chưa đúng vì cần điều chỉnh lại rằng sinh sôi nảy nở là bản chất (essence) của nền kinh tế </w:t>
+      </w:r>
+      <w:r>
+        <w:t xml:space="preserve">với vai trò bản thể hay sinh thể </w:t>
+      </w:r>
+      <w:r>
+        <w:t>có thuộc tính quan trọng nhất là trao đổi</w:t>
+      </w:r>
+      <w:r>
+        <w:t xml:space="preserve"> và trao đổi là hoạt động “giao hợp” của </w:t>
       </w:r>
       <w:r>
         <w:lastRenderedPageBreak/>
-        <w:t>đổi hàng hóa là nguồn gốc của dòng tiền &amp; hoạt động ngân hàng và như ta cũng biết rằng thuộc tính trao đổi là nguồn gốc của phân công lao động và phân công lao động là nguồn gốc của tự do kinh tế.</w:t>
-      </w:r>
-      <w:r>
-        <w:t xml:space="preserve"> Từ phân tích của Smith, ta có một suy luận thú vị </w:t>
-      </w:r>
-      <w:r>
-        <w:t xml:space="preserve">rằng </w:t>
-      </w:r>
-      <w:r>
-        <w:t>tích lũy vốn góp phần vào hoạt động ngân hàng.</w:t>
-      </w:r>
-      <w:r>
-        <w:t xml:space="preserve"> Thuộc tính trao đổi hàng hóa là nguồn gốc của mọi thứ trong kinh tế nói chung và kinh tế tự do nói riêng, mặc dù ta luôn nhấn mạnh tầm quan trọng của hoạt động sản xuất trong mối tương hỗ với hoạt động thương mại như “</w:t>
-      </w:r>
-      <w:r>
-        <w:t>thương mại là vệt màu nhập nhòe giữa sản xuất và tài chính</w:t>
-      </w:r>
-      <w:r>
-        <w:t>”, nhưng hãy lưu ý bản chất của thương mại là trao đổi, ngữ nghĩa này mạnh hơn nhiều so với mối liên hệ giữa trao đổi và sản xuất phải thông qua phân công lao động</w:t>
-      </w:r>
-      <w:r>
-        <w:t xml:space="preserve"> – hoạt động sản xuất chỉ có ý nghĩa với phân công lao động mặc dù trao đổi là nguồn gốc của phân công lao động, trong khi đó ta có thể nói thương mại “là” trao đổi</w:t>
-      </w:r>
-      <w:r>
-        <w:t>.</w:t>
-      </w:r>
-      <w:r>
-        <w:t xml:space="preserve"> Nếu nghiêng về sản xuất và tách thành tố chi phí vận chuyển khỏi giá thành sản phẩm thì thương mại là hoạt động sản xuất tạo ra sản phẩm dịch vụ và khi đó chi phí vận chuyển nhập vào giá thành của dịch vụ “thương mại”.</w:t>
-      </w:r>
-      <w:r>
-        <w:t xml:space="preserve"> Rốt cuộc giữa thuộc tính trao đổi và thuộc tính sinh sôi nảy nở thì cái nào quan trọng nhất đối với </w:t>
-      </w:r>
-      <w:r>
-        <w:t xml:space="preserve">nền </w:t>
-      </w:r>
-      <w:r>
-        <w:t>kinh tế</w:t>
-      </w:r>
-      <w:r>
-        <w:t xml:space="preserve">? Bản thân câu hỏi này chưa đúng vì cần điều chỉnh lại rằng sinh sôi nảy nở là bản chất (essence) của nền kinh tế </w:t>
-      </w:r>
-      <w:r>
-        <w:t xml:space="preserve">với vai trò bản thể hay sinh thể </w:t>
-      </w:r>
-      <w:r>
-        <w:t>có thuộc tính quan trọng nhất là trao đổi</w:t>
-      </w:r>
-      <w:r>
-        <w:t xml:space="preserve"> và trao đổi là hoạt động “giao hợp” của sinh thể kinh tế để sinh sôi của cải</w:t>
+        <w:t>sinh thể kinh tế để sinh sôi của cải</w:t>
       </w:r>
       <w:r>
         <w:t xml:space="preserve">. Bất luận thế nào </w:t>
@@ -15905,122 +19538,128 @@
         <w:t xml:space="preserve"> (</w:t>
       </w:r>
       <w:r>
-        <w:t>Google</w:t>
-      </w:r>
-      <w:r>
-        <w:t xml:space="preserve"> 2026), giả sử thu nhập ròng Smith là 1,000,000 lượng giá tiền trong hệ thống kim bản vị cần 1,000,000 đồng tiền vàng là tiền lưu thông cho thu nhập ròng 1,000,000 lượng giá tiền. Lượng tiền lưu thông 1,000,000 </w:t>
+        <w:t>Google AI 2026</w:t>
+      </w:r>
+      <w:r>
+        <w:t xml:space="preserve">), giả sử thu nhập ròng Smith là 1,000,000 lượng giá tiền trong hệ thống kim bản vị cần 1,000,000 đồng tiền vàng là tiền lưu thông cho thu nhập ròng 1,000,000 lượng giá tiền. Lượng tiền lưu thông 1,000,000 đồng tiền vàng cũng là tài sản </w:t>
+      </w:r>
+      <w:r>
+        <w:t xml:space="preserve">ở dạng tiềm năng cần được đốt cháy giải phóng năng lượng hữu ích – đúng nghĩa tài sản thực thụ </w:t>
+      </w:r>
+      <w:r>
+        <w:t xml:space="preserve">và để </w:t>
+      </w:r>
+      <w:r>
+        <w:t>đốt cháy “nhiên liệu”</w:t>
+      </w:r>
+      <w:r>
+        <w:t xml:space="preserve"> </w:t>
+      </w:r>
+      <w:r>
+        <w:t xml:space="preserve">vàng </w:t>
+      </w:r>
+      <w:r>
+        <w:t>này, ngân hàng phát hành 800,000 tiền giấy như dạng tín phiếu chưa phải tiền pháp định với bản vị pháp định và giữ lại 200,000 đồng tiền vàng trong ngân khố để người dân có thể đổi tiền giấy để rút đồng tiền vàng. Vai trò của tiền lưu thông (800,000 tiền giấy) hữu ích đến nỗi có ít người đổi tiền giấy để rút đồng tiền vàng nên 200,000 đồng tiền vàng</w:t>
+      </w:r>
+      <w:r>
+        <w:t xml:space="preserve"> đủ để bảo đảm bản vị. Sau một thời gian người dân hoàn toàn dùng 800,000 tiền giấy để trao đổi hàng hóa và tất nhiên ngân hàng thu hồi 800,000 đồng tiền vàng tương ứng với 800,000 tiền giấy lưu thông. </w:t>
+      </w:r>
+      <w:r>
+        <w:t>Lúc</w:t>
+      </w:r>
+      <w:r>
+        <w:t xml:space="preserve"> đó lượng 800,000 đồng tiền vàng </w:t>
+      </w:r>
+      <w:r>
+        <w:t xml:space="preserve">dôi dư </w:t>
+      </w:r>
+      <w:r>
+        <w:t>được đem ra nước ngoài để đầu tư như mua công cụ sản xuất, mua nguyên vật liệu, thậm chí cho vay để sản xuất nhiều của cải hơn</w:t>
+      </w:r>
+      <w:r>
+        <w:t xml:space="preserve">, đây là quá trình tích lũy vốn thông qua </w:t>
+      </w:r>
+      <w:r>
+        <w:t xml:space="preserve">vai trò </w:t>
+      </w:r>
+      <w:r>
+        <w:t xml:space="preserve">giải phóng nguồn lực </w:t>
+      </w:r>
+      <w:r>
+        <w:t xml:space="preserve">(đốt cháy “nhiên liệu” vàng) </w:t>
+      </w:r>
+      <w:r>
+        <w:t>của tiền lưu thông – tích lũy vốn trở lại với 800,000 đồng tiền vàng</w:t>
+      </w:r>
+      <w:r>
+        <w:t>. Như vậy 800,000 tiền giấy lưu thông giải phóng 800,000 đồng tiền vàng vì đồng tiền vàng còn là tài sản được chấp nhận ở nước ngoài</w:t>
+      </w:r>
+      <w:r>
+        <w:t xml:space="preserve"> trong khi tiền giấy chỉ có giá trị </w:t>
+      </w:r>
+      <w:r>
+        <w:t>trong một quốc gia</w:t>
+      </w:r>
+      <w:r>
+        <w:t xml:space="preserve">. Hơn nữa 800,000 tiền giấy lưu thông </w:t>
+      </w:r>
+      <w:r>
+        <w:t xml:space="preserve">nội tại </w:t>
+      </w:r>
+      <w:r>
+        <w:t xml:space="preserve">tương ứng với </w:t>
+      </w:r>
+      <w:r>
+        <w:t xml:space="preserve">1,000,000 </w:t>
+      </w:r>
+      <w:r>
+        <w:t xml:space="preserve">tổng thu nhập </w:t>
+      </w:r>
+      <w:r>
+        <w:t>xã hội</w:t>
+      </w:r>
+      <w:r>
+        <w:t xml:space="preserve"> </w:t>
+      </w:r>
+      <w:r>
+        <w:t>với tỉ lệ 4/5</w:t>
+      </w:r>
+      <w:r>
+        <w:t xml:space="preserve"> </w:t>
+      </w:r>
+      <w:r>
+        <w:t xml:space="preserve">= 800,000 / 1,000,000 </w:t>
+      </w:r>
+      <w:r>
+        <w:t xml:space="preserve">và giả sử </w:t>
+      </w:r>
+      <w:r>
+        <w:rPr>
+          <w:i/>
+        </w:rPr>
+        <w:t xml:space="preserve">tỉ lệ </w:t>
+      </w:r>
+      <w:r>
+        <w:rPr>
+          <w:i/>
+        </w:rPr>
+        <w:t>tương ứng tiền tệ</w:t>
+      </w:r>
+      <w:r>
+        <w:t xml:space="preserve"> </w:t>
+      </w:r>
+      <w:r>
+        <w:t xml:space="preserve">4/5 này </w:t>
       </w:r>
       <w:r>
         <w:lastRenderedPageBreak/>
-        <w:t xml:space="preserve">đồng tiền vàng cũng là tài sản </w:t>
-      </w:r>
-      <w:r>
-        <w:t xml:space="preserve">ở dạng tiềm năng cần được đốt cháy giải phóng năng lượng hữu ích – đúng nghĩa tài sản thực thụ </w:t>
-      </w:r>
-      <w:r>
-        <w:t xml:space="preserve">và để </w:t>
-      </w:r>
-      <w:r>
-        <w:t>đốt cháy “nhiên liệu”</w:t>
-      </w:r>
-      <w:r>
-        <w:t xml:space="preserve"> </w:t>
-      </w:r>
-      <w:r>
-        <w:t xml:space="preserve">vàng </w:t>
-      </w:r>
-      <w:r>
-        <w:t>này, ngân hàng phát hành 800,000 tiền giấy như dạng tín phiếu chưa phải tiền pháp định với bản vị pháp định và giữ lại 200,000 đồng tiền vàng trong ngân khố để người dân có thể đổi tiền giấy để rút đồng tiền vàng. Vai trò của tiền lưu thông (800,000 tiền giấy) hữu ích đến nỗi có ít người đổi tiền giấy để rút đồng tiền vàng nên 200,000 đồng tiền vàng</w:t>
-      </w:r>
-      <w:r>
-        <w:t xml:space="preserve"> đủ để bảo đảm bản vị. Sau một thời gian người dân hoàn toàn dùng 800,000 tiền giấy để trao đổi hàng hóa và tất nhiên ngân hàng thu hồi 800,000 đồng tiền vàng tương ứng với 800,000 tiền giấy lưu thông. </w:t>
-      </w:r>
-      <w:r>
-        <w:t>Lúc</w:t>
-      </w:r>
-      <w:r>
-        <w:t xml:space="preserve"> đó lượng 800,000 đồng tiền vàng </w:t>
-      </w:r>
-      <w:r>
-        <w:t xml:space="preserve">dôi dư </w:t>
-      </w:r>
-      <w:r>
-        <w:t>được đem ra nước ngoài để đầu tư như mua công cụ sản xuất, mua nguyên vật liệu, thậm chí cho vay để sản xuất nhiều của cải hơn</w:t>
-      </w:r>
-      <w:r>
-        <w:t xml:space="preserve">, đây là quá trình tích lũy vốn thông qua </w:t>
-      </w:r>
-      <w:r>
-        <w:t xml:space="preserve">vai trò </w:t>
-      </w:r>
-      <w:r>
-        <w:t xml:space="preserve">giải phóng nguồn lực </w:t>
-      </w:r>
-      <w:r>
-        <w:t xml:space="preserve">(đốt cháy “nhiên liệu” vàng) </w:t>
-      </w:r>
-      <w:r>
-        <w:t>của tiền lưu thông – tích lũy vốn trở lại với 800,000 đồng tiền vàng</w:t>
-      </w:r>
-      <w:r>
-        <w:t>. Như vậy 800,000 tiền giấy lưu thông giải phóng 800,000 đồng tiền vàng vì đồng tiền vàng còn là tài sản được chấp nhận ở nước ngoài</w:t>
-      </w:r>
-      <w:r>
-        <w:t xml:space="preserve"> trong khi tiền giấy chỉ có giá trị </w:t>
-      </w:r>
-      <w:r>
-        <w:t>trong một quốc gia</w:t>
-      </w:r>
-      <w:r>
-        <w:t xml:space="preserve">. Hơn nữa 800,000 tiền giấy lưu thông </w:t>
-      </w:r>
-      <w:r>
-        <w:t xml:space="preserve">nội tại </w:t>
-      </w:r>
-      <w:r>
-        <w:t xml:space="preserve">tương ứng với </w:t>
-      </w:r>
-      <w:r>
-        <w:t xml:space="preserve">1,000,000 </w:t>
-      </w:r>
-      <w:r>
-        <w:t xml:space="preserve">tổng thu nhập </w:t>
-      </w:r>
-      <w:r>
-        <w:t>xã hội</w:t>
-      </w:r>
-      <w:r>
-        <w:t xml:space="preserve"> </w:t>
-      </w:r>
-      <w:r>
-        <w:t>với tỉ lệ 4/5</w:t>
-      </w:r>
-      <w:r>
-        <w:t xml:space="preserve"> </w:t>
-      </w:r>
-      <w:r>
-        <w:t xml:space="preserve">= 800,000 / 1,000,000 </w:t>
-      </w:r>
-      <w:r>
-        <w:t xml:space="preserve">và giả sử </w:t>
-      </w:r>
-      <w:r>
-        <w:rPr>
-          <w:i/>
-        </w:rPr>
-        <w:t xml:space="preserve">tỉ lệ </w:t>
-      </w:r>
-      <w:r>
-        <w:rPr>
-          <w:i/>
-        </w:rPr>
-        <w:t>tương ứng tiền tệ</w:t>
-      </w:r>
-      <w:r>
-        <w:t xml:space="preserve"> </w:t>
-      </w:r>
-      <w:r>
-        <w:t xml:space="preserve">4/5 này vừa đủ, nếu tỉ lệ tiền giấy lớn hơn 4/5 là lạm phát và nhỏ hơn </w:t>
+        <w:t xml:space="preserve">vừa đủ, nếu tỉ lệ tiền giấy lớn hơn 4/5 là lạm phát </w:t>
+      </w:r>
+      <w:r>
+        <w:t xml:space="preserve">(cao) </w:t>
+      </w:r>
+      <w:r>
+        <w:t xml:space="preserve">và nhỏ hơn </w:t>
       </w:r>
       <w:r>
         <w:t>4</w:t>
@@ -16029,7 +19668,19 @@
         <w:t>/5 là giảm phát</w:t>
       </w:r>
       <w:r>
-        <w:t xml:space="preserve">. Ghi chú, Smith dùng thuật ngữ “sụt giảm giá trị tiền tệ” </w:t>
+        <w:t xml:space="preserve"> (thấp)</w:t>
+      </w:r>
+      <w:r>
+        <w:t xml:space="preserve">. </w:t>
+      </w:r>
+      <w:r>
+        <w:t>Tỉ lệ lạm phát trong trường hợp này, đơn giản là phần bù của tỉ lệ tương ứng tiền tệ</w:t>
+      </w:r>
+      <w:r>
+        <w:t xml:space="preserve"> tức 0.2 = 1/5 = 1 – 4/5, sẽ nhỏ hơn khoảng 10 lần trong nền kinh tế hiện nay tức 2% = 0.2/10. </w:t>
+      </w:r>
+      <w:r>
+        <w:t xml:space="preserve">Ghi chú, Smith dùng thuật ngữ “sụt giảm giá trị tiền tệ” </w:t>
       </w:r>
       <w:r>
         <w:t xml:space="preserve">khi </w:t>
@@ -16041,7 +19692,16 @@
         <w:t xml:space="preserve"> </w:t>
       </w:r>
       <w:r>
-        <w:t>Tiền giấy lưu thông nội tại tương ứng với tổng thu nhập theo một tỉ lệ nhỏ hơn 1, chứ không phải ngang bằng 1:1 vì lượng tiền lưu thông luôn nhỏ hơn tổng thu nhập do chuyển quyền sở hữu và sự thuận tiện.</w:t>
+        <w:t>Tiền giấy lưu thông nội tại tương ứng với tổng thu nhập theo một tỉ lệ nhỏ hơn 1, chứ không phải ngang bằng 1:1 vì lượng tiền lưu thông luôn nhỏ hơn tổng thu nhập do chuyển quyền sở hữu và sự thuận tiện</w:t>
+      </w:r>
+      <w:r>
+        <w:t>, nghĩa là luôn cần có lạm phát</w:t>
+      </w:r>
+      <w:r>
+        <w:t xml:space="preserve"> nhưng lạm phát phải nhỏ hơn tỉ lệ tăng trưởng tổng thu nhập và chỉ có lạm phát vừa đủ để giải phóng nguồn lực dôi dư thông qua vòng quay tiền thì tổng thu nhập mới tăng trưởng</w:t>
+      </w:r>
+      <w:r>
+        <w:t>.</w:t>
       </w:r>
       <w:r>
         <w:t xml:space="preserve"> Tuy nhiên khi đồng tiền vàng được thay bằng tiền pháp định, vấn đề trở nên phức tạp </w:t>
@@ -16062,19 +19722,52 @@
         <w:t>tiền pháp định là tỉ giá hối đoái.</w:t>
       </w:r>
       <w:r>
-        <w:t xml:space="preserve"> Nếu 800,000 tiền pháp định như tài sản đem đầu tư ra nước ngoài thì giá trị sẽ tăng hay giảm </w:t>
-      </w:r>
-      <w:r>
-        <w:t xml:space="preserve">tại nước ngoài (nước sở tại) </w:t>
-      </w:r>
-      <w:r>
-        <w:t xml:space="preserve">tùy theo tỉ giá hối đoái giữa </w:t>
-      </w:r>
-      <w:r>
-        <w:t xml:space="preserve">các </w:t>
-      </w:r>
-      <w:r>
-        <w:t>đồng tiền hai quốc gia</w:t>
+        <w:t xml:space="preserve"> </w:t>
+      </w:r>
+      <w:r>
+        <w:t xml:space="preserve">Do vậy tờ tiền vật lý 1$ có một giá trị riêng bởi một loạt hoạt động đầu tư tạo lợi nhuận sau đó và tiền pháp định có giá trị trao đổi là tỉ giá hối đoái dựa trên sức mạnh cứng của quốc gia. </w:t>
+      </w:r>
+      <w:r>
+        <w:t xml:space="preserve">Trong hệ thống tiền pháp định không có bản vị vàng nên lượng tài sản dôi dư tương ứng với 200,000 đồng tiền vàng, </w:t>
+      </w:r>
+      <w:r>
+        <w:t>tức</w:t>
+      </w:r>
+      <w:r>
+        <w:t xml:space="preserve"> 200,000 vốn, được đầu tư ra nước ngoài bằng mua tài sản hoặc cho vay tín dụng xuyên quốc gia và như thế ngân hàng ngoài việc đã phát hàng 800,000$ tiền pháp định, nay phải tung một lượng tiền pháp định mới 200,000$ để có thể thanh toán hay cho vay xuyên quốc gia và giá trị trao đổi của 200,000$ này</w:t>
+      </w:r>
+      <w:r>
+        <w:t xml:space="preserve"> </w:t>
+      </w:r>
+      <w:r>
+        <w:t xml:space="preserve">sẽ tăng hay giảm tại nước ngoài (nước sở tại) tùy theo tỉ giá hối đoái giữa các đồng tiền hai quốc gia. </w:t>
+      </w:r>
+      <w:r>
+        <w:t>L</w:t>
+      </w:r>
+      <w:r>
+        <w:t>ượng vốn dôi dư thời kim bản vị Smith (800,000) lớn hơn lượng vốn dôi dư với bản vị pháp định (200,000)</w:t>
+      </w:r>
+      <w:r>
+        <w:t xml:space="preserve"> vì thực chất việc phát hành tiền giấy thời Smith là hoạt động cho vay tín dụng, do đó tích lũy tài chính </w:t>
+      </w:r>
+      <w:r>
+        <w:t>chính là</w:t>
+      </w:r>
+      <w:r>
+        <w:t xml:space="preserve"> tích lũy kim loại quý </w:t>
+      </w:r>
+      <w:r>
+        <w:t>(800,000 đồng tiền v</w:t>
+      </w:r>
+      <w:r>
+        <w:t>àng</w:t>
+      </w:r>
+      <w:r>
+        <w:t xml:space="preserve">) </w:t>
+      </w:r>
+      <w:r>
+        <w:t>vào thế kỷ XVIII trở thành một luận điểm phát triển kinh tế</w:t>
       </w:r>
       <w:r>
         <w:t>.</w:t>
@@ -16083,19 +19776,109 @@
         <w:t xml:space="preserve"> </w:t>
       </w:r>
       <w:r>
-        <w:t>Quá trình phát hành tiền giấy không khác bao nhiêu hoạt động cho vay tín dụng của ngân hàng mà lợi nhuận của phát hành tiền giấy là lợi nhuận từ việc giải phóng nguồn vốn để đầ</w:t>
-      </w:r>
-      <w:r>
-        <w:t>u tư. D</w:t>
-      </w:r>
-      <w:r>
-        <w:t xml:space="preserve">o </w:t>
-      </w:r>
-      <w:r>
-        <w:t>vậy</w:t>
-      </w:r>
-      <w:r>
-        <w:t xml:space="preserve"> tờ tiền vật lý 1$ có một giá trị riêng bởi một loạt hoạt động đầu tư tạo lợi nhuận sau đó và tiền pháp định có giá trị trao đổi là tỉ giá hối đoái dựa trên sức mạnh cứng của quốc gia.</w:t>
+        <w:t>T</w:t>
+      </w:r>
+      <w:r>
+        <w:t>uy nhiên với bản vị pháp định, một mục tiêu quan trọng của phát hành 800,000$ tiền pháp định nhằm thúc đẩy hoạt động sản xuất mặc dù việc phát hành tiền pháp định cũng có ý nghĩa cho vay tín dụng. Vì vậy tích lũy vốn của nền kinh tế hiện đại không phải loại trừ mà là vượt qua tích lũy tài chính mà mục tiêu cuối cùng là nâng cao vượt mức trình độ sản xuất</w:t>
+      </w:r>
+      <w:r>
+        <w:t>, tích lũy vốn tương ứng tích lũy trình độ sản xuất</w:t>
+      </w:r>
+      <w:r>
+        <w:t>.</w:t>
+      </w:r>
+      <w:r>
+        <w:t xml:space="preserve"> </w:t>
+      </w:r>
+      <w:r>
+        <w:t>Bất luận thế nào, với bản vị vàng hay bản vị pháp định, q</w:t>
+      </w:r>
+      <w:r>
+        <w:t>uá trình phát hành tiền giấy không khác bao nhiêu hoạt động cho vay tín dụng của ngân hàng mà lợi nhuận của phát hành tiền giấy là lợi nhuận từ việc giải phóng nguồn vốn để đầ</w:t>
+      </w:r>
+      <w:r>
+        <w:t xml:space="preserve">u tư. </w:t>
+      </w:r>
+      <w:r>
+        <w:t xml:space="preserve">Với bản vị vàng khi tiền giấy song hành đồng tiền hàng thì 200,000 đồng tiền vàng trong ngân hàng có vai trò như </w:t>
+      </w:r>
+      <w:r>
+        <w:rPr>
+          <w:i/>
+        </w:rPr>
+        <w:t>dự trữ bắt buộc</w:t>
+      </w:r>
+      <w:r>
+        <w:t xml:space="preserve"> (required reserves) trong hoạt động cho vay tín dụng của </w:t>
+      </w:r>
+      <w:r>
+        <w:rPr>
+          <w:i/>
+        </w:rPr>
+        <w:t>ngân hàng thương mại</w:t>
+      </w:r>
+      <w:r>
+        <w:t xml:space="preserve"> </w:t>
+      </w:r>
+      <w:r>
+        <w:t xml:space="preserve">(commercial bank) </w:t>
+      </w:r>
+      <w:r>
+        <w:t xml:space="preserve">ngày nay, theo đó ngân hàng thương mại phải giữa lại một lượng tiền được gọi là dự trữ bắt buộc theo một tỉ lệ được gọi là </w:t>
+      </w:r>
+      <w:r>
+        <w:rPr>
+          <w:i/>
+        </w:rPr>
+        <w:t>tỉ lệ dự trữ bắt buộc</w:t>
+      </w:r>
+      <w:r>
+        <w:t xml:space="preserve"> </w:t>
+      </w:r>
+      <w:r>
+        <w:t>(</w:t>
+      </w:r>
+      <w:r>
+        <w:t>reserve requirement rate</w:t>
+      </w:r>
+      <w:r>
+        <w:t xml:space="preserve">) </w:t>
+      </w:r>
+      <w:r>
+        <w:t xml:space="preserve">được quy định bởi </w:t>
+      </w:r>
+      <w:r>
+        <w:rPr>
+          <w:i/>
+        </w:rPr>
+        <w:t>ngân hàng trung ương</w:t>
+      </w:r>
+      <w:r>
+        <w:t xml:space="preserve"> (central bank</w:t>
+      </w:r>
+      <w:r>
+        <w:t>, state bank</w:t>
+      </w:r>
+      <w:r>
+        <w:t>)</w:t>
+      </w:r>
+      <w:r>
+        <w:t xml:space="preserve">. </w:t>
+      </w:r>
+      <w:r>
+        <w:t xml:space="preserve">Vòng quay của tiền pháp định nhanh hơn tiền giấy bản vị vàng nên lượng tiền cần tung ra thị trường của bản vị pháp định có tỉ lệ thấp hơn bản vị vàng, theo ngữ nghĩa tuyến tính thì lạm phát bản vị pháp định cao hơn </w:t>
+      </w:r>
+      <w:r>
+        <w:t>lạm phát</w:t>
+      </w:r>
+      <w:r>
+        <w:t xml:space="preserve"> bản vị vàng nhưng </w:t>
+      </w:r>
+      <w:r>
+        <w:t xml:space="preserve">kỳ </w:t>
+      </w:r>
+      <w:r>
+        <w:t>thực lạm phát chỉ có ý nghĩa tương đối giữa hai thời điểm khác nhau.</w:t>
       </w:r>
     </w:p>
     <w:p>
@@ -16115,7 +19898,13 @@
         <w:t xml:space="preserve">khiến ngân hàng cạn kiệt khả năng thanh toán vàng hoặc </w:t>
       </w:r>
       <w:r>
-        <w:t xml:space="preserve">buộc phải vay nguồn vốn khác để mua vàng và việc trả lãi làm suy giảm nguồn vốn quốc gia (Google 2026), 2) hàng hóa tự động cần nhiều tiền hơn để trao đổi một cách tự nhiên do lượng </w:t>
+        <w:t>buộc phải vay nguồn vốn khác để mua vàng và việc trả lãi làm suy giảm nguồn vốn quốc gia (</w:t>
+      </w:r>
+      <w:r>
+        <w:t>Google AI 2026</w:t>
+      </w:r>
+      <w:r>
+        <w:t xml:space="preserve">), 2) hàng hóa tự động cần nhiều tiền hơn để trao đổi một cách tự nhiên do lượng </w:t>
       </w:r>
       <w:r>
         <w:t xml:space="preserve">tiền giấy </w:t>
@@ -16130,16 +19919,37 @@
         <w:t xml:space="preserve">giấy </w:t>
       </w:r>
       <w:r>
-        <w:t xml:space="preserve">dôi dư trào ra không thể tiêu thụ ra nước ngoài nên tự động đẩy một lượng </w:t>
+        <w:t xml:space="preserve">dôi dư trào ra không thể tiêu thụ </w:t>
+      </w:r>
+      <w:r>
+        <w:t>ở</w:t>
+      </w:r>
+      <w:r>
+        <w:t xml:space="preserve"> nước ngoài nên tự động đẩy một lượng </w:t>
       </w:r>
       <w:r>
         <w:t xml:space="preserve">tài sản </w:t>
       </w:r>
       <w:r>
-        <w:t>vàng ra nước ngoài mà không tạo ra gia trị gia tăng như đầu tư</w:t>
-      </w:r>
-      <w:r>
-        <w:t xml:space="preserve"> (Google 2026)</w:t>
+        <w:t>(</w:t>
+      </w:r>
+      <w:r>
+        <w:t>vàng</w:t>
+      </w:r>
+      <w:r>
+        <w:t>)</w:t>
+      </w:r>
+      <w:r>
+        <w:t xml:space="preserve"> ra nước ngoài mà không tạo ra gia trị gia tăng như đầu tư</w:t>
+      </w:r>
+      <w:r>
+        <w:t xml:space="preserve"> (</w:t>
+      </w:r>
+      <w:r>
+        <w:t>Google AI 2026</w:t>
+      </w:r>
+      <w:r>
+        <w:t>)</w:t>
       </w:r>
       <w:r>
         <w:t>.</w:t>
@@ -16151,13 +19961,100 @@
         <w:t>Smith đề ra nguyên tắc vàng để kềm chế lạm phát tức kềm chế sự sụt giảm giá trị tiền tệ vào thời của ông như sau “lượng tiền giấy phát hành không vượt quá lượng tiền đồng vàng cần thiết để lưu thông”</w:t>
       </w:r>
       <w:r>
-        <w:t xml:space="preserve"> (Google 2026)</w:t>
+        <w:t xml:space="preserve"> (</w:t>
+      </w:r>
+      <w:r>
+        <w:t>Google AI 2026</w:t>
+      </w:r>
+      <w:r>
+        <w:t>)</w:t>
       </w:r>
       <w:r>
         <w:t>, theo ví dụ trên thì lượng tiền giấy không vượt quá 800,000 cần thiết để lưu thông.</w:t>
       </w:r>
       <w:r>
-        <w:t xml:space="preserve"> Ngày nay với hệ thống tiền tệ pháp định, tỉ lệ lạm phát thay cho tỉ lệ tương ứng tiền tệ và tỉ lệ lạm phát được xác định bằng phần trăm chênh lệch giữa giá của hai giỏ hàng vào hai thời điểm với </w:t>
+        <w:t xml:space="preserve"> </w:t>
+      </w:r>
+      <w:r>
+        <w:t xml:space="preserve">Nếu lượng tiền giấy vượt mức như 900,000 thì số lượng thừa 100,000 = 900,000 – 8000,000 sẽ quay trở lại </w:t>
+      </w:r>
+      <w:r>
+        <w:lastRenderedPageBreak/>
+        <w:t xml:space="preserve">ngân hàng do người dân có xu hướng đến ngân hàng đổi tiền giấy thừa để lấy đồng tiền vàng nên buộc ngân hàng phải gánh giữ </w:t>
+      </w:r>
+      <w:r>
+        <w:t xml:space="preserve">thêm </w:t>
+      </w:r>
+      <w:r>
+        <w:t xml:space="preserve">một lượng </w:t>
+      </w:r>
+      <w:r>
+        <w:t xml:space="preserve">100,000 </w:t>
+      </w:r>
+      <w:r>
+        <w:t>đồng tiền vàng tương đương</w:t>
+      </w:r>
+      <w:r>
+        <w:t xml:space="preserve"> cộng với 200,000 đồng tiền vàng trước đó</w:t>
+      </w:r>
+      <w:r>
+        <w:t>,</w:t>
+      </w:r>
+      <w:r>
+        <w:t xml:space="preserve"> gây ra hậu quả không thể đầu tư </w:t>
+      </w:r>
+      <w:r>
+        <w:t>3</w:t>
+      </w:r>
+      <w:r>
+        <w:t xml:space="preserve">00,000 </w:t>
+      </w:r>
+      <w:r>
+        <w:t xml:space="preserve">= 200,000 + 100,000 </w:t>
+      </w:r>
+      <w:r>
+        <w:t xml:space="preserve">đồng tiền vàng </w:t>
+      </w:r>
+      <w:r>
+        <w:t xml:space="preserve">để sinh lợi </w:t>
+      </w:r>
+      <w:r>
+        <w:t>cũng như hậu quả của chi phí phát sinh như đúc đồng tiền vàng</w:t>
+      </w:r>
+      <w:r>
+        <w:t xml:space="preserve"> </w:t>
+      </w:r>
+      <w:sdt>
+        <w:sdtPr>
+          <w:id w:val="227965254"/>
+          <w:citation/>
+        </w:sdtPr>
+        <w:sdtContent>
+          <w:r>
+            <w:fldChar w:fldCharType="begin"/>
+          </w:r>
+          <w:r>
+            <w:instrText xml:space="preserve">CITATION Smith1776Wealth \p 223 \l 1033 </w:instrText>
+          </w:r>
+          <w:r>
+            <w:fldChar w:fldCharType="separate"/>
+          </w:r>
+          <w:r>
+            <w:rPr>
+              <w:noProof/>
+            </w:rPr>
+            <w:t>(Smith, 1776, p. 223)</w:t>
+          </w:r>
+          <w:r>
+            <w:fldChar w:fldCharType="end"/>
+          </w:r>
+        </w:sdtContent>
+      </w:sdt>
+      <w:r>
+        <w:t xml:space="preserve">. </w:t>
+      </w:r>
+      <w:r>
+        <w:t xml:space="preserve">Ngày nay với hệ thống tiền tệ pháp định, tỉ lệ lạm phát thay cho tỉ lệ tương ứng tiền tệ và tỉ lệ lạm phát được xác định bằng phần trăm chênh lệch giữa giá của hai giỏ hàng vào hai thời điểm với </w:t>
       </w:r>
       <w:r>
         <w:rPr>
@@ -16202,7 +20099,13 @@
         <w:t>CPI) dựa trên sức mua và sự tương ứng giữa tiền và hàng hóa/dịch vụ</w:t>
       </w:r>
       <w:r>
-        <w:t xml:space="preserve"> (Google 2026)</w:t>
+        <w:t xml:space="preserve"> (</w:t>
+      </w:r>
+      <w:r>
+        <w:t>Google AI 2026</w:t>
+      </w:r>
+      <w:r>
+        <w:t>)</w:t>
       </w:r>
       <w:r>
         <w:t>.</w:t>
@@ -16274,7 +20177,10 @@
         <w:t>M</w:t>
       </w:r>
       <w:r>
-        <w:t xml:space="preserve"> là lượng cung tiền do ngân hàng trung ương in</w:t>
+        <w:t xml:space="preserve"> là lượng cung tiền do ngân hàng trung ương </w:t>
+      </w:r>
+      <w:r>
+        <w:t>phát hành</w:t>
       </w:r>
       <w:r>
         <w:t xml:space="preserve"> và điều chỉnh</w:t>
@@ -16367,11 +20273,13 @@
         <w:t>giá tiền trung bình của mỗi mặt hàng trong giỏ hàng</w:t>
       </w:r>
       <w:r>
-        <w:t xml:space="preserve">. Lượng cung tiền được xác định bằng tác vụ in tiền của ngân hàng và </w:t>
-      </w:r>
-      <w:r>
-        <w:lastRenderedPageBreak/>
-        <w:t xml:space="preserve">lượng cung này cũng được điều chỉnh bằng những công cụ tài chính như lãi suất, nghiệp vụ ngân hàng </w:t>
+        <w:t xml:space="preserve">. Lượng cung tiền được xác định bằng tác vụ </w:t>
+      </w:r>
+      <w:r>
+        <w:t>phát hành tiền</w:t>
+      </w:r>
+      <w:r>
+        <w:t xml:space="preserve"> của ngân hàng và lượng cung này cũng được điều chỉnh bằng những công cụ tài chính như lãi suất, nghiệp vụ ngân hàng </w:t>
       </w:r>
       <w:proofErr w:type="gramStart"/>
       <w:r>
@@ -17056,7 +20964,34 @@
         <w:t>ba</w:t>
       </w:r>
       <w:r>
-        <w:t xml:space="preserve"> lý do sau: 1) kích thích người dân tiêu dùng vì tiền mặt sẽ mất giá trong một khoảng thời gian</w:t>
+        <w:t xml:space="preserve"> lý do sau: 1) kích thích người dân tiêu dùng </w:t>
+      </w:r>
+      <w:r>
+        <w:t xml:space="preserve">cũng như thúc ép tăng lương người lao động </w:t>
+      </w:r>
+      <w:r>
+        <w:t>vì tiền sẽ mất giá trong một khoảng thời gian</w:t>
+      </w:r>
+      <w:r>
+        <w:t xml:space="preserve"> và tiêu dùng </w:t>
+      </w:r>
+      <w:r>
+        <w:t>&amp;</w:t>
+      </w:r>
+      <w:r>
+        <w:t xml:space="preserve"> tiền công đều đóng góp lớn vào </w:t>
+      </w:r>
+      <w:r>
+        <w:t>tổng thu nhập</w:t>
+      </w:r>
+      <w:r>
+        <w:t xml:space="preserve"> (</w:t>
+      </w:r>
+      <w:r>
+        <w:t>Google AI 2026</w:t>
+      </w:r>
+      <w:r>
+        <w:t>)</w:t>
       </w:r>
       <w:r>
         <w:t>,</w:t>
@@ -17071,7 +21006,13 @@
         <w:t>tỉ lệ lạm phát</w:t>
       </w:r>
       <w:r>
-        <w:t xml:space="preserve"> (Google 2026)</w:t>
+        <w:t xml:space="preserve"> (</w:t>
+      </w:r>
+      <w:r>
+        <w:t>Google AI 2026</w:t>
+      </w:r>
+      <w:r>
+        <w:t>)</w:t>
       </w:r>
       <w:r>
         <w:t>, và 3) tỉ lệ lạm phát 0 tức tương ứng 1:1 giữa tổng thu nhập và tiền lưu thông không thể kích phát nguồn lực dôi dư vào đầu tư</w:t>
@@ -17214,7 +21155,11 @@
         <w:t xml:space="preserve"> GDP danh nghĩa không quan tâm đến lạm phát. </w:t>
       </w:r>
       <w:r>
-        <w:t xml:space="preserve">Lưu ý, tích </w:t>
+        <w:t xml:space="preserve">Lưu ý, </w:t>
+      </w:r>
+      <w:r>
+        <w:lastRenderedPageBreak/>
+        <w:t xml:space="preserve">tích </w:t>
       </w:r>
       <w:r>
         <w:rPr>
@@ -17232,18 +21177,19 @@
         <w:t>Q</w:t>
       </w:r>
       <w:r>
-        <w:t xml:space="preserve"> </w:t>
-      </w:r>
-      <w:r>
-        <w:t xml:space="preserve">là tổng thu nhập Smith hay thu nhập ròng Smith được lượng giá tương đương với GDP danh nghĩa. </w:t>
-      </w:r>
-      <w:proofErr w:type="gramStart"/>
-      <w:r>
-        <w:t>Tuy</w:t>
-      </w:r>
-      <w:proofErr w:type="gramEnd"/>
-      <w:r>
-        <w:t xml:space="preserve"> nhiên với GDP thực </w:t>
+        <w:t xml:space="preserve"> là tổng thu nhập Smith hay thu nhập ròng Smith được lượng giá tương đương với GDP danh nghĩa</w:t>
+      </w:r>
+      <w:r>
+        <w:t xml:space="preserve"> nhưng thực chất tổng thu nhập Smith nhỏ hơn GDP danh nghĩa lẫn GDP thực</w:t>
+      </w:r>
+      <w:r>
+        <w:t xml:space="preserve">. </w:t>
+      </w:r>
+      <w:r>
+        <w:t>V</w:t>
+      </w:r>
+      <w:r>
+        <w:t xml:space="preserve">ới GDP thực </w:t>
       </w:r>
       <w:r>
         <w:t>thì</w:t>
@@ -17285,10 +21231,22 @@
         <w:t>Q</w:t>
       </w:r>
       <w:r>
-        <w:t xml:space="preserve"> năm nay, nên quan tâm đến lạm phát</w:t>
-      </w:r>
-      <w:r>
-        <w:t xml:space="preserve"> (Google 2026)</w:t>
+        <w:t xml:space="preserve"> năm nay, nên </w:t>
+      </w:r>
+      <w:r>
+        <w:t xml:space="preserve">GDP thực </w:t>
+      </w:r>
+      <w:r>
+        <w:t>quan tâm đến lạm phát</w:t>
+      </w:r>
+      <w:r>
+        <w:t xml:space="preserve"> (</w:t>
+      </w:r>
+      <w:r>
+        <w:t>Google AI 2026</w:t>
+      </w:r>
+      <w:r>
+        <w:t>)</w:t>
       </w:r>
       <w:r>
         <w:t xml:space="preserve">. Tỉ số giữa GDP danh nghĩa và GDP thực được gọi là </w:t>
@@ -17324,7 +21282,13 @@
         <w:t xml:space="preserve"> chứ không phải do sản xuất tăng</w:t>
       </w:r>
       <w:r>
-        <w:t xml:space="preserve"> (Google 2026)</w:t>
+        <w:t xml:space="preserve"> (</w:t>
+      </w:r>
+      <w:r>
+        <w:t>Google AI 2026</w:t>
+      </w:r>
+      <w:r>
+        <w:t>)</w:t>
       </w:r>
       <w:r>
         <w:t>. Như vậy ta có hai cách hiểu tương đương về lạm phát: 1) lạm phát là lượng tiền lưu thông nhiều hơn lượng hàng hóa trên thị trường, một cách chính xác, lượng tiền lưu thông quá mức cần thiết để hàng hóa trên thị trường trao đổi, 2)</w:t>
@@ -17333,13 +21297,37 @@
         <w:t xml:space="preserve"> lạm phát là hiện tượng mà mức giá chung của hàng hóa dịch vụ tăng lên</w:t>
       </w:r>
       <w:r>
-        <w:t xml:space="preserve"> liên tục, kéo theo sụt giảm sức mua của đồng tiền (sự sụt giảm giá trị tiền tệ) (Google 2026). </w:t>
+        <w:t xml:space="preserve"> liên tục, kéo theo sụt giảm sức mua của đồng tiền (sự sụt giảm giá trị tiền tệ) (</w:t>
+      </w:r>
+      <w:r>
+        <w:t>Google AI 2026</w:t>
+      </w:r>
+      <w:r>
+        <w:t xml:space="preserve">). </w:t>
       </w:r>
       <w:r>
         <w:t xml:space="preserve">Hai cách hiểu này tương đương vì giá cả tăng vọt đòi hỏi lượng tiền lưu thông nhiều hơn cần thiết. </w:t>
       </w:r>
       <w:r>
-        <w:t>Có ba nguyên nhân chính dẫn đến lạm phát: 1) lạm phát do cầu kéo cầu vượt quá cung khiến giá cả leo thang, 2) lạm phát do chi phí đẩy do chi phí nguyên vật liệu tăng thường khi khan hiếm khiến doanh nghiệp tăng giá sản phẩm, 3) lượng tiền tung ra thị trường nhiều hơn nhu cầu.</w:t>
+        <w:t xml:space="preserve">Có ba nguyên nhân chính dẫn đến lạm phát: 1) lạm phát do cầu kéo </w:t>
+      </w:r>
+      <w:r>
+        <w:t xml:space="preserve">tức </w:t>
+      </w:r>
+      <w:r>
+        <w:t xml:space="preserve">cầu vượt quá cung khiến giá cả leo thang, 2) lạm phát do chi phí đẩy </w:t>
+      </w:r>
+      <w:r>
+        <w:t>khi</w:t>
+      </w:r>
+      <w:r>
+        <w:t xml:space="preserve"> chi phí nguyên vật liệu tăng thường </w:t>
+      </w:r>
+      <w:r>
+        <w:t>lúc</w:t>
+      </w:r>
+      <w:r>
+        <w:t xml:space="preserve"> khan hiếm khiến doanh nghiệp tăng giá sản phẩm, 3) lượng tiền tung ra thị trường nhiều hơn nhu cầu.</w:t>
       </w:r>
       <w:r>
         <w:t xml:space="preserve"> </w:t>
@@ -17444,11 +21432,7 @@
         <w:t>phương pháp chi tiêu</w:t>
       </w:r>
       <w:r>
-        <w:t xml:space="preserve"> </w:t>
-      </w:r>
-      <w:r>
-        <w:lastRenderedPageBreak/>
-        <w:t>với sự khác biệt nhỏ rằng GDP danh nghĩa dùng giá tại thời điểm hiện hành và GDP thực dùng giá tại thời điểm gốc trước đó.</w:t>
+        <w:t xml:space="preserve"> với sự khác biệt nhỏ rằng GDP danh nghĩa dùng giá tại thời điểm hiện hành và GDP thực dùng giá tại thời điểm gốc trước đó.</w:t>
       </w:r>
       <w:r>
         <w:t xml:space="preserve"> </w:t>
@@ -17532,10 +21516,52 @@
         <w:rPr>
           <w:vertAlign w:val="subscript"/>
         </w:rPr>
+        <w:t>2</w:t>
+      </w:r>
+      <w:r>
+        <w:t xml:space="preserve"> / </w:t>
+      </w:r>
+      <w:r>
+        <w:rPr>
+          <w:i/>
+        </w:rPr>
+        <w:t>P</w:t>
+      </w:r>
+      <w:r>
+        <w:rPr>
+          <w:vertAlign w:val="subscript"/>
+        </w:rPr>
         <w:t>1</w:t>
       </w:r>
       <w:r>
-        <w:t xml:space="preserve"> / </w:t>
+        <w:t>, chỉ số lạm phát = (CPI năm</w:t>
+      </w:r>
+      <w:r>
+        <w:t xml:space="preserve"> nay </w:t>
+      </w:r>
+      <w:r>
+        <w:t xml:space="preserve">– </w:t>
+      </w:r>
+      <w:r>
+        <w:t>CPI năm gốc</w:t>
+      </w:r>
+      <w:r>
+        <w:t xml:space="preserve">) / </w:t>
+      </w:r>
+      <w:r>
+        <w:t>CPI năm gốc</w:t>
+      </w:r>
+      <w:r>
+        <w:t xml:space="preserve">, </w:t>
+      </w:r>
+      <w:r>
+        <w:t xml:space="preserve">và </w:t>
+      </w:r>
+      <w:r>
+        <w:t xml:space="preserve">mức giá chung </w:t>
+      </w:r>
+      <w:r>
+        <w:t xml:space="preserve">năm nay </w:t>
       </w:r>
       <w:r>
         <w:rPr>
@@ -17544,111 +21570,21 @@
         <w:t>P</w:t>
       </w:r>
       <w:r>
+        <w:t xml:space="preserve"> = </w:t>
+      </w:r>
+      <w:r>
+        <w:rPr>
+          <w:i/>
+        </w:rPr>
+        <w:t>P</w:t>
+      </w:r>
+      <w:r>
         <w:rPr>
           <w:vertAlign w:val="subscript"/>
         </w:rPr>
         <w:t>2</w:t>
       </w:r>
       <w:r>
-        <w:t>, chỉ số lạm phát = (CPI năm</w:t>
-      </w:r>
-      <w:r>
-        <w:t xml:space="preserve"> nay </w:t>
-      </w:r>
-      <w:r>
-        <w:t xml:space="preserve">– </w:t>
-      </w:r>
-      <w:r>
-        <w:t>CPI năm gốc</w:t>
-      </w:r>
-      <w:r>
-        <w:t xml:space="preserve">) / </w:t>
-      </w:r>
-      <w:r>
-        <w:t>CPI năm gốc</w:t>
-      </w:r>
-      <w:r>
-        <w:t xml:space="preserve"> = (</w:t>
-      </w:r>
-      <w:r>
-        <w:rPr>
-          <w:i/>
-        </w:rPr>
-        <w:t>P</w:t>
-      </w:r>
-      <w:r>
-        <w:rPr>
-          <w:vertAlign w:val="subscript"/>
-        </w:rPr>
-        <w:t>2</w:t>
-      </w:r>
-      <w:r>
-        <w:t xml:space="preserve"> – </w:t>
-      </w:r>
-      <w:r>
-        <w:rPr>
-          <w:i/>
-        </w:rPr>
-        <w:t>P</w:t>
-      </w:r>
-      <w:r>
-        <w:rPr>
-          <w:vertAlign w:val="subscript"/>
-        </w:rPr>
-        <w:t>1</w:t>
-      </w:r>
-      <w:r>
-        <w:t xml:space="preserve">) / </w:t>
-      </w:r>
-      <w:r>
-        <w:rPr>
-          <w:i/>
-        </w:rPr>
-        <w:t>P</w:t>
-      </w:r>
-      <w:r>
-        <w:rPr>
-          <w:vertAlign w:val="subscript"/>
-        </w:rPr>
-        <w:t>1</w:t>
-      </w:r>
-      <w:r>
-        <w:t xml:space="preserve">, </w:t>
-      </w:r>
-      <w:r>
-        <w:t xml:space="preserve">và </w:t>
-      </w:r>
-      <w:r>
-        <w:t xml:space="preserve">mức giá chung </w:t>
-      </w:r>
-      <w:r>
-        <w:t xml:space="preserve">năm nay </w:t>
-      </w:r>
-      <w:r>
-        <w:t>(</w:t>
-      </w:r>
-      <w:r>
-        <w:rPr>
-          <w:i/>
-        </w:rPr>
-        <w:t>P</w:t>
-      </w:r>
-      <w:r>
-        <w:t xml:space="preserve">) = </w:t>
-      </w:r>
-      <w:r>
-        <w:rPr>
-          <w:i/>
-        </w:rPr>
-        <w:t>P</w:t>
-      </w:r>
-      <w:r>
-        <w:rPr>
-          <w:vertAlign w:val="subscript"/>
-        </w:rPr>
-        <w:t>2</w:t>
-      </w:r>
-      <w:r>
         <w:t>/</w:t>
       </w:r>
       <w:r>
@@ -17660,26 +21596,85 @@
       <w:r>
         <w:t>.</w:t>
       </w:r>
-    </w:p>
-    <w:p/>
-    <w:p>
-      <w:bookmarkStart w:id="8" w:name="_GoBack"/>
-      <w:bookmarkEnd w:id="8"/>
     </w:p>
     <w:p>
       <w:pPr>
-        <w:pStyle w:val="Heading1"/>
+        <w:ind w:firstLine="360"/>
       </w:pPr>
-      <w:bookmarkStart w:id="9" w:name="_Toc208604149"/>
-      <w:r>
-        <w:t>Thay lời kết</w:t>
-      </w:r>
-      <w:bookmarkEnd w:id="9"/>
+      <w:r>
+        <w:t>Bây giờ ta đã rõ phát hành tiền giấy bản vị vàng thời Smith rất gần hoạt động cho vay tín dụng của ngân hàng thương mại</w:t>
+      </w:r>
+      <w:r>
+        <w:t xml:space="preserve"> ngày nay</w:t>
+      </w:r>
+      <w:r>
+        <w:t xml:space="preserve">, giả sử quy ước một lượng tiền giấy </w:t>
+      </w:r>
+      <w:r>
+        <w:t>trở thành</w:t>
+      </w:r>
+      <w:r>
+        <w:t xml:space="preserve"> một khoản tín dụng (khoản vốn) mà ngân hàng cho nhà tư bản vay kinh doanh để ta có thể phân tích ánh xạ giữa nguyên tắc vàng Smith </w:t>
+      </w:r>
+      <w:r>
+        <w:t xml:space="preserve">“lượng tiền giấy phát hành không vượt quá lượng tiền đồng vàng cần thiết để lưu thông” </w:t>
+      </w:r>
+      <w:r>
+        <w:t>với lượng tín dụng vừa đủ mà ngân hàng tung ra thị trường.</w:t>
+      </w:r>
+      <w:r>
+        <w:t xml:space="preserve"> Lưu ý, </w:t>
+      </w:r>
+      <w:r>
+        <w:t xml:space="preserve">theo </w:t>
+      </w:r>
+      <w:r>
+        <w:t xml:space="preserve">quan điểm của Smith trong tác phẩm “Của Cải Của Các Quốc Gia”, vốn luôn đi đôi với của cải </w:t>
+      </w:r>
+      <w:r>
+        <w:t>(vì tiền giấy với lệnh phiếu, tín phiếu phải có đồng tiền vàng</w:t>
+      </w:r>
+      <w:r>
+        <w:t>/bạc</w:t>
+      </w:r>
+      <w:r>
+        <w:t xml:space="preserve"> bản vị) </w:t>
+      </w:r>
+      <w:r>
+        <w:t>nhưng trong bài nghiên cứu này, vốn đồng nhất với của cải là ánh sáng trắng tổng hợp</w:t>
+      </w:r>
+      <w:r>
+        <w:t xml:space="preserve"> </w:t>
+      </w:r>
+      <w:r>
+        <w:t>nhiều ánh sáng màu ở những bước sóng khác nhau như hàng hóa, lượng tiền, lượng lao động, lượng thỏa mãn, trình độ sản xuất…</w:t>
+      </w:r>
+      <w:r>
+        <w:t xml:space="preserve"> Một ví dụ rằng với hệ thống tiền pháp định với bản vị trừu tượng như pháp luật và sức mạnh cứng quốc gia, gần như nung chảy của cải vào vốn (tiền tệ).</w:t>
+      </w:r>
+      <w:r>
+        <w:t xml:space="preserve"> Ghi chú, tiền giấy, lệnh phiếu, tín phiếu vào thời Smith tương đương với khoản tín dụng mà ngân hàng thương mại ngày nay cho vay</w:t>
+      </w:r>
+      <w:r>
+        <w:t>, trong đó lệnh phiếu và tín phiếu có lãi suất cho vay.</w:t>
+      </w:r>
     </w:p>
     <w:p/>
     <w:p/>
     <w:p>
       <w:pPr>
+        <w:pStyle w:val="Heading1"/>
+      </w:pPr>
+      <w:bookmarkStart w:id="6" w:name="_Toc208604149"/>
+      <w:r>
+        <w:t>Thay lời kết</w:t>
+      </w:r>
+      <w:bookmarkEnd w:id="6"/>
+    </w:p>
+    <w:p/>
+    <w:p/>
+    <w:p>
+      <w:pPr>
         <w:rPr>
           <w:b/>
           <w:sz w:val="28"/>
@@ -17746,7 +21741,14 @@
         <w:rPr>
           <w:noProof/>
         </w:rPr>
-        <w:t xml:space="preserve"> (H. T. Đỗ, T. P. Trần, Eds., &amp; H. T. Đỗ, Trans.) Hanoi, Vietnam (1997): Vietnam Education Publishing House. Retrieved from https://www.scribd.com/document/633319064/Cua-Cai-Cua-Cac-Dan-Toc-Adam-Smith</w:t>
+        <w:t xml:space="preserve"> (H. T. Đỗ, T. P. Trần, Eds., &amp; H. T. Đỗ, Trans.) Hanoi, Vietnam (1997): Vietnam Education Publishing House. Retrieved from </w:t>
+      </w:r>
+      <w:r>
+        <w:rPr>
+          <w:noProof/>
+        </w:rPr>
+        <w:lastRenderedPageBreak/>
+        <w:t>https://www.scribd.com/document/633319064/Cua-Cai-Cua-Cac-Dan-Toc-Adam-Smith</w:t>
       </w:r>
     </w:p>
     <w:p>
@@ -18249,7 +22251,7 @@
     </w:sdt>
     <w:p/>
     <w:sectPr>
-      <w:footerReference w:type="default" r:id="rId9"/>
+      <w:footerReference w:type="default" r:id="rId7"/>
       <w:pgSz w:w="11906" w:h="16838" w:code="9"/>
       <w:pgMar w:top="1440" w:right="1440" w:bottom="1440" w:left="1440" w:header="720" w:footer="720" w:gutter="0"/>
       <w:cols w:space="720"/>
@@ -18257,67 +22259,6 @@
     </w:sectPr>
   </w:body>
 </w:document>
-</file>
-
-<file path=word/comments.xml><?xml version="1.0" encoding="utf-8"?>
-<w:comments xmlns:wpc="http://schemas.microsoft.com/office/word/2010/wordprocessingCanvas" xmlns:cx="http://schemas.microsoft.com/office/drawing/2014/chartex" xmlns:mc="http://schemas.openxmlformats.org/markup-compatibility/2006" xmlns:o="urn:schemas-microsoft-com:office:office" xmlns:r="http://schemas.openxmlformats.org/officeDocument/2006/relationships" xmlns:m="http://schemas.openxmlformats.org/officeDocument/2006/math" xmlns:v="urn:schemas-microsoft-com:vml" xmlns:wp14="http://schemas.microsoft.com/office/word/2010/wordprocessingDrawing" xmlns:wp="http://schemas.openxmlformats.org/drawingml/2006/wordprocessingDrawing" xmlns:w10="urn:schemas-microsoft-com:office:word" xmlns:w="http://schemas.openxmlformats.org/wordprocessingml/2006/main" xmlns:w14="http://schemas.microsoft.com/office/word/2010/wordml" xmlns:w15="http://schemas.microsoft.com/office/word/2012/wordml" xmlns:w16se="http://schemas.microsoft.com/office/word/2015/wordml/symex" xmlns:wpg="http://schemas.microsoft.com/office/word/2010/wordprocessingGroup" xmlns:wpi="http://schemas.microsoft.com/office/word/2010/wordprocessingInk" xmlns:wne="http://schemas.microsoft.com/office/word/2006/wordml" xmlns:wps="http://schemas.microsoft.com/office/word/2010/wordprocessingShape" mc:Ignorable="w14 w15 w16se wp14">
-  <w:comment w:id="2" w:author="USER" w:date="2025-08-04T18:12:00Z" w:initials="U">
-    <w:p>
-      <w:pPr>
-        <w:pStyle w:val="CommentText"/>
-      </w:pPr>
-      <w:r>
-        <w:rPr>
-          <w:rStyle w:val="CommentReference"/>
-        </w:rPr>
-        <w:annotationRef/>
-      </w:r>
-      <w:r>
-        <w:t>Hàng hóa là bất cứ thứ gì hữu ích.</w:t>
-      </w:r>
-    </w:p>
-  </w:comment>
-  <w:comment w:id="3" w:author="USER" w:date="2025-08-04T18:10:00Z" w:initials="U">
-    <w:p>
-      <w:pPr>
-        <w:pStyle w:val="CommentText"/>
-      </w:pPr>
-      <w:r>
-        <w:rPr>
-          <w:rStyle w:val="CommentReference"/>
-        </w:rPr>
-        <w:annotationRef/>
-      </w:r>
-      <w:r>
-        <w:t>Bị lún sâu vào chuyên môn sâu là một hạn chế của được giải phóng bởi chuyên môn khác.</w:t>
-      </w:r>
-    </w:p>
-  </w:comment>
-  <w:comment w:id="4" w:author="USER" w:date="2025-08-04T18:08:00Z" w:initials="U">
-    <w:p>
-      <w:pPr>
-        <w:pStyle w:val="CommentText"/>
-      </w:pPr>
-      <w:r>
-        <w:rPr>
-          <w:rStyle w:val="CommentReference"/>
-        </w:rPr>
-        <w:annotationRef/>
-      </w:r>
-      <w:r>
-        <w:t>Hàng hóa là bất cứ thứ gì hữu ích và nếu sự thỏa mãn là ánh xạ cuối cùng thì hàng hóa là bất cứ thứ gì khiến ta thỏa mãn.</w:t>
-      </w:r>
-    </w:p>
-  </w:comment>
-</w:comments>
-</file>
-
-<file path=word/commentsExtended.xml><?xml version="1.0" encoding="utf-8"?>
-<w15:commentsEx xmlns:wpc="http://schemas.microsoft.com/office/word/2010/wordprocessingCanvas" xmlns:cx="http://schemas.microsoft.com/office/drawing/2014/chartex" xmlns:mc="http://schemas.openxmlformats.org/markup-compatibility/2006" xmlns:o="urn:schemas-microsoft-com:office:office" xmlns:r="http://schemas.openxmlformats.org/officeDocument/2006/relationships" xmlns:m="http://schemas.openxmlformats.org/officeDocument/2006/math" xmlns:v="urn:schemas-microsoft-com:vml" xmlns:wp14="http://schemas.microsoft.com/office/word/2010/wordprocessingDrawing" xmlns:wp="http://schemas.openxmlformats.org/drawingml/2006/wordprocessingDrawing" xmlns:w10="urn:schemas-microsoft-com:office:word" xmlns:w="http://schemas.openxmlformats.org/wordprocessingml/2006/main" xmlns:w14="http://schemas.microsoft.com/office/word/2010/wordml" xmlns:w15="http://schemas.microsoft.com/office/word/2012/wordml" xmlns:w16se="http://schemas.microsoft.com/office/word/2015/wordml/symex" xmlns:wpg="http://schemas.microsoft.com/office/word/2010/wordprocessingGroup" xmlns:wpi="http://schemas.microsoft.com/office/word/2010/wordprocessingInk" xmlns:wne="http://schemas.microsoft.com/office/word/2006/wordml" xmlns:wps="http://schemas.microsoft.com/office/word/2010/wordprocessingShape" mc:Ignorable="w14 w15 w16se wp14">
-  <w15:commentEx w15:paraId="5F38A3CD" w15:done="0"/>
-  <w15:commentEx w15:paraId="1AF0CB1D" w15:done="0"/>
-  <w15:commentEx w15:paraId="22ACD0A2" w15:done="0"/>
-</w15:commentsEx>
 </file>
 
 <file path=word/endnotes.xml><?xml version="1.0" encoding="utf-8"?>
@@ -18373,7 +22314,7 @@
           <w:rPr>
             <w:noProof/>
           </w:rPr>
-          <w:t>35</w:t>
+          <w:t>41</w:t>
         </w:r>
         <w:r>
           <w:rPr>
@@ -18409,14 +22350,6 @@
     </w:p>
   </w:footnote>
 </w:footnotes>
-</file>
-
-<file path=word/people.xml><?xml version="1.0" encoding="utf-8"?>
-<w15:people xmlns:wpc="http://schemas.microsoft.com/office/word/2010/wordprocessingCanvas" xmlns:cx="http://schemas.microsoft.com/office/drawing/2014/chartex" xmlns:mc="http://schemas.openxmlformats.org/markup-compatibility/2006" xmlns:o="urn:schemas-microsoft-com:office:office" xmlns:r="http://schemas.openxmlformats.org/officeDocument/2006/relationships" xmlns:m="http://schemas.openxmlformats.org/officeDocument/2006/math" xmlns:v="urn:schemas-microsoft-com:vml" xmlns:wp14="http://schemas.microsoft.com/office/word/2010/wordprocessingDrawing" xmlns:wp="http://schemas.openxmlformats.org/drawingml/2006/wordprocessingDrawing" xmlns:w10="urn:schemas-microsoft-com:office:word" xmlns:w="http://schemas.openxmlformats.org/wordprocessingml/2006/main" xmlns:w14="http://schemas.microsoft.com/office/word/2010/wordml" xmlns:w15="http://schemas.microsoft.com/office/word/2012/wordml" xmlns:w16se="http://schemas.microsoft.com/office/word/2015/wordml/symex" xmlns:wpg="http://schemas.microsoft.com/office/word/2010/wordprocessingGroup" xmlns:wpi="http://schemas.microsoft.com/office/word/2010/wordprocessingInk" xmlns:wne="http://schemas.microsoft.com/office/word/2006/wordml" xmlns:wps="http://schemas.microsoft.com/office/word/2010/wordprocessingShape" mc:Ignorable="w14 w15 w16se wp14">
-  <w15:person w15:author="USER">
-    <w15:presenceInfo w15:providerId="Windows Live" w15:userId="783e0bbcfa32c6e5"/>
-  </w15:person>
-</w15:people>
 </file>
 
 <file path=word/styles.xml><?xml version="1.0" encoding="utf-8"?>
@@ -19492,7 +23425,7 @@
 </file>
 
 <file path=customXml/itemProps1.xml><?xml version="1.0" encoding="utf-8"?>
-<ds:datastoreItem xmlns:ds="http://schemas.openxmlformats.org/officeDocument/2006/customXml" ds:itemID="{ADAB598A-3163-467A-A3D4-D6874045D006}">
+<ds:datastoreItem xmlns:ds="http://schemas.openxmlformats.org/officeDocument/2006/customXml" ds:itemID="{0AC15DCA-DE26-4C7F-A69B-E373150AFABC}">
   <ds:schemaRefs>
     <ds:schemaRef ds:uri="http://schemas.openxmlformats.org/officeDocument/2006/bibliography"/>
   </ds:schemaRefs>

--- a/articles/TuDoKinhTe.docx
+++ b/articles/TuDoKinhTe.docx
@@ -14498,7 +14498,19 @@
         <w:t>tín dụng</w:t>
       </w:r>
       <w:r>
-        <w:t xml:space="preserve"> là thuật ngữ chỉ lượng tiền cho vay hoặc vay.</w:t>
+        <w:t xml:space="preserve"> </w:t>
+      </w:r>
+      <w:r>
+        <w:t xml:space="preserve">(credit) </w:t>
+      </w:r>
+      <w:r>
+        <w:t>là thuật ngữ chỉ lượng tiền cho vay hoặc vay</w:t>
+      </w:r>
+      <w:r>
+        <w:t xml:space="preserve"> và lượng tiền bút toán phát hành qua ngân hàng có thể được hiểu như tín dụng</w:t>
+      </w:r>
+      <w:r>
+        <w:t>.</w:t>
       </w:r>
       <w:r>
         <w:rPr>
@@ -14736,261 +14748,262 @@
         <w:t>L</w:t>
       </w:r>
       <w:r>
-        <w:t xml:space="preserve">úc này nếu ngân hàng trung ương mua trở lại nội tệ bằng ngoại hối (USD) thì sẽ làm sụt giảm nguồn dự trữ ngoại hối ảnh hưởng nghiêm trọng đến vùng đệm thanh </w:t>
-      </w:r>
-      <w:proofErr w:type="gramStart"/>
-      <w:r>
-        <w:t>khoản</w:t>
+        <w:t>úc này nếu ngân hàng trung ương mua trở lại nội tệ bằng ngoại hối (USD) thì sẽ làm sụt giảm nguồn dự trữ ngoại hối ảnh hưởng nghiêm trọng đến vùng đệm thanh khoản</w:t>
+      </w:r>
+      <w:r>
+        <w:t xml:space="preserve"> </w:t>
+      </w:r>
+      <w:r>
+        <w:t>(Google AI 2026)</w:t>
+      </w:r>
+      <w:r>
+        <w:t>.</w:t>
+      </w:r>
+      <w:r>
+        <w:t xml:space="preserve"> Hơn nữa, khi nội tệ mất giá tức lượng nội tệ dôi dư quá mức cần thiết, nếu người dân đổ xô đổi nội tệ mua ngoại hối (USD, vàng) thì khiến lượng vốn đầu tư cho sản xuất trên toàn xã hội sụt giảm nghiêm trọng</w:t>
+      </w:r>
+      <w:r>
+        <w:t xml:space="preserve"> (Google AI 2026)</w:t>
+      </w:r>
+      <w:r>
+        <w:t>.</w:t>
+      </w:r>
+      <w:r>
+        <w:t xml:space="preserve"> Nếu mua ngoại tệ trên </w:t>
+      </w:r>
+      <w:r>
+        <w:rPr>
+          <w:i/>
+        </w:rPr>
+        <w:t xml:space="preserve">thị trường ngoại hối </w:t>
+      </w:r>
+      <w:r>
+        <w:rPr>
+          <w:i/>
+        </w:rPr>
+        <w:t>quốc tế</w:t>
+      </w:r>
+      <w:r>
+        <w:t xml:space="preserve"> </w:t>
+      </w:r>
+      <w:r>
+        <w:t xml:space="preserve">(international </w:t>
+      </w:r>
+      <w:r>
+        <w:t xml:space="preserve">foreign </w:t>
+      </w:r>
+      <w:r>
+        <w:t>e</w:t>
+      </w:r>
+      <w:r>
+        <w:t>xchange market</w:t>
+      </w:r>
+      <w:r>
+        <w:t xml:space="preserve">) </w:t>
+      </w:r>
+      <w:r>
+        <w:t xml:space="preserve">đúng </w:t>
+      </w:r>
+      <w:r>
+        <w:t>bằng lượng tiền thừa dùng để đầu tư ra nước ngoài thay vì mua ngoại tệ trong thị trường nội địa thì cũng gây ra lạm phát.</w:t>
+      </w:r>
+      <w:r>
+        <w:t xml:space="preserve"> Trước khi tìm hiểu thị trường ngoại hối quốc tế, ta hãy tìm hiểu hệ thống thanh toán liên ngân hàng giữa các quốc gia.</w:t>
+      </w:r>
+      <w:r>
+        <w:t xml:space="preserve"> </w:t>
+      </w:r>
+      <w:r>
+        <w:t xml:space="preserve">Trong thanh toán liên ngân hàng quốc tế, hai ngân hàng trung ương của hai quốc gia, giả sử là A và B, đều mở tài khoản lẫn nhau ở mỗi bên, cụ thể ngân hàng A mở một tài khoản tại ngân hàng B được gọi là tài khoản </w:t>
+      </w:r>
+      <w:r>
+        <w:rPr>
+          <w:i/>
+        </w:rPr>
+        <w:t>Nostro</w:t>
+      </w:r>
+      <w:r>
+        <w:t xml:space="preserve"> </w:t>
+      </w:r>
+      <w:r>
+        <w:rPr>
+          <w:i/>
+        </w:rPr>
+        <w:t>A-B</w:t>
+      </w:r>
+      <w:r>
+        <w:t xml:space="preserve"> và ngân hàng B mở một tài khoản tại ngân hàng A được gọi là </w:t>
+      </w:r>
+      <w:r>
+        <w:rPr>
+          <w:i/>
+        </w:rPr>
+        <w:t>Nostro B-A</w:t>
+      </w:r>
+      <w:r>
+        <w:t xml:space="preserve">, theo đó </w:t>
+      </w:r>
+      <w:r>
+        <w:t>Nostro A-B</w:t>
+      </w:r>
+      <w:r>
+        <w:t xml:space="preserve"> nghĩa </w:t>
+      </w:r>
+      <w:r>
+        <w:t xml:space="preserve">là </w:t>
+      </w:r>
+      <w:r>
+        <w:t xml:space="preserve">tài tài khoản của A tại B và </w:t>
+      </w:r>
+      <w:r>
+        <w:t>Nostro B-A</w:t>
+      </w:r>
+      <w:r>
+        <w:t xml:space="preserve"> là tài khoản của B tại A</w:t>
+      </w:r>
+      <w:r>
+        <w:t xml:space="preserve">. </w:t>
+      </w:r>
+      <w:r>
+        <w:t xml:space="preserve">Lưu ý, theo bên B thì tài khoản </w:t>
+      </w:r>
+      <w:r>
+        <w:t>Nostro A-B</w:t>
+      </w:r>
+      <w:r>
+        <w:t xml:space="preserve"> được gọi là tài khoản </w:t>
+      </w:r>
+      <w:r>
+        <w:rPr>
+          <w:i/>
+        </w:rPr>
+        <w:t>Vostro</w:t>
+      </w:r>
+      <w:r>
+        <w:t xml:space="preserve"> của A và theo bên A thì tài khoản </w:t>
+      </w:r>
+      <w:r>
+        <w:t xml:space="preserve">Nostro </w:t>
+      </w:r>
+      <w:r>
+        <w:t>B</w:t>
+      </w:r>
+      <w:r>
+        <w:t>-</w:t>
+      </w:r>
+      <w:r>
+        <w:t>A được gọi là tài khoản Vostro của B.</w:t>
+      </w:r>
+      <w:r>
+        <w:t xml:space="preserve"> </w:t>
+      </w:r>
+      <w:r>
+        <w:t xml:space="preserve">Hệ thống thanh toán liên ngân hàng quốc tế được hiện thực hóa thông qua </w:t>
+      </w:r>
+      <w:r>
+        <w:rPr>
+          <w:i/>
+        </w:rPr>
+        <w:t>SWIFT</w:t>
+      </w:r>
+      <w:r>
+        <w:t xml:space="preserve">, viết tắt của </w:t>
+      </w:r>
+      <w:r>
+        <w:t>Society for Worldwide Interbank Financi</w:t>
+      </w:r>
+      <w:r>
+        <w:t xml:space="preserve">al Telecommunication, là </w:t>
+      </w:r>
+      <w:r>
+        <w:t>một mạng lưới nhắn tin bảo mật giữa các ngân hàng</w:t>
+      </w:r>
+      <w:r>
+        <w:t xml:space="preserve"> </w:t>
+      </w:r>
+      <w:r>
+        <w:t>quốc tế</w:t>
+      </w:r>
+      <w:r>
+        <w:t>.</w:t>
+      </w:r>
+      <w:r>
+        <w:t xml:space="preserve"> Giả sử ngân hàng trung ương A cần mua 1 tỷ USD từ quốc gia B thì A nhắn </w:t>
+      </w:r>
+      <w:r>
+        <w:t xml:space="preserve">đến B </w:t>
+      </w:r>
+      <w:r>
+        <w:t xml:space="preserve">một tin </w:t>
+      </w:r>
+      <w:r>
+        <w:t xml:space="preserve">nhắn </w:t>
+      </w:r>
+      <w:r>
+        <w:t xml:space="preserve">“chuyển khoản 1 tỷ USD vào ngân hàng </w:t>
+      </w:r>
+      <w:r>
+        <w:t>A</w:t>
+      </w:r>
+      <w:r>
+        <w:t>” qua mạng lưới SWIFT, khi nhận được tin nhắn</w:t>
+      </w:r>
+      <w:r>
+        <w:t xml:space="preserve"> thì</w:t>
+      </w:r>
+      <w:r>
+        <w:t xml:space="preserve"> B </w:t>
+      </w:r>
+      <w:r>
+        <w:t xml:space="preserve">chuyển 1 tỷ USD vào </w:t>
+      </w:r>
+      <w:r>
+        <w:t xml:space="preserve">tài khoản </w:t>
+      </w:r>
+      <w:r>
+        <w:t>Nostro A-B</w:t>
+      </w:r>
+      <w:r>
+        <w:t xml:space="preserve"> </w:t>
       </w:r>
       <w:r>
         <w:t>(</w:t>
       </w:r>
-      <w:proofErr w:type="gramEnd"/>
-      <w:r>
-        <w:t>Google AI 2026)</w:t>
+      <w:r>
+        <w:t xml:space="preserve">theo </w:t>
+      </w:r>
+      <w:r>
+        <w:t>USD)</w:t>
+      </w:r>
+      <w:r>
+        <w:t xml:space="preserve"> </w:t>
+      </w:r>
+      <w:r>
+        <w:t xml:space="preserve">đồng thời trừ đi </w:t>
+      </w:r>
+      <w:r>
+        <w:t xml:space="preserve">tài khoản </w:t>
+      </w:r>
+      <w:r>
+        <w:t>dự trữ ngoại hối của B 1 tỷ USD</w:t>
       </w:r>
       <w:r>
         <w:t>.</w:t>
       </w:r>
       <w:r>
-        <w:t xml:space="preserve"> Hơn nữa, khi nội tệ mất giá tức lượng nội tệ dôi dư quá mức cần thiết, nếu người dân đổ xô đổi nội tệ mua ngoại hối (USD, vàng) thì khiến lượng vốn đầu tư cho sản xuất trên toàn xã hội sụt giảm nghiêm trọng</w:t>
-      </w:r>
-      <w:r>
-        <w:t xml:space="preserve"> (Google AI 2026)</w:t>
-      </w:r>
-      <w:r>
-        <w:t>.</w:t>
-      </w:r>
-      <w:r>
-        <w:t xml:space="preserve"> Nếu mua ngoại tệ trên </w:t>
-      </w:r>
-      <w:r>
-        <w:rPr>
-          <w:i/>
-        </w:rPr>
-        <w:t xml:space="preserve">thị trường ngoại hối </w:t>
-      </w:r>
-      <w:r>
-        <w:rPr>
-          <w:i/>
-        </w:rPr>
-        <w:t>quốc tế</w:t>
-      </w:r>
-      <w:r>
-        <w:t xml:space="preserve"> </w:t>
-      </w:r>
-      <w:r>
-        <w:t xml:space="preserve">(international </w:t>
-      </w:r>
-      <w:r>
-        <w:t xml:space="preserve">foreign </w:t>
-      </w:r>
-      <w:r>
-        <w:t>e</w:t>
-      </w:r>
-      <w:r>
-        <w:t>xchange market</w:t>
-      </w:r>
-      <w:r>
-        <w:t xml:space="preserve">) </w:t>
-      </w:r>
-      <w:r>
-        <w:t xml:space="preserve">đúng </w:t>
-      </w:r>
-      <w:r>
-        <w:t>bằng lượng tiền thừa dùng để đầu tư ra nước ngoài thay vì mua ngoại tệ trong thị trường nội địa thì cũng gây ra lạm phát.</w:t>
-      </w:r>
-      <w:r>
-        <w:t xml:space="preserve"> Trước khi tìm hiểu thị trường ngoại hối quốc tế, ta hãy tìm hiểu hệ thống thanh toán liên ngân hàng giữa các quốc gia.</w:t>
-      </w:r>
-      <w:r>
-        <w:t xml:space="preserve"> </w:t>
-      </w:r>
-      <w:r>
-        <w:t xml:space="preserve">Trong thanh toán liên ngân hàng quốc tế, hai ngân hàng trung ương của hai quốc gia, giả sử là A và B, đều mở tài khoản lẫn nhau ở mỗi bên, cụ thể ngân hàng A mở một tài khoản tại ngân hàng B được gọi là tài khoản </w:t>
-      </w:r>
-      <w:r>
-        <w:rPr>
-          <w:i/>
-        </w:rPr>
-        <w:t>Nostro</w:t>
-      </w:r>
-      <w:r>
-        <w:t xml:space="preserve"> </w:t>
-      </w:r>
-      <w:r>
-        <w:rPr>
-          <w:i/>
-        </w:rPr>
-        <w:t>A-B</w:t>
-      </w:r>
-      <w:r>
-        <w:t xml:space="preserve"> và ngân hàng B mở một tài khoản tại ngân hàng A được gọi là </w:t>
-      </w:r>
-      <w:r>
-        <w:rPr>
-          <w:i/>
-        </w:rPr>
-        <w:t>Nostro B-A</w:t>
-      </w:r>
-      <w:r>
-        <w:t xml:space="preserve">, theo đó </w:t>
-      </w:r>
-      <w:r>
-        <w:t>Nostro A-B</w:t>
-      </w:r>
-      <w:r>
-        <w:t xml:space="preserve"> nghĩa </w:t>
-      </w:r>
-      <w:r>
-        <w:t xml:space="preserve">là </w:t>
-      </w:r>
-      <w:r>
-        <w:t xml:space="preserve">tài tài khoản của A tại B và </w:t>
-      </w:r>
-      <w:r>
-        <w:t>Nostro B-A</w:t>
-      </w:r>
-      <w:r>
-        <w:t xml:space="preserve"> là tài khoản của B tại A</w:t>
-      </w:r>
-      <w:r>
-        <w:t xml:space="preserve">. </w:t>
-      </w:r>
-      <w:r>
-        <w:t xml:space="preserve">Lưu ý, theo bên B thì tài khoản </w:t>
-      </w:r>
-      <w:r>
-        <w:t>Nostro A-B</w:t>
-      </w:r>
-      <w:r>
-        <w:t xml:space="preserve"> được gọi là tài khoản </w:t>
-      </w:r>
-      <w:r>
-        <w:rPr>
-          <w:i/>
-        </w:rPr>
-        <w:t>Vostro</w:t>
-      </w:r>
-      <w:r>
-        <w:t xml:space="preserve"> của A và theo bên A thì tài khoản </w:t>
-      </w:r>
-      <w:r>
-        <w:t xml:space="preserve">Nostro </w:t>
-      </w:r>
-      <w:r>
-        <w:t>B</w:t>
-      </w:r>
-      <w:r>
-        <w:t>-</w:t>
-      </w:r>
-      <w:r>
-        <w:t>A được gọi là tài khoản Vostro của B.</w:t>
-      </w:r>
-      <w:r>
-        <w:t xml:space="preserve"> </w:t>
-      </w:r>
-      <w:r>
-        <w:t xml:space="preserve">Hệ thống thanh toán liên ngân hàng quốc tế được hiện thực hóa thông qua </w:t>
-      </w:r>
-      <w:r>
-        <w:rPr>
-          <w:i/>
-        </w:rPr>
-        <w:t>SWIFT</w:t>
-      </w:r>
-      <w:r>
-        <w:t xml:space="preserve">, viết tắt của </w:t>
-      </w:r>
-      <w:r>
-        <w:t>Society for Worldwide Interbank Financi</w:t>
-      </w:r>
-      <w:r>
-        <w:t xml:space="preserve">al Telecommunication, là </w:t>
-      </w:r>
-      <w:r>
-        <w:t>một mạng lưới nhắn tin bảo mật giữa các ngân hàng</w:t>
-      </w:r>
-      <w:r>
-        <w:t xml:space="preserve"> </w:t>
-      </w:r>
-      <w:r>
-        <w:t>quốc tế</w:t>
-      </w:r>
-      <w:r>
-        <w:t>.</w:t>
-      </w:r>
-      <w:r>
-        <w:t xml:space="preserve"> Giả sử ngân hàng trung ương A cần mua 1 tỷ USD từ quốc gia B thì A nhắn </w:t>
-      </w:r>
-      <w:r>
-        <w:t xml:space="preserve">đến B </w:t>
-      </w:r>
-      <w:r>
-        <w:t xml:space="preserve">một tin </w:t>
-      </w:r>
-      <w:r>
-        <w:t xml:space="preserve">nhắn </w:t>
-      </w:r>
-      <w:r>
-        <w:t xml:space="preserve">“chuyển khoản 1 tỷ USD vào ngân hàng </w:t>
-      </w:r>
-      <w:r>
-        <w:t>A</w:t>
-      </w:r>
-      <w:r>
-        <w:t>” qua mạng lưới SWIFT, khi nhận được tin nhắn</w:t>
-      </w:r>
-      <w:r>
-        <w:t xml:space="preserve"> thì</w:t>
-      </w:r>
-      <w:r>
-        <w:t xml:space="preserve"> B </w:t>
-      </w:r>
-      <w:r>
-        <w:t xml:space="preserve">chuyển 1 tỷ USD vào </w:t>
-      </w:r>
-      <w:r>
-        <w:t xml:space="preserve">tài khoản </w:t>
-      </w:r>
-      <w:r>
-        <w:t>Nostro A-B</w:t>
-      </w:r>
-      <w:r>
-        <w:t xml:space="preserve"> </w:t>
-      </w:r>
-      <w:r>
-        <w:t>(</w:t>
-      </w:r>
-      <w:r>
-        <w:t xml:space="preserve">theo </w:t>
-      </w:r>
-      <w:r>
-        <w:t>USD)</w:t>
-      </w:r>
-      <w:r>
-        <w:t xml:space="preserve"> </w:t>
-      </w:r>
-      <w:r>
-        <w:t xml:space="preserve">đồng thời trừ đi </w:t>
-      </w:r>
-      <w:r>
-        <w:t xml:space="preserve">tài khoản </w:t>
-      </w:r>
-      <w:r>
-        <w:t>dự trữ ngoại hối của B 1 tỷ USD</w:t>
-      </w:r>
-      <w:r>
-        <w:t>.</w:t>
-      </w:r>
-      <w:r>
         <w:t xml:space="preserve"> Lúc này A</w:t>
       </w:r>
       <w:r>
         <w:t xml:space="preserve"> </w:t>
       </w:r>
       <w:r>
-        <w:t>cũng nhắn đến B một tin nhắn “chuyển khoản lượng tiền tương đương 1 tỷ USD vào ngân hàng B”, khi nhận được tin nhắn thì A chuyển chuyển lượng tiền tương được 1 tỷ USD vào tài khoản Nostro B-A (theo nội tệ B).</w:t>
+        <w:t xml:space="preserve">cũng nhắn đến B một tin nhắn “chuyển khoản lượng tiền tương đương 1 tỷ USD vào ngân hàng B”, khi nhận được tin nhắn thì A chuyển chuyển lượng tiền tương </w:t>
+      </w:r>
+      <w:r>
+        <w:t>đương</w:t>
+      </w:r>
+      <w:r>
+        <w:t xml:space="preserve"> 1 tỷ USD vào tài khoản Nostro B-A (theo nội tệ B).</w:t>
       </w:r>
       <w:r>
         <w:t xml:space="preserve"> Lưu ý trong trường hợp này tài khoản </w:t>
@@ -15065,7 +15078,13 @@
         <w:t>n</w:t>
       </w:r>
       <w:r>
-        <w:t xml:space="preserve">) (ghi CÓ), nếu muốn trả lãi huy động phải đối ứng với một tài sản như tài khoản đầu tư công (ghi NỢ) bằng đúng với lượng ngoại tệ B, một lần nữa nếu muốn phát hành một lượng </w:t>
+        <w:t xml:space="preserve">) (ghi CÓ), nếu muốn trả lãi huy động phải đối ứng với một tài sản như tài khoản </w:t>
+      </w:r>
+      <w:r>
+        <w:t xml:space="preserve">tài sản </w:t>
+      </w:r>
+      <w:r>
+        <w:t xml:space="preserve">đầu tư công (ghi NỢ) bằng đúng với lượng ngoại tệ B, một lần nữa nếu muốn phát hành một lượng </w:t>
       </w:r>
       <w:r>
         <w:t>nội tệ</w:t>
@@ -15101,7 +15120,19 @@
         <w:t xml:space="preserve">) </w:t>
       </w:r>
       <w:r>
-        <w:t xml:space="preserve">lượng ngoại tệ B theo tỉ giá hối đoái. Do tài khoản đầu tư công đã cân bằng với tài khoản Nostro B-A nên lượng tiền bút toán sẽ dôi dư và nếu doanh thu đầu tư công không mang lại lợi nhuận lớn hơn tổng lượng tiền bút toán và lãi tiền gởi sẽ gây lạm phát với lượng tiền lạm phát là phần lỗ đầu tư công (lượng nội tệ gây lạm phát = lượng tiền bút toán </w:t>
+        <w:t xml:space="preserve">lượng ngoại tệ B theo tỉ giá hối đoái. Do tài khoản </w:t>
+      </w:r>
+      <w:r>
+        <w:t>tài sản</w:t>
+      </w:r>
+      <w:r>
+        <w:t xml:space="preserve"> công đã cân </w:t>
+      </w:r>
+      <w:r>
+        <w:t>đối</w:t>
+      </w:r>
+      <w:r>
+        <w:t xml:space="preserve"> với tài khoản Nostro B-A nên lượng tiền bút toán sẽ dôi dư và nếu doanh thu đầu tư công không mang lại lợi nhuận lớn hơn tổng lượng tiền bút toán và lãi tiền gởi sẽ gây lạm phát với lượng tiền lạm phát là phần lỗ đầu tư công (lượng nội tệ gây lạm phát = lượng tiền bút toán </w:t>
       </w:r>
       <w:r>
         <w:t>+</w:t>
@@ -15197,7 +15228,16 @@
         <w:t xml:space="preserve">vì thuế doanh nghiệp phải nhỏ hơn doanh thu doanh nghiệp và doanh nghiệp nhận lượng tiền bút toán như doanh thu, </w:t>
       </w:r>
       <w:r>
-        <w:t>nên chắc chắn lạm phát sẽ xảy ra.</w:t>
+        <w:t>nên chắc chắn lạm phát sẽ xảy ra</w:t>
+      </w:r>
+      <w:r>
+        <w:t>, trừ phi tài sản công như cơ sở hạ tầng hỗ trợ rất nhiều doanh nghiệp và người dân trên diện rộng kinh doanh thu lợi nhuận rồi nộp lượng thuế lớn trở lại</w:t>
+      </w:r>
+      <w:r>
+        <w:t xml:space="preserve"> hoặc tài sản công được khai thác rất hiệu quả như thu phí đường bộ đường cao tốc</w:t>
+      </w:r>
+      <w:r>
+        <w:t>.</w:t>
       </w:r>
       <w:r>
         <w:t xml:space="preserve"> Nếu doanh nghiệp vay vốn thì doanh thu bị khấu trừ tiền vay nên thuế thu được ít đi nên lượng nội tệ gây lạm phát tăng.</w:t>
@@ -15385,7 +15425,11 @@
         <w:t>International Monetary Fund</w:t>
       </w:r>
       <w:r>
-        <w:t xml:space="preserve"> – Quỹ Tiền Tệ Quốc Tế)</w:t>
+        <w:t xml:space="preserve"> </w:t>
+      </w:r>
+      <w:r>
+        <w:lastRenderedPageBreak/>
+        <w:t>– Quỹ Tiền Tệ Quốc Tế)</w:t>
       </w:r>
       <w:r>
         <w:t>, và 3) vay từ nguồn nội bộ như vay ngân quỹ nhà nước &amp; các quỹ tài chính.</w:t>
@@ -15394,30 +15438,67 @@
         <w:t xml:space="preserve"> Nợ công luôn cần để phát triển kinh tế và phục vụ phúc lợi xã hội nhưng nợ công luôn song hành với lạm phát, ví dụ, trái phiếu </w:t>
       </w:r>
       <w:r>
-        <w:t xml:space="preserve">(mua) </w:t>
-      </w:r>
-      <w:r>
-        <w:t xml:space="preserve">là nợ được </w:t>
-      </w:r>
-      <w:r>
-        <w:lastRenderedPageBreak/>
-        <w:t xml:space="preserve">kế toán như tăng tài sản, do đó </w:t>
+        <w:t>phát hành</w:t>
+      </w:r>
+      <w:r>
+        <w:t xml:space="preserve"> </w:t>
+      </w:r>
+      <w:r>
+        <w:t xml:space="preserve">được kế toán như tăng </w:t>
+      </w:r>
+      <w:r>
+        <w:t>nợ phải trả</w:t>
+      </w:r>
+      <w:r>
+        <w:t xml:space="preserve"> với lượng tiền đã thu</w:t>
+      </w:r>
+      <w:r>
+        <w:t xml:space="preserve">, do đó </w:t>
       </w:r>
       <w:r>
         <w:t xml:space="preserve">(giả sử) </w:t>
       </w:r>
       <w:r>
-        <w:t xml:space="preserve">một khi tung một lượng </w:t>
-      </w:r>
-      <w:r>
-        <w:t xml:space="preserve">tiền bút toán </w:t>
-      </w:r>
-      <w:r>
-        <w:t xml:space="preserve">(mới) </w:t>
-      </w:r>
-      <w:r>
-        <w:t>để cân đối thì lượng tiền này cần được đầu tư hiệu quả để trả nợ trái phiếu cùng lãi, nếu không lạm phát sẽ chồng lạm phát vì lượng tiền bút toán vốn đã gây lạm phát.</w:t>
-      </w:r>
+        <w:t xml:space="preserve">một khi </w:t>
+      </w:r>
+      <w:r>
+        <w:t>giải ngân</w:t>
+      </w:r>
+      <w:r>
+        <w:t xml:space="preserve"> lượng </w:t>
+      </w:r>
+      <w:r>
+        <w:t xml:space="preserve">tiền </w:t>
+      </w:r>
+      <w:r>
+        <w:t xml:space="preserve">nợ phải trả này </w:t>
+      </w:r>
+      <w:r>
+        <w:t xml:space="preserve">thì lượng tiền này cần được đầu tư hiệu quả </w:t>
+      </w:r>
+      <w:r>
+        <w:t xml:space="preserve">với thuế thu </w:t>
+      </w:r>
+      <w:r>
+        <w:t xml:space="preserve">để trả nợ trái phiếu cùng lãi, nếu không sẽ </w:t>
+      </w:r>
+      <w:r>
+        <w:t>gây</w:t>
+      </w:r>
+      <w:r>
+        <w:t xml:space="preserve"> lạm phát </w:t>
+      </w:r>
+      <w:r>
+        <w:t xml:space="preserve">do lãi </w:t>
+      </w:r>
+      <w:proofErr w:type="gramStart"/>
+      <w:r>
+        <w:t xml:space="preserve">nợ </w:t>
+      </w:r>
+      <w:r>
+        <w:t>.</w:t>
+      </w:r>
+      <w:proofErr w:type="gramEnd"/>
     </w:p>
     <w:p>
       <w:pPr>
@@ -15535,7 +15616,19 @@
         <w:t xml:space="preserve"> </w:t>
       </w:r>
       <w:r>
-        <w:t>giả sử nguồn vốn cũ và lượng tiền cũ đã cân đối / đồng nhất, giải ngân tức bơm lượng tiền, ở đây, là giải ngân vốn mới</w:t>
+        <w:t xml:space="preserve">giả sử nguồn vốn cũ và lượng tiền cũ đã cân đối / đồng nhất, </w:t>
+      </w:r>
+      <w:r>
+        <w:t xml:space="preserve">nếu </w:t>
+      </w:r>
+      <w:r>
+        <w:t>giải ngân tức bơm lượng tiền</w:t>
+      </w:r>
+      <w:r>
+        <w:t xml:space="preserve"> bút toán </w:t>
+      </w:r>
+      <w:r>
+        <w:t>là giải ngân vốn mới</w:t>
       </w:r>
       <w:r>
         <w:t xml:space="preserve"> như giải ngân vốn ODA ngoại tệ</w:t>
@@ -15550,6 +15643,24 @@
         <w:t xml:space="preserve"> vì trong nhiều trường hợp như giải ngân vốn đầu tư công từ trái phiếu phát hành không cần phát hành tiền do trái phiếu phát hành như nợ phải trả (liability) đã là nguồn tiền được hút về từ người mua trái phiếu</w:t>
       </w:r>
       <w:r>
+        <w:t xml:space="preserve">, do đó </w:t>
+      </w:r>
+      <w:r>
+        <w:rPr>
+          <w:i/>
+        </w:rPr>
+        <w:t>lượng tiền bơm</w:t>
+      </w:r>
+      <w:r>
+        <w:t xml:space="preserve"> vào nhà thầu được gọi chung là </w:t>
+      </w:r>
+      <w:r>
+        <w:rPr>
+          <w:i/>
+        </w:rPr>
+        <w:t>lượng tiền giải ngân</w:t>
+      </w:r>
+      <w:r>
         <w:t xml:space="preserve">. </w:t>
       </w:r>
       <w:r>
@@ -15586,7 +15697,13 @@
         <w:t xml:space="preserve"> </w:t>
       </w:r>
       <w:r>
-        <w:t>chuyển lượng tiền bút toán từ ngân hàng trung ương (tài khoản kho bạc nhà nước) đến nhà thầu (</w:t>
+        <w:t xml:space="preserve">chuyển lượng tiền </w:t>
+      </w:r>
+      <w:r>
+        <w:t>giải ngân</w:t>
+      </w:r>
+      <w:r>
+        <w:t xml:space="preserve"> từ ngân hàng trung ương (tài khoản kho bạc nhà nước) đến nhà thầu (</w:t>
       </w:r>
       <w:r>
         <w:t>tài khoản nhà thầu</w:t>
@@ -15876,7 +15993,11 @@
         <w:t>(d</w:t>
       </w:r>
       <w:r>
-        <w:t>isbursement of public investment capital</w:t>
+        <w:t xml:space="preserve">isbursement </w:t>
+      </w:r>
+      <w:r>
+        <w:lastRenderedPageBreak/>
+        <w:t>of public investment capital</w:t>
       </w:r>
       <w:r>
         <w:t xml:space="preserve">) </w:t>
@@ -15918,11 +16039,7 @@
         <w:t xml:space="preserve"> (bidder)</w:t>
       </w:r>
       <w:r>
-        <w:t xml:space="preserve">, bao gồm: cấp hạn mức chi tiêu cho chủ đầu tư công, tạm ứng vốn cho nhà thầu, thanh toán khối lượng công việc cho nhà thầu, chi lượng tiền nghiệm thu </w:t>
-      </w:r>
-      <w:r>
-        <w:lastRenderedPageBreak/>
-        <w:t xml:space="preserve">công trình có khấu trừ vốn tạm ứng. </w:t>
+        <w:t xml:space="preserve">, bao gồm: cấp hạn mức chi tiêu cho chủ đầu tư công, tạm ứng vốn cho nhà thầu, thanh toán khối lượng công việc cho nhà thầu, chi lượng tiền nghiệm thu công trình có khấu trừ vốn tạm ứng. </w:t>
       </w:r>
       <w:r>
         <w:t xml:space="preserve">Với lượng tiền giải ngân đúng bằng </w:t>
@@ -15955,10 +16072,11 @@
         <w:t xml:space="preserve">tức </w:t>
       </w:r>
       <w:r>
-        <w:t>tung lượng tiền bút toán</w:t>
-      </w:r>
-      <w:bookmarkStart w:id="4" w:name="_GoBack"/>
-      <w:bookmarkEnd w:id="4"/>
+        <w:t>bơm</w:t>
+      </w:r>
+      <w:r>
+        <w:t xml:space="preserve"> tiền</w:t>
+      </w:r>
       <w:r>
         <w:t xml:space="preserve">, đồng thời chủ đầu tư kế toán nội bộ bằng cách ghi NỢ chi phí xây dựng dở dang </w:t>
       </w:r>
@@ -16002,10 +16120,7 @@
         <w:t xml:space="preserve">, 2) khi nghiệm thu công trình thì </w:t>
       </w:r>
       <w:r>
-        <w:t>kho bạc thực hiện quyết toán nội bộ đóng hoặc giảm hạn mức chi tiêu của chủ đầu tư</w:t>
-      </w:r>
-      <w:r>
-        <w:t xml:space="preserve">, </w:t>
+        <w:t xml:space="preserve">kho bạc thực hiện quyết toán nội bộ đóng hoặc giảm hạn mức chi tiêu của chủ đầu tư, </w:t>
       </w:r>
       <w:r>
         <w:t xml:space="preserve">đồng thời </w:t>
@@ -16068,61 +16183,31 @@
         <w:t xml:space="preserve"> ngân hàng trung ương </w:t>
       </w:r>
       <w:r>
-        <w:t>ghi NỢ</w:t>
-      </w:r>
-      <w:r>
-        <w:t xml:space="preserve"> tài khoản kho bạc</w:t>
+        <w:t>ghi NỢ tài khoản kho bạc</w:t>
       </w:r>
       <w:r>
         <w:t xml:space="preserve"> và ghi CÓ tài khoản ngân hàng thương mại</w:t>
       </w:r>
       <w:r>
-        <w:t>,</w:t>
-      </w:r>
-      <w:r>
-        <w:t xml:space="preserve"> </w:t>
-      </w:r>
-      <w:r>
-        <w:t xml:space="preserve">đồng thời kho bạc </w:t>
-      </w:r>
-      <w:r>
-        <w:t>kế</w:t>
-      </w:r>
-      <w:r>
-        <w:t xml:space="preserve"> toán </w:t>
+        <w:t xml:space="preserve">, đồng thời kho bạc kế toán </w:t>
       </w:r>
       <w:r>
         <w:t xml:space="preserve">nội bộ </w:t>
       </w:r>
       <w:r>
-        <w:t xml:space="preserve">bằng cách </w:t>
-      </w:r>
-      <w:r>
-        <w:t>ghi NỢ</w:t>
-      </w:r>
-      <w:r>
-        <w:t xml:space="preserve"> dự toán chi thường xuyên </w:t>
+        <w:t xml:space="preserve">bằng cách ghi NỢ dự toán chi thường xuyên </w:t>
       </w:r>
       <w:r>
         <w:t xml:space="preserve">nội bộ </w:t>
       </w:r>
       <w:r>
-        <w:t xml:space="preserve">và </w:t>
-      </w:r>
-      <w:r>
-        <w:t>ghi CÓ</w:t>
-      </w:r>
-      <w:r>
-        <w:t xml:space="preserve"> tài khoản kho bạc</w:t>
+        <w:t>và ghi CÓ tài khoản kho bạc</w:t>
       </w:r>
       <w:r>
         <w:t xml:space="preserve"> nội bộ</w:t>
       </w:r>
       <w:r>
-        <w:t xml:space="preserve">, đồng thời chủ đầu tư kế toán nội bộ bằng cách </w:t>
-      </w:r>
-      <w:r>
-        <w:t>ghi NỢ chi phí hao mòn hoặc sửa chữa và ghi CÓ hao mòn lũy kế hoặc phải trả dịch vụ sửa chữa</w:t>
+        <w:t>, đồng thời chủ đầu tư kế toán nội bộ bằng cách ghi NỢ chi phí hao mòn hoặc sửa chữa và ghi CÓ hao mòn lũy kế hoặc phải trả dịch vụ sửa chữa</w:t>
       </w:r>
       <w:r>
         <w:t xml:space="preserve">, đồng thời ngân hàng thương mại chuyển </w:t>
@@ -16137,10 +16222,64 @@
         <w:t>tức tăng số dư</w:t>
       </w:r>
       <w:r>
-        <w:t xml:space="preserve"> </w:t>
-      </w:r>
-      <w:r>
-        <w:t>tài khoản nhà thầu</w:t>
+        <w:t xml:space="preserve"> tài khoản nhà thầu.</w:t>
+      </w:r>
+      <w:r>
+        <w:t xml:space="preserve"> Ghi chú, chủ đầu tư công chuyển tài sản (cố định) về sổ cái ngân hàng trung ương bằng </w:t>
+      </w:r>
+      <w:r>
+        <w:t xml:space="preserve">kết hợp </w:t>
+      </w:r>
+      <w:r>
+        <w:t>nghiệp vụ kế toán giữa tài khoản tài sản và tài khoản kho bạc tại ngân hàng trung ương.</w:t>
+      </w:r>
+      <w:r>
+        <w:t xml:space="preserve"> Giả sử lượng tiền giải ngân đã có sẵn không cần bút toán phát hành và giải sử công trình công đảm bảo chất lượng có giá đúng bằng lượng </w:t>
+      </w:r>
+      <w:r>
+        <w:t xml:space="preserve">giải ngân thì lạm phát </w:t>
+      </w:r>
+      <w:r>
+        <w:t xml:space="preserve">vẫn </w:t>
+      </w:r>
+      <w:r>
+        <w:t xml:space="preserve">có khả năng xảy ra do nguồn vốn tức lượng tiền giải ngân là nợ phải trả </w:t>
+      </w:r>
+      <w:r>
+        <w:t xml:space="preserve">có lãi nợ </w:t>
+      </w:r>
+      <w:r>
+        <w:t>như trái phiếu phát hàn</w:t>
+      </w:r>
+      <w:r>
+        <w:t>h</w:t>
+      </w:r>
+      <w:r>
+        <w:t>.</w:t>
+      </w:r>
+      <w:r>
+        <w:t xml:space="preserve"> Nếu lượng tiền giải ngân do bút toán phát hành thì lạm phát chắc chắn xảy ra do thuế nhà thầu luôn thấp hơn doanh thu nhà thầu và doanh thu nhà thầu tương ứng với lượng tiền giải ngân</w:t>
+      </w:r>
+      <w:r>
+        <w:t>, trừ phi công trình công mang lại lợi ích lớn cung ứng nguồn thu thuế rất lớn trên diện rộng vượt ngoài nhà thầu.</w:t>
+      </w:r>
+      <w:r>
+        <w:t xml:space="preserve"> Ghi chú, lượng tiền </w:t>
+      </w:r>
+      <w:r>
+        <w:t>giải ngân</w:t>
+      </w:r>
+      <w:r>
+        <w:t xml:space="preserve"> qua ngân hàng thương mại thường là tín dụng</w:t>
+      </w:r>
+      <w:r>
+        <w:t xml:space="preserve"> vì nhà thầu luôn có xu hướng vay tín dụng</w:t>
+      </w:r>
+      <w:r>
+        <w:t xml:space="preserve"> để giảm áp lực </w:t>
+      </w:r>
+      <w:r>
+        <w:t>nguyên vật liệu</w:t>
       </w:r>
       <w:r>
         <w:t>.</w:t>
@@ -16151,9 +16290,6 @@
         <w:ind w:firstLine="360"/>
       </w:pPr>
       <w:r>
-        <w:t xml:space="preserve"> </w:t>
-      </w:r>
-      <w:r>
         <w:t xml:space="preserve">Đầu tư công và chi tiêu công đều là các khoản chi </w:t>
       </w:r>
       <w:r>
@@ -16175,7 +16311,13 @@
         <w:t>bơm</w:t>
       </w:r>
       <w:r>
-        <w:t xml:space="preserve"> lượng tiền bút toán vào thị trường qua hai ngả phổ biến: 1) ngân hàng thương mại cho vay tín dụng và 2) giải ngân vốn đầu tư công từ kho bạc </w:t>
+        <w:t xml:space="preserve"> lượng tiền </w:t>
+      </w:r>
+      <w:r>
+        <w:t xml:space="preserve">(bút toán, giải ngân) </w:t>
+      </w:r>
+      <w:r>
+        <w:t xml:space="preserve">vào thị trường qua hai ngả phổ biến: 1) ngân hàng thương mại cho vay tín dụng và 2) giải ngân vốn đầu tư công từ kho bạc </w:t>
       </w:r>
       <w:r>
         <w:t>&amp;</w:t>
@@ -16193,339 +16335,575 @@
         <w:rPr>
           <w:i/>
         </w:rPr>
-        <w:t>Lượng tiền bút toán phải cân đối</w:t>
-      </w:r>
-      <w:r>
-        <w:rPr>
-          <w:i/>
-        </w:rPr>
+        <w:t xml:space="preserve">Lượng tiền </w:t>
+      </w:r>
+      <w:r>
+        <w:rPr>
+          <w:i/>
+        </w:rPr>
+        <w:t>bơm</w:t>
+      </w:r>
+      <w:r>
+        <w:t xml:space="preserve"> </w:t>
+      </w:r>
+      <w:r>
+        <w:t xml:space="preserve">(tín dụng bơm) </w:t>
+      </w:r>
+      <w:r>
+        <w:t>phải cân đối</w:t>
+      </w:r>
+      <w:r>
         <w:t xml:space="preserve"> với</w:t>
       </w:r>
       <w:r>
-        <w:rPr>
-          <w:i/>
-        </w:rPr>
-        <w:t xml:space="preserve"> </w:t>
-      </w:r>
-      <w:r>
-        <w:rPr>
-          <w:i/>
-        </w:rPr>
+        <w:t xml:space="preserve"> </w:t>
+      </w:r>
+      <w:r>
+        <w:t xml:space="preserve">hoặc là </w:t>
+      </w:r>
+      <w:r>
+        <w:t xml:space="preserve">một phần </w:t>
+      </w:r>
+      <w:r>
+        <w:t xml:space="preserve">trong </w:t>
+      </w:r>
+      <w:r>
+        <w:t>các nguồn vốn</w:t>
+      </w:r>
+      <w:r>
+        <w:t xml:space="preserve"> </w:t>
+      </w:r>
+      <w:r>
+        <w:t xml:space="preserve">(liability, entity) </w:t>
+      </w:r>
+      <w:r>
+        <w:t xml:space="preserve">và các nguồn vốn phải cân đối với tài sản đối ứng. Do đó huy động nguồn vốn </w:t>
+      </w:r>
+      <w:r>
+        <w:t xml:space="preserve">với </w:t>
+      </w:r>
+      <w:r>
+        <w:t xml:space="preserve">hình thức nợ phải </w:t>
+      </w:r>
+      <w:r>
         <w:t>(</w:t>
       </w:r>
       <w:r>
-        <w:rPr>
-          <w:i/>
-        </w:rPr>
-        <w:t>hoặc là</w:t>
-      </w:r>
-      <w:r>
-        <w:rPr>
-          <w:i/>
-        </w:rPr>
+        <w:t>liability</w:t>
+      </w:r>
+      <w:r>
+        <w:t xml:space="preserve">) </w:t>
+      </w:r>
+      <w:r>
+        <w:t>qua phát hành trái phiếu, tín phiế</w:t>
+      </w:r>
+      <w:r>
+        <w:t>u, công trái</w:t>
+      </w:r>
+      <w:r>
+        <w:t xml:space="preserve"> </w:t>
+      </w:r>
+      <w:r>
+        <w:t xml:space="preserve">kém hiệu quả hơn </w:t>
+      </w:r>
+      <w:r>
+        <w:t xml:space="preserve">vay </w:t>
+      </w:r>
+      <w:r>
+        <w:t xml:space="preserve">vốn ODA vì lãi suất trái phiếu là lãi suất huy động cao hơn lãi suất </w:t>
+      </w:r>
+      <w:r>
+        <w:t xml:space="preserve">vay </w:t>
+      </w:r>
+      <w:r>
+        <w:t>vốn ODA</w:t>
+      </w:r>
+      <w:r>
+        <w:t xml:space="preserve"> </w:t>
+      </w:r>
+      <w:r>
+        <w:t>và</w:t>
+      </w:r>
+      <w:r>
+        <w:t xml:space="preserve"> sẽ hiệu quả hơn </w:t>
+      </w:r>
+      <w:r>
+        <w:t xml:space="preserve">nữa </w:t>
+      </w:r>
+      <w:r>
+        <w:t>nếu thúc đẩy thị trường chứng khoán huy động nguồn vốn nhàn rỗi trong dân chúng</w:t>
+      </w:r>
+      <w:r>
+        <w:t xml:space="preserve"> mà chính phủ không cần trả lãi vì lợi nhuận trên thị trường chứng khoán phụ thuộc vào hoạt động hiệu quả của doanh nghiệp trên tổng thể mọi doanh nghiệp, trong khi đó, nếu </w:t>
+      </w:r>
+      <w:r>
+        <w:t xml:space="preserve">một </w:t>
+      </w:r>
+      <w:r>
+        <w:t xml:space="preserve">doanh nghiệp thua lỗ thì </w:t>
+      </w:r>
+      <w:r>
+        <w:t xml:space="preserve">chỉ doanh nghiệp đó </w:t>
+      </w:r>
+      <w:r>
+        <w:t>tự chịu trách nhiệm và không gây ảnh hưởng trên tổng thể nếu thị trường chứng khoán cùng hoạt động doanh nghiệp lành mạnh và minh bạch.</w:t>
+      </w:r>
+      <w:r>
+        <w:t xml:space="preserve"> Vì huy động vốn nhàn rỗi nên thị trường chứng khoán có thể giúp giảm lạm phát</w:t>
+      </w:r>
+      <w:r>
+        <w:t xml:space="preserve"> trong khi hỗ trợ tăng trưởng kinh tế</w:t>
+      </w:r>
+      <w:r>
+        <w:t xml:space="preserve"> nhưng cũng có những rủi ro trong thị trường chứng khoán, đặc biệt với trường hợp thiếu minh bạch</w:t>
+      </w:r>
+      <w:r>
+        <w:t>.</w:t>
+      </w:r>
+      <w:r>
+        <w:t xml:space="preserve"> </w:t>
+      </w:r>
+      <w:r>
+        <w:t xml:space="preserve">Ghi chú, trái phiếu mua được kế toán tăng NỢ tài sản (asset) và trái phiếu phát hành được kế toán tăng CÓ </w:t>
+      </w:r>
+      <w:r>
+        <w:t>nợ phải trả</w:t>
+      </w:r>
+      <w:r>
+        <w:t xml:space="preserve"> (</w:t>
+      </w:r>
+      <w:r>
+        <w:t>liability</w:t>
+      </w:r>
+      <w:r>
         <w:t>)</w:t>
       </w:r>
       <w:r>
-        <w:rPr>
-          <w:i/>
-        </w:rPr>
-        <w:t xml:space="preserve"> </w:t>
-      </w:r>
-      <w:r>
-        <w:rPr>
-          <w:i/>
-        </w:rPr>
-        <w:t xml:space="preserve">một phần </w:t>
-      </w:r>
-      <w:r>
-        <w:rPr>
-          <w:i/>
-        </w:rPr>
-        <w:t xml:space="preserve">trong </w:t>
-      </w:r>
-      <w:r>
-        <w:rPr>
-          <w:i/>
-        </w:rPr>
-        <w:t>các nguồn vốn</w:t>
-      </w:r>
-      <w:r>
-        <w:t xml:space="preserve"> </w:t>
-      </w:r>
-      <w:r>
-        <w:t xml:space="preserve">(liability, entity) </w:t>
-      </w:r>
-      <w:r>
-        <w:t xml:space="preserve">và các nguồn vốn phải cân đối với tài sản đối ứng. Do đó huy động nguồn vốn </w:t>
-      </w:r>
-      <w:r>
-        <w:t xml:space="preserve">với </w:t>
-      </w:r>
-      <w:r>
-        <w:t xml:space="preserve">hình thức nợ phải </w:t>
+        <w:t xml:space="preserve"> nên lượng tiền phát hành (tài khoản ngân hàng thương mại) cân đối với trái phiếu mua &amp; những tài sản khác</w:t>
+      </w:r>
+      <w:r>
+        <w:t>,</w:t>
+      </w:r>
+      <w:r>
+        <w:t xml:space="preserve"> </w:t>
+      </w:r>
+      <w:r>
+        <w:t xml:space="preserve">cũng như, </w:t>
+      </w:r>
+      <w:r>
+        <w:t xml:space="preserve">vốn đầu tư công </w:t>
+      </w:r>
+      <w:r>
+        <w:t xml:space="preserve">(tương </w:t>
+      </w:r>
+      <w:r>
+        <w:lastRenderedPageBreak/>
+        <w:t xml:space="preserve">ứng lượng tiền giải ngân) </w:t>
+      </w:r>
+      <w:r>
+        <w:t>có thể là trái phiếu phát hành</w:t>
+      </w:r>
+      <w:r>
+        <w:t xml:space="preserve">. </w:t>
+      </w:r>
+      <w:r>
+        <w:t>V</w:t>
+      </w:r>
+      <w:r>
+        <w:t>ốn ODA tuy có lãi suất thấp nhưng còn bị ảnh hưởng bởi tỉ giá hối đoái</w:t>
+      </w:r>
+      <w:r>
+        <w:t>, nếu sức mua của nội tệ yếu thì vay vốn ODA sẽ gánh thêm chênh lệch tỉ giá hối đoái giữa nội tệ và ngoại tệ</w:t>
+      </w:r>
+      <w:r>
+        <w:t xml:space="preserve"> khi tung lượng tiền phát hành</w:t>
+      </w:r>
+      <w:r>
+        <w:t xml:space="preserve">. </w:t>
+      </w:r>
+      <w:r>
+        <w:t xml:space="preserve">Mạng lưới thương mại và hộ kinh doanh nhỏ lẻ không cần lượng tiền bút toán mới vì đã tận dụng lượng tiền đang lưu thông (tiền giấy/xu và số dư tài khoản ngân hàng thương mại), nên đồng thời đóng góp nguồn thu thuế và giảm lạm phát. Tận dụng lượng </w:t>
+      </w:r>
+      <w:r>
+        <w:rPr>
+          <w:i/>
+        </w:rPr>
+        <w:t>tiền lưu thông</w:t>
+      </w:r>
+      <w:r>
+        <w:t xml:space="preserve"> vốn đã giảm nguy cơ lạm phát, tăng lượng của cải khi sản xuất hiệu quả cũng giảm lạm phát vì thu hẹp khoảng cách giữa lượng của cải và lượng tiền lưu thông, cần đồng hành với tăng </w:t>
+      </w:r>
+      <w:r>
+        <w:rPr>
+          <w:i/>
+        </w:rPr>
+        <w:t xml:space="preserve">tiêu dùng </w:t>
+      </w:r>
+      <w:r>
+        <w:rPr>
+          <w:i/>
+        </w:rPr>
+        <w:t>nội địa</w:t>
+      </w:r>
+      <w:r>
+        <w:t xml:space="preserve"> </w:t>
+      </w:r>
+      <w:r>
+        <w:t xml:space="preserve">nghĩa là </w:t>
+      </w:r>
+      <w:r>
+        <w:t xml:space="preserve">kích thích tái sản xuất </w:t>
+      </w:r>
+      <w:r>
+        <w:t xml:space="preserve">và/hoặc </w:t>
+      </w:r>
+      <w:r>
+        <w:t xml:space="preserve">đẩy ngược lượng tiền lưu thông trở lại ngân hàng </w:t>
+      </w:r>
+      <w:r>
+        <w:t xml:space="preserve">(thương mại, </w:t>
+      </w:r>
+      <w:r>
+        <w:t>trung ương</w:t>
+      </w:r>
+      <w:r>
+        <w:t>)</w:t>
+      </w:r>
+      <w:r>
+        <w:t xml:space="preserve"> một lần nữa kích thích đầu tư công / phúc lợi</w:t>
+      </w:r>
+      <w:r>
+        <w:t>.</w:t>
+      </w:r>
+      <w:r>
+        <w:t xml:space="preserve"> </w:t>
+      </w:r>
+      <w:r>
+        <w:t>Tiêu dùng nội địa</w:t>
+      </w:r>
+      <w:r>
+        <w:t xml:space="preserve"> </w:t>
+      </w:r>
+      <w:r>
+        <w:t xml:space="preserve">(domestic consumption) </w:t>
+      </w:r>
+      <w:r>
+        <w:t xml:space="preserve">cũng tăng vòng quay tiền (hỗ trợ kéo dài vừa đủ chu kỳ sản xuất) và </w:t>
+      </w:r>
+      <w:r>
+        <w:t xml:space="preserve">cũng là một hình thức huy động vốn nhàn rỗi như </w:t>
+      </w:r>
+      <w:r>
+        <w:rPr>
+          <w:i/>
+        </w:rPr>
+        <w:t>thị trường chứng khoán</w:t>
+      </w:r>
+      <w:r>
+        <w:t xml:space="preserve"> (stock market)</w:t>
+      </w:r>
+      <w:r>
+        <w:t>.</w:t>
+      </w:r>
+      <w:r>
+        <w:t xml:space="preserve"> </w:t>
+      </w:r>
+      <w:r>
+        <w:t>Thế nên doanh nghiệp tư nhân nhỏ lẻ trên bức tranh tổng thể toàn dân số không hề nhỏ lẻ.</w:t>
+      </w:r>
+      <w:r>
+        <w:t xml:space="preserve"> Vấn đề cốt lõi </w:t>
+      </w:r>
+      <w:r>
+        <w:t>giàu có</w:t>
+      </w:r>
+      <w:r>
+        <w:t xml:space="preserve"> quốc gia là tăng lượng của cải, tức tăng tài sản ròng – tăng vốn chủ sở hữu theo nghiệp vụ kế toán</w:t>
+      </w:r>
+      <w:r>
+        <w:t xml:space="preserve"> (accounting)</w:t>
+      </w:r>
+      <w:r>
+        <w:t>, nhưng trạng thái lý tưởng này luôn bị nhiễu bởi tăng nguồn vốn chứa nợ phải trả tức lạm phát</w:t>
+      </w:r>
+      <w:r>
+        <w:t xml:space="preserve">, một lần nữa nhưng, nếu không có nhiễu lạm phát </w:t>
+      </w:r>
+      <w:r>
+        <w:t>xúc tác</w:t>
+      </w:r>
+      <w:r>
+        <w:t xml:space="preserve"> thì ngay cả tiệm cận trạng thái lý tưởng cũng không </w:t>
+      </w:r>
+      <w:r>
+        <w:t xml:space="preserve">thể </w:t>
+      </w:r>
+      <w:r>
+        <w:t>tiệm cận. Quan điểm tự do kinh tế chấp nhận lạm phát vì càng quá mức ngăn cản lạm phát thì lạm phát càng có xu hướng nghi</w:t>
+      </w:r>
+      <w:r>
+        <w:t>ê</w:t>
+      </w:r>
+      <w:r>
+        <w:t>m trọng</w:t>
+      </w:r>
+      <w:r>
+        <w:t xml:space="preserve"> theo tỉ trọng nền kinh tế</w:t>
+      </w:r>
+      <w:r>
+        <w:t xml:space="preserve"> v</w:t>
+      </w:r>
+      <w:r>
+        <w:t>ì</w:t>
+      </w:r>
+      <w:r>
+        <w:t xml:space="preserve"> thiếu đi chất xúc tác </w:t>
+      </w:r>
+      <w:r>
+        <w:t>cho</w:t>
+      </w:r>
+      <w:r>
+        <w:t xml:space="preserve"> phản ứng dây chuyền trong mạng lưới kinh tế phức hợp</w:t>
+      </w:r>
+      <w:r>
+        <w:t>.</w:t>
+      </w:r>
+      <w:r>
+        <w:t xml:space="preserve"> Tiêu dùng nội địa tăng đến một lúc nào đó sẽ bị giới hạn – hấp thu năng lượng sản xuất </w:t>
+      </w:r>
+      <w:r>
+        <w:t xml:space="preserve">&amp; đầu tư </w:t>
+      </w:r>
+      <w:r>
+        <w:t>đến giới hạn, thì bánh xe kinh tế sẽ đình trệ nếu không có nguồn vốn tung vào kịp lúc và</w:t>
+      </w:r>
+      <w:r>
+        <w:t xml:space="preserve"> khi nguồn vốn</w:t>
+      </w:r>
+      <w:r>
+        <w:t xml:space="preserve"> </w:t>
+      </w:r>
+      <w:r>
+        <w:t xml:space="preserve">đẩy vào, </w:t>
+      </w:r>
+      <w:r>
+        <w:t>lạm phát lại xảy ra.</w:t>
+      </w:r>
+      <w:r>
+        <w:t xml:space="preserve"> Huy động tiền gởi, thị trường chứng khoán và tiêu dùng nội địa là những kênh tận dụng vốn nhà rỗi bên cạnh những chức năng quan trọng của chúng (ví dụ, thị trường chứng khoán còn huy động nguồn vốn nước ngoài), trong đó, áp lực của huy động tiền gởi là ngân hàng phải đầu tư có lợi nhuận để trả lãi, áp lực giám sát đối với thị trường chứng khoán, áp lực của tiêu dùng nội địa là khuyến khích người dân mua hàng nội địa, </w:t>
+      </w:r>
+      <w:r>
+        <w:t>nếu</w:t>
+      </w:r>
+      <w:r>
+        <w:t xml:space="preserve"> ngược lại, mua nhiều hàng ngoại không những làm suy yếu sản xuất nội địa mà còn gây lạm phát nhập khẩu (cầu hàng ngoại tăng </w:t>
+      </w:r>
+      <w:r>
+        <w:rPr>
+          <w:rFonts w:cs="Times New Roman"/>
+        </w:rPr>
+        <w:t>→</w:t>
+      </w:r>
+      <w:r>
+        <w:t xml:space="preserve"> giá cả hàng ngoại tăng </w:t>
+      </w:r>
+      <w:r>
+        <w:rPr>
+          <w:rFonts w:cs="Times New Roman"/>
+        </w:rPr>
+        <w:t>→</w:t>
+      </w:r>
+      <w:r>
+        <w:t xml:space="preserve"> sức mua của nội tệ </w:t>
+      </w:r>
+      <w:r>
+        <w:t>giảm</w:t>
+      </w:r>
+      <w:r>
+        <w:t>).</w:t>
+      </w:r>
+      <w:r>
+        <w:t xml:space="preserve"> Tăng xuất khẩu để hấp thu năng lượng sản xuất giảm áp lực lạm phát tương tự như tiêu dùng nội địa, hơn nữa sẽ tăng đáng kể GDP, tăng thặng dư thương mại, tích lũy vốn theo một hình thức phát triển vượt mức so với tích lũy kim loại quý thời Smith, nhưng sẽ có rủi ro sau: áp lực tỉ giá hối đoái và hàng rào thuế quan khiến nhà sản xuất giảm giá hàng hóa, giảm lương nhân công và nếu vòng xoáy giảm giá này liên tục khiến cung càng nhiều hơn c</w:t>
+      </w:r>
+      <w:r>
+        <w:t>ầu, lượng hàng bị đình trệ hoặc dội ngược trở lại khiến các doanh nghiệp có nguy cơ phá sản hoặc chẳng thể dễ dàng giải quyết.</w:t>
+      </w:r>
+      <w:r>
+        <w:t xml:space="preserve"> Thế lưỡng nan xảy ra, tăng xuất khẩu giảm áp lực tiêu d</w:t>
+      </w:r>
+      <w:r>
+        <w:t>ù</w:t>
+      </w:r>
+      <w:r>
+        <w:t>ng nội địa nhưng có thể càng tăng áp lực tiêu dùng nội địa</w:t>
+      </w:r>
+      <w:r>
+        <w:t>, tăng tiêu dùng nội địa hạn chế nhược điểm của xuất khẩu nhưng có nguy cơ lạm phát nhập khẩu</w:t>
+      </w:r>
+      <w:r>
+        <w:t xml:space="preserve"> và nếu năng lực sản xuất giảm rủi ro lạm phát nhập khẩu thì có nguy cơ trở lại vấn đề </w:t>
+      </w:r>
+      <w:r>
+        <w:t xml:space="preserve">thặng dư </w:t>
+      </w:r>
+      <w:r>
+        <w:t>hàng hóa.</w:t>
+      </w:r>
+      <w:r>
+        <w:t xml:space="preserve"> Tất cả vấn đề hội tụ trở lại vấn đề cân bằng trình độ sản xuất và phân bổ ngành nghề.</w:t>
+      </w:r>
+      <w:r>
+        <w:t xml:space="preserve"> </w:t>
+      </w:r>
+      <w:r>
+        <w:t xml:space="preserve">Không thể giải quyết triệt để những thế lưỡng nan nhưng có thể giải quyết vấn đề tối ưu có ràng buộc. </w:t>
+      </w:r>
+      <w:r>
+        <w:t xml:space="preserve">Trong toán học, bài toán tối ưu với hàm </w:t>
+      </w:r>
+      <w:r>
+        <w:t>mục tiêu</w:t>
+      </w:r>
+      <w:r>
+        <w:t xml:space="preserve"> </w:t>
       </w:r>
       <w:r>
         <w:t>(</w:t>
       </w:r>
       <w:r>
-        <w:t>liability</w:t>
-      </w:r>
-      <w:r>
-        <w:t xml:space="preserve">) </w:t>
-      </w:r>
-      <w:r>
-        <w:t xml:space="preserve">qua phát hành trái phiếu, tín phiếu </w:t>
-      </w:r>
-      <w:r>
-        <w:t xml:space="preserve">(tài sản đối ứng với nợ phải trả) </w:t>
-      </w:r>
-      <w:r>
-        <w:t xml:space="preserve">kém hiệu quả hơn </w:t>
-      </w:r>
-      <w:r>
-        <w:t xml:space="preserve">vay </w:t>
-      </w:r>
-      <w:r>
-        <w:t xml:space="preserve">vốn ODA vì lãi suất trái phiếu là lãi suất huy động cao hơn lãi suất </w:t>
-      </w:r>
-      <w:r>
-        <w:t xml:space="preserve">vay </w:t>
-      </w:r>
-      <w:r>
-        <w:t>vốn ODA</w:t>
-      </w:r>
-      <w:r>
-        <w:t xml:space="preserve"> </w:t>
-      </w:r>
-      <w:r>
-        <w:t>và</w:t>
-      </w:r>
-      <w:r>
-        <w:t xml:space="preserve"> sẽ hiệu quả hơn </w:t>
-      </w:r>
-      <w:r>
-        <w:t xml:space="preserve">nữa </w:t>
-      </w:r>
-      <w:r>
-        <w:t>nếu thúc đẩy thị trường chứng khoán huy động nguồn vốn nhàn rỗi trong dân chúng</w:t>
-      </w:r>
-      <w:r>
-        <w:t xml:space="preserve"> mà chính phủ không cần trả lãi vì lợi nhuận trên thị trường chứng khoán phụ thuộc vào hoạt động hiệu quả của doanh nghiệp trên tổng thể mọi doanh nghiệp, trong khi đó, nếu </w:t>
-      </w:r>
-      <w:r>
-        <w:t xml:space="preserve">một </w:t>
-      </w:r>
-      <w:r>
-        <w:t xml:space="preserve">doanh nghiệp thua lỗ thì </w:t>
-      </w:r>
-      <w:r>
-        <w:t xml:space="preserve">chỉ doanh nghiệp đó </w:t>
-      </w:r>
-      <w:r>
-        <w:t>tự chịu trách nhiệm và không gây ảnh hưởng trên tổng thể nếu thị trường chứng khoán cùng hoạt động doanh nghiệp lành mạnh và minh bạch.</w:t>
-      </w:r>
-      <w:r>
-        <w:t xml:space="preserve"> Vì huy động vốn nhàn rỗi nên thị trường chứng khoán có thể giúp giảm lạm phát</w:t>
-      </w:r>
-      <w:r>
-        <w:t xml:space="preserve"> trong khi hỗ trợ tăng trưởng kinh tế</w:t>
-      </w:r>
-      <w:r>
-        <w:t xml:space="preserve"> nhưng cũng có những rủi ro trong thị trường chứng khoán, đặc biệt với trường hợp thiếu minh bạch</w:t>
+        <w:t xml:space="preserve">target </w:t>
+      </w:r>
+      <w:r>
+        <w:t xml:space="preserve">function) </w:t>
+      </w:r>
+      <w:r>
+        <w:t>cùng</w:t>
+      </w:r>
+      <w:r>
+        <w:t xml:space="preserve"> những điều kiện </w:t>
+      </w:r>
+      <w:r>
+        <w:t xml:space="preserve">(conditions) </w:t>
+      </w:r>
+      <w:r>
+        <w:t xml:space="preserve">thì hàm Lagrange </w:t>
+      </w:r>
+      <w:r>
+        <w:t xml:space="preserve">(Lagrange duality function) </w:t>
+      </w:r>
+      <w:r>
+        <w:t xml:space="preserve">phối hợp biến </w:t>
+      </w:r>
+      <w:r>
+        <w:t>mục tiêu</w:t>
+      </w:r>
+      <w:r>
+        <w:t xml:space="preserve"> </w:t>
+      </w:r>
+      <w:r>
+        <w:t>(</w:t>
+      </w:r>
+      <w:r>
+        <w:t xml:space="preserve">target </w:t>
+      </w:r>
+      <w:r>
+        <w:t xml:space="preserve">variables) </w:t>
+      </w:r>
+      <w:r>
+        <w:t xml:space="preserve">của hàm </w:t>
+      </w:r>
+      <w:r>
+        <w:t xml:space="preserve">chính </w:t>
+      </w:r>
+      <w:r>
+        <w:t xml:space="preserve">và biến đối ngẫu </w:t>
+      </w:r>
+      <w:r>
+        <w:t xml:space="preserve">(dual variables) </w:t>
+      </w:r>
+      <w:r>
+        <w:t>của các điều kiện</w:t>
+      </w:r>
+      <w:r>
+        <w:t>,</w:t>
+      </w:r>
+      <w:r>
+        <w:t xml:space="preserve"> </w:t>
+      </w:r>
+      <w:r>
+        <w:t xml:space="preserve">và </w:t>
+      </w:r>
+      <w:r>
+        <w:t>hàm Lagrange</w:t>
+      </w:r>
+      <w:r>
+        <w:t xml:space="preserve"> này </w:t>
+      </w:r>
+      <w:r>
+        <w:t xml:space="preserve">có cực trị là điểm yên ngựa </w:t>
+      </w:r>
+      <w:r>
+        <w:t xml:space="preserve">(saddle point) </w:t>
+      </w:r>
+      <w:r>
+        <w:t xml:space="preserve">mà tại đó nếu hàm </w:t>
+      </w:r>
+      <w:r>
+        <w:t>mục tiêu</w:t>
+      </w:r>
+      <w:r>
+        <w:t xml:space="preserve"> đạt cực tiểu (tối ưu) thì các điều kiện </w:t>
+      </w:r>
+      <w:r>
+        <w:t xml:space="preserve">cũng </w:t>
+      </w:r>
+      <w:r>
+        <w:t xml:space="preserve">đạt </w:t>
+      </w:r>
+      <w:r>
+        <w:t xml:space="preserve">cực đại (tối ưu), và ngược lại, </w:t>
+      </w:r>
+      <w:r>
+        <w:t xml:space="preserve">nếu hàm </w:t>
+      </w:r>
+      <w:r>
+        <w:t>mục tiêu</w:t>
+      </w:r>
+      <w:r>
+        <w:t xml:space="preserve"> </w:t>
+      </w:r>
+      <w:r>
+        <w:t xml:space="preserve">đạt cực </w:t>
+      </w:r>
+      <w:r>
+        <w:t>đại</w:t>
+      </w:r>
+      <w:r>
+        <w:t xml:space="preserve"> (tối ưu) thì các điều kiện </w:t>
+      </w:r>
+      <w:r>
+        <w:t xml:space="preserve">cũng </w:t>
+      </w:r>
+      <w:r>
+        <w:t xml:space="preserve">đạt </w:t>
+      </w:r>
+      <w:r>
+        <w:t xml:space="preserve">cực </w:t>
+      </w:r>
+      <w:r>
+        <w:t>tiểu</w:t>
+      </w:r>
+      <w:r>
+        <w:t xml:space="preserve"> (tối ưu)</w:t>
       </w:r>
       <w:r>
         <w:t>.</w:t>
       </w:r>
       <w:r>
-        <w:t xml:space="preserve"> </w:t>
-      </w:r>
-      <w:r>
-        <w:t xml:space="preserve">Ghi chú, trái phiếu mua được kế toán tăng NỢ tài sản (asset) và trái phiếu phát hành được kế toán tăng CÓ </w:t>
-      </w:r>
-      <w:r>
-        <w:t>nợ phải trả</w:t>
-      </w:r>
-      <w:r>
-        <w:t xml:space="preserve"> (</w:t>
-      </w:r>
-      <w:r>
-        <w:t>liability</w:t>
-      </w:r>
-      <w:r>
-        <w:t>)</w:t>
-      </w:r>
-      <w:r>
-        <w:t xml:space="preserve"> nên lượng tiền phát hành (tài khoản ngân hàng thương mại) cân đối với trái phiếu mua &amp; những tài sản khác và vốn đầu tư công có thể là trái phiếu phát hành</w:t>
-      </w:r>
-      <w:r>
-        <w:t xml:space="preserve">. </w:t>
-      </w:r>
-      <w:r>
-        <w:t>Ghi chú, vốn ODA tuy có lãi suất thấp nhưng còn bị ảnh hưởng bởi tỉ giá hối đoái</w:t>
-      </w:r>
-      <w:r>
-        <w:t>, nếu sức mua của nội tệ yếu thì vay vốn ODA sẽ gánh thêm chênh lệch tỉ giá hối đoái giữa nội tệ và ngoại tệ</w:t>
-      </w:r>
-      <w:r>
-        <w:t xml:space="preserve"> khi tung lượng tiền phát hành</w:t>
-      </w:r>
-      <w:r>
-        <w:t xml:space="preserve">. </w:t>
-      </w:r>
-      <w:r>
-        <w:t xml:space="preserve">Mạng lưới thương mại và hộ kinh doanh nhỏ lẻ không cần lượng tiền bút toán mới vì đã tận dụng lượng tiền đang lưu thông (tiền giấy/xu và số dư tài khoản ngân hàng thương mại), nên đồng thời đóng góp nguồn thu thuế và giảm lạm phát. Tận dụng lượng </w:t>
-      </w:r>
-      <w:r>
-        <w:rPr>
-          <w:i/>
-        </w:rPr>
-        <w:t>tiền lưu thông</w:t>
-      </w:r>
-      <w:r>
-        <w:t xml:space="preserve"> vốn đã giảm nguy cơ lạm phát, tăng lượng của cải khi sản xuất hiệu quả cũng giảm lạm phát vì thu hẹp khoảng cách giữa lượng của cải và lượng tiền lưu thông, cần đồng hành với tăng tiêu dùng </w:t>
-      </w:r>
-      <w:r>
-        <w:t xml:space="preserve">nội địa </w:t>
-      </w:r>
-      <w:r>
-        <w:t xml:space="preserve">nghĩa là </w:t>
-      </w:r>
-      <w:r>
-        <w:t xml:space="preserve">kích thích tái sản xuất </w:t>
-      </w:r>
-      <w:r>
-        <w:t xml:space="preserve">và/hoặc </w:t>
-      </w:r>
-      <w:r>
-        <w:t xml:space="preserve">đẩy ngược lượng tiền lưu thông trở lại ngân hàng </w:t>
-      </w:r>
-      <w:r>
-        <w:t xml:space="preserve">(thương mại, </w:t>
-      </w:r>
-      <w:r>
-        <w:t>trung ương</w:t>
-      </w:r>
-      <w:r>
-        <w:t>)</w:t>
-      </w:r>
-      <w:r>
-        <w:t xml:space="preserve"> một lần nữa kích thích đầu tư công / phúc lợi</w:t>
-      </w:r>
-      <w:r>
-        <w:t>.</w:t>
-      </w:r>
-      <w:r>
-        <w:t xml:space="preserve"> </w:t>
-      </w:r>
-      <w:r>
-        <w:rPr>
-          <w:i/>
-        </w:rPr>
-        <w:t>Tiêu dùng nội địa</w:t>
-      </w:r>
-      <w:r>
-        <w:t xml:space="preserve"> </w:t>
-      </w:r>
-      <w:r>
-        <w:t xml:space="preserve">(domestic consumption) </w:t>
-      </w:r>
-      <w:r>
-        <w:t xml:space="preserve">cũng là một hình thức huy động vốn nhàn rỗi như </w:t>
-      </w:r>
-      <w:r>
-        <w:rPr>
-          <w:i/>
-        </w:rPr>
-        <w:t>thị trường chứng khoán</w:t>
-      </w:r>
-      <w:r>
-        <w:t xml:space="preserve"> (stock market)</w:t>
-      </w:r>
-      <w:r>
-        <w:t>.</w:t>
-      </w:r>
-      <w:r>
-        <w:t xml:space="preserve"> </w:t>
-      </w:r>
-      <w:r>
-        <w:t>Thế nên doanh nghiệp tư nhân nhỏ lẻ trên bức tranh tổng thể toàn dân số không hề nhỏ lẻ.</w:t>
-      </w:r>
-      <w:r>
-        <w:t xml:space="preserve"> Vấn đề cốt lõi </w:t>
-      </w:r>
-      <w:r>
-        <w:t>giàu có</w:t>
-      </w:r>
-      <w:r>
-        <w:t xml:space="preserve"> quốc gia là tăng lượng của cải, tức tăng tài sản ròng – tăng vốn chủ sở hữu theo nghiệp vụ kế toán</w:t>
-      </w:r>
-      <w:r>
-        <w:t xml:space="preserve"> </w:t>
-      </w:r>
-      <w:r>
-        <w:lastRenderedPageBreak/>
-        <w:t>(accounting)</w:t>
-      </w:r>
-      <w:r>
-        <w:t>, nhưng trạng thái lý tưởng này luôn bị nhiễu bởi tăng nguồn vốn chứa nợ phải trả tức lạm phát</w:t>
-      </w:r>
-      <w:r>
-        <w:t xml:space="preserve">, một lần nữa nhưng, nếu không có nhiễu lạm phát </w:t>
-      </w:r>
-      <w:r>
-        <w:t>xúc tác</w:t>
-      </w:r>
-      <w:r>
-        <w:t xml:space="preserve"> thì ngay cả tiệm cận trạng thái lý tưởng cũng không </w:t>
-      </w:r>
-      <w:r>
-        <w:t xml:space="preserve">thể </w:t>
-      </w:r>
-      <w:r>
-        <w:t>tiệm cận. Quan điểm tự do kinh tế chấp nhận lạm phát vì càng quá mức ngăn cản lạm phát thì lạm phát càng có xu hướng nghi</w:t>
-      </w:r>
-      <w:r>
-        <w:t>ê</w:t>
-      </w:r>
-      <w:r>
-        <w:t>m trọng</w:t>
-      </w:r>
-      <w:r>
-        <w:t xml:space="preserve"> theo tỉ trọng nền kinh tế</w:t>
-      </w:r>
-      <w:r>
-        <w:t xml:space="preserve"> v</w:t>
-      </w:r>
-      <w:r>
-        <w:t>ì</w:t>
-      </w:r>
-      <w:r>
-        <w:t xml:space="preserve"> thiếu đi chất xúc tác </w:t>
-      </w:r>
-      <w:r>
-        <w:t>cho</w:t>
-      </w:r>
-      <w:r>
-        <w:t xml:space="preserve"> phản ứng dây chuyền trong mạng lưới kinh tế phức hợp</w:t>
-      </w:r>
-      <w:r>
-        <w:t>.</w:t>
-      </w:r>
-      <w:r>
-        <w:t xml:space="preserve"> Tiêu dùng nội địa tăng đến một lúc nào đó sẽ bị giới hạn – hấp thu năng lượng sản xuất </w:t>
-      </w:r>
-      <w:r>
-        <w:t xml:space="preserve">&amp; đầu tư </w:t>
-      </w:r>
-      <w:r>
-        <w:t xml:space="preserve">đến giới hạn, thì bánh xe kinh tế sẽ đình trệ nếu không có nguồn vốn tung vào </w:t>
-      </w:r>
-      <w:r>
-        <w:t xml:space="preserve">đẩy </w:t>
-      </w:r>
-      <w:r>
-        <w:t>kịp lúc và lạm phát lại xảy ra.</w:t>
-      </w:r>
+        <w:t xml:space="preserve"> Đây là vấn đề tối ưu đối ngẫu (duality optimization).</w:t>
+      </w:r>
+      <w:bookmarkStart w:id="4" w:name="_GoBack"/>
+      <w:bookmarkEnd w:id="4"/>
     </w:p>
     <w:p>
       <w:pPr>
@@ -16538,7 +16916,11 @@
         <w:t xml:space="preserve"> (tương tự hoạt động tín dụng cho vay lấy lãi)</w:t>
       </w:r>
       <w:r>
-        <w:t xml:space="preserve">, theo luận điểm thế năng trình độ sản xuất trong bài nghiên cứu – chỉ cần có chênh lệch là có lợi nhuận, mở rộng đến sự hoạt tác rất cần thiết của hoạt động tài chính, đào sâu một lần nữa đến quan năng quay vòng của đồng tiền </w:t>
+        <w:t xml:space="preserve">, theo luận điểm thế năng trình độ sản xuất trong bài nghiên cứu – chỉ cần có chênh lệch là có lợi nhuận, mở rộng đến sự hoạt tác rất cần thiết của hoạt động tài chính, đào sâu một lần nữa đến quan năng quay vòng </w:t>
+      </w:r>
+      <w:r>
+        <w:lastRenderedPageBreak/>
+        <w:t xml:space="preserve">của đồng tiền </w:t>
       </w:r>
       <w:r>
         <w:t xml:space="preserve">liên quan </w:t>
@@ -16840,185 +17222,185 @@
         <w:t>tiền kỹ thuật số</w:t>
       </w:r>
       <w:r>
-        <w:t xml:space="preserve"> (digitial currency) đáp </w:t>
+        <w:t xml:space="preserve"> (digitial currency) đáp ứng yêu cầu thanh khoản nhanh </w:t>
+      </w:r>
+      <w:r>
+        <w:t>với</w:t>
+      </w:r>
+      <w:r>
+        <w:t xml:space="preserve"> số lượng lớn cũng như an toàn. </w:t>
+      </w:r>
+      <w:r>
+        <w:t xml:space="preserve">Ghi chú, </w:t>
+      </w:r>
+      <w:r>
+        <w:t>tiền kỹ thuật số</w:t>
+      </w:r>
+      <w:r>
+        <w:rPr>
+          <w:i/>
+        </w:rPr>
+        <w:t xml:space="preserve"> </w:t>
+      </w:r>
+      <w:r>
+        <w:t xml:space="preserve">có vai trò như tiền mặt giấy/xu. </w:t>
+      </w:r>
+      <w:r>
+        <w:t>Lưu ý, phát hành tiền giấy/xu với số lượng lớn tốn chi phí và không an toàn</w:t>
+      </w:r>
+      <w:r>
+        <w:t xml:space="preserve"> </w:t>
+      </w:r>
+      <w:r>
+        <w:t>cũng như gặp rủi ro như hư hỏng &amp; mất mát</w:t>
+      </w:r>
+      <w:r>
+        <w:t>.</w:t>
+      </w:r>
+      <w:r>
+        <w:t xml:space="preserve"> </w:t>
+      </w:r>
+      <w:r>
+        <w:t>H</w:t>
+      </w:r>
+      <w:r>
+        <w:t xml:space="preserve">iện nay (2026) có hai loại tiền kỹ thuật số là </w:t>
+      </w:r>
+      <w:r>
+        <w:rPr>
+          <w:i/>
+        </w:rPr>
+        <w:t>tiền kỹ thuật số tập trung</w:t>
+      </w:r>
+      <w:r>
+        <w:t xml:space="preserve"> do ngân hàng trung ương phát hành neo vào bản vị pháp định như tiền tiền mặt </w:t>
+      </w:r>
+      <w:r>
+        <w:t>&amp;</w:t>
+      </w:r>
+      <w:r>
+        <w:t xml:space="preserve"> tiền bút toán và </w:t>
+      </w:r>
+      <w:r>
+        <w:rPr>
+          <w:i/>
+        </w:rPr>
+        <w:t>tiền kỹ thuật số phân tán</w:t>
+      </w:r>
+      <w:r>
+        <w:t xml:space="preserve"> mà hình thức phổ biến là </w:t>
+      </w:r>
+      <w:r>
+        <w:rPr>
+          <w:i/>
+        </w:rPr>
+        <w:t>tiền mã hóa</w:t>
+      </w:r>
+      <w:r>
+        <w:t xml:space="preserve"> (c</w:t>
+      </w:r>
+      <w:r>
+        <w:t>ryptocurrency</w:t>
+      </w:r>
+      <w:r>
+        <w:t>) như Bitcoin được phát triển bởi cộng đồng trên internet</w:t>
+      </w:r>
+      <w:r>
+        <w:t xml:space="preserve"> (Google AI 2026)</w:t>
+      </w:r>
+      <w:r>
+        <w:t>.</w:t>
+      </w:r>
+      <w:r>
+        <w:t xml:space="preserve"> Tiền kỹ thuật số </w:t>
+      </w:r>
+      <w:r>
+        <w:t>tập trung do n</w:t>
+      </w:r>
+      <w:r>
+        <w:t xml:space="preserve">gân hàng </w:t>
+      </w:r>
+      <w:r>
+        <w:t>trung ương</w:t>
+      </w:r>
+      <w:r>
+        <w:t xml:space="preserve"> phát hành còn được gọi</w:t>
+      </w:r>
+      <w:r>
+        <w:t xml:space="preserve"> là</w:t>
+      </w:r>
+      <w:r>
+        <w:t xml:space="preserve"> </w:t>
+      </w:r>
+      <w:r>
+        <w:rPr>
+          <w:i/>
+        </w:rPr>
+        <w:t>tiền CBDC</w:t>
+      </w:r>
+      <w:r>
+        <w:t xml:space="preserve"> </w:t>
+      </w:r>
+      <w:r>
+        <w:t>(</w:t>
+      </w:r>
+      <w:r>
+        <w:t>c</w:t>
+      </w:r>
+      <w:r>
+        <w:t xml:space="preserve">entral </w:t>
+      </w:r>
+      <w:r>
+        <w:t>b</w:t>
+      </w:r>
+      <w:r>
+        <w:t xml:space="preserve">ank </w:t>
+      </w:r>
+      <w:r>
+        <w:t>d</w:t>
+      </w:r>
+      <w:r>
+        <w:t xml:space="preserve">igital </w:t>
+      </w:r>
+      <w:r>
+        <w:t>c</w:t>
+      </w:r>
+      <w:r>
+        <w:t>urrency)</w:t>
+      </w:r>
+      <w:r>
+        <w:t xml:space="preserve"> hoàn toàn là tiền pháp định và có tính ổn định cao hơn tiền mã hóa mặc dù có thể chúng áp dùng cùng một công nghệ như </w:t>
+      </w:r>
+      <w:r>
+        <w:rPr>
+          <w:i/>
+        </w:rPr>
+        <w:t>blockchain</w:t>
+      </w:r>
+      <w:r>
+        <w:t xml:space="preserve"> nhưng hiện nay (2026) hình như tiền mã hóa như Bitcoin, E</w:t>
+      </w:r>
+      <w:r>
+        <w:t>thereum</w:t>
+      </w:r>
+      <w:r>
+        <w:t xml:space="preserve"> phổ biến hơn tiền CBDC.</w:t>
+      </w:r>
+      <w:r>
+        <w:t xml:space="preserve"> </w:t>
+      </w:r>
+      <w:r>
+        <w:t xml:space="preserve">Mua bán trên thị trường ngoại hối trước tiên là hoạt động tài chính, nhưng với tiền mã hóa có sự tham gia của cộng đồng với công nghệ </w:t>
+      </w:r>
+      <w:r>
+        <w:t>blockchain</w:t>
+      </w:r>
+      <w:r>
+        <w:t xml:space="preserve"> thì hoạt động mua bán tiền mã hóa có hơi hướng </w:t>
       </w:r>
       <w:r>
         <w:lastRenderedPageBreak/>
-        <w:t xml:space="preserve">ứng yêu cầu thanh khoản nhanh </w:t>
-      </w:r>
-      <w:r>
-        <w:t>với</w:t>
-      </w:r>
-      <w:r>
-        <w:t xml:space="preserve"> số lượng lớn cũng như an toàn. </w:t>
-      </w:r>
-      <w:r>
-        <w:t xml:space="preserve">Ghi chú, </w:t>
-      </w:r>
-      <w:r>
-        <w:t>tiền kỹ thuật số</w:t>
-      </w:r>
-      <w:r>
-        <w:rPr>
-          <w:i/>
-        </w:rPr>
-        <w:t xml:space="preserve"> </w:t>
-      </w:r>
-      <w:r>
-        <w:t xml:space="preserve">có vai trò như tiền mặt giấy/xu. </w:t>
-      </w:r>
-      <w:r>
-        <w:t>Lưu ý, phát hành tiền giấy/xu với số lượng lớn tốn chi phí và không an toàn</w:t>
-      </w:r>
-      <w:r>
-        <w:t xml:space="preserve"> </w:t>
-      </w:r>
-      <w:r>
-        <w:t>cũng như gặp rủi ro như hư hỏng &amp; mất mát</w:t>
-      </w:r>
-      <w:r>
-        <w:t>.</w:t>
-      </w:r>
-      <w:r>
-        <w:t xml:space="preserve"> </w:t>
-      </w:r>
-      <w:r>
-        <w:t>H</w:t>
-      </w:r>
-      <w:r>
-        <w:t xml:space="preserve">iện nay (2026) có hai loại tiền kỹ thuật số là </w:t>
-      </w:r>
-      <w:r>
-        <w:rPr>
-          <w:i/>
-        </w:rPr>
-        <w:t>tiền kỹ thuật số tập trung</w:t>
-      </w:r>
-      <w:r>
-        <w:t xml:space="preserve"> do ngân hàng trung ương phát hành neo vào bản vị pháp định như tiền tiền mặt </w:t>
-      </w:r>
-      <w:r>
-        <w:t>&amp;</w:t>
-      </w:r>
-      <w:r>
-        <w:t xml:space="preserve"> tiền bút toán và </w:t>
-      </w:r>
-      <w:r>
-        <w:rPr>
-          <w:i/>
-        </w:rPr>
-        <w:t>tiền kỹ thuật số phân tán</w:t>
-      </w:r>
-      <w:r>
-        <w:t xml:space="preserve"> mà hình thức phổ biến là </w:t>
-      </w:r>
-      <w:r>
-        <w:rPr>
-          <w:i/>
-        </w:rPr>
-        <w:t>tiền mã hóa</w:t>
-      </w:r>
-      <w:r>
-        <w:t xml:space="preserve"> (c</w:t>
-      </w:r>
-      <w:r>
-        <w:t>ryptocurrency</w:t>
-      </w:r>
-      <w:r>
-        <w:t>) như Bitcoin được phát triển bởi cộng đồng trên internet</w:t>
-      </w:r>
-      <w:r>
-        <w:t xml:space="preserve"> (Google AI 2026)</w:t>
-      </w:r>
-      <w:r>
-        <w:t>.</w:t>
-      </w:r>
-      <w:r>
-        <w:t xml:space="preserve"> Tiền kỹ thuật số </w:t>
-      </w:r>
-      <w:r>
-        <w:t>tập trung do n</w:t>
-      </w:r>
-      <w:r>
-        <w:t xml:space="preserve">gân hàng </w:t>
-      </w:r>
-      <w:r>
-        <w:t>trung ương</w:t>
-      </w:r>
-      <w:r>
-        <w:t xml:space="preserve"> phát hành còn được gọi</w:t>
-      </w:r>
-      <w:r>
-        <w:t xml:space="preserve"> là</w:t>
-      </w:r>
-      <w:r>
-        <w:t xml:space="preserve"> </w:t>
-      </w:r>
-      <w:r>
-        <w:rPr>
-          <w:i/>
-        </w:rPr>
-        <w:t>tiền CBDC</w:t>
-      </w:r>
-      <w:r>
-        <w:t xml:space="preserve"> </w:t>
-      </w:r>
-      <w:r>
-        <w:t>(</w:t>
-      </w:r>
-      <w:r>
-        <w:t>c</w:t>
-      </w:r>
-      <w:r>
-        <w:t xml:space="preserve">entral </w:t>
-      </w:r>
-      <w:r>
-        <w:t>b</w:t>
-      </w:r>
-      <w:r>
-        <w:t xml:space="preserve">ank </w:t>
-      </w:r>
-      <w:r>
-        <w:t>d</w:t>
-      </w:r>
-      <w:r>
-        <w:t xml:space="preserve">igital </w:t>
-      </w:r>
-      <w:r>
-        <w:t>c</w:t>
-      </w:r>
-      <w:r>
-        <w:t>urrency)</w:t>
-      </w:r>
-      <w:r>
-        <w:t xml:space="preserve"> hoàn toàn là tiền pháp định và có tính ổn định cao hơn tiền mã hóa mặc dù có thể chúng áp dùng cùng một công nghệ như </w:t>
-      </w:r>
-      <w:r>
-        <w:rPr>
-          <w:i/>
-        </w:rPr>
-        <w:t>blockchain</w:t>
-      </w:r>
-      <w:r>
-        <w:t xml:space="preserve"> nhưng hiện nay (2026) hình như tiền mã hóa như Bitcoin, E</w:t>
-      </w:r>
-      <w:r>
-        <w:t>thereum</w:t>
-      </w:r>
-      <w:r>
-        <w:t xml:space="preserve"> phổ biến hơn tiền CBDC.</w:t>
-      </w:r>
-      <w:r>
-        <w:t xml:space="preserve"> </w:t>
-      </w:r>
-      <w:r>
-        <w:t xml:space="preserve">Mua bán trên thị trường ngoại hối trước tiên là hoạt động tài chính, nhưng với tiền mã hóa có sự tham gia của cộng đồng với công nghệ </w:t>
-      </w:r>
-      <w:r>
-        <w:t>blockchain</w:t>
-      </w:r>
-      <w:r>
-        <w:t xml:space="preserve"> thì hoạt động mua bán tiền mã hóa có hơi hướng của hoạt động sản xuất, trở lại với nhận xét trước rằng tờ tiền vật lý $1 </w:t>
+        <w:t xml:space="preserve">của hoạt động sản xuất, trở lại với nhận xét trước rằng tờ tiền vật lý $1 </w:t>
       </w:r>
       <w:r>
         <w:t xml:space="preserve">tương ứng với tiền mã hóa </w:t>
@@ -17225,11 +17607,7 @@
         <w:t>ta đã biết, vốn là năng lượng do hàng hóa chuyển hóa thành. Nếu nhà tư bản không đủ vốn thì họ sẽ vay vốn, tạo tiền đề – cơ sở lý luận cho lợi nhuận hợp lý của hoạt động tài chính – cho vay lấy lãi</w:t>
       </w:r>
       <w:r>
-        <w:t xml:space="preserve">, tuy </w:t>
-      </w:r>
-      <w:r>
-        <w:lastRenderedPageBreak/>
-        <w:t>nhiên cũng dẫn đến một hệ lụy tiêu cực của đầu cơ tích trữ như một điều không thể tránh khỏi trong nền kinh tế thị trường</w:t>
+        <w:t>, tuy nhiên cũng dẫn đến một hệ lụy tiêu cực của đầu cơ tích trữ như một điều không thể tránh khỏi trong nền kinh tế thị trường</w:t>
       </w:r>
       <w:r>
         <w:t>.</w:t>
@@ -17338,7 +17716,11 @@
         <w:t xml:space="preserve"> </w:t>
       </w:r>
       <w:r>
-        <w:t xml:space="preserve">Nhắc lại, giá cả tự nhiên của hàng hóa được định nghĩa tổng quát bao gồm: 1) </w:t>
+        <w:t xml:space="preserve">Nhắc </w:t>
+      </w:r>
+      <w:r>
+        <w:lastRenderedPageBreak/>
+        <w:t xml:space="preserve">lại, giá cả tự nhiên của hàng hóa được định nghĩa tổng quát bao gồm: 1) </w:t>
       </w:r>
       <w:r>
         <w:t>tiền công</w:t>
@@ -18375,122 +18757,122 @@
         <w:rPr>
           <w:rFonts w:cs="Times New Roman"/>
         </w:rPr>
-        <w:t xml:space="preserve">Lưu ý, tiền công người lao động góp phần vào </w:t>
+        <w:t xml:space="preserve">Lưu ý, tiền công người lao động góp phần vào GDP theo phương pháp tính GDP bằng </w:t>
+      </w:r>
+      <w:r>
+        <w:rPr>
+          <w:rFonts w:cs="Times New Roman"/>
+        </w:rPr>
+        <w:t>tổng</w:t>
+      </w:r>
+      <w:r>
+        <w:rPr>
+          <w:rFonts w:cs="Times New Roman"/>
+        </w:rPr>
+        <w:t xml:space="preserve"> </w:t>
+      </w:r>
+      <w:r>
+        <w:rPr>
+          <w:rFonts w:cs="Times New Roman"/>
+        </w:rPr>
+        <w:t>thu nhập</w:t>
+      </w:r>
+      <w:r>
+        <w:rPr>
+          <w:rFonts w:cs="Times New Roman"/>
+        </w:rPr>
+        <w:t xml:space="preserve">, hơn nữa tuổi thọ một số công trình cơ sở hạ tầng còn dài hơn một thế hệ (30 năm), khi khấu hao hết thì sẽ tái tạo </w:t>
+      </w:r>
+      <w:r>
+        <w:rPr>
+          <w:rFonts w:cs="Times New Roman"/>
+        </w:rPr>
+        <w:t>công trình</w:t>
+      </w:r>
+      <w:r>
+        <w:rPr>
+          <w:rFonts w:cs="Times New Roman"/>
+        </w:rPr>
+        <w:t xml:space="preserve"> mới cho một thế hệ mới, ví dụ, một số công trình thủy điện chắc chắn đã khấu hao hết giá trị sử dụng, tuy vẫn tồn tại vì nhiều lý do nhưng hoàn toàn có thể dỡ bỏ khi cần thiết, nếu nguồn năng lượng thay thế đã dồi dào hoặc thúc đẩy điều đó</w:t>
+      </w:r>
+      <w:r>
+        <w:rPr>
+          <w:rFonts w:cs="Times New Roman"/>
+        </w:rPr>
+        <w:t xml:space="preserve">. </w:t>
+      </w:r>
+      <w:r>
+        <w:rPr>
+          <w:rFonts w:cs="Times New Roman"/>
+        </w:rPr>
+        <w:t xml:space="preserve">Dạng vốn cố định khác mang lại lợi nhuận được gọi tư bản cố định, không chuyển quyền sở hữu </w:t>
+      </w:r>
+      <w:r>
+        <w:rPr>
+          <w:rFonts w:cs="Times New Roman"/>
+        </w:rPr>
+        <w:t xml:space="preserve">như </w:t>
+      </w:r>
+      <w:r>
+        <w:rPr>
+          <w:rFonts w:cs="Times New Roman"/>
+        </w:rPr>
+        <w:t>nguyên vật liệu (thuộc vốn lưu động) nhưng thiết yếu</w:t>
+      </w:r>
+      <w:r>
+        <w:rPr>
+          <w:rFonts w:cs="Times New Roman"/>
+        </w:rPr>
+        <w:t xml:space="preserve">, </w:t>
+      </w:r>
+      <w:r>
+        <w:rPr>
+          <w:rFonts w:cs="Times New Roman"/>
+        </w:rPr>
+        <w:t>góp phần đáng kể vào tăng trưởng lợi nhuận, đó là nhà xưởng, máy móc, công cụ lao động và cả bất động sản cho thuê.</w:t>
+      </w:r>
+      <w:r>
+        <w:rPr>
+          <w:rFonts w:cs="Times New Roman"/>
+        </w:rPr>
+        <w:t xml:space="preserve"> Dạng vốn cố định thuộc riêng từng cá nhân, </w:t>
+      </w:r>
+      <w:r>
+        <w:rPr>
+          <w:rFonts w:cs="Times New Roman"/>
+        </w:rPr>
+        <w:t xml:space="preserve">quan trọng </w:t>
+      </w:r>
+      <w:r>
+        <w:rPr>
+          <w:rFonts w:cs="Times New Roman"/>
+        </w:rPr>
+        <w:t>đối với từng cá nhân là tay nghề (tài năng) vì một người muốn có t</w:t>
+      </w:r>
+      <w:r>
+        <w:rPr>
+          <w:rFonts w:cs="Times New Roman"/>
+        </w:rPr>
+        <w:t>ay</w:t>
+      </w:r>
+      <w:r>
+        <w:rPr>
+          <w:rFonts w:cs="Times New Roman"/>
+        </w:rPr>
+        <w:t xml:space="preserve"> nghề phải tốn một lượng lao động và/hoặc trả một lượng tiền để học, hơn nữa, tay nghề và tài năng của nhiều người hợp thành, góp phần họp thành trình độ sản xuất của toàn xã hội, nên một lần nữa cần khẳng định vốn là biểu hiện của trình độ sản xuất theo nghĩa tổng quát nhất.</w:t>
+      </w:r>
+      <w:r>
+        <w:rPr>
+          <w:rFonts w:cs="Times New Roman"/>
+        </w:rPr>
+        <w:t xml:space="preserve"> Vốn luân chuyển có đặc điểm </w:t>
       </w:r>
       <w:r>
         <w:rPr>
           <w:rFonts w:cs="Times New Roman"/>
         </w:rPr>
         <w:lastRenderedPageBreak/>
-        <w:t xml:space="preserve">GDP theo phương pháp tính GDP bằng </w:t>
-      </w:r>
-      <w:r>
-        <w:rPr>
-          <w:rFonts w:cs="Times New Roman"/>
-        </w:rPr>
-        <w:t>tổng</w:t>
-      </w:r>
-      <w:r>
-        <w:rPr>
-          <w:rFonts w:cs="Times New Roman"/>
-        </w:rPr>
-        <w:t xml:space="preserve"> </w:t>
-      </w:r>
-      <w:r>
-        <w:rPr>
-          <w:rFonts w:cs="Times New Roman"/>
-        </w:rPr>
-        <w:t>thu nhập</w:t>
-      </w:r>
-      <w:r>
-        <w:rPr>
-          <w:rFonts w:cs="Times New Roman"/>
-        </w:rPr>
-        <w:t xml:space="preserve">, hơn nữa tuổi thọ một số công trình cơ sở hạ tầng còn dài hơn một thế hệ (30 năm), khi khấu hao hết thì sẽ tái tạo </w:t>
-      </w:r>
-      <w:r>
-        <w:rPr>
-          <w:rFonts w:cs="Times New Roman"/>
-        </w:rPr>
-        <w:t>công trình</w:t>
-      </w:r>
-      <w:r>
-        <w:rPr>
-          <w:rFonts w:cs="Times New Roman"/>
-        </w:rPr>
-        <w:t xml:space="preserve"> mới cho một thế hệ mới, ví dụ, một số công trình thủy điện chắc chắn đã khấu hao hết giá trị sử dụng, tuy vẫn tồn tại vì nhiều lý do nhưng hoàn toàn có thể dỡ bỏ khi cần thiết, nếu nguồn năng lượng thay thế đã dồi dào hoặc thúc đẩy điều đó</w:t>
-      </w:r>
-      <w:r>
-        <w:rPr>
-          <w:rFonts w:cs="Times New Roman"/>
-        </w:rPr>
-        <w:t xml:space="preserve">. </w:t>
-      </w:r>
-      <w:r>
-        <w:rPr>
-          <w:rFonts w:cs="Times New Roman"/>
-        </w:rPr>
-        <w:t xml:space="preserve">Dạng vốn cố định khác mang lại lợi nhuận được gọi tư bản cố định, không chuyển quyền sở hữu </w:t>
-      </w:r>
-      <w:r>
-        <w:rPr>
-          <w:rFonts w:cs="Times New Roman"/>
-        </w:rPr>
-        <w:t xml:space="preserve">như </w:t>
-      </w:r>
-      <w:r>
-        <w:rPr>
-          <w:rFonts w:cs="Times New Roman"/>
-        </w:rPr>
-        <w:t>nguyên vật liệu (thuộc vốn lưu động) nhưng thiết yếu</w:t>
-      </w:r>
-      <w:r>
-        <w:rPr>
-          <w:rFonts w:cs="Times New Roman"/>
-        </w:rPr>
-        <w:t xml:space="preserve">, </w:t>
-      </w:r>
-      <w:r>
-        <w:rPr>
-          <w:rFonts w:cs="Times New Roman"/>
-        </w:rPr>
-        <w:t>góp phần đáng kể vào tăng trưởng lợi nhuận, đó là nhà xưởng, máy móc, công cụ lao động và cả bất động sản cho thuê.</w:t>
-      </w:r>
-      <w:r>
-        <w:rPr>
-          <w:rFonts w:cs="Times New Roman"/>
-        </w:rPr>
-        <w:t xml:space="preserve"> Dạng vốn cố định thuộc riêng từng cá nhân, </w:t>
-      </w:r>
-      <w:r>
-        <w:rPr>
-          <w:rFonts w:cs="Times New Roman"/>
-        </w:rPr>
-        <w:t xml:space="preserve">quan trọng </w:t>
-      </w:r>
-      <w:r>
-        <w:rPr>
-          <w:rFonts w:cs="Times New Roman"/>
-        </w:rPr>
-        <w:t>đối với từng cá nhân là tay nghề (tài năng) vì một người muốn có t</w:t>
-      </w:r>
-      <w:r>
-        <w:rPr>
-          <w:rFonts w:cs="Times New Roman"/>
-        </w:rPr>
-        <w:t>ay</w:t>
-      </w:r>
-      <w:r>
-        <w:rPr>
-          <w:rFonts w:cs="Times New Roman"/>
-        </w:rPr>
-        <w:t xml:space="preserve"> nghề phải tốn một lượng lao động và/hoặc trả một lượng tiền để học, hơn nữa, tay nghề và tài năng của nhiều người hợp thành, góp phần họp thành trình độ sản xuất của toàn xã hội, nên một lần nữa cần khẳng định vốn là biểu hiện của trình độ sản xuất theo nghĩa tổng quát nhất.</w:t>
-      </w:r>
-      <w:r>
-        <w:rPr>
-          <w:rFonts w:cs="Times New Roman"/>
-        </w:rPr>
-        <w:t xml:space="preserve"> Vốn luân chuyển có đặc điểm chủ yếu chỉ mang lại lợi nhuận khi luân chuyển hoặc chuyển quyền sở hữu như tiền công hoặc lượng tiền phân phối trong một hệ thống nào đó như vay tín dụng, nguyên vật liệu còn ở dạng thô chưa chế biến thành phẩm, hàng hóa dự trữ hoặc đã thành phẩm đang chờ bán đến người tiêu dùng</w:t>
+        <w:t>chủ yếu chỉ mang lại lợi nhuận khi luân chuyển hoặc chuyển quyền sở hữu như tiền công hoặc lượng tiền phân phối trong một hệ thống nào đó như vay tín dụng, nguyên vật liệu còn ở dạng thô chưa chế biến thành phẩm, hàng hóa dự trữ hoặc đã thành phẩm đang chờ bán đến người tiêu dùng</w:t>
       </w:r>
       <w:sdt>
         <w:sdtPr>
@@ -18867,14 +19249,7 @@
         <w:rPr>
           <w:rFonts w:cs="Times New Roman"/>
         </w:rPr>
-        <w:t xml:space="preserve">Tóm lại, sự khác biệt cơ bản giữa vốn cố định và vốn lưu động rằng vốn lưu động chỉ mang lại lợi nhuận thông qua luân chuyển (chuyển </w:t>
-      </w:r>
-      <w:r>
-        <w:rPr>
-          <w:rFonts w:cs="Times New Roman"/>
-        </w:rPr>
-        <w:lastRenderedPageBreak/>
-        <w:t>quyền sở hữu) và thay đổi hình thái (từ tiền sang hàng hóa và ngược lại), trong khi đó, vốn cố định có thể tạo ra lợi nhuận mà không cần luân chuyển (</w:t>
+        <w:t>Tóm lại, sự khác biệt cơ bản giữa vốn cố định và vốn lưu động rằng vốn lưu động chỉ mang lại lợi nhuận thông qua luân chuyển (chuyển quyền sở hữu) và thay đổi hình thái (từ tiền sang hàng hóa và ngược lại), trong khi đó, vốn cố định có thể tạo ra lợi nhuận mà không cần luân chuyển (</w:t>
       </w:r>
       <w:r>
         <w:rPr>
@@ -19035,7 +19410,11 @@
         <w:t>Google AI 2025</w:t>
       </w:r>
       <w:r>
-        <w:t xml:space="preserve">). Chi phí khấu hao tài sản cố định được cộng vào GDP chứ không phải trừ đi do vốn phải chuyển thành tài sản mới được tính vào GDP và chi phí khấu hao tức tu bổ tài sản cố định tương đương mua mới một lượng tài sản cố định. Tuy nhiên </w:t>
+        <w:t xml:space="preserve">). Chi phí khấu </w:t>
+      </w:r>
+      <w:r>
+        <w:lastRenderedPageBreak/>
+        <w:t xml:space="preserve">hao tài sản cố định được cộng vào GDP chứ không phải trừ đi do vốn phải chuyển thành tài sản mới được tính vào GDP và chi phí khấu hao tức tu bổ tài sản cố định tương đương mua mới một lượng tài sản cố định. Tuy nhiên </w:t>
       </w:r>
       <w:r>
         <w:t xml:space="preserve">không </w:t>
@@ -19214,11 +19593,7 @@
         <w:t>có thuộc tính quan trọng nhất là trao đổi</w:t>
       </w:r>
       <w:r>
-        <w:t xml:space="preserve"> và trao đổi là hoạt động “giao hợp” của </w:t>
-      </w:r>
-      <w:r>
-        <w:lastRenderedPageBreak/>
-        <w:t>sinh thể kinh tế để sinh sôi của cải</w:t>
+        <w:t xml:space="preserve"> và trao đổi là hoạt động “giao hợp” của sinh thể kinh tế để sinh sôi của cải</w:t>
       </w:r>
       <w:r>
         <w:t xml:space="preserve">. Bất luận thế nào </w:t>
@@ -19336,7 +19711,11 @@
         <w:t xml:space="preserve">. </w:t>
       </w:r>
       <w:r>
-        <w:t>Tuy nhiên, bất luận thế nào, vai trò lưu thông của tiền tệ hay tiền lưu thông luôn thiết yếu</w:t>
+        <w:t xml:space="preserve">Tuy nhiên, bất luận thế nào, vai trò lưu thông của tiền tệ hay </w:t>
+      </w:r>
+      <w:r>
+        <w:lastRenderedPageBreak/>
+        <w:t>tiền lưu thông luôn thiết yếu</w:t>
       </w:r>
       <w:r>
         <w:t xml:space="preserve"> và tất nhiên, tiền lưu thông là một thành phần của vốn lưu động bên cạnh </w:t>
@@ -19649,83 +20028,83 @@
         <w:t xml:space="preserve"> </w:t>
       </w:r>
       <w:r>
-        <w:t xml:space="preserve">4/5 này </w:t>
+        <w:t xml:space="preserve">4/5 này vừa đủ, nếu tỉ lệ tiền giấy lớn hơn 4/5 là lạm phát </w:t>
+      </w:r>
+      <w:r>
+        <w:t xml:space="preserve">(cao) </w:t>
+      </w:r>
+      <w:r>
+        <w:t xml:space="preserve">và nhỏ hơn </w:t>
+      </w:r>
+      <w:r>
+        <w:t>4</w:t>
+      </w:r>
+      <w:r>
+        <w:t>/5 là giảm phát</w:t>
+      </w:r>
+      <w:r>
+        <w:t xml:space="preserve"> (thấp)</w:t>
+      </w:r>
+      <w:r>
+        <w:t xml:space="preserve">. </w:t>
+      </w:r>
+      <w:r>
+        <w:t>Tỉ lệ lạm phát trong trường hợp này, đơn giản là phần bù của tỉ lệ tương ứng tiền tệ</w:t>
+      </w:r>
+      <w:r>
+        <w:t xml:space="preserve"> tức 0.2 = 1/5 = 1 – 4/5, sẽ nhỏ hơn khoảng 10 lần trong nền kinh tế hiện nay tức 2% = 0.2/10. </w:t>
+      </w:r>
+      <w:r>
+        <w:t xml:space="preserve">Ghi chú, Smith dùng thuật ngữ “sụt giảm giá trị tiền tệ” </w:t>
+      </w:r>
+      <w:r>
+        <w:t xml:space="preserve">khi </w:t>
+      </w:r>
+      <w:r>
+        <w:t>đề cập lạm phát.</w:t>
+      </w:r>
+      <w:r>
+        <w:t xml:space="preserve"> </w:t>
+      </w:r>
+      <w:r>
+        <w:t>Tiền giấy lưu thông nội tại tương ứng với tổng thu nhập theo một tỉ lệ nhỏ hơn 1, chứ không phải ngang bằng 1:1 vì lượng tiền lưu thông luôn nhỏ hơn tổng thu nhập do chuyển quyền sở hữu và sự thuận tiện</w:t>
+      </w:r>
+      <w:r>
+        <w:t>, nghĩa là luôn cần có lạm phát</w:t>
+      </w:r>
+      <w:r>
+        <w:t xml:space="preserve"> nhưng lạm phát phải nhỏ hơn tỉ lệ tăng trưởng tổng thu nhập và chỉ có lạm phát vừa đủ để giải phóng nguồn lực dôi dư thông qua vòng quay tiền thì tổng thu nhập mới tăng trưởng</w:t>
+      </w:r>
+      <w:r>
+        <w:t>.</w:t>
+      </w:r>
+      <w:r>
+        <w:t xml:space="preserve"> Tuy nhiên khi đồng tiền vàng được thay bằng tiền pháp định, vấn đề trở nên phức tạp </w:t>
+      </w:r>
+      <w:r>
+        <w:t xml:space="preserve">một chút </w:t>
+      </w:r>
+      <w:r>
+        <w:t>vì dạng vật lý của tiền pháp định là tiền giấy</w:t>
+      </w:r>
+      <w:r>
+        <w:t xml:space="preserve"> nhưng giá trị trao đổi </w:t>
+      </w:r>
+      <w:r>
+        <w:t xml:space="preserve">của </w:t>
+      </w:r>
+      <w:r>
+        <w:t>tiền pháp định là tỉ giá hối đoái.</w:t>
+      </w:r>
+      <w:r>
+        <w:t xml:space="preserve"> </w:t>
+      </w:r>
+      <w:r>
+        <w:t xml:space="preserve">Do vậy tờ tiền vật lý 1$ có một giá trị riêng bởi một loạt hoạt động đầu tư tạo lợi nhuận sau đó và tiền pháp định có giá trị trao đổi là tỉ giá hối đoái dựa trên sức mạnh </w:t>
       </w:r>
       <w:r>
         <w:lastRenderedPageBreak/>
-        <w:t xml:space="preserve">vừa đủ, nếu tỉ lệ tiền giấy lớn hơn 4/5 là lạm phát </w:t>
-      </w:r>
-      <w:r>
-        <w:t xml:space="preserve">(cao) </w:t>
-      </w:r>
-      <w:r>
-        <w:t xml:space="preserve">và nhỏ hơn </w:t>
-      </w:r>
-      <w:r>
-        <w:t>4</w:t>
-      </w:r>
-      <w:r>
-        <w:t>/5 là giảm phát</w:t>
-      </w:r>
-      <w:r>
-        <w:t xml:space="preserve"> (thấp)</w:t>
-      </w:r>
-      <w:r>
-        <w:t xml:space="preserve">. </w:t>
-      </w:r>
-      <w:r>
-        <w:t>Tỉ lệ lạm phát trong trường hợp này, đơn giản là phần bù của tỉ lệ tương ứng tiền tệ</w:t>
-      </w:r>
-      <w:r>
-        <w:t xml:space="preserve"> tức 0.2 = 1/5 = 1 – 4/5, sẽ nhỏ hơn khoảng 10 lần trong nền kinh tế hiện nay tức 2% = 0.2/10. </w:t>
-      </w:r>
-      <w:r>
-        <w:t xml:space="preserve">Ghi chú, Smith dùng thuật ngữ “sụt giảm giá trị tiền tệ” </w:t>
-      </w:r>
-      <w:r>
-        <w:t xml:space="preserve">khi </w:t>
-      </w:r>
-      <w:r>
-        <w:t>đề cập lạm phát.</w:t>
-      </w:r>
-      <w:r>
-        <w:t xml:space="preserve"> </w:t>
-      </w:r>
-      <w:r>
-        <w:t>Tiền giấy lưu thông nội tại tương ứng với tổng thu nhập theo một tỉ lệ nhỏ hơn 1, chứ không phải ngang bằng 1:1 vì lượng tiền lưu thông luôn nhỏ hơn tổng thu nhập do chuyển quyền sở hữu và sự thuận tiện</w:t>
-      </w:r>
-      <w:r>
-        <w:t>, nghĩa là luôn cần có lạm phát</w:t>
-      </w:r>
-      <w:r>
-        <w:t xml:space="preserve"> nhưng lạm phát phải nhỏ hơn tỉ lệ tăng trưởng tổng thu nhập và chỉ có lạm phát vừa đủ để giải phóng nguồn lực dôi dư thông qua vòng quay tiền thì tổng thu nhập mới tăng trưởng</w:t>
-      </w:r>
-      <w:r>
-        <w:t>.</w:t>
-      </w:r>
-      <w:r>
-        <w:t xml:space="preserve"> Tuy nhiên khi đồng tiền vàng được thay bằng tiền pháp định, vấn đề trở nên phức tạp </w:t>
-      </w:r>
-      <w:r>
-        <w:t xml:space="preserve">một chút </w:t>
-      </w:r>
-      <w:r>
-        <w:t>vì dạng vật lý của tiền pháp định là tiền giấy</w:t>
-      </w:r>
-      <w:r>
-        <w:t xml:space="preserve"> nhưng giá trị trao đổi </w:t>
-      </w:r>
-      <w:r>
-        <w:t xml:space="preserve">của </w:t>
-      </w:r>
-      <w:r>
-        <w:t>tiền pháp định là tỉ giá hối đoái.</w:t>
-      </w:r>
-      <w:r>
-        <w:t xml:space="preserve"> </w:t>
-      </w:r>
-      <w:r>
-        <w:t xml:space="preserve">Do vậy tờ tiền vật lý 1$ có một giá trị riêng bởi một loạt hoạt động đầu tư tạo lợi nhuận sau đó và tiền pháp định có giá trị trao đổi là tỉ giá hối đoái dựa trên sức mạnh cứng của quốc gia. </w:t>
+        <w:t xml:space="preserve">cứng của quốc gia. </w:t>
       </w:r>
       <w:r>
         <w:t xml:space="preserve">Trong hệ thống tiền pháp định không có bản vị vàng nên lượng tài sản dôi dư tương ứng với 200,000 đồng tiền vàng, </w:t>
@@ -19976,11 +20355,7 @@
         <w:t xml:space="preserve"> </w:t>
       </w:r>
       <w:r>
-        <w:t xml:space="preserve">Nếu lượng tiền giấy vượt mức như 900,000 thì số lượng thừa 100,000 = 900,000 – 8000,000 sẽ quay trở lại </w:t>
-      </w:r>
-      <w:r>
-        <w:lastRenderedPageBreak/>
-        <w:t xml:space="preserve">ngân hàng do người dân có xu hướng đến ngân hàng đổi tiền giấy thừa để lấy đồng tiền vàng nên buộc ngân hàng phải gánh giữ </w:t>
+        <w:t xml:space="preserve">Nếu lượng tiền giấy vượt mức như 900,000 thì số lượng thừa 100,000 = 900,000 – 8000,000 sẽ quay trở lại ngân hàng do người dân có xu hướng đến ngân hàng đổi tiền giấy thừa để lấy đồng tiền vàng nên buộc ngân hàng phải gánh giữ </w:t>
       </w:r>
       <w:r>
         <w:t xml:space="preserve">thêm </w:t>
@@ -20195,7 +20570,11 @@
         <w:t>V</w:t>
       </w:r>
       <w:r>
-        <w:t xml:space="preserve"> là tốc độ lưu thông tiền tệ tức số lần mà một đơn vị tiền tệ được sử dụng để mua hàng hóa dịch vụ trong một khoảng thời gian, </w:t>
+        <w:t xml:space="preserve"> là tốc độ lưu thông tiền tệ tức số lần mà một đơn vị tiền tệ được sử dụng để mua hàng </w:t>
+      </w:r>
+      <w:r>
+        <w:lastRenderedPageBreak/>
+        <w:t xml:space="preserve">hóa dịch vụ trong một khoảng thời gian, </w:t>
       </w:r>
       <w:r>
         <w:rPr>
@@ -21155,167 +21534,167 @@
         <w:t xml:space="preserve"> GDP danh nghĩa không quan tâm đến lạm phát. </w:t>
       </w:r>
       <w:r>
-        <w:t xml:space="preserve">Lưu ý, </w:t>
+        <w:t xml:space="preserve">Lưu ý, tích </w:t>
+      </w:r>
+      <w:r>
+        <w:rPr>
+          <w:i/>
+        </w:rPr>
+        <w:t>P</w:t>
+      </w:r>
+      <w:r>
+        <w:t>*</w:t>
+      </w:r>
+      <w:r>
+        <w:rPr>
+          <w:i/>
+        </w:rPr>
+        <w:t>Q</w:t>
+      </w:r>
+      <w:r>
+        <w:t xml:space="preserve"> là tổng thu nhập Smith hay thu nhập ròng Smith được lượng giá tương đương với GDP danh nghĩa</w:t>
+      </w:r>
+      <w:r>
+        <w:t xml:space="preserve"> nhưng thực chất tổng thu nhập Smith nhỏ hơn GDP danh nghĩa lẫn GDP thực</w:t>
+      </w:r>
+      <w:r>
+        <w:t xml:space="preserve">. </w:t>
+      </w:r>
+      <w:r>
+        <w:t>V</w:t>
+      </w:r>
+      <w:r>
+        <w:t xml:space="preserve">ới GDP thực </w:t>
+      </w:r>
+      <w:r>
+        <w:t>thì</w:t>
+      </w:r>
+      <w:r>
+        <w:t xml:space="preserve"> tích </w:t>
+      </w:r>
+      <w:r>
+        <w:rPr>
+          <w:i/>
+        </w:rPr>
+        <w:t>P</w:t>
+      </w:r>
+      <w:r>
+        <w:t>*</w:t>
+      </w:r>
+      <w:r>
+        <w:rPr>
+          <w:i/>
+        </w:rPr>
+        <w:t>Q</w:t>
+      </w:r>
+      <w:r>
+        <w:t xml:space="preserve"> được tính với </w:t>
+      </w:r>
+      <w:r>
+        <w:rPr>
+          <w:i/>
+        </w:rPr>
+        <w:t>P</w:t>
+      </w:r>
+      <w:r>
+        <w:t xml:space="preserve"> năm gốc và </w:t>
+      </w:r>
+      <w:r>
+        <w:rPr>
+          <w:i/>
+        </w:rPr>
+        <w:t>Q</w:t>
+      </w:r>
+      <w:r>
+        <w:t xml:space="preserve"> năm nay, nên </w:t>
+      </w:r>
+      <w:r>
+        <w:t xml:space="preserve">GDP thực </w:t>
+      </w:r>
+      <w:r>
+        <w:t>quan tâm đến lạm phát</w:t>
+      </w:r>
+      <w:r>
+        <w:t xml:space="preserve"> (</w:t>
+      </w:r>
+      <w:r>
+        <w:t>Google AI 2026</w:t>
+      </w:r>
+      <w:r>
+        <w:t>)</w:t>
+      </w:r>
+      <w:r>
+        <w:t xml:space="preserve">. Tỉ số giữa GDP danh nghĩa và GDP thực được gọi là </w:t>
+      </w:r>
+      <w:r>
+        <w:rPr>
+          <w:i/>
+        </w:rPr>
+        <w:t>chỉ số khử lạm phát</w:t>
+      </w:r>
+      <w:r>
+        <w:t xml:space="preserve"> </w:t>
+      </w:r>
+      <w:r>
+        <w:t>/ chỉ số giảm phát GDP (</w:t>
+      </w:r>
+      <w:r>
+        <w:t xml:space="preserve">GDP </w:t>
+      </w:r>
+      <w:r>
+        <w:t>d</w:t>
+      </w:r>
+      <w:r>
+        <w:t>eflator</w:t>
+      </w:r>
+      <w:r>
+        <w:t xml:space="preserve">) </w:t>
+      </w:r>
+      <w:r>
+        <w:t>cho biết bao nhiêu phần trăm trong tăng trưởng GDP do giá cả tăng</w:t>
+      </w:r>
+      <w:r>
+        <w:t xml:space="preserve"> chứ không phải do sản xuất tăng</w:t>
+      </w:r>
+      <w:r>
+        <w:t xml:space="preserve"> (</w:t>
+      </w:r>
+      <w:r>
+        <w:t>Google AI 2026</w:t>
+      </w:r>
+      <w:r>
+        <w:t>)</w:t>
+      </w:r>
+      <w:r>
+        <w:t>. Như vậy ta có hai cách hiểu tương đương về lạm phát: 1) lạm phát là lượng tiền lưu thông nhiều hơn lượng hàng hóa trên thị trường, một cách chính xác, lượng tiền lưu thông quá mức cần thiết để hàng hóa trên thị trường trao đổi, 2)</w:t>
+      </w:r>
+      <w:r>
+        <w:t xml:space="preserve"> lạm phát là hiện tượng mà mức giá chung của hàng hóa dịch vụ tăng lên</w:t>
+      </w:r>
+      <w:r>
+        <w:t xml:space="preserve"> liên tục, kéo theo sụt giảm sức mua của đồng tiền (sự sụt giảm giá trị tiền tệ) (</w:t>
+      </w:r>
+      <w:r>
+        <w:t>Google AI 2026</w:t>
+      </w:r>
+      <w:r>
+        <w:t xml:space="preserve">). </w:t>
+      </w:r>
+      <w:r>
+        <w:t xml:space="preserve">Hai cách hiểu này tương đương vì giá cả tăng vọt đòi hỏi lượng tiền lưu thông nhiều hơn cần thiết. </w:t>
+      </w:r>
+      <w:r>
+        <w:t xml:space="preserve">Có ba nguyên nhân chính dẫn đến lạm phát: 1) lạm phát do cầu kéo </w:t>
+      </w:r>
+      <w:r>
+        <w:t xml:space="preserve">tức </w:t>
+      </w:r>
+      <w:r>
+        <w:t xml:space="preserve">cầu vượt </w:t>
       </w:r>
       <w:r>
         <w:lastRenderedPageBreak/>
-        <w:t xml:space="preserve">tích </w:t>
-      </w:r>
-      <w:r>
-        <w:rPr>
-          <w:i/>
-        </w:rPr>
-        <w:t>P</w:t>
-      </w:r>
-      <w:r>
-        <w:t>*</w:t>
-      </w:r>
-      <w:r>
-        <w:rPr>
-          <w:i/>
-        </w:rPr>
-        <w:t>Q</w:t>
-      </w:r>
-      <w:r>
-        <w:t xml:space="preserve"> là tổng thu nhập Smith hay thu nhập ròng Smith được lượng giá tương đương với GDP danh nghĩa</w:t>
-      </w:r>
-      <w:r>
-        <w:t xml:space="preserve"> nhưng thực chất tổng thu nhập Smith nhỏ hơn GDP danh nghĩa lẫn GDP thực</w:t>
-      </w:r>
-      <w:r>
-        <w:t xml:space="preserve">. </w:t>
-      </w:r>
-      <w:r>
-        <w:t>V</w:t>
-      </w:r>
-      <w:r>
-        <w:t xml:space="preserve">ới GDP thực </w:t>
-      </w:r>
-      <w:r>
-        <w:t>thì</w:t>
-      </w:r>
-      <w:r>
-        <w:t xml:space="preserve"> tích </w:t>
-      </w:r>
-      <w:r>
-        <w:rPr>
-          <w:i/>
-        </w:rPr>
-        <w:t>P</w:t>
-      </w:r>
-      <w:r>
-        <w:t>*</w:t>
-      </w:r>
-      <w:r>
-        <w:rPr>
-          <w:i/>
-        </w:rPr>
-        <w:t>Q</w:t>
-      </w:r>
-      <w:r>
-        <w:t xml:space="preserve"> được tính với </w:t>
-      </w:r>
-      <w:r>
-        <w:rPr>
-          <w:i/>
-        </w:rPr>
-        <w:t>P</w:t>
-      </w:r>
-      <w:r>
-        <w:t xml:space="preserve"> năm gốc và </w:t>
-      </w:r>
-      <w:r>
-        <w:rPr>
-          <w:i/>
-        </w:rPr>
-        <w:t>Q</w:t>
-      </w:r>
-      <w:r>
-        <w:t xml:space="preserve"> năm nay, nên </w:t>
-      </w:r>
-      <w:r>
-        <w:t xml:space="preserve">GDP thực </w:t>
-      </w:r>
-      <w:r>
-        <w:t>quan tâm đến lạm phát</w:t>
-      </w:r>
-      <w:r>
-        <w:t xml:space="preserve"> (</w:t>
-      </w:r>
-      <w:r>
-        <w:t>Google AI 2026</w:t>
-      </w:r>
-      <w:r>
-        <w:t>)</w:t>
-      </w:r>
-      <w:r>
-        <w:t xml:space="preserve">. Tỉ số giữa GDP danh nghĩa và GDP thực được gọi là </w:t>
-      </w:r>
-      <w:r>
-        <w:rPr>
-          <w:i/>
-        </w:rPr>
-        <w:t>chỉ số khử lạm phát</w:t>
-      </w:r>
-      <w:r>
-        <w:t xml:space="preserve"> </w:t>
-      </w:r>
-      <w:r>
-        <w:t>/ chỉ số giảm phát GDP (</w:t>
-      </w:r>
-      <w:r>
-        <w:t xml:space="preserve">GDP </w:t>
-      </w:r>
-      <w:r>
-        <w:t>d</w:t>
-      </w:r>
-      <w:r>
-        <w:t>eflator</w:t>
-      </w:r>
-      <w:r>
-        <w:t xml:space="preserve">) </w:t>
-      </w:r>
-      <w:r>
-        <w:t>cho biết bao nhiêu phần trăm trong tăng trưởng GDP do giá cả tăng</w:t>
-      </w:r>
-      <w:r>
-        <w:t xml:space="preserve"> chứ không phải do sản xuất tăng</w:t>
-      </w:r>
-      <w:r>
-        <w:t xml:space="preserve"> (</w:t>
-      </w:r>
-      <w:r>
-        <w:t>Google AI 2026</w:t>
-      </w:r>
-      <w:r>
-        <w:t>)</w:t>
-      </w:r>
-      <w:r>
-        <w:t>. Như vậy ta có hai cách hiểu tương đương về lạm phát: 1) lạm phát là lượng tiền lưu thông nhiều hơn lượng hàng hóa trên thị trường, một cách chính xác, lượng tiền lưu thông quá mức cần thiết để hàng hóa trên thị trường trao đổi, 2)</w:t>
-      </w:r>
-      <w:r>
-        <w:t xml:space="preserve"> lạm phát là hiện tượng mà mức giá chung của hàng hóa dịch vụ tăng lên</w:t>
-      </w:r>
-      <w:r>
-        <w:t xml:space="preserve"> liên tục, kéo theo sụt giảm sức mua của đồng tiền (sự sụt giảm giá trị tiền tệ) (</w:t>
-      </w:r>
-      <w:r>
-        <w:t>Google AI 2026</w:t>
-      </w:r>
-      <w:r>
-        <w:t xml:space="preserve">). </w:t>
-      </w:r>
-      <w:r>
-        <w:t xml:space="preserve">Hai cách hiểu này tương đương vì giá cả tăng vọt đòi hỏi lượng tiền lưu thông nhiều hơn cần thiết. </w:t>
-      </w:r>
-      <w:r>
-        <w:t xml:space="preserve">Có ba nguyên nhân chính dẫn đến lạm phát: 1) lạm phát do cầu kéo </w:t>
-      </w:r>
-      <w:r>
-        <w:t xml:space="preserve">tức </w:t>
-      </w:r>
-      <w:r>
-        <w:t xml:space="preserve">cầu vượt quá cung khiến giá cả leo thang, 2) lạm phát do chi phí đẩy </w:t>
+        <w:t xml:space="preserve">quá cung khiến giá cả leo thang, 2) lạm phát do chi phí đẩy </w:t>
       </w:r>
       <w:r>
         <w:t>khi</w:t>
@@ -21741,14 +22120,7 @@
         <w:rPr>
           <w:noProof/>
         </w:rPr>
-        <w:t xml:space="preserve"> (H. T. Đỗ, T. P. Trần, Eds., &amp; H. T. Đỗ, Trans.) Hanoi, Vietnam (1997): Vietnam Education Publishing House. Retrieved from </w:t>
-      </w:r>
-      <w:r>
-        <w:rPr>
-          <w:noProof/>
-        </w:rPr>
-        <w:lastRenderedPageBreak/>
-        <w:t>https://www.scribd.com/document/633319064/Cua-Cai-Cua-Cac-Dan-Toc-Adam-Smith</w:t>
+        <w:t xml:space="preserve"> (H. T. Đỗ, T. P. Trần, Eds., &amp; H. T. Đỗ, Trans.) Hanoi, Vietnam (1997): Vietnam Education Publishing House. Retrieved from https://www.scribd.com/document/633319064/Cua-Cai-Cua-Cac-Dan-Toc-Adam-Smith</w:t>
       </w:r>
     </w:p>
     <w:p>
@@ -22314,7 +22686,7 @@
           <w:rPr>
             <w:noProof/>
           </w:rPr>
-          <w:t>41</w:t>
+          <w:t>43</w:t>
         </w:r>
         <w:r>
           <w:rPr>
@@ -23425,7 +23797,7 @@
 </file>
 
 <file path=customXml/itemProps1.xml><?xml version="1.0" encoding="utf-8"?>
-<ds:datastoreItem xmlns:ds="http://schemas.openxmlformats.org/officeDocument/2006/customXml" ds:itemID="{0AC15DCA-DE26-4C7F-A69B-E373150AFABC}">
+<ds:datastoreItem xmlns:ds="http://schemas.openxmlformats.org/officeDocument/2006/customXml" ds:itemID="{2E8B8466-DB70-47AF-AD32-C81E27D481C1}">
   <ds:schemaRefs>
     <ds:schemaRef ds:uri="http://schemas.openxmlformats.org/officeDocument/2006/bibliography"/>
   </ds:schemaRefs>

--- a/articles/TuDoKinhTe.docx
+++ b/articles/TuDoKinhTe.docx
@@ -72,13 +72,109 @@
       <w:pPr>
         <w:pStyle w:val="Heading1"/>
       </w:pPr>
-      <w:bookmarkStart w:id="0" w:name="_Toc208604144"/>
+      <w:bookmarkStart w:id="0" w:name="_Toc227593229"/>
       <w:r>
         <w:t>Tóm tắt</w:t>
       </w:r>
       <w:bookmarkEnd w:id="0"/>
     </w:p>
-    <w:p/>
+    <w:p>
+      <w:r>
+        <w:t>Montesquieu</w:t>
+      </w:r>
+      <w:r>
+        <w:t xml:space="preserve"> lang thang trong cõi đời tìm thấy cây tự do theo cách </w:t>
+      </w:r>
+      <w:r>
+        <w:t xml:space="preserve">nhìn </w:t>
+      </w:r>
+      <w:r>
+        <w:t xml:space="preserve">của ông, rút cành tỉa nhánh kết dây trói loài người vào </w:t>
+      </w:r>
+      <w:r>
+        <w:t xml:space="preserve">chính </w:t>
+      </w:r>
+      <w:r>
+        <w:t xml:space="preserve">sức mạnh của </w:t>
+      </w:r>
+      <w:r>
+        <w:t xml:space="preserve">họ </w:t>
+      </w:r>
+      <w:r>
+        <w:t xml:space="preserve">để </w:t>
+      </w:r>
+      <w:r>
+        <w:t xml:space="preserve">được </w:t>
+      </w:r>
+      <w:r>
+        <w:t>an toàn trong tự do</w:t>
+      </w:r>
+      <w:r>
+        <w:t>,</w:t>
+      </w:r>
+      <w:r>
+        <w:t xml:space="preserve"> hoặc giả tự do </w:t>
+      </w:r>
+      <w:r>
+        <w:t>[suy nhược</w:t>
+      </w:r>
+      <w:r>
+        <w:t>?</w:t>
+      </w:r>
+      <w:r>
+        <w:t xml:space="preserve">] </w:t>
+      </w:r>
+      <w:r>
+        <w:t>hơn</w:t>
+      </w:r>
+      <w:r>
+        <w:t>.</w:t>
+      </w:r>
+      <w:r>
+        <w:t xml:space="preserve"> Ngay lúc đó Adam Smith rút dây nới lỏng sinh </w:t>
+      </w:r>
+      <w:r>
+        <w:t>dục</w:t>
+      </w:r>
+      <w:r>
+        <w:t xml:space="preserve"> loài người để duy trì sức mạnh</w:t>
+      </w:r>
+      <w:r>
+        <w:t xml:space="preserve"> và Hegel bắt đầu đồng nhất tự do và ý chí – sức mạnh của ý chí trong một vòng tròn thiết định mà tự do là tự do thoát khỏi tự do tan biến. Học thuyết tự do kinh tế của Adam Smith tập trung phân công lao động </w:t>
+      </w:r>
+      <w:r>
+        <w:t>vào</w:t>
+      </w:r>
+      <w:r>
+        <w:t xml:space="preserve"> một thế cân bằng của đạo đức </w:t>
+      </w:r>
+      <w:r>
+        <w:t>để</w:t>
+      </w:r>
+      <w:r>
+        <w:t xml:space="preserve"> hưởng lợi công bằng</w:t>
+      </w:r>
+      <w:r>
+        <w:t xml:space="preserve"> khi mà các hoạt động tư lợi tự hài hòa lẫn nhau</w:t>
+      </w:r>
+      <w:r>
+        <w:t>, hoặc giả ràng buộc hơn</w:t>
+      </w:r>
+      <w:r>
+        <w:t>?</w:t>
+      </w:r>
+    </w:p>
+    <w:p>
+      <w:r>
+        <w:rPr>
+          <w:b/>
+        </w:rPr>
+        <w:t>Từ khóa:</w:t>
+      </w:r>
+      <w:r>
+        <w:t xml:space="preserve"> tự do kinh tế, phân công lao động, tích lũy vốn.</w:t>
+      </w:r>
+    </w:p>
     <w:p/>
     <w:p>
       <w:pPr>
@@ -87,7 +183,7 @@
           <w:b w:val="0"/>
         </w:rPr>
       </w:pPr>
-      <w:bookmarkStart w:id="1" w:name="_Toc208604145"/>
+      <w:bookmarkStart w:id="1" w:name="_Toc227593230"/>
       <w:r>
         <w:t>P</w:t>
       </w:r>
@@ -149,7 +245,28 @@
         <w:t>năng lực sản xuất</w:t>
       </w:r>
       <w:r>
-        <w:t xml:space="preserve"> chứ không phải sự tích lũy kim loại quý (tích lũy tài chính). Ta sẽ bàn lại quan điểm này sau nhưng về cơ bản năng lực sản xuất cần phải hiểu rộng hơn là trình độ sản xuất mà sau này là trình độ công nghệ</w:t>
+        <w:t xml:space="preserve"> chứ không phải sự tích lũy kim loại quý (tích lũy tài chính). Ta sẽ bàn lại quan điểm này sau nhưng về cơ bản năng lực sản xuất cần phải hiểu rộng hơn là </w:t>
+      </w:r>
+      <w:r>
+        <w:rPr>
+          <w:i/>
+        </w:rPr>
+        <w:t>trình độ sản xuất</w:t>
+      </w:r>
+      <w:r>
+        <w:t xml:space="preserve"> </w:t>
+      </w:r>
+      <w:r>
+        <w:t>(</w:t>
+      </w:r>
+      <w:r>
+        <w:t>production level</w:t>
+      </w:r>
+      <w:r>
+        <w:t xml:space="preserve">) </w:t>
+      </w:r>
+      <w:r>
+        <w:t>mà sau này là trình độ công nghệ</w:t>
       </w:r>
       <w:r>
         <w:t xml:space="preserve">, hơn nữa ngay chính phân công lao động cũng dẫn đến </w:t>
@@ -333,7 +450,11 @@
         <w:t>u hình và vô hình với lưu ý rằng kết quả của hoạt động tài chính / thương mại thuần túy có lợi nhuận “bôi trơn” như dầu nhớt mường tượng như một loại hàng hóa nhưng hàng hóa sản phẩm đặt trong hoạt động sản xuất có ngữ nghĩa “sản xuất” đậm nét</w:t>
       </w:r>
       <w:r>
-        <w:t>, có tính chất cụ thể nên lợi nhuận từ hoạt động tài chính / thương mại thuần túy được phân biệt với lợi nhuận của hoạt động sản xuất mặc dù tất cả đều liên quan đến thế năng của trình độ sản xuất sẽ được đề cập sau</w:t>
+        <w:t xml:space="preserve">, có tính chất cụ thể nên lợi nhuận từ hoạt động tài chính / thương mại thuần túy được phân biệt với lợi nhuận của hoạt động sản xuất mặc dù tất </w:t>
+      </w:r>
+      <w:r>
+        <w:lastRenderedPageBreak/>
+        <w:t>cả đều liên quan đến thế năng của trình độ sản xuất sẽ được đề cập sau</w:t>
       </w:r>
       <w:r>
         <w:t>, thậm chí mặc dù ta có thể xem hoạt động sản xuất là hoạt động sản xuất trực tiếp</w:t>
@@ -374,7 +495,6 @@
         <w:ind w:firstLine="360"/>
       </w:pPr>
       <w:r>
-        <w:lastRenderedPageBreak/>
         <w:t>Theo Adam Smith</w:t>
       </w:r>
       <w:sdt>
@@ -704,7 +824,11 @@
         <w:t xml:space="preserve">của bàn tay vô hình </w:t>
       </w:r>
       <w:r>
-        <w:t>“mưu cầu lợi ích cá nhân dẫn đến trọng điểm trao đổi hàng hóa, thúc đẩy thị trường hoạt tác, lại thúc đẩy tăng năng suất tạo ra nhiều</w:t>
+        <w:t xml:space="preserve">“mưu cầu lợi ích cá nhân </w:t>
+      </w:r>
+      <w:r>
+        <w:lastRenderedPageBreak/>
+        <w:t>dẫn đến trọng điểm trao đổi hàng hóa, thúc đẩy thị trường hoạt tác, lại thúc đẩy tăng năng suất tạo ra nhiều</w:t>
       </w:r>
       <w:r>
         <w:t xml:space="preserve"> của cải</w:t>
@@ -755,11 +879,7 @@
         <w:t xml:space="preserve"> bàn tay vô hình</w:t>
       </w:r>
       <w:r>
-        <w:t xml:space="preserve"> phân công lao động toàn thị trường, biến </w:t>
-      </w:r>
-      <w:r>
-        <w:lastRenderedPageBreak/>
-        <w:t xml:space="preserve">toàn thị trường thành một chuỗi, đúng hơn là một </w:t>
+        <w:t xml:space="preserve"> phân công lao động toàn thị trường, biến toàn thị trường thành một chuỗi, đúng hơn là một </w:t>
       </w:r>
       <w:r>
         <w:rPr>
@@ -1070,7 +1190,14 @@
         <w:rPr>
           <w:iCs/>
         </w:rPr>
-        <w:t>(exchange</w:t>
+        <w:t>(</w:t>
+      </w:r>
+      <w:r>
+        <w:rPr>
+          <w:i/>
+          <w:iCs/>
+        </w:rPr>
+        <w:t>exchange</w:t>
       </w:r>
       <w:r>
         <w:rPr>
@@ -1284,7 +1411,11 @@
         <w:t>đối với tự do thì</w:t>
       </w:r>
       <w:r>
-        <w:t xml:space="preserve"> tự do với khía cạnh thỏa mãn khó mà bị chi phối bởi khách quan mặc định. Ngoài ra, </w:t>
+        <w:t xml:space="preserve"> tự do với khía cạnh thỏa mãn khó mà bị chi phối bởi khách quan mặc định. </w:t>
+      </w:r>
+      <w:r>
+        <w:lastRenderedPageBreak/>
+        <w:t xml:space="preserve">Ngoài ra, </w:t>
       </w:r>
       <w:r>
         <w:t xml:space="preserve">lượng dân số không đồng nhất </w:t>
@@ -1347,14 +1478,7 @@
         <w:rPr>
           <w:i/>
         </w:rPr>
-        <w:t xml:space="preserve">độ chi tiết / tinh vi của phân công lao động và cũng tỉ lệ thuận với lượng doanh nghiệp (cá thể) </w:t>
-      </w:r>
-      <w:r>
-        <w:rPr>
-          <w:i/>
-        </w:rPr>
-        <w:lastRenderedPageBreak/>
-        <w:t>tham gia</w:t>
+        <w:t>độ chi tiết / tinh vi của phân công lao động và cũng tỉ lệ thuận với lượng doanh nghiệp (cá thể) tham gia</w:t>
       </w:r>
       <w:r>
         <w:t xml:space="preserve">, </w:t>
@@ -1686,7 +1810,11 @@
         <w:t xml:space="preserve">giữa </w:t>
       </w:r>
       <w:r>
-        <w:t xml:space="preserve">giá trị quy ước và giá trị trao đổi cần được quan tâm hơn tương ứng giữa giá trị quy ước và giá trị sử dụng? Vậy giá trị thực của hàng hóa sản phẩm là giá trị trao đổi hay giá trị sử dụng? Lập luận của Adam Smith </w:t>
+        <w:t xml:space="preserve">giá trị quy ước và giá trị trao đổi cần được quan tâm hơn tương ứng giữa giá trị quy </w:t>
+      </w:r>
+      <w:r>
+        <w:lastRenderedPageBreak/>
+        <w:t xml:space="preserve">ước và giá trị sử dụng? Vậy giá trị thực của hàng hóa sản phẩm là giá trị trao đổi hay giá trị sử dụng? Lập luận của Adam Smith </w:t>
       </w:r>
       <w:r>
         <w:t>cho rằng</w:t>
@@ -1739,14 +1867,7 @@
         <w:rPr>
           <w:i/>
         </w:rPr>
-        <w:t xml:space="preserve">giá trị </w:t>
-      </w:r>
-      <w:r>
-        <w:rPr>
-          <w:i/>
-        </w:rPr>
-        <w:lastRenderedPageBreak/>
-        <w:t>thực</w:t>
+        <w:t>giá trị thực</w:t>
       </w:r>
       <w:r>
         <w:t xml:space="preserve"> của hàng hóa là giá trị trao đổi mặc dù Adam Smith cũng đề cập đến tính hữu ích của hàng hóa qua giá trị sử dụng và giá trị trao đổi vẫn là </w:t>
@@ -2009,6 +2130,7 @@
         <w:ind w:firstLine="360"/>
       </w:pPr>
       <w:r>
+        <w:lastRenderedPageBreak/>
         <w:t xml:space="preserve">Giá trị trao đổi khi được mặc cả và thương lượng trên thị trường </w:t>
       </w:r>
       <w:sdt>
@@ -2047,11 +2169,7 @@
         <w:t>giá cả</w:t>
       </w:r>
       <w:r>
-        <w:t xml:space="preserve"> vì phức hợp lượng lao động bao gồm kỹ năng và công sức. Khi thị trường chấp nhận giá cả để trao đổi hàng hóa thì giá trị quy ước của tiền tệ mới hiệu quả như một cầu nối giữa giá trị trao đổi của hàng hóa và giá cả của hàng hóa, lúc đó mọi người trong thị trường mới có thể mua bán hàng hóa bằng (giá trị quy ước) tiền tệ theo giá cả niêm yết. Lưu ý, giá cả hàng hóa tính bằng đơn vị tiền tệ tức giá trị quy ước của tiền tệ nhưng giá trị trao đổi của hàng hóa tính bằng lượng lao động, nên giá trị quy ước của tiền tệ rất quan trọng, khiến các hệ thống </w:t>
-      </w:r>
-      <w:r>
-        <w:lastRenderedPageBreak/>
-        <w:t xml:space="preserve">tài chính giữa các quốc gia hình thành </w:t>
+        <w:t xml:space="preserve"> vì phức hợp lượng lao động bao gồm kỹ năng và công sức. Khi thị trường chấp nhận giá cả để trao đổi hàng hóa thì giá trị quy ước của tiền tệ mới hiệu quả như một cầu nối giữa giá trị trao đổi của hàng hóa và giá cả của hàng hóa, lúc đó mọi người trong thị trường mới có thể mua bán hàng hóa bằng (giá trị quy ước) tiền tệ theo giá cả niêm yết. Lưu ý, giá cả hàng hóa tính bằng đơn vị tiền tệ tức giá trị quy ước của tiền tệ nhưng giá trị trao đổi của hàng hóa tính bằng lượng lao động, nên giá trị quy ước của tiền tệ rất quan trọng, khiến các hệ thống tài chính giữa các quốc gia hình thành </w:t>
       </w:r>
       <w:r>
         <w:rPr>
@@ -2138,7 +2256,19 @@
         <w:t xml:space="preserve">nhưng luôn tồn tại bản vị cơ bản nhất là trình độ sản xuất. </w:t>
       </w:r>
       <w:r>
-        <w:t>Lưu ý, giá trị trao đổi của hàng hóa trong bài nghiên cứu này có thể bao gồm hay ánh xạ đến cả hai lượng lao động và lượng thỏa mãn.</w:t>
+        <w:t xml:space="preserve">Lưu ý, giá trị trao đổi của hàng hóa trong bài nghiên cứu này có thể bao gồm hay ánh xạ đến cả hai lượng lao động </w:t>
+      </w:r>
+      <w:r>
+        <w:t xml:space="preserve">(amount of labor) </w:t>
+      </w:r>
+      <w:r>
+        <w:t>và lượng thỏa mãn</w:t>
+      </w:r>
+      <w:r>
+        <w:t xml:space="preserve"> (amount of satisfaction)</w:t>
+      </w:r>
+      <w:r>
+        <w:t>.</w:t>
       </w:r>
     </w:p>
     <w:p>
@@ -2221,7 +2351,11 @@
         <w:t xml:space="preserve">, nghĩa là các rào cản thuế quan và hạn ngạch giữa các quốc gia cần dỡ bỏ hoặc hạn chế để thúc đẩy nhu cầu tự do trao đổi trên bình diện quốc tế, </w:t>
       </w:r>
       <w:r>
-        <w:t>nguyên tắc này mở rộng hàm nghĩa tự do của thị trường từ nội địa ra toàn cầu.</w:t>
+        <w:t xml:space="preserve">nguyên tắc này mở rộng hàm nghĩa tự do của thị trường </w:t>
+      </w:r>
+      <w:r>
+        <w:lastRenderedPageBreak/>
+        <w:t>từ nội địa ra toàn cầu.</w:t>
       </w:r>
       <w:r>
         <w:t xml:space="preserve"> Tóm lại, trọng tâm của chủ nghĩa kinh tế tự do là tôn trọng thị trường tự do, </w:t>
@@ -2265,7 +2399,7 @@
           <w:b w:val="0"/>
         </w:rPr>
       </w:pPr>
-      <w:bookmarkStart w:id="2" w:name="_Toc208604146"/>
+      <w:bookmarkStart w:id="2" w:name="_Toc227593231"/>
       <w:r>
         <w:t>Giá cả hàng hóa</w:t>
       </w:r>
@@ -2441,13 +2575,31 @@
         <w:t xml:space="preserve"> để lượng tiền luôn được đặt trong ngữ cảnh giá trị của đồng tiền.</w:t>
       </w:r>
       <w:r>
-        <w:t xml:space="preserve"> Một cách chính xác, theo Gemini 2025, giá trị của đồng tiền được xác định bởi sự cân bằng giữa cung </w:t>
+        <w:t xml:space="preserve"> Một cách chính xác, theo Gemini 2025, giá trị của đồng tiền được xác định bởi sự cân bằng giữa </w:t>
+      </w:r>
+      <w:r>
+        <w:rPr>
+          <w:i/>
+        </w:rPr>
+        <w:t>cung</w:t>
+      </w:r>
+      <w:r>
+        <w:t xml:space="preserve"> </w:t>
       </w:r>
       <w:r>
         <w:t xml:space="preserve">(supply) </w:t>
       </w:r>
       <w:r>
-        <w:t xml:space="preserve">và cầu </w:t>
+        <w:t xml:space="preserve">và </w:t>
+      </w:r>
+      <w:r>
+        <w:rPr>
+          <w:i/>
+        </w:rPr>
+        <w:t>cầu</w:t>
+      </w:r>
+      <w:r>
+        <w:t xml:space="preserve"> </w:t>
       </w:r>
       <w:r>
         <w:t xml:space="preserve">(demand) </w:t>
@@ -2606,7 +2758,20 @@
         <w:t>/giảm</w:t>
       </w:r>
       <w:r>
-        <w:t xml:space="preserve"> với định nghĩa rằng sức mua </w:t>
+        <w:t xml:space="preserve"> với </w:t>
+      </w:r>
+      <w:r>
+        <w:lastRenderedPageBreak/>
+        <w:t xml:space="preserve">định nghĩa rằng </w:t>
+      </w:r>
+      <w:r>
+        <w:rPr>
+          <w:i/>
+        </w:rPr>
+        <w:t>sức mua</w:t>
+      </w:r>
+      <w:r>
+        <w:t xml:space="preserve"> </w:t>
       </w:r>
       <w:r>
         <w:t xml:space="preserve">(purchasing power, buying power) </w:t>
@@ -2639,14 +2804,22 @@
         <w:t>Nếu một ngoại tệ ổn định như đồng USD được làm bản vị thì giá trị của một đồng tiền là tỉ giá hối đoái giữa đồng USD và đồng tiền đó, tức độ lệch giữa đồng USD và đồng tiền đó</w:t>
       </w:r>
       <w:r>
-        <w:t xml:space="preserve">, nhưng bất luận thế nào, bản vị trình độ </w:t>
-      </w:r>
-      <w:r>
-        <w:lastRenderedPageBreak/>
-        <w:t>sản xuất là bản vị cơ bản nhất.</w:t>
-      </w:r>
-      <w:r>
-        <w:t xml:space="preserve"> Giá cả qua một số ánh xạ từ đo bằng lượng lao động của giá trị trao đổi đến lượng tiền nên giá cả của hàng hóa sẽ được tính bằng lượng tiền hay </w:t>
+        <w:t>, nhưng bất luận thế nào, bản vị trình độ sản xuất là bản vị cơ bản nhất.</w:t>
+      </w:r>
+      <w:r>
+        <w:t xml:space="preserve"> Giá cả qua một số ánh xạ từ đo bằng lượng lao động của giá trị trao đổi đến lượng tiền nên giá cả của hàng hóa sẽ được tính bằng lượng tiền </w:t>
+      </w:r>
+      <w:r>
+        <w:t>(amount</w:t>
+      </w:r>
+      <w:r>
+        <w:t xml:space="preserve"> of money</w:t>
+      </w:r>
+      <w:r>
+        <w:t xml:space="preserve">) </w:t>
+      </w:r>
+      <w:r>
+        <w:t xml:space="preserve">hay </w:t>
       </w:r>
       <w:r>
         <w:rPr>
@@ -3130,7 +3303,11 @@
         <w:t xml:space="preserve">(capital) </w:t>
       </w:r>
       <w:r>
-        <w:t>là hai khái niệm tương tự</w:t>
+        <w:t xml:space="preserve">là </w:t>
+      </w:r>
+      <w:r>
+        <w:lastRenderedPageBreak/>
+        <w:t>hai khái niệm tương tự</w:t>
       </w:r>
       <w:r>
         <w:t xml:space="preserve"> nhưng có sự khác biệt tinh tế</w:t>
@@ -3172,11 +3349,7 @@
         <w:t>, nhưng yếu tố lợi nhuận là mấu chốt của hoạt động sản xuất tư bản vì đó là động lực thu lợi để nhà tư bản tổ chức hoạt động sản xuất, một cách trực tiếp là động lực của nguyên lý bàn tay vô hình vận hành cỗ máy kinh tế</w:t>
       </w:r>
       <w:r>
-        <w:t xml:space="preserve">. Tuy nhiên không thể lý giải lợi nhuận là tiền công cho hoạt động điều </w:t>
-      </w:r>
-      <w:r>
-        <w:lastRenderedPageBreak/>
-        <w:t xml:space="preserve">hành của nhà tư bản vì nếu nhà tư bản đầu tư một lượng vốn </w:t>
+        <w:t xml:space="preserve">. Tuy nhiên không thể lý giải lợi nhuận là tiền công cho hoạt động điều hành của nhà tư bản vì nếu nhà tư bản đầu tư một lượng vốn </w:t>
       </w:r>
       <w:r>
         <w:t xml:space="preserve">&amp; tiền công </w:t>
@@ -3383,7 +3556,22 @@
         <w:t>.</w:t>
       </w:r>
       <w:r>
-        <w:t xml:space="preserve"> Lưu ý, thế năng của trình độ sản xuất không những tạo lợi nhuận cho hoạt động tài chính, mà vốn cũng là trình độ sản suất, đến lượt quan năng tài chính cũng là trình độ sản xuất.</w:t>
+        <w:t xml:space="preserve"> Lưu ý, thế năng của trình độ sản xuất </w:t>
+      </w:r>
+      <w:r>
+        <w:t>(</w:t>
+      </w:r>
+      <w:r>
+        <w:rPr>
+          <w:i/>
+        </w:rPr>
+        <w:t>potential energy/power of production level</w:t>
+      </w:r>
+      <w:r>
+        <w:t xml:space="preserve">) </w:t>
+      </w:r>
+      <w:r>
+        <w:t>không những tạo lợi nhuận cho hoạt động tài chính, mà vốn cũng là trình độ sản suất, đến lượt quan năng tài chính cũng là trình độ sản xuất.</w:t>
       </w:r>
       <w:r>
         <w:t xml:space="preserve"> Một phát minh trí tuệ phải có nền tảng công nghệ mới phát huy tột độ, giải phóng năng lượng cực độ</w:t>
@@ -3412,7 +3600,31 @@
         <w:t>quy luật cung cầu</w:t>
       </w:r>
       <w:r>
-        <w:t xml:space="preserve"> “cung ít cầu nhiều thì giá cả thị trường tăng và ngược lại”, do đó giá cả thị trường </w:t>
+        <w:t xml:space="preserve"> </w:t>
+      </w:r>
+      <w:r>
+        <w:t>(l</w:t>
+      </w:r>
+      <w:r>
+        <w:t xml:space="preserve">aw of </w:t>
+      </w:r>
+      <w:r>
+        <w:t>s</w:t>
+      </w:r>
+      <w:r>
+        <w:t xml:space="preserve">upply and </w:t>
+      </w:r>
+      <w:r>
+        <w:t>d</w:t>
+      </w:r>
+      <w:r>
+        <w:t>emand</w:t>
+      </w:r>
+      <w:r>
+        <w:t xml:space="preserve">) </w:t>
+      </w:r>
+      <w:r>
+        <w:t xml:space="preserve">“cung ít cầu nhiều thì giá cả thị trường tăng và ngược lại”, do đó giá cả thị trường </w:t>
       </w:r>
       <w:r>
         <w:t xml:space="preserve">còn </w:t>
@@ -3451,10 +3663,23 @@
         <w:t>quy luật cạnh tranh</w:t>
       </w:r>
       <w:r>
+        <w:t xml:space="preserve"> (</w:t>
+      </w:r>
+      <w:r>
+        <w:t>law of competition</w:t>
+      </w:r>
+      <w:r>
+        <w:t>)</w:t>
+      </w:r>
+      <w:r>
         <w:t xml:space="preserve">. </w:t>
       </w:r>
       <w:r>
-        <w:t xml:space="preserve">Nhắc lại, nguồn gốc của phú cường là tăng năng lực sản xuất, nguồn gốc của tăng năng lực sản suất là phân công lao động và cuối cùng, trao đổi là nguồn gốc của phân công lao động; như vậy sự tương đương giữa trao đổi và phân công lao động là bản thiết </w:t>
+        <w:t xml:space="preserve">Nhắc lại, nguồn gốc </w:t>
+      </w:r>
+      <w:r>
+        <w:lastRenderedPageBreak/>
+        <w:t xml:space="preserve">của phú cường là tăng năng lực sản xuất, nguồn gốc của tăng năng lực sản suất là phân công lao động và cuối cùng, trao đổi là nguồn gốc của phân công lao động; như vậy sự tương đương giữa trao đổi và phân công lao động là bản thiết </w:t>
       </w:r>
       <w:r>
         <w:t xml:space="preserve">kế </w:t>
@@ -3521,7 +3746,6 @@
         <w:ind w:firstLine="360"/>
       </w:pPr>
       <w:r>
-        <w:lastRenderedPageBreak/>
         <w:t xml:space="preserve">Adam Smith tập trung vào ba thành tố cơ bản của giá cả tự nhiên: </w:t>
       </w:r>
       <w:r>
@@ -3549,7 +3773,13 @@
         <w:t>lợi nhuận</w:t>
       </w:r>
       <w:r>
-        <w:t xml:space="preserve"> cho nhà đầu tư. Thu nhập từ công lao động được gọi là </w:t>
+        <w:t xml:space="preserve"> cho nhà đầu tư. Thu nhập </w:t>
+      </w:r>
+      <w:r>
+        <w:t xml:space="preserve">(income) </w:t>
+      </w:r>
+      <w:r>
+        <w:t xml:space="preserve">từ công lao động được gọi là </w:t>
       </w:r>
       <w:r>
         <w:rPr>
@@ -3706,7 +3936,19 @@
         <w:t>tiền công</w:t>
       </w:r>
       <w:r>
-        <w:t xml:space="preserve"> trong giá cả tự nhiên cũng như nhân lực trong nền kinh tế, </w:t>
+        <w:t xml:space="preserve"> </w:t>
+      </w:r>
+      <w:r>
+        <w:t>(salary</w:t>
+      </w:r>
+      <w:r>
+        <w:t>, wage</w:t>
+      </w:r>
+      <w:r>
+        <w:t xml:space="preserve">) </w:t>
+      </w:r>
+      <w:r>
+        <w:t xml:space="preserve">trong giá cả tự nhiên cũng như nhân lực trong nền kinh tế, </w:t>
       </w:r>
       <w:r>
         <w:rPr>
@@ -3860,6 +4102,7 @@
         <w:ind w:firstLine="360"/>
       </w:pPr>
       <w:r>
+        <w:lastRenderedPageBreak/>
         <w:t xml:space="preserve">Giả sử tỉ suất lợi nhuận hoạt động sản suất là </w:t>
       </w:r>
       <w:r>
@@ -4377,11 +4620,7 @@
         <w:t xml:space="preserve"> </w:t>
       </w:r>
       <w:r>
-        <w:t xml:space="preserve">Một cách chính xác, vốn là ánh sáng trắng tổng hợp nhiều ánh sáng màu ở những bước sóng khác nhau </w:t>
-      </w:r>
-      <w:r>
-        <w:lastRenderedPageBreak/>
-        <w:t xml:space="preserve">như </w:t>
+        <w:t xml:space="preserve">Một cách chính xác, vốn là ánh sáng trắng tổng hợp nhiều ánh sáng màu ở những bước sóng khác nhau như </w:t>
       </w:r>
       <w:r>
         <w:t xml:space="preserve">hàng hóa, </w:t>
@@ -6220,6 +6459,7 @@
     </w:p>
     <w:p>
       <w:r>
+        <w:lastRenderedPageBreak/>
         <w:t xml:space="preserve">Đặt </w:t>
       </w:r>
       <w:r>
@@ -6722,7 +6962,6 @@
     </w:p>
     <w:p>
       <w:r>
-        <w:lastRenderedPageBreak/>
         <w:t xml:space="preserve">Lưu ý, </w:t>
       </w:r>
       <w:r>
@@ -7954,7 +8193,11 @@
         <w:t>hàm TNTĐSX cũng đại diện tham số trình độ sản xuất phức tạp hơn cả những giả định phức tạp của hàm TNTĐSX theo các phương pháp luận khác</w:t>
       </w:r>
       <w:r>
-        <w:t xml:space="preserve"> – công thức khác của hàm TNTĐSX</w:t>
+        <w:t xml:space="preserve"> – công thức khác của </w:t>
+      </w:r>
+      <w:r>
+        <w:lastRenderedPageBreak/>
+        <w:t>hàm TNTĐSX</w:t>
       </w:r>
       <w:r>
         <w:t>, 2) chu kỳ sản xuất tức thời gian tích lũy vốn, tích lũy trình độ sản xuất phải đủ lâu.</w:t>
@@ -8295,7 +8538,6 @@
         <w:ind w:firstLine="360"/>
       </w:pPr>
       <w:r>
-        <w:lastRenderedPageBreak/>
         <w:t>Nhìn chung TNTĐSX có xu hướng ngày càng gia tăng vốn tức ngày càng gia tăng lượng của cải, buộc nhà tư bản phải đầu tư mua thêm phương tiện sản xuất và đặc biệt, phải thuê thêm nhân công khiến tăng cung thị trường lao động nên làm tăng tiền công.</w:t>
       </w:r>
       <w:r>
@@ -8466,7 +8708,11 @@
         <w:t>.</w:t>
       </w:r>
       <w:r>
-        <w:t xml:space="preserve"> Lưu ý, nếu xem hoạt động thuần túy của chính phủ như hoạt động công ty thì hàng hóa sản phẩm là dịch vụ nhưng đồng thời hoạt động “công ty” chính phủ cũng có tác dụng bôi trơn thuần túy như hoạt động tài chính, duy lợi nhuận thuần túy từ “công ty” chính phủ là phúc lợi.</w:t>
+        <w:t xml:space="preserve"> Lưu ý, nếu xem hoạt động thuần túy của chính phủ như hoạt động công ty thì hàng hóa sản phẩm là dịch vụ nhưng đồng thời hoạt động “công ty” chính phủ cũng có tác dụng bôi trơn thuần túy như hoạt động tài chính, duy lợi nhuận thuần túy từ “công ty” chính phủ là phúc </w:t>
+      </w:r>
+      <w:r>
+        <w:lastRenderedPageBreak/>
+        <w:t>lợi.</w:t>
       </w:r>
       <w:r>
         <w:t xml:space="preserve"> Nếu lượng thỏa mãn là thước đo cuối cùng của giá trị trao đổi thì phúc lợi hẳn nhiên thể hiện giàu có – một sự giàu có viên mãn, thậm chí trong trường hợp ánh xạ “giá trị trao đổi </w:t>
@@ -8561,11 +8807,7 @@
         <w:t xml:space="preserve"> hay thị trường</w:t>
       </w:r>
       <w:r>
-        <w:t xml:space="preserve">. Nếu cỗ xe kinh tế không thể </w:t>
-      </w:r>
-      <w:r>
-        <w:lastRenderedPageBreak/>
-        <w:t xml:space="preserve">dừng </w:t>
+        <w:t xml:space="preserve">. Nếu cỗ xe kinh tế không thể dừng </w:t>
       </w:r>
       <w:r>
         <w:t>với</w:t>
@@ -8835,7 +9077,11 @@
         <w:t>: 1) nhu cầu lao động trên thị trường lao động theo quy luật cung cầu, và 2) giá cả thị trường của nhu yếu phẩm bao gồm lương thực và các mặt hàng thiết yếu &amp; tiện nghi</w:t>
       </w:r>
       <w:r>
-        <w:t>; suy ra rằng tiền công tăng làm tăng giá các mặt hàng nên làm giảm nhu cầu tiêu thụ tức giảm lượng của cải sản xuất, nhưng đồng thời, như ta biết, tiền công tăng cực kỳ quan trọng để tăng năng suất làm gia tăng lượng của cải. Do đó tiền công trên căn bản nếu gia tăng sẽ làm quốc gia xã hội giàu có nhưng đồng thời cũng điều phối trở lại lượng cung ứng của cải, thế nên gia tăng tiền công có tính tích cực nổi trội và thu nhập bình quân đầu người là chỉ dấu quan trọng nhất cho sự phát triển và giàu có của quốc gia.</w:t>
+        <w:t xml:space="preserve">; suy ra rằng tiền công tăng làm tăng giá các mặt hàng nên làm giảm nhu cầu tiêu thụ tức giảm lượng của cải sản xuất, nhưng đồng thời, như ta biết, tiền công tăng cực kỳ quan trọng để tăng năng suất làm gia tăng lượng của cải. Do đó tiền công trên căn bản nếu gia tăng sẽ làm quốc gia xã hội giàu có nhưng đồng thời cũng điều phối trở lại lượng cung ứng của cải, thế nên gia tăng tiền công có tính tích cực nổi trội và thu </w:t>
+      </w:r>
+      <w:r>
+        <w:lastRenderedPageBreak/>
+        <w:t>nhập bình quân đầu người là chỉ dấu quan trọng nhất cho sự phát triển và giàu có của quốc gia.</w:t>
       </w:r>
       <w:r>
         <w:t xml:space="preserve"> Theo phân tích của Adam Smith</w:t>
@@ -8968,7 +9214,6 @@
         <w:t xml:space="preserve"> xu hướng </w:t>
       </w:r>
       <w:r>
-        <w:lastRenderedPageBreak/>
         <w:t>nổi trội</w:t>
       </w:r>
       <w:r>
@@ -9241,7 +9486,11 @@
         <w:t xml:space="preserve">, điều này càng khẳng định tính tất yếu của </w:t>
       </w:r>
       <w:r>
-        <w:t xml:space="preserve">hoạt động chuyển dịch sản xuất khi trình độ sản xuất nội tại đã bùng nổ, ngược lại nếu chỉ tích lũy tài chính (kim loại quý) thông qua thương mại thì đến tận bây giờ (2025) luận điểm này vẫn chưa được điều chỉnh hoặc phát triển trở lại, ít nhất theo </w:t>
+        <w:t xml:space="preserve">hoạt động chuyển dịch sản xuất khi trình độ sản xuất nội tại đã bùng nổ, ngược lại nếu chỉ tích lũy tài chính (kim loại quý) thông qua thương </w:t>
+      </w:r>
+      <w:r>
+        <w:lastRenderedPageBreak/>
+        <w:t xml:space="preserve">mại thì đến tận bây giờ (2025) luận điểm này vẫn chưa được điều chỉnh hoặc phát triển trở lại, ít nhất theo </w:t>
       </w:r>
       <w:r>
         <w:t>cách hiểu</w:t>
@@ -9277,11 +9526,7 @@
         <w:t>,</w:t>
       </w:r>
       <w:r>
-        <w:t xml:space="preserve"> và giúp hạn chế luôn ô nhiễm môi trường ở một số ngành công nghiệp khái thác và chế tạo, nhưng trọng tâm dịch vụ ngay cả kết hợp sản xuất hàng tiêu </w:t>
-      </w:r>
-      <w:r>
-        <w:lastRenderedPageBreak/>
-        <w:t>dùng cũng một mặt hạn chế tính đa dạng của nền kinh tế và một mặt khiến ta xao lãng sự tuyệt diệu của công nghệ cao</w:t>
+        <w:t xml:space="preserve"> và giúp hạn chế luôn ô nhiễm môi trường ở một số ngành công nghiệp khái thác và chế tạo, nhưng trọng tâm dịch vụ ngay cả kết hợp sản xuất hàng tiêu dùng cũng một mặt hạn chế tính đa dạng của nền kinh tế và một mặt khiến ta xao lãng sự tuyệt diệu của công nghệ cao</w:t>
       </w:r>
       <w:r>
         <w:t xml:space="preserve"> </w:t>
@@ -9756,7 +10001,11 @@
         <w:t>giá trị của phân công lao động giữa thành thị và nông thôn</w:t>
       </w:r>
       <w:r>
-        <w:t>, nêu bật vai trò của nông nghiệp bên cạnh chức năng nông nghiệp giảm nghèo đói thu hẹp khoảng cách thành thị và nông thôn. Trong một nền kinh tế tối ưu riêng về hoạt động sản xuất, người dân làm việc gần/tại nơi cư trú và hoạt động sản xuất kinh doanh đặc biệt với những doanh nghiệp nhỏ &amp; vừa cũng không cần dời đi xa trừ phi đó là doanh nghiệp lớn phải thực hiện chuyển dịch địa lý để tăng lợi nhuận, trên cơ sở đó mạng lưới bán lẻ và logistic mới phát triển, sau này mới có kinh doanh trực tuyến &amp; internet với thương mại điện tử. Mức sống nông thôn thấp hơn thành thị nên tỉ suất lợi nhuận cao ở nông thôn có ý nghĩa quan trọng, hơn nữa, cần nhiều vốn để kinh doanh ở thành thị, một phần vì tiền công cao</w:t>
+        <w:t xml:space="preserve">, nêu bật vai trò của nông nghiệp bên cạnh chức năng nông nghiệp giảm nghèo đói thu hẹp khoảng cách thành thị và nông thôn. Trong một nền kinh tế tối ưu riêng về hoạt động sản xuất, người dân làm việc gần/tại nơi cư trú và hoạt động sản xuất kinh doanh đặc biệt với những doanh nghiệp nhỏ &amp; </w:t>
+      </w:r>
+      <w:r>
+        <w:lastRenderedPageBreak/>
+        <w:t>vừa cũng không cần dời đi xa trừ phi đó là doanh nghiệp lớn phải thực hiện chuyển dịch địa lý để tăng lợi nhuận, trên cơ sở đó mạng lưới bán lẻ và logistic mới phát triển, sau này mới có kinh doanh trực tuyến &amp; internet với thương mại điện tử. Mức sống nông thôn thấp hơn thành thị nên tỉ suất lợi nhuận cao ở nông thôn có ý nghĩa quan trọng, hơn nữa, cần nhiều vốn để kinh doanh ở thành thị, một phần vì tiền công cao</w:t>
       </w:r>
       <w:sdt>
         <w:sdtPr>
@@ -9806,11 +10055,7 @@
         <w:t xml:space="preserve">tỉ suất lợi nhuận. </w:t>
       </w:r>
       <w:r>
-        <w:t xml:space="preserve">Khi tự nhiên góp mặt trực tiếp vào hoạt động </w:t>
-      </w:r>
-      <w:r>
-        <w:lastRenderedPageBreak/>
-        <w:t xml:space="preserve">nông nghiệp &amp; khai thác tài nguyên thì trình độ sản xuất cũng cộng hưởng và/hoặc dần thay thế tính trực tiếp của tự nhiên, do đó, </w:t>
+        <w:t xml:space="preserve">Khi tự nhiên góp mặt trực tiếp vào hoạt động nông nghiệp &amp; khai thác tài nguyên thì trình độ sản xuất cũng cộng hưởng và/hoặc dần thay thế tính trực tiếp của tự nhiên, do đó, </w:t>
       </w:r>
       <w:r>
         <w:t xml:space="preserve">trình độ sản xuất quyết định mức độ thành công của tất cả các ngành kể cả nông nghiệp </w:t>
@@ -10041,7 +10286,11 @@
         <w:t xml:space="preserve">chính phủ </w:t>
       </w:r>
       <w:r>
-        <w:t xml:space="preserve">cần thoái vốn những ngành công nghiệp có đủ điều kiện cổ phần hóa để tập trung vốn vào hai vấn đề: 1) đầu tư trọng điểm phúc lợi &amp; cơ sở hạ tầng, 2) tập trung </w:t>
+        <w:t xml:space="preserve">cần thoái vốn những ngành công nghiệp có đủ điều kiện cổ phần hóa để tập trung vốn vào hai vấn đề: 1) đầu tư trọng </w:t>
+      </w:r>
+      <w:r>
+        <w:lastRenderedPageBreak/>
+        <w:t xml:space="preserve">điểm phúc lợi &amp; cơ sở hạ tầng, 2) tập trung </w:t>
       </w:r>
       <w:r>
         <w:t>&amp;</w:t>
@@ -10167,11 +10416,7 @@
         <w:t xml:space="preserve">. </w:t>
       </w:r>
       <w:r>
-        <w:t xml:space="preserve">Vấn đề thứ hai – </w:t>
-      </w:r>
-      <w:r>
-        <w:lastRenderedPageBreak/>
-        <w:t>tập trung &amp; phân bổ vốn</w:t>
+        <w:t>Vấn đề thứ hai – tập trung &amp; phân bổ vốn</w:t>
       </w:r>
       <w:r>
         <w:t xml:space="preserve"> </w:t>
@@ -10433,7 +10678,11 @@
         <w:t>Sự chuyển dịch nguồn nhân lực giữa các địa phương là hình thức bóc lột lao động tinh vi</w:t>
       </w:r>
       <w:r>
-        <w:t xml:space="preserve">, sức ép an sinh xã hội và thâm dụng môi trường tài nguyên lên dân số đông khiến ta xao lãng tầm quan trọng của nhân lực </w:t>
+        <w:t xml:space="preserve">, sức ép an sinh xã hội và thâm dụng môi trường tài nguyên lên dân số đông khiến ta xao lãng tầm </w:t>
+      </w:r>
+      <w:r>
+        <w:lastRenderedPageBreak/>
+        <w:t xml:space="preserve">quan trọng của nhân lực </w:t>
       </w:r>
       <w:r>
         <w:t>nên</w:t>
@@ -10550,7 +10799,6 @@
         <w:ind w:firstLine="360"/>
       </w:pPr>
       <w:r>
-        <w:lastRenderedPageBreak/>
         <w:t>Lợi nhuận ròng là lợi nhuận trừ khấu hao &amp; thuế và tiền lãi được tính trên lợi nhuận ròng</w:t>
       </w:r>
       <w:sdt>
@@ -10794,7 +11042,11 @@
         <w:t xml:space="preserve"> Độ khó của công việc còn chỉ mức độ rủi ro, độc hại, nguy hiểm của công việc.</w:t>
       </w:r>
       <w:r>
-        <w:t xml:space="preserve"> Tiền công là giá tiền tức giá cả tự nhiên mà người chủ trả cho người làm thuê khi người làm thuê bán một hàng hóa đặc biệt – đó là lao động không thể bị phân rã, vì vậy vui lòng phân biệt tiền công trung bình trong một ngành và lợi nhuận trung bình trong một ngành vì lợi nhuận ngành là lợi nhuận trung bình mà hàng hóa thuộc ngành kinh tế đó bán ra. Tiền công, tiền thuê đất, và lợi nhuận là ba thành tố chính của giá cả tự nhiên nên sự biến động trong tiền công ngành luôn ảnh hưởng đến lợi nhuận ngành nhưng lợi nhuận ngành đặc biệt liên quan đến yếu tố rủi ro</w:t>
+        <w:t xml:space="preserve"> Tiền công là giá tiền tức giá cả tự nhiên mà người chủ trả cho người làm thuê khi người làm thuê bán một hàng hóa đặc biệt – đó là lao động không thể bị phân rã, vì vậy vui lòng phân biệt tiền công trung bình trong một ngành và lợi nhuận trung bình trong một ngành vì lợi nhuận ngành là lợi nhuận trung </w:t>
+      </w:r>
+      <w:r>
+        <w:lastRenderedPageBreak/>
+        <w:t>bình mà hàng hóa thuộc ngành kinh tế đó bán ra. Tiền công, tiền thuê đất, và lợi nhuận là ba thành tố chính của giá cả tự nhiên nên sự biến động trong tiền công ngành luôn ảnh hưởng đến lợi nhuận ngành nhưng lợi nhuận ngành đặc biệt liên quan đến yếu tố rủi ro</w:t>
       </w:r>
       <w:sdt>
         <w:sdtPr>
@@ -10847,11 +11099,7 @@
         <w:t>do</w:t>
       </w:r>
       <w:r>
-        <w:t xml:space="preserve"> thổi giá và khan hiếm giả tạo nhưng chương trình đầu tư vốn vào công nghệ </w:t>
-      </w:r>
-      <w:r>
-        <w:lastRenderedPageBreak/>
-        <w:t>cao của chính phủ không khác bao nhiêu đầu cơ vì khi cần sẽ tập trung vào một số ngành trọng điểm, nếu thành công sẽ đẩy ra</w:t>
+        <w:t xml:space="preserve"> thổi giá và khan hiếm giả tạo nhưng chương trình đầu tư vốn vào công nghệ cao của chính phủ không khác bao nhiêu đầu cơ vì khi cần sẽ tập trung vào một số ngành trọng điểm, nếu thành công sẽ đẩy ra</w:t>
       </w:r>
       <w:r>
         <w:t>/bán ra</w:t>
@@ -11150,7 +11398,11 @@
         <w:t>,</w:t>
       </w:r>
       <w:r>
-        <w:t xml:space="preserve"> nhưng rõ ràng vai trò của giáo dục đặc biệt trong đào tạo nghề càng quan trọng đối với xã hội phân công lao động cao vì nguồn nhân lực thực sự là tài nguyên quan trọng nhất mà nếu như không có tay nghề sẽ trở thành gánh nặng cho an sinh xã hội, nguy hại hơn cả chuyện tài nguyên thiên nhiên không được khai thác vì tài nguyên thiên nhiên nếu không được khai thác, chí ít còn nguyên đó, thậm chí không gây ô nhiễm như bị khai thác thiếu quy hoạch đòn bẩy cho công nghệ</w:t>
+        <w:t xml:space="preserve"> nhưng rõ ràng vai trò của giáo dục đặc biệt trong đào tạo nghề càng quan trọng đối với xã hội phân công lao động cao vì </w:t>
+      </w:r>
+      <w:r>
+        <w:lastRenderedPageBreak/>
+        <w:t>nguồn nhân lực thực sự là tài nguyên quan trọng nhất mà nếu như không có tay nghề sẽ trở thành gánh nặng cho an sinh xã hội, nguy hại hơn cả chuyện tài nguyên thiên nhiên không được khai thác vì tài nguyên thiên nhiên nếu không được khai thác, chí ít còn nguyên đó, thậm chí không gây ô nhiễm như bị khai thác thiếu quy hoạch đòn bẩy cho công nghệ</w:t>
       </w:r>
       <w:r>
         <w:t>, 3) chính sách ngăn cản sự giao lưu tự do về lao động và vốn giữa các ngành nghề</w:t>
@@ -11192,11 +11444,7 @@
         <w:t xml:space="preserve"> </w:t>
       </w:r>
       <w:r>
-        <w:t xml:space="preserve">Dân chúng buôn bán vùng biên giới loại trừ </w:t>
-      </w:r>
-      <w:r>
-        <w:lastRenderedPageBreak/>
-        <w:t>trường hợp vi phạm như buôn lậu</w:t>
+        <w:t>Dân chúng buôn bán vùng biên giới loại trừ trường hợp vi phạm như buôn lậu</w:t>
       </w:r>
       <w:r>
         <w:t xml:space="preserve"> và loại trừ việc thiếu sự bảo vệ</w:t>
@@ -11513,7 +11761,14 @@
             <w:rPr>
               <w:noProof/>
             </w:rPr>
-            <w:t xml:space="preserve"> (Smith, 1776, pp. 122-123)</w:t>
+            <w:t xml:space="preserve"> (Smith, 1776, pp. </w:t>
+          </w:r>
+          <w:r>
+            <w:rPr>
+              <w:noProof/>
+            </w:rPr>
+            <w:lastRenderedPageBreak/>
+            <w:t>122-123)</w:t>
           </w:r>
           <w:r>
             <w:fldChar w:fldCharType="end"/>
@@ -11615,11 +11870,7 @@
         <w:t>kinh tế tư nhân nhưng có thể phân tán tình trạng tích lũy ruộng đất quá mức</w:t>
       </w:r>
       <w:r>
-        <w:t xml:space="preserve">. Hậu quả của việc tiền thuê đất là hậu quả của giá cả (tức hậu </w:t>
-      </w:r>
-      <w:r>
-        <w:lastRenderedPageBreak/>
-        <w:t xml:space="preserve">quả của hậu quả) là tình huống thổi phồng giá đất trên thị trường bất động sản, theo đó giá đất gần với hoạt động tài chính cho vay lấy lãi mà sự điều chỉnh giá cả thị trường của giá đất không vận hành tự động được một cách trơn tru như thị trường tài chính mà hệ thống tiền tệ &amp; tài chính phức tạp, khó dự đoán hơn kỳ vọng chủ quan của chủ đất khi tăng giá đất, hẳn nhiên vẫn có mánh lới trong đầu tư thị trường chứng khoán nhưng bất luận thế nào, đầu cơ thổi giá trong bất cứ thị trường nào cũng luôn dẫn đến hậu quả </w:t>
+        <w:t xml:space="preserve">. Hậu quả của việc tiền thuê đất là hậu quả của giá cả (tức hậu quả của hậu quả) là tình huống thổi phồng giá đất trên thị trường bất động sản, theo đó giá đất gần với hoạt động tài chính cho vay lấy lãi mà sự điều chỉnh giá cả thị trường của giá đất không vận hành tự động được một cách trơn tru như thị trường tài chính mà hệ thống tiền tệ &amp; tài chính phức tạp, khó dự đoán hơn kỳ vọng chủ quan của chủ đất khi tăng giá đất, hẳn nhiên vẫn có mánh lới trong đầu tư thị trường chứng khoán nhưng bất luận thế nào, đầu cơ thổi giá trong bất cứ thị trường nào cũng luôn dẫn đến hậu quả </w:t>
       </w:r>
       <w:r>
         <w:t>tai</w:t>
@@ -11845,7 +12096,11 @@
         <w:t>, khoáng sản</w:t>
       </w:r>
       <w:r>
-        <w:t xml:space="preserve"> với lưu ý một số khoáng sản cần thiết </w:t>
+        <w:t xml:space="preserve"> với lưu ý một </w:t>
+      </w:r>
+      <w:r>
+        <w:lastRenderedPageBreak/>
+        <w:t xml:space="preserve">số khoáng sản cần thiết </w:t>
       </w:r>
       <w:r>
         <w:t>thuộc</w:t>
@@ -11946,7 +12201,6 @@
         <w:ind w:firstLine="360"/>
       </w:pPr>
       <w:r>
-        <w:lastRenderedPageBreak/>
         <w:t>Adam Smith còn phân tích những hoạt động sản xuất khác xoay quanh sản xuất lương thực</w:t>
       </w:r>
       <w:sdt>
@@ -12224,7 +12478,11 @@
         <w:t>biến</w:t>
       </w:r>
       <w:r>
-        <w:t>, giả sử một loại kim loại nào đó như đất hiếm chẳng hạn trở nên rất hữu ích nhưng sẽ rất khó để trở thành bản vị vì tính hữu ích đó buộc nó phải trở thành hàng hóa tương ứng với tính hữu ích.</w:t>
+        <w:t xml:space="preserve">, giả sử một loại kim loại nào đó như đất hiếm chẳng hạn trở nên rất hữu ích nhưng sẽ rất khó để trở thành bản vị vì tính hữu </w:t>
+      </w:r>
+      <w:r>
+        <w:lastRenderedPageBreak/>
+        <w:t>ích đó buộc nó phải trở thành hàng hóa tương ứng với tính hữu ích.</w:t>
       </w:r>
       <w:r>
         <w:t xml:space="preserve"> Nhìn chung, nhu cầu tinh thần của con người là vô hạn nhưng nông nghiệp trong đó có an ninh lương thực không hề suy giảm tính quan trọng vì bản năng sinh tồn của loài người bị chi phối bởi những phản ứng sinh hóa không thể cưỡng trong cơ thể.</w:t>
@@ -12333,11 +12591,7 @@
         <w:t>B</w:t>
       </w:r>
       <w:r>
-        <w:t xml:space="preserve"> vì chủ thầu khai thác mỏ phải trả tiền thuê đất cho chủ </w:t>
-      </w:r>
-      <w:r>
-        <w:lastRenderedPageBreak/>
-        <w:t xml:space="preserve">đất mỏ. </w:t>
+        <w:t xml:space="preserve"> vì chủ thầu khai thác mỏ phải trả tiền thuê đất cho chủ đất mỏ. </w:t>
       </w:r>
       <w:r>
         <w:t xml:space="preserve">Bây giờ ta sẽ nghiên cứu tỉ lệ giữa sản phẩm </w:t>
@@ -12547,7 +12801,11 @@
         <w:t>và nhà tư bản</w:t>
       </w:r>
       <w:r>
-        <w:t xml:space="preserve"> sống bằng lợi nhuận, theo đó Smith khá phê phán địa chủ vì khả dĩ sự lười biếng và thiếu hiểu biết của họ do nhàn hạ thu lợi từ tiền thuê đất</w:t>
+        <w:t xml:space="preserve"> sống bằng lợi nhuận, theo đó Smith khá phê phán địa chủ vì </w:t>
+      </w:r>
+      <w:r>
+        <w:lastRenderedPageBreak/>
+        <w:t>khả dĩ sự lười biếng và thiếu hiểu biết của họ do nhàn hạ thu lợi từ tiền thuê đất</w:t>
       </w:r>
       <w:sdt>
         <w:sdtPr>
@@ -12670,11 +12928,7 @@
         <w:t xml:space="preserve">rất </w:t>
       </w:r>
       <w:r>
-        <w:t xml:space="preserve">lớn từ tỉ suất </w:t>
-      </w:r>
-      <w:r>
-        <w:lastRenderedPageBreak/>
-        <w:t>lợi nhuận đến lãi suất.</w:t>
+        <w:t>lớn từ tỉ suất lợi nhuận đến lãi suất.</w:t>
       </w:r>
       <w:r>
         <w:t xml:space="preserve"> Tỉ suất lợi nhuận (TSLN) cực kỳ quan trọng với nhà tư bản, nhưng không phải không tăng trưởng với sự phồn vinh của xã hội vì TSLN phản ánh luôn trình độ sản xuất nhưng sự giàu có được tính bằng số lượng của cải, do đó TSLN luôn phải được giữ ở mức </w:t>
@@ -12700,7 +12954,7 @@
           <w:b w:val="0"/>
         </w:rPr>
       </w:pPr>
-      <w:bookmarkStart w:id="3" w:name="_Toc208604147"/>
+      <w:bookmarkStart w:id="3" w:name="_Toc227593232"/>
       <w:r>
         <w:t>Hệ thống tiền tệ</w:t>
       </w:r>
@@ -12834,7 +13088,11 @@
         <w:t>N</w:t>
       </w:r>
       <w:r>
-        <w:t>gay trong kim bản vị, kim loại quý vừa là tiền tệ qua đúc vừa là hàng hóa, một mặt hàng hóa “kim loại quý” gần với xa xỉ phẩm không quá hữu ích, một mặt tiền tệ “kim loại quý” không nêu bật tính quy ước của tiền tệ, hai yếu tố này tương tác với nhau khiến kim bản vị không thể cạnh tranh với bản vị pháp định.</w:t>
+        <w:t xml:space="preserve">gay trong kim bản vị, kim loại quý vừa là tiền tệ qua đúc vừa là hàng hóa, một mặt hàng hóa “kim loại quý” gần với xa xỉ phẩm không quá hữu ích, một mặt tiền tệ </w:t>
+      </w:r>
+      <w:r>
+        <w:lastRenderedPageBreak/>
+        <w:t>“kim loại quý” không nêu bật tính quy ước của tiền tệ, hai yếu tố này tương tác với nhau khiến kim bản vị không thể cạnh tranh với bản vị pháp định.</w:t>
       </w:r>
       <w:r>
         <w:t xml:space="preserve"> Lưu ý, tiền tệ trong chế độ kim bản vị có thể là chính kim loại quý hoặc tiền giấy neo vào kim loại quý, nếu tiền tệ là kim loại quý thì đồng tiền là kim loại quý qua đúc có giá nhỉnh hơn kim loại quý ở dạng nguyên khối.</w:t>
@@ -12887,11 +13145,7 @@
         <w:t>Tỉ giá hối đoái chính là giá trị trao đổi này của đồng tiền</w:t>
       </w:r>
       <w:r>
-        <w:t xml:space="preserve"> trên thị trường ngoại hối nên năm yếu tố này tất nhiên ảnh hưởng đến tỉ </w:t>
-      </w:r>
-      <w:r>
-        <w:lastRenderedPageBreak/>
-        <w:t>giá hối đoái</w:t>
+        <w:t xml:space="preserve"> trên thị trường ngoại hối nên năm yếu tố này tất nhiên ảnh hưởng đến tỉ giá hối đoái</w:t>
       </w:r>
       <w:r>
         <w:t>, cuối cùng chính là giao điểm tức điểm cân bằng giữa lượng cung tiền và lượng cầu tiền</w:t>
@@ -13175,7 +13429,11 @@
         <w:t>, được phân giải thành những mục tiêu quan trọng sau</w:t>
       </w:r>
       <w:r>
-        <w:t xml:space="preserve"> (Gemini 2025)</w:t>
+        <w:t xml:space="preserve"> </w:t>
+      </w:r>
+      <w:r>
+        <w:lastRenderedPageBreak/>
+        <w:t>(Gemini 2025)</w:t>
       </w:r>
       <w:r>
         <w:t xml:space="preserve">: 1) ổn định giá cả hàng hóa trên thị trường cũng như </w:t>
@@ -13259,11 +13517,7 @@
         <w:t>, là lượng tiền tối đa mà một ngân hàng thương mại có thể cho vay</w:t>
       </w:r>
       <w:r>
-        <w:t xml:space="preserve">, 6) công cụ tỉ giá hối đoái, nghĩa là </w:t>
-      </w:r>
-      <w:r>
-        <w:lastRenderedPageBreak/>
-        <w:t xml:space="preserve">ngân hàng trung ương có thể điều chỉnh tỉ giá hối đoái bằng tác nghiệp điều chỉnh lượng tiền vừa được đề cập thay vì thả nổi tỉ giá hối đoái, 7) một số công cụ khác như </w:t>
+        <w:t xml:space="preserve">, 6) công cụ tỉ giá hối đoái, nghĩa là ngân hàng trung ương có thể điều chỉnh tỉ giá hối đoái bằng tác nghiệp điều chỉnh lượng tiền vừa được đề cập thay vì thả nổi tỉ giá hối đoái, 7) một số công cụ khác như </w:t>
       </w:r>
       <w:r>
         <w:t>phát hành tiền</w:t>
@@ -13508,7 +13762,11 @@
         <w:t xml:space="preserve">cụ thể, </w:t>
       </w:r>
       <w:r>
-        <w:t>khi chính phủ giảm thuế cá nhân và thuế doanh nghiệp thì lượng tiền trên thị trường ít nhất không bị giảm đồng thời doanh nghiệp thu được nhiều lợi nhuận hơn và tái sản xuất nhiều của cải hơn, làm tăng tổng cầu thúc đẩy tăng trưởng kinh tế, đây là chính sách tài khóa mở rộng, ngược lại khi chính phủ tăng thuế cá nhân và thuế doanh nghiệp thì lượng tiền trên thị trường bị giảm đồng thời doanh nghiệp thu được ít lợi nhuận hơn nên hạn chế đầu tư, gây giảm tổng cầu làm hạ nhiệt nền kinh tế và giảm lạm phát, đây là chính sách tài khóa thắt chặt.</w:t>
+        <w:t xml:space="preserve">khi chính phủ giảm thuế cá nhân và thuế doanh nghiệp thì lượng tiền trên thị trường ít nhất không bị giảm đồng thời doanh nghiệp thu được nhiều lợi nhuận hơn và tái sản xuất nhiều của cải hơn, làm tăng tổng cầu thúc đẩy tăng trưởng kinh tế, đây là chính sách tài khóa mở rộng, ngược lại khi chính phủ tăng thuế cá nhân và thuế doanh nghiệp thì lượng tiền trên thị trường bị giảm đồng thời doanh </w:t>
+      </w:r>
+      <w:r>
+        <w:lastRenderedPageBreak/>
+        <w:t>nghiệp thu được ít lợi nhuận hơn nên hạn chế đầu tư, gây giảm tổng cầu làm hạ nhiệt nền kinh tế và giảm lạm phát, đây là chính sách tài khóa thắt chặt.</w:t>
       </w:r>
       <w:r>
         <w:t xml:space="preserve"> </w:t>
@@ -13571,11 +13829,7 @@
         <w:t xml:space="preserve"> </w:t>
       </w:r>
       <w:r>
-        <w:t xml:space="preserve">tương đương ngân hàng trung ương, tuy nhiên do mạng lưới tài chính Mỹ ảnh hưởng toàn cầu nên </w:t>
-      </w:r>
-      <w:r>
-        <w:lastRenderedPageBreak/>
-        <w:t xml:space="preserve">FED mới độc lập với chính phủ Mỹ. </w:t>
+        <w:t xml:space="preserve">tương đương ngân hàng trung ương, tuy nhiên do mạng lưới tài chính Mỹ ảnh hưởng toàn cầu nên FED mới độc lập với chính phủ Mỹ. </w:t>
       </w:r>
       <w:r>
         <w:t>Chính sách tài khóa tác động trực tiếp lên tổng cầu</w:t>
@@ -13775,11 +14029,11 @@
         <w:t>rằng</w:t>
       </w:r>
       <w:r>
-        <w:t xml:space="preserve"> cả hai không bị vỡ để vừa hưởng ứng vừa duy trì xung lực tức duy trì phát triển. Lưu ý, chính phủ hay nội các không phải nhà nước mà nhà nước bao hàm chính phủ hay chính phủ là quan năng của nhà nước. Sản xuất tương ứng lượng lao động và chi tiêu tương ứng lượng thỏa mãn mà lượng lao động cũng tương ứng lượng thỏa mãn (ánh xạ), do đó chi tiêu quan trọng như sản xuất. Chi tiêu công bản chất là chi tiêu nhưng vẫn được hiểu như đầu tư công và đầu tư công cũng được hiểu như chi tiêu công, vì vậy hoạt động của “công ty” chính phủ không có lợi nhuận thông thường vì phần lợi nhuận đẩy vào chi tiêu công và dịch vụ công. Do đó chính phủ bắt buộc phải chi tiêu, tất cả nguồn lực dự trữ đều có tính chất vùng đệm thanh khoản vì lợi ích phục vụ của dịch vụ công, hơn nữa với sự tương ứng quan trọng giữa chi tiêu và sản xuất thì hoạt động tài chính cũng là đầu tư nhằm mang đến lợi nhuận như sản xuất và chính phủ có thể đầu tư nguồn dự trữ ngoại hối như là chi tiêu. Ngược lại, vòng quay tiền của doanh nghiệp phải nhanh, vấn đề này là nguồn gốc của tích lũy vốn. Bản chất quan năng chính phủ có công năng lưu thông chủ đạo, đó là thuộc tính giao thông vận tải nên nguồn lực dự trữ, cần nhấn mạnh lại rằng phải đóng vai trò như vùng đệm thanh khoản mà tất cả những quỹ, vốn dự </w:t>
+        <w:t xml:space="preserve"> cả hai không bị vỡ để vừa hưởng ứng vừa duy trì xung lực tức duy trì phát triển. Lưu ý, chính phủ hay nội các không phải nhà nước mà nhà nước bao hàm chính phủ hay chính phủ là quan năng của nhà nước. Sản xuất tương ứng lượng lao động và chi tiêu tương ứng lượng thỏa mãn mà lượng lao động cũng tương ứng lượng thỏa mãn (ánh xạ), do đó chi tiêu quan trọng </w:t>
       </w:r>
       <w:r>
         <w:lastRenderedPageBreak/>
-        <w:t>phòng đều là biện pháp tình thế tuy luôn tồn tại và chẳng bao giờ rời khỏi biện pháp tình thế ngoại trừ giảm bớt như tính chất tự nhiên, ứng phó được hoặc trở nên không nghiêm trọng.</w:t>
+        <w:t>như sản xuất. Chi tiêu công bản chất là chi tiêu nhưng vẫn được hiểu như đầu tư công và đầu tư công cũng được hiểu như chi tiêu công, vì vậy hoạt động của “công ty” chính phủ không có lợi nhuận thông thường vì phần lợi nhuận đẩy vào chi tiêu công và dịch vụ công. Do đó chính phủ bắt buộc phải chi tiêu, tất cả nguồn lực dự trữ đều có tính chất vùng đệm thanh khoản vì lợi ích phục vụ của dịch vụ công, hơn nữa với sự tương ứng quan trọng giữa chi tiêu và sản xuất thì hoạt động tài chính cũng là đầu tư nhằm mang đến lợi nhuận như sản xuất và chính phủ có thể đầu tư nguồn dự trữ ngoại hối như là chi tiêu. Ngược lại, vòng quay tiền của doanh nghiệp phải nhanh, vấn đề này là nguồn gốc của tích lũy vốn. Bản chất quan năng chính phủ có công năng lưu thông chủ đạo, đó là thuộc tính giao thông vận tải nên nguồn lực dự trữ, cần nhấn mạnh lại rằng phải đóng vai trò như vùng đệm thanh khoản mà tất cả những quỹ, vốn dự phòng đều là biện pháp tình thế tuy luôn tồn tại và chẳng bao giờ rời khỏi biện pháp tình thế ngoại trừ giảm bớt như tính chất tự nhiên, ứng phó được hoặc trở nên không nghiêm trọng.</w:t>
       </w:r>
     </w:p>
     <w:p>
@@ -14039,7 +14293,15 @@
         <w:t>hối</w:t>
       </w:r>
       <w:r>
-        <w:t xml:space="preserve"> (vàng, USD,…), các khoản cho vay chiết khấu,</w:t>
+        <w:t xml:space="preserve"> (vàng, </w:t>
+      </w:r>
+      <w:proofErr w:type="gramStart"/>
+      <w:r>
+        <w:t>USD,…</w:t>
+      </w:r>
+      <w:proofErr w:type="gramEnd"/>
+      <w:r>
+        <w:t>), các khoản cho vay chiết khấu,</w:t>
       </w:r>
       <w:r>
         <w:t xml:space="preserve"> vốn đầu tư &amp; chi tiêu công, tài sản cố định</w:t>
@@ -14129,7 +14391,13 @@
         <w:t>)</w:t>
       </w:r>
       <w:r>
-        <w:t xml:space="preserve"> và trái phiếu chính phủ mua là tài sản nhưng trái phiếu chính phủ phát hành là nợ phải trả (liability) thuộc nguồn vốn (capital)</w:t>
+        <w:t xml:space="preserve"> và trái phiếu chính phủ mua là tài sản </w:t>
+      </w:r>
+      <w:r>
+        <w:t xml:space="preserve">(asset) </w:t>
+      </w:r>
+      <w:r>
+        <w:t>nhưng trái phiếu chính phủ phát hành là nợ phải trả (liability) thuộc nguồn vốn (capital)</w:t>
       </w:r>
       <w:r>
         <w:t xml:space="preserve">. </w:t>
@@ -14264,6 +14532,9 @@
         <w:t xml:space="preserve"> tại các khoản cho vay chiết khấu</w:t>
       </w:r>
       <w:r>
+        <w:t xml:space="preserve"> (tài sản)</w:t>
+      </w:r>
+      <w:r>
         <w:t>.</w:t>
       </w:r>
       <w:r>
@@ -14273,7 +14544,22 @@
         <w:t>Đ</w:t>
       </w:r>
       <w:r>
-        <w:t>ây là hình thức cung tiền qua ngân hàng thương mại chiếm tỉ trọng lớn nhất trong lượng tiền phát hành</w:t>
+        <w:t xml:space="preserve">ây là hình thức cung tiền qua ngân hàng thương mại </w:t>
+      </w:r>
+      <w:r>
+        <w:t>(</w:t>
+      </w:r>
+      <w:r>
+        <w:rPr>
+          <w:i/>
+        </w:rPr>
+        <w:t>cấp tín dụng</w:t>
+      </w:r>
+      <w:r>
+        <w:t xml:space="preserve">) </w:t>
+      </w:r>
+      <w:r>
+        <w:t>chiếm tỉ trọng lớn nhất trong lượng tiền phát hành</w:t>
       </w:r>
       <w:r>
         <w:t>.</w:t>
@@ -14324,7 +14610,11 @@
         <w:t xml:space="preserve"> cho nhu cầu nạp/rút tiền mặt tương đối ít của người dân, </w:t>
       </w:r>
       <w:r>
-        <w:t>tài khoản ngân hàng thương mại</w:t>
+        <w:t xml:space="preserve">tài khoản ngân </w:t>
+      </w:r>
+      <w:r>
+        <w:lastRenderedPageBreak/>
+        <w:t>hàng thương mại</w:t>
       </w:r>
       <w:r>
         <w:t xml:space="preserve"> tại ngân hàng trung ương (thuộc mục nguồn vốn – liabilit</w:t>
@@ -14378,7 +14668,25 @@
         <w:t xml:space="preserve">. </w:t>
       </w:r>
       <w:r>
-        <w:t>Ghi chú, phương trình kế toán cơ bản: tài sản (assets) = nguồn vốn (capital) = nợ phải trả (liability) + vốn chủ sở hữu (equity)</w:t>
+        <w:t>Ghi chú, phương trình kế toán cơ bản: tài sản (assets) = nguồn vốn (capital</w:t>
+      </w:r>
+      <w:r>
+        <w:t>s</w:t>
+      </w:r>
+      <w:r>
+        <w:t>) = nợ phải trả</w:t>
+      </w:r>
+      <w:r>
+        <w:t xml:space="preserve"> (liabilities</w:t>
+      </w:r>
+      <w:r>
+        <w:t xml:space="preserve">) + vốn chủ sở hữu </w:t>
+      </w:r>
+      <w:r>
+        <w:t>(equities</w:t>
+      </w:r>
+      <w:r>
+        <w:t>)</w:t>
       </w:r>
       <w:r>
         <w:t>, theo đó, tài sản tăng thì ghi NỢ bên tài sản và tài sản giảm thì ghi CÓ bên tài sản, ngược lại nguồn vốn tăng thì ghi CÓ bên nguồn vốn và nguồn vốn giảm thì ghi NỢ bên nguồn vốn</w:t>
@@ -14423,16 +14731,6 @@
         <w:rPr>
           <w:i/>
         </w:rPr>
-        <w:lastRenderedPageBreak/>
-        <w:t>lệnh phiếu</w:t>
-      </w:r>
-      <w:r>
-        <w:t xml:space="preserve"> hay </w:t>
-      </w:r>
-      <w:r>
-        <w:rPr>
-          <w:i/>
-        </w:rPr>
         <w:t>tín phiếu</w:t>
       </w:r>
       <w:r>
@@ -14489,7 +14787,76 @@
         <w:t>.</w:t>
       </w:r>
       <w:r>
-        <w:t xml:space="preserve"> Việc ngân hàng trung ương cấp vốn tín dụng với lãi suất chiết khấu thấp cho ngân hàng thương mại tương tự như ngân hàng thương mại cho người dân và doanh nghiệp vay tín dụng. Ghi chú, </w:t>
+        <w:t xml:space="preserve"> Việc ngân hàng trung ương cấp vốn tín dụng với lãi suất chiết khấu thấp cho ngân hàng thương mại tương tự như ngân hàng thương mại cho người dân và doanh nghiệp vay tín dụ</w:t>
+      </w:r>
+      <w:r>
+        <w:t xml:space="preserve">ng. Ngân hàng trung ương phát hành lượng tiền bút toán vào thị trường bằng hình thức cấp tín dụng cho ngân hàng thương mại tức ngân hàng thương mại vay vốn với hai dạng lãi suất </w:t>
+      </w:r>
+      <w:r>
+        <w:t xml:space="preserve">nợ </w:t>
+      </w:r>
+      <w:r>
+        <w:t>(Google AI 2026): 1)</w:t>
+      </w:r>
+      <w:r>
+        <w:t xml:space="preserve"> </w:t>
+      </w:r>
+      <w:r>
+        <w:rPr>
+          <w:i/>
+        </w:rPr>
+        <w:t>lãi suất tái cấp vốn</w:t>
+      </w:r>
+      <w:r>
+        <w:t xml:space="preserve"> khi ngân hàng thương mại có tài sản bảo đảm và 2) </w:t>
+      </w:r>
+      <w:r>
+        <w:rPr>
+          <w:i/>
+        </w:rPr>
+        <w:t>lãi suất chiết khấu</w:t>
+      </w:r>
+      <w:r>
+        <w:t xml:space="preserve"> khi ngân hàng thương mại cầm cố những giấy tờ có giá trị như hối phiếu</w:t>
+      </w:r>
+      <w:r>
+        <w:t xml:space="preserve">, </w:t>
+      </w:r>
+      <w:r>
+        <w:t>trái phiếu tại ngân hàng trung ương.</w:t>
+      </w:r>
+      <w:r>
+        <w:t xml:space="preserve"> Đến kỳ hạn, ngân hàng thương mại trả nợ bằng hai hình thức sau</w:t>
+      </w:r>
+      <w:r>
+        <w:t xml:space="preserve"> (Google AI 2026)</w:t>
+      </w:r>
+      <w:r>
+        <w:t>: 1) ngân hàng trung ương tự động khấu trừ vào tài khoản tiền gởi (khác với tài khoản nhận tín dụng) của ngân hàng thương mại tại ngân hàng trung ương, 2) ngân hàng thương mại trả nợ trực tiếp để chuộc lại giấy tờ có giá trị đang cầm cố tại ngân hàng trung ương.</w:t>
+      </w:r>
+      <w:r>
+        <w:t xml:space="preserve"> Ngoài ra ngân hàng thương mại </w:t>
+      </w:r>
+      <w:r>
+        <w:t xml:space="preserve">với vai trò đại lý cho vay của ngân hàng trung ương, và </w:t>
+      </w:r>
+      <w:r>
+        <w:t>như bất kỳ doanh nghiệp nào khác cũng phải nộp thuế vào ngân sách nhà nước.</w:t>
+      </w:r>
+      <w:r>
+        <w:t xml:space="preserve"> </w:t>
+      </w:r>
+      <w:r>
+        <w:t>Đ</w:t>
+      </w:r>
+      <w:r>
+        <w:t>ặc quyền mở tài khoản tại ngân hàng trung ương giới hạn ở một số tổ chức như ngân hàng thương mại và kho bạc nhà nước.</w:t>
+      </w:r>
+      <w:r>
+        <w:t xml:space="preserve"> </w:t>
+      </w:r>
+      <w:r>
+        <w:t xml:space="preserve">Ghi chú, </w:t>
       </w:r>
       <w:r>
         <w:rPr>
@@ -14808,7 +15175,11 @@
         <w:t>bằng lượng tiền thừa dùng để đầu tư ra nước ngoài thay vì mua ngoại tệ trong thị trường nội địa thì cũng gây ra lạm phát.</w:t>
       </w:r>
       <w:r>
-        <w:t xml:space="preserve"> Trước khi tìm hiểu thị trường ngoại hối quốc tế, ta hãy tìm hiểu hệ thống thanh toán liên ngân hàng giữa các quốc gia.</w:t>
+        <w:t xml:space="preserve"> Trước khi tìm hiểu </w:t>
+      </w:r>
+      <w:r>
+        <w:lastRenderedPageBreak/>
+        <w:t>thị trường ngoại hối quốc tế, ta hãy tìm hiểu hệ thống thanh toán liên ngân hàng giữa các quốc gia.</w:t>
       </w:r>
       <w:r>
         <w:t xml:space="preserve"> </w:t>
@@ -15039,11 +15410,7 @@
         <w:t>theo tỉ giá hối đoái với ngoại tệ B vào thị trường nội địa, tất nhiên có nguy cơ gây lạm phát, càng nghiêm trọng nếu ngoại tệ B được giá hơn nội tệ.</w:t>
       </w:r>
       <w:r>
-        <w:t xml:space="preserve"> Tất nhiên ngân hàng A có thể giảm nhẹ lạm phát trong </w:t>
-      </w:r>
-      <w:r>
-        <w:lastRenderedPageBreak/>
-        <w:t xml:space="preserve">trường hợp này bằng cách đầu tư tức mua bán liên tục </w:t>
+        <w:t xml:space="preserve"> Tất nhiên ngân hàng A có thể giảm nhẹ lạm phát trong trường hợp này bằng cách đầu tư tức mua bán liên tục </w:t>
       </w:r>
       <w:r>
         <w:t xml:space="preserve">ngoại tệ </w:t>
@@ -15264,7 +15631,11 @@
         <w:t>v</w:t>
       </w:r>
       <w:r>
-        <w:t>ấn đề là doanh nghiệp bị ràng buộc giữa tăng lư</w:t>
+        <w:t xml:space="preserve">ấn đề là doanh nghiệp bị ràng buộc </w:t>
+      </w:r>
+      <w:r>
+        <w:lastRenderedPageBreak/>
+        <w:t>giữa tăng lư</w:t>
       </w:r>
       <w:r>
         <w:t>ơ</w:t>
@@ -15351,7 +15722,13 @@
         <w:t xml:space="preserve"> lãi suất vốn ODA rất thấp nên sẽ giảm nguy cơ lạm phát.</w:t>
       </w:r>
       <w:r>
-        <w:t xml:space="preserve"> Bất luận thế nào, hoạt động sản xuất ảnh hưởng lên hoạt động tài chính và ngược lại, tuy nhiên ảnh hưởng của hoạt động tài chính có tính tức thời.</w:t>
+        <w:t xml:space="preserve"> </w:t>
+      </w:r>
+      <w:r>
+        <w:t xml:space="preserve">Ghi chú, không cần bơm tín dụng nội tệ nếu có thể thanh toán cho nhà thầu công trình công trực tiếp từ vốn ODA ngoại tệ. </w:t>
+      </w:r>
+      <w:r>
+        <w:t>Bất luận thế nào, hoạt động sản xuất ảnh hưởng lên hoạt động tài chính và ngược lại, tuy nhiên ảnh hưởng của hoạt động tài chính có tính tức thời.</w:t>
       </w:r>
       <w:r>
         <w:t xml:space="preserve"> </w:t>
@@ -15425,11 +15802,7 @@
         <w:t>International Monetary Fund</w:t>
       </w:r>
       <w:r>
-        <w:t xml:space="preserve"> </w:t>
-      </w:r>
-      <w:r>
-        <w:lastRenderedPageBreak/>
-        <w:t>– Quỹ Tiền Tệ Quốc Tế)</w:t>
+        <w:t xml:space="preserve"> – Quỹ Tiền Tệ Quốc Tế)</w:t>
       </w:r>
       <w:r>
         <w:t>, và 3) vay từ nguồn nội bộ như vay ngân quỹ nhà nước &amp; các quỹ tài chính.</w:t>
@@ -15787,7 +16160,11 @@
         <w:t>có thể có tài khoản tại ngân hàng thương mại nhưng đó là dạng tiền gởi thanh toán</w:t>
       </w:r>
       <w:r>
-        <w:t xml:space="preserve"> như các doanh nghiệp.</w:t>
+        <w:t xml:space="preserve"> như </w:t>
+      </w:r>
+      <w:r>
+        <w:lastRenderedPageBreak/>
+        <w:t>các doanh nghiệp.</w:t>
       </w:r>
       <w:r>
         <w:t xml:space="preserve"> Kho bạc không phải ngân hàng </w:t>
@@ -15993,275 +16370,311 @@
         <w:t>(d</w:t>
       </w:r>
       <w:r>
-        <w:t xml:space="preserve">isbursement </w:t>
+        <w:t>isbursement of public investment capital</w:t>
+      </w:r>
+      <w:r>
+        <w:t xml:space="preserve">) </w:t>
+      </w:r>
+      <w:r>
+        <w:t>là cụ thể hóa của đầu tư công</w:t>
+      </w:r>
+      <w:r>
+        <w:t xml:space="preserve"> (public investment)</w:t>
+      </w:r>
+      <w:r>
+        <w:t xml:space="preserve"> / chi tiêu công</w:t>
+      </w:r>
+      <w:r>
+        <w:t xml:space="preserve"> (public expenditure)</w:t>
+      </w:r>
+      <w:r>
+        <w:t>, liên quan chủ yếu đến chủ đầu tư</w:t>
+      </w:r>
+      <w:r>
+        <w:t xml:space="preserve"> (investor)</w:t>
+      </w:r>
+      <w:r>
+        <w:t xml:space="preserve">, kho bạc </w:t>
+      </w:r>
+      <w:r>
+        <w:t>(t</w:t>
+      </w:r>
+      <w:r>
+        <w:t>reasury</w:t>
+      </w:r>
+      <w:r>
+        <w:t xml:space="preserve">) </w:t>
+      </w:r>
+      <w:r>
+        <w:t>và nhà thầu</w:t>
+      </w:r>
+      <w:r>
+        <w:t xml:space="preserve"> (bidder)</w:t>
+      </w:r>
+      <w:r>
+        <w:t xml:space="preserve">, bao gồm: cấp hạn mức chi tiêu cho chủ đầu tư công, tạm ứng vốn cho nhà thầu, thanh toán khối lượng công việc cho nhà thầu, chi lượng tiền nghiệm thu công trình có khấu trừ vốn tạm ứng. </w:t>
+      </w:r>
+      <w:r>
+        <w:t xml:space="preserve">Với lượng tiền giải ngân đúng bằng </w:t>
+      </w:r>
+      <w:r>
+        <w:t xml:space="preserve">giá cả </w:t>
+      </w:r>
+      <w:r>
+        <w:t>công trình công, n</w:t>
+      </w:r>
+      <w:r>
+        <w:t>ghiệp vụ kế toán của đầu tư công</w:t>
+      </w:r>
+      <w:r>
+        <w:t xml:space="preserve"> như sau</w:t>
+      </w:r>
+      <w:r>
+        <w:t xml:space="preserve"> (Google AI 2026)</w:t>
+      </w:r>
+      <w:r>
+        <w:t>:</w:t>
+      </w:r>
+      <w:r>
+        <w:t xml:space="preserve"> 1) khi đang thi công tức </w:t>
+      </w:r>
+      <w:r>
+        <w:rPr>
+          <w:i/>
+        </w:rPr>
+        <w:t>giai đoạn giải ngân</w:t>
+      </w:r>
+      <w:r>
+        <w:t xml:space="preserve"> thì ngân hàng trung ương ghi NỢ tài khoản kho bạc như tài sản và ghi CÓ tài khoản ngân hàng thương mại như lượng tiền giải ngân</w:t>
+      </w:r>
+      <w:r>
+        <w:t xml:space="preserve"> </w:t>
+      </w:r>
+      <w:r>
+        <w:t xml:space="preserve">tức </w:t>
+      </w:r>
+      <w:r>
+        <w:t>bơm</w:t>
+      </w:r>
+      <w:r>
+        <w:t xml:space="preserve"> tiền</w:t>
+      </w:r>
+      <w:r>
+        <w:t xml:space="preserve">, đồng thời chủ đầu tư kế toán nội bộ bằng cách ghi NỢ chi phí xây dựng dở dang </w:t>
+      </w:r>
+      <w:r>
+        <w:t xml:space="preserve">nội bộ </w:t>
+      </w:r>
+      <w:r>
+        <w:t xml:space="preserve">và ghi CÓ nguồn vốn đầu tư công </w:t>
+      </w:r>
+      <w:r>
+        <w:t xml:space="preserve">nội bộ </w:t>
+      </w:r>
+      <w:r>
+        <w:t>(</w:t>
+      </w:r>
+      <w:r>
+        <w:rPr>
+          <w:rFonts w:cs="Times New Roman"/>
+        </w:rPr>
+        <w:t>≤</w:t>
+      </w:r>
+      <w:r>
+        <w:t xml:space="preserve"> </w:t>
+      </w:r>
+      <w:r>
+        <w:t>hạn mức chi tiêu</w:t>
+      </w:r>
+      <w:r>
+        <w:t>)</w:t>
+      </w:r>
+      <w:r>
+        <w:t xml:space="preserve">, đồng thời ngân hàng thương mại </w:t>
+      </w:r>
+      <w:r>
+        <w:t>tăng số dư</w:t>
+      </w:r>
+      <w:r>
+        <w:t xml:space="preserve"> tài khoản nhà thầu bằng với lượng tiền tạm ứng (&lt; lượng tiền giải ngân)</w:t>
+      </w:r>
+      <w:r>
+        <w:t xml:space="preserve">, 2) khi nghiệm thu công trình thì </w:t>
+      </w:r>
+      <w:r>
+        <w:t xml:space="preserve">kho bạc thực hiện quyết toán nội bộ đóng hoặc giảm hạn mức chi tiêu của chủ đầu tư, </w:t>
+      </w:r>
+      <w:r>
+        <w:t xml:space="preserve">đồng thời </w:t>
+      </w:r>
+      <w:r>
+        <w:t>chủ đầu tư kế toán nội bộ bằng cách</w:t>
+      </w:r>
+      <w:r>
+        <w:t xml:space="preserve"> </w:t>
+      </w:r>
+      <w:r>
+        <w:t xml:space="preserve">ghi NỢ tài sản cố định </w:t>
+      </w:r>
+      <w:r>
+        <w:t xml:space="preserve">nội bộ </w:t>
+      </w:r>
+      <w:r>
+        <w:t>và ghi CÓ chi phí xây dựng dở dang</w:t>
+      </w:r>
+      <w:r>
+        <w:t xml:space="preserve"> nội bộ</w:t>
+      </w:r>
+      <w:r>
+        <w:t xml:space="preserve">, đồng thời ngân hàng thương mại kết sổ </w:t>
+      </w:r>
+      <w:r>
+        <w:t>tăng số dư</w:t>
+      </w:r>
+      <w:r>
+        <w:t xml:space="preserve"> tài khoản </w:t>
+      </w:r>
+      <w:r>
+        <w:t xml:space="preserve">nhà thầu </w:t>
+      </w:r>
+      <w:r>
+        <w:t xml:space="preserve">với lượng tiền giải ngân </w:t>
+      </w:r>
+      <w:r>
+        <w:t>có khấu trừ lượng tiền tạm ứng, và 3)</w:t>
+      </w:r>
+      <w:r>
+        <w:t xml:space="preserve"> </w:t>
+      </w:r>
+      <w:r>
+        <w:t xml:space="preserve">khi khấu hao (depreciation) &amp; bảo trì </w:t>
+      </w:r>
+      <w:r>
+        <w:t>(m</w:t>
+      </w:r>
+      <w:r>
+        <w:t>aintenance</w:t>
+      </w:r>
+      <w:r>
+        <w:t xml:space="preserve">) </w:t>
+      </w:r>
+      <w:r>
+        <w:t>công trình thì</w:t>
+      </w:r>
+      <w:r>
+        <w:t xml:space="preserve"> ngân hàng trung ương </w:t>
+      </w:r>
+      <w:r>
+        <w:t>ghi NỢ tài khoản kho bạc</w:t>
+      </w:r>
+      <w:r>
+        <w:t xml:space="preserve"> và ghi CÓ tài khoản ngân hàng thương mại</w:t>
+      </w:r>
+      <w:r>
+        <w:t xml:space="preserve">, đồng thời kho bạc kế toán </w:t>
+      </w:r>
+      <w:r>
+        <w:t xml:space="preserve">nội bộ </w:t>
+      </w:r>
+      <w:r>
+        <w:t xml:space="preserve">bằng cách ghi NỢ dự toán chi thường xuyên </w:t>
+      </w:r>
+      <w:r>
+        <w:t xml:space="preserve">nội bộ </w:t>
+      </w:r>
+      <w:r>
+        <w:t>và ghi CÓ tài khoản kho bạc</w:t>
+      </w:r>
+      <w:r>
+        <w:t xml:space="preserve"> nội bộ</w:t>
+      </w:r>
+      <w:r>
+        <w:t>, đồng thời chủ đầu tư kế toán nội bộ bằng cách ghi NỢ chi phí hao mòn hoặc sửa chữa và ghi CÓ hao mòn lũy kế hoặc phải trả dịch vụ sửa chữa</w:t>
+      </w:r>
+      <w:r>
+        <w:t xml:space="preserve">, đồng thời ngân hàng thương mại chuyển </w:t>
+      </w:r>
+      <w:r>
+        <w:t>khoản</w:t>
+      </w:r>
+      <w:r>
+        <w:t xml:space="preserve"> đến nhà thầu </w:t>
+      </w:r>
+      <w:r>
+        <w:t>tức tăng số dư</w:t>
+      </w:r>
+      <w:r>
+        <w:t xml:space="preserve"> tài khoản nhà thầu.</w:t>
+      </w:r>
+      <w:r>
+        <w:t xml:space="preserve"> Ghi chú, chủ đầu tư công chuyển tài sản (cố định) về sổ cái ngân hàng trung ương bằng </w:t>
+      </w:r>
+      <w:r>
+        <w:t xml:space="preserve">kết hợp </w:t>
+      </w:r>
+      <w:r>
+        <w:t>nghiệp vụ kế toán giữa tài khoản tài sản và tài khoản kho bạc tại ngân hàng trung ương.</w:t>
+      </w:r>
+      <w:r>
+        <w:t xml:space="preserve"> Giả sử lượng tiền giải ngân đã có sẵn không cần bút toán phát hành và giải sử công trình công đảm bảo chất lượng có giá đúng bằng lượng </w:t>
+      </w:r>
+      <w:r>
+        <w:t xml:space="preserve">giải ngân </w:t>
+      </w:r>
+      <w:r>
+        <w:t xml:space="preserve">[vừa đủ] </w:t>
+      </w:r>
+      <w:r>
+        <w:t xml:space="preserve">thì lạm phát </w:t>
+      </w:r>
+      <w:r>
+        <w:t xml:space="preserve">vẫn </w:t>
+      </w:r>
+      <w:r>
+        <w:t xml:space="preserve">có khả năng xảy ra do nguồn vốn tức lượng tiền giải ngân </w:t>
+      </w:r>
+      <w:r>
+        <w:t>[thực</w:t>
+      </w:r>
+      <w:r>
+        <w:t xml:space="preserve"> lớn hơn</w:t>
+      </w:r>
+      <w:r>
+        <w:t xml:space="preserve">] </w:t>
+      </w:r>
+      <w:r>
+        <w:t xml:space="preserve">là nợ phải trả </w:t>
+      </w:r>
+      <w:r>
+        <w:t xml:space="preserve">có lãi nợ </w:t>
+      </w:r>
+      <w:r>
+        <w:t>như trái phiếu phát hàn</w:t>
+      </w:r>
+      <w:r>
+        <w:t>h</w:t>
+      </w:r>
+      <w:r>
+        <w:t xml:space="preserve"> [</w:t>
+      </w:r>
+      <w:r>
+        <w:t xml:space="preserve">lãi nợ </w:t>
+      </w:r>
+      <w:r>
+        <w:t>có thể nhiều hơn thuế doanh nghiệp]</w:t>
+      </w:r>
+      <w:r>
+        <w:t>.</w:t>
+      </w:r>
+      <w:r>
+        <w:t xml:space="preserve"> Nếu lượng tiền giải ngân do bút toán phát hành thì lạm phát chắc chắn xảy ra do thuế nhà thầu luôn thấp hơn doanh thu nhà thầu và doanh thu nhà thầu tương ứng với lượng tiền giải ngân</w:t>
+      </w:r>
+      <w:r>
+        <w:t xml:space="preserve">, trừ phi công trình công mang lại lợi ích </w:t>
       </w:r>
       <w:r>
         <w:lastRenderedPageBreak/>
-        <w:t>of public investment capital</w:t>
-      </w:r>
-      <w:r>
-        <w:t xml:space="preserve">) </w:t>
-      </w:r>
-      <w:r>
-        <w:t>là cụ thể hóa của đầu tư công</w:t>
-      </w:r>
-      <w:r>
-        <w:t xml:space="preserve"> (public investment)</w:t>
-      </w:r>
-      <w:r>
-        <w:t xml:space="preserve"> / chi tiêu công</w:t>
-      </w:r>
-      <w:r>
-        <w:t xml:space="preserve"> (public expenditure)</w:t>
-      </w:r>
-      <w:r>
-        <w:t>, liên quan chủ yếu đến chủ đầu tư</w:t>
-      </w:r>
-      <w:r>
-        <w:t xml:space="preserve"> (investor)</w:t>
-      </w:r>
-      <w:r>
-        <w:t xml:space="preserve">, kho bạc </w:t>
-      </w:r>
-      <w:r>
-        <w:t>(t</w:t>
-      </w:r>
-      <w:r>
-        <w:t>reasury</w:t>
-      </w:r>
-      <w:r>
-        <w:t xml:space="preserve">) </w:t>
-      </w:r>
-      <w:r>
-        <w:t>và nhà thầu</w:t>
-      </w:r>
-      <w:r>
-        <w:t xml:space="preserve"> (bidder)</w:t>
-      </w:r>
-      <w:r>
-        <w:t xml:space="preserve">, bao gồm: cấp hạn mức chi tiêu cho chủ đầu tư công, tạm ứng vốn cho nhà thầu, thanh toán khối lượng công việc cho nhà thầu, chi lượng tiền nghiệm thu công trình có khấu trừ vốn tạm ứng. </w:t>
-      </w:r>
-      <w:r>
-        <w:t xml:space="preserve">Với lượng tiền giải ngân đúng bằng </w:t>
-      </w:r>
-      <w:r>
-        <w:t xml:space="preserve">giá cả </w:t>
-      </w:r>
-      <w:r>
-        <w:t>công trình công, n</w:t>
-      </w:r>
-      <w:r>
-        <w:t>ghiệp vụ kế toán của đầu tư công</w:t>
-      </w:r>
-      <w:r>
-        <w:t xml:space="preserve"> như sau</w:t>
-      </w:r>
-      <w:r>
-        <w:t xml:space="preserve"> (Google AI 2026)</w:t>
-      </w:r>
-      <w:r>
-        <w:t>:</w:t>
-      </w:r>
-      <w:r>
-        <w:t xml:space="preserve"> 1) khi đang thi công tức giai đoạn giải ngân thì ngân hàng trung ương ghi NỢ tài khoản kho bạc như tài sản và ghi CÓ tài khoản ngân hàng thương mại như lượng tiền giải ngân</w:t>
-      </w:r>
-      <w:r>
-        <w:t xml:space="preserve"> </w:t>
-      </w:r>
-      <w:r>
-        <w:t xml:space="preserve">tức </w:t>
-      </w:r>
-      <w:r>
-        <w:t>bơm</w:t>
-      </w:r>
-      <w:r>
-        <w:t xml:space="preserve"> tiền</w:t>
-      </w:r>
-      <w:r>
-        <w:t xml:space="preserve">, đồng thời chủ đầu tư kế toán nội bộ bằng cách ghi NỢ chi phí xây dựng dở dang </w:t>
-      </w:r>
-      <w:r>
-        <w:t xml:space="preserve">nội bộ </w:t>
-      </w:r>
-      <w:r>
-        <w:t xml:space="preserve">và ghi CÓ nguồn vốn đầu tư công </w:t>
-      </w:r>
-      <w:r>
-        <w:t xml:space="preserve">nội bộ </w:t>
-      </w:r>
-      <w:r>
-        <w:t>(</w:t>
-      </w:r>
-      <w:r>
-        <w:rPr>
-          <w:rFonts w:cs="Times New Roman"/>
-        </w:rPr>
-        <w:t>≤</w:t>
-      </w:r>
-      <w:r>
-        <w:t xml:space="preserve"> </w:t>
-      </w:r>
-      <w:r>
-        <w:t>hạn mức chi tiêu</w:t>
-      </w:r>
-      <w:r>
-        <w:t>)</w:t>
-      </w:r>
-      <w:r>
-        <w:t xml:space="preserve">, đồng thời ngân hàng thương mại </w:t>
-      </w:r>
-      <w:r>
-        <w:t>tăng số dư</w:t>
-      </w:r>
-      <w:r>
-        <w:t xml:space="preserve"> tài khoản nhà thầu bằng với lượng tiền tạm ứng (&lt; lượng tiền giải ngân)</w:t>
-      </w:r>
-      <w:r>
-        <w:t xml:space="preserve">, 2) khi nghiệm thu công trình thì </w:t>
-      </w:r>
-      <w:r>
-        <w:t xml:space="preserve">kho bạc thực hiện quyết toán nội bộ đóng hoặc giảm hạn mức chi tiêu của chủ đầu tư, </w:t>
-      </w:r>
-      <w:r>
-        <w:t xml:space="preserve">đồng thời </w:t>
-      </w:r>
-      <w:r>
-        <w:t>chủ đầu tư kế toán nội bộ bằng cách</w:t>
-      </w:r>
-      <w:r>
-        <w:t xml:space="preserve"> </w:t>
-      </w:r>
-      <w:r>
-        <w:t xml:space="preserve">ghi NỢ tài sản cố định </w:t>
-      </w:r>
-      <w:r>
-        <w:t xml:space="preserve">nội bộ </w:t>
-      </w:r>
-      <w:r>
-        <w:t>và ghi CÓ chi phí xây dựng dở dang</w:t>
-      </w:r>
-      <w:r>
-        <w:t xml:space="preserve"> nội bộ</w:t>
-      </w:r>
-      <w:r>
-        <w:t xml:space="preserve">, đồng thời ngân hàng thương mại kết sổ </w:t>
-      </w:r>
-      <w:r>
-        <w:t>tăng số dư</w:t>
-      </w:r>
-      <w:r>
-        <w:t xml:space="preserve"> tài khoản </w:t>
-      </w:r>
-      <w:r>
-        <w:t xml:space="preserve">nhà thầu </w:t>
-      </w:r>
-      <w:r>
-        <w:t xml:space="preserve">với lượng tiền giải ngân </w:t>
-      </w:r>
-      <w:r>
-        <w:t>có khấu trừ lượng tiền tạm ứng, và 3)</w:t>
-      </w:r>
-      <w:r>
-        <w:t xml:space="preserve"> </w:t>
-      </w:r>
-      <w:r>
-        <w:t xml:space="preserve">khi khấu hao (depreciation) &amp; bảo trì </w:t>
-      </w:r>
-      <w:r>
-        <w:t>(m</w:t>
-      </w:r>
-      <w:r>
-        <w:t>aintenance</w:t>
-      </w:r>
-      <w:r>
-        <w:t xml:space="preserve">) </w:t>
-      </w:r>
-      <w:r>
-        <w:t>công trình thì</w:t>
-      </w:r>
-      <w:r>
-        <w:t xml:space="preserve"> ngân hàng trung ương </w:t>
-      </w:r>
-      <w:r>
-        <w:t>ghi NỢ tài khoản kho bạc</w:t>
-      </w:r>
-      <w:r>
-        <w:t xml:space="preserve"> và ghi CÓ tài khoản ngân hàng thương mại</w:t>
-      </w:r>
-      <w:r>
-        <w:t xml:space="preserve">, đồng thời kho bạc kế toán </w:t>
-      </w:r>
-      <w:r>
-        <w:t xml:space="preserve">nội bộ </w:t>
-      </w:r>
-      <w:r>
-        <w:t xml:space="preserve">bằng cách ghi NỢ dự toán chi thường xuyên </w:t>
-      </w:r>
-      <w:r>
-        <w:t xml:space="preserve">nội bộ </w:t>
-      </w:r>
-      <w:r>
-        <w:t>và ghi CÓ tài khoản kho bạc</w:t>
-      </w:r>
-      <w:r>
-        <w:t xml:space="preserve"> nội bộ</w:t>
-      </w:r>
-      <w:r>
-        <w:t>, đồng thời chủ đầu tư kế toán nội bộ bằng cách ghi NỢ chi phí hao mòn hoặc sửa chữa và ghi CÓ hao mòn lũy kế hoặc phải trả dịch vụ sửa chữa</w:t>
-      </w:r>
-      <w:r>
-        <w:t xml:space="preserve">, đồng thời ngân hàng thương mại chuyển </w:t>
-      </w:r>
-      <w:r>
-        <w:t>khoản</w:t>
-      </w:r>
-      <w:r>
-        <w:t xml:space="preserve"> đến nhà thầu </w:t>
-      </w:r>
-      <w:r>
-        <w:t>tức tăng số dư</w:t>
-      </w:r>
-      <w:r>
-        <w:t xml:space="preserve"> tài khoản nhà thầu.</w:t>
-      </w:r>
-      <w:r>
-        <w:t xml:space="preserve"> Ghi chú, chủ đầu tư công chuyển tài sản (cố định) về sổ cái ngân hàng trung ương bằng </w:t>
-      </w:r>
-      <w:r>
-        <w:t xml:space="preserve">kết hợp </w:t>
-      </w:r>
-      <w:r>
-        <w:t>nghiệp vụ kế toán giữa tài khoản tài sản và tài khoản kho bạc tại ngân hàng trung ương.</w:t>
-      </w:r>
-      <w:r>
-        <w:t xml:space="preserve"> Giả sử lượng tiền giải ngân đã có sẵn không cần bút toán phát hành và giải sử công trình công đảm bảo chất lượng có giá đúng bằng lượng </w:t>
-      </w:r>
-      <w:r>
-        <w:t xml:space="preserve">giải ngân thì lạm phát </w:t>
-      </w:r>
-      <w:r>
-        <w:t xml:space="preserve">vẫn </w:t>
-      </w:r>
-      <w:r>
-        <w:t xml:space="preserve">có khả năng xảy ra do nguồn vốn tức lượng tiền giải ngân là nợ phải trả </w:t>
-      </w:r>
-      <w:r>
-        <w:t xml:space="preserve">có lãi nợ </w:t>
-      </w:r>
-      <w:r>
-        <w:t>như trái phiếu phát hàn</w:t>
-      </w:r>
-      <w:r>
-        <w:t>h</w:t>
-      </w:r>
-      <w:r>
-        <w:t>.</w:t>
-      </w:r>
-      <w:r>
-        <w:t xml:space="preserve"> Nếu lượng tiền giải ngân do bút toán phát hành thì lạm phát chắc chắn xảy ra do thuế nhà thầu luôn thấp hơn doanh thu nhà thầu và doanh thu nhà thầu tương ứng với lượng tiền giải ngân</w:t>
-      </w:r>
-      <w:r>
-        <w:t>, trừ phi công trình công mang lại lợi ích lớn cung ứng nguồn thu thuế rất lớn trên diện rộng vượt ngoài nhà thầu.</w:t>
+        <w:t>lớn cung ứng nguồn thu thuế rất lớn trên diện rộng vượt ngoài nhà thầu.</w:t>
       </w:r>
       <w:r>
         <w:t xml:space="preserve"> Ghi chú, lượng tiền </w:t>
@@ -16356,6 +16769,9 @@
         <w:t xml:space="preserve"> với</w:t>
       </w:r>
       <w:r>
+        <w:t>,</w:t>
+      </w:r>
+      <w:r>
         <w:t xml:space="preserve"> </w:t>
       </w:r>
       <w:r>
@@ -16494,416 +16910,402 @@
         <w:t xml:space="preserve">vốn đầu tư công </w:t>
       </w:r>
       <w:r>
-        <w:t xml:space="preserve">(tương </w:t>
+        <w:t xml:space="preserve">(tương ứng lượng tiền giải ngân) </w:t>
+      </w:r>
+      <w:r>
+        <w:t>có thể là trái phiếu phát hành</w:t>
+      </w:r>
+      <w:r>
+        <w:t xml:space="preserve">. </w:t>
+      </w:r>
+      <w:r>
+        <w:t>V</w:t>
+      </w:r>
+      <w:r>
+        <w:t>ốn ODA tuy có lãi suất thấp nhưng còn bị ảnh hưởng bởi tỉ giá hối đoái</w:t>
+      </w:r>
+      <w:r>
+        <w:t>, nếu sức mua của nội tệ yếu thì vay vốn ODA sẽ gánh thêm chênh lệch tỉ giá hối đoái giữa nội tệ và ngoại tệ</w:t>
+      </w:r>
+      <w:r>
+        <w:t xml:space="preserve"> khi tung lượng tiền phát hành</w:t>
+      </w:r>
+      <w:r>
+        <w:t xml:space="preserve">. </w:t>
+      </w:r>
+      <w:r>
+        <w:t xml:space="preserve">Mạng lưới thương mại và hộ kinh doanh nhỏ lẻ không cần lượng tiền bút toán mới vì đã tận dụng lượng tiền đang lưu thông (tiền giấy/xu và số dư tài khoản ngân hàng thương mại), nên đồng thời đóng góp nguồn thu thuế và giảm lạm phát. Tận dụng lượng </w:t>
+      </w:r>
+      <w:r>
+        <w:rPr>
+          <w:i/>
+        </w:rPr>
+        <w:t>tiền lưu thông</w:t>
+      </w:r>
+      <w:r>
+        <w:t xml:space="preserve"> vốn đã giảm nguy cơ lạm phát, tăng lượng của cải khi sản xuất hiệu quả cũng giảm lạm phát vì thu hẹp khoảng cách giữa lượng của cải và lượng tiền lưu thông, cần đồng hành với tăng </w:t>
+      </w:r>
+      <w:r>
+        <w:rPr>
+          <w:i/>
+        </w:rPr>
+        <w:t xml:space="preserve">tiêu dùng </w:t>
+      </w:r>
+      <w:r>
+        <w:rPr>
+          <w:i/>
+        </w:rPr>
+        <w:t>nội địa</w:t>
+      </w:r>
+      <w:r>
+        <w:t xml:space="preserve"> </w:t>
+      </w:r>
+      <w:r>
+        <w:t xml:space="preserve">nghĩa là </w:t>
+      </w:r>
+      <w:r>
+        <w:t xml:space="preserve">kích thích tái sản xuất </w:t>
+      </w:r>
+      <w:r>
+        <w:t xml:space="preserve">và/hoặc </w:t>
+      </w:r>
+      <w:r>
+        <w:t xml:space="preserve">đẩy ngược lượng tiền lưu thông trở lại ngân hàng </w:t>
+      </w:r>
+      <w:r>
+        <w:t xml:space="preserve">(thương mại, </w:t>
+      </w:r>
+      <w:r>
+        <w:t>trung ương</w:t>
+      </w:r>
+      <w:r>
+        <w:t>)</w:t>
+      </w:r>
+      <w:r>
+        <w:t xml:space="preserve"> một lần nữa kích thích đầu tư công / phúc lợi</w:t>
+      </w:r>
+      <w:r>
+        <w:t>.</w:t>
+      </w:r>
+      <w:r>
+        <w:t xml:space="preserve"> </w:t>
+      </w:r>
+      <w:r>
+        <w:t>Tiêu dùng nội địa</w:t>
+      </w:r>
+      <w:r>
+        <w:t xml:space="preserve"> </w:t>
+      </w:r>
+      <w:r>
+        <w:t xml:space="preserve">(domestic consumption) </w:t>
+      </w:r>
+      <w:r>
+        <w:t xml:space="preserve">cũng tăng vòng quay tiền (hỗ trợ kéo dài vừa đủ chu kỳ sản xuất) và </w:t>
+      </w:r>
+      <w:r>
+        <w:t xml:space="preserve">cũng là một hình thức huy động vốn nhàn rỗi như </w:t>
+      </w:r>
+      <w:r>
+        <w:rPr>
+          <w:i/>
+        </w:rPr>
+        <w:t>thị trường chứng khoán</w:t>
+      </w:r>
+      <w:r>
+        <w:t xml:space="preserve"> (stock market)</w:t>
+      </w:r>
+      <w:r>
+        <w:t>.</w:t>
+      </w:r>
+      <w:r>
+        <w:t xml:space="preserve"> </w:t>
+      </w:r>
+      <w:r>
+        <w:t>Thế nên doanh nghiệp tư nhân nhỏ lẻ trên bức tranh tổng thể toàn dân số không hề nhỏ lẻ.</w:t>
+      </w:r>
+      <w:r>
+        <w:t xml:space="preserve"> Vấn đề cốt lõi </w:t>
+      </w:r>
+      <w:r>
+        <w:t>giàu có</w:t>
+      </w:r>
+      <w:r>
+        <w:t xml:space="preserve"> quốc gia là tăng lượng của cải, tức tăng tài sản ròng – tăng vốn chủ sở hữu theo nghiệp vụ kế toán</w:t>
+      </w:r>
+      <w:r>
+        <w:t xml:space="preserve"> (accounting)</w:t>
+      </w:r>
+      <w:r>
+        <w:t>, nhưng trạng thái lý tưởng này luôn bị nhiễu bởi tăng nguồn vốn chứa nợ phải trả tức lạm phát</w:t>
+      </w:r>
+      <w:r>
+        <w:t xml:space="preserve">, một lần nữa nhưng, nếu không có nhiễu lạm phát </w:t>
+      </w:r>
+      <w:r>
+        <w:t>xúc tác</w:t>
+      </w:r>
+      <w:r>
+        <w:t xml:space="preserve"> thì ngay cả tiệm cận trạng thái lý tưởng cũng không </w:t>
+      </w:r>
+      <w:r>
+        <w:t xml:space="preserve">thể </w:t>
+      </w:r>
+      <w:r>
+        <w:t>tiệm cận. Quan điểm tự do kinh tế chấp nhận lạm phát vì càng quá mức ngăn cản lạm phát thì lạm phát càng có xu hướng nghi</w:t>
+      </w:r>
+      <w:r>
+        <w:t>ê</w:t>
+      </w:r>
+      <w:r>
+        <w:t>m trọng</w:t>
+      </w:r>
+      <w:r>
+        <w:t xml:space="preserve"> theo tỉ trọng nền kinh tế</w:t>
+      </w:r>
+      <w:r>
+        <w:t xml:space="preserve"> v</w:t>
+      </w:r>
+      <w:r>
+        <w:t>ì</w:t>
+      </w:r>
+      <w:r>
+        <w:t xml:space="preserve"> thiếu đi chất xúc tác </w:t>
+      </w:r>
+      <w:r>
+        <w:t>cho</w:t>
+      </w:r>
+      <w:r>
+        <w:t xml:space="preserve"> phản ứng dây chuyền trong mạng lưới kinh tế phức hợp</w:t>
+      </w:r>
+      <w:r>
+        <w:t>.</w:t>
+      </w:r>
+      <w:r>
+        <w:t xml:space="preserve"> Tiêu dùng nội địa tăng đến một lúc nào đó sẽ bị giới hạn – hấp thu năng lượng sản xuất </w:t>
+      </w:r>
+      <w:r>
+        <w:t xml:space="preserve">&amp; đầu tư </w:t>
+      </w:r>
+      <w:r>
+        <w:t>đến giới hạn, thì bánh xe kinh tế sẽ đình trệ nếu không có nguồn vốn tung vào kịp lúc và</w:t>
+      </w:r>
+      <w:r>
+        <w:t xml:space="preserve"> khi nguồn vốn</w:t>
+      </w:r>
+      <w:r>
+        <w:t xml:space="preserve"> </w:t>
+      </w:r>
+      <w:r>
+        <w:t xml:space="preserve">đẩy vào, </w:t>
+      </w:r>
+      <w:r>
+        <w:t>lạm phát lại xảy ra.</w:t>
+      </w:r>
+      <w:r>
+        <w:t xml:space="preserve"> Huy động tiền gởi, thị trường chứng khoán và tiêu dùng nội địa là những kênh tận dụng vốn nhà rỗi bên cạnh những chức năng quan trọng của chúng (ví dụ, thị trường chứng khoán còn huy động nguồn vốn nước ngoài), trong đó, áp lực của huy động tiền gởi là ngân hàng phải đầu tư có lợi nhuận để trả lãi, áp lực giám sát đối với thị trường chứng khoán, áp lực của tiêu dùng nội địa là khuyến khích người dân mua hàng nội địa, </w:t>
+      </w:r>
+      <w:r>
+        <w:t>nếu</w:t>
+      </w:r>
+      <w:r>
+        <w:t xml:space="preserve"> ngược lại, mua nhiều hàng ngoại không những làm suy yếu sản xuất nội </w:t>
       </w:r>
       <w:r>
         <w:lastRenderedPageBreak/>
-        <w:t xml:space="preserve">ứng lượng tiền giải ngân) </w:t>
-      </w:r>
-      <w:r>
-        <w:t>có thể là trái phiếu phát hành</w:t>
-      </w:r>
-      <w:r>
-        <w:t xml:space="preserve">. </w:t>
-      </w:r>
-      <w:r>
-        <w:t>V</w:t>
-      </w:r>
-      <w:r>
-        <w:t>ốn ODA tuy có lãi suất thấp nhưng còn bị ảnh hưởng bởi tỉ giá hối đoái</w:t>
-      </w:r>
-      <w:r>
-        <w:t>, nếu sức mua của nội tệ yếu thì vay vốn ODA sẽ gánh thêm chênh lệch tỉ giá hối đoái giữa nội tệ và ngoại tệ</w:t>
-      </w:r>
-      <w:r>
-        <w:t xml:space="preserve"> khi tung lượng tiền phát hành</w:t>
-      </w:r>
-      <w:r>
-        <w:t xml:space="preserve">. </w:t>
-      </w:r>
-      <w:r>
-        <w:t xml:space="preserve">Mạng lưới thương mại và hộ kinh doanh nhỏ lẻ không cần lượng tiền bút toán mới vì đã tận dụng lượng tiền đang lưu thông (tiền giấy/xu và số dư tài khoản ngân hàng thương mại), nên đồng thời đóng góp nguồn thu thuế và giảm lạm phát. Tận dụng lượng </w:t>
-      </w:r>
-      <w:r>
-        <w:rPr>
-          <w:i/>
-        </w:rPr>
-        <w:t>tiền lưu thông</w:t>
-      </w:r>
-      <w:r>
-        <w:t xml:space="preserve"> vốn đã giảm nguy cơ lạm phát, tăng lượng của cải khi sản xuất hiệu quả cũng giảm lạm phát vì thu hẹp khoảng cách giữa lượng của cải và lượng tiền lưu thông, cần đồng hành với tăng </w:t>
-      </w:r>
-      <w:r>
-        <w:rPr>
-          <w:i/>
-        </w:rPr>
-        <w:t xml:space="preserve">tiêu dùng </w:t>
-      </w:r>
-      <w:r>
-        <w:rPr>
-          <w:i/>
-        </w:rPr>
-        <w:t>nội địa</w:t>
-      </w:r>
-      <w:r>
-        <w:t xml:space="preserve"> </w:t>
-      </w:r>
-      <w:r>
-        <w:t xml:space="preserve">nghĩa là </w:t>
-      </w:r>
-      <w:r>
-        <w:t xml:space="preserve">kích thích tái sản xuất </w:t>
-      </w:r>
-      <w:r>
-        <w:t xml:space="preserve">và/hoặc </w:t>
-      </w:r>
-      <w:r>
-        <w:t xml:space="preserve">đẩy ngược lượng tiền lưu thông trở lại ngân hàng </w:t>
-      </w:r>
-      <w:r>
-        <w:t xml:space="preserve">(thương mại, </w:t>
-      </w:r>
-      <w:r>
-        <w:t>trung ương</w:t>
-      </w:r>
-      <w:r>
-        <w:t>)</w:t>
-      </w:r>
-      <w:r>
-        <w:t xml:space="preserve"> một lần nữa kích thích đầu tư công / phúc lợi</w:t>
+        <w:t xml:space="preserve">địa mà còn gây lạm phát nhập khẩu (cầu hàng ngoại tăng </w:t>
+      </w:r>
+      <w:r>
+        <w:rPr>
+          <w:rFonts w:cs="Times New Roman"/>
+        </w:rPr>
+        <w:t>→</w:t>
+      </w:r>
+      <w:r>
+        <w:t xml:space="preserve"> giá cả hàng ngoại tăng </w:t>
+      </w:r>
+      <w:r>
+        <w:rPr>
+          <w:rFonts w:cs="Times New Roman"/>
+        </w:rPr>
+        <w:t>→</w:t>
+      </w:r>
+      <w:r>
+        <w:t xml:space="preserve"> sức mua của nội tệ </w:t>
+      </w:r>
+      <w:r>
+        <w:t>giảm</w:t>
+      </w:r>
+      <w:r>
+        <w:t>).</w:t>
+      </w:r>
+      <w:r>
+        <w:t xml:space="preserve"> Tăng xuất khẩu để hấp thu năng lượng sản xuất giảm áp lực lạm phát tương tự như tiêu dùng nội địa, hơn nữa sẽ tăng đáng kể GDP, tăng thặng dư thương mại, tích lũy vốn theo một hình thức phát triển vượt mức so với tích lũy kim loại quý thời Smith, nhưng sẽ có rủi ro sau: áp lực tỉ giá hối đoái </w:t>
+      </w:r>
+      <w:r>
+        <w:t xml:space="preserve">(tỉ giá hối đoái không thể quá thấp nhằm tăng lợi thế xuất khẩu vì sẽ gây lạm phát nội địa) </w:t>
+      </w:r>
+      <w:r>
+        <w:t>và hàng rào thuế quan khiến nhà sản xuất giảm giá hàng hóa, giảm lương nhân công và nếu vòng xoáy giảm giá này liên tục khiến cung càng nhiều hơn c</w:t>
+      </w:r>
+      <w:r>
+        <w:t>ầu, lượng hàng bị đình trệ hoặc dội ngược trở lại khiến các doanh nghiệp có nguy cơ phá sản hoặc chẳng thể dễ dàng giải quyết.</w:t>
+      </w:r>
+      <w:r>
+        <w:t xml:space="preserve"> Thế lưỡng nan xảy ra, tăng xuất khẩu giảm áp lực tiêu d</w:t>
+      </w:r>
+      <w:r>
+        <w:t>ù</w:t>
+      </w:r>
+      <w:r>
+        <w:t>ng nội địa nhưng có thể càng tăng áp lực tiêu dùng nội địa</w:t>
+      </w:r>
+      <w:r>
+        <w:t>, tăng tiêu dùng nội địa hạn chế nhược điểm của xuất khẩu nhưng có nguy cơ lạm phát nhập khẩu</w:t>
+      </w:r>
+      <w:r>
+        <w:t xml:space="preserve"> và nếu năng lực sản xuất giảm rủi ro lạm phát nhập khẩu thì có nguy cơ trở lại vấn đề </w:t>
+      </w:r>
+      <w:r>
+        <w:t xml:space="preserve">thặng dư </w:t>
+      </w:r>
+      <w:r>
+        <w:t>hàng hóa</w:t>
+      </w:r>
+      <w:r>
+        <w:t>, chẳng có cách nào khác ngoài những dịch vụ sức khỏe, những dịch vụ tinh thần mà dường như chẳng có ý nghĩa lúc thông thường, lãng phí hay không, cần định nghĩa lại cần suy nghĩ lại</w:t>
       </w:r>
       <w:r>
         <w:t>.</w:t>
       </w:r>
       <w:r>
-        <w:t xml:space="preserve"> </w:t>
-      </w:r>
-      <w:r>
-        <w:t>Tiêu dùng nội địa</w:t>
-      </w:r>
-      <w:r>
-        <w:t xml:space="preserve"> </w:t>
-      </w:r>
-      <w:r>
-        <w:t xml:space="preserve">(domestic consumption) </w:t>
-      </w:r>
-      <w:r>
-        <w:t xml:space="preserve">cũng tăng vòng quay tiền (hỗ trợ kéo dài vừa đủ chu kỳ sản xuất) và </w:t>
-      </w:r>
-      <w:r>
-        <w:t xml:space="preserve">cũng là một hình thức huy động vốn nhàn rỗi như </w:t>
-      </w:r>
-      <w:r>
-        <w:rPr>
-          <w:i/>
-        </w:rPr>
-        <w:t>thị trường chứng khoán</w:t>
-      </w:r>
-      <w:r>
-        <w:t xml:space="preserve"> (stock market)</w:t>
+        <w:t xml:space="preserve"> Tất cả vấn đề hội tụ trở lại vấn đề cân bằng trình độ sản xuất và phân bổ ngành nghề.</w:t>
+      </w:r>
+      <w:r>
+        <w:t xml:space="preserve"> </w:t>
+      </w:r>
+      <w:r>
+        <w:t xml:space="preserve">Không thể giải quyết triệt để những thế lưỡng nan nhưng có thể giải quyết vấn đề tối ưu có ràng buộc. </w:t>
+      </w:r>
+      <w:r>
+        <w:t xml:space="preserve">Trong toán học, bài toán tối ưu với hàm </w:t>
+      </w:r>
+      <w:r>
+        <w:t>mục tiêu</w:t>
+      </w:r>
+      <w:r>
+        <w:t xml:space="preserve"> </w:t>
+      </w:r>
+      <w:r>
+        <w:t>(</w:t>
+      </w:r>
+      <w:r>
+        <w:t xml:space="preserve">target </w:t>
+      </w:r>
+      <w:r>
+        <w:t xml:space="preserve">function) </w:t>
+      </w:r>
+      <w:r>
+        <w:t>cùng</w:t>
+      </w:r>
+      <w:r>
+        <w:t xml:space="preserve"> những điều kiện </w:t>
+      </w:r>
+      <w:r>
+        <w:t xml:space="preserve">(conditions) </w:t>
+      </w:r>
+      <w:r>
+        <w:t xml:space="preserve">thì hàm Lagrange </w:t>
+      </w:r>
+      <w:r>
+        <w:t xml:space="preserve">(Lagrange duality function) </w:t>
+      </w:r>
+      <w:r>
+        <w:t xml:space="preserve">phối hợp biến </w:t>
+      </w:r>
+      <w:r>
+        <w:t>mục tiêu</w:t>
+      </w:r>
+      <w:r>
+        <w:t xml:space="preserve"> </w:t>
+      </w:r>
+      <w:r>
+        <w:t>(</w:t>
+      </w:r>
+      <w:r>
+        <w:t xml:space="preserve">target </w:t>
+      </w:r>
+      <w:r>
+        <w:t xml:space="preserve">variables) </w:t>
+      </w:r>
+      <w:r>
+        <w:t xml:space="preserve">của hàm </w:t>
+      </w:r>
+      <w:r>
+        <w:t xml:space="preserve">mục tiêu </w:t>
+      </w:r>
+      <w:r>
+        <w:t xml:space="preserve">và biến đối ngẫu </w:t>
+      </w:r>
+      <w:r>
+        <w:t xml:space="preserve">(dual variables) </w:t>
+      </w:r>
+      <w:r>
+        <w:t>của các điều kiện</w:t>
+      </w:r>
+      <w:r>
+        <w:t>,</w:t>
+      </w:r>
+      <w:r>
+        <w:t xml:space="preserve"> </w:t>
+      </w:r>
+      <w:r>
+        <w:t xml:space="preserve">và hàm Lagrange này </w:t>
+      </w:r>
+      <w:r>
+        <w:t xml:space="preserve">có cực trị là điểm yên ngựa </w:t>
+      </w:r>
+      <w:r>
+        <w:t xml:space="preserve">(saddle point) </w:t>
+      </w:r>
+      <w:r>
+        <w:t xml:space="preserve">mà tại đó nếu hàm </w:t>
+      </w:r>
+      <w:r>
+        <w:t>mục tiêu</w:t>
+      </w:r>
+      <w:r>
+        <w:t xml:space="preserve"> đạt cực tiểu (tối ưu) thì các điều kiện </w:t>
+      </w:r>
+      <w:r>
+        <w:t xml:space="preserve">cũng </w:t>
+      </w:r>
+      <w:r>
+        <w:t xml:space="preserve">đạt </w:t>
+      </w:r>
+      <w:r>
+        <w:t xml:space="preserve">cực đại (tối ưu), và ngược lại, nếu hàm </w:t>
+      </w:r>
+      <w:r>
+        <w:t xml:space="preserve">mục tiêu </w:t>
+      </w:r>
+      <w:r>
+        <w:t xml:space="preserve">đạt cực đại (tối ưu) thì các điều kiện </w:t>
+      </w:r>
+      <w:r>
+        <w:t xml:space="preserve">cũng </w:t>
+      </w:r>
+      <w:r>
+        <w:t xml:space="preserve">đạt </w:t>
+      </w:r>
+      <w:r>
+        <w:t>cực tiểu (tối ưu)</w:t>
       </w:r>
       <w:r>
         <w:t>.</w:t>
       </w:r>
       <w:r>
-        <w:t xml:space="preserve"> </w:t>
-      </w:r>
-      <w:r>
-        <w:t>Thế nên doanh nghiệp tư nhân nhỏ lẻ trên bức tranh tổng thể toàn dân số không hề nhỏ lẻ.</w:t>
-      </w:r>
-      <w:r>
-        <w:t xml:space="preserve"> Vấn đề cốt lõi </w:t>
-      </w:r>
-      <w:r>
-        <w:t>giàu có</w:t>
-      </w:r>
-      <w:r>
-        <w:t xml:space="preserve"> quốc gia là tăng lượng của cải, tức tăng tài sản ròng – tăng vốn chủ sở hữu theo nghiệp vụ kế toán</w:t>
-      </w:r>
-      <w:r>
-        <w:t xml:space="preserve"> (accounting)</w:t>
-      </w:r>
-      <w:r>
-        <w:t>, nhưng trạng thái lý tưởng này luôn bị nhiễu bởi tăng nguồn vốn chứa nợ phải trả tức lạm phát</w:t>
-      </w:r>
-      <w:r>
-        <w:t xml:space="preserve">, một lần nữa nhưng, nếu không có nhiễu lạm phát </w:t>
-      </w:r>
-      <w:r>
-        <w:t>xúc tác</w:t>
-      </w:r>
-      <w:r>
-        <w:t xml:space="preserve"> thì ngay cả tiệm cận trạng thái lý tưởng cũng không </w:t>
-      </w:r>
-      <w:r>
-        <w:t xml:space="preserve">thể </w:t>
-      </w:r>
-      <w:r>
-        <w:t>tiệm cận. Quan điểm tự do kinh tế chấp nhận lạm phát vì càng quá mức ngăn cản lạm phát thì lạm phát càng có xu hướng nghi</w:t>
-      </w:r>
-      <w:r>
-        <w:t>ê</w:t>
-      </w:r>
-      <w:r>
-        <w:t>m trọng</w:t>
-      </w:r>
-      <w:r>
-        <w:t xml:space="preserve"> theo tỉ trọng nền kinh tế</w:t>
-      </w:r>
-      <w:r>
-        <w:t xml:space="preserve"> v</w:t>
-      </w:r>
-      <w:r>
-        <w:t>ì</w:t>
-      </w:r>
-      <w:r>
-        <w:t xml:space="preserve"> thiếu đi chất xúc tác </w:t>
-      </w:r>
-      <w:r>
-        <w:t>cho</w:t>
-      </w:r>
-      <w:r>
-        <w:t xml:space="preserve"> phản ứng dây chuyền trong mạng lưới kinh tế phức hợp</w:t>
-      </w:r>
-      <w:r>
-        <w:t>.</w:t>
-      </w:r>
-      <w:r>
-        <w:t xml:space="preserve"> Tiêu dùng nội địa tăng đến một lúc nào đó sẽ bị giới hạn – hấp thu năng lượng sản xuất </w:t>
-      </w:r>
-      <w:r>
-        <w:t xml:space="preserve">&amp; đầu tư </w:t>
-      </w:r>
-      <w:r>
-        <w:t>đến giới hạn, thì bánh xe kinh tế sẽ đình trệ nếu không có nguồn vốn tung vào kịp lúc và</w:t>
-      </w:r>
-      <w:r>
-        <w:t xml:space="preserve"> khi nguồn vốn</w:t>
-      </w:r>
-      <w:r>
-        <w:t xml:space="preserve"> </w:t>
-      </w:r>
-      <w:r>
-        <w:t xml:space="preserve">đẩy vào, </w:t>
-      </w:r>
-      <w:r>
-        <w:t>lạm phát lại xảy ra.</w:t>
-      </w:r>
-      <w:r>
-        <w:t xml:space="preserve"> Huy động tiền gởi, thị trường chứng khoán và tiêu dùng nội địa là những kênh tận dụng vốn nhà rỗi bên cạnh những chức năng quan trọng của chúng (ví dụ, thị trường chứng khoán còn huy động nguồn vốn nước ngoài), trong đó, áp lực của huy động tiền gởi là ngân hàng phải đầu tư có lợi nhuận để trả lãi, áp lực giám sát đối với thị trường chứng khoán, áp lực của tiêu dùng nội địa là khuyến khích người dân mua hàng nội địa, </w:t>
-      </w:r>
-      <w:r>
-        <w:t>nếu</w:t>
-      </w:r>
-      <w:r>
-        <w:t xml:space="preserve"> ngược lại, mua nhiều hàng ngoại không những làm suy yếu sản xuất nội địa mà còn gây lạm phát nhập khẩu (cầu hàng ngoại tăng </w:t>
-      </w:r>
-      <w:r>
-        <w:rPr>
-          <w:rFonts w:cs="Times New Roman"/>
-        </w:rPr>
-        <w:t>→</w:t>
-      </w:r>
-      <w:r>
-        <w:t xml:space="preserve"> giá cả hàng ngoại tăng </w:t>
-      </w:r>
-      <w:r>
-        <w:rPr>
-          <w:rFonts w:cs="Times New Roman"/>
-        </w:rPr>
-        <w:t>→</w:t>
-      </w:r>
-      <w:r>
-        <w:t xml:space="preserve"> sức mua của nội tệ </w:t>
-      </w:r>
-      <w:r>
-        <w:t>giảm</w:t>
-      </w:r>
-      <w:r>
-        <w:t>).</w:t>
-      </w:r>
-      <w:r>
-        <w:t xml:space="preserve"> Tăng xuất khẩu để hấp thu năng lượng sản xuất giảm áp lực lạm phát tương tự như tiêu dùng nội địa, hơn nữa sẽ tăng đáng kể GDP, tăng thặng dư thương mại, tích lũy vốn theo một hình thức phát triển vượt mức so với tích lũy kim loại quý thời Smith, nhưng sẽ có rủi ro sau: áp lực tỉ giá hối đoái và hàng rào thuế quan khiến nhà sản xuất giảm giá hàng hóa, giảm lương nhân công và nếu vòng xoáy giảm giá này liên tục khiến cung càng nhiều hơn c</w:t>
-      </w:r>
-      <w:r>
-        <w:t>ầu, lượng hàng bị đình trệ hoặc dội ngược trở lại khiến các doanh nghiệp có nguy cơ phá sản hoặc chẳng thể dễ dàng giải quyết.</w:t>
-      </w:r>
-      <w:r>
-        <w:t xml:space="preserve"> Thế lưỡng nan xảy ra, tăng xuất khẩu giảm áp lực tiêu d</w:t>
-      </w:r>
-      <w:r>
-        <w:t>ù</w:t>
-      </w:r>
-      <w:r>
-        <w:t>ng nội địa nhưng có thể càng tăng áp lực tiêu dùng nội địa</w:t>
-      </w:r>
-      <w:r>
-        <w:t>, tăng tiêu dùng nội địa hạn chế nhược điểm của xuất khẩu nhưng có nguy cơ lạm phát nhập khẩu</w:t>
-      </w:r>
-      <w:r>
-        <w:t xml:space="preserve"> và nếu năng lực sản xuất giảm rủi ro lạm phát nhập khẩu thì có nguy cơ trở lại vấn đề </w:t>
-      </w:r>
-      <w:r>
-        <w:t xml:space="preserve">thặng dư </w:t>
-      </w:r>
-      <w:r>
-        <w:t>hàng hóa.</w:t>
-      </w:r>
-      <w:r>
-        <w:t xml:space="preserve"> Tất cả vấn đề hội tụ trở lại vấn đề cân bằng trình độ sản xuất và phân bổ ngành nghề.</w:t>
-      </w:r>
-      <w:r>
-        <w:t xml:space="preserve"> </w:t>
-      </w:r>
-      <w:r>
-        <w:t xml:space="preserve">Không thể giải quyết triệt để những thế lưỡng nan nhưng có thể giải quyết vấn đề tối ưu có ràng buộc. </w:t>
-      </w:r>
-      <w:r>
-        <w:t xml:space="preserve">Trong toán học, bài toán tối ưu với hàm </w:t>
-      </w:r>
-      <w:r>
-        <w:t>mục tiêu</w:t>
-      </w:r>
-      <w:r>
-        <w:t xml:space="preserve"> </w:t>
-      </w:r>
-      <w:r>
-        <w:t>(</w:t>
-      </w:r>
-      <w:r>
-        <w:t xml:space="preserve">target </w:t>
-      </w:r>
-      <w:r>
-        <w:t xml:space="preserve">function) </w:t>
-      </w:r>
-      <w:r>
-        <w:t>cùng</w:t>
-      </w:r>
-      <w:r>
-        <w:t xml:space="preserve"> những điều kiện </w:t>
-      </w:r>
-      <w:r>
-        <w:t xml:space="preserve">(conditions) </w:t>
-      </w:r>
-      <w:r>
-        <w:t xml:space="preserve">thì hàm Lagrange </w:t>
-      </w:r>
-      <w:r>
-        <w:t xml:space="preserve">(Lagrange duality function) </w:t>
-      </w:r>
-      <w:r>
-        <w:t xml:space="preserve">phối hợp biến </w:t>
-      </w:r>
-      <w:r>
-        <w:t>mục tiêu</w:t>
-      </w:r>
-      <w:r>
-        <w:t xml:space="preserve"> </w:t>
-      </w:r>
-      <w:r>
-        <w:t>(</w:t>
-      </w:r>
-      <w:r>
-        <w:t xml:space="preserve">target </w:t>
-      </w:r>
-      <w:r>
-        <w:t xml:space="preserve">variables) </w:t>
-      </w:r>
-      <w:r>
-        <w:t xml:space="preserve">của hàm </w:t>
-      </w:r>
-      <w:r>
-        <w:t xml:space="preserve">chính </w:t>
-      </w:r>
-      <w:r>
-        <w:t xml:space="preserve">và biến đối ngẫu </w:t>
-      </w:r>
-      <w:r>
-        <w:t xml:space="preserve">(dual variables) </w:t>
-      </w:r>
-      <w:r>
-        <w:t>của các điều kiện</w:t>
-      </w:r>
-      <w:r>
-        <w:t>,</w:t>
-      </w:r>
-      <w:r>
-        <w:t xml:space="preserve"> </w:t>
-      </w:r>
-      <w:r>
-        <w:t xml:space="preserve">và </w:t>
-      </w:r>
-      <w:r>
-        <w:t>hàm Lagrange</w:t>
-      </w:r>
-      <w:r>
-        <w:t xml:space="preserve"> này </w:t>
-      </w:r>
-      <w:r>
-        <w:t xml:space="preserve">có cực trị là điểm yên ngựa </w:t>
-      </w:r>
-      <w:r>
-        <w:t xml:space="preserve">(saddle point) </w:t>
-      </w:r>
-      <w:r>
-        <w:t xml:space="preserve">mà tại đó nếu hàm </w:t>
-      </w:r>
-      <w:r>
-        <w:t>mục tiêu</w:t>
-      </w:r>
-      <w:r>
-        <w:t xml:space="preserve"> đạt cực tiểu (tối ưu) thì các điều kiện </w:t>
-      </w:r>
-      <w:r>
-        <w:t xml:space="preserve">cũng </w:t>
-      </w:r>
-      <w:r>
-        <w:t xml:space="preserve">đạt </w:t>
-      </w:r>
-      <w:r>
-        <w:t xml:space="preserve">cực đại (tối ưu), và ngược lại, </w:t>
-      </w:r>
-      <w:r>
-        <w:t xml:space="preserve">nếu hàm </w:t>
-      </w:r>
-      <w:r>
-        <w:t>mục tiêu</w:t>
-      </w:r>
-      <w:r>
-        <w:t xml:space="preserve"> </w:t>
-      </w:r>
-      <w:r>
-        <w:t xml:space="preserve">đạt cực </w:t>
-      </w:r>
-      <w:r>
-        <w:t>đại</w:t>
-      </w:r>
-      <w:r>
-        <w:t xml:space="preserve"> (tối ưu) thì các điều kiện </w:t>
-      </w:r>
-      <w:r>
-        <w:t xml:space="preserve">cũng </w:t>
-      </w:r>
-      <w:r>
-        <w:t xml:space="preserve">đạt </w:t>
-      </w:r>
-      <w:r>
-        <w:t xml:space="preserve">cực </w:t>
-      </w:r>
-      <w:r>
-        <w:t>tiểu</w:t>
-      </w:r>
-      <w:r>
-        <w:t xml:space="preserve"> (tối ưu)</w:t>
-      </w:r>
-      <w:r>
-        <w:t>.</w:t>
-      </w:r>
-      <w:r>
         <w:t xml:space="preserve"> Đây là vấn đề tối ưu đối ngẫu (duality optimization).</w:t>
       </w:r>
-      <w:bookmarkStart w:id="4" w:name="_GoBack"/>
-      <w:bookmarkEnd w:id="4"/>
     </w:p>
     <w:p>
       <w:pPr>
@@ -16916,227 +17318,227 @@
         <w:t xml:space="preserve"> (tương tự hoạt động tín dụng cho vay lấy lãi)</w:t>
       </w:r>
       <w:r>
-        <w:t xml:space="preserve">, theo luận điểm thế năng trình độ sản xuất trong bài nghiên cứu – chỉ cần có chênh lệch là có lợi nhuận, mở rộng đến sự hoạt tác rất cần thiết của hoạt động tài chính, đào sâu một lần nữa đến quan năng quay vòng </w:t>
+        <w:t xml:space="preserve">, theo luận điểm thế năng trình độ sản xuất trong bài nghiên cứu – chỉ cần có chênh lệch là có lợi nhuận, mở rộng đến sự hoạt tác rất cần thiết của hoạt động tài chính, đào sâu một lần nữa đến quan năng quay vòng của đồng tiền </w:t>
+      </w:r>
+      <w:r>
+        <w:t xml:space="preserve">liên quan </w:t>
+      </w:r>
+      <w:r>
+        <w:t xml:space="preserve">mật thiết đến chu kỳ tích lũy vốn </w:t>
+      </w:r>
+      <w:r>
+        <w:rPr>
+          <w:rFonts w:cs="Times New Roman"/>
+        </w:rPr>
+        <w:t xml:space="preserve">càng nhanh càng tốt, </w:t>
+      </w:r>
+      <w:r>
+        <w:rPr>
+          <w:rFonts w:cs="Times New Roman"/>
+        </w:rPr>
+        <w:t xml:space="preserve">dẫn đến một tương quan tinh vi khác rằng tốc độ quay vòng của đồng tiền càng nhanh, một mặt càng </w:t>
+      </w:r>
+      <w:r>
+        <w:rPr>
+          <w:rFonts w:cs="Times New Roman"/>
+          <w:i/>
+        </w:rPr>
+        <w:t>bổ trợ những thiếu hụt vốn</w:t>
+      </w:r>
+      <w:r>
+        <w:rPr>
+          <w:rFonts w:cs="Times New Roman"/>
+        </w:rPr>
+        <w:t xml:space="preserve">, một mặt càng </w:t>
+      </w:r>
+      <w:r>
+        <w:rPr>
+          <w:rFonts w:cs="Times New Roman"/>
+          <w:i/>
+        </w:rPr>
+        <w:t>kéo dài thời gian sử dụng vốn của hoạt động sản xuất</w:t>
+      </w:r>
+      <w:r>
+        <w:t xml:space="preserve"> tức tạo độ trễ cần thiết cho hoạt động sản xuất để hoạt động sản xuất có đủ thời gian sản xuất, thu hồi vốn và tạo lợi nhuận</w:t>
+      </w:r>
+      <w:r>
+        <w:t xml:space="preserve">. </w:t>
+      </w:r>
+      <w:r>
+        <w:t xml:space="preserve">Tốc độ quay vòng vốn của hoạt động tài chính đủ nhanh để sự kéo dài vừa đủ của chu kỳ sản xuất không làm suy giảm quá trình tích lũy vốn của hoạt động sản xuất, vì nguồn vốn tăng trong biên độ rủi ro thu hẹp gián tiếp tăng quá trình thu hồi vốn của hoạt động sản xuất mà không nhất thiết tăng năng suất lao động. </w:t>
+      </w:r>
+      <w:r>
+        <w:t xml:space="preserve">Ghi chú, chu kỳ tích lũy vốn của hoạt động sản xuất cũng phải càng nhanh càng tốt nhưng luôn trong thế lưỡng nan của chu trình “dự trữ hàng hóa để bán ra </w:t>
+      </w:r>
+      <w:r>
+        <w:rPr>
+          <w:rFonts w:cs="Times New Roman"/>
+        </w:rPr>
+        <w:t>→</w:t>
+      </w:r>
+      <w:r>
+        <w:t xml:space="preserve"> tích lũy vốn để tái sản xuất </w:t>
+      </w:r>
+      <w:r>
+        <w:rPr>
+          <w:rFonts w:cs="Times New Roman"/>
+        </w:rPr>
+        <w:t>→</w:t>
+      </w:r>
+      <w:r>
+        <w:t xml:space="preserve"> dự trữ hàng hóa để bán ra” có xu hướng kéo dài</w:t>
+      </w:r>
+      <w:r>
+        <w:t>,</w:t>
+      </w:r>
+      <w:r>
+        <w:t xml:space="preserve"> có nhu cầu kéo dài. </w:t>
+      </w:r>
+      <w:r>
+        <w:t xml:space="preserve">Lưu ý, chu kỳ tích lũy vốn tương quan đến tham số </w:t>
+      </w:r>
+      <w:r>
+        <w:rPr>
+          <w:rFonts w:cs="Times New Roman"/>
+          <w:i/>
+        </w:rPr>
+        <w:t>θ</w:t>
+      </w:r>
+      <w:r>
+        <w:rPr>
+          <w:rFonts w:cs="Times New Roman"/>
+        </w:rPr>
+        <w:t xml:space="preserve"> thể hiện trình độ sản xuất của hàm thế năng sản xuất, cũng như tương quan đến tốc độ lưu thông tiền tệ </w:t>
+      </w:r>
+      <w:r>
+        <w:rPr>
+          <w:rFonts w:cs="Times New Roman"/>
+          <w:i/>
+        </w:rPr>
+        <w:t>V</w:t>
+      </w:r>
+      <w:r>
+        <w:rPr>
+          <w:rFonts w:cs="Times New Roman"/>
+        </w:rPr>
+        <w:t xml:space="preserve">. </w:t>
+      </w:r>
+      <w:r>
+        <w:t>B</w:t>
+      </w:r>
+      <w:r>
+        <w:t xml:space="preserve">ất luận thế nào, không bao giờ tung thừa tiền quá mức vào thị trường vì lượng tiền thừa trước sau cũng quay lại thị trường nội địa bằng hình thức này hay hình thức khác và lạm phát là “căn bệnh” kinh niên vì không thể loại trừ lạm phát </w:t>
+      </w:r>
+      <w:r>
+        <w:t>do</w:t>
+      </w:r>
+      <w:r>
+        <w:t xml:space="preserve"> kinh tế phát triển phải nhờ lạm phát – có lượng tiền dôi dư mới có thể tăng đầu tư.</w:t>
+      </w:r>
+      <w:r>
+        <w:t xml:space="preserve"> </w:t>
+      </w:r>
+      <w:r>
+        <w:t>Tuy nhiên</w:t>
+      </w:r>
+      <w:r>
+        <w:t xml:space="preserve"> hãy lưu ý</w:t>
+      </w:r>
+      <w:r>
+        <w:t xml:space="preserve">, </w:t>
+      </w:r>
+      <w:r>
+        <w:t xml:space="preserve">lạm phát có xu hướng tự trầm trọng, ví dụ khi sức mua của đồng tiền giảm tức cung tiền nhiều hơn cầu thì tỉ giá hối đoái tức giá trị trao đổi của đồng tiền giảm trên thị trường quốc tế khiến hàng hóa nhập khẩu đắt lại càng đắt, đây là hình thức </w:t>
+      </w:r>
+      <w:r>
+        <w:rPr>
+          <w:i/>
+        </w:rPr>
+        <w:t>lạm phát nhập khẩu</w:t>
+      </w:r>
+      <w:r>
+        <w:t xml:space="preserve"> (i</w:t>
+      </w:r>
+      <w:r>
+        <w:t xml:space="preserve">mported </w:t>
+      </w:r>
+      <w:r>
+        <w:t>i</w:t>
+      </w:r>
+      <w:r>
+        <w:t>nflation</w:t>
+      </w:r>
+      <w:r>
+        <w:t>)</w:t>
+      </w:r>
+      <w:r>
+        <w:t xml:space="preserve"> (Google AI 2026)</w:t>
+      </w:r>
+      <w:r>
+        <w:t xml:space="preserve"> </w:t>
+      </w:r>
+      <w:r>
+        <w:t>cộng hưởng thuế quan mà nếu không</w:t>
+      </w:r>
+      <w:r>
+        <w:t>,</w:t>
+      </w:r>
+      <w:r>
+        <w:t xml:space="preserve"> sẽ gây thâm hụt thương mại</w:t>
+      </w:r>
+      <w:r>
+        <w:t xml:space="preserve">, khiến lạm phát lại càng lạm phát. </w:t>
+      </w:r>
+      <w:r>
+        <w:t xml:space="preserve">Tài khoản </w:t>
+      </w:r>
+      <w:r>
+        <w:t>Nostro A-B</w:t>
+      </w:r>
+      <w:r>
+        <w:t xml:space="preserve"> cũng là một dạng dự trữ ngoại hối của A và không nhất thiết phải rút về ngân hàng A vì các lý do sau</w:t>
+      </w:r>
+      <w:r>
+        <w:t xml:space="preserve"> (Google AI 2026)</w:t>
+      </w:r>
+      <w:r>
+        <w:t xml:space="preserve">: 1) </w:t>
+      </w:r>
+      <w:r>
+        <w:t>nhận lãi suất tiền gởi từ ngân hàng B và 2) bảo đảm thanh khoản quốc tế khi cần thiết</w:t>
+      </w:r>
+      <w:r>
+        <w:t>.</w:t>
+      </w:r>
+      <w:r>
+        <w:t xml:space="preserve"> Tuy nhiên sẽ có những hình thức để A rút USD </w:t>
+      </w:r>
+      <w:proofErr w:type="gramStart"/>
+      <w:r>
+        <w:t xml:space="preserve">từ </w:t>
+      </w:r>
+      <w:r>
+        <w:t xml:space="preserve"> </w:t>
+      </w:r>
+      <w:r>
+        <w:t>tài</w:t>
+      </w:r>
+      <w:proofErr w:type="gramEnd"/>
+      <w:r>
+        <w:t xml:space="preserve"> khoản </w:t>
+      </w:r>
+      <w:r>
+        <w:t>Nostro A-B</w:t>
+      </w:r>
+      <w:r>
+        <w:t xml:space="preserve"> (Google AI 2026)</w:t>
+      </w:r>
+      <w:r>
+        <w:t xml:space="preserve">: 1) mua trái phiếu chính phủ của B </w:t>
       </w:r>
       <w:r>
         <w:lastRenderedPageBreak/>
-        <w:t xml:space="preserve">của đồng tiền </w:t>
-      </w:r>
-      <w:r>
-        <w:t xml:space="preserve">liên quan </w:t>
-      </w:r>
-      <w:r>
-        <w:t xml:space="preserve">mật thiết đến chu kỳ tích lũy vốn </w:t>
-      </w:r>
-      <w:r>
-        <w:rPr>
-          <w:rFonts w:cs="Times New Roman"/>
-        </w:rPr>
-        <w:t xml:space="preserve">càng nhanh càng tốt, </w:t>
-      </w:r>
-      <w:r>
-        <w:rPr>
-          <w:rFonts w:cs="Times New Roman"/>
-        </w:rPr>
-        <w:t xml:space="preserve">dẫn đến một tương quan tinh vi khác rằng tốc độ quay vòng của đồng tiền càng nhanh, một mặt càng </w:t>
-      </w:r>
-      <w:r>
-        <w:rPr>
-          <w:rFonts w:cs="Times New Roman"/>
-          <w:i/>
-        </w:rPr>
-        <w:t>bổ trợ những thiếu hụt vốn</w:t>
-      </w:r>
-      <w:r>
-        <w:rPr>
-          <w:rFonts w:cs="Times New Roman"/>
-        </w:rPr>
-        <w:t xml:space="preserve">, một mặt càng </w:t>
-      </w:r>
-      <w:r>
-        <w:rPr>
-          <w:rFonts w:cs="Times New Roman"/>
-          <w:i/>
-        </w:rPr>
-        <w:t>kéo dài thời gian sử dụng vốn của hoạt động sản xuất</w:t>
-      </w:r>
-      <w:r>
-        <w:t xml:space="preserve"> tức tạo độ trễ cần thiết cho hoạt động sản xuất để hoạt động sản xuất có đủ thời gian sản xuất, thu hồi vốn và tạo lợi nhuận</w:t>
-      </w:r>
-      <w:r>
-        <w:t xml:space="preserve">. </w:t>
-      </w:r>
-      <w:r>
-        <w:t xml:space="preserve">Tốc độ quay vòng vốn của hoạt động tài chính đủ nhanh để sự kéo dài vừa đủ của chu kỳ sản xuất không làm suy giảm quá trình tích lũy vốn của hoạt động sản xuất, vì nguồn vốn tăng trong biên độ rủi ro thu hẹp gián tiếp tăng quá trình thu hồi vốn của hoạt động sản xuất mà không nhất thiết tăng năng suất lao động. </w:t>
-      </w:r>
-      <w:r>
-        <w:t xml:space="preserve">Ghi chú, chu kỳ tích lũy vốn của hoạt động sản xuất cũng phải càng nhanh càng tốt nhưng luôn trong thế lưỡng nan của chu trình “dự trữ hàng hóa để bán ra </w:t>
-      </w:r>
-      <w:r>
-        <w:rPr>
-          <w:rFonts w:cs="Times New Roman"/>
-        </w:rPr>
-        <w:t>→</w:t>
-      </w:r>
-      <w:r>
-        <w:t xml:space="preserve"> tích lũy vốn để tái sản xuất </w:t>
-      </w:r>
-      <w:r>
-        <w:rPr>
-          <w:rFonts w:cs="Times New Roman"/>
-        </w:rPr>
-        <w:t>→</w:t>
-      </w:r>
-      <w:r>
-        <w:t xml:space="preserve"> dự trữ hàng hóa để bán ra” có xu hướng kéo dài</w:t>
-      </w:r>
-      <w:r>
-        <w:t>,</w:t>
-      </w:r>
-      <w:r>
-        <w:t xml:space="preserve"> có nhu cầu kéo dài. </w:t>
-      </w:r>
-      <w:r>
-        <w:t xml:space="preserve">Lưu ý, chu kỳ tích lũy vốn tương quan đến tham số </w:t>
-      </w:r>
-      <w:r>
-        <w:rPr>
-          <w:rFonts w:cs="Times New Roman"/>
-          <w:i/>
-        </w:rPr>
-        <w:t>θ</w:t>
-      </w:r>
-      <w:r>
-        <w:rPr>
-          <w:rFonts w:cs="Times New Roman"/>
-        </w:rPr>
-        <w:t xml:space="preserve"> thể hiện trình độ sản xuất của hàm thế năng sản xuất, cũng như tương quan đến tốc độ lưu thông tiền tệ </w:t>
-      </w:r>
-      <w:r>
-        <w:rPr>
-          <w:rFonts w:cs="Times New Roman"/>
-          <w:i/>
-        </w:rPr>
-        <w:t>V</w:t>
-      </w:r>
-      <w:r>
-        <w:rPr>
-          <w:rFonts w:cs="Times New Roman"/>
-        </w:rPr>
-        <w:t xml:space="preserve">. </w:t>
-      </w:r>
-      <w:r>
-        <w:t>B</w:t>
-      </w:r>
-      <w:r>
-        <w:t xml:space="preserve">ất luận thế nào, không bao giờ tung thừa tiền quá mức vào thị trường vì lượng tiền thừa trước sau cũng quay lại thị trường nội địa bằng hình thức này hay hình thức khác và lạm phát là “căn bệnh” kinh niên vì không thể loại trừ lạm phát </w:t>
-      </w:r>
-      <w:r>
-        <w:t>do</w:t>
-      </w:r>
-      <w:r>
-        <w:t xml:space="preserve"> kinh tế phát triển phải nhờ lạm phát – có lượng tiền dôi dư mới có thể tăng đầu tư.</w:t>
-      </w:r>
-      <w:r>
-        <w:t xml:space="preserve"> </w:t>
-      </w:r>
-      <w:r>
-        <w:t>Tuy nhiên</w:t>
-      </w:r>
-      <w:r>
-        <w:t xml:space="preserve"> hãy lưu ý</w:t>
-      </w:r>
-      <w:r>
-        <w:t xml:space="preserve">, </w:t>
-      </w:r>
-      <w:r>
-        <w:t xml:space="preserve">lạm phát có xu hướng tự trầm trọng, ví dụ khi sức mua của đồng tiền giảm tức cung tiền nhiều hơn cầu thì tỉ giá hối đoái tức giá trị trao đổi của đồng tiền giảm trên thị trường quốc tế khiến hàng hóa nhập khẩu đắt lại càng đắt, đây là hình thức </w:t>
-      </w:r>
-      <w:r>
-        <w:rPr>
-          <w:i/>
-        </w:rPr>
-        <w:t>lạm phát nhập khẩu</w:t>
-      </w:r>
-      <w:r>
-        <w:t xml:space="preserve"> (i</w:t>
-      </w:r>
-      <w:r>
-        <w:t xml:space="preserve">mported </w:t>
-      </w:r>
-      <w:r>
-        <w:t>i</w:t>
-      </w:r>
-      <w:r>
-        <w:t>nflation</w:t>
-      </w:r>
-      <w:r>
-        <w:t>)</w:t>
-      </w:r>
-      <w:r>
-        <w:t xml:space="preserve"> (Google AI 2026)</w:t>
-      </w:r>
-      <w:r>
-        <w:t xml:space="preserve"> </w:t>
-      </w:r>
-      <w:r>
-        <w:t>cộng hưởng thuế quan mà nếu không</w:t>
-      </w:r>
-      <w:r>
-        <w:t>,</w:t>
-      </w:r>
-      <w:r>
-        <w:t xml:space="preserve"> sẽ gây thâm hụt thương mại</w:t>
-      </w:r>
-      <w:r>
-        <w:t xml:space="preserve">, khiến lạm phát lại càng lạm phát. </w:t>
-      </w:r>
-      <w:r>
-        <w:t xml:space="preserve">Tài khoản </w:t>
-      </w:r>
-      <w:r>
-        <w:t>Nostro A-B</w:t>
-      </w:r>
-      <w:r>
-        <w:t xml:space="preserve"> cũng là một dạng dự trữ ngoại hối của A và không nhất thiết phải rút về ngân hàng A vì các lý do sau</w:t>
-      </w:r>
-      <w:r>
-        <w:t xml:space="preserve"> (Google AI 2026)</w:t>
-      </w:r>
-      <w:r>
-        <w:t xml:space="preserve">: 1) </w:t>
-      </w:r>
-      <w:r>
-        <w:t>nhận lãi suất tiền gởi từ ngân hàng B và 2) bảo đảm thanh khoản quốc tế khi cần thiết</w:t>
-      </w:r>
-      <w:r>
-        <w:t>.</w:t>
-      </w:r>
-      <w:r>
-        <w:t xml:space="preserve"> Tuy nhiên sẽ có những hình thức để A rút USD </w:t>
-      </w:r>
-      <w:proofErr w:type="gramStart"/>
-      <w:r>
-        <w:t xml:space="preserve">từ </w:t>
-      </w:r>
-      <w:r>
-        <w:t xml:space="preserve"> </w:t>
-      </w:r>
-      <w:r>
-        <w:t>tài</w:t>
-      </w:r>
-      <w:proofErr w:type="gramEnd"/>
-      <w:r>
-        <w:t xml:space="preserve"> khoản </w:t>
-      </w:r>
-      <w:r>
-        <w:t>Nostro A-B</w:t>
-      </w:r>
-      <w:r>
-        <w:t xml:space="preserve"> (Google AI 2026)</w:t>
-      </w:r>
-      <w:r>
-        <w:t xml:space="preserve">: 1) mua trái phiếu chính phủ của B như một dạng tài sản cho nghiệp vụ ngân hàng mở và 2) yêu cầu ngân hàng B đóng thùng tiền mặt gởi về A. </w:t>
+        <w:t xml:space="preserve">như một dạng tài sản cho nghiệp vụ ngân hàng mở và 2) yêu cầu ngân hàng B đóng thùng tiền mặt gởi về A. </w:t>
       </w:r>
       <w:r>
         <w:t xml:space="preserve">Theo Google AI 2026, “dự trữ ngoại hối là tổng hợp các quyền đòi nợ của một quốc gia đối với các hệ thống tài chính quốc tế và tài khoản Nostro là một hình thức quan trọng của dự trữ ngoại hối”. </w:t>
@@ -17285,7 +17687,13 @@
         <w:rPr>
           <w:i/>
         </w:rPr>
-        <w:t>tiền kỹ thuật số phân tán</w:t>
+        <w:t xml:space="preserve">tiền kỹ thuật số </w:t>
+      </w:r>
+      <w:r>
+        <w:rPr>
+          <w:i/>
+        </w:rPr>
+        <w:t>phi tập trung</w:t>
       </w:r>
       <w:r>
         <w:t xml:space="preserve"> mà hình thức phổ biến là </w:t>
@@ -17396,119 +17804,524 @@
         <w:t>blockchain</w:t>
       </w:r>
       <w:r>
-        <w:t xml:space="preserve"> thì hoạt động mua bán tiền mã hóa có hơi hướng </w:t>
+        <w:t xml:space="preserve"> thì hoạt động mua bán tiền mã hóa có hơi hướng của hoạt động sản xuất, trở lại với nhận xét trước rằng tờ tiền vật lý $1 </w:t>
+      </w:r>
+      <w:r>
+        <w:t xml:space="preserve">tương ứng với tiền mã hóa </w:t>
+      </w:r>
+      <w:r>
+        <w:t>có giá trị riêng</w:t>
+      </w:r>
+      <w:r>
+        <w:t xml:space="preserve"> – gần như một loại hàng hóa mà giá trị trao đổi của nó vượt qua tỉ giá hối đoái.</w:t>
+      </w:r>
+      <w:r>
+        <w:t xml:space="preserve"> Tiến trình phát triển này mường tượng </w:t>
+      </w:r>
+      <w:r>
+        <w:t>“</w:t>
+      </w:r>
+      <w:r>
+        <w:t>quay trở lại</w:t>
+      </w:r>
+      <w:r>
+        <w:t>”</w:t>
+      </w:r>
+      <w:r>
+        <w:t xml:space="preserve"> thời kỳ sơ khai của hệ thống tiền tệ khi tiền là hàng hóa như da thú, ngũ cốc</w:t>
+      </w:r>
+      <w:r>
+        <w:t xml:space="preserve"> với lưu ý rằng đồng tiền vàng/bạc kim bản vị thời Smith thế kỷ XVIII ở lưng chừng giữa giá trị quy ước của tiền tệ và giá trị trao đổi của hàng hóa.</w:t>
+      </w:r>
+      <w:r>
+        <w:t xml:space="preserve"> Bây giờ vấn đề ta cần quan tâm, tiền mã hóa neo vào đâu khi nó không phải tiền pháp định?</w:t>
+      </w:r>
+      <w:r>
+        <w:t xml:space="preserve"> Câu hỏi thứ hai, mua bán tiền mã hóa vốn là hoạt động tài chính nhưng tại sao có hơi hướng sản xuất, tương tự sự nhập nhòe của hoạt động thương mại?</w:t>
+      </w:r>
+      <w:r>
+        <w:t xml:space="preserve"> Hai câu hỏi này liên quan nhau, mấu chốt ở công nghệ blockchain (</w:t>
+      </w:r>
+      <w:r>
+        <w:rPr>
+          <w:i/>
+        </w:rPr>
+        <w:t>chuỗi khối</w:t>
+      </w:r>
+      <w:r>
+        <w:t>).</w:t>
+      </w:r>
+      <w:r>
+        <w:t xml:space="preserve"> Tiền pháp định là sự trừu tượng hóa từ hàng hóa phổ biến, đến tiền kim loại, rồi đến tiền giấy</w:t>
+      </w:r>
+      <w:r>
+        <w:t xml:space="preserve"> đại diện</w:t>
+      </w:r>
+      <w:r>
+        <w:t>, tức là thực hiện một ánh xạ từ thế giới tự nhiên thứ nhất (thế giới xung quanh ta) đến thế giới tự nhiên thứ hai (thế giới tinh thần) mà thế giới tự nhiên thứ hai vẫn bảo toàn thuộc tính tự nhiên, thường hằng, vốn có của thế giới tự nhiên thứ nhất, theo quan điểm triết học Hegel.</w:t>
+      </w:r>
+      <w:r>
+        <w:t xml:space="preserve"> </w:t>
+      </w:r>
+      <w:r>
+        <w:t>Hiện n</w:t>
+      </w:r>
+      <w:r>
+        <w:t xml:space="preserve">ay </w:t>
+      </w:r>
+      <w:r>
+        <w:t xml:space="preserve">(2026) </w:t>
+      </w:r>
+      <w:r>
+        <w:t>với tiền kỹ thuật số, thế giới tự nhiên thứ hai tức thế giới tinh thần càng chứng thực thuộc tính tự nhiên, thường hằng, vốn có vì tiền kỹ thuật số</w:t>
+      </w:r>
+      <w:r>
+        <w:t xml:space="preserve"> tuy trừu tượng hơn cả tiền giấy nhưng gần như là hàng hóa thực thụ.</w:t>
+      </w:r>
+      <w:r>
+        <w:t xml:space="preserve"> Do đó pháp quyền </w:t>
+      </w:r>
+      <w:r>
+        <w:t xml:space="preserve">nơi tỏa sáng rực rỡ của thế giới tinh thần </w:t>
+      </w:r>
+      <w:r>
+        <w:t xml:space="preserve">và kinh tế </w:t>
+      </w:r>
+      <w:r>
+        <w:t>có khả năng như thế</w:t>
+      </w:r>
+      <w:r>
+        <w:t>.</w:t>
+      </w:r>
+      <w:r>
+        <w:t xml:space="preserve"> Bây giờ ta quay trở lại công nghệ chuỗi khối để giải đáp một cách hợp nhất hai câu hỏi trên cũng như chứng thực thế giới tinh thần trong kinh tế.</w:t>
+      </w:r>
+      <w:r>
+        <w:t xml:space="preserve"> </w:t>
+      </w:r>
+      <w:r>
+        <w:t>S</w:t>
+      </w:r>
+      <w:r>
+        <w:t xml:space="preserve">uy cho cùng tiền kỹ thuật số cũng phải lưu trữ </w:t>
+      </w:r>
+      <w:r>
+        <w:t xml:space="preserve">ở dạng nhị phân </w:t>
+      </w:r>
+      <w:r>
+        <w:t>trên máy tính vật lý nào đó nhưng hàm lượng trí tuệ hay trình độ sản xuất của công nghệ chuỗi khối tản mát vô định trong thế giới tinh thần</w:t>
+      </w:r>
+      <w:r>
+        <w:t xml:space="preserve"> mà một cuốn sách, một bài mô tả công nghệ chuỗi khối không phải là công nghệ chuỗi khối nhưng vẫn là thể hiện nào đó của công nghệ chuỗi khối.</w:t>
+      </w:r>
+      <w:r>
+        <w:t xml:space="preserve"> </w:t>
+      </w:r>
+      <w:r>
+        <w:t xml:space="preserve">Nhắc lại, có ba chế độ bản vị (standard) cơ bản sau: 1) </w:t>
+      </w:r>
+      <w:r>
+        <w:t>kim bản vị tức đồng tiền được neo vào kim loại quý như vàng và bạc</w:t>
+      </w:r>
+      <w:r>
+        <w:t xml:space="preserve">, 2) bản vị vào một đồng tiền ổn định khác như đồng USD, 3) </w:t>
+      </w:r>
+      <w:r>
+        <w:t>bản vị pháp định</w:t>
+      </w:r>
+      <w:r>
+        <w:t xml:space="preserve"> tức giá trị quy ước của đồng tiền </w:t>
       </w:r>
       <w:r>
         <w:lastRenderedPageBreak/>
-        <w:t xml:space="preserve">của hoạt động sản xuất, trở lại với nhận xét trước rằng tờ tiền vật lý $1 </w:t>
-      </w:r>
-      <w:r>
-        <w:t xml:space="preserve">tương ứng với tiền mã hóa </w:t>
-      </w:r>
-      <w:r>
-        <w:t>có giá trị riêng</w:t>
-      </w:r>
-      <w:r>
-        <w:t xml:space="preserve"> – gần như một loại hàng hóa mà giá trị trao đổi của nó vượt qua tỉ giá hối đoái.</w:t>
-      </w:r>
-      <w:r>
-        <w:t xml:space="preserve"> Tiến trình phát triển này mường tượng </w:t>
-      </w:r>
-      <w:r>
-        <w:t>“</w:t>
-      </w:r>
-      <w:r>
-        <w:t>quay trở lại</w:t>
-      </w:r>
-      <w:r>
-        <w:t>”</w:t>
-      </w:r>
-      <w:r>
-        <w:t xml:space="preserve"> thời kỳ sơ khai của hệ thống tiền tệ khi tiền là hàng hóa như da thú, ngũ cốc</w:t>
-      </w:r>
-      <w:r>
-        <w:t xml:space="preserve"> với lưu ý rằng đồng tiền vàng/bạc kim bản vị thời Smith thế kỷ XVIII ở lưng chừng giữa giá trị quy ước của tiền tệ và giá trị trao đổi của hàng hóa.</w:t>
-      </w:r>
-      <w:r>
-        <w:t xml:space="preserve"> Bây giờ vấn đề ta cần quan tâm, tiền mã hóa neo vào đâu khi nó không phải tiền pháp định?</w:t>
-      </w:r>
-      <w:r>
-        <w:t xml:space="preserve"> Câu hỏi thứ hai, mua bán tiền mã hóa vốn là hoạt động tài chính nhưng tại sao có hơi hướng sản xuất, tương tự sự nhập nhòe của hoạt động thương mại?</w:t>
-      </w:r>
-      <w:r>
-        <w:t xml:space="preserve"> Hai câu hỏi này liên quan nhau, mấu chốt ở công nghệ blockchain (</w:t>
-      </w:r>
-      <w:r>
-        <w:rPr>
-          <w:i/>
-        </w:rPr>
+        <w:t>được hệ thống luật pháp của một quốc gia bảo đảm. Tuy nhiên mở rộng có đến bốn bản vị sau</w:t>
+      </w:r>
+      <w:r>
+        <w:t xml:space="preserve"> (Gemini 2026)</w:t>
+      </w:r>
+      <w:r>
+        <w:t xml:space="preserve">: 1) </w:t>
+      </w:r>
+      <w:r>
+        <w:rPr>
+          <w:i/>
+        </w:rPr>
+        <w:t>bản vị hàng hóa</w:t>
+      </w:r>
+      <w:r>
+        <w:t xml:space="preserve"> (c</w:t>
+      </w:r>
+      <w:r>
+        <w:t xml:space="preserve">ommodity </w:t>
+      </w:r>
+      <w:r>
+        <w:t>s</w:t>
+      </w:r>
+      <w:r>
+        <w:t>tandard)</w:t>
+      </w:r>
+      <w:r>
+        <w:t xml:space="preserve"> khi đồng tiền chính là hàng hóa như vỏ sò, da thú và ngũ cốc, 2) </w:t>
+      </w:r>
+      <w:r>
+        <w:rPr>
+          <w:i/>
+        </w:rPr>
+        <w:t>kim bản vị</w:t>
+      </w:r>
+      <w:r>
+        <w:t xml:space="preserve"> (m</w:t>
+      </w:r>
+      <w:r>
+        <w:t xml:space="preserve">etallic </w:t>
+      </w:r>
+      <w:r>
+        <w:t>s</w:t>
+      </w:r>
+      <w:r>
+        <w:t>tandard</w:t>
+      </w:r>
+      <w:r>
+        <w:t xml:space="preserve">) bao gồm chế độ </w:t>
+      </w:r>
+      <w:r>
+        <w:rPr>
+          <w:i/>
+        </w:rPr>
+        <w:t>đơn kim khí</w:t>
+      </w:r>
+      <w:r>
+        <w:t xml:space="preserve"> (m</w:t>
+      </w:r>
+      <w:r>
+        <w:t>onometallism</w:t>
+      </w:r>
+      <w:r>
+        <w:t xml:space="preserve">) chỉ một </w:t>
+      </w:r>
+      <w:r>
+        <w:t xml:space="preserve">kim loại quý </w:t>
+      </w:r>
+      <w:r>
+        <w:t xml:space="preserve">vàng hoặc bạc làm bản vị, chế độ </w:t>
+      </w:r>
+      <w:r>
+        <w:rPr>
+          <w:i/>
+        </w:rPr>
+        <w:t>lưỡng kim khí</w:t>
+      </w:r>
+      <w:r>
+        <w:t xml:space="preserve"> (b</w:t>
+      </w:r>
+      <w:r>
+        <w:t>imetallism</w:t>
+      </w:r>
+      <w:r>
+        <w:t xml:space="preserve">) cùng lúc vàng &amp; bạc cùng là bản vị, </w:t>
+      </w:r>
+      <w:r>
+        <w:rPr>
+          <w:i/>
+        </w:rPr>
+        <w:t>bản vị vàng thỏi</w:t>
+      </w:r>
+      <w:r>
+        <w:t xml:space="preserve"> (g</w:t>
+      </w:r>
+      <w:r>
+        <w:t xml:space="preserve">old </w:t>
+      </w:r>
+      <w:r>
+        <w:t>b</w:t>
+      </w:r>
+      <w:r>
+        <w:t xml:space="preserve">ullion </w:t>
+      </w:r>
+      <w:r>
+        <w:t>s</w:t>
+      </w:r>
+      <w:r>
+        <w:t>tandard</w:t>
+      </w:r>
+      <w:r>
+        <w:t xml:space="preserve">) khi </w:t>
+      </w:r>
+      <w:r>
+        <w:t>nội tệ</w:t>
+      </w:r>
+      <w:r>
+        <w:t xml:space="preserve"> được đổi </w:t>
+      </w:r>
+      <w:r>
+        <w:t xml:space="preserve">trực tiếp </w:t>
+      </w:r>
+      <w:r>
+        <w:t>ra vàng dưới dạng thỏi</w:t>
+      </w:r>
+      <w:r>
+        <w:t>,</w:t>
+      </w:r>
+      <w:r>
+        <w:t xml:space="preserve"> </w:t>
+      </w:r>
+      <w:r>
+        <w:rPr>
+          <w:i/>
+        </w:rPr>
+        <w:t>bản vị hối đoái vàng</w:t>
+      </w:r>
+      <w:r>
+        <w:t xml:space="preserve"> (</w:t>
+      </w:r>
+      <w:r>
+        <w:t>g</w:t>
+      </w:r>
+      <w:r>
+        <w:t xml:space="preserve">old </w:t>
+      </w:r>
+      <w:r>
+        <w:t>e</w:t>
+      </w:r>
+      <w:r>
+        <w:t xml:space="preserve">xchange </w:t>
+      </w:r>
+      <w:r>
+        <w:t xml:space="preserve">standard) khi </w:t>
+      </w:r>
+      <w:r>
+        <w:t xml:space="preserve">nội tệ không </w:t>
+      </w:r>
+      <w:r>
+        <w:t xml:space="preserve">được </w:t>
+      </w:r>
+      <w:r>
+        <w:t>đổi trực tiếp ra vàng mà ra một ngoại tệ mạ</w:t>
+      </w:r>
+      <w:r>
+        <w:t xml:space="preserve">nh </w:t>
+      </w:r>
+      <w:r>
+        <w:t>như USD và ngoại tệ đó được đảm bảo bằ</w:t>
+      </w:r>
+      <w:r>
+        <w:t xml:space="preserve">ng vàng, </w:t>
+      </w:r>
+      <w:r>
+        <w:rPr>
+          <w:i/>
+        </w:rPr>
+        <w:t>hệ thống Bretton Woods</w:t>
+      </w:r>
+      <w:r>
+        <w:t xml:space="preserve"> (1944 – </w:t>
+      </w:r>
+      <w:r>
+        <w:t>1971)</w:t>
+      </w:r>
+      <w:r>
+        <w:t xml:space="preserve"> là một dạng bản vị </w:t>
+      </w:r>
+      <w:r>
+        <w:t xml:space="preserve">hối đoái </w:t>
+      </w:r>
+      <w:r>
+        <w:t>vàng trong đó USD neo vào vàng (35USD = 1 ounce vàng) và các đồng tiền khác trên thế giới neo vào tỉ giá hối đoái với USD</w:t>
+      </w:r>
+      <w:r>
+        <w:t xml:space="preserve">, 3) </w:t>
+      </w:r>
+      <w:r>
+        <w:rPr>
+          <w:i/>
+        </w:rPr>
+        <w:t xml:space="preserve">bản vị neo hẳn vào </w:t>
+      </w:r>
+      <w:r>
+        <w:rPr>
+          <w:i/>
+        </w:rPr>
+        <w:t>đồng tiền ổn định khác</w:t>
+      </w:r>
+      <w:r>
+        <w:t xml:space="preserve"> như </w:t>
+      </w:r>
+      <w:r>
+        <w:t>đồng USD</w:t>
+      </w:r>
+      <w:r>
+        <w:t xml:space="preserve"> (</w:t>
+      </w:r>
+      <w:r>
+        <w:rPr>
+          <w:i/>
+        </w:rPr>
+        <w:t>bản vị USD</w:t>
+      </w:r>
+      <w:r>
+        <w:t>)</w:t>
+      </w:r>
+      <w:r>
+        <w:t xml:space="preserve">, </w:t>
+      </w:r>
+      <w:r>
+        <w:t xml:space="preserve">có một số hình thức như (a) </w:t>
+      </w:r>
+      <w:r>
+        <w:rPr>
+          <w:i/>
+        </w:rPr>
+        <w:t>USD hóa hoàn toàn</w:t>
+      </w:r>
+      <w:r>
+        <w:t xml:space="preserve"> (full dollarization) khi một quốc gia dùng hẳn USD làm nội tệ, (b)</w:t>
+      </w:r>
+      <w:r>
+        <w:t xml:space="preserve"> </w:t>
+      </w:r>
+      <w:r>
+        <w:rPr>
+          <w:i/>
+        </w:rPr>
+        <w:t>hệ thống hội đồng tiền tệ</w:t>
+      </w:r>
+      <w:r>
+        <w:t xml:space="preserve"> </w:t>
+      </w:r>
+      <w:r>
+        <w:t xml:space="preserve">(currency board) </w:t>
+      </w:r>
+      <w:r>
+        <w:t>khi quốc gia duy trì một tỉ giá cố định giữa nội tệ và USD đồng thời chỉ</w:t>
+      </w:r>
+      <w:r>
+        <w:t xml:space="preserve"> phát hành</w:t>
+      </w:r>
+      <w:r>
+        <w:t xml:space="preserve"> lượng nội tệ đúng bằng dự trữ USD, </w:t>
+      </w:r>
+      <w:r>
+        <w:t>(c)</w:t>
+      </w:r>
+      <w:r>
+        <w:t xml:space="preserve"> </w:t>
+      </w:r>
+      <w:r>
+        <w:rPr>
+          <w:i/>
+        </w:rPr>
+        <w:t>tỉ giá cố định</w:t>
+      </w:r>
+      <w:r>
+        <w:t xml:space="preserve"> (fixed peg)</w:t>
+      </w:r>
+      <w:r>
+        <w:t xml:space="preserve"> </w:t>
+      </w:r>
+      <w:r>
+        <w:t>khi quốc gia duy trì một tỉ giá cố định giữa nội tệ và USD nhưng không nhất thiết duy trì lượng dự trữ USD đúng bằng lượng nội tệ phát hành</w:t>
+      </w:r>
+      <w:r>
+        <w:t xml:space="preserve">, và 4) </w:t>
+      </w:r>
+      <w:r>
+        <w:rPr>
+          <w:i/>
+        </w:rPr>
+        <w:t>bản vị pháp định</w:t>
+      </w:r>
+      <w:r>
+        <w:t xml:space="preserve"> (fiat money standard) không neo </w:t>
+      </w:r>
+      <w:r>
+        <w:t xml:space="preserve">nội tệ </w:t>
+      </w:r>
+      <w:r>
+        <w:t xml:space="preserve">vào tài sản hay ngoại tệ vì nội tệ được bảo đảm bởi luật pháp cùng sức mạnh kinh tế và ổn định chính trị, mặc dù vậy nhưng nghiệp vụ kế toán </w:t>
+      </w:r>
+      <w:r>
+        <w:t xml:space="preserve">tại </w:t>
+      </w:r>
+      <w:r>
+        <w:t>s</w:t>
+      </w:r>
+      <w:r>
+        <w:t>ổ</w:t>
+      </w:r>
+      <w:r>
+        <w:t xml:space="preserve"> cái </w:t>
+      </w:r>
+      <w:r>
+        <w:t xml:space="preserve">ngân hàng </w:t>
+      </w:r>
+      <w:r>
+        <w:t xml:space="preserve">trung ương khi phát hành tiền </w:t>
+      </w:r>
+      <w:r>
+        <w:t xml:space="preserve">pháp định </w:t>
+      </w:r>
+      <w:r>
+        <w:t>đều phải thực hiện đối ứng giữa lượng tiền (</w:t>
+      </w:r>
+      <w:r>
+        <w:t>nguồn vốn</w:t>
+      </w:r>
+      <w:r>
+        <w:t>) với tài sản.</w:t>
+      </w:r>
+      <w:r>
+        <w:t xml:space="preserve"> </w:t>
+      </w:r>
+      <w:r>
+        <w:t xml:space="preserve">Bản vị pháp định không những ưu việt </w:t>
+      </w:r>
+      <w:r>
+        <w:t xml:space="preserve">(chẳng hạn, tránh nguồn dự trữ vàng cạn kiệt, tránh tình trạng đổ xô rút vàng làm cạn lượng nội tệ đầu tư nội địa, tránh phụ thuộc vào biến động ngoại tệ) </w:t>
+      </w:r>
+      <w:r>
+        <w:t xml:space="preserve">mà còn khiến hệ thống tài chính và thị trường ngoại hối đa dạng và linh hoạt hẳn lên. </w:t>
+      </w:r>
+      <w:r>
+        <w:t xml:space="preserve">Như vậy có thể suy luận </w:t>
+      </w:r>
+      <w:r>
+        <w:t xml:space="preserve">rằng, vì </w:t>
+      </w:r>
+      <w:r>
+        <w:t xml:space="preserve">tiền mã hóa </w:t>
+      </w:r>
+      <w:r>
+        <w:t xml:space="preserve">không thuộc ngân hàng trung ương mà </w:t>
+      </w:r>
+      <w:r>
+        <w:t xml:space="preserve">thuộc </w:t>
+      </w:r>
+      <w:r>
+        <w:t>hệ</w:t>
+      </w:r>
+      <w:r>
+        <w:t xml:space="preserve"> phân tán</w:t>
+      </w:r>
+      <w:r>
+        <w:t xml:space="preserve"> do công nghệ </w:t>
+      </w:r>
+      <w:r>
         <w:t>chuỗi khối</w:t>
       </w:r>
       <w:r>
-        <w:t>).</w:t>
-      </w:r>
-      <w:r>
-        <w:t xml:space="preserve"> Tiền pháp định là sự trừu tượng hóa từ hàng hóa phổ biến, đến tiền kim loại, rồi đến tiền giấy</w:t>
-      </w:r>
-      <w:r>
-        <w:t xml:space="preserve"> đại diện</w:t>
-      </w:r>
-      <w:r>
-        <w:t>, tức là thực hiện một ánh xạ từ thế giới tự nhiên thứ nhất (thế giới xung quanh ta) đến thế giới tự nhiên thứ hai (thế giới tinh thần) mà thế giới tự nhiên thứ hai vẫn bảo toàn thuộc tính tự nhiên, thường hằng, vốn có của thế giới tự nhiên thứ nhất, theo quan điểm triết học Hegel.</w:t>
-      </w:r>
-      <w:r>
-        <w:t xml:space="preserve"> </w:t>
-      </w:r>
-      <w:r>
-        <w:t>Hiện n</w:t>
-      </w:r>
-      <w:r>
-        <w:t xml:space="preserve">ay </w:t>
-      </w:r>
-      <w:r>
-        <w:t xml:space="preserve">(2026) </w:t>
-      </w:r>
-      <w:r>
-        <w:t>với tiền kỹ thuật số, thế giới tự nhiên thứ hai tức thế giới tinh thần càng chứng thực thuộc tính tự nhiên, thường hằng, vốn có vì tiền kỹ thuật số</w:t>
-      </w:r>
-      <w:r>
-        <w:t xml:space="preserve"> tuy trừu tượng hơn cả tiền giấy nhưng gần như là hàng hóa thực thụ.</w:t>
-      </w:r>
-      <w:r>
-        <w:t xml:space="preserve"> Do đó pháp quyền </w:t>
-      </w:r>
-      <w:r>
-        <w:t xml:space="preserve">nơi tỏa sáng rực rỡ của thế giới tinh thần </w:t>
-      </w:r>
-      <w:r>
-        <w:t xml:space="preserve">và kinh tế </w:t>
-      </w:r>
-      <w:r>
-        <w:t>có khả năng như thế</w:t>
+        <w:t xml:space="preserve"> duy trì</w:t>
+      </w:r>
+      <w:r>
+        <w:t>,</w:t>
+      </w:r>
+      <w:r>
+        <w:t xml:space="preserve"> nên buộc phải neo vào chính nó tức trở lại bản vị hàng hóa sơ khai nhất, do đó tiền mã hóa buộc phải là hàng hóa</w:t>
+      </w:r>
+      <w:r>
+        <w:t>, theo lý luận</w:t>
       </w:r>
       <w:r>
         <w:t>.</w:t>
-      </w:r>
-      <w:r>
-        <w:t xml:space="preserve"> Bây giờ ta quay trở lại công nghệ chuỗi khối để giải đáp một cách hợp nhất hai câu hỏi trên cũng như chứng thực thế giới tinh thần trong kinh tế.</w:t>
-      </w:r>
-      <w:r>
-        <w:t xml:space="preserve"> </w:t>
-      </w:r>
-      <w:r>
-        <w:t>S</w:t>
-      </w:r>
-      <w:r>
-        <w:t xml:space="preserve">uy cho cùng tiền kỹ thuật số cũng phải lưu trữ </w:t>
-      </w:r>
-      <w:r>
-        <w:t xml:space="preserve">ở dạng nhị phân </w:t>
-      </w:r>
-      <w:r>
-        <w:t>trên máy tính vật lý nào đó nhưng hàm lượng trí tuệ hay trình độ sản xuất của công nghệ chuỗi khối tản mát vô định trong thế giới tinh thần</w:t>
-      </w:r>
-      <w:r>
-        <w:t xml:space="preserve"> mà một cuốn sách, một bài mô tả công nghệ chuỗi khối không phải là công nghệ chuỗi khối nhưng vẫn là thể hiện nào đó của công nghệ chuỗi khối.</w:t>
       </w:r>
     </w:p>
     <w:p/>
@@ -17519,11 +18332,11 @@
           <w:b w:val="0"/>
         </w:rPr>
       </w:pPr>
-      <w:bookmarkStart w:id="5" w:name="_Toc208604148"/>
+      <w:bookmarkStart w:id="4" w:name="_Toc227593233"/>
       <w:r>
         <w:t>Tích lũy vốn</w:t>
       </w:r>
-      <w:bookmarkEnd w:id="5"/>
+      <w:bookmarkEnd w:id="4"/>
     </w:p>
     <w:p>
       <w:r>
@@ -17669,7 +18482,11 @@
         </w:sdtContent>
       </w:sdt>
       <w:r>
-        <w:t>, nhưng tích lũy vốn và phân công lao động luôn tương hỗ, tích lũy vốn càng nhiều thì phân công lao động càng tinh vi và ngược lại</w:t>
+        <w:t xml:space="preserve">, nhưng tích lũy vốn và phân công lao động luôn tương hỗ, tích lũy vốn càng nhiều thì phân công lao động càng tinh </w:t>
+      </w:r>
+      <w:r>
+        <w:lastRenderedPageBreak/>
+        <w:t>vi và ngược lại</w:t>
       </w:r>
       <w:sdt>
         <w:sdtPr>
@@ -17716,11 +18533,7 @@
         <w:t xml:space="preserve"> </w:t>
       </w:r>
       <w:r>
-        <w:t xml:space="preserve">Nhắc </w:t>
-      </w:r>
-      <w:r>
-        <w:lastRenderedPageBreak/>
-        <w:t xml:space="preserve">lại, giá cả tự nhiên của hàng hóa được định nghĩa tổng quát bao gồm: 1) </w:t>
+        <w:t xml:space="preserve">Nhắc lại, giá cả tự nhiên của hàng hóa được định nghĩa tổng quát bao gồm: 1) </w:t>
       </w:r>
       <w:r>
         <w:t>tiền công</w:t>
@@ -18859,20 +19672,20 @@
         <w:rPr>
           <w:rFonts w:cs="Times New Roman"/>
         </w:rPr>
-        <w:t xml:space="preserve"> nghề phải tốn một lượng lao động và/hoặc trả một lượng tiền để học, hơn nữa, tay nghề và tài năng của nhiều người hợp thành, góp phần họp thành trình độ sản xuất của toàn xã hội, nên một lần nữa cần khẳng định vốn là biểu hiện của trình độ sản xuất theo nghĩa tổng quát nhất.</w:t>
+        <w:t xml:space="preserve"> nghề phải tốn một lượng lao </w:t>
       </w:r>
       <w:r>
         <w:rPr>
           <w:rFonts w:cs="Times New Roman"/>
         </w:rPr>
-        <w:t xml:space="preserve"> Vốn luân chuyển có đặc điểm </w:t>
+        <w:lastRenderedPageBreak/>
+        <w:t>động và/hoặc trả một lượng tiền để học, hơn nữa, tay nghề và tài năng của nhiều người hợp thành, góp phần họp thành trình độ sản xuất của toàn xã hội, nên một lần nữa cần khẳng định vốn là biểu hiện của trình độ sản xuất theo nghĩa tổng quát nhất.</w:t>
       </w:r>
       <w:r>
         <w:rPr>
           <w:rFonts w:cs="Times New Roman"/>
         </w:rPr>
-        <w:lastRenderedPageBreak/>
-        <w:t>chủ yếu chỉ mang lại lợi nhuận khi luân chuyển hoặc chuyển quyền sở hữu như tiền công hoặc lượng tiền phân phối trong một hệ thống nào đó như vay tín dụng, nguyên vật liệu còn ở dạng thô chưa chế biến thành phẩm, hàng hóa dự trữ hoặc đã thành phẩm đang chờ bán đến người tiêu dùng</w:t>
+        <w:t xml:space="preserve"> Vốn luân chuyển có đặc điểm chủ yếu chỉ mang lại lợi nhuận khi luân chuyển hoặc chuyển quyền sở hữu như tiền công hoặc lượng tiền phân phối trong một hệ thống nào đó như vay tín dụng, nguyên vật liệu còn ở dạng thô chưa chế biến thành phẩm, hàng hóa dự trữ hoặc đã thành phẩm đang chờ bán đến người tiêu dùng</w:t>
       </w:r>
       <w:sdt>
         <w:sdtPr>
@@ -19404,17 +20217,17 @@
         <w:t xml:space="preserve">) với lưu ý </w:t>
       </w:r>
       <w:r>
-        <w:t>GDP tính theo phương pháp thu nhập bằng tổng thu nhập lao động tiền lương của người lao động (1), thu nhập từ sở hữu (2) gồm lợi nhuận của doanh nghiệp &amp; tiền lãi từ các khoản cho vay &amp; tiền cho thuê tài sản, thuế sản xuất ròng (3) tức thuế gián thu như thuế giá trị gia tăng và thuế tiêu thụ đặc biệt trừ đi trợ cấp chính phủ cho sản xuất, cộng với chi phí khấu hao tài sản cố định (4) (</w:t>
+        <w:t xml:space="preserve">GDP tính theo phương pháp thu nhập bằng tổng thu nhập lao động tiền lương của người lao động (1), thu nhập từ sở hữu (2) gồm lợi </w:t>
+      </w:r>
+      <w:r>
+        <w:lastRenderedPageBreak/>
+        <w:t>nhuận của doanh nghiệp &amp; tiền lãi từ các khoản cho vay &amp; tiền cho thuê tài sản, thuế sản xuất ròng (3) tức thuế gián thu như thuế giá trị gia tăng và thuế tiêu thụ đặc biệt trừ đi trợ cấp chính phủ cho sản xuất, cộng với chi phí khấu hao tài sản cố định (4) (</w:t>
       </w:r>
       <w:r>
         <w:t>Google AI 2025</w:t>
       </w:r>
       <w:r>
-        <w:t xml:space="preserve">). Chi phí khấu </w:t>
-      </w:r>
-      <w:r>
-        <w:lastRenderedPageBreak/>
-        <w:t xml:space="preserve">hao tài sản cố định được cộng vào GDP chứ không phải trừ đi do vốn phải chuyển thành tài sản mới được tính vào GDP và chi phí khấu hao tức tu bổ tài sản cố định tương đương mua mới một lượng tài sản cố định. Tuy nhiên </w:t>
+        <w:t xml:space="preserve">). Chi phí khấu hao tài sản cố định được cộng vào GDP chứ không phải trừ đi do vốn phải chuyển thành tài sản mới được tính vào GDP và chi phí khấu hao tức tu bổ tài sản cố định tương đương mua mới một lượng tài sản cố định. Tuy nhiên </w:t>
       </w:r>
       <w:r>
         <w:t xml:space="preserve">không </w:t>
@@ -19673,7 +20486,14 @@
             <w:rPr>
               <w:noProof/>
             </w:rPr>
-            <w:t xml:space="preserve"> (Smith, 1776, p. 214)</w:t>
+            <w:t xml:space="preserve"> (Smith, </w:t>
+          </w:r>
+          <w:r>
+            <w:rPr>
+              <w:noProof/>
+            </w:rPr>
+            <w:lastRenderedPageBreak/>
+            <w:t>1776, p. 214)</w:t>
           </w:r>
           <w:r>
             <w:fldChar w:fldCharType="end"/>
@@ -19711,11 +20531,7 @@
         <w:t xml:space="preserve">. </w:t>
       </w:r>
       <w:r>
-        <w:t xml:space="preserve">Tuy nhiên, bất luận thế nào, vai trò lưu thông của tiền tệ hay </w:t>
-      </w:r>
-      <w:r>
-        <w:lastRenderedPageBreak/>
-        <w:t>tiền lưu thông luôn thiết yếu</w:t>
+        <w:t>Tuy nhiên, bất luận thế nào, vai trò lưu thông của tiền tệ hay tiền lưu thông luôn thiết yếu</w:t>
       </w:r>
       <w:r>
         <w:t xml:space="preserve"> và tất nhiên, tiền lưu thông là một thành phần của vốn lưu động bên cạnh </w:t>
@@ -20079,7 +20895,11 @@
         <w:t>.</w:t>
       </w:r>
       <w:r>
-        <w:t xml:space="preserve"> Tuy nhiên khi đồng tiền vàng được thay bằng tiền pháp định, vấn đề trở nên phức tạp </w:t>
+        <w:t xml:space="preserve"> Tuy nhiên khi đồng tiền vàng được thay bằng tiền pháp định, vấn đề trở nên phức </w:t>
+      </w:r>
+      <w:r>
+        <w:lastRenderedPageBreak/>
+        <w:t xml:space="preserve">tạp </w:t>
       </w:r>
       <w:r>
         <w:t xml:space="preserve">một chút </w:t>
@@ -20100,11 +20920,7 @@
         <w:t xml:space="preserve"> </w:t>
       </w:r>
       <w:r>
-        <w:t xml:space="preserve">Do vậy tờ tiền vật lý 1$ có một giá trị riêng bởi một loạt hoạt động đầu tư tạo lợi nhuận sau đó và tiền pháp định có giá trị trao đổi là tỉ giá hối đoái dựa trên sức mạnh </w:t>
-      </w:r>
-      <w:r>
-        <w:lastRenderedPageBreak/>
-        <w:t xml:space="preserve">cứng của quốc gia. </w:t>
+        <w:t xml:space="preserve">Do vậy tờ tiền vật lý 1$ có một giá trị riêng bởi một loạt hoạt động đầu tư tạo lợi nhuận sau đó và tiền pháp định có giá trị trao đổi là tỉ giá hối đoái dựa trên sức mạnh cứng của quốc gia. </w:t>
       </w:r>
       <w:r>
         <w:t xml:space="preserve">Trong hệ thống tiền pháp định không có bản vị vàng nên lượng tài sản dôi dư tương ứng với 200,000 đồng tiền vàng, </w:t>
@@ -20492,7 +21308,11 @@
         <w:t>N</w:t>
       </w:r>
       <w:r>
-        <w:t>guyên tắc vàng của Smith về sự tương ứng giữa hàng hóa và tiền lưu thông luôn đúng</w:t>
+        <w:t xml:space="preserve">guyên tắc vàng của Smith về sự tương </w:t>
+      </w:r>
+      <w:r>
+        <w:lastRenderedPageBreak/>
+        <w:t>ứng giữa hàng hóa và tiền lưu thông luôn đúng</w:t>
       </w:r>
       <w:r>
         <w:t>,</w:t>
@@ -20570,11 +21390,7 @@
         <w:t>V</w:t>
       </w:r>
       <w:r>
-        <w:t xml:space="preserve"> là tốc độ lưu thông tiền tệ tức số lần mà một đơn vị tiền tệ được sử dụng để mua hàng </w:t>
-      </w:r>
-      <w:r>
-        <w:lastRenderedPageBreak/>
-        <w:t xml:space="preserve">hóa dịch vụ trong một khoảng thời gian, </w:t>
+        <w:t xml:space="preserve"> là tốc độ lưu thông tiền tệ tức số lần mà một đơn vị tiền tệ được sử dụng để mua hàng hóa dịch vụ trong một khoảng thời gian, </w:t>
       </w:r>
       <w:r>
         <w:rPr>
@@ -21186,6 +22002,18 @@
       </m:oMathPara>
     </w:p>
     <w:p>
+      <m:oMathPara>
+        <m:oMath>
+          <m:r>
+            <w:rPr>
+              <w:rFonts w:ascii="Cambria Math" w:hAnsi="Cambria Math"/>
+            </w:rPr>
+            <m:t>V~θ</m:t>
+          </m:r>
+        </m:oMath>
+      </m:oMathPara>
+    </w:p>
+    <w:p>
       <w:r>
         <w:t xml:space="preserve">Nhắc lại, giá cả tự nhiên của hàng hóa được định nghĩa tổng quát bao gồm: 1) </w:t>
       </w:r>
@@ -21666,7 +22494,11 @@
         <w:t>)</w:t>
       </w:r>
       <w:r>
-        <w:t>. Như vậy ta có hai cách hiểu tương đương về lạm phát: 1) lạm phát là lượng tiền lưu thông nhiều hơn lượng hàng hóa trên thị trường, một cách chính xác, lượng tiền lưu thông quá mức cần thiết để hàng hóa trên thị trường trao đổi, 2)</w:t>
+        <w:t xml:space="preserve">. Như vậy ta có hai cách hiểu tương đương về lạm phát: 1) lạm phát là lượng tiền lưu thông nhiều hơn lượng hàng hóa trên thị trường, một cách chính xác, lượng tiền lưu thông quá mức cần thiết để hàng </w:t>
+      </w:r>
+      <w:r>
+        <w:lastRenderedPageBreak/>
+        <w:t>hóa trên thị trường trao đổi, 2)</w:t>
       </w:r>
       <w:r>
         <w:t xml:space="preserve"> lạm phát là hiện tượng mà mức giá chung của hàng hóa dịch vụ tăng lên</w:t>
@@ -21690,11 +22522,7 @@
         <w:t xml:space="preserve">tức </w:t>
       </w:r>
       <w:r>
-        <w:t xml:space="preserve">cầu vượt </w:t>
-      </w:r>
-      <w:r>
-        <w:lastRenderedPageBreak/>
-        <w:t xml:space="preserve">quá cung khiến giá cả leo thang, 2) lạm phát do chi phí đẩy </w:t>
+        <w:t xml:space="preserve">cầu vượt quá cung khiến giá cả leo thang, 2) lạm phát do chi phí đẩy </w:t>
       </w:r>
       <w:r>
         <w:t>khi</w:t>
@@ -22002,6 +22830,12 @@
         <w:t>với lượng tín dụng vừa đủ mà ngân hàng tung ra thị trường.</w:t>
       </w:r>
       <w:r>
+        <w:t xml:space="preserve"> </w:t>
+      </w:r>
+      <w:r>
+        <w:t>Với nguyên tắc này thì phát hành tiền giấy cũng như hoạt động vay / cho vay tín dụng của ngân hàng tối kỵ hành vi mờ ám vay nợ để trả nợ, hơn nữa, không thể trông chờ vận may để thanh toán lãi nợ chồng lãi nợ.</w:t>
+      </w:r>
+      <w:r>
         <w:t xml:space="preserve"> Lưu ý, </w:t>
       </w:r>
       <w:r>
@@ -22011,7 +22845,25 @@
         <w:t xml:space="preserve">quan điểm của Smith trong tác phẩm “Của Cải Của Các Quốc Gia”, vốn luôn đi đôi với của cải </w:t>
       </w:r>
       <w:r>
-        <w:t>(vì tiền giấy với lệnh phiếu, tín phiếu phải có đồng tiền vàng</w:t>
+        <w:t xml:space="preserve">(vì tiền giấy </w:t>
+      </w:r>
+      <w:r>
+        <w:t>và</w:t>
+      </w:r>
+      <w:r>
+        <w:t xml:space="preserve"> </w:t>
+      </w:r>
+      <w:r>
+        <w:t>hối</w:t>
+      </w:r>
+      <w:r>
+        <w:t xml:space="preserve"> phiếu, </w:t>
+      </w:r>
+      <w:r>
+        <w:t xml:space="preserve">lệnh </w:t>
+      </w:r>
+      <w:r>
+        <w:t>phiếu phải có đồng tiền vàng</w:t>
       </w:r>
       <w:r>
         <w:t>/bạc</w:t>
@@ -22029,28 +22881,2829 @@
         <w:t>nhiều ánh sáng màu ở những bước sóng khác nhau như hàng hóa, lượng tiền, lượng lao động, lượng thỏa mãn, trình độ sản xuất…</w:t>
       </w:r>
       <w:r>
-        <w:t xml:space="preserve"> Một ví dụ rằng với hệ thống tiền pháp định với bản vị trừu tượng như pháp luật và sức mạnh cứng quốc gia, gần như nung chảy của cải vào vốn (tiền tệ).</w:t>
-      </w:r>
-      <w:r>
-        <w:t xml:space="preserve"> Ghi chú, tiền giấy, lệnh phiếu, tín phiếu vào thời Smith tương đương với khoản tín dụng mà ngân hàng thương mại ngày nay cho vay</w:t>
-      </w:r>
-      <w:r>
-        <w:t>, trong đó lệnh phiếu và tín phiếu có lãi suất cho vay.</w:t>
+        <w:t xml:space="preserve"> Một ví dụ rằng hệ thống tiền pháp định với bản vị trừu tượng như pháp luật và sức mạnh cứng quốc gia, gần như nung chảy của cải vào vốn (tiền tệ).</w:t>
+      </w:r>
+      <w:r>
+        <w:t xml:space="preserve"> </w:t>
+      </w:r>
+      <w:r>
+        <w:t>T</w:t>
+      </w:r>
+      <w:r>
+        <w:t xml:space="preserve">iền giấy, </w:t>
+      </w:r>
+      <w:r>
+        <w:t xml:space="preserve">hối phiếu, </w:t>
+      </w:r>
+      <w:r>
+        <w:t>lệnh phiế</w:t>
+      </w:r>
+      <w:r>
+        <w:t xml:space="preserve">u </w:t>
+      </w:r>
+      <w:r>
+        <w:t>vào thời Smith tương đương với khoản tín dụng mà ngân hàng thương mại ngày nay cho vay</w:t>
+      </w:r>
+      <w:r>
+        <w:t xml:space="preserve">, trong đó </w:t>
+      </w:r>
+      <w:r>
+        <w:t>hối</w:t>
+      </w:r>
+      <w:r>
+        <w:t xml:space="preserve"> phiếu và </w:t>
+      </w:r>
+      <w:r>
+        <w:t xml:space="preserve">lệnh </w:t>
+      </w:r>
+      <w:r>
+        <w:t xml:space="preserve">phiếu </w:t>
+      </w:r>
+      <w:r>
+        <w:t xml:space="preserve">có thể </w:t>
+      </w:r>
+      <w:r>
+        <w:t>có lãi suất cho vay.</w:t>
+      </w:r>
+      <w:r>
+        <w:t xml:space="preserve"> </w:t>
+      </w:r>
+      <w:r>
+        <w:t xml:space="preserve">Nói cách khác, hoạt động cho vay tín dụng là hình thức mở rộng của phát hành tiền giấy, </w:t>
+      </w:r>
+      <w:r>
+        <w:t xml:space="preserve">hối phiếu, </w:t>
+      </w:r>
+      <w:r>
+        <w:t>lệnh phiế</w:t>
+      </w:r>
+      <w:r>
+        <w:t xml:space="preserve">u </w:t>
+      </w:r>
+      <w:r>
+        <w:t xml:space="preserve">thời Smith và cho vay là một hình thức giải phóng </w:t>
+      </w:r>
+      <w:r>
+        <w:t xml:space="preserve">hay kích thích </w:t>
+      </w:r>
+      <w:r>
+        <w:t>nguồn lực cho nhà tư bản tậ</w:t>
+      </w:r>
+      <w:r>
+        <w:t>p trung vào kinh doanh, cùng với vai trò vùng đệm thanh khoản và điều phối lượng tiền, ngân hàng là cầu nối của các hoạt động kinh tế gồm sản xuất, thương mại và tài chính</w:t>
+      </w:r>
+      <w:r>
+        <w:t xml:space="preserve">. Ghi chú, hối phiếu, lệnh phiếu, tín phiếu, trái phiếu, công trái đều là nợ phải trả (liabilities) nhưng có sự khác biệt giữa chúng, </w:t>
+      </w:r>
+      <w:r>
+        <w:rPr>
+          <w:i/>
+        </w:rPr>
+        <w:t>hối phiếu</w:t>
+      </w:r>
+      <w:r>
+        <w:t xml:space="preserve"> (bill of exchange) là hóa đơn mà chủ nợ lập ra </w:t>
+      </w:r>
+      <w:r>
+        <w:t>yêu cầu</w:t>
+      </w:r>
+      <w:r>
+        <w:t xml:space="preserve"> con nợ trả tiền, </w:t>
+      </w:r>
+      <w:r>
+        <w:rPr>
+          <w:i/>
+        </w:rPr>
+        <w:t>lệnh phiếu</w:t>
+      </w:r>
+      <w:r>
+        <w:t xml:space="preserve"> (p</w:t>
+      </w:r>
+      <w:r>
+        <w:t xml:space="preserve">romissory </w:t>
+      </w:r>
+      <w:r>
+        <w:t>n</w:t>
+      </w:r>
+      <w:r>
+        <w:t>ote</w:t>
+      </w:r>
+      <w:r>
+        <w:t xml:space="preserve">) do con nợ lập ra để cam kết trả tiền cho chủ nợ, </w:t>
+      </w:r>
+      <w:r>
+        <w:rPr>
+          <w:i/>
+        </w:rPr>
+        <w:t>tín phiếu</w:t>
+      </w:r>
+      <w:r>
+        <w:t xml:space="preserve"> </w:t>
+      </w:r>
+      <w:r>
+        <w:t>(t</w:t>
+      </w:r>
+      <w:r>
+        <w:t xml:space="preserve">reasury </w:t>
+      </w:r>
+      <w:r>
+        <w:t xml:space="preserve">bill, </w:t>
+      </w:r>
+      <w:r>
+        <w:t>T-</w:t>
+      </w:r>
+      <w:r>
+        <w:t>b</w:t>
+      </w:r>
+      <w:r>
+        <w:t>ill</w:t>
+      </w:r>
+      <w:r>
+        <w:t xml:space="preserve">) </w:t>
+      </w:r>
+      <w:r>
+        <w:t xml:space="preserve">là khoản </w:t>
+      </w:r>
+      <w:r>
+        <w:t xml:space="preserve">vay </w:t>
+      </w:r>
+      <w:r>
+        <w:t xml:space="preserve">nợ </w:t>
+      </w:r>
+      <w:r>
+        <w:t xml:space="preserve">ngắn hạn </w:t>
+      </w:r>
+      <w:r>
+        <w:t xml:space="preserve">mà chính phủ hay ngân hàng trung ương </w:t>
+      </w:r>
+      <w:r>
+        <w:t xml:space="preserve">phát hành để thu hút vốn, </w:t>
+      </w:r>
+      <w:r>
+        <w:rPr>
+          <w:i/>
+        </w:rPr>
+        <w:t>trái phiếu</w:t>
+      </w:r>
+      <w:r>
+        <w:t xml:space="preserve"> </w:t>
+      </w:r>
+      <w:r>
+        <w:t xml:space="preserve">(bond) </w:t>
+      </w:r>
+      <w:r>
+        <w:t xml:space="preserve">là khoản vay nợ dài hạn mà chính phủ hay doanh nghiệp phát hành để thu hút vốn, và </w:t>
+      </w:r>
+      <w:r>
+        <w:rPr>
+          <w:i/>
+        </w:rPr>
+        <w:t>công trái</w:t>
+      </w:r>
+      <w:r>
+        <w:t xml:space="preserve"> </w:t>
+      </w:r>
+      <w:r>
+        <w:t>(g</w:t>
+      </w:r>
+      <w:r>
+        <w:t xml:space="preserve">overnment </w:t>
+      </w:r>
+      <w:r>
+        <w:t>b</w:t>
+      </w:r>
+      <w:r>
+        <w:t xml:space="preserve">ond for </w:t>
+      </w:r>
+      <w:r>
+        <w:t>p</w:t>
+      </w:r>
+      <w:r>
+        <w:t xml:space="preserve">ublic </w:t>
+      </w:r>
+      <w:r>
+        <w:t>p</w:t>
+      </w:r>
+      <w:r>
+        <w:t>rojects</w:t>
+      </w:r>
+      <w:r>
+        <w:t xml:space="preserve">) </w:t>
+      </w:r>
+      <w:r>
+        <w:t>là trái phiếu có mục đích đầu tư công</w:t>
+      </w:r>
+      <w:r>
+        <w:t xml:space="preserve"> do chính phủ phát hành</w:t>
+      </w:r>
+      <w:r>
+        <w:t>.</w:t>
+      </w:r>
+      <w:r>
+        <w:t xml:space="preserve"> Tín phiếu, trái phiếu, và công trái đều có lãi nợ, trong khi đó, </w:t>
+      </w:r>
+      <w:r>
+        <w:t>hối phiếu và lệnh phiếu có thể có lãi nợ.</w:t>
+      </w:r>
+      <w:r>
+        <w:t xml:space="preserve"> Về bản chất, tín phiếu, trái phiếu, và công trái đều là lệnh phiếu.</w:t>
+      </w:r>
+      <w:r>
+        <w:t xml:space="preserve"> </w:t>
+      </w:r>
+      <w:r>
+        <w:t>Hối phiếu và lệnh phiếu được ký phát tại ngân hàng thương mại nên tiền vốn ứng trước hay tiền thanh toán được ngân hàng chi ra</w:t>
+      </w:r>
+      <w:r>
+        <w:t xml:space="preserve"> tức </w:t>
+      </w:r>
+      <w:r>
+        <w:rPr>
+          <w:i/>
+        </w:rPr>
+        <w:t>khoản tín dụng</w:t>
+      </w:r>
+      <w:r>
+        <w:rPr>
+          <w:i/>
+        </w:rPr>
+        <w:t xml:space="preserve"> tiền giấy</w:t>
+      </w:r>
+      <w:r>
+        <w:t xml:space="preserve"> mà ngân hàng cấp</w:t>
+      </w:r>
+      <w:r>
+        <w:t xml:space="preserve">, không nhất thiết phải do </w:t>
+      </w:r>
+      <w:r>
+        <w:rPr>
+          <w:i/>
+        </w:rPr>
+        <w:t>chủ nợ</w:t>
+      </w:r>
+      <w:r>
+        <w:t xml:space="preserve"> ứng </w:t>
+      </w:r>
+      <w:r>
+        <w:t xml:space="preserve">hay </w:t>
+      </w:r>
+      <w:r>
+        <w:rPr>
+          <w:i/>
+        </w:rPr>
+        <w:t>con nợ</w:t>
+      </w:r>
+      <w:r>
+        <w:t xml:space="preserve"> trả </w:t>
+      </w:r>
+      <w:r>
+        <w:t>ngay lúc ký phát</w:t>
+      </w:r>
+      <w:r>
+        <w:t>, và do đó Smith đề cập trường hợp con nợ và chủ nợ đều giả nhưng thông đồng nhau lập hối phiếu dối để rút tiền ngân hàng</w:t>
+      </w:r>
+      <w:r>
+        <w:t>.</w:t>
+      </w:r>
+      <w:r>
+        <w:t xml:space="preserve"> Smith đưa ra một số biện pháp duy trì nguyên tắc vàng</w:t>
+      </w:r>
+      <w:r>
+        <w:t xml:space="preserve"> </w:t>
+      </w:r>
+      <w:r>
+        <w:t>tương ứng giữa lượng tiền giấy phát hành và lượng đồng tiền vàng như sau</w:t>
+      </w:r>
+      <w:r>
+        <w:t xml:space="preserve"> (Google AI 2026)</w:t>
+      </w:r>
+      <w:r>
+        <w:t xml:space="preserve">: 1) cấp tín dụng dựa trên hối phiếu thực </w:t>
+      </w:r>
+      <w:r>
+        <w:t xml:space="preserve">(real bills) </w:t>
+      </w:r>
+      <w:r>
+        <w:t xml:space="preserve">tức lượng tiền tung ra thị </w:t>
+      </w:r>
+      <w:r>
+        <w:lastRenderedPageBreak/>
+        <w:t>trường, sau chu trình lưu thông sẽ bị hủy ngân hàng, để bảo đảm sau khi hàng hóa đã được trao đổi xong thì không còn lượng tiền giấy thừa</w:t>
+      </w:r>
+      <w:r>
+        <w:t xml:space="preserve">, một cách đơn giản, ví dụ đơn giản như khi chủ nợ lập hối phiếu với con nợ và ngân hàng ứng khoản tín dụng tiền giấy cho con nợ và sau đó con nợ mang lượng tiền giấy cùng lãi nợ đến ngân hàng để trả và lúc này chủ nợ cũng trình hối phiếu ra để nhận một lượng tiền lãi và ngân hàng </w:t>
+      </w:r>
+      <w:r>
+        <w:t xml:space="preserve">có thể </w:t>
+      </w:r>
+      <w:r>
+        <w:t>sẽ hủy lượng tiền giấy còn lại</w:t>
+      </w:r>
+      <w:r>
+        <w:t xml:space="preserve"> vì lượng tiền giấy này lúc này thuộc về ngân hàng</w:t>
+      </w:r>
+      <w:r>
+        <w:t>, 2) ngân hàng có nghĩa vụ đổi tiền giấy sang tiền vàng khi người dân yêu cầu, điều này nhằm giảm lượng tiền giấy lưu thông lúc cần thiết, 3)</w:t>
+      </w:r>
+      <w:r>
+        <w:t xml:space="preserve"> ngân hàng tránh tung lượng tiền giấy cho vay với các dự án đầu tư dài hạn hay đầu cơ, 4) các ngân hàng nên cạnh tranh lẫn nhau để nếu như một ngân hàng tung nhiều tiền giấy thì ngân hàng khác sẽ thu gom để đổi lấy vàng nhằm làm suy yếu nguồn dự trữ vàng của đối thủ.</w:t>
+      </w:r>
+      <w:r>
+        <w:t xml:space="preserve"> Thời Smith, tiền giấy là một loại hối phiếu</w:t>
+      </w:r>
+      <w:r>
+        <w:t xml:space="preserve">, một dạng tín dụng </w:t>
+      </w:r>
+      <w:r>
+        <w:t xml:space="preserve">sẽ bị hủy khi hết vai trò lưu thông nhưng ngày nay tiền giấy pháp định vừa có vai trò lưu thông vừa là phương tiện </w:t>
+      </w:r>
+      <w:r>
+        <w:t xml:space="preserve">thanh toán </w:t>
+      </w:r>
+      <w:r>
+        <w:t>bền vững (</w:t>
+      </w:r>
+      <w:r>
+        <w:t>Google AI</w:t>
+      </w:r>
+      <w:r>
+        <w:t xml:space="preserve"> 2026), hơn nữa </w:t>
+      </w:r>
+      <w:r>
+        <w:t xml:space="preserve">đầu tư công dài hạn luôn xảy ra cũng như </w:t>
+      </w:r>
+      <w:r>
+        <w:t xml:space="preserve">không </w:t>
+      </w:r>
+      <w:r>
+        <w:t xml:space="preserve">còn </w:t>
+      </w:r>
+      <w:r>
+        <w:t>hình thức đổi tiền giấy lấy tiền vàng.</w:t>
+      </w:r>
+      <w:r>
+        <w:t xml:space="preserve"> Do đó các biện pháp của Smith chỉ còn ý nghĩa với việc cần cẩn trọng khi ngân hàng thương mại cấp tín dụng cho các dự án đầu tư</w:t>
+      </w:r>
+      <w:r>
+        <w:t xml:space="preserve"> cũng như đánh giá người vay.</w:t>
+      </w:r>
+      <w:r>
+        <w:t xml:space="preserve"> Smith đưa ra một số biện pháp đánh giá người vay như sau</w:t>
+      </w:r>
+      <w:r>
+        <w:t xml:space="preserve"> (Google AI 2026)</w:t>
+      </w:r>
+      <w:r>
+        <w:t>: 1) người vay có lượng tài sản / hàng hóa đang lưu thông tức dòng tiền của họ đang luân chuyển, 2) người vay có lịch sử hoàn trả tốt và có uy tín, 3) giám sát chéo tức người vay có sự bảo lãnh và/hoặc hợp tác với những người có uy tín khác.</w:t>
+      </w:r>
+      <w:r>
+        <w:t xml:space="preserve"> Sự sụt giảm giá trị tiền tệ thời Smith là lạm phát, ng</w:t>
+      </w:r>
+      <w:r>
+        <w:t>à</w:t>
+      </w:r>
+      <w:r>
+        <w:t>y nay ngân hàng trung ương và chính sách tiền tệ có những công cụ như lãi suất, nghiệp vụ ngân hàng mở, dự trữ ngoại hối… để kiểm soát lạm phát.</w:t>
+      </w:r>
+      <w:r>
+        <w:t xml:space="preserve"> </w:t>
+      </w:r>
+      <w:r>
+        <w:t>Ngân hàng là cụ thể hóa của lượng tiền lưu thông tức tính chất vật lý của tiền tệ bên cạnh tính quy ước của tiền tệ</w:t>
+      </w:r>
+      <w:r>
+        <w:t>, bên cạnh hoạt động điều phối lượng tiền bởi các tác nghiệp ngân hàng và chính thuộc tính trao đổi hình thành tác nghiệp ngân hàng. Theo một ý nghĩa trừu tượng, ngân hàng là một trạm trung chuyể</w:t>
+      </w:r>
+      <w:r>
+        <w:t>n</w:t>
+      </w:r>
+      <w:r>
+        <w:t xml:space="preserve"> chứ không phải kho chứa</w:t>
+      </w:r>
+      <w:r>
+        <w:t xml:space="preserve">, </w:t>
+      </w:r>
+      <w:r>
+        <w:t>gần với thuộc tính giao thông vận tải</w:t>
+      </w:r>
+      <w:r>
+        <w:t>, như vùng đệm thanh khoản mà Smith ví như bể nước để dòng tiền tạm dừng</w:t>
+      </w:r>
+      <w:r>
+        <w:t xml:space="preserve"> </w:t>
+      </w:r>
+      <w:r>
+        <w:t xml:space="preserve">và lưu chuyển </w:t>
+      </w:r>
+      <w:r>
+        <w:t>bởi các khoản vay</w:t>
+      </w:r>
+      <w:r>
+        <w:t xml:space="preserve"> &amp; </w:t>
+      </w:r>
+      <w:r>
+        <w:t>cho vay</w:t>
+      </w:r>
+      <w:r>
+        <w:t xml:space="preserve"> </w:t>
+      </w:r>
+      <w:sdt>
+        <w:sdtPr>
+          <w:id w:val="117117988"/>
+          <w:citation/>
+        </w:sdtPr>
+        <w:sdtContent>
+          <w:r>
+            <w:fldChar w:fldCharType="begin"/>
+          </w:r>
+          <w:r>
+            <w:instrText xml:space="preserve">CITATION Smith1776Wealth \p 225 \l 1033 </w:instrText>
+          </w:r>
+          <w:r>
+            <w:fldChar w:fldCharType="separate"/>
+          </w:r>
+          <w:r>
+            <w:rPr>
+              <w:noProof/>
+            </w:rPr>
+            <w:t>(Smith, 1776, p. 225)</w:t>
+          </w:r>
+          <w:r>
+            <w:fldChar w:fldCharType="end"/>
+          </w:r>
+        </w:sdtContent>
+      </w:sdt>
+      <w:r>
+        <w:t xml:space="preserve">, tạo cùng một lúc động lực và an toàn cho hoạt động </w:t>
+      </w:r>
+      <w:r>
+        <w:t>sản xuất</w:t>
+      </w:r>
+      <w:r>
+        <w:t>. Bể nước vỡ không có nghĩa nguồn nước cạn kiệt, nhưng hoạt động kinh doanh &amp; sản xuất bị ngưng trệ, tổn thất xảy ra tức thì và thậm chí gây hậu quả lâu dài</w:t>
+      </w:r>
+      <w:r>
+        <w:t xml:space="preserve"> (một số chu kỳ suy thoái kinh tế kéo dài)</w:t>
+      </w:r>
+      <w:r>
+        <w:t>, càng cay đắng hơn rằng tổn thất lẽ ra không đáng có hoặc không nghiêm trọng.</w:t>
       </w:r>
     </w:p>
-    <w:p/>
+    <w:p>
+      <w:pPr>
+        <w:ind w:firstLine="360"/>
+      </w:pPr>
+      <w:r>
+        <w:t xml:space="preserve">Theo nguyên lý trong nghiên cứu này, tích lũy vốn là tích lũy trình độ sản xuất, nhưng vẫn không khác gì hơn tích lũy của cải làm sao để tăng vượt mức sản lượng, </w:t>
+      </w:r>
+      <w:r>
+        <w:t xml:space="preserve">và </w:t>
+      </w:r>
+      <w:r>
+        <w:t xml:space="preserve">cũng </w:t>
+      </w:r>
+      <w:r>
+        <w:t>bao hàm</w:t>
+      </w:r>
+      <w:r>
+        <w:t xml:space="preserve"> tích lũy tài chính làm sao để tăng vượt mức lượng tiền với hoạt động tài chính mà chủ yếu cho vay.</w:t>
+      </w:r>
+      <w:r>
+        <w:t xml:space="preserve"> </w:t>
+      </w:r>
+      <w:r>
+        <w:t xml:space="preserve">Ghi chú, tích lũy tài chính không đơn thuần như tích lũy kim loại quý đầu tư ra nước ngoài thời Smith. </w:t>
+      </w:r>
+      <w:r>
+        <w:t xml:space="preserve">Sau khi nghiên cứu lượng tiền tích lũy để phân phối và tích lũy qua mối liên hệ mật thiết giữa hệ thống tiền tệ và tích lũy vốn trong chu trình “dự trữ hàng hóa để bán ra </w:t>
+      </w:r>
+      <w:r>
+        <w:rPr>
+          <w:rFonts w:cs="Times New Roman"/>
+        </w:rPr>
+        <w:t>→</w:t>
+      </w:r>
+      <w:r>
+        <w:t xml:space="preserve"> tích lũy vốn để tái sản xuất </w:t>
+      </w:r>
+      <w:r>
+        <w:rPr>
+          <w:rFonts w:cs="Times New Roman"/>
+        </w:rPr>
+        <w:t>→</w:t>
+      </w:r>
+      <w:r>
+        <w:t xml:space="preserve"> dự trữ hàng hóa để bán ra”</w:t>
+      </w:r>
+      <w:r>
+        <w:t xml:space="preserve">, ta cần nghiên cứu phương thức tăng vượt mức sản lượng công nghiệp </w:t>
+      </w:r>
+      <w:r>
+        <w:t xml:space="preserve">[tái sản xuất] </w:t>
+      </w:r>
+      <w:r>
+        <w:t xml:space="preserve">mà theo cách nói của những nhà hoạch định chính sách, làm cách nào để thoát khỏi </w:t>
+      </w:r>
+      <w:r>
+        <w:rPr>
+          <w:i/>
+        </w:rPr>
+        <w:t>bẫy thu nhập trung bình</w:t>
+      </w:r>
+      <w:r>
+        <w:t xml:space="preserve"> (middle income trap)</w:t>
+      </w:r>
+      <w:r>
+        <w:t>?</w:t>
+      </w:r>
+      <w:r>
+        <w:t xml:space="preserve"> Ghi chú, </w:t>
+      </w:r>
+      <w:r>
+        <w:t>bẫy thu nhập trung bình</w:t>
+      </w:r>
+      <w:r>
+        <w:t xml:space="preserve"> chỉ tình trạng một nền kinh tế </w:t>
+      </w:r>
+      <w:r>
+        <w:t xml:space="preserve">tuy </w:t>
+      </w:r>
+      <w:r>
+        <w:t>đạt mức thu nhập trung bình [khoảng 1,0</w:t>
+      </w:r>
+      <w:r>
+        <w:t>46</w:t>
+      </w:r>
+      <w:r>
+        <w:t xml:space="preserve"> USD đến 12,</w:t>
+      </w:r>
+      <w:r>
+        <w:t>695</w:t>
+      </w:r>
+      <w:r>
+        <w:t xml:space="preserve"> USD thu nhập bình quân đầu người mỗi năm, thời điểm 202</w:t>
+      </w:r>
+      <w:r>
+        <w:t>5</w:t>
+      </w:r>
+      <w:r>
+        <w:t>]</w:t>
+      </w:r>
+      <w:r>
+        <w:t xml:space="preserve"> nhưng bị ngưng trệ không thể vươn lên thu nhập cao</w:t>
+      </w:r>
+      <w:r>
+        <w:t xml:space="preserve"> [</w:t>
+      </w:r>
+      <w:r>
+        <w:t>trên 12,695 USD thu nhập bình quân đầu người mỗi năm, thời điểm 202</w:t>
+      </w:r>
+      <w:r>
+        <w:t>5</w:t>
+      </w:r>
+      <w:r>
+        <w:t>]</w:t>
+      </w:r>
+      <w:r>
+        <w:t xml:space="preserve"> (Gemini 2026)</w:t>
+      </w:r>
+      <w:r>
+        <w:t>.</w:t>
+      </w:r>
+      <w:r>
+        <w:t xml:space="preserve"> Giả sử ta tập trung vào khía cạnh </w:t>
+      </w:r>
+      <w:r>
+        <w:rPr>
+          <w:i/>
+        </w:rPr>
+        <w:t>tích lũy sản xuất</w:t>
+      </w:r>
+      <w:r>
+        <w:t xml:space="preserve"> </w:t>
+      </w:r>
+      <w:r>
+        <w:t xml:space="preserve">(production accumulation) </w:t>
+      </w:r>
+      <w:r>
+        <w:t xml:space="preserve">tức tích lũy sản lượng sản xuất công nghiệp trong ngữ nghĩa tích lũy </w:t>
+      </w:r>
+      <w:r>
+        <w:t>trình độ sản xuất, tích lũy vốn</w:t>
+      </w:r>
+      <w:r>
+        <w:t>. Tất nhiên sau khi chọn những ngành sản xuất mũi nhọn, ví dụ như công nghiệp năng lượng xanh &amp; lưu trữ năng lượng, công nghiệp bán dẫn &amp; chip, và công nghệ số &amp; trí tuệ nhân tạo (</w:t>
+      </w:r>
+      <w:r>
+        <w:t xml:space="preserve">Gemini </w:t>
+      </w:r>
+      <w:r>
+        <w:t xml:space="preserve">2026), những </w:t>
+      </w:r>
+      <w:r>
+        <w:rPr>
+          <w:i/>
+        </w:rPr>
+        <w:t xml:space="preserve">mô hình </w:t>
+      </w:r>
+      <w:r>
+        <w:rPr>
+          <w:i/>
+        </w:rPr>
+        <w:t>tích lũy sản xuất</w:t>
+      </w:r>
+      <w:r>
+        <w:t xml:space="preserve"> (</w:t>
+      </w:r>
+      <w:r>
+        <w:t>model of production accumulation</w:t>
+      </w:r>
+      <w:r>
+        <w:t xml:space="preserve">) gọi tắt là </w:t>
+      </w:r>
+      <w:r>
+        <w:rPr>
+          <w:i/>
+        </w:rPr>
+        <w:t>mô hình sản xuất</w:t>
+      </w:r>
+      <w:r>
+        <w:t xml:space="preserve"> (</w:t>
+      </w:r>
+      <w:r>
+        <w:t>production model</w:t>
+      </w:r>
+      <w:r>
+        <w:t>) cần được nghiên cứu, cải biến và phối hợp.</w:t>
+      </w:r>
+      <w:r>
+        <w:t xml:space="preserve"> Bất luận thế nào, tâm điểm của các mô hình sản xuất này là hạn chế </w:t>
+      </w:r>
+      <w:r>
+        <w:t>thâm dụng tài nguyên thiên nhiên &amp; lao động giản đơn</w:t>
+      </w:r>
+      <w:r>
+        <w:t>,</w:t>
+      </w:r>
+      <w:r>
+        <w:t xml:space="preserve"> </w:t>
+      </w:r>
+      <w:r>
+        <w:t>đến mức tối đa có thể.</w:t>
+      </w:r>
+      <w:r>
+        <w:t xml:space="preserve"> Mặc dù </w:t>
+      </w:r>
+      <w:r>
+        <w:t xml:space="preserve">không thể tối </w:t>
+      </w:r>
+      <w:r>
+        <w:lastRenderedPageBreak/>
+        <w:t xml:space="preserve">đa, </w:t>
+      </w:r>
+      <w:r>
+        <w:t xml:space="preserve">không đơn giản như vậy, </w:t>
+      </w:r>
+      <w:r>
+        <w:t xml:space="preserve">vì </w:t>
+      </w:r>
+      <w:r>
+        <w:t xml:space="preserve">nền kinh tế phải đa tầng và đa dạng nhưng </w:t>
+      </w:r>
+      <w:r>
+        <w:t xml:space="preserve">ta </w:t>
+      </w:r>
+      <w:r>
+        <w:t xml:space="preserve">hãy tìm hiểu sự tuyệt diệu của những mô hình </w:t>
+      </w:r>
+      <w:r>
+        <w:t>[</w:t>
+      </w:r>
+      <w:r>
+        <w:t>tích lũy</w:t>
+      </w:r>
+      <w:r>
+        <w:t>]</w:t>
+      </w:r>
+      <w:r>
+        <w:t xml:space="preserve"> sản xuất mà ngày càng không rời xa công nghệ – công nghệ cao.</w:t>
+      </w:r>
+      <w:r>
+        <w:t xml:space="preserve"> Mô hình </w:t>
+      </w:r>
+      <w:r>
+        <w:t>c</w:t>
+      </w:r>
+      <w:r>
+        <w:t>haebol</w:t>
+      </w:r>
+      <w:r>
+        <w:t xml:space="preserve"> của Hàn Quốc và mô hình </w:t>
+      </w:r>
+      <w:r>
+        <w:t>k</w:t>
+      </w:r>
+      <w:r>
+        <w:t>eiretsu</w:t>
+      </w:r>
+      <w:r>
+        <w:t xml:space="preserve"> của Nhật Bản </w:t>
+      </w:r>
+      <w:r>
+        <w:t xml:space="preserve">(Gemini 2026) là điển hình của của mô hình dọc – </w:t>
+      </w:r>
+      <w:r>
+        <w:rPr>
+          <w:i/>
+        </w:rPr>
+        <w:t>tập trung</w:t>
+      </w:r>
+      <w:r>
+        <w:t xml:space="preserve"> (</w:t>
+      </w:r>
+      <w:r>
+        <w:t>chaebol</w:t>
+      </w:r>
+      <w:r>
+        <w:t xml:space="preserve">) và mô hình ngang – </w:t>
+      </w:r>
+      <w:r>
+        <w:rPr>
+          <w:i/>
+        </w:rPr>
+        <w:t>phân tán</w:t>
+      </w:r>
+      <w:r>
+        <w:t xml:space="preserve"> (</w:t>
+      </w:r>
+      <w:r>
+        <w:t>keiretsu</w:t>
+      </w:r>
+      <w:r>
+        <w:t xml:space="preserve">), theo đó mỗi </w:t>
+      </w:r>
+      <w:r>
+        <w:rPr>
+          <w:i/>
+        </w:rPr>
+        <w:t>chaebol</w:t>
+      </w:r>
+      <w:r>
+        <w:t xml:space="preserve"> </w:t>
+      </w:r>
+      <w:r>
+        <w:t xml:space="preserve">(tài phiệt) </w:t>
+      </w:r>
+      <w:r>
+        <w:t>là tập đoàn tư nhân thường sở hữu gia đình vận hành với sự chi phối chặt chẽ của chính phủ nên không có ngân hàng riêng, tập trung mũi nhọn vào đơn đặt hàng ngành nghề của chính phủ</w:t>
+      </w:r>
+      <w:r>
+        <w:t>,</w:t>
+      </w:r>
+      <w:r>
+        <w:t xml:space="preserve"> </w:t>
+      </w:r>
+      <w:r>
+        <w:rPr>
+          <w:i/>
+        </w:rPr>
+        <w:t>tấn công</w:t>
+      </w:r>
+      <w:r>
+        <w:t xml:space="preserve"> vào thị trường toàn cầ</w:t>
+      </w:r>
+      <w:r>
+        <w:t>u.</w:t>
+      </w:r>
+      <w:r>
+        <w:t xml:space="preserve"> </w:t>
+      </w:r>
+      <w:r>
+        <w:t>T</w:t>
+      </w:r>
+      <w:r>
+        <w:t xml:space="preserve">rong khi đó mỗi </w:t>
+      </w:r>
+      <w:r>
+        <w:rPr>
+          <w:i/>
+        </w:rPr>
+        <w:t>keiretsu</w:t>
+      </w:r>
+      <w:r>
+        <w:t xml:space="preserve"> </w:t>
+      </w:r>
+      <w:r>
+        <w:t xml:space="preserve">(hệ liệt) </w:t>
+      </w:r>
+      <w:r>
+        <w:t xml:space="preserve">là một mạng lưới của một số công ty tư nhân </w:t>
+      </w:r>
+      <w:r>
+        <w:rPr>
+          <w:i/>
+        </w:rPr>
+        <w:t>sở hữu chéo</w:t>
+      </w:r>
+      <w:r>
+        <w:t xml:space="preserve"> lẫn nhau &amp; hoạt động phân tán xoay quanh một ngân hàng riêng cho cả nhóm</w:t>
+      </w:r>
+      <w:r>
+        <w:t xml:space="preserve"> và m</w:t>
+      </w:r>
+      <w:r>
+        <w:t>ố</w:t>
+      </w:r>
+      <w:r>
+        <w:t>i quan hệ giữa chính phủ và k</w:t>
+      </w:r>
+      <w:r>
+        <w:t>eiretsu</w:t>
+      </w:r>
+      <w:r>
+        <w:t xml:space="preserve"> </w:t>
+      </w:r>
+      <w:r>
+        <w:t xml:space="preserve">thì </w:t>
+      </w:r>
+      <w:r>
+        <w:t xml:space="preserve">ngang hàng và chính phủ </w:t>
+      </w:r>
+      <w:r>
+        <w:t>với</w:t>
+      </w:r>
+      <w:r>
+        <w:t xml:space="preserve"> vai trò hợp tác đưa ra định hướng</w:t>
+      </w:r>
+      <w:r>
+        <w:t xml:space="preserve"> </w:t>
+      </w:r>
+      <w:r>
+        <w:t xml:space="preserve">chung </w:t>
+      </w:r>
+      <w:r>
+        <w:t>nên k</w:t>
+      </w:r>
+      <w:r>
+        <w:t>eiretsu</w:t>
+      </w:r>
+      <w:r>
+        <w:t xml:space="preserve"> có tính chất </w:t>
+      </w:r>
+      <w:r>
+        <w:rPr>
+          <w:i/>
+        </w:rPr>
+        <w:t>bền vững</w:t>
+      </w:r>
+      <w:r>
+        <w:t>, duy trì chuỗi cung ứng nội địa</w:t>
+      </w:r>
+      <w:r>
+        <w:t xml:space="preserve"> (Gemini 2026)</w:t>
+      </w:r>
+      <w:r>
+        <w:t>.</w:t>
+      </w:r>
+      <w:r>
+        <w:t xml:space="preserve"> </w:t>
+      </w:r>
+      <w:r>
+        <w:rPr>
+          <w:i/>
+        </w:rPr>
+        <w:t>Mô hình keiretsu</w:t>
+      </w:r>
+      <w:r>
+        <w:t xml:space="preserve"> phù hợp với Nhật Bản, ra đời từ </w:t>
+      </w:r>
+      <w:r>
+        <w:t>thập niên</w:t>
+      </w:r>
+      <w:r>
+        <w:t xml:space="preserve"> 1950</w:t>
+      </w:r>
+      <w:r>
+        <w:t xml:space="preserve"> (sau Thế chiến II 1945)</w:t>
+      </w:r>
+      <w:r>
+        <w:t>, vì Nhật Bản đã có sẵn nền tảng công nghiệp nên cần sự ổn định, xây dựng từ sự ổn định với vốn liếng đã có</w:t>
+      </w:r>
+      <w:r>
+        <w:t>, và cả đối phó với áp lực bên ngoài</w:t>
+      </w:r>
+      <w:r>
+        <w:t xml:space="preserve">. </w:t>
+      </w:r>
+      <w:r>
+        <w:t xml:space="preserve">Ghi chú, ở trung tâm </w:t>
+      </w:r>
+      <w:r>
+        <w:t>keiretsu</w:t>
+      </w:r>
+      <w:r>
+        <w:t xml:space="preserve">, ngoài ngân hàng chính (main bank) </w:t>
+      </w:r>
+      <w:r>
+        <w:t xml:space="preserve">tức định chế tài chính, </w:t>
+      </w:r>
+      <w:r>
+        <w:t xml:space="preserve">còn có công ty thương mại (sogo shosha). </w:t>
+      </w:r>
+      <w:r>
+        <w:rPr>
+          <w:i/>
+        </w:rPr>
+        <w:t>Mô hình chaebol</w:t>
+      </w:r>
+      <w:r>
+        <w:t xml:space="preserve"> kích phát </w:t>
+      </w:r>
+      <w:r>
+        <w:t xml:space="preserve">kinh tế, </w:t>
+      </w:r>
+      <w:r>
+        <w:t>được ăn cả ngã về không</w:t>
+      </w:r>
+      <w:r>
+        <w:t>,</w:t>
+      </w:r>
+      <w:r>
+        <w:t xml:space="preserve"> </w:t>
+      </w:r>
+      <w:r>
+        <w:t xml:space="preserve">ra đời </w:t>
+      </w:r>
+      <w:r>
+        <w:t>từ</w:t>
+      </w:r>
+      <w:r>
+        <w:t xml:space="preserve"> thập niên 1960</w:t>
+      </w:r>
+      <w:r>
+        <w:t xml:space="preserve"> </w:t>
+      </w:r>
+      <w:r>
+        <w:t>sau chiến tranh Triề</w:t>
+      </w:r>
+      <w:r>
+        <w:t>u Tiên 1953</w:t>
+      </w:r>
+      <w:r>
+        <w:t xml:space="preserve">, </w:t>
+      </w:r>
+      <w:r>
+        <w:t xml:space="preserve">khi </w:t>
+      </w:r>
+      <w:r>
+        <w:t>Hàn Quốc không còn đường lui trong một hoàn cảnh nhiều khó kh</w:t>
+      </w:r>
+      <w:r>
+        <w:t>ă</w:t>
+      </w:r>
+      <w:r>
+        <w:t>n</w:t>
+      </w:r>
+      <w:r>
+        <w:t xml:space="preserve"> và các chaebol buộc phải tuân lệnh chính phủ để nhận được vốn và đơn đặt hàng cũng như chịu sự giám sát chất lượng &amp; tiến độ sản xuất và hơn nữa, chính phủ chi phối các ngân hàng cấp tín dụng để chaebol </w:t>
+      </w:r>
+      <w:r>
+        <w:t xml:space="preserve">có thể nhận được vốn vay lãi suất thấp. Ghi chú, tất cả doanh nghiệp đều cần vay vốn ngay khi đã có vốn sẵn vì quy mô hoạt động lớn và ngày càng mở rộng, không thể dựa </w:t>
+      </w:r>
+      <w:r>
+        <w:t xml:space="preserve">hoàn toàn </w:t>
+      </w:r>
+      <w:r>
+        <w:t>vào nguồn vốn cố định, đây là vấn đề tiềm t</w:t>
+      </w:r>
+      <w:r>
+        <w:t>à</w:t>
+      </w:r>
+      <w:r>
+        <w:t>ng của tích lũy vốn</w:t>
+      </w:r>
+      <w:r>
+        <w:t>. Cả hai mô hình đều thành công, đều tạo ra kỳ tích, Nhật Bản hoàng kim vào thập niên 1960</w:t>
+      </w:r>
+      <w:r>
+        <w:t>-1970</w:t>
+      </w:r>
+      <w:r>
+        <w:t xml:space="preserve"> và Hàn Quốc rực rỡ vào thập niên </w:t>
+      </w:r>
+      <w:r>
+        <w:t>19</w:t>
+      </w:r>
+      <w:r>
+        <w:t>80</w:t>
+      </w:r>
+      <w:r>
+        <w:t>, nhược điểm có chăng là sau này, có thể vào thập niên 2000</w:t>
+      </w:r>
+      <w:r>
+        <w:t xml:space="preserve"> s</w:t>
+      </w:r>
+      <w:r>
+        <w:t>a</w:t>
+      </w:r>
+      <w:r>
+        <w:t xml:space="preserve">u </w:t>
+      </w:r>
+      <w:r>
+        <w:t>khủng hoảng tài chính châu Á 1997</w:t>
+      </w:r>
+      <w:r>
+        <w:t>, Hàn Quốc luôn phải chống độc quyền và tham nhũng trong khi Nhật Bản gặp phải trì trệ</w:t>
+      </w:r>
+      <w:r>
+        <w:t xml:space="preserve"> vì mạng lưới k</w:t>
+      </w:r>
+      <w:r>
+        <w:t>eiretsu</w:t>
+      </w:r>
+      <w:r>
+        <w:t xml:space="preserve"> giảm rủi ro nên cũng giảm </w:t>
+      </w:r>
+      <w:r>
+        <w:t xml:space="preserve">luôn </w:t>
+      </w:r>
+      <w:r>
+        <w:t xml:space="preserve">tốc độ phát triển </w:t>
+      </w:r>
+      <w:r>
+        <w:t>khi phát triển đến một mức nào đó</w:t>
+      </w:r>
+      <w:r>
+        <w:t>,</w:t>
+      </w:r>
+      <w:r>
+        <w:t xml:space="preserve"> </w:t>
+      </w:r>
+      <w:r>
+        <w:t xml:space="preserve">do </w:t>
+      </w:r>
+      <w:r>
+        <w:t>k</w:t>
+      </w:r>
+      <w:r>
+        <w:t>eiretsu</w:t>
+      </w:r>
+      <w:r>
+        <w:t xml:space="preserve"> </w:t>
+      </w:r>
+      <w:r>
+        <w:t xml:space="preserve">liên kết quá chặt chẽ và phụ thuộc vào ngân hàng chung cả nhóm </w:t>
+      </w:r>
+      <w:r>
+        <w:t xml:space="preserve">(khép kín) </w:t>
+      </w:r>
+      <w:r>
+        <w:t xml:space="preserve">và tất nhiên </w:t>
+      </w:r>
+      <w:r>
+        <w:t xml:space="preserve">có khả năng </w:t>
+      </w:r>
+      <w:r>
+        <w:t>xảy ra</w:t>
+      </w:r>
+      <w:r>
+        <w:t xml:space="preserve"> nợ xấu và bong bóng bất động sản</w:t>
+      </w:r>
+      <w:r>
+        <w:t xml:space="preserve"> (Gemini 2026)</w:t>
+      </w:r>
+      <w:r>
+        <w:t>.</w:t>
+      </w:r>
+      <w:r>
+        <w:t xml:space="preserve"> Tham nhũng và độc quyền là hai vấn đề của mô hình c</w:t>
+      </w:r>
+      <w:r>
+        <w:t>haebol</w:t>
+      </w:r>
+      <w:r>
+        <w:t xml:space="preserve"> nhưng cần lưu ý một vấn đề khác là một c</w:t>
+      </w:r>
+      <w:r>
+        <w:t>haebol</w:t>
+      </w:r>
+      <w:r>
+        <w:t xml:space="preserve"> thư</w:t>
+      </w:r>
+      <w:r>
+        <w:t>ờ</w:t>
+      </w:r>
+      <w:r>
+        <w:t>ng kinh doanh đa ngành ngh</w:t>
+      </w:r>
+      <w:r>
+        <w:t>ề</w:t>
+      </w:r>
+      <w:r>
+        <w:t xml:space="preserve"> với cả một </w:t>
+      </w:r>
+      <w:r>
+        <w:rPr>
+          <w:i/>
+        </w:rPr>
+        <w:t>hệ sinh thái</w:t>
+      </w:r>
+      <w:r>
+        <w:t xml:space="preserve"> nên tác động dây chuyền rất lớn, trong khi đó k</w:t>
+      </w:r>
+      <w:r>
+        <w:t>eiretsu</w:t>
+      </w:r>
+      <w:r>
+        <w:t xml:space="preserve"> tuy có hai trường hợp với </w:t>
+      </w:r>
+      <w:r>
+        <w:rPr>
+          <w:i/>
+        </w:rPr>
+        <w:t>keiretsu ngang</w:t>
+      </w:r>
+      <w:r>
+        <w:t xml:space="preserve"> với nhiều công ty đa ngành và </w:t>
+      </w:r>
+      <w:r>
+        <w:rPr>
+          <w:i/>
+        </w:rPr>
+        <w:t>keiretsu dọc</w:t>
+      </w:r>
+      <w:r>
+        <w:t xml:space="preserve"> với công ty đầu tàu kéo theo một loạt công ty </w:t>
+      </w:r>
+      <w:r>
+        <w:t>hỗ</w:t>
+      </w:r>
+      <w:r>
+        <w:t xml:space="preserve"> trợ</w:t>
+      </w:r>
+      <w:r>
+        <w:t xml:space="preserve"> </w:t>
+      </w:r>
+      <w:r>
+        <w:t>/</w:t>
+      </w:r>
+      <w:r>
+        <w:t xml:space="preserve"> cung ứng </w:t>
+      </w:r>
+      <w:r>
+        <w:t>nhưng ngay với k</w:t>
+      </w:r>
+      <w:r>
+        <w:t>eiretsu</w:t>
+      </w:r>
+      <w:r>
+        <w:t xml:space="preserve"> dọc, các công ty vẫn có sự độc lập tương đối</w:t>
+      </w:r>
+      <w:r>
+        <w:t xml:space="preserve"> nên rủi ro được phân tán không kéo theo cả hệ thống</w:t>
+      </w:r>
+      <w:r>
+        <w:t>.</w:t>
+      </w:r>
+      <w:r>
+        <w:t xml:space="preserve"> </w:t>
+      </w:r>
+      <w:r>
+        <w:t xml:space="preserve">Ghi chú, chưa đến thập niên 2000 thì thập niên 1990 </w:t>
+      </w:r>
+      <w:r>
+        <w:t>bị</w:t>
+      </w:r>
+      <w:r>
+        <w:t xml:space="preserve"> gọi là thập kỷ mất mát đối với nền kinh tế Nhật Bản – mười năm sau của kỳ tích Hàn Quốc 1980. </w:t>
+      </w:r>
+      <w:r>
+        <w:t xml:space="preserve">Về lý luận, </w:t>
+      </w:r>
+      <w:r>
+        <w:t>giả sử không đề cập tốc độ ra quyết định và lan truyền thi hành chậm</w:t>
+      </w:r>
+      <w:r>
+        <w:t xml:space="preserve"> –</w:t>
+      </w:r>
+      <w:r>
+        <w:t xml:space="preserve"> ngay cả chậm vì </w:t>
+      </w:r>
+      <w:r>
+        <w:t>tầng nấc quản trị</w:t>
+      </w:r>
+      <w:r>
+        <w:t xml:space="preserve"> chứ không phải chậm vì quan liêu</w:t>
+      </w:r>
+      <w:r>
+        <w:t xml:space="preserve">, </w:t>
+      </w:r>
+      <w:r>
+        <w:t>mạng lưới k</w:t>
+      </w:r>
+      <w:r>
+        <w:t>eiretsu</w:t>
+      </w:r>
+      <w:r>
+        <w:t xml:space="preserve"> phù hợp với quan điểm tự do kinh tế</w:t>
+      </w:r>
+      <w:r>
+        <w:t xml:space="preserve"> so với </w:t>
+      </w:r>
+      <w:r>
+        <w:rPr>
+          <w:i/>
+        </w:rPr>
+        <w:t>zaibatsu</w:t>
+      </w:r>
+      <w:r>
+        <w:t>, nhưng mô hình c</w:t>
+      </w:r>
+      <w:r>
+        <w:t>haebol</w:t>
+      </w:r>
+      <w:r>
+        <w:t xml:space="preserve"> rõ ràng mang đến kỳ kích phát triển kinh tế của Hàn Quốc, điều này có thể liên quan đến tinh thần quyết liệt trong kinh doanh cũng như sự chính trực và liêm khiết khi vận hành cả bộ máy phức hợp kinh tế </w:t>
+      </w:r>
+      <w:r>
+        <w:t>&amp;</w:t>
+      </w:r>
+      <w:r>
+        <w:t xml:space="preserve"> chính trị thành một bộ máy tổng thể, do đó Hàn Quốc luôn phải đối mặt với sự tổng hợp này.</w:t>
+      </w:r>
+      <w:r>
+        <w:t xml:space="preserve"> Trong khi đó, </w:t>
+      </w:r>
+      <w:r>
+        <w:rPr>
+          <w:i/>
+        </w:rPr>
+        <w:t>niềm tin</w:t>
+      </w:r>
+      <w:r>
+        <w:t xml:space="preserve"> trong mạng lưới k</w:t>
+      </w:r>
+      <w:r>
+        <w:t>eiretsu</w:t>
+      </w:r>
+      <w:r>
+        <w:t xml:space="preserve"> là một dạng tài sản cực kỳ quý giá</w:t>
+      </w:r>
+      <w:r>
+        <w:t xml:space="preserve"> </w:t>
+      </w:r>
+      <w:r>
+        <w:t>vì sở hữu chéo nếu không hiệu quả thì hết sức nguy hại</w:t>
+      </w:r>
+      <w:r>
+        <w:t xml:space="preserve"> và xác suất hiệu quả thấp hơn xác suất nguy hại</w:t>
+      </w:r>
+      <w:r>
+        <w:t>, mà gần đây (2025), nếu k</w:t>
+      </w:r>
+      <w:r>
+        <w:t>eiretsu</w:t>
+      </w:r>
+      <w:r>
+        <w:t xml:space="preserve"> tái sinh trở lại</w:t>
+      </w:r>
+      <w:r>
+        <w:t xml:space="preserve"> với liên minh linh hoạt</w:t>
+      </w:r>
+      <w:r>
+        <w:t>,</w:t>
+      </w:r>
+      <w:r>
+        <w:t xml:space="preserve"> hy vọng mang đến thành công mới cho Nhật Bản.</w:t>
+      </w:r>
+      <w:r>
+        <w:t xml:space="preserve"> </w:t>
+      </w:r>
+      <w:r>
+        <w:t>Ghi chú, sở hữu chéo (</w:t>
+      </w:r>
+      <w:r>
+        <w:rPr>
+          <w:i/>
+        </w:rPr>
+        <w:t>cross-ownership</w:t>
+      </w:r>
+      <w:r>
+        <w:t xml:space="preserve">) là sở hữu lẫn nhau giữa các doanh nghiệp, ví dụ công ty A có cổ phần của công ty B và công ty B cũng có cổ phần của công ty A. </w:t>
+      </w:r>
+      <w:r>
+        <w:t>Tôn Tử binh pháp dạy rằng, ta đông hơn địch chưa hẳn quân số của ta nhiều hơn mà là vì ta tập trung binh lực vào nơi mà địch lơi lỏng nên gây ra trạng thái tạm thời rằng ta đông hơn địch, đây là yếu tố sức mạnh của sự tập trung, từ sự điều phối chứ không phải từ sự trang bị</w:t>
+      </w:r>
+      <w:r>
+        <w:t>, nhưng nếu như ta không tận dụng trạng thái “đông hơn” tạm thời này thì cơ hội trôi qua</w:t>
+      </w:r>
+      <w:r>
+        <w:t>, và mô h</w:t>
+      </w:r>
+      <w:r>
+        <w:t>ì</w:t>
+      </w:r>
+      <w:r>
+        <w:t xml:space="preserve">nh chaebol tập </w:t>
+      </w:r>
+      <w:r>
+        <w:lastRenderedPageBreak/>
+        <w:t>trung “binh lực” có nguyên do.</w:t>
+      </w:r>
+      <w:r>
+        <w:t xml:space="preserve"> Võ công Nhật Bản đứng đầu châu Á</w:t>
+      </w:r>
+      <w:r>
+        <w:t xml:space="preserve">, tất nhiên cũng hiểu điều này, </w:t>
+      </w:r>
+      <w:r>
+        <w:t>nhưng mô hình</w:t>
+      </w:r>
+      <w:r>
+        <w:rPr>
+          <w:i/>
+        </w:rPr>
+        <w:t xml:space="preserve"> </w:t>
+      </w:r>
+      <w:r>
+        <w:t>keiretsu</w:t>
+      </w:r>
+      <w:r>
+        <w:t xml:space="preserve"> cẩn trọng ổn định cũng có nguyên do.</w:t>
+      </w:r>
+      <w:r>
+        <w:t xml:space="preserve"> </w:t>
+      </w:r>
+      <w:r>
+        <w:t xml:space="preserve">Nguyên lý ta thắng địch do địch và địch thắng ta do ta, chỉ cần ta ở thế bất bại thì sẽ có khả năng thắng địch [Tôn Tử binh pháp], chiếm lĩnh thị trường </w:t>
+      </w:r>
+      <w:r>
+        <w:t>bằng</w:t>
+      </w:r>
+      <w:r>
+        <w:t xml:space="preserve"> sự ổn định bền vững đến từ nguyên lý này. </w:t>
+      </w:r>
+      <w:r>
+        <w:t xml:space="preserve">Mô hình tích lũy của Đài Loan Trung Quốc thuộc hệ phân tán nhưng lỏng lẻo hơn cả </w:t>
+      </w:r>
+      <w:r>
+        <w:t>keiretsu</w:t>
+      </w:r>
+      <w:r>
+        <w:t xml:space="preserve">, theo đó nền kinh tế Đài Loan Trung Quốc dựa trên mạng lưới các </w:t>
+      </w:r>
+      <w:r>
+        <w:rPr>
+          <w:i/>
+        </w:rPr>
+        <w:t>doanh nghiệp vừa &amp; nhỏ</w:t>
+      </w:r>
+      <w:r>
+        <w:t xml:space="preserve"> (SMEs), thực chất là một </w:t>
+      </w:r>
+      <w:r>
+        <w:rPr>
+          <w:i/>
+        </w:rPr>
+        <w:t>vườn ươm công nghệ</w:t>
+      </w:r>
+      <w:r>
+        <w:t>, trong đó mỗi doanh nghiệp vừa &amp; nhỏ (</w:t>
+      </w:r>
+      <w:r>
+        <w:rPr>
+          <w:i/>
+        </w:rPr>
+        <w:t>SME</w:t>
+      </w:r>
+      <w:r>
+        <w:t xml:space="preserve">) được phát triển từ các dự án của </w:t>
+      </w:r>
+      <w:r>
+        <w:t>Viện Nghiên cứu Công nghệ Công nghiệp (ITRI)</w:t>
+      </w:r>
+      <w:r>
+        <w:t xml:space="preserve"> (Gemini 2026)</w:t>
+      </w:r>
+      <w:r>
+        <w:t xml:space="preserve">. Cụ thể, </w:t>
+      </w:r>
+      <w:r>
+        <w:t>ITRI</w:t>
+      </w:r>
+      <w:r>
+        <w:t xml:space="preserve"> là tổ chức phi lợi nhuận thành lập năm 1973 được tài trợ bởi chính phủ, chuyên nghiên cứu &amp; phát triển (R&amp;D) những dự án đặc biệt </w:t>
+      </w:r>
+      <w:r>
+        <w:t xml:space="preserve">trong lĩnh vực </w:t>
+      </w:r>
+      <w:r>
+        <w:t xml:space="preserve">công nghệ – công nghệ cao như </w:t>
+      </w:r>
+      <w:r>
+        <w:t>bán dẫn, điện tử và sản xuất thông minh</w:t>
+      </w:r>
+      <w:r>
+        <w:t xml:space="preserve"> và sau khi mỗi dự án thành công nhất định, </w:t>
+      </w:r>
+      <w:r>
+        <w:t>ITRI</w:t>
+      </w:r>
+      <w:r>
+        <w:t xml:space="preserve"> sẽ chuyển giao hay cho phép đơn vị tham gia tách thành doanh nghiệp SME</w:t>
+      </w:r>
+      <w:r>
+        <w:t xml:space="preserve"> tung sản phẩm vào thị trường</w:t>
+      </w:r>
+      <w:r>
+        <w:t xml:space="preserve"> </w:t>
+      </w:r>
+      <w:r>
+        <w:t xml:space="preserve">(transfer, </w:t>
+      </w:r>
+      <w:r>
+        <w:rPr>
+          <w:i/>
+        </w:rPr>
+        <w:t>spin-off</w:t>
+      </w:r>
+      <w:r>
+        <w:t xml:space="preserve">) </w:t>
+      </w:r>
+      <w:r>
+        <w:t>(Google AI 2026)</w:t>
+      </w:r>
+      <w:r>
+        <w:t>. Các doanh nghiệp SME sẽ lớn mạnh thành tập đoàn toàn cầu như TSMC hoặc ít nhất nắm giữ một mắt xích quan trọng của chuỗi cung ứng toàn cầu</w:t>
+      </w:r>
+      <w:r>
+        <w:t xml:space="preserve"> (Google AI 2026)</w:t>
+      </w:r>
+      <w:r>
+        <w:t xml:space="preserve">, đây là ưu điểm cốt lõi của </w:t>
+      </w:r>
+      <w:r>
+        <w:rPr>
+          <w:i/>
+        </w:rPr>
+        <w:t>mô hình vườn ươm</w:t>
+      </w:r>
+      <w:r>
+        <w:t xml:space="preserve"> Đài Loan Trung Quốc</w:t>
+      </w:r>
+      <w:r>
+        <w:t xml:space="preserve">, rất phù hợp với quy mô nền kinh tế vừa phải về dân số quy tụ thành tương tự một khu công nghệ cao hay khu thương mại tự do nhưng có thể gặp vấn đề khi mở rộng bởi hai lý do sau: 1) </w:t>
+      </w:r>
+      <w:r>
+        <w:t>ITRI</w:t>
+      </w:r>
+      <w:r>
+        <w:t xml:space="preserve"> quá tải với quy mô kinh tế </w:t>
+      </w:r>
+      <w:r>
+        <w:t xml:space="preserve">mở rộng </w:t>
+      </w:r>
+      <w:r>
+        <w:t xml:space="preserve">hoặc ưu điểm “trăm hoa đua nở” suy giảm, còn nếu như để mỗi doanh nghiệp tự nghiên cứu &amp; phát triển riêng thì ưu điểm điều phối &amp; định hướng của </w:t>
+      </w:r>
+      <w:r>
+        <w:t>ITRI</w:t>
+      </w:r>
+      <w:r>
+        <w:t xml:space="preserve"> </w:t>
+      </w:r>
+      <w:r>
+        <w:t>không còn như lúc đầu, 2) mô hình vườn ươm bám chặt vào chuỗi cung ứng toàn cầu bằng năng lực nội sinh nên phải song hành nghịch biến với sự linh hoạt, do đó có khả năng bị ảnh hưởng bởi biến động thị trường toàn</w:t>
+      </w:r>
+      <w:r>
+        <w:t xml:space="preserve"> cầu</w:t>
+      </w:r>
+      <w:r>
+        <w:t>. Để dễ suy nghĩ và lập luận, ta hãy tham khảo Gemini 2026 so sánh mô hình vườn ươm Đài Loan Trung Quốc và mô hình chaebol Hàn Quốc như sau: 1) thế mạnh vườn ươm là thích ứng nhanh và thế mạnh chaebol là năng lực tài chính lớn và thương hiệu, 2) rủi ro của</w:t>
+      </w:r>
+      <w:r>
+        <w:t xml:space="preserve"> </w:t>
+      </w:r>
+      <w:r>
+        <w:t>vườn ươm là khó huy động vốn lớn</w:t>
+      </w:r>
+      <w:r>
+        <w:t xml:space="preserve"> (vì phân tán như </w:t>
+      </w:r>
+      <w:r>
+        <w:t>keiretsu</w:t>
+      </w:r>
+      <w:r>
+        <w:t xml:space="preserve"> nhưng không liên kết cực kỳ chặt chẽ như </w:t>
+      </w:r>
+      <w:r>
+        <w:t>keiretsu</w:t>
+      </w:r>
+      <w:r>
+        <w:t>) và rủi ro của chaebol là độc quyền và tham nhũng, 3) vườn ươm phân phối thu nhập công bằng hơn trong khi chaebol gây khoảng giàu nghèo hơn</w:t>
+      </w:r>
+      <w:r>
+        <w:t xml:space="preserve"> </w:t>
+      </w:r>
+      <w:r>
+        <w:t>nhưng tích lũy vốn có thể</w:t>
+      </w:r>
+      <w:r>
+        <w:t xml:space="preserve"> nhanh hơn</w:t>
+      </w:r>
+      <w:r>
+        <w:t>.</w:t>
+      </w:r>
+      <w:r>
+        <w:t xml:space="preserve"> Tuy nhiên, về lý luận, mô hình vườn ươm tiên tiến nhất</w:t>
+      </w:r>
+      <w:r>
+        <w:t>, phù hợp nhất với quan điểm tự do kinh tế</w:t>
+      </w:r>
+      <w:r>
+        <w:t>, và chưa chắc bị giới hạn bởi quy mô nền kinh tế</w:t>
+      </w:r>
+      <w:r>
+        <w:t>, chưa hẳn bởi vì quy mô nền kinh tế Đài Loan Trung Quốc không hề nhỏ, GDP danh nghĩa năm 2025 đạt khoảng 971 – 972 tỷ USD với tăng trưởng 8.63% năm 2025</w:t>
+      </w:r>
+      <w:r>
+        <w:t xml:space="preserve"> đứng thứ 22 thế giới, GDP bình quân đầu người năm 2025 đạt 39,000 – 42,103 USD đứng thứ 4 Đông Á vượt qua Hàn Quốc và Nhật Bản</w:t>
+      </w:r>
+      <w:r>
+        <w:t xml:space="preserve">, có thể lọt vào </w:t>
+      </w:r>
+      <w:r>
+        <w:t>nhóm</w:t>
+      </w:r>
+      <w:r>
+        <w:t xml:space="preserve"> 5 quốc gia/vùng lãnh thổ giàu nhất thế giới</w:t>
+      </w:r>
+      <w:r>
+        <w:t xml:space="preserve">, mà bởi vì mô hình </w:t>
+      </w:r>
+      <w:r>
+        <w:t>keiretsu</w:t>
+      </w:r>
+      <w:r>
+        <w:t xml:space="preserve"> chuyển từ </w:t>
+      </w:r>
+      <w:r>
+        <w:t>keiretsu</w:t>
+      </w:r>
+      <w:r>
+        <w:t xml:space="preserve"> truyền thống sang </w:t>
+      </w:r>
+      <w:r>
+        <w:rPr>
+          <w:i/>
+        </w:rPr>
+        <w:t>liên minh linh hoạt</w:t>
+      </w:r>
+      <w:r>
+        <w:t xml:space="preserve"> (s</w:t>
+      </w:r>
+      <w:r>
+        <w:t xml:space="preserve">trategic </w:t>
+      </w:r>
+      <w:r>
+        <w:t>a</w:t>
+      </w:r>
+      <w:r>
+        <w:t>lliance</w:t>
+      </w:r>
+      <w:r>
+        <w:t>, flexible alliance</w:t>
+      </w:r>
+      <w:r>
+        <w:t>) để giải quyết những vấn đề như</w:t>
+      </w:r>
+      <w:r>
+        <w:t xml:space="preserve"> (Gemini 2026)</w:t>
+      </w:r>
+      <w:r>
+        <w:t>: 1) thích ứng với sự thay đổi nhanh của toàn cầu hóa mà những ràng</w:t>
+      </w:r>
+      <w:r>
+        <w:t xml:space="preserve"> buộc trong </w:t>
+      </w:r>
+      <w:r>
+        <w:t>keiretsu</w:t>
+      </w:r>
+      <w:r>
+        <w:t xml:space="preserve"> cản trở sự thích ứng,</w:t>
+      </w:r>
+      <w:r>
+        <w:t xml:space="preserve"> 2) </w:t>
+      </w:r>
+      <w:r>
+        <w:t>keiretsu</w:t>
+      </w:r>
+      <w:r>
+        <w:t xml:space="preserve"> khép kín nên hưởng lợi ít từ quá trình đấu thầu khi mua sắm hay đầu tư, 3) sở hữu chéo mặc dù có nhiều rủi ro nhưng có mục tiêu là đặt tin cậy </w:t>
+      </w:r>
+      <w:r>
+        <w:t xml:space="preserve">nội bộ </w:t>
+      </w:r>
+      <w:r>
+        <w:t xml:space="preserve">lẫn nhau nhằm ngăn chặn sự thâu tóm từ bên ngoài, nay gặp áp lực tài chính quốc tế lẫn ảnh hưởng cực lớn của các tập đoàn đặc biệt tập đoàn công nghệ </w:t>
+      </w:r>
+      <w:r>
+        <w:t>đa quốc gia</w:t>
+      </w:r>
+      <w:r>
+        <w:t xml:space="preserve"> như Google, Apple</w:t>
+      </w:r>
+      <w:r>
+        <w:t>, Tesla</w:t>
+      </w:r>
+      <w:r>
+        <w:t>.</w:t>
+      </w:r>
+      <w:r>
+        <w:t xml:space="preserve"> Do đó liên minh linh hoạt cốt lõi là làm lỏng lẻo sự </w:t>
+      </w:r>
+      <w:r>
+        <w:t>cố</w:t>
+      </w:r>
+      <w:r>
+        <w:t xml:space="preserve"> kết giữa các công ty trong cùng mạng lưới (</w:t>
+      </w:r>
+      <w:r>
+        <w:t>keiretsu</w:t>
+      </w:r>
+      <w:r>
+        <w:t xml:space="preserve">) </w:t>
+      </w:r>
+      <w:r>
+        <w:t>để đạt</w:t>
+      </w:r>
+      <w:r>
+        <w:t xml:space="preserve"> tính linh hoạt như hợp tác theo dự án, </w:t>
+      </w:r>
+      <w:r>
+        <w:t xml:space="preserve">hợp tác ngắn hạn, </w:t>
+      </w:r>
+      <w:r>
+        <w:t xml:space="preserve">hợp tác với đối thủ, </w:t>
+      </w:r>
+      <w:r>
+        <w:t xml:space="preserve">chiếm lĩnh thị trường, giảm sở hữu chéo, không cần đến ngân hàng trung tâm, </w:t>
+      </w:r>
+      <w:r>
+        <w:t xml:space="preserve">giảm tầng nấc quản trị, </w:t>
+      </w:r>
+      <w:r>
+        <w:t xml:space="preserve">ngay cả hai </w:t>
+      </w:r>
+      <w:r>
+        <w:t>keiretsu</w:t>
+      </w:r>
+      <w:r>
+        <w:t xml:space="preserve"> (mạng lưới) hoàn toàn có thể bắt tay nhau. </w:t>
+      </w:r>
+      <w:r>
+        <w:t xml:space="preserve">Ghi chú, Nhật Bản bắt đầu triển khai liên minh linh hoạt từ thập niên 2000 sau </w:t>
+      </w:r>
+      <w:r>
+        <w:t>khủng hoảng tài chính châu Á 1997</w:t>
+      </w:r>
+      <w:r>
+        <w:t xml:space="preserve"> và gần đây (2025) có một số thông tin đáng chú ý như t</w:t>
+      </w:r>
+      <w:r>
+        <w:t xml:space="preserve">ập đoàn Renault </w:t>
+      </w:r>
+      <w:r>
+        <w:t xml:space="preserve">(Pháp) </w:t>
+      </w:r>
+      <w:r>
+        <w:t xml:space="preserve">và </w:t>
+      </w:r>
+      <w:r>
+        <w:t xml:space="preserve">tập đoàn </w:t>
+      </w:r>
+      <w:r>
+        <w:t xml:space="preserve">Nissan Motor </w:t>
+      </w:r>
+      <w:r>
+        <w:t>(Nhật Bản) t</w:t>
+      </w:r>
+      <w:r>
+        <w:t>hiết lập lại liên minh toàn cầu</w:t>
+      </w:r>
+      <w:r>
+        <w:t xml:space="preserve"> vào năm 2023</w:t>
+      </w:r>
+      <w:r>
+        <w:t>.</w:t>
+      </w:r>
+      <w:r>
+        <w:t xml:space="preserve"> </w:t>
+      </w:r>
+      <w:r>
+        <w:t xml:space="preserve">Liên minh </w:t>
+      </w:r>
+      <w:r>
+        <w:t xml:space="preserve">linh hoạt </w:t>
+      </w:r>
+      <w:r>
+        <w:t>khắc phục nhược điểm nghiêng về phòng thủ trước ý chí tấn công của chaebol mà vẫn bảo đảm đặc tính tự do của thị trường. Mô hình liên minh linh hoạt tuy cũng khác với mô hình vườn ươm nhưng cùng hệ phân tán</w:t>
+      </w:r>
+      <w:r>
+        <w:t xml:space="preserve"> và rõ ràng, liên minh linh hoạt hay </w:t>
+      </w:r>
+      <w:r>
+        <w:rPr>
+          <w:i/>
+        </w:rPr>
+        <w:t>liên minh chiến lược</w:t>
+      </w:r>
+      <w:r>
+        <w:t xml:space="preserve"> hay </w:t>
+      </w:r>
+      <w:r>
+        <w:rPr>
+          <w:i/>
+        </w:rPr>
+        <w:t>liên minh toàn cầu</w:t>
+      </w:r>
+      <w:r>
+        <w:t xml:space="preserve"> phản ánh </w:t>
+      </w:r>
+      <w:r>
+        <w:lastRenderedPageBreak/>
+        <w:t xml:space="preserve">hình thức </w:t>
+      </w:r>
+      <w:r>
+        <w:rPr>
+          <w:i/>
+        </w:rPr>
+        <w:t>sáp nhập</w:t>
+      </w:r>
+      <w:r>
+        <w:t xml:space="preserve"> </w:t>
+      </w:r>
+      <w:r>
+        <w:t xml:space="preserve">(merger) </w:t>
+      </w:r>
+      <w:r>
+        <w:t>diễn ra thường xuyên giữa các tập đoàn công nghệ lớn</w:t>
+      </w:r>
+      <w:r>
+        <w:t xml:space="preserve"> và sự sáp nhập này không khác bao nhiêu sự bám chặt vào chuỗi cung ứng toàn cầu của mô hình vườn ươm, có khác chăng là ở quy mô rất lớn</w:t>
+      </w:r>
+      <w:r>
+        <w:t xml:space="preserve"> với </w:t>
+      </w:r>
+      <w:r>
+        <w:t>liên minh toàn cầu</w:t>
+      </w:r>
+      <w:r>
+        <w:t>.</w:t>
+      </w:r>
+      <w:r>
+        <w:t xml:space="preserve"> </w:t>
+      </w:r>
+      <w:r>
+        <w:t xml:space="preserve">TSMC là tập đoàn </w:t>
+      </w:r>
+      <w:r>
+        <w:t>toàn cầu</w:t>
+      </w:r>
+      <w:r>
+        <w:t xml:space="preserve"> của Đài Loan Trung Quốc và Đài Loan Trung Quốc còn nhiều công ty </w:t>
+      </w:r>
+      <w:r>
+        <w:t>“</w:t>
+      </w:r>
+      <w:r>
+        <w:t>yết hầu</w:t>
+      </w:r>
+      <w:r>
+        <w:t>”</w:t>
+      </w:r>
+      <w:r>
+        <w:t xml:space="preserve"> của chuỗi cung ứng toàn cầu, tập trung vào nh</w:t>
+      </w:r>
+      <w:r>
+        <w:t>ữ</w:t>
+      </w:r>
+      <w:r>
+        <w:t>ng phân khúc</w:t>
+      </w:r>
+      <w:r>
+        <w:t>,</w:t>
+      </w:r>
+      <w:r>
+        <w:t xml:space="preserve"> những công đoạn quan trọng </w:t>
+      </w:r>
+      <w:r>
+        <w:t>trong quá trình sản xuất</w:t>
+      </w:r>
+      <w:r>
+        <w:t xml:space="preserve"> một sản phẩm hoàn chỉnh </w:t>
+      </w:r>
+      <w:r>
+        <w:t>(Gemini 2026)</w:t>
+      </w:r>
+      <w:r>
+        <w:t xml:space="preserve">. </w:t>
+      </w:r>
+      <w:r>
+        <w:t xml:space="preserve">Ghi chú, kinh tế Đài Loan Trung Quốc cất cánh vào thập niên 1960 và trở thành một trong bốn con </w:t>
+      </w:r>
+      <w:proofErr w:type="gramStart"/>
+      <w:r>
+        <w:t>rồng  châu</w:t>
+      </w:r>
+      <w:proofErr w:type="gramEnd"/>
+      <w:r>
+        <w:t xml:space="preserve"> Á vào thập niên 1980, gần như đồng thời với Hàn Quốc</w:t>
+      </w:r>
+      <w:r>
+        <w:t xml:space="preserve">, và bốn con rồng </w:t>
+      </w:r>
+      <w:r>
+        <w:t xml:space="preserve">(hổ) </w:t>
+      </w:r>
+      <w:r>
+        <w:t xml:space="preserve">châu Á từ thập niên 1960 đến thập niên 1980 </w:t>
+      </w:r>
+      <w:r>
+        <w:t>gồm</w:t>
+      </w:r>
+      <w:r>
+        <w:t xml:space="preserve"> </w:t>
+      </w:r>
+      <w:r>
+        <w:t>Hàn Quốc, Singapore, Đài Loan Trung Quốc, và Hồng Kông Trung Quốc</w:t>
+      </w:r>
+      <w:r>
+        <w:t xml:space="preserve">. </w:t>
+      </w:r>
+      <w:r>
+        <w:t xml:space="preserve">Với mô hình dọc mà sự tập trung chủ đạo từ chính phủ đến chaebol thì mô hình chaebol khó mà sáp nhập với tập đoàn </w:t>
+      </w:r>
+      <w:r>
+        <w:t>toàn cầu</w:t>
+      </w:r>
+      <w:r>
+        <w:t xml:space="preserve"> </w:t>
+      </w:r>
+      <w:r>
+        <w:t xml:space="preserve">(2026) </w:t>
+      </w:r>
+      <w:r>
+        <w:t>khi chaebol vừa là tài sản quý của quốc gia vừa là niềm tự hào dân tộ</w:t>
+      </w:r>
+      <w:r>
+        <w:t xml:space="preserve">c, và </w:t>
+      </w:r>
+      <w:r>
+        <w:t xml:space="preserve">Hàn Quốc sẽ </w:t>
+      </w:r>
+      <w:r>
+        <w:t xml:space="preserve">còn </w:t>
+      </w:r>
+      <w:r>
+        <w:t xml:space="preserve">đối </w:t>
+      </w:r>
+      <w:r>
+        <w:t xml:space="preserve">phó </w:t>
+      </w:r>
+      <w:r>
+        <w:t xml:space="preserve">với sự tấn công từ các tập đoàn </w:t>
+      </w:r>
+      <w:r>
+        <w:t>đa quốc gia</w:t>
+      </w:r>
+      <w:r>
+        <w:t xml:space="preserve"> </w:t>
+      </w:r>
+      <w:r>
+        <w:t>đặc biệt khi toàn cầu hóa quay trở lại</w:t>
+      </w:r>
+      <w:r>
+        <w:t>, chaebol vĩnh viễn xoay vần trong cuộc chiến toàn cầu nếu không bắt tay với đối thủ</w:t>
+      </w:r>
+      <w:r>
+        <w:t>, mặc dù có thể là cái giá của sự tráng kiện</w:t>
+      </w:r>
+      <w:r>
+        <w:t>.</w:t>
+      </w:r>
+      <w:r>
+        <w:t xml:space="preserve"> Mô hình sản xuất của Trung Quốc dường như nghiêng về mô hình tập trung như mô hình chaebol của Hàn Quốc, theo Gemini 2026, </w:t>
+      </w:r>
+      <w:r>
+        <w:t>“</w:t>
+      </w:r>
+      <w:r>
+        <w:t xml:space="preserve">là sự kết hợp giữa quyền lực tập trung </w:t>
+      </w:r>
+      <w:r>
+        <w:t xml:space="preserve">của </w:t>
+      </w:r>
+      <w:r>
+        <w:t>nhà nước và sự năng động của thị trường</w:t>
+      </w:r>
+      <w:r>
+        <w:t>”</w:t>
+      </w:r>
+      <w:r>
+        <w:t xml:space="preserve">, được gọi là </w:t>
+      </w:r>
+      <w:r>
+        <w:rPr>
+          <w:i/>
+        </w:rPr>
+        <w:t xml:space="preserve">mô hình </w:t>
+      </w:r>
+      <w:r>
+        <w:t>[</w:t>
+      </w:r>
+      <w:r>
+        <w:rPr>
+          <w:i/>
+        </w:rPr>
+        <w:t>sản xuất</w:t>
+      </w:r>
+      <w:r>
+        <w:t>]</w:t>
+      </w:r>
+      <w:r>
+        <w:rPr>
+          <w:i/>
+        </w:rPr>
+        <w:t xml:space="preserve"> tư bản nhà nước</w:t>
+      </w:r>
+      <w:r>
+        <w:t xml:space="preserve"> (s</w:t>
+      </w:r>
+      <w:r>
+        <w:t xml:space="preserve">tate </w:t>
+      </w:r>
+      <w:r>
+        <w:t>c</w:t>
+      </w:r>
+      <w:r>
+        <w:t>apitalism</w:t>
+      </w:r>
+      <w:r>
+        <w:t>)</w:t>
+      </w:r>
+      <w:r>
+        <w:t>, theo đó, quyền lực nhà nước thể hiện ở các tập đoàn nhà nước và sự năng động của thị trường thể hiện ở các tập đoàn tư nhân</w:t>
+      </w:r>
+      <w:r>
+        <w:t xml:space="preserve"> (</w:t>
+      </w:r>
+      <w:r>
+        <w:rPr>
+          <w:i/>
+        </w:rPr>
+        <w:t>private tech giants</w:t>
+      </w:r>
+      <w:r>
+        <w:t>)</w:t>
+      </w:r>
+      <w:r>
+        <w:t>, trong đó, tập đoàn nhà nước</w:t>
+      </w:r>
+      <w:r>
+        <w:t xml:space="preserve"> </w:t>
+      </w:r>
+      <w:r>
+        <w:t>(</w:t>
+      </w:r>
+      <w:r>
+        <w:rPr>
+          <w:i/>
+        </w:rPr>
+        <w:t>SOEs</w:t>
+      </w:r>
+      <w:r>
+        <w:t xml:space="preserve">) </w:t>
+      </w:r>
+      <w:r>
+        <w:t>có nhiệm vụ phát triển cơ sở hạ tầng (đường sắt</w:t>
+      </w:r>
+      <w:r>
+        <w:t>, vận tải,</w:t>
+      </w:r>
+      <w:r>
+        <w:t>…), đẩy mạnh dịch vụ công (viễn thông</w:t>
+      </w:r>
+      <w:r>
+        <w:t>, năng lượng,</w:t>
+      </w:r>
+      <w:r>
+        <w:t>…) và định hướng chiến lượ</w:t>
+      </w:r>
+      <w:r>
+        <w:t>c</w:t>
+      </w:r>
+      <w:r>
+        <w:t>,</w:t>
+      </w:r>
+      <w:r>
+        <w:t xml:space="preserve"> </w:t>
+      </w:r>
+      <w:r>
+        <w:t>trong khi</w:t>
+      </w:r>
+      <w:r>
+        <w:t xml:space="preserve"> </w:t>
+      </w:r>
+      <w:r>
+        <w:t>tập đoàn tư nhân tung sản phẩm ra thị trường và cạnh tranh quốc tế.</w:t>
+      </w:r>
+      <w:r>
+        <w:t xml:space="preserve"> Tuy nhiên tập đoàn tư nhân Trung Quốc không phải chaebol Hàn Quốc vì quyền lực chính phủ tác động nhiều lên tập đoàn nhà nước. Như vậy </w:t>
+      </w:r>
+      <w:r>
+        <w:t>mô hình tư bản nhà nước</w:t>
+      </w:r>
+      <w:r>
+        <w:t xml:space="preserve"> cân bằng giữa chaebol và</w:t>
+      </w:r>
+      <w:r>
+        <w:t xml:space="preserve"> </w:t>
+      </w:r>
+      <w:r>
+        <w:t>keiretsu</w:t>
+      </w:r>
+      <w:r>
+        <w:t>, có tính chất phân tán nhất định trong hệ thống chính trị trung ương tập quyền.</w:t>
+      </w:r>
+      <w:r>
+        <w:t xml:space="preserve"> Nhiều phát minh công nghệ nở rộ ở Trung Quốc từ thập niên 2000 do tính chất phân tán này</w:t>
+      </w:r>
+      <w:r>
+        <w:t>.</w:t>
+      </w:r>
+      <w:r>
+        <w:t xml:space="preserve"> Ngoài ra, Trung Quốc còn có một số chính sách bổ trợ </w:t>
+      </w:r>
+      <w:r>
+        <w:t>mô hình [sản xuất] tư bản nhà nước</w:t>
+      </w:r>
+      <w:r>
+        <w:t xml:space="preserve"> gần với mô hình chaebol</w:t>
+      </w:r>
+      <w:r>
+        <w:t xml:space="preserve"> như</w:t>
+      </w:r>
+      <w:r>
+        <w:t xml:space="preserve"> (Gemini 2026)</w:t>
+      </w:r>
+      <w:r>
+        <w:t>: 1) bắt buộc các công ty nước ngoài FDI phải chuyển giao công nghệ khi đầu tư vào Trung Quốc để ngay từ đầu đã có thể đặt nền móng vượt lên chuỗi công nghiệp phụ trợ, 2) sức mạnh chính trị và xã hội chặn một số dịch vụ quốc tế để ép doanh nghiệp trong nước phát triển sản phẩm thay thế</w:t>
+      </w:r>
+      <w:r>
+        <w:t>, 3) các địa phương</w:t>
+      </w:r>
+      <w:r>
+        <w:t>/đặc khu</w:t>
+      </w:r>
+      <w:r>
+        <w:t xml:space="preserve"> như các chaebol cạnh tranh lẫn nhau</w:t>
+      </w:r>
+      <w:r>
+        <w:t xml:space="preserve"> để giành được nguồn vốn</w:t>
+      </w:r>
+      <w:r>
+        <w:t xml:space="preserve"> (Thâm Quyến, Thượng Hải, Hàng Châu…)</w:t>
+      </w:r>
+      <w:r>
+        <w:t>.</w:t>
+      </w:r>
+      <w:r>
+        <w:t xml:space="preserve"> Ghi chú, kinh tế Trung Quốc phát triển từ thập niên 1980 và bùng nổ vào thập niên 2000</w:t>
+      </w:r>
+      <w:r>
+        <w:t>, GDP danh nghĩa năm 2025 của Trung Quốc đạt 18,</w:t>
+      </w:r>
+      <w:r>
+        <w:t xml:space="preserve">000 </w:t>
+      </w:r>
+      <w:r>
+        <w:t xml:space="preserve">– </w:t>
+      </w:r>
+      <w:r>
+        <w:t>20</w:t>
+      </w:r>
+      <w:r>
+        <w:t>,</w:t>
+      </w:r>
+      <w:r>
+        <w:t>000 tỷ USD</w:t>
+      </w:r>
+      <w:r>
+        <w:t xml:space="preserve"> giữ vững vị trí thứ hai thế giới</w:t>
+      </w:r>
+      <w:r>
+        <w:t>.</w:t>
+      </w:r>
+      <w:r>
+        <w:t xml:space="preserve"> Sức mạnh tập trung của mô hình chaebol </w:t>
+      </w:r>
+      <w:r>
+        <w:t>là chén thuốc đắng</w:t>
+      </w:r>
+      <w:r>
+        <w:t xml:space="preserve"> </w:t>
+      </w:r>
+      <w:r>
+        <w:t>vào thời điểm này (2026) đối vớ</w:t>
+      </w:r>
+      <w:r>
+        <w:t>i</w:t>
+      </w:r>
+      <w:r>
+        <w:t xml:space="preserve"> nh</w:t>
+      </w:r>
+      <w:r>
+        <w:t>ữ</w:t>
+      </w:r>
+      <w:r>
+        <w:t xml:space="preserve">ng nước đang vượt qua bẫy thu nhập trung bình vì lúc mô hình chaebol kích phát vào thập niên 1960 có một số thuận lợi về nhu cầu thị trường và kinh tế </w:t>
+      </w:r>
+      <w:r>
+        <w:t xml:space="preserve">thế giới </w:t>
+      </w:r>
+      <w:r>
+        <w:t>lúc đó chưa cạnh tranh khốc liệt</w:t>
+      </w:r>
+      <w:r>
+        <w:t>,</w:t>
+      </w:r>
+      <w:r>
+        <w:t xml:space="preserve"> chưa toàn cầu hóa ở mức như bây giờ</w:t>
+      </w:r>
+      <w:r>
+        <w:t>,</w:t>
+      </w:r>
+      <w:r>
+        <w:t xml:space="preserve"> như</w:t>
+      </w:r>
+      <w:r>
+        <w:t>ng,</w:t>
+      </w:r>
+      <w:r>
+        <w:t xml:space="preserve"> mô hình </w:t>
+      </w:r>
+      <w:r>
+        <w:t>keiretsu</w:t>
+      </w:r>
+      <w:r>
+        <w:t xml:space="preserve"> </w:t>
+      </w:r>
+      <w:r>
+        <w:t xml:space="preserve">cũng </w:t>
+      </w:r>
+      <w:r>
+        <w:t xml:space="preserve">có nhiều ràng buộc với tinh thần Nhật Bản </w:t>
+      </w:r>
+      <w:r>
+        <w:t>cũng như</w:t>
+      </w:r>
+      <w:r>
+        <w:t xml:space="preserve"> liên minh chiến lược thì quá lớn đối với đa số doanh nghiệp, nên giải pháp phân chia giữa doanh nghiệp tư nhân và doanh nghiệp nhà nước </w:t>
+      </w:r>
+      <w:r>
+        <w:t xml:space="preserve">như Trung Quốc </w:t>
+      </w:r>
+      <w:r>
+        <w:t xml:space="preserve">tương đối khả thi vì dàn trải rủi ro đổi lại với các doanh nghiệp tư nhân có không gian nhất định hình thành </w:t>
+      </w:r>
+      <w:r>
+        <w:t>keiretsu</w:t>
+      </w:r>
+      <w:r>
+        <w:t xml:space="preserve"> dọc có đầu tàu nhưng không có ngân hàng riêng và </w:t>
+      </w:r>
+      <w:r>
+        <w:t>hạn chế tối thiểu</w:t>
+      </w:r>
+      <w:r>
+        <w:t xml:space="preserve"> sở hữu chéo.</w:t>
+      </w:r>
+      <w:r>
+        <w:t xml:space="preserve"> Các doanh nghiệp nhà nước tập trung đầu tư vào cơ sở hạ tầng, năng lượng và dịch vụ công, là cánh tay nối dài của đầu tư chính phủ, cũng như định hướng chiến lược bằng cả chính sách lẫn các dự án </w:t>
+      </w:r>
+      <w:r>
+        <w:t>khởi nghiệp (</w:t>
+      </w:r>
+      <w:r>
+        <w:t>startups</w:t>
+      </w:r>
+      <w:r>
+        <w:t>)</w:t>
+      </w:r>
+      <w:r>
+        <w:t xml:space="preserve"> cho doanh nghiệp nhỏ &amp; vừa (SME) như </w:t>
+      </w:r>
+      <w:r>
+        <w:t>ITRI</w:t>
+      </w:r>
+      <w:r>
+        <w:t xml:space="preserve"> của Đài Loan Trung Quốc</w:t>
+      </w:r>
+      <w:r>
+        <w:t xml:space="preserve">. Điểm khác biệt nhỏ nhưng rõ là </w:t>
+      </w:r>
+      <w:r>
+        <w:rPr>
+          <w:i/>
+        </w:rPr>
+        <w:t>hỗ trợ SME nhiều nhất có thể</w:t>
+      </w:r>
+      <w:r>
+        <w:t>,</w:t>
+      </w:r>
+      <w:r>
+        <w:t xml:space="preserve"> luôn luôn song hành với thương mại toàn quốc</w:t>
+      </w:r>
+      <w:r>
+        <w:t xml:space="preserve"> để chia sẻ rủi ro</w:t>
+      </w:r>
+      <w:r>
+        <w:t>.</w:t>
+      </w:r>
+      <w:r>
+        <w:t xml:space="preserve"> Nói cách khác, phân chia doanh nghiệp nhà nước một cách hợp lý nhất và vốn để đầu tư SME</w:t>
+      </w:r>
+      <w:r>
+        <w:t>s</w:t>
+      </w:r>
+      <w:r>
+        <w:t xml:space="preserve"> </w:t>
+      </w:r>
+      <w:r>
+        <w:t>&amp;</w:t>
+      </w:r>
+      <w:r>
+        <w:t xml:space="preserve"> công nghệ là vốn từ thoái hay cổ phần hóa lúc cần thiết.</w:t>
+      </w:r>
+      <w:r>
+        <w:t xml:space="preserve"> </w:t>
+      </w:r>
+      <w:r>
+        <w:t>M</w:t>
+      </w:r>
+      <w:r>
+        <w:t>ột điểm quan trọng nữa là các doanh nghiệp tư nh</w:t>
+      </w:r>
+      <w:r>
+        <w:t>â</w:t>
+      </w:r>
+      <w:r>
+        <w:t xml:space="preserve">n được </w:t>
+      </w:r>
+      <w:r>
+        <w:t>điều phối</w:t>
+      </w:r>
+      <w:r>
+        <w:t xml:space="preserve"> gần với mô hình chaebol, có định hướng chiến lược </w:t>
+      </w:r>
+      <w:r>
+        <w:t xml:space="preserve">rõ ràng </w:t>
+      </w:r>
+      <w:r>
+        <w:t xml:space="preserve">và hỗ trợ cấp vốn cùng với quy trình kiểm soát hiệu quả. </w:t>
+      </w:r>
+      <w:r>
+        <w:t xml:space="preserve">Nếu doanh nghiệp tư nhân hoạt động </w:t>
+      </w:r>
+      <w:r>
+        <w:lastRenderedPageBreak/>
+        <w:t>hiệu quả thì quy trình kiểm soát hiệu quả là chống độc quyền.</w:t>
+      </w:r>
+      <w:r>
+        <w:t xml:space="preserve"> </w:t>
+      </w:r>
+      <w:r>
+        <w:t xml:space="preserve">Nếu doanh nghiệp nhà nước tập trung vào đầu tư công </w:t>
+      </w:r>
+      <w:r>
+        <w:t>bên cạnh phát triển dự</w:t>
+      </w:r>
+      <w:r>
+        <w:t xml:space="preserve"> án startup</w:t>
+      </w:r>
+      <w:r>
+        <w:t xml:space="preserve"> </w:t>
+      </w:r>
+      <w:r>
+        <w:t>thì quy trình kiểm soát hiệu quả chủ yếu chống tham nhũng.</w:t>
+      </w:r>
+      <w:r>
+        <w:t xml:space="preserve"> </w:t>
+      </w:r>
+      <w:r>
+        <w:t>Ghi chú, “startup” là thuật ngữ chỉ công ty khởi nghiệp.</w:t>
+      </w:r>
+      <w:r>
+        <w:t xml:space="preserve"> </w:t>
+      </w:r>
+      <w:r>
+        <w:t>Một số tập đoàn toàn cầu ngay từ lúc đầu không đi theo nguyên tắc tài chính &amp; kinh doanh gặp nhiều rủi ro mà sau này thành công của họ không thể lý giải ngoài yếu tố sáng tạo, vì vậy tư duy mạo hiểm sáng tạo hoặc mô hình vườn ươm có một sức mạnh đáng kinh ngạc</w:t>
+      </w:r>
+      <w:r>
+        <w:t xml:space="preserve"> mà việc tin vào đó đã là mạo hiểm</w:t>
+      </w:r>
+      <w:r>
+        <w:t xml:space="preserve">. </w:t>
+      </w:r>
+      <w:r>
+        <w:t xml:space="preserve">Sáng tạo là bản chất của nghệ thuật và khoa học </w:t>
+      </w:r>
+      <w:r>
+        <w:t xml:space="preserve">phát kiến điều mới lạ </w:t>
+      </w:r>
+      <w:r>
+        <w:t xml:space="preserve">nhưng tại sao sáng tạo vẫn có xác suất thành công rực rõ trong kinh tế? Mạo hiểm có khả năng mang đến thành công lớn, câu trả lời </w:t>
+      </w:r>
+      <w:r>
+        <w:t xml:space="preserve">này </w:t>
+      </w:r>
+      <w:r>
+        <w:t xml:space="preserve">chưa thỏa đáng vì vấn đề là nhu cầu mới, khao khát </w:t>
+      </w:r>
+      <w:r>
+        <w:t>thầm kín</w:t>
+      </w:r>
+      <w:r>
+        <w:t xml:space="preserve"> luôn </w:t>
+      </w:r>
+      <w:r>
+        <w:t xml:space="preserve">tiềm tàng </w:t>
+      </w:r>
+      <w:r>
+        <w:t xml:space="preserve">trong con người </w:t>
+      </w:r>
+      <w:r>
+        <w:t xml:space="preserve">cho </w:t>
+      </w:r>
+      <w:r>
+        <w:t xml:space="preserve">đến khi có người phát hiện. </w:t>
+      </w:r>
+      <w:r>
+        <w:t xml:space="preserve">Theo Google 2026, GDP danh nghĩa năm 2024 của một số </w:t>
+      </w:r>
+      <w:r>
+        <w:t>quốc gia/vùng lãnh thổ</w:t>
+      </w:r>
+      <w:r>
+        <w:t xml:space="preserve"> châu Á như sau: Trung Quốc (</w:t>
+      </w:r>
+      <w:r>
+        <w:t>18,5</w:t>
+      </w:r>
+      <w:r>
+        <w:t>00</w:t>
+      </w:r>
+      <w:r>
+        <w:t xml:space="preserve"> - 18,9</w:t>
+      </w:r>
+      <w:r>
+        <w:t>00</w:t>
+      </w:r>
+      <w:r>
+        <w:t xml:space="preserve"> tỷ USD</w:t>
+      </w:r>
+      <w:r>
+        <w:t>), Nhật Bản (609,</w:t>
+      </w:r>
+      <w:r>
+        <w:t>300 tỷ Yên</w:t>
+      </w:r>
+      <w:r>
+        <w:t xml:space="preserve"> khoảng 4,019 tỷ USD), Ấn Độ (3,910 – 4,340 tỷ USD), Hàn Quốc (1,868.9 tỷ USD), Indonesia (1,396 – 1,</w:t>
+      </w:r>
+      <w:r>
+        <w:t>430 tỷ USD</w:t>
+      </w:r>
+      <w:r>
+        <w:t>), Đài Loan Trung Quốc (775 tỷ USD), Thái Lan (526.</w:t>
+      </w:r>
+      <w:r>
+        <w:t xml:space="preserve">3 </w:t>
+      </w:r>
+      <w:r>
+        <w:t>– 526.</w:t>
+      </w:r>
+      <w:r>
+        <w:t>5 tỷ USD</w:t>
+      </w:r>
+      <w:r>
+        <w:t>), Singapore (501.4 tỷ USD), Việt Nam (476.3 tỷ USD), Philippines (</w:t>
+      </w:r>
+      <w:r>
+        <w:t xml:space="preserve">461 </w:t>
+      </w:r>
+      <w:r>
+        <w:t>–</w:t>
+      </w:r>
+      <w:r>
+        <w:t xml:space="preserve"> 462 tỷ USD</w:t>
+      </w:r>
+      <w:r>
+        <w:t>), Malaysia (421.</w:t>
+      </w:r>
+      <w:r>
+        <w:t>97 tỷ USD</w:t>
+      </w:r>
+      <w:r>
+        <w:t>), Hong Kong Trung Quốc (407 tỷ USD), Campuchia (44.</w:t>
+      </w:r>
+      <w:r>
+        <w:t xml:space="preserve">81 </w:t>
+      </w:r>
+      <w:r>
+        <w:t>– 46.</w:t>
+      </w:r>
+      <w:r>
+        <w:t>35 tỷ USD</w:t>
+      </w:r>
+      <w:r>
+        <w:t>), Lào (16.5</w:t>
+      </w:r>
+      <w:r>
+        <w:t xml:space="preserve"> </w:t>
+      </w:r>
+      <w:r>
+        <w:t>– 16.</w:t>
+      </w:r>
+      <w:r>
+        <w:t>6 tỷ USD</w:t>
+      </w:r>
+      <w:r>
+        <w:t xml:space="preserve">), </w:t>
+      </w:r>
+      <w:r>
+        <w:t xml:space="preserve">Brunei (15,34 </w:t>
+      </w:r>
+      <w:r>
+        <w:t>–</w:t>
+      </w:r>
+      <w:r>
+        <w:t xml:space="preserve"> 15,46 tỷ USD)</w:t>
+      </w:r>
+      <w:r>
+        <w:t>.</w:t>
+      </w:r>
+      <w:r>
+        <w:t xml:space="preserve"> </w:t>
+      </w:r>
+      <w:r>
+        <w:t xml:space="preserve">Theo Google 2026, GDP bình quân đầu người năm 2024 của một số </w:t>
+      </w:r>
+      <w:r>
+        <w:t>quốc gia/vùng lãnh thổ</w:t>
+      </w:r>
+      <w:r>
+        <w:t xml:space="preserve"> châu Á như sau:</w:t>
+      </w:r>
+      <w:r>
+        <w:t xml:space="preserve"> Singapore (87,000 </w:t>
+      </w:r>
+      <w:r>
+        <w:t>–</w:t>
+      </w:r>
+      <w:r>
+        <w:t xml:space="preserve"> 90,000 USD), Hong Kong </w:t>
+      </w:r>
+      <w:r>
+        <w:t xml:space="preserve">Trung Quốc </w:t>
+      </w:r>
+      <w:r>
+        <w:t xml:space="preserve">(50,000 </w:t>
+      </w:r>
+      <w:r>
+        <w:t>–</w:t>
+      </w:r>
+      <w:r>
+        <w:t xml:space="preserve"> 55,000 USD), Brunei (30,000 </w:t>
+      </w:r>
+      <w:r>
+        <w:t>–</w:t>
+      </w:r>
+      <w:r>
+        <w:t xml:space="preserve"> 37,000 USD), Hàn Quốc (33,000 </w:t>
+      </w:r>
+      <w:r>
+        <w:t>–</w:t>
+      </w:r>
+      <w:r>
+        <w:t xml:space="preserve"> 37,000 USD), Nhật Bản (33,000 </w:t>
+      </w:r>
+      <w:r>
+        <w:t>–</w:t>
+      </w:r>
+      <w:r>
+        <w:t xml:space="preserve"> 35,000 USD), Đài Loan Trung Quốc (33,000 </w:t>
+      </w:r>
+      <w:r>
+        <w:t>–</w:t>
+      </w:r>
+      <w:r>
+        <w:t xml:space="preserve"> 34,000 USD), Malaysia (13,000 </w:t>
+      </w:r>
+      <w:r>
+        <w:t>–</w:t>
+      </w:r>
+      <w:r>
+        <w:t xml:space="preserve"> 13,500 USD), Trung Quốc (12,000 </w:t>
+      </w:r>
+      <w:r>
+        <w:t>–</w:t>
+      </w:r>
+      <w:r>
+        <w:t xml:space="preserve"> 13,000 USD khoảng 95,749 Nhân Dân tệ), Thái Lan (7,500 </w:t>
+      </w:r>
+      <w:r>
+        <w:t>–</w:t>
+      </w:r>
+      <w:r>
+        <w:t xml:space="preserve"> 7,800 USD), Indonesia (5,000 </w:t>
+      </w:r>
+      <w:r>
+        <w:t>–</w:t>
+      </w:r>
+      <w:r>
+        <w:t xml:space="preserve"> 5,300 USD), Việt Nam (4,600 </w:t>
+      </w:r>
+      <w:r>
+        <w:t>–</w:t>
+      </w:r>
+      <w:r>
+        <w:t xml:space="preserve"> 4,800 USD), Philippines (4,000 </w:t>
+      </w:r>
+      <w:r>
+        <w:t>–</w:t>
+      </w:r>
+      <w:r>
+        <w:t xml:space="preserve"> 4,200 USD), </w:t>
+      </w:r>
+      <w:r>
+        <w:t xml:space="preserve">Ấn Độ (2,600 </w:t>
+      </w:r>
+      <w:r>
+        <w:t>–</w:t>
+      </w:r>
+      <w:r>
+        <w:t xml:space="preserve"> 2,700 USD), </w:t>
+      </w:r>
+      <w:r>
+        <w:t xml:space="preserve">Lào (2,000 </w:t>
+      </w:r>
+      <w:r>
+        <w:t>–</w:t>
+      </w:r>
+      <w:r>
+        <w:t xml:space="preserve"> 2,500 USD), Campuchia (1,800 </w:t>
+      </w:r>
+      <w:r>
+        <w:t>–</w:t>
+      </w:r>
+      <w:r>
+        <w:t xml:space="preserve"> 2,000 USD)</w:t>
+      </w:r>
+      <w:r>
+        <w:t xml:space="preserve">. </w:t>
+      </w:r>
+      <w:r>
+        <w:t xml:space="preserve">Theo Ngân hàng Thế giới (World Bank) cập nhật cho tài khóa 2024, ngưỡng thu nhập trung bình thấp 1,136 </w:t>
+      </w:r>
+      <w:r>
+        <w:t>–</w:t>
+      </w:r>
+      <w:r>
+        <w:t xml:space="preserve"> 4,465 USD, ngưỡng thu nhập trung bình cao 4,466 </w:t>
+      </w:r>
+      <w:r>
+        <w:t>–</w:t>
+      </w:r>
+      <w:r>
+        <w:t xml:space="preserve"> 14,005 USD, ngưỡng thu nhập cao lớn hơn 14,005 USD. Theo tiêu chuẩn Ngân hàng Thế giới (World Bank), ngưỡng thu nhập bình quân đầu người để thoát khỏi bẫy thu nhập trung bình là 13,845 </w:t>
+      </w:r>
+      <w:r>
+        <w:t>–</w:t>
+      </w:r>
+      <w:r>
+        <w:t xml:space="preserve"> 14,000 </w:t>
+      </w:r>
+      <w:r>
+        <w:t xml:space="preserve">USD/năm </w:t>
+      </w:r>
+      <w:r>
+        <w:t xml:space="preserve">vào thời điểm 2024. </w:t>
+      </w:r>
+      <w:r>
+        <w:t>Theo tiêu chuẩn này</w:t>
+      </w:r>
+      <w:r>
+        <w:t>,</w:t>
+      </w:r>
+      <w:r>
+        <w:t xml:space="preserve"> những quốc gia/vùng lãnh thổ châu Á vượt qua bẫy thu nhập trung bình gồm </w:t>
+      </w:r>
+      <w:r>
+        <w:t>Singapore</w:t>
+      </w:r>
+      <w:r>
+        <w:t>,</w:t>
+      </w:r>
+      <w:r>
+        <w:t xml:space="preserve"> </w:t>
+      </w:r>
+      <w:r>
+        <w:t xml:space="preserve">Hong Kong </w:t>
+      </w:r>
+      <w:r>
+        <w:t xml:space="preserve">Trung Quốc, </w:t>
+      </w:r>
+      <w:r>
+        <w:t>Brunei</w:t>
+      </w:r>
+      <w:r>
+        <w:t xml:space="preserve">, </w:t>
+      </w:r>
+      <w:r>
+        <w:t>Hàn Quốc</w:t>
+      </w:r>
+      <w:r>
+        <w:t xml:space="preserve">, </w:t>
+      </w:r>
+      <w:r>
+        <w:t>Nhật Bản</w:t>
+      </w:r>
+      <w:r>
+        <w:t xml:space="preserve">, </w:t>
+      </w:r>
+      <w:r>
+        <w:t>Đài Loan Trung Quốc</w:t>
+      </w:r>
+      <w:r>
+        <w:t>. Malaysia và Trung Quốc sắp vượt qua bẫy thu nhập trung bình</w:t>
+      </w:r>
+      <w:r>
+        <w:t xml:space="preserve">, </w:t>
+      </w:r>
+      <w:r>
+        <w:t xml:space="preserve">và </w:t>
+      </w:r>
+      <w:r>
+        <w:t>nếu thu hẹp thu nhập trung bình khoảng 1,046 USD đến 12,695 USD đầu người mỗi năm và thu nhập cao trên 12,695 USD đầu người mỗi năm thì Malaysia và Trung Quốc đều vượt qua bẫy thu nhập trung bình.</w:t>
+      </w:r>
+    </w:p>
     <w:p/>
     <w:p>
       <w:pPr>
         <w:pStyle w:val="Heading1"/>
       </w:pPr>
-      <w:bookmarkStart w:id="6" w:name="_Toc208604149"/>
+      <w:bookmarkStart w:id="5" w:name="_Toc227593234"/>
       <w:r>
         <w:t>Thay lời kết</w:t>
       </w:r>
+      <w:bookmarkEnd w:id="5"/>
+    </w:p>
+    <w:p>
+      <w:r>
+        <w:t xml:space="preserve">Tôn Tử binh pháp khởi đầu bằng kỳ thuật dạy đàn bà đánh trận, đó không phải sự nhạo báng mà dấu hiệu của cùng hung chí sát, </w:t>
+      </w:r>
+      <w:r>
+        <w:t xml:space="preserve">ngay cả đàn bà cũng có thể giết chóc, </w:t>
+      </w:r>
+      <w:r>
+        <w:t xml:space="preserve">đúng chất võ nhân quân sự. Sau này Nho gia, đặc biệt các Nho tướng thêm vào đạo làm tướng, biện minh cho những hành động tàn ác mà họ chứng kiến thường xuyên trên chiến trường, đổi lại nhập thế chính thể quốc gia, tuy đã làm suy yếu tinh thần binh gia nhưng không thể chê trách. Tuy nhiên nếu du nhập võ nhân </w:t>
+      </w:r>
+      <w:r>
+        <w:t>võ sĩ</w:t>
+      </w:r>
+      <w:r>
+        <w:t xml:space="preserve"> </w:t>
+      </w:r>
+      <w:r>
+        <w:t>và</w:t>
+      </w:r>
+      <w:r>
+        <w:t>o</w:t>
+      </w:r>
+      <w:r>
+        <w:t xml:space="preserve"> võ nhân</w:t>
+      </w:r>
+      <w:r>
+        <w:t xml:space="preserve"> </w:t>
+      </w:r>
+      <w:r>
+        <w:t>quân sự</w:t>
+      </w:r>
+      <w:r>
+        <w:t>,</w:t>
+      </w:r>
+      <w:bookmarkStart w:id="6" w:name="_GoBack"/>
       <w:bookmarkEnd w:id="6"/>
+      <w:r>
+        <w:t xml:space="preserve"> không cần bàn luận hay ràng buộc đạo làm tướng mà tự hình thành thế long hổ hội tụ</w:t>
+      </w:r>
+      <w:r>
+        <w:t>, đánh vạn người như một, tự giác ngộ võ đạo trong mênh mông thế tục.</w:t>
+      </w:r>
+      <w:r>
+        <w:t xml:space="preserve"> Trở lại </w:t>
+      </w:r>
+      <w:r>
+        <w:t>kỳ thuật dạy đàn bà đánh trận</w:t>
+      </w:r>
+      <w:r>
+        <w:t xml:space="preserve">, đó cũng khởi đầu bằng hình pháp chí tôn vô thượng trong thế tục, nên một nhánh hội tụ khác quy tụ võ nhân vào pháp luật, một cách tự nhiên và hợp lý, </w:t>
+      </w:r>
+      <w:r>
+        <w:t xml:space="preserve">tự hành tự biện minh, </w:t>
+      </w:r>
+      <w:r>
+        <w:t xml:space="preserve">và cũng không </w:t>
+      </w:r>
+      <w:r>
+        <w:t>cần</w:t>
+      </w:r>
+      <w:r>
+        <w:t xml:space="preserve"> khái niệm võ đạo.</w:t>
+      </w:r>
+      <w:r>
+        <w:t xml:space="preserve"> Tại sao bài nghiên cứu này tập trung vào tự do kinh tế mà nay lại đề cập đến võ công?</w:t>
+      </w:r>
+      <w:r>
+        <w:t xml:space="preserve"> Binh pháp thường được đề cập trong kinh doanh như một ứng dụng vì cạnh tranh trên thương trường được ví như chiến trường, nhưng, bản chất của kinh tế là sự sinh trưởng được đề cập như thuộc tính sinh sôi nảy nở trong bài nghiên cứu nà</w:t>
+      </w:r>
+      <w:r>
+        <w:t>y</w:t>
+      </w:r>
+      <w:r>
+        <w:t>. Do đó binh pháp chỉ là một chất xúc tác cho quá trình sinh trưởng mà còn nhiều loại xúc tác khác.</w:t>
+      </w:r>
+      <w:r>
+        <w:t xml:space="preserve"> </w:t>
+      </w:r>
+      <w:r>
+        <w:t>Đ</w:t>
+      </w:r>
+      <w:r>
+        <w:t xml:space="preserve">ạo đức công bằng trong phân công lao động của </w:t>
+      </w:r>
+      <w:r>
+        <w:lastRenderedPageBreak/>
+        <w:t>Adam Smith có lẽ vượt cả chất xúc tác</w:t>
+      </w:r>
+      <w:r>
+        <w:t>, ví von như có bàn tay vô hình của Chúa Trời</w:t>
+      </w:r>
+      <w:r>
+        <w:t>.</w:t>
+      </w:r>
+      <w:r>
+        <w:t xml:space="preserve"> Bất luận thế nào, tương hợp kỳ d</w:t>
+      </w:r>
+      <w:r>
+        <w:t>iệu</w:t>
+      </w:r>
+      <w:r>
+        <w:t xml:space="preserve"> hay xúc tác dập dìu đề</w:t>
+      </w:r>
+      <w:r>
+        <w:t>u</w:t>
+      </w:r>
+      <w:r>
+        <w:t xml:space="preserve"> có ý nghĩa tích cực, nhưng cố ý gán ghép kệch cỡm giữa tình yêu thương của Chúa với binh gia </w:t>
+      </w:r>
+      <w:r>
+        <w:t xml:space="preserve">sát phạt </w:t>
+      </w:r>
+      <w:r>
+        <w:t xml:space="preserve">là biểu </w:t>
+      </w:r>
+      <w:r>
+        <w:t xml:space="preserve">hiện </w:t>
+      </w:r>
+      <w:r>
+        <w:t xml:space="preserve">của </w:t>
+      </w:r>
+      <w:r>
+        <w:t>bất chính</w:t>
+      </w:r>
+      <w:r>
+        <w:t xml:space="preserve"> </w:t>
+      </w:r>
+      <w:r>
+        <w:t>đố kỵ</w:t>
+      </w:r>
+      <w:r>
+        <w:t>.</w:t>
+      </w:r>
     </w:p>
-    <w:p/>
     <w:p/>
     <w:p>
       <w:pPr>
@@ -22201,7 +25854,7 @@
           <w:r>
             <w:fldChar w:fldCharType="separate"/>
           </w:r>
-          <w:hyperlink w:anchor="_Toc208604144" w:history="1">
+          <w:hyperlink w:anchor="_Toc227593229" w:history="1">
             <w:r>
               <w:rPr>
                 <w:rStyle w:val="Hyperlink"/>
@@ -22228,7 +25881,7 @@
                 <w:noProof/>
                 <w:webHidden/>
               </w:rPr>
-              <w:instrText xml:space="preserve"> PAGEREF _Toc208604144 \h </w:instrText>
+              <w:instrText xml:space="preserve"> PAGEREF _Toc227593229 \h </w:instrText>
             </w:r>
             <w:r>
               <w:rPr>
@@ -22271,7 +25924,7 @@
               <w:sz w:val="22"/>
             </w:rPr>
           </w:pPr>
-          <w:hyperlink w:anchor="_Toc208604145" w:history="1">
+          <w:hyperlink w:anchor="_Toc227593230" w:history="1">
             <w:r>
               <w:rPr>
                 <w:rStyle w:val="Hyperlink"/>
@@ -22298,7 +25951,7 @@
                 <w:noProof/>
                 <w:webHidden/>
               </w:rPr>
-              <w:instrText xml:space="preserve"> PAGEREF _Toc208604145 \h </w:instrText>
+              <w:instrText xml:space="preserve"> PAGEREF _Toc227593230 \h </w:instrText>
             </w:r>
             <w:r>
               <w:rPr>
@@ -22341,7 +25994,7 @@
               <w:sz w:val="22"/>
             </w:rPr>
           </w:pPr>
-          <w:hyperlink w:anchor="_Toc208604146" w:history="1">
+          <w:hyperlink w:anchor="_Toc227593231" w:history="1">
             <w:r>
               <w:rPr>
                 <w:rStyle w:val="Hyperlink"/>
@@ -22368,7 +26021,7 @@
                 <w:noProof/>
                 <w:webHidden/>
               </w:rPr>
-              <w:instrText xml:space="preserve"> PAGEREF _Toc208604146 \h </w:instrText>
+              <w:instrText xml:space="preserve"> PAGEREF _Toc227593231 \h </w:instrText>
             </w:r>
             <w:r>
               <w:rPr>
@@ -22388,7 +26041,7 @@
                 <w:noProof/>
                 <w:webHidden/>
               </w:rPr>
-              <w:t>6</w:t>
+              <w:t>7</w:t>
             </w:r>
             <w:r>
               <w:rPr>
@@ -22411,7 +26064,7 @@
               <w:sz w:val="22"/>
             </w:rPr>
           </w:pPr>
-          <w:hyperlink w:anchor="_Toc208604147" w:history="1">
+          <w:hyperlink w:anchor="_Toc227593232" w:history="1">
             <w:r>
               <w:rPr>
                 <w:rStyle w:val="Hyperlink"/>
@@ -22438,7 +26091,7 @@
                 <w:noProof/>
                 <w:webHidden/>
               </w:rPr>
-              <w:instrText xml:space="preserve"> PAGEREF _Toc208604147 \h </w:instrText>
+              <w:instrText xml:space="preserve"> PAGEREF _Toc227593232 \h </w:instrText>
             </w:r>
             <w:r>
               <w:rPr>
@@ -22458,7 +26111,7 @@
                 <w:noProof/>
                 <w:webHidden/>
               </w:rPr>
-              <w:t>21</w:t>
+              <w:t>25</w:t>
             </w:r>
             <w:r>
               <w:rPr>
@@ -22481,7 +26134,7 @@
               <w:sz w:val="22"/>
             </w:rPr>
           </w:pPr>
-          <w:hyperlink w:anchor="_Toc208604148" w:history="1">
+          <w:hyperlink w:anchor="_Toc227593233" w:history="1">
             <w:r>
               <w:rPr>
                 <w:rStyle w:val="Hyperlink"/>
@@ -22508,7 +26161,7 @@
                 <w:noProof/>
                 <w:webHidden/>
               </w:rPr>
-              <w:instrText xml:space="preserve"> PAGEREF _Toc208604148 \h </w:instrText>
+              <w:instrText xml:space="preserve"> PAGEREF _Toc227593233 \h </w:instrText>
             </w:r>
             <w:r>
               <w:rPr>
@@ -22528,7 +26181,7 @@
                 <w:noProof/>
                 <w:webHidden/>
               </w:rPr>
-              <w:t>23</w:t>
+              <w:t>36</w:t>
             </w:r>
             <w:r>
               <w:rPr>
@@ -22551,7 +26204,7 @@
               <w:sz w:val="22"/>
             </w:rPr>
           </w:pPr>
-          <w:hyperlink w:anchor="_Toc208604149" w:history="1">
+          <w:hyperlink w:anchor="_Toc227593234" w:history="1">
             <w:r>
               <w:rPr>
                 <w:rStyle w:val="Hyperlink"/>
@@ -22578,7 +26231,7 @@
                 <w:noProof/>
                 <w:webHidden/>
               </w:rPr>
-              <w:instrText xml:space="preserve"> PAGEREF _Toc208604149 \h </w:instrText>
+              <w:instrText xml:space="preserve"> PAGEREF _Toc227593234 \h </w:instrText>
             </w:r>
             <w:r>
               <w:rPr>
@@ -22598,7 +26251,7 @@
                 <w:noProof/>
                 <w:webHidden/>
               </w:rPr>
-              <w:t>23</w:t>
+              <w:t>44</w:t>
             </w:r>
             <w:r>
               <w:rPr>
@@ -22686,7 +26339,7 @@
           <w:rPr>
             <w:noProof/>
           </w:rPr>
-          <w:t>43</w:t>
+          <w:t>48</w:t>
         </w:r>
         <w:r>
           <w:rPr>
@@ -23797,7 +27450,7 @@
 </file>
 
 <file path=customXml/itemProps1.xml><?xml version="1.0" encoding="utf-8"?>
-<ds:datastoreItem xmlns:ds="http://schemas.openxmlformats.org/officeDocument/2006/customXml" ds:itemID="{2E8B8466-DB70-47AF-AD32-C81E27D481C1}">
+<ds:datastoreItem xmlns:ds="http://schemas.openxmlformats.org/officeDocument/2006/customXml" ds:itemID="{0C717897-4429-4E31-B9A6-9AC27E04E289}">
   <ds:schemaRefs>
     <ds:schemaRef ds:uri="http://schemas.openxmlformats.org/officeDocument/2006/bibliography"/>
   </ds:schemaRefs>

--- a/articles/TuDoKinhTe.docx
+++ b/articles/TuDoKinhTe.docx
@@ -72,7 +72,7 @@
       <w:pPr>
         <w:pStyle w:val="Heading1"/>
       </w:pPr>
-      <w:bookmarkStart w:id="0" w:name="_Toc227593229"/>
+      <w:bookmarkStart w:id="0" w:name="_Toc229584926"/>
       <w:r>
         <w:t>Tóm tắt</w:t>
       </w:r>
@@ -183,7 +183,7 @@
           <w:b w:val="0"/>
         </w:rPr>
       </w:pPr>
-      <w:bookmarkStart w:id="1" w:name="_Toc227593230"/>
+      <w:bookmarkStart w:id="1" w:name="_Toc229584927"/>
       <w:r>
         <w:t>P</w:t>
       </w:r>
@@ -363,6 +363,7 @@
           <w:id w:val="42177861"/>
           <w:citation/>
         </w:sdtPr>
+        <w:sdtEndPr/>
         <w:sdtContent>
           <w:r>
             <w:fldChar w:fldCharType="begin"/>
@@ -419,6 +420,7 @@
           <w:id w:val="-395967604"/>
           <w:citation/>
         </w:sdtPr>
+        <w:sdtEndPr/>
         <w:sdtContent>
           <w:r>
             <w:fldChar w:fldCharType="begin"/>
@@ -502,6 +504,7 @@
           <w:id w:val="1744067340"/>
           <w:citation/>
         </w:sdtPr>
+        <w:sdtEndPr/>
         <w:sdtContent>
           <w:r>
             <w:fldChar w:fldCharType="begin"/>
@@ -645,6 +648,7 @@
           <w:id w:val="-329215548"/>
           <w:citation/>
         </w:sdtPr>
+        <w:sdtEndPr/>
         <w:sdtContent>
           <w:r>
             <w:fldChar w:fldCharType="begin"/>
@@ -757,6 +761,7 @@
           <w:id w:val="-904222501"/>
           <w:citation/>
         </w:sdtPr>
+        <w:sdtEndPr/>
         <w:sdtContent>
           <w:r>
             <w:fldChar w:fldCharType="begin"/>
@@ -1344,6 +1349,7 @@
           <w:id w:val="-345332193"/>
           <w:citation/>
         </w:sdtPr>
+        <w:sdtEndPr/>
         <w:sdtContent>
           <w:r>
             <w:fldChar w:fldCharType="begin"/>
@@ -1508,6 +1514,7 @@
           <w:id w:val="1618031275"/>
           <w:citation/>
         </w:sdtPr>
+        <w:sdtEndPr/>
         <w:sdtContent>
           <w:r>
             <w:fldChar w:fldCharType="begin"/>
@@ -1623,6 +1630,7 @@
           <w:id w:val="1335890707"/>
           <w:citation/>
         </w:sdtPr>
+        <w:sdtEndPr/>
         <w:sdtContent>
           <w:r>
             <w:fldChar w:fldCharType="begin"/>
@@ -1833,6 +1841,7 @@
           <w:id w:val="212092317"/>
           <w:citation/>
         </w:sdtPr>
+        <w:sdtEndPr/>
         <w:sdtContent>
           <w:r>
             <w:fldChar w:fldCharType="begin"/>
@@ -1979,6 +1988,7 @@
           <w:id w:val="-915240487"/>
           <w:citation/>
         </w:sdtPr>
+        <w:sdtEndPr/>
         <w:sdtContent>
           <w:r>
             <w:fldChar w:fldCharType="begin"/>
@@ -2043,6 +2053,7 @@
           <w:id w:val="1155032337"/>
           <w:citation/>
         </w:sdtPr>
+        <w:sdtEndPr/>
         <w:sdtContent>
           <w:r>
             <w:fldChar w:fldCharType="begin"/>
@@ -2138,6 +2149,7 @@
           <w:id w:val="-844630650"/>
           <w:citation/>
         </w:sdtPr>
+        <w:sdtEndPr/>
         <w:sdtContent>
           <w:r>
             <w:fldChar w:fldCharType="begin"/>
@@ -2399,7 +2411,7 @@
           <w:b w:val="0"/>
         </w:rPr>
       </w:pPr>
-      <w:bookmarkStart w:id="2" w:name="_Toc227593231"/>
+      <w:bookmarkStart w:id="2" w:name="_Toc229584928"/>
       <w:r>
         <w:t>Giá cả hàng hóa</w:t>
       </w:r>
@@ -2716,7 +2728,13 @@
         <w:t xml:space="preserve"> ngoại tệ </w:t>
       </w:r>
       <w:r>
-        <w:t xml:space="preserve">vào thị trường làm tăng lượng ngoại tệ và người dần cần bán </w:t>
+        <w:t xml:space="preserve">vào thị trường làm tăng lượng ngoại tệ và người </w:t>
+      </w:r>
+      <w:r>
+        <w:t xml:space="preserve">dân </w:t>
+      </w:r>
+      <w:r>
+        <w:t xml:space="preserve">dần bán </w:t>
       </w:r>
       <w:r>
         <w:rPr>
@@ -2737,6 +2755,58 @@
         <w:t xml:space="preserve"> </w:t>
       </w:r>
       <w:r>
+        <w:t xml:space="preserve">Thặng dư thương mại </w:t>
+      </w:r>
+      <w:r>
+        <w:t>(</w:t>
+      </w:r>
+      <w:r>
+        <w:t>trade surplus</w:t>
+      </w:r>
+      <w:r>
+        <w:t xml:space="preserve">) </w:t>
+      </w:r>
+      <w:r>
+        <w:t xml:space="preserve">và thâm hụt thương mại </w:t>
+      </w:r>
+      <w:r>
+        <w:t>(</w:t>
+      </w:r>
+      <w:r>
+        <w:t>trade deficit/gap</w:t>
+      </w:r>
+      <w:r>
+        <w:t xml:space="preserve">) </w:t>
+      </w:r>
+      <w:r>
+        <w:t xml:space="preserve">trong cán </w:t>
+      </w:r>
+      <w:r>
+        <w:lastRenderedPageBreak/>
+        <w:t>cân thương mại</w:t>
+      </w:r>
+      <w:r>
+        <w:t xml:space="preserve"> (balance of trade)</w:t>
+      </w:r>
+      <w:r>
+        <w:t xml:space="preserve">, rất quan trọng với nền xuất nhập khẩu và hệ thống thuế quan của </w:t>
+      </w:r>
+      <w:r>
+        <w:t>(</w:t>
+      </w:r>
+      <w:r>
+        <w:t>t</w:t>
+      </w:r>
+      <w:r>
+        <w:t>ariff system</w:t>
+      </w:r>
+      <w:r>
+        <w:t xml:space="preserve">) </w:t>
+      </w:r>
+      <w:r>
+        <w:t xml:space="preserve">một quốc gia. </w:t>
+      </w:r>
+      <w:r>
         <w:t>Khi giá trị [trao đổi] của đồng tiền tăng</w:t>
       </w:r>
       <w:r>
@@ -2758,11 +2828,7 @@
         <w:t>/giảm</w:t>
       </w:r>
       <w:r>
-        <w:t xml:space="preserve"> với </w:t>
-      </w:r>
-      <w:r>
-        <w:lastRenderedPageBreak/>
-        <w:t xml:space="preserve">định nghĩa rằng </w:t>
+        <w:t xml:space="preserve"> với định nghĩa rằng </w:t>
       </w:r>
       <w:r>
         <w:rPr>
@@ -3249,7 +3315,11 @@
         <w:t xml:space="preserve"> nhiên</w:t>
       </w:r>
       <w:r>
-        <w:t xml:space="preserve"> chủ yếu bao gồm chi phí vận chuyển và lợi nhuận. </w:t>
+        <w:t xml:space="preserve"> chủ yếu bao gồm chi phí vận </w:t>
+      </w:r>
+      <w:r>
+        <w:lastRenderedPageBreak/>
+        <w:t xml:space="preserve">chuyển và lợi nhuận. </w:t>
       </w:r>
       <w:r>
         <w:t xml:space="preserve">Đối với </w:t>
@@ -3303,11 +3373,7 @@
         <w:t xml:space="preserve">(capital) </w:t>
       </w:r>
       <w:r>
-        <w:t xml:space="preserve">là </w:t>
-      </w:r>
-      <w:r>
-        <w:lastRenderedPageBreak/>
-        <w:t>hai khái niệm tương tự</w:t>
+        <w:t>là hai khái niệm tương tự</w:t>
       </w:r>
       <w:r>
         <w:t xml:space="preserve"> nhưng có sự khác biệt tinh tế</w:t>
@@ -3639,7 +3705,11 @@
         <w:t>→</w:t>
       </w:r>
       <w:r>
-        <w:t xml:space="preserve"> lượng thỏa mãn” thì giá cả thị trường quan trọng hơn ta nghĩ, không còn phụ thuộc hẳn vào giá cả tự nhiên mà đúng hơn, giá cả thị trường là một hợp lý tính, một điều chỉnh của giá cả tự nhiên.</w:t>
+        <w:t xml:space="preserve"> lượng thỏa mãn” thì giá cả thị trường quan trọng hơn ta nghĩ, không còn phụ thuộc hẳn vào giá cả tự nhiên mà đúng </w:t>
+      </w:r>
+      <w:r>
+        <w:lastRenderedPageBreak/>
+        <w:t>hơn, giá cả thị trường là một hợp lý tính, một điều chỉnh của giá cả tự nhiên.</w:t>
       </w:r>
       <w:r>
         <w:t xml:space="preserve"> </w:t>
@@ -3675,11 +3745,7 @@
         <w:t xml:space="preserve">. </w:t>
       </w:r>
       <w:r>
-        <w:t xml:space="preserve">Nhắc lại, nguồn gốc </w:t>
-      </w:r>
-      <w:r>
-        <w:lastRenderedPageBreak/>
-        <w:t xml:space="preserve">của phú cường là tăng năng lực sản xuất, nguồn gốc của tăng năng lực sản suất là phân công lao động và cuối cùng, trao đổi là nguồn gốc của phân công lao động; như vậy sự tương đương giữa trao đổi và phân công lao động là bản thiết </w:t>
+        <w:t xml:space="preserve">Nhắc lại, nguồn gốc của phú cường là tăng năng lực sản xuất, nguồn gốc của tăng năng lực sản suất là phân công lao động và cuối cùng, trao đổi là nguồn gốc của phân công lao động; như vậy sự tương đương giữa trao đổi và phân công lao động là bản thiết </w:t>
       </w:r>
       <w:r>
         <w:t xml:space="preserve">kế </w:t>
@@ -3822,6 +3888,7 @@
           <w:id w:val="-928275484"/>
           <w:citation/>
         </w:sdtPr>
+        <w:sdtEndPr/>
         <w:sdtContent>
           <w:r>
             <w:fldChar w:fldCharType="begin"/>
@@ -3875,6 +3942,7 @@
           <w:id w:val="-1437976585"/>
           <w:citation/>
         </w:sdtPr>
+        <w:sdtEndPr/>
         <w:sdtContent>
           <w:r>
             <w:fldChar w:fldCharType="begin"/>
@@ -3970,6 +4038,7 @@
           <w:id w:val="858865724"/>
           <w:citation/>
         </w:sdtPr>
+        <w:sdtEndPr/>
         <w:sdtContent>
           <w:r>
             <w:fldChar w:fldCharType="begin"/>
@@ -8761,6 +8830,7 @@
           <w:id w:val="-830607386"/>
           <w:citation/>
         </w:sdtPr>
+        <w:sdtEndPr/>
         <w:sdtContent>
           <w:r>
             <w:fldChar w:fldCharType="begin"/>
@@ -9011,6 +9081,7 @@
           <w:id w:val="1016192634"/>
           <w:citation/>
         </w:sdtPr>
+        <w:sdtEndPr/>
         <w:sdtContent>
           <w:r>
             <w:fldChar w:fldCharType="begin"/>
@@ -9052,6 +9123,7 @@
           <w:id w:val="-537596091"/>
           <w:citation/>
         </w:sdtPr>
+        <w:sdtEndPr/>
         <w:sdtContent>
           <w:r>
             <w:fldChar w:fldCharType="begin"/>
@@ -9091,6 +9163,7 @@
           <w:id w:val="-237867708"/>
           <w:citation/>
         </w:sdtPr>
+        <w:sdtEndPr/>
         <w:sdtContent>
           <w:r>
             <w:fldChar w:fldCharType="begin"/>
@@ -9141,6 +9214,7 @@
           <w:id w:val="818621990"/>
           <w:citation/>
         </w:sdtPr>
+        <w:sdtEndPr/>
         <w:sdtContent>
           <w:r>
             <w:fldChar w:fldCharType="begin"/>
@@ -9316,6 +9390,7 @@
           <w:id w:val="94758853"/>
           <w:citation/>
         </w:sdtPr>
+        <w:sdtEndPr/>
         <w:sdtContent>
           <w:r>
             <w:fldChar w:fldCharType="begin"/>
@@ -9429,6 +9504,7 @@
           <w:id w:val="1750545302"/>
           <w:citation/>
         </w:sdtPr>
+        <w:sdtEndPr/>
         <w:sdtContent>
           <w:r>
             <w:fldChar w:fldCharType="begin"/>
@@ -9461,6 +9537,7 @@
           <w:id w:val="1019284471"/>
           <w:citation/>
         </w:sdtPr>
+        <w:sdtEndPr/>
         <w:sdtContent>
           <w:r>
             <w:fldChar w:fldCharType="begin"/>
@@ -9973,6 +10050,7 @@
           <w:id w:val="-1807149233"/>
           <w:citation/>
         </w:sdtPr>
+        <w:sdtEndPr/>
         <w:sdtContent>
           <w:r>
             <w:fldChar w:fldCharType="begin"/>
@@ -10012,6 +10090,7 @@
           <w:id w:val="-1754665230"/>
           <w:citation/>
         </w:sdtPr>
+        <w:sdtEndPr/>
         <w:sdtContent>
           <w:r>
             <w:fldChar w:fldCharType="begin"/>
@@ -10154,6 +10233,7 @@
           <w:id w:val="-1729362216"/>
           <w:citation/>
         </w:sdtPr>
+        <w:sdtEndPr/>
         <w:sdtContent>
           <w:r>
             <w:fldChar w:fldCharType="begin"/>
@@ -10219,6 +10299,7 @@
           <w:id w:val="275537392"/>
           <w:citation/>
         </w:sdtPr>
+        <w:sdtEndPr/>
         <w:sdtContent>
           <w:r>
             <w:fldChar w:fldCharType="begin"/>
@@ -10548,6 +10629,7 @@
           <w:id w:val="-292298351"/>
           <w:citation/>
         </w:sdtPr>
+        <w:sdtEndPr/>
         <w:sdtContent>
           <w:r>
             <w:fldChar w:fldCharType="begin"/>
@@ -10722,6 +10804,7 @@
           <w:id w:val="1939103453"/>
           <w:citation/>
         </w:sdtPr>
+        <w:sdtEndPr/>
         <w:sdtContent>
           <w:r>
             <w:fldChar w:fldCharType="begin"/>
@@ -10769,6 +10852,7 @@
           <w:id w:val="-1639101798"/>
           <w:citation/>
         </w:sdtPr>
+        <w:sdtEndPr/>
         <w:sdtContent>
           <w:r>
             <w:fldChar w:fldCharType="begin"/>
@@ -10806,6 +10890,7 @@
           <w:id w:val="-1427492754"/>
           <w:citation/>
         </w:sdtPr>
+        <w:sdtEndPr/>
         <w:sdtContent>
           <w:r>
             <w:fldChar w:fldCharType="begin"/>
@@ -10963,6 +11048,7 @@
           <w:id w:val="505012827"/>
           <w:citation/>
         </w:sdtPr>
+        <w:sdtEndPr/>
         <w:sdtContent>
           <w:r>
             <w:fldChar w:fldCharType="begin"/>
@@ -11053,6 +11139,7 @@
           <w:id w:val="-1076973253"/>
           <w:citation/>
         </w:sdtPr>
+        <w:sdtEndPr/>
         <w:sdtContent>
           <w:r>
             <w:fldChar w:fldCharType="begin"/>
@@ -11159,6 +11246,7 @@
           <w:id w:val="-29260260"/>
           <w:citation/>
         </w:sdtPr>
+        <w:sdtEndPr/>
         <w:sdtContent>
           <w:r>
             <w:fldChar w:fldCharType="begin"/>
@@ -11283,6 +11371,7 @@
           <w:id w:val="-1835298185"/>
           <w:citation/>
         </w:sdtPr>
+        <w:sdtEndPr/>
         <w:sdtContent>
           <w:r>
             <w:fldChar w:fldCharType="begin"/>
@@ -11553,6 +11642,7 @@
           <w:id w:val="-804161269"/>
           <w:citation/>
         </w:sdtPr>
+        <w:sdtEndPr/>
         <w:sdtContent>
           <w:r>
             <w:fldChar w:fldCharType="begin"/>
@@ -11591,6 +11681,7 @@
           <w:id w:val="1191729591"/>
           <w:citation/>
         </w:sdtPr>
+        <w:sdtEndPr/>
         <w:sdtContent>
           <w:r>
             <w:fldChar w:fldCharType="begin"/>
@@ -11747,6 +11838,7 @@
           <w:id w:val="-1831432882"/>
           <w:citation/>
         </w:sdtPr>
+        <w:sdtEndPr/>
         <w:sdtContent>
           <w:r>
             <w:fldChar w:fldCharType="begin"/>
@@ -11783,6 +11875,7 @@
           <w:id w:val="-315653010"/>
           <w:citation/>
         </w:sdtPr>
+        <w:sdtEndPr/>
         <w:sdtContent>
           <w:r>
             <w:fldChar w:fldCharType="begin"/>
@@ -11812,6 +11905,7 @@
           <w:id w:val="1161807158"/>
           <w:citation/>
         </w:sdtPr>
+        <w:sdtEndPr/>
         <w:sdtContent>
           <w:r>
             <w:fldChar w:fldCharType="begin"/>
@@ -12002,6 +12096,7 @@
           <w:id w:val="-1282495917"/>
           <w:citation/>
         </w:sdtPr>
+        <w:sdtEndPr/>
         <w:sdtContent>
           <w:r>
             <w:fldChar w:fldCharType="begin"/>
@@ -12208,6 +12303,7 @@
           <w:id w:val="2068990673"/>
           <w:citation/>
         </w:sdtPr>
+        <w:sdtEndPr/>
         <w:sdtContent>
           <w:r>
             <w:fldChar w:fldCharType="begin"/>
@@ -12246,6 +12342,7 @@
           <w:id w:val="1892689785"/>
           <w:citation/>
         </w:sdtPr>
+        <w:sdtEndPr/>
         <w:sdtContent>
           <w:r>
             <w:fldChar w:fldCharType="begin"/>
@@ -12305,6 +12402,7 @@
           <w:id w:val="-1492091520"/>
           <w:citation/>
         </w:sdtPr>
+        <w:sdtEndPr/>
         <w:sdtContent>
           <w:r>
             <w:fldChar w:fldCharType="begin"/>
@@ -12354,6 +12452,7 @@
           <w:id w:val="-840154466"/>
           <w:citation/>
         </w:sdtPr>
+        <w:sdtEndPr/>
         <w:sdtContent>
           <w:r>
             <w:fldChar w:fldCharType="begin"/>
@@ -12512,6 +12611,7 @@
           <w:id w:val="-1640722338"/>
           <w:citation/>
         </w:sdtPr>
+        <w:sdtEndPr/>
         <w:sdtContent>
           <w:r>
             <w:fldChar w:fldCharType="begin"/>
@@ -12673,6 +12773,7 @@
           <w:id w:val="-207333475"/>
           <w:citation/>
         </w:sdtPr>
+        <w:sdtEndPr/>
         <w:sdtContent>
           <w:r>
             <w:fldChar w:fldCharType="begin"/>
@@ -12746,6 +12847,7 @@
           <w:id w:val="1833021705"/>
           <w:citation/>
         </w:sdtPr>
+        <w:sdtEndPr/>
         <w:sdtContent>
           <w:r>
             <w:fldChar w:fldCharType="begin"/>
@@ -12812,6 +12914,7 @@
           <w:id w:val="985585609"/>
           <w:citation/>
         </w:sdtPr>
+        <w:sdtEndPr/>
         <w:sdtContent>
           <w:r>
             <w:fldChar w:fldCharType="begin"/>
@@ -12850,6 +12953,7 @@
           <w:id w:val="33317548"/>
           <w:citation/>
         </w:sdtPr>
+        <w:sdtEndPr/>
         <w:sdtContent>
           <w:r>
             <w:fldChar w:fldCharType="begin"/>
@@ -12879,6 +12983,7 @@
           <w:id w:val="-1761738413"/>
           <w:citation/>
         </w:sdtPr>
+        <w:sdtEndPr/>
         <w:sdtContent>
           <w:r>
             <w:fldChar w:fldCharType="begin"/>
@@ -12954,7 +13059,7 @@
           <w:b w:val="0"/>
         </w:rPr>
       </w:pPr>
-      <w:bookmarkStart w:id="3" w:name="_Toc227593232"/>
+      <w:bookmarkStart w:id="3" w:name="_Toc229584929"/>
       <w:r>
         <w:t>Hệ thống tiền tệ</w:t>
       </w:r>
@@ -14710,7 +14815,16 @@
         <w:t>,</w:t>
       </w:r>
       <w:r>
-        <w:t xml:space="preserve"> chủ yếu phục vụ nhu cầu trao đổi hàng hóa trên thị trường, vào thời Smith thế kỷ XVIII, </w:t>
+        <w:t xml:space="preserve"> chủ yếu phục vụ nhu cầu trao đổi hàng hóa trên thị trường, vào </w:t>
+      </w:r>
+      <w:r>
+        <w:rPr>
+          <w:i/>
+        </w:rPr>
+        <w:t>thời Smith thế kỷ XVIII</w:t>
+      </w:r>
+      <w:r>
+        <w:t xml:space="preserve">, </w:t>
       </w:r>
       <w:r>
         <w:t xml:space="preserve">với bản vị tiền đồng vàng còn có </w:t>
@@ -16292,7 +16406,25 @@
         <w:t>có thể ở ngân hàng thương mại và quá trình thi công – giám sát – đánh giá – chi tiêu có thể diễn ra nhanh gọn hơn vì không thông qua kho bạc.</w:t>
       </w:r>
       <w:r>
-        <w:t xml:space="preserve"> Ghi chú, hạn mức chi tiêu tức tài khoản của chủ đầu tư </w:t>
+        <w:t xml:space="preserve"> Ghi chú, hạn mức chi tiêu </w:t>
+      </w:r>
+      <w:r>
+        <w:t>(b</w:t>
+      </w:r>
+      <w:r>
+        <w:t xml:space="preserve">udget </w:t>
+      </w:r>
+      <w:r>
+        <w:t>a</w:t>
+      </w:r>
+      <w:r>
+        <w:t>llocation</w:t>
+      </w:r>
+      <w:r>
+        <w:t xml:space="preserve">) </w:t>
+      </w:r>
+      <w:r>
+        <w:t xml:space="preserve">tức tài khoản của chủ đầu tư </w:t>
       </w:r>
       <w:r>
         <w:t xml:space="preserve">công </w:t>
@@ -16541,7 +16673,13 @@
         <w:t xml:space="preserve">với lượng tiền giải ngân </w:t>
       </w:r>
       <w:r>
-        <w:t>có khấu trừ lượng tiền tạm ứng, và 3)</w:t>
+        <w:t>có khấu trừ lượng tiền tạm ứng</w:t>
+      </w:r>
+      <w:r>
+        <w:t>, tức tiền đã bơm hết vào nhà thầu</w:t>
+      </w:r>
+      <w:r>
+        <w:t>, và 3)</w:t>
       </w:r>
       <w:r>
         <w:t xml:space="preserve"> </w:t>
@@ -16616,7 +16754,7 @@
         <w:t>nghiệp vụ kế toán giữa tài khoản tài sản và tài khoản kho bạc tại ngân hàng trung ương.</w:t>
       </w:r>
       <w:r>
-        <w:t xml:space="preserve"> Giả sử lượng tiền giải ngân đã có sẵn không cần bút toán phát hành và giải sử công trình công đảm bảo chất lượng có giá đúng bằng lượng </w:t>
+        <w:t xml:space="preserve"> Giả sử lượng tiền giải ngân đã có sẵn không cần bút toán phát hành và giả sử công trình công đảm bảo chất lượng có giá đúng bằng lượng </w:t>
       </w:r>
       <w:r>
         <w:t xml:space="preserve">giải ngân </w:t>
@@ -16667,14 +16805,14 @@
         <w:t>.</w:t>
       </w:r>
       <w:r>
-        <w:t xml:space="preserve"> Nếu lượng tiền giải ngân do bút toán phát hành thì lạm phát chắc chắn xảy ra do thuế nhà thầu luôn thấp hơn doanh thu nhà thầu và doanh thu nhà thầu tương ứng với lượng tiền giải ngân</w:t>
-      </w:r>
-      <w:r>
-        <w:t xml:space="preserve">, trừ phi công trình công mang lại lợi ích </w:t>
+        <w:t xml:space="preserve"> Nếu lượng tiền giải ngân do bút toán phát hành thì lạm phát chắc chắn xảy ra do thuế nhà thầu luôn thấp hơn doanh thu nhà thầu và doanh thu nhà thầu tương ứng với lượng tiền giải </w:t>
       </w:r>
       <w:r>
         <w:lastRenderedPageBreak/>
-        <w:t>lớn cung ứng nguồn thu thuế rất lớn trên diện rộng vượt ngoài nhà thầu.</w:t>
+        <w:t>ngân</w:t>
+      </w:r>
+      <w:r>
+        <w:t>, trừ phi công trình công mang lại lợi ích lớn cung ứng nguồn thu thuế rất lớn trên diện rộng vượt ngoài nhà thầu.</w:t>
       </w:r>
       <w:r>
         <w:t xml:space="preserve"> Ghi chú, lượng tiền </w:t>
@@ -18273,10 +18411,22 @@
         <w:t xml:space="preserve"> </w:t>
       </w:r>
       <w:r>
-        <w:t xml:space="preserve">Bản vị pháp định không những ưu việt </w:t>
-      </w:r>
-      <w:r>
-        <w:t xml:space="preserve">(chẳng hạn, tránh nguồn dự trữ vàng cạn kiệt, tránh tình trạng đổ xô rút vàng làm cạn lượng nội tệ đầu tư nội địa, tránh phụ thuộc vào biến động ngoại tệ) </w:t>
+        <w:t>Bản vị pháp định tránh được nguồn dự trữ vàng cạn kiệt, tránh tình trạng đổ xô rút vàng làm cạn lượng nội tệ đầu tư nội địa, tránh phụ thuộc vào biến động ngoại tệ, mặc dù tình trạng lạm phát ở tiền bản vị vàng không quá phức tạp</w:t>
+      </w:r>
+      <w:r>
+        <w:t>,</w:t>
+      </w:r>
+      <w:r>
+        <w:t xml:space="preserve"> chỉ ở mức mà Smith đề cập là sự sụt giảm giá trị của tiền tệ. </w:t>
+      </w:r>
+      <w:r>
+        <w:t>Bản vị pháp định không những ưu việt</w:t>
+      </w:r>
+      <w:r>
+        <w:t>,</w:t>
+      </w:r>
+      <w:r>
+        <w:t xml:space="preserve"> </w:t>
       </w:r>
       <w:r>
         <w:t xml:space="preserve">mà còn khiến hệ thống tài chính và thị trường ngoại hối đa dạng và linh hoạt hẳn lên. </w:t>
@@ -18321,7 +18471,22 @@
         <w:t>, theo lý luận</w:t>
       </w:r>
       <w:r>
-        <w:t>.</w:t>
+        <w:t xml:space="preserve">, nhưng cần nghiên cứu thêm rằng tiền mã hóa có được những ưu điểm về tính ổn định của tiền pháp định </w:t>
+      </w:r>
+      <w:r>
+        <w:t xml:space="preserve">hay không </w:t>
+      </w:r>
+      <w:r>
+        <w:t xml:space="preserve">(2026) </w:t>
+      </w:r>
+      <w:r>
+        <w:t xml:space="preserve">[tiền bản vị vàng </w:t>
+      </w:r>
+      <w:r>
+        <w:t xml:space="preserve">không phức hợp như </w:t>
+      </w:r>
+      <w:r>
+        <w:t>tiền pháp định].</w:t>
       </w:r>
     </w:p>
     <w:p/>
@@ -18332,7 +18497,7 @@
           <w:b w:val="0"/>
         </w:rPr>
       </w:pPr>
-      <w:bookmarkStart w:id="4" w:name="_Toc227593233"/>
+      <w:bookmarkStart w:id="4" w:name="_Toc229584930"/>
       <w:r>
         <w:t>Tích lũy vốn</w:t>
       </w:r>
@@ -18368,6 +18533,7 @@
           <w:id w:val="1544018608"/>
           <w:citation/>
         </w:sdtPr>
+        <w:sdtEndPr/>
         <w:sdtContent>
           <w:r>
             <w:fldChar w:fldCharType="begin"/>
@@ -18453,13 +18619,18 @@
         <w:t xml:space="preserve"> đối nghịch với nguyên lý chi tiêu của “doanh nghiệp” chính phủ nếu nhìn chính phủ với khía cạnh doanh nghiệp.</w:t>
       </w:r>
       <w:r>
-        <w:t xml:space="preserve"> Vòng quay tích lũy vốn càng nhanh thì càng nhiều của cải được tạo ra và xã hội càng giàu có, và trong vòng quay đó, phân công lao động là lực chủ đạo để quay vòng quay vì chỉ có phân công lao động mới khiến sản xuất hiệu quả và như vậy tuy chung nguồn gốc thuộc tính trao đổi hàng hóa và tuy tích lũy vốn cần được tiến hành trước phân công lao động, theo Smith </w:t>
+        <w:t xml:space="preserve"> Vòng quay tích lũy vốn càng nhanh thì càng nhiều của cải được tạo ra và xã hội càng giàu có, và trong vòng quay đó, phân công lao động là lực chủ đạo để quay vòng quay vì chỉ có phân công lao động mới khiến sản xuất </w:t>
+      </w:r>
+      <w:r>
+        <w:lastRenderedPageBreak/>
+        <w:t xml:space="preserve">hiệu quả và như vậy tuy chung nguồn gốc thuộc tính trao đổi hàng hóa và tuy tích lũy vốn cần được tiến hành trước phân công lao động, theo Smith </w:t>
       </w:r>
       <w:sdt>
         <w:sdtPr>
           <w:id w:val="-1295828161"/>
           <w:citation/>
         </w:sdtPr>
+        <w:sdtEndPr/>
         <w:sdtContent>
           <w:r>
             <w:fldChar w:fldCharType="begin"/>
@@ -18482,17 +18653,14 @@
         </w:sdtContent>
       </w:sdt>
       <w:r>
-        <w:t xml:space="preserve">, nhưng tích lũy vốn và phân công lao động luôn tương hỗ, tích lũy vốn càng nhiều thì phân công lao động càng tinh </w:t>
-      </w:r>
-      <w:r>
-        <w:lastRenderedPageBreak/>
-        <w:t>vi và ngược lại</w:t>
+        <w:t>, nhưng tích lũy vốn và phân công lao động luôn tương hỗ, tích lũy vốn càng nhiều thì phân công lao động càng tinh vi và ngược lại</w:t>
       </w:r>
       <w:sdt>
         <w:sdtPr>
           <w:id w:val="-1767534310"/>
           <w:citation/>
         </w:sdtPr>
+        <w:sdtEndPr/>
         <w:sdtContent>
           <w:r>
             <w:fldChar w:fldCharType="begin"/>
@@ -18518,7 +18686,16 @@
         <w:t>.</w:t>
       </w:r>
       <w:r>
-        <w:t xml:space="preserve"> Nhắc lại, theo lý luận thế năng trình độ sản xuất gia tăng lượng của cải theo hàm phi tuyến (hàm thế năng trình độ sản xuất) để suy dẫn thì tích lũy vốn phản ánh vào hàm phi tuyến này nên </w:t>
+        <w:t xml:space="preserve"> Nhắc lại, theo lý luận thế năng trình độ sản xuất </w:t>
+      </w:r>
+      <w:r>
+        <w:rPr>
+          <w:i/>
+        </w:rPr>
+        <w:t>gia tăng lượng của cải</w:t>
+      </w:r>
+      <w:r>
+        <w:t xml:space="preserve"> theo hàm phi tuyến (hàm thế năng trình độ sản xuất) để suy dẫn thì tích lũy vốn phản ánh vào hàm phi tuyến này nên </w:t>
       </w:r>
       <w:r>
         <w:rPr>
@@ -19246,6 +19423,7 @@
           <w:id w:val="-1989388936"/>
           <w:citation/>
         </w:sdtPr>
+        <w:sdtEndPr/>
         <w:sdtContent>
           <w:r>
             <w:rPr>
@@ -19297,11 +19475,30 @@
         <w:rPr>
           <w:rFonts w:cs="Times New Roman"/>
         </w:rPr>
-        <w:t xml:space="preserve">Ghi chú, vốn là tổng quát hóa của lượng tiền, hàng hóa, sản phẩm, tài sản, trình độ sản xuất; ví dụ khi ta nói đến vốn “nguyên vật liệu” thì hoặc chính là nguyên vật liệu hoặc là lượng tiền để mua nguyên vật liệu đó. </w:t>
+        <w:t xml:space="preserve">Ghi chú, vốn là tổng quát hóa của lượng tiền, hàng hóa, sản phẩm, tài sản, </w:t>
       </w:r>
       <w:r>
         <w:rPr>
           <w:rFonts w:cs="Times New Roman"/>
+          <w:i/>
+        </w:rPr>
+        <w:t>của cải</w:t>
+      </w:r>
+      <w:r>
+        <w:rPr>
+          <w:rFonts w:cs="Times New Roman"/>
+        </w:rPr>
+        <w:t xml:space="preserve">, </w:t>
+      </w:r>
+      <w:r>
+        <w:rPr>
+          <w:rFonts w:cs="Times New Roman"/>
+        </w:rPr>
+        <w:t xml:space="preserve">trình độ sản xuất; ví dụ khi ta nói đến vốn “nguyên vật liệu” thì hoặc chính là nguyên vật liệu hoặc là lượng tiền để mua nguyên vật liệu đó. </w:t>
+      </w:r>
+      <w:r>
+        <w:rPr>
+          <w:rFonts w:cs="Times New Roman"/>
         </w:rPr>
         <w:t>Vốn lưu động và vốn cố định có thể chuyển hóa lẫn nhau</w:t>
       </w:r>
@@ -19630,12 +19827,19 @@
         <w:rPr>
           <w:rFonts w:cs="Times New Roman"/>
         </w:rPr>
-        <w:t>nguyên vật liệu (thuộc vốn lưu động) nhưng thiết yếu</w:t>
+        <w:t xml:space="preserve">nguyên vật liệu (thuộc vốn </w:t>
       </w:r>
       <w:r>
         <w:rPr>
           <w:rFonts w:cs="Times New Roman"/>
         </w:rPr>
+        <w:lastRenderedPageBreak/>
+        <w:t>lưu động) nhưng thiết yếu</w:t>
+      </w:r>
+      <w:r>
+        <w:rPr>
+          <w:rFonts w:cs="Times New Roman"/>
+        </w:rPr>
         <w:t xml:space="preserve">, </w:t>
       </w:r>
       <w:r>
@@ -19672,14 +19876,7 @@
         <w:rPr>
           <w:rFonts w:cs="Times New Roman"/>
         </w:rPr>
-        <w:t xml:space="preserve"> nghề phải tốn một lượng lao </w:t>
-      </w:r>
-      <w:r>
-        <w:rPr>
-          <w:rFonts w:cs="Times New Roman"/>
-        </w:rPr>
-        <w:lastRenderedPageBreak/>
-        <w:t>động và/hoặc trả một lượng tiền để học, hơn nữa, tay nghề và tài năng của nhiều người hợp thành, góp phần họp thành trình độ sản xuất của toàn xã hội, nên một lần nữa cần khẳng định vốn là biểu hiện của trình độ sản xuất theo nghĩa tổng quát nhất.</w:t>
+        <w:t xml:space="preserve"> nghề phải tốn một lượng lao động và/hoặc trả một lượng tiền để học, hơn nữa, tay nghề và tài năng của nhiều người hợp thành, góp phần họp thành trình độ sản xuất của toàn xã hội, nên một lần nữa cần khẳng định vốn là biểu hiện của trình độ sản xuất theo nghĩa tổng quát nhất.</w:t>
       </w:r>
       <w:r>
         <w:rPr>
@@ -19695,6 +19892,7 @@
           <w:id w:val="737217112"/>
           <w:citation/>
         </w:sdtPr>
+        <w:sdtEndPr/>
         <w:sdtContent>
           <w:r>
             <w:rPr>
@@ -19804,6 +20002,7 @@
           <w:id w:val="1653100629"/>
           <w:citation/>
         </w:sdtPr>
+        <w:sdtEndPr/>
         <w:sdtContent>
           <w:r>
             <w:rPr>
@@ -20150,7 +20349,14 @@
         <w:rPr>
           <w:rFonts w:cs="Times New Roman"/>
         </w:rPr>
-        <w:t>là tổng thu nhập trừ khấu hao vốn cố định lẫn khấu hao vốn luân chuyển và phí tổn sinh hoạt của mọi cá nhân</w:t>
+        <w:t xml:space="preserve">là tổng thu nhập </w:t>
+      </w:r>
+      <w:r>
+        <w:rPr>
+          <w:rFonts w:cs="Times New Roman"/>
+        </w:rPr>
+        <w:lastRenderedPageBreak/>
+        <w:t>trừ khấu hao vốn cố định lẫn khấu hao vốn luân chuyển và phí tổn sinh hoạt của mọi cá nhân</w:t>
       </w:r>
       <w:sdt>
         <w:sdtPr>
@@ -20160,6 +20366,7 @@
           <w:id w:val="510348843"/>
           <w:citation/>
         </w:sdtPr>
+        <w:sdtEndPr/>
         <w:sdtContent>
           <w:r>
             <w:rPr>
@@ -20217,11 +20424,7 @@
         <w:t xml:space="preserve">) với lưu ý </w:t>
       </w:r>
       <w:r>
-        <w:t xml:space="preserve">GDP tính theo phương pháp thu nhập bằng tổng thu nhập lao động tiền lương của người lao động (1), thu nhập từ sở hữu (2) gồm lợi </w:t>
-      </w:r>
-      <w:r>
-        <w:lastRenderedPageBreak/>
-        <w:t>nhuận của doanh nghiệp &amp; tiền lãi từ các khoản cho vay &amp; tiền cho thuê tài sản, thuế sản xuất ròng (3) tức thuế gián thu như thuế giá trị gia tăng và thuế tiêu thụ đặc biệt trừ đi trợ cấp chính phủ cho sản xuất, cộng với chi phí khấu hao tài sản cố định (4) (</w:t>
+        <w:t>GDP tính theo phương pháp thu nhập bằng tổng thu nhập lao động tiền lương của người lao động (1), thu nhập từ sở hữu (2) gồm lợi nhuận của doanh nghiệp &amp; tiền lãi từ các khoản cho vay &amp; tiền cho thuê tài sản, thuế sản xuất ròng (3) tức thuế gián thu như thuế giá trị gia tăng và thuế tiêu thụ đặc biệt trừ đi trợ cấp chính phủ cho sản xuất, cộng với chi phí khấu hao tài sản cố định (4) (</w:t>
       </w:r>
       <w:r>
         <w:t>Google AI 2025</w:t>
@@ -20306,6 +20509,7 @@
           <w:id w:val="-472606303"/>
           <w:citation/>
         </w:sdtPr>
+        <w:sdtEndPr/>
         <w:sdtContent>
           <w:r>
             <w:fldChar w:fldCharType="begin"/>
@@ -20439,7 +20643,11 @@
         <w:t>thể hiện sự gia tăng của vốn tức tích lũy vốn</w:t>
       </w:r>
       <w:r>
-        <w:t xml:space="preserve">, do đó </w:t>
+        <w:t xml:space="preserve">, do </w:t>
+      </w:r>
+      <w:r>
+        <w:lastRenderedPageBreak/>
+        <w:t xml:space="preserve">đó </w:t>
       </w:r>
       <w:r>
         <w:rPr>
@@ -20472,6 +20680,7 @@
           <w:id w:val="1166443572"/>
           <w:citation/>
         </w:sdtPr>
+        <w:sdtEndPr/>
         <w:sdtContent>
           <w:r>
             <w:fldChar w:fldCharType="begin"/>
@@ -20486,14 +20695,7 @@
             <w:rPr>
               <w:noProof/>
             </w:rPr>
-            <w:t xml:space="preserve"> (Smith, </w:t>
-          </w:r>
-          <w:r>
-            <w:rPr>
-              <w:noProof/>
-            </w:rPr>
-            <w:lastRenderedPageBreak/>
-            <w:t>1776, p. 214)</w:t>
+            <w:t xml:space="preserve"> (Smith, 1776, p. 214)</w:t>
           </w:r>
           <w:r>
             <w:fldChar w:fldCharType="end"/>
@@ -20571,6 +20773,7 @@
           <w:id w:val="-1702161430"/>
           <w:citation/>
         </w:sdtPr>
+        <w:sdtEndPr/>
         <w:sdtContent>
           <w:r>
             <w:fldChar w:fldCharType="begin"/>
@@ -20708,6 +20911,7 @@
           <w:id w:val="-1148740909"/>
           <w:citation/>
         </w:sdtPr>
+        <w:sdtEndPr/>
         <w:sdtContent>
           <w:r>
             <w:fldChar w:fldCharType="begin"/>
@@ -20754,10 +20958,43 @@
         <w:t xml:space="preserve">vàng </w:t>
       </w:r>
       <w:r>
-        <w:t>này, ngân hàng phát hành 800,000 tiền giấy như dạng tín phiếu chưa phải tiền pháp định với bản vị pháp định và giữ lại 200,000 đồng tiền vàng trong ngân khố để người dân có thể đổi tiền giấy để rút đồng tiền vàng. Vai trò của tiền lưu thông (800,000 tiền giấy) hữu ích đến nỗi có ít người đổi tiền giấy để rút đồng tiền vàng nên 200,000 đồng tiền vàng</w:t>
-      </w:r>
-      <w:r>
-        <w:t xml:space="preserve"> đủ để bảo đảm bản vị. Sau một thời gian người dân hoàn toàn dùng 800,000 tiền giấy để trao đổi hàng hóa và tất nhiên ngân hàng thu hồi 800,000 đồng tiền vàng tương ứng với 800,000 tiền giấy lưu thông. </w:t>
+        <w:t>này, ngân hàng phát hành 800,000 tiền giấy như dạng tín</w:t>
+      </w:r>
+      <w:r>
+        <w:t>/hối</w:t>
+      </w:r>
+      <w:r>
+        <w:t xml:space="preserve"> phiếu chưa phải tiền pháp định với bản vị pháp định và giữ lại 200,000 đồng tiền vàng trong ngân khố để người dân có thể đổi tiền giấy để rút đồng tiền vàng. Vai trò của tiền lưu thông (800,000 tiền giấy) hữu ích đến nỗi có ít người đổi tiền giấy để rút đồng tiền vàng nên 200,000 đồng tiền vàng</w:t>
+      </w:r>
+      <w:r>
+        <w:t xml:space="preserve"> đủ để bảo đảm bản vị. Sau một thời gian người dân hoàn toàn dùng 800,000 tiền giấy để trao đổi hàng hóa và tất nhiên </w:t>
+      </w:r>
+      <w:r>
+        <w:rPr>
+          <w:i/>
+        </w:rPr>
+        <w:t>ngân hàng</w:t>
+      </w:r>
+      <w:r>
+        <w:rPr>
+          <w:i/>
+        </w:rPr>
+        <w:t xml:space="preserve"> </w:t>
+      </w:r>
+      <w:r>
+        <w:rPr>
+          <w:i/>
+        </w:rPr>
+        <w:t>và/</w:t>
+      </w:r>
+      <w:r>
+        <w:rPr>
+          <w:i/>
+        </w:rPr>
+        <w:t>hoặc nền kinh tế</w:t>
+      </w:r>
+      <w:r>
+        <w:t xml:space="preserve"> thu hồi 800,000 đồng tiền vàng tương ứng với 800,000 tiền giấy lưu thông. </w:t>
       </w:r>
       <w:r>
         <w:t>Lúc</w:t>
@@ -20877,7 +21114,11 @@
         <w:t xml:space="preserve">khi </w:t>
       </w:r>
       <w:r>
-        <w:t>đề cập lạm phát.</w:t>
+        <w:t xml:space="preserve">đề cập </w:t>
+      </w:r>
+      <w:r>
+        <w:lastRenderedPageBreak/>
+        <w:t>lạm phát.</w:t>
       </w:r>
       <w:r>
         <w:t xml:space="preserve"> </w:t>
@@ -20895,11 +21136,7 @@
         <w:t>.</w:t>
       </w:r>
       <w:r>
-        <w:t xml:space="preserve"> Tuy nhiên khi đồng tiền vàng được thay bằng tiền pháp định, vấn đề trở nên phức </w:t>
-      </w:r>
-      <w:r>
-        <w:lastRenderedPageBreak/>
-        <w:t xml:space="preserve">tạp </w:t>
+        <w:t xml:space="preserve"> Tuy nhiên khi đồng tiền vàng được thay bằng tiền pháp định, vấn đề trở nên phức tạp </w:t>
       </w:r>
       <w:r>
         <w:t xml:space="preserve">một chút </w:t>
@@ -21201,7 +21438,11 @@
         <w:t xml:space="preserve">00,000 </w:t>
       </w:r>
       <w:r>
-        <w:t xml:space="preserve">= 200,000 + 100,000 </w:t>
+        <w:t xml:space="preserve">= 200,000 + </w:t>
+      </w:r>
+      <w:r>
+        <w:lastRenderedPageBreak/>
+        <w:t xml:space="preserve">100,000 </w:t>
       </w:r>
       <w:r>
         <w:t xml:space="preserve">đồng tiền vàng </w:t>
@@ -21220,6 +21461,7 @@
           <w:id w:val="227965254"/>
           <w:citation/>
         </w:sdtPr>
+        <w:sdtEndPr/>
         <w:sdtContent>
           <w:r>
             <w:fldChar w:fldCharType="begin"/>
@@ -21308,11 +21550,7 @@
         <w:t>N</w:t>
       </w:r>
       <w:r>
-        <w:t xml:space="preserve">guyên tắc vàng của Smith về sự tương </w:t>
-      </w:r>
-      <w:r>
-        <w:lastRenderedPageBreak/>
-        <w:t>ứng giữa hàng hóa và tiền lưu thông luôn đúng</w:t>
+        <w:t>guyên tắc vàng của Smith về sự tương ứng giữa hàng hóa và tiền lưu thông luôn đúng</w:t>
       </w:r>
       <w:r>
         <w:t>,</w:t>
@@ -22389,6 +22627,7 @@
         <w:t xml:space="preserve">. </w:t>
       </w:r>
       <w:r>
+        <w:lastRenderedPageBreak/>
         <w:t>V</w:t>
       </w:r>
       <w:r>
@@ -22494,11 +22733,7 @@
         <w:t>)</w:t>
       </w:r>
       <w:r>
-        <w:t xml:space="preserve">. Như vậy ta có hai cách hiểu tương đương về lạm phát: 1) lạm phát là lượng tiền lưu thông nhiều hơn lượng hàng hóa trên thị trường, một cách chính xác, lượng tiền lưu thông quá mức cần thiết để hàng </w:t>
-      </w:r>
-      <w:r>
-        <w:lastRenderedPageBreak/>
-        <w:t>hóa trên thị trường trao đổi, 2)</w:t>
+        <w:t>. Như vậy ta có hai cách hiểu tương đương về lạm phát: 1) lạm phát là lượng tiền lưu thông nhiều hơn lượng hàng hóa trên thị trường, một cách chính xác, lượng tiền lưu thông quá mức cần thiết để hàng hóa trên thị trường trao đổi, 2)</w:t>
       </w:r>
       <w:r>
         <w:t xml:space="preserve"> lạm phát là hiện tượng mà mức giá chung của hàng hóa dịch vụ tăng lên</w:t>
@@ -22962,7 +23197,13 @@
         <w:t>hối phiếu</w:t>
       </w:r>
       <w:r>
-        <w:t xml:space="preserve"> (bill of exchange) là hóa đơn mà chủ nợ lập ra </w:t>
+        <w:t xml:space="preserve"> (bill of exchange</w:t>
+      </w:r>
+      <w:r>
+        <w:t>, draft</w:t>
+      </w:r>
+      <w:r>
+        <w:t xml:space="preserve">) là hóa đơn mà chủ nợ lập ra </w:t>
       </w:r>
       <w:r>
         <w:t>yêu cầu</w:t>
@@ -23112,7 +23353,11 @@
         <w:t xml:space="preserve"> </w:t>
       </w:r>
       <w:r>
-        <w:t>Hối phiếu và lệnh phiếu được ký phát tại ngân hàng thương mại nên tiền vốn ứng trước hay tiền thanh toán được ngân hàng chi ra</w:t>
+        <w:t xml:space="preserve">Hối phiếu và lệnh phiếu được ký phát </w:t>
+      </w:r>
+      <w:r>
+        <w:lastRenderedPageBreak/>
+        <w:t>tại ngân hàng thương mại nên tiền vốn ứng trước hay tiền thanh toán được ngân hàng chi ra</w:t>
       </w:r>
       <w:r>
         <w:t xml:space="preserve"> tức </w:t>
@@ -23181,98 +23426,401 @@
         <w:t xml:space="preserve">: 1) cấp tín dụng dựa trên hối phiếu thực </w:t>
       </w:r>
       <w:r>
-        <w:t xml:space="preserve">(real bills) </w:t>
-      </w:r>
-      <w:r>
-        <w:t xml:space="preserve">tức lượng tiền tung ra thị </w:t>
+        <w:t>(real bills)</w:t>
+      </w:r>
+      <w:r>
+        <w:t>,</w:t>
+      </w:r>
+      <w:r>
+        <w:t xml:space="preserve"> </w:t>
+      </w:r>
+      <w:r>
+        <w:t>tức lượng tiền tung ra thị trườ</w:t>
+      </w:r>
+      <w:r>
+        <w:t>ng</w:t>
+      </w:r>
+      <w:r>
+        <w:t xml:space="preserve"> sau chu trình lưu thông sẽ bị hủy ngân hàng, để bảo đảm sau khi hàng hóa đã được trao đổi xong thì không còn lượng tiền giấy thừa</w:t>
+      </w:r>
+      <w:r>
+        <w:t xml:space="preserve">, một cách đơn giản, ví dụ đơn giản như khi chủ nợ lập hối phiếu </w:t>
+      </w:r>
+      <w:r>
+        <w:t xml:space="preserve">thực </w:t>
+      </w:r>
+      <w:r>
+        <w:t xml:space="preserve">với con nợ và ngân hàng ứng khoản tín dụng tiền giấy cho con nợ và sau đó con nợ mang lượng tiền giấy cùng lãi nợ đến ngân hàng để trả và lúc này chủ nợ cũng trình hối phiếu ra để nhận một lượng tiền lãi và ngân hàng </w:t>
+      </w:r>
+      <w:r>
+        <w:t xml:space="preserve">có thể </w:t>
+      </w:r>
+      <w:r>
+        <w:t>sẽ hủy lượng tiền giấy còn lại</w:t>
+      </w:r>
+      <w:r>
+        <w:t xml:space="preserve"> vì lượng tiền giấy </w:t>
+      </w:r>
+      <w:r>
+        <w:t xml:space="preserve">này </w:t>
+      </w:r>
+      <w:r>
+        <w:t>lúc này thuộc về ngân hàng</w:t>
+      </w:r>
+      <w:r>
+        <w:t xml:space="preserve">, 2) ngân hàng có nghĩa vụ đổi tiền giấy sang tiền vàng khi người dân yêu cầu, điều này nhằm giảm </w:t>
+      </w:r>
+      <w:r>
+        <w:t xml:space="preserve">[khấu trừ] </w:t>
+      </w:r>
+      <w:r>
+        <w:t>lượng tiền giấy lưu thông lúc cần thiết, 3)</w:t>
+      </w:r>
+      <w:r>
+        <w:t xml:space="preserve"> ngân hàng tránh tung lượng tiền giấy cho vay với các dự án đầu tư dài hạn hay đầu cơ, 4) các ngân hàng nên cạnh tranh lẫn nhau để nếu như một ngân hàng tung nhiều tiền giấy thì ngân hàng khác sẽ thu gom để đổi lấy vàng nhằm làm suy yếu nguồn dự trữ vàng của đối thủ.</w:t>
+      </w:r>
+      <w:r>
+        <w:t xml:space="preserve"> </w:t>
+      </w:r>
+      <w:r>
+        <w:t xml:space="preserve">Ghi chú, vì khách hàng thanh toán hối phiếu đều đặn và đúng hạn bằng tiền giấy tại ngân hàng nên lượng tiền lưu thông cần thiết luôn khấu trừ đúng bằng lượng tiền giấy phát hành vừa đủ, do đó lượng tiền </w:t>
+      </w:r>
+      <w:r>
+        <w:t xml:space="preserve">giấy </w:t>
+      </w:r>
+      <w:r>
+        <w:t>phát hành dôi dư sẽ ngay lập tức quay trở lại ngân hàng bằng yêu cầu đổi vàng/bạc</w:t>
+      </w:r>
+      <w:r>
+        <w:t>, do đó sự sụt giảm giá trị tiền tệ thời Smith tức lạm phát không phức tạp như ngày nay nếu như nguồn dự trữ vàng dồi dào</w:t>
+      </w:r>
+      <w:r>
+        <w:t xml:space="preserve">. </w:t>
+      </w:r>
+      <w:r>
+        <w:t xml:space="preserve">Thời Smith, tiền giấy </w:t>
+      </w:r>
+      <w:r>
+        <w:t xml:space="preserve">bản vị vàng </w:t>
+      </w:r>
+      <w:r>
+        <w:t xml:space="preserve">là một loại </w:t>
+      </w:r>
+      <w:r>
+        <w:t>hối</w:t>
+      </w:r>
+      <w:r>
+        <w:t xml:space="preserve"> phiếu đặc biệt </w:t>
+      </w:r>
+      <w:r>
+        <w:t>[</w:t>
+      </w:r>
+      <w:r>
+        <w:t>hóa đơn</w:t>
+      </w:r>
+      <w:r>
+        <w:t xml:space="preserve"> như giấy nợ</w:t>
+      </w:r>
+      <w:r>
+        <w:t xml:space="preserve">] </w:t>
+      </w:r>
+      <w:r>
+        <w:t>có thể đổi lấy vàng</w:t>
+      </w:r>
+      <w:r>
+        <w:t>, do ngân hàng tức chủ nợ ký phát</w:t>
+      </w:r>
+      <w:r>
+        <w:t xml:space="preserve">, </w:t>
+      </w:r>
+      <w:r>
+        <w:t xml:space="preserve">lúc người dùng </w:t>
+      </w:r>
+      <w:r>
+        <w:t xml:space="preserve">tức </w:t>
+      </w:r>
+      <w:r>
+        <w:t xml:space="preserve">con nợ </w:t>
+      </w:r>
+      <w:r>
+        <w:t xml:space="preserve">đến ngân hàng đổi tiền giấy lấy vàng chính là lúc họ trả nợ bằng chính tờ tiền </w:t>
+      </w:r>
+      <w:r>
+        <w:t>[</w:t>
+      </w:r>
+      <w:r>
+        <w:t xml:space="preserve">giấy </w:t>
+      </w:r>
+      <w:r>
+        <w:t xml:space="preserve">nợ] </w:t>
+      </w:r>
+      <w:r>
+        <w:t xml:space="preserve">đó cho ngân hàng nhưng nếu hiểu tiền giấy như </w:t>
+      </w:r>
+      <w:r>
+        <w:t>lệnh</w:t>
+      </w:r>
+      <w:r>
+        <w:t xml:space="preserve"> phiếu do ngân hàng </w:t>
+      </w:r>
+      <w:r>
+        <w:t xml:space="preserve">lúc này là </w:t>
+      </w:r>
+      <w:r>
+        <w:t xml:space="preserve">con nợ </w:t>
+      </w:r>
+      <w:r>
+        <w:t>phát hành thì không sai nhưng sẽ quay lại vòng lặp</w:t>
+      </w:r>
+      <w:r>
+        <w:t xml:space="preserve"> mà tiền giấy không còn là cơ sở của hối phiếu và lệnh phiếu</w:t>
+      </w:r>
+      <w:r>
+        <w:t xml:space="preserve">. </w:t>
+      </w:r>
+      <w:r>
+        <w:rPr>
+          <w:i/>
+        </w:rPr>
+        <w:t>Tiền giấy bản vị vàng chuyển từ vai trò lệnh phiếu mà ngân hàng là con nợ sang vai trò hối phiếu như tín dụng mà ngân hàng là chủ nợ</w:t>
+      </w:r>
+      <w:r>
+        <w:t xml:space="preserve">, liên quan đến lịch sử ngân hàng trải qua bốn giai đoạn sau (Gemini 20206): 1) </w:t>
+      </w:r>
+      <w:r>
+        <w:t xml:space="preserve">người dân </w:t>
+      </w:r>
+      <w:r>
+        <w:t xml:space="preserve">tại Lưỡng Hà và Hy </w:t>
+      </w:r>
+      <w:r>
+        <w:t>Lạp cổ đại mang vàng bạc và ngũ cốc gởi an toàn tại các đền thờ và các giáo sĩ bắt đầu cho vay số tài sản này để lấy lãi, 2) các nhà buôn Ả Rập trước khi đi buôn bán sẽ gởi vàng bạc cho người có uy tín để nhận một tờ giấy xác nhận vì rủi ro khi mang vàng bạc đi xa, tờ giấy xác nhận gởi tiền được dùng làm phương tiện mua bán và được đổi lấy vàng bạc trở lại, lúc này người có uy tín</w:t>
+      </w:r>
+      <w:r>
+        <w:t xml:space="preserve"> như con nợ trong</w:t>
+      </w:r>
+      <w:r>
+        <w:t xml:space="preserve"> </w:t>
+      </w:r>
+      <w:r>
+        <w:t xml:space="preserve">giấy xác nhận gởi tiền vì các nhà buôn có vai trò chủ động trong việc gởi </w:t>
+      </w:r>
+      <w:r>
+        <w:t xml:space="preserve">&amp; thu </w:t>
+      </w:r>
+      <w:r>
+        <w:t>tiền, 3)</w:t>
+      </w:r>
+      <w:r>
+        <w:t xml:space="preserve"> các thợ kim hoàn châu Âu thế kỷ XVII có các két sắt kiên cố nên các nhà buôn gởi vàng cho họ để nhận một giấy biên nhận được sử dụng như tiền giấy và các thợ kim hoàn bắt đầu cho vay với số vàng chưa có ai rút mà họ đang giữ, như thế tiền giấy được phát hành </w:t>
+      </w:r>
+      <w:r>
+        <w:t xml:space="preserve">như hối phiếu </w:t>
+      </w:r>
+      <w:r>
+        <w:t>với vai trò chủ động của ngân hàng [chủ nợ]</w:t>
+      </w:r>
+      <w:r>
+        <w:t xml:space="preserve"> mà các thợ kim hoàn là những người chủ ngân hàng đầu tiên, 4) </w:t>
+      </w:r>
+      <w:r>
+        <w:t>các gia tộc tại Ý bắt đầu các hoạt động ngân hàng chuyên nghiệp</w:t>
+      </w:r>
+      <w:r>
+        <w:t xml:space="preserve"> với nghiệp vụ kế toán</w:t>
+      </w:r>
+      <w:r>
+        <w:t>, ghi chép sổ sách</w:t>
+      </w:r>
+      <w:r>
+        <w:t xml:space="preserve">. </w:t>
+      </w:r>
+      <w:r>
+        <w:t>Như vậy tiền giấy bản vị vàng là</w:t>
+      </w:r>
+      <w:r>
+        <w:t xml:space="preserve"> một dạng tín dụng </w:t>
+      </w:r>
+      <w:r>
+        <w:t xml:space="preserve">sẽ bị hủy khi hết vai trò lưu thông nhưng ngày nay tiền giấy pháp định vừa có vai trò lưu thông vừa là phương tiện </w:t>
+      </w:r>
+      <w:r>
+        <w:t xml:space="preserve">thanh toán </w:t>
+      </w:r>
+      <w:r>
+        <w:t>bền vững (</w:t>
+      </w:r>
+      <w:r>
+        <w:t>Google AI</w:t>
+      </w:r>
+      <w:r>
+        <w:t xml:space="preserve"> 2026), hơn nữa </w:t>
+      </w:r>
+      <w:r>
+        <w:t xml:space="preserve">đầu tư công dài hạn luôn xảy ra cũng như </w:t>
+      </w:r>
+      <w:r>
+        <w:t xml:space="preserve">không </w:t>
+      </w:r>
+      <w:r>
+        <w:t xml:space="preserve">còn </w:t>
+      </w:r>
+      <w:r>
+        <w:t>hình thức đổi tiền giấy lấy tiền vàng.</w:t>
+      </w:r>
+      <w:r>
+        <w:t xml:space="preserve"> Do đó các biện pháp của Smith chỉ còn ý nghĩa với việc cần cẩn trọng khi ngân hàng thương mại cấp tín dụng cho các dự án đầu tư</w:t>
+      </w:r>
+      <w:r>
+        <w:t xml:space="preserve"> cũng như đánh giá người vay.</w:t>
+      </w:r>
+      <w:r>
+        <w:t xml:space="preserve"> Smith đưa ra một số biện pháp đánh giá người vay như sau</w:t>
+      </w:r>
+      <w:r>
+        <w:t xml:space="preserve"> (Google AI 2026)</w:t>
+      </w:r>
+      <w:r>
+        <w:t>: 1) người vay có lượng tài sản / hàng hóa đang lưu thông tức dòng tiền của họ đang luân chuyển, 2) người vay có lịch sử hoàn trả tốt và có uy tín, 3) giám sát chéo tức người vay có sự bảo lãnh và/hoặc hợp tác với những người có uy tín khác.</w:t>
+      </w:r>
+      <w:r>
+        <w:t xml:space="preserve"> Sự sụt giảm giá trị tiền tệ thời Smith là lạm phát, ng</w:t>
+      </w:r>
+      <w:r>
+        <w:t>à</w:t>
+      </w:r>
+      <w:r>
+        <w:t>y nay ngân hàng trung ương và chính sách tiền tệ có những công cụ như lãi suất, nghiệp vụ ngân hàng mở, dự trữ ngoại hối… để kiểm soát lạm phát.</w:t>
+      </w:r>
+      <w:r>
+        <w:t xml:space="preserve"> </w:t>
+      </w:r>
+      <w:r>
+        <w:t xml:space="preserve">Ngân hàng là cụ thể hóa của lượng tiền lưu thông tức tính chất </w:t>
       </w:r>
       <w:r>
         <w:lastRenderedPageBreak/>
-        <w:t>trường, sau chu trình lưu thông sẽ bị hủy ngân hàng, để bảo đảm sau khi hàng hóa đã được trao đổi xong thì không còn lượng tiền giấy thừa</w:t>
-      </w:r>
-      <w:r>
-        <w:t xml:space="preserve">, một cách đơn giản, ví dụ đơn giản như khi chủ nợ lập hối phiếu với con nợ và ngân hàng ứng khoản tín dụng tiền giấy cho con nợ và sau đó con nợ mang lượng tiền giấy cùng lãi nợ đến ngân hàng để trả và lúc này chủ nợ cũng trình hối phiếu ra để nhận một lượng tiền lãi và ngân hàng </w:t>
-      </w:r>
-      <w:r>
-        <w:t xml:space="preserve">có thể </w:t>
-      </w:r>
-      <w:r>
-        <w:t>sẽ hủy lượng tiền giấy còn lại</w:t>
-      </w:r>
-      <w:r>
-        <w:t xml:space="preserve"> vì lượng tiền giấy này lúc này thuộc về ngân hàng</w:t>
-      </w:r>
-      <w:r>
-        <w:t>, 2) ngân hàng có nghĩa vụ đổi tiền giấy sang tiền vàng khi người dân yêu cầu, điều này nhằm giảm lượng tiền giấy lưu thông lúc cần thiết, 3)</w:t>
-      </w:r>
-      <w:r>
-        <w:t xml:space="preserve"> ngân hàng tránh tung lượng tiền giấy cho vay với các dự án đầu tư dài hạn hay đầu cơ, 4) các ngân hàng nên cạnh tranh lẫn nhau để nếu như một ngân hàng tung nhiều tiền giấy thì ngân hàng khác sẽ thu gom để đổi lấy vàng nhằm làm suy yếu nguồn dự trữ vàng của đối thủ.</w:t>
-      </w:r>
-      <w:r>
-        <w:t xml:space="preserve"> Thời Smith, tiền giấy là một loại hối phiếu</w:t>
-      </w:r>
-      <w:r>
-        <w:t xml:space="preserve">, một dạng tín dụng </w:t>
-      </w:r>
-      <w:r>
-        <w:t xml:space="preserve">sẽ bị hủy khi hết vai trò lưu thông nhưng ngày nay tiền giấy pháp định vừa có vai trò lưu thông vừa là phương tiện </w:t>
-      </w:r>
-      <w:r>
-        <w:t xml:space="preserve">thanh toán </w:t>
-      </w:r>
-      <w:r>
-        <w:t>bền vững (</w:t>
-      </w:r>
-      <w:r>
-        <w:t>Google AI</w:t>
-      </w:r>
-      <w:r>
-        <w:t xml:space="preserve"> 2026), hơn nữa </w:t>
-      </w:r>
-      <w:r>
-        <w:t xml:space="preserve">đầu tư công dài hạn luôn xảy ra cũng như </w:t>
-      </w:r>
-      <w:r>
-        <w:t xml:space="preserve">không </w:t>
+        <w:t>vật lý của tiền tệ bên cạnh tính quy ước của tiền tệ</w:t>
+      </w:r>
+      <w:r>
+        <w:t xml:space="preserve">, bên cạnh hoạt động điều phối lượng tiền bởi các tác nghiệp ngân hàng và chính thuộc tính trao đổi hình thành tác nghiệp ngân hàng. </w:t>
+      </w:r>
+      <w:r>
+        <w:rPr>
+          <w:i/>
+        </w:rPr>
+        <w:t>Giải phóng nguồn lực</w:t>
+      </w:r>
+      <w:r>
+        <w:t xml:space="preserve"> cho nhà tư bản kinh doanh, ngân hàng </w:t>
       </w:r>
       <w:r>
         <w:t xml:space="preserve">còn </w:t>
       </w:r>
       <w:r>
-        <w:t>hình thức đổi tiền giấy lấy tiền vàng.</w:t>
-      </w:r>
-      <w:r>
-        <w:t xml:space="preserve"> Do đó các biện pháp của Smith chỉ còn ý nghĩa với việc cần cẩn trọng khi ngân hàng thương mại cấp tín dụng cho các dự án đầu tư</w:t>
-      </w:r>
-      <w:r>
-        <w:t xml:space="preserve"> cũng như đánh giá người vay.</w:t>
-      </w:r>
-      <w:r>
-        <w:t xml:space="preserve"> Smith đưa ra một số biện pháp đánh giá người vay như sau</w:t>
-      </w:r>
-      <w:r>
-        <w:t xml:space="preserve"> (Google AI 2026)</w:t>
-      </w:r>
-      <w:r>
-        <w:t>: 1) người vay có lượng tài sản / hàng hóa đang lưu thông tức dòng tiền của họ đang luân chuyển, 2) người vay có lịch sử hoàn trả tốt và có uy tín, 3) giám sát chéo tức người vay có sự bảo lãnh và/hoặc hợp tác với những người có uy tín khác.</w:t>
-      </w:r>
-      <w:r>
-        <w:t xml:space="preserve"> Sự sụt giảm giá trị tiền tệ thời Smith là lạm phát, ng</w:t>
-      </w:r>
-      <w:r>
-        <w:t>à</w:t>
-      </w:r>
-      <w:r>
-        <w:t>y nay ngân hàng trung ương và chính sách tiền tệ có những công cụ như lãi suất, nghiệp vụ ngân hàng mở, dự trữ ngoại hối… để kiểm soát lạm phát.</w:t>
-      </w:r>
-      <w:r>
-        <w:t xml:space="preserve"> </w:t>
-      </w:r>
-      <w:r>
-        <w:t>Ngân hàng là cụ thể hóa của lượng tiền lưu thông tức tính chất vật lý của tiền tệ bên cạnh tính quy ước của tiền tệ</w:t>
-      </w:r>
-      <w:r>
-        <w:t>, bên cạnh hoạt động điều phối lượng tiền bởi các tác nghiệp ngân hàng và chính thuộc tính trao đổi hình thành tác nghiệp ngân hàng. Theo một ý nghĩa trừu tượng, ngân hàng là một trạm trung chuyể</w:t>
+        <w:t xml:space="preserve">là nơi </w:t>
+      </w:r>
+      <w:r>
+        <w:rPr>
+          <w:i/>
+        </w:rPr>
+        <w:t>giảm thiểu rủi ro</w:t>
+      </w:r>
+      <w:r>
+        <w:t xml:space="preserve"> vì nhà tư bản thay vì giữ một lượng vốn tồn động không sinh lời nhằm phòng bị những rủi ro thì sẽ chuyển giao lượng tồn đ</w:t>
+      </w:r>
+      <w:r>
+        <w:t>ọ</w:t>
+      </w:r>
+      <w:r>
+        <w:t xml:space="preserve">ng cho ngân hàng nắm giữ bằng những hình thức như ký phát hối phiếu, vay tín dụng </w:t>
+      </w:r>
+      <w:r>
+        <w:t>[</w:t>
+      </w:r>
+      <w:r>
+        <w:t>vay là rút đi sử dụng nguồn vốn lẽ ra đã bị tồn đọng</w:t>
+      </w:r>
+      <w:r>
+        <w:t>]</w:t>
+      </w:r>
+      <w:sdt>
+        <w:sdtPr>
+          <w:id w:val="-1593850736"/>
+          <w:citation/>
+        </w:sdtPr>
+        <w:sdtEndPr/>
+        <w:sdtContent>
+          <w:r>
+            <w:fldChar w:fldCharType="begin"/>
+          </w:r>
+          <w:r>
+            <w:instrText xml:space="preserve">CITATION Smith1776Wealth \p 236 \l 1033 </w:instrText>
+          </w:r>
+          <w:r>
+            <w:fldChar w:fldCharType="separate"/>
+          </w:r>
+          <w:r>
+            <w:rPr>
+              <w:noProof/>
+            </w:rPr>
+            <w:t xml:space="preserve"> (Smith, 1776, p. 236)</w:t>
+          </w:r>
+          <w:r>
+            <w:fldChar w:fldCharType="end"/>
+          </w:r>
+        </w:sdtContent>
+      </w:sdt>
+      <w:r>
+        <w:t xml:space="preserve">. </w:t>
+      </w:r>
+      <w:r>
+        <w:t>Smith đề cập tiền giấy là con đường trên không [hối phiếu và lệnh phiếu là tiền giấy của tiền giấy tức những khoản tín dụng của ngân hàng thương mại ngày nay] để giải phóng con đường mặt đất là tiền đồng vàng bạc cho sản xuất gia tăng lượng của cải</w:t>
+      </w:r>
+      <w:sdt>
+        <w:sdtPr>
+          <w:id w:val="-1452165454"/>
+          <w:citation/>
+        </w:sdtPr>
+        <w:sdtEndPr/>
+        <w:sdtContent>
+          <w:r>
+            <w:fldChar w:fldCharType="begin"/>
+          </w:r>
+          <w:r>
+            <w:instrText xml:space="preserve">CITATION Smith1776Wealth \p 236 \l 1033 </w:instrText>
+          </w:r>
+          <w:r>
+            <w:fldChar w:fldCharType="separate"/>
+          </w:r>
+          <w:r>
+            <w:rPr>
+              <w:noProof/>
+            </w:rPr>
+            <w:t xml:space="preserve"> (Smith, 1776, p. 236)</w:t>
+          </w:r>
+          <w:r>
+            <w:fldChar w:fldCharType="end"/>
+          </w:r>
+        </w:sdtContent>
+      </w:sdt>
+      <w:r>
+        <w:t xml:space="preserve">, do đó càng nhấn mạnh một vai trò giảm rủi ro của ngân hàng, ngày nay ngân hàng trung ương là nơi duy nhất phát hành tiền, chính là biện pháp hạn chế rủi ro đến mức có thể. </w:t>
+      </w:r>
+      <w:r>
+        <w:t>Theo một ý nghĩa trừu tượng</w:t>
+      </w:r>
+      <w:r>
+        <w:t xml:space="preserve"> khác – đối lập nhưng tương ứng </w:t>
+      </w:r>
+      <w:r>
+        <w:t xml:space="preserve">với </w:t>
+      </w:r>
+      <w:r>
+        <w:t>quản trị rủi ro</w:t>
+      </w:r>
+      <w:r>
+        <w:t>, ngân hàng là một trạm trung chuyể</w:t>
       </w:r>
       <w:r>
         <w:t>n</w:t>
@@ -23287,7 +23835,16 @@
         <w:t>gần với thuộc tính giao thông vận tải</w:t>
       </w:r>
       <w:r>
-        <w:t>, như vùng đệm thanh khoản mà Smith ví như bể nước để dòng tiền tạm dừng</w:t>
+        <w:t xml:space="preserve">, như </w:t>
+      </w:r>
+      <w:r>
+        <w:rPr>
+          <w:i/>
+        </w:rPr>
+        <w:t>vùng đệm thanh khoản</w:t>
+      </w:r>
+      <w:r>
+        <w:t xml:space="preserve"> mà Smith ví như bể nước để dòng tiền tạm dừng</w:t>
       </w:r>
       <w:r>
         <w:t xml:space="preserve"> </w:t>
@@ -23312,6 +23869,7 @@
           <w:id w:val="117117988"/>
           <w:citation/>
         </w:sdtPr>
+        <w:sdtEndPr/>
         <w:sdtContent>
           <w:r>
             <w:fldChar w:fldCharType="begin"/>
@@ -23347,6 +23905,188 @@
       </w:r>
       <w:r>
         <w:t>, càng cay đắng hơn rằng tổn thất lẽ ra không đáng có hoặc không nghiêm trọng.</w:t>
+      </w:r>
+      <w:r>
+        <w:t xml:space="preserve"> Tính chất luân chuyển nguồn vốn với bể chứa ngân hàng đóng góp vào tham số ẩn tàng trình độ sản xuất </w:t>
+      </w:r>
+      <w:r>
+        <w:rPr>
+          <w:rFonts w:cs="Times New Roman"/>
+          <w:i/>
+        </w:rPr>
+        <w:t>θ</w:t>
+      </w:r>
+      <w:r>
+        <w:t xml:space="preserve"> của hàm thế năng trình độ sản xuất </w:t>
+      </w:r>
+      <w:proofErr w:type="gramStart"/>
+      <w:r>
+        <w:rPr>
+          <w:rFonts w:cs="Times New Roman"/>
+          <w:i/>
+        </w:rPr>
+        <w:t>f</w:t>
+      </w:r>
+      <w:r>
+        <w:rPr>
+          <w:rFonts w:cs="Times New Roman"/>
+        </w:rPr>
+        <w:t>(</w:t>
+      </w:r>
+      <w:proofErr w:type="gramEnd"/>
+      <w:r>
+        <w:rPr>
+          <w:rFonts w:cs="Times New Roman"/>
+          <w:i/>
+        </w:rPr>
+        <w:t>a</w:t>
+      </w:r>
+      <w:r>
+        <w:rPr>
+          <w:rFonts w:cs="Times New Roman"/>
+          <w:vertAlign w:val="subscript"/>
+        </w:rPr>
+        <w:t>1</w:t>
+      </w:r>
+      <w:r>
+        <w:rPr>
+          <w:rFonts w:cs="Times New Roman"/>
+        </w:rPr>
+        <w:t xml:space="preserve">, </w:t>
+      </w:r>
+      <w:r>
+        <w:rPr>
+          <w:rFonts w:cs="Times New Roman"/>
+          <w:i/>
+        </w:rPr>
+        <w:t>a</w:t>
+      </w:r>
+      <w:r>
+        <w:rPr>
+          <w:rFonts w:cs="Times New Roman"/>
+          <w:vertAlign w:val="subscript"/>
+        </w:rPr>
+        <w:t>2</w:t>
+      </w:r>
+      <w:r>
+        <w:rPr>
+          <w:rFonts w:cs="Times New Roman"/>
+        </w:rPr>
+        <w:t xml:space="preserve">, </w:t>
+      </w:r>
+      <w:r>
+        <w:rPr>
+          <w:rFonts w:cs="Times New Roman"/>
+          <w:i/>
+        </w:rPr>
+        <w:t>a</w:t>
+      </w:r>
+      <w:r>
+        <w:rPr>
+          <w:rFonts w:cs="Times New Roman"/>
+          <w:vertAlign w:val="subscript"/>
+        </w:rPr>
+        <w:t>3</w:t>
+      </w:r>
+      <w:r>
+        <w:rPr>
+          <w:rFonts w:cs="Times New Roman"/>
+        </w:rPr>
+        <w:t xml:space="preserve">, </w:t>
+      </w:r>
+      <w:r>
+        <w:rPr>
+          <w:rFonts w:cs="Times New Roman"/>
+          <w:i/>
+        </w:rPr>
+        <w:t>a</w:t>
+      </w:r>
+      <w:r>
+        <w:rPr>
+          <w:rFonts w:cs="Times New Roman"/>
+          <w:vertAlign w:val="subscript"/>
+        </w:rPr>
+        <w:t>4</w:t>
+      </w:r>
+      <w:r>
+        <w:rPr>
+          <w:rFonts w:cs="Times New Roman"/>
+        </w:rPr>
+        <w:t xml:space="preserve">, </w:t>
+      </w:r>
+      <w:r>
+        <w:rPr>
+          <w:rFonts w:cs="Times New Roman"/>
+          <w:i/>
+        </w:rPr>
+        <w:t>d</w:t>
+      </w:r>
+      <w:r>
+        <w:rPr>
+          <w:rFonts w:cs="Times New Roman"/>
+        </w:rPr>
+        <w:t xml:space="preserve"> | </w:t>
+      </w:r>
+      <w:r>
+        <w:rPr>
+          <w:rFonts w:cs="Times New Roman"/>
+          <w:i/>
+        </w:rPr>
+        <w:t>θ</w:t>
+      </w:r>
+      <w:r>
+        <w:rPr>
+          <w:rFonts w:cs="Times New Roman"/>
+        </w:rPr>
+        <w:t xml:space="preserve">) </w:t>
+      </w:r>
+      <w:r>
+        <w:t xml:space="preserve">của chu trình tích lũy vốn, và tất nhiên cũng liên quan đến tốc độ vòng quay tiền </w:t>
+      </w:r>
+      <w:r>
+        <w:rPr>
+          <w:i/>
+        </w:rPr>
+        <w:t>V</w:t>
+      </w:r>
+      <w:r>
+        <w:t xml:space="preserve"> trong công thức số lượng tiền tệ </w:t>
+      </w:r>
+      <w:r>
+        <w:rPr>
+          <w:i/>
+        </w:rPr>
+        <w:t>M</w:t>
+      </w:r>
+      <w:r>
+        <w:t>*</w:t>
+      </w:r>
+      <w:r>
+        <w:rPr>
+          <w:i/>
+        </w:rPr>
+        <w:t>V</w:t>
+      </w:r>
+      <w:r>
+        <w:t xml:space="preserve"> = </w:t>
+      </w:r>
+      <w:r>
+        <w:rPr>
+          <w:i/>
+        </w:rPr>
+        <w:t>P</w:t>
+      </w:r>
+      <w:r>
+        <w:t>*</w:t>
+      </w:r>
+      <w:r>
+        <w:rPr>
+          <w:i/>
+        </w:rPr>
+        <w:t>Q</w:t>
+      </w:r>
+      <w:r>
+        <w:t>.</w:t>
       </w:r>
     </w:p>
     <w:p>
@@ -23354,6 +24094,1689 @@
         <w:ind w:firstLine="360"/>
       </w:pPr>
       <w:r>
+        <w:t>Theo Smith</w:t>
+      </w:r>
+      <w:sdt>
+        <w:sdtPr>
+          <w:id w:val="-1768913634"/>
+          <w:citation/>
+        </w:sdtPr>
+        <w:sdtEndPr/>
+        <w:sdtContent>
+          <w:r>
+            <w:fldChar w:fldCharType="begin"/>
+          </w:r>
+          <w:r>
+            <w:instrText xml:space="preserve">CITATION Smith1776Wealth \p 227 \l 1033 </w:instrText>
+          </w:r>
+          <w:r>
+            <w:fldChar w:fldCharType="separate"/>
+          </w:r>
+          <w:r>
+            <w:rPr>
+              <w:noProof/>
+            </w:rPr>
+            <w:t xml:space="preserve"> (Smith, 1776, p. 227)</w:t>
+          </w:r>
+          <w:r>
+            <w:fldChar w:fldCharType="end"/>
+          </w:r>
+        </w:sdtContent>
+      </w:sdt>
+      <w:r>
+        <w:t xml:space="preserve">, ngân hàng không nên cho </w:t>
+      </w:r>
+      <w:r>
+        <w:t>doanh nghiệp</w:t>
+      </w:r>
+      <w:r>
+        <w:t xml:space="preserve"> vay thế chấp trên một phần đáng kể vốn cố định, hơn nữa, mặc dù lãi trên vốn lưu động nhanh hơn lãi trên vốn cố định, ngân hàng cũng không nên cho vay trên phần lớn hay toàn bộ vốn lưu động, vì sự thận trọng và cần đánh giá tỉ mỉ hoạt động của doanh nghiệp</w:t>
+      </w:r>
+      <w:r>
+        <w:t xml:space="preserve"> </w:t>
+      </w:r>
+      <w:r>
+        <w:t>[</w:t>
+      </w:r>
+      <w:r>
+        <w:t>do</w:t>
+      </w:r>
+      <w:r>
+        <w:t xml:space="preserve"> dòng tiền doanh nghiệp trong nhiều trường hợp chậm hơn dòng tiền ngân hàng] </w:t>
+      </w:r>
+      <w:r>
+        <w:t>và một số doanh nghiệp không sản xuất nhưng cho vay thứ cấp sau ngân hàng, tất nhiên hệ thống luật lệ ngày nay có những định chế ràng buộc những doanh nghiệp cho vay (2026), ví dụ giới hạn trần lãi suất</w:t>
+      </w:r>
+      <w:r>
+        <w:t xml:space="preserve"> (20%</w:t>
+      </w:r>
+      <w:r>
+        <w:t xml:space="preserve">/năm vay dân sự, </w:t>
+      </w:r>
+      <w:r>
+        <w:t>2026)</w:t>
+      </w:r>
+      <w:r>
+        <w:t xml:space="preserve">, </w:t>
+      </w:r>
+      <w:r>
+        <w:t xml:space="preserve">nghiêm cấm </w:t>
+      </w:r>
+      <w:r>
+        <w:t>hành vi</w:t>
+      </w:r>
+      <w:r>
+        <w:t xml:space="preserve"> </w:t>
+      </w:r>
+      <w:r>
+        <w:t xml:space="preserve">cố ý lập kế hoạch </w:t>
+      </w:r>
+      <w:r>
+        <w:t>chiếm đ</w:t>
+      </w:r>
+      <w:r>
+        <w:t>o</w:t>
+      </w:r>
+      <w:r>
+        <w:t>ạt tài sản dưới hình thức cho vay</w:t>
+      </w:r>
+      <w:r>
+        <w:t>.</w:t>
+      </w:r>
+      <w:r>
+        <w:t xml:space="preserve"> </w:t>
+      </w:r>
+      <w:r>
+        <w:t xml:space="preserve">Smith đề cập trường hợp con nợ và chủ nợ đều giả nhưng thông đồng nhau lập hối phiếu dối để rút tiền ngân hàng, thủ đoạn này nếu lập đi lập lại xảy ra trường hợp nghiêm trọng hơn, đó là </w:t>
+      </w:r>
+      <w:r>
+        <w:rPr>
+          <w:i/>
+        </w:rPr>
+        <w:t>ký phát lại</w:t>
+      </w:r>
+      <w:r>
+        <w:t xml:space="preserve"> (re-drawing scheme), cụ thể nhà buôn A </w:t>
+      </w:r>
+      <w:r>
+        <w:t>(</w:t>
+      </w:r>
+      <w:r>
+        <w:rPr>
+          <w:i/>
+        </w:rPr>
+        <w:t>người ký phát</w:t>
+      </w:r>
+      <w:r>
+        <w:t xml:space="preserve">, chủ nợ) </w:t>
+      </w:r>
+      <w:r>
+        <w:t xml:space="preserve">lập hối phiếu đòi tiền nhà buôn B </w:t>
+      </w:r>
+      <w:r>
+        <w:t>(</w:t>
+      </w:r>
+      <w:r>
+        <w:rPr>
+          <w:i/>
+        </w:rPr>
+        <w:t>người nhận thanh toán</w:t>
+      </w:r>
+      <w:r>
+        <w:t xml:space="preserve">, con nợ) </w:t>
+      </w:r>
+      <w:r>
+        <w:t xml:space="preserve">nhưng hối phiếu này giả </w:t>
+      </w:r>
+      <w:r>
+        <w:t xml:space="preserve">tức </w:t>
+      </w:r>
+      <w:r>
+        <w:rPr>
+          <w:i/>
+        </w:rPr>
+        <w:t>nợ xấu</w:t>
+      </w:r>
+      <w:r>
+        <w:t xml:space="preserve"> </w:t>
+      </w:r>
+      <w:r>
+        <w:t>(bad debt, n</w:t>
+      </w:r>
+      <w:r>
+        <w:t>on-</w:t>
+      </w:r>
+      <w:r>
+        <w:t>p</w:t>
+      </w:r>
+      <w:r>
+        <w:t xml:space="preserve">erforming </w:t>
+      </w:r>
+      <w:r>
+        <w:t xml:space="preserve">loan, </w:t>
+      </w:r>
+      <w:r>
+        <w:t>NPL</w:t>
+      </w:r>
+      <w:r>
+        <w:t xml:space="preserve">) </w:t>
+      </w:r>
+      <w:r>
+        <w:t xml:space="preserve">vì không có lượng hàng hóa thực trao đổi giữa A và B, ngân hàng lúc này ứng trước lượng tiền cho B, đến </w:t>
+      </w:r>
+      <w:r>
+        <w:t xml:space="preserve">kỳ </w:t>
+      </w:r>
+      <w:r>
+        <w:t>hạn</w:t>
+      </w:r>
+      <w:r>
+        <w:t>,</w:t>
+      </w:r>
+      <w:r>
+        <w:t xml:space="preserve"> B thay vì mang lượng tiền &amp; lãi thực đến ngân hàng trả để thanh toán hối phiếu </w:t>
+      </w:r>
+      <w:r>
+        <w:t xml:space="preserve">thì </w:t>
+      </w:r>
+      <w:r>
+        <w:t xml:space="preserve">lại lập </w:t>
+      </w:r>
+      <w:r>
+        <w:rPr>
+          <w:i/>
+        </w:rPr>
+        <w:t>hối phiếu giả</w:t>
+      </w:r>
+      <w:r>
+        <w:t xml:space="preserve"> trở lại với </w:t>
+      </w:r>
+      <w:r>
+        <w:t>A</w:t>
+      </w:r>
+      <w:r>
+        <w:t xml:space="preserve"> hoặc với nhà buôn C khác và dùng chính lượng tiền mà ngân hàng ứng trước cho hối phiếu giả mới này để thanh toán tiền &amp; lãi cho hối phiếu giả cũ (Google AI 2026)</w:t>
+      </w:r>
+      <w:r>
+        <w:t>, và tiến trình này diễn tiến liên tục</w:t>
+      </w:r>
+      <w:r>
+        <w:t xml:space="preserve">, đây là hình thức vay nợ để trả nợ </w:t>
+      </w:r>
+      <w:r>
+        <w:t xml:space="preserve">bằng ký phát lại, gây thiệt hại nghiêm trọng cho ngân hàng vì số tiền lãi </w:t>
+      </w:r>
+      <w:r>
+        <w:t xml:space="preserve">nợ </w:t>
+      </w:r>
+      <w:r>
+        <w:t>chồng lên khiến nhà buôn ngày càng bị nợ nần, cũng như khiến lượng tiền giấy tung vào thị trường ngày càng nhiều do lãi</w:t>
+      </w:r>
+      <w:r>
+        <w:t xml:space="preserve"> nợ</w:t>
+      </w:r>
+      <w:r>
+        <w:t xml:space="preserve"> dôi từ hiệu số của hai lượng tiền giấy mà ngân hàng cấp cho nhà buôn ở lần trước và lần sau, rồi chồng lên liên tục</w:t>
+      </w:r>
+      <w:r>
+        <w:t xml:space="preserve"> theo hàm mũ</w:t>
+      </w:r>
+      <w:r>
+        <w:t>,</w:t>
+      </w:r>
+      <w:r>
+        <w:t xml:space="preserve"> gây sụt giảm giá trị tiền tệ, nếu đến một lúc nào đó</w:t>
+      </w:r>
+      <w:r>
+        <w:t xml:space="preserve"> ngân hàng </w:t>
+      </w:r>
+      <w:r>
+        <w:t xml:space="preserve">phát hiện </w:t>
+      </w:r>
+      <w:r>
+        <w:t xml:space="preserve">và/hoặc </w:t>
+      </w:r>
+      <w:r>
+        <w:t xml:space="preserve">không thể cho vay tiếp thì toàn bộ chuỗi nợ nần của nhà buôn vỡ </w:t>
+      </w:r>
+      <w:r>
+        <w:t>ra</w:t>
+      </w:r>
+      <w:r>
+        <w:t xml:space="preserve">. </w:t>
+      </w:r>
+      <w:r>
+        <w:t>Ngày nay t</w:t>
+      </w:r>
+      <w:r>
+        <w:t xml:space="preserve">rong trường hợp đặc biệt nghiêm trọng khi ngân hàng </w:t>
+      </w:r>
+      <w:r>
+        <w:t xml:space="preserve">thương mại </w:t>
+      </w:r>
+      <w:r>
+        <w:t>biết</w:t>
+      </w:r>
+      <w:r>
+        <w:t xml:space="preserve"> [có thể </w:t>
+      </w:r>
+      <w:r>
+        <w:t>do sở hữu chéo</w:t>
+      </w:r>
+      <w:r>
+        <w:t xml:space="preserve"> với nhà buôn</w:t>
+      </w:r>
+      <w:r>
+        <w:t>]</w:t>
+      </w:r>
+      <w:r>
+        <w:t xml:space="preserve"> </w:t>
+      </w:r>
+      <w:r>
+        <w:t xml:space="preserve">nhưng vẫn </w:t>
+      </w:r>
+      <w:r>
+        <w:t xml:space="preserve">tiếp tay cho nhà buôn ký phát gian dối liên tục thì khủng hoảng có thể xảy ra trên </w:t>
+      </w:r>
+      <w:r>
+        <w:t xml:space="preserve">toàn </w:t>
+      </w:r>
+      <w:r>
+        <w:t xml:space="preserve">nền kinh tế vì </w:t>
+      </w:r>
+      <w:r>
+        <w:rPr>
+          <w:i/>
+        </w:rPr>
+        <w:t>cộng hưởng lạm phát và chuỗi nợ</w:t>
+      </w:r>
+      <w:r>
+        <w:t>, mặc dù nền sản xuất chưa bị thiệt hại nặng.</w:t>
+      </w:r>
+      <w:r>
+        <w:t xml:space="preserve"> </w:t>
+      </w:r>
+      <w:r>
+        <w:t>L</w:t>
+      </w:r>
+      <w:r>
+        <w:t xml:space="preserve">ạm phát xảy ra do tín dụng mà ngân hàng trung ương cấp cho ngân hàng thương mại, tức lượng tiền bơm vào thị trường, không được sử dụng hiệu quả mà một khi không được sử dụng hiệu quả thì biến thành </w:t>
+      </w:r>
+      <w:r>
+        <w:lastRenderedPageBreak/>
+        <w:t>thừa, tức lạm phát xảy ra</w:t>
+      </w:r>
+      <w:r>
+        <w:t xml:space="preserve">, </w:t>
+      </w:r>
+      <w:r>
+        <w:t>cùng lúc đó,</w:t>
+      </w:r>
+      <w:r>
+        <w:t xml:space="preserve"> lượng nợ do chuỗi nợ vỡ ra là dôi </w:t>
+      </w:r>
+      <w:r>
+        <w:t xml:space="preserve">thừa </w:t>
+      </w:r>
+      <w:r>
+        <w:t>từ lượng tiền cho vay c</w:t>
+      </w:r>
+      <w:r>
+        <w:t>ù</w:t>
+      </w:r>
+      <w:r>
+        <w:t>ng lãi nợ lớn hơn lượng tiền bơm</w:t>
+      </w:r>
+      <w:r>
+        <w:t xml:space="preserve">. </w:t>
+      </w:r>
+      <w:r>
+        <w:t xml:space="preserve">Tuy thủ đoạn ký phát lại này có rủi ro cao gây vỡ nợ, nhưng vẫn </w:t>
+      </w:r>
+      <w:r>
+        <w:t>bị</w:t>
+      </w:r>
+      <w:r>
+        <w:t xml:space="preserve"> lạm dụng vì trong một số trường hợp với dự án lớn mang đến lợi nhuận lẫn tỉ suất lợi nhuận </w:t>
+      </w:r>
+      <w:r>
+        <w:t>cao</w:t>
+      </w:r>
+      <w:r>
+        <w:t xml:space="preserve">, đủ để trả lãi nợ </w:t>
+      </w:r>
+      <w:r>
+        <w:t xml:space="preserve">chồng </w:t>
+      </w:r>
+      <w:r>
+        <w:t>trong một chu kỳ vừa đủ</w:t>
+      </w:r>
+      <w:sdt>
+        <w:sdtPr>
+          <w:id w:val="1968541162"/>
+          <w:citation/>
+        </w:sdtPr>
+        <w:sdtEndPr/>
+        <w:sdtContent>
+          <w:r>
+            <w:fldChar w:fldCharType="begin"/>
+          </w:r>
+          <w:r>
+            <w:instrText xml:space="preserve">CITATION Smith1776Wealth \p 230 \l 1033 </w:instrText>
+          </w:r>
+          <w:r>
+            <w:fldChar w:fldCharType="separate"/>
+          </w:r>
+          <w:r>
+            <w:rPr>
+              <w:noProof/>
+            </w:rPr>
+            <w:t xml:space="preserve"> (Smith, 1776, p. 230)</w:t>
+          </w:r>
+          <w:r>
+            <w:fldChar w:fldCharType="end"/>
+          </w:r>
+        </w:sdtContent>
+      </w:sdt>
+      <w:r>
+        <w:t xml:space="preserve">, nhưng ngày nay vẫn khó tránh được </w:t>
+      </w:r>
+      <w:r>
+        <w:t>vỡ nợ</w:t>
+      </w:r>
+      <w:r>
+        <w:t xml:space="preserve"> vì hàm mũ của lãi suất tăng nhanh như hàm mũ trình độ sản xuất vì cùng là hàm mũ, trong khi đó doanh nghiệp cũng cần nộp thuế</w:t>
+      </w:r>
+      <w:r>
+        <w:t>, ngân hàng thương mại cũng nộp thuế, khấu trừ vào tích lũy sản xuất</w:t>
+      </w:r>
+      <w:r>
+        <w:t>.</w:t>
+      </w:r>
+      <w:r>
+        <w:t xml:space="preserve"> </w:t>
+      </w:r>
+      <w:r>
+        <w:t>Sự vỡ nợ của nhà buôn kéo theo sự phá sản của ngân hàng vì lãi nợ không được xử lý cả về phía nhà buôn lẫn ngân hàng, trong trường hợp nếu ngân hàng sớm phát hiện tình trạng ký phát lại, ngân hàng có thể thắt chặt việc ứng trước tiền cho hối phiếu đồng thời tìm phương thức huy động vốn khác cho nhà buôn</w:t>
+      </w:r>
+      <w:r>
+        <w:t xml:space="preserve"> hoặc gia hạn thời gian trả nợ</w:t>
+      </w:r>
+      <w:r>
+        <w:t>, để dần thoát khỏi chuỗi nợ nần do ký phát lại</w:t>
+      </w:r>
+      <w:sdt>
+        <w:sdtPr>
+          <w:id w:val="877043756"/>
+          <w:citation/>
+        </w:sdtPr>
+        <w:sdtEndPr/>
+        <w:sdtContent>
+          <w:r>
+            <w:fldChar w:fldCharType="begin"/>
+          </w:r>
+          <w:r>
+            <w:instrText xml:space="preserve">CITATION Smith1776Wealth \p 231 \l 1033 </w:instrText>
+          </w:r>
+          <w:r>
+            <w:fldChar w:fldCharType="separate"/>
+          </w:r>
+          <w:r>
+            <w:rPr>
+              <w:noProof/>
+            </w:rPr>
+            <w:t xml:space="preserve"> (Smith, 1776, p. 231)</w:t>
+          </w:r>
+          <w:r>
+            <w:fldChar w:fldCharType="end"/>
+          </w:r>
+        </w:sdtContent>
+      </w:sdt>
+      <w:r>
+        <w:t>.</w:t>
+      </w:r>
+      <w:r>
+        <w:t xml:space="preserve"> Ngân hàng cũng kiên quyết từ chối chiết khấu nếu nhà buôn có dấu hiệu </w:t>
+      </w:r>
+      <w:r>
+        <w:rPr>
+          <w:i/>
+        </w:rPr>
+        <w:t>đảo nợ</w:t>
+      </w:r>
+      <w:r>
+        <w:t xml:space="preserve"> (ký phát lại) (Google AI 2026).</w:t>
+      </w:r>
+      <w:r>
+        <w:t xml:space="preserve"> </w:t>
+      </w:r>
+      <w:r>
+        <w:t xml:space="preserve">Ghi chú, </w:t>
+      </w:r>
+      <w:r>
+        <w:rPr>
+          <w:i/>
+        </w:rPr>
+        <w:t>tiền lãi</w:t>
+      </w:r>
+      <w:r>
+        <w:t xml:space="preserve"> là lợi nhuận khi cho vay hoặc là phần nợ phải trả khi vay, </w:t>
+      </w:r>
+      <w:r>
+        <w:rPr>
+          <w:i/>
+        </w:rPr>
+        <w:t>tiền hoa hồng</w:t>
+      </w:r>
+      <w:r>
+        <w:t xml:space="preserve"> là chi phí cho dịch vụ môi giới, ví dụ ngân hàng cho vay nhận được tiền lãi 5% từ người vay và nếu như có người môi giới thì ngân hàng chi cho người môi giới 1% trên 5% này tức ngân hàng và người môi giới lần lượt nhận 4.95% và 0.05% từ người vay, </w:t>
+      </w:r>
+      <w:r>
+        <w:rPr>
+          <w:i/>
+        </w:rPr>
+        <w:t>chiết khấu</w:t>
+      </w:r>
+      <w:r>
+        <w:t xml:space="preserve"> là khoảng chênh lệch mà ngân hàng mua nợ tức nhận trả nợ cho người vay</w:t>
+      </w:r>
+      <w:r>
+        <w:t xml:space="preserve">, vẫn theo đúng nghĩa chiết khấu là phần giảm giá khi mua hàng, ví dụ người </w:t>
+      </w:r>
+      <w:r>
+        <w:t>bán hàng có</w:t>
+      </w:r>
+      <w:r>
+        <w:t xml:space="preserve"> tờ hối phiếu 100</w:t>
+      </w:r>
+      <w:r>
+        <w:t>$</w:t>
+      </w:r>
+      <w:r>
+        <w:t xml:space="preserve"> </w:t>
+      </w:r>
+      <w:r>
+        <w:t xml:space="preserve">từ người mua hàng </w:t>
+      </w:r>
+      <w:r>
+        <w:t xml:space="preserve">nhưng </w:t>
+      </w:r>
+      <w:r>
+        <w:t>chưa được ngân</w:t>
+      </w:r>
+      <w:r>
+        <w:t xml:space="preserve"> </w:t>
+      </w:r>
+      <w:r>
+        <w:t xml:space="preserve">hàng B ứng trước </w:t>
+      </w:r>
+      <w:r>
+        <w:t xml:space="preserve">(tất nhiên người mua hàng </w:t>
+      </w:r>
+      <w:r>
+        <w:t xml:space="preserve">cũng </w:t>
+      </w:r>
+      <w:r>
+        <w:t>chưa trả), trong trường hợp mà người bán hàng và người mua hàng thông đồng ký phát lại tức đang vay ngân hàng B</w:t>
+      </w:r>
+      <w:r>
+        <w:t xml:space="preserve"> 100$</w:t>
+      </w:r>
+      <w:r>
+        <w:t xml:space="preserve">, nay cần tiền gấp </w:t>
+      </w:r>
+      <w:r>
+        <w:t xml:space="preserve">để trả nợ </w:t>
+      </w:r>
+      <w:r>
+        <w:t xml:space="preserve">khác </w:t>
+      </w:r>
+      <w:r>
+        <w:t xml:space="preserve">đã bán tờ hối phiếu này cho ngân hàng A với giá 97$ để nhận được 97$ trước thời hạn từ ngân hàng A, vậy tiền chiết khấu mà ngân hàng A nhận là 3$ = 100$ – 97$ vì ngân hàng A sẽ thu được 100$ do ngân hàng B trả, nhưng nếu ngân hàng A phát hiện việc </w:t>
+      </w:r>
+      <w:r>
+        <w:t>đảo nợ</w:t>
+      </w:r>
+      <w:r>
+        <w:t xml:space="preserve"> sẽ từ chối mua tờ hối phiếu tức </w:t>
+      </w:r>
+      <w:r>
+        <w:t xml:space="preserve">từ chối </w:t>
+      </w:r>
+      <w:r>
+        <w:rPr>
+          <w:i/>
+        </w:rPr>
+        <w:t xml:space="preserve">mua </w:t>
+      </w:r>
+      <w:r>
+        <w:rPr>
+          <w:i/>
+        </w:rPr>
+        <w:t>nợ xấu</w:t>
+      </w:r>
+      <w:r>
+        <w:t xml:space="preserve"> này</w:t>
+      </w:r>
+      <w:r>
+        <w:t>.</w:t>
+      </w:r>
+      <w:r>
+        <w:t xml:space="preserve"> Như vậy trong ký phát lại, lãi nợ có thể bao gồm tiền lãi, tiền hoa hồng và cả tiền chiết khấu</w:t>
+      </w:r>
+      <w:r>
+        <w:t xml:space="preserve"> vì người mua hàng và người bán hàng có thể nhờ một người khác môi giới với ngân hàng A và ngân hàng A cũng phải trả tiền hoa hồng cho người môi giới theo tỉ lệ trên 3$ tiền chiết khấu</w:t>
+      </w:r>
+      <w:r>
+        <w:t>.</w:t>
+      </w:r>
+      <w:r>
+        <w:t xml:space="preserve"> </w:t>
+      </w:r>
+      <w:r>
+        <w:t>Cũng t</w:t>
+      </w:r>
+      <w:r>
+        <w:t>heo Smith</w:t>
+      </w:r>
+      <w:sdt>
+        <w:sdtPr>
+          <w:id w:val="-382861052"/>
+          <w:citation/>
+        </w:sdtPr>
+        <w:sdtEndPr/>
+        <w:sdtContent>
+          <w:r>
+            <w:fldChar w:fldCharType="begin"/>
+          </w:r>
+          <w:r>
+            <w:instrText xml:space="preserve">CITATION Smith1776Wealth \p 230 \l 1033 </w:instrText>
+          </w:r>
+          <w:r>
+            <w:fldChar w:fldCharType="separate"/>
+          </w:r>
+          <w:r>
+            <w:rPr>
+              <w:noProof/>
+            </w:rPr>
+            <w:t xml:space="preserve"> (Smith, 1776, p. 230)</w:t>
+          </w:r>
+          <w:r>
+            <w:fldChar w:fldCharType="end"/>
+          </w:r>
+        </w:sdtContent>
+      </w:sdt>
+      <w:r>
+        <w:t>, một trường hợp khác khi lần ký phát hối phiếu mới trước hạn thanh toán lần hối phiếu cũ tất nhiên với lượng tiền lớn hơn hối phiếu cũ, cùng lúc xảy ra nhiều trường hợp như vậy</w:t>
+      </w:r>
+      <w:r>
+        <w:t xml:space="preserve"> với sự tham gia của nhiều người như người ký phát hối phiếu, người nhận thanh toán, </w:t>
+      </w:r>
+      <w:r>
+        <w:rPr>
+          <w:i/>
+        </w:rPr>
+        <w:t>người chuyển nhượng</w:t>
+      </w:r>
+      <w:r>
+        <w:t xml:space="preserve"> hối phiếu, và </w:t>
+      </w:r>
+      <w:r>
+        <w:rPr>
+          <w:i/>
+        </w:rPr>
+        <w:t>người vạch dự án</w:t>
+      </w:r>
+      <w:r>
+        <w:t xml:space="preserve">, </w:t>
+      </w:r>
+      <w:r>
+        <w:t xml:space="preserve">thì </w:t>
+      </w:r>
+      <w:r>
+        <w:t>lúc đó lượng tiền rời khỏi ngân hàng nhiều hơn rất nhiều lượng tiền đi vào ngân hàng, nếu ngay lập tức bị đòi đổi vàng thì ngân hàng có nguy cơ phá sản vì cạn kiệt nguồn dự trữ vàng</w:t>
+      </w:r>
+      <w:r>
+        <w:t xml:space="preserve"> [ngày nay là hành động rút tiền hàng loạt khỏi ngân hàng</w:t>
+      </w:r>
+      <w:r>
+        <w:t xml:space="preserve"> làm cạn kiệt </w:t>
+      </w:r>
+      <w:r>
+        <w:t>dự trữ bắt buộc</w:t>
+      </w:r>
+      <w:r>
+        <w:t>]</w:t>
+      </w:r>
+      <w:r>
+        <w:t>, trước nguy cơ nhà buôn vỡ nợ.</w:t>
+      </w:r>
+      <w:r>
+        <w:t xml:space="preserve"> Ngân hàng trung ương cấp tín dụng cho ngân hàng thương mại tức bơm lượng tiền vào thị trường, sau đó các doanh nghiệp nộp thuế trở lại mà thuế này phải có phần của lượng tiền bơm, tuy thuế càng ít tỉ lệ với lượng tiền bơm càng tốt do càng ít tỉ lệ thì lượng của cải dôi dư càng nhiều, nhưng thuế phải dính đến lượng tiền bơm vì tỉ suất lợi nhuận của doanh nghiệp vừa đủ tốt là 10% thấp hơn nhiều 50%</w:t>
+      </w:r>
+      <w:r>
+        <w:t xml:space="preserve"> [k</w:t>
+      </w:r>
+      <w:r>
+        <w:t>hi</w:t>
+      </w:r>
+      <w:r>
+        <w:t xml:space="preserve"> doanh nghiệp nộp thuế 20% trên lợi nhuận thì tỉ suất lợi nhuận của doanh nghiệp chỉ còn 8% tuy nhỉnh hơn lãi suất cho vay </w:t>
+      </w:r>
+      <w:r>
+        <w:t xml:space="preserve">thông thường 5% </w:t>
+      </w:r>
+      <w:r>
+        <w:t>của ngân hàng</w:t>
+      </w:r>
+      <w:r>
+        <w:t>, với tỉ suất 8% này càng làm vấn đề tích lũy sản xuất vượt qua bẫy thu nhập trung bình thêm quan trọng</w:t>
+      </w:r>
+      <w:r>
+        <w:t xml:space="preserve">, khó mà vượt qua bẫy thu nhập trung bình chỉ </w:t>
+      </w:r>
+      <w:r>
+        <w:t xml:space="preserve">đơn thuần </w:t>
+      </w:r>
+      <w:r>
+        <w:t>với tỉ suất lợi nhuận 8%</w:t>
+      </w:r>
+      <w:r>
+        <w:t>]</w:t>
+      </w:r>
+      <w:r>
+        <w:t>. Điều này ngầm định ngân hàng trung ương rút trở lại lượng tiền bơm, tuy trên tổng thể là hợp lý với một đầu mối ngân hàng trung ương</w:t>
+      </w:r>
+      <w:r>
+        <w:t xml:space="preserve"> </w:t>
+      </w:r>
+      <w:r>
+        <w:t>bởi</w:t>
+      </w:r>
+      <w:r>
+        <w:t xml:space="preserve"> thực chấp của tín dụng bơm là bút toán trên sổ cái ngân hàng trung ương</w:t>
+      </w:r>
+      <w:r>
+        <w:t xml:space="preserve">, nhưng Smith </w:t>
+      </w:r>
+      <w:sdt>
+        <w:sdtPr>
+          <w:id w:val="-1545442010"/>
+          <w:citation/>
+        </w:sdtPr>
+        <w:sdtEndPr/>
+        <w:sdtContent>
+          <w:r>
+            <w:fldChar w:fldCharType="begin"/>
+          </w:r>
+          <w:r>
+            <w:instrText xml:space="preserve">CITATION Smith1776Wealth \p 232 \l 1033 </w:instrText>
+          </w:r>
+          <w:r>
+            <w:fldChar w:fldCharType="separate"/>
+          </w:r>
+          <w:r>
+            <w:rPr>
+              <w:noProof/>
+            </w:rPr>
+            <w:t>(Smith, 1776, p. 232)</w:t>
+          </w:r>
+          <w:r>
+            <w:fldChar w:fldCharType="end"/>
+          </w:r>
+        </w:sdtContent>
+      </w:sdt>
+      <w:r>
+        <w:t xml:space="preserve"> </w:t>
+      </w:r>
+      <w:r>
+        <w:t xml:space="preserve">cảnh báo hình thức mà chủ vốn góp sở hữu vào ngân hàng thương mại lại rút tiền từ vốn rút của mình và cả của người khác sẽ gây hậu quả nghiêm trọng như ký phát lại vì </w:t>
+      </w:r>
+      <w:r>
+        <w:t>ba</w:t>
+      </w:r>
+      <w:r>
+        <w:t xml:space="preserve"> lý do: 1) nguồn vốn của ngân hàng </w:t>
+      </w:r>
+      <w:r>
+        <w:t xml:space="preserve">thương mại </w:t>
+      </w:r>
+      <w:r>
+        <w:t xml:space="preserve">vơi đi một cách </w:t>
+      </w:r>
+      <w:r>
+        <w:t>mờ ám</w:t>
+      </w:r>
+      <w:r>
+        <w:t xml:space="preserve"> </w:t>
+      </w:r>
+      <w:r>
+        <w:t xml:space="preserve">làm suy yếu </w:t>
+      </w:r>
+      <w:r>
+        <w:t xml:space="preserve">đáng kể nghiệp vụ và lợi ích chủ đạo của ngân hàng thương mại là </w:t>
+      </w:r>
+      <w:r>
+        <w:rPr>
+          <w:i/>
+        </w:rPr>
+        <w:t>cho vay lấy lãi trên diện rộng</w:t>
+      </w:r>
+      <w:r>
+        <w:t xml:space="preserve">, 2) lượng tiền lưu thông nhiều hơn cần thiết vì công năng của cùng một lượng tiền lưu thông giảm đi chứ không phải lượng tiền bơm </w:t>
+      </w:r>
+      <w:r>
+        <w:lastRenderedPageBreak/>
+        <w:t>giảm đi, 3) các ngân hàng thương mại [các chủ vốn góp sở hữu] có xu hướng ký phát lại với nhau để trả lãi nợ.</w:t>
+      </w:r>
+      <w:r>
+        <w:t xml:space="preserve"> Ngân hàng thương m</w:t>
+      </w:r>
+      <w:r>
+        <w:t>ạ</w:t>
+      </w:r>
+      <w:r>
+        <w:t>i phải cho vay lấy lãi trên diện rộng chứ không phải hoàn toàn tập trung vào doanh nghiệp lớn</w:t>
+      </w:r>
+      <w:r>
+        <w:t xml:space="preserve">, mặc dù việc hút tiền huy động </w:t>
+      </w:r>
+      <w:r>
+        <w:t xml:space="preserve">trên diện rộng </w:t>
+      </w:r>
+      <w:r>
+        <w:t xml:space="preserve">[bên cạnh tín dụng bơm] </w:t>
+      </w:r>
+      <w:r>
+        <w:t>là nhằm vào cho vay</w:t>
+      </w:r>
+      <w:r>
+        <w:t xml:space="preserve"> và cho vay là đầu tư ngay</w:t>
+      </w:r>
+      <w:r>
+        <w:t xml:space="preserve"> ở</w:t>
+      </w:r>
+      <w:r>
+        <w:t xml:space="preserve"> góc nhìn của ngân hàng trung ương</w:t>
+      </w:r>
+      <w:r>
+        <w:t>.</w:t>
+      </w:r>
+      <w:r>
+        <w:t xml:space="preserve"> Xác suất nhà buôn vỡ nợ với ký phát lại cao hơn xác suất vỡ nợ của ngân hàng vì ngân hàng còn có lợi nhuận hằng số với lãi suất 5% chẳng hạn nhưng ngân hàng vẫn tự gây thiệt hại </w:t>
+      </w:r>
+      <w:r>
+        <w:t>nếu</w:t>
+      </w:r>
+      <w:r>
+        <w:t xml:space="preserve"> ký phát lại, Smith phân tích thiệt hại này như sau</w:t>
+      </w:r>
+      <w:sdt>
+        <w:sdtPr>
+          <w:id w:val="-1423182497"/>
+          <w:citation/>
+        </w:sdtPr>
+        <w:sdtEndPr/>
+        <w:sdtContent>
+          <w:r>
+            <w:fldChar w:fldCharType="begin"/>
+          </w:r>
+          <w:r>
+            <w:instrText xml:space="preserve">CITATION Smith1776Wealth \p 232 \l 1033 </w:instrText>
+          </w:r>
+          <w:r>
+            <w:fldChar w:fldCharType="separate"/>
+          </w:r>
+          <w:r>
+            <w:rPr>
+              <w:noProof/>
+            </w:rPr>
+            <w:t xml:space="preserve"> (Smith, 1776, p. 232)</w:t>
+          </w:r>
+          <w:r>
+            <w:fldChar w:fldCharType="end"/>
+          </w:r>
+        </w:sdtContent>
+      </w:sdt>
+      <w:r>
+        <w:t xml:space="preserve">, nếu ngân hàng cung ứng 200,000 tiền giấy lưu thông vừa đủ thì đạt lợi nhuận với tỉ suất 5% theo quy định, nhưng nếu ngân hàng </w:t>
+      </w:r>
+      <w:r>
+        <w:t xml:space="preserve">A </w:t>
+      </w:r>
+      <w:r>
+        <w:t>ký phát hối phiếu liên tục với các ngân hàng khác</w:t>
+      </w:r>
+      <w:r>
+        <w:t xml:space="preserve"> làm phát sinh 600,000 tiền thì 600,000 tiền thừa này gây ra lãi nợ 8% trừ đi lợi nhuận 5% của 200,000 thì còn lãi nợ 3% trên tổng số ¾ = 600,000 / (600,000 + 200,000) giao dịch</w:t>
+      </w:r>
+      <w:r>
+        <w:t>.</w:t>
+      </w:r>
+      <w:r>
+        <w:t xml:space="preserve"> Lượng tiền 600,000 phát sinh này ảo đối với A </w:t>
+      </w:r>
+      <w:r>
+        <w:t xml:space="preserve">vì </w:t>
+      </w:r>
+      <w:r>
+        <w:t xml:space="preserve">những ngân hàng khác ứng trước do ký phát lại hối phiếu, nên lãi nợ 3% của A được tính trên 200,000 tiền giấy vốn của A sẽ cho ra lượng tiền nợ là </w:t>
+      </w:r>
+      <w:r>
+        <w:t>6</w:t>
+      </w:r>
+      <w:r>
+        <w:t>000</w:t>
+      </w:r>
+      <w:r>
+        <w:t>, sau khoảng 23</w:t>
+      </w:r>
+      <w:r>
+        <w:t>.45</w:t>
+      </w:r>
+      <w:r>
+        <w:t xml:space="preserve"> </w:t>
+      </w:r>
+      <w:r>
+        <w:rPr>
+          <w:rFonts w:cs="Times New Roman"/>
+        </w:rPr>
+        <w:t>≈</w:t>
+      </w:r>
+      <w:r>
+        <w:t xml:space="preserve"> log(2) / log(1+3</w:t>
+      </w:r>
+      <w:r>
+        <w:t>%</w:t>
+      </w:r>
+      <w:r>
+        <w:t xml:space="preserve">) </w:t>
+      </w:r>
+      <w:r>
+        <w:t xml:space="preserve">lần </w:t>
+      </w:r>
+      <w:r>
+        <w:t xml:space="preserve">ký phát </w:t>
+      </w:r>
+      <w:r>
+        <w:t>như vậy thì toàn bộ số vốn 200,000 của A sẽ mất hết</w:t>
+      </w:r>
+      <w:r>
+        <w:t xml:space="preserve"> [do phương trình dẫn xuất từ hàm tích lũy trình độ sản xuất 200,000 * (1 + 3%)</w:t>
+      </w:r>
+      <w:r>
+        <w:rPr>
+          <w:rFonts w:cs="Times New Roman"/>
+          <w:i/>
+          <w:vertAlign w:val="superscript"/>
+        </w:rPr>
+        <w:t>θ</w:t>
+      </w:r>
+      <w:r>
+        <w:t xml:space="preserve"> – 200,000 = 200,000, suy ra </w:t>
+      </w:r>
+      <w:r>
+        <w:rPr>
+          <w:rFonts w:cs="Times New Roman"/>
+          <w:i/>
+        </w:rPr>
+        <w:t>θ</w:t>
+      </w:r>
+      <w:r>
+        <w:t xml:space="preserve"> = log(2) / log(1+3%)], nghĩa là nếu mỗi tháng ký phát một lần thì sau khoảng gần hai năm (23.45 tháng)</w:t>
+      </w:r>
+      <w:r>
+        <w:t xml:space="preserve"> </w:t>
+      </w:r>
+      <w:r>
+        <w:t>thì toàn bộ số vốn 200,000 của A sẽ mất hết</w:t>
+      </w:r>
+      <w:r>
+        <w:t>.</w:t>
+      </w:r>
+      <w:r>
+        <w:t xml:space="preserve"> Ngân hàng trung ương cấp tín dụng ngân hàng thương mại thực chất là đầu tư tài chính kỳ vọng tỉ suất lợi nhuận 5% bằng lãi suất cho vay và doanh nghiệp đạt lợi nhuận tối đa trên tổng thể sau khi khấu trừ thuế giả sử 8%. Ngân hàng không thể tăng lãi suất cho vay để tăng lợi nhuận vì sẽ ảnh hưởng đến lợi nhuận tối đa 8% của doanh nghiệp và cũng không thể</w:t>
+      </w:r>
+      <w:r>
+        <w:t xml:space="preserve"> tăng lượng tiền bơm quá mức vì sẽ gây lạm phát. Doanh nghiệp không thể tăng lợi nhuận vượt quá 8% do tới hạn sản xuất và do không thể ép ngân hàng giảm lãi suất cho vay dưới 5%. Như vậy, mặc dù ngân hàng cấp tín dụng cho doanh nghiệp và doanh nghiệp trả lãi vay </w:t>
+      </w:r>
+      <w:r>
+        <w:t>tức</w:t>
+      </w:r>
+      <w:r>
+        <w:t xml:space="preserve"> chia lợi nhuận cho ngân hàng nhưng mối tương quan giữa ngân hàng và doanh nghiệp vừa đồng biến và nghịch biến.</w:t>
+      </w:r>
+      <w:r>
+        <w:t xml:space="preserve"> Trên nghịch biến giữa 5% lợi nhuận ngân hàng và 8% lợi nhuận doanh nghiệp, sự tăng trưởng trên toàn bộ bao hàm cả rủi ro từ độ lệ</w:t>
+      </w:r>
+      <w:r>
+        <w:t>ch 3% là 3%</w:t>
+      </w:r>
+      <w:r>
+        <w:t xml:space="preserve"> [nếu ngân hàng mất đi lợi nhuận 5% thì lợi nhuận tổng thể cao nhất 8% trừ đi 5% còn 3%</w:t>
+      </w:r>
+      <w:r>
+        <w:t xml:space="preserve"> hoặc lợi nhuận doanh nghiệp 8% trừ đi khoản vay 5% còn 3%</w:t>
+      </w:r>
+      <w:r>
+        <w:t>]</w:t>
+      </w:r>
+      <w:r>
+        <w:t>, cả hai đều chắc chắn có được lợi nhuận 3% một cách trung bình nhưng với tăng trưởng 3% GDP</w:t>
+      </w:r>
+      <w:r>
+        <w:t xml:space="preserve"> mỗi</w:t>
+      </w:r>
+      <w:r>
+        <w:t xml:space="preserve"> năm thì sẽ tốn gần 24 năm để hòa vốn và </w:t>
+      </w:r>
+      <w:r>
+        <w:rPr>
+          <w:i/>
+        </w:rPr>
+        <w:t xml:space="preserve">điểm hòa vốn này có thể </w:t>
+      </w:r>
+      <w:r>
+        <w:rPr>
+          <w:i/>
+        </w:rPr>
+        <w:t xml:space="preserve">được </w:t>
+      </w:r>
+      <w:r>
+        <w:rPr>
+          <w:i/>
+        </w:rPr>
+        <w:t>xem như thoát khỏi bẫy thu nhập trung bình</w:t>
+      </w:r>
+      <w:r>
+        <w:rPr>
+          <w:i/>
+        </w:rPr>
+        <w:t xml:space="preserve"> (BTNT</w:t>
+      </w:r>
+      <w:r>
+        <w:rPr>
+          <w:i/>
+        </w:rPr>
+        <w:t>B</w:t>
+      </w:r>
+      <w:r>
+        <w:rPr>
+          <w:i/>
+        </w:rPr>
+        <w:t>)</w:t>
+      </w:r>
+      <w:r>
+        <w:t>.</w:t>
+      </w:r>
+      <w:r>
+        <w:t xml:space="preserve"> Tuy nhiên mức tăng trưởng nền kinh tế 3% này là lý tưởng</w:t>
+      </w:r>
+      <w:r>
+        <w:t>,</w:t>
+      </w:r>
+      <w:r>
+        <w:t xml:space="preserve"> không bị khấu trừ bởi chi phí phúc lợi, thị trường toàn cầu và thiên tai</w:t>
+      </w:r>
+      <w:r>
+        <w:t xml:space="preserve"> (mỗi khấu hao này đều </w:t>
+      </w:r>
+      <w:r>
+        <w:t xml:space="preserve">rất </w:t>
+      </w:r>
+      <w:r>
+        <w:t>lớn)</w:t>
+      </w:r>
+      <w:r>
+        <w:t xml:space="preserve">, do đó tăng trưởng GDP phải lớn hơn </w:t>
+      </w:r>
+      <w:r>
+        <w:t xml:space="preserve">nhiều </w:t>
+      </w:r>
+      <w:r>
+        <w:t>3% để trong vòng 2</w:t>
+      </w:r>
+      <w:r>
+        <w:t>4</w:t>
+      </w:r>
+      <w:r>
+        <w:t xml:space="preserve"> năm thoát khỏi </w:t>
+      </w:r>
+      <w:r>
+        <w:t>BTNT</w:t>
+      </w:r>
+      <w:r>
+        <w:t>B</w:t>
+      </w:r>
+      <w:r>
+        <w:t>.</w:t>
+      </w:r>
+      <w:r>
+        <w:t xml:space="preserve"> </w:t>
+      </w:r>
+      <w:r>
+        <w:t>Ghi chú, nếu “đầu tư” lạm phát 2% để đạt tăng trưởng 3% thì tỉ suất “lợi nhuận” là 50% = (3% – 2%) / 2%</w:t>
+      </w:r>
+      <w:r>
+        <w:t>, không phải ít</w:t>
+      </w:r>
+      <w:r>
+        <w:t xml:space="preserve">. </w:t>
+      </w:r>
+      <w:r>
+        <w:t>Nếu xem 4 yếu tố</w:t>
+      </w:r>
+      <w:r>
+        <w:t>: 1)</w:t>
+      </w:r>
+      <w:r>
+        <w:t xml:space="preserve"> tăng trưởng kinh tế tức nội lực, </w:t>
+      </w:r>
+      <w:r>
+        <w:t xml:space="preserve">2) </w:t>
+      </w:r>
+      <w:r>
+        <w:t>chi phí phúc lợi</w:t>
+      </w:r>
+      <w:r>
+        <w:t xml:space="preserve"> tức tái tạo</w:t>
+      </w:r>
+      <w:r>
+        <w:t xml:space="preserve">, </w:t>
+      </w:r>
+      <w:r>
+        <w:t xml:space="preserve">3) </w:t>
+      </w:r>
+      <w:r>
+        <w:t>thị trường toàn cầu</w:t>
+      </w:r>
+      <w:r>
+        <w:t xml:space="preserve"> tức ngoại lực</w:t>
+      </w:r>
+      <w:r>
+        <w:t xml:space="preserve">, và </w:t>
+      </w:r>
+      <w:r>
+        <w:t xml:space="preserve">4) </w:t>
+      </w:r>
+      <w:r>
+        <w:t xml:space="preserve">thiên tai </w:t>
+      </w:r>
+      <w:r>
+        <w:t xml:space="preserve">tức </w:t>
+      </w:r>
+      <w:r>
+        <w:t>rủi ro</w:t>
+      </w:r>
+      <w:r>
+        <w:t>,</w:t>
+      </w:r>
+      <w:r>
+        <w:t xml:space="preserve"> </w:t>
+      </w:r>
+      <w:r>
+        <w:t xml:space="preserve">ngang </w:t>
+      </w:r>
+      <w:r>
+        <w:t xml:space="preserve">bằng nhau thì tăng trưởng GDP phải ít nhất 12% = 4*3% </w:t>
+      </w:r>
+      <w:r>
+        <w:t xml:space="preserve">mỗi năm </w:t>
+      </w:r>
+      <w:r>
+        <w:t xml:space="preserve">trong vòng 24 năm để thoát khỏi </w:t>
+      </w:r>
+      <w:r>
+        <w:t>BTNT</w:t>
+      </w:r>
+      <w:r>
+        <w:t>B</w:t>
+      </w:r>
+      <w:r>
+        <w:t>.</w:t>
+      </w:r>
+      <w:r>
+        <w:t xml:space="preserve"> </w:t>
+      </w:r>
+      <w:r>
+        <w:t xml:space="preserve">Nếu lấy tăng trưởng 12%/năm trong 24 năm làm cơ sở thì lượng tỉ lệ tăng trưởng thoát khỏi </w:t>
+      </w:r>
+      <w:r>
+        <w:t>BTNT</w:t>
+      </w:r>
+      <w:r>
+        <w:t>B</w:t>
+      </w:r>
+      <w:r>
+        <w:t xml:space="preserve"> </w:t>
+      </w:r>
+      <w:r>
+        <w:t xml:space="preserve">là 288% thì sẽ tốn gần 30 năm </w:t>
+      </w:r>
+      <w:r>
+        <w:rPr>
+          <w:rFonts w:cs="Times New Roman"/>
+        </w:rPr>
+        <w:t>[288/10</w:t>
+      </w:r>
+      <w:r>
+        <w:rPr>
+          <w:rFonts w:cs="Times New Roman"/>
+        </w:rPr>
+        <w:t xml:space="preserve"> = 28.8</w:t>
+      </w:r>
+      <w:r>
+        <w:rPr>
+          <w:rFonts w:cs="Times New Roman"/>
+        </w:rPr>
+        <w:t xml:space="preserve">] tăng trưởng đều đặn 10% </w:t>
+      </w:r>
+      <w:r>
+        <w:rPr>
+          <w:rFonts w:cs="Times New Roman"/>
+        </w:rPr>
+        <w:t xml:space="preserve">mỗi </w:t>
+      </w:r>
+      <w:r>
+        <w:rPr>
+          <w:rFonts w:cs="Times New Roman"/>
+        </w:rPr>
+        <w:t xml:space="preserve">năm để </w:t>
+      </w:r>
+      <w:r>
+        <w:t xml:space="preserve">thoát khỏi </w:t>
+      </w:r>
+      <w:r>
+        <w:t>BTNT</w:t>
+      </w:r>
+      <w:r>
+        <w:t>B</w:t>
+      </w:r>
+      <w:r>
+        <w:t xml:space="preserve">. </w:t>
+      </w:r>
+      <w:r>
+        <w:t>Hai yếu tố “</w:t>
+      </w:r>
+      <w:r>
+        <w:rPr>
+          <w:i/>
+        </w:rPr>
+        <w:t>tăng trưởng nội lực</w:t>
+      </w:r>
+      <w:r>
+        <w:t>” và “</w:t>
+      </w:r>
+      <w:r>
+        <w:rPr>
+          <w:i/>
+        </w:rPr>
+        <w:t>chi phí tái tạo</w:t>
+      </w:r>
+      <w:r>
+        <w:t>” được cố định</w:t>
+      </w:r>
+      <w:r>
+        <w:t>, hai yếu tố còn lại “</w:t>
+      </w:r>
+      <w:r>
+        <w:rPr>
+          <w:i/>
+        </w:rPr>
+        <w:t xml:space="preserve">thị trường </w:t>
+      </w:r>
+      <w:r>
+        <w:rPr>
+          <w:i/>
+        </w:rPr>
+        <w:t>ngoại lực</w:t>
+      </w:r>
+      <w:r>
+        <w:t>”</w:t>
+      </w:r>
+      <w:r>
+        <w:t xml:space="preserve"> </w:t>
+      </w:r>
+      <w:r>
+        <w:t>và “</w:t>
+      </w:r>
+      <w:r>
+        <w:rPr>
+          <w:i/>
+        </w:rPr>
+        <w:t xml:space="preserve">thiên tai </w:t>
+      </w:r>
+      <w:r>
+        <w:rPr>
+          <w:i/>
+        </w:rPr>
+        <w:t>rủi ro</w:t>
+      </w:r>
+      <w:r>
+        <w:t>” nếu được quản lý tốt vì chúng vừa ngẫu nhiên vừa tất yếu</w:t>
+      </w:r>
+      <w:r>
+        <w:t xml:space="preserve"> xảy ra</w:t>
+      </w:r>
+      <w:r>
+        <w:t>, đắp đổi qua lại g</w:t>
+      </w:r>
+      <w:r>
+        <w:t>ộ</w:t>
+      </w:r>
+      <w:r>
+        <w:t>p thành</w:t>
+      </w:r>
+      <w:r>
+        <w:t xml:space="preserve"> một để chỉ còn 3 yếu tố</w:t>
+      </w:r>
+      <w:r>
+        <w:t xml:space="preserve"> thì cần 24 năm tăng trưởng GDP đều đặn 9% = 3*3% mỗi năm</w:t>
+      </w:r>
+      <w:r>
+        <w:t xml:space="preserve"> để thoát khỏi BTNTB</w:t>
+      </w:r>
+      <w:r>
+        <w:t xml:space="preserve">. </w:t>
+      </w:r>
+      <w:r>
+        <w:t xml:space="preserve">Trong bốn yếu tố, </w:t>
+      </w:r>
+      <w:r>
+        <w:t xml:space="preserve">có đến </w:t>
+      </w:r>
+      <w:r>
+        <w:t>hai yếu tố “</w:t>
+      </w:r>
+      <w:r>
+        <w:t>thị trường ngoại lực</w:t>
+      </w:r>
+      <w:r>
+        <w:t>” và “</w:t>
+      </w:r>
+      <w:r>
+        <w:t>thiên tai rủi ro</w:t>
+      </w:r>
+      <w:r>
+        <w:t>”</w:t>
+      </w:r>
+      <w:r>
+        <w:t xml:space="preserve"> đều thuộc thiên thời – thời vận, không thể cố định, </w:t>
+      </w:r>
+      <w:r>
+        <w:t xml:space="preserve">không thể tận lực đạt như kỳ vọng, </w:t>
+      </w:r>
+      <w:r>
+        <w:t>không phải vì ít quan trọng hơn mà là vì không thể quản lý hoàn toàn được</w:t>
+      </w:r>
+      <w:r>
+        <w:t xml:space="preserve">. </w:t>
+      </w:r>
+      <w:r>
+        <w:t>Giai đoạn phát triển thần kỳ của kinh tế Nhật Bản</w:t>
+      </w:r>
+      <w:r>
+        <w:t>, Hàn Quốc, và Trung Quốc lần lượt là 1955 –1973 (hai thập niên</w:t>
+      </w:r>
+      <w:r>
+        <w:t xml:space="preserve">, bứt phá vào năm 1960, </w:t>
+      </w:r>
+      <w:r>
+        <w:rPr>
+          <w:i/>
+        </w:rPr>
+        <w:t>đạt đỉnh vào năm 1970</w:t>
+      </w:r>
+      <w:r>
+        <w:t>), 1960 – 1995 (ba thập niên</w:t>
+      </w:r>
+      <w:r>
+        <w:t xml:space="preserve">, bứt phá từ năm 1970, </w:t>
+      </w:r>
+      <w:r>
+        <w:rPr>
+          <w:i/>
+        </w:rPr>
+        <w:t xml:space="preserve">hoàng kim vào </w:t>
+      </w:r>
+      <w:r>
+        <w:rPr>
+          <w:i/>
+        </w:rPr>
+        <w:t>thập niên 1980</w:t>
+      </w:r>
+      <w:r>
+        <w:t>,</w:t>
+      </w:r>
+      <w:r>
+        <w:t xml:space="preserve"> </w:t>
+      </w:r>
+      <w:r>
+        <w:t xml:space="preserve">đạt đỉnh </w:t>
+      </w:r>
+      <w:r>
+        <w:t>năm 1990</w:t>
+      </w:r>
+      <w:r>
+        <w:t>), và 1978 – 2011 (ba thập niên</w:t>
+      </w:r>
+      <w:r>
+        <w:t xml:space="preserve">, bứt phá vào năm 1992, </w:t>
+      </w:r>
+      <w:r>
+        <w:rPr>
+          <w:i/>
+        </w:rPr>
+        <w:t>hoàng kim thập niên 2000</w:t>
+      </w:r>
+      <w:r>
+        <w:t>, đạt đỉnh năm 2007</w:t>
+      </w:r>
+      <w:r>
+        <w:t>, năm 2010 kinh tế T</w:t>
+      </w:r>
+      <w:r>
+        <w:t>r</w:t>
+      </w:r>
+      <w:bookmarkStart w:id="5" w:name="_GoBack"/>
+      <w:bookmarkEnd w:id="5"/>
+      <w:r>
+        <w:t xml:space="preserve">ung </w:t>
+      </w:r>
+      <w:r>
+        <w:lastRenderedPageBreak/>
+        <w:t>Quốc đứng thứ hai thế giới</w:t>
+      </w:r>
+      <w:r>
+        <w:t>) với tốc độ tăng trưởng khoảng 10%, 9%–10%, và 10%</w:t>
+      </w:r>
+      <w:r>
+        <w:t>, với thời điểm thoát khỏi BTNTB lần lượt là cuối thập niên 1960 (khoảng năm 1968</w:t>
+      </w:r>
+      <w:r>
+        <w:t>,</w:t>
+      </w:r>
+      <w:r>
+        <w:t xml:space="preserve"> đến năm 1970 Nhật Bản chính thức vượt qua Tây Đức trở thành nền kinh tế thứ hai thế giới</w:t>
+      </w:r>
+      <w:r>
+        <w:t xml:space="preserve">), </w:t>
+      </w:r>
+      <w:r>
+        <w:t>giữa thập niên 1990 (năm 1995 GDP bình quân đầu người ở Hàn Quốc vượt ngưỡng 10,000</w:t>
+      </w:r>
+      <w:r>
+        <w:t xml:space="preserve"> </w:t>
+      </w:r>
+      <w:r>
+        <w:t xml:space="preserve">USD, năm 1996 Hàn Quốc gia nhập Tổ Chức Hợp Tác &amp; Phát Triển Kinh Tế OECD tức câu lạc bộ của các quốc gia giàu có), năm 2023 (GDP bình quân đầu người ở Trung Quốc khoảng 12,500 – 13,000 </w:t>
+      </w:r>
+      <w:r>
+        <w:t>USD</w:t>
+      </w:r>
+      <w:r>
+        <w:t>)</w:t>
+      </w:r>
+      <w:r>
+        <w:t xml:space="preserve">. </w:t>
+      </w:r>
+      <w:r>
+        <w:t xml:space="preserve">GDP Nhật Bản tăng trưởng 10% mỗi năm trong thời hoàng kim 1955 – 1973, đặc biệt vào cuối thập nhiên 1960 tăng vọt lên mức 12% hoặc cao hơn. </w:t>
+      </w:r>
+      <w:r>
+        <w:t xml:space="preserve">GDP Hàn Quốc tăng trưởng 9% – 10% mỗi năm trong thời </w:t>
+      </w:r>
+      <w:r>
+        <w:t>giai đoạn</w:t>
+      </w:r>
+      <w:r>
+        <w:t xml:space="preserve"> 1960 – 1995, đặc biệt năm 1968 là 12.6%, năm 1973 là 14.9%, g</w:t>
+      </w:r>
+      <w:r>
+        <w:t>iai đoạn 1986</w:t>
+      </w:r>
+      <w:r>
+        <w:t xml:space="preserve"> </w:t>
+      </w:r>
+      <w:r>
+        <w:t>–</w:t>
+      </w:r>
+      <w:r>
+        <w:t xml:space="preserve"> </w:t>
+      </w:r>
+      <w:r>
+        <w:t>1988 với mức tăng trưởng liên tục 10</w:t>
+      </w:r>
+      <w:r>
+        <w:t xml:space="preserve">% </w:t>
+      </w:r>
+      <w:r>
+        <w:t>–</w:t>
+      </w:r>
+      <w:r>
+        <w:t xml:space="preserve"> </w:t>
+      </w:r>
+      <w:r>
+        <w:t>12%</w:t>
+      </w:r>
+      <w:r>
+        <w:t xml:space="preserve">. </w:t>
+      </w:r>
+      <w:r>
+        <w:t>GDP Trung Quốc tăng trưởng 10% mỗi năm</w:t>
+      </w:r>
+      <w:r>
+        <w:t xml:space="preserve"> trong thời </w:t>
+      </w:r>
+      <w:r>
+        <w:t>giai đoạn</w:t>
+      </w:r>
+      <w:r>
+        <w:t xml:space="preserve"> 1978 – 2011</w:t>
+      </w:r>
+      <w:r>
+        <w:t xml:space="preserve">, đặc biệt giai đoạn 2003 – 2007 đạt 10% – 14%. </w:t>
+      </w:r>
+      <w:r>
+        <w:t>Như vậy quốc gia thoát khỏi BTNTB sớm nhất và nhanh nhất là Nhật Bản, tính từ năm 1955, Nhật Bản chỉ cần 13 năm là thoát khỏi BTNTB vào năm 1968</w:t>
+      </w:r>
+      <w:r>
+        <w:t>, nhanh nhất châu Á và cả thế giới</w:t>
+      </w:r>
+      <w:r>
+        <w:t xml:space="preserve">, trong khi đó, </w:t>
+      </w:r>
+      <w:r>
+        <w:t xml:space="preserve">Singapore tốn 15 – 20 năm, Hàn Quốc tốn 20 – 22 năm, Đài Loan </w:t>
+      </w:r>
+      <w:r>
+        <w:t xml:space="preserve">Trung Quốc </w:t>
+      </w:r>
+      <w:r>
+        <w:t xml:space="preserve">tốn khoảng 20 năm, </w:t>
+      </w:r>
+      <w:r>
+        <w:t xml:space="preserve">Trung Quốc tốn khoảng 20 năm, </w:t>
+      </w:r>
+      <w:r>
+        <w:t xml:space="preserve">một số </w:t>
+      </w:r>
+      <w:r>
+        <w:t xml:space="preserve">quốc gia Âu Mỹ tốn 30 – </w:t>
+      </w:r>
+      <w:r>
+        <w:t>5</w:t>
+      </w:r>
+      <w:r>
+        <w:t>0 năm</w:t>
+      </w:r>
+      <w:r>
+        <w:t xml:space="preserve"> thoát khỏi BTNTB</w:t>
+      </w:r>
+      <w:r>
+        <w:t>.</w:t>
+      </w:r>
+    </w:p>
+    <w:p>
+      <w:pPr>
+        <w:ind w:firstLine="360"/>
+      </w:pPr>
+      <w:r>
+        <w:t xml:space="preserve">Ngoài trường hợp chủ góp vốn ngân hàng rút ngược trở lại vốn góp, chẳng khác bao nhiêu ký phát lại gây lãi nợ chồng, liên quan đến tiền hoa hồng, Smith cảnh báo trường hợp ngân hàng liên kết với những người có vốn muốn cho vay làm </w:t>
+      </w:r>
+      <w:r>
+        <w:rPr>
+          <w:i/>
+        </w:rPr>
+        <w:t>đại lý vay</w:t>
+      </w:r>
+      <w:r>
+        <w:t xml:space="preserve"> để ngân hàng chuyển tín dụng cho vay từ ngân hàng sang đại lý vay nhằm hưởng hoa hồng, phương pháp này vừa thiếu minh bạch vừa tiềm tàng rủi ro do tăng lãi nợ người vay vì lãi nợ lúc này bị cộng thêm lãi hoa hồng, nghiêm trọng hơn sự không hiệu quả</w:t>
+      </w:r>
+      <w:r>
+        <w:t xml:space="preserve"> mà Smith ví như</w:t>
+      </w:r>
+      <w:r>
+        <w:t xml:space="preserve"> thuê người gánh nước </w:t>
+      </w:r>
+      <w:r>
+        <w:t xml:space="preserve">(đại lý vay) </w:t>
+      </w:r>
+      <w:r>
+        <w:t>đi xa để đổ nước (vốn) vào bể chứa tức nguồn vốn ngân hàng</w:t>
+      </w:r>
+      <w:sdt>
+        <w:sdtPr>
+          <w:id w:val="127902624"/>
+          <w:citation/>
+        </w:sdtPr>
+        <w:sdtEndPr/>
+        <w:sdtContent>
+          <w:r>
+            <w:fldChar w:fldCharType="begin"/>
+          </w:r>
+          <w:r>
+            <w:instrText xml:space="preserve">CITATION Smith1776Wealth \p 233 \l 1033 </w:instrText>
+          </w:r>
+          <w:r>
+            <w:fldChar w:fldCharType="separate"/>
+          </w:r>
+          <w:r>
+            <w:rPr>
+              <w:noProof/>
+            </w:rPr>
+            <w:t xml:space="preserve"> (Smith, 1776, p. 233)</w:t>
+          </w:r>
+          <w:r>
+            <w:fldChar w:fldCharType="end"/>
+          </w:r>
+        </w:sdtContent>
+      </w:sdt>
+      <w:r>
+        <w:t xml:space="preserve">. Nếu tín dụng vay là nợ xấu thì </w:t>
+      </w:r>
+      <w:r>
+        <w:t xml:space="preserve">càng nguy hại, nên </w:t>
+      </w:r>
+      <w:r>
+        <w:t xml:space="preserve">cần phải tránh hình thức </w:t>
+      </w:r>
+      <w:r>
+        <w:rPr>
+          <w:i/>
+        </w:rPr>
+        <w:t>bán nợ xấu</w:t>
+      </w:r>
+      <w:r>
+        <w:t xml:space="preserve"> hưởng hoa hồng này như tránh mua nợ xấu</w:t>
+      </w:r>
+      <w:r>
+        <w:t xml:space="preserve"> qua chiết khấu</w:t>
+      </w:r>
+      <w:r>
+        <w:t>.</w:t>
+      </w:r>
+      <w:r>
+        <w:t xml:space="preserve"> Nếu những đại lý vay có năng lực và nguồn vốn vay, họ có thể tự thành lập ngân hàng thương mại riêng, sẽ hiệu quả hơn khi bắt đúng nhu cầu người vay</w:t>
+      </w:r>
+      <w:sdt>
+        <w:sdtPr>
+          <w:id w:val="545105325"/>
+          <w:citation/>
+        </w:sdtPr>
+        <w:sdtEndPr/>
+        <w:sdtContent>
+          <w:r>
+            <w:fldChar w:fldCharType="begin"/>
+          </w:r>
+          <w:r>
+            <w:instrText xml:space="preserve">CITATION Smith1776Wealth \p 234 \l 1033 </w:instrText>
+          </w:r>
+          <w:r>
+            <w:fldChar w:fldCharType="separate"/>
+          </w:r>
+          <w:r>
+            <w:rPr>
+              <w:noProof/>
+            </w:rPr>
+            <w:t xml:space="preserve"> (Smith, 1776, p. 234)</w:t>
+          </w:r>
+          <w:r>
+            <w:fldChar w:fldCharType="end"/>
+          </w:r>
+        </w:sdtContent>
+      </w:sdt>
+      <w:r>
+        <w:t>, hợp lý với nguyên tắc cho vay trên diện rộng, đây là biện pháp đối trọng với biện pháp sáp nhập ngân hàng nhằm tăng nguồn vốn giải quyết nợ xấu</w:t>
+      </w:r>
+      <w:r>
+        <w:t>, quản trị rủi ro</w:t>
+      </w:r>
+      <w:r>
+        <w:t>.</w:t>
+      </w:r>
+      <w:r>
+        <w:t xml:space="preserve"> Smith một lần nữa nhấn mạnh tầm quan trọng của việc quản lý nợ xấu, thẩm định người vay, nghiêm cấm các dự án ảo tưởng ngay cả không cố ý, nghiêm cấm hành vi trục lợi như ký phát lại</w:t>
+      </w:r>
+      <w:sdt>
+        <w:sdtPr>
+          <w:id w:val="-792123810"/>
+          <w:citation/>
+        </w:sdtPr>
+        <w:sdtEndPr/>
+        <w:sdtContent>
+          <w:r>
+            <w:fldChar w:fldCharType="begin"/>
+          </w:r>
+          <w:r>
+            <w:instrText xml:space="preserve">CITATION Smith1776Wealth \p 234 \l 1033 </w:instrText>
+          </w:r>
+          <w:r>
+            <w:fldChar w:fldCharType="separate"/>
+          </w:r>
+          <w:r>
+            <w:rPr>
+              <w:noProof/>
+            </w:rPr>
+            <w:t xml:space="preserve"> (Smith, 1776, p. 234)</w:t>
+          </w:r>
+          <w:r>
+            <w:fldChar w:fldCharType="end"/>
+          </w:r>
+        </w:sdtContent>
+      </w:sdt>
+      <w:r>
+        <w:t>, mua nợ xấu hưởng chiết khấu, bán nợ xấu hưởng hoa hồng</w:t>
+      </w:r>
+      <w:r>
+        <w:t>.</w:t>
+      </w:r>
+    </w:p>
+    <w:p>
+      <w:pPr>
+        <w:ind w:firstLine="360"/>
+      </w:pPr>
+      <w:r>
         <w:t xml:space="preserve">Theo nguyên lý trong nghiên cứu này, tích lũy vốn là tích lũy trình độ sản xuất, nhưng vẫn không khác gì hơn tích lũy của cải làm sao để tăng vượt mức sản lượng, </w:t>
       </w:r>
       <w:r>
@@ -23384,7 +25807,16 @@
         <w:t>→</w:t>
       </w:r>
       <w:r>
-        <w:t xml:space="preserve"> tích lũy vốn để tái sản xuất </w:t>
+        <w:t xml:space="preserve"> tích lũy vốn để </w:t>
+      </w:r>
+      <w:r>
+        <w:rPr>
+          <w:i/>
+        </w:rPr>
+        <w:t>tái sản xuất</w:t>
+      </w:r>
+      <w:r>
+        <w:t xml:space="preserve"> </w:t>
       </w:r>
       <w:r>
         <w:rPr>
@@ -23399,7 +25831,16 @@
         <w:t xml:space="preserve">, ta cần nghiên cứu phương thức tăng vượt mức sản lượng công nghiệp </w:t>
       </w:r>
       <w:r>
-        <w:t xml:space="preserve">[tái sản xuất] </w:t>
+        <w:t>[</w:t>
+      </w:r>
+      <w:r>
+        <w:rPr>
+          <w:i/>
+        </w:rPr>
+        <w:t>tái sản xuất</w:t>
+      </w:r>
+      <w:r>
+        <w:t xml:space="preserve">] </w:t>
       </w:r>
       <w:r>
         <w:t xml:space="preserve">mà theo cách nói của những nhà hoạch định chính sách, làm cách nào để thoát khỏi </w:t>
@@ -23423,7 +25864,13 @@
         <w:t>bẫy thu nhập trung bình</w:t>
       </w:r>
       <w:r>
-        <w:t xml:space="preserve"> chỉ tình trạng một nền kinh tế </w:t>
+        <w:t xml:space="preserve"> </w:t>
+      </w:r>
+      <w:r>
+        <w:t xml:space="preserve">(BTNTB) </w:t>
+      </w:r>
+      <w:r>
+        <w:t xml:space="preserve">chỉ tình trạng một nền kinh tế </w:t>
       </w:r>
       <w:r>
         <w:t xml:space="preserve">tuy </w:t>
@@ -23471,7 +25918,131 @@
         <w:t>.</w:t>
       </w:r>
       <w:r>
-        <w:t xml:space="preserve"> Giả sử ta tập trung vào khía cạnh </w:t>
+        <w:t xml:space="preserve"> </w:t>
+      </w:r>
+      <w:r>
+        <w:t xml:space="preserve">Tích lũy tài chính [căn bản là cho vay và giả sử minh bạch] không thể vượt quá một lãi suất cố định như lãi suất cho vay 5% do phụ thuộc vào việc trả lãi của doanh nghiệp sản xuất, trừ phi tích lũy tài chính bằng hình thức mang vàng bạc ra nước ngoài đầu tư </w:t>
+      </w:r>
+      <w:r>
+        <w:t xml:space="preserve">đồng thời hút vàng bạc từ nước ngoài vào bằng mọi cách </w:t>
+      </w:r>
+      <w:r>
+        <w:t xml:space="preserve">thời Smith </w:t>
+      </w:r>
+      <w:r>
+        <w:t>[</w:t>
+      </w:r>
+      <w:r>
+        <w:t>chủ nghĩa trọng thương</w:t>
+      </w:r>
+      <w:r>
+        <w:t>]</w:t>
+      </w:r>
+      <w:r>
+        <w:t xml:space="preserve">, ngày nay các quốc gia đều có hàng rào tài chính ngăn cản </w:t>
+      </w:r>
+      <w:r>
+        <w:t>nhưng</w:t>
+      </w:r>
+      <w:r>
+        <w:t xml:space="preserve"> vẫn còn một số kênh đầu tư </w:t>
+      </w:r>
+      <w:r>
+        <w:t xml:space="preserve">tài chính </w:t>
+      </w:r>
+      <w:r>
+        <w:t>như thị trường ngoại hối &amp; chứng khoán, nhưng động lực cuối cùng là hoạt động sản xuất để trả lãi</w:t>
+      </w:r>
+      <w:r>
+        <w:t xml:space="preserve">, nếu không và và nếu vượt quá tỉ suất lợi nhuận </w:t>
+      </w:r>
+      <w:r>
+        <w:t xml:space="preserve">cố </w:t>
+      </w:r>
+      <w:r>
+        <w:lastRenderedPageBreak/>
+        <w:t xml:space="preserve">định như </w:t>
+      </w:r>
+      <w:r>
+        <w:t xml:space="preserve">5% thì tích lũy tài chính có tính chất </w:t>
+      </w:r>
+      <w:r>
+        <w:t>tiêu cực</w:t>
+      </w:r>
+      <w:r>
+        <w:t xml:space="preserve"> bất kể có minh bạch hay không</w:t>
+      </w:r>
+      <w:r>
+        <w:t>, nhưng hoạt động sản xuất do phải trả lãi cho hoạt động tài chính cũng như không bị khống chế lợi nhuận nên tỉ suất lợi nhuận có thể tự do tăng vượt mức</w:t>
+      </w:r>
+      <w:r>
+        <w:t xml:space="preserve">. </w:t>
+      </w:r>
+      <w:r>
+        <w:t xml:space="preserve">Giá trị của tích lũy tài chính ở chỗ tính ổn định của hằng số tỉ suất lợi nhuận như 5%. </w:t>
+      </w:r>
+      <w:r>
+        <w:t>Làm cách nào để tăng sản xuất vượt mức? Chẳng có cách nào khác ngoài hạn chế thâm dụng tài nguyên và lao động giản đơn</w:t>
+      </w:r>
+      <w:r>
+        <w:t xml:space="preserve"> </w:t>
+      </w:r>
+      <w:r>
+        <w:t xml:space="preserve">đến mức có thể, và như thế, chẳng có cách nào khác ngoài công nghệ – công nghệ cao. </w:t>
+      </w:r>
+      <w:r>
+        <w:t>Lợi nhuận từ hoạt động tài chính cũng do thế năng trình độ sản xuất, bất luận thế n</w:t>
+      </w:r>
+      <w:r>
+        <w:t>à</w:t>
+      </w:r>
+      <w:r>
+        <w:t xml:space="preserve">o cũng phải do “thế” từ nhiều lực vận hành đẩy lên thành “thế” phối hợp giữa hoạt động tài chính trơn tru và công năng sản xuất mạnh mẽ. </w:t>
+      </w:r>
+      <w:r>
+        <w:t>Nếu một nền kinh tế dựa nhiều vào tài chính thì chắc chắn phải hấp thu nội lực từ nhiều nguồn và như vậy</w:t>
+      </w:r>
+      <w:r>
+        <w:t>,</w:t>
+      </w:r>
+      <w:r>
+        <w:t xml:space="preserve"> nếu toàn cầu hóa chậm lại sẽ gặp rủi ro, nếu tuy có nền sản xuất hùng hậu </w:t>
+      </w:r>
+      <w:r>
+        <w:t xml:space="preserve">hoặc đã từng như vậy, </w:t>
+      </w:r>
+      <w:r>
+        <w:t xml:space="preserve">lại “dường như” dựa vào tài chính thì dường như đó là sự xao lãng tạm thời và/hoặc đang hụt hơi bởi giằng xé giữa đa dạng kinh tế và đuổi theo công nghệ. </w:t>
+      </w:r>
+      <w:r>
+        <w:t>Hoạt động cho vay xuyên quốc gia để phát triển các dự án sản xuất công nghiệp là phối hợp giữa chủ nghĩa trọng thương và chủ nghĩa trọng nông, trong tác phẩm “</w:t>
+      </w:r>
+      <w:r>
+        <w:t>Của Cải Của Các Quốc Gia</w:t>
+      </w:r>
+      <w:r>
+        <w:t xml:space="preserve">” Smith phân tích hai chủ nghĩa kinh kế khởi </w:t>
+      </w:r>
+      <w:r>
+        <w:t>nguồn</w:t>
+      </w:r>
+      <w:r>
+        <w:t xml:space="preserve"> này. </w:t>
+      </w:r>
+      <w:r>
+        <w:t>Bất luận thế nào, lực đẩy cuối cùng và mạnh nhất để thoát khỏi bẫy thu nhập trung bình là tích lũy sản xuất</w:t>
+      </w:r>
+      <w:r>
+        <w:t xml:space="preserve"> mặc dù ta đã đề cập sự hoạt tác của tài chính và thương mại</w:t>
+      </w:r>
+      <w:r>
+        <w:t>, quan trọng đến mức không thể xao nhãng</w:t>
+      </w:r>
+      <w:r>
+        <w:t xml:space="preserve">. </w:t>
+      </w:r>
+      <w:r>
+        <w:t xml:space="preserve">Giả sử ta tập trung vào khía cạnh </w:t>
       </w:r>
       <w:r>
         <w:rPr>
@@ -23555,1933 +26126,1978 @@
         <w:t xml:space="preserve"> Mặc dù </w:t>
       </w:r>
       <w:r>
-        <w:t xml:space="preserve">không thể tối </w:t>
+        <w:t xml:space="preserve">không thể </w:t>
+      </w:r>
+      <w:r>
+        <w:t xml:space="preserve">[hạn chế] </w:t>
+      </w:r>
+      <w:r>
+        <w:t xml:space="preserve">tối đa, </w:t>
+      </w:r>
+      <w:r>
+        <w:t xml:space="preserve">không đơn giản như vậy, </w:t>
+      </w:r>
+      <w:r>
+        <w:t xml:space="preserve">vì </w:t>
+      </w:r>
+      <w:r>
+        <w:t xml:space="preserve">nền kinh tế phải đa tầng và đa dạng nhưng </w:t>
+      </w:r>
+      <w:r>
+        <w:t xml:space="preserve">ta </w:t>
+      </w:r>
+      <w:r>
+        <w:t xml:space="preserve">hãy tìm hiểu sự tuyệt diệu của những mô hình </w:t>
+      </w:r>
+      <w:r>
+        <w:t>[</w:t>
+      </w:r>
+      <w:r>
+        <w:t>tích lũy</w:t>
+      </w:r>
+      <w:r>
+        <w:t>]</w:t>
+      </w:r>
+      <w:r>
+        <w:t xml:space="preserve"> sản xuất mà ngày càng không rời xa công nghệ – công nghệ cao.</w:t>
+      </w:r>
+      <w:r>
+        <w:t xml:space="preserve"> Mô hình </w:t>
+      </w:r>
+      <w:r>
+        <w:t>c</w:t>
+      </w:r>
+      <w:r>
+        <w:t>haebol</w:t>
+      </w:r>
+      <w:r>
+        <w:t xml:space="preserve"> của Hàn Quốc và mô hình </w:t>
+      </w:r>
+      <w:r>
+        <w:t>k</w:t>
+      </w:r>
+      <w:r>
+        <w:t>eiretsu</w:t>
+      </w:r>
+      <w:r>
+        <w:t xml:space="preserve"> của Nhật Bản </w:t>
+      </w:r>
+      <w:r>
+        <w:t xml:space="preserve">(Gemini 2026) là điển hình của của mô hình dọc – </w:t>
+      </w:r>
+      <w:r>
+        <w:rPr>
+          <w:i/>
+        </w:rPr>
+        <w:t>tập trung</w:t>
+      </w:r>
+      <w:r>
+        <w:t xml:space="preserve"> (</w:t>
+      </w:r>
+      <w:r>
+        <w:t>chaebol</w:t>
+      </w:r>
+      <w:r>
+        <w:t xml:space="preserve">) và mô hình ngang – </w:t>
+      </w:r>
+      <w:r>
+        <w:rPr>
+          <w:i/>
+        </w:rPr>
+        <w:t>phân tán</w:t>
+      </w:r>
+      <w:r>
+        <w:t xml:space="preserve"> (</w:t>
+      </w:r>
+      <w:r>
+        <w:t>keiretsu</w:t>
+      </w:r>
+      <w:r>
+        <w:t xml:space="preserve">), theo đó mỗi </w:t>
+      </w:r>
+      <w:r>
+        <w:rPr>
+          <w:i/>
+        </w:rPr>
+        <w:t>chaebol</w:t>
+      </w:r>
+      <w:r>
+        <w:t xml:space="preserve"> </w:t>
+      </w:r>
+      <w:r>
+        <w:t xml:space="preserve">(tài phiệt) </w:t>
+      </w:r>
+      <w:r>
+        <w:t>là tập đoàn tư nhân thường sở hữu gia đình vận hành với sự chi phối chặt chẽ của chính phủ nên không có ngân hàng riêng, tập trung mũi nhọn vào đơn đặt hàng ngành nghề của chính phủ</w:t>
+      </w:r>
+      <w:r>
+        <w:t>,</w:t>
+      </w:r>
+      <w:r>
+        <w:t xml:space="preserve"> </w:t>
+      </w:r>
+      <w:r>
+        <w:rPr>
+          <w:i/>
+        </w:rPr>
+        <w:t>tấn công</w:t>
+      </w:r>
+      <w:r>
+        <w:t xml:space="preserve"> vào thị trường toàn cầ</w:t>
+      </w:r>
+      <w:r>
+        <w:t>u.</w:t>
+      </w:r>
+      <w:r>
+        <w:t xml:space="preserve"> </w:t>
+      </w:r>
+      <w:r>
+        <w:t>T</w:t>
+      </w:r>
+      <w:r>
+        <w:t xml:space="preserve">rong khi đó mỗi </w:t>
+      </w:r>
+      <w:r>
+        <w:rPr>
+          <w:i/>
+        </w:rPr>
+        <w:t>keiretsu</w:t>
+      </w:r>
+      <w:r>
+        <w:t xml:space="preserve"> </w:t>
+      </w:r>
+      <w:r>
+        <w:t xml:space="preserve">(hệ liệt) </w:t>
+      </w:r>
+      <w:r>
+        <w:t xml:space="preserve">là một mạng lưới của một số công ty tư nhân </w:t>
+      </w:r>
+      <w:r>
+        <w:rPr>
+          <w:i/>
+        </w:rPr>
+        <w:t>sở hữu chéo</w:t>
+      </w:r>
+      <w:r>
+        <w:t xml:space="preserve"> lẫn nhau &amp; hoạt động phân tán xoay quanh một ngân hàng riêng cho cả nhóm</w:t>
+      </w:r>
+      <w:r>
+        <w:t xml:space="preserve"> và m</w:t>
+      </w:r>
+      <w:r>
+        <w:t>ố</w:t>
+      </w:r>
+      <w:r>
+        <w:t>i quan hệ giữa chính phủ và k</w:t>
+      </w:r>
+      <w:r>
+        <w:t>eiretsu</w:t>
+      </w:r>
+      <w:r>
+        <w:t xml:space="preserve"> </w:t>
+      </w:r>
+      <w:r>
+        <w:t xml:space="preserve">thì </w:t>
+      </w:r>
+      <w:r>
+        <w:t xml:space="preserve">ngang hàng và chính phủ </w:t>
+      </w:r>
+      <w:r>
+        <w:t xml:space="preserve">với đại diện là </w:t>
+      </w:r>
+      <w:r>
+        <w:t xml:space="preserve">Bộ Thương mại </w:t>
+      </w:r>
+      <w:r>
+        <w:t>&amp;</w:t>
+      </w:r>
+      <w:r>
+        <w:t xml:space="preserve"> Công nghiệp quốc tế</w:t>
+      </w:r>
+      <w:r>
+        <w:t xml:space="preserve"> (MITI) có </w:t>
+      </w:r>
+      <w:r>
+        <w:t>vai trò hợp tác đưa ra định hướng</w:t>
+      </w:r>
+      <w:r>
+        <w:t xml:space="preserve"> </w:t>
+      </w:r>
+      <w:r>
+        <w:t xml:space="preserve">chung </w:t>
+      </w:r>
+      <w:r>
+        <w:t>nên k</w:t>
+      </w:r>
+      <w:r>
+        <w:t>eiretsu</w:t>
+      </w:r>
+      <w:r>
+        <w:t xml:space="preserve"> có tính chất </w:t>
+      </w:r>
+      <w:r>
+        <w:rPr>
+          <w:i/>
+        </w:rPr>
+        <w:t>bền vững</w:t>
+      </w:r>
+      <w:r>
+        <w:t>, duy trì chuỗi cung ứng nội địa</w:t>
+      </w:r>
+      <w:r>
+        <w:t xml:space="preserve"> (Gemini 2026)</w:t>
+      </w:r>
+      <w:r>
+        <w:t>.</w:t>
+      </w:r>
+      <w:r>
+        <w:t xml:space="preserve"> </w:t>
+      </w:r>
+      <w:r>
+        <w:rPr>
+          <w:i/>
+        </w:rPr>
+        <w:t>Mô hình keiretsu</w:t>
+      </w:r>
+      <w:r>
+        <w:t xml:space="preserve"> phù hợp với Nhật Bản, ra đời từ </w:t>
+      </w:r>
+      <w:r>
+        <w:t>thập niên</w:t>
+      </w:r>
+      <w:r>
+        <w:t xml:space="preserve"> 1950</w:t>
+      </w:r>
+      <w:r>
+        <w:t xml:space="preserve"> (sau Thế chiến II 1945)</w:t>
+      </w:r>
+      <w:r>
+        <w:t>, vì Nhật Bản đã có sẵn nền tảng công nghiệp nên cần sự ổn định, xây dựng từ sự ổn định với vốn liếng đã có</w:t>
+      </w:r>
+      <w:r>
+        <w:t>, và cả đối phó với áp lực bên ngoài</w:t>
+      </w:r>
+      <w:r>
+        <w:t xml:space="preserve">. </w:t>
+      </w:r>
+      <w:r>
+        <w:t xml:space="preserve">Ghi chú, ở trung tâm </w:t>
+      </w:r>
+      <w:r>
+        <w:t>keiretsu</w:t>
+      </w:r>
+      <w:r>
+        <w:t xml:space="preserve">, ngoài ngân hàng chính (main bank) </w:t>
+      </w:r>
+      <w:r>
+        <w:t xml:space="preserve">tức định chế tài chính, </w:t>
+      </w:r>
+      <w:r>
+        <w:t xml:space="preserve">còn có công ty thương mại (sogo shosha). </w:t>
+      </w:r>
+      <w:r>
+        <w:rPr>
+          <w:i/>
+        </w:rPr>
+        <w:t>Mô hình chaebol</w:t>
+      </w:r>
+      <w:r>
+        <w:t xml:space="preserve"> kích phát </w:t>
+      </w:r>
+      <w:r>
+        <w:t xml:space="preserve">kinh tế, </w:t>
+      </w:r>
+      <w:r>
+        <w:t>được ăn cả ngã về không</w:t>
+      </w:r>
+      <w:r>
+        <w:t>,</w:t>
+      </w:r>
+      <w:r>
+        <w:t xml:space="preserve"> </w:t>
+      </w:r>
+      <w:r>
+        <w:t xml:space="preserve">ra đời </w:t>
+      </w:r>
+      <w:r>
+        <w:t>từ</w:t>
+      </w:r>
+      <w:r>
+        <w:t xml:space="preserve"> thập niên 1960</w:t>
+      </w:r>
+      <w:r>
+        <w:t xml:space="preserve"> </w:t>
+      </w:r>
+      <w:r>
+        <w:t>sau chiến tranh Triề</w:t>
+      </w:r>
+      <w:r>
+        <w:t>u Tiên 1953</w:t>
+      </w:r>
+      <w:r>
+        <w:t xml:space="preserve">, </w:t>
+      </w:r>
+      <w:r>
+        <w:t xml:space="preserve">khi </w:t>
+      </w:r>
+      <w:r>
+        <w:t>Hàn Quốc không còn đường lui trong một hoàn cảnh nhiều khó kh</w:t>
+      </w:r>
+      <w:r>
+        <w:t>ă</w:t>
+      </w:r>
+      <w:r>
+        <w:t>n</w:t>
+      </w:r>
+      <w:r>
+        <w:t xml:space="preserve"> và các chaebol buộc phải tuân lệnh chính phủ để nhận được vốn và đơn đặt hàng cũng như chịu sự giám sát chất lượng &amp; tiến độ sản xuất và hơn nữa, chính phủ chi phối các ngân hàng cấp tín dụng để chaebol </w:t>
+      </w:r>
+      <w:r>
+        <w:t xml:space="preserve">có thể nhận được vốn vay lãi suất thấp. Ghi chú, tất cả doanh nghiệp đều cần vay vốn ngay khi đã có vốn sẵn vì quy mô hoạt động lớn và ngày càng mở rộng, không thể dựa </w:t>
+      </w:r>
+      <w:r>
+        <w:t xml:space="preserve">hoàn toàn </w:t>
+      </w:r>
+      <w:r>
+        <w:t>vào nguồn vốn cố định, đây là vấn đề tiềm t</w:t>
+      </w:r>
+      <w:r>
+        <w:t>à</w:t>
+      </w:r>
+      <w:r>
+        <w:t>ng của tích lũy vốn</w:t>
+      </w:r>
+      <w:r>
+        <w:t>. Cả hai mô hình đều thành công, đều tạo ra kỳ tích, Nhật Bản hoàng kim vào thập niên 1960</w:t>
+      </w:r>
+      <w:r>
+        <w:t>-1970</w:t>
+      </w:r>
+      <w:r>
+        <w:t xml:space="preserve"> và Hàn Quốc rực rỡ vào thập niên </w:t>
+      </w:r>
+      <w:r>
+        <w:t>19</w:t>
+      </w:r>
+      <w:r>
+        <w:t>80</w:t>
+      </w:r>
+      <w:r>
+        <w:t>, nhược điểm có chăng là sau này, có thể vào thập niên 2000</w:t>
+      </w:r>
+      <w:r>
+        <w:t xml:space="preserve"> s</w:t>
+      </w:r>
+      <w:r>
+        <w:t>a</w:t>
+      </w:r>
+      <w:r>
+        <w:t xml:space="preserve">u </w:t>
+      </w:r>
+      <w:r>
+        <w:t>khủng hoảng tài chính châu Á 1997</w:t>
+      </w:r>
+      <w:r>
+        <w:t xml:space="preserve">, Hàn Quốc luôn phải chống độc quyền và tham nhũng trong khi Nhật Bản </w:t>
       </w:r>
       <w:r>
         <w:lastRenderedPageBreak/>
-        <w:t xml:space="preserve">đa, </w:t>
-      </w:r>
-      <w:r>
-        <w:t xml:space="preserve">không đơn giản như vậy, </w:t>
-      </w:r>
-      <w:r>
-        <w:t xml:space="preserve">vì </w:t>
-      </w:r>
-      <w:r>
-        <w:t xml:space="preserve">nền kinh tế phải đa tầng và đa dạng nhưng </w:t>
-      </w:r>
-      <w:r>
-        <w:t xml:space="preserve">ta </w:t>
-      </w:r>
-      <w:r>
-        <w:t xml:space="preserve">hãy tìm hiểu sự tuyệt diệu của những mô hình </w:t>
+        <w:t>gặp phải trì trệ</w:t>
+      </w:r>
+      <w:r>
+        <w:t xml:space="preserve"> vì mạng lưới k</w:t>
+      </w:r>
+      <w:r>
+        <w:t>eiretsu</w:t>
+      </w:r>
+      <w:r>
+        <w:t xml:space="preserve"> giảm rủi ro nên cũng giảm </w:t>
+      </w:r>
+      <w:r>
+        <w:t xml:space="preserve">luôn </w:t>
+      </w:r>
+      <w:r>
+        <w:t xml:space="preserve">tốc độ phát triển </w:t>
+      </w:r>
+      <w:r>
+        <w:t>khi phát triển đến một mức nào đó</w:t>
+      </w:r>
+      <w:r>
+        <w:t>,</w:t>
+      </w:r>
+      <w:r>
+        <w:t xml:space="preserve"> </w:t>
+      </w:r>
+      <w:r>
+        <w:t xml:space="preserve">do </w:t>
+      </w:r>
+      <w:r>
+        <w:t>k</w:t>
+      </w:r>
+      <w:r>
+        <w:t>eiretsu</w:t>
+      </w:r>
+      <w:r>
+        <w:t xml:space="preserve"> </w:t>
+      </w:r>
+      <w:r>
+        <w:t xml:space="preserve">liên kết quá chặt chẽ và phụ thuộc vào ngân hàng chung cả nhóm </w:t>
+      </w:r>
+      <w:r>
+        <w:t>khép kín</w:t>
+      </w:r>
+      <w:r>
+        <w:t xml:space="preserve"> </w:t>
+      </w:r>
+      <w:r>
+        <w:t xml:space="preserve">và tất nhiên </w:t>
+      </w:r>
+      <w:r>
+        <w:t xml:space="preserve">có khả năng </w:t>
+      </w:r>
+      <w:r>
+        <w:t>xảy ra</w:t>
+      </w:r>
+      <w:r>
+        <w:t xml:space="preserve"> nợ xấu và bong bóng bất động sản</w:t>
+      </w:r>
+      <w:r>
+        <w:t xml:space="preserve"> (Gemini 2026)</w:t>
+      </w:r>
+      <w:r>
+        <w:t>.</w:t>
+      </w:r>
+      <w:r>
+        <w:t xml:space="preserve"> Tham nhũng và độc quyền là hai vấn đề của mô hình c</w:t>
+      </w:r>
+      <w:r>
+        <w:t>haebol</w:t>
+      </w:r>
+      <w:r>
+        <w:t xml:space="preserve"> nhưng cần lưu ý một vấn đề khác là một c</w:t>
+      </w:r>
+      <w:r>
+        <w:t>haebol</w:t>
+      </w:r>
+      <w:r>
+        <w:t xml:space="preserve"> thư</w:t>
+      </w:r>
+      <w:r>
+        <w:t>ờ</w:t>
+      </w:r>
+      <w:r>
+        <w:t>ng kinh doanh đa ngành ngh</w:t>
+      </w:r>
+      <w:r>
+        <w:t>ề</w:t>
+      </w:r>
+      <w:r>
+        <w:t xml:space="preserve"> với cả một </w:t>
+      </w:r>
+      <w:r>
+        <w:rPr>
+          <w:i/>
+        </w:rPr>
+        <w:t>hệ sinh thái</w:t>
+      </w:r>
+      <w:r>
+        <w:t xml:space="preserve"> nên tác động dây chuyền rất lớn, trong khi đó k</w:t>
+      </w:r>
+      <w:r>
+        <w:t>eiretsu</w:t>
+      </w:r>
+      <w:r>
+        <w:t xml:space="preserve"> tuy có hai trường hợp với </w:t>
+      </w:r>
+      <w:r>
+        <w:rPr>
+          <w:i/>
+        </w:rPr>
+        <w:t>keiretsu ngang</w:t>
+      </w:r>
+      <w:r>
+        <w:t xml:space="preserve"> với nhiều công ty đa ngành và </w:t>
+      </w:r>
+      <w:r>
+        <w:rPr>
+          <w:i/>
+        </w:rPr>
+        <w:t>keiretsu dọc</w:t>
+      </w:r>
+      <w:r>
+        <w:t xml:space="preserve"> với công ty đầu tàu kéo theo một loạt công ty </w:t>
+      </w:r>
+      <w:r>
+        <w:t>hỗ</w:t>
+      </w:r>
+      <w:r>
+        <w:t xml:space="preserve"> trợ</w:t>
+      </w:r>
+      <w:r>
+        <w:t xml:space="preserve"> </w:t>
+      </w:r>
+      <w:r>
+        <w:t>/</w:t>
+      </w:r>
+      <w:r>
+        <w:t xml:space="preserve"> cung ứng </w:t>
+      </w:r>
+      <w:r>
+        <w:t>nhưng ngay với k</w:t>
+      </w:r>
+      <w:r>
+        <w:t>eiretsu</w:t>
+      </w:r>
+      <w:r>
+        <w:t xml:space="preserve"> dọc, các công ty vẫn có sự độc lập tương đối</w:t>
+      </w:r>
+      <w:r>
+        <w:t xml:space="preserve"> nên rủi ro được phân tán không kéo theo cả hệ thống</w:t>
+      </w:r>
+      <w:r>
+        <w:t>.</w:t>
+      </w:r>
+      <w:r>
+        <w:t xml:space="preserve"> </w:t>
+      </w:r>
+      <w:r>
+        <w:t xml:space="preserve">Ghi chú, chưa đến thập niên 2000 thì thập niên 1990 </w:t>
+      </w:r>
+      <w:r>
+        <w:t>bị</w:t>
+      </w:r>
+      <w:r>
+        <w:t xml:space="preserve"> gọi là thập kỷ mất mát đối với nền kinh tế Nhật Bản – mười năm sau của kỳ tích Hàn Quốc 1980. </w:t>
+      </w:r>
+      <w:r>
+        <w:t xml:space="preserve">Về lý luận, </w:t>
+      </w:r>
+      <w:r>
+        <w:t>giả sử không đề cập tốc độ ra quyết định và lan truyền thi hành chậm</w:t>
+      </w:r>
+      <w:r>
+        <w:t xml:space="preserve"> –</w:t>
+      </w:r>
+      <w:r>
+        <w:t xml:space="preserve"> ngay cả chậm vì </w:t>
+      </w:r>
+      <w:r>
+        <w:t>tầng nấc quản trị</w:t>
+      </w:r>
+      <w:r>
+        <w:t xml:space="preserve"> chứ không phải chậm vì quan liêu</w:t>
+      </w:r>
+      <w:r>
+        <w:t xml:space="preserve">, </w:t>
+      </w:r>
+      <w:r>
+        <w:t>mạng lưới k</w:t>
+      </w:r>
+      <w:r>
+        <w:t>eiretsu</w:t>
+      </w:r>
+      <w:r>
+        <w:t xml:space="preserve"> phù hợp với quan điểm tự do kinh tế</w:t>
+      </w:r>
+      <w:r>
+        <w:t xml:space="preserve"> so với </w:t>
+      </w:r>
+      <w:r>
+        <w:rPr>
+          <w:i/>
+        </w:rPr>
+        <w:t>zaibatsu</w:t>
+      </w:r>
+      <w:r>
+        <w:t>, nhưng mô hình c</w:t>
+      </w:r>
+      <w:r>
+        <w:t>haebol</w:t>
+      </w:r>
+      <w:r>
+        <w:t xml:space="preserve"> rõ ràng mang đến kỳ kích phát triển kinh tế của Hàn Quốc, điều này có thể liên quan đến tinh thần quyết liệt trong kinh doanh cũng như sự chính trực và liêm khiết khi vận hành cả bộ máy phức hợp kinh tế </w:t>
+      </w:r>
+      <w:r>
+        <w:t>&amp;</w:t>
+      </w:r>
+      <w:r>
+        <w:t xml:space="preserve"> chính trị thành một bộ máy tổng thể, do đó Hàn Quốc luôn phải đối mặt với sự tổng hợp này.</w:t>
+      </w:r>
+      <w:r>
+        <w:t xml:space="preserve"> Trong khi đó, </w:t>
+      </w:r>
+      <w:r>
+        <w:rPr>
+          <w:i/>
+        </w:rPr>
+        <w:t>niềm tin</w:t>
+      </w:r>
+      <w:r>
+        <w:t xml:space="preserve"> trong mạng lưới k</w:t>
+      </w:r>
+      <w:r>
+        <w:t>eiretsu</w:t>
+      </w:r>
+      <w:r>
+        <w:t xml:space="preserve"> là một dạng tài sản cực kỳ quý giá</w:t>
+      </w:r>
+      <w:r>
+        <w:t xml:space="preserve"> </w:t>
+      </w:r>
+      <w:r>
+        <w:t>vì sở hữu chéo nếu không hiệu quả thì hết sức nguy hại</w:t>
+      </w:r>
+      <w:r>
+        <w:t xml:space="preserve"> và xác suất hiệu quả thấp hơn xác suất nguy hại</w:t>
+      </w:r>
+      <w:r>
+        <w:t>, mà gần đây (2025), nếu k</w:t>
+      </w:r>
+      <w:r>
+        <w:t>eiretsu</w:t>
+      </w:r>
+      <w:r>
+        <w:t xml:space="preserve"> tái sinh trở lại</w:t>
+      </w:r>
+      <w:r>
+        <w:t xml:space="preserve"> với liên minh linh hoạt</w:t>
+      </w:r>
+      <w:r>
+        <w:t>,</w:t>
+      </w:r>
+      <w:r>
+        <w:t xml:space="preserve"> hy vọng mang đến thành công mới cho Nhật Bản.</w:t>
+      </w:r>
+      <w:r>
+        <w:t xml:space="preserve"> </w:t>
+      </w:r>
+      <w:r>
+        <w:t>Ghi chú, sở hữu chéo (</w:t>
+      </w:r>
+      <w:r>
+        <w:rPr>
+          <w:i/>
+        </w:rPr>
+        <w:t>cross-ownership</w:t>
+      </w:r>
+      <w:r>
+        <w:t xml:space="preserve">) là sở hữu lẫn nhau giữa các doanh nghiệp, ví dụ công ty A có cổ phần của công ty B và công ty B cũng có cổ phần của công ty A. </w:t>
+      </w:r>
+      <w:r>
+        <w:t>Tôn Tử binh pháp dạy rằng, ta đông hơn địch chưa hẳn quân số của ta nhiều hơn mà là vì ta tập trung binh lực vào nơi mà địch lơi lỏng nên gây ra trạng thái tạm thời rằng ta đông hơn địch, đây là yếu tố sức mạnh của sự tập trung, từ sự điều phối chứ không phải từ sự trang bị</w:t>
+      </w:r>
+      <w:r>
+        <w:t>, nhưng nếu như ta không tận dụng trạng thái “đông hơn” tạm thời này thì cơ hội trôi qua</w:t>
+      </w:r>
+      <w:r>
+        <w:t>, và mô h</w:t>
+      </w:r>
+      <w:r>
+        <w:t>ì</w:t>
+      </w:r>
+      <w:r>
+        <w:t>nh chaebol tập trung “binh lực” có nguyên do.</w:t>
+      </w:r>
+      <w:r>
+        <w:t xml:space="preserve"> Võ công Nhật Bản đứng đầu châu Á</w:t>
+      </w:r>
+      <w:r>
+        <w:t xml:space="preserve">, tất nhiên cũng hiểu điều này, </w:t>
+      </w:r>
+      <w:r>
+        <w:t>nhưng mô hình</w:t>
+      </w:r>
+      <w:r>
+        <w:rPr>
+          <w:i/>
+        </w:rPr>
+        <w:t xml:space="preserve"> </w:t>
+      </w:r>
+      <w:r>
+        <w:t>keiretsu</w:t>
+      </w:r>
+      <w:r>
+        <w:t xml:space="preserve"> cẩn trọng ổn định cũng có nguyên do.</w:t>
+      </w:r>
+      <w:r>
+        <w:t xml:space="preserve"> </w:t>
+      </w:r>
+      <w:r>
+        <w:t xml:space="preserve">Nguyên lý ta thắng địch do địch và địch thắng ta do ta, chỉ cần ta ở thế bất bại thì sẽ có khả năng thắng địch [Tôn Tử binh pháp], chiếm lĩnh thị trường </w:t>
+      </w:r>
+      <w:r>
+        <w:t>bằng</w:t>
+      </w:r>
+      <w:r>
+        <w:t xml:space="preserve"> sự ổn định bền vững đến từ nguyên lý này. </w:t>
+      </w:r>
+      <w:r>
+        <w:t xml:space="preserve">Mô hình tích lũy của Đài Loan Trung Quốc thuộc hệ phân tán nhưng lỏng lẻo hơn cả </w:t>
+      </w:r>
+      <w:r>
+        <w:t>keiretsu</w:t>
+      </w:r>
+      <w:r>
+        <w:t xml:space="preserve">, theo đó nền kinh tế Đài Loan Trung Quốc dựa trên mạng lưới các </w:t>
+      </w:r>
+      <w:r>
+        <w:rPr>
+          <w:i/>
+        </w:rPr>
+        <w:t>doanh nghiệp vừa &amp; nhỏ</w:t>
+      </w:r>
+      <w:r>
+        <w:t xml:space="preserve"> (SMEs), thực chất là một </w:t>
+      </w:r>
+      <w:r>
+        <w:rPr>
+          <w:i/>
+        </w:rPr>
+        <w:t>vườn ươm công nghệ</w:t>
+      </w:r>
+      <w:r>
+        <w:t>, trong đó mỗi doanh nghiệp vừa &amp; nhỏ (</w:t>
+      </w:r>
+      <w:r>
+        <w:rPr>
+          <w:i/>
+        </w:rPr>
+        <w:t>SME</w:t>
+      </w:r>
+      <w:r>
+        <w:t xml:space="preserve">) được phát triển từ các dự án của </w:t>
+      </w:r>
+      <w:r>
+        <w:t>Viện Nghiên cứu Công nghệ Công nghiệp (ITRI)</w:t>
+      </w:r>
+      <w:r>
+        <w:t xml:space="preserve"> (Gemini 2026)</w:t>
+      </w:r>
+      <w:r>
+        <w:t xml:space="preserve">. Cụ thể, </w:t>
+      </w:r>
+      <w:r>
+        <w:t>ITRI</w:t>
+      </w:r>
+      <w:r>
+        <w:t xml:space="preserve"> là tổ chức phi lợi nhuận thành lập năm 1973 được tài trợ bởi chính phủ, chuyên nghiên cứu &amp; phát triển (R&amp;D) những dự án đặc biệt </w:t>
+      </w:r>
+      <w:r>
+        <w:t xml:space="preserve">trong lĩnh vực </w:t>
+      </w:r>
+      <w:r>
+        <w:t xml:space="preserve">công nghệ – công nghệ cao như </w:t>
+      </w:r>
+      <w:r>
+        <w:t>bán dẫn, điện tử và sản xuất thông minh</w:t>
+      </w:r>
+      <w:r>
+        <w:t xml:space="preserve"> và sau khi mỗi dự án thành công nhất định, </w:t>
+      </w:r>
+      <w:r>
+        <w:t>ITRI</w:t>
+      </w:r>
+      <w:r>
+        <w:t xml:space="preserve"> sẽ chuyển giao hay cho phép đơn vị tham gia tách thành doanh nghiệp SME</w:t>
+      </w:r>
+      <w:r>
+        <w:t xml:space="preserve"> tung sản phẩm vào thị trường</w:t>
+      </w:r>
+      <w:r>
+        <w:t xml:space="preserve"> </w:t>
+      </w:r>
+      <w:r>
+        <w:t xml:space="preserve">(transfer, </w:t>
+      </w:r>
+      <w:r>
+        <w:rPr>
+          <w:i/>
+        </w:rPr>
+        <w:t>spin-off</w:t>
+      </w:r>
+      <w:r>
+        <w:t xml:space="preserve">) </w:t>
+      </w:r>
+      <w:r>
+        <w:t>(Google AI 2026)</w:t>
+      </w:r>
+      <w:r>
+        <w:t>. Các doanh nghiệp SME sẽ lớn mạnh thành tập đoàn toàn cầu như TSMC hoặc ít nhất nắm giữ một mắt xích quan trọng của chuỗi cung ứng toàn cầu</w:t>
+      </w:r>
+      <w:r>
+        <w:t xml:space="preserve"> (Google AI 2026)</w:t>
+      </w:r>
+      <w:r>
+        <w:t xml:space="preserve">, đây là ưu điểm cốt lõi của </w:t>
+      </w:r>
+      <w:r>
+        <w:rPr>
+          <w:i/>
+        </w:rPr>
+        <w:t>mô hình vườn ươm</w:t>
+      </w:r>
+      <w:r>
+        <w:t xml:space="preserve"> Đài Loan Trung Quốc</w:t>
+      </w:r>
+      <w:r>
+        <w:t xml:space="preserve">, rất phù hợp với quy mô nền kinh tế vừa phải về dân số quy tụ thành tương tự một khu công nghệ cao hay khu thương mại tự do nhưng có thể gặp vấn đề khi mở rộng bởi hai lý do sau: 1) </w:t>
+      </w:r>
+      <w:r>
+        <w:t>ITRI</w:t>
+      </w:r>
+      <w:r>
+        <w:t xml:space="preserve"> quá tải với quy mô kinh tế </w:t>
+      </w:r>
+      <w:r>
+        <w:t xml:space="preserve">mở rộng </w:t>
+      </w:r>
+      <w:r>
+        <w:t xml:space="preserve">hoặc ưu điểm “trăm hoa đua nở” suy giảm, còn nếu như để mỗi doanh nghiệp tự nghiên cứu &amp; phát triển riêng thì ưu điểm điều phối &amp; định hướng của </w:t>
+      </w:r>
+      <w:r>
+        <w:t>ITRI</w:t>
+      </w:r>
+      <w:r>
+        <w:t xml:space="preserve"> </w:t>
+      </w:r>
+      <w:r>
+        <w:t>không còn như lúc đầu, 2) mô hình vườn ươm bám chặt vào chuỗi cung ứng toàn cầu bằng năng lực nội sinh nên phải song hành nghịch biến với sự linh hoạt, do đó có khả năng bị ảnh hưởng bởi biến động thị trường toàn</w:t>
+      </w:r>
+      <w:r>
+        <w:t xml:space="preserve"> cầu</w:t>
+      </w:r>
+      <w:r>
+        <w:t>. Để dễ suy nghĩ và lập luận, ta hãy tham khảo Gemini 2026 so sánh mô hình vườn ươm Đài Loan Trung Quốc và mô hình chaebol Hàn Quốc như sau: 1) thế mạnh vườn ươm là thích ứng nhanh và thế mạnh chaebol là năng lực tài chính lớn và thương hiệu, 2) rủi ro của</w:t>
+      </w:r>
+      <w:r>
+        <w:t xml:space="preserve"> </w:t>
+      </w:r>
+      <w:r>
+        <w:t>vườn ươm là khó huy động vốn lớn</w:t>
+      </w:r>
+      <w:r>
+        <w:t xml:space="preserve"> (vì phân tán như </w:t>
+      </w:r>
+      <w:r>
+        <w:t>keiretsu</w:t>
+      </w:r>
+      <w:r>
+        <w:t xml:space="preserve"> </w:t>
+      </w:r>
+      <w:r>
+        <w:lastRenderedPageBreak/>
+        <w:t xml:space="preserve">nhưng không liên kết cực kỳ chặt chẽ như </w:t>
+      </w:r>
+      <w:r>
+        <w:t>keiretsu</w:t>
+      </w:r>
+      <w:r>
+        <w:t>) và rủi ro của chaebol là độc quyền và tham nhũng, 3) vườn ươm phân phối thu nhập công bằng hơn trong khi chaebol gây khoảng giàu nghèo hơn</w:t>
+      </w:r>
+      <w:r>
+        <w:t xml:space="preserve"> </w:t>
+      </w:r>
+      <w:r>
+        <w:t>nhưng tích lũy vốn có thể</w:t>
+      </w:r>
+      <w:r>
+        <w:t xml:space="preserve"> nhanh hơn</w:t>
+      </w:r>
+      <w:r>
+        <w:t>.</w:t>
+      </w:r>
+      <w:r>
+        <w:t xml:space="preserve"> Tuy nhiên, về lý luận, mô hình vườn ươm tiên tiến nhất</w:t>
+      </w:r>
+      <w:r>
+        <w:t>, phù hợp nhất với quan điểm tự do kinh tế</w:t>
+      </w:r>
+      <w:r>
+        <w:t>, và chưa chắc bị giới hạn bởi quy mô nền kinh tế</w:t>
+      </w:r>
+      <w:r>
+        <w:t>, chưa hẳn bởi vì quy mô nền kinh tế Đài Loan Trung Quốc không hề nhỏ, GDP danh nghĩa năm 2025 đạt khoảng 971 – 972 tỷ USD với tăng trưởng 8.63% năm 2025</w:t>
+      </w:r>
+      <w:r>
+        <w:t xml:space="preserve"> đứng thứ 22 thế giới, GDP bình quân đầu người năm 2025 đạt 39,000 – 42,103 USD đứng thứ 4 Đông Á vượt qua Hàn Quốc và Nhật Bản</w:t>
+      </w:r>
+      <w:r>
+        <w:t xml:space="preserve">, có thể lọt vào </w:t>
+      </w:r>
+      <w:r>
+        <w:t>nhóm</w:t>
+      </w:r>
+      <w:r>
+        <w:t xml:space="preserve"> 5 quốc gia/vùng lãnh thổ giàu nhất thế giới</w:t>
+      </w:r>
+      <w:r>
+        <w:t xml:space="preserve">, mà bởi vì mô hình </w:t>
+      </w:r>
+      <w:r>
+        <w:t>keiretsu</w:t>
+      </w:r>
+      <w:r>
+        <w:t xml:space="preserve"> chuyển từ </w:t>
+      </w:r>
+      <w:r>
+        <w:t>keiretsu</w:t>
+      </w:r>
+      <w:r>
+        <w:t xml:space="preserve"> truyền thống sang </w:t>
+      </w:r>
+      <w:r>
+        <w:rPr>
+          <w:i/>
+        </w:rPr>
+        <w:t>liên minh linh hoạt</w:t>
+      </w:r>
+      <w:r>
+        <w:t xml:space="preserve"> (s</w:t>
+      </w:r>
+      <w:r>
+        <w:t xml:space="preserve">trategic </w:t>
+      </w:r>
+      <w:r>
+        <w:t>a</w:t>
+      </w:r>
+      <w:r>
+        <w:t>lliance</w:t>
+      </w:r>
+      <w:r>
+        <w:t>, flexible alliance</w:t>
+      </w:r>
+      <w:r>
+        <w:t>) để giải quyết những vấn đề như</w:t>
+      </w:r>
+      <w:r>
+        <w:t xml:space="preserve"> (Gemini 2026)</w:t>
+      </w:r>
+      <w:r>
+        <w:t>: 1) thích ứng với sự thay đổi nhanh của toàn cầu hóa mà những ràng</w:t>
+      </w:r>
+      <w:r>
+        <w:t xml:space="preserve"> buộc trong </w:t>
+      </w:r>
+      <w:r>
+        <w:t>keiretsu</w:t>
+      </w:r>
+      <w:r>
+        <w:t xml:space="preserve"> cản trở sự thích ứng,</w:t>
+      </w:r>
+      <w:r>
+        <w:t xml:space="preserve"> 2) </w:t>
+      </w:r>
+      <w:r>
+        <w:t>keiretsu</w:t>
+      </w:r>
+      <w:r>
+        <w:t xml:space="preserve"> khép kín nên hưởng lợi ít từ quá trình đấu thầu khi mua sắm hay đầu tư, 3) sở hữu chéo mặc dù có nhiều rủi ro nhưng có mục tiêu là đặt tin cậy </w:t>
+      </w:r>
+      <w:r>
+        <w:t xml:space="preserve">nội bộ </w:t>
+      </w:r>
+      <w:r>
+        <w:t xml:space="preserve">lẫn nhau nhằm ngăn chặn sự thâu tóm từ bên ngoài, nay gặp áp lực tài chính quốc tế lẫn ảnh hưởng cực lớn của các tập đoàn đặc biệt tập đoàn công nghệ </w:t>
+      </w:r>
+      <w:r>
+        <w:t>đa quốc gia</w:t>
+      </w:r>
+      <w:r>
+        <w:t xml:space="preserve"> như Google, Apple</w:t>
+      </w:r>
+      <w:r>
+        <w:t>, Tesla</w:t>
+      </w:r>
+      <w:r>
+        <w:t>.</w:t>
+      </w:r>
+      <w:r>
+        <w:t xml:space="preserve"> Do đó liên minh linh hoạt cốt lõi là làm lỏng lẻo sự </w:t>
+      </w:r>
+      <w:r>
+        <w:t>cố</w:t>
+      </w:r>
+      <w:r>
+        <w:t xml:space="preserve"> kết giữa các công ty trong cùng mạng lưới (</w:t>
+      </w:r>
+      <w:r>
+        <w:t>keiretsu</w:t>
+      </w:r>
+      <w:r>
+        <w:t xml:space="preserve">) </w:t>
+      </w:r>
+      <w:r>
+        <w:t>để đạt</w:t>
+      </w:r>
+      <w:r>
+        <w:t xml:space="preserve"> tính linh hoạt như hợp tác theo dự án, </w:t>
+      </w:r>
+      <w:r>
+        <w:t xml:space="preserve">hợp tác ngắn hạn, </w:t>
+      </w:r>
+      <w:r>
+        <w:t xml:space="preserve">hợp tác với đối thủ, </w:t>
+      </w:r>
+      <w:r>
+        <w:t xml:space="preserve">chiếm lĩnh thị trường, giảm sở hữu chéo, không cần đến ngân hàng trung tâm, </w:t>
+      </w:r>
+      <w:r>
+        <w:t xml:space="preserve">giảm tầng nấc quản trị, </w:t>
+      </w:r>
+      <w:r>
+        <w:t xml:space="preserve">ngay cả hai </w:t>
+      </w:r>
+      <w:r>
+        <w:t>keiretsu</w:t>
+      </w:r>
+      <w:r>
+        <w:t xml:space="preserve"> (mạng lưới) hoàn toàn có thể bắt tay nhau. </w:t>
+      </w:r>
+      <w:r>
+        <w:t xml:space="preserve">Ghi chú, Nhật Bản bắt đầu triển khai liên minh linh hoạt từ thập niên 2000 sau </w:t>
+      </w:r>
+      <w:r>
+        <w:t>khủng hoảng tài chính châu Á 1997</w:t>
+      </w:r>
+      <w:r>
+        <w:t xml:space="preserve"> và gần đây (2025) có một số thông tin đáng chú ý như t</w:t>
+      </w:r>
+      <w:r>
+        <w:t xml:space="preserve">ập đoàn Renault </w:t>
+      </w:r>
+      <w:r>
+        <w:t xml:space="preserve">(Pháp) </w:t>
+      </w:r>
+      <w:r>
+        <w:t xml:space="preserve">và </w:t>
+      </w:r>
+      <w:r>
+        <w:t xml:space="preserve">tập đoàn </w:t>
+      </w:r>
+      <w:r>
+        <w:t xml:space="preserve">Nissan Motor </w:t>
+      </w:r>
+      <w:r>
+        <w:t>(Nhật Bản) t</w:t>
+      </w:r>
+      <w:r>
+        <w:t>hiết lập lại liên minh toàn cầu</w:t>
+      </w:r>
+      <w:r>
+        <w:t xml:space="preserve"> vào năm 2023</w:t>
+      </w:r>
+      <w:r>
+        <w:t>.</w:t>
+      </w:r>
+      <w:r>
+        <w:t xml:space="preserve"> </w:t>
+      </w:r>
+      <w:r>
+        <w:t xml:space="preserve">Liên minh </w:t>
+      </w:r>
+      <w:r>
+        <w:t xml:space="preserve">linh hoạt </w:t>
+      </w:r>
+      <w:r>
+        <w:t>khắc phục nhược điểm nghiêng về phòng thủ trước ý chí tấn công của chaebol mà vẫn bảo đảm đặc tính tự do của thị trường. Mô hình liên minh linh hoạt tuy cũng khác với mô hình vườn ươm nhưng cùng hệ phân tán</w:t>
+      </w:r>
+      <w:r>
+        <w:t xml:space="preserve"> và rõ ràng, liên minh linh hoạt hay </w:t>
+      </w:r>
+      <w:r>
+        <w:rPr>
+          <w:i/>
+        </w:rPr>
+        <w:t>liên minh chiến lược</w:t>
+      </w:r>
+      <w:r>
+        <w:t xml:space="preserve"> hay </w:t>
+      </w:r>
+      <w:r>
+        <w:rPr>
+          <w:i/>
+        </w:rPr>
+        <w:t>liên minh toàn cầu</w:t>
+      </w:r>
+      <w:r>
+        <w:t xml:space="preserve"> phản ánh hình thức </w:t>
+      </w:r>
+      <w:r>
+        <w:rPr>
+          <w:i/>
+        </w:rPr>
+        <w:t>sáp nhập</w:t>
+      </w:r>
+      <w:r>
+        <w:t xml:space="preserve"> </w:t>
+      </w:r>
+      <w:r>
+        <w:t xml:space="preserve">(merger) </w:t>
+      </w:r>
+      <w:r>
+        <w:t>diễn ra thường xuyên giữa các tập đoàn công nghệ lớn</w:t>
+      </w:r>
+      <w:r>
+        <w:t xml:space="preserve"> và sự sáp nhập này không khác bao nhiêu sự bám chặt vào chuỗi cung ứng toàn cầu của mô hình vườn ươm, có khác chăng là ở quy mô rất lớn</w:t>
+      </w:r>
+      <w:r>
+        <w:t xml:space="preserve"> với </w:t>
+      </w:r>
+      <w:r>
+        <w:t>liên minh toàn cầu</w:t>
+      </w:r>
+      <w:r>
+        <w:t>.</w:t>
+      </w:r>
+      <w:r>
+        <w:t xml:space="preserve"> </w:t>
+      </w:r>
+      <w:r>
+        <w:t xml:space="preserve">TSMC là tập đoàn </w:t>
+      </w:r>
+      <w:r>
+        <w:t>toàn cầu</w:t>
+      </w:r>
+      <w:r>
+        <w:t xml:space="preserve"> của Đài Loan Trung Quốc và Đài Loan Trung Quốc còn nhiều công ty </w:t>
+      </w:r>
+      <w:r>
+        <w:t>“</w:t>
+      </w:r>
+      <w:r>
+        <w:t>yết hầu</w:t>
+      </w:r>
+      <w:r>
+        <w:t>”</w:t>
+      </w:r>
+      <w:r>
+        <w:t xml:space="preserve"> của chuỗi cung ứng toàn cầu, tập trung vào nh</w:t>
+      </w:r>
+      <w:r>
+        <w:t>ữ</w:t>
+      </w:r>
+      <w:r>
+        <w:t>ng phân khúc</w:t>
+      </w:r>
+      <w:r>
+        <w:t>,</w:t>
+      </w:r>
+      <w:r>
+        <w:t xml:space="preserve"> những công đoạn quan trọng </w:t>
+      </w:r>
+      <w:r>
+        <w:t>trong quá trình sản xuất</w:t>
+      </w:r>
+      <w:r>
+        <w:t xml:space="preserve"> một sản phẩm hoàn chỉnh </w:t>
+      </w:r>
+      <w:r>
+        <w:t>(Gemini 2026)</w:t>
+      </w:r>
+      <w:r>
+        <w:t xml:space="preserve">. </w:t>
+      </w:r>
+      <w:r>
+        <w:t xml:space="preserve">Ghi chú, kinh tế Đài Loan Trung Quốc cất cánh vào thập niên 1960 và trở thành một trong bốn con </w:t>
+      </w:r>
+      <w:proofErr w:type="gramStart"/>
+      <w:r>
+        <w:t>rồng  châu</w:t>
+      </w:r>
+      <w:proofErr w:type="gramEnd"/>
+      <w:r>
+        <w:t xml:space="preserve"> Á vào thập niên 1980, gần như đồng thời với Hàn Quốc</w:t>
+      </w:r>
+      <w:r>
+        <w:t xml:space="preserve">, và bốn con rồng </w:t>
+      </w:r>
+      <w:r>
+        <w:t xml:space="preserve">(hổ) </w:t>
+      </w:r>
+      <w:r>
+        <w:t xml:space="preserve">châu Á từ thập niên 1960 đến thập niên 1980 </w:t>
+      </w:r>
+      <w:r>
+        <w:t>gồm</w:t>
+      </w:r>
+      <w:r>
+        <w:t xml:space="preserve"> </w:t>
+      </w:r>
+      <w:r>
+        <w:t>Hàn Quốc, Singapore, Đài Loan Trung Quốc, và Hồng Kông Trung Quốc</w:t>
+      </w:r>
+      <w:r>
+        <w:t xml:space="preserve">. </w:t>
+      </w:r>
+      <w:r>
+        <w:t xml:space="preserve">Với mô hình dọc mà sự tập trung chủ đạo từ chính phủ đến chaebol thì mô hình chaebol khó mà sáp nhập với tập đoàn </w:t>
+      </w:r>
+      <w:r>
+        <w:t>toàn cầu</w:t>
+      </w:r>
+      <w:r>
+        <w:t xml:space="preserve"> </w:t>
+      </w:r>
+      <w:r>
+        <w:t xml:space="preserve">(2026) </w:t>
+      </w:r>
+      <w:r>
+        <w:t>khi chaebol vừa là tài sản quý của quốc gia vừa là niềm tự hào dân tộ</w:t>
+      </w:r>
+      <w:r>
+        <w:t xml:space="preserve">c, và </w:t>
+      </w:r>
+      <w:r>
+        <w:t xml:space="preserve">Hàn Quốc sẽ </w:t>
+      </w:r>
+      <w:r>
+        <w:t xml:space="preserve">còn </w:t>
+      </w:r>
+      <w:r>
+        <w:t xml:space="preserve">đối </w:t>
+      </w:r>
+      <w:r>
+        <w:t xml:space="preserve">phó </w:t>
+      </w:r>
+      <w:r>
+        <w:t xml:space="preserve">với sự tấn công từ các tập đoàn </w:t>
+      </w:r>
+      <w:r>
+        <w:t>đa quốc gia</w:t>
+      </w:r>
+      <w:r>
+        <w:t xml:space="preserve"> </w:t>
+      </w:r>
+      <w:r>
+        <w:t>đặc biệt khi toàn cầu hóa quay trở lại</w:t>
+      </w:r>
+      <w:r>
+        <w:t>, chaebol vĩnh viễn xoay vần trong cuộc chiến toàn cầu nếu không bắt tay với đối thủ</w:t>
+      </w:r>
+      <w:r>
+        <w:t>, mặc dù có thể là cái giá của sự tráng kiện</w:t>
+      </w:r>
+      <w:r>
+        <w:t>.</w:t>
+      </w:r>
+      <w:r>
+        <w:t xml:space="preserve"> Mô hình sản xuất của Trung Quốc dường như nghiêng về mô hình tập trung như mô hình chaebol của Hàn Quốc, theo Gemini 2026, </w:t>
+      </w:r>
+      <w:r>
+        <w:t>“</w:t>
+      </w:r>
+      <w:r>
+        <w:t xml:space="preserve">là sự kết hợp giữa quyền lực tập trung </w:t>
+      </w:r>
+      <w:r>
+        <w:t xml:space="preserve">của </w:t>
+      </w:r>
+      <w:r>
+        <w:t>nhà nước và sự năng động của thị trường</w:t>
+      </w:r>
+      <w:r>
+        <w:t>”</w:t>
+      </w:r>
+      <w:r>
+        <w:t xml:space="preserve">, được gọi là </w:t>
+      </w:r>
+      <w:r>
+        <w:rPr>
+          <w:i/>
+        </w:rPr>
+        <w:t xml:space="preserve">mô hình </w:t>
       </w:r>
       <w:r>
         <w:t>[</w:t>
       </w:r>
       <w:r>
-        <w:t>tích lũy</w:t>
+        <w:rPr>
+          <w:i/>
+        </w:rPr>
+        <w:t>sản xuất</w:t>
       </w:r>
       <w:r>
         <w:t>]</w:t>
       </w:r>
       <w:r>
-        <w:t xml:space="preserve"> sản xuất mà ngày càng không rời xa công nghệ – công nghệ cao.</w:t>
-      </w:r>
-      <w:r>
-        <w:t xml:space="preserve"> Mô hình </w:t>
+        <w:rPr>
+          <w:i/>
+        </w:rPr>
+        <w:t xml:space="preserve"> tư bản nhà nước</w:t>
+      </w:r>
+      <w:r>
+        <w:t xml:space="preserve"> (s</w:t>
+      </w:r>
+      <w:r>
+        <w:t xml:space="preserve">tate </w:t>
       </w:r>
       <w:r>
         <w:t>c</w:t>
       </w:r>
       <w:r>
-        <w:t>haebol</w:t>
-      </w:r>
-      <w:r>
-        <w:t xml:space="preserve"> của Hàn Quốc và mô hình </w:t>
-      </w:r>
-      <w:r>
-        <w:t>k</w:t>
-      </w:r>
-      <w:r>
-        <w:t>eiretsu</w:t>
-      </w:r>
-      <w:r>
-        <w:t xml:space="preserve"> của Nhật Bản </w:t>
-      </w:r>
-      <w:r>
-        <w:t xml:space="preserve">(Gemini 2026) là điển hình của của mô hình dọc – </w:t>
-      </w:r>
-      <w:r>
-        <w:rPr>
-          <w:i/>
-        </w:rPr>
-        <w:t>tập trung</w:t>
+        <w:t>apitalism</w:t>
+      </w:r>
+      <w:r>
+        <w:t>)</w:t>
+      </w:r>
+      <w:r>
+        <w:t>, theo đó, quyền lực nhà nước thể hiện ở các tập đoàn nhà nước và sự năng động của thị trường thể hiện ở các tập đoàn tư nhân</w:t>
       </w:r>
       <w:r>
         <w:t xml:space="preserve"> (</w:t>
       </w:r>
       <w:r>
-        <w:t>chaebol</w:t>
-      </w:r>
-      <w:r>
-        <w:t xml:space="preserve">) và mô hình ngang – </w:t>
-      </w:r>
-      <w:r>
-        <w:rPr>
-          <w:i/>
-        </w:rPr>
-        <w:t>phân tán</w:t>
-      </w:r>
-      <w:r>
-        <w:t xml:space="preserve"> (</w:t>
+        <w:rPr>
+          <w:i/>
+        </w:rPr>
+        <w:t>private tech giants</w:t>
+      </w:r>
+      <w:r>
+        <w:t>)</w:t>
+      </w:r>
+      <w:r>
+        <w:t>, trong đó, tập đoàn nhà nước</w:t>
+      </w:r>
+      <w:r>
+        <w:t xml:space="preserve"> </w:t>
+      </w:r>
+      <w:r>
+        <w:t>(</w:t>
+      </w:r>
+      <w:r>
+        <w:rPr>
+          <w:i/>
+        </w:rPr>
+        <w:t>SOEs</w:t>
+      </w:r>
+      <w:r>
+        <w:t xml:space="preserve">) </w:t>
+      </w:r>
+      <w:r>
+        <w:t>có nhiệm vụ phát triển cơ sở hạ tầng (đường sắt</w:t>
+      </w:r>
+      <w:r>
+        <w:t>, vận tải,</w:t>
+      </w:r>
+      <w:r>
+        <w:t>…), đẩy mạnh dịch vụ công (viễn thông</w:t>
+      </w:r>
+      <w:r>
+        <w:t>, năng lượng,</w:t>
+      </w:r>
+      <w:r>
+        <w:t>…) và định hướng chiến lượ</w:t>
+      </w:r>
+      <w:r>
+        <w:t>c</w:t>
+      </w:r>
+      <w:r>
+        <w:t>,</w:t>
+      </w:r>
+      <w:r>
+        <w:t xml:space="preserve"> </w:t>
+      </w:r>
+      <w:r>
+        <w:t>trong khi</w:t>
+      </w:r>
+      <w:r>
+        <w:t xml:space="preserve"> </w:t>
+      </w:r>
+      <w:r>
+        <w:t>tập đoàn tư nhân tung sản phẩm ra thị trường và cạnh tranh quốc tế.</w:t>
+      </w:r>
+      <w:r>
+        <w:t xml:space="preserve"> Tuy nhiên tập đoàn tư nhân Trung Quốc không phải chaebol Hàn Quốc vì quyền lực chính phủ tác động nhiều lên tập đoàn nhà nước. Như vậy </w:t>
+      </w:r>
+      <w:r>
+        <w:t>mô hình tư bản nhà nước</w:t>
+      </w:r>
+      <w:r>
+        <w:t xml:space="preserve"> cân bằng giữa chaebol và</w:t>
+      </w:r>
+      <w:r>
+        <w:t xml:space="preserve"> </w:t>
       </w:r>
       <w:r>
         <w:t>keiretsu</w:t>
       </w:r>
       <w:r>
-        <w:t xml:space="preserve">), theo đó mỗi </w:t>
-      </w:r>
-      <w:r>
-        <w:rPr>
-          <w:i/>
-        </w:rPr>
-        <w:t>chaebol</w:t>
-      </w:r>
-      <w:r>
-        <w:t xml:space="preserve"> </w:t>
-      </w:r>
-      <w:r>
-        <w:t xml:space="preserve">(tài phiệt) </w:t>
-      </w:r>
-      <w:r>
-        <w:t>là tập đoàn tư nhân thường sở hữu gia đình vận hành với sự chi phối chặt chẽ của chính phủ nên không có ngân hàng riêng, tập trung mũi nhọn vào đơn đặt hàng ngành nghề của chính phủ</w:t>
+        <w:t>, có tính chất phân tán nhất định trong hệ thống chính trị trung ương tập quyền.</w:t>
+      </w:r>
+      <w:r>
+        <w:t xml:space="preserve"> Nhiều phát minh công nghệ nở rộ ở Trung Quốc từ thập niên 2000 do tính chất phân </w:t>
+      </w:r>
+      <w:r>
+        <w:lastRenderedPageBreak/>
+        <w:t>tán này</w:t>
+      </w:r>
+      <w:r>
+        <w:t>.</w:t>
+      </w:r>
+      <w:r>
+        <w:t xml:space="preserve"> Ngoài ra, Trung Quốc còn có một số chính sách bổ trợ </w:t>
+      </w:r>
+      <w:r>
+        <w:t>mô hình [sản xuất] tư bản nhà nước</w:t>
+      </w:r>
+      <w:r>
+        <w:t xml:space="preserve"> gần với mô hình chaebol</w:t>
+      </w:r>
+      <w:r>
+        <w:t xml:space="preserve"> như</w:t>
+      </w:r>
+      <w:r>
+        <w:t xml:space="preserve"> (Gemini 2026)</w:t>
+      </w:r>
+      <w:r>
+        <w:t>: 1) bắt buộc các công ty nước ngoài FDI phải chuyển giao công nghệ khi đầu tư vào Trung Quốc để ngay từ đầu đã có thể đặt nền móng vượt lên chuỗi công nghiệp phụ trợ, 2) sức mạnh chính trị và xã hội chặn một số dịch vụ quốc tế để ép doanh nghiệp trong nước phát triển sản phẩm thay thế</w:t>
+      </w:r>
+      <w:r>
+        <w:t>, 3) các địa phương</w:t>
+      </w:r>
+      <w:r>
+        <w:t>/đặc khu</w:t>
+      </w:r>
+      <w:r>
+        <w:t xml:space="preserve"> như các chaebol cạnh tranh lẫn nhau</w:t>
+      </w:r>
+      <w:r>
+        <w:t xml:space="preserve"> để giành được nguồn vốn</w:t>
+      </w:r>
+      <w:r>
+        <w:t xml:space="preserve"> (Thâm Quyến, Thượng Hải, Hàng Châu…)</w:t>
+      </w:r>
+      <w:r>
+        <w:t>.</w:t>
+      </w:r>
+      <w:r>
+        <w:t xml:space="preserve"> Ghi chú, kinh tế Trung Quốc phát triển từ thập niên 1980 và bùng nổ vào thập niên 2000</w:t>
+      </w:r>
+      <w:r>
+        <w:t>, GDP danh nghĩa năm 2025 của Trung Quốc đạt 18,</w:t>
+      </w:r>
+      <w:r>
+        <w:t xml:space="preserve">000 </w:t>
+      </w:r>
+      <w:r>
+        <w:t xml:space="preserve">– </w:t>
+      </w:r>
+      <w:r>
+        <w:t>20</w:t>
       </w:r>
       <w:r>
         <w:t>,</w:t>
       </w:r>
       <w:r>
-        <w:t xml:space="preserve"> </w:t>
-      </w:r>
-      <w:r>
-        <w:rPr>
-          <w:i/>
-        </w:rPr>
-        <w:t>tấn công</w:t>
-      </w:r>
-      <w:r>
-        <w:t xml:space="preserve"> vào thị trường toàn cầ</w:t>
-      </w:r>
-      <w:r>
-        <w:t>u.</w:t>
-      </w:r>
-      <w:r>
-        <w:t xml:space="preserve"> </w:t>
-      </w:r>
-      <w:r>
-        <w:t>T</w:t>
-      </w:r>
-      <w:r>
-        <w:t xml:space="preserve">rong khi đó mỗi </w:t>
-      </w:r>
-      <w:r>
-        <w:rPr>
-          <w:i/>
-        </w:rPr>
+        <w:t>000 tỷ USD</w:t>
+      </w:r>
+      <w:r>
+        <w:t xml:space="preserve"> giữ vững vị trí thứ hai thế giới</w:t>
+      </w:r>
+      <w:r>
+        <w:t>.</w:t>
+      </w:r>
+      <w:r>
+        <w:t xml:space="preserve"> Sức mạnh tập trung của mô hình chaebol </w:t>
+      </w:r>
+      <w:r>
+        <w:t>là chén thuốc đắng</w:t>
+      </w:r>
+      <w:r>
+        <w:t xml:space="preserve"> </w:t>
+      </w:r>
+      <w:r>
+        <w:t>vào thời điểm này (2026) đối vớ</w:t>
+      </w:r>
+      <w:r>
+        <w:t>i</w:t>
+      </w:r>
+      <w:r>
+        <w:t xml:space="preserve"> nh</w:t>
+      </w:r>
+      <w:r>
+        <w:t>ữ</w:t>
+      </w:r>
+      <w:r>
+        <w:t xml:space="preserve">ng nước đang vượt qua bẫy thu nhập trung bình vì lúc mô hình chaebol kích phát vào thập niên 1960 có một số thuận lợi về nhu cầu thị trường và kinh tế </w:t>
+      </w:r>
+      <w:r>
+        <w:t xml:space="preserve">thế giới </w:t>
+      </w:r>
+      <w:r>
+        <w:t>lúc đó chưa cạnh tranh khốc liệt</w:t>
+      </w:r>
+      <w:r>
+        <w:t>,</w:t>
+      </w:r>
+      <w:r>
+        <w:t xml:space="preserve"> chưa toàn cầu hóa ở mức như bây giờ</w:t>
+      </w:r>
+      <w:r>
+        <w:t>,</w:t>
+      </w:r>
+      <w:r>
+        <w:t xml:space="preserve"> như</w:t>
+      </w:r>
+      <w:r>
+        <w:t>ng,</w:t>
+      </w:r>
+      <w:r>
+        <w:t xml:space="preserve"> mô hình </w:t>
+      </w:r>
+      <w:r>
         <w:t>keiretsu</w:t>
       </w:r>
       <w:r>
         <w:t xml:space="preserve"> </w:t>
       </w:r>
       <w:r>
-        <w:t xml:space="preserve">(hệ liệt) </w:t>
-      </w:r>
-      <w:r>
-        <w:t xml:space="preserve">là một mạng lưới của một số công ty tư nhân </w:t>
-      </w:r>
-      <w:r>
-        <w:rPr>
-          <w:i/>
-        </w:rPr>
+        <w:t xml:space="preserve">cũng </w:t>
+      </w:r>
+      <w:r>
+        <w:t xml:space="preserve">có nhiều ràng buộc với tinh thần Nhật Bản </w:t>
+      </w:r>
+      <w:r>
+        <w:t>cũng như</w:t>
+      </w:r>
+      <w:r>
+        <w:t xml:space="preserve"> liên minh chiến lược thì quá lớn đối với đa số doanh nghiệp, nên giải pháp phân chia giữa doanh nghiệp tư nhân và doanh nghiệp nhà nước </w:t>
+      </w:r>
+      <w:r>
+        <w:t xml:space="preserve">như Trung Quốc </w:t>
+      </w:r>
+      <w:r>
+        <w:t xml:space="preserve">tương đối khả thi vì dàn trải rủi ro đổi lại với các doanh nghiệp tư nhân có không gian nhất định hình thành </w:t>
+      </w:r>
+      <w:r>
+        <w:t>keiretsu</w:t>
+      </w:r>
+      <w:r>
+        <w:t xml:space="preserve"> dọc có đầu tàu nhưng không có ngân hàng riêng và </w:t>
+      </w:r>
+      <w:r>
+        <w:t xml:space="preserve">hạn chế </w:t>
+      </w:r>
+      <w:r>
         <w:t>sở hữu chéo</w:t>
       </w:r>
       <w:r>
-        <w:t xml:space="preserve"> lẫn nhau &amp; hoạt động phân tán xoay quanh một ngân hàng riêng cho cả nhóm</w:t>
-      </w:r>
-      <w:r>
-        <w:t xml:space="preserve"> và m</w:t>
-      </w:r>
-      <w:r>
-        <w:t>ố</w:t>
-      </w:r>
-      <w:r>
-        <w:t>i quan hệ giữa chính phủ và k</w:t>
-      </w:r>
-      <w:r>
-        <w:t>eiretsu</w:t>
-      </w:r>
-      <w:r>
-        <w:t xml:space="preserve"> </w:t>
-      </w:r>
-      <w:r>
-        <w:t xml:space="preserve">thì </w:t>
-      </w:r>
-      <w:r>
-        <w:t xml:space="preserve">ngang hàng và chính phủ </w:t>
-      </w:r>
-      <w:r>
-        <w:t>với</w:t>
-      </w:r>
-      <w:r>
-        <w:t xml:space="preserve"> vai trò hợp tác đưa ra định hướng</w:t>
-      </w:r>
-      <w:r>
-        <w:t xml:space="preserve"> </w:t>
-      </w:r>
-      <w:r>
-        <w:t xml:space="preserve">chung </w:t>
-      </w:r>
-      <w:r>
-        <w:t>nên k</w:t>
-      </w:r>
-      <w:r>
-        <w:t>eiretsu</w:t>
-      </w:r>
-      <w:r>
-        <w:t xml:space="preserve"> có tính chất </w:t>
-      </w:r>
-      <w:r>
-        <w:rPr>
-          <w:i/>
-        </w:rPr>
-        <w:t>bền vững</w:t>
-      </w:r>
-      <w:r>
-        <w:t>, duy trì chuỗi cung ứng nội địa</w:t>
-      </w:r>
-      <w:r>
-        <w:t xml:space="preserve"> (Gemini 2026)</w:t>
+        <w:t xml:space="preserve"> đến mức có thể</w:t>
       </w:r>
       <w:r>
         <w:t>.</w:t>
       </w:r>
       <w:r>
-        <w:t xml:space="preserve"> </w:t>
-      </w:r>
-      <w:r>
-        <w:rPr>
-          <w:i/>
-        </w:rPr>
-        <w:t>Mô hình keiretsu</w:t>
-      </w:r>
-      <w:r>
-        <w:t xml:space="preserve"> phù hợp với Nhật Bản, ra đời từ </w:t>
-      </w:r>
-      <w:r>
-        <w:t>thập niên</w:t>
-      </w:r>
-      <w:r>
-        <w:t xml:space="preserve"> 1950</w:t>
-      </w:r>
-      <w:r>
-        <w:t xml:space="preserve"> (sau Thế chiến II 1945)</w:t>
-      </w:r>
-      <w:r>
-        <w:t>, vì Nhật Bản đã có sẵn nền tảng công nghiệp nên cần sự ổn định, xây dựng từ sự ổn định với vốn liếng đã có</w:t>
-      </w:r>
-      <w:r>
-        <w:t>, và cả đối phó với áp lực bên ngoài</w:t>
+        <w:t xml:space="preserve"> Các doanh nghiệp nhà nước tập trung đầu tư vào cơ sở hạ tầng, năng lượng và dịch vụ công, là cánh tay nối dài của đầu tư chính phủ, cũng như định hướng chiến lược bằng cả chính sách lẫn các dự án </w:t>
+      </w:r>
+      <w:r>
+        <w:t>khởi nghiệp (</w:t>
+      </w:r>
+      <w:r>
+        <w:t>startups</w:t>
+      </w:r>
+      <w:r>
+        <w:t>)</w:t>
+      </w:r>
+      <w:r>
+        <w:t xml:space="preserve"> cho doanh nghiệp nhỏ &amp; vừa (SME) như </w:t>
+      </w:r>
+      <w:r>
+        <w:t>ITRI</w:t>
+      </w:r>
+      <w:r>
+        <w:t xml:space="preserve"> của Đài Loan Trung Quốc</w:t>
+      </w:r>
+      <w:r>
+        <w:t xml:space="preserve">. Điểm khác biệt nhỏ nhưng rõ là </w:t>
+      </w:r>
+      <w:r>
+        <w:rPr>
+          <w:i/>
+        </w:rPr>
+        <w:t>hỗ trợ SME nhiều nhất có thể</w:t>
+      </w:r>
+      <w:r>
+        <w:t>,</w:t>
+      </w:r>
+      <w:r>
+        <w:t xml:space="preserve"> luôn luôn song hành với thương mại toàn quốc</w:t>
+      </w:r>
+      <w:r>
+        <w:t xml:space="preserve"> để chia sẻ rủi ro</w:t>
+      </w:r>
+      <w:r>
+        <w:t>.</w:t>
+      </w:r>
+      <w:r>
+        <w:t xml:space="preserve"> Nói cách khác, phân chia doanh nghiệp nhà nước một cách hợp lý nhất và vốn để đầu tư SME</w:t>
+      </w:r>
+      <w:r>
+        <w:t>s</w:t>
+      </w:r>
+      <w:r>
+        <w:t xml:space="preserve"> </w:t>
+      </w:r>
+      <w:r>
+        <w:t>&amp;</w:t>
+      </w:r>
+      <w:r>
+        <w:t xml:space="preserve"> công nghệ là vốn từ thoái hay cổ phần hóa lúc cần thiết.</w:t>
+      </w:r>
+      <w:r>
+        <w:t xml:space="preserve"> </w:t>
+      </w:r>
+      <w:r>
+        <w:t>M</w:t>
+      </w:r>
+      <w:r>
+        <w:t>ột điểm quan trọng nữa là các doanh nghiệp tư nh</w:t>
+      </w:r>
+      <w:r>
+        <w:t>â</w:t>
+      </w:r>
+      <w:r>
+        <w:t xml:space="preserve">n được </w:t>
+      </w:r>
+      <w:r>
+        <w:t>điều phối</w:t>
+      </w:r>
+      <w:r>
+        <w:t xml:space="preserve"> gần với mô hình chaebol, có định hướng chiến lược </w:t>
+      </w:r>
+      <w:r>
+        <w:t xml:space="preserve">rõ ràng </w:t>
+      </w:r>
+      <w:r>
+        <w:t xml:space="preserve">và hỗ trợ cấp vốn cùng với quy trình kiểm soát hiệu quả. </w:t>
+      </w:r>
+      <w:r>
+        <w:t>Nếu doanh nghiệp tư nhân hoạt động hiệu quả thì quy trình kiểm soát hiệu quả là chống độc quyền.</w:t>
+      </w:r>
+      <w:r>
+        <w:t xml:space="preserve"> </w:t>
+      </w:r>
+      <w:r>
+        <w:t xml:space="preserve">Nếu doanh nghiệp nhà nước tập trung vào đầu tư công </w:t>
+      </w:r>
+      <w:r>
+        <w:t>bên cạnh phát triển dự</w:t>
+      </w:r>
+      <w:r>
+        <w:t xml:space="preserve"> án startup</w:t>
+      </w:r>
+      <w:r>
+        <w:t xml:space="preserve"> </w:t>
+      </w:r>
+      <w:r>
+        <w:t>thì quy trình kiểm soát hiệu quả chủ yếu chống tham nhũng.</w:t>
+      </w:r>
+      <w:r>
+        <w:t xml:space="preserve"> </w:t>
+      </w:r>
+      <w:r>
+        <w:t xml:space="preserve">Một số tập đoàn toàn cầu ngay từ lúc đầu không đi theo nguyên tắc </w:t>
+      </w:r>
+      <w:r>
+        <w:t>quản trị</w:t>
+      </w:r>
+      <w:r>
+        <w:t xml:space="preserve"> kinh doanh </w:t>
+      </w:r>
+      <w:r>
+        <w:t xml:space="preserve">nên </w:t>
+      </w:r>
+      <w:r>
+        <w:t>gặp nhiều rủi ro mà sau này thành công của họ không thể lý giải ngoài yếu tố sáng tạo, vì vậy tư duy mạo hiểm sáng tạo hoặc mô hình vườn ươm có một sức mạnh đáng kinh ngạc</w:t>
+      </w:r>
+      <w:r>
+        <w:t xml:space="preserve"> mà việc tin vào đó đã là mạo hiểm</w:t>
       </w:r>
       <w:r>
         <w:t xml:space="preserve">. </w:t>
       </w:r>
       <w:r>
-        <w:t xml:space="preserve">Ghi chú, ở trung tâm </w:t>
-      </w:r>
-      <w:r>
-        <w:t>keiretsu</w:t>
-      </w:r>
-      <w:r>
-        <w:t xml:space="preserve">, ngoài ngân hàng chính (main bank) </w:t>
-      </w:r>
-      <w:r>
-        <w:t xml:space="preserve">tức định chế tài chính, </w:t>
-      </w:r>
-      <w:r>
-        <w:t xml:space="preserve">còn có công ty thương mại (sogo shosha). </w:t>
-      </w:r>
-      <w:r>
-        <w:rPr>
-          <w:i/>
-        </w:rPr>
-        <w:t>Mô hình chaebol</w:t>
-      </w:r>
-      <w:r>
-        <w:t xml:space="preserve"> kích phát </w:t>
-      </w:r>
-      <w:r>
-        <w:t xml:space="preserve">kinh tế, </w:t>
-      </w:r>
-      <w:r>
-        <w:t>được ăn cả ngã về không</w:t>
-      </w:r>
-      <w:r>
-        <w:t>,</w:t>
-      </w:r>
-      <w:r>
-        <w:t xml:space="preserve"> </w:t>
-      </w:r>
-      <w:r>
-        <w:t xml:space="preserve">ra đời </w:t>
-      </w:r>
-      <w:r>
-        <w:t>từ</w:t>
-      </w:r>
-      <w:r>
-        <w:t xml:space="preserve"> thập niên 1960</w:t>
-      </w:r>
-      <w:r>
-        <w:t xml:space="preserve"> </w:t>
-      </w:r>
-      <w:r>
-        <w:t>sau chiến tranh Triề</w:t>
-      </w:r>
-      <w:r>
-        <w:t>u Tiên 1953</w:t>
-      </w:r>
-      <w:r>
-        <w:t xml:space="preserve">, </w:t>
-      </w:r>
-      <w:r>
-        <w:t xml:space="preserve">khi </w:t>
-      </w:r>
-      <w:r>
-        <w:t>Hàn Quốc không còn đường lui trong một hoàn cảnh nhiều khó kh</w:t>
-      </w:r>
-      <w:r>
-        <w:t>ă</w:t>
-      </w:r>
-      <w:r>
-        <w:t>n</w:t>
-      </w:r>
-      <w:r>
-        <w:t xml:space="preserve"> và các chaebol buộc phải tuân lệnh chính phủ để nhận được vốn và đơn đặt hàng cũng như chịu sự giám sát chất lượng &amp; tiến độ sản xuất và hơn nữa, chính phủ chi phối các ngân hàng cấp tín dụng để chaebol </w:t>
-      </w:r>
-      <w:r>
-        <w:t xml:space="preserve">có thể nhận được vốn vay lãi suất thấp. Ghi chú, tất cả doanh nghiệp đều cần vay vốn ngay khi đã có vốn sẵn vì quy mô hoạt động lớn và ngày càng mở rộng, không thể dựa </w:t>
-      </w:r>
-      <w:r>
-        <w:t xml:space="preserve">hoàn toàn </w:t>
-      </w:r>
-      <w:r>
-        <w:t>vào nguồn vốn cố định, đây là vấn đề tiềm t</w:t>
-      </w:r>
-      <w:r>
-        <w:t>à</w:t>
-      </w:r>
-      <w:r>
-        <w:t>ng của tích lũy vốn</w:t>
-      </w:r>
-      <w:r>
-        <w:t>. Cả hai mô hình đều thành công, đều tạo ra kỳ tích, Nhật Bản hoàng kim vào thập niên 1960</w:t>
-      </w:r>
-      <w:r>
-        <w:t>-1970</w:t>
-      </w:r>
-      <w:r>
-        <w:t xml:space="preserve"> và Hàn Quốc rực rỡ vào thập niên </w:t>
-      </w:r>
-      <w:r>
-        <w:t>19</w:t>
-      </w:r>
-      <w:r>
-        <w:t>80</w:t>
-      </w:r>
-      <w:r>
-        <w:t>, nhược điểm có chăng là sau này, có thể vào thập niên 2000</w:t>
-      </w:r>
-      <w:r>
-        <w:t xml:space="preserve"> s</w:t>
-      </w:r>
-      <w:r>
-        <w:t>a</w:t>
-      </w:r>
-      <w:r>
-        <w:t xml:space="preserve">u </w:t>
-      </w:r>
-      <w:r>
-        <w:t>khủng hoảng tài chính châu Á 1997</w:t>
-      </w:r>
-      <w:r>
-        <w:t>, Hàn Quốc luôn phải chống độc quyền và tham nhũng trong khi Nhật Bản gặp phải trì trệ</w:t>
-      </w:r>
-      <w:r>
-        <w:t xml:space="preserve"> vì mạng lưới k</w:t>
-      </w:r>
-      <w:r>
-        <w:t>eiretsu</w:t>
-      </w:r>
-      <w:r>
-        <w:t xml:space="preserve"> giảm rủi ro nên cũng giảm </w:t>
-      </w:r>
-      <w:r>
-        <w:t xml:space="preserve">luôn </w:t>
-      </w:r>
-      <w:r>
-        <w:t xml:space="preserve">tốc độ phát triển </w:t>
-      </w:r>
-      <w:r>
-        <w:t>khi phát triển đến một mức nào đó</w:t>
-      </w:r>
-      <w:r>
-        <w:t>,</w:t>
-      </w:r>
-      <w:r>
-        <w:t xml:space="preserve"> </w:t>
-      </w:r>
-      <w:r>
-        <w:t xml:space="preserve">do </w:t>
-      </w:r>
-      <w:r>
-        <w:t>k</w:t>
-      </w:r>
-      <w:r>
-        <w:t>eiretsu</w:t>
-      </w:r>
-      <w:r>
-        <w:t xml:space="preserve"> </w:t>
-      </w:r>
-      <w:r>
-        <w:t xml:space="preserve">liên kết quá chặt chẽ và phụ thuộc vào ngân hàng chung cả nhóm </w:t>
-      </w:r>
-      <w:r>
-        <w:t xml:space="preserve">(khép kín) </w:t>
-      </w:r>
-      <w:r>
-        <w:t xml:space="preserve">và tất nhiên </w:t>
-      </w:r>
-      <w:r>
-        <w:t xml:space="preserve">có khả năng </w:t>
-      </w:r>
-      <w:r>
-        <w:t>xảy ra</w:t>
-      </w:r>
-      <w:r>
-        <w:t xml:space="preserve"> nợ xấu và bong bóng bất động sản</w:t>
-      </w:r>
-      <w:r>
-        <w:t xml:space="preserve"> (Gemini 2026)</w:t>
+        <w:t xml:space="preserve">Sáng tạo là bản chất của nghệ thuật và khoa học </w:t>
+      </w:r>
+      <w:r>
+        <w:t xml:space="preserve">phát kiến điều mới lạ </w:t>
+      </w:r>
+      <w:r>
+        <w:t>nhưng tại sao sáng tạo vẫn có xác suất thành công rực r</w:t>
+      </w:r>
+      <w:r>
+        <w:t>ỡ</w:t>
+      </w:r>
+      <w:r>
+        <w:t xml:space="preserve"> trong kinh tế? Mạo hiểm có khả năng mang đến thành công lớn, câu trả lời </w:t>
+      </w:r>
+      <w:r>
+        <w:t xml:space="preserve">này </w:t>
+      </w:r>
+      <w:r>
+        <w:t xml:space="preserve">chưa thỏa đáng vì vấn đề là nhu cầu mới, khao khát </w:t>
+      </w:r>
+      <w:r>
+        <w:t>thầm kín</w:t>
+      </w:r>
+      <w:r>
+        <w:t xml:space="preserve"> luôn </w:t>
+      </w:r>
+      <w:r>
+        <w:t xml:space="preserve">tiềm tàng </w:t>
+      </w:r>
+      <w:r>
+        <w:t xml:space="preserve">trong con người </w:t>
+      </w:r>
+      <w:r>
+        <w:t xml:space="preserve">cho </w:t>
+      </w:r>
+      <w:r>
+        <w:t xml:space="preserve">đến khi có người phát hiện. </w:t>
+      </w:r>
+      <w:r>
+        <w:t>Ghi chú, “startup” là thuật ngữ chỉ công ty khởi nghiệp.</w:t>
+      </w:r>
+      <w:r>
+        <w:t xml:space="preserve"> </w:t>
+      </w:r>
+      <w:r>
+        <w:t xml:space="preserve">Theo Google 2026, GDP danh nghĩa năm 2024 của một số </w:t>
+      </w:r>
+      <w:r>
+        <w:t>quốc gia/vùng lãnh thổ</w:t>
+      </w:r>
+      <w:r>
+        <w:t xml:space="preserve"> châu Á như sau: Trung Quốc (</w:t>
+      </w:r>
+      <w:r>
+        <w:t>18,5</w:t>
+      </w:r>
+      <w:r>
+        <w:t>00</w:t>
+      </w:r>
+      <w:r>
+        <w:t xml:space="preserve"> - 18,9</w:t>
+      </w:r>
+      <w:r>
+        <w:t>00</w:t>
+      </w:r>
+      <w:r>
+        <w:t xml:space="preserve"> tỷ USD</w:t>
+      </w:r>
+      <w:r>
+        <w:t>), Nhật Bản (609,</w:t>
+      </w:r>
+      <w:r>
+        <w:t>300 tỷ Yên</w:t>
+      </w:r>
+      <w:r>
+        <w:t xml:space="preserve"> khoảng 4,019 tỷ USD), Ấn Độ (3,910 – 4,340 tỷ USD), Hàn Quốc (1,868.9 tỷ USD), Indonesia (1,396 – 1,</w:t>
+      </w:r>
+      <w:r>
+        <w:t>430 tỷ USD</w:t>
+      </w:r>
+      <w:r>
+        <w:t>), Đài Loan Trung Quốc (775 tỷ USD), Thái Lan (526.</w:t>
+      </w:r>
+      <w:r>
+        <w:t xml:space="preserve">3 </w:t>
+      </w:r>
+      <w:r>
+        <w:t>– 526.</w:t>
+      </w:r>
+      <w:r>
+        <w:t>5 tỷ USD</w:t>
+      </w:r>
+      <w:r>
+        <w:t>), Singapore (501.4 tỷ USD), Việt Nam (476.3 tỷ USD), Philippines (</w:t>
+      </w:r>
+      <w:r>
+        <w:t xml:space="preserve">461 </w:t>
+      </w:r>
+      <w:r>
+        <w:t>–</w:t>
+      </w:r>
+      <w:r>
+        <w:t xml:space="preserve"> 462 tỷ USD</w:t>
+      </w:r>
+      <w:r>
+        <w:t>), Malaysia (421.</w:t>
+      </w:r>
+      <w:r>
+        <w:t>97 tỷ USD</w:t>
+      </w:r>
+      <w:r>
+        <w:t>), Hong Kong Trung Quốc (407 tỷ USD), Campuchia (44.</w:t>
+      </w:r>
+      <w:r>
+        <w:t xml:space="preserve">81 </w:t>
+      </w:r>
+      <w:r>
+        <w:t>– 46.</w:t>
+      </w:r>
+      <w:r>
+        <w:t>35 tỷ USD</w:t>
+      </w:r>
+      <w:r>
+        <w:t>), Lào (16.5</w:t>
+      </w:r>
+      <w:r>
+        <w:t xml:space="preserve"> </w:t>
+      </w:r>
+      <w:r>
+        <w:t>– 16.</w:t>
+      </w:r>
+      <w:r>
+        <w:t>6 tỷ USD</w:t>
+      </w:r>
+      <w:r>
+        <w:t xml:space="preserve">), </w:t>
+      </w:r>
+      <w:r>
+        <w:t xml:space="preserve">Brunei (15,34 </w:t>
+      </w:r>
+      <w:r>
+        <w:t>–</w:t>
+      </w:r>
+      <w:r>
+        <w:t xml:space="preserve"> 15,46 tỷ USD)</w:t>
       </w:r>
       <w:r>
         <w:t>.</w:t>
       </w:r>
       <w:r>
-        <w:t xml:space="preserve"> Tham nhũng và độc quyền là hai vấn đề của mô hình c</w:t>
-      </w:r>
-      <w:r>
-        <w:t>haebol</w:t>
-      </w:r>
-      <w:r>
-        <w:t xml:space="preserve"> nhưng cần lưu ý một vấn đề khác là một c</w:t>
-      </w:r>
-      <w:r>
-        <w:t>haebol</w:t>
-      </w:r>
-      <w:r>
-        <w:t xml:space="preserve"> thư</w:t>
-      </w:r>
-      <w:r>
-        <w:t>ờ</w:t>
-      </w:r>
-      <w:r>
-        <w:t>ng kinh doanh đa ngành ngh</w:t>
-      </w:r>
-      <w:r>
-        <w:t>ề</w:t>
-      </w:r>
-      <w:r>
-        <w:t xml:space="preserve"> với cả một </w:t>
-      </w:r>
-      <w:r>
-        <w:rPr>
-          <w:i/>
-        </w:rPr>
-        <w:t>hệ sinh thái</w:t>
-      </w:r>
-      <w:r>
-        <w:t xml:space="preserve"> nên tác động dây chuyền rất lớn, trong khi đó k</w:t>
-      </w:r>
-      <w:r>
-        <w:t>eiretsu</w:t>
-      </w:r>
-      <w:r>
-        <w:t xml:space="preserve"> tuy có hai trường hợp với </w:t>
-      </w:r>
-      <w:r>
-        <w:rPr>
-          <w:i/>
-        </w:rPr>
-        <w:t>keiretsu ngang</w:t>
-      </w:r>
-      <w:r>
-        <w:t xml:space="preserve"> với nhiều công ty đa ngành và </w:t>
-      </w:r>
-      <w:r>
-        <w:rPr>
-          <w:i/>
-        </w:rPr>
-        <w:t>keiretsu dọc</w:t>
-      </w:r>
-      <w:r>
-        <w:t xml:space="preserve"> với công ty đầu tàu kéo theo một loạt công ty </w:t>
-      </w:r>
-      <w:r>
-        <w:t>hỗ</w:t>
-      </w:r>
-      <w:r>
-        <w:t xml:space="preserve"> trợ</w:t>
-      </w:r>
-      <w:r>
-        <w:t xml:space="preserve"> </w:t>
-      </w:r>
-      <w:r>
-        <w:t>/</w:t>
-      </w:r>
-      <w:r>
-        <w:t xml:space="preserve"> cung ứng </w:t>
-      </w:r>
-      <w:r>
-        <w:t>nhưng ngay với k</w:t>
-      </w:r>
-      <w:r>
-        <w:t>eiretsu</w:t>
-      </w:r>
-      <w:r>
-        <w:t xml:space="preserve"> dọc, các công ty vẫn có sự độc lập tương đối</w:t>
-      </w:r>
-      <w:r>
-        <w:t xml:space="preserve"> nên rủi ro được phân tán không kéo theo cả hệ thống</w:t>
-      </w:r>
-      <w:r>
-        <w:t>.</w:t>
-      </w:r>
-      <w:r>
-        <w:t xml:space="preserve"> </w:t>
-      </w:r>
-      <w:r>
-        <w:t xml:space="preserve">Ghi chú, chưa đến thập niên 2000 thì thập niên 1990 </w:t>
-      </w:r>
-      <w:r>
-        <w:t>bị</w:t>
-      </w:r>
-      <w:r>
-        <w:t xml:space="preserve"> gọi là thập kỷ mất mát đối với nền kinh tế Nhật Bản – mười năm sau của kỳ tích Hàn Quốc 1980. </w:t>
-      </w:r>
-      <w:r>
-        <w:t xml:space="preserve">Về lý luận, </w:t>
-      </w:r>
-      <w:r>
-        <w:t>giả sử không đề cập tốc độ ra quyết định và lan truyền thi hành chậm</w:t>
-      </w:r>
-      <w:r>
-        <w:t xml:space="preserve"> –</w:t>
-      </w:r>
-      <w:r>
-        <w:t xml:space="preserve"> ngay cả chậm vì </w:t>
-      </w:r>
-      <w:r>
-        <w:t>tầng nấc quản trị</w:t>
-      </w:r>
-      <w:r>
-        <w:t xml:space="preserve"> chứ không phải chậm vì quan liêu</w:t>
-      </w:r>
-      <w:r>
-        <w:t xml:space="preserve">, </w:t>
-      </w:r>
-      <w:r>
-        <w:t>mạng lưới k</w:t>
-      </w:r>
-      <w:r>
-        <w:t>eiretsu</w:t>
-      </w:r>
-      <w:r>
-        <w:t xml:space="preserve"> phù hợp với quan điểm tự do kinh tế</w:t>
-      </w:r>
-      <w:r>
-        <w:t xml:space="preserve"> so với </w:t>
-      </w:r>
-      <w:r>
-        <w:rPr>
-          <w:i/>
-        </w:rPr>
-        <w:t>zaibatsu</w:t>
-      </w:r>
-      <w:r>
-        <w:t>, nhưng mô hình c</w:t>
-      </w:r>
-      <w:r>
-        <w:t>haebol</w:t>
-      </w:r>
-      <w:r>
-        <w:t xml:space="preserve"> rõ ràng mang đến kỳ kích phát triển kinh tế của Hàn Quốc, điều này có thể liên quan đến tinh thần quyết liệt trong kinh doanh cũng như sự chính trực và liêm khiết khi vận hành cả bộ máy phức hợp kinh tế </w:t>
-      </w:r>
-      <w:r>
-        <w:t>&amp;</w:t>
-      </w:r>
-      <w:r>
-        <w:t xml:space="preserve"> chính trị thành một bộ máy tổng thể, do đó Hàn Quốc luôn phải đối mặt với sự tổng hợp này.</w:t>
-      </w:r>
-      <w:r>
-        <w:t xml:space="preserve"> Trong khi đó, </w:t>
-      </w:r>
-      <w:r>
-        <w:rPr>
-          <w:i/>
-        </w:rPr>
-        <w:t>niềm tin</w:t>
-      </w:r>
-      <w:r>
-        <w:t xml:space="preserve"> trong mạng lưới k</w:t>
-      </w:r>
-      <w:r>
-        <w:t>eiretsu</w:t>
-      </w:r>
-      <w:r>
-        <w:t xml:space="preserve"> là một dạng tài sản cực kỳ quý giá</w:t>
-      </w:r>
-      <w:r>
-        <w:t xml:space="preserve"> </w:t>
-      </w:r>
-      <w:r>
-        <w:t>vì sở hữu chéo nếu không hiệu quả thì hết sức nguy hại</w:t>
-      </w:r>
-      <w:r>
-        <w:t xml:space="preserve"> và xác suất hiệu quả thấp hơn xác suất nguy hại</w:t>
-      </w:r>
-      <w:r>
-        <w:t>, mà gần đây (2025), nếu k</w:t>
-      </w:r>
-      <w:r>
-        <w:t>eiretsu</w:t>
-      </w:r>
-      <w:r>
-        <w:t xml:space="preserve"> tái sinh trở lại</w:t>
-      </w:r>
-      <w:r>
-        <w:t xml:space="preserve"> với liên minh linh hoạt</w:t>
-      </w:r>
-      <w:r>
-        <w:t>,</w:t>
-      </w:r>
-      <w:r>
-        <w:t xml:space="preserve"> hy vọng mang đến thành công mới cho Nhật Bản.</w:t>
-      </w:r>
-      <w:r>
-        <w:t xml:space="preserve"> </w:t>
-      </w:r>
-      <w:r>
-        <w:t>Ghi chú, sở hữu chéo (</w:t>
-      </w:r>
-      <w:r>
-        <w:rPr>
-          <w:i/>
-        </w:rPr>
-        <w:t>cross-ownership</w:t>
-      </w:r>
-      <w:r>
-        <w:t xml:space="preserve">) là sở hữu lẫn nhau giữa các doanh nghiệp, ví dụ công ty A có cổ phần của công ty B và công ty B cũng có cổ phần của công ty A. </w:t>
-      </w:r>
-      <w:r>
-        <w:t>Tôn Tử binh pháp dạy rằng, ta đông hơn địch chưa hẳn quân số của ta nhiều hơn mà là vì ta tập trung binh lực vào nơi mà địch lơi lỏng nên gây ra trạng thái tạm thời rằng ta đông hơn địch, đây là yếu tố sức mạnh của sự tập trung, từ sự điều phối chứ không phải từ sự trang bị</w:t>
-      </w:r>
-      <w:r>
-        <w:t>, nhưng nếu như ta không tận dụng trạng thái “đông hơn” tạm thời này thì cơ hội trôi qua</w:t>
-      </w:r>
-      <w:r>
-        <w:t>, và mô h</w:t>
-      </w:r>
-      <w:r>
-        <w:t>ì</w:t>
-      </w:r>
-      <w:r>
-        <w:t xml:space="preserve">nh chaebol tập </w:t>
+        <w:t xml:space="preserve"> </w:t>
+      </w:r>
+      <w:r>
+        <w:t xml:space="preserve">Theo Google 2026, GDP bình quân đầu người năm 2024 của một số </w:t>
+      </w:r>
+      <w:r>
+        <w:t>quốc gia/vùng lãnh thổ</w:t>
+      </w:r>
+      <w:r>
+        <w:t xml:space="preserve"> châu Á như sau:</w:t>
+      </w:r>
+      <w:r>
+        <w:t xml:space="preserve"> Singapore (87,000 </w:t>
+      </w:r>
+      <w:r>
+        <w:t>–</w:t>
+      </w:r>
+      <w:r>
+        <w:t xml:space="preserve"> 90,000 USD), Hong Kong </w:t>
+      </w:r>
+      <w:r>
+        <w:t xml:space="preserve">Trung Quốc </w:t>
+      </w:r>
+      <w:r>
+        <w:t xml:space="preserve">(50,000 </w:t>
+      </w:r>
+      <w:r>
+        <w:t>–</w:t>
+      </w:r>
+      <w:r>
+        <w:t xml:space="preserve"> 55,000 USD), Brunei (30,000 </w:t>
+      </w:r>
+      <w:r>
+        <w:t>–</w:t>
+      </w:r>
+      <w:r>
+        <w:t xml:space="preserve"> 37,000 USD), Hàn Quốc (33,000 </w:t>
+      </w:r>
+      <w:r>
+        <w:t>–</w:t>
+      </w:r>
+      <w:r>
+        <w:t xml:space="preserve"> 37,000 USD), Nhật Bản (33,000 </w:t>
+      </w:r>
+      <w:r>
+        <w:t>–</w:t>
+      </w:r>
+      <w:r>
+        <w:t xml:space="preserve"> 35,000 USD), Đài Loan Trung Quốc (33,000 </w:t>
+      </w:r>
+      <w:r>
+        <w:t>–</w:t>
+      </w:r>
+      <w:r>
+        <w:t xml:space="preserve"> 34,000 USD), Malaysia (13,000 </w:t>
+      </w:r>
+      <w:r>
+        <w:t>–</w:t>
+      </w:r>
+      <w:r>
+        <w:t xml:space="preserve"> 13,500 USD), Trung Quốc (12,000 </w:t>
+      </w:r>
+      <w:r>
+        <w:t>–</w:t>
+      </w:r>
+      <w:r>
+        <w:t xml:space="preserve"> 13,000 USD khoảng 95,749 Nhân Dân tệ), Thái Lan (7,500 </w:t>
+      </w:r>
+      <w:r>
+        <w:t>–</w:t>
+      </w:r>
+      <w:r>
+        <w:t xml:space="preserve"> 7,800 USD), Indonesia (5,000 </w:t>
+      </w:r>
+      <w:r>
+        <w:t>–</w:t>
+      </w:r>
+      <w:r>
+        <w:t xml:space="preserve"> 5,300 USD), Việt Nam (4,600 </w:t>
+      </w:r>
+      <w:r>
+        <w:t>–</w:t>
+      </w:r>
+      <w:r>
+        <w:t xml:space="preserve"> 4,800 USD), Philippines (4,000 </w:t>
+      </w:r>
+      <w:r>
+        <w:t>–</w:t>
+      </w:r>
+      <w:r>
+        <w:t xml:space="preserve"> 4,200 USD), </w:t>
+      </w:r>
+      <w:r>
+        <w:t xml:space="preserve">Ấn Độ (2,600 </w:t>
+      </w:r>
+      <w:r>
+        <w:t>–</w:t>
+      </w:r>
+      <w:r>
+        <w:t xml:space="preserve"> 2,700 USD), </w:t>
+      </w:r>
+      <w:r>
+        <w:t xml:space="preserve">Lào (2,000 </w:t>
+      </w:r>
+      <w:r>
+        <w:t>–</w:t>
+      </w:r>
+      <w:r>
+        <w:t xml:space="preserve"> 2,500 USD), Campuchia (1,800 </w:t>
+      </w:r>
+      <w:r>
+        <w:t>–</w:t>
+      </w:r>
+      <w:r>
+        <w:t xml:space="preserve"> 2,000 USD)</w:t>
+      </w:r>
+      <w:r>
+        <w:t xml:space="preserve">. </w:t>
+      </w:r>
+      <w:r>
+        <w:t xml:space="preserve">Theo Ngân hàng Thế giới (World Bank) cập nhật cho tài khóa 2024, ngưỡng thu nhập trung bình thấp 1,136 </w:t>
+      </w:r>
+      <w:r>
+        <w:t>–</w:t>
+      </w:r>
+      <w:r>
+        <w:t xml:space="preserve"> 4,465 USD, ngưỡng thu nhập </w:t>
       </w:r>
       <w:r>
         <w:lastRenderedPageBreak/>
-        <w:t>trung “binh lực” có nguyên do.</w:t>
-      </w:r>
-      <w:r>
-        <w:t xml:space="preserve"> Võ công Nhật Bản đứng đầu châu Á</w:t>
-      </w:r>
-      <w:r>
-        <w:t xml:space="preserve">, tất nhiên cũng hiểu điều này, </w:t>
-      </w:r>
-      <w:r>
-        <w:t>nhưng mô hình</w:t>
-      </w:r>
-      <w:r>
-        <w:rPr>
-          <w:i/>
-        </w:rPr>
-        <w:t xml:space="preserve"> </w:t>
-      </w:r>
-      <w:r>
-        <w:t>keiretsu</w:t>
-      </w:r>
-      <w:r>
-        <w:t xml:space="preserve"> cẩn trọng ổn định cũng có nguyên do.</w:t>
-      </w:r>
-      <w:r>
-        <w:t xml:space="preserve"> </w:t>
-      </w:r>
-      <w:r>
-        <w:t xml:space="preserve">Nguyên lý ta thắng địch do địch và địch thắng ta do ta, chỉ cần ta ở thế bất bại thì sẽ có khả năng thắng địch [Tôn Tử binh pháp], chiếm lĩnh thị trường </w:t>
-      </w:r>
-      <w:r>
-        <w:t>bằng</w:t>
-      </w:r>
-      <w:r>
-        <w:t xml:space="preserve"> sự ổn định bền vững đến từ nguyên lý này. </w:t>
-      </w:r>
-      <w:r>
-        <w:t xml:space="preserve">Mô hình tích lũy của Đài Loan Trung Quốc thuộc hệ phân tán nhưng lỏng lẻo hơn cả </w:t>
-      </w:r>
-      <w:r>
-        <w:t>keiretsu</w:t>
-      </w:r>
-      <w:r>
-        <w:t xml:space="preserve">, theo đó nền kinh tế Đài Loan Trung Quốc dựa trên mạng lưới các </w:t>
-      </w:r>
-      <w:r>
-        <w:rPr>
-          <w:i/>
-        </w:rPr>
-        <w:t>doanh nghiệp vừa &amp; nhỏ</w:t>
-      </w:r>
-      <w:r>
-        <w:t xml:space="preserve"> (SMEs), thực chất là một </w:t>
-      </w:r>
-      <w:r>
-        <w:rPr>
-          <w:i/>
-        </w:rPr>
-        <w:t>vườn ươm công nghệ</w:t>
-      </w:r>
-      <w:r>
-        <w:t>, trong đó mỗi doanh nghiệp vừa &amp; nhỏ (</w:t>
-      </w:r>
-      <w:r>
-        <w:rPr>
-          <w:i/>
-        </w:rPr>
-        <w:t>SME</w:t>
-      </w:r>
-      <w:r>
-        <w:t xml:space="preserve">) được phát triển từ các dự án của </w:t>
-      </w:r>
-      <w:r>
-        <w:t>Viện Nghiên cứu Công nghệ Công nghiệp (ITRI)</w:t>
-      </w:r>
-      <w:r>
-        <w:t xml:space="preserve"> (Gemini 2026)</w:t>
-      </w:r>
-      <w:r>
-        <w:t xml:space="preserve">. Cụ thể, </w:t>
-      </w:r>
-      <w:r>
-        <w:t>ITRI</w:t>
-      </w:r>
-      <w:r>
-        <w:t xml:space="preserve"> là tổ chức phi lợi nhuận thành lập năm 1973 được tài trợ bởi chính phủ, chuyên nghiên cứu &amp; phát triển (R&amp;D) những dự án đặc biệt </w:t>
-      </w:r>
-      <w:r>
-        <w:t xml:space="preserve">trong lĩnh vực </w:t>
-      </w:r>
-      <w:r>
-        <w:t xml:space="preserve">công nghệ – công nghệ cao như </w:t>
-      </w:r>
-      <w:r>
-        <w:t>bán dẫn, điện tử và sản xuất thông minh</w:t>
-      </w:r>
-      <w:r>
-        <w:t xml:space="preserve"> và sau khi mỗi dự án thành công nhất định, </w:t>
-      </w:r>
-      <w:r>
-        <w:t>ITRI</w:t>
-      </w:r>
-      <w:r>
-        <w:t xml:space="preserve"> sẽ chuyển giao hay cho phép đơn vị tham gia tách thành doanh nghiệp SME</w:t>
-      </w:r>
-      <w:r>
-        <w:t xml:space="preserve"> tung sản phẩm vào thị trường</w:t>
-      </w:r>
-      <w:r>
-        <w:t xml:space="preserve"> </w:t>
-      </w:r>
-      <w:r>
-        <w:t xml:space="preserve">(transfer, </w:t>
-      </w:r>
-      <w:r>
-        <w:rPr>
-          <w:i/>
-        </w:rPr>
-        <w:t>spin-off</w:t>
-      </w:r>
-      <w:r>
-        <w:t xml:space="preserve">) </w:t>
-      </w:r>
-      <w:r>
-        <w:t>(Google AI 2026)</w:t>
-      </w:r>
-      <w:r>
-        <w:t>. Các doanh nghiệp SME sẽ lớn mạnh thành tập đoàn toàn cầu như TSMC hoặc ít nhất nắm giữ một mắt xích quan trọng của chuỗi cung ứng toàn cầu</w:t>
-      </w:r>
-      <w:r>
-        <w:t xml:space="preserve"> (Google AI 2026)</w:t>
-      </w:r>
-      <w:r>
-        <w:t xml:space="preserve">, đây là ưu điểm cốt lõi của </w:t>
-      </w:r>
-      <w:r>
-        <w:rPr>
-          <w:i/>
-        </w:rPr>
-        <w:t>mô hình vườn ươm</w:t>
-      </w:r>
-      <w:r>
-        <w:t xml:space="preserve"> Đài Loan Trung Quốc</w:t>
-      </w:r>
-      <w:r>
-        <w:t xml:space="preserve">, rất phù hợp với quy mô nền kinh tế vừa phải về dân số quy tụ thành tương tự một khu công nghệ cao hay khu thương mại tự do nhưng có thể gặp vấn đề khi mở rộng bởi hai lý do sau: 1) </w:t>
-      </w:r>
-      <w:r>
-        <w:t>ITRI</w:t>
-      </w:r>
-      <w:r>
-        <w:t xml:space="preserve"> quá tải với quy mô kinh tế </w:t>
-      </w:r>
-      <w:r>
-        <w:t xml:space="preserve">mở rộng </w:t>
-      </w:r>
-      <w:r>
-        <w:t xml:space="preserve">hoặc ưu điểm “trăm hoa đua nở” suy giảm, còn nếu như để mỗi doanh nghiệp tự nghiên cứu &amp; phát triển riêng thì ưu điểm điều phối &amp; định hướng của </w:t>
-      </w:r>
-      <w:r>
-        <w:t>ITRI</w:t>
-      </w:r>
-      <w:r>
-        <w:t xml:space="preserve"> </w:t>
-      </w:r>
-      <w:r>
-        <w:t>không còn như lúc đầu, 2) mô hình vườn ươm bám chặt vào chuỗi cung ứng toàn cầu bằng năng lực nội sinh nên phải song hành nghịch biến với sự linh hoạt, do đó có khả năng bị ảnh hưởng bởi biến động thị trường toàn</w:t>
-      </w:r>
-      <w:r>
-        <w:t xml:space="preserve"> cầu</w:t>
-      </w:r>
-      <w:r>
-        <w:t>. Để dễ suy nghĩ và lập luận, ta hãy tham khảo Gemini 2026 so sánh mô hình vườn ươm Đài Loan Trung Quốc và mô hình chaebol Hàn Quốc như sau: 1) thế mạnh vườn ươm là thích ứng nhanh và thế mạnh chaebol là năng lực tài chính lớn và thương hiệu, 2) rủi ro của</w:t>
-      </w:r>
-      <w:r>
-        <w:t xml:space="preserve"> </w:t>
-      </w:r>
-      <w:r>
-        <w:t>vườn ươm là khó huy động vốn lớn</w:t>
-      </w:r>
-      <w:r>
-        <w:t xml:space="preserve"> (vì phân tán như </w:t>
-      </w:r>
-      <w:r>
-        <w:t>keiretsu</w:t>
-      </w:r>
-      <w:r>
-        <w:t xml:space="preserve"> nhưng không liên kết cực kỳ chặt chẽ như </w:t>
-      </w:r>
-      <w:r>
-        <w:t>keiretsu</w:t>
-      </w:r>
-      <w:r>
-        <w:t>) và rủi ro của chaebol là độc quyền và tham nhũng, 3) vườn ươm phân phối thu nhập công bằng hơn trong khi chaebol gây khoảng giàu nghèo hơn</w:t>
-      </w:r>
-      <w:r>
-        <w:t xml:space="preserve"> </w:t>
-      </w:r>
-      <w:r>
-        <w:t>nhưng tích lũy vốn có thể</w:t>
-      </w:r>
-      <w:r>
-        <w:t xml:space="preserve"> nhanh hơn</w:t>
-      </w:r>
-      <w:r>
-        <w:t>.</w:t>
-      </w:r>
-      <w:r>
-        <w:t xml:space="preserve"> Tuy nhiên, về lý luận, mô hình vườn ươm tiên tiến nhất</w:t>
-      </w:r>
-      <w:r>
-        <w:t>, phù hợp nhất với quan điểm tự do kinh tế</w:t>
-      </w:r>
-      <w:r>
-        <w:t>, và chưa chắc bị giới hạn bởi quy mô nền kinh tế</w:t>
-      </w:r>
-      <w:r>
-        <w:t>, chưa hẳn bởi vì quy mô nền kinh tế Đài Loan Trung Quốc không hề nhỏ, GDP danh nghĩa năm 2025 đạt khoảng 971 – 972 tỷ USD với tăng trưởng 8.63% năm 2025</w:t>
-      </w:r>
-      <w:r>
-        <w:t xml:space="preserve"> đứng thứ 22 thế giới, GDP bình quân đầu người năm 2025 đạt 39,000 – 42,103 USD đứng thứ 4 Đông Á vượt qua Hàn Quốc và Nhật Bản</w:t>
-      </w:r>
-      <w:r>
-        <w:t xml:space="preserve">, có thể lọt vào </w:t>
-      </w:r>
-      <w:r>
-        <w:t>nhóm</w:t>
-      </w:r>
-      <w:r>
-        <w:t xml:space="preserve"> 5 quốc gia/vùng lãnh thổ giàu nhất thế giới</w:t>
-      </w:r>
-      <w:r>
-        <w:t xml:space="preserve">, mà bởi vì mô hình </w:t>
-      </w:r>
-      <w:r>
-        <w:t>keiretsu</w:t>
-      </w:r>
-      <w:r>
-        <w:t xml:space="preserve"> chuyển từ </w:t>
-      </w:r>
-      <w:r>
-        <w:t>keiretsu</w:t>
-      </w:r>
-      <w:r>
-        <w:t xml:space="preserve"> truyền thống sang </w:t>
-      </w:r>
-      <w:r>
-        <w:rPr>
-          <w:i/>
-        </w:rPr>
-        <w:t>liên minh linh hoạt</w:t>
-      </w:r>
-      <w:r>
-        <w:t xml:space="preserve"> (s</w:t>
-      </w:r>
-      <w:r>
-        <w:t xml:space="preserve">trategic </w:t>
-      </w:r>
-      <w:r>
-        <w:t>a</w:t>
-      </w:r>
-      <w:r>
-        <w:t>lliance</w:t>
-      </w:r>
-      <w:r>
-        <w:t>, flexible alliance</w:t>
-      </w:r>
-      <w:r>
-        <w:t>) để giải quyết những vấn đề như</w:t>
-      </w:r>
-      <w:r>
-        <w:t xml:space="preserve"> (Gemini 2026)</w:t>
-      </w:r>
-      <w:r>
-        <w:t>: 1) thích ứng với sự thay đổi nhanh của toàn cầu hóa mà những ràng</w:t>
-      </w:r>
-      <w:r>
-        <w:t xml:space="preserve"> buộc trong </w:t>
-      </w:r>
-      <w:r>
-        <w:t>keiretsu</w:t>
-      </w:r>
-      <w:r>
-        <w:t xml:space="preserve"> cản trở sự thích ứng,</w:t>
-      </w:r>
-      <w:r>
-        <w:t xml:space="preserve"> 2) </w:t>
-      </w:r>
-      <w:r>
-        <w:t>keiretsu</w:t>
-      </w:r>
-      <w:r>
-        <w:t xml:space="preserve"> khép kín nên hưởng lợi ít từ quá trình đấu thầu khi mua sắm hay đầu tư, 3) sở hữu chéo mặc dù có nhiều rủi ro nhưng có mục tiêu là đặt tin cậy </w:t>
-      </w:r>
-      <w:r>
-        <w:t xml:space="preserve">nội bộ </w:t>
-      </w:r>
-      <w:r>
-        <w:t xml:space="preserve">lẫn nhau nhằm ngăn chặn sự thâu tóm từ bên ngoài, nay gặp áp lực tài chính quốc tế lẫn ảnh hưởng cực lớn của các tập đoàn đặc biệt tập đoàn công nghệ </w:t>
-      </w:r>
-      <w:r>
-        <w:t>đa quốc gia</w:t>
-      </w:r>
-      <w:r>
-        <w:t xml:space="preserve"> như Google, Apple</w:t>
-      </w:r>
-      <w:r>
-        <w:t>, Tesla</w:t>
-      </w:r>
-      <w:r>
-        <w:t>.</w:t>
-      </w:r>
-      <w:r>
-        <w:t xml:space="preserve"> Do đó liên minh linh hoạt cốt lõi là làm lỏng lẻo sự </w:t>
-      </w:r>
-      <w:r>
-        <w:t>cố</w:t>
-      </w:r>
-      <w:r>
-        <w:t xml:space="preserve"> kết giữa các công ty trong cùng mạng lưới (</w:t>
-      </w:r>
-      <w:r>
-        <w:t>keiretsu</w:t>
-      </w:r>
-      <w:r>
-        <w:t xml:space="preserve">) </w:t>
-      </w:r>
-      <w:r>
-        <w:t>để đạt</w:t>
-      </w:r>
-      <w:r>
-        <w:t xml:space="preserve"> tính linh hoạt như hợp tác theo dự án, </w:t>
-      </w:r>
-      <w:r>
-        <w:t xml:space="preserve">hợp tác ngắn hạn, </w:t>
-      </w:r>
-      <w:r>
-        <w:t xml:space="preserve">hợp tác với đối thủ, </w:t>
-      </w:r>
-      <w:r>
-        <w:t xml:space="preserve">chiếm lĩnh thị trường, giảm sở hữu chéo, không cần đến ngân hàng trung tâm, </w:t>
-      </w:r>
-      <w:r>
-        <w:t xml:space="preserve">giảm tầng nấc quản trị, </w:t>
-      </w:r>
-      <w:r>
-        <w:t xml:space="preserve">ngay cả hai </w:t>
-      </w:r>
-      <w:r>
-        <w:t>keiretsu</w:t>
-      </w:r>
-      <w:r>
-        <w:t xml:space="preserve"> (mạng lưới) hoàn toàn có thể bắt tay nhau. </w:t>
-      </w:r>
-      <w:r>
-        <w:t xml:space="preserve">Ghi chú, Nhật Bản bắt đầu triển khai liên minh linh hoạt từ thập niên 2000 sau </w:t>
-      </w:r>
-      <w:r>
-        <w:t>khủng hoảng tài chính châu Á 1997</w:t>
-      </w:r>
-      <w:r>
-        <w:t xml:space="preserve"> và gần đây (2025) có một số thông tin đáng chú ý như t</w:t>
-      </w:r>
-      <w:r>
-        <w:t xml:space="preserve">ập đoàn Renault </w:t>
-      </w:r>
-      <w:r>
-        <w:t xml:space="preserve">(Pháp) </w:t>
-      </w:r>
-      <w:r>
-        <w:t xml:space="preserve">và </w:t>
-      </w:r>
-      <w:r>
-        <w:t xml:space="preserve">tập đoàn </w:t>
-      </w:r>
-      <w:r>
-        <w:t xml:space="preserve">Nissan Motor </w:t>
-      </w:r>
-      <w:r>
-        <w:t>(Nhật Bản) t</w:t>
-      </w:r>
-      <w:r>
-        <w:t>hiết lập lại liên minh toàn cầu</w:t>
-      </w:r>
-      <w:r>
-        <w:t xml:space="preserve"> vào năm 2023</w:t>
-      </w:r>
-      <w:r>
-        <w:t>.</w:t>
-      </w:r>
-      <w:r>
-        <w:t xml:space="preserve"> </w:t>
-      </w:r>
-      <w:r>
-        <w:t xml:space="preserve">Liên minh </w:t>
-      </w:r>
-      <w:r>
-        <w:t xml:space="preserve">linh hoạt </w:t>
-      </w:r>
-      <w:r>
-        <w:t>khắc phục nhược điểm nghiêng về phòng thủ trước ý chí tấn công của chaebol mà vẫn bảo đảm đặc tính tự do của thị trường. Mô hình liên minh linh hoạt tuy cũng khác với mô hình vườn ươm nhưng cùng hệ phân tán</w:t>
-      </w:r>
-      <w:r>
-        <w:t xml:space="preserve"> và rõ ràng, liên minh linh hoạt hay </w:t>
-      </w:r>
-      <w:r>
-        <w:rPr>
-          <w:i/>
-        </w:rPr>
-        <w:t>liên minh chiến lược</w:t>
-      </w:r>
-      <w:r>
-        <w:t xml:space="preserve"> hay </w:t>
-      </w:r>
-      <w:r>
-        <w:rPr>
-          <w:i/>
-        </w:rPr>
-        <w:t>liên minh toàn cầu</w:t>
-      </w:r>
-      <w:r>
-        <w:t xml:space="preserve"> phản ánh </w:t>
-      </w:r>
-      <w:r>
-        <w:lastRenderedPageBreak/>
-        <w:t xml:space="preserve">hình thức </w:t>
-      </w:r>
-      <w:r>
-        <w:rPr>
-          <w:i/>
-        </w:rPr>
-        <w:t>sáp nhập</w:t>
-      </w:r>
-      <w:r>
-        <w:t xml:space="preserve"> </w:t>
-      </w:r>
-      <w:r>
-        <w:t xml:space="preserve">(merger) </w:t>
-      </w:r>
-      <w:r>
-        <w:t>diễn ra thường xuyên giữa các tập đoàn công nghệ lớn</w:t>
-      </w:r>
-      <w:r>
-        <w:t xml:space="preserve"> và sự sáp nhập này không khác bao nhiêu sự bám chặt vào chuỗi cung ứng toàn cầu của mô hình vườn ươm, có khác chăng là ở quy mô rất lớn</w:t>
-      </w:r>
-      <w:r>
-        <w:t xml:space="preserve"> với </w:t>
-      </w:r>
-      <w:r>
-        <w:t>liên minh toàn cầu</w:t>
-      </w:r>
-      <w:r>
-        <w:t>.</w:t>
-      </w:r>
-      <w:r>
-        <w:t xml:space="preserve"> </w:t>
-      </w:r>
-      <w:r>
-        <w:t xml:space="preserve">TSMC là tập đoàn </w:t>
-      </w:r>
-      <w:r>
-        <w:t>toàn cầu</w:t>
-      </w:r>
-      <w:r>
-        <w:t xml:space="preserve"> của Đài Loan Trung Quốc và Đài Loan Trung Quốc còn nhiều công ty </w:t>
-      </w:r>
-      <w:r>
-        <w:t>“</w:t>
-      </w:r>
-      <w:r>
-        <w:t>yết hầu</w:t>
-      </w:r>
-      <w:r>
-        <w:t>”</w:t>
-      </w:r>
-      <w:r>
-        <w:t xml:space="preserve"> của chuỗi cung ứng toàn cầu, tập trung vào nh</w:t>
-      </w:r>
-      <w:r>
-        <w:t>ữ</w:t>
-      </w:r>
-      <w:r>
-        <w:t>ng phân khúc</w:t>
-      </w:r>
-      <w:r>
-        <w:t>,</w:t>
-      </w:r>
-      <w:r>
-        <w:t xml:space="preserve"> những công đoạn quan trọng </w:t>
-      </w:r>
-      <w:r>
-        <w:t>trong quá trình sản xuất</w:t>
-      </w:r>
-      <w:r>
-        <w:t xml:space="preserve"> một sản phẩm hoàn chỉnh </w:t>
-      </w:r>
-      <w:r>
-        <w:t>(Gemini 2026)</w:t>
-      </w:r>
-      <w:r>
-        <w:t xml:space="preserve">. </w:t>
-      </w:r>
-      <w:r>
-        <w:t xml:space="preserve">Ghi chú, kinh tế Đài Loan Trung Quốc cất cánh vào thập niên 1960 và trở thành một trong bốn con </w:t>
-      </w:r>
-      <w:proofErr w:type="gramStart"/>
-      <w:r>
-        <w:t>rồng  châu</w:t>
-      </w:r>
-      <w:proofErr w:type="gramEnd"/>
-      <w:r>
-        <w:t xml:space="preserve"> Á vào thập niên 1980, gần như đồng thời với Hàn Quốc</w:t>
-      </w:r>
-      <w:r>
-        <w:t xml:space="preserve">, và bốn con rồng </w:t>
-      </w:r>
-      <w:r>
-        <w:t xml:space="preserve">(hổ) </w:t>
-      </w:r>
-      <w:r>
-        <w:t xml:space="preserve">châu Á từ thập niên 1960 đến thập niên 1980 </w:t>
-      </w:r>
-      <w:r>
-        <w:t>gồm</w:t>
-      </w:r>
-      <w:r>
-        <w:t xml:space="preserve"> </w:t>
-      </w:r>
-      <w:r>
-        <w:t>Hàn Quốc, Singapore, Đài Loan Trung Quốc, và Hồng Kông Trung Quốc</w:t>
-      </w:r>
-      <w:r>
-        <w:t xml:space="preserve">. </w:t>
-      </w:r>
-      <w:r>
-        <w:t xml:space="preserve">Với mô hình dọc mà sự tập trung chủ đạo từ chính phủ đến chaebol thì mô hình chaebol khó mà sáp nhập với tập đoàn </w:t>
-      </w:r>
-      <w:r>
-        <w:t>toàn cầu</w:t>
-      </w:r>
-      <w:r>
-        <w:t xml:space="preserve"> </w:t>
-      </w:r>
-      <w:r>
-        <w:t xml:space="preserve">(2026) </w:t>
-      </w:r>
-      <w:r>
-        <w:t>khi chaebol vừa là tài sản quý của quốc gia vừa là niềm tự hào dân tộ</w:t>
-      </w:r>
-      <w:r>
-        <w:t xml:space="preserve">c, và </w:t>
-      </w:r>
-      <w:r>
-        <w:t xml:space="preserve">Hàn Quốc sẽ </w:t>
-      </w:r>
-      <w:r>
-        <w:t xml:space="preserve">còn </w:t>
-      </w:r>
-      <w:r>
-        <w:t xml:space="preserve">đối </w:t>
-      </w:r>
-      <w:r>
-        <w:t xml:space="preserve">phó </w:t>
-      </w:r>
-      <w:r>
-        <w:t xml:space="preserve">với sự tấn công từ các tập đoàn </w:t>
-      </w:r>
-      <w:r>
-        <w:t>đa quốc gia</w:t>
-      </w:r>
-      <w:r>
-        <w:t xml:space="preserve"> </w:t>
-      </w:r>
-      <w:r>
-        <w:t>đặc biệt khi toàn cầu hóa quay trở lại</w:t>
-      </w:r>
-      <w:r>
-        <w:t>, chaebol vĩnh viễn xoay vần trong cuộc chiến toàn cầu nếu không bắt tay với đối thủ</w:t>
-      </w:r>
-      <w:r>
-        <w:t>, mặc dù có thể là cái giá của sự tráng kiện</w:t>
-      </w:r>
-      <w:r>
-        <w:t>.</w:t>
-      </w:r>
-      <w:r>
-        <w:t xml:space="preserve"> Mô hình sản xuất của Trung Quốc dường như nghiêng về mô hình tập trung như mô hình chaebol của Hàn Quốc, theo Gemini 2026, </w:t>
-      </w:r>
-      <w:r>
-        <w:t>“</w:t>
-      </w:r>
-      <w:r>
-        <w:t xml:space="preserve">là sự kết hợp giữa quyền lực tập trung </w:t>
-      </w:r>
-      <w:r>
-        <w:t xml:space="preserve">của </w:t>
-      </w:r>
-      <w:r>
-        <w:t>nhà nước và sự năng động của thị trường</w:t>
-      </w:r>
-      <w:r>
-        <w:t>”</w:t>
-      </w:r>
-      <w:r>
-        <w:t xml:space="preserve">, được gọi là </w:t>
-      </w:r>
-      <w:r>
-        <w:rPr>
-          <w:i/>
-        </w:rPr>
-        <w:t xml:space="preserve">mô hình </w:t>
-      </w:r>
-      <w:r>
-        <w:t>[</w:t>
-      </w:r>
-      <w:r>
-        <w:rPr>
-          <w:i/>
-        </w:rPr>
-        <w:t>sản xuất</w:t>
-      </w:r>
-      <w:r>
-        <w:t>]</w:t>
-      </w:r>
-      <w:r>
-        <w:rPr>
-          <w:i/>
-        </w:rPr>
-        <w:t xml:space="preserve"> tư bản nhà nước</w:t>
-      </w:r>
-      <w:r>
-        <w:t xml:space="preserve"> (s</w:t>
-      </w:r>
-      <w:r>
-        <w:t xml:space="preserve">tate </w:t>
-      </w:r>
-      <w:r>
-        <w:t>c</w:t>
-      </w:r>
-      <w:r>
-        <w:t>apitalism</w:t>
-      </w:r>
-      <w:r>
-        <w:t>)</w:t>
-      </w:r>
-      <w:r>
-        <w:t>, theo đó, quyền lực nhà nước thể hiện ở các tập đoàn nhà nước và sự năng động của thị trường thể hiện ở các tập đoàn tư nhân</w:t>
-      </w:r>
-      <w:r>
-        <w:t xml:space="preserve"> (</w:t>
-      </w:r>
-      <w:r>
-        <w:rPr>
-          <w:i/>
-        </w:rPr>
-        <w:t>private tech giants</w:t>
-      </w:r>
-      <w:r>
-        <w:t>)</w:t>
-      </w:r>
-      <w:r>
-        <w:t>, trong đó, tập đoàn nhà nước</w:t>
-      </w:r>
-      <w:r>
-        <w:t xml:space="preserve"> </w:t>
-      </w:r>
-      <w:r>
-        <w:t>(</w:t>
-      </w:r>
-      <w:r>
-        <w:rPr>
-          <w:i/>
-        </w:rPr>
-        <w:t>SOEs</w:t>
-      </w:r>
-      <w:r>
-        <w:t xml:space="preserve">) </w:t>
-      </w:r>
-      <w:r>
-        <w:t>có nhiệm vụ phát triển cơ sở hạ tầng (đường sắt</w:t>
-      </w:r>
-      <w:r>
-        <w:t>, vận tải,</w:t>
-      </w:r>
-      <w:r>
-        <w:t>…), đẩy mạnh dịch vụ công (viễn thông</w:t>
-      </w:r>
-      <w:r>
-        <w:t>, năng lượng,</w:t>
-      </w:r>
-      <w:r>
-        <w:t>…) và định hướng chiến lượ</w:t>
-      </w:r>
-      <w:r>
-        <w:t>c</w:t>
-      </w:r>
-      <w:r>
-        <w:t>,</w:t>
-      </w:r>
-      <w:r>
-        <w:t xml:space="preserve"> </w:t>
-      </w:r>
-      <w:r>
-        <w:t>trong khi</w:t>
-      </w:r>
-      <w:r>
-        <w:t xml:space="preserve"> </w:t>
-      </w:r>
-      <w:r>
-        <w:t>tập đoàn tư nhân tung sản phẩm ra thị trường và cạnh tranh quốc tế.</w:t>
-      </w:r>
-      <w:r>
-        <w:t xml:space="preserve"> Tuy nhiên tập đoàn tư nhân Trung Quốc không phải chaebol Hàn Quốc vì quyền lực chính phủ tác động nhiều lên tập đoàn nhà nước. Như vậy </w:t>
-      </w:r>
-      <w:r>
-        <w:t>mô hình tư bản nhà nước</w:t>
-      </w:r>
-      <w:r>
-        <w:t xml:space="preserve"> cân bằng giữa chaebol và</w:t>
-      </w:r>
-      <w:r>
-        <w:t xml:space="preserve"> </w:t>
-      </w:r>
-      <w:r>
-        <w:t>keiretsu</w:t>
-      </w:r>
-      <w:r>
-        <w:t>, có tính chất phân tán nhất định trong hệ thống chính trị trung ương tập quyền.</w:t>
-      </w:r>
-      <w:r>
-        <w:t xml:space="preserve"> Nhiều phát minh công nghệ nở rộ ở Trung Quốc từ thập niên 2000 do tính chất phân tán này</w:t>
-      </w:r>
-      <w:r>
-        <w:t>.</w:t>
-      </w:r>
-      <w:r>
-        <w:t xml:space="preserve"> Ngoài ra, Trung Quốc còn có một số chính sách bổ trợ </w:t>
-      </w:r>
-      <w:r>
-        <w:t>mô hình [sản xuất] tư bản nhà nước</w:t>
-      </w:r>
-      <w:r>
-        <w:t xml:space="preserve"> gần với mô hình chaebol</w:t>
-      </w:r>
-      <w:r>
-        <w:t xml:space="preserve"> như</w:t>
-      </w:r>
-      <w:r>
-        <w:t xml:space="preserve"> (Gemini 2026)</w:t>
-      </w:r>
-      <w:r>
-        <w:t>: 1) bắt buộc các công ty nước ngoài FDI phải chuyển giao công nghệ khi đầu tư vào Trung Quốc để ngay từ đầu đã có thể đặt nền móng vượt lên chuỗi công nghiệp phụ trợ, 2) sức mạnh chính trị và xã hội chặn một số dịch vụ quốc tế để ép doanh nghiệp trong nước phát triển sản phẩm thay thế</w:t>
-      </w:r>
-      <w:r>
-        <w:t>, 3) các địa phương</w:t>
-      </w:r>
-      <w:r>
-        <w:t>/đặc khu</w:t>
-      </w:r>
-      <w:r>
-        <w:t xml:space="preserve"> như các chaebol cạnh tranh lẫn nhau</w:t>
-      </w:r>
-      <w:r>
-        <w:t xml:space="preserve"> để giành được nguồn vốn</w:t>
-      </w:r>
-      <w:r>
-        <w:t xml:space="preserve"> (Thâm Quyến, Thượng Hải, Hàng Châu…)</w:t>
-      </w:r>
-      <w:r>
-        <w:t>.</w:t>
-      </w:r>
-      <w:r>
-        <w:t xml:space="preserve"> Ghi chú, kinh tế Trung Quốc phát triển từ thập niên 1980 và bùng nổ vào thập niên 2000</w:t>
-      </w:r>
-      <w:r>
-        <w:t>, GDP danh nghĩa năm 2025 của Trung Quốc đạt 18,</w:t>
-      </w:r>
-      <w:r>
-        <w:t xml:space="preserve">000 </w:t>
-      </w:r>
-      <w:r>
-        <w:t xml:space="preserve">– </w:t>
-      </w:r>
-      <w:r>
-        <w:t>20</w:t>
-      </w:r>
-      <w:r>
-        <w:t>,</w:t>
-      </w:r>
-      <w:r>
-        <w:t>000 tỷ USD</w:t>
-      </w:r>
-      <w:r>
-        <w:t xml:space="preserve"> giữ vững vị trí thứ hai thế giới</w:t>
-      </w:r>
-      <w:r>
-        <w:t>.</w:t>
-      </w:r>
-      <w:r>
-        <w:t xml:space="preserve"> Sức mạnh tập trung của mô hình chaebol </w:t>
-      </w:r>
-      <w:r>
-        <w:t>là chén thuốc đắng</w:t>
-      </w:r>
-      <w:r>
-        <w:t xml:space="preserve"> </w:t>
-      </w:r>
-      <w:r>
-        <w:t>vào thời điểm này (2026) đối vớ</w:t>
-      </w:r>
-      <w:r>
-        <w:t>i</w:t>
-      </w:r>
-      <w:r>
-        <w:t xml:space="preserve"> nh</w:t>
-      </w:r>
-      <w:r>
-        <w:t>ữ</w:t>
-      </w:r>
-      <w:r>
-        <w:t xml:space="preserve">ng nước đang vượt qua bẫy thu nhập trung bình vì lúc mô hình chaebol kích phát vào thập niên 1960 có một số thuận lợi về nhu cầu thị trường và kinh tế </w:t>
-      </w:r>
-      <w:r>
-        <w:t xml:space="preserve">thế giới </w:t>
-      </w:r>
-      <w:r>
-        <w:t>lúc đó chưa cạnh tranh khốc liệt</w:t>
-      </w:r>
-      <w:r>
-        <w:t>,</w:t>
-      </w:r>
-      <w:r>
-        <w:t xml:space="preserve"> chưa toàn cầu hóa ở mức như bây giờ</w:t>
-      </w:r>
-      <w:r>
-        <w:t>,</w:t>
-      </w:r>
-      <w:r>
-        <w:t xml:space="preserve"> như</w:t>
-      </w:r>
-      <w:r>
-        <w:t>ng,</w:t>
-      </w:r>
-      <w:r>
-        <w:t xml:space="preserve"> mô hình </w:t>
-      </w:r>
-      <w:r>
-        <w:t>keiretsu</w:t>
-      </w:r>
-      <w:r>
-        <w:t xml:space="preserve"> </w:t>
-      </w:r>
-      <w:r>
-        <w:t xml:space="preserve">cũng </w:t>
-      </w:r>
-      <w:r>
-        <w:t xml:space="preserve">có nhiều ràng buộc với tinh thần Nhật Bản </w:t>
-      </w:r>
-      <w:r>
-        <w:t>cũng như</w:t>
-      </w:r>
-      <w:r>
-        <w:t xml:space="preserve"> liên minh chiến lược thì quá lớn đối với đa số doanh nghiệp, nên giải pháp phân chia giữa doanh nghiệp tư nhân và doanh nghiệp nhà nước </w:t>
-      </w:r>
-      <w:r>
-        <w:t xml:space="preserve">như Trung Quốc </w:t>
-      </w:r>
-      <w:r>
-        <w:t xml:space="preserve">tương đối khả thi vì dàn trải rủi ro đổi lại với các doanh nghiệp tư nhân có không gian nhất định hình thành </w:t>
-      </w:r>
-      <w:r>
-        <w:t>keiretsu</w:t>
-      </w:r>
-      <w:r>
-        <w:t xml:space="preserve"> dọc có đầu tàu nhưng không có ngân hàng riêng và </w:t>
-      </w:r>
-      <w:r>
-        <w:t>hạn chế tối thiểu</w:t>
-      </w:r>
-      <w:r>
-        <w:t xml:space="preserve"> sở hữu chéo.</w:t>
-      </w:r>
-      <w:r>
-        <w:t xml:space="preserve"> Các doanh nghiệp nhà nước tập trung đầu tư vào cơ sở hạ tầng, năng lượng và dịch vụ công, là cánh tay nối dài của đầu tư chính phủ, cũng như định hướng chiến lược bằng cả chính sách lẫn các dự án </w:t>
-      </w:r>
-      <w:r>
-        <w:t>khởi nghiệp (</w:t>
-      </w:r>
-      <w:r>
-        <w:t>startups</w:t>
-      </w:r>
-      <w:r>
-        <w:t>)</w:t>
-      </w:r>
-      <w:r>
-        <w:t xml:space="preserve"> cho doanh nghiệp nhỏ &amp; vừa (SME) như </w:t>
-      </w:r>
-      <w:r>
-        <w:t>ITRI</w:t>
-      </w:r>
-      <w:r>
-        <w:t xml:space="preserve"> của Đài Loan Trung Quốc</w:t>
-      </w:r>
-      <w:r>
-        <w:t xml:space="preserve">. Điểm khác biệt nhỏ nhưng rõ là </w:t>
-      </w:r>
-      <w:r>
-        <w:rPr>
-          <w:i/>
-        </w:rPr>
-        <w:t>hỗ trợ SME nhiều nhất có thể</w:t>
-      </w:r>
-      <w:r>
-        <w:t>,</w:t>
-      </w:r>
-      <w:r>
-        <w:t xml:space="preserve"> luôn luôn song hành với thương mại toàn quốc</w:t>
-      </w:r>
-      <w:r>
-        <w:t xml:space="preserve"> để chia sẻ rủi ro</w:t>
-      </w:r>
-      <w:r>
-        <w:t>.</w:t>
-      </w:r>
-      <w:r>
-        <w:t xml:space="preserve"> Nói cách khác, phân chia doanh nghiệp nhà nước một cách hợp lý nhất và vốn để đầu tư SME</w:t>
-      </w:r>
-      <w:r>
-        <w:t>s</w:t>
-      </w:r>
-      <w:r>
-        <w:t xml:space="preserve"> </w:t>
-      </w:r>
-      <w:r>
-        <w:t>&amp;</w:t>
-      </w:r>
-      <w:r>
-        <w:t xml:space="preserve"> công nghệ là vốn từ thoái hay cổ phần hóa lúc cần thiết.</w:t>
-      </w:r>
-      <w:r>
-        <w:t xml:space="preserve"> </w:t>
-      </w:r>
-      <w:r>
-        <w:t>M</w:t>
-      </w:r>
-      <w:r>
-        <w:t>ột điểm quan trọng nữa là các doanh nghiệp tư nh</w:t>
-      </w:r>
-      <w:r>
-        <w:t>â</w:t>
-      </w:r>
-      <w:r>
-        <w:t xml:space="preserve">n được </w:t>
-      </w:r>
-      <w:r>
-        <w:t>điều phối</w:t>
-      </w:r>
-      <w:r>
-        <w:t xml:space="preserve"> gần với mô hình chaebol, có định hướng chiến lược </w:t>
-      </w:r>
-      <w:r>
-        <w:t xml:space="preserve">rõ ràng </w:t>
-      </w:r>
-      <w:r>
-        <w:t xml:space="preserve">và hỗ trợ cấp vốn cùng với quy trình kiểm soát hiệu quả. </w:t>
-      </w:r>
-      <w:r>
-        <w:t xml:space="preserve">Nếu doanh nghiệp tư nhân hoạt động </w:t>
-      </w:r>
-      <w:r>
-        <w:lastRenderedPageBreak/>
-        <w:t>hiệu quả thì quy trình kiểm soát hiệu quả là chống độc quyền.</w:t>
-      </w:r>
-      <w:r>
-        <w:t xml:space="preserve"> </w:t>
-      </w:r>
-      <w:r>
-        <w:t xml:space="preserve">Nếu doanh nghiệp nhà nước tập trung vào đầu tư công </w:t>
-      </w:r>
-      <w:r>
-        <w:t>bên cạnh phát triển dự</w:t>
-      </w:r>
-      <w:r>
-        <w:t xml:space="preserve"> án startup</w:t>
-      </w:r>
-      <w:r>
-        <w:t xml:space="preserve"> </w:t>
-      </w:r>
-      <w:r>
-        <w:t>thì quy trình kiểm soát hiệu quả chủ yếu chống tham nhũng.</w:t>
-      </w:r>
-      <w:r>
-        <w:t xml:space="preserve"> </w:t>
-      </w:r>
-      <w:r>
-        <w:t>Ghi chú, “startup” là thuật ngữ chỉ công ty khởi nghiệp.</w:t>
-      </w:r>
-      <w:r>
-        <w:t xml:space="preserve"> </w:t>
-      </w:r>
-      <w:r>
-        <w:t>Một số tập đoàn toàn cầu ngay từ lúc đầu không đi theo nguyên tắc tài chính &amp; kinh doanh gặp nhiều rủi ro mà sau này thành công của họ không thể lý giải ngoài yếu tố sáng tạo, vì vậy tư duy mạo hiểm sáng tạo hoặc mô hình vườn ươm có một sức mạnh đáng kinh ngạc</w:t>
-      </w:r>
-      <w:r>
-        <w:t xml:space="preserve"> mà việc tin vào đó đã là mạo hiểm</w:t>
-      </w:r>
-      <w:r>
-        <w:t xml:space="preserve">. </w:t>
-      </w:r>
-      <w:r>
-        <w:t xml:space="preserve">Sáng tạo là bản chất của nghệ thuật và khoa học </w:t>
-      </w:r>
-      <w:r>
-        <w:t xml:space="preserve">phát kiến điều mới lạ </w:t>
-      </w:r>
-      <w:r>
-        <w:t xml:space="preserve">nhưng tại sao sáng tạo vẫn có xác suất thành công rực rõ trong kinh tế? Mạo hiểm có khả năng mang đến thành công lớn, câu trả lời </w:t>
-      </w:r>
-      <w:r>
-        <w:t xml:space="preserve">này </w:t>
-      </w:r>
-      <w:r>
-        <w:t xml:space="preserve">chưa thỏa đáng vì vấn đề là nhu cầu mới, khao khát </w:t>
-      </w:r>
-      <w:r>
-        <w:t>thầm kín</w:t>
-      </w:r>
-      <w:r>
-        <w:t xml:space="preserve"> luôn </w:t>
-      </w:r>
-      <w:r>
-        <w:t xml:space="preserve">tiềm tàng </w:t>
-      </w:r>
-      <w:r>
-        <w:t xml:space="preserve">trong con người </w:t>
-      </w:r>
-      <w:r>
-        <w:t xml:space="preserve">cho </w:t>
-      </w:r>
-      <w:r>
-        <w:t xml:space="preserve">đến khi có người phát hiện. </w:t>
-      </w:r>
-      <w:r>
-        <w:t xml:space="preserve">Theo Google 2026, GDP danh nghĩa năm 2024 của một số </w:t>
-      </w:r>
-      <w:r>
-        <w:t>quốc gia/vùng lãnh thổ</w:t>
-      </w:r>
-      <w:r>
-        <w:t xml:space="preserve"> châu Á như sau: Trung Quốc (</w:t>
-      </w:r>
-      <w:r>
-        <w:t>18,5</w:t>
-      </w:r>
-      <w:r>
-        <w:t>00</w:t>
-      </w:r>
-      <w:r>
-        <w:t xml:space="preserve"> - 18,9</w:t>
-      </w:r>
-      <w:r>
-        <w:t>00</w:t>
-      </w:r>
-      <w:r>
-        <w:t xml:space="preserve"> tỷ USD</w:t>
-      </w:r>
-      <w:r>
-        <w:t>), Nhật Bản (609,</w:t>
-      </w:r>
-      <w:r>
-        <w:t>300 tỷ Yên</w:t>
-      </w:r>
-      <w:r>
-        <w:t xml:space="preserve"> khoảng 4,019 tỷ USD), Ấn Độ (3,910 – 4,340 tỷ USD), Hàn Quốc (1,868.9 tỷ USD), Indonesia (1,396 – 1,</w:t>
-      </w:r>
-      <w:r>
-        <w:t>430 tỷ USD</w:t>
-      </w:r>
-      <w:r>
-        <w:t>), Đài Loan Trung Quốc (775 tỷ USD), Thái Lan (526.</w:t>
-      </w:r>
-      <w:r>
-        <w:t xml:space="preserve">3 </w:t>
-      </w:r>
-      <w:r>
-        <w:t>– 526.</w:t>
-      </w:r>
-      <w:r>
-        <w:t>5 tỷ USD</w:t>
-      </w:r>
-      <w:r>
-        <w:t>), Singapore (501.4 tỷ USD), Việt Nam (476.3 tỷ USD), Philippines (</w:t>
-      </w:r>
-      <w:r>
-        <w:t xml:space="preserve">461 </w:t>
-      </w:r>
-      <w:r>
-        <w:t>–</w:t>
-      </w:r>
-      <w:r>
-        <w:t xml:space="preserve"> 462 tỷ USD</w:t>
-      </w:r>
-      <w:r>
-        <w:t>), Malaysia (421.</w:t>
-      </w:r>
-      <w:r>
-        <w:t>97 tỷ USD</w:t>
-      </w:r>
-      <w:r>
-        <w:t>), Hong Kong Trung Quốc (407 tỷ USD), Campuchia (44.</w:t>
-      </w:r>
-      <w:r>
-        <w:t xml:space="preserve">81 </w:t>
-      </w:r>
-      <w:r>
-        <w:t>– 46.</w:t>
-      </w:r>
-      <w:r>
-        <w:t>35 tỷ USD</w:t>
-      </w:r>
-      <w:r>
-        <w:t>), Lào (16.5</w:t>
-      </w:r>
-      <w:r>
-        <w:t xml:space="preserve"> </w:t>
-      </w:r>
-      <w:r>
-        <w:t>– 16.</w:t>
-      </w:r>
-      <w:r>
-        <w:t>6 tỷ USD</w:t>
-      </w:r>
-      <w:r>
-        <w:t xml:space="preserve">), </w:t>
-      </w:r>
-      <w:r>
-        <w:t xml:space="preserve">Brunei (15,34 </w:t>
-      </w:r>
-      <w:r>
-        <w:t>–</w:t>
-      </w:r>
-      <w:r>
-        <w:t xml:space="preserve"> 15,46 tỷ USD)</w:t>
-      </w:r>
-      <w:r>
-        <w:t>.</w:t>
-      </w:r>
-      <w:r>
-        <w:t xml:space="preserve"> </w:t>
-      </w:r>
-      <w:r>
-        <w:t xml:space="preserve">Theo Google 2026, GDP bình quân đầu người năm 2024 của một số </w:t>
-      </w:r>
-      <w:r>
-        <w:t>quốc gia/vùng lãnh thổ</w:t>
-      </w:r>
-      <w:r>
-        <w:t xml:space="preserve"> châu Á như sau:</w:t>
-      </w:r>
-      <w:r>
-        <w:t xml:space="preserve"> Singapore (87,000 </w:t>
-      </w:r>
-      <w:r>
-        <w:t>–</w:t>
-      </w:r>
-      <w:r>
-        <w:t xml:space="preserve"> 90,000 USD), Hong Kong </w:t>
-      </w:r>
-      <w:r>
-        <w:t xml:space="preserve">Trung Quốc </w:t>
-      </w:r>
-      <w:r>
-        <w:t xml:space="preserve">(50,000 </w:t>
-      </w:r>
-      <w:r>
-        <w:t>–</w:t>
-      </w:r>
-      <w:r>
-        <w:t xml:space="preserve"> 55,000 USD), Brunei (30,000 </w:t>
-      </w:r>
-      <w:r>
-        <w:t>–</w:t>
-      </w:r>
-      <w:r>
-        <w:t xml:space="preserve"> 37,000 USD), Hàn Quốc (33,000 </w:t>
-      </w:r>
-      <w:r>
-        <w:t>–</w:t>
-      </w:r>
-      <w:r>
-        <w:t xml:space="preserve"> 37,000 USD), Nhật Bản (33,000 </w:t>
-      </w:r>
-      <w:r>
-        <w:t>–</w:t>
-      </w:r>
-      <w:r>
-        <w:t xml:space="preserve"> 35,000 USD), Đài Loan Trung Quốc (33,000 </w:t>
-      </w:r>
-      <w:r>
-        <w:t>–</w:t>
-      </w:r>
-      <w:r>
-        <w:t xml:space="preserve"> 34,000 USD), Malaysia (13,000 </w:t>
-      </w:r>
-      <w:r>
-        <w:t>–</w:t>
-      </w:r>
-      <w:r>
-        <w:t xml:space="preserve"> 13,500 USD), Trung Quốc (12,000 </w:t>
-      </w:r>
-      <w:r>
-        <w:t>–</w:t>
-      </w:r>
-      <w:r>
-        <w:t xml:space="preserve"> 13,000 USD khoảng 95,749 Nhân Dân tệ), Thái Lan (7,500 </w:t>
-      </w:r>
-      <w:r>
-        <w:t>–</w:t>
-      </w:r>
-      <w:r>
-        <w:t xml:space="preserve"> 7,800 USD), Indonesia (5,000 </w:t>
-      </w:r>
-      <w:r>
-        <w:t>–</w:t>
-      </w:r>
-      <w:r>
-        <w:t xml:space="preserve"> 5,300 USD), Việt Nam (4,600 </w:t>
-      </w:r>
-      <w:r>
-        <w:t>–</w:t>
-      </w:r>
-      <w:r>
-        <w:t xml:space="preserve"> 4,800 USD), Philippines (4,000 </w:t>
-      </w:r>
-      <w:r>
-        <w:t>–</w:t>
-      </w:r>
-      <w:r>
-        <w:t xml:space="preserve"> 4,200 USD), </w:t>
-      </w:r>
-      <w:r>
-        <w:t xml:space="preserve">Ấn Độ (2,600 </w:t>
-      </w:r>
-      <w:r>
-        <w:t>–</w:t>
-      </w:r>
-      <w:r>
-        <w:t xml:space="preserve"> 2,700 USD), </w:t>
-      </w:r>
-      <w:r>
-        <w:t xml:space="preserve">Lào (2,000 </w:t>
-      </w:r>
-      <w:r>
-        <w:t>–</w:t>
-      </w:r>
-      <w:r>
-        <w:t xml:space="preserve"> 2,500 USD), Campuchia (1,800 </w:t>
-      </w:r>
-      <w:r>
-        <w:t>–</w:t>
-      </w:r>
-      <w:r>
-        <w:t xml:space="preserve"> 2,000 USD)</w:t>
-      </w:r>
-      <w:r>
-        <w:t xml:space="preserve">. </w:t>
-      </w:r>
-      <w:r>
-        <w:t xml:space="preserve">Theo Ngân hàng Thế giới (World Bank) cập nhật cho tài khóa 2024, ngưỡng thu nhập trung bình thấp 1,136 </w:t>
-      </w:r>
-      <w:r>
-        <w:t>–</w:t>
-      </w:r>
-      <w:r>
-        <w:t xml:space="preserve"> 4,465 USD, ngưỡng thu nhập trung bình cao 4,466 </w:t>
+        <w:t xml:space="preserve">trung bình cao 4,466 </w:t>
       </w:r>
       <w:r>
         <w:t>–</w:t>
@@ -25564,11 +28180,11 @@
       <w:pPr>
         <w:pStyle w:val="Heading1"/>
       </w:pPr>
-      <w:bookmarkStart w:id="5" w:name="_Toc227593234"/>
+      <w:bookmarkStart w:id="6" w:name="_Toc229584931"/>
       <w:r>
         <w:t>Thay lời kết</w:t>
       </w:r>
-      <w:bookmarkEnd w:id="5"/>
+      <w:bookmarkEnd w:id="6"/>
     </w:p>
     <w:p>
       <w:r>
@@ -25581,10 +28197,7 @@
         <w:t xml:space="preserve">đúng chất võ nhân quân sự. Sau này Nho gia, đặc biệt các Nho tướng thêm vào đạo làm tướng, biện minh cho những hành động tàn ác mà họ chứng kiến thường xuyên trên chiến trường, đổi lại nhập thế chính thể quốc gia, tuy đã làm suy yếu tinh thần binh gia nhưng không thể chê trách. Tuy nhiên nếu du nhập võ nhân </w:t>
       </w:r>
       <w:r>
-        <w:t>võ sĩ</w:t>
-      </w:r>
-      <w:r>
-        <w:t xml:space="preserve"> </w:t>
+        <w:t xml:space="preserve">võ sĩ </w:t>
       </w:r>
       <w:r>
         <w:t>và</w:t>
@@ -25602,24 +28215,13 @@
         <w:t>quân sự</w:t>
       </w:r>
       <w:r>
-        <w:t>,</w:t>
-      </w:r>
-      <w:bookmarkStart w:id="6" w:name="_GoBack"/>
-      <w:bookmarkEnd w:id="6"/>
-      <w:r>
-        <w:t xml:space="preserve"> không cần bàn luận hay ràng buộc đạo làm tướng mà tự hình thành thế long hổ hội tụ</w:t>
+        <w:t>, không cần bàn luận hay ràng buộc đạo làm tướng mà tự hình thành thế long hổ hội tụ</w:t>
       </w:r>
       <w:r>
         <w:t>, đánh vạn người như một, tự giác ngộ võ đạo trong mênh mông thế tục.</w:t>
       </w:r>
       <w:r>
-        <w:t xml:space="preserve"> Trở lại </w:t>
-      </w:r>
-      <w:r>
-        <w:t>kỳ thuật dạy đàn bà đánh trận</w:t>
-      </w:r>
-      <w:r>
-        <w:t xml:space="preserve">, đó cũng khởi đầu bằng hình pháp chí tôn vô thượng trong thế tục, nên một nhánh hội tụ khác quy tụ võ nhân vào pháp luật, một cách tự nhiên và hợp lý, </w:t>
+        <w:t xml:space="preserve"> Trở lại kỳ thuật dạy đàn bà đánh trận, đó cũng khởi đầu bằng hình pháp chí tôn vô thượng trong thế tục, nên một nhánh hội tụ khác quy tụ võ nhân vào pháp luật, một cách tự nhiên và hợp lý, </w:t>
       </w:r>
       <w:r>
         <w:t xml:space="preserve">tự hành tự biện minh, </w:t>
@@ -25637,7 +28239,13 @@
         <w:t xml:space="preserve"> Tại sao bài nghiên cứu này tập trung vào tự do kinh tế mà nay lại đề cập đến võ công?</w:t>
       </w:r>
       <w:r>
-        <w:t xml:space="preserve"> Binh pháp thường được đề cập trong kinh doanh như một ứng dụng vì cạnh tranh trên thương trường được ví như chiến trường, nhưng, bản chất của kinh tế là sự sinh trưởng được đề cập như thuộc tính sinh sôi nảy nở trong bài nghiên cứu nà</w:t>
+        <w:t xml:space="preserve"> Binh pháp thường được đề cập trong kinh doanh như một ứng dụng vì cạnh tranh trên thương trường được ví như chiến trường</w:t>
+      </w:r>
+      <w:r>
+        <w:t xml:space="preserve"> hoặc giả lưu luyến nguồn cội</w:t>
+      </w:r>
+      <w:r>
+        <w:t>, nhưng, bản chất của kinh tế là sự sinh trưởng được đề cập như thuộc tính sinh sôi nảy nở trong bài nghiên cứu nà</w:t>
       </w:r>
       <w:r>
         <w:t>y</w:t>
@@ -25652,56 +28260,601 @@
         <w:t>Đ</w:t>
       </w:r>
       <w:r>
-        <w:t xml:space="preserve">ạo đức công bằng trong phân công lao động của </w:t>
+        <w:t>ạo đức công bằng trong phân công lao động của Adam Smith có lẽ vượt cả chất xúc tác</w:t>
+      </w:r>
+      <w:r>
+        <w:t>, ví như có bàn tay vô hình của Chúa Trời</w:t>
+      </w:r>
+      <w:r>
+        <w:t>.</w:t>
+      </w:r>
+      <w:r>
+        <w:t xml:space="preserve"> Bất luận thế nào, tương hợp kỳ d</w:t>
+      </w:r>
+      <w:r>
+        <w:t>iệu</w:t>
+      </w:r>
+      <w:r>
+        <w:t xml:space="preserve"> hay xúc tác dập dìu đề</w:t>
+      </w:r>
+      <w:r>
+        <w:t>u</w:t>
+      </w:r>
+      <w:r>
+        <w:t xml:space="preserve"> có ý nghĩa tích cực, nhưng cố ý gán ghép kệch cỡm giữa tình yêu thương của Chúa với binh gia </w:t>
+      </w:r>
+      <w:r>
+        <w:t xml:space="preserve">sát phạt </w:t>
+      </w:r>
+      <w:r>
+        <w:t xml:space="preserve">là biểu </w:t>
+      </w:r>
+      <w:r>
+        <w:t xml:space="preserve">hiện </w:t>
+      </w:r>
+      <w:r>
+        <w:t xml:space="preserve">của </w:t>
+      </w:r>
+      <w:r>
+        <w:t>bất chính</w:t>
+      </w:r>
+      <w:r>
+        <w:t xml:space="preserve"> </w:t>
+      </w:r>
+      <w:r>
+        <w:t>đố kỵ</w:t>
+      </w:r>
+      <w:r>
+        <w:t>.</w:t>
+      </w:r>
+    </w:p>
+    <w:p>
+      <w:pPr>
+        <w:ind w:firstLine="360"/>
+      </w:pPr>
+      <w:r>
+        <w:t xml:space="preserve">Binh pháp là chất xúc tác của kinh tế? Chất xúc tác được định nghĩa là hợp chất kích thích phản ứng hóa </w:t>
+      </w:r>
+      <w:r>
+        <w:t xml:space="preserve">học </w:t>
+      </w:r>
+      <w:r>
+        <w:t>xảy ra hoặc xảy ra nhanh hơn nhưng không nằm trong hợp chất tạo thành, như vậy chất xúc tác không có chuyển hóa. Nhưng ngũ hành</w:t>
+      </w:r>
+      <w:r>
+        <w:t xml:space="preserve"> sinh khắc</w:t>
+      </w:r>
+      <w:r>
+        <w:t xml:space="preserve">, kim sinh thủy, kim sát phạt, thủy tài lợi, kim là sản xuất, thủy là tài chính, </w:t>
+      </w:r>
+      <w:r>
+        <w:t xml:space="preserve">mộc trở lại sản xuất, </w:t>
+      </w:r>
+      <w:r>
+        <w:t xml:space="preserve">đây là sự chuyển hóa, có gì chưa đúng ở đây? Bản chất của kinh tế là sinh trưởng, khẳng định này đúng. Vấn đề là ta đang nhập nhằng giữa </w:t>
+      </w:r>
+      <w:r>
+        <w:rPr>
+          <w:i/>
+        </w:rPr>
+        <w:t>kinh tế</w:t>
+      </w:r>
+      <w:r>
+        <w:t xml:space="preserve"> và </w:t>
+      </w:r>
+      <w:r>
+        <w:rPr>
+          <w:i/>
+        </w:rPr>
+        <w:t>kinh doanh</w:t>
+      </w:r>
+      <w:r>
+        <w:t xml:space="preserve">, theo đó kinh doanh là phương tiện của kinh tế, là hoạt động của một sinh thể để tạo ra sinh thể kinh tế. Kinh doanh là hoạt động, không phải là cả hai sinh </w:t>
+      </w:r>
+      <w:r>
+        <w:t>thể này</w:t>
+      </w:r>
+      <w:r>
+        <w:t xml:space="preserve"> theo nghĩa sinh thể của cả hai sinh thể này</w:t>
+      </w:r>
+      <w:r>
+        <w:t xml:space="preserve">, nếu như được trừu tượng hóa thành khái niệm “kinh doanh” thì khái niệm “binh pháp” sẽ chuyển hóa thành khái niệm “kinh doanh” và binh pháp lúc này như hoạt động </w:t>
+      </w:r>
+      <w:r>
+        <w:rPr>
+          <w:i/>
+        </w:rPr>
+        <w:t>binh thuật</w:t>
+      </w:r>
+      <w:r>
+        <w:t>.</w:t>
+      </w:r>
+      <w:r>
+        <w:t xml:space="preserve"> </w:t>
+      </w:r>
+      <w:r>
+        <w:t>Như vậy ngũ hành</w:t>
+      </w:r>
+      <w:r>
+        <w:t xml:space="preserve"> sinh khắc</w:t>
+      </w:r>
+      <w:r>
+        <w:t xml:space="preserve">, kim sinh thủy, kim là hoạt động sát phạt, thủy là hoạt động </w:t>
+      </w:r>
+      <w:r>
+        <w:t xml:space="preserve">tạo </w:t>
+      </w:r>
+      <w:r>
+        <w:t>tài lợ</w:t>
+      </w:r>
+      <w:r>
+        <w:t>i.</w:t>
+      </w:r>
+      <w:r>
+        <w:t xml:space="preserve"> </w:t>
+      </w:r>
+      <w:r>
+        <w:t xml:space="preserve">Kinh tế theo ngữ nghĩa </w:t>
+      </w:r>
+      <w:r>
+        <w:rPr>
+          <w:i/>
+        </w:rPr>
+        <w:t>bản thể</w:t>
+      </w:r>
+      <w:r>
+        <w:t xml:space="preserve"> </w:t>
+      </w:r>
+      <w:r>
+        <w:rPr>
+          <w:i/>
+        </w:rPr>
+        <w:t>kinh tế</w:t>
+      </w:r>
+      <w:r>
+        <w:t xml:space="preserve"> tức </w:t>
+      </w:r>
+      <w:r>
+        <w:rPr>
+          <w:i/>
+        </w:rPr>
+        <w:t>sinh thể kinh tế</w:t>
+      </w:r>
+      <w:r>
+        <w:t xml:space="preserve"> có thể được hiểu như </w:t>
+      </w:r>
+      <w:r>
+        <w:rPr>
+          <w:i/>
+        </w:rPr>
+        <w:t>nền kinh tế</w:t>
+      </w:r>
+      <w:r>
+        <w:t xml:space="preserve"> để t</w:t>
+      </w:r>
+      <w:r>
+        <w:t xml:space="preserve">a có thể tạm chấp nhận </w:t>
+      </w:r>
+      <w:r>
+        <w:t xml:space="preserve">binh </w:t>
+      </w:r>
+      <w:r>
+        <w:t>thuật</w:t>
+      </w:r>
+      <w:r>
+        <w:t xml:space="preserve"> là chất xúc tác của </w:t>
+      </w:r>
+      <w:r>
+        <w:t xml:space="preserve">sinh thể </w:t>
+      </w:r>
+      <w:r>
+        <w:t>kinh tế</w:t>
+      </w:r>
+      <w:r>
+        <w:t>.</w:t>
+      </w:r>
+      <w:r>
+        <w:t xml:space="preserve"> </w:t>
+      </w:r>
+      <w:r>
+        <w:t xml:space="preserve">Sinh hóa từ binh thuật sang kinh doanh </w:t>
+      </w:r>
+      <w:r>
+        <w:t xml:space="preserve">có thể </w:t>
+      </w:r>
+      <w:r>
+        <w:t xml:space="preserve">không ảnh hưởng </w:t>
+      </w:r>
+      <w:r>
+        <w:t xml:space="preserve">nhiều </w:t>
+      </w:r>
+      <w:r>
+        <w:t>đến lập luận binh thuật là chất xúc tác của sinh thể kinh tế vì hoạt động kinh doanh chủ yếu cho kinh tế</w:t>
+      </w:r>
+      <w:r>
+        <w:t xml:space="preserve">, </w:t>
+      </w:r>
+      <w:r>
+        <w:t>có thể một phần kinh doanh được chuyển từ binh thuậ</w:t>
+      </w:r>
+      <w:r>
+        <w:t>t, tuy gián tiếp nhưng vẫn có chuyển hóa dù ít hay nhiều nên vấn đề này chưa được giải quyết triệt để nên đây là sự tạm chấp nhận, hoặc ta phải đơn giản chấp nhận rằng binh thuật ảnh hưởng lên sinh thể kinh tế</w:t>
+      </w:r>
+      <w:r>
+        <w:t>, không cần quan tâm đến sự chuyển hóa giữa binh thuật và kinh doanh</w:t>
+      </w:r>
+      <w:r>
+        <w:t xml:space="preserve">, lúc này sinh thể kinh tế là tổng </w:t>
+      </w:r>
+      <w:r>
+        <w:t>hợp</w:t>
+      </w:r>
+      <w:r>
+        <w:t xml:space="preserve"> của ngũ hành với phân lượng khác nhau tùy vào từng nền kinh tế riêng biệt</w:t>
+      </w:r>
+      <w:r>
+        <w:t xml:space="preserve">, hoặc là vòng tròn thiết định, đồng nhất cái đồng nhất </w:t>
+      </w:r>
+      <w:r>
+        <w:t>với</w:t>
+      </w:r>
+      <w:r>
+        <w:t xml:space="preserve"> cái không đồng nhất</w:t>
+      </w:r>
+      <w:r>
+        <w:t xml:space="preserve">. </w:t>
+      </w:r>
+      <w:r>
+        <w:t xml:space="preserve">Vấn đề khác nảy sinh, giải thích như thế nào </w:t>
+      </w:r>
+      <w:r>
+        <w:t xml:space="preserve">khi </w:t>
+      </w:r>
+      <w:r>
+        <w:t xml:space="preserve">một sinh thể như </w:t>
+      </w:r>
+      <w:r>
+        <w:t>công ty/quốc gia</w:t>
+      </w:r>
+      <w:r>
+        <w:t xml:space="preserve"> tạo ra nền kinh tế </w:t>
       </w:r>
       <w:r>
         <w:lastRenderedPageBreak/>
-        <w:t>Adam Smith có lẽ vượt cả chất xúc tác</w:t>
-      </w:r>
-      <w:r>
-        <w:t>, ví von như có bàn tay vô hình của Chúa Trời</w:t>
-      </w:r>
-      <w:r>
-        <w:t>.</w:t>
-      </w:r>
-      <w:r>
-        <w:t xml:space="preserve"> Bất luận thế nào, tương hợp kỳ d</w:t>
-      </w:r>
-      <w:r>
-        <w:t>iệu</w:t>
-      </w:r>
-      <w:r>
-        <w:t xml:space="preserve"> hay xúc tác dập dìu đề</w:t>
-      </w:r>
-      <w:r>
-        <w:t>u</w:t>
-      </w:r>
-      <w:r>
-        <w:t xml:space="preserve"> có ý nghĩa tích cực, nhưng cố ý gán ghép kệch cỡm giữa tình yêu thương của Chúa với binh gia </w:t>
-      </w:r>
-      <w:r>
-        <w:t xml:space="preserve">sát phạt </w:t>
-      </w:r>
-      <w:r>
-        <w:t xml:space="preserve">là biểu </w:t>
-      </w:r>
-      <w:r>
-        <w:t xml:space="preserve">hiện </w:t>
-      </w:r>
-      <w:r>
-        <w:t xml:space="preserve">của </w:t>
-      </w:r>
-      <w:r>
-        <w:t>bất chính</w:t>
-      </w:r>
-      <w:r>
-        <w:t xml:space="preserve"> </w:t>
-      </w:r>
-      <w:r>
-        <w:t>đố kỵ</w:t>
-      </w:r>
-      <w:r>
-        <w:t>.</w:t>
+        <w:t>bằng hoạt động kinh doanh</w:t>
+      </w:r>
+      <w:r>
+        <w:t xml:space="preserve">, nghĩa là một sinh thể sinh ra sinh thể kinh tế nhưng sinh thể kinh tế </w:t>
+      </w:r>
+      <w:r>
+        <w:t xml:space="preserve">lại </w:t>
+      </w:r>
+      <w:r>
+        <w:t xml:space="preserve">tự sinh sôi nảy nở? Điều này được lý luận dễ dàng rằng sinh thể </w:t>
+      </w:r>
+      <w:r>
+        <w:t>công ty</w:t>
+      </w:r>
+      <w:r>
+        <w:t xml:space="preserve"> và sinh thể kinh tế là một, hoặc sinh thể kinh tế là một bộ phận sống động của sinh thể </w:t>
+      </w:r>
+      <w:r>
+        <w:t xml:space="preserve">công ty, </w:t>
+      </w:r>
+      <w:r>
+        <w:t xml:space="preserve">tự </w:t>
+      </w:r>
+      <w:r>
+        <w:t>sinh</w:t>
+      </w:r>
+      <w:r>
+        <w:t xml:space="preserve"> trưởng trong sinh thể </w:t>
+      </w:r>
+      <w:r>
+        <w:t>công ty</w:t>
+      </w:r>
+      <w:r>
+        <w:t xml:space="preserve"> và sinh thể </w:t>
+      </w:r>
+      <w:r>
+        <w:t>công ty</w:t>
+      </w:r>
+      <w:r>
+        <w:t xml:space="preserve"> tác động lên sinh thể kinh tế bằng hoạt động kinh doanh</w:t>
+      </w:r>
+      <w:r>
+        <w:t xml:space="preserve">, hoặc sinh thể </w:t>
+      </w:r>
+      <w:r>
+        <w:t>công ty</w:t>
+      </w:r>
+      <w:r>
+        <w:t xml:space="preserve"> vận hành trong sinh thể kinh tế mà hoạt động vận hành này là hoạt động kinh doanh.</w:t>
+      </w:r>
+      <w:r>
+        <w:t xml:space="preserve"> </w:t>
+      </w:r>
+      <w:r>
+        <w:rPr>
+          <w:i/>
+        </w:rPr>
+        <w:t>Đạo</w:t>
+      </w:r>
+      <w:r>
+        <w:t xml:space="preserve"> </w:t>
+      </w:r>
+      <w:r>
+        <w:t>(</w:t>
+      </w:r>
+      <w:r>
+        <w:rPr>
+          <w:rFonts w:hint="eastAsia"/>
+        </w:rPr>
+        <w:t>道</w:t>
+      </w:r>
+      <w:r>
+        <w:t xml:space="preserve">) </w:t>
+      </w:r>
+      <w:r>
+        <w:t xml:space="preserve">nghĩa đen con đường, nghĩa bóng là phương thức thực nghiệm để chứng nghiệm điều gì đó, từ trong thực hành mà thăng hoa tinh thần, trong khi đó, </w:t>
+      </w:r>
+      <w:r>
+        <w:rPr>
+          <w:i/>
+        </w:rPr>
+        <w:t>kỹ thuật</w:t>
+      </w:r>
+      <w:r>
+        <w:t xml:space="preserve"> </w:t>
+      </w:r>
+      <w:r>
+        <w:t xml:space="preserve">(technique) </w:t>
+      </w:r>
+      <w:r>
+        <w:t xml:space="preserve">cũng là phương thức thực nghiệm </w:t>
+      </w:r>
+      <w:r>
+        <w:t xml:space="preserve">nhưng chỉ </w:t>
+      </w:r>
+      <w:r>
+        <w:t>nhằm đạt được mục tiêu nhất đị</w:t>
+      </w:r>
+      <w:r>
+        <w:t xml:space="preserve">nh </w:t>
+      </w:r>
+      <w:r>
+        <w:t>và</w:t>
+      </w:r>
+      <w:r>
+        <w:t xml:space="preserve"> </w:t>
+      </w:r>
+      <w:r>
+        <w:t xml:space="preserve">không cần chứng nghiệm tinh thần, và </w:t>
+      </w:r>
+      <w:r>
+        <w:rPr>
+          <w:i/>
+        </w:rPr>
+        <w:t>học thuyết</w:t>
+      </w:r>
+      <w:r>
+        <w:t xml:space="preserve"> </w:t>
+      </w:r>
+      <w:r>
+        <w:t xml:space="preserve">(doctrine) </w:t>
+      </w:r>
+      <w:r>
+        <w:t>là tổng quát hóa có cơ sở lý luận</w:t>
+      </w:r>
+      <w:r>
+        <w:t xml:space="preserve"> về</w:t>
+      </w:r>
+      <w:r>
+        <w:t xml:space="preserve"> điều gì đó. </w:t>
+      </w:r>
+      <w:r>
+        <w:rPr>
+          <w:i/>
+        </w:rPr>
+        <w:t>Công nghệ</w:t>
+      </w:r>
+      <w:r>
+        <w:t xml:space="preserve"> </w:t>
+      </w:r>
+      <w:r>
+        <w:t xml:space="preserve">(technology) </w:t>
+      </w:r>
+      <w:r>
+        <w:t xml:space="preserve">là kỹ thuật tinh vi hay kỹ thuật của kỹ thuật và </w:t>
+      </w:r>
+      <w:r>
+        <w:rPr>
+          <w:i/>
+        </w:rPr>
+        <w:t>khoa học</w:t>
+      </w:r>
+      <w:r>
+        <w:t xml:space="preserve"> </w:t>
+      </w:r>
+      <w:r>
+        <w:t xml:space="preserve">(science) </w:t>
+      </w:r>
+      <w:r>
+        <w:t xml:space="preserve">là lý thuyết hóa của kỹ thuật </w:t>
+      </w:r>
+      <w:r>
+        <w:t xml:space="preserve">hay kỹ thuật là cụ thể hóa của khoa học, </w:t>
+      </w:r>
+      <w:r>
+        <w:t xml:space="preserve">và tựu thành của khoa học là học thuyết. </w:t>
+      </w:r>
+      <w:r>
+        <w:t xml:space="preserve">Ghi chú, đạo ở đây khác với </w:t>
+      </w:r>
+      <w:r>
+        <w:t>Đ</w:t>
+      </w:r>
+      <w:r>
+        <w:t>ạo tức nguyên lý trong Đạo Đức kinh Lão Tử</w:t>
+      </w:r>
+      <w:r>
+        <w:t xml:space="preserve"> và cũng khác đạo đức của Nho gia</w:t>
+      </w:r>
+      <w:r>
+        <w:t xml:space="preserve">. </w:t>
+      </w:r>
+      <w:r>
+        <w:t xml:space="preserve">Kinh tế là học thuyết nhưng kỹ thuật kinh doanh nâng thành </w:t>
+      </w:r>
+      <w:r>
+        <w:rPr>
+          <w:i/>
+        </w:rPr>
+        <w:t>đạo kinh doanh</w:t>
+      </w:r>
+      <w:r>
+        <w:t xml:space="preserve"> như </w:t>
+      </w:r>
+      <w:r>
+        <w:t>võ sĩ đạo</w:t>
+      </w:r>
+      <w:r>
+        <w:t xml:space="preserve">. </w:t>
+      </w:r>
+      <w:r>
+        <w:rPr>
+          <w:i/>
+        </w:rPr>
+        <w:t>Binh gia</w:t>
+      </w:r>
+      <w:r>
+        <w:t xml:space="preserve"> nếu hình thành học thuyết thì đó là </w:t>
+      </w:r>
+      <w:r>
+        <w:rPr>
+          <w:i/>
+        </w:rPr>
+        <w:t>học thuyết quân sự</w:t>
+      </w:r>
+      <w:r>
+        <w:rPr>
+          <w:i/>
+        </w:rPr>
+        <w:t xml:space="preserve"> </w:t>
+      </w:r>
+      <w:r>
+        <w:t>[</w:t>
+      </w:r>
+      <w:r>
+        <w:t>Tôn Tử binh pháp là học thuyết quân sự</w:t>
+      </w:r>
+      <w:r>
+        <w:t>]</w:t>
+      </w:r>
+      <w:r>
+        <w:t>, nếu thực nghiệm trên quân nhân thì đó là đạo của binh gia.</w:t>
+      </w:r>
+      <w:r>
+        <w:t xml:space="preserve"> Nếu quân nhân là võ sĩ và võ sĩ là quân nhân thì </w:t>
+      </w:r>
+      <w:r>
+        <w:rPr>
+          <w:i/>
+        </w:rPr>
+        <w:t>binh đạo</w:t>
+      </w:r>
+      <w:r>
+        <w:t xml:space="preserve"> và </w:t>
+      </w:r>
+      <w:r>
+        <w:rPr>
+          <w:i/>
+        </w:rPr>
+        <w:t>võ sĩ đạo</w:t>
+      </w:r>
+      <w:r>
+        <w:t xml:space="preserve"> hợp nhất</w:t>
+      </w:r>
+      <w:r>
+        <w:t xml:space="preserve">, đó là </w:t>
+      </w:r>
+      <w:r>
+        <w:rPr>
+          <w:i/>
+        </w:rPr>
+        <w:t>binh giả</w:t>
+      </w:r>
+      <w:r>
+        <w:t xml:space="preserve"> </w:t>
+      </w:r>
+      <w:r>
+        <w:rPr>
+          <w:i/>
+        </w:rPr>
+        <w:t>vô song</w:t>
+      </w:r>
+      <w:r>
+        <w:t xml:space="preserve">. Như vậy khi đề cập </w:t>
+      </w:r>
+      <w:r>
+        <w:t>sinh thể kinh tế</w:t>
+      </w:r>
+      <w:r>
+        <w:t xml:space="preserve"> </w:t>
+      </w:r>
+      <w:r>
+        <w:t xml:space="preserve">tức bản thể kinh tế tức nền kinh tế </w:t>
+      </w:r>
+      <w:r>
+        <w:t xml:space="preserve">thì đó là </w:t>
+      </w:r>
+      <w:r>
+        <w:rPr>
+          <w:i/>
+        </w:rPr>
+        <w:t>học thuyết kinh tế tự thân tự hành</w:t>
+      </w:r>
+      <w:r>
+        <w:t>, học thuyết kinh tế là khuôn mẫu cho bản thể kinh tế</w:t>
+      </w:r>
+      <w:r>
+        <w:t xml:space="preserve">. Đạo có ý nghĩa với người chứng nghiệm </w:t>
+      </w:r>
+      <w:r>
+        <w:t>nhưng</w:t>
+      </w:r>
+      <w:r>
+        <w:t xml:space="preserve"> </w:t>
+      </w:r>
+      <w:r>
+        <w:t xml:space="preserve">[bản thể] </w:t>
+      </w:r>
+      <w:r>
+        <w:t xml:space="preserve">học thuyết </w:t>
+      </w:r>
+      <w:r>
+        <w:t xml:space="preserve">thì </w:t>
+      </w:r>
+      <w:r>
+        <w:rPr>
+          <w:i/>
+        </w:rPr>
+        <w:t>tự thân tự hành</w:t>
+      </w:r>
+      <w:r>
+        <w:t>. Vậy học thuyết có đạo của nó không?</w:t>
+      </w:r>
+      <w:r>
+        <w:t xml:space="preserve"> Câu trả lời nằm ở đạo được mở rộng thành nguyên lý tối cao như </w:t>
+      </w:r>
+      <w:r>
+        <w:t>Đ</w:t>
+      </w:r>
+      <w:r>
+        <w:t>ạo trong Đạo Đức kinh Lão Tử, lúc này tất nhiên nguyên lý tối cao của vũ trụ bao trùm học thuyết của loài người</w:t>
+      </w:r>
+      <w:r>
+        <w:t>, và ta hãy lưu ý phát biểu quan trọng trong Đạo Đức kinh “Đạo khả Đạo, phi thường Đạo”.</w:t>
       </w:r>
     </w:p>
     <w:p/>
@@ -25854,7 +29007,7 @@
           <w:r>
             <w:fldChar w:fldCharType="separate"/>
           </w:r>
-          <w:hyperlink w:anchor="_Toc227593229" w:history="1">
+          <w:hyperlink w:anchor="_Toc229584926" w:history="1">
             <w:r>
               <w:rPr>
                 <w:rStyle w:val="Hyperlink"/>
@@ -25881,7 +29034,7 @@
                 <w:noProof/>
                 <w:webHidden/>
               </w:rPr>
-              <w:instrText xml:space="preserve"> PAGEREF _Toc227593229 \h </w:instrText>
+              <w:instrText xml:space="preserve"> PAGEREF _Toc229584926 \h </w:instrText>
             </w:r>
             <w:r>
               <w:rPr>
@@ -25924,7 +29077,7 @@
               <w:sz w:val="22"/>
             </w:rPr>
           </w:pPr>
-          <w:hyperlink w:anchor="_Toc227593230" w:history="1">
+          <w:hyperlink w:anchor="_Toc229584927" w:history="1">
             <w:r>
               <w:rPr>
                 <w:rStyle w:val="Hyperlink"/>
@@ -25951,7 +29104,7 @@
                 <w:noProof/>
                 <w:webHidden/>
               </w:rPr>
-              <w:instrText xml:space="preserve"> PAGEREF _Toc227593230 \h </w:instrText>
+              <w:instrText xml:space="preserve"> PAGEREF _Toc229584927 \h </w:instrText>
             </w:r>
             <w:r>
               <w:rPr>
@@ -25994,7 +29147,7 @@
               <w:sz w:val="22"/>
             </w:rPr>
           </w:pPr>
-          <w:hyperlink w:anchor="_Toc227593231" w:history="1">
+          <w:hyperlink w:anchor="_Toc229584928" w:history="1">
             <w:r>
               <w:rPr>
                 <w:rStyle w:val="Hyperlink"/>
@@ -26021,7 +29174,7 @@
                 <w:noProof/>
                 <w:webHidden/>
               </w:rPr>
-              <w:instrText xml:space="preserve"> PAGEREF _Toc227593231 \h </w:instrText>
+              <w:instrText xml:space="preserve"> PAGEREF _Toc229584928 \h </w:instrText>
             </w:r>
             <w:r>
               <w:rPr>
@@ -26064,7 +29217,7 @@
               <w:sz w:val="22"/>
             </w:rPr>
           </w:pPr>
-          <w:hyperlink w:anchor="_Toc227593232" w:history="1">
+          <w:hyperlink w:anchor="_Toc229584929" w:history="1">
             <w:r>
               <w:rPr>
                 <w:rStyle w:val="Hyperlink"/>
@@ -26091,7 +29244,7 @@
                 <w:noProof/>
                 <w:webHidden/>
               </w:rPr>
-              <w:instrText xml:space="preserve"> PAGEREF _Toc227593232 \h </w:instrText>
+              <w:instrText xml:space="preserve"> PAGEREF _Toc229584929 \h </w:instrText>
             </w:r>
             <w:r>
               <w:rPr>
@@ -26134,7 +29287,7 @@
               <w:sz w:val="22"/>
             </w:rPr>
           </w:pPr>
-          <w:hyperlink w:anchor="_Toc227593233" w:history="1">
+          <w:hyperlink w:anchor="_Toc229584930" w:history="1">
             <w:r>
               <w:rPr>
                 <w:rStyle w:val="Hyperlink"/>
@@ -26161,7 +29314,7 @@
                 <w:noProof/>
                 <w:webHidden/>
               </w:rPr>
-              <w:instrText xml:space="preserve"> PAGEREF _Toc227593233 \h </w:instrText>
+              <w:instrText xml:space="preserve"> PAGEREF _Toc229584930 \h </w:instrText>
             </w:r>
             <w:r>
               <w:rPr>
@@ -26181,7 +29334,7 @@
                 <w:noProof/>
                 <w:webHidden/>
               </w:rPr>
-              <w:t>36</w:t>
+              <w:t>37</w:t>
             </w:r>
             <w:r>
               <w:rPr>
@@ -26204,7 +29357,7 @@
               <w:sz w:val="22"/>
             </w:rPr>
           </w:pPr>
-          <w:hyperlink w:anchor="_Toc227593234" w:history="1">
+          <w:hyperlink w:anchor="_Toc229584931" w:history="1">
             <w:r>
               <w:rPr>
                 <w:rStyle w:val="Hyperlink"/>
@@ -26231,7 +29384,7 @@
                 <w:noProof/>
                 <w:webHidden/>
               </w:rPr>
-              <w:instrText xml:space="preserve"> PAGEREF _Toc227593234 \h </w:instrText>
+              <w:instrText xml:space="preserve"> PAGEREF _Toc229584931 \h </w:instrText>
             </w:r>
             <w:r>
               <w:rPr>
@@ -26251,7 +29404,7 @@
                 <w:noProof/>
                 <w:webHidden/>
               </w:rPr>
-              <w:t>44</w:t>
+              <w:t>54</w:t>
             </w:r>
             <w:r>
               <w:rPr>
@@ -26339,7 +29492,7 @@
           <w:rPr>
             <w:noProof/>
           </w:rPr>
-          <w:t>48</w:t>
+          <w:t>49</w:t>
         </w:r>
         <w:r>
           <w:rPr>
@@ -27450,7 +30603,7 @@
 </file>
 
 <file path=customXml/itemProps1.xml><?xml version="1.0" encoding="utf-8"?>
-<ds:datastoreItem xmlns:ds="http://schemas.openxmlformats.org/officeDocument/2006/customXml" ds:itemID="{0C717897-4429-4E31-B9A6-9AC27E04E289}">
+<ds:datastoreItem xmlns:ds="http://schemas.openxmlformats.org/officeDocument/2006/customXml" ds:itemID="{A94B7F6A-F8D3-46C7-9A3F-CF024F487D12}">
   <ds:schemaRefs>
     <ds:schemaRef ds:uri="http://schemas.openxmlformats.org/officeDocument/2006/bibliography"/>
   </ds:schemaRefs>

--- a/articles/TuDoKinhTe.docx
+++ b/articles/TuDoKinhTe.docx
@@ -72,7 +72,7 @@
       <w:pPr>
         <w:pStyle w:val="Heading1"/>
       </w:pPr>
-      <w:bookmarkStart w:id="0" w:name="_Toc229584926"/>
+      <w:bookmarkStart w:id="0" w:name="_Toc230179666"/>
       <w:r>
         <w:t>Tóm tắt</w:t>
       </w:r>
@@ -183,7 +183,7 @@
           <w:b w:val="0"/>
         </w:rPr>
       </w:pPr>
-      <w:bookmarkStart w:id="1" w:name="_Toc229584927"/>
+      <w:bookmarkStart w:id="1" w:name="_Toc230179667"/>
       <w:r>
         <w:t>P</w:t>
       </w:r>
@@ -2411,7 +2411,7 @@
           <w:b w:val="0"/>
         </w:rPr>
       </w:pPr>
-      <w:bookmarkStart w:id="2" w:name="_Toc229584928"/>
+      <w:bookmarkStart w:id="2" w:name="_Toc230179668"/>
       <w:r>
         <w:t>Giá cả hàng hóa</w:t>
       </w:r>
@@ -13059,7 +13059,7 @@
           <w:b w:val="0"/>
         </w:rPr>
       </w:pPr>
-      <w:bookmarkStart w:id="3" w:name="_Toc229584929"/>
+      <w:bookmarkStart w:id="3" w:name="_Toc230179669"/>
       <w:r>
         <w:t>Hệ thống tiền tệ</w:t>
       </w:r>
@@ -14245,7 +14245,19 @@
         <w:t xml:space="preserve">tiền </w:t>
       </w:r>
       <w:r>
-        <w:t>kế toán, accounting entry)</w:t>
+        <w:t xml:space="preserve">kế toán, </w:t>
+      </w:r>
+      <w:r>
+        <w:t>tiền cơ sở</w:t>
+      </w:r>
+      <w:r>
+        <w:t xml:space="preserve"> – MB</w:t>
+      </w:r>
+      <w:r>
+        <w:t xml:space="preserve">, </w:t>
+      </w:r>
+      <w:r>
+        <w:t>accounting entry)</w:t>
       </w:r>
       <w:r>
         <w:t xml:space="preserve"> vào ngân hàng thương mại bằng cách tăng số dư tài khoản ngân hàng thương mại tại ngân hành trung ương</w:t>
@@ -14571,6 +14583,12 @@
         <w:t xml:space="preserve">Với bút toán tự thân, ngân hàng trung ương phát hành tiền là ghi nợ chính mình – một dạng tự cam kết, nếu xảy ra sai sót sẽ có nguy cơ làm sụp đổ hệ thống kinh tế mà sự tổn thất lẽ ra không đáng có hoặc không nghiêm trọng. </w:t>
       </w:r>
       <w:r>
+        <w:t>Nói cách khác</w:t>
+      </w:r>
+      <w:r>
+        <w:t xml:space="preserve">, lượng tiền bút toán tức tín dụng bơm không giới hạn số lượng mà phụ thuộc vào chính sách tiền tệ và chính sách tài khóa mà cụ thể nhất là mục tiêu tăng trưởng &amp; lạm phát (Gemini 2026) nhưng hệ quả nợ quốc gia cần hết sức cẩn trọng. </w:t>
+      </w:r>
+      <w:r>
         <w:t>C</w:t>
       </w:r>
       <w:r>
@@ -14697,7 +14715,11 @@
         <w:t>vào</w:t>
       </w:r>
       <w:r>
-        <w:t xml:space="preserve"> lượng tiền bút toán, do đó in tiền giấy chỉ là vật lý hóa một lượng tiền được phát hành bởi bút toán</w:t>
+        <w:t xml:space="preserve"> </w:t>
+      </w:r>
+      <w:r>
+        <w:lastRenderedPageBreak/>
+        <w:t>lượng tiền bút toán, do đó in tiền giấy chỉ là vật lý hóa một lượng tiền được phát hành bởi bút toán</w:t>
       </w:r>
       <w:r>
         <w:t xml:space="preserve"> – </w:t>
@@ -14715,11 +14737,7 @@
         <w:t xml:space="preserve"> cho nhu cầu nạp/rút tiền mặt tương đối ít của người dân, </w:t>
       </w:r>
       <w:r>
-        <w:t xml:space="preserve">tài khoản ngân </w:t>
-      </w:r>
-      <w:r>
-        <w:lastRenderedPageBreak/>
-        <w:t>hàng thương mại</w:t>
+        <w:t>tài khoản ngân hàng thương mại</w:t>
       </w:r>
       <w:r>
         <w:t xml:space="preserve"> tại ngân hàng trung ương (thuộc mục nguồn vốn – liabilit</w:t>
@@ -14804,6 +14822,47 @@
       </w:r>
       <w:r>
         <w:t xml:space="preserve">. </w:t>
+      </w:r>
+      <w:r>
+        <w:t xml:space="preserve">Phương trình kế toán mở rộng là tài sản (assets) + </w:t>
+      </w:r>
+      <w:r>
+        <w:t>chi phí (expenses)</w:t>
+      </w:r>
+      <w:r>
+        <w:t xml:space="preserve"> = nợ phải trả (liabilities) + vốn chủ sở hữu (equities) +</w:t>
+      </w:r>
+      <w:r>
+        <w:t xml:space="preserve"> </w:t>
+      </w:r>
+      <w:r>
+        <w:t xml:space="preserve">doanh thu (revenues), khi tài sản cân bằng với nguồn vốn (tài sản = nợ phải trả + vốn chủ sở hữu) thì lợi nhuận </w:t>
+      </w:r>
+      <w:r>
+        <w:t xml:space="preserve">(interest) </w:t>
+      </w:r>
+      <w:r>
+        <w:t xml:space="preserve">sẽ là doanh thu </w:t>
+      </w:r>
+      <w:r>
+        <w:t xml:space="preserve">trừ đi </w:t>
+      </w:r>
+      <w:r>
+        <w:t>chi phí</w:t>
+      </w:r>
+      <w:r>
+        <w:t xml:space="preserve">. </w:t>
+      </w:r>
+      <w:r>
+        <w:t xml:space="preserve">Tài khoản chi phí như tài khoản tài sản, tăng ghi NỢ và giảm </w:t>
+      </w:r>
+      <w:proofErr w:type="gramStart"/>
+      <w:r>
+        <w:t>ghi  CÓ</w:t>
+      </w:r>
+      <w:proofErr w:type="gramEnd"/>
+      <w:r>
+        <w:t xml:space="preserve">, trong khi đó, tài khoản doanh thu như tài khoản nguồn vốn, tăng ghi CÓ và giảm ghi NỢ. </w:t>
       </w:r>
       <w:r>
         <w:t xml:space="preserve">Lưu ý, nợ phải trả và vốn chủ sở hữu đều được xếp vào loại nguồn vốn. </w:t>
@@ -15211,7 +15270,11 @@
         <w:t xml:space="preserve">) </w:t>
       </w:r>
       <w:r>
-        <w:t>và/hoặc tồn tại một lượng ngoại tệ trôi nổi trên thị trường</w:t>
+        <w:t xml:space="preserve">và/hoặc tồn tại một lượng </w:t>
+      </w:r>
+      <w:r>
+        <w:lastRenderedPageBreak/>
+        <w:t>ngoại tệ trôi nổi trên thị trường</w:t>
       </w:r>
       <w:r>
         <w:t>)</w:t>
@@ -15289,11 +15352,7 @@
         <w:t>bằng lượng tiền thừa dùng để đầu tư ra nước ngoài thay vì mua ngoại tệ trong thị trường nội địa thì cũng gây ra lạm phát.</w:t>
       </w:r>
       <w:r>
-        <w:t xml:space="preserve"> Trước khi tìm hiểu </w:t>
-      </w:r>
-      <w:r>
-        <w:lastRenderedPageBreak/>
-        <w:t>thị trường ngoại hối quốc tế, ta hãy tìm hiểu hệ thống thanh toán liên ngân hàng giữa các quốc gia.</w:t>
+        <w:t xml:space="preserve"> Trước khi tìm hiểu thị trường ngoại hối quốc tế, ta hãy tìm hiểu hệ thống thanh toán liên ngân hàng giữa các quốc gia.</w:t>
       </w:r>
       <w:r>
         <w:t xml:space="preserve"> </w:t>
@@ -15712,7 +15771,11 @@
         <w:t>nên chắc chắn lạm phát sẽ xảy ra</w:t>
       </w:r>
       <w:r>
-        <w:t>, trừ phi tài sản công như cơ sở hạ tầng hỗ trợ rất nhiều doanh nghiệp và người dân trên diện rộng kinh doanh thu lợi nhuận rồi nộp lượng thuế lớn trở lại</w:t>
+        <w:t xml:space="preserve">, trừ phi tài sản công như </w:t>
+      </w:r>
+      <w:r>
+        <w:lastRenderedPageBreak/>
+        <w:t>cơ sở hạ tầng hỗ trợ rất nhiều doanh nghiệp và người dân trên diện rộng kinh doanh thu lợi nhuận rồi nộp lượng thuế lớn trở lại</w:t>
       </w:r>
       <w:r>
         <w:t xml:space="preserve"> hoặc tài sản công được khai thác rất hiệu quả như thu phí đường bộ đường cao tốc</w:t>
@@ -15745,11 +15808,7 @@
         <w:t>v</w:t>
       </w:r>
       <w:r>
-        <w:t xml:space="preserve">ấn đề là doanh nghiệp bị ràng buộc </w:t>
-      </w:r>
-      <w:r>
-        <w:lastRenderedPageBreak/>
-        <w:t>giữa tăng lư</w:t>
+        <w:t>ấn đề là doanh nghiệp bị ràng buộc giữa tăng lư</w:t>
       </w:r>
       <w:r>
         <w:t>ơ</w:t>
@@ -16148,6 +16207,9 @@
         <w:t>lượng tiền giải ngân</w:t>
       </w:r>
       <w:r>
+        <w:t>, hơn nữa có thể bơm tín dụng ngoại tệ cho nhà thầu vì chu trình lưu thông tiền tệ ngay cả khi trả lương nhân công có thể gói gọn trong chuyển khoản ngân hàng</w:t>
+      </w:r>
+      <w:r>
         <w:t xml:space="preserve">. </w:t>
       </w:r>
       <w:r>
@@ -16199,617 +16261,623 @@
         <w:t>) bằng nghiệp vụ kế toán tăng/giảm số dư tài khoản</w:t>
       </w:r>
       <w:r>
+        <w:t xml:space="preserve"> (Google AI </w:t>
+      </w:r>
+      <w:r>
+        <w:lastRenderedPageBreak/>
+        <w:t>2026)</w:t>
+      </w:r>
+      <w:r>
+        <w:t>.</w:t>
+      </w:r>
+      <w:r>
+        <w:t xml:space="preserve"> Như vậy kho bạc nhà nước vừa là trạm trung chuyển dòng tiền vừa là kế toán </w:t>
+      </w:r>
+      <w:r>
+        <w:t>kiểm soát dòng tiền.</w:t>
+      </w:r>
+      <w:r>
+        <w:t xml:space="preserve"> Nhà thầu trực tiếp thi công công trình có vai trò như người “bán” và </w:t>
+      </w:r>
+      <w:r>
+        <w:rPr>
+          <w:i/>
+        </w:rPr>
+        <w:t>chủ đầu tư</w:t>
+      </w:r>
+      <w:r>
+        <w:t xml:space="preserve"> sở hữu vốn và yêu cầu nhà thầu thi công công trình có vai trò như người “mua”.</w:t>
+      </w:r>
+      <w:r>
+        <w:t xml:space="preserve"> Sau khi nhà thầu hoàn thành công việc, chủ đầu tư có thể thuê đơn vị </w:t>
+      </w:r>
+      <w:r>
+        <w:rPr>
+          <w:i/>
+        </w:rPr>
+        <w:t>tư vấn giám sát</w:t>
+      </w:r>
+      <w:r>
+        <w:t xml:space="preserve"> để kiểm tra một cách độc lập chất lượng công trình cũng như tiến độ thi công.</w:t>
+      </w:r>
+      <w:r>
+        <w:t xml:space="preserve"> Khi công trình đạt chất lượng, chủ đầu tư chi tiền cho nhà thầu qua kho bạc.</w:t>
+      </w:r>
+      <w:r>
+        <w:t xml:space="preserve"> Tài khoản chủ đầu tư lẽ ra mở tại ngân hàng thương mại để chuyển thanh toán giữa chủ đầu tư và nhà thầu, nhưng với đầu tư công cần quản lý tập trung nên </w:t>
+      </w:r>
+      <w:r>
+        <w:rPr>
+          <w:i/>
+        </w:rPr>
+        <w:t>tài khoản chủ đầu tư</w:t>
+      </w:r>
+      <w:r>
+        <w:t xml:space="preserve"> là tài khoản con hay một </w:t>
+      </w:r>
+      <w:r>
+        <w:rPr>
+          <w:i/>
+        </w:rPr>
+        <w:t>hạn mức chi tiêu</w:t>
+      </w:r>
+      <w:r>
+        <w:t xml:space="preserve"> nằm trong </w:t>
+      </w:r>
+      <w:r>
+        <w:rPr>
+          <w:i/>
+        </w:rPr>
+        <w:t>tài khoản kho bạc</w:t>
+      </w:r>
+      <w:r>
+        <w:t xml:space="preserve"> được quản lý tập trung tại ngân hàng trung ương. Chủ đầu tư </w:t>
+      </w:r>
+      <w:r>
+        <w:t xml:space="preserve">công </w:t>
+      </w:r>
+      <w:r>
+        <w:t>có thể có tài khoản tại ngân hàng thương mại nhưng đó là dạng tiền gởi thanh toán</w:t>
+      </w:r>
+      <w:r>
+        <w:t xml:space="preserve"> như các doanh nghiệp.</w:t>
+      </w:r>
+      <w:r>
+        <w:t xml:space="preserve"> Kho bạc không phải ngân hàng </w:t>
+      </w:r>
+      <w:r>
+        <w:t>nên</w:t>
+      </w:r>
+      <w:r>
+        <w:t xml:space="preserve"> lệnh chuyển khoản của nghiệp vụ kế toán </w:t>
+      </w:r>
+      <w:r>
+        <w:t xml:space="preserve">từ tài khoản kho bạc đến tài khoản nhà thầu </w:t>
+      </w:r>
+      <w:r>
+        <w:t>được gởi trực tiếp đến ngân hàng trung ương để ngân hàng trung ương thực hiện lệnh chuyển khoản</w:t>
+      </w:r>
+      <w:r>
+        <w:t xml:space="preserve"> này</w:t>
+      </w:r>
+      <w:r>
+        <w:t xml:space="preserve">, sau đó kho bạc chỉ cần giảm hạn mức chi tiêu </w:t>
+      </w:r>
+      <w:r>
+        <w:t xml:space="preserve">của chủ đầu tư </w:t>
+      </w:r>
+      <w:r>
+        <w:t>(tại khoản con</w:t>
+      </w:r>
+      <w:r>
+        <w:t xml:space="preserve"> của tài khoản kho bạc</w:t>
+      </w:r>
+      <w:r>
+        <w:t>) tại kho bạc</w:t>
+      </w:r>
+      <w:r>
         <w:t xml:space="preserve"> (Google AI 2026)</w:t>
       </w:r>
       <w:r>
+        <w:t>. Do đó kho bạc là khách hàng đặc biệt của ngân hàng trung ương</w:t>
+      </w:r>
+      <w:r>
+        <w:t>,</w:t>
+      </w:r>
+      <w:r>
+        <w:t xml:space="preserve"> có thể thực hiện lệnh chuyển khoản gián tiếp</w:t>
+      </w:r>
+      <w:r>
+        <w:t xml:space="preserve"> trong hệ thống đầu tư công và tài khoản kho bạc tập trung tiền thuế, vốn vay và </w:t>
+      </w:r>
+      <w:r>
+        <w:rPr>
+          <w:i/>
+        </w:rPr>
+        <w:t>dữ trữ ngân sách</w:t>
+      </w:r>
+      <w:r>
+        <w:t xml:space="preserve"> (Google AI 2026)</w:t>
+      </w:r>
+      <w:r>
         <w:t>.</w:t>
       </w:r>
       <w:r>
-        <w:t xml:space="preserve"> Như vậy kho bạc nhà nước vừa là trạm trung chuyển dòng tiền vừa là kế toán </w:t>
-      </w:r>
-      <w:r>
-        <w:t>kiểm soát dòng tiền.</w:t>
-      </w:r>
-      <w:r>
-        <w:t xml:space="preserve"> Nhà thầu trực tiếp thi công công trình có vai trò như người “bán” và </w:t>
-      </w:r>
-      <w:r>
-        <w:rPr>
-          <w:i/>
-        </w:rPr>
-        <w:t>chủ đầu tư</w:t>
-      </w:r>
-      <w:r>
-        <w:t xml:space="preserve"> sở hữu vốn và yêu cầu nhà thầu thi công công trình có vai trò như người “mua”.</w:t>
-      </w:r>
-      <w:r>
-        <w:t xml:space="preserve"> Sau khi nhà thầu hoàn thành công việc, chủ đầu tư có thể thuê đơn vị </w:t>
-      </w:r>
-      <w:r>
-        <w:rPr>
-          <w:i/>
-        </w:rPr>
-        <w:t>tư vấn giám sát</w:t>
-      </w:r>
-      <w:r>
-        <w:t xml:space="preserve"> để kiểm tra một cách độc lập chất lượng công trình cũng như tiến độ thi công.</w:t>
-      </w:r>
-      <w:r>
-        <w:t xml:space="preserve"> Khi công trình đạt chất lượng, chủ đầu tư chi tiền cho nhà thầu qua kho bạc.</w:t>
-      </w:r>
-      <w:r>
-        <w:t xml:space="preserve"> Tài khoản chủ đầu tư lẽ ra mở tại ngân hàng thương mại để chuyển thanh toán giữa chủ đầu tư và nhà thầu, nhưng với đầu tư công cần quản lý tập trung nên </w:t>
-      </w:r>
-      <w:r>
-        <w:rPr>
-          <w:i/>
-        </w:rPr>
-        <w:t>tài khoản chủ đầu tư</w:t>
-      </w:r>
-      <w:r>
-        <w:t xml:space="preserve"> là tài khoản con hay một </w:t>
-      </w:r>
-      <w:r>
-        <w:rPr>
-          <w:i/>
-        </w:rPr>
+        <w:t xml:space="preserve"> </w:t>
+      </w:r>
+      <w:r>
+        <w:rPr>
+          <w:i/>
+        </w:rPr>
+        <w:t>V</w:t>
+      </w:r>
+      <w:r>
+        <w:rPr>
+          <w:i/>
+        </w:rPr>
+        <w:t>ốn đầu tư công</w:t>
+      </w:r>
+      <w:r>
+        <w:t xml:space="preserve"> </w:t>
+      </w:r>
+      <w:r>
+        <w:t>(</w:t>
+      </w:r>
+      <w:r>
+        <w:t>public investment capital</w:t>
+      </w:r>
+      <w:r>
+        <w:t xml:space="preserve">) </w:t>
+      </w:r>
+      <w:r>
+        <w:t>tại kho bạc, thuộc mục nguồn vốn, bao gồm các mục sau: 1) vốn ngân sách nhà nước cho đầu tư công chủ yếu đến từ thuế</w:t>
+      </w:r>
+      <w:r>
+        <w:t xml:space="preserve"> như vốn chủ sở hữu (entity)</w:t>
+      </w:r>
+      <w:r>
+        <w:t>, 2) trái phiếu, tín phiếu, và công trái do chính phủ phát hành như nợ phải trả (liability), 3) vốn ODA, 4) vốn đặc thù như vốn cổ phần hóa từ bán (cổ phần hóa) doanh nghiệp nhà nước</w:t>
+      </w:r>
+      <w:r>
+        <w:t xml:space="preserve">, tài khoản </w:t>
+      </w:r>
+      <w:proofErr w:type="gramStart"/>
+      <w:r>
+        <w:t>Nostro,…</w:t>
+      </w:r>
+      <w:proofErr w:type="gramEnd"/>
+      <w:r>
+        <w:t xml:space="preserve"> </w:t>
+      </w:r>
+      <w:r>
+        <w:t xml:space="preserve">Chủ đầu tư thực hiện công trình công là </w:t>
+      </w:r>
+      <w:r>
+        <w:rPr>
+          <w:i/>
+        </w:rPr>
+        <w:t>chủ đầu tư công</w:t>
+      </w:r>
+      <w:r>
+        <w:t xml:space="preserve">. Nếu chủ đầu tư không phải chủ đầu tư công thì tài khoản chủ đầu </w:t>
+      </w:r>
+      <w:r>
+        <w:t xml:space="preserve">tư </w:t>
+      </w:r>
+      <w:r>
+        <w:t>có thể ở ngân hàng thương mại và quá trình thi công – giám sát – đánh giá – chi tiêu có thể diễn ra nhanh gọn hơn vì không thông qua kho bạc.</w:t>
+      </w:r>
+      <w:r>
+        <w:t xml:space="preserve"> Ghi chú, hạn mức chi tiêu </w:t>
+      </w:r>
+      <w:r>
+        <w:t>(b</w:t>
+      </w:r>
+      <w:r>
+        <w:t xml:space="preserve">udget </w:t>
+      </w:r>
+      <w:r>
+        <w:t>a</w:t>
+      </w:r>
+      <w:r>
+        <w:t>llocation</w:t>
+      </w:r>
+      <w:r>
+        <w:t xml:space="preserve">) </w:t>
+      </w:r>
+      <w:r>
+        <w:t xml:space="preserve">tức tài khoản của chủ đầu tư </w:t>
+      </w:r>
+      <w:r>
+        <w:t xml:space="preserve">công </w:t>
+      </w:r>
+      <w:r>
+        <w:t>do kho bạc quản lý và giám sát</w:t>
+      </w:r>
+      <w:r>
+        <w:t>.</w:t>
+      </w:r>
+      <w:r>
+        <w:t xml:space="preserve"> </w:t>
+      </w:r>
+      <w:r>
+        <w:t>B</w:t>
+      </w:r>
+      <w:r>
+        <w:t xml:space="preserve">ơm lượng tiền bút toán vào thị trường </w:t>
+      </w:r>
+      <w:r>
+        <w:t>tức</w:t>
+      </w:r>
+      <w:r>
+        <w:t xml:space="preserve"> rót nguồn vốn (liability, capital) vào nền kinh tế, được cụ thể hóa một phần </w:t>
+      </w:r>
+      <w:r>
+        <w:t xml:space="preserve">trực tiếp </w:t>
+      </w:r>
+      <w:r>
+        <w:t>bởi giải ngân đầu tư công.</w:t>
+      </w:r>
+      <w:r>
+        <w:t xml:space="preserve"> Nhà thầu có thể được ứng trước một khoản vay để mua nguyên vật liệu nên giải ngân đầu tư công bao gồm cho vay và chi tiêu nguồn vốn.</w:t>
+      </w:r>
+      <w:r>
+        <w:t xml:space="preserve"> Chủ thầu đầu tư công là cơ quan/doanh nghiệp nhà nước và doanh nghiệp PPP vì thụ hưởng và khai thác công trình công.</w:t>
+      </w:r>
+      <w:r>
+        <w:t xml:space="preserve"> Doanh nghiệp PPP có thể vừa là chủ đầu tư vừa là nhà thầu nhưng quá trình chủ đầu tư chọn nhà thầu </w:t>
+      </w:r>
+      <w:r>
+        <w:t>tức</w:t>
+      </w:r>
+      <w:r>
+        <w:t xml:space="preserve"> quá trình </w:t>
+      </w:r>
+      <w:r>
+        <w:rPr>
+          <w:i/>
+        </w:rPr>
+        <w:t>đấu thầu</w:t>
+      </w:r>
+      <w:r>
+        <w:t xml:space="preserve"> </w:t>
+      </w:r>
+      <w:r>
+        <w:t xml:space="preserve">(bidding, tendering) </w:t>
+      </w:r>
+      <w:r>
+        <w:t xml:space="preserve">cần minh bạch để tách giám sát </w:t>
+      </w:r>
+      <w:r>
+        <w:t>khỏi</w:t>
+      </w:r>
+      <w:r>
+        <w:t xml:space="preserve"> thi công nhằm bảo đảm chất lượng công trình.</w:t>
+      </w:r>
+      <w:r>
+        <w:t xml:space="preserve"> </w:t>
+      </w:r>
+      <w:r>
+        <w:t xml:space="preserve">Tóm lại, giải ngân vốn đầu tư công </w:t>
+      </w:r>
+      <w:r>
+        <w:t>(d</w:t>
+      </w:r>
+      <w:r>
+        <w:t>isbursement of public investment capital</w:t>
+      </w:r>
+      <w:r>
+        <w:t xml:space="preserve">) </w:t>
+      </w:r>
+      <w:r>
+        <w:t>là cụ thể hóa của đầu tư công</w:t>
+      </w:r>
+      <w:r>
+        <w:t xml:space="preserve"> (public investment)</w:t>
+      </w:r>
+      <w:r>
+        <w:t xml:space="preserve"> / chi tiêu công</w:t>
+      </w:r>
+      <w:r>
+        <w:t xml:space="preserve"> (public expenditure)</w:t>
+      </w:r>
+      <w:r>
+        <w:t>, liên quan chủ yếu đến chủ đầu tư</w:t>
+      </w:r>
+      <w:r>
+        <w:t xml:space="preserve"> (investor)</w:t>
+      </w:r>
+      <w:r>
+        <w:t xml:space="preserve">, kho bạc </w:t>
+      </w:r>
+      <w:r>
+        <w:t>(t</w:t>
+      </w:r>
+      <w:r>
+        <w:t>reasury</w:t>
+      </w:r>
+      <w:r>
+        <w:t xml:space="preserve">) </w:t>
+      </w:r>
+      <w:r>
+        <w:t>và nhà thầu</w:t>
+      </w:r>
+      <w:r>
+        <w:t xml:space="preserve"> (bidder)</w:t>
+      </w:r>
+      <w:r>
+        <w:t xml:space="preserve">, bao gồm: cấp hạn mức chi tiêu cho chủ đầu tư công, tạm ứng vốn cho nhà thầu, thanh toán khối lượng công việc cho nhà thầu, chi lượng tiền nghiệm thu công trình có khấu trừ vốn tạm ứng. </w:t>
+      </w:r>
+      <w:r>
+        <w:t xml:space="preserve">Với lượng tiền giải ngân đúng bằng </w:t>
+      </w:r>
+      <w:r>
+        <w:t xml:space="preserve">giá cả </w:t>
+      </w:r>
+      <w:r>
+        <w:t>công trình công, n</w:t>
+      </w:r>
+      <w:r>
+        <w:t>ghiệp vụ kế toán của đầu tư công</w:t>
+      </w:r>
+      <w:r>
+        <w:t xml:space="preserve"> như sau</w:t>
+      </w:r>
+      <w:r>
+        <w:t xml:space="preserve"> (Google AI 2026)</w:t>
+      </w:r>
+      <w:r>
+        <w:t>:</w:t>
+      </w:r>
+      <w:r>
+        <w:t xml:space="preserve"> 1) khi đang thi công tức </w:t>
+      </w:r>
+      <w:r>
+        <w:rPr>
+          <w:i/>
+        </w:rPr>
+        <w:t>giai đoạn giải ngân</w:t>
+      </w:r>
+      <w:r>
+        <w:t xml:space="preserve"> thì ngân hàng trung ương ghi NỢ tài khoản kho bạc như tài sản và ghi CÓ tài khoản ngân hàng thương mại như lượng tiền giải ngân</w:t>
+      </w:r>
+      <w:r>
+        <w:t xml:space="preserve"> </w:t>
+      </w:r>
+      <w:r>
+        <w:t xml:space="preserve">tức </w:t>
+      </w:r>
+      <w:r>
+        <w:t>bơm</w:t>
+      </w:r>
+      <w:r>
+        <w:t xml:space="preserve"> tiền</w:t>
+      </w:r>
+      <w:r>
+        <w:t xml:space="preserve">, đồng thời chủ đầu tư kế toán nội bộ bằng cách ghi NỢ chi phí xây dựng dở dang </w:t>
+      </w:r>
+      <w:r>
+        <w:t xml:space="preserve">nội bộ </w:t>
+      </w:r>
+      <w:r>
+        <w:t xml:space="preserve">và ghi CÓ nguồn vốn đầu tư công </w:t>
+      </w:r>
+      <w:r>
+        <w:t xml:space="preserve">nội bộ </w:t>
+      </w:r>
+      <w:r>
+        <w:t>(</w:t>
+      </w:r>
+      <w:r>
+        <w:rPr>
+          <w:rFonts w:cs="Times New Roman"/>
+        </w:rPr>
+        <w:t>≤</w:t>
+      </w:r>
+      <w:r>
+        <w:t xml:space="preserve"> </w:t>
+      </w:r>
+      <w:r>
         <w:t>hạn mức chi tiêu</w:t>
       </w:r>
       <w:r>
-        <w:t xml:space="preserve"> nằm trong </w:t>
-      </w:r>
-      <w:r>
-        <w:rPr>
-          <w:i/>
-        </w:rPr>
-        <w:t>tài khoản kho bạc</w:t>
-      </w:r>
-      <w:r>
-        <w:t xml:space="preserve"> được quản lý tập trung tại ngân hàng trung ương. Chủ đầu tư </w:t>
-      </w:r>
-      <w:r>
-        <w:t xml:space="preserve">công </w:t>
-      </w:r>
-      <w:r>
-        <w:t>có thể có tài khoản tại ngân hàng thương mại nhưng đó là dạng tiền gởi thanh toán</w:t>
-      </w:r>
-      <w:r>
-        <w:t xml:space="preserve"> như </w:t>
+        <w:t>)</w:t>
+      </w:r>
+      <w:r>
+        <w:t xml:space="preserve">, đồng thời ngân hàng thương mại </w:t>
+      </w:r>
+      <w:r>
+        <w:t>tăng số dư</w:t>
+      </w:r>
+      <w:r>
+        <w:t xml:space="preserve"> tài khoản nhà thầu bằng với lượng tiền tạm ứng (&lt; lượng tiền giải ngân)</w:t>
+      </w:r>
+      <w:r>
+        <w:t xml:space="preserve">, 2) khi nghiệm thu công trình thì </w:t>
+      </w:r>
+      <w:r>
+        <w:t xml:space="preserve">kho bạc thực hiện quyết toán nội bộ đóng hoặc giảm hạn mức chi tiêu của chủ đầu tư, </w:t>
+      </w:r>
+      <w:r>
+        <w:t xml:space="preserve">đồng thời </w:t>
+      </w:r>
+      <w:r>
+        <w:t>chủ đầu tư kế toán nội bộ bằng cách</w:t>
+      </w:r>
+      <w:r>
+        <w:t xml:space="preserve"> </w:t>
+      </w:r>
+      <w:r>
+        <w:t xml:space="preserve">ghi NỢ tài sản cố định </w:t>
+      </w:r>
+      <w:r>
+        <w:t xml:space="preserve">nội bộ </w:t>
+      </w:r>
+      <w:r>
+        <w:t>và ghi CÓ chi phí xây dựng dở dang</w:t>
+      </w:r>
+      <w:r>
+        <w:t xml:space="preserve"> nội bộ</w:t>
+      </w:r>
+      <w:r>
+        <w:t xml:space="preserve">, đồng thời ngân hàng thương mại kết sổ </w:t>
+      </w:r>
+      <w:r>
+        <w:t>tăng số dư</w:t>
+      </w:r>
+      <w:r>
+        <w:t xml:space="preserve"> tài khoản </w:t>
+      </w:r>
+      <w:r>
+        <w:t xml:space="preserve">nhà thầu </w:t>
+      </w:r>
+      <w:r>
+        <w:t xml:space="preserve">với lượng tiền giải ngân </w:t>
+      </w:r>
+      <w:r>
+        <w:t>có khấu trừ lượng tiền tạm ứng</w:t>
+      </w:r>
+      <w:r>
+        <w:t>, tức tiền đã bơm hết vào nhà thầu</w:t>
+      </w:r>
+      <w:r>
+        <w:t>, và 3)</w:t>
+      </w:r>
+      <w:r>
+        <w:t xml:space="preserve"> </w:t>
+      </w:r>
+      <w:r>
+        <w:t xml:space="preserve">khi khấu hao (depreciation) &amp; bảo trì </w:t>
+      </w:r>
+      <w:r>
+        <w:t>(m</w:t>
+      </w:r>
+      <w:r>
+        <w:t>aintenance</w:t>
+      </w:r>
+      <w:r>
+        <w:t xml:space="preserve">) </w:t>
+      </w:r>
+      <w:r>
+        <w:t>công trình thì</w:t>
+      </w:r>
+      <w:r>
+        <w:t xml:space="preserve"> ngân hàng trung ương </w:t>
+      </w:r>
+      <w:r>
+        <w:t>ghi NỢ tài khoản kho bạc</w:t>
+      </w:r>
+      <w:r>
+        <w:t xml:space="preserve"> và ghi CÓ tài khoản ngân hàng thương mại</w:t>
+      </w:r>
+      <w:r>
+        <w:t xml:space="preserve">, đồng thời kho bạc kế toán </w:t>
+      </w:r>
+      <w:r>
+        <w:t xml:space="preserve">nội bộ </w:t>
+      </w:r>
+      <w:r>
+        <w:t xml:space="preserve">bằng cách ghi NỢ dự toán chi thường xuyên </w:t>
+      </w:r>
+      <w:r>
+        <w:t xml:space="preserve">nội bộ </w:t>
+      </w:r>
+      <w:r>
+        <w:t>và ghi CÓ tài khoản kho bạc</w:t>
+      </w:r>
+      <w:r>
+        <w:t xml:space="preserve"> nội bộ</w:t>
+      </w:r>
+      <w:r>
+        <w:t xml:space="preserve">, đồng thời chủ đầu tư kế toán nội bộ </w:t>
       </w:r>
       <w:r>
         <w:lastRenderedPageBreak/>
-        <w:t>các doanh nghiệp.</w:t>
-      </w:r>
-      <w:r>
-        <w:t xml:space="preserve"> Kho bạc không phải ngân hàng </w:t>
-      </w:r>
-      <w:r>
-        <w:t>nên</w:t>
-      </w:r>
-      <w:r>
-        <w:t xml:space="preserve"> lệnh chuyển khoản của nghiệp vụ kế toán </w:t>
-      </w:r>
-      <w:r>
-        <w:t xml:space="preserve">từ tài khoản kho bạc đến tài khoản nhà thầu </w:t>
-      </w:r>
-      <w:r>
-        <w:t>được gởi trực tiếp đến ngân hàng trung ương để ngân hàng trung ương thực hiện lệnh chuyển khoản</w:t>
-      </w:r>
-      <w:r>
-        <w:t xml:space="preserve"> này</w:t>
-      </w:r>
-      <w:r>
-        <w:t xml:space="preserve">, sau đó kho bạc chỉ cần giảm hạn mức chi tiêu </w:t>
-      </w:r>
-      <w:r>
-        <w:t xml:space="preserve">của chủ đầu tư </w:t>
-      </w:r>
-      <w:r>
-        <w:t>(tại khoản con</w:t>
-      </w:r>
-      <w:r>
-        <w:t xml:space="preserve"> của tài khoản kho bạc</w:t>
-      </w:r>
-      <w:r>
-        <w:t>) tại kho bạc</w:t>
-      </w:r>
-      <w:r>
-        <w:t xml:space="preserve"> (Google AI 2026)</w:t>
-      </w:r>
-      <w:r>
-        <w:t>. Do đó kho bạc là khách hàng đặc biệt của ngân hàng trung ương</w:t>
-      </w:r>
-      <w:r>
-        <w:t>,</w:t>
-      </w:r>
-      <w:r>
-        <w:t xml:space="preserve"> có thể thực hiện lệnh chuyển khoản gián tiếp</w:t>
-      </w:r>
-      <w:r>
-        <w:t xml:space="preserve"> trong hệ thống đầu tư công và tài khoản kho bạc tập trung tiền thuế, vốn vay và </w:t>
-      </w:r>
-      <w:r>
-        <w:rPr>
-          <w:i/>
-        </w:rPr>
-        <w:t>dữ trữ ngân sách</w:t>
-      </w:r>
-      <w:r>
-        <w:t xml:space="preserve"> (Google AI 2026)</w:t>
+        <w:t>bằng cách ghi NỢ chi phí hao mòn hoặc sửa chữa và ghi CÓ hao mòn lũy kế hoặc phải trả dịch vụ sửa chữa</w:t>
+      </w:r>
+      <w:r>
+        <w:t xml:space="preserve">, đồng thời ngân hàng thương mại chuyển </w:t>
+      </w:r>
+      <w:r>
+        <w:t>khoản</w:t>
+      </w:r>
+      <w:r>
+        <w:t xml:space="preserve"> đến nhà thầu </w:t>
+      </w:r>
+      <w:r>
+        <w:t>tức tăng số dư</w:t>
+      </w:r>
+      <w:r>
+        <w:t xml:space="preserve"> tài khoản nhà thầu.</w:t>
+      </w:r>
+      <w:r>
+        <w:t xml:space="preserve"> Ghi chú, chủ đầu tư công chuyển tài sản (cố định) về sổ cái ngân hàng trung ương bằng </w:t>
+      </w:r>
+      <w:r>
+        <w:t xml:space="preserve">kết hợp </w:t>
+      </w:r>
+      <w:r>
+        <w:t>nghiệp vụ kế toán giữa tài khoản tài sản và tài khoản kho bạc tại ngân hàng trung ương</w:t>
+      </w:r>
+      <w:r>
+        <w:t xml:space="preserve"> (bảng cân đối kế toán của ngân hàng trung ương – central bank balance sheet)</w:t>
       </w:r>
       <w:r>
         <w:t>.</w:t>
       </w:r>
       <w:r>
-        <w:t xml:space="preserve"> </w:t>
-      </w:r>
-      <w:r>
-        <w:rPr>
-          <w:i/>
-        </w:rPr>
-        <w:t>V</w:t>
-      </w:r>
-      <w:r>
-        <w:rPr>
-          <w:i/>
-        </w:rPr>
-        <w:t>ốn đầu tư công</w:t>
-      </w:r>
-      <w:r>
-        <w:t xml:space="preserve"> </w:t>
-      </w:r>
-      <w:r>
-        <w:t>(</w:t>
-      </w:r>
-      <w:r>
-        <w:t>public investment capital</w:t>
-      </w:r>
-      <w:r>
-        <w:t xml:space="preserve">) </w:t>
-      </w:r>
-      <w:r>
-        <w:t>tại kho bạc, thuộc mục nguồn vốn, bao gồm các mục sau: 1) vốn ngân sách nhà nước cho đầu tư công chủ yếu đến từ thuế</w:t>
-      </w:r>
-      <w:r>
-        <w:t xml:space="preserve"> như vốn chủ sở hữu (entity)</w:t>
-      </w:r>
-      <w:r>
-        <w:t>, 2) trái phiếu, tín phiếu, và công trái do chính phủ phát hành như nợ phải trả (liability), 3) vốn ODA, 4) vốn đặc thù như vốn cổ phần hóa từ bán (cổ phần hóa) doanh nghiệp nhà nước</w:t>
-      </w:r>
-      <w:r>
-        <w:t xml:space="preserve">, tài khoản </w:t>
-      </w:r>
-      <w:proofErr w:type="gramStart"/>
-      <w:r>
-        <w:t>Nostro,…</w:t>
-      </w:r>
-      <w:proofErr w:type="gramEnd"/>
-      <w:r>
-        <w:t xml:space="preserve"> </w:t>
-      </w:r>
-      <w:r>
-        <w:t xml:space="preserve">Chủ đầu tư thực hiện công trình công là </w:t>
-      </w:r>
-      <w:r>
-        <w:rPr>
-          <w:i/>
-        </w:rPr>
-        <w:t>chủ đầu tư công</w:t>
-      </w:r>
-      <w:r>
-        <w:t xml:space="preserve">. Nếu chủ đầu tư không phải chủ đầu tư công thì tài khoản chủ đầu </w:t>
-      </w:r>
-      <w:r>
-        <w:t xml:space="preserve">tư </w:t>
-      </w:r>
-      <w:r>
-        <w:t>có thể ở ngân hàng thương mại và quá trình thi công – giám sát – đánh giá – chi tiêu có thể diễn ra nhanh gọn hơn vì không thông qua kho bạc.</w:t>
-      </w:r>
-      <w:r>
-        <w:t xml:space="preserve"> Ghi chú, hạn mức chi tiêu </w:t>
-      </w:r>
-      <w:r>
-        <w:t>(b</w:t>
-      </w:r>
-      <w:r>
-        <w:t xml:space="preserve">udget </w:t>
-      </w:r>
-      <w:r>
-        <w:t>a</w:t>
-      </w:r>
-      <w:r>
-        <w:t>llocation</w:t>
-      </w:r>
-      <w:r>
-        <w:t xml:space="preserve">) </w:t>
-      </w:r>
-      <w:r>
-        <w:t xml:space="preserve">tức tài khoản của chủ đầu tư </w:t>
-      </w:r>
-      <w:r>
-        <w:t xml:space="preserve">công </w:t>
-      </w:r>
-      <w:r>
-        <w:t>do kho bạc quản lý và giám sát</w:t>
+        <w:t xml:space="preserve"> Giả sử lượng tiền giải ngân đã có sẵn không cần bút toán phát hành và giả sử công trình công đảm bảo chất lượng có giá đúng bằng lượng </w:t>
+      </w:r>
+      <w:r>
+        <w:t xml:space="preserve">giải ngân </w:t>
+      </w:r>
+      <w:r>
+        <w:t xml:space="preserve">[vừa đủ] </w:t>
+      </w:r>
+      <w:r>
+        <w:t xml:space="preserve">thì lạm phát </w:t>
+      </w:r>
+      <w:r>
+        <w:t xml:space="preserve">vẫn </w:t>
+      </w:r>
+      <w:r>
+        <w:t xml:space="preserve">có khả năng xảy ra do nguồn vốn tức lượng tiền giải ngân </w:t>
+      </w:r>
+      <w:r>
+        <w:t>[thực</w:t>
+      </w:r>
+      <w:r>
+        <w:t xml:space="preserve"> lớn hơn</w:t>
+      </w:r>
+      <w:r>
+        <w:t xml:space="preserve">] </w:t>
+      </w:r>
+      <w:r>
+        <w:t xml:space="preserve">là nợ phải trả </w:t>
+      </w:r>
+      <w:r>
+        <w:t xml:space="preserve">có lãi nợ </w:t>
+      </w:r>
+      <w:r>
+        <w:t>như trái phiếu phát hàn</w:t>
+      </w:r>
+      <w:r>
+        <w:t>h</w:t>
+      </w:r>
+      <w:r>
+        <w:t xml:space="preserve"> [</w:t>
+      </w:r>
+      <w:r>
+        <w:t xml:space="preserve">lãi nợ </w:t>
+      </w:r>
+      <w:r>
+        <w:t>có thể nhiều hơn thuế doanh nghiệp]</w:t>
       </w:r>
       <w:r>
         <w:t>.</w:t>
       </w:r>
       <w:r>
-        <w:t xml:space="preserve"> </w:t>
-      </w:r>
-      <w:r>
-        <w:t>B</w:t>
-      </w:r>
-      <w:r>
-        <w:t xml:space="preserve">ơm lượng tiền bút toán vào thị trường </w:t>
-      </w:r>
-      <w:r>
-        <w:t>tức</w:t>
-      </w:r>
-      <w:r>
-        <w:t xml:space="preserve"> rót nguồn vốn (liability, capital) vào nền kinh tế, được cụ thể hóa một phần </w:t>
-      </w:r>
-      <w:r>
-        <w:t xml:space="preserve">trực tiếp </w:t>
-      </w:r>
-      <w:r>
-        <w:t>bởi giải ngân đầu tư công.</w:t>
-      </w:r>
-      <w:r>
-        <w:t xml:space="preserve"> Nhà thầu có thể được ứng trước một khoản vay để mua nguyên vật liệu nên giải ngân đầu tư công bao gồm cho vay và chi tiêu nguồn vốn.</w:t>
-      </w:r>
-      <w:r>
-        <w:t xml:space="preserve"> Chủ thầu đầu tư công là cơ quan/doanh nghiệp nhà nước và doanh nghiệp PPP vì thụ hưởng và khai thác công trình công.</w:t>
-      </w:r>
-      <w:r>
-        <w:t xml:space="preserve"> Doanh nghiệp PPP có thể vừa là chủ đầu tư vừa là nhà thầu nhưng quá trình chủ đầu tư chọn nhà thầu </w:t>
-      </w:r>
-      <w:r>
-        <w:t>tức</w:t>
-      </w:r>
-      <w:r>
-        <w:t xml:space="preserve"> quá trình </w:t>
-      </w:r>
-      <w:r>
-        <w:rPr>
-          <w:i/>
-        </w:rPr>
-        <w:t>đấu thầu</w:t>
-      </w:r>
-      <w:r>
-        <w:t xml:space="preserve"> </w:t>
-      </w:r>
-      <w:r>
-        <w:t xml:space="preserve">(bidding, tendering) </w:t>
-      </w:r>
-      <w:r>
-        <w:t xml:space="preserve">cần minh bạch để tách giám sát </w:t>
-      </w:r>
-      <w:r>
-        <w:t>khỏi</w:t>
-      </w:r>
-      <w:r>
-        <w:t xml:space="preserve"> thi công nhằm bảo đảm chất lượng công trình.</w:t>
-      </w:r>
-      <w:r>
-        <w:t xml:space="preserve"> </w:t>
-      </w:r>
-      <w:r>
-        <w:t xml:space="preserve">Tóm lại, giải ngân vốn đầu tư công </w:t>
-      </w:r>
-      <w:r>
-        <w:t>(d</w:t>
-      </w:r>
-      <w:r>
-        <w:t>isbursement of public investment capital</w:t>
-      </w:r>
-      <w:r>
-        <w:t xml:space="preserve">) </w:t>
-      </w:r>
-      <w:r>
-        <w:t>là cụ thể hóa của đầu tư công</w:t>
-      </w:r>
-      <w:r>
-        <w:t xml:space="preserve"> (public investment)</w:t>
-      </w:r>
-      <w:r>
-        <w:t xml:space="preserve"> / chi tiêu công</w:t>
-      </w:r>
-      <w:r>
-        <w:t xml:space="preserve"> (public expenditure)</w:t>
-      </w:r>
-      <w:r>
-        <w:t>, liên quan chủ yếu đến chủ đầu tư</w:t>
-      </w:r>
-      <w:r>
-        <w:t xml:space="preserve"> (investor)</w:t>
-      </w:r>
-      <w:r>
-        <w:t xml:space="preserve">, kho bạc </w:t>
-      </w:r>
-      <w:r>
-        <w:t>(t</w:t>
-      </w:r>
-      <w:r>
-        <w:t>reasury</w:t>
-      </w:r>
-      <w:r>
-        <w:t xml:space="preserve">) </w:t>
-      </w:r>
-      <w:r>
-        <w:t>và nhà thầu</w:t>
-      </w:r>
-      <w:r>
-        <w:t xml:space="preserve"> (bidder)</w:t>
-      </w:r>
-      <w:r>
-        <w:t xml:space="preserve">, bao gồm: cấp hạn mức chi tiêu cho chủ đầu tư công, tạm ứng vốn cho nhà thầu, thanh toán khối lượng công việc cho nhà thầu, chi lượng tiền nghiệm thu công trình có khấu trừ vốn tạm ứng. </w:t>
-      </w:r>
-      <w:r>
-        <w:t xml:space="preserve">Với lượng tiền giải ngân đúng bằng </w:t>
-      </w:r>
-      <w:r>
-        <w:t xml:space="preserve">giá cả </w:t>
-      </w:r>
-      <w:r>
-        <w:t>công trình công, n</w:t>
-      </w:r>
-      <w:r>
-        <w:t>ghiệp vụ kế toán của đầu tư công</w:t>
-      </w:r>
-      <w:r>
-        <w:t xml:space="preserve"> như sau</w:t>
-      </w:r>
-      <w:r>
-        <w:t xml:space="preserve"> (Google AI 2026)</w:t>
-      </w:r>
-      <w:r>
-        <w:t>:</w:t>
-      </w:r>
-      <w:r>
-        <w:t xml:space="preserve"> 1) khi đang thi công tức </w:t>
-      </w:r>
-      <w:r>
-        <w:rPr>
-          <w:i/>
-        </w:rPr>
-        <w:t>giai đoạn giải ngân</w:t>
-      </w:r>
-      <w:r>
-        <w:t xml:space="preserve"> thì ngân hàng trung ương ghi NỢ tài khoản kho bạc như tài sản và ghi CÓ tài khoản ngân hàng thương mại như lượng tiền giải ngân</w:t>
-      </w:r>
-      <w:r>
-        <w:t xml:space="preserve"> </w:t>
-      </w:r>
-      <w:r>
-        <w:t xml:space="preserve">tức </w:t>
-      </w:r>
-      <w:r>
-        <w:t>bơm</w:t>
-      </w:r>
-      <w:r>
-        <w:t xml:space="preserve"> tiền</w:t>
-      </w:r>
-      <w:r>
-        <w:t xml:space="preserve">, đồng thời chủ đầu tư kế toán nội bộ bằng cách ghi NỢ chi phí xây dựng dở dang </w:t>
-      </w:r>
-      <w:r>
-        <w:t xml:space="preserve">nội bộ </w:t>
-      </w:r>
-      <w:r>
-        <w:t xml:space="preserve">và ghi CÓ nguồn vốn đầu tư công </w:t>
-      </w:r>
-      <w:r>
-        <w:t xml:space="preserve">nội bộ </w:t>
-      </w:r>
-      <w:r>
-        <w:t>(</w:t>
-      </w:r>
-      <w:r>
-        <w:rPr>
-          <w:rFonts w:cs="Times New Roman"/>
-        </w:rPr>
-        <w:t>≤</w:t>
-      </w:r>
-      <w:r>
-        <w:t xml:space="preserve"> </w:t>
-      </w:r>
-      <w:r>
-        <w:t>hạn mức chi tiêu</w:t>
-      </w:r>
-      <w:r>
-        <w:t>)</w:t>
-      </w:r>
-      <w:r>
-        <w:t xml:space="preserve">, đồng thời ngân hàng thương mại </w:t>
-      </w:r>
-      <w:r>
-        <w:t>tăng số dư</w:t>
-      </w:r>
-      <w:r>
-        <w:t xml:space="preserve"> tài khoản nhà thầu bằng với lượng tiền tạm ứng (&lt; lượng tiền giải ngân)</w:t>
-      </w:r>
-      <w:r>
-        <w:t xml:space="preserve">, 2) khi nghiệm thu công trình thì </w:t>
-      </w:r>
-      <w:r>
-        <w:t xml:space="preserve">kho bạc thực hiện quyết toán nội bộ đóng hoặc giảm hạn mức chi tiêu của chủ đầu tư, </w:t>
-      </w:r>
-      <w:r>
-        <w:t xml:space="preserve">đồng thời </w:t>
-      </w:r>
-      <w:r>
-        <w:t>chủ đầu tư kế toán nội bộ bằng cách</w:t>
-      </w:r>
-      <w:r>
-        <w:t xml:space="preserve"> </w:t>
-      </w:r>
-      <w:r>
-        <w:t xml:space="preserve">ghi NỢ tài sản cố định </w:t>
-      </w:r>
-      <w:r>
-        <w:t xml:space="preserve">nội bộ </w:t>
-      </w:r>
-      <w:r>
-        <w:t>và ghi CÓ chi phí xây dựng dở dang</w:t>
-      </w:r>
-      <w:r>
-        <w:t xml:space="preserve"> nội bộ</w:t>
-      </w:r>
-      <w:r>
-        <w:t xml:space="preserve">, đồng thời ngân hàng thương mại kết sổ </w:t>
-      </w:r>
-      <w:r>
-        <w:t>tăng số dư</w:t>
-      </w:r>
-      <w:r>
-        <w:t xml:space="preserve"> tài khoản </w:t>
-      </w:r>
-      <w:r>
-        <w:t xml:space="preserve">nhà thầu </w:t>
-      </w:r>
-      <w:r>
-        <w:t xml:space="preserve">với lượng tiền giải ngân </w:t>
-      </w:r>
-      <w:r>
-        <w:t>có khấu trừ lượng tiền tạm ứng</w:t>
-      </w:r>
-      <w:r>
-        <w:t>, tức tiền đã bơm hết vào nhà thầu</w:t>
-      </w:r>
-      <w:r>
-        <w:t>, và 3)</w:t>
-      </w:r>
-      <w:r>
-        <w:t xml:space="preserve"> </w:t>
-      </w:r>
-      <w:r>
-        <w:t xml:space="preserve">khi khấu hao (depreciation) &amp; bảo trì </w:t>
-      </w:r>
-      <w:r>
-        <w:t>(m</w:t>
-      </w:r>
-      <w:r>
-        <w:t>aintenance</w:t>
-      </w:r>
-      <w:r>
-        <w:t xml:space="preserve">) </w:t>
-      </w:r>
-      <w:r>
-        <w:t>công trình thì</w:t>
-      </w:r>
-      <w:r>
-        <w:t xml:space="preserve"> ngân hàng trung ương </w:t>
-      </w:r>
-      <w:r>
-        <w:t>ghi NỢ tài khoản kho bạc</w:t>
-      </w:r>
-      <w:r>
-        <w:t xml:space="preserve"> và ghi CÓ tài khoản ngân hàng thương mại</w:t>
-      </w:r>
-      <w:r>
-        <w:t xml:space="preserve">, đồng thời kho bạc kế toán </w:t>
-      </w:r>
-      <w:r>
-        <w:t xml:space="preserve">nội bộ </w:t>
-      </w:r>
-      <w:r>
-        <w:t xml:space="preserve">bằng cách ghi NỢ dự toán chi thường xuyên </w:t>
-      </w:r>
-      <w:r>
-        <w:t xml:space="preserve">nội bộ </w:t>
-      </w:r>
-      <w:r>
-        <w:t>và ghi CÓ tài khoản kho bạc</w:t>
-      </w:r>
-      <w:r>
-        <w:t xml:space="preserve"> nội bộ</w:t>
-      </w:r>
-      <w:r>
-        <w:t>, đồng thời chủ đầu tư kế toán nội bộ bằng cách ghi NỢ chi phí hao mòn hoặc sửa chữa và ghi CÓ hao mòn lũy kế hoặc phải trả dịch vụ sửa chữa</w:t>
-      </w:r>
-      <w:r>
-        <w:t xml:space="preserve">, đồng thời ngân hàng thương mại chuyển </w:t>
-      </w:r>
-      <w:r>
-        <w:t>khoản</w:t>
-      </w:r>
-      <w:r>
-        <w:t xml:space="preserve"> đến nhà thầu </w:t>
-      </w:r>
-      <w:r>
-        <w:t>tức tăng số dư</w:t>
-      </w:r>
-      <w:r>
-        <w:t xml:space="preserve"> tài khoản nhà thầu.</w:t>
-      </w:r>
-      <w:r>
-        <w:t xml:space="preserve"> Ghi chú, chủ đầu tư công chuyển tài sản (cố định) về sổ cái ngân hàng trung ương bằng </w:t>
-      </w:r>
-      <w:r>
-        <w:t xml:space="preserve">kết hợp </w:t>
-      </w:r>
-      <w:r>
-        <w:t>nghiệp vụ kế toán giữa tài khoản tài sản và tài khoản kho bạc tại ngân hàng trung ương.</w:t>
-      </w:r>
-      <w:r>
-        <w:t xml:space="preserve"> Giả sử lượng tiền giải ngân đã có sẵn không cần bút toán phát hành và giả sử công trình công đảm bảo chất lượng có giá đúng bằng lượng </w:t>
-      </w:r>
-      <w:r>
-        <w:t xml:space="preserve">giải ngân </w:t>
-      </w:r>
-      <w:r>
-        <w:t xml:space="preserve">[vừa đủ] </w:t>
-      </w:r>
-      <w:r>
-        <w:t xml:space="preserve">thì lạm phát </w:t>
-      </w:r>
-      <w:r>
-        <w:t xml:space="preserve">vẫn </w:t>
-      </w:r>
-      <w:r>
-        <w:t xml:space="preserve">có khả năng xảy ra do nguồn vốn tức lượng tiền giải ngân </w:t>
-      </w:r>
-      <w:r>
-        <w:t>[thực</w:t>
-      </w:r>
-      <w:r>
-        <w:t xml:space="preserve"> lớn hơn</w:t>
-      </w:r>
-      <w:r>
-        <w:t xml:space="preserve">] </w:t>
-      </w:r>
-      <w:r>
-        <w:t xml:space="preserve">là nợ phải trả </w:t>
-      </w:r>
-      <w:r>
-        <w:t xml:space="preserve">có lãi nợ </w:t>
-      </w:r>
-      <w:r>
-        <w:t>như trái phiếu phát hàn</w:t>
-      </w:r>
-      <w:r>
-        <w:t>h</w:t>
-      </w:r>
-      <w:r>
-        <w:t xml:space="preserve"> [</w:t>
-      </w:r>
-      <w:r>
-        <w:t xml:space="preserve">lãi nợ </w:t>
-      </w:r>
-      <w:r>
-        <w:t>có thể nhiều hơn thuế doanh nghiệp]</w:t>
-      </w:r>
-      <w:r>
-        <w:t>.</w:t>
-      </w:r>
-      <w:r>
-        <w:t xml:space="preserve"> Nếu lượng tiền giải ngân do bút toán phát hành thì lạm phát chắc chắn xảy ra do thuế nhà thầu luôn thấp hơn doanh thu nhà thầu và doanh thu nhà thầu tương ứng với lượng tiền giải </w:t>
-      </w:r>
-      <w:r>
-        <w:lastRenderedPageBreak/>
-        <w:t>ngân</w:t>
+        <w:t xml:space="preserve"> Nếu lượng tiền giải ngân do bút toán phát hành thì lạm phát chắc chắn xảy ra do thuế nhà thầu luôn thấp hơn doanh thu nhà thầu và doanh thu nhà thầu tương ứng với lượng tiền giải ngân</w:t>
       </w:r>
       <w:r>
         <w:t>, trừ phi công trình công mang lại lợi ích lớn cung ứng nguồn thu thuế rất lớn trên diện rộng vượt ngoài nhà thầu.</w:t>
@@ -17183,7 +17251,11 @@
         <w:t>xúc tác</w:t>
       </w:r>
       <w:r>
-        <w:t xml:space="preserve"> thì ngay cả tiệm cận trạng thái lý tưởng cũng không </w:t>
+        <w:t xml:space="preserve"> thì </w:t>
+      </w:r>
+      <w:r>
+        <w:lastRenderedPageBreak/>
+        <w:t xml:space="preserve">ngay cả tiệm cận trạng thái lý tưởng cũng không </w:t>
       </w:r>
       <w:r>
         <w:t xml:space="preserve">thể </w:t>
@@ -17246,11 +17318,7 @@
         <w:t>nếu</w:t>
       </w:r>
       <w:r>
-        <w:t xml:space="preserve"> ngược lại, mua nhiều hàng ngoại không những làm suy yếu sản xuất nội </w:t>
-      </w:r>
-      <w:r>
-        <w:lastRenderedPageBreak/>
-        <w:t xml:space="preserve">địa mà còn gây lạm phát nhập khẩu (cầu hàng ngoại tăng </w:t>
+        <w:t xml:space="preserve"> ngược lại, mua nhiều hàng ngoại không những làm suy yếu sản xuất nội địa mà còn gây lạm phát nhập khẩu (cầu hàng ngoại tăng </w:t>
       </w:r>
       <w:r>
         <w:rPr>
@@ -17565,7 +17633,11 @@
         <w:t>B</w:t>
       </w:r>
       <w:r>
-        <w:t xml:space="preserve">ất luận thế nào, không bao giờ tung thừa tiền quá mức vào thị trường vì lượng tiền thừa trước sau cũng quay lại thị trường nội địa bằng hình thức này hay hình thức khác và lạm phát là “căn bệnh” kinh niên vì không thể loại trừ lạm phát </w:t>
+        <w:t xml:space="preserve">ất luận thế nào, không bao giờ tung thừa tiền quá mức vào thị trường vì lượng </w:t>
+      </w:r>
+      <w:r>
+        <w:lastRenderedPageBreak/>
+        <w:t xml:space="preserve">tiền thừa trước sau cũng quay lại thị trường nội địa bằng hình thức này hay hình thức khác và lạm phát là “căn bệnh” kinh niên vì không thể loại trừ lạm phát </w:t>
       </w:r>
       <w:r>
         <w:t>do</w:t>
@@ -17672,11 +17744,7 @@
         <w:t xml:space="preserve"> (Google AI 2026)</w:t>
       </w:r>
       <w:r>
-        <w:t xml:space="preserve">: 1) mua trái phiếu chính phủ của B </w:t>
-      </w:r>
-      <w:r>
-        <w:lastRenderedPageBreak/>
-        <w:t xml:space="preserve">như một dạng tài sản cho nghiệp vụ ngân hàng mở và 2) yêu cầu ngân hàng B đóng thùng tiền mặt gởi về A. </w:t>
+        <w:t xml:space="preserve">: 1) mua trái phiếu chính phủ của B như một dạng tài sản cho nghiệp vụ ngân hàng mở và 2) yêu cầu ngân hàng B đóng thùng tiền mặt gởi về A. </w:t>
       </w:r>
       <w:r>
         <w:t xml:space="preserve">Theo Google AI 2026, “dự trữ ngoại hối là tổng hợp các quyền đòi nợ của một quốc gia đối với các hệ thống tài chính quốc tế và tài khoản Nostro là một hình thức quan trọng của dự trữ ngoại hối”. </w:t>
@@ -18011,7 +18079,11 @@
         <w:t xml:space="preserve">(2026) </w:t>
       </w:r>
       <w:r>
-        <w:t>với tiền kỹ thuật số, thế giới tự nhiên thứ hai tức thế giới tinh thần càng chứng thực thuộc tính tự nhiên, thường hằng, vốn có vì tiền kỹ thuật số</w:t>
+        <w:t xml:space="preserve">với tiền kỹ thuật </w:t>
+      </w:r>
+      <w:r>
+        <w:lastRenderedPageBreak/>
+        <w:t>số, thế giới tự nhiên thứ hai tức thế giới tinh thần càng chứng thực thuộc tính tự nhiên, thường hằng, vốn có vì tiền kỹ thuật số</w:t>
       </w:r>
       <w:r>
         <w:t xml:space="preserve"> tuy trừu tượng hơn cả tiền giấy nhưng gần như là hàng hóa thực thụ.</w:t>
@@ -18068,11 +18140,7 @@
         <w:t>bản vị pháp định</w:t>
       </w:r>
       <w:r>
-        <w:t xml:space="preserve"> tức giá trị quy ước của đồng tiền </w:t>
-      </w:r>
-      <w:r>
-        <w:lastRenderedPageBreak/>
-        <w:t>được hệ thống luật pháp của một quốc gia bảo đảm. Tuy nhiên mở rộng có đến bốn bản vị sau</w:t>
+        <w:t xml:space="preserve"> tức giá trị quy ước của đồng tiền được hệ thống luật pháp của một quốc gia bảo đảm. Tuy nhiên mở rộng có đến bốn bản vị sau</w:t>
       </w:r>
       <w:r>
         <w:t xml:space="preserve"> (Gemini 2026)</w:t>
@@ -18497,7 +18565,7 @@
           <w:b w:val="0"/>
         </w:rPr>
       </w:pPr>
-      <w:bookmarkStart w:id="4" w:name="_Toc229584930"/>
+      <w:bookmarkStart w:id="4" w:name="_Toc230179670"/>
       <w:r>
         <w:t>Tích lũy vốn</w:t>
       </w:r>
@@ -18556,7 +18624,11 @@
         </w:sdtContent>
       </w:sdt>
       <w:r>
-        <w:t xml:space="preserve">, nghĩa là hình thành một vòng quay không hồi kết mà điểm đầu trùng với điểm kết, tức “dự trữ hàng hóa để bán ra </w:t>
+        <w:t xml:space="preserve">, </w:t>
+      </w:r>
+      <w:r>
+        <w:lastRenderedPageBreak/>
+        <w:t xml:space="preserve">nghĩa là hình thành một vòng quay không hồi kết mà điểm đầu trùng với điểm kết, tức “dự trữ hàng hóa để bán ra </w:t>
       </w:r>
       <w:r>
         <w:rPr>
@@ -18619,11 +18691,7 @@
         <w:t xml:space="preserve"> đối nghịch với nguyên lý chi tiêu của “doanh nghiệp” chính phủ nếu nhìn chính phủ với khía cạnh doanh nghiệp.</w:t>
       </w:r>
       <w:r>
-        <w:t xml:space="preserve"> Vòng quay tích lũy vốn càng nhanh thì càng nhiều của cải được tạo ra và xã hội càng giàu có, và trong vòng quay đó, phân công lao động là lực chủ đạo để quay vòng quay vì chỉ có phân công lao động mới khiến sản xuất </w:t>
-      </w:r>
-      <w:r>
-        <w:lastRenderedPageBreak/>
-        <w:t xml:space="preserve">hiệu quả và như vậy tuy chung nguồn gốc thuộc tính trao đổi hàng hóa và tuy tích lũy vốn cần được tiến hành trước phân công lao động, theo Smith </w:t>
+        <w:t xml:space="preserve"> Vòng quay tích lũy vốn càng nhanh thì càng nhiều của cải được tạo ra và xã hội càng giàu có, và trong vòng quay đó, phân công lao động là lực chủ đạo để quay vòng quay vì chỉ có phân công lao động mới khiến sản xuất hiệu quả và như vậy tuy chung nguồn gốc thuộc tính trao đổi hàng hóa và tuy tích lũy vốn cần được tiến hành trước phân công lao động, theo Smith </w:t>
       </w:r>
       <w:sdt>
         <w:sdtPr>
@@ -19662,11 +19730,18 @@
         <w:rPr>
           <w:rFonts w:cs="Times New Roman"/>
         </w:rPr>
-        <w:t xml:space="preserve">có lãi đơn thuần như hoạt động doanh nghiệp, chỉ cần khi xây dựng một công trình </w:t>
+        <w:t xml:space="preserve">có lãi đơn </w:t>
       </w:r>
       <w:r>
         <w:rPr>
           <w:rFonts w:cs="Times New Roman"/>
+        </w:rPr>
+        <w:lastRenderedPageBreak/>
+        <w:t xml:space="preserve">thuần như hoạt động doanh nghiệp, chỉ cần khi xây dựng một công trình </w:t>
+      </w:r>
+      <w:r>
+        <w:rPr>
+          <w:rFonts w:cs="Times New Roman"/>
           <w:i/>
         </w:rPr>
         <w:t>không gây nợ công đáng kể</w:t>
@@ -19827,14 +19902,7 @@
         <w:rPr>
           <w:rFonts w:cs="Times New Roman"/>
         </w:rPr>
-        <w:t xml:space="preserve">nguyên vật liệu (thuộc vốn </w:t>
-      </w:r>
-      <w:r>
-        <w:rPr>
-          <w:rFonts w:cs="Times New Roman"/>
-        </w:rPr>
-        <w:lastRenderedPageBreak/>
-        <w:t>lưu động) nhưng thiết yếu</w:t>
+        <w:t>nguyên vật liệu (thuộc vốn lưu động) nhưng thiết yếu</w:t>
       </w:r>
       <w:r>
         <w:rPr>
@@ -20222,7 +20290,14 @@
         <w:rPr>
           <w:rFonts w:cs="Times New Roman"/>
         </w:rPr>
-        <w:t xml:space="preserve"> Tuy nhiên hình thức đối tác công-tư (PPP) như BOT (xây dựng – vận hành – chuyển giao) hay BT (xây dựng – chuyển giao) tốt hơn hẳn công trình 100% đầu tư công vì tính chất lưỡng dụng gồm cả lợi nhuận &amp; phúc lợi, hơn nữa, về mặt lý luận, PPP </w:t>
+        <w:t xml:space="preserve"> Tuy nhiên hình thức đối tác công-tư (PPP) như BOT (xây dựng </w:t>
+      </w:r>
+      <w:r>
+        <w:rPr>
+          <w:rFonts w:cs="Times New Roman"/>
+        </w:rPr>
+        <w:lastRenderedPageBreak/>
+        <w:t xml:space="preserve">– vận hành – chuyển giao) hay BT (xây dựng – chuyển giao) tốt hơn hẳn công trình 100% đầu tư công vì tính chất lưỡng dụng gồm cả lợi nhuận &amp; phúc lợi, hơn nữa, về mặt lý luận, PPP </w:t>
       </w:r>
       <w:r>
         <w:rPr>
@@ -20349,14 +20424,7 @@
         <w:rPr>
           <w:rFonts w:cs="Times New Roman"/>
         </w:rPr>
-        <w:t xml:space="preserve">là tổng thu nhập </w:t>
-      </w:r>
-      <w:r>
-        <w:rPr>
-          <w:rFonts w:cs="Times New Roman"/>
-        </w:rPr>
-        <w:lastRenderedPageBreak/>
-        <w:t>trừ khấu hao vốn cố định lẫn khấu hao vốn luân chuyển và phí tổn sinh hoạt của mọi cá nhân</w:t>
+        <w:t>là tổng thu nhập trừ khấu hao vốn cố định lẫn khấu hao vốn luân chuyển và phí tổn sinh hoạt của mọi cá nhân</w:t>
       </w:r>
       <w:sdt>
         <w:sdtPr>
@@ -20583,7 +20651,11 @@
         <w:t>”, nhưng hãy lưu ý bản chất của thương mại là trao đổi, ngữ nghĩa này mạnh hơn nhiều so với mối liên hệ giữa trao đổi và sản xuất phải thông qua phân công lao động</w:t>
       </w:r>
       <w:r>
-        <w:t xml:space="preserve"> – hoạt động sản xuất chỉ có ý nghĩa với phân công lao động mặc dù trao đổi là nguồn gốc của phân công lao động, trong khi đó ta có thể nói thương mại “là” trao đổi</w:t>
+        <w:t xml:space="preserve"> – hoạt động sản xuất chỉ có ý nghĩa với phân công lao động mặc dù trao đổi là nguồn gốc của phân công lao động, trong khi đó ta có thể nói thương mại “là” trao </w:t>
+      </w:r>
+      <w:r>
+        <w:lastRenderedPageBreak/>
+        <w:t>đổi</w:t>
       </w:r>
       <w:r>
         <w:t>.</w:t>
@@ -20643,11 +20715,7 @@
         <w:t>thể hiện sự gia tăng của vốn tức tích lũy vốn</w:t>
       </w:r>
       <w:r>
-        <w:t xml:space="preserve">, do </w:t>
-      </w:r>
-      <w:r>
-        <w:lastRenderedPageBreak/>
-        <w:t xml:space="preserve">đó </w:t>
+        <w:t xml:space="preserve">, do đó </w:t>
       </w:r>
       <w:r>
         <w:rPr>
@@ -21006,7 +21074,11 @@
         <w:t xml:space="preserve">dôi dư </w:t>
       </w:r>
       <w:r>
-        <w:t>được đem ra nước ngoài để đầu tư như mua công cụ sản xuất, mua nguyên vật liệu, thậm chí cho vay để sản xuất nhiều của cải hơn</w:t>
+        <w:t xml:space="preserve">được đem ra nước ngoài để đầu tư như mua công </w:t>
+      </w:r>
+      <w:r>
+        <w:lastRenderedPageBreak/>
+        <w:t>cụ sản xuất, mua nguyên vật liệu, thậm chí cho vay để sản xuất nhiều của cải hơn</w:t>
       </w:r>
       <w:r>
         <w:t xml:space="preserve">, đây là quá trình tích lũy vốn thông qua </w:t>
@@ -21114,11 +21186,7 @@
         <w:t xml:space="preserve">khi </w:t>
       </w:r>
       <w:r>
-        <w:t xml:space="preserve">đề cập </w:t>
-      </w:r>
-      <w:r>
-        <w:lastRenderedPageBreak/>
-        <w:t>lạm phát.</w:t>
+        <w:t>đề cập lạm phát.</w:t>
       </w:r>
       <w:r>
         <w:t xml:space="preserve"> </w:t>
@@ -21336,7 +21404,11 @@
         <w:t>Google AI 2026</w:t>
       </w:r>
       <w:r>
-        <w:t xml:space="preserve">), 2) hàng hóa tự động cần nhiều tiền hơn để trao đổi một cách tự nhiên do lượng </w:t>
+        <w:t xml:space="preserve">), 2) hàng hóa tự động cần nhiều tiền hơn để trao đổi một cách </w:t>
+      </w:r>
+      <w:r>
+        <w:lastRenderedPageBreak/>
+        <w:t xml:space="preserve">tự nhiên do lượng </w:t>
       </w:r>
       <w:r>
         <w:t xml:space="preserve">tiền giấy </w:t>
@@ -21438,11 +21510,7 @@
         <w:t xml:space="preserve">00,000 </w:t>
       </w:r>
       <w:r>
-        <w:t xml:space="preserve">= 200,000 + </w:t>
-      </w:r>
-      <w:r>
-        <w:lastRenderedPageBreak/>
-        <w:t xml:space="preserve">100,000 </w:t>
+        <w:t xml:space="preserve">= 200,000 + 100,000 </w:t>
       </w:r>
       <w:r>
         <w:t xml:space="preserve">đồng tiền vàng </w:t>
@@ -22442,7 +22510,11 @@
         <w:t>,</w:t>
       </w:r>
       <w:r>
-        <w:t xml:space="preserve"> 2) nếu nền kinh có dấu hiệu suy thoái thì ngân hàng trung ương sẽ thi hành chính sách tiền tệ mở rộng giảm lãi suất tín dụng khiến tăng tỉ lệ lạm phát đến mức mà nền kinh tế có thể chống chịu và nếu nền kinh tế có dấu hiệu tăng trưởng nóng thì ngân hàng trung ương sẽ thi hành chính sách tiền tệ thắt chặt tăng lãi suất tín dụng mà vẫn còn dư địa để </w:t>
+        <w:t xml:space="preserve"> 2) nếu nền kinh có dấu hiệu suy thoái thì ngân hàng trung ương sẽ thi hành chính sách tiền tệ mở rộng giảm lãi suất tín dụng khiến tăng tỉ lệ lạm phát đến mức mà nền kinh tế có thể chống chịu và nếu nền </w:t>
+      </w:r>
+      <w:r>
+        <w:lastRenderedPageBreak/>
+        <w:t xml:space="preserve">kinh tế có dấu hiệu tăng trưởng nóng thì ngân hàng trung ương sẽ thi hành chính sách tiền tệ thắt chặt tăng lãi suất tín dụng mà vẫn còn dư địa để </w:t>
       </w:r>
       <w:r>
         <w:t xml:space="preserve">giảm </w:t>
@@ -22627,7 +22699,6 @@
         <w:t xml:space="preserve">. </w:t>
       </w:r>
       <w:r>
-        <w:lastRenderedPageBreak/>
         <w:t>V</w:t>
       </w:r>
       <w:r>
@@ -23185,7 +23256,11 @@
         <w:t>nguồn lực cho nhà tư bản tậ</w:t>
       </w:r>
       <w:r>
-        <w:t>p trung vào kinh doanh, cùng với vai trò vùng đệm thanh khoản và điều phối lượng tiền, ngân hàng là cầu nối của các hoạt động kinh tế gồm sản xuất, thương mại và tài chính</w:t>
+        <w:t xml:space="preserve">p trung vào kinh doanh, cùng với vai trò vùng đệm thanh khoản và </w:t>
+      </w:r>
+      <w:r>
+        <w:lastRenderedPageBreak/>
+        <w:t>điều phối lượng tiền, ngân hàng là cầu nối của các hoạt động kinh tế gồm sản xuất, thương mại và tài chính</w:t>
       </w:r>
       <w:r>
         <w:t xml:space="preserve">. Ghi chú, hối phiếu, lệnh phiếu, tín phiếu, trái phiếu, công trái đều là nợ phải trả (liabilities) nhưng có sự khác biệt giữa chúng, </w:t>
@@ -23353,371 +23428,373 @@
         <w:t xml:space="preserve"> </w:t>
       </w:r>
       <w:r>
-        <w:t xml:space="preserve">Hối phiếu và lệnh phiếu được ký phát </w:t>
+        <w:t>Hối phiếu và lệnh phiếu được ký phát tại ngân hàng thương mại nên tiền vốn ứng trước hay tiền thanh toán được ngân hàng chi ra</w:t>
+      </w:r>
+      <w:r>
+        <w:t xml:space="preserve"> tức </w:t>
+      </w:r>
+      <w:r>
+        <w:rPr>
+          <w:i/>
+        </w:rPr>
+        <w:t>khoản tín dụng</w:t>
+      </w:r>
+      <w:r>
+        <w:rPr>
+          <w:i/>
+        </w:rPr>
+        <w:t xml:space="preserve"> tiền giấy</w:t>
+      </w:r>
+      <w:r>
+        <w:t xml:space="preserve"> mà ngân hàng cấp</w:t>
+      </w:r>
+      <w:r>
+        <w:t xml:space="preserve">, không nhất thiết phải do </w:t>
+      </w:r>
+      <w:r>
+        <w:rPr>
+          <w:i/>
+        </w:rPr>
+        <w:t>chủ nợ</w:t>
+      </w:r>
+      <w:r>
+        <w:t xml:space="preserve"> ứng </w:t>
+      </w:r>
+      <w:r>
+        <w:t xml:space="preserve">hay </w:t>
+      </w:r>
+      <w:r>
+        <w:rPr>
+          <w:i/>
+        </w:rPr>
+        <w:t>con nợ</w:t>
+      </w:r>
+      <w:r>
+        <w:t xml:space="preserve"> trả </w:t>
+      </w:r>
+      <w:r>
+        <w:t>ngay lúc ký phát</w:t>
+      </w:r>
+      <w:r>
+        <w:t>, và do đó Smith đề cập trường hợp con nợ và chủ nợ đều giả nhưng thông đồng nhau lập hối phiếu dối để rút tiền ngân hàng</w:t>
+      </w:r>
+      <w:r>
+        <w:t>.</w:t>
+      </w:r>
+      <w:r>
+        <w:t xml:space="preserve"> Smith đưa ra một số biện pháp duy trì nguyên tắc vàng</w:t>
+      </w:r>
+      <w:r>
+        <w:t xml:space="preserve"> </w:t>
+      </w:r>
+      <w:r>
+        <w:t>tương ứng giữa lượng tiền giấy phát hành và lượng đồng tiền vàng như sau</w:t>
+      </w:r>
+      <w:r>
+        <w:t xml:space="preserve"> (Google AI 2026)</w:t>
+      </w:r>
+      <w:r>
+        <w:t xml:space="preserve">: 1) cấp tín dụng dựa trên hối phiếu thực </w:t>
+      </w:r>
+      <w:r>
+        <w:t>(real bills)</w:t>
+      </w:r>
+      <w:r>
+        <w:t>,</w:t>
+      </w:r>
+      <w:r>
+        <w:t xml:space="preserve"> </w:t>
+      </w:r>
+      <w:r>
+        <w:t>tức lượng tiền tung ra thị trườ</w:t>
+      </w:r>
+      <w:r>
+        <w:t>ng</w:t>
+      </w:r>
+      <w:r>
+        <w:t xml:space="preserve"> sau chu trình lưu thông sẽ bị hủy ngân hàng, để bảo đảm sau khi hàng hóa đã được trao đổi xong thì không còn lượng tiền giấy thừa</w:t>
+      </w:r>
+      <w:r>
+        <w:t xml:space="preserve">, một cách đơn giản, ví dụ đơn giản như khi chủ nợ lập hối phiếu </w:t>
+      </w:r>
+      <w:r>
+        <w:t xml:space="preserve">thực </w:t>
+      </w:r>
+      <w:r>
+        <w:t xml:space="preserve">với con nợ và ngân hàng ứng khoản tín dụng tiền giấy cho con nợ và sau đó con nợ mang lượng tiền giấy cùng lãi nợ đến ngân hàng để trả và lúc này chủ nợ cũng trình hối phiếu ra để nhận một lượng tiền lãi và ngân hàng </w:t>
+      </w:r>
+      <w:r>
+        <w:t xml:space="preserve">có thể </w:t>
+      </w:r>
+      <w:r>
+        <w:t>sẽ hủy lượng tiền giấy còn lại</w:t>
+      </w:r>
+      <w:r>
+        <w:t xml:space="preserve"> vì lượng tiền giấy </w:t>
+      </w:r>
+      <w:r>
+        <w:t xml:space="preserve">này </w:t>
+      </w:r>
+      <w:r>
+        <w:t>lúc này thuộc về ngân hàng</w:t>
+      </w:r>
+      <w:r>
+        <w:t xml:space="preserve">, 2) ngân hàng có nghĩa vụ đổi tiền giấy sang tiền vàng khi người dân yêu cầu, điều này nhằm giảm </w:t>
+      </w:r>
+      <w:r>
+        <w:t xml:space="preserve">[khấu trừ] </w:t>
+      </w:r>
+      <w:r>
+        <w:t>lượng tiền giấy lưu thông lúc cần thiết, 3)</w:t>
+      </w:r>
+      <w:r>
+        <w:t xml:space="preserve"> ngân hàng tránh tung lượng tiền giấy cho vay với các dự án đầu tư dài hạn hay đầu cơ, 4) các ngân hàng nên cạnh tranh lẫn nhau để nếu như một ngân hàng tung nhiều tiền giấy thì ngân hàng khác sẽ thu gom để đổi lấy vàng nhằm làm suy yếu nguồn dự trữ vàng của đối thủ.</w:t>
+      </w:r>
+      <w:r>
+        <w:t xml:space="preserve"> </w:t>
+      </w:r>
+      <w:r>
+        <w:t xml:space="preserve">Ghi chú, vì khách hàng thanh toán hối phiếu đều đặn và đúng hạn bằng tiền giấy tại ngân hàng nên lượng tiền lưu thông cần thiết luôn khấu trừ đúng bằng lượng tiền giấy phát hành vừa đủ, do đó lượng tiền </w:t>
+      </w:r>
+      <w:r>
+        <w:t xml:space="preserve">giấy </w:t>
+      </w:r>
+      <w:r>
+        <w:t>phát hành dôi dư sẽ ngay lập tức quay trở lại ngân hàng bằng yêu cầu đổi vàng/bạc</w:t>
+      </w:r>
+      <w:r>
+        <w:t>, do đó sự sụt giảm giá trị tiền tệ thời Smith tức lạm phát không phức tạp như ngày nay nếu như nguồn dự trữ vàng dồi dào</w:t>
+      </w:r>
+      <w:r>
+        <w:t xml:space="preserve">. </w:t>
+      </w:r>
+      <w:r>
+        <w:t xml:space="preserve">Thời Smith, tiền giấy </w:t>
+      </w:r>
+      <w:r>
+        <w:t xml:space="preserve">bản vị vàng </w:t>
+      </w:r>
+      <w:r>
+        <w:t xml:space="preserve">là một loại </w:t>
+      </w:r>
+      <w:r>
+        <w:t>hối</w:t>
+      </w:r>
+      <w:r>
+        <w:t xml:space="preserve"> phiếu đặc biệt </w:t>
+      </w:r>
+      <w:r>
+        <w:t>[</w:t>
+      </w:r>
+      <w:r>
+        <w:t>hóa đơn</w:t>
+      </w:r>
+      <w:r>
+        <w:t xml:space="preserve"> như giấy nợ</w:t>
+      </w:r>
+      <w:r>
+        <w:t xml:space="preserve">] </w:t>
+      </w:r>
+      <w:r>
+        <w:t>có thể đổi lấy vàng</w:t>
+      </w:r>
+      <w:r>
+        <w:t>, do ngân hàng tức chủ nợ ký phát</w:t>
+      </w:r>
+      <w:r>
+        <w:t xml:space="preserve">, </w:t>
+      </w:r>
+      <w:r>
+        <w:t xml:space="preserve">lúc người dùng </w:t>
+      </w:r>
+      <w:r>
+        <w:t xml:space="preserve">tức </w:t>
+      </w:r>
+      <w:r>
+        <w:t xml:space="preserve">con nợ </w:t>
+      </w:r>
+      <w:r>
+        <w:t xml:space="preserve">đến ngân hàng đổi tiền giấy lấy vàng chính là lúc họ trả nợ bằng chính tờ tiền </w:t>
+      </w:r>
+      <w:r>
+        <w:t>[</w:t>
+      </w:r>
+      <w:r>
+        <w:t xml:space="preserve">giấy </w:t>
+      </w:r>
+      <w:r>
+        <w:t xml:space="preserve">nợ] </w:t>
+      </w:r>
+      <w:r>
+        <w:t xml:space="preserve">đó cho ngân hàng nhưng nếu hiểu tiền giấy như </w:t>
+      </w:r>
+      <w:r>
+        <w:t>lệnh</w:t>
+      </w:r>
+      <w:r>
+        <w:t xml:space="preserve"> phiếu do ngân hàng </w:t>
+      </w:r>
+      <w:r>
+        <w:t xml:space="preserve">lúc này là </w:t>
+      </w:r>
+      <w:r>
+        <w:t xml:space="preserve">con nợ </w:t>
+      </w:r>
+      <w:r>
+        <w:t>phát hành thì không sai nhưng sẽ quay lại vòng lặp</w:t>
+      </w:r>
+      <w:r>
+        <w:t xml:space="preserve"> mà tiền giấy không còn là cơ sở của hối phiếu và lệnh phiếu</w:t>
+      </w:r>
+      <w:r>
+        <w:t xml:space="preserve">. </w:t>
+      </w:r>
+      <w:r>
+        <w:rPr>
+          <w:i/>
+        </w:rPr>
+        <w:t>Tiền giấy bản vị vàng chuyển từ vai trò lệnh phiếu mà ngân hàng là con nợ sang vai trò hối phiếu như tín dụng mà ngân hàng là chủ nợ</w:t>
+      </w:r>
+      <w:r>
+        <w:t xml:space="preserve">, liên quan đến lịch sử ngân hàng trải qua bốn giai đoạn sau (Gemini 20206): 1) </w:t>
+      </w:r>
+      <w:r>
+        <w:t xml:space="preserve">người dân </w:t>
+      </w:r>
+      <w:r>
+        <w:t xml:space="preserve">tại Lưỡng Hà và Hy </w:t>
+      </w:r>
+      <w:r>
+        <w:t>Lạp cổ đại mang vàng bạc và ngũ cốc gởi an toàn tại các đền thờ và các giáo sĩ bắt đầu cho vay số tài sản này để lấy lãi, 2) các nhà buôn Ả Rập trước khi đi buôn bán sẽ gởi vàng bạc cho người có uy tín để nhận một tờ giấy xác nhận vì rủi ro khi mang vàng bạc đi xa, tờ giấy xác nhận gởi tiền được dùng làm phương tiện mua bán và được đổi lấy vàng bạc trở lại, lúc này người có uy tín</w:t>
+      </w:r>
+      <w:r>
+        <w:t xml:space="preserve"> như con nợ trong</w:t>
+      </w:r>
+      <w:r>
+        <w:t xml:space="preserve"> </w:t>
+      </w:r>
+      <w:r>
+        <w:t xml:space="preserve">giấy xác nhận gởi tiền vì các nhà buôn có vai trò chủ động trong việc gởi </w:t>
+      </w:r>
+      <w:r>
+        <w:t xml:space="preserve">&amp; thu </w:t>
+      </w:r>
+      <w:r>
+        <w:t>tiền, 3)</w:t>
+      </w:r>
+      <w:r>
+        <w:t xml:space="preserve"> các thợ kim hoàn châu Âu thế kỷ XVII có các két sắt kiên cố nên các nhà buôn gởi vàng cho họ để nhận một giấy biên nhận được sử dụng như tiền giấy và các thợ kim hoàn bắt đầu cho vay với số vàng chưa có ai rút mà họ đang giữ, như thế tiền giấy được phát hành </w:t>
+      </w:r>
+      <w:r>
+        <w:t xml:space="preserve">như hối phiếu </w:t>
+      </w:r>
+      <w:r>
+        <w:t>với vai trò chủ động của ngân hàng [chủ nợ]</w:t>
+      </w:r>
+      <w:r>
+        <w:t xml:space="preserve"> mà các thợ kim hoàn là những người chủ ngân hàng đầu tiên, 4) </w:t>
+      </w:r>
+      <w:r>
+        <w:t>các gia tộc tại Ý bắt đầu các hoạt động ngân hàng chuyên nghiệp</w:t>
+      </w:r>
+      <w:r>
+        <w:t xml:space="preserve"> với nghiệp vụ kế toán</w:t>
+      </w:r>
+      <w:r>
+        <w:t>, ghi chép sổ sách</w:t>
+      </w:r>
+      <w:r>
+        <w:t xml:space="preserve">. </w:t>
+      </w:r>
+      <w:r>
+        <w:t>Như vậy tiền giấy bản vị vàng là</w:t>
+      </w:r>
+      <w:r>
+        <w:t xml:space="preserve"> một dạng tín dụng </w:t>
+      </w:r>
+      <w:r>
+        <w:t xml:space="preserve">sẽ bị hủy khi hết vai trò lưu thông nhưng ngày nay tiền giấy pháp </w:t>
       </w:r>
       <w:r>
         <w:lastRenderedPageBreak/>
-        <w:t>tại ngân hàng thương mại nên tiền vốn ứng trước hay tiền thanh toán được ngân hàng chi ra</w:t>
-      </w:r>
-      <w:r>
-        <w:t xml:space="preserve"> tức </w:t>
-      </w:r>
-      <w:r>
-        <w:rPr>
-          <w:i/>
-        </w:rPr>
-        <w:t>khoản tín dụng</w:t>
-      </w:r>
-      <w:r>
-        <w:rPr>
-          <w:i/>
-        </w:rPr>
-        <w:t xml:space="preserve"> tiền giấy</w:t>
-      </w:r>
-      <w:r>
-        <w:t xml:space="preserve"> mà ngân hàng cấp</w:t>
-      </w:r>
-      <w:r>
-        <w:t xml:space="preserve">, không nhất thiết phải do </w:t>
-      </w:r>
-      <w:r>
-        <w:rPr>
-          <w:i/>
-        </w:rPr>
-        <w:t>chủ nợ</w:t>
-      </w:r>
-      <w:r>
-        <w:t xml:space="preserve"> ứng </w:t>
-      </w:r>
-      <w:r>
-        <w:t xml:space="preserve">hay </w:t>
-      </w:r>
-      <w:r>
-        <w:rPr>
-          <w:i/>
-        </w:rPr>
-        <w:t>con nợ</w:t>
-      </w:r>
-      <w:r>
-        <w:t xml:space="preserve"> trả </w:t>
-      </w:r>
-      <w:r>
-        <w:t>ngay lúc ký phát</w:t>
-      </w:r>
-      <w:r>
-        <w:t>, và do đó Smith đề cập trường hợp con nợ và chủ nợ đều giả nhưng thông đồng nhau lập hối phiếu dối để rút tiền ngân hàng</w:t>
-      </w:r>
-      <w:r>
-        <w:t>.</w:t>
-      </w:r>
-      <w:r>
-        <w:t xml:space="preserve"> Smith đưa ra một số biện pháp duy trì nguyên tắc vàng</w:t>
-      </w:r>
-      <w:r>
-        <w:t xml:space="preserve"> </w:t>
-      </w:r>
-      <w:r>
-        <w:t>tương ứng giữa lượng tiền giấy phát hành và lượng đồng tiền vàng như sau</w:t>
+        <w:t xml:space="preserve">định vừa có vai trò lưu thông vừa là phương tiện </w:t>
+      </w:r>
+      <w:r>
+        <w:t xml:space="preserve">thanh toán </w:t>
+      </w:r>
+      <w:r>
+        <w:t>bền vững (</w:t>
+      </w:r>
+      <w:r>
+        <w:t>Google AI</w:t>
+      </w:r>
+      <w:r>
+        <w:t xml:space="preserve"> 2026), hơn nữa </w:t>
+      </w:r>
+      <w:r>
+        <w:t xml:space="preserve">đầu tư công dài hạn luôn xảy ra cũng như </w:t>
+      </w:r>
+      <w:r>
+        <w:t xml:space="preserve">không </w:t>
+      </w:r>
+      <w:r>
+        <w:t xml:space="preserve">còn </w:t>
+      </w:r>
+      <w:r>
+        <w:t>hình thức đổi tiền giấy lấy tiền vàng.</w:t>
+      </w:r>
+      <w:r>
+        <w:t xml:space="preserve"> Do đó các biện pháp của Smith chỉ còn ý nghĩa với việc cần cẩn trọng khi ngân hàng thương mại cấp tín dụng cho các dự án đầu tư</w:t>
+      </w:r>
+      <w:r>
+        <w:t xml:space="preserve"> cũng như đánh giá người vay.</w:t>
+      </w:r>
+      <w:r>
+        <w:t xml:space="preserve"> Smith đưa ra một số biện pháp đánh giá người vay như sau</w:t>
       </w:r>
       <w:r>
         <w:t xml:space="preserve"> (Google AI 2026)</w:t>
       </w:r>
       <w:r>
-        <w:t xml:space="preserve">: 1) cấp tín dụng dựa trên hối phiếu thực </w:t>
-      </w:r>
-      <w:r>
-        <w:t>(real bills)</w:t>
-      </w:r>
-      <w:r>
-        <w:t>,</w:t>
-      </w:r>
-      <w:r>
-        <w:t xml:space="preserve"> </w:t>
-      </w:r>
-      <w:r>
-        <w:t>tức lượng tiền tung ra thị trườ</w:t>
-      </w:r>
-      <w:r>
-        <w:t>ng</w:t>
-      </w:r>
-      <w:r>
-        <w:t xml:space="preserve"> sau chu trình lưu thông sẽ bị hủy ngân hàng, để bảo đảm sau khi hàng hóa đã được trao đổi xong thì không còn lượng tiền giấy thừa</w:t>
-      </w:r>
-      <w:r>
-        <w:t xml:space="preserve">, một cách đơn giản, ví dụ đơn giản như khi chủ nợ lập hối phiếu </w:t>
-      </w:r>
-      <w:r>
-        <w:t xml:space="preserve">thực </w:t>
-      </w:r>
-      <w:r>
-        <w:t xml:space="preserve">với con nợ và ngân hàng ứng khoản tín dụng tiền giấy cho con nợ và sau đó con nợ mang lượng tiền giấy cùng lãi nợ đến ngân hàng để trả và lúc này chủ nợ cũng trình hối phiếu ra để nhận một lượng tiền lãi và ngân hàng </w:t>
-      </w:r>
-      <w:r>
-        <w:t xml:space="preserve">có thể </w:t>
-      </w:r>
-      <w:r>
-        <w:t>sẽ hủy lượng tiền giấy còn lại</w:t>
-      </w:r>
-      <w:r>
-        <w:t xml:space="preserve"> vì lượng tiền giấy </w:t>
-      </w:r>
-      <w:r>
-        <w:t xml:space="preserve">này </w:t>
-      </w:r>
-      <w:r>
-        <w:t>lúc này thuộc về ngân hàng</w:t>
-      </w:r>
-      <w:r>
-        <w:t xml:space="preserve">, 2) ngân hàng có nghĩa vụ đổi tiền giấy sang tiền vàng khi người dân yêu cầu, điều này nhằm giảm </w:t>
-      </w:r>
-      <w:r>
-        <w:t xml:space="preserve">[khấu trừ] </w:t>
-      </w:r>
-      <w:r>
-        <w:t>lượng tiền giấy lưu thông lúc cần thiết, 3)</w:t>
-      </w:r>
-      <w:r>
-        <w:t xml:space="preserve"> ngân hàng tránh tung lượng tiền giấy cho vay với các dự án đầu tư dài hạn hay đầu cơ, 4) các ngân hàng nên cạnh tranh lẫn nhau để nếu như một ngân hàng tung nhiều tiền giấy thì ngân hàng khác sẽ thu gom để đổi lấy vàng nhằm làm suy yếu nguồn dự trữ vàng của đối thủ.</w:t>
-      </w:r>
-      <w:r>
-        <w:t xml:space="preserve"> </w:t>
-      </w:r>
-      <w:r>
-        <w:t xml:space="preserve">Ghi chú, vì khách hàng thanh toán hối phiếu đều đặn và đúng hạn bằng tiền giấy tại ngân hàng nên lượng tiền lưu thông cần thiết luôn khấu trừ đúng bằng lượng tiền giấy phát hành vừa đủ, do đó lượng tiền </w:t>
-      </w:r>
-      <w:r>
-        <w:t xml:space="preserve">giấy </w:t>
-      </w:r>
-      <w:r>
-        <w:t>phát hành dôi dư sẽ ngay lập tức quay trở lại ngân hàng bằng yêu cầu đổi vàng/bạc</w:t>
-      </w:r>
-      <w:r>
-        <w:t>, do đó sự sụt giảm giá trị tiền tệ thời Smith tức lạm phát không phức tạp như ngày nay nếu như nguồn dự trữ vàng dồi dào</w:t>
-      </w:r>
-      <w:r>
-        <w:t xml:space="preserve">. </w:t>
-      </w:r>
-      <w:r>
-        <w:t xml:space="preserve">Thời Smith, tiền giấy </w:t>
-      </w:r>
-      <w:r>
-        <w:t xml:space="preserve">bản vị vàng </w:t>
-      </w:r>
-      <w:r>
-        <w:t xml:space="preserve">là một loại </w:t>
-      </w:r>
-      <w:r>
-        <w:t>hối</w:t>
-      </w:r>
-      <w:r>
-        <w:t xml:space="preserve"> phiếu đặc biệt </w:t>
-      </w:r>
-      <w:r>
-        <w:t>[</w:t>
-      </w:r>
-      <w:r>
-        <w:t>hóa đơn</w:t>
-      </w:r>
-      <w:r>
-        <w:t xml:space="preserve"> như giấy nợ</w:t>
-      </w:r>
-      <w:r>
-        <w:t xml:space="preserve">] </w:t>
-      </w:r>
-      <w:r>
-        <w:t>có thể đổi lấy vàng</w:t>
-      </w:r>
-      <w:r>
-        <w:t>, do ngân hàng tức chủ nợ ký phát</w:t>
-      </w:r>
-      <w:r>
-        <w:t xml:space="preserve">, </w:t>
-      </w:r>
-      <w:r>
-        <w:t xml:space="preserve">lúc người dùng </w:t>
-      </w:r>
-      <w:r>
-        <w:t xml:space="preserve">tức </w:t>
-      </w:r>
-      <w:r>
-        <w:t xml:space="preserve">con nợ </w:t>
-      </w:r>
-      <w:r>
-        <w:t xml:space="preserve">đến ngân hàng đổi tiền giấy lấy vàng chính là lúc họ trả nợ bằng chính tờ tiền </w:t>
-      </w:r>
-      <w:r>
-        <w:t>[</w:t>
-      </w:r>
-      <w:r>
-        <w:t xml:space="preserve">giấy </w:t>
-      </w:r>
-      <w:r>
-        <w:t xml:space="preserve">nợ] </w:t>
-      </w:r>
-      <w:r>
-        <w:t xml:space="preserve">đó cho ngân hàng nhưng nếu hiểu tiền giấy như </w:t>
-      </w:r>
-      <w:r>
-        <w:t>lệnh</w:t>
-      </w:r>
-      <w:r>
-        <w:t xml:space="preserve"> phiếu do ngân hàng </w:t>
-      </w:r>
-      <w:r>
-        <w:t xml:space="preserve">lúc này là </w:t>
-      </w:r>
-      <w:r>
-        <w:t xml:space="preserve">con nợ </w:t>
-      </w:r>
-      <w:r>
-        <w:t>phát hành thì không sai nhưng sẽ quay lại vòng lặp</w:t>
-      </w:r>
-      <w:r>
-        <w:t xml:space="preserve"> mà tiền giấy không còn là cơ sở của hối phiếu và lệnh phiếu</w:t>
-      </w:r>
-      <w:r>
-        <w:t xml:space="preserve">. </w:t>
-      </w:r>
-      <w:r>
-        <w:rPr>
-          <w:i/>
-        </w:rPr>
-        <w:t>Tiền giấy bản vị vàng chuyển từ vai trò lệnh phiếu mà ngân hàng là con nợ sang vai trò hối phiếu như tín dụng mà ngân hàng là chủ nợ</w:t>
-      </w:r>
-      <w:r>
-        <w:t xml:space="preserve">, liên quan đến lịch sử ngân hàng trải qua bốn giai đoạn sau (Gemini 20206): 1) </w:t>
-      </w:r>
-      <w:r>
-        <w:t xml:space="preserve">người dân </w:t>
-      </w:r>
-      <w:r>
-        <w:t xml:space="preserve">tại Lưỡng Hà và Hy </w:t>
-      </w:r>
-      <w:r>
-        <w:t>Lạp cổ đại mang vàng bạc và ngũ cốc gởi an toàn tại các đền thờ và các giáo sĩ bắt đầu cho vay số tài sản này để lấy lãi, 2) các nhà buôn Ả Rập trước khi đi buôn bán sẽ gởi vàng bạc cho người có uy tín để nhận một tờ giấy xác nhận vì rủi ro khi mang vàng bạc đi xa, tờ giấy xác nhận gởi tiền được dùng làm phương tiện mua bán và được đổi lấy vàng bạc trở lại, lúc này người có uy tín</w:t>
-      </w:r>
-      <w:r>
-        <w:t xml:space="preserve"> như con nợ trong</w:t>
-      </w:r>
-      <w:r>
-        <w:t xml:space="preserve"> </w:t>
-      </w:r>
-      <w:r>
-        <w:t xml:space="preserve">giấy xác nhận gởi tiền vì các nhà buôn có vai trò chủ động trong việc gởi </w:t>
-      </w:r>
-      <w:r>
-        <w:t xml:space="preserve">&amp; thu </w:t>
-      </w:r>
-      <w:r>
-        <w:t>tiền, 3)</w:t>
-      </w:r>
-      <w:r>
-        <w:t xml:space="preserve"> các thợ kim hoàn châu Âu thế kỷ XVII có các két sắt kiên cố nên các nhà buôn gởi vàng cho họ để nhận một giấy biên nhận được sử dụng như tiền giấy và các thợ kim hoàn bắt đầu cho vay với số vàng chưa có ai rút mà họ đang giữ, như thế tiền giấy được phát hành </w:t>
-      </w:r>
-      <w:r>
-        <w:t xml:space="preserve">như hối phiếu </w:t>
-      </w:r>
-      <w:r>
-        <w:t>với vai trò chủ động của ngân hàng [chủ nợ]</w:t>
-      </w:r>
-      <w:r>
-        <w:t xml:space="preserve"> mà các thợ kim hoàn là những người chủ ngân hàng đầu tiên, 4) </w:t>
-      </w:r>
-      <w:r>
-        <w:t>các gia tộc tại Ý bắt đầu các hoạt động ngân hàng chuyên nghiệp</w:t>
-      </w:r>
-      <w:r>
-        <w:t xml:space="preserve"> với nghiệp vụ kế toán</w:t>
-      </w:r>
-      <w:r>
-        <w:t>, ghi chép sổ sách</w:t>
-      </w:r>
-      <w:r>
-        <w:t xml:space="preserve">. </w:t>
-      </w:r>
-      <w:r>
-        <w:t>Như vậy tiền giấy bản vị vàng là</w:t>
-      </w:r>
-      <w:r>
-        <w:t xml:space="preserve"> một dạng tín dụng </w:t>
-      </w:r>
-      <w:r>
-        <w:t xml:space="preserve">sẽ bị hủy khi hết vai trò lưu thông nhưng ngày nay tiền giấy pháp định vừa có vai trò lưu thông vừa là phương tiện </w:t>
-      </w:r>
-      <w:r>
-        <w:t xml:space="preserve">thanh toán </w:t>
-      </w:r>
-      <w:r>
-        <w:t>bền vững (</w:t>
-      </w:r>
-      <w:r>
-        <w:t>Google AI</w:t>
-      </w:r>
-      <w:r>
-        <w:t xml:space="preserve"> 2026), hơn nữa </w:t>
-      </w:r>
-      <w:r>
-        <w:t xml:space="preserve">đầu tư công dài hạn luôn xảy ra cũng như </w:t>
-      </w:r>
-      <w:r>
-        <w:t xml:space="preserve">không </w:t>
+        <w:t>: 1) người vay có lượng tài sản / hàng hóa đang lưu thông tức dòng tiền của họ đang luân chuyển, 2) người vay có lịch sử hoàn trả tốt và có uy tín, 3) giám sát chéo tức người vay có sự bảo lãnh và/hoặc hợp tác với những người có uy tín khác.</w:t>
+      </w:r>
+      <w:r>
+        <w:t xml:space="preserve"> Sự sụt giảm giá trị tiền tệ thời Smith là lạm phát, ng</w:t>
+      </w:r>
+      <w:r>
+        <w:t>à</w:t>
+      </w:r>
+      <w:r>
+        <w:t>y nay ngân hàng trung ương và chính sách tiền tệ có những công cụ như lãi suất, nghiệp vụ ngân hàng mở, dự trữ ngoại hối… để kiểm soát lạm phát.</w:t>
+      </w:r>
+      <w:r>
+        <w:t xml:space="preserve"> </w:t>
+      </w:r>
+      <w:r>
+        <w:t>Ngân hàng là cụ thể hóa của lượng tiền lưu thông tức tính chất vật lý của tiền tệ bên cạnh tính quy ước của tiền tệ</w:t>
+      </w:r>
+      <w:r>
+        <w:t xml:space="preserve">, bên cạnh hoạt động điều phối lượng tiền bởi các tác nghiệp ngân hàng và chính thuộc tính trao đổi hình thành tác nghiệp ngân hàng. </w:t>
+      </w:r>
+      <w:r>
+        <w:rPr>
+          <w:i/>
+        </w:rPr>
+        <w:t>Giải phóng nguồn lực</w:t>
+      </w:r>
+      <w:r>
+        <w:t xml:space="preserve"> </w:t>
+      </w:r>
+      <w:r>
+        <w:t xml:space="preserve">(1) </w:t>
+      </w:r>
+      <w:r>
+        <w:t xml:space="preserve">cho nhà tư bản kinh doanh, ngân hàng </w:t>
       </w:r>
       <w:r>
         <w:t xml:space="preserve">còn </w:t>
       </w:r>
       <w:r>
-        <w:t>hình thức đổi tiền giấy lấy tiền vàng.</w:t>
-      </w:r>
-      <w:r>
-        <w:t xml:space="preserve"> Do đó các biện pháp của Smith chỉ còn ý nghĩa với việc cần cẩn trọng khi ngân hàng thương mại cấp tín dụng cho các dự án đầu tư</w:t>
-      </w:r>
-      <w:r>
-        <w:t xml:space="preserve"> cũng như đánh giá người vay.</w:t>
-      </w:r>
-      <w:r>
-        <w:t xml:space="preserve"> Smith đưa ra một số biện pháp đánh giá người vay như sau</w:t>
-      </w:r>
-      <w:r>
-        <w:t xml:space="preserve"> (Google AI 2026)</w:t>
-      </w:r>
-      <w:r>
-        <w:t>: 1) người vay có lượng tài sản / hàng hóa đang lưu thông tức dòng tiền của họ đang luân chuyển, 2) người vay có lịch sử hoàn trả tốt và có uy tín, 3) giám sát chéo tức người vay có sự bảo lãnh và/hoặc hợp tác với những người có uy tín khác.</w:t>
-      </w:r>
-      <w:r>
-        <w:t xml:space="preserve"> Sự sụt giảm giá trị tiền tệ thời Smith là lạm phát, ng</w:t>
-      </w:r>
-      <w:r>
-        <w:t>à</w:t>
-      </w:r>
-      <w:r>
-        <w:t>y nay ngân hàng trung ương và chính sách tiền tệ có những công cụ như lãi suất, nghiệp vụ ngân hàng mở, dự trữ ngoại hối… để kiểm soát lạm phát.</w:t>
-      </w:r>
-      <w:r>
-        <w:t xml:space="preserve"> </w:t>
-      </w:r>
-      <w:r>
-        <w:t xml:space="preserve">Ngân hàng là cụ thể hóa của lượng tiền lưu thông tức tính chất </w:t>
-      </w:r>
-      <w:r>
-        <w:lastRenderedPageBreak/>
-        <w:t>vật lý của tiền tệ bên cạnh tính quy ước của tiền tệ</w:t>
-      </w:r>
-      <w:r>
-        <w:t xml:space="preserve">, bên cạnh hoạt động điều phối lượng tiền bởi các tác nghiệp ngân hàng và chính thuộc tính trao đổi hình thành tác nghiệp ngân hàng. </w:t>
-      </w:r>
-      <w:r>
-        <w:rPr>
-          <w:i/>
-        </w:rPr>
-        <w:t>Giải phóng nguồn lực</w:t>
-      </w:r>
-      <w:r>
-        <w:t xml:space="preserve"> cho nhà tư bản kinh doanh, ngân hàng </w:t>
-      </w:r>
-      <w:r>
-        <w:t xml:space="preserve">còn </w:t>
-      </w:r>
-      <w:r>
         <w:t xml:space="preserve">là nơi </w:t>
       </w:r>
       <w:r>
@@ -23727,7 +23804,13 @@
         <w:t>giảm thiểu rủi ro</w:t>
       </w:r>
       <w:r>
-        <w:t xml:space="preserve"> vì nhà tư bản thay vì giữ một lượng vốn tồn động không sinh lời nhằm phòng bị những rủi ro thì sẽ chuyển giao lượng tồn đ</w:t>
+        <w:t xml:space="preserve"> </w:t>
+      </w:r>
+      <w:r>
+        <w:t xml:space="preserve">(2) </w:t>
+      </w:r>
+      <w:r>
+        <w:t>vì nhà tư bản thay vì giữ một lượng vốn tồn động không sinh lời nhằm phòng bị những rủi ro thì sẽ chuyển giao lượng tồn đ</w:t>
       </w:r>
       <w:r>
         <w:t>ọ</w:t>
@@ -23844,7 +23927,13 @@
         <w:t>vùng đệm thanh khoản</w:t>
       </w:r>
       <w:r>
-        <w:t xml:space="preserve"> mà Smith ví như bể nước để dòng tiền tạm dừng</w:t>
+        <w:t xml:space="preserve"> </w:t>
+      </w:r>
+      <w:r>
+        <w:t xml:space="preserve">(3) </w:t>
+      </w:r>
+      <w:r>
+        <w:t>mà Smith ví như bể nước để dòng tiền tạm dừng</w:t>
       </w:r>
       <w:r>
         <w:t xml:space="preserve"> </w:t>
@@ -24304,7 +24393,11 @@
         <w:t xml:space="preserve">, đây là hình thức vay nợ để trả nợ </w:t>
       </w:r>
       <w:r>
-        <w:t xml:space="preserve">bằng ký phát lại, gây thiệt hại nghiêm trọng cho ngân hàng vì số tiền lãi </w:t>
+        <w:t xml:space="preserve">bằng ký phát lại, gây thiệt hại nghiêm trọng cho ngân hàng vì số </w:t>
+      </w:r>
+      <w:r>
+        <w:lastRenderedPageBreak/>
+        <w:t xml:space="preserve">tiền lãi </w:t>
       </w:r>
       <w:r>
         <w:t xml:space="preserve">nợ </w:t>
@@ -24400,11 +24493,7 @@
         <w:t>L</w:t>
       </w:r>
       <w:r>
-        <w:t xml:space="preserve">ạm phát xảy ra do tín dụng mà ngân hàng trung ương cấp cho ngân hàng thương mại, tức lượng tiền bơm vào thị trường, không được sử dụng hiệu quả mà một khi không được sử dụng hiệu quả thì biến thành </w:t>
-      </w:r>
-      <w:r>
-        <w:lastRenderedPageBreak/>
-        <w:t>thừa, tức lạm phát xảy ra</w:t>
+        <w:t>ạm phát xảy ra do tín dụng mà ngân hàng trung ương cấp cho ngân hàng thương mại, tức lượng tiền bơm vào thị trường, không được sử dụng hiệu quả mà một khi không được sử dụng hiệu quả thì biến thành thừa, tức lạm phát xảy ra</w:t>
       </w:r>
       <w:r>
         <w:t xml:space="preserve">, </w:t>
@@ -24428,7 +24517,37 @@
         <w:t>ng lãi nợ lớn hơn lượng tiền bơm</w:t>
       </w:r>
       <w:r>
-        <w:t xml:space="preserve">. </w:t>
+        <w:t>.</w:t>
+      </w:r>
+      <w:r>
+        <w:t xml:space="preserve"> Lượng tiền bút toán tung vào thị trường tức tín dụng bơm do bút toán luôn được đối ứng bởi nhiều loại tài sản như trái phiếu, ngoại hối,… nhưng trong trường hợp tài sản đối ứng là giấy tờ có giá trị mà ngân hàng thương mại thế chấp cho ngân hàng trung ương theo nghiệp vụ thị trường mở để đổi lại nhận cấp tín dụng (Gemini 2026), </w:t>
+      </w:r>
+      <w:r>
+        <w:t xml:space="preserve">thì </w:t>
+      </w:r>
+      <w:r>
+        <w:t xml:space="preserve">đây là hình thức mà ngân hàng trung ương hoàn toàn cho ngân hàng thương mại vay và tín dụng bơm </w:t>
+      </w:r>
+      <w:r>
+        <w:t xml:space="preserve">hoàn toàn là tín dụng vay </w:t>
+      </w:r>
+      <w:r>
+        <w:t>có tính tạm thời</w:t>
+      </w:r>
+      <w:r>
+        <w:t>,</w:t>
+      </w:r>
+      <w:r>
+        <w:t xml:space="preserve"> không lâu dài như phát hành tiền bởi đối ứng tài sản thực, nên có thể sẽ được thu hồi kịp thời khi ngân hàng thương mại trả nợ &amp; lãi vay nhưng cũng có thể gây sốc </w:t>
+      </w:r>
+      <w:r>
+        <w:t xml:space="preserve">trên toàn nền </w:t>
+      </w:r>
+      <w:r>
+        <w:t>kinh tế nếu chuỗi nợ của ngân hàng thương mại trở thành chuỗi nợ xấu và vỡ ra.</w:t>
+      </w:r>
+      <w:r>
+        <w:t xml:space="preserve"> </w:t>
       </w:r>
       <w:r>
         <w:t xml:space="preserve">Tuy thủ đoạn ký phát lại này có rủi ro cao gây vỡ nợ, nhưng vẫn </w:t>
@@ -24608,7 +24727,13 @@
         <w:t xml:space="preserve"> </w:t>
       </w:r>
       <w:r>
-        <w:t xml:space="preserve">hàng B ứng trước </w:t>
+        <w:t xml:space="preserve">hàng </w:t>
+      </w:r>
+      <w:r>
+        <w:t>A</w:t>
+      </w:r>
+      <w:r>
+        <w:t xml:space="preserve"> ứng trước </w:t>
       </w:r>
       <w:r>
         <w:t xml:space="preserve">(tất nhiên người mua hàng </w:t>
@@ -24617,7 +24742,10 @@
         <w:t xml:space="preserve">cũng </w:t>
       </w:r>
       <w:r>
-        <w:t>chưa trả), trong trường hợp mà người bán hàng và người mua hàng thông đồng ký phát lại tức đang vay ngân hàng B</w:t>
+        <w:t xml:space="preserve">chưa trả), trong trường hợp mà người bán hàng và người mua hàng thông đồng ký phát lại tức đang vay ngân hàng </w:t>
+      </w:r>
+      <w:r>
+        <w:t>A</w:t>
       </w:r>
       <w:r>
         <w:t xml:space="preserve"> 100$</w:t>
@@ -24632,7 +24760,43 @@
         <w:t xml:space="preserve">khác </w:t>
       </w:r>
       <w:r>
-        <w:t xml:space="preserve">đã bán tờ hối phiếu này cho ngân hàng A với giá 97$ để nhận được 97$ trước thời hạn từ ngân hàng A, vậy tiền chiết khấu mà ngân hàng A nhận là 3$ = 100$ – 97$ vì ngân hàng A sẽ thu được 100$ do ngân hàng B trả, nhưng nếu ngân hàng A phát hiện việc </w:t>
+        <w:t xml:space="preserve">đã bán tờ hối phiếu này cho ngân hàng </w:t>
+      </w:r>
+      <w:r>
+        <w:t>B</w:t>
+      </w:r>
+      <w:r>
+        <w:t xml:space="preserve"> với giá 97$ để nhận được 97$ trước thời hạn từ ngân hàng </w:t>
+      </w:r>
+      <w:r>
+        <w:t>B</w:t>
+      </w:r>
+      <w:r>
+        <w:t xml:space="preserve">, vậy tiền chiết khấu mà ngân hàng </w:t>
+      </w:r>
+      <w:r>
+        <w:t>B</w:t>
+      </w:r>
+      <w:r>
+        <w:t xml:space="preserve"> nhận là 3$ = 100$ – 97$ vì ngân hàng </w:t>
+      </w:r>
+      <w:r>
+        <w:t>B</w:t>
+      </w:r>
+      <w:r>
+        <w:t xml:space="preserve"> sẽ thu được 100$ do ngân hàng </w:t>
+      </w:r>
+      <w:r>
+        <w:t>A</w:t>
+      </w:r>
+      <w:r>
+        <w:t xml:space="preserve"> trả, nhưng nếu ngân hàng </w:t>
+      </w:r>
+      <w:r>
+        <w:t>B</w:t>
+      </w:r>
+      <w:r>
+        <w:t xml:space="preserve"> phát hiện việc </w:t>
       </w:r>
       <w:r>
         <w:t>đảo nợ</w:t>
@@ -24662,10 +24826,67 @@
         <w:t>.</w:t>
       </w:r>
       <w:r>
-        <w:t xml:space="preserve"> Như vậy trong ký phát lại, lãi nợ có thể bao gồm tiền lãi, tiền hoa hồng và cả tiền chiết khấu</w:t>
-      </w:r>
-      <w:r>
-        <w:t xml:space="preserve"> vì người mua hàng và người bán hàng có thể nhờ một người khác môi giới với ngân hàng A và ngân hàng A cũng phải trả tiền hoa hồng cho người môi giới theo tỉ lệ trên 3$ tiền chiết khấu</w:t>
+        <w:t xml:space="preserve"> </w:t>
+      </w:r>
+      <w:r>
+        <w:t xml:space="preserve">Việc đảo nợ tưởng chừng chưa gây thiệt hại cho ngân hàng B vì B chưa </w:t>
+      </w:r>
+      <w:r>
+        <w:t>dính vào</w:t>
+      </w:r>
+      <w:r>
+        <w:t xml:space="preserve"> chuỗi nợ trước khi mua nợ xấu nhưng ngân hàng A đã lâm vào chuỗi nợ nên có khả năng không thể thanh toán hối phiếu cho B</w:t>
+      </w:r>
+      <w:r>
+        <w:t xml:space="preserve"> và B sẽ bị cuốn vào chuỗi nợ</w:t>
+      </w:r>
+      <w:r>
+        <w:t xml:space="preserve"> </w:t>
+      </w:r>
+      <w:r>
+        <w:t>đồng thời</w:t>
+      </w:r>
+      <w:r>
+        <w:t xml:space="preserve"> A do mắc nợ B nên có khả năng vay hoặc ký phát lại với ngân hàng khác</w:t>
+      </w:r>
+      <w:r>
+        <w:t xml:space="preserve">. Ghi chú, mua bán với quy mô lớn không xảy ra ngay tức thì mà sẽ được ghi vào nghiệp vụ kế toán ở các tài khoản </w:t>
+      </w:r>
+      <w:r>
+        <w:rPr>
+          <w:i/>
+        </w:rPr>
+        <w:t>phải thu</w:t>
+      </w:r>
+      <w:r>
+        <w:t xml:space="preserve"> &amp; </w:t>
+      </w:r>
+      <w:r>
+        <w:rPr>
+          <w:i/>
+        </w:rPr>
+        <w:t>phải trả</w:t>
+      </w:r>
+      <w:r>
+        <w:t xml:space="preserve">. </w:t>
+      </w:r>
+      <w:r>
+        <w:t>Như vậy trong ký phát lại, lãi nợ có thể bao gồm tiền lãi, tiền hoa hồng và cả tiền chiết khấu</w:t>
+      </w:r>
+      <w:r>
+        <w:t xml:space="preserve"> vì người mua hàng và người bán hàng có thể nhờ một người khác môi giới với ngân hàng </w:t>
+      </w:r>
+      <w:r>
+        <w:t>B</w:t>
+      </w:r>
+      <w:r>
+        <w:t xml:space="preserve"> và ngân hàng </w:t>
+      </w:r>
+      <w:r>
+        <w:t>B</w:t>
+      </w:r>
+      <w:r>
+        <w:t xml:space="preserve"> cũng phải trả tiền hoa hồng cho người môi giới theo tỉ lệ trên 3$ tiền chiết khấu</w:t>
       </w:r>
       <w:r>
         <w:t>.</w:t>
@@ -24699,7 +24920,14 @@
             <w:rPr>
               <w:noProof/>
             </w:rPr>
-            <w:t xml:space="preserve"> (Smith, 1776, p. 230)</w:t>
+            <w:t xml:space="preserve"> </w:t>
+          </w:r>
+          <w:r>
+            <w:rPr>
+              <w:noProof/>
+            </w:rPr>
+            <w:lastRenderedPageBreak/>
+            <w:t>(Smith, 1776, p. 230)</w:t>
           </w:r>
           <w:r>
             <w:fldChar w:fldCharType="end"/>
@@ -24794,7 +25022,13 @@
         <w:t>bởi</w:t>
       </w:r>
       <w:r>
-        <w:t xml:space="preserve"> thực chấp của tín dụng bơm là bút toán trên sổ cái ngân hàng trung ương</w:t>
+        <w:t xml:space="preserve"> thực chấ</w:t>
+      </w:r>
+      <w:r>
+        <w:t>t</w:t>
+      </w:r>
+      <w:r>
+        <w:t xml:space="preserve"> của tín dụng bơm là bút toán trên sổ cái ngân hàng trung ương</w:t>
       </w:r>
       <w:r>
         <w:t xml:space="preserve">, nhưng Smith </w:t>
@@ -24863,11 +25097,7 @@
         <w:t>cho vay lấy lãi trên diện rộng</w:t>
       </w:r>
       <w:r>
-        <w:t xml:space="preserve">, 2) lượng tiền lưu thông nhiều hơn cần thiết vì công năng của cùng một lượng tiền lưu thông giảm đi chứ không phải lượng tiền bơm </w:t>
-      </w:r>
-      <w:r>
-        <w:lastRenderedPageBreak/>
-        <w:t>giảm đi, 3) các ngân hàng thương mại [các chủ vốn góp sở hữu] có xu hướng ký phát lại với nhau để trả lãi nợ.</w:t>
+        <w:t>, 2) lượng tiền lưu thông nhiều hơn cần thiết vì công năng của cùng một lượng tiền lưu thông giảm đi chứ không phải lượng tiền bơm giảm đi, 3) các ngân hàng thương mại [các chủ vốn góp sở hữu] có xu hướng ký phát lại với nhau để trả lãi nợ.</w:t>
       </w:r>
       <w:r>
         <w:t xml:space="preserve"> Ngân hàng thương m</w:t>
@@ -25053,7 +25283,11 @@
         <w:t>ch 3% là 3%</w:t>
       </w:r>
       <w:r>
-        <w:t xml:space="preserve"> [nếu ngân hàng mất đi lợi nhuận 5% thì lợi nhuận tổng thể cao nhất 8% trừ đi 5% còn 3%</w:t>
+        <w:t xml:space="preserve"> [nếu ngân hàng mất đi lợi nhuận 5% thì lợi nhuận tổng thể cao nhất 8% </w:t>
+      </w:r>
+      <w:r>
+        <w:lastRenderedPageBreak/>
+        <w:t>trừ đi 5% còn 3%</w:t>
       </w:r>
       <w:r>
         <w:t xml:space="preserve"> hoặc lợi nhuận doanh nghiệp 8% trừ đi khoản vay 5% còn 3%</w:t>
@@ -25478,14 +25712,8 @@
       <w:r>
         <w:t>r</w:t>
       </w:r>
-      <w:bookmarkStart w:id="5" w:name="_GoBack"/>
-      <w:bookmarkEnd w:id="5"/>
-      <w:r>
-        <w:t xml:space="preserve">ung </w:t>
-      </w:r>
-      <w:r>
-        <w:lastRenderedPageBreak/>
-        <w:t>Quốc đứng thứ hai thế giới</w:t>
+      <w:r>
+        <w:t>ung Quốc đứng thứ hai thế giới</w:t>
       </w:r>
       <w:r>
         <w:t>) với tốc độ tăng trưởng khoảng 10%, 9%–10%, và 10%</w:t>
@@ -25615,6 +25843,48 @@
       </w:r>
       <w:r>
         <w:t>.</w:t>
+      </w:r>
+      <w:r>
+        <w:t xml:space="preserve"> Như vậy ta đã biết hiệu quả của </w:t>
+      </w:r>
+      <w:r>
+        <w:t>keiretsu</w:t>
+      </w:r>
+      <w:r>
+        <w:t xml:space="preserve"> buổi đầu nên đừng vì biến </w:t>
+      </w:r>
+      <w:r>
+        <w:t>động</w:t>
+      </w:r>
+      <w:r>
+        <w:t xml:space="preserve"> thời cuộc </w:t>
+      </w:r>
+      <w:r>
+        <w:t xml:space="preserve">mà </w:t>
+      </w:r>
+      <w:r>
+        <w:t>kết tụ thành điểm mù</w:t>
+      </w:r>
+      <w:r>
+        <w:t xml:space="preserve">, không một mô hình nào thành công mãi mà không thay đổi </w:t>
+      </w:r>
+      <w:r>
+        <w:t>hoặc</w:t>
+      </w:r>
+      <w:r>
+        <w:t xml:space="preserve"> thay đổi tự phát, ngay cả trí tuệ đám đông (swarm intelligence) cũng cần hàm mục tiêu, nếu không, đó là entropy (sự hỗn loạn) mặc dù entropy có thể hoạt động theo cách nào đó </w:t>
+      </w:r>
+      <w:r>
+        <w:t xml:space="preserve">mà </w:t>
+      </w:r>
+      <w:r>
+        <w:t>tự hình thành, hội tụ, hiển hiện trở lại hàm mục tiêu</w:t>
+      </w:r>
+      <w:r>
+        <w:t>.</w:t>
+      </w:r>
+      <w:r>
+        <w:t xml:space="preserve"> Nếu hàm mục tiêu được hiểu như ý lực trong mô hình biện chứng Hegel thì sinh thể được định nghĩa lại rất rộng.</w:t>
       </w:r>
     </w:p>
     <w:p>
@@ -25628,7 +25898,19 @@
         <w:rPr>
           <w:i/>
         </w:rPr>
-        <w:t>đại lý vay</w:t>
+        <w:t xml:space="preserve">đại lý </w:t>
+      </w:r>
+      <w:r>
+        <w:rPr>
+          <w:i/>
+        </w:rPr>
+        <w:t xml:space="preserve">cho </w:t>
+      </w:r>
+      <w:r>
+        <w:rPr>
+          <w:i/>
+        </w:rPr>
+        <w:t>vay</w:t>
       </w:r>
       <w:r>
         <w:t xml:space="preserve"> để ngân hàng chuyển tín dụng cho vay từ ngân hàng sang đại lý vay nhằm hưởng hoa hồng, phương pháp này vừa thiếu minh bạch vừa tiềm tàng rủi ro do tăng lãi nợ người vay vì lãi nợ lúc này bị cộng thêm lãi hoa hồng, nghiêm trọng hơn sự không hiệu quả</w:t>
@@ -25640,7 +25922,11 @@
         <w:t xml:space="preserve"> thuê người gánh nước </w:t>
       </w:r>
       <w:r>
-        <w:t xml:space="preserve">(đại lý vay) </w:t>
+        <w:t xml:space="preserve">(đại </w:t>
+      </w:r>
+      <w:r>
+        <w:lastRenderedPageBreak/>
+        <w:t xml:space="preserve">lý vay) </w:t>
       </w:r>
       <w:r>
         <w:t>đi xa để đổ nước (vốn) vào bể chứa tức nguồn vốn ngân hàng</w:t>
@@ -25673,6 +25959,21 @@
         </w:sdtContent>
       </w:sdt>
       <w:r>
+        <w:t xml:space="preserve"> [đại lý cho vay trong trường hợp này không thật sự đổ vốn vào ngân hàng vì họ giữ vốn riêng]</w:t>
+      </w:r>
+      <w:r>
+        <w:t xml:space="preserve">, </w:t>
+      </w:r>
+      <w:r>
+        <w:t xml:space="preserve">lưu ý, cần phân biệt với </w:t>
+      </w:r>
+      <w:r>
+        <w:t>trường hợp người môi giới cho ngân hàng cho vay</w:t>
+      </w:r>
+      <w:r>
+        <w:t xml:space="preserve"> hoặc đại lý cho vay thứ cấp như ngân hàng trung ương cấp tín dụng cho ngân hàng thương mại</w:t>
+      </w:r>
+      <w:r>
         <w:t xml:space="preserve">. Nếu tín dụng vay là nợ xấu thì </w:t>
       </w:r>
       <w:r>
@@ -25697,7 +25998,13 @@
         <w:t>.</w:t>
       </w:r>
       <w:r>
-        <w:t xml:space="preserve"> Nếu những đại lý vay có năng lực và nguồn vốn vay, họ có thể tự thành lập ngân hàng thương mại riêng, sẽ hiệu quả hơn khi bắt đúng nhu cầu người vay</w:t>
+        <w:t xml:space="preserve"> Nếu những đại lý </w:t>
+      </w:r>
+      <w:r>
+        <w:t xml:space="preserve">cho </w:t>
+      </w:r>
+      <w:r>
+        <w:t>vay có năng lực và nguồn vốn, họ có thể tự thành lập ngân hàng thương mại riêng, sẽ hiệu quả hơn khi bắt đúng nhu cầu người vay</w:t>
       </w:r>
       <w:sdt>
         <w:sdtPr>
@@ -25736,7 +26043,10 @@
         <w:t>.</w:t>
       </w:r>
       <w:r>
-        <w:t xml:space="preserve"> Smith một lần nữa nhấn mạnh tầm quan trọng của việc quản lý nợ xấu, thẩm định người vay, nghiêm cấm các dự án ảo tưởng ngay cả không cố ý, nghiêm cấm hành vi trục lợi như ký phát lại</w:t>
+        <w:t xml:space="preserve"> </w:t>
+      </w:r>
+      <w:r>
+        <w:t>Smith một lần nữa nhấn mạnh tầm quan trọng của việc quản lý nợ xấu, thẩm định người vay, nghiêm cấm các dự án ảo tưởng ngay cả không cố ý, nghiêm cấm hành vi trục lợi như ký phát lại</w:t>
       </w:r>
       <w:sdt>
         <w:sdtPr>
@@ -25766,10 +26076,307 @@
         </w:sdtContent>
       </w:sdt>
       <w:r>
-        <w:t>, mua nợ xấu hưởng chiết khấu, bán nợ xấu hưởng hoa hồng</w:t>
-      </w:r>
+        <w:t xml:space="preserve">, mua nợ xấu hưởng chiết khấu, bán nợ xấu hưởng hoa hồng. </w:t>
+      </w:r>
+      <w:r>
+        <w:t xml:space="preserve">Sáp nhập ngân hàng tăng nguồn vốn không thu hồi được nợ xấu, mà để có thể chống chịu được khoảng thời gian gia hạn trả nợ cho người vay, do hai lý do sau: 1) ngân hàng có thể đã phát hành cổ phần góp vốn thì phải trả cổ tức (lợi nhuận trên cổ phần) hoặc đã vay từ nguồn vốn khác cũng cần phải trả nợ mà </w:t>
+      </w:r>
+      <w:r>
+        <w:t xml:space="preserve">một trong những </w:t>
+      </w:r>
+      <w:r>
+        <w:t xml:space="preserve">nguồn thu </w:t>
+      </w:r>
+      <w:r>
+        <w:t xml:space="preserve">quan trọng </w:t>
+      </w:r>
+      <w:r>
+        <w:t>để trả nợ đến từ tiền lãi của người vay nên khi ân hạn cho người vay thì phải có nguồn vốn dự trữ bắt buộc phải lớn để chống chịu những khoản</w:t>
+      </w:r>
+      <w:r>
+        <w:t>g</w:t>
+      </w:r>
+      <w:r>
+        <w:t xml:space="preserve"> ân hạn, 2) nợ xấu của người vay chưa hẳn hoàn toàn không thể trả, có thể do một số tình huống rủi ro bất khả kháng mà nếu đủ thời gian xử lý thì họ có thể trả được nợ. </w:t>
+      </w:r>
+      <w:r>
+        <w:t xml:space="preserve">Smith nhấn mạnh vai trò của tiền giấy </w:t>
+      </w:r>
+      <w:r>
+        <w:t>(v</w:t>
+      </w:r>
+      <w:r>
+        <w:t>ố</w:t>
+      </w:r>
+      <w:r>
+        <w:t>n chi lãi – p</w:t>
+      </w:r>
+      <w:r>
+        <w:t xml:space="preserve">rofitable </w:t>
+      </w:r>
+      <w:r>
+        <w:t>c</w:t>
+      </w:r>
+      <w:r>
+        <w:t xml:space="preserve">apital / </w:t>
+      </w:r>
+      <w:r>
+        <w:t>i</w:t>
+      </w:r>
+      <w:r>
+        <w:t xml:space="preserve">nterest-bearing </w:t>
+      </w:r>
+      <w:r>
+        <w:t>c</w:t>
+      </w:r>
+      <w:r>
+        <w:t>apital</w:t>
+      </w:r>
+      <w:r>
+        <w:t xml:space="preserve">) </w:t>
+      </w:r>
+      <w:r>
+        <w:t>giải phóng nguồn lực của đồng tiền vàng</w:t>
+      </w:r>
+      <w:r>
+        <w:t xml:space="preserve"> (v</w:t>
+      </w:r>
+      <w:r>
+        <w:t>ố</w:t>
+      </w:r>
+      <w:r>
+        <w:t>n không chi lãi –</w:t>
+      </w:r>
+      <w:r>
+        <w:t xml:space="preserve"> u</w:t>
+      </w:r>
+      <w:r>
+        <w:t xml:space="preserve">nprofitable </w:t>
+      </w:r>
+      <w:r>
+        <w:t>c</w:t>
+      </w:r>
+      <w:r>
+        <w:t xml:space="preserve">apital / </w:t>
+      </w:r>
+      <w:r>
+        <w:t>n</w:t>
+      </w:r>
+      <w:r>
+        <w:t xml:space="preserve">on-interest-bearing </w:t>
+      </w:r>
+      <w:r>
+        <w:t>c</w:t>
+      </w:r>
+      <w:r>
+        <w:t>apital</w:t>
+      </w:r>
+      <w:r>
+        <w:t>)</w:t>
+      </w:r>
+      <w:r>
+        <w:t>, hơn nữa, nguồn thu từ tiền lãi người vay gia tăng năng lực giải phóng này, khiến số tiền cho vay lớn hơn nguồn vốn mà nguồn vốn này lớn hơn lượng tiề</w:t>
+      </w:r>
+      <w:r>
+        <w:t>n vàng [</w:t>
+      </w:r>
+      <w:r>
+        <w:t>ngày nay là dự trữ bắt buộ</w:t>
+      </w:r>
+      <w:r>
+        <w:t>c]</w:t>
+      </w:r>
+      <w:r>
+        <w:t xml:space="preserve">, càng cho phép ngân hàng bán </w:t>
+      </w:r>
+      <w:r>
+        <w:t>cổ phần</w:t>
+      </w:r>
+      <w:r>
+        <w:t xml:space="preserve"> (phát hành cổ phiếu) để hút vốn để lợi nhuận kinh doanh </w:t>
+      </w:r>
+      <w:r>
+        <w:t>(</w:t>
+      </w:r>
+      <w:r>
+        <w:t>tức tiền lãi từ ngườ</w:t>
+      </w:r>
+      <w:r>
+        <w:t>i vay)</w:t>
+      </w:r>
+      <w:r>
+        <w:t xml:space="preserve"> tăng càng nhiều với vốn lớn mà không cần tăng tỉ suất lợi nhuận,</w:t>
+      </w:r>
+      <w:r>
+        <w:t xml:space="preserve"> mà hoàn toàn đáp ứng chi phí chia cổ tức</w:t>
+      </w:r>
+      <w:r>
+        <w:t xml:space="preserve"> </w:t>
+      </w:r>
+      <w:sdt>
+        <w:sdtPr>
+          <w:id w:val="905264205"/>
+          <w:citation/>
+        </w:sdtPr>
+        <w:sdtEndPr/>
+        <w:sdtContent>
+          <w:r>
+            <w:fldChar w:fldCharType="begin"/>
+          </w:r>
+          <w:r>
+            <w:instrText xml:space="preserve">CITATION Smith1776Wealth \p 235 \l 1033 </w:instrText>
+          </w:r>
+          <w:r>
+            <w:fldChar w:fldCharType="separate"/>
+          </w:r>
+          <w:r>
+            <w:rPr>
+              <w:noProof/>
+            </w:rPr>
+            <w:t>(Smith, 1776, p. 235)</w:t>
+          </w:r>
+          <w:r>
+            <w:fldChar w:fldCharType="end"/>
+          </w:r>
+        </w:sdtContent>
+      </w:sdt>
       <w:r>
         <w:t>.</w:t>
+      </w:r>
+      <w:r>
+        <w:t xml:space="preserve"> Ghi chú, </w:t>
+      </w:r>
+      <w:r>
+        <w:rPr>
+          <w:i/>
+        </w:rPr>
+        <w:t>cổ phần</w:t>
+      </w:r>
+      <w:r>
+        <w:t xml:space="preserve"> </w:t>
+      </w:r>
+      <w:r>
+        <w:t xml:space="preserve">(share) </w:t>
+      </w:r>
+      <w:r>
+        <w:t xml:space="preserve">là một phần chia (đơn vị cơ bản) </w:t>
+      </w:r>
+      <w:r>
+        <w:t>của</w:t>
+      </w:r>
+      <w:r>
+        <w:t xml:space="preserve"> tổng vốn sở hữu </w:t>
+      </w:r>
+      <w:r>
+        <w:t xml:space="preserve">(entity) </w:t>
+      </w:r>
+      <w:r>
+        <w:t xml:space="preserve">của một doanh nghiệp có thể được bán </w:t>
+      </w:r>
+      <w:r>
+        <w:t xml:space="preserve">tức </w:t>
+      </w:r>
+      <w:r>
+        <w:t xml:space="preserve">chia quyền sở hữu cho người khác, </w:t>
+      </w:r>
+      <w:r>
+        <w:rPr>
+          <w:i/>
+        </w:rPr>
+        <w:t>cổ phiếu</w:t>
+      </w:r>
+      <w:r>
+        <w:t xml:space="preserve"> </w:t>
+      </w:r>
+      <w:r>
+        <w:t xml:space="preserve">(stock) </w:t>
+      </w:r>
+      <w:r>
+        <w:t xml:space="preserve">là chứng nhận sở hữu trên một hay nhiều cổ phần và </w:t>
+      </w:r>
+      <w:r>
+        <w:rPr>
+          <w:i/>
+        </w:rPr>
+        <w:t>cổ tức</w:t>
+      </w:r>
+      <w:r>
+        <w:t xml:space="preserve"> (dividend)</w:t>
+      </w:r>
+      <w:r>
+        <w:t xml:space="preserve"> là lợi nhuận tính trên từng cổ phần mà người góp </w:t>
+      </w:r>
+      <w:r>
+        <w:t xml:space="preserve">vốn </w:t>
+      </w:r>
+      <w:r>
+        <w:t xml:space="preserve">sở hữu nhận khi doanh nghiệp kinh doanh có lời, tuy nhiên cổ tức thường được tính trên một cổ phiếu cho thuận tiện và việc </w:t>
+      </w:r>
+      <w:r>
+        <w:t xml:space="preserve">chia quyền sở hữu cổ phần </w:t>
+      </w:r>
+      <w:r>
+        <w:t xml:space="preserve">tức góp vốn sở hữu </w:t>
+      </w:r>
+      <w:r>
+        <w:t>trở nên đơn giản với tất cả mọi người bằng cách mua cổ phiếu</w:t>
+      </w:r>
+      <w:r>
+        <w:t xml:space="preserve">. Người / thực thể sở hữu nhiều cổ phần </w:t>
+      </w:r>
+      <w:r>
+        <w:t xml:space="preserve">của một doanh nghiệp </w:t>
+      </w:r>
+      <w:r>
+        <w:t xml:space="preserve">được gọi là </w:t>
+      </w:r>
+      <w:r>
+        <w:rPr>
+          <w:i/>
+        </w:rPr>
+        <w:t>cổ đông</w:t>
+      </w:r>
+      <w:r>
+        <w:t xml:space="preserve"> (</w:t>
+      </w:r>
+      <w:r>
+        <w:t>shareholder, stockholder</w:t>
+      </w:r>
+      <w:r>
+        <w:t>)</w:t>
+      </w:r>
+      <w:r>
+        <w:t xml:space="preserve"> của doanh nghiệp đó</w:t>
+      </w:r>
+      <w:r>
+        <w:t xml:space="preserve">, một doanh nghiệp cổ phần lớn </w:t>
+      </w:r>
+      <w:r>
+        <w:t xml:space="preserve">(joint stock enterprise) </w:t>
+      </w:r>
+      <w:r>
+        <w:t xml:space="preserve">có thể thực hiện kêu gọi góp vốn từ những cổ đông, góp vốn trực tiếp </w:t>
+      </w:r>
+      <w:r>
+        <w:t xml:space="preserve">hoặc mua trực tiếp cổ phần để </w:t>
+      </w:r>
+      <w:r>
+        <w:t>sở hữu nhiều cổ phần</w:t>
+      </w:r>
+      <w:r>
+        <w:t>,</w:t>
+      </w:r>
+      <w:r>
+        <w:t xml:space="preserve"> không cần phải thông qua mua cổ phiếu.</w:t>
+      </w:r>
+      <w:r>
+        <w:t xml:space="preserve"> </w:t>
+      </w:r>
+      <w:r>
+        <w:t>Sau khi có kết quả kinh doanh, c</w:t>
+      </w:r>
+      <w:r>
+        <w:t>ổ tức được nhập vào vốn chủ sở hữu hoặc chia cho người mua, phụ thuộc vào quyết định của nhóm cổ đông.</w:t>
       </w:r>
     </w:p>
     <w:p>
@@ -25921,7 +26528,11 @@
         <w:t xml:space="preserve"> </w:t>
       </w:r>
       <w:r>
-        <w:t xml:space="preserve">Tích lũy tài chính [căn bản là cho vay và giả sử minh bạch] không thể vượt quá một lãi suất cố định như lãi suất cho vay 5% do phụ thuộc vào việc trả lãi của doanh nghiệp sản xuất, trừ phi tích lũy tài chính bằng hình thức mang vàng bạc ra nước ngoài đầu tư </w:t>
+        <w:t xml:space="preserve">Tích lũy tài chính [căn bản là cho vay và giả </w:t>
+      </w:r>
+      <w:r>
+        <w:lastRenderedPageBreak/>
+        <w:t xml:space="preserve">sử minh bạch] không thể vượt quá một lãi suất cố định như lãi suất cho vay 5% do phụ thuộc vào việc trả lãi của doanh nghiệp sản xuất, trừ phi tích lũy tài chính bằng hình thức mang vàng bạc ra nước ngoài đầu tư </w:t>
       </w:r>
       <w:r>
         <w:t xml:space="preserve">đồng thời hút vàng bạc từ nước ngoài vào bằng mọi cách </w:t>
@@ -25957,28 +26568,2102 @@
         <w:t xml:space="preserve">, nếu không và và nếu vượt quá tỉ suất lợi nhuận </w:t>
       </w:r>
       <w:r>
-        <w:t xml:space="preserve">cố </w:t>
+        <w:t xml:space="preserve">cố định như </w:t>
+      </w:r>
+      <w:r>
+        <w:t xml:space="preserve">5% thì tích lũy tài chính có tính chất </w:t>
+      </w:r>
+      <w:r>
+        <w:t>tiêu cực</w:t>
+      </w:r>
+      <w:r>
+        <w:t xml:space="preserve"> bất kể có minh bạch hay không</w:t>
+      </w:r>
+      <w:r>
+        <w:t>, nhưng hoạt động sản xuất do phải trả lãi cho hoạt động tài chính cũng như không bị khống chế lợi nhuận nên tỉ suất lợi nhuận có thể tự do tăng vượt mức</w:t>
+      </w:r>
+      <w:r>
+        <w:t xml:space="preserve"> nhưng sẽ dẫn đến độc quyền như tất yếu</w:t>
+      </w:r>
+      <w:r>
+        <w:t xml:space="preserve"> bởi nguyên tắc phá vỡ mọi thứ &amp; vượt qua tất cả nhanh nhất có thể</w:t>
+      </w:r>
+      <w:r>
+        <w:t>.</w:t>
+      </w:r>
+      <w:r>
+        <w:t xml:space="preserve"> </w:t>
+      </w:r>
+      <w:r>
+        <w:t>D</w:t>
+      </w:r>
+      <w:r>
+        <w:t xml:space="preserve">o đó một số cơ quan tư pháp như </w:t>
+      </w:r>
+      <w:r>
+        <w:rPr>
+          <w:i/>
+        </w:rPr>
+        <w:t xml:space="preserve">Bộ Tư pháp </w:t>
+      </w:r>
+      <w:r>
+        <w:rPr>
+          <w:i/>
+        </w:rPr>
+        <w:t>Hoa Kỳ</w:t>
+      </w:r>
+      <w:r>
+        <w:t xml:space="preserve"> </w:t>
+      </w:r>
+      <w:r>
+        <w:t xml:space="preserve">(DOJ) </w:t>
+      </w:r>
+      <w:r>
+        <w:t xml:space="preserve">phối hợp với </w:t>
+      </w:r>
+      <w:r>
+        <w:rPr>
+          <w:i/>
+        </w:rPr>
+        <w:t>Ủy ban Thương mại Liên bang</w:t>
+      </w:r>
+      <w:r>
+        <w:t xml:space="preserve"> </w:t>
+      </w:r>
+      <w:r>
+        <w:t xml:space="preserve">luôn kiểm soát tình trạng độc quyền và xử lý </w:t>
+      </w:r>
+      <w:r>
+        <w:t xml:space="preserve">chủ yếu </w:t>
+      </w:r>
+      <w:r>
+        <w:t xml:space="preserve">bằng biện pháp </w:t>
+      </w:r>
+      <w:r>
+        <w:t xml:space="preserve">gần như </w:t>
+      </w:r>
+      <w:r>
+        <w:t>hành chính như chia tách</w:t>
+      </w:r>
+      <w:r>
+        <w:t xml:space="preserve">, </w:t>
+      </w:r>
+      <w:r>
+        <w:t xml:space="preserve">nộp </w:t>
+      </w:r>
+      <w:r>
+        <w:t xml:space="preserve">tiền </w:t>
+      </w:r>
+      <w:r>
+        <w:t>phạt</w:t>
+      </w:r>
+      <w:r>
+        <w:t xml:space="preserve"> hay những hình thức cưỡng chế</w:t>
+      </w:r>
+      <w:r>
+        <w:t xml:space="preserve">. </w:t>
+      </w:r>
+      <w:r>
+        <w:t>Ghi chú</w:t>
+      </w:r>
+      <w:r>
+        <w:t xml:space="preserve"> (Gemini 2026)</w:t>
+      </w:r>
+      <w:r>
+        <w:t xml:space="preserve">, </w:t>
+      </w:r>
+      <w:r>
+        <w:rPr>
+          <w:i/>
+        </w:rPr>
+        <w:t xml:space="preserve">Cục Điều tra Liên bang </w:t>
+      </w:r>
+      <w:r>
+        <w:rPr>
+          <w:i/>
+        </w:rPr>
+        <w:t>Hoa Kỳ</w:t>
+      </w:r>
+      <w:r>
+        <w:t xml:space="preserve"> </w:t>
+      </w:r>
+      <w:r>
+        <w:t xml:space="preserve">(FBI) </w:t>
+      </w:r>
+      <w:r>
+        <w:t xml:space="preserve">tuy độc lập nhưng </w:t>
+      </w:r>
+      <w:r>
+        <w:t xml:space="preserve">trực thuộc </w:t>
+      </w:r>
+      <w:r>
+        <w:t>B</w:t>
+      </w:r>
+      <w:r>
+        <w:t xml:space="preserve">ộ Tư pháp </w:t>
+      </w:r>
+      <w:r>
+        <w:t xml:space="preserve">Hoa Kỳ </w:t>
+      </w:r>
+      <w:r>
+        <w:t xml:space="preserve">(DOJ) </w:t>
+      </w:r>
+      <w:r>
+        <w:t xml:space="preserve">để hoạt động </w:t>
+      </w:r>
+      <w:r>
+        <w:rPr>
+          <w:i/>
+        </w:rPr>
+        <w:t xml:space="preserve">giám sát </w:t>
+      </w:r>
+      <w:r>
+        <w:rPr>
+          <w:i/>
+        </w:rPr>
+        <w:t>&amp;</w:t>
+      </w:r>
+      <w:r>
+        <w:rPr>
+          <w:i/>
+        </w:rPr>
+        <w:t xml:space="preserve"> bảo đảm</w:t>
+      </w:r>
+      <w:r>
+        <w:t xml:space="preserve"> việc thực thi pháp </w:t>
+      </w:r>
+      <w:r>
+        <w:t xml:space="preserve">luật (hoạt động cảnh sát) </w:t>
+      </w:r>
+      <w:r>
+        <w:t xml:space="preserve">trở lại </w:t>
+      </w:r>
+      <w:r>
+        <w:t xml:space="preserve">được </w:t>
+      </w:r>
+      <w:r>
+        <w:t xml:space="preserve">pháp </w:t>
+      </w:r>
+      <w:r>
+        <w:t>luật giám sát mà không bị giảm hiệu quả</w:t>
+      </w:r>
+      <w:r>
+        <w:t xml:space="preserve"> [vì đổi lại FBI được hậu thuẫn bởi DOJ]</w:t>
+      </w:r>
+      <w:r>
+        <w:t>.</w:t>
+      </w:r>
+      <w:r>
+        <w:t xml:space="preserve"> Cơ quan công tố Hoa Kỳ thuộc nhánh hành pháp chia thành hai cấp (Gemini 2026): 1) cấp liên bang đứng đầu bởi Bộ trưởng Tư pháp (Attorney General – Tổng Chưởng lý) đóng vai trò </w:t>
+      </w:r>
+      <w:r>
+        <w:rPr>
+          <w:i/>
+        </w:rPr>
+        <w:t>công tố viên trưởng</w:t>
+      </w:r>
+      <w:r>
+        <w:t xml:space="preserve"> quản lý 94 </w:t>
+      </w:r>
+      <w:r>
+        <w:rPr>
+          <w:i/>
+        </w:rPr>
+        <w:t>văn phòng công tố</w:t>
+      </w:r>
+      <w:r>
+        <w:t xml:space="preserve"> trên khắp nước Mỹ và mỗi văn phòng công tố được đứng đầu bởi </w:t>
+      </w:r>
+      <w:r>
+        <w:t>một</w:t>
+      </w:r>
+      <w:r>
+        <w:rPr>
+          <w:i/>
+        </w:rPr>
+        <w:t xml:space="preserve"> công tố viên</w:t>
+      </w:r>
+      <w:r>
+        <w:t xml:space="preserve"> (</w:t>
+      </w:r>
+      <w:r>
+        <w:rPr>
+          <w:i/>
+        </w:rPr>
+        <w:t>luật sư Hoa Kỳ</w:t>
+      </w:r>
+      <w:r>
+        <w:t>)</w:t>
+      </w:r>
+      <w:r>
+        <w:t xml:space="preserve"> do Tổng thống bổ nhiệm, 2) cấp tiểu bang tức mỗi bang/địa phương có một </w:t>
+      </w:r>
+      <w:r>
+        <w:t xml:space="preserve">số </w:t>
+      </w:r>
+      <w:r>
+        <w:t xml:space="preserve">cơ quan công tố quận đứng đầu bởi </w:t>
+      </w:r>
+      <w:r>
+        <w:rPr>
+          <w:i/>
+        </w:rPr>
+        <w:t>công tố viên quận</w:t>
+      </w:r>
+      <w:r>
+        <w:t xml:space="preserve"> (</w:t>
+      </w:r>
+      <w:r>
+        <w:t xml:space="preserve">District Attorney </w:t>
+      </w:r>
+      <w:r>
+        <w:t>–</w:t>
+      </w:r>
+      <w:r>
+        <w:t xml:space="preserve"> DA</w:t>
+      </w:r>
+      <w:r>
+        <w:t>)</w:t>
+      </w:r>
+      <w:r>
+        <w:t xml:space="preserve"> </w:t>
+      </w:r>
+      <w:r>
+        <w:t>[biện lý viên quận]</w:t>
+      </w:r>
+      <w:r>
+        <w:t xml:space="preserve"> do địa phươn</w:t>
+      </w:r>
+      <w:r>
+        <w:t>g</w:t>
+      </w:r>
+      <w:r>
+        <w:t xml:space="preserve"> bầu cử</w:t>
+      </w:r>
+      <w:r>
+        <w:t>, không thuộc Bộ Tư pháp Hoa Kỳ</w:t>
+      </w:r>
+      <w:r>
+        <w:t>.</w:t>
+      </w:r>
+      <w:r>
+        <w:t xml:space="preserve"> </w:t>
+      </w:r>
+      <w:r>
+        <w:t>T</w:t>
+      </w:r>
+      <w:r>
+        <w:t xml:space="preserve">ổ chức của FBI tuy chặt chẽ nhưng không có hệ thống quân hàm như quân đội và các nhân viên FBI được gọi là </w:t>
+      </w:r>
+      <w:r>
+        <w:rPr>
+          <w:i/>
+        </w:rPr>
+        <w:t>đặc vụ</w:t>
+      </w:r>
+      <w:r>
+        <w:t xml:space="preserve"> (agent) có quyền giữ </w:t>
+      </w:r>
+      <w:r>
+        <w:t>vũ khí</w:t>
+      </w:r>
+      <w:r>
+        <w:t xml:space="preserve"> </w:t>
+      </w:r>
+      <w:r>
+        <w:t xml:space="preserve">để </w:t>
+      </w:r>
+      <w:r>
+        <w:t>trấn áp</w:t>
+      </w:r>
+      <w:r>
+        <w:t xml:space="preserve"> và </w:t>
+      </w:r>
+      <w:r>
+        <w:t xml:space="preserve">có quyền </w:t>
+      </w:r>
+      <w:r>
+        <w:t>bắt giữ</w:t>
+      </w:r>
+      <w:r>
+        <w:t xml:space="preserve"> người để điều tra </w:t>
+      </w:r>
+      <w:r>
+        <w:t xml:space="preserve">[24 – 48 giờ] </w:t>
+      </w:r>
+      <w:r>
+        <w:t xml:space="preserve">nhưng hệ thống công tố Hoa Kỳ hoạt động như tổ chức luật sư có quyền điều tra &amp; truy tố </w:t>
+      </w:r>
+      <w:r>
+        <w:t>nhưng</w:t>
+      </w:r>
+      <w:r>
+        <w:t xml:space="preserve"> không có quyền </w:t>
+      </w:r>
+      <w:r>
+        <w:t>trấn áp</w:t>
+      </w:r>
+      <w:r>
+        <w:t>, bắt giữ</w:t>
+      </w:r>
+      <w:r>
+        <w:t xml:space="preserve"> &amp; </w:t>
+      </w:r>
+      <w:r>
+        <w:t>tạm giam</w:t>
+      </w:r>
+      <w:r>
+        <w:t xml:space="preserve">, do đó công tố viên </w:t>
+      </w:r>
+      <w:r>
+        <w:t xml:space="preserve">(luật sư) </w:t>
+      </w:r>
+      <w:r>
+        <w:t xml:space="preserve">phải phối hợp với </w:t>
+      </w:r>
+      <w:r>
+        <w:t xml:space="preserve">đặc vụ </w:t>
+      </w:r>
+      <w:r>
+        <w:t xml:space="preserve">FBI hay </w:t>
+      </w:r>
+      <w:r>
+        <w:rPr>
+          <w:i/>
+        </w:rPr>
+        <w:t>cảnh sát tư pháp</w:t>
+      </w:r>
+      <w:r>
+        <w:t xml:space="preserve"> </w:t>
+      </w:r>
+      <w:r>
+        <w:t>(</w:t>
+      </w:r>
+      <w:r>
+        <w:t>US Marshals</w:t>
+      </w:r>
+      <w:r>
+        <w:t xml:space="preserve">) </w:t>
+      </w:r>
+      <w:r>
+        <w:t xml:space="preserve">khi cần </w:t>
+      </w:r>
+      <w:r>
+        <w:t xml:space="preserve">bắt giữ &amp; </w:t>
+      </w:r>
+      <w:r>
+        <w:t>tạm giam ai đó để điều tra</w:t>
+      </w:r>
+      <w:r>
+        <w:t xml:space="preserve">. </w:t>
+      </w:r>
+      <w:r>
+        <w:t xml:space="preserve">Vui lòng phân biệt </w:t>
+      </w:r>
+      <w:r>
+        <w:rPr>
+          <w:i/>
+        </w:rPr>
+        <w:t>bắt giữ</w:t>
+      </w:r>
+      <w:r>
+        <w:t xml:space="preserve"> (arrest) và </w:t>
+      </w:r>
+      <w:r>
+        <w:rPr>
+          <w:i/>
+        </w:rPr>
+        <w:t>tạm giam</w:t>
+      </w:r>
+      <w:r>
+        <w:t xml:space="preserve"> </w:t>
+      </w:r>
+      <w:r>
+        <w:t>(detention)</w:t>
+      </w:r>
+      <w:r>
+        <w:t xml:space="preserve">, thời hạn tạm giam kéo dài từ vài tháng đến một </w:t>
+      </w:r>
+      <w:r>
+        <w:t xml:space="preserve">năm </w:t>
+      </w:r>
+      <w:r>
+        <w:t xml:space="preserve">phục vụ yêu cầu điều tra </w:t>
+      </w:r>
+      <w:r>
+        <w:t xml:space="preserve">&amp; lập cáo trạng </w:t>
+      </w:r>
+      <w:r>
+        <w:t>của công tố nhưng thời gian bắt giữ chỉ kéo dài trong 48 giờ có thể do FBI trực tiếp thực hiện không thông qua công tố</w:t>
+      </w:r>
+      <w:r>
+        <w:t>, do đó FBI chỉ có thể bắt giữ nghi phạm qua hai trường hợp: 1) lệnh bắt giữ do thẩm phán ký và 2) đặc vụ FBI bắt quả tang hành vi phạm</w:t>
+      </w:r>
+      <w:r>
+        <w:t xml:space="preserve"> </w:t>
+      </w:r>
+      <w:r>
+        <w:t>tội</w:t>
+      </w:r>
+      <w:r>
+        <w:t>.</w:t>
+      </w:r>
+      <w:r>
+        <w:t xml:space="preserve"> Trường hợp FBI bắt giữ nghi phạm bởi bắt quả tang hành vi phạm </w:t>
+      </w:r>
+      <w:r>
+        <w:t xml:space="preserve">tội </w:t>
+      </w:r>
+      <w:r>
+        <w:t xml:space="preserve">thì FBI gần như liên hệ </w:t>
+      </w:r>
+      <w:r>
+        <w:t xml:space="preserve">ngay lập tức </w:t>
+      </w:r>
+      <w:r>
+        <w:t xml:space="preserve">với công tố viên để cung cấp </w:t>
+      </w:r>
+      <w:r>
+        <w:rPr>
+          <w:i/>
+        </w:rPr>
+        <w:t>đơn khiếu nại hình sự</w:t>
+      </w:r>
+      <w:r>
+        <w:t xml:space="preserve"> (criminal complaint) cho công tố viên </w:t>
+      </w:r>
+      <w:r>
+        <w:rPr>
+          <w:i/>
+        </w:rPr>
+        <w:t>thụ lý</w:t>
+      </w:r>
+      <w:r>
+        <w:t>,</w:t>
+      </w:r>
+      <w:r>
+        <w:t xml:space="preserve"> </w:t>
+      </w:r>
+      <w:r>
+        <w:t xml:space="preserve">tiến đến </w:t>
+      </w:r>
+      <w:r>
+        <w:t>chính thức hóa việc bắt giữ</w:t>
+      </w:r>
+      <w:r>
+        <w:t xml:space="preserve"> bằng lệnh bắt giữ của thẩm phán</w:t>
+      </w:r>
+      <w:r>
+        <w:t xml:space="preserve">, và để sau đó có thể có </w:t>
+      </w:r>
+      <w:r>
+        <w:t xml:space="preserve">cáo trạng </w:t>
+      </w:r>
+      <w:r>
+        <w:t>truy tố, nhưng nếu công tố viên không thụ lý thì FBI phải thả nghi phạm sau 48 giờ</w:t>
+      </w:r>
+      <w:r>
+        <w:t xml:space="preserve">, với lưu ý </w:t>
+      </w:r>
+      <w:r>
+        <w:t>đơn khiếu nại hình sự</w:t>
+      </w:r>
+      <w:r>
+        <w:t xml:space="preserve"> do đặc vụ FBI lập và được thụ lý bởi công tố viên nhưng </w:t>
+      </w:r>
+      <w:r>
+        <w:rPr>
+          <w:i/>
+        </w:rPr>
+        <w:t>cáo trạng</w:t>
+      </w:r>
+      <w:r>
+        <w:t xml:space="preserve"> </w:t>
+      </w:r>
+      <w:r>
+        <w:t>(</w:t>
+      </w:r>
+      <w:r>
+        <w:t>indict</w:t>
+      </w:r>
+      <w:r>
+        <w:t xml:space="preserve">ment) </w:t>
+      </w:r>
+      <w:r>
+        <w:t>sẽ nghiêm trọng hơn do công tố viên lập</w:t>
+      </w:r>
+      <w:r>
+        <w:t xml:space="preserve"> &amp; </w:t>
+      </w:r>
+      <w:r>
+        <w:t xml:space="preserve">được ký ban hành bởi </w:t>
+      </w:r>
+      <w:r>
+        <w:rPr>
+          <w:i/>
+        </w:rPr>
+        <w:t>đại bồi thẩm đoàn</w:t>
+      </w:r>
+      <w:r>
+        <w:t xml:space="preserve"> (Grand Jury) nhằm tạm giam nghi phạm chờ xét xử nên đây chính là cáo trạng truy tố</w:t>
+      </w:r>
+      <w:r>
+        <w:t xml:space="preserve"> tức quyền lực của bên công tố</w:t>
+      </w:r>
+      <w:r>
+        <w:t xml:space="preserve"> (Gemini 2026)</w:t>
+      </w:r>
+      <w:r>
+        <w:t>.</w:t>
+      </w:r>
+      <w:r>
+        <w:t xml:space="preserve"> </w:t>
+      </w:r>
+      <w:r>
+        <w:t xml:space="preserve">Bằng chứng tội phạm trong giai đoạn bắt giữ được ghi vào </w:t>
+      </w:r>
+      <w:r>
+        <w:t>đơn khiếu nại hình sự</w:t>
+      </w:r>
+      <w:r>
+        <w:t xml:space="preserve">. </w:t>
+      </w:r>
+      <w:r>
+        <w:t xml:space="preserve">Cáo trạng được ký ban hành bởi </w:t>
+      </w:r>
+      <w:r>
+        <w:t>đại bồi thẩm đoàn</w:t>
+      </w:r>
+      <w:r>
+        <w:t xml:space="preserve"> như</w:t>
+      </w:r>
+      <w:r>
+        <w:t>ng</w:t>
+      </w:r>
+      <w:r>
+        <w:t xml:space="preserve"> chỉ hợp pháp bởi chính công tố viên đệ trình </w:t>
+      </w:r>
+      <w:r>
+        <w:t xml:space="preserve">lên </w:t>
+      </w:r>
+      <w:r>
+        <w:t xml:space="preserve">thẩm phán, </w:t>
+      </w:r>
+      <w:r>
+        <w:t>bởi vì</w:t>
+      </w:r>
+      <w:r>
+        <w:t xml:space="preserve"> thực chất</w:t>
+      </w:r>
+      <w:r>
+        <w:t xml:space="preserve">, </w:t>
+      </w:r>
+      <w:r>
+        <w:t xml:space="preserve">công tố viên </w:t>
+      </w:r>
+      <w:r>
+        <w:t xml:space="preserve">lập cáo trạng, </w:t>
+      </w:r>
+      <w:r>
+        <w:t xml:space="preserve">triệu tập </w:t>
+      </w:r>
+      <w:r>
+        <w:t>nhân chứng</w:t>
+      </w:r>
+      <w:r>
+        <w:t xml:space="preserve">, cung cấp bằng chứng &amp; lời khai của nhân chứng cho đại bồi thẩm đoàn, và thuyết phục đại bồi thẩm đoàn kết tội nghi phạm, sau đó đại bồi thẩm đoàn bỏ phiếu kín và </w:t>
+      </w:r>
+      <w:r>
+        <w:t>ký xác nhận</w:t>
+      </w:r>
+      <w:r>
+        <w:t xml:space="preserve"> </w:t>
+      </w:r>
+      <w:r>
+        <w:t xml:space="preserve">buộc tội </w:t>
+      </w:r>
+      <w:r>
+        <w:t>bị cáo</w:t>
+      </w:r>
+      <w:r>
+        <w:t xml:space="preserve"> </w:t>
+      </w:r>
+      <w:r>
+        <w:t xml:space="preserve">lên cáo trạng </w:t>
+      </w:r>
+      <w:r>
+        <w:t>nếu đồng ý</w:t>
+      </w:r>
+      <w:r>
+        <w:t>; quá trình này diễn ra trong bí mật giữa công tố viên, đại bồi thẩm đoàn, đặc vụ FBI (giữ bằng chứng), và nhân chứng theo sự sắp xếp của công tố viên và cuối cùng chỉ hợp pháp khi công tố viên đệ trình cáo trạng [được ký] lên thẩm phán</w:t>
+      </w:r>
+      <w:r>
+        <w:t xml:space="preserve"> (Gemini 2026)</w:t>
+      </w:r>
+      <w:r>
+        <w:t>.</w:t>
+      </w:r>
+      <w:r>
+        <w:t xml:space="preserve"> </w:t>
+      </w:r>
+      <w:r>
+        <w:t>Ghi chú, v</w:t>
+      </w:r>
+      <w:r>
+        <w:t>ăn phòng công tố yêu cầu tòa án triệu tậ</w:t>
+      </w:r>
+      <w:r>
+        <w:t>p</w:t>
+      </w:r>
+      <w:r>
+        <w:t xml:space="preserve"> đại bồi thẩm đoàn trước khi dự kiến xử một số vụ án và tòa án (Court) ra lệnh Văn phòng Thư ký Tòa án (Clerk of the Court) lựa chọn ngẫu nhiên những công dân trong danh sách cử tri đi bầu và tiến hành triệu tập </w:t>
       </w:r>
       <w:r>
         <w:lastRenderedPageBreak/>
-        <w:t xml:space="preserve">định như </w:t>
-      </w:r>
-      <w:r>
-        <w:t xml:space="preserve">5% thì tích lũy tài chính có tính chất </w:t>
-      </w:r>
-      <w:r>
-        <w:t>tiêu cực</w:t>
-      </w:r>
-      <w:r>
-        <w:t xml:space="preserve"> bất kể có minh bạch hay không</w:t>
-      </w:r>
-      <w:r>
-        <w:t>, nhưng hoạt động sản xuất do phải trả lãi cho hoạt động tài chính cũng như không bị khống chế lợi nhuận nên tỉ suất lợi nhuận có thể tự do tăng vượt mức</w:t>
+        <w:t>những công dân này thực hiện nghĩa vụ tham gia bồi thẩm đoàn như là nghĩa vụ công dân bắt buộc (</w:t>
+      </w:r>
+      <w:r>
+        <w:rPr>
+          <w:i/>
+        </w:rPr>
+        <w:t>lệnh triệu tập nghĩa vụ bồi thẩm đoàn</w:t>
+      </w:r>
+      <w:r>
+        <w:t xml:space="preserve"> – </w:t>
+      </w:r>
+      <w:r>
+        <w:t>Jury Summons</w:t>
+      </w:r>
+      <w:r>
+        <w:t>), sau đó thẩm phán và công cố viên sàng lọc những công dân này thành lập đại bồi thẩm đoàn</w:t>
+      </w:r>
+      <w:r>
+        <w:t xml:space="preserve"> cho một khóa</w:t>
+      </w:r>
+      <w:r>
+        <w:t xml:space="preserve"> </w:t>
+      </w:r>
+      <w:r>
+        <w:t xml:space="preserve">với </w:t>
+      </w:r>
+      <w:r>
+        <w:t>thời hạn cụ thể</w:t>
+      </w:r>
+      <w:r>
+        <w:t xml:space="preserve">, sau đó công tố viên vận dụng quyền lực đặc thù của công tố thay mặt bồi thẩm đoàn ra lệnh triệu tập nhân chứng </w:t>
+      </w:r>
+      <w:r>
+        <w:t>(</w:t>
+      </w:r>
+      <w:r>
+        <w:rPr>
+          <w:i/>
+        </w:rPr>
+        <w:t>lệnh triệu tập của đại bồi thẩm đoàn</w:t>
+      </w:r>
+      <w:r>
+        <w:t xml:space="preserve"> – </w:t>
+      </w:r>
+      <w:r>
+        <w:t>Grand Jury Subpoena</w:t>
+      </w:r>
+      <w:r>
+        <w:t xml:space="preserve">) </w:t>
+      </w:r>
+      <w:r>
+        <w:t>để bồi thẩm đoàn tham khảo và ban hành cáo trạng</w:t>
+      </w:r>
+      <w:r>
+        <w:t xml:space="preserve"> cho một vụ án cụ thể</w:t>
+      </w:r>
+      <w:r>
+        <w:t xml:space="preserve"> (Gemini 2026)</w:t>
       </w:r>
       <w:r>
         <w:t xml:space="preserve">. </w:t>
       </w:r>
       <w:r>
+        <w:t xml:space="preserve">Vai trò của công tố viên rất quan trọng, bị cáo thực chất bị buộc tội hai lần, lần thứ nhất trong bí mật bởi công tố viên mà bị cáo chưa được luật sư bảo vệ, lần thứ hai công khai bởi thẩm phán nhưng lúc này bị cáo được luật sư bảo vệ. </w:t>
+      </w:r>
+      <w:r>
+        <w:t>C</w:t>
+      </w:r>
+      <w:r>
+        <w:t xml:space="preserve">ông tố có ba quyền lực rất lớn mà cảnh sát không có, đó là quyền thụ lý đơn khiếu nại hình sự, quyền triệu tập nhân chứng và quyền truy tố buộc tội bằng cáo trạng dựa trên đại bồi thẩm đoàn. </w:t>
+      </w:r>
+      <w:r>
+        <w:t xml:space="preserve">Vai trò của đại bồi thẩm đoàn rất hay ở chỗ, một mặt phổ dụng luật pháp gia tăng sức mạnh luật pháp trên toàn quốc mà mọi công dân đều được tham dự [vừa là quyền lợi vừa là nghĩa vụ], mặt khác hạn chế công tố viên lạm quyền. </w:t>
+      </w:r>
+      <w:r>
+        <w:t xml:space="preserve">Quy trình </w:t>
+      </w:r>
+      <w:r>
+        <w:t xml:space="preserve">tố tụng “bắt giữ – tạm giam – xét xử” </w:t>
+      </w:r>
+      <w:r>
+        <w:t xml:space="preserve">chi tiết hơn như sau, </w:t>
+      </w:r>
+      <w:r>
+        <w:t xml:space="preserve">công tố viên phối hợp với đặc vụ FBI </w:t>
+      </w:r>
+      <w:r>
+        <w:t xml:space="preserve">thuyết phục được thẩm phán ký lệnh bắt giữ bằng </w:t>
+      </w:r>
+      <w:r>
+        <w:t>đơn khiếu nại hình sự</w:t>
+      </w:r>
+      <w:r>
+        <w:t xml:space="preserve"> và nghi phạm </w:t>
+      </w:r>
+      <w:r>
+        <w:t xml:space="preserve">(suspect) </w:t>
+      </w:r>
+      <w:r>
+        <w:t xml:space="preserve">trở thành </w:t>
+      </w:r>
+      <w:r>
+        <w:rPr>
+          <w:i/>
+        </w:rPr>
+        <w:t>bị cáo</w:t>
+      </w:r>
+      <w:r>
+        <w:t xml:space="preserve"> </w:t>
+      </w:r>
+      <w:r>
+        <w:t xml:space="preserve">(defendant) </w:t>
+      </w:r>
+      <w:r>
+        <w:t xml:space="preserve">ra hầu tòa lần đầu trước phiên tòa sơ bộ </w:t>
+      </w:r>
+      <w:r>
+        <w:t>(</w:t>
+      </w:r>
+      <w:r>
+        <w:rPr>
+          <w:i/>
+        </w:rPr>
+        <w:t>phiên tòa 48 giờ</w:t>
+      </w:r>
+      <w:r>
+        <w:t xml:space="preserve">) </w:t>
+      </w:r>
+      <w:r>
+        <w:t xml:space="preserve">với thẩm phán sơ lục để chính thức hóa việc bị bắt giữ trong vòng 48 giờ sau khi bị đặc vụ FBI bắt giữ, </w:t>
+      </w:r>
+      <w:r>
+        <w:t xml:space="preserve">sau đó </w:t>
+      </w:r>
+      <w:r>
+        <w:t xml:space="preserve">công tố viên sẽ nộp </w:t>
+      </w:r>
+      <w:r>
+        <w:rPr>
+          <w:i/>
+        </w:rPr>
+        <w:t>yêu cầu tạm giam chờ xét xử</w:t>
+      </w:r>
+      <w:r>
+        <w:t xml:space="preserve"> (</w:t>
+      </w:r>
+      <w:r>
+        <w:t>m</w:t>
+      </w:r>
+      <w:r>
+        <w:t xml:space="preserve">otion for </w:t>
+      </w:r>
+      <w:r>
+        <w:t>p</w:t>
+      </w:r>
+      <w:r>
+        <w:t xml:space="preserve">re-trial </w:t>
+      </w:r>
+      <w:r>
+        <w:t>d</w:t>
+      </w:r>
+      <w:r>
+        <w:t>etention)</w:t>
+      </w:r>
+      <w:r>
+        <w:t xml:space="preserve"> với thời hạn t</w:t>
+      </w:r>
+      <w:r>
+        <w:t>ạ</w:t>
+      </w:r>
+      <w:r>
+        <w:t>m giam 30 ngày</w:t>
+      </w:r>
+      <w:r>
+        <w:t xml:space="preserve">, bị cáo có thể được tại ngoại </w:t>
+      </w:r>
+      <w:r>
+        <w:t xml:space="preserve">(bail) </w:t>
+      </w:r>
+      <w:r>
+        <w:t xml:space="preserve">hoặc bị tạm giam </w:t>
+      </w:r>
+      <w:r>
+        <w:t xml:space="preserve">(detention) </w:t>
+      </w:r>
+      <w:r>
+        <w:t>trong 30 ngày này tùy thuộc vào phán quyết của thẩm phán sơ lục</w:t>
+      </w:r>
+      <w:r>
+        <w:t xml:space="preserve"> (Gemini 2026)</w:t>
+      </w:r>
+      <w:r>
+        <w:t>.</w:t>
+      </w:r>
+      <w:r>
+        <w:t xml:space="preserve"> Trong 30 ngày này, công tố viên cùng đặc vụ FBI tiếp tục thu thập bằng chứng, quan trọng nhất là công tố viên sẽ </w:t>
+      </w:r>
+      <w:r>
+        <w:t>thuyết phục</w:t>
+      </w:r>
+      <w:r>
+        <w:t xml:space="preserve"> </w:t>
+      </w:r>
+      <w:r>
+        <w:t>đại bồi thẩm đoàn</w:t>
+      </w:r>
+      <w:r>
+        <w:t xml:space="preserve"> </w:t>
+      </w:r>
+      <w:r>
+        <w:t xml:space="preserve">gồm 16-23 công dân </w:t>
+      </w:r>
+      <w:r>
+        <w:t xml:space="preserve">để ban hành cáo trạng buộc tội bị cáo tức </w:t>
+      </w:r>
+      <w:r>
+        <w:rPr>
+          <w:i/>
+        </w:rPr>
+        <w:t>cáo trạng truy tố</w:t>
+      </w:r>
+      <w:r>
+        <w:t xml:space="preserve">. Nếu trong 30 ngày mà công tố viên không có cáo trạng truy tố thì </w:t>
+      </w:r>
+      <w:r>
+        <w:t xml:space="preserve">thẩm phán buộc phải thả tự do </w:t>
+      </w:r>
+      <w:r>
+        <w:t>bị cáo</w:t>
+      </w:r>
+      <w:r>
+        <w:t xml:space="preserve">. Nếu công tố viên có được cáo trạng trong vòng 30 ngày thì thẩm phán sẽ quyết định chuyển sang tạm giam </w:t>
+      </w:r>
+      <w:r>
+        <w:t>bị cáo</w:t>
+      </w:r>
+      <w:r>
+        <w:t xml:space="preserve"> trong 70 ngày tiếp theo chờ xét xử.</w:t>
+      </w:r>
+      <w:r>
+        <w:t xml:space="preserve"> Nếu trong 70 ngày này mà tòa án không thể mở phiên tòa xét xử bị cáo </w:t>
+      </w:r>
+      <w:r>
+        <w:t xml:space="preserve">(phiên tòa sơ thẩm) </w:t>
+      </w:r>
+      <w:r>
+        <w:t>thì thẩm phán sẽ bác bỏ hoàn toàn vụ án và thả tự do bị cáo.</w:t>
+      </w:r>
+      <w:r>
+        <w:t xml:space="preserve"> Như vậy tổng thời gian tạm giam tối đa cho bị cáo kể từ sau 48 giờ bị cảnh sát bắt giữ cho đến khi bị xét xử tại phiên tòa sơ thẩm là 100 ngày. </w:t>
+      </w:r>
+      <w:r>
+        <w:t>T</w:t>
+      </w:r>
+      <w:r>
+        <w:t>rong thời gian tạm giam</w:t>
+      </w:r>
+      <w:r>
+        <w:t xml:space="preserve"> </w:t>
+      </w:r>
+      <w:r>
+        <w:t>bị cáo bị gởi vào trại tạm giam do cơ quan cảnh sát tư pháp (</w:t>
+      </w:r>
+      <w:r>
+        <w:t>U.S. Marshals Service</w:t>
+      </w:r>
+      <w:r>
+        <w:t>) quản lý.</w:t>
+      </w:r>
+      <w:r>
+        <w:t xml:space="preserve"> Ghi chú, ngay từ lúc ra </w:t>
+      </w:r>
+      <w:r>
+        <w:t xml:space="preserve">hầu </w:t>
+      </w:r>
+      <w:r>
+        <w:t xml:space="preserve">tòa lần đầu tiên </w:t>
+      </w:r>
+      <w:r>
+        <w:t>(</w:t>
+      </w:r>
+      <w:r>
+        <w:t>i</w:t>
+      </w:r>
+      <w:r>
+        <w:t xml:space="preserve">nitial </w:t>
+      </w:r>
+      <w:r>
+        <w:t>a</w:t>
+      </w:r>
+      <w:r>
+        <w:t xml:space="preserve">ppearance) </w:t>
+      </w:r>
+      <w:r>
+        <w:t xml:space="preserve">sau 48 giờ bị cảnh sát bắt giữ, nghi phạm đã trở thành bị cáo bị buộc tội bởi </w:t>
+      </w:r>
+      <w:r>
+        <w:t>đơn khiếu nại hình sự</w:t>
+      </w:r>
+      <w:r>
+        <w:t xml:space="preserve"> trong tiếp 30 ngày tạm giam tiếp theo, và trong 70 ngày tạm giam sau đó chờ xét xử, bị cáo bị buộc tội bởi cáo trạng</w:t>
+      </w:r>
+      <w:r>
+        <w:t xml:space="preserve"> (Gemini 2026)</w:t>
+      </w:r>
+      <w:r>
+        <w:t>.</w:t>
+      </w:r>
+      <w:r>
+        <w:t xml:space="preserve"> </w:t>
+      </w:r>
+      <w:r>
+        <w:t xml:space="preserve">Công tố viên thụ lý đơn khiếu nại hình sự nhưng không có quyền ra lệnh bắt giữ vì lệnh bắt giữ </w:t>
+      </w:r>
+      <w:r>
+        <w:t xml:space="preserve">tức chính thức hóa việc bắt giữ </w:t>
+      </w:r>
+      <w:r>
+        <w:t>do thẩm phán ký sau khi tiếp nhận đơn khiếu nại hình sự của cả công tố viên và đặc vụ FBI</w:t>
+      </w:r>
+      <w:r>
+        <w:t xml:space="preserve">, do đó đặc vụ FBI </w:t>
+      </w:r>
+      <w:r>
+        <w:t xml:space="preserve">(cảnh sát) </w:t>
+      </w:r>
+      <w:r>
+        <w:t>và công tố viên luôn phải phối hợp với nhau</w:t>
+      </w:r>
+      <w:r>
+        <w:t xml:space="preserve"> (Gemini 2026)</w:t>
+      </w:r>
+      <w:r>
+        <w:t xml:space="preserve">. </w:t>
+      </w:r>
+      <w:r>
+        <w:t xml:space="preserve">Tất cả lệnh liên quan đến giam giữ </w:t>
+      </w:r>
+      <w:r>
+        <w:t xml:space="preserve">tức đụng chạm đến quyền tự do thân thể công dân </w:t>
+      </w:r>
+      <w:r>
+        <w:t xml:space="preserve">như bắt giữ, tạm giam, giam giữ </w:t>
+      </w:r>
+      <w:r>
+        <w:t>lâu ngày</w:t>
+      </w:r>
+      <w:r>
+        <w:t xml:space="preserve"> đều phải do thẩm phá</w:t>
+      </w:r>
+      <w:r>
+        <w:t>n</w:t>
+      </w:r>
+      <w:r>
+        <w:t xml:space="preserve"> quyết. </w:t>
+      </w:r>
+      <w:r>
+        <w:t xml:space="preserve">Đối với những sự vụ hành chính, không phải hình sự, liên quan đến xử phạt hành chính thì FBI </w:t>
+      </w:r>
+      <w:r>
+        <w:t>(</w:t>
+      </w:r>
+      <w:r>
+        <w:t>cảnh sát</w:t>
+      </w:r>
+      <w:r>
+        <w:t>)</w:t>
+      </w:r>
+      <w:r>
+        <w:t xml:space="preserve"> có quyền quyết định như nộp tiền phạt, tịch thu / phong tỏa tài sản, thu hồi giấy phép</w:t>
+      </w:r>
+      <w:r>
+        <w:t xml:space="preserve"> </w:t>
+      </w:r>
+      <w:r>
+        <w:t>và h</w:t>
+      </w:r>
+      <w:r>
+        <w:t xml:space="preserve">ệ thống pháp luật Hoa Kỳ có </w:t>
+      </w:r>
+      <w:r>
+        <w:rPr>
+          <w:i/>
+        </w:rPr>
+        <w:t>tòa án hành chính</w:t>
+      </w:r>
+      <w:r>
+        <w:t xml:space="preserve"> để người dân khiếu nại xử phạt của cảnh sát</w:t>
+      </w:r>
+      <w:r>
+        <w:t xml:space="preserve"> (Gemini 2026).</w:t>
+      </w:r>
+      <w:r>
+        <w:t xml:space="preserve"> </w:t>
+      </w:r>
+      <w:r>
+        <w:t xml:space="preserve">Như vậy, </w:t>
+      </w:r>
+      <w:r>
+        <w:t>Cục Điều tra Liên bang Hoa Kỳ</w:t>
+      </w:r>
+      <w:r>
+        <w:t xml:space="preserve"> và </w:t>
+      </w:r>
+      <w:r>
+        <w:t>Cơ quan công tố Hoa Kỳ đều trực thuộc Bộ Tư pháp Hoa Kỳ</w:t>
+      </w:r>
+      <w:r>
+        <w:t xml:space="preserve"> thuộc nhánh hành pháp</w:t>
+      </w:r>
+      <w:r>
+        <w:t xml:space="preserve">, </w:t>
+      </w:r>
+      <w:r>
+        <w:t xml:space="preserve">nói cách khác, Bộ Tư pháp Hoa Kỳ </w:t>
+      </w:r>
+      <w:r>
+        <w:rPr>
+          <w:i/>
+        </w:rPr>
+        <w:t>dùng hành pháp để bảo vệ tư pháp</w:t>
+      </w:r>
+      <w:r>
+        <w:t xml:space="preserve"> </w:t>
+      </w:r>
+      <w:r>
+        <w:t xml:space="preserve">tức </w:t>
+      </w:r>
+      <w:r>
+        <w:t>bảo đảm việc thực thi pháp luật một cách đúng đắn n</w:t>
+      </w:r>
+      <w:r>
+        <w:t xml:space="preserve">ên bị ràng buộc bởi cả tư pháp và lập pháp </w:t>
+      </w:r>
+      <w:r>
+        <w:t>(</w:t>
+      </w:r>
+      <w:r>
+        <w:t>Bộ Tư pháp Hoa Kỳ phải điều trần trước Quốc hội Hoa Kỳ</w:t>
+      </w:r>
+      <w:r>
+        <w:t>)</w:t>
+      </w:r>
+      <w:r>
+        <w:t xml:space="preserve"> sự ràng buộc này còn chặt chẽ hơn sự ràng buộc giữa hành pháp (chính phủ) và lập pháp (quốc hội), giữa lập pháp (quốc hội) và tư pháp (tòa án)</w:t>
+      </w:r>
+      <w:r>
+        <w:t xml:space="preserve">. </w:t>
+      </w:r>
+      <w:r>
+        <w:t xml:space="preserve">Hệ thống cảnh sát của Hoa Kỳ rất phức tạp </w:t>
+      </w:r>
+      <w:r>
+        <w:t xml:space="preserve">và phân mảnh </w:t>
+      </w:r>
+      <w:r>
+        <w:t>gần với ý nghĩa dân sự trong pháp quyền Hegel, có hai cấp độ</w:t>
+      </w:r>
+      <w:r>
+        <w:t xml:space="preserve"> (Gemini 2026)</w:t>
+      </w:r>
+      <w:r>
+        <w:t xml:space="preserve">: 1) cấp độ liên bang </w:t>
+      </w:r>
+      <w:r>
+        <w:t xml:space="preserve">(federal) như </w:t>
+      </w:r>
+      <w:r>
+        <w:t>Cục Điều tra Liên bang Hoa Kỳ</w:t>
+      </w:r>
+      <w:r>
+        <w:t xml:space="preserve"> FBI bao gồm đặc vụ chống tội phạm &amp; bảo vệ an ninh quốc gia, </w:t>
+      </w:r>
+      <w:r>
+        <w:t>cơ quan bài trừ ma túy DEA, cục rượ</w:t>
+      </w:r>
+      <w:r>
+        <w:t xml:space="preserve">u – </w:t>
+      </w:r>
+      <w:r>
+        <w:t>thuốc lá</w:t>
+      </w:r>
+      <w:r>
+        <w:t xml:space="preserve"> – </w:t>
+      </w:r>
+      <w:r>
+        <w:t xml:space="preserve">súng &amp; chất nổ </w:t>
+      </w:r>
+      <w:r>
+        <w:lastRenderedPageBreak/>
+        <w:t xml:space="preserve">ATF, cảnh sát tư pháp </w:t>
+      </w:r>
+      <w:r>
+        <w:rPr>
+          <w:i/>
+        </w:rPr>
+        <w:t>U.S. Marshals Service</w:t>
+      </w:r>
+      <w:r>
+        <w:t xml:space="preserve">, mật vụ Hoa Kỳ U.S. Secret Service, </w:t>
+      </w:r>
+      <w:r>
+        <w:t>c</w:t>
+      </w:r>
+      <w:r>
+        <w:t>ảnh sát biên giới &amp; hải quan CBP &amp; ICE</w:t>
+      </w:r>
+      <w:r>
+        <w:t xml:space="preserve">, 2) cấp địa phương như </w:t>
+      </w:r>
+      <w:r>
+        <w:t>cảnh sát bang (State Police), cảnh sát tuần tra đường cao tốc (Highway Patrol), cảnh sát quận (District Sheriff), cảnh sát thành phố (Police Department)</w:t>
+      </w:r>
+      <w:r>
+        <w:t>.</w:t>
+      </w:r>
+      <w:r>
+        <w:t xml:space="preserve"> </w:t>
+      </w:r>
+      <w:r>
+        <w:t xml:space="preserve">Hệ thống trại giam của Hoa Kỳ không do FBI lẫn tòa án quản lý, mà do hệ thống </w:t>
+      </w:r>
+      <w:r>
+        <w:rPr>
+          <w:i/>
+        </w:rPr>
+        <w:t>nhà tù liên bang</w:t>
+      </w:r>
+      <w:r>
+        <w:t xml:space="preserve"> (Federal Bureau of Prisons – </w:t>
+      </w:r>
+      <w:r>
+        <w:t>BOP</w:t>
+      </w:r>
+      <w:r>
+        <w:t xml:space="preserve">) và hệ thống </w:t>
+      </w:r>
+      <w:r>
+        <w:rPr>
+          <w:i/>
+        </w:rPr>
+        <w:t>nhà tù tiểu bang</w:t>
+      </w:r>
+      <w:r>
+        <w:t xml:space="preserve"> (</w:t>
+      </w:r>
+      <w:r>
+        <w:t>State Prisons</w:t>
+      </w:r>
+      <w:r>
+        <w:t>) quản lý.</w:t>
+      </w:r>
+      <w:r>
+        <w:t xml:space="preserve"> </w:t>
+      </w:r>
+      <w:r>
+        <w:t xml:space="preserve">Quan năng chủ đạo của cảnh sát là </w:t>
+      </w:r>
+      <w:r>
+        <w:rPr>
+          <w:i/>
+        </w:rPr>
+        <w:t xml:space="preserve">giám sát &amp; bảo </w:t>
+      </w:r>
+      <w:r>
+        <w:rPr>
+          <w:i/>
+        </w:rPr>
+        <w:t>vệ</w:t>
+      </w:r>
+      <w:r>
+        <w:t xml:space="preserve">, </w:t>
+      </w:r>
+      <w:r>
+        <w:t>tức phúc lợi</w:t>
+      </w:r>
+      <w:r>
+        <w:t>, bắt giữ nghi phạm tức phúc lợi an toàn cho người khác và hoạt động bắt giữ không hẳn trừng phạt.</w:t>
+      </w:r>
+      <w:r>
+        <w:t xml:space="preserve"> </w:t>
+      </w:r>
+      <w:r>
+        <w:t xml:space="preserve">Quan năng chủ đạo của công tố là </w:t>
+      </w:r>
+      <w:r>
+        <w:rPr>
+          <w:i/>
+        </w:rPr>
+        <w:t>điều tra &amp; truy tố</w:t>
+      </w:r>
+      <w:r>
+        <w:t xml:space="preserve">, quan năng chủ đạo của tòa án là </w:t>
+      </w:r>
+      <w:r>
+        <w:rPr>
+          <w:i/>
+        </w:rPr>
+        <w:t>phán quyết &amp; trừng phạt</w:t>
+      </w:r>
+      <w:r>
+        <w:t xml:space="preserve">. </w:t>
+      </w:r>
+      <w:r>
+        <w:t xml:space="preserve">Tuy nhiên nguồn lực và chức năng điều tra của đặc vụ FBI rất lớn </w:t>
+      </w:r>
+      <w:r>
+        <w:t xml:space="preserve">mặc dù FBI là cơ quan thực thi pháp luật </w:t>
+      </w:r>
+      <w:r>
+        <w:t>vì điều tra không nhất thiết phải bắt giữ, đặc biệt với những vụ án nghiêm trọng</w:t>
+      </w:r>
+      <w:r>
+        <w:t xml:space="preserve">, hơn nữa chức năng điều tra của cảnh sát là </w:t>
+      </w:r>
+      <w:r>
+        <w:rPr>
+          <w:i/>
+        </w:rPr>
+        <w:t>điều tra thực địa</w:t>
+      </w:r>
+      <w:r>
+        <w:t xml:space="preserve">, </w:t>
+      </w:r>
+      <w:r>
+        <w:t xml:space="preserve">tìm ra manh mối, </w:t>
+      </w:r>
+      <w:r>
+        <w:t xml:space="preserve">thu thập bằng chứng [nên đặc vụ điều tra còn được gọi là </w:t>
+      </w:r>
+      <w:r>
+        <w:rPr>
+          <w:i/>
+        </w:rPr>
+        <w:t>thám tử</w:t>
+      </w:r>
+      <w:r>
+        <w:t xml:space="preserve"> (detective)</w:t>
+      </w:r>
+      <w:r>
+        <w:t>],</w:t>
+      </w:r>
+      <w:r>
+        <w:t xml:space="preserve"> khác với chức năng </w:t>
+      </w:r>
+      <w:r>
+        <w:rPr>
+          <w:i/>
+        </w:rPr>
+        <w:t>điều tra</w:t>
+      </w:r>
+      <w:r>
+        <w:rPr>
+          <w:i/>
+        </w:rPr>
+        <w:t xml:space="preserve"> pháp lý</w:t>
+      </w:r>
+      <w:r>
+        <w:t xml:space="preserve"> của công tố thuộc về pháp lý</w:t>
+      </w:r>
+      <w:r>
+        <w:t xml:space="preserve"> như xem xét hồ sơ &amp; bằng chứng do cảnh sát cung cấp để xác định </w:t>
+      </w:r>
+      <w:r>
+        <w:t>liệu rằng có đủ bằng chứng thu thập hay không, liệu rằng có cần điều tra / truy tố hay không</w:t>
+      </w:r>
+      <w:r>
+        <w:t>,</w:t>
+      </w:r>
+      <w:r>
+        <w:t xml:space="preserve"> quy trình có hợp pháp hay không,</w:t>
+      </w:r>
+      <w:r>
+        <w:t>…</w:t>
+      </w:r>
+      <w:r>
+        <w:t xml:space="preserve"> (Gemini 2026)</w:t>
+      </w:r>
+      <w:r>
+        <w:t>.</w:t>
+      </w:r>
+      <w:r>
+        <w:t xml:space="preserve"> </w:t>
+      </w:r>
+      <w:r>
+        <w:t>Lưu ý, công tố viên khi điều tra hồ sơ có thể phát hiện những manh mối cực kỳ phức tạp mà điều tra thực địa trong một số trường hợp không lần ra được</w:t>
+      </w:r>
+      <w:r>
+        <w:t xml:space="preserve"> vì điều tra hồ sơ nhìn bao quát trên bức tranh tổng thể giữ khoảng cách với những bằng chứng</w:t>
+      </w:r>
+      <w:r>
+        <w:t>,</w:t>
+      </w:r>
+      <w:r>
+        <w:t xml:space="preserve"> trong đó có những bằng chứng rõ ràng nhưng không quan trọng hoặc </w:t>
+      </w:r>
+      <w:r>
+        <w:t>nhỏ nhặt</w:t>
+      </w:r>
+      <w:r>
+        <w:t xml:space="preserve"> nhưng cực kỳ đáng giá</w:t>
+      </w:r>
+      <w:r>
+        <w:t xml:space="preserve">. </w:t>
+      </w:r>
+      <w:r>
+        <w:t>Đặc vụ điều tra ngoài thực địa cũng dựa vào hồ</w:t>
+      </w:r>
+      <w:r>
+        <w:t xml:space="preserve"> sơ nên </w:t>
+      </w:r>
+      <w:r>
+        <w:t xml:space="preserve">quan năng điều tra </w:t>
+      </w:r>
+      <w:r>
+        <w:t xml:space="preserve">[tổng thể] </w:t>
+      </w:r>
+      <w:r>
+        <w:t>của công tố viên và đặc vụ không khác nhau bao nhiêu trên thực tế</w:t>
+      </w:r>
+      <w:r>
+        <w:t>.</w:t>
+      </w:r>
+      <w:r>
+        <w:t xml:space="preserve"> </w:t>
+      </w:r>
+      <w:r>
+        <w:rPr>
+          <w:i/>
+        </w:rPr>
+        <w:t>C</w:t>
+      </w:r>
+      <w:r>
+        <w:rPr>
+          <w:i/>
+        </w:rPr>
+        <w:t>ần phải đủ hai lực lượng điều tra của cảnh sát và công tố</w:t>
+      </w:r>
+      <w:r>
+        <w:t xml:space="preserve">, không những vì kiểm soát quyền lực tránh lạm quyền mà còn vì tính chất </w:t>
+      </w:r>
+      <w:r>
+        <w:rPr>
+          <w:i/>
+        </w:rPr>
+        <w:t>tinh vi</w:t>
+      </w:r>
+      <w:r>
+        <w:t xml:space="preserve"> </w:t>
+      </w:r>
+      <w:r>
+        <w:t xml:space="preserve">của </w:t>
+      </w:r>
+      <w:r>
+        <w:t xml:space="preserve">quan năng </w:t>
+      </w:r>
+      <w:r>
+        <w:t>điều tra mà đối trọng là quan năng tình báo</w:t>
+      </w:r>
+      <w:r>
+        <w:t xml:space="preserve"> </w:t>
+      </w:r>
+      <w:r>
+        <w:rPr>
+          <w:i/>
+        </w:rPr>
+        <w:t>kỳ bí</w:t>
+      </w:r>
+      <w:r>
+        <w:t>, h</w:t>
+      </w:r>
+      <w:r>
+        <w:t xml:space="preserve">ơn nữa, </w:t>
+      </w:r>
+      <w:r>
+        <w:t xml:space="preserve">tính chất quan trọng nhất của pháp quyền thực định là </w:t>
+      </w:r>
+      <w:r>
+        <w:rPr>
+          <w:i/>
+        </w:rPr>
+        <w:t>chính trực &amp; minh bạch</w:t>
+      </w:r>
+      <w:r>
+        <w:t xml:space="preserve"> và </w:t>
+      </w:r>
+      <w:r>
+        <w:t xml:space="preserve">chức năng giám sát không có quan năng điều tra trở </w:t>
+      </w:r>
+      <w:r>
+        <w:t>thành kẻ</w:t>
+      </w:r>
+      <w:r>
+        <w:t xml:space="preserve"> phá bĩnh</w:t>
+      </w:r>
+      <w:r>
+        <w:t xml:space="preserve"> </w:t>
+      </w:r>
+      <w:r>
+        <w:t>cũng như</w:t>
+      </w:r>
+      <w:r>
+        <w:t xml:space="preserve"> trấn áp không có điều tra trở nên bạo ngược</w:t>
+      </w:r>
+      <w:r>
+        <w:t xml:space="preserve">. </w:t>
+      </w:r>
+      <w:r>
+        <w:t xml:space="preserve">Tóm lại, nếu không có quan năng điều tra thì toàn bộ hệ thống pháp luật </w:t>
+      </w:r>
+      <w:r>
+        <w:t>sẽ</w:t>
+      </w:r>
+      <w:r>
+        <w:t xml:space="preserve"> yếu ớt</w:t>
+      </w:r>
+      <w:r>
+        <w:t xml:space="preserve"> và thô thiển</w:t>
+      </w:r>
+      <w:r>
+        <w:t xml:space="preserve">. </w:t>
+      </w:r>
+      <w:r>
+        <w:t xml:space="preserve">Sức mạnh của cảnh sát nằm ở vũ lực trấn áp và sức mạnh của công tố nằm ở </w:t>
+      </w:r>
+      <w:r>
+        <w:t>quyền buộc tội</w:t>
+      </w:r>
+      <w:r>
+        <w:t xml:space="preserve">, hơn nữa, công tố viên còn có quyền </w:t>
+      </w:r>
+      <w:r>
+        <w:t>thay mặt</w:t>
+      </w:r>
+      <w:r>
+        <w:t xml:space="preserve"> bồi thẩm đoàn</w:t>
+      </w:r>
+      <w:r>
+        <w:t xml:space="preserve"> </w:t>
+      </w:r>
+      <w:r>
+        <w:t>triệu tập nhân chứng</w:t>
+      </w:r>
+      <w:r>
+        <w:t xml:space="preserve">, nếu </w:t>
+      </w:r>
+      <w:r>
+        <w:t>nhân chứng</w:t>
+      </w:r>
+      <w:r>
+        <w:t xml:space="preserve"> khai man thì đó là tội đại hình</w:t>
+      </w:r>
+      <w:r>
+        <w:t xml:space="preserve"> (Gemini 2026)</w:t>
+      </w:r>
+      <w:r>
+        <w:t xml:space="preserve">. </w:t>
+      </w:r>
+      <w:r>
+        <w:t xml:space="preserve">Ghi chú, FBI còn có chức năng chống gián điệp và bảo vệ an ninh nội địa. </w:t>
+      </w:r>
+      <w:r>
+        <w:t xml:space="preserve">Quan năng chủ đạo của cảnh sát tập trung vào phúc lợi dân sự nhưng vì phải phối hợp với và là nền tảng vũ lực của </w:t>
+      </w:r>
+      <w:r>
+        <w:t xml:space="preserve">các </w:t>
+      </w:r>
+      <w:r>
+        <w:t xml:space="preserve">cơ quan truy tố &amp; trừng phạt nên không thể không cố kết với vũ lực, do đó nền chính trị Hoa Kỳ đã phân mảnh hệ thống cảnh sát để tránh lạm quyền ngay cả khi FBI phải điều trần trước Quốc hội Hoa Kỳ, nhưng nếu như </w:t>
+      </w:r>
+      <w:r>
+        <w:t>cơ quan</w:t>
+      </w:r>
+      <w:r>
+        <w:rPr>
+          <w:i/>
+        </w:rPr>
+        <w:t xml:space="preserve"> </w:t>
+      </w:r>
+      <w:r>
+        <w:rPr>
+          <w:i/>
+        </w:rPr>
+        <w:t>hành</w:t>
+      </w:r>
+      <w:r>
+        <w:rPr>
+          <w:i/>
+        </w:rPr>
+        <w:t xml:space="preserve"> pháp </w:t>
+      </w:r>
+      <w:r>
+        <w:rPr>
+          <w:i/>
+        </w:rPr>
+        <w:t xml:space="preserve">của </w:t>
+      </w:r>
+      <w:r>
+        <w:rPr>
+          <w:i/>
+        </w:rPr>
+        <w:t xml:space="preserve">tư </w:t>
+      </w:r>
+      <w:r>
+        <w:rPr>
+          <w:i/>
+        </w:rPr>
+        <w:t>pháp</w:t>
+      </w:r>
+      <w:r>
+        <w:t xml:space="preserve"> </w:t>
+      </w:r>
+      <w:r>
+        <w:t xml:space="preserve">[đồng thời </w:t>
+      </w:r>
+      <w:r>
+        <w:t>tư pháp của hành pháp</w:t>
+      </w:r>
+      <w:r>
+        <w:t xml:space="preserve">] </w:t>
+      </w:r>
+      <w:r>
+        <w:t xml:space="preserve">tức </w:t>
+      </w:r>
+      <w:r>
+        <w:t>cơ quan công tố Hoa Kỳ</w:t>
+      </w:r>
+      <w:r>
+        <w:t xml:space="preserve"> thiếu hiệu quả thì kéo theo hệ thống cảnh sát cũng thiếu hiệu quả</w:t>
+      </w:r>
+      <w:r>
+        <w:t xml:space="preserve">, không thể hội tụ vào pháp luật nên chỉ còn hiệu quả ở mức </w:t>
+      </w:r>
+      <w:r>
+        <w:t>bảo đảm trật tự trị an xã hội</w:t>
+      </w:r>
+      <w:r>
+        <w:t>, không thể thăng hoa theo tinh thần hiến pháp</w:t>
+      </w:r>
+      <w:r>
+        <w:t xml:space="preserve">. </w:t>
+      </w:r>
+      <w:r>
+        <w:t>Tinh thần hiến pháp tất nhiên không đơn giản như quy trình “</w:t>
+      </w:r>
+      <w:r>
+        <w:t xml:space="preserve">giám sát (cảnh sát) </w:t>
+      </w:r>
+      <w:r>
+        <w:rPr>
+          <w:rFonts w:cs="Times New Roman"/>
+        </w:rPr>
+        <w:t>→</w:t>
+      </w:r>
+      <w:r>
+        <w:t xml:space="preserve"> </w:t>
+      </w:r>
+      <w:r>
+        <w:t xml:space="preserve">trấn áp </w:t>
+      </w:r>
+      <w:r>
+        <w:t xml:space="preserve">(cảnh sát) </w:t>
+      </w:r>
+      <w:r>
+        <w:rPr>
+          <w:rFonts w:cs="Times New Roman"/>
+        </w:rPr>
+        <w:t>→</w:t>
+      </w:r>
+      <w:r>
+        <w:t xml:space="preserve"> </w:t>
+      </w:r>
+      <w:r>
+        <w:t xml:space="preserve">bắt giữ (cảnh sát) </w:t>
+      </w:r>
+      <w:r>
+        <w:rPr>
+          <w:rFonts w:cs="Times New Roman"/>
+        </w:rPr>
+        <w:t xml:space="preserve">→ </w:t>
+      </w:r>
+      <w:r>
+        <w:t>tạm giam</w:t>
+      </w:r>
+      <w:r>
+        <w:t xml:space="preserve"> (</w:t>
+      </w:r>
+      <w:r>
+        <w:t>công tố</w:t>
+      </w:r>
+      <w:r>
+        <w:t>)</w:t>
+      </w:r>
+      <w:r>
+        <w:t xml:space="preserve"> </w:t>
+      </w:r>
+      <w:r>
+        <w:rPr>
+          <w:rFonts w:cs="Times New Roman"/>
+        </w:rPr>
+        <w:t>→ điều tr</w:t>
+      </w:r>
+      <w:r>
+        <w:rPr>
+          <w:rFonts w:cs="Times New Roman"/>
+        </w:rPr>
+        <w:t>a</w:t>
+      </w:r>
+      <w:r>
+        <w:rPr>
+          <w:rFonts w:cs="Times New Roman"/>
+        </w:rPr>
+        <w:t xml:space="preserve"> </w:t>
+      </w:r>
+      <w:r>
+        <w:rPr>
+          <w:rFonts w:cs="Times New Roman"/>
+        </w:rPr>
+        <w:t xml:space="preserve">(công tố) </w:t>
+      </w:r>
+      <w:r>
+        <w:rPr>
+          <w:rFonts w:cs="Times New Roman"/>
+        </w:rPr>
+        <w:t xml:space="preserve">→ </w:t>
+      </w:r>
+      <w:r>
+        <w:rPr>
+          <w:rFonts w:cs="Times New Roman"/>
+        </w:rPr>
+        <w:t xml:space="preserve">truy tố (công tố) → </w:t>
+      </w:r>
+      <w:r>
+        <w:rPr>
+          <w:rFonts w:cs="Times New Roman"/>
+        </w:rPr>
+        <w:t>xét xử</w:t>
+      </w:r>
+      <w:r>
+        <w:rPr>
+          <w:rFonts w:cs="Times New Roman"/>
+        </w:rPr>
+        <w:t xml:space="preserve"> (tòa án)</w:t>
+      </w:r>
+      <w:r>
+        <w:rPr>
+          <w:rFonts w:cs="Times New Roman"/>
+        </w:rPr>
+        <w:t xml:space="preserve"> → phán quyết </w:t>
+      </w:r>
+      <w:r>
+        <w:rPr>
+          <w:rFonts w:cs="Times New Roman"/>
+        </w:rPr>
+        <w:t xml:space="preserve">(tòa án) </w:t>
+      </w:r>
+      <w:r>
+        <w:rPr>
+          <w:rFonts w:cs="Times New Roman"/>
+        </w:rPr>
+        <w:t>→ bỏ tù</w:t>
+      </w:r>
+      <w:r>
+        <w:rPr>
+          <w:rFonts w:cs="Times New Roman"/>
+        </w:rPr>
+        <w:t xml:space="preserve"> (trại giam)</w:t>
+      </w:r>
+      <w:r>
+        <w:rPr>
+          <w:rFonts w:cs="Times New Roman"/>
+        </w:rPr>
+        <w:t xml:space="preserve"> </w:t>
+      </w:r>
+      <w:r>
+        <w:rPr>
+          <w:rFonts w:cs="Times New Roman"/>
+        </w:rPr>
+        <w:t>→</w:t>
+      </w:r>
+      <w:r>
+        <w:t xml:space="preserve"> </w:t>
+      </w:r>
+      <w:r>
+        <w:t>giám sát (cảnh sát)</w:t>
+      </w:r>
+      <w:r>
+        <w:t xml:space="preserve">”. </w:t>
+      </w:r>
+      <w:r>
+        <w:t>Ở</w:t>
+      </w:r>
+      <w:r>
+        <w:t xml:space="preserve"> những quốc gia</w:t>
+      </w:r>
+      <w:r>
+        <w:t xml:space="preserve"> có hệ thống luật dân sự (civil law) ưu tiên các bộ luật được văn bản hóa thay vì dựa vào các án lệ (phán quyết của tòa án trong quá khứ), cơ quan công tố thuộc/bên cạnh nhánh lập pháp (Pháp</w:t>
+      </w:r>
+      <w:r>
+        <w:t xml:space="preserve"> – công tố viên bên cạnh thẩm phán</w:t>
+      </w:r>
+      <w:r>
+        <w:t xml:space="preserve">) hoặc độc lập như Viện Kiểm </w:t>
+      </w:r>
+      <w:r>
+        <w:t>s</w:t>
+      </w:r>
+      <w:r>
+        <w:t>át (Việt Nam)</w:t>
+      </w:r>
+      <w:r>
+        <w:t xml:space="preserve"> (Gemini 2026)</w:t>
+      </w:r>
+      <w:r>
+        <w:t xml:space="preserve">. </w:t>
+      </w:r>
+      <w:r>
+        <w:t xml:space="preserve">Nhược điểm của cơ chế cơ quan công tố thuộc nhánh lập pháp hoặc độc lập là thiếu sự hỗ trợ của cảnh sát, nhưng nếu công tố thuộc nhánh hành pháp để đạt hiệu quả thì tòa án phải rất mạnh để đối trọng. </w:t>
+      </w:r>
+      <w:r>
+        <w:t xml:space="preserve">Sau khi nhận được cáo trạng </w:t>
+      </w:r>
+      <w:r>
+        <w:rPr>
+          <w:i/>
+        </w:rPr>
+        <w:t>truy tố</w:t>
+      </w:r>
+      <w:r>
+        <w:t xml:space="preserve"> </w:t>
+      </w:r>
+      <w:r>
+        <w:t xml:space="preserve">buộc tội nghi phạm </w:t>
+      </w:r>
+      <w:r>
+        <w:t xml:space="preserve">của công tố viên, </w:t>
+      </w:r>
+      <w:r>
+        <w:rPr>
+          <w:i/>
+        </w:rPr>
+        <w:t>t</w:t>
+      </w:r>
+      <w:r>
+        <w:rPr>
+          <w:i/>
+        </w:rPr>
+        <w:t>hẩm phán</w:t>
+      </w:r>
+      <w:r>
+        <w:t xml:space="preserve"> </w:t>
+      </w:r>
+      <w:r>
+        <w:t xml:space="preserve">(Judge) </w:t>
+      </w:r>
+      <w:r>
+        <w:t>là người xét xử và ra phán quyết</w:t>
+      </w:r>
+      <w:r>
+        <w:t xml:space="preserve"> tại một phiên tòa cụ thể</w:t>
+      </w:r>
+      <w:r>
+        <w:t xml:space="preserve">, chịu trách nhiệm bảo vệ pháp luật về mặt chuyên môn, trong khi đó, người đứng đầu một cơ quan </w:t>
+      </w:r>
+      <w:r>
+        <w:t xml:space="preserve">tư pháp </w:t>
+      </w:r>
+      <w:r>
+        <w:t xml:space="preserve">như tòa án là </w:t>
+      </w:r>
+      <w:r>
+        <w:rPr>
+          <w:i/>
+        </w:rPr>
+        <w:t>chánh án</w:t>
+      </w:r>
+      <w:r>
+        <w:t xml:space="preserve"> (</w:t>
+      </w:r>
+      <w:r>
+        <w:t>Chief Judge/Justice</w:t>
+      </w:r>
+      <w:r>
+        <w:t xml:space="preserve">) </w:t>
+      </w:r>
+      <w:r>
+        <w:t>chịu trách nhiệm quản lý nhân sự, hành chánh và phân công xử án, và tất nhiên c</w:t>
+      </w:r>
+      <w:r>
+        <w:t>hánh án thường là thẩm phán</w:t>
+      </w:r>
+      <w:r>
+        <w:t xml:space="preserve"> (Gemini 2026)</w:t>
+      </w:r>
+      <w:r>
+        <w:t>.</w:t>
+      </w:r>
+      <w:r>
+        <w:t xml:space="preserve"> </w:t>
+      </w:r>
+      <w:r>
+        <w:t>T</w:t>
+      </w:r>
+      <w:r>
+        <w:t xml:space="preserve">rong một phiên tòa </w:t>
+      </w:r>
+      <w:r>
+        <w:t xml:space="preserve">xét xử </w:t>
+      </w:r>
+      <w:r>
+        <w:t xml:space="preserve">cụ thể, bên cạnh thẩm phán đóng vai trò chuyên môn còn có </w:t>
+      </w:r>
+      <w:r>
+        <w:rPr>
+          <w:i/>
+        </w:rPr>
+        <w:t xml:space="preserve">bồi thẩm </w:t>
+      </w:r>
+      <w:r>
+        <w:rPr>
+          <w:i/>
+        </w:rPr>
+        <w:lastRenderedPageBreak/>
+        <w:t>đoàn</w:t>
+      </w:r>
+      <w:r>
+        <w:t xml:space="preserve"> </w:t>
+      </w:r>
+      <w:r>
+        <w:t>(</w:t>
+      </w:r>
+      <w:r>
+        <w:t>J</w:t>
+      </w:r>
+      <w:r>
+        <w:t xml:space="preserve">ury) </w:t>
+      </w:r>
+      <w:r>
+        <w:t>[có thể gồm những người dân] đóng vai trò trọng tài</w:t>
+      </w:r>
+      <w:r>
+        <w:t xml:space="preserve">, phán quyết của một phiên tòa xét xử cụ thể </w:t>
+      </w:r>
+      <w:r>
+        <w:t xml:space="preserve">[sơ thẩm] </w:t>
+      </w:r>
+      <w:r>
+        <w:t>là kết quả phối hợp của thẩm phán và bồi thẩm đoàn</w:t>
+      </w:r>
+      <w:r>
+        <w:t xml:space="preserve"> (Gemini 2026)</w:t>
+      </w:r>
+      <w:r>
+        <w:t>.</w:t>
+      </w:r>
+      <w:r>
+        <w:t xml:space="preserve"> Nếu một phiên tòa xét xử cụ thể gồm nhiều thẩm phán thì người đứng đầu </w:t>
+      </w:r>
+      <w:r>
+        <w:rPr>
+          <w:i/>
+        </w:rPr>
+        <w:t>hội đồng thẩm phán</w:t>
+      </w:r>
+      <w:r>
+        <w:t xml:space="preserve"> được gọi là </w:t>
+      </w:r>
+      <w:r>
+        <w:rPr>
+          <w:i/>
+        </w:rPr>
+        <w:t>thẩm phán chủ tọa</w:t>
+      </w:r>
+      <w:r>
+        <w:t xml:space="preserve"> (Presiding Judge).</w:t>
+      </w:r>
+      <w:r>
+        <w:t xml:space="preserve"> Phiên tòa sơ thẩm thường gồm một thẩm phán và có thể có bồi thẩm đoàn </w:t>
+      </w:r>
+      <w:r>
+        <w:t xml:space="preserve">[gọi chung là hội đồng xét xử] </w:t>
+      </w:r>
+      <w:r>
+        <w:t>và phiên tòa phúc thẩm</w:t>
+      </w:r>
+      <w:r>
+        <w:t>/</w:t>
+      </w:r>
+      <w:r>
+        <w:t>tối cao thường có hội đồng thẩm phán và không cần có bồi thẩm đoàn</w:t>
+      </w:r>
+      <w:r>
+        <w:t xml:space="preserve"> (Gemini 2026)</w:t>
+      </w:r>
+      <w:r>
+        <w:t>.</w:t>
+      </w:r>
+      <w:r>
+        <w:t xml:space="preserve"> Hệ thống tòa án kép của Hoa Kỳ gồm </w:t>
+      </w:r>
+      <w:r>
+        <w:rPr>
+          <w:i/>
+        </w:rPr>
+        <w:t>hệ thống tòa liên bang</w:t>
+      </w:r>
+      <w:r>
+        <w:t xml:space="preserve"> và </w:t>
+      </w:r>
+      <w:r>
+        <w:rPr>
+          <w:i/>
+        </w:rPr>
+        <w:t>hệ thống tòa tiểu bang</w:t>
+      </w:r>
+      <w:r>
+        <w:t xml:space="preserve">, trong đó hệ thống tòa </w:t>
+      </w:r>
+      <w:r>
+        <w:t xml:space="preserve">án </w:t>
+      </w:r>
+      <w:r>
+        <w:t xml:space="preserve">liên bang gồm 94 tòa sơ thẩm </w:t>
+      </w:r>
+      <w:r>
+        <w:t xml:space="preserve">(tòa quận) </w:t>
+      </w:r>
+      <w:r>
+        <w:t xml:space="preserve">liên bang tương ứng 94 </w:t>
+      </w:r>
+      <w:r>
+        <w:t>qu</w:t>
+      </w:r>
+      <w:r>
+        <w:t>ậ</w:t>
+      </w:r>
+      <w:r>
+        <w:t>n</w:t>
+      </w:r>
+      <w:r>
+        <w:t xml:space="preserve"> tư pháp (94 văn phòng công tố liên bang), </w:t>
+      </w:r>
+      <w:r>
+        <w:t>13 tòa phúc thẩm (tòa kháng án) liên bang tương ứng 13 vùng tư pháp</w:t>
+      </w:r>
+      <w:r>
+        <w:t xml:space="preserve">, và 1 </w:t>
+      </w:r>
+      <w:r>
+        <w:rPr>
+          <w:i/>
+        </w:rPr>
+        <w:t>Tòa án Tối cao Hòa Kỳ</w:t>
+      </w:r>
+      <w:r>
+        <w:t xml:space="preserve">, với lưu ý Tòa án Tối cao Hòa Kỳ có </w:t>
+      </w:r>
+      <w:r>
+        <w:t xml:space="preserve">9 thẩm phán </w:t>
+      </w:r>
+      <w:r>
+        <w:t xml:space="preserve">tối cao </w:t>
+      </w:r>
+      <w:r>
+        <w:t>đảm nhiệm trọn đời do Tổng thống đề cử và Thượng viện phê chuẩn.</w:t>
+      </w:r>
+      <w:r>
+        <w:t xml:space="preserve"> </w:t>
+      </w:r>
+      <w:r>
+        <w:t xml:space="preserve">Riêng tòa sơ thẩm liên bang có những </w:t>
+      </w:r>
+      <w:r>
+        <w:rPr>
+          <w:i/>
+        </w:rPr>
+        <w:t>thẩm phán sơ lục</w:t>
+      </w:r>
+      <w:r>
+        <w:t xml:space="preserve"> </w:t>
+      </w:r>
+      <w:r>
+        <w:t>(</w:t>
+      </w:r>
+      <w:r>
+        <w:t>U.S. Magistrate Judge</w:t>
+      </w:r>
+      <w:r>
+        <w:t xml:space="preserve">) </w:t>
+      </w:r>
+      <w:r>
+        <w:t>chuyên xử lý các thủ tục ban đầu cho các vụ án như ký lệnh bắt giữ, ký lệnh khám xét, chủ tọa phiên tòa 48 giờ, quyết định cho tại ngoại hay tạm giam bị cáo trong 30 ngày</w:t>
+      </w:r>
+      <w:r>
+        <w:t xml:space="preserve"> (Gemini 2026)</w:t>
+      </w:r>
+      <w:r>
+        <w:t xml:space="preserve">. Ghi chú, thẩm phán sơ lục có nhiệm kỳ, thường là 8 năm. </w:t>
+      </w:r>
+      <w:r>
+        <w:t xml:space="preserve">Trong hệ thống tòa án tiểu bang thì mỗi bang có một số tòa án cấp thấp xử lý tranh chấp nhỏ, một số tòa sơ thẩm tiểu bang, một số tòa phúc thẩm tiểu bang và một </w:t>
+      </w:r>
+      <w:r>
+        <w:rPr>
+          <w:i/>
+        </w:rPr>
+        <w:t xml:space="preserve">Tòa </w:t>
+      </w:r>
+      <w:r>
+        <w:rPr>
+          <w:i/>
+        </w:rPr>
+        <w:t>á</w:t>
+      </w:r>
+      <w:r>
+        <w:rPr>
+          <w:i/>
+        </w:rPr>
+        <w:t>n Tối cao Tiểu bang</w:t>
+      </w:r>
+      <w:r>
+        <w:t xml:space="preserve">, với lưu ý thẩm phán tiểu bang </w:t>
+      </w:r>
+      <w:r>
+        <w:t xml:space="preserve">đều có nhiệm kỳ </w:t>
+      </w:r>
+      <w:r>
+        <w:t>do dân bầu</w:t>
+      </w:r>
+      <w:r>
+        <w:t xml:space="preserve"> hoặc Thống đốc bang bổ nhiệm</w:t>
+      </w:r>
+      <w:r>
+        <w:t xml:space="preserve"> (Gemini 2026)</w:t>
+      </w:r>
+      <w:r>
+        <w:t>.</w:t>
+      </w:r>
+    </w:p>
+    <w:p>
+      <w:pPr>
+        <w:ind w:firstLine="360"/>
+      </w:pPr>
+      <w:r>
         <w:t xml:space="preserve">Giá trị của tích lũy tài chính ở chỗ tính ổn định của hằng số tỉ suất lợi nhuận như 5%. </w:t>
       </w:r>
       <w:r>
@@ -26312,7 +28997,11 @@
         <w:t>&amp;</w:t>
       </w:r>
       <w:r>
-        <w:t xml:space="preserve"> Công nghiệp quốc tế</w:t>
+        <w:t xml:space="preserve"> Công nghiệp </w:t>
+      </w:r>
+      <w:r>
+        <w:lastRenderedPageBreak/>
+        <w:t>quốc tế</w:t>
       </w:r>
       <w:r>
         <w:t xml:space="preserve"> (MITI) có </w:t>
@@ -26498,1606 +29187,1602 @@
         <w:t>khủng hoảng tài chính châu Á 1997</w:t>
       </w:r>
       <w:r>
-        <w:t xml:space="preserve">, Hàn Quốc luôn phải chống độc quyền và tham nhũng trong khi Nhật Bản </w:t>
+        <w:t>, Hàn Quốc luôn phải chống độc quyền và tham nhũng trong khi Nhật Bản gặp phải trì trệ</w:t>
+      </w:r>
+      <w:r>
+        <w:t xml:space="preserve"> vì mạng lưới k</w:t>
+      </w:r>
+      <w:r>
+        <w:t>eiretsu</w:t>
+      </w:r>
+      <w:r>
+        <w:t xml:space="preserve"> giảm rủi ro nên cũng giảm </w:t>
+      </w:r>
+      <w:r>
+        <w:t xml:space="preserve">luôn </w:t>
+      </w:r>
+      <w:r>
+        <w:t xml:space="preserve">tốc độ phát triển </w:t>
+      </w:r>
+      <w:r>
+        <w:t>khi phát triển đến một mức nào đó</w:t>
+      </w:r>
+      <w:r>
+        <w:t>,</w:t>
+      </w:r>
+      <w:r>
+        <w:t xml:space="preserve"> </w:t>
+      </w:r>
+      <w:r>
+        <w:t xml:space="preserve">do </w:t>
+      </w:r>
+      <w:r>
+        <w:t>k</w:t>
+      </w:r>
+      <w:r>
+        <w:t>eiretsu</w:t>
+      </w:r>
+      <w:r>
+        <w:t xml:space="preserve"> </w:t>
+      </w:r>
+      <w:r>
+        <w:t xml:space="preserve">liên kết quá chặt chẽ và phụ thuộc vào ngân hàng chung cả nhóm </w:t>
+      </w:r>
+      <w:r>
+        <w:t>khép kín</w:t>
+      </w:r>
+      <w:r>
+        <w:t xml:space="preserve"> </w:t>
+      </w:r>
+      <w:r>
+        <w:t xml:space="preserve">và tất nhiên </w:t>
+      </w:r>
+      <w:r>
+        <w:t xml:space="preserve">có khả năng </w:t>
+      </w:r>
+      <w:r>
+        <w:t>xảy ra</w:t>
+      </w:r>
+      <w:r>
+        <w:t xml:space="preserve"> nợ xấu và bong bóng bất động sản</w:t>
+      </w:r>
+      <w:r>
+        <w:t xml:space="preserve"> (Gemini 2026)</w:t>
+      </w:r>
+      <w:r>
+        <w:t>.</w:t>
+      </w:r>
+      <w:r>
+        <w:t xml:space="preserve"> Tham nhũng và độc quyền là hai vấn đề của mô hình c</w:t>
+      </w:r>
+      <w:r>
+        <w:t>haebol</w:t>
+      </w:r>
+      <w:r>
+        <w:t xml:space="preserve"> nhưng cần lưu ý một vấn đề khác là một c</w:t>
+      </w:r>
+      <w:r>
+        <w:t>haebol</w:t>
+      </w:r>
+      <w:r>
+        <w:t xml:space="preserve"> thư</w:t>
+      </w:r>
+      <w:r>
+        <w:t>ờ</w:t>
+      </w:r>
+      <w:r>
+        <w:t>ng kinh doanh đa ngành ngh</w:t>
+      </w:r>
+      <w:r>
+        <w:t>ề</w:t>
+      </w:r>
+      <w:r>
+        <w:t xml:space="preserve"> với cả một </w:t>
+      </w:r>
+      <w:r>
+        <w:rPr>
+          <w:i/>
+        </w:rPr>
+        <w:t>hệ sinh thái</w:t>
+      </w:r>
+      <w:r>
+        <w:t xml:space="preserve"> nên tác động dây chuyền rất lớn, trong khi đó k</w:t>
+      </w:r>
+      <w:r>
+        <w:t>eiretsu</w:t>
+      </w:r>
+      <w:r>
+        <w:t xml:space="preserve"> tuy có hai trường hợp với </w:t>
+      </w:r>
+      <w:r>
+        <w:rPr>
+          <w:i/>
+        </w:rPr>
+        <w:t>keiretsu ngang</w:t>
+      </w:r>
+      <w:r>
+        <w:t xml:space="preserve"> với nhiều công ty đa ngành và </w:t>
+      </w:r>
+      <w:r>
+        <w:rPr>
+          <w:i/>
+        </w:rPr>
+        <w:t>keiretsu dọc</w:t>
+      </w:r>
+      <w:r>
+        <w:t xml:space="preserve"> với công ty đầu tàu kéo theo một loạt công ty </w:t>
+      </w:r>
+      <w:r>
+        <w:t>hỗ</w:t>
+      </w:r>
+      <w:r>
+        <w:t xml:space="preserve"> trợ</w:t>
+      </w:r>
+      <w:r>
+        <w:t xml:space="preserve"> </w:t>
+      </w:r>
+      <w:r>
+        <w:t>/</w:t>
+      </w:r>
+      <w:r>
+        <w:t xml:space="preserve"> cung ứng </w:t>
+      </w:r>
+      <w:r>
+        <w:t>nhưng ngay với k</w:t>
+      </w:r>
+      <w:r>
+        <w:t>eiretsu</w:t>
+      </w:r>
+      <w:r>
+        <w:t xml:space="preserve"> dọc, các công ty vẫn có sự độc lập tương đối</w:t>
+      </w:r>
+      <w:r>
+        <w:t xml:space="preserve"> nên rủi ro được phân tán không kéo theo cả hệ thống</w:t>
+      </w:r>
+      <w:r>
+        <w:t>.</w:t>
+      </w:r>
+      <w:r>
+        <w:t xml:space="preserve"> </w:t>
+      </w:r>
+      <w:r>
+        <w:t xml:space="preserve">Ghi chú, chưa đến thập niên 2000 thì thập niên 1990 </w:t>
+      </w:r>
+      <w:r>
+        <w:t>bị</w:t>
+      </w:r>
+      <w:r>
+        <w:t xml:space="preserve"> gọi là thập kỷ mất mát đối với nền kinh tế Nhật Bản – mười năm sau của kỳ tích Hàn Quốc 1980. </w:t>
+      </w:r>
+      <w:r>
+        <w:t xml:space="preserve">Về lý luận, </w:t>
+      </w:r>
+      <w:r>
+        <w:t>giả sử không đề cập tốc độ ra quyết định và lan truyền thi hành chậm</w:t>
+      </w:r>
+      <w:r>
+        <w:t xml:space="preserve"> –</w:t>
+      </w:r>
+      <w:r>
+        <w:t xml:space="preserve"> ngay cả chậm vì </w:t>
+      </w:r>
+      <w:r>
+        <w:t>tầng nấc quản trị</w:t>
+      </w:r>
+      <w:r>
+        <w:t xml:space="preserve"> chứ không phải chậm vì quan liêu</w:t>
+      </w:r>
+      <w:r>
+        <w:t xml:space="preserve">, </w:t>
+      </w:r>
+      <w:r>
+        <w:t>mạng lưới k</w:t>
+      </w:r>
+      <w:r>
+        <w:t>eiretsu</w:t>
+      </w:r>
+      <w:r>
+        <w:t xml:space="preserve"> phù hợp với quan điểm tự do kinh tế</w:t>
+      </w:r>
+      <w:r>
+        <w:t xml:space="preserve"> so với </w:t>
+      </w:r>
+      <w:r>
+        <w:rPr>
+          <w:i/>
+        </w:rPr>
+        <w:t>zaibatsu</w:t>
+      </w:r>
+      <w:r>
+        <w:t>, nhưng mô hình c</w:t>
+      </w:r>
+      <w:r>
+        <w:t>haebol</w:t>
+      </w:r>
+      <w:r>
+        <w:t xml:space="preserve"> rõ ràng mang đến kỳ kích phát triển kinh tế của Hàn Quốc, điều này có thể liên quan đến tinh thần quyết liệt trong kinh doanh cũng như sự chính trực và liêm khiết khi vận hành cả bộ máy phức hợp kinh tế </w:t>
+      </w:r>
+      <w:r>
+        <w:t>&amp;</w:t>
+      </w:r>
+      <w:r>
+        <w:t xml:space="preserve"> chính trị thành một bộ máy tổng thể, do đó Hàn Quốc luôn phải đối mặt với sự tổng hợp này.</w:t>
+      </w:r>
+      <w:r>
+        <w:t xml:space="preserve"> Trong khi đó, </w:t>
+      </w:r>
+      <w:r>
+        <w:rPr>
+          <w:i/>
+        </w:rPr>
+        <w:t>niềm tin</w:t>
+      </w:r>
+      <w:r>
+        <w:t xml:space="preserve"> trong mạng lưới k</w:t>
+      </w:r>
+      <w:r>
+        <w:t>eiretsu</w:t>
+      </w:r>
+      <w:r>
+        <w:t xml:space="preserve"> là một dạng tài sản cực kỳ quý giá</w:t>
+      </w:r>
+      <w:r>
+        <w:t xml:space="preserve"> </w:t>
+      </w:r>
+      <w:r>
+        <w:t>vì sở hữu chéo nếu không hiệu quả thì hết sức nguy hại</w:t>
+      </w:r>
+      <w:r>
+        <w:t xml:space="preserve"> và xác suất hiệu quả thấp hơn xác suất nguy hại</w:t>
+      </w:r>
+      <w:r>
+        <w:t>, mà gần đây (2025), nếu k</w:t>
+      </w:r>
+      <w:r>
+        <w:t>eiretsu</w:t>
+      </w:r>
+      <w:r>
+        <w:t xml:space="preserve"> tái sinh trở lại</w:t>
+      </w:r>
+      <w:r>
+        <w:t xml:space="preserve"> với liên minh linh hoạt</w:t>
+      </w:r>
+      <w:r>
+        <w:t>,</w:t>
+      </w:r>
+      <w:r>
+        <w:t xml:space="preserve"> hy vọng mang đến thành công mới cho Nhật Bản.</w:t>
+      </w:r>
+      <w:r>
+        <w:t xml:space="preserve"> </w:t>
+      </w:r>
+      <w:r>
+        <w:t>Ghi chú, sở hữu chéo (</w:t>
+      </w:r>
+      <w:r>
+        <w:rPr>
+          <w:i/>
+        </w:rPr>
+        <w:t>cross-ownership</w:t>
+      </w:r>
+      <w:r>
+        <w:t xml:space="preserve">) là sở hữu lẫn nhau giữa các doanh nghiệp, ví dụ công ty A có cổ phần của công ty B và công ty B cũng có cổ phần của công ty A. </w:t>
+      </w:r>
+      <w:r>
+        <w:t>Tôn Tử binh pháp dạy rằng, ta đông hơn địch chưa hẳn quân số của ta nhiều hơn mà là vì ta tập trung binh lực vào nơi mà địch lơi lỏng nên gây ra trạng thái tạm thời rằng ta đông hơn địch, đây là yếu tố sức mạnh của sự tập trung, từ sự điều phối chứ không phải từ sự trang bị</w:t>
+      </w:r>
+      <w:r>
+        <w:t>, nhưng nếu như ta không tận dụng trạng thái “đông hơn” tạm thời này thì cơ hội trôi qua</w:t>
+      </w:r>
+      <w:r>
+        <w:t>, và mô h</w:t>
+      </w:r>
+      <w:r>
+        <w:t>ì</w:t>
+      </w:r>
+      <w:r>
+        <w:t>nh chaebol tập trung “binh lực” có nguyên do.</w:t>
+      </w:r>
+      <w:r>
+        <w:t xml:space="preserve"> Võ công Nhật Bản đứng đầu châu Á</w:t>
+      </w:r>
+      <w:r>
+        <w:t xml:space="preserve">, tất nhiên cũng hiểu điều này, </w:t>
+      </w:r>
+      <w:r>
+        <w:t>nhưng mô hình</w:t>
+      </w:r>
+      <w:r>
+        <w:rPr>
+          <w:i/>
+        </w:rPr>
+        <w:t xml:space="preserve"> </w:t>
+      </w:r>
+      <w:r>
+        <w:t>keiretsu</w:t>
+      </w:r>
+      <w:r>
+        <w:t xml:space="preserve"> cẩn trọng ổn định cũng có nguyên do.</w:t>
+      </w:r>
+      <w:r>
+        <w:t xml:space="preserve"> </w:t>
+      </w:r>
+      <w:r>
+        <w:t xml:space="preserve">Nguyên lý ta thắng địch do địch và địch thắng ta do ta, chỉ cần ta ở thế bất bại thì sẽ có khả năng thắng địch [Tôn Tử binh pháp], chiếm lĩnh thị trường </w:t>
+      </w:r>
+      <w:r>
+        <w:t>bằng</w:t>
+      </w:r>
+      <w:r>
+        <w:t xml:space="preserve"> sự ổn định bền vững đến từ nguyên lý này. </w:t>
+      </w:r>
+      <w:r>
+        <w:t xml:space="preserve">Mô hình tích lũy của Đài Loan Trung Quốc thuộc hệ phân tán nhưng lỏng lẻo hơn cả </w:t>
+      </w:r>
+      <w:r>
+        <w:t>keiretsu</w:t>
+      </w:r>
+      <w:r>
+        <w:t xml:space="preserve">, theo đó nền kinh tế Đài Loan Trung Quốc dựa trên mạng lưới các </w:t>
+      </w:r>
+      <w:r>
+        <w:rPr>
+          <w:i/>
+        </w:rPr>
+        <w:t>doanh nghiệp vừa &amp; nhỏ</w:t>
+      </w:r>
+      <w:r>
+        <w:t xml:space="preserve"> (SMEs), thực chất là một </w:t>
+      </w:r>
+      <w:r>
+        <w:rPr>
+          <w:i/>
+        </w:rPr>
+        <w:t>vườn ươm công nghệ</w:t>
+      </w:r>
+      <w:r>
+        <w:t>, trong đó mỗi doanh nghiệp vừa &amp; nhỏ (</w:t>
+      </w:r>
+      <w:r>
+        <w:rPr>
+          <w:i/>
+        </w:rPr>
+        <w:t>SME</w:t>
+      </w:r>
+      <w:r>
+        <w:t xml:space="preserve">) được phát triển từ các dự án của </w:t>
+      </w:r>
+      <w:r>
+        <w:t>Viện Nghiên cứu Công nghệ Công nghiệp (ITRI)</w:t>
+      </w:r>
+      <w:r>
+        <w:t xml:space="preserve"> (Gemini 2026)</w:t>
+      </w:r>
+      <w:r>
+        <w:t xml:space="preserve">. Cụ thể, </w:t>
+      </w:r>
+      <w:r>
+        <w:t>ITRI</w:t>
+      </w:r>
+      <w:r>
+        <w:t xml:space="preserve"> là tổ chức phi lợi nhuận thành lập năm 1973 được tài trợ bởi chính phủ, chuyên nghiên cứu &amp; phát triển </w:t>
       </w:r>
       <w:r>
         <w:lastRenderedPageBreak/>
-        <w:t>gặp phải trì trệ</w:t>
-      </w:r>
-      <w:r>
-        <w:t xml:space="preserve"> vì mạng lưới k</w:t>
-      </w:r>
-      <w:r>
-        <w:t>eiretsu</w:t>
-      </w:r>
-      <w:r>
-        <w:t xml:space="preserve"> giảm rủi ro nên cũng giảm </w:t>
-      </w:r>
-      <w:r>
-        <w:t xml:space="preserve">luôn </w:t>
-      </w:r>
-      <w:r>
-        <w:t xml:space="preserve">tốc độ phát triển </w:t>
-      </w:r>
-      <w:r>
-        <w:t>khi phát triển đến một mức nào đó</w:t>
+        <w:t xml:space="preserve">(R&amp;D) những dự án đặc biệt </w:t>
+      </w:r>
+      <w:r>
+        <w:t xml:space="preserve">trong lĩnh vực </w:t>
+      </w:r>
+      <w:r>
+        <w:t xml:space="preserve">công nghệ – công nghệ cao như </w:t>
+      </w:r>
+      <w:r>
+        <w:t>bán dẫn, điện tử và sản xuất thông minh</w:t>
+      </w:r>
+      <w:r>
+        <w:t xml:space="preserve"> và sau khi mỗi dự án thành công nhất định, </w:t>
+      </w:r>
+      <w:r>
+        <w:t>ITRI</w:t>
+      </w:r>
+      <w:r>
+        <w:t xml:space="preserve"> sẽ chuyển giao hay cho phép đơn vị tham gia tách thành doanh nghiệp SME</w:t>
+      </w:r>
+      <w:r>
+        <w:t xml:space="preserve"> tung sản phẩm vào thị trường</w:t>
+      </w:r>
+      <w:r>
+        <w:t xml:space="preserve"> </w:t>
+      </w:r>
+      <w:r>
+        <w:t xml:space="preserve">(transfer, </w:t>
+      </w:r>
+      <w:r>
+        <w:rPr>
+          <w:i/>
+        </w:rPr>
+        <w:t>spin-off</w:t>
+      </w:r>
+      <w:r>
+        <w:t xml:space="preserve">) </w:t>
+      </w:r>
+      <w:r>
+        <w:t>(Google AI 2026)</w:t>
+      </w:r>
+      <w:r>
+        <w:t>. Các doanh nghiệp SME sẽ lớn mạnh thành tập đoàn toàn cầu như TSMC hoặc ít nhất nắm giữ một mắt xích quan trọng của chuỗi cung ứng toàn cầu</w:t>
+      </w:r>
+      <w:r>
+        <w:t xml:space="preserve"> (Google AI 2026)</w:t>
+      </w:r>
+      <w:r>
+        <w:t xml:space="preserve">, đây là ưu điểm cốt lõi của </w:t>
+      </w:r>
+      <w:r>
+        <w:rPr>
+          <w:i/>
+        </w:rPr>
+        <w:t>mô hình vườn ươm</w:t>
+      </w:r>
+      <w:r>
+        <w:t xml:space="preserve"> Đài Loan Trung Quốc</w:t>
+      </w:r>
+      <w:r>
+        <w:t xml:space="preserve">, rất phù hợp với quy mô nền kinh tế vừa phải về dân số quy tụ thành tương tự một khu công nghệ cao hay khu thương mại tự do nhưng có thể gặp vấn đề khi mở rộng bởi hai lý do sau: 1) </w:t>
+      </w:r>
+      <w:r>
+        <w:t>ITRI</w:t>
+      </w:r>
+      <w:r>
+        <w:t xml:space="preserve"> quá tải với quy mô kinh tế </w:t>
+      </w:r>
+      <w:r>
+        <w:t xml:space="preserve">mở rộng </w:t>
+      </w:r>
+      <w:r>
+        <w:t xml:space="preserve">hoặc ưu điểm “trăm hoa đua nở” suy giảm, còn nếu như để mỗi doanh nghiệp tự nghiên cứu &amp; phát triển riêng thì ưu điểm điều phối &amp; định hướng của </w:t>
+      </w:r>
+      <w:r>
+        <w:t>ITRI</w:t>
+      </w:r>
+      <w:r>
+        <w:t xml:space="preserve"> </w:t>
+      </w:r>
+      <w:r>
+        <w:t>không còn như lúc đầu, 2) mô hình vườn ươm bám chặt vào chuỗi cung ứng toàn cầu bằng năng lực nội sinh nên phải song hành nghịch biến với sự linh hoạt, do đó có khả năng bị ảnh hưởng bởi biến động thị trường toàn</w:t>
+      </w:r>
+      <w:r>
+        <w:t xml:space="preserve"> cầu</w:t>
+      </w:r>
+      <w:r>
+        <w:t>. Để dễ suy nghĩ và lập luận, ta hãy tham khảo Gemini 2026 so sánh mô hình vườn ươm Đài Loan Trung Quốc và mô hình chaebol Hàn Quốc như sau: 1) thế mạnh vườn ươm là thích ứng nhanh và thế mạnh chaebol là năng lực tài chính lớn và thương hiệu, 2) rủi ro của</w:t>
+      </w:r>
+      <w:r>
+        <w:t xml:space="preserve"> </w:t>
+      </w:r>
+      <w:r>
+        <w:t>vườn ươm là khó huy động vốn lớn</w:t>
+      </w:r>
+      <w:r>
+        <w:t xml:space="preserve"> (vì phân tán như </w:t>
+      </w:r>
+      <w:r>
+        <w:t>keiretsu</w:t>
+      </w:r>
+      <w:r>
+        <w:t xml:space="preserve"> nhưng không liên kết cực kỳ chặt chẽ như </w:t>
+      </w:r>
+      <w:r>
+        <w:t>keiretsu</w:t>
+      </w:r>
+      <w:r>
+        <w:t>) và rủi ro của chaebol là độc quyền và tham nhũng, 3) vườn ươm phân phối thu nhập công bằng hơn trong khi chaebol gây khoảng giàu nghèo hơn</w:t>
+      </w:r>
+      <w:r>
+        <w:t xml:space="preserve"> </w:t>
+      </w:r>
+      <w:r>
+        <w:t>nhưng tích lũy vốn có thể</w:t>
+      </w:r>
+      <w:r>
+        <w:t xml:space="preserve"> nhanh hơn</w:t>
+      </w:r>
+      <w:r>
+        <w:t>.</w:t>
+      </w:r>
+      <w:r>
+        <w:t xml:space="preserve"> Tuy nhiên, về lý luận, mô hình vườn ươm tiên tiến nhất</w:t>
+      </w:r>
+      <w:r>
+        <w:t>, phù hợp nhất với quan điểm tự do kinh tế</w:t>
+      </w:r>
+      <w:r>
+        <w:t>, và chưa chắc bị giới hạn bởi quy mô nền kinh tế</w:t>
+      </w:r>
+      <w:r>
+        <w:t>, chưa hẳn bởi vì quy mô nền kinh tế Đài Loan Trung Quốc không hề nhỏ, GDP danh nghĩa năm 2025 đạt khoảng 971 – 972 tỷ USD với tăng trưởng 8.63% năm 2025</w:t>
+      </w:r>
+      <w:r>
+        <w:t xml:space="preserve"> đứng thứ 22 thế giới, GDP bình quân đầu người năm 2025 đạt 39,000 – 42,103 USD đứng thứ 4 Đông Á vượt qua Hàn Quốc và Nhật Bản</w:t>
+      </w:r>
+      <w:r>
+        <w:t xml:space="preserve">, có thể lọt vào </w:t>
+      </w:r>
+      <w:r>
+        <w:t>nhóm</w:t>
+      </w:r>
+      <w:r>
+        <w:t xml:space="preserve"> 5 quốc gia/vùng lãnh thổ giàu nhất thế giới</w:t>
+      </w:r>
+      <w:r>
+        <w:t xml:space="preserve">, mà bởi vì mô hình </w:t>
+      </w:r>
+      <w:r>
+        <w:t>keiretsu</w:t>
+      </w:r>
+      <w:r>
+        <w:t xml:space="preserve"> chuyển từ </w:t>
+      </w:r>
+      <w:r>
+        <w:t>keiretsu</w:t>
+      </w:r>
+      <w:r>
+        <w:t xml:space="preserve"> truyền thống sang </w:t>
+      </w:r>
+      <w:r>
+        <w:rPr>
+          <w:i/>
+        </w:rPr>
+        <w:t>liên minh linh hoạt</w:t>
+      </w:r>
+      <w:r>
+        <w:t xml:space="preserve"> (s</w:t>
+      </w:r>
+      <w:r>
+        <w:t xml:space="preserve">trategic </w:t>
+      </w:r>
+      <w:r>
+        <w:t>a</w:t>
+      </w:r>
+      <w:r>
+        <w:t>lliance</w:t>
+      </w:r>
+      <w:r>
+        <w:t>, flexible alliance</w:t>
+      </w:r>
+      <w:r>
+        <w:t>) để giải quyết những vấn đề như</w:t>
+      </w:r>
+      <w:r>
+        <w:t xml:space="preserve"> (Gemini 2026)</w:t>
+      </w:r>
+      <w:r>
+        <w:t>: 1) thích ứng với sự thay đổi nhanh của toàn cầu hóa mà những ràng</w:t>
+      </w:r>
+      <w:r>
+        <w:t xml:space="preserve"> buộc trong </w:t>
+      </w:r>
+      <w:r>
+        <w:t>keiretsu</w:t>
+      </w:r>
+      <w:r>
+        <w:t xml:space="preserve"> cản trở sự thích ứng,</w:t>
+      </w:r>
+      <w:r>
+        <w:t xml:space="preserve"> 2) </w:t>
+      </w:r>
+      <w:r>
+        <w:t>keiretsu</w:t>
+      </w:r>
+      <w:r>
+        <w:t xml:space="preserve"> khép kín nên hưởng lợi ít từ quá trình đấu thầu khi mua sắm hay đầu tư, 3) sở hữu chéo mặc dù có nhiều rủi ro nhưng có mục tiêu là đặt tin cậy </w:t>
+      </w:r>
+      <w:r>
+        <w:t xml:space="preserve">nội bộ </w:t>
+      </w:r>
+      <w:r>
+        <w:t xml:space="preserve">lẫn nhau nhằm ngăn chặn sự thâu tóm từ bên ngoài, nay gặp áp lực tài chính quốc tế lẫn ảnh hưởng cực lớn của các tập đoàn đặc biệt tập đoàn công nghệ </w:t>
+      </w:r>
+      <w:r>
+        <w:t>đa quốc gia</w:t>
+      </w:r>
+      <w:r>
+        <w:t xml:space="preserve"> như Google, Apple</w:t>
+      </w:r>
+      <w:r>
+        <w:t>, Tesla</w:t>
+      </w:r>
+      <w:r>
+        <w:t>.</w:t>
+      </w:r>
+      <w:r>
+        <w:t xml:space="preserve"> Do đó liên minh linh hoạt cốt lõi là làm lỏng lẻo sự </w:t>
+      </w:r>
+      <w:r>
+        <w:t>cố</w:t>
+      </w:r>
+      <w:r>
+        <w:t xml:space="preserve"> kết giữa các công ty trong cùng mạng lưới (</w:t>
+      </w:r>
+      <w:r>
+        <w:t>keiretsu</w:t>
+      </w:r>
+      <w:r>
+        <w:t xml:space="preserve">) </w:t>
+      </w:r>
+      <w:r>
+        <w:t>để đạt</w:t>
+      </w:r>
+      <w:r>
+        <w:t xml:space="preserve"> tính linh hoạt như hợp tác theo dự án, </w:t>
+      </w:r>
+      <w:r>
+        <w:t xml:space="preserve">hợp tác ngắn hạn, </w:t>
+      </w:r>
+      <w:r>
+        <w:t xml:space="preserve">hợp tác với đối thủ, </w:t>
+      </w:r>
+      <w:r>
+        <w:t xml:space="preserve">chiếm lĩnh thị trường, giảm sở hữu chéo, không cần đến ngân hàng trung tâm, </w:t>
+      </w:r>
+      <w:r>
+        <w:t xml:space="preserve">giảm tầng nấc quản trị, </w:t>
+      </w:r>
+      <w:r>
+        <w:t xml:space="preserve">ngay cả hai </w:t>
+      </w:r>
+      <w:r>
+        <w:t>keiretsu</w:t>
+      </w:r>
+      <w:r>
+        <w:t xml:space="preserve"> (mạng lưới) hoàn toàn có thể bắt tay nhau. </w:t>
+      </w:r>
+      <w:r>
+        <w:t xml:space="preserve">Ghi chú, Nhật Bản bắt đầu triển khai liên minh linh hoạt từ thập niên 2000 sau </w:t>
+      </w:r>
+      <w:r>
+        <w:t>khủng hoảng tài chính châu Á 1997</w:t>
+      </w:r>
+      <w:r>
+        <w:t xml:space="preserve"> và gần đây (2025) có một số thông tin đáng chú ý như t</w:t>
+      </w:r>
+      <w:r>
+        <w:t xml:space="preserve">ập đoàn Renault </w:t>
+      </w:r>
+      <w:r>
+        <w:t xml:space="preserve">(Pháp) </w:t>
+      </w:r>
+      <w:r>
+        <w:t xml:space="preserve">và </w:t>
+      </w:r>
+      <w:r>
+        <w:t xml:space="preserve">tập đoàn </w:t>
+      </w:r>
+      <w:r>
+        <w:t xml:space="preserve">Nissan Motor </w:t>
+      </w:r>
+      <w:r>
+        <w:t>(Nhật Bản) t</w:t>
+      </w:r>
+      <w:r>
+        <w:t>hiết lập lại liên minh toàn cầu</w:t>
+      </w:r>
+      <w:r>
+        <w:t xml:space="preserve"> vào năm 2023</w:t>
+      </w:r>
+      <w:r>
+        <w:t>.</w:t>
+      </w:r>
+      <w:r>
+        <w:t xml:space="preserve"> </w:t>
+      </w:r>
+      <w:r>
+        <w:t xml:space="preserve">Liên minh </w:t>
+      </w:r>
+      <w:r>
+        <w:t xml:space="preserve">linh hoạt </w:t>
+      </w:r>
+      <w:r>
+        <w:t>khắc phục nhược điểm nghiêng về phòng thủ trước ý chí tấn công của chaebol mà vẫn bảo đảm đặc tính tự do của thị trường. Mô hình liên minh linh hoạt tuy cũng khác với mô hình vườn ươm nhưng cùng hệ phân tán</w:t>
+      </w:r>
+      <w:r>
+        <w:t xml:space="preserve"> và rõ ràng, liên minh linh hoạt hay </w:t>
+      </w:r>
+      <w:r>
+        <w:rPr>
+          <w:i/>
+        </w:rPr>
+        <w:t>liên minh chiến lược</w:t>
+      </w:r>
+      <w:r>
+        <w:t xml:space="preserve"> hay </w:t>
+      </w:r>
+      <w:r>
+        <w:rPr>
+          <w:i/>
+        </w:rPr>
+        <w:t>liên minh toàn cầu</w:t>
+      </w:r>
+      <w:r>
+        <w:t xml:space="preserve"> phản ánh hình thức </w:t>
+      </w:r>
+      <w:r>
+        <w:rPr>
+          <w:i/>
+        </w:rPr>
+        <w:t>sáp nhập</w:t>
+      </w:r>
+      <w:r>
+        <w:t xml:space="preserve"> </w:t>
+      </w:r>
+      <w:r>
+        <w:t xml:space="preserve">(merger) </w:t>
+      </w:r>
+      <w:r>
+        <w:t>diễn ra thường xuyên giữa các tập đoàn công nghệ lớn</w:t>
+      </w:r>
+      <w:r>
+        <w:t xml:space="preserve"> và sự sáp nhập này không khác bao nhiêu sự bám chặt vào chuỗi cung ứng toàn cầu của mô hình vườn ươm, có khác chăng là ở quy mô rất lớn</w:t>
+      </w:r>
+      <w:r>
+        <w:t xml:space="preserve"> với </w:t>
+      </w:r>
+      <w:r>
+        <w:t>liên minh toàn cầu</w:t>
+      </w:r>
+      <w:r>
+        <w:t>.</w:t>
+      </w:r>
+      <w:r>
+        <w:t xml:space="preserve"> </w:t>
+      </w:r>
+      <w:r>
+        <w:t xml:space="preserve">TSMC là tập đoàn </w:t>
+      </w:r>
+      <w:r>
+        <w:t>toàn cầu</w:t>
+      </w:r>
+      <w:r>
+        <w:t xml:space="preserve"> của Đài Loan Trung Quốc và Đài Loan Trung Quốc còn nhiều công ty </w:t>
+      </w:r>
+      <w:r>
+        <w:t>“</w:t>
+      </w:r>
+      <w:r>
+        <w:t>yết hầu</w:t>
+      </w:r>
+      <w:r>
+        <w:t>”</w:t>
+      </w:r>
+      <w:r>
+        <w:t xml:space="preserve"> của chuỗi cung ứng toàn cầu, tập trung vào nh</w:t>
+      </w:r>
+      <w:r>
+        <w:t>ữ</w:t>
+      </w:r>
+      <w:r>
+        <w:t>ng phân khúc</w:t>
       </w:r>
       <w:r>
         <w:t>,</w:t>
       </w:r>
       <w:r>
-        <w:t xml:space="preserve"> </w:t>
-      </w:r>
-      <w:r>
-        <w:t xml:space="preserve">do </w:t>
-      </w:r>
-      <w:r>
-        <w:t>k</w:t>
-      </w:r>
-      <w:r>
-        <w:t>eiretsu</w:t>
-      </w:r>
-      <w:r>
-        <w:t xml:space="preserve"> </w:t>
-      </w:r>
-      <w:r>
-        <w:t xml:space="preserve">liên kết quá chặt chẽ và phụ thuộc vào ngân hàng chung cả nhóm </w:t>
-      </w:r>
-      <w:r>
-        <w:t>khép kín</w:t>
-      </w:r>
-      <w:r>
-        <w:t xml:space="preserve"> </w:t>
-      </w:r>
-      <w:r>
-        <w:t xml:space="preserve">và tất nhiên </w:t>
-      </w:r>
-      <w:r>
-        <w:t xml:space="preserve">có khả năng </w:t>
-      </w:r>
-      <w:r>
-        <w:t>xảy ra</w:t>
-      </w:r>
-      <w:r>
-        <w:t xml:space="preserve"> nợ xấu và bong bóng bất động sản</w:t>
+        <w:t xml:space="preserve"> những công đoạn quan trọng </w:t>
+      </w:r>
+      <w:r>
+        <w:t>trong quá trình sản xuất</w:t>
+      </w:r>
+      <w:r>
+        <w:t xml:space="preserve"> một sản phẩm hoàn chỉnh </w:t>
+      </w:r>
+      <w:r>
+        <w:t>(Gemini 2026)</w:t>
+      </w:r>
+      <w:r>
+        <w:t xml:space="preserve">. </w:t>
+      </w:r>
+      <w:r>
+        <w:t xml:space="preserve">Ghi chú, kinh tế Đài Loan Trung Quốc cất cánh vào thập niên 1960 và trở thành một trong bốn con </w:t>
+      </w:r>
+      <w:proofErr w:type="gramStart"/>
+      <w:r>
+        <w:t>rồng  châu</w:t>
+      </w:r>
+      <w:proofErr w:type="gramEnd"/>
+      <w:r>
+        <w:t xml:space="preserve"> Á vào thập niên 1980, gần như đồng thời với Hàn Quốc</w:t>
+      </w:r>
+      <w:r>
+        <w:t xml:space="preserve">, và bốn con rồng </w:t>
+      </w:r>
+      <w:r>
+        <w:t xml:space="preserve">(hổ) </w:t>
+      </w:r>
+      <w:r>
+        <w:t xml:space="preserve">châu Á từ thập niên 1960 đến thập niên 1980 </w:t>
+      </w:r>
+      <w:r>
+        <w:t>gồm</w:t>
+      </w:r>
+      <w:r>
+        <w:t xml:space="preserve"> </w:t>
+      </w:r>
+      <w:r>
+        <w:t>Hàn Quốc, Singapore, Đài Loan Trung Quốc, và Hồng Kông Trung Quốc</w:t>
+      </w:r>
+      <w:r>
+        <w:t xml:space="preserve">. </w:t>
+      </w:r>
+      <w:r>
+        <w:t xml:space="preserve">Với mô </w:t>
+      </w:r>
+      <w:r>
+        <w:lastRenderedPageBreak/>
+        <w:t xml:space="preserve">hình dọc mà sự tập trung chủ đạo từ chính phủ đến chaebol thì mô hình chaebol khó mà sáp nhập với tập đoàn </w:t>
+      </w:r>
+      <w:r>
+        <w:t>toàn cầu</w:t>
+      </w:r>
+      <w:r>
+        <w:t xml:space="preserve"> </w:t>
+      </w:r>
+      <w:r>
+        <w:t xml:space="preserve">(2026) </w:t>
+      </w:r>
+      <w:r>
+        <w:t>khi chaebol vừa là tài sản quý của quốc gia vừa là niềm tự hào dân tộ</w:t>
+      </w:r>
+      <w:r>
+        <w:t xml:space="preserve">c, và </w:t>
+      </w:r>
+      <w:r>
+        <w:t xml:space="preserve">Hàn Quốc sẽ </w:t>
+      </w:r>
+      <w:r>
+        <w:t xml:space="preserve">còn </w:t>
+      </w:r>
+      <w:r>
+        <w:t xml:space="preserve">đối </w:t>
+      </w:r>
+      <w:r>
+        <w:t xml:space="preserve">phó </w:t>
+      </w:r>
+      <w:r>
+        <w:t xml:space="preserve">với sự tấn công từ các tập đoàn </w:t>
+      </w:r>
+      <w:r>
+        <w:t>đa quốc gia</w:t>
+      </w:r>
+      <w:r>
+        <w:t xml:space="preserve"> </w:t>
+      </w:r>
+      <w:r>
+        <w:t>đặc biệt khi toàn cầu hóa quay trở lại</w:t>
+      </w:r>
+      <w:r>
+        <w:t>, chaebol vĩnh viễn xoay vần trong cuộc chiến toàn cầu nếu không bắt tay với đối thủ</w:t>
+      </w:r>
+      <w:r>
+        <w:t>, mặc dù có thể là cái giá của sự tráng kiện</w:t>
+      </w:r>
+      <w:r>
+        <w:t>.</w:t>
+      </w:r>
+      <w:r>
+        <w:t xml:space="preserve"> Mô hình sản xuất của Trung Quốc dường như nghiêng về mô hình tập trung như mô hình chaebol của Hàn Quốc, theo Gemini 2026, </w:t>
+      </w:r>
+      <w:r>
+        <w:t>“</w:t>
+      </w:r>
+      <w:r>
+        <w:t xml:space="preserve">là sự kết hợp giữa quyền lực tập trung </w:t>
+      </w:r>
+      <w:r>
+        <w:t xml:space="preserve">của </w:t>
+      </w:r>
+      <w:r>
+        <w:t>nhà nước và sự năng động của thị trường</w:t>
+      </w:r>
+      <w:r>
+        <w:t>”</w:t>
+      </w:r>
+      <w:r>
+        <w:t xml:space="preserve">, được gọi là </w:t>
+      </w:r>
+      <w:r>
+        <w:rPr>
+          <w:i/>
+        </w:rPr>
+        <w:t xml:space="preserve">mô hình </w:t>
+      </w:r>
+      <w:r>
+        <w:t>[</w:t>
+      </w:r>
+      <w:r>
+        <w:rPr>
+          <w:i/>
+        </w:rPr>
+        <w:t>sản xuất</w:t>
+      </w:r>
+      <w:r>
+        <w:t>]</w:t>
+      </w:r>
+      <w:r>
+        <w:rPr>
+          <w:i/>
+        </w:rPr>
+        <w:t xml:space="preserve"> tư bản nhà nước</w:t>
+      </w:r>
+      <w:r>
+        <w:t xml:space="preserve"> (s</w:t>
+      </w:r>
+      <w:r>
+        <w:t xml:space="preserve">tate </w:t>
+      </w:r>
+      <w:r>
+        <w:t>c</w:t>
+      </w:r>
+      <w:r>
+        <w:t>apitalism</w:t>
+      </w:r>
+      <w:r>
+        <w:t>)</w:t>
+      </w:r>
+      <w:r>
+        <w:t>, theo đó, quyền lực nhà nước thể hiện ở các tập đoàn nhà nước và sự năng động của thị trường thể hiện ở các tập đoàn tư nhân</w:t>
+      </w:r>
+      <w:r>
+        <w:t xml:space="preserve"> (</w:t>
+      </w:r>
+      <w:r>
+        <w:rPr>
+          <w:i/>
+        </w:rPr>
+        <w:t>private tech giants</w:t>
+      </w:r>
+      <w:r>
+        <w:t>)</w:t>
+      </w:r>
+      <w:r>
+        <w:t>, trong đó, tập đoàn nhà nước</w:t>
+      </w:r>
+      <w:r>
+        <w:t xml:space="preserve"> </w:t>
+      </w:r>
+      <w:r>
+        <w:t>(</w:t>
+      </w:r>
+      <w:r>
+        <w:rPr>
+          <w:i/>
+        </w:rPr>
+        <w:t>SOEs</w:t>
+      </w:r>
+      <w:r>
+        <w:t xml:space="preserve">) </w:t>
+      </w:r>
+      <w:r>
+        <w:t>có nhiệm vụ phát triển cơ sở hạ tầng (đường sắt</w:t>
+      </w:r>
+      <w:r>
+        <w:t>, vận tải,</w:t>
+      </w:r>
+      <w:r>
+        <w:t>…), đẩy mạnh dịch vụ công (viễn thông</w:t>
+      </w:r>
+      <w:r>
+        <w:t>, năng lượng,</w:t>
+      </w:r>
+      <w:r>
+        <w:t>…) và định hướng chiến lượ</w:t>
+      </w:r>
+      <w:r>
+        <w:t>c</w:t>
+      </w:r>
+      <w:r>
+        <w:t>,</w:t>
+      </w:r>
+      <w:r>
+        <w:t xml:space="preserve"> </w:t>
+      </w:r>
+      <w:r>
+        <w:t>trong khi</w:t>
+      </w:r>
+      <w:r>
+        <w:t xml:space="preserve"> </w:t>
+      </w:r>
+      <w:r>
+        <w:t>tập đoàn tư nhân tung sản phẩm ra thị trường và cạnh tranh quốc tế.</w:t>
+      </w:r>
+      <w:r>
+        <w:t xml:space="preserve"> Tuy nhiên tập đoàn tư nhân Trung Quốc không phải chaebol Hàn Quốc vì quyền lực chính phủ tác động nhiều lên tập đoàn nhà nước. Như vậy </w:t>
+      </w:r>
+      <w:r>
+        <w:t>mô hình tư bản nhà nước</w:t>
+      </w:r>
+      <w:r>
+        <w:t xml:space="preserve"> cân bằng giữa chaebol và</w:t>
+      </w:r>
+      <w:r>
+        <w:t xml:space="preserve"> </w:t>
+      </w:r>
+      <w:r>
+        <w:t>keiretsu</w:t>
+      </w:r>
+      <w:r>
+        <w:t>, có tính chất phân tán nhất định trong hệ thống chính trị trung ương tập quyền.</w:t>
+      </w:r>
+      <w:r>
+        <w:t xml:space="preserve"> Nhiều phát minh công nghệ nở rộ ở Trung Quốc từ thập niên 2000 do tính chất phân tán này</w:t>
+      </w:r>
+      <w:r>
+        <w:t>.</w:t>
+      </w:r>
+      <w:r>
+        <w:t xml:space="preserve"> Ngoài ra, Trung Quốc còn có một số chính sách bổ trợ </w:t>
+      </w:r>
+      <w:r>
+        <w:t>mô hình [sản xuất] tư bản nhà nước</w:t>
+      </w:r>
+      <w:r>
+        <w:t xml:space="preserve"> gần với mô hình chaebol</w:t>
+      </w:r>
+      <w:r>
+        <w:t xml:space="preserve"> như</w:t>
       </w:r>
       <w:r>
         <w:t xml:space="preserve"> (Gemini 2026)</w:t>
       </w:r>
       <w:r>
+        <w:t>: 1) bắt buộc các công ty nước ngoài FDI phải chuyển giao công nghệ khi đầu tư vào Trung Quốc để ngay từ đầu đã có thể đặt nền móng vượt lên chuỗi công nghiệp phụ trợ, 2) sức mạnh chính trị và xã hội chặn một số dịch vụ quốc tế để ép doanh nghiệp trong nước phát triển sản phẩm thay thế</w:t>
+      </w:r>
+      <w:r>
+        <w:t>, 3) các địa phương</w:t>
+      </w:r>
+      <w:r>
+        <w:t>/đặc khu</w:t>
+      </w:r>
+      <w:r>
+        <w:t xml:space="preserve"> như các chaebol cạnh tranh lẫn nhau</w:t>
+      </w:r>
+      <w:r>
+        <w:t xml:space="preserve"> để giành được nguồn vốn</w:t>
+      </w:r>
+      <w:r>
+        <w:t xml:space="preserve"> (Thâm Quyến, Thượng Hải, Hàng Châu…)</w:t>
+      </w:r>
+      <w:r>
         <w:t>.</w:t>
       </w:r>
       <w:r>
-        <w:t xml:space="preserve"> Tham nhũng và độc quyền là hai vấn đề của mô hình c</w:t>
-      </w:r>
-      <w:r>
-        <w:t>haebol</w:t>
-      </w:r>
-      <w:r>
-        <w:t xml:space="preserve"> nhưng cần lưu ý một vấn đề khác là một c</w:t>
-      </w:r>
-      <w:r>
-        <w:t>haebol</w:t>
-      </w:r>
-      <w:r>
-        <w:t xml:space="preserve"> thư</w:t>
-      </w:r>
-      <w:r>
-        <w:t>ờ</w:t>
-      </w:r>
-      <w:r>
-        <w:t>ng kinh doanh đa ngành ngh</w:t>
-      </w:r>
-      <w:r>
-        <w:t>ề</w:t>
-      </w:r>
-      <w:r>
-        <w:t xml:space="preserve"> với cả một </w:t>
-      </w:r>
-      <w:r>
-        <w:rPr>
-          <w:i/>
-        </w:rPr>
-        <w:t>hệ sinh thái</w:t>
-      </w:r>
-      <w:r>
-        <w:t xml:space="preserve"> nên tác động dây chuyền rất lớn, trong khi đó k</w:t>
-      </w:r>
-      <w:r>
-        <w:t>eiretsu</w:t>
-      </w:r>
-      <w:r>
-        <w:t xml:space="preserve"> tuy có hai trường hợp với </w:t>
-      </w:r>
-      <w:r>
-        <w:rPr>
-          <w:i/>
-        </w:rPr>
-        <w:t>keiretsu ngang</w:t>
-      </w:r>
-      <w:r>
-        <w:t xml:space="preserve"> với nhiều công ty đa ngành và </w:t>
-      </w:r>
-      <w:r>
-        <w:rPr>
-          <w:i/>
-        </w:rPr>
-        <w:t>keiretsu dọc</w:t>
-      </w:r>
-      <w:r>
-        <w:t xml:space="preserve"> với công ty đầu tàu kéo theo một loạt công ty </w:t>
-      </w:r>
-      <w:r>
-        <w:t>hỗ</w:t>
-      </w:r>
-      <w:r>
-        <w:t xml:space="preserve"> trợ</w:t>
-      </w:r>
-      <w:r>
-        <w:t xml:space="preserve"> </w:t>
-      </w:r>
-      <w:r>
-        <w:t>/</w:t>
-      </w:r>
-      <w:r>
-        <w:t xml:space="preserve"> cung ứng </w:t>
-      </w:r>
-      <w:r>
-        <w:t>nhưng ngay với k</w:t>
-      </w:r>
-      <w:r>
-        <w:t>eiretsu</w:t>
-      </w:r>
-      <w:r>
-        <w:t xml:space="preserve"> dọc, các công ty vẫn có sự độc lập tương đối</w:t>
-      </w:r>
-      <w:r>
-        <w:t xml:space="preserve"> nên rủi ro được phân tán không kéo theo cả hệ thống</w:t>
+        <w:t xml:space="preserve"> Ghi chú, kinh tế Trung Quốc phát triển từ thập niên 1980 và bùng nổ vào thập niên 2000</w:t>
+      </w:r>
+      <w:r>
+        <w:t>, GDP danh nghĩa năm 2025 của Trung Quốc đạt 18,</w:t>
+      </w:r>
+      <w:r>
+        <w:t xml:space="preserve">000 </w:t>
+      </w:r>
+      <w:r>
+        <w:t xml:space="preserve">– </w:t>
+      </w:r>
+      <w:r>
+        <w:t>20</w:t>
+      </w:r>
+      <w:r>
+        <w:t>,</w:t>
+      </w:r>
+      <w:r>
+        <w:t>000 tỷ USD</w:t>
+      </w:r>
+      <w:r>
+        <w:t xml:space="preserve"> giữ vững vị trí thứ hai thế giới</w:t>
       </w:r>
       <w:r>
         <w:t>.</w:t>
       </w:r>
       <w:r>
-        <w:t xml:space="preserve"> </w:t>
-      </w:r>
-      <w:r>
-        <w:t xml:space="preserve">Ghi chú, chưa đến thập niên 2000 thì thập niên 1990 </w:t>
-      </w:r>
-      <w:r>
-        <w:t>bị</w:t>
-      </w:r>
-      <w:r>
-        <w:t xml:space="preserve"> gọi là thập kỷ mất mát đối với nền kinh tế Nhật Bản – mười năm sau của kỳ tích Hàn Quốc 1980. </w:t>
-      </w:r>
-      <w:r>
-        <w:t xml:space="preserve">Về lý luận, </w:t>
-      </w:r>
-      <w:r>
-        <w:t>giả sử không đề cập tốc độ ra quyết định và lan truyền thi hành chậm</w:t>
-      </w:r>
-      <w:r>
-        <w:t xml:space="preserve"> –</w:t>
-      </w:r>
-      <w:r>
-        <w:t xml:space="preserve"> ngay cả chậm vì </w:t>
-      </w:r>
-      <w:r>
-        <w:t>tầng nấc quản trị</w:t>
-      </w:r>
-      <w:r>
-        <w:t xml:space="preserve"> chứ không phải chậm vì quan liêu</w:t>
-      </w:r>
-      <w:r>
-        <w:t xml:space="preserve">, </w:t>
-      </w:r>
-      <w:r>
-        <w:t>mạng lưới k</w:t>
-      </w:r>
-      <w:r>
-        <w:t>eiretsu</w:t>
-      </w:r>
-      <w:r>
-        <w:t xml:space="preserve"> phù hợp với quan điểm tự do kinh tế</w:t>
-      </w:r>
-      <w:r>
-        <w:t xml:space="preserve"> so với </w:t>
-      </w:r>
-      <w:r>
-        <w:rPr>
-          <w:i/>
-        </w:rPr>
-        <w:t>zaibatsu</w:t>
-      </w:r>
-      <w:r>
-        <w:t>, nhưng mô hình c</w:t>
-      </w:r>
-      <w:r>
-        <w:t>haebol</w:t>
-      </w:r>
-      <w:r>
-        <w:t xml:space="preserve"> rõ ràng mang đến kỳ kích phát triển kinh tế của Hàn Quốc, điều này có thể liên quan đến tinh thần quyết liệt trong kinh doanh cũng như sự chính trực và liêm khiết khi vận hành cả bộ máy phức hợp kinh tế </w:t>
+        <w:t xml:space="preserve"> Sức mạnh tập trung của mô hình chaebol </w:t>
+      </w:r>
+      <w:r>
+        <w:t>là chén thuốc đắng</w:t>
+      </w:r>
+      <w:r>
+        <w:t xml:space="preserve"> </w:t>
+      </w:r>
+      <w:r>
+        <w:t>vào thời điểm này (2026) đối vớ</w:t>
+      </w:r>
+      <w:r>
+        <w:t>i</w:t>
+      </w:r>
+      <w:r>
+        <w:t xml:space="preserve"> nh</w:t>
+      </w:r>
+      <w:r>
+        <w:t>ữ</w:t>
+      </w:r>
+      <w:r>
+        <w:t xml:space="preserve">ng nước đang vượt qua bẫy thu nhập trung bình vì lúc mô hình chaebol kích phát vào thập niên 1960 có một số thuận lợi về nhu cầu thị trường và kinh tế </w:t>
+      </w:r>
+      <w:r>
+        <w:t xml:space="preserve">thế giới </w:t>
+      </w:r>
+      <w:r>
+        <w:t>lúc đó chưa cạnh tranh khốc liệt</w:t>
+      </w:r>
+      <w:r>
+        <w:t>,</w:t>
+      </w:r>
+      <w:r>
+        <w:t xml:space="preserve"> chưa toàn cầu hóa ở mức như bây giờ</w:t>
+      </w:r>
+      <w:r>
+        <w:t>,</w:t>
+      </w:r>
+      <w:r>
+        <w:t xml:space="preserve"> như</w:t>
+      </w:r>
+      <w:r>
+        <w:t>ng,</w:t>
+      </w:r>
+      <w:r>
+        <w:t xml:space="preserve"> mô hình </w:t>
+      </w:r>
+      <w:r>
+        <w:t>keiretsu</w:t>
+      </w:r>
+      <w:r>
+        <w:t xml:space="preserve"> </w:t>
+      </w:r>
+      <w:r>
+        <w:t xml:space="preserve">cũng </w:t>
+      </w:r>
+      <w:r>
+        <w:t xml:space="preserve">có nhiều ràng buộc với tinh thần Nhật Bản </w:t>
+      </w:r>
+      <w:r>
+        <w:t>cũng như</w:t>
+      </w:r>
+      <w:r>
+        <w:t xml:space="preserve"> liên minh chiến lược thì quá lớn đối với đa số doanh nghiệp, nên giải pháp phân chia giữa doanh nghiệp tư nhân và doanh nghiệp nhà nước </w:t>
+      </w:r>
+      <w:r>
+        <w:t xml:space="preserve">như Trung Quốc </w:t>
+      </w:r>
+      <w:r>
+        <w:t xml:space="preserve">tương đối khả thi vì dàn trải rủi ro đổi lại với các doanh nghiệp tư nhân có không gian nhất định hình thành </w:t>
+      </w:r>
+      <w:r>
+        <w:t>keiretsu</w:t>
+      </w:r>
+      <w:r>
+        <w:t xml:space="preserve"> dọc có đầu tàu nhưng không có ngân hàng riêng và </w:t>
+      </w:r>
+      <w:r>
+        <w:t xml:space="preserve">hạn chế </w:t>
+      </w:r>
+      <w:r>
+        <w:t>sở hữu chéo</w:t>
+      </w:r>
+      <w:r>
+        <w:t xml:space="preserve"> đến mức có thể</w:t>
+      </w:r>
+      <w:r>
+        <w:t>.</w:t>
+      </w:r>
+      <w:r>
+        <w:t xml:space="preserve"> Các doanh nghiệp nhà nước tập trung đầu tư vào cơ sở hạ tầng, năng lượng và dịch vụ công, là cánh tay nối dài của đầu tư chính phủ, cũng như định hướng chiến lược bằng cả chính sách lẫn các dự án </w:t>
+      </w:r>
+      <w:r>
+        <w:t>khởi nghiệp (</w:t>
+      </w:r>
+      <w:r>
+        <w:t>startups</w:t>
+      </w:r>
+      <w:r>
+        <w:t>)</w:t>
+      </w:r>
+      <w:r>
+        <w:t xml:space="preserve"> cho doanh nghiệp nhỏ &amp; vừa (SME) như </w:t>
+      </w:r>
+      <w:r>
+        <w:t>ITRI</w:t>
+      </w:r>
+      <w:r>
+        <w:t xml:space="preserve"> của Đài Loan Trung Quốc</w:t>
+      </w:r>
+      <w:r>
+        <w:t xml:space="preserve">. Điểm khác biệt nhỏ nhưng rõ là </w:t>
+      </w:r>
+      <w:r>
+        <w:rPr>
+          <w:i/>
+        </w:rPr>
+        <w:t>hỗ trợ SME nhiều nhất có thể</w:t>
+      </w:r>
+      <w:r>
+        <w:t>,</w:t>
+      </w:r>
+      <w:r>
+        <w:t xml:space="preserve"> luôn luôn song hành với thương mại toàn quốc</w:t>
+      </w:r>
+      <w:r>
+        <w:t xml:space="preserve"> để chia sẻ rủi ro</w:t>
+      </w:r>
+      <w:r>
+        <w:t>.</w:t>
+      </w:r>
+      <w:r>
+        <w:t xml:space="preserve"> Nói cách khác, phân chia doanh nghiệp nhà nước một cách hợp lý nhất và vốn để đầu tư SME</w:t>
+      </w:r>
+      <w:r>
+        <w:t>s</w:t>
+      </w:r>
+      <w:r>
+        <w:t xml:space="preserve"> </w:t>
       </w:r>
       <w:r>
         <w:t>&amp;</w:t>
       </w:r>
       <w:r>
-        <w:t xml:space="preserve"> chính trị thành một bộ máy tổng thể, do đó Hàn Quốc luôn phải đối mặt với sự tổng hợp này.</w:t>
-      </w:r>
-      <w:r>
-        <w:t xml:space="preserve"> Trong khi đó, </w:t>
-      </w:r>
-      <w:r>
-        <w:rPr>
-          <w:i/>
-        </w:rPr>
-        <w:t>niềm tin</w:t>
-      </w:r>
-      <w:r>
-        <w:t xml:space="preserve"> trong mạng lưới k</w:t>
-      </w:r>
-      <w:r>
-        <w:t>eiretsu</w:t>
-      </w:r>
-      <w:r>
-        <w:t xml:space="preserve"> là một dạng tài sản cực kỳ quý giá</w:t>
-      </w:r>
-      <w:r>
-        <w:t xml:space="preserve"> </w:t>
-      </w:r>
-      <w:r>
-        <w:t>vì sở hữu chéo nếu không hiệu quả thì hết sức nguy hại</w:t>
-      </w:r>
-      <w:r>
-        <w:t xml:space="preserve"> và xác suất hiệu quả thấp hơn xác suất nguy hại</w:t>
-      </w:r>
-      <w:r>
-        <w:t>, mà gần đây (2025), nếu k</w:t>
-      </w:r>
-      <w:r>
-        <w:t>eiretsu</w:t>
-      </w:r>
-      <w:r>
-        <w:t xml:space="preserve"> tái sinh trở lại</w:t>
-      </w:r>
-      <w:r>
-        <w:t xml:space="preserve"> với liên minh linh hoạt</w:t>
-      </w:r>
-      <w:r>
-        <w:t>,</w:t>
-      </w:r>
-      <w:r>
-        <w:t xml:space="preserve"> hy vọng mang đến thành công mới cho Nhật Bản.</w:t>
-      </w:r>
-      <w:r>
-        <w:t xml:space="preserve"> </w:t>
-      </w:r>
-      <w:r>
-        <w:t>Ghi chú, sở hữu chéo (</w:t>
-      </w:r>
-      <w:r>
-        <w:rPr>
-          <w:i/>
-        </w:rPr>
-        <w:t>cross-ownership</w:t>
-      </w:r>
-      <w:r>
-        <w:t xml:space="preserve">) là sở hữu lẫn nhau giữa các doanh nghiệp, ví dụ công ty A có cổ phần của công ty B và công ty B cũng có cổ phần của công ty A. </w:t>
-      </w:r>
-      <w:r>
-        <w:t>Tôn Tử binh pháp dạy rằng, ta đông hơn địch chưa hẳn quân số của ta nhiều hơn mà là vì ta tập trung binh lực vào nơi mà địch lơi lỏng nên gây ra trạng thái tạm thời rằng ta đông hơn địch, đây là yếu tố sức mạnh của sự tập trung, từ sự điều phối chứ không phải từ sự trang bị</w:t>
-      </w:r>
-      <w:r>
-        <w:t>, nhưng nếu như ta không tận dụng trạng thái “đông hơn” tạm thời này thì cơ hội trôi qua</w:t>
-      </w:r>
-      <w:r>
-        <w:t>, và mô h</w:t>
-      </w:r>
-      <w:r>
-        <w:t>ì</w:t>
-      </w:r>
-      <w:r>
-        <w:t>nh chaebol tập trung “binh lực” có nguyên do.</w:t>
-      </w:r>
-      <w:r>
-        <w:t xml:space="preserve"> Võ công Nhật Bản đứng đầu châu Á</w:t>
-      </w:r>
-      <w:r>
-        <w:t xml:space="preserve">, tất nhiên cũng hiểu điều này, </w:t>
-      </w:r>
-      <w:r>
-        <w:t>nhưng mô hình</w:t>
-      </w:r>
-      <w:r>
-        <w:rPr>
-          <w:i/>
-        </w:rPr>
-        <w:t xml:space="preserve"> </w:t>
-      </w:r>
-      <w:r>
-        <w:t>keiretsu</w:t>
-      </w:r>
-      <w:r>
-        <w:t xml:space="preserve"> cẩn trọng ổn định cũng có nguyên do.</w:t>
-      </w:r>
-      <w:r>
-        <w:t xml:space="preserve"> </w:t>
-      </w:r>
-      <w:r>
-        <w:t xml:space="preserve">Nguyên lý ta thắng địch do địch và địch thắng ta do ta, chỉ cần ta ở thế bất bại thì sẽ có khả năng thắng địch [Tôn Tử binh pháp], chiếm lĩnh thị trường </w:t>
-      </w:r>
-      <w:r>
-        <w:t>bằng</w:t>
-      </w:r>
-      <w:r>
-        <w:t xml:space="preserve"> sự ổn định bền vững đến từ nguyên lý này. </w:t>
-      </w:r>
-      <w:r>
-        <w:t xml:space="preserve">Mô hình tích lũy của Đài Loan Trung Quốc thuộc hệ phân tán nhưng lỏng lẻo hơn cả </w:t>
-      </w:r>
-      <w:r>
-        <w:t>keiretsu</w:t>
-      </w:r>
-      <w:r>
-        <w:t xml:space="preserve">, theo đó nền kinh tế Đài Loan Trung Quốc dựa trên mạng lưới các </w:t>
-      </w:r>
-      <w:r>
-        <w:rPr>
-          <w:i/>
-        </w:rPr>
-        <w:t>doanh nghiệp vừa &amp; nhỏ</w:t>
-      </w:r>
-      <w:r>
-        <w:t xml:space="preserve"> (SMEs), thực chất là một </w:t>
-      </w:r>
-      <w:r>
-        <w:rPr>
-          <w:i/>
-        </w:rPr>
-        <w:t>vườn ươm công nghệ</w:t>
-      </w:r>
-      <w:r>
-        <w:t>, trong đó mỗi doanh nghiệp vừa &amp; nhỏ (</w:t>
-      </w:r>
-      <w:r>
-        <w:rPr>
-          <w:i/>
-        </w:rPr>
-        <w:t>SME</w:t>
-      </w:r>
-      <w:r>
-        <w:t xml:space="preserve">) được phát triển từ các dự án của </w:t>
-      </w:r>
-      <w:r>
-        <w:t>Viện Nghiên cứu Công nghệ Công nghiệp (ITRI)</w:t>
-      </w:r>
-      <w:r>
-        <w:t xml:space="preserve"> (Gemini 2026)</w:t>
-      </w:r>
-      <w:r>
-        <w:t xml:space="preserve">. Cụ thể, </w:t>
-      </w:r>
-      <w:r>
-        <w:t>ITRI</w:t>
-      </w:r>
-      <w:r>
-        <w:t xml:space="preserve"> là tổ chức phi lợi nhuận thành lập năm 1973 được tài trợ bởi chính phủ, chuyên nghiên cứu &amp; phát triển (R&amp;D) những dự án đặc biệt </w:t>
-      </w:r>
-      <w:r>
-        <w:t xml:space="preserve">trong lĩnh vực </w:t>
-      </w:r>
-      <w:r>
-        <w:t xml:space="preserve">công nghệ – công nghệ cao như </w:t>
-      </w:r>
-      <w:r>
-        <w:t>bán dẫn, điện tử và sản xuất thông minh</w:t>
-      </w:r>
-      <w:r>
-        <w:t xml:space="preserve"> và sau khi mỗi dự án thành công nhất định, </w:t>
-      </w:r>
-      <w:r>
-        <w:t>ITRI</w:t>
-      </w:r>
-      <w:r>
-        <w:t xml:space="preserve"> sẽ chuyển giao hay cho phép đơn vị tham gia tách thành doanh nghiệp SME</w:t>
-      </w:r>
-      <w:r>
-        <w:t xml:space="preserve"> tung sản phẩm vào thị trường</w:t>
-      </w:r>
-      <w:r>
-        <w:t xml:space="preserve"> </w:t>
-      </w:r>
-      <w:r>
-        <w:t xml:space="preserve">(transfer, </w:t>
-      </w:r>
-      <w:r>
-        <w:rPr>
-          <w:i/>
-        </w:rPr>
-        <w:t>spin-off</w:t>
-      </w:r>
-      <w:r>
-        <w:t xml:space="preserve">) </w:t>
-      </w:r>
-      <w:r>
-        <w:t>(Google AI 2026)</w:t>
-      </w:r>
-      <w:r>
-        <w:t>. Các doanh nghiệp SME sẽ lớn mạnh thành tập đoàn toàn cầu như TSMC hoặc ít nhất nắm giữ một mắt xích quan trọng của chuỗi cung ứng toàn cầu</w:t>
-      </w:r>
-      <w:r>
-        <w:t xml:space="preserve"> (Google AI 2026)</w:t>
-      </w:r>
-      <w:r>
-        <w:t xml:space="preserve">, đây là ưu điểm cốt lõi của </w:t>
-      </w:r>
-      <w:r>
-        <w:rPr>
-          <w:i/>
-        </w:rPr>
-        <w:t>mô hình vườn ươm</w:t>
-      </w:r>
-      <w:r>
-        <w:t xml:space="preserve"> Đài Loan Trung Quốc</w:t>
-      </w:r>
-      <w:r>
-        <w:t xml:space="preserve">, rất phù hợp với quy mô nền kinh tế vừa phải về dân số quy tụ thành tương tự một khu công nghệ cao hay khu thương mại tự do nhưng có thể gặp vấn đề khi mở rộng bởi hai lý do sau: 1) </w:t>
-      </w:r>
-      <w:r>
-        <w:t>ITRI</w:t>
-      </w:r>
-      <w:r>
-        <w:t xml:space="preserve"> quá tải với quy mô kinh tế </w:t>
-      </w:r>
-      <w:r>
-        <w:t xml:space="preserve">mở rộng </w:t>
-      </w:r>
-      <w:r>
-        <w:t xml:space="preserve">hoặc ưu điểm “trăm hoa đua nở” suy giảm, còn nếu như để mỗi doanh nghiệp tự nghiên cứu &amp; phát triển riêng thì ưu điểm điều phối &amp; định hướng của </w:t>
-      </w:r>
-      <w:r>
-        <w:t>ITRI</w:t>
-      </w:r>
-      <w:r>
-        <w:t xml:space="preserve"> </w:t>
-      </w:r>
-      <w:r>
-        <w:t>không còn như lúc đầu, 2) mô hình vườn ươm bám chặt vào chuỗi cung ứng toàn cầu bằng năng lực nội sinh nên phải song hành nghịch biến với sự linh hoạt, do đó có khả năng bị ảnh hưởng bởi biến động thị trường toàn</w:t>
-      </w:r>
-      <w:r>
-        <w:t xml:space="preserve"> cầu</w:t>
-      </w:r>
-      <w:r>
-        <w:t>. Để dễ suy nghĩ và lập luận, ta hãy tham khảo Gemini 2026 so sánh mô hình vườn ươm Đài Loan Trung Quốc và mô hình chaebol Hàn Quốc như sau: 1) thế mạnh vườn ươm là thích ứng nhanh và thế mạnh chaebol là năng lực tài chính lớn và thương hiệu, 2) rủi ro của</w:t>
-      </w:r>
-      <w:r>
-        <w:t xml:space="preserve"> </w:t>
-      </w:r>
-      <w:r>
-        <w:t>vườn ươm là khó huy động vốn lớn</w:t>
-      </w:r>
-      <w:r>
-        <w:t xml:space="preserve"> (vì phân tán như </w:t>
-      </w:r>
-      <w:r>
-        <w:t>keiretsu</w:t>
-      </w:r>
-      <w:r>
-        <w:t xml:space="preserve"> </w:t>
+        <w:t xml:space="preserve"> công nghệ là vốn từ thoái hay cổ phần hóa lúc cần thiết.</w:t>
+      </w:r>
+      <w:r>
+        <w:t xml:space="preserve"> </w:t>
+      </w:r>
+      <w:r>
+        <w:t>M</w:t>
+      </w:r>
+      <w:r>
+        <w:t>ột điểm quan trọng nữa là các doanh nghiệp tư nh</w:t>
+      </w:r>
+      <w:r>
+        <w:t>â</w:t>
+      </w:r>
+      <w:r>
+        <w:t xml:space="preserve">n được </w:t>
+      </w:r>
+      <w:r>
+        <w:t>điều phối</w:t>
+      </w:r>
+      <w:r>
+        <w:t xml:space="preserve"> gần với mô hình chaebol, có định hướng chiến lược </w:t>
+      </w:r>
+      <w:r>
+        <w:t xml:space="preserve">rõ ràng </w:t>
+      </w:r>
+      <w:r>
+        <w:t xml:space="preserve">và hỗ trợ cấp vốn cùng với quy trình kiểm soát hiệu quả. </w:t>
+      </w:r>
+      <w:r>
+        <w:t>Nếu doanh nghiệp tư nhân hoạt động hiệu quả thì quy trình kiểm soát hiệu quả là chống độc quyền.</w:t>
+      </w:r>
+      <w:r>
+        <w:t xml:space="preserve"> </w:t>
+      </w:r>
+      <w:r>
+        <w:t xml:space="preserve">Nếu doanh nghiệp nhà nước tập trung vào đầu tư công </w:t>
+      </w:r>
+      <w:r>
+        <w:t>bên cạnh phát triển dự</w:t>
+      </w:r>
+      <w:r>
+        <w:t xml:space="preserve"> án startup</w:t>
+      </w:r>
+      <w:r>
+        <w:t xml:space="preserve"> </w:t>
+      </w:r>
+      <w:r>
+        <w:t>thì quy trình kiểm soát hiệu quả chủ yếu chống tham nhũng.</w:t>
+      </w:r>
+      <w:r>
+        <w:t xml:space="preserve"> </w:t>
+      </w:r>
+      <w:r>
+        <w:t xml:space="preserve">Một số tập đoàn toàn cầu ngay từ lúc đầu không đi theo nguyên tắc </w:t>
+      </w:r>
+      <w:r>
+        <w:t>quản trị</w:t>
+      </w:r>
+      <w:r>
+        <w:t xml:space="preserve"> kinh doanh </w:t>
+      </w:r>
+      <w:r>
+        <w:t xml:space="preserve">nên </w:t>
+      </w:r>
+      <w:r>
+        <w:t>gặp nhiều rủi ro mà sau này thành công của họ không thể lý giải ngoài yếu tố sáng tạo, vì vậy tư duy mạo hiểm sáng tạo hoặc mô hình vườn ươm có một sức mạnh đáng kinh ngạc</w:t>
+      </w:r>
+      <w:r>
+        <w:t xml:space="preserve"> mà việc tin vào đó đã là mạo hiểm</w:t>
+      </w:r>
+      <w:r>
+        <w:t xml:space="preserve">. </w:t>
+      </w:r>
+      <w:r>
+        <w:t xml:space="preserve">Sáng tạo là bản chất của nghệ thuật và khoa học </w:t>
+      </w:r>
+      <w:r>
+        <w:t xml:space="preserve">phát kiến điều mới lạ </w:t>
+      </w:r>
+      <w:r>
+        <w:t>nhưng tại sao sáng tạo vẫn có xác suất thành công rực r</w:t>
+      </w:r>
+      <w:r>
+        <w:t>ỡ</w:t>
+      </w:r>
+      <w:r>
+        <w:t xml:space="preserve"> trong kinh tế? Mạo hiểm có khả năng mang đến thành công lớn, câu trả lời </w:t>
+      </w:r>
+      <w:r>
+        <w:t xml:space="preserve">này </w:t>
+      </w:r>
+      <w:r>
+        <w:t xml:space="preserve">chưa thỏa đáng vì vấn đề là nhu cầu mới, khao khát </w:t>
+      </w:r>
+      <w:r>
+        <w:t>thầm kín</w:t>
+      </w:r>
+      <w:r>
+        <w:t xml:space="preserve"> luôn </w:t>
+      </w:r>
+      <w:r>
+        <w:t xml:space="preserve">tiềm tàng </w:t>
+      </w:r>
+      <w:r>
+        <w:t xml:space="preserve">trong con người </w:t>
+      </w:r>
+      <w:r>
+        <w:t xml:space="preserve">cho </w:t>
+      </w:r>
+      <w:r>
+        <w:t xml:space="preserve">đến khi có </w:t>
       </w:r>
       <w:r>
         <w:lastRenderedPageBreak/>
-        <w:t xml:space="preserve">nhưng không liên kết cực kỳ chặt chẽ như </w:t>
-      </w:r>
-      <w:r>
-        <w:t>keiretsu</w:t>
-      </w:r>
-      <w:r>
-        <w:t>) và rủi ro của chaebol là độc quyền và tham nhũng, 3) vườn ươm phân phối thu nhập công bằng hơn trong khi chaebol gây khoảng giàu nghèo hơn</w:t>
-      </w:r>
-      <w:r>
-        <w:t xml:space="preserve"> </w:t>
-      </w:r>
-      <w:r>
-        <w:t>nhưng tích lũy vốn có thể</w:t>
-      </w:r>
-      <w:r>
-        <w:t xml:space="preserve"> nhanh hơn</w:t>
+        <w:t xml:space="preserve">người phát hiện. </w:t>
+      </w:r>
+      <w:r>
+        <w:t>Ghi chú, “startup” là thuật ngữ chỉ công ty khởi nghiệp.</w:t>
+      </w:r>
+      <w:r>
+        <w:t xml:space="preserve"> </w:t>
+      </w:r>
+      <w:r>
+        <w:t xml:space="preserve">Theo Google 2026, GDP danh nghĩa năm 2024 của một số </w:t>
+      </w:r>
+      <w:r>
+        <w:t>quốc gia/vùng lãnh thổ</w:t>
+      </w:r>
+      <w:r>
+        <w:t xml:space="preserve"> châu Á như sau: Trung Quốc (</w:t>
+      </w:r>
+      <w:r>
+        <w:t>18,5</w:t>
+      </w:r>
+      <w:r>
+        <w:t>00</w:t>
+      </w:r>
+      <w:r>
+        <w:t xml:space="preserve"> - 18,9</w:t>
+      </w:r>
+      <w:r>
+        <w:t>00</w:t>
+      </w:r>
+      <w:r>
+        <w:t xml:space="preserve"> tỷ USD</w:t>
+      </w:r>
+      <w:r>
+        <w:t>), Nhật Bản (609,</w:t>
+      </w:r>
+      <w:r>
+        <w:t>300 tỷ Yên</w:t>
+      </w:r>
+      <w:r>
+        <w:t xml:space="preserve"> khoảng 4,019 tỷ USD), Ấn Độ (3,910 – 4,340 tỷ USD), Hàn Quốc (1,868.9 tỷ USD), Indonesia (1,396 – 1,</w:t>
+      </w:r>
+      <w:r>
+        <w:t>430 tỷ USD</w:t>
+      </w:r>
+      <w:r>
+        <w:t>), Đài Loan Trung Quốc (775 tỷ USD), Thái Lan (526.</w:t>
+      </w:r>
+      <w:r>
+        <w:t xml:space="preserve">3 </w:t>
+      </w:r>
+      <w:r>
+        <w:t>– 526.</w:t>
+      </w:r>
+      <w:r>
+        <w:t>5 tỷ USD</w:t>
+      </w:r>
+      <w:r>
+        <w:t>), Singapore (501.4 tỷ USD), Việt Nam (476.3 tỷ USD), Philippines (</w:t>
+      </w:r>
+      <w:r>
+        <w:t xml:space="preserve">461 </w:t>
+      </w:r>
+      <w:r>
+        <w:t>–</w:t>
+      </w:r>
+      <w:r>
+        <w:t xml:space="preserve"> 462 tỷ USD</w:t>
+      </w:r>
+      <w:r>
+        <w:t>), Malaysia (421.</w:t>
+      </w:r>
+      <w:r>
+        <w:t>97 tỷ USD</w:t>
+      </w:r>
+      <w:r>
+        <w:t>), Hong Kong Trung Quốc (407 tỷ USD), Campuchia (44.</w:t>
+      </w:r>
+      <w:r>
+        <w:t xml:space="preserve">81 </w:t>
+      </w:r>
+      <w:r>
+        <w:t>– 46.</w:t>
+      </w:r>
+      <w:r>
+        <w:t>35 tỷ USD</w:t>
+      </w:r>
+      <w:r>
+        <w:t>), Lào (16.5</w:t>
+      </w:r>
+      <w:r>
+        <w:t xml:space="preserve"> </w:t>
+      </w:r>
+      <w:r>
+        <w:t>– 16.</w:t>
+      </w:r>
+      <w:r>
+        <w:t>6 tỷ USD</w:t>
+      </w:r>
+      <w:r>
+        <w:t xml:space="preserve">), </w:t>
+      </w:r>
+      <w:r>
+        <w:t xml:space="preserve">Brunei (15,34 </w:t>
+      </w:r>
+      <w:r>
+        <w:t>–</w:t>
+      </w:r>
+      <w:r>
+        <w:t xml:space="preserve"> 15,46 tỷ USD)</w:t>
       </w:r>
       <w:r>
         <w:t>.</w:t>
       </w:r>
       <w:r>
-        <w:t xml:space="preserve"> Tuy nhiên, về lý luận, mô hình vườn ươm tiên tiến nhất</w:t>
-      </w:r>
-      <w:r>
-        <w:t>, phù hợp nhất với quan điểm tự do kinh tế</w:t>
-      </w:r>
-      <w:r>
-        <w:t>, và chưa chắc bị giới hạn bởi quy mô nền kinh tế</w:t>
-      </w:r>
-      <w:r>
-        <w:t>, chưa hẳn bởi vì quy mô nền kinh tế Đài Loan Trung Quốc không hề nhỏ, GDP danh nghĩa năm 2025 đạt khoảng 971 – 972 tỷ USD với tăng trưởng 8.63% năm 2025</w:t>
-      </w:r>
-      <w:r>
-        <w:t xml:space="preserve"> đứng thứ 22 thế giới, GDP bình quân đầu người năm 2025 đạt 39,000 – 42,103 USD đứng thứ 4 Đông Á vượt qua Hàn Quốc và Nhật Bản</w:t>
-      </w:r>
-      <w:r>
-        <w:t xml:space="preserve">, có thể lọt vào </w:t>
-      </w:r>
-      <w:r>
-        <w:t>nhóm</w:t>
-      </w:r>
-      <w:r>
-        <w:t xml:space="preserve"> 5 quốc gia/vùng lãnh thổ giàu nhất thế giới</w:t>
-      </w:r>
-      <w:r>
-        <w:t xml:space="preserve">, mà bởi vì mô hình </w:t>
-      </w:r>
-      <w:r>
-        <w:t>keiretsu</w:t>
-      </w:r>
-      <w:r>
-        <w:t xml:space="preserve"> chuyển từ </w:t>
-      </w:r>
-      <w:r>
-        <w:t>keiretsu</w:t>
-      </w:r>
-      <w:r>
-        <w:t xml:space="preserve"> truyền thống sang </w:t>
-      </w:r>
-      <w:r>
-        <w:rPr>
-          <w:i/>
-        </w:rPr>
-        <w:t>liên minh linh hoạt</w:t>
-      </w:r>
-      <w:r>
-        <w:t xml:space="preserve"> (s</w:t>
-      </w:r>
-      <w:r>
-        <w:t xml:space="preserve">trategic </w:t>
-      </w:r>
-      <w:r>
-        <w:t>a</w:t>
-      </w:r>
-      <w:r>
-        <w:t>lliance</w:t>
-      </w:r>
-      <w:r>
-        <w:t>, flexible alliance</w:t>
-      </w:r>
-      <w:r>
-        <w:t>) để giải quyết những vấn đề như</w:t>
-      </w:r>
-      <w:r>
-        <w:t xml:space="preserve"> (Gemini 2026)</w:t>
-      </w:r>
-      <w:r>
-        <w:t>: 1) thích ứng với sự thay đổi nhanh của toàn cầu hóa mà những ràng</w:t>
-      </w:r>
-      <w:r>
-        <w:t xml:space="preserve"> buộc trong </w:t>
-      </w:r>
-      <w:r>
-        <w:t>keiretsu</w:t>
-      </w:r>
-      <w:r>
-        <w:t xml:space="preserve"> cản trở sự thích ứng,</w:t>
-      </w:r>
-      <w:r>
-        <w:t xml:space="preserve"> 2) </w:t>
-      </w:r>
-      <w:r>
-        <w:t>keiretsu</w:t>
-      </w:r>
-      <w:r>
-        <w:t xml:space="preserve"> khép kín nên hưởng lợi ít từ quá trình đấu thầu khi mua sắm hay đầu tư, 3) sở hữu chéo mặc dù có nhiều rủi ro nhưng có mục tiêu là đặt tin cậy </w:t>
-      </w:r>
-      <w:r>
-        <w:t xml:space="preserve">nội bộ </w:t>
-      </w:r>
-      <w:r>
-        <w:t xml:space="preserve">lẫn nhau nhằm ngăn chặn sự thâu tóm từ bên ngoài, nay gặp áp lực tài chính quốc tế lẫn ảnh hưởng cực lớn của các tập đoàn đặc biệt tập đoàn công nghệ </w:t>
-      </w:r>
-      <w:r>
-        <w:t>đa quốc gia</w:t>
-      </w:r>
-      <w:r>
-        <w:t xml:space="preserve"> như Google, Apple</w:t>
-      </w:r>
-      <w:r>
-        <w:t>, Tesla</w:t>
-      </w:r>
-      <w:r>
-        <w:t>.</w:t>
-      </w:r>
-      <w:r>
-        <w:t xml:space="preserve"> Do đó liên minh linh hoạt cốt lõi là làm lỏng lẻo sự </w:t>
-      </w:r>
-      <w:r>
-        <w:t>cố</w:t>
-      </w:r>
-      <w:r>
-        <w:t xml:space="preserve"> kết giữa các công ty trong cùng mạng lưới (</w:t>
-      </w:r>
-      <w:r>
-        <w:t>keiretsu</w:t>
-      </w:r>
-      <w:r>
-        <w:t xml:space="preserve">) </w:t>
-      </w:r>
-      <w:r>
-        <w:t>để đạt</w:t>
-      </w:r>
-      <w:r>
-        <w:t xml:space="preserve"> tính linh hoạt như hợp tác theo dự án, </w:t>
-      </w:r>
-      <w:r>
-        <w:t xml:space="preserve">hợp tác ngắn hạn, </w:t>
-      </w:r>
-      <w:r>
-        <w:t xml:space="preserve">hợp tác với đối thủ, </w:t>
-      </w:r>
-      <w:r>
-        <w:t xml:space="preserve">chiếm lĩnh thị trường, giảm sở hữu chéo, không cần đến ngân hàng trung tâm, </w:t>
-      </w:r>
-      <w:r>
-        <w:t xml:space="preserve">giảm tầng nấc quản trị, </w:t>
-      </w:r>
-      <w:r>
-        <w:t xml:space="preserve">ngay cả hai </w:t>
-      </w:r>
-      <w:r>
-        <w:t>keiretsu</w:t>
-      </w:r>
-      <w:r>
-        <w:t xml:space="preserve"> (mạng lưới) hoàn toàn có thể bắt tay nhau. </w:t>
-      </w:r>
-      <w:r>
-        <w:t xml:space="preserve">Ghi chú, Nhật Bản bắt đầu triển khai liên minh linh hoạt từ thập niên 2000 sau </w:t>
-      </w:r>
-      <w:r>
-        <w:t>khủng hoảng tài chính châu Á 1997</w:t>
-      </w:r>
-      <w:r>
-        <w:t xml:space="preserve"> và gần đây (2025) có một số thông tin đáng chú ý như t</w:t>
-      </w:r>
-      <w:r>
-        <w:t xml:space="preserve">ập đoàn Renault </w:t>
-      </w:r>
-      <w:r>
-        <w:t xml:space="preserve">(Pháp) </w:t>
-      </w:r>
-      <w:r>
-        <w:t xml:space="preserve">và </w:t>
-      </w:r>
-      <w:r>
-        <w:t xml:space="preserve">tập đoàn </w:t>
-      </w:r>
-      <w:r>
-        <w:t xml:space="preserve">Nissan Motor </w:t>
-      </w:r>
-      <w:r>
-        <w:t>(Nhật Bản) t</w:t>
-      </w:r>
-      <w:r>
-        <w:t>hiết lập lại liên minh toàn cầu</w:t>
-      </w:r>
-      <w:r>
-        <w:t xml:space="preserve"> vào năm 2023</w:t>
-      </w:r>
-      <w:r>
-        <w:t>.</w:t>
-      </w:r>
-      <w:r>
-        <w:t xml:space="preserve"> </w:t>
-      </w:r>
-      <w:r>
-        <w:t xml:space="preserve">Liên minh </w:t>
-      </w:r>
-      <w:r>
-        <w:t xml:space="preserve">linh hoạt </w:t>
-      </w:r>
-      <w:r>
-        <w:t>khắc phục nhược điểm nghiêng về phòng thủ trước ý chí tấn công của chaebol mà vẫn bảo đảm đặc tính tự do của thị trường. Mô hình liên minh linh hoạt tuy cũng khác với mô hình vườn ươm nhưng cùng hệ phân tán</w:t>
-      </w:r>
-      <w:r>
-        <w:t xml:space="preserve"> và rõ ràng, liên minh linh hoạt hay </w:t>
-      </w:r>
-      <w:r>
-        <w:rPr>
-          <w:i/>
-        </w:rPr>
-        <w:t>liên minh chiến lược</w:t>
-      </w:r>
-      <w:r>
-        <w:t xml:space="preserve"> hay </w:t>
-      </w:r>
-      <w:r>
-        <w:rPr>
-          <w:i/>
-        </w:rPr>
-        <w:t>liên minh toàn cầu</w:t>
-      </w:r>
-      <w:r>
-        <w:t xml:space="preserve"> phản ánh hình thức </w:t>
-      </w:r>
-      <w:r>
-        <w:rPr>
-          <w:i/>
-        </w:rPr>
-        <w:t>sáp nhập</w:t>
-      </w:r>
-      <w:r>
-        <w:t xml:space="preserve"> </w:t>
-      </w:r>
-      <w:r>
-        <w:t xml:space="preserve">(merger) </w:t>
-      </w:r>
-      <w:r>
-        <w:t>diễn ra thường xuyên giữa các tập đoàn công nghệ lớn</w:t>
-      </w:r>
-      <w:r>
-        <w:t xml:space="preserve"> và sự sáp nhập này không khác bao nhiêu sự bám chặt vào chuỗi cung ứng toàn cầu của mô hình vườn ươm, có khác chăng là ở quy mô rất lớn</w:t>
-      </w:r>
-      <w:r>
-        <w:t xml:space="preserve"> với </w:t>
-      </w:r>
-      <w:r>
-        <w:t>liên minh toàn cầu</w:t>
-      </w:r>
-      <w:r>
-        <w:t>.</w:t>
-      </w:r>
-      <w:r>
-        <w:t xml:space="preserve"> </w:t>
-      </w:r>
-      <w:r>
-        <w:t xml:space="preserve">TSMC là tập đoàn </w:t>
-      </w:r>
-      <w:r>
-        <w:t>toàn cầu</w:t>
-      </w:r>
-      <w:r>
-        <w:t xml:space="preserve"> của Đài Loan Trung Quốc và Đài Loan Trung Quốc còn nhiều công ty </w:t>
-      </w:r>
-      <w:r>
-        <w:t>“</w:t>
-      </w:r>
-      <w:r>
-        <w:t>yết hầu</w:t>
-      </w:r>
-      <w:r>
-        <w:t>”</w:t>
-      </w:r>
-      <w:r>
-        <w:t xml:space="preserve"> của chuỗi cung ứng toàn cầu, tập trung vào nh</w:t>
-      </w:r>
-      <w:r>
-        <w:t>ữ</w:t>
-      </w:r>
-      <w:r>
-        <w:t>ng phân khúc</w:t>
-      </w:r>
-      <w:r>
-        <w:t>,</w:t>
-      </w:r>
-      <w:r>
-        <w:t xml:space="preserve"> những công đoạn quan trọng </w:t>
-      </w:r>
-      <w:r>
-        <w:t>trong quá trình sản xuất</w:t>
-      </w:r>
-      <w:r>
-        <w:t xml:space="preserve"> một sản phẩm hoàn chỉnh </w:t>
-      </w:r>
-      <w:r>
-        <w:t>(Gemini 2026)</w:t>
+        <w:t xml:space="preserve"> </w:t>
+      </w:r>
+      <w:r>
+        <w:t xml:space="preserve">Theo Google 2026, GDP bình quân đầu người năm 2024 của một số </w:t>
+      </w:r>
+      <w:r>
+        <w:t>quốc gia/vùng lãnh thổ</w:t>
+      </w:r>
+      <w:r>
+        <w:t xml:space="preserve"> châu Á như sau:</w:t>
+      </w:r>
+      <w:r>
+        <w:t xml:space="preserve"> Singapore (87,000 </w:t>
+      </w:r>
+      <w:r>
+        <w:t>–</w:t>
+      </w:r>
+      <w:r>
+        <w:t xml:space="preserve"> 90,000 USD), Hong Kong </w:t>
+      </w:r>
+      <w:r>
+        <w:t xml:space="preserve">Trung Quốc </w:t>
+      </w:r>
+      <w:r>
+        <w:t xml:space="preserve">(50,000 </w:t>
+      </w:r>
+      <w:r>
+        <w:t>–</w:t>
+      </w:r>
+      <w:r>
+        <w:t xml:space="preserve"> 55,000 USD), Brunei (30,000 </w:t>
+      </w:r>
+      <w:r>
+        <w:t>–</w:t>
+      </w:r>
+      <w:r>
+        <w:t xml:space="preserve"> 37,000 USD), Hàn Quốc (33,000 </w:t>
+      </w:r>
+      <w:r>
+        <w:t>–</w:t>
+      </w:r>
+      <w:r>
+        <w:t xml:space="preserve"> 37,000 USD), Nhật Bản (33,000 </w:t>
+      </w:r>
+      <w:r>
+        <w:t>–</w:t>
+      </w:r>
+      <w:r>
+        <w:t xml:space="preserve"> 35,000 USD), Đài Loan Trung Quốc (33,000 </w:t>
+      </w:r>
+      <w:r>
+        <w:t>–</w:t>
+      </w:r>
+      <w:r>
+        <w:t xml:space="preserve"> 34,000 USD), Malaysia (13,000 </w:t>
+      </w:r>
+      <w:r>
+        <w:t>–</w:t>
+      </w:r>
+      <w:r>
+        <w:t xml:space="preserve"> 13,500 USD), Trung Quốc (12,000 </w:t>
+      </w:r>
+      <w:r>
+        <w:t>–</w:t>
+      </w:r>
+      <w:r>
+        <w:t xml:space="preserve"> 13,000 USD khoảng 95,749 Nhân Dân tệ), Thái Lan (7,500 </w:t>
+      </w:r>
+      <w:r>
+        <w:t>–</w:t>
+      </w:r>
+      <w:r>
+        <w:t xml:space="preserve"> 7,800 USD), Indonesia (5,000 </w:t>
+      </w:r>
+      <w:r>
+        <w:t>–</w:t>
+      </w:r>
+      <w:r>
+        <w:t xml:space="preserve"> 5,300 USD), Việt Nam (4,600 </w:t>
+      </w:r>
+      <w:r>
+        <w:t>–</w:t>
+      </w:r>
+      <w:r>
+        <w:t xml:space="preserve"> 4,800 USD), Philippines (4,000 </w:t>
+      </w:r>
+      <w:r>
+        <w:t>–</w:t>
+      </w:r>
+      <w:r>
+        <w:t xml:space="preserve"> 4,200 USD), </w:t>
+      </w:r>
+      <w:r>
+        <w:t xml:space="preserve">Ấn Độ (2,600 </w:t>
+      </w:r>
+      <w:r>
+        <w:t>–</w:t>
+      </w:r>
+      <w:r>
+        <w:t xml:space="preserve"> 2,700 USD), </w:t>
+      </w:r>
+      <w:r>
+        <w:t xml:space="preserve">Lào (2,000 </w:t>
+      </w:r>
+      <w:r>
+        <w:t>–</w:t>
+      </w:r>
+      <w:r>
+        <w:t xml:space="preserve"> 2,500 USD), Campuchia (1,800 </w:t>
+      </w:r>
+      <w:r>
+        <w:t>–</w:t>
+      </w:r>
+      <w:r>
+        <w:t xml:space="preserve"> 2,000 USD)</w:t>
       </w:r>
       <w:r>
         <w:t xml:space="preserve">. </w:t>
       </w:r>
       <w:r>
-        <w:t xml:space="preserve">Ghi chú, kinh tế Đài Loan Trung Quốc cất cánh vào thập niên 1960 và trở thành một trong bốn con </w:t>
-      </w:r>
-      <w:proofErr w:type="gramStart"/>
-      <w:r>
-        <w:t>rồng  châu</w:t>
-      </w:r>
-      <w:proofErr w:type="gramEnd"/>
-      <w:r>
-        <w:t xml:space="preserve"> Á vào thập niên 1980, gần như đồng thời với Hàn Quốc</w:t>
-      </w:r>
-      <w:r>
-        <w:t xml:space="preserve">, và bốn con rồng </w:t>
-      </w:r>
-      <w:r>
-        <w:t xml:space="preserve">(hổ) </w:t>
-      </w:r>
-      <w:r>
-        <w:t xml:space="preserve">châu Á từ thập niên 1960 đến thập niên 1980 </w:t>
-      </w:r>
-      <w:r>
-        <w:t>gồm</w:t>
-      </w:r>
-      <w:r>
-        <w:t xml:space="preserve"> </w:t>
-      </w:r>
-      <w:r>
-        <w:t>Hàn Quốc, Singapore, Đài Loan Trung Quốc, và Hồng Kông Trung Quốc</w:t>
-      </w:r>
-      <w:r>
-        <w:t xml:space="preserve">. </w:t>
-      </w:r>
-      <w:r>
-        <w:t xml:space="preserve">Với mô hình dọc mà sự tập trung chủ đạo từ chính phủ đến chaebol thì mô hình chaebol khó mà sáp nhập với tập đoàn </w:t>
-      </w:r>
-      <w:r>
-        <w:t>toàn cầu</w:t>
-      </w:r>
-      <w:r>
-        <w:t xml:space="preserve"> </w:t>
-      </w:r>
-      <w:r>
-        <w:t xml:space="preserve">(2026) </w:t>
-      </w:r>
-      <w:r>
-        <w:t>khi chaebol vừa là tài sản quý của quốc gia vừa là niềm tự hào dân tộ</w:t>
-      </w:r>
-      <w:r>
-        <w:t xml:space="preserve">c, và </w:t>
-      </w:r>
-      <w:r>
-        <w:t xml:space="preserve">Hàn Quốc sẽ </w:t>
-      </w:r>
-      <w:r>
-        <w:t xml:space="preserve">còn </w:t>
-      </w:r>
-      <w:r>
-        <w:t xml:space="preserve">đối </w:t>
-      </w:r>
-      <w:r>
-        <w:t xml:space="preserve">phó </w:t>
-      </w:r>
-      <w:r>
-        <w:t xml:space="preserve">với sự tấn công từ các tập đoàn </w:t>
-      </w:r>
-      <w:r>
-        <w:t>đa quốc gia</w:t>
-      </w:r>
-      <w:r>
-        <w:t xml:space="preserve"> </w:t>
-      </w:r>
-      <w:r>
-        <w:t>đặc biệt khi toàn cầu hóa quay trở lại</w:t>
-      </w:r>
-      <w:r>
-        <w:t>, chaebol vĩnh viễn xoay vần trong cuộc chiến toàn cầu nếu không bắt tay với đối thủ</w:t>
-      </w:r>
-      <w:r>
-        <w:t>, mặc dù có thể là cái giá của sự tráng kiện</w:t>
-      </w:r>
-      <w:r>
-        <w:t>.</w:t>
-      </w:r>
-      <w:r>
-        <w:t xml:space="preserve"> Mô hình sản xuất của Trung Quốc dường như nghiêng về mô hình tập trung như mô hình chaebol của Hàn Quốc, theo Gemini 2026, </w:t>
-      </w:r>
-      <w:r>
-        <w:t>“</w:t>
-      </w:r>
-      <w:r>
-        <w:t xml:space="preserve">là sự kết hợp giữa quyền lực tập trung </w:t>
-      </w:r>
-      <w:r>
-        <w:t xml:space="preserve">của </w:t>
-      </w:r>
-      <w:r>
-        <w:t>nhà nước và sự năng động của thị trường</w:t>
-      </w:r>
-      <w:r>
-        <w:t>”</w:t>
-      </w:r>
-      <w:r>
-        <w:t xml:space="preserve">, được gọi là </w:t>
-      </w:r>
-      <w:r>
-        <w:rPr>
-          <w:i/>
-        </w:rPr>
-        <w:t xml:space="preserve">mô hình </w:t>
-      </w:r>
-      <w:r>
-        <w:t>[</w:t>
-      </w:r>
-      <w:r>
-        <w:rPr>
-          <w:i/>
-        </w:rPr>
-        <w:t>sản xuất</w:t>
-      </w:r>
-      <w:r>
-        <w:t>]</w:t>
-      </w:r>
-      <w:r>
-        <w:rPr>
-          <w:i/>
-        </w:rPr>
-        <w:t xml:space="preserve"> tư bản nhà nước</w:t>
-      </w:r>
-      <w:r>
-        <w:t xml:space="preserve"> (s</w:t>
-      </w:r>
-      <w:r>
-        <w:t xml:space="preserve">tate </w:t>
-      </w:r>
-      <w:r>
-        <w:t>c</w:t>
-      </w:r>
-      <w:r>
-        <w:t>apitalism</w:t>
-      </w:r>
-      <w:r>
-        <w:t>)</w:t>
-      </w:r>
-      <w:r>
-        <w:t>, theo đó, quyền lực nhà nước thể hiện ở các tập đoàn nhà nước và sự năng động của thị trường thể hiện ở các tập đoàn tư nhân</w:t>
-      </w:r>
-      <w:r>
-        <w:t xml:space="preserve"> (</w:t>
-      </w:r>
-      <w:r>
-        <w:rPr>
-          <w:i/>
-        </w:rPr>
-        <w:t>private tech giants</w:t>
-      </w:r>
-      <w:r>
-        <w:t>)</w:t>
-      </w:r>
-      <w:r>
-        <w:t>, trong đó, tập đoàn nhà nước</w:t>
-      </w:r>
-      <w:r>
-        <w:t xml:space="preserve"> </w:t>
-      </w:r>
-      <w:r>
-        <w:t>(</w:t>
-      </w:r>
-      <w:r>
-        <w:rPr>
-          <w:i/>
-        </w:rPr>
-        <w:t>SOEs</w:t>
-      </w:r>
-      <w:r>
-        <w:t xml:space="preserve">) </w:t>
-      </w:r>
-      <w:r>
-        <w:t>có nhiệm vụ phát triển cơ sở hạ tầng (đường sắt</w:t>
-      </w:r>
-      <w:r>
-        <w:t>, vận tải,</w:t>
-      </w:r>
-      <w:r>
-        <w:t>…), đẩy mạnh dịch vụ công (viễn thông</w:t>
-      </w:r>
-      <w:r>
-        <w:t>, năng lượng,</w:t>
-      </w:r>
-      <w:r>
-        <w:t>…) và định hướng chiến lượ</w:t>
-      </w:r>
-      <w:r>
-        <w:t>c</w:t>
-      </w:r>
-      <w:r>
-        <w:t>,</w:t>
-      </w:r>
-      <w:r>
-        <w:t xml:space="preserve"> </w:t>
-      </w:r>
-      <w:r>
-        <w:t>trong khi</w:t>
-      </w:r>
-      <w:r>
-        <w:t xml:space="preserve"> </w:t>
-      </w:r>
-      <w:r>
-        <w:t>tập đoàn tư nhân tung sản phẩm ra thị trường và cạnh tranh quốc tế.</w:t>
-      </w:r>
-      <w:r>
-        <w:t xml:space="preserve"> Tuy nhiên tập đoàn tư nhân Trung Quốc không phải chaebol Hàn Quốc vì quyền lực chính phủ tác động nhiều lên tập đoàn nhà nước. Như vậy </w:t>
-      </w:r>
-      <w:r>
-        <w:t>mô hình tư bản nhà nước</w:t>
-      </w:r>
-      <w:r>
-        <w:t xml:space="preserve"> cân bằng giữa chaebol và</w:t>
-      </w:r>
-      <w:r>
-        <w:t xml:space="preserve"> </w:t>
-      </w:r>
-      <w:r>
-        <w:t>keiretsu</w:t>
-      </w:r>
-      <w:r>
-        <w:t>, có tính chất phân tán nhất định trong hệ thống chính trị trung ương tập quyền.</w:t>
-      </w:r>
-      <w:r>
-        <w:t xml:space="preserve"> Nhiều phát minh công nghệ nở rộ ở Trung Quốc từ thập niên 2000 do tính chất phân </w:t>
-      </w:r>
-      <w:r>
-        <w:lastRenderedPageBreak/>
-        <w:t>tán này</w:t>
-      </w:r>
-      <w:r>
-        <w:t>.</w:t>
-      </w:r>
-      <w:r>
-        <w:t xml:space="preserve"> Ngoài ra, Trung Quốc còn có một số chính sách bổ trợ </w:t>
-      </w:r>
-      <w:r>
-        <w:t>mô hình [sản xuất] tư bản nhà nước</w:t>
-      </w:r>
-      <w:r>
-        <w:t xml:space="preserve"> gần với mô hình chaebol</w:t>
-      </w:r>
-      <w:r>
-        <w:t xml:space="preserve"> như</w:t>
-      </w:r>
-      <w:r>
-        <w:t xml:space="preserve"> (Gemini 2026)</w:t>
-      </w:r>
-      <w:r>
-        <w:t>: 1) bắt buộc các công ty nước ngoài FDI phải chuyển giao công nghệ khi đầu tư vào Trung Quốc để ngay từ đầu đã có thể đặt nền móng vượt lên chuỗi công nghiệp phụ trợ, 2) sức mạnh chính trị và xã hội chặn một số dịch vụ quốc tế để ép doanh nghiệp trong nước phát triển sản phẩm thay thế</w:t>
-      </w:r>
-      <w:r>
-        <w:t>, 3) các địa phương</w:t>
-      </w:r>
-      <w:r>
-        <w:t>/đặc khu</w:t>
-      </w:r>
-      <w:r>
-        <w:t xml:space="preserve"> như các chaebol cạnh tranh lẫn nhau</w:t>
-      </w:r>
-      <w:r>
-        <w:t xml:space="preserve"> để giành được nguồn vốn</w:t>
-      </w:r>
-      <w:r>
-        <w:t xml:space="preserve"> (Thâm Quyến, Thượng Hải, Hàng Châu…)</w:t>
-      </w:r>
-      <w:r>
-        <w:t>.</w:t>
-      </w:r>
-      <w:r>
-        <w:t xml:space="preserve"> Ghi chú, kinh tế Trung Quốc phát triển từ thập niên 1980 và bùng nổ vào thập niên 2000</w:t>
-      </w:r>
-      <w:r>
-        <w:t>, GDP danh nghĩa năm 2025 của Trung Quốc đạt 18,</w:t>
-      </w:r>
-      <w:r>
-        <w:t xml:space="preserve">000 </w:t>
-      </w:r>
-      <w:r>
-        <w:t xml:space="preserve">– </w:t>
-      </w:r>
-      <w:r>
-        <w:t>20</w:t>
-      </w:r>
-      <w:r>
-        <w:t>,</w:t>
-      </w:r>
-      <w:r>
-        <w:t>000 tỷ USD</w:t>
-      </w:r>
-      <w:r>
-        <w:t xml:space="preserve"> giữ vững vị trí thứ hai thế giới</w:t>
-      </w:r>
-      <w:r>
-        <w:t>.</w:t>
-      </w:r>
-      <w:r>
-        <w:t xml:space="preserve"> Sức mạnh tập trung của mô hình chaebol </w:t>
-      </w:r>
-      <w:r>
-        <w:t>là chén thuốc đắng</w:t>
-      </w:r>
-      <w:r>
-        <w:t xml:space="preserve"> </w:t>
-      </w:r>
-      <w:r>
-        <w:t>vào thời điểm này (2026) đối vớ</w:t>
-      </w:r>
-      <w:r>
-        <w:t>i</w:t>
-      </w:r>
-      <w:r>
-        <w:t xml:space="preserve"> nh</w:t>
-      </w:r>
-      <w:r>
-        <w:t>ữ</w:t>
-      </w:r>
-      <w:r>
-        <w:t xml:space="preserve">ng nước đang vượt qua bẫy thu nhập trung bình vì lúc mô hình chaebol kích phát vào thập niên 1960 có một số thuận lợi về nhu cầu thị trường và kinh tế </w:t>
-      </w:r>
-      <w:r>
-        <w:t xml:space="preserve">thế giới </w:t>
-      </w:r>
-      <w:r>
-        <w:t>lúc đó chưa cạnh tranh khốc liệt</w:t>
-      </w:r>
-      <w:r>
-        <w:t>,</w:t>
-      </w:r>
-      <w:r>
-        <w:t xml:space="preserve"> chưa toàn cầu hóa ở mức như bây giờ</w:t>
-      </w:r>
-      <w:r>
-        <w:t>,</w:t>
-      </w:r>
-      <w:r>
-        <w:t xml:space="preserve"> như</w:t>
-      </w:r>
-      <w:r>
-        <w:t>ng,</w:t>
-      </w:r>
-      <w:r>
-        <w:t xml:space="preserve"> mô hình </w:t>
-      </w:r>
-      <w:r>
-        <w:t>keiretsu</w:t>
-      </w:r>
-      <w:r>
-        <w:t xml:space="preserve"> </w:t>
-      </w:r>
-      <w:r>
-        <w:t xml:space="preserve">cũng </w:t>
-      </w:r>
-      <w:r>
-        <w:t xml:space="preserve">có nhiều ràng buộc với tinh thần Nhật Bản </w:t>
-      </w:r>
-      <w:r>
-        <w:t>cũng như</w:t>
-      </w:r>
-      <w:r>
-        <w:t xml:space="preserve"> liên minh chiến lược thì quá lớn đối với đa số doanh nghiệp, nên giải pháp phân chia giữa doanh nghiệp tư nhân và doanh nghiệp nhà nước </w:t>
-      </w:r>
-      <w:r>
-        <w:t xml:space="preserve">như Trung Quốc </w:t>
-      </w:r>
-      <w:r>
-        <w:t xml:space="preserve">tương đối khả thi vì dàn trải rủi ro đổi lại với các doanh nghiệp tư nhân có không gian nhất định hình thành </w:t>
-      </w:r>
-      <w:r>
-        <w:t>keiretsu</w:t>
-      </w:r>
-      <w:r>
-        <w:t xml:space="preserve"> dọc có đầu tàu nhưng không có ngân hàng riêng và </w:t>
-      </w:r>
-      <w:r>
-        <w:t xml:space="preserve">hạn chế </w:t>
-      </w:r>
-      <w:r>
-        <w:t>sở hữu chéo</w:t>
-      </w:r>
-      <w:r>
-        <w:t xml:space="preserve"> đến mức có thể</w:t>
-      </w:r>
-      <w:r>
-        <w:t>.</w:t>
-      </w:r>
-      <w:r>
-        <w:t xml:space="preserve"> Các doanh nghiệp nhà nước tập trung đầu tư vào cơ sở hạ tầng, năng lượng và dịch vụ công, là cánh tay nối dài của đầu tư chính phủ, cũng như định hướng chiến lược bằng cả chính sách lẫn các dự án </w:t>
-      </w:r>
-      <w:r>
-        <w:t>khởi nghiệp (</w:t>
-      </w:r>
-      <w:r>
-        <w:t>startups</w:t>
-      </w:r>
-      <w:r>
-        <w:t>)</w:t>
-      </w:r>
-      <w:r>
-        <w:t xml:space="preserve"> cho doanh nghiệp nhỏ &amp; vừa (SME) như </w:t>
-      </w:r>
-      <w:r>
-        <w:t>ITRI</w:t>
-      </w:r>
-      <w:r>
-        <w:t xml:space="preserve"> của Đài Loan Trung Quốc</w:t>
-      </w:r>
-      <w:r>
-        <w:t xml:space="preserve">. Điểm khác biệt nhỏ nhưng rõ là </w:t>
-      </w:r>
-      <w:r>
-        <w:rPr>
-          <w:i/>
-        </w:rPr>
-        <w:t>hỗ trợ SME nhiều nhất có thể</w:t>
-      </w:r>
-      <w:r>
-        <w:t>,</w:t>
-      </w:r>
-      <w:r>
-        <w:t xml:space="preserve"> luôn luôn song hành với thương mại toàn quốc</w:t>
-      </w:r>
-      <w:r>
-        <w:t xml:space="preserve"> để chia sẻ rủi ro</w:t>
-      </w:r>
-      <w:r>
-        <w:t>.</w:t>
-      </w:r>
-      <w:r>
-        <w:t xml:space="preserve"> Nói cách khác, phân chia doanh nghiệp nhà nước một cách hợp lý nhất và vốn để đầu tư SME</w:t>
-      </w:r>
-      <w:r>
-        <w:t>s</w:t>
-      </w:r>
-      <w:r>
-        <w:t xml:space="preserve"> </w:t>
-      </w:r>
-      <w:r>
-        <w:t>&amp;</w:t>
-      </w:r>
-      <w:r>
-        <w:t xml:space="preserve"> công nghệ là vốn từ thoái hay cổ phần hóa lúc cần thiết.</w:t>
-      </w:r>
-      <w:r>
-        <w:t xml:space="preserve"> </w:t>
-      </w:r>
-      <w:r>
-        <w:t>M</w:t>
-      </w:r>
-      <w:r>
-        <w:t>ột điểm quan trọng nữa là các doanh nghiệp tư nh</w:t>
-      </w:r>
-      <w:r>
-        <w:t>â</w:t>
-      </w:r>
-      <w:r>
-        <w:t xml:space="preserve">n được </w:t>
-      </w:r>
-      <w:r>
-        <w:t>điều phối</w:t>
-      </w:r>
-      <w:r>
-        <w:t xml:space="preserve"> gần với mô hình chaebol, có định hướng chiến lược </w:t>
-      </w:r>
-      <w:r>
-        <w:t xml:space="preserve">rõ ràng </w:t>
-      </w:r>
-      <w:r>
-        <w:t xml:space="preserve">và hỗ trợ cấp vốn cùng với quy trình kiểm soát hiệu quả. </w:t>
-      </w:r>
-      <w:r>
-        <w:t>Nếu doanh nghiệp tư nhân hoạt động hiệu quả thì quy trình kiểm soát hiệu quả là chống độc quyền.</w:t>
-      </w:r>
-      <w:r>
-        <w:t xml:space="preserve"> </w:t>
-      </w:r>
-      <w:r>
-        <w:t xml:space="preserve">Nếu doanh nghiệp nhà nước tập trung vào đầu tư công </w:t>
-      </w:r>
-      <w:r>
-        <w:t>bên cạnh phát triển dự</w:t>
-      </w:r>
-      <w:r>
-        <w:t xml:space="preserve"> án startup</w:t>
-      </w:r>
-      <w:r>
-        <w:t xml:space="preserve"> </w:t>
-      </w:r>
-      <w:r>
-        <w:t>thì quy trình kiểm soát hiệu quả chủ yếu chống tham nhũng.</w:t>
-      </w:r>
-      <w:r>
-        <w:t xml:space="preserve"> </w:t>
-      </w:r>
-      <w:r>
-        <w:t xml:space="preserve">Một số tập đoàn toàn cầu ngay từ lúc đầu không đi theo nguyên tắc </w:t>
-      </w:r>
-      <w:r>
-        <w:t>quản trị</w:t>
-      </w:r>
-      <w:r>
-        <w:t xml:space="preserve"> kinh doanh </w:t>
-      </w:r>
-      <w:r>
-        <w:t xml:space="preserve">nên </w:t>
-      </w:r>
-      <w:r>
-        <w:t>gặp nhiều rủi ro mà sau này thành công của họ không thể lý giải ngoài yếu tố sáng tạo, vì vậy tư duy mạo hiểm sáng tạo hoặc mô hình vườn ươm có một sức mạnh đáng kinh ngạc</w:t>
-      </w:r>
-      <w:r>
-        <w:t xml:space="preserve"> mà việc tin vào đó đã là mạo hiểm</w:t>
-      </w:r>
-      <w:r>
-        <w:t xml:space="preserve">. </w:t>
-      </w:r>
-      <w:r>
-        <w:t xml:space="preserve">Sáng tạo là bản chất của nghệ thuật và khoa học </w:t>
-      </w:r>
-      <w:r>
-        <w:t xml:space="preserve">phát kiến điều mới lạ </w:t>
-      </w:r>
-      <w:r>
-        <w:t>nhưng tại sao sáng tạo vẫn có xác suất thành công rực r</w:t>
-      </w:r>
-      <w:r>
-        <w:t>ỡ</w:t>
-      </w:r>
-      <w:r>
-        <w:t xml:space="preserve"> trong kinh tế? Mạo hiểm có khả năng mang đến thành công lớn, câu trả lời </w:t>
-      </w:r>
-      <w:r>
-        <w:t xml:space="preserve">này </w:t>
-      </w:r>
-      <w:r>
-        <w:t xml:space="preserve">chưa thỏa đáng vì vấn đề là nhu cầu mới, khao khát </w:t>
-      </w:r>
-      <w:r>
-        <w:t>thầm kín</w:t>
-      </w:r>
-      <w:r>
-        <w:t xml:space="preserve"> luôn </w:t>
-      </w:r>
-      <w:r>
-        <w:t xml:space="preserve">tiềm tàng </w:t>
-      </w:r>
-      <w:r>
-        <w:t xml:space="preserve">trong con người </w:t>
-      </w:r>
-      <w:r>
-        <w:t xml:space="preserve">cho </w:t>
-      </w:r>
-      <w:r>
-        <w:t xml:space="preserve">đến khi có người phát hiện. </w:t>
-      </w:r>
-      <w:r>
-        <w:t>Ghi chú, “startup” là thuật ngữ chỉ công ty khởi nghiệp.</w:t>
-      </w:r>
-      <w:r>
-        <w:t xml:space="preserve"> </w:t>
-      </w:r>
-      <w:r>
-        <w:t xml:space="preserve">Theo Google 2026, GDP danh nghĩa năm 2024 của một số </w:t>
-      </w:r>
-      <w:r>
-        <w:t>quốc gia/vùng lãnh thổ</w:t>
-      </w:r>
-      <w:r>
-        <w:t xml:space="preserve"> châu Á như sau: Trung Quốc (</w:t>
-      </w:r>
-      <w:r>
-        <w:t>18,5</w:t>
-      </w:r>
-      <w:r>
-        <w:t>00</w:t>
-      </w:r>
-      <w:r>
-        <w:t xml:space="preserve"> - 18,9</w:t>
-      </w:r>
-      <w:r>
-        <w:t>00</w:t>
-      </w:r>
-      <w:r>
-        <w:t xml:space="preserve"> tỷ USD</w:t>
-      </w:r>
-      <w:r>
-        <w:t>), Nhật Bản (609,</w:t>
-      </w:r>
-      <w:r>
-        <w:t>300 tỷ Yên</w:t>
-      </w:r>
-      <w:r>
-        <w:t xml:space="preserve"> khoảng 4,019 tỷ USD), Ấn Độ (3,910 – 4,340 tỷ USD), Hàn Quốc (1,868.9 tỷ USD), Indonesia (1,396 – 1,</w:t>
-      </w:r>
-      <w:r>
-        <w:t>430 tỷ USD</w:t>
-      </w:r>
-      <w:r>
-        <w:t>), Đài Loan Trung Quốc (775 tỷ USD), Thái Lan (526.</w:t>
-      </w:r>
-      <w:r>
-        <w:t xml:space="preserve">3 </w:t>
-      </w:r>
-      <w:r>
-        <w:t>– 526.</w:t>
-      </w:r>
-      <w:r>
-        <w:t>5 tỷ USD</w:t>
-      </w:r>
-      <w:r>
-        <w:t>), Singapore (501.4 tỷ USD), Việt Nam (476.3 tỷ USD), Philippines (</w:t>
-      </w:r>
-      <w:r>
-        <w:t xml:space="preserve">461 </w:t>
+        <w:t xml:space="preserve">Theo Ngân hàng Thế giới (World Bank) cập nhật cho tài khóa 2024, ngưỡng thu nhập trung bình thấp 1,136 </w:t>
       </w:r>
       <w:r>
         <w:t>–</w:t>
       </w:r>
       <w:r>
-        <w:t xml:space="preserve"> 462 tỷ USD</w:t>
-      </w:r>
-      <w:r>
-        <w:t>), Malaysia (421.</w:t>
-      </w:r>
-      <w:r>
-        <w:t>97 tỷ USD</w:t>
-      </w:r>
-      <w:r>
-        <w:t>), Hong Kong Trung Quốc (407 tỷ USD), Campuchia (44.</w:t>
-      </w:r>
-      <w:r>
-        <w:t xml:space="preserve">81 </w:t>
-      </w:r>
-      <w:r>
-        <w:t>– 46.</w:t>
-      </w:r>
-      <w:r>
-        <w:t>35 tỷ USD</w:t>
-      </w:r>
-      <w:r>
-        <w:t>), Lào (16.5</w:t>
-      </w:r>
-      <w:r>
-        <w:t xml:space="preserve"> </w:t>
-      </w:r>
-      <w:r>
-        <w:t>– 16.</w:t>
-      </w:r>
-      <w:r>
-        <w:t>6 tỷ USD</w:t>
-      </w:r>
-      <w:r>
-        <w:t xml:space="preserve">), </w:t>
-      </w:r>
-      <w:r>
-        <w:t xml:space="preserve">Brunei (15,34 </w:t>
-      </w:r>
-      <w:r>
-        <w:t>–</w:t>
-      </w:r>
-      <w:r>
-        <w:t xml:space="preserve"> 15,46 tỷ USD)</w:t>
-      </w:r>
-      <w:r>
-        <w:t>.</w:t>
-      </w:r>
-      <w:r>
-        <w:t xml:space="preserve"> </w:t>
-      </w:r>
-      <w:r>
-        <w:t xml:space="preserve">Theo Google 2026, GDP bình quân đầu người năm 2024 của một số </w:t>
-      </w:r>
-      <w:r>
-        <w:t>quốc gia/vùng lãnh thổ</w:t>
-      </w:r>
-      <w:r>
-        <w:t xml:space="preserve"> châu Á như sau:</w:t>
-      </w:r>
-      <w:r>
-        <w:t xml:space="preserve"> Singapore (87,000 </w:t>
-      </w:r>
-      <w:r>
-        <w:t>–</w:t>
-      </w:r>
-      <w:r>
-        <w:t xml:space="preserve"> 90,000 USD), Hong Kong </w:t>
-      </w:r>
-      <w:r>
-        <w:t xml:space="preserve">Trung Quốc </w:t>
-      </w:r>
-      <w:r>
-        <w:t xml:space="preserve">(50,000 </w:t>
-      </w:r>
-      <w:r>
-        <w:t>–</w:t>
-      </w:r>
-      <w:r>
-        <w:t xml:space="preserve"> 55,000 USD), Brunei (30,000 </w:t>
-      </w:r>
-      <w:r>
-        <w:t>–</w:t>
-      </w:r>
-      <w:r>
-        <w:t xml:space="preserve"> 37,000 USD), Hàn Quốc (33,000 </w:t>
-      </w:r>
-      <w:r>
-        <w:t>–</w:t>
-      </w:r>
-      <w:r>
-        <w:t xml:space="preserve"> 37,000 USD), Nhật Bản (33,000 </w:t>
-      </w:r>
-      <w:r>
-        <w:t>–</w:t>
-      </w:r>
-      <w:r>
-        <w:t xml:space="preserve"> 35,000 USD), Đài Loan Trung Quốc (33,000 </w:t>
-      </w:r>
-      <w:r>
-        <w:t>–</w:t>
-      </w:r>
-      <w:r>
-        <w:t xml:space="preserve"> 34,000 USD), Malaysia (13,000 </w:t>
-      </w:r>
-      <w:r>
-        <w:t>–</w:t>
-      </w:r>
-      <w:r>
-        <w:t xml:space="preserve"> 13,500 USD), Trung Quốc (12,000 </w:t>
-      </w:r>
-      <w:r>
-        <w:t>–</w:t>
-      </w:r>
-      <w:r>
-        <w:t xml:space="preserve"> 13,000 USD khoảng 95,749 Nhân Dân tệ), Thái Lan (7,500 </w:t>
-      </w:r>
-      <w:r>
-        <w:t>–</w:t>
-      </w:r>
-      <w:r>
-        <w:t xml:space="preserve"> 7,800 USD), Indonesia (5,000 </w:t>
-      </w:r>
-      <w:r>
-        <w:t>–</w:t>
-      </w:r>
-      <w:r>
-        <w:t xml:space="preserve"> 5,300 USD), Việt Nam (4,600 </w:t>
-      </w:r>
-      <w:r>
-        <w:t>–</w:t>
-      </w:r>
-      <w:r>
-        <w:t xml:space="preserve"> 4,800 USD), Philippines (4,000 </w:t>
-      </w:r>
-      <w:r>
-        <w:t>–</w:t>
-      </w:r>
-      <w:r>
-        <w:t xml:space="preserve"> 4,200 USD), </w:t>
-      </w:r>
-      <w:r>
-        <w:t xml:space="preserve">Ấn Độ (2,600 </w:t>
-      </w:r>
-      <w:r>
-        <w:t>–</w:t>
-      </w:r>
-      <w:r>
-        <w:t xml:space="preserve"> 2,700 USD), </w:t>
-      </w:r>
-      <w:r>
-        <w:t xml:space="preserve">Lào (2,000 </w:t>
-      </w:r>
-      <w:r>
-        <w:t>–</w:t>
-      </w:r>
-      <w:r>
-        <w:t xml:space="preserve"> 2,500 USD), Campuchia (1,800 </w:t>
-      </w:r>
-      <w:r>
-        <w:t>–</w:t>
-      </w:r>
-      <w:r>
-        <w:t xml:space="preserve"> 2,000 USD)</w:t>
-      </w:r>
-      <w:r>
-        <w:t xml:space="preserve">. </w:t>
-      </w:r>
-      <w:r>
-        <w:t xml:space="preserve">Theo Ngân hàng Thế giới (World Bank) cập nhật cho tài khóa 2024, ngưỡng thu nhập trung bình thấp 1,136 </w:t>
-      </w:r>
-      <w:r>
-        <w:t>–</w:t>
-      </w:r>
-      <w:r>
-        <w:t xml:space="preserve"> 4,465 USD, ngưỡng thu nhập </w:t>
-      </w:r>
-      <w:r>
-        <w:lastRenderedPageBreak/>
-        <w:t xml:space="preserve">trung bình cao 4,466 </w:t>
+        <w:t xml:space="preserve"> 4,465 USD, ngưỡng thu nhập trung bình cao 4,466 </w:t>
       </w:r>
       <w:r>
         <w:t>–</w:t>
@@ -28180,11 +30865,11 @@
       <w:pPr>
         <w:pStyle w:val="Heading1"/>
       </w:pPr>
-      <w:bookmarkStart w:id="6" w:name="_Toc229584931"/>
+      <w:bookmarkStart w:id="5" w:name="_Toc230179671"/>
       <w:r>
         <w:t>Thay lời kết</w:t>
       </w:r>
-      <w:bookmarkEnd w:id="6"/>
+      <w:bookmarkEnd w:id="5"/>
     </w:p>
     <w:p>
       <w:r>
@@ -28331,7 +31016,11 @@
         <w:t xml:space="preserve">mộc trở lại sản xuất, </w:t>
       </w:r>
       <w:r>
-        <w:t xml:space="preserve">đây là sự chuyển hóa, có gì chưa đúng ở đây? Bản chất của kinh tế là sinh trưởng, khẳng định này đúng. Vấn đề là ta đang nhập nhằng giữa </w:t>
+        <w:t xml:space="preserve">đây là sự chuyển hóa, có gì chưa đúng ở đây? Bản chất của kinh tế là sinh trưởng, khẳng định này đúng. Vấn đề là ta </w:t>
+      </w:r>
+      <w:r>
+        <w:lastRenderedPageBreak/>
+        <w:t xml:space="preserve">đang nhập nhằng giữa </w:t>
       </w:r>
       <w:r>
         <w:rPr>
@@ -28517,11 +31206,7 @@
         <w:t>công ty/quốc gia</w:t>
       </w:r>
       <w:r>
-        <w:t xml:space="preserve"> tạo ra nền kinh tế </w:t>
-      </w:r>
-      <w:r>
-        <w:lastRenderedPageBreak/>
-        <w:t>bằng hoạt động kinh doanh</w:t>
+        <w:t xml:space="preserve"> tạo ra nền kinh tế bằng hoạt động kinh doanh</w:t>
       </w:r>
       <w:r>
         <w:t xml:space="preserve">, nghĩa là một sinh thể sinh ra sinh thể kinh tế nhưng sinh thể kinh tế </w:t>
@@ -28931,6 +31616,7 @@
     </w:p>
     <w:p>
       <w:r>
+        <w:lastRenderedPageBreak/>
         <w:fldChar w:fldCharType="end"/>
       </w:r>
     </w:p>
@@ -29007,7 +31693,7 @@
           <w:r>
             <w:fldChar w:fldCharType="separate"/>
           </w:r>
-          <w:hyperlink w:anchor="_Toc229584926" w:history="1">
+          <w:hyperlink w:anchor="_Toc230179666" w:history="1">
             <w:r>
               <w:rPr>
                 <w:rStyle w:val="Hyperlink"/>
@@ -29034,7 +31720,7 @@
                 <w:noProof/>
                 <w:webHidden/>
               </w:rPr>
-              <w:instrText xml:space="preserve"> PAGEREF _Toc229584926 \h </w:instrText>
+              <w:instrText xml:space="preserve"> PAGEREF _Toc230179666 \h </w:instrText>
             </w:r>
             <w:r>
               <w:rPr>
@@ -29077,7 +31763,7 @@
               <w:sz w:val="22"/>
             </w:rPr>
           </w:pPr>
-          <w:hyperlink w:anchor="_Toc229584927" w:history="1">
+          <w:hyperlink w:anchor="_Toc230179667" w:history="1">
             <w:r>
               <w:rPr>
                 <w:rStyle w:val="Hyperlink"/>
@@ -29104,7 +31790,7 @@
                 <w:noProof/>
                 <w:webHidden/>
               </w:rPr>
-              <w:instrText xml:space="preserve"> PAGEREF _Toc229584927 \h </w:instrText>
+              <w:instrText xml:space="preserve"> PAGEREF _Toc230179667 \h </w:instrText>
             </w:r>
             <w:r>
               <w:rPr>
@@ -29147,7 +31833,7 @@
               <w:sz w:val="22"/>
             </w:rPr>
           </w:pPr>
-          <w:hyperlink w:anchor="_Toc229584928" w:history="1">
+          <w:hyperlink w:anchor="_Toc230179668" w:history="1">
             <w:r>
               <w:rPr>
                 <w:rStyle w:val="Hyperlink"/>
@@ -29174,7 +31860,7 @@
                 <w:noProof/>
                 <w:webHidden/>
               </w:rPr>
-              <w:instrText xml:space="preserve"> PAGEREF _Toc229584928 \h </w:instrText>
+              <w:instrText xml:space="preserve"> PAGEREF _Toc230179668 \h </w:instrText>
             </w:r>
             <w:r>
               <w:rPr>
@@ -29217,7 +31903,7 @@
               <w:sz w:val="22"/>
             </w:rPr>
           </w:pPr>
-          <w:hyperlink w:anchor="_Toc229584929" w:history="1">
+          <w:hyperlink w:anchor="_Toc230179669" w:history="1">
             <w:r>
               <w:rPr>
                 <w:rStyle w:val="Hyperlink"/>
@@ -29244,7 +31930,7 @@
                 <w:noProof/>
                 <w:webHidden/>
               </w:rPr>
-              <w:instrText xml:space="preserve"> PAGEREF _Toc229584929 \h </w:instrText>
+              <w:instrText xml:space="preserve"> PAGEREF _Toc230179669 \h </w:instrText>
             </w:r>
             <w:r>
               <w:rPr>
@@ -29287,7 +31973,7 @@
               <w:sz w:val="22"/>
             </w:rPr>
           </w:pPr>
-          <w:hyperlink w:anchor="_Toc229584930" w:history="1">
+          <w:hyperlink w:anchor="_Toc230179670" w:history="1">
             <w:r>
               <w:rPr>
                 <w:rStyle w:val="Hyperlink"/>
@@ -29314,7 +32000,7 @@
                 <w:noProof/>
                 <w:webHidden/>
               </w:rPr>
-              <w:instrText xml:space="preserve"> PAGEREF _Toc229584930 \h </w:instrText>
+              <w:instrText xml:space="preserve"> PAGEREF _Toc230179670 \h </w:instrText>
             </w:r>
             <w:r>
               <w:rPr>
@@ -29357,7 +32043,7 @@
               <w:sz w:val="22"/>
             </w:rPr>
           </w:pPr>
-          <w:hyperlink w:anchor="_Toc229584931" w:history="1">
+          <w:hyperlink w:anchor="_Toc230179671" w:history="1">
             <w:r>
               <w:rPr>
                 <w:rStyle w:val="Hyperlink"/>
@@ -29384,7 +32070,7 @@
                 <w:noProof/>
                 <w:webHidden/>
               </w:rPr>
-              <w:instrText xml:space="preserve"> PAGEREF _Toc229584931 \h </w:instrText>
+              <w:instrText xml:space="preserve"> PAGEREF _Toc230179671 \h </w:instrText>
             </w:r>
             <w:r>
               <w:rPr>
@@ -29404,7 +32090,7 @@
                 <w:noProof/>
                 <w:webHidden/>
               </w:rPr>
-              <w:t>54</w:t>
+              <w:t>58</w:t>
             </w:r>
             <w:r>
               <w:rPr>
@@ -29427,7 +32113,10 @@
         </w:p>
       </w:sdtContent>
     </w:sdt>
-    <w:p/>
+    <w:p>
+      <w:bookmarkStart w:id="6" w:name="_GoBack"/>
+      <w:bookmarkEnd w:id="6"/>
+    </w:p>
     <w:sectPr>
       <w:footerReference w:type="default" r:id="rId7"/>
       <w:pgSz w:w="11906" w:h="16838" w:code="9"/>
@@ -29492,7 +32181,7 @@
           <w:rPr>
             <w:noProof/>
           </w:rPr>
-          <w:t>49</w:t>
+          <w:t>60</w:t>
         </w:r>
         <w:r>
           <w:rPr>
@@ -30603,7 +33292,7 @@
 </file>
 
 <file path=customXml/itemProps1.xml><?xml version="1.0" encoding="utf-8"?>
-<ds:datastoreItem xmlns:ds="http://schemas.openxmlformats.org/officeDocument/2006/customXml" ds:itemID="{A94B7F6A-F8D3-46C7-9A3F-CF024F487D12}">
+<ds:datastoreItem xmlns:ds="http://schemas.openxmlformats.org/officeDocument/2006/customXml" ds:itemID="{9D8A0697-08BB-4A91-ADB8-56DF930FFF09}">
   <ds:schemaRefs>
     <ds:schemaRef ds:uri="http://schemas.openxmlformats.org/officeDocument/2006/bibliography"/>
   </ds:schemaRefs>

--- a/articles/TuDoKinhTe.docx
+++ b/articles/TuDoKinhTe.docx
@@ -27292,121 +27292,133 @@
         <w:t xml:space="preserve">ông tố có ba quyền lực rất lớn mà cảnh sát không có, đó là quyền thụ lý đơn khiếu nại hình sự, quyền triệu tập nhân chứng và quyền truy tố buộc tội bằng cáo trạng dựa trên đại bồi thẩm đoàn. </w:t>
       </w:r>
       <w:r>
-        <w:t xml:space="preserve">Vai trò của đại bồi thẩm đoàn rất hay ở chỗ, một mặt phổ dụng luật pháp gia tăng sức mạnh luật pháp trên toàn quốc mà mọi công dân đều được tham dự [vừa là quyền lợi vừa là nghĩa vụ], mặt khác hạn chế công tố viên lạm quyền. </w:t>
-      </w:r>
-      <w:r>
-        <w:t xml:space="preserve">Quy trình </w:t>
-      </w:r>
-      <w:r>
-        <w:t xml:space="preserve">tố tụng “bắt giữ – tạm giam – xét xử” </w:t>
-      </w:r>
-      <w:r>
-        <w:t xml:space="preserve">chi tiết hơn như sau, </w:t>
-      </w:r>
-      <w:r>
-        <w:t xml:space="preserve">công tố viên phối hợp với đặc vụ FBI </w:t>
-      </w:r>
-      <w:r>
-        <w:t xml:space="preserve">thuyết phục được thẩm phán ký lệnh bắt giữ bằng </w:t>
-      </w:r>
-      <w:r>
-        <w:t>đơn khiếu nại hình sự</w:t>
-      </w:r>
-      <w:r>
-        <w:t xml:space="preserve"> và nghi phạm </w:t>
-      </w:r>
-      <w:r>
-        <w:t xml:space="preserve">(suspect) </w:t>
-      </w:r>
-      <w:r>
-        <w:t xml:space="preserve">trở thành </w:t>
-      </w:r>
-      <w:r>
-        <w:rPr>
-          <w:i/>
-        </w:rPr>
-        <w:t>bị cáo</w:t>
-      </w:r>
-      <w:r>
-        <w:t xml:space="preserve"> </w:t>
-      </w:r>
-      <w:r>
-        <w:t xml:space="preserve">(defendant) </w:t>
-      </w:r>
-      <w:r>
-        <w:t xml:space="preserve">ra hầu tòa lần đầu trước phiên tòa sơ bộ </w:t>
+        <w:t>Vai trò của đại bồi thẩm đoàn rất hay ở chỗ, một mặt phổ dụng luật pháp gia tăng sức mạnh luật pháp trên toàn quốc mà mọi công dân đều được tham dự [vừa là quyền lợi vừa là nghĩa vụ], mặt khác hạn chế công tố viên lạm quyề</w:t>
+      </w:r>
+      <w:r>
+        <w:t xml:space="preserve">n. Nền chính trị Hoa Kỳ với hệ thống </w:t>
+      </w:r>
+      <w:r>
+        <w:rPr>
+          <w:i/>
+        </w:rPr>
+        <w:t>thông luật</w:t>
+      </w:r>
+      <w:r>
+        <w:t xml:space="preserve"> (common law)</w:t>
+      </w:r>
+      <w:r>
+        <w:t xml:space="preserve"> </w:t>
+      </w:r>
+      <w:r>
+        <w:t>dựa trên</w:t>
+      </w:r>
+      <w:r>
+        <w:t xml:space="preserve"> những án lệ</w:t>
+      </w:r>
+      <w:r>
+        <w:t>,</w:t>
+      </w:r>
+      <w:r>
+        <w:t xml:space="preserve"> luôn thận trọng với tình trạng lạm quyền nên công tố viên không thể tự ban hành cáo trạng mà không có sự xác nhận của bồi thẩm đoàn nhưng quyền lực của công tố viên còn lớn hơn nữa với những quốc gia thuộc hệ thống </w:t>
+      </w:r>
+      <w:r>
+        <w:rPr>
+          <w:i/>
+        </w:rPr>
+        <w:t>dân luật</w:t>
+      </w:r>
+      <w:r>
+        <w:t xml:space="preserve"> (</w:t>
+      </w:r>
+      <w:r>
+        <w:t xml:space="preserve">luật dân sự, luật lục địa, </w:t>
+      </w:r>
+      <w:r>
+        <w:t>civil law).</w:t>
+      </w:r>
+      <w:r>
+        <w:t xml:space="preserve"> </w:t>
+      </w:r>
+      <w:r>
+        <w:t xml:space="preserve">Tuy hệ thống luật của </w:t>
+      </w:r>
+      <w:r>
+        <w:t xml:space="preserve">Vương quốc Anh và Canada </w:t>
+      </w:r>
+      <w:r>
+        <w:t>thuộ</w:t>
+      </w:r>
+      <w:r>
+        <w:t>c</w:t>
+      </w:r>
+      <w:r>
+        <w:t xml:space="preserve"> thông luật nhưng đã </w:t>
+      </w:r>
+      <w:r>
+        <w:t xml:space="preserve">bãi bỏ bồi thẩm đoàn lần lượt vào những năm 1948 và 1984, theo đó công tố viên sau khi xem xét hồ sơ bằng chứng của cảnh sát, có toàn quyền </w:t>
       </w:r>
       <w:r>
         <w:t>(</w:t>
       </w:r>
       <w:r>
-        <w:rPr>
-          <w:i/>
-        </w:rPr>
-        <w:t>phiên tòa 48 giờ</w:t>
-      </w:r>
-      <w:r>
-        <w:t xml:space="preserve">) </w:t>
-      </w:r>
-      <w:r>
-        <w:t xml:space="preserve">với thẩm phán sơ lục để chính thức hóa việc bị bắt giữ trong vòng 48 giờ sau khi bị đặc vụ FBI bắt giữ, </w:t>
-      </w:r>
-      <w:r>
-        <w:t xml:space="preserve">sau đó </w:t>
-      </w:r>
-      <w:r>
-        <w:t xml:space="preserve">công tố viên sẽ nộp </w:t>
-      </w:r>
-      <w:r>
-        <w:rPr>
-          <w:i/>
-        </w:rPr>
-        <w:t>yêu cầu tạm giam chờ xét xử</w:t>
-      </w:r>
-      <w:r>
-        <w:t xml:space="preserve"> (</w:t>
-      </w:r>
-      <w:r>
-        <w:t>m</w:t>
-      </w:r>
-      <w:r>
-        <w:t xml:space="preserve">otion for </w:t>
-      </w:r>
-      <w:r>
-        <w:t>p</w:t>
-      </w:r>
-      <w:r>
-        <w:t xml:space="preserve">re-trial </w:t>
-      </w:r>
-      <w:r>
-        <w:t>d</w:t>
-      </w:r>
-      <w:r>
-        <w:t>etention)</w:t>
-      </w:r>
-      <w:r>
-        <w:t xml:space="preserve"> với thời hạn t</w:t>
-      </w:r>
-      <w:r>
-        <w:t>ạ</w:t>
-      </w:r>
-      <w:r>
-        <w:t>m giam 30 ngày</w:t>
-      </w:r>
-      <w:r>
-        <w:t xml:space="preserve">, bị cáo có thể được tại ngoại </w:t>
-      </w:r>
-      <w:r>
-        <w:t xml:space="preserve">(bail) </w:t>
-      </w:r>
-      <w:r>
-        <w:t xml:space="preserve">hoặc bị tạm giam </w:t>
-      </w:r>
-      <w:r>
-        <w:t xml:space="preserve">(detention) </w:t>
-      </w:r>
-      <w:r>
-        <w:t>trong 30 ngày này tùy thuộc vào phán quyết của thẩm phán sơ lục</w:t>
+        <w:t>100%</w:t>
+      </w:r>
+      <w:r>
+        <w:t>)</w:t>
+      </w:r>
+      <w:r>
+        <w:t xml:space="preserve"> </w:t>
+      </w:r>
+      <w:r>
+        <w:t>ban hành cáo trạng và đệ trình thẳng lên thẩm phán vì các quốc gia này tin tưởng vào tính chuyên nghiệp và sự công tâm của công tố viên</w:t>
+      </w:r>
+      <w:r>
+        <w:t xml:space="preserve"> </w:t>
+      </w:r>
+      <w:r>
+        <w:t>(Gemini 2026).</w:t>
+      </w:r>
+      <w:r>
+        <w:t xml:space="preserve"> </w:t>
+      </w:r>
+      <w:r>
+        <w:t xml:space="preserve">Hệ thống luật của </w:t>
+      </w:r>
+      <w:r>
+        <w:t xml:space="preserve">Pháp </w:t>
+      </w:r>
+      <w:r>
+        <w:t xml:space="preserve">và Đức </w:t>
+      </w:r>
+      <w:r>
+        <w:t>thuộc dân luật</w:t>
+      </w:r>
+      <w:r>
+        <w:t>,</w:t>
+      </w:r>
+      <w:r>
+        <w:t xml:space="preserve"> không có khái niệm bồi thẩm đoàn, theo đó, công tố viên có quyền ban hành cáo trạng, riêng đối với những trường hợp nghiệm trọng, </w:t>
+      </w:r>
+      <w:r>
+        <w:rPr>
+          <w:i/>
+        </w:rPr>
+        <w:t>thẩm phán điều tra</w:t>
+      </w:r>
+      <w:r>
+        <w:t xml:space="preserve"> </w:t>
+      </w:r>
+      <w:r>
+        <w:t>(Juge d</w:t>
+      </w:r>
+      <w:r>
+        <w:t>’</w:t>
+      </w:r>
+      <w:r>
+        <w:t xml:space="preserve">instruction) </w:t>
+      </w:r>
+      <w:r>
+        <w:t>phối hợp với công tố viên tiến hành điều tra và lập cáo trạng</w:t>
       </w:r>
       <w:r>
         <w:t xml:space="preserve"> (Gemini 2026)</w:t>
@@ -27415,1248 +27427,34 @@
         <w:t>.</w:t>
       </w:r>
       <w:r>
-        <w:t xml:space="preserve"> Trong 30 ngày này, công tố viên cùng đặc vụ FBI tiếp tục thu thập bằng chứng, quan trọng nhất là công tố viên sẽ </w:t>
-      </w:r>
-      <w:r>
-        <w:t>thuyết phục</w:t>
-      </w:r>
-      <w:r>
-        <w:t xml:space="preserve"> </w:t>
-      </w:r>
-      <w:r>
-        <w:t>đại bồi thẩm đoàn</w:t>
-      </w:r>
-      <w:r>
-        <w:t xml:space="preserve"> </w:t>
-      </w:r>
-      <w:r>
-        <w:t xml:space="preserve">gồm 16-23 công dân </w:t>
-      </w:r>
-      <w:r>
-        <w:t xml:space="preserve">để ban hành cáo trạng buộc tội bị cáo tức </w:t>
-      </w:r>
-      <w:r>
-        <w:rPr>
-          <w:i/>
-        </w:rPr>
-        <w:t>cáo trạng truy tố</w:t>
-      </w:r>
-      <w:r>
-        <w:t xml:space="preserve">. Nếu trong 30 ngày mà công tố viên không có cáo trạng truy tố thì </w:t>
-      </w:r>
-      <w:r>
-        <w:t xml:space="preserve">thẩm phán buộc phải thả tự do </w:t>
-      </w:r>
-      <w:r>
-        <w:t>bị cáo</w:t>
-      </w:r>
-      <w:r>
-        <w:t xml:space="preserve">. Nếu công tố viên có được cáo trạng trong vòng 30 ngày thì thẩm phán sẽ quyết định chuyển sang tạm giam </w:t>
-      </w:r>
-      <w:r>
-        <w:t>bị cáo</w:t>
-      </w:r>
-      <w:r>
-        <w:t xml:space="preserve"> trong 70 ngày tiếp theo chờ xét xử.</w:t>
-      </w:r>
-      <w:r>
-        <w:t xml:space="preserve"> Nếu trong 70 ngày này mà tòa án không thể mở phiên tòa xét xử bị cáo </w:t>
-      </w:r>
-      <w:r>
-        <w:t xml:space="preserve">(phiên tòa sơ thẩm) </w:t>
-      </w:r>
-      <w:r>
-        <w:t>thì thẩm phán sẽ bác bỏ hoàn toàn vụ án và thả tự do bị cáo.</w:t>
-      </w:r>
-      <w:r>
-        <w:t xml:space="preserve"> Như vậy tổng thời gian tạm giam tối đa cho bị cáo kể từ sau 48 giờ bị cảnh sát bắt giữ cho đến khi bị xét xử tại phiên tòa sơ thẩm là 100 ngày. </w:t>
-      </w:r>
-      <w:r>
-        <w:t>T</w:t>
-      </w:r>
-      <w:r>
-        <w:t>rong thời gian tạm giam</w:t>
-      </w:r>
-      <w:r>
-        <w:t xml:space="preserve"> </w:t>
-      </w:r>
-      <w:r>
-        <w:t>bị cáo bị gởi vào trại tạm giam do cơ quan cảnh sát tư pháp (</w:t>
-      </w:r>
-      <w:r>
-        <w:t>U.S. Marshals Service</w:t>
-      </w:r>
-      <w:r>
-        <w:t>) quản lý.</w:t>
-      </w:r>
-      <w:r>
-        <w:t xml:space="preserve"> Ghi chú, ngay từ lúc ra </w:t>
-      </w:r>
-      <w:r>
-        <w:t xml:space="preserve">hầu </w:t>
-      </w:r>
-      <w:r>
-        <w:t xml:space="preserve">tòa lần đầu tiên </w:t>
-      </w:r>
-      <w:r>
-        <w:t>(</w:t>
-      </w:r>
-      <w:r>
-        <w:t>i</w:t>
-      </w:r>
-      <w:r>
-        <w:t xml:space="preserve">nitial </w:t>
-      </w:r>
-      <w:r>
-        <w:t>a</w:t>
-      </w:r>
-      <w:r>
-        <w:t xml:space="preserve">ppearance) </w:t>
-      </w:r>
-      <w:r>
-        <w:t xml:space="preserve">sau 48 giờ bị cảnh sát bắt giữ, nghi phạm đã trở thành bị cáo bị buộc tội bởi </w:t>
-      </w:r>
-      <w:r>
-        <w:t>đơn khiếu nại hình sự</w:t>
-      </w:r>
-      <w:r>
-        <w:t xml:space="preserve"> trong tiếp 30 ngày tạm giam tiếp theo, và trong 70 ngày tạm giam sau đó chờ xét xử, bị cáo bị buộc tội bởi cáo trạng</w:t>
-      </w:r>
-      <w:r>
-        <w:t xml:space="preserve"> (Gemini 2026)</w:t>
-      </w:r>
-      <w:r>
-        <w:t>.</w:t>
-      </w:r>
-      <w:r>
-        <w:t xml:space="preserve"> </w:t>
-      </w:r>
-      <w:r>
-        <w:t xml:space="preserve">Công tố viên thụ lý đơn khiếu nại hình sự nhưng không có quyền ra lệnh bắt giữ vì lệnh bắt giữ </w:t>
-      </w:r>
-      <w:r>
-        <w:t xml:space="preserve">tức chính thức hóa việc bắt giữ </w:t>
-      </w:r>
-      <w:r>
-        <w:t>do thẩm phán ký sau khi tiếp nhận đơn khiếu nại hình sự của cả công tố viên và đặc vụ FBI</w:t>
-      </w:r>
-      <w:r>
-        <w:t xml:space="preserve">, do đó đặc vụ FBI </w:t>
-      </w:r>
-      <w:r>
-        <w:t xml:space="preserve">(cảnh sát) </w:t>
-      </w:r>
-      <w:r>
-        <w:t>và công tố viên luôn phải phối hợp với nhau</w:t>
-      </w:r>
-      <w:r>
-        <w:t xml:space="preserve"> (Gemini 2026)</w:t>
-      </w:r>
-      <w:r>
-        <w:t xml:space="preserve">. </w:t>
-      </w:r>
-      <w:r>
-        <w:t xml:space="preserve">Tất cả lệnh liên quan đến giam giữ </w:t>
-      </w:r>
-      <w:r>
-        <w:t xml:space="preserve">tức đụng chạm đến quyền tự do thân thể công dân </w:t>
-      </w:r>
-      <w:r>
-        <w:t xml:space="preserve">như bắt giữ, tạm giam, giam giữ </w:t>
-      </w:r>
-      <w:r>
-        <w:t>lâu ngày</w:t>
-      </w:r>
-      <w:r>
-        <w:t xml:space="preserve"> đều phải do thẩm phá</w:t>
-      </w:r>
-      <w:r>
-        <w:t>n</w:t>
-      </w:r>
-      <w:r>
-        <w:t xml:space="preserve"> quyết. </w:t>
-      </w:r>
-      <w:r>
-        <w:t xml:space="preserve">Đối với những sự vụ hành chính, không phải hình sự, liên quan đến xử phạt hành chính thì FBI </w:t>
-      </w:r>
-      <w:r>
-        <w:t>(</w:t>
-      </w:r>
-      <w:r>
-        <w:t>cảnh sát</w:t>
-      </w:r>
-      <w:r>
-        <w:t>)</w:t>
-      </w:r>
-      <w:r>
-        <w:t xml:space="preserve"> có quyền quyết định như nộp tiền phạt, tịch thu / phong tỏa tài sản, thu hồi giấy phép</w:t>
-      </w:r>
-      <w:r>
-        <w:t xml:space="preserve"> </w:t>
-      </w:r>
-      <w:r>
-        <w:t>và h</w:t>
-      </w:r>
-      <w:r>
-        <w:t xml:space="preserve">ệ thống pháp luật Hoa Kỳ có </w:t>
-      </w:r>
-      <w:r>
-        <w:rPr>
-          <w:i/>
-        </w:rPr>
-        <w:t>tòa án hành chính</w:t>
-      </w:r>
-      <w:r>
-        <w:t xml:space="preserve"> để người dân khiếu nại xử phạt của cảnh sát</w:t>
-      </w:r>
-      <w:r>
-        <w:t xml:space="preserve"> (Gemini 2026).</w:t>
-      </w:r>
-      <w:r>
-        <w:t xml:space="preserve"> </w:t>
-      </w:r>
-      <w:r>
-        <w:t xml:space="preserve">Như vậy, </w:t>
-      </w:r>
-      <w:r>
-        <w:t>Cục Điều tra Liên bang Hoa Kỳ</w:t>
-      </w:r>
-      <w:r>
-        <w:t xml:space="preserve"> và </w:t>
-      </w:r>
-      <w:r>
-        <w:t>Cơ quan công tố Hoa Kỳ đều trực thuộc Bộ Tư pháp Hoa Kỳ</w:t>
-      </w:r>
-      <w:r>
-        <w:t xml:space="preserve"> thuộc nhánh hành pháp</w:t>
-      </w:r>
-      <w:r>
-        <w:t xml:space="preserve">, </w:t>
-      </w:r>
-      <w:r>
-        <w:t xml:space="preserve">nói cách khác, Bộ Tư pháp Hoa Kỳ </w:t>
-      </w:r>
-      <w:r>
-        <w:rPr>
-          <w:i/>
-        </w:rPr>
-        <w:t>dùng hành pháp để bảo vệ tư pháp</w:t>
-      </w:r>
-      <w:r>
-        <w:t xml:space="preserve"> </w:t>
-      </w:r>
-      <w:r>
-        <w:t xml:space="preserve">tức </w:t>
-      </w:r>
-      <w:r>
-        <w:t>bảo đảm việc thực thi pháp luật một cách đúng đắn n</w:t>
-      </w:r>
-      <w:r>
-        <w:t xml:space="preserve">ên bị ràng buộc bởi cả tư pháp và lập pháp </w:t>
-      </w:r>
-      <w:r>
-        <w:t>(</w:t>
-      </w:r>
-      <w:r>
-        <w:t>Bộ Tư pháp Hoa Kỳ phải điều trần trước Quốc hội Hoa Kỳ</w:t>
-      </w:r>
-      <w:r>
-        <w:t>)</w:t>
-      </w:r>
-      <w:r>
-        <w:t xml:space="preserve"> sự ràng buộc này còn chặt chẽ hơn sự ràng buộc giữa hành pháp (chính phủ) và lập pháp (quốc hội), giữa lập pháp (quốc hội) và tư pháp (tòa án)</w:t>
-      </w:r>
-      <w:r>
-        <w:t xml:space="preserve">. </w:t>
-      </w:r>
-      <w:r>
-        <w:t xml:space="preserve">Hệ thống cảnh sát của Hoa Kỳ rất phức tạp </w:t>
-      </w:r>
-      <w:r>
-        <w:t xml:space="preserve">và phân mảnh </w:t>
-      </w:r>
-      <w:r>
-        <w:t>gần với ý nghĩa dân sự trong pháp quyền Hegel, có hai cấp độ</w:t>
-      </w:r>
-      <w:r>
-        <w:t xml:space="preserve"> (Gemini 2026)</w:t>
-      </w:r>
-      <w:r>
-        <w:t xml:space="preserve">: 1) cấp độ liên bang </w:t>
-      </w:r>
-      <w:r>
-        <w:t xml:space="preserve">(federal) như </w:t>
-      </w:r>
-      <w:r>
-        <w:t>Cục Điều tra Liên bang Hoa Kỳ</w:t>
-      </w:r>
-      <w:r>
-        <w:t xml:space="preserve"> FBI bao gồm đặc vụ chống tội phạm &amp; bảo vệ an ninh quốc gia, </w:t>
-      </w:r>
-      <w:r>
-        <w:t>cơ quan bài trừ ma túy DEA, cục rượ</w:t>
-      </w:r>
-      <w:r>
-        <w:t xml:space="preserve">u – </w:t>
-      </w:r>
-      <w:r>
-        <w:t>thuốc lá</w:t>
-      </w:r>
-      <w:r>
-        <w:t xml:space="preserve"> – </w:t>
-      </w:r>
-      <w:r>
-        <w:t xml:space="preserve">súng &amp; chất nổ </w:t>
-      </w:r>
-      <w:r>
-        <w:lastRenderedPageBreak/>
-        <w:t xml:space="preserve">ATF, cảnh sát tư pháp </w:t>
-      </w:r>
-      <w:r>
-        <w:rPr>
-          <w:i/>
-        </w:rPr>
-        <w:t>U.S. Marshals Service</w:t>
-      </w:r>
-      <w:r>
-        <w:t xml:space="preserve">, mật vụ Hoa Kỳ U.S. Secret Service, </w:t>
-      </w:r>
-      <w:r>
-        <w:t>c</w:t>
-      </w:r>
-      <w:r>
-        <w:t>ảnh sát biên giới &amp; hải quan CBP &amp; ICE</w:t>
-      </w:r>
-      <w:r>
-        <w:t xml:space="preserve">, 2) cấp địa phương như </w:t>
-      </w:r>
-      <w:r>
-        <w:t>cảnh sát bang (State Police), cảnh sát tuần tra đường cao tốc (Highway Patrol), cảnh sát quận (District Sheriff), cảnh sát thành phố (Police Department)</w:t>
-      </w:r>
-      <w:r>
-        <w:t>.</w:t>
-      </w:r>
-      <w:r>
-        <w:t xml:space="preserve"> </w:t>
-      </w:r>
-      <w:r>
-        <w:t xml:space="preserve">Hệ thống trại giam của Hoa Kỳ không do FBI lẫn tòa án quản lý, mà do hệ thống </w:t>
-      </w:r>
-      <w:r>
-        <w:rPr>
-          <w:i/>
-        </w:rPr>
-        <w:t>nhà tù liên bang</w:t>
-      </w:r>
-      <w:r>
-        <w:t xml:space="preserve"> (Federal Bureau of Prisons – </w:t>
-      </w:r>
-      <w:r>
-        <w:t>BOP</w:t>
-      </w:r>
-      <w:r>
-        <w:t xml:space="preserve">) và hệ thống </w:t>
-      </w:r>
-      <w:r>
-        <w:rPr>
-          <w:i/>
-        </w:rPr>
-        <w:t>nhà tù tiểu bang</w:t>
-      </w:r>
-      <w:r>
-        <w:t xml:space="preserve"> (</w:t>
-      </w:r>
-      <w:r>
-        <w:t>State Prisons</w:t>
-      </w:r>
-      <w:r>
-        <w:t>) quản lý.</w:t>
-      </w:r>
-      <w:r>
-        <w:t xml:space="preserve"> </w:t>
-      </w:r>
-      <w:r>
-        <w:t xml:space="preserve">Quan năng chủ đạo của cảnh sát là </w:t>
-      </w:r>
-      <w:r>
-        <w:rPr>
-          <w:i/>
-        </w:rPr>
-        <w:t xml:space="preserve">giám sát &amp; bảo </w:t>
-      </w:r>
-      <w:r>
-        <w:rPr>
-          <w:i/>
-        </w:rPr>
-        <w:t>vệ</w:t>
-      </w:r>
-      <w:r>
-        <w:t xml:space="preserve">, </w:t>
-      </w:r>
-      <w:r>
-        <w:t>tức phúc lợi</w:t>
-      </w:r>
-      <w:r>
-        <w:t>, bắt giữ nghi phạm tức phúc lợi an toàn cho người khác và hoạt động bắt giữ không hẳn trừng phạt.</w:t>
-      </w:r>
-      <w:r>
-        <w:t xml:space="preserve"> </w:t>
-      </w:r>
-      <w:r>
-        <w:t xml:space="preserve">Quan năng chủ đạo của công tố là </w:t>
-      </w:r>
-      <w:r>
-        <w:rPr>
-          <w:i/>
-        </w:rPr>
-        <w:t>điều tra &amp; truy tố</w:t>
-      </w:r>
-      <w:r>
-        <w:t xml:space="preserve">, quan năng chủ đạo của tòa án là </w:t>
-      </w:r>
-      <w:r>
-        <w:rPr>
-          <w:i/>
-        </w:rPr>
-        <w:t>phán quyết &amp; trừng phạt</w:t>
-      </w:r>
-      <w:r>
-        <w:t xml:space="preserve">. </w:t>
-      </w:r>
-      <w:r>
-        <w:t xml:space="preserve">Tuy nhiên nguồn lực và chức năng điều tra của đặc vụ FBI rất lớn </w:t>
-      </w:r>
-      <w:r>
-        <w:t xml:space="preserve">mặc dù FBI là cơ quan thực thi pháp luật </w:t>
-      </w:r>
-      <w:r>
-        <w:t>vì điều tra không nhất thiết phải bắt giữ, đặc biệt với những vụ án nghiêm trọng</w:t>
-      </w:r>
-      <w:r>
-        <w:t xml:space="preserve">, hơn nữa chức năng điều tra của cảnh sát là </w:t>
-      </w:r>
-      <w:r>
-        <w:rPr>
-          <w:i/>
-        </w:rPr>
-        <w:t>điều tra thực địa</w:t>
-      </w:r>
-      <w:r>
-        <w:t xml:space="preserve">, </w:t>
-      </w:r>
-      <w:r>
-        <w:t xml:space="preserve">tìm ra manh mối, </w:t>
-      </w:r>
-      <w:r>
-        <w:t xml:space="preserve">thu thập bằng chứng [nên đặc vụ điều tra còn được gọi là </w:t>
-      </w:r>
-      <w:r>
-        <w:rPr>
-          <w:i/>
-        </w:rPr>
-        <w:t>thám tử</w:t>
-      </w:r>
-      <w:r>
-        <w:t xml:space="preserve"> (detective)</w:t>
-      </w:r>
-      <w:r>
-        <w:t>],</w:t>
-      </w:r>
-      <w:r>
-        <w:t xml:space="preserve"> khác với chức năng </w:t>
-      </w:r>
-      <w:r>
-        <w:rPr>
-          <w:i/>
-        </w:rPr>
-        <w:t>điều tra</w:t>
-      </w:r>
-      <w:r>
-        <w:rPr>
-          <w:i/>
-        </w:rPr>
-        <w:t xml:space="preserve"> pháp lý</w:t>
-      </w:r>
-      <w:r>
-        <w:t xml:space="preserve"> của công tố thuộc về pháp lý</w:t>
-      </w:r>
-      <w:r>
-        <w:t xml:space="preserve"> như xem xét hồ sơ &amp; bằng chứng do cảnh sát cung cấp để xác định </w:t>
-      </w:r>
-      <w:r>
-        <w:t>liệu rằng có đủ bằng chứng thu thập hay không, liệu rằng có cần điều tra / truy tố hay không</w:t>
-      </w:r>
-      <w:r>
-        <w:t>,</w:t>
-      </w:r>
-      <w:r>
-        <w:t xml:space="preserve"> quy trình có hợp pháp hay không,</w:t>
-      </w:r>
-      <w:r>
-        <w:t>…</w:t>
-      </w:r>
-      <w:r>
-        <w:t xml:space="preserve"> (Gemini 2026)</w:t>
-      </w:r>
-      <w:r>
-        <w:t>.</w:t>
-      </w:r>
-      <w:r>
-        <w:t xml:space="preserve"> </w:t>
-      </w:r>
-      <w:r>
-        <w:t>Lưu ý, công tố viên khi điều tra hồ sơ có thể phát hiện những manh mối cực kỳ phức tạp mà điều tra thực địa trong một số trường hợp không lần ra được</w:t>
-      </w:r>
-      <w:r>
-        <w:t xml:space="preserve"> vì điều tra hồ sơ nhìn bao quát trên bức tranh tổng thể giữ khoảng cách với những bằng chứng</w:t>
-      </w:r>
-      <w:r>
-        <w:t>,</w:t>
-      </w:r>
-      <w:r>
-        <w:t xml:space="preserve"> trong đó có những bằng chứng rõ ràng nhưng không quan trọng hoặc </w:t>
-      </w:r>
-      <w:r>
-        <w:t>nhỏ nhặt</w:t>
-      </w:r>
-      <w:r>
-        <w:t xml:space="preserve"> nhưng cực kỳ đáng giá</w:t>
-      </w:r>
-      <w:r>
-        <w:t xml:space="preserve">. </w:t>
-      </w:r>
-      <w:r>
-        <w:t>Đặc vụ điều tra ngoài thực địa cũng dựa vào hồ</w:t>
-      </w:r>
-      <w:r>
-        <w:t xml:space="preserve"> sơ nên </w:t>
-      </w:r>
-      <w:r>
-        <w:t xml:space="preserve">quan năng điều tra </w:t>
-      </w:r>
-      <w:r>
-        <w:t xml:space="preserve">[tổng thể] </w:t>
-      </w:r>
-      <w:r>
-        <w:t>của công tố viên và đặc vụ không khác nhau bao nhiêu trên thực tế</w:t>
-      </w:r>
-      <w:r>
-        <w:t>.</w:t>
-      </w:r>
-      <w:r>
-        <w:t xml:space="preserve"> </w:t>
-      </w:r>
-      <w:r>
-        <w:rPr>
-          <w:i/>
-        </w:rPr>
-        <w:t>C</w:t>
-      </w:r>
-      <w:r>
-        <w:rPr>
-          <w:i/>
-        </w:rPr>
-        <w:t>ần phải đủ hai lực lượng điều tra của cảnh sát và công tố</w:t>
-      </w:r>
-      <w:r>
-        <w:t xml:space="preserve">, không những vì kiểm soát quyền lực tránh lạm quyền mà còn vì tính chất </w:t>
-      </w:r>
-      <w:r>
-        <w:rPr>
-          <w:i/>
-        </w:rPr>
-        <w:t>tinh vi</w:t>
-      </w:r>
-      <w:r>
-        <w:t xml:space="preserve"> </w:t>
-      </w:r>
-      <w:r>
-        <w:t xml:space="preserve">của </w:t>
-      </w:r>
-      <w:r>
-        <w:t xml:space="preserve">quan năng </w:t>
-      </w:r>
-      <w:r>
-        <w:t>điều tra mà đối trọng là quan năng tình báo</w:t>
-      </w:r>
-      <w:r>
-        <w:t xml:space="preserve"> </w:t>
-      </w:r>
-      <w:r>
-        <w:rPr>
-          <w:i/>
-        </w:rPr>
-        <w:t>kỳ bí</w:t>
-      </w:r>
-      <w:r>
-        <w:t>, h</w:t>
-      </w:r>
-      <w:r>
-        <w:t xml:space="preserve">ơn nữa, </w:t>
-      </w:r>
-      <w:r>
-        <w:t xml:space="preserve">tính chất quan trọng nhất của pháp quyền thực định là </w:t>
-      </w:r>
-      <w:r>
-        <w:rPr>
-          <w:i/>
-        </w:rPr>
-        <w:t>chính trực &amp; minh bạch</w:t>
-      </w:r>
-      <w:r>
-        <w:t xml:space="preserve"> và </w:t>
-      </w:r>
-      <w:r>
-        <w:t xml:space="preserve">chức năng giám sát không có quan năng điều tra trở </w:t>
-      </w:r>
-      <w:r>
-        <w:t>thành kẻ</w:t>
-      </w:r>
-      <w:r>
-        <w:t xml:space="preserve"> phá bĩnh</w:t>
-      </w:r>
-      <w:r>
-        <w:t xml:space="preserve"> </w:t>
-      </w:r>
-      <w:r>
-        <w:t>cũng như</w:t>
-      </w:r>
-      <w:r>
-        <w:t xml:space="preserve"> trấn áp không có điều tra trở nên bạo ngược</w:t>
-      </w:r>
-      <w:r>
-        <w:t xml:space="preserve">. </w:t>
-      </w:r>
-      <w:r>
-        <w:t xml:space="preserve">Tóm lại, nếu không có quan năng điều tra thì toàn bộ hệ thống pháp luật </w:t>
-      </w:r>
-      <w:r>
-        <w:t>sẽ</w:t>
-      </w:r>
-      <w:r>
-        <w:t xml:space="preserve"> yếu ớt</w:t>
-      </w:r>
-      <w:r>
-        <w:t xml:space="preserve"> và thô thiển</w:t>
-      </w:r>
-      <w:r>
-        <w:t xml:space="preserve">. </w:t>
-      </w:r>
-      <w:r>
-        <w:t xml:space="preserve">Sức mạnh của cảnh sát nằm ở vũ lực trấn áp và sức mạnh của công tố nằm ở </w:t>
-      </w:r>
-      <w:r>
-        <w:t>quyền buộc tội</w:t>
-      </w:r>
-      <w:r>
-        <w:t xml:space="preserve">, hơn nữa, công tố viên còn có quyền </w:t>
-      </w:r>
-      <w:r>
-        <w:t>thay mặt</w:t>
-      </w:r>
-      <w:r>
-        <w:t xml:space="preserve"> bồi thẩm đoàn</w:t>
-      </w:r>
-      <w:r>
-        <w:t xml:space="preserve"> </w:t>
-      </w:r>
-      <w:r>
-        <w:t>triệu tập nhân chứng</w:t>
-      </w:r>
-      <w:r>
-        <w:t xml:space="preserve">, nếu </w:t>
-      </w:r>
-      <w:r>
-        <w:t>nhân chứng</w:t>
-      </w:r>
-      <w:r>
-        <w:t xml:space="preserve"> khai man thì đó là tội đại hình</w:t>
-      </w:r>
-      <w:r>
-        <w:t xml:space="preserve"> (Gemini 2026)</w:t>
-      </w:r>
-      <w:r>
-        <w:t xml:space="preserve">. </w:t>
-      </w:r>
-      <w:r>
-        <w:t xml:space="preserve">Ghi chú, FBI còn có chức năng chống gián điệp và bảo vệ an ninh nội địa. </w:t>
-      </w:r>
-      <w:r>
-        <w:t xml:space="preserve">Quan năng chủ đạo của cảnh sát tập trung vào phúc lợi dân sự nhưng vì phải phối hợp với và là nền tảng vũ lực của </w:t>
-      </w:r>
-      <w:r>
-        <w:t xml:space="preserve">các </w:t>
-      </w:r>
-      <w:r>
-        <w:t xml:space="preserve">cơ quan truy tố &amp; trừng phạt nên không thể không cố kết với vũ lực, do đó nền chính trị Hoa Kỳ đã phân mảnh hệ thống cảnh sát để tránh lạm quyền ngay cả khi FBI phải điều trần trước Quốc hội Hoa Kỳ, nhưng nếu như </w:t>
-      </w:r>
-      <w:r>
-        <w:t>cơ quan</w:t>
-      </w:r>
-      <w:r>
-        <w:rPr>
-          <w:i/>
-        </w:rPr>
-        <w:t xml:space="preserve"> </w:t>
-      </w:r>
-      <w:r>
-        <w:rPr>
-          <w:i/>
-        </w:rPr>
-        <w:t>hành</w:t>
-      </w:r>
-      <w:r>
-        <w:rPr>
-          <w:i/>
-        </w:rPr>
-        <w:t xml:space="preserve"> pháp </w:t>
-      </w:r>
-      <w:r>
-        <w:rPr>
-          <w:i/>
-        </w:rPr>
-        <w:t xml:space="preserve">của </w:t>
-      </w:r>
-      <w:r>
-        <w:rPr>
-          <w:i/>
-        </w:rPr>
-        <w:t xml:space="preserve">tư </w:t>
-      </w:r>
-      <w:r>
-        <w:rPr>
-          <w:i/>
-        </w:rPr>
-        <w:t>pháp</w:t>
-      </w:r>
-      <w:r>
-        <w:t xml:space="preserve"> </w:t>
-      </w:r>
-      <w:r>
-        <w:t xml:space="preserve">[đồng thời </w:t>
-      </w:r>
-      <w:r>
-        <w:t>tư pháp của hành pháp</w:t>
-      </w:r>
-      <w:r>
-        <w:t xml:space="preserve">] </w:t>
-      </w:r>
-      <w:r>
-        <w:t xml:space="preserve">tức </w:t>
-      </w:r>
-      <w:r>
-        <w:t>cơ quan công tố Hoa Kỳ</w:t>
-      </w:r>
-      <w:r>
-        <w:t xml:space="preserve"> thiếu hiệu quả thì kéo theo hệ thống cảnh sát cũng thiếu hiệu quả</w:t>
-      </w:r>
-      <w:r>
-        <w:t xml:space="preserve">, không thể hội tụ vào pháp luật nên chỉ còn hiệu quả ở mức </w:t>
-      </w:r>
-      <w:r>
-        <w:t>bảo đảm trật tự trị an xã hội</w:t>
-      </w:r>
-      <w:r>
-        <w:t>, không thể thăng hoa theo tinh thần hiến pháp</w:t>
-      </w:r>
-      <w:r>
-        <w:t xml:space="preserve">. </w:t>
-      </w:r>
-      <w:r>
-        <w:t>Tinh thần hiến pháp tất nhiên không đơn giản như quy trình “</w:t>
-      </w:r>
-      <w:r>
-        <w:t xml:space="preserve">giám sát (cảnh sát) </w:t>
-      </w:r>
-      <w:r>
-        <w:rPr>
-          <w:rFonts w:cs="Times New Roman"/>
-        </w:rPr>
-        <w:t>→</w:t>
-      </w:r>
-      <w:r>
-        <w:t xml:space="preserve"> </w:t>
-      </w:r>
-      <w:r>
-        <w:t xml:space="preserve">trấn áp </w:t>
-      </w:r>
-      <w:r>
-        <w:t xml:space="preserve">(cảnh sát) </w:t>
-      </w:r>
-      <w:r>
-        <w:rPr>
-          <w:rFonts w:cs="Times New Roman"/>
-        </w:rPr>
-        <w:t>→</w:t>
-      </w:r>
-      <w:r>
-        <w:t xml:space="preserve"> </w:t>
-      </w:r>
-      <w:r>
-        <w:t xml:space="preserve">bắt giữ (cảnh sát) </w:t>
-      </w:r>
-      <w:r>
-        <w:rPr>
-          <w:rFonts w:cs="Times New Roman"/>
-        </w:rPr>
-        <w:t xml:space="preserve">→ </w:t>
-      </w:r>
-      <w:r>
-        <w:t>tạm giam</w:t>
-      </w:r>
-      <w:r>
-        <w:t xml:space="preserve"> (</w:t>
-      </w:r>
-      <w:r>
-        <w:t>công tố</w:t>
-      </w:r>
-      <w:r>
-        <w:t>)</w:t>
-      </w:r>
-      <w:r>
-        <w:t xml:space="preserve"> </w:t>
-      </w:r>
-      <w:r>
-        <w:rPr>
-          <w:rFonts w:cs="Times New Roman"/>
-        </w:rPr>
-        <w:t>→ điều tr</w:t>
-      </w:r>
-      <w:r>
-        <w:rPr>
-          <w:rFonts w:cs="Times New Roman"/>
-        </w:rPr>
-        <w:t>a</w:t>
-      </w:r>
-      <w:r>
-        <w:rPr>
-          <w:rFonts w:cs="Times New Roman"/>
-        </w:rPr>
-        <w:t xml:space="preserve"> </w:t>
-      </w:r>
-      <w:r>
-        <w:rPr>
-          <w:rFonts w:cs="Times New Roman"/>
-        </w:rPr>
-        <w:t xml:space="preserve">(công tố) </w:t>
-      </w:r>
-      <w:r>
-        <w:rPr>
-          <w:rFonts w:cs="Times New Roman"/>
-        </w:rPr>
-        <w:t xml:space="preserve">→ </w:t>
-      </w:r>
-      <w:r>
-        <w:rPr>
-          <w:rFonts w:cs="Times New Roman"/>
-        </w:rPr>
-        <w:t xml:space="preserve">truy tố (công tố) → </w:t>
-      </w:r>
-      <w:r>
-        <w:rPr>
-          <w:rFonts w:cs="Times New Roman"/>
-        </w:rPr>
-        <w:t>xét xử</w:t>
-      </w:r>
-      <w:r>
-        <w:rPr>
-          <w:rFonts w:cs="Times New Roman"/>
-        </w:rPr>
-        <w:t xml:space="preserve"> (tòa án)</w:t>
-      </w:r>
-      <w:r>
-        <w:rPr>
-          <w:rFonts w:cs="Times New Roman"/>
-        </w:rPr>
-        <w:t xml:space="preserve"> → phán quyết </w:t>
-      </w:r>
-      <w:r>
-        <w:rPr>
-          <w:rFonts w:cs="Times New Roman"/>
-        </w:rPr>
-        <w:t xml:space="preserve">(tòa án) </w:t>
-      </w:r>
-      <w:r>
-        <w:rPr>
-          <w:rFonts w:cs="Times New Roman"/>
-        </w:rPr>
-        <w:t>→ bỏ tù</w:t>
-      </w:r>
-      <w:r>
-        <w:rPr>
-          <w:rFonts w:cs="Times New Roman"/>
-        </w:rPr>
-        <w:t xml:space="preserve"> (trại giam)</w:t>
-      </w:r>
-      <w:r>
-        <w:rPr>
-          <w:rFonts w:cs="Times New Roman"/>
-        </w:rPr>
-        <w:t xml:space="preserve"> </w:t>
-      </w:r>
-      <w:r>
-        <w:rPr>
-          <w:rFonts w:cs="Times New Roman"/>
-        </w:rPr>
-        <w:t>→</w:t>
-      </w:r>
-      <w:r>
-        <w:t xml:space="preserve"> </w:t>
-      </w:r>
-      <w:r>
-        <w:t>giám sát (cảnh sát)</w:t>
-      </w:r>
-      <w:r>
-        <w:t xml:space="preserve">”. </w:t>
-      </w:r>
-      <w:r>
-        <w:t>Ở</w:t>
-      </w:r>
-      <w:r>
-        <w:t xml:space="preserve"> những quốc gia</w:t>
-      </w:r>
-      <w:r>
-        <w:t xml:space="preserve"> có hệ thống luật dân sự (civil law) ưu tiên các bộ luật được văn bản hóa thay vì dựa vào các án lệ (phán quyết của tòa án trong quá khứ), cơ quan công tố thuộc/bên cạnh nhánh lập pháp (Pháp</w:t>
-      </w:r>
-      <w:r>
-        <w:t xml:space="preserve"> – công tố viên bên cạnh thẩm phán</w:t>
-      </w:r>
-      <w:r>
-        <w:t xml:space="preserve">) hoặc độc lập như Viện Kiểm </w:t>
-      </w:r>
-      <w:r>
-        <w:t>s</w:t>
-      </w:r>
-      <w:r>
-        <w:t>át (Việt Nam)</w:t>
-      </w:r>
-      <w:r>
-        <w:t xml:space="preserve"> (Gemini 2026)</w:t>
-      </w:r>
-      <w:r>
-        <w:t xml:space="preserve">. </w:t>
-      </w:r>
-      <w:r>
-        <w:t xml:space="preserve">Nhược điểm của cơ chế cơ quan công tố thuộc nhánh lập pháp hoặc độc lập là thiếu sự hỗ trợ của cảnh sát, nhưng nếu công tố thuộc nhánh hành pháp để đạt hiệu quả thì tòa án phải rất mạnh để đối trọng. </w:t>
-      </w:r>
-      <w:r>
-        <w:t xml:space="preserve">Sau khi nhận được cáo trạng </w:t>
-      </w:r>
-      <w:r>
-        <w:rPr>
-          <w:i/>
-        </w:rPr>
-        <w:t>truy tố</w:t>
-      </w:r>
-      <w:r>
-        <w:t xml:space="preserve"> </w:t>
-      </w:r>
-      <w:r>
-        <w:t xml:space="preserve">buộc tội nghi phạm </w:t>
-      </w:r>
-      <w:r>
-        <w:t xml:space="preserve">của công tố viên, </w:t>
-      </w:r>
-      <w:r>
-        <w:rPr>
-          <w:i/>
-        </w:rPr>
-        <w:t>t</w:t>
-      </w:r>
-      <w:r>
-        <w:rPr>
-          <w:i/>
-        </w:rPr>
-        <w:t>hẩm phán</w:t>
-      </w:r>
-      <w:r>
-        <w:t xml:space="preserve"> </w:t>
-      </w:r>
-      <w:r>
-        <w:t xml:space="preserve">(Judge) </w:t>
-      </w:r>
-      <w:r>
-        <w:t>là người xét xử và ra phán quyết</w:t>
-      </w:r>
-      <w:r>
-        <w:t xml:space="preserve"> tại một phiên tòa cụ thể</w:t>
-      </w:r>
-      <w:r>
-        <w:t xml:space="preserve">, chịu trách nhiệm bảo vệ pháp luật về mặt chuyên môn, trong khi đó, người đứng đầu một cơ quan </w:t>
-      </w:r>
-      <w:r>
-        <w:t xml:space="preserve">tư pháp </w:t>
-      </w:r>
-      <w:r>
-        <w:t xml:space="preserve">như tòa án là </w:t>
-      </w:r>
-      <w:r>
-        <w:rPr>
-          <w:i/>
-        </w:rPr>
-        <w:t>chánh án</w:t>
-      </w:r>
-      <w:r>
-        <w:t xml:space="preserve"> (</w:t>
-      </w:r>
-      <w:r>
-        <w:t>Chief Judge/Justice</w:t>
-      </w:r>
-      <w:r>
-        <w:t xml:space="preserve">) </w:t>
-      </w:r>
-      <w:r>
-        <w:t>chịu trách nhiệm quản lý nhân sự, hành chánh và phân công xử án, và tất nhiên c</w:t>
-      </w:r>
-      <w:r>
-        <w:t>hánh án thường là thẩm phán</w:t>
-      </w:r>
-      <w:r>
-        <w:t xml:space="preserve"> (Gemini 2026)</w:t>
-      </w:r>
-      <w:r>
-        <w:t>.</w:t>
-      </w:r>
-      <w:r>
-        <w:t xml:space="preserve"> </w:t>
-      </w:r>
-      <w:r>
-        <w:t>T</w:t>
-      </w:r>
-      <w:r>
-        <w:t xml:space="preserve">rong một phiên tòa </w:t>
-      </w:r>
-      <w:r>
-        <w:t xml:space="preserve">xét xử </w:t>
-      </w:r>
-      <w:r>
-        <w:t xml:space="preserve">cụ thể, bên cạnh thẩm phán đóng vai trò chuyên môn còn có </w:t>
-      </w:r>
-      <w:r>
-        <w:rPr>
-          <w:i/>
-        </w:rPr>
-        <w:t xml:space="preserve">bồi thẩm </w:t>
-      </w:r>
-      <w:r>
-        <w:rPr>
-          <w:i/>
-        </w:rPr>
-        <w:lastRenderedPageBreak/>
-        <w:t>đoàn</w:t>
-      </w:r>
-      <w:r>
-        <w:t xml:space="preserve"> </w:t>
-      </w:r>
-      <w:r>
-        <w:t>(</w:t>
-      </w:r>
-      <w:r>
-        <w:t>J</w:t>
-      </w:r>
-      <w:r>
-        <w:t xml:space="preserve">ury) </w:t>
-      </w:r>
-      <w:r>
-        <w:t>[có thể gồm những người dân] đóng vai trò trọng tài</w:t>
-      </w:r>
-      <w:r>
-        <w:t xml:space="preserve">, phán quyết của một phiên tòa xét xử cụ thể </w:t>
-      </w:r>
-      <w:r>
-        <w:t xml:space="preserve">[sơ thẩm] </w:t>
-      </w:r>
-      <w:r>
-        <w:t>là kết quả phối hợp của thẩm phán và bồi thẩm đoàn</w:t>
-      </w:r>
-      <w:r>
-        <w:t xml:space="preserve"> (Gemini 2026)</w:t>
-      </w:r>
-      <w:r>
-        <w:t>.</w:t>
-      </w:r>
-      <w:r>
-        <w:t xml:space="preserve"> Nếu một phiên tòa xét xử cụ thể gồm nhiều thẩm phán thì người đứng đầu </w:t>
-      </w:r>
-      <w:r>
-        <w:rPr>
-          <w:i/>
-        </w:rPr>
-        <w:t>hội đồng thẩm phán</w:t>
-      </w:r>
-      <w:r>
-        <w:t xml:space="preserve"> được gọi là </w:t>
-      </w:r>
-      <w:r>
-        <w:rPr>
-          <w:i/>
-        </w:rPr>
-        <w:t>thẩm phán chủ tọa</w:t>
-      </w:r>
-      <w:r>
-        <w:t xml:space="preserve"> (Presiding Judge).</w:t>
-      </w:r>
-      <w:r>
-        <w:t xml:space="preserve"> Phiên tòa sơ thẩm thường gồm một thẩm phán và có thể có bồi thẩm đoàn </w:t>
-      </w:r>
-      <w:r>
-        <w:t xml:space="preserve">[gọi chung là hội đồng xét xử] </w:t>
-      </w:r>
-      <w:r>
-        <w:t>và phiên tòa phúc thẩm</w:t>
-      </w:r>
-      <w:r>
-        <w:t>/</w:t>
-      </w:r>
-      <w:r>
-        <w:t>tối cao thường có hội đồng thẩm phán và không cần có bồi thẩm đoàn</w:t>
-      </w:r>
-      <w:r>
-        <w:t xml:space="preserve"> (Gemini 2026)</w:t>
-      </w:r>
-      <w:r>
-        <w:t>.</w:t>
-      </w:r>
-      <w:r>
-        <w:t xml:space="preserve"> Hệ thống tòa án kép của Hoa Kỳ gồm </w:t>
-      </w:r>
-      <w:r>
-        <w:rPr>
-          <w:i/>
-        </w:rPr>
-        <w:t>hệ thống tòa liên bang</w:t>
-      </w:r>
-      <w:r>
-        <w:t xml:space="preserve"> và </w:t>
-      </w:r>
-      <w:r>
-        <w:rPr>
-          <w:i/>
-        </w:rPr>
-        <w:t>hệ thống tòa tiểu bang</w:t>
-      </w:r>
-      <w:r>
-        <w:t xml:space="preserve">, trong đó hệ thống tòa </w:t>
-      </w:r>
-      <w:r>
-        <w:t xml:space="preserve">án </w:t>
-      </w:r>
-      <w:r>
-        <w:t xml:space="preserve">liên bang gồm 94 tòa sơ thẩm </w:t>
-      </w:r>
-      <w:r>
-        <w:t xml:space="preserve">(tòa quận) </w:t>
-      </w:r>
-      <w:r>
-        <w:t xml:space="preserve">liên bang tương ứng 94 </w:t>
-      </w:r>
-      <w:r>
-        <w:t>qu</w:t>
-      </w:r>
-      <w:r>
-        <w:t>ậ</w:t>
-      </w:r>
-      <w:r>
-        <w:t>n</w:t>
-      </w:r>
-      <w:r>
-        <w:t xml:space="preserve"> tư pháp (94 văn phòng công tố liên bang), </w:t>
-      </w:r>
-      <w:r>
-        <w:t>13 tòa phúc thẩm (tòa kháng án) liên bang tương ứng 13 vùng tư pháp</w:t>
-      </w:r>
-      <w:r>
-        <w:t xml:space="preserve">, và 1 </w:t>
-      </w:r>
-      <w:r>
-        <w:rPr>
-          <w:i/>
-        </w:rPr>
-        <w:t>Tòa án Tối cao Hòa Kỳ</w:t>
-      </w:r>
-      <w:r>
-        <w:t xml:space="preserve">, với lưu ý Tòa án Tối cao Hòa Kỳ có </w:t>
-      </w:r>
-      <w:r>
-        <w:t xml:space="preserve">9 thẩm phán </w:t>
-      </w:r>
-      <w:r>
-        <w:t xml:space="preserve">tối cao </w:t>
-      </w:r>
-      <w:r>
-        <w:t>đảm nhiệm trọn đời do Tổng thống đề cử và Thượng viện phê chuẩn.</w:t>
-      </w:r>
-      <w:r>
-        <w:t xml:space="preserve"> </w:t>
-      </w:r>
-      <w:r>
-        <w:t xml:space="preserve">Riêng tòa sơ thẩm liên bang có những </w:t>
-      </w:r>
-      <w:r>
-        <w:rPr>
-          <w:i/>
-        </w:rPr>
-        <w:t>thẩm phán sơ lục</w:t>
-      </w:r>
-      <w:r>
-        <w:t xml:space="preserve"> </w:t>
-      </w:r>
-      <w:r>
-        <w:t>(</w:t>
-      </w:r>
-      <w:r>
-        <w:t>U.S. Magistrate Judge</w:t>
-      </w:r>
-      <w:r>
-        <w:t xml:space="preserve">) </w:t>
-      </w:r>
-      <w:r>
-        <w:t>chuyên xử lý các thủ tục ban đầu cho các vụ án như ký lệnh bắt giữ, ký lệnh khám xét, chủ tọa phiên tòa 48 giờ, quyết định cho tại ngoại hay tạm giam bị cáo trong 30 ngày</w:t>
-      </w:r>
-      <w:r>
-        <w:t xml:space="preserve"> (Gemini 2026)</w:t>
-      </w:r>
-      <w:r>
-        <w:t xml:space="preserve">. Ghi chú, thẩm phán sơ lục có nhiệm kỳ, thường là 8 năm. </w:t>
-      </w:r>
-      <w:r>
-        <w:t xml:space="preserve">Trong hệ thống tòa án tiểu bang thì mỗi bang có một số tòa án cấp thấp xử lý tranh chấp nhỏ, một số tòa sơ thẩm tiểu bang, một số tòa phúc thẩm tiểu bang và một </w:t>
-      </w:r>
-      <w:r>
-        <w:rPr>
-          <w:i/>
-        </w:rPr>
-        <w:t xml:space="preserve">Tòa </w:t>
-      </w:r>
-      <w:r>
-        <w:rPr>
-          <w:i/>
-        </w:rPr>
-        <w:t>á</w:t>
-      </w:r>
-      <w:r>
-        <w:rPr>
-          <w:i/>
-        </w:rPr>
-        <w:t>n Tối cao Tiểu bang</w:t>
-      </w:r>
-      <w:r>
-        <w:t xml:space="preserve">, với lưu ý thẩm phán tiểu bang </w:t>
-      </w:r>
-      <w:r>
-        <w:t xml:space="preserve">đều có nhiệm kỳ </w:t>
-      </w:r>
-      <w:r>
-        <w:t>do dân bầu</w:t>
-      </w:r>
-      <w:r>
-        <w:t xml:space="preserve"> hoặc Thống đốc bang bổ nhiệm</w:t>
-      </w:r>
-      <w:r>
-        <w:t xml:space="preserve"> (Gemini 2026)</w:t>
-      </w:r>
-      <w:r>
-        <w:t>.</w:t>
+        <w:t xml:space="preserve"> </w:t>
+      </w:r>
+      <w:r>
+        <w:t>Hệ thống luật Nhật Bản thuộc dân luật, theo đó c</w:t>
+      </w:r>
+      <w:r>
+        <w:t xml:space="preserve">ông tố viên Nhật Bản </w:t>
+      </w:r>
+      <w:r>
+        <w:t xml:space="preserve">(Kensatsu-kan) </w:t>
+      </w:r>
+      <w:r>
+        <w:t>với quyền lực rất lớn có toàn quyền (100%) điều tra và ban hành cáo trạng.</w:t>
+      </w:r>
+      <w:r>
+        <w:t xml:space="preserve"> Nhật Bản có </w:t>
+      </w:r>
+      <w:r>
+        <w:t>Ủy ban Xét duyệt Kiểm sát (Kensatsu Shinsa-kai) gồm các công dân ngẫu nhiên</w:t>
+      </w:r>
+      <w:r>
+        <w:t xml:space="preserve">, không tác động vào quá trình điều tra và ban hành cáo trạng, mà chỉ có nhiệm vụ </w:t>
+      </w:r>
+      <w:r>
+        <w:t>ép</w:t>
+      </w:r>
+      <w:r>
+        <w:t xml:space="preserve"> công tố viên lật lại hồ sơ một vụ án sau khi công tố viên quyết định không truy tố vụ án đó (Gemini 2026).</w:t>
       </w:r>
     </w:p>
     <w:p>
@@ -28664,6 +27462,1407 @@
         <w:ind w:firstLine="360"/>
       </w:pPr>
       <w:r>
+        <w:t xml:space="preserve">Quy trình </w:t>
+      </w:r>
+      <w:r>
+        <w:t xml:space="preserve">tố tụng “bắt giữ – tạm giam – xét xử” </w:t>
+      </w:r>
+      <w:r>
+        <w:t xml:space="preserve">chi tiết hơn như sau, </w:t>
+      </w:r>
+      <w:r>
+        <w:t xml:space="preserve">công tố viên phối hợp với đặc vụ FBI </w:t>
+      </w:r>
+      <w:r>
+        <w:t xml:space="preserve">thuyết phục được thẩm phán ký lệnh bắt giữ bằng </w:t>
+      </w:r>
+      <w:r>
+        <w:t>đơn khiếu nại hình sự</w:t>
+      </w:r>
+      <w:r>
+        <w:t xml:space="preserve"> và nghi phạm </w:t>
+      </w:r>
+      <w:r>
+        <w:t xml:space="preserve">(suspect) </w:t>
+      </w:r>
+      <w:r>
+        <w:t xml:space="preserve">trở thành </w:t>
+      </w:r>
+      <w:r>
+        <w:rPr>
+          <w:i/>
+        </w:rPr>
+        <w:t>bị cáo</w:t>
+      </w:r>
+      <w:r>
+        <w:t xml:space="preserve"> </w:t>
+      </w:r>
+      <w:r>
+        <w:t xml:space="preserve">(defendant) </w:t>
+      </w:r>
+      <w:r>
+        <w:t xml:space="preserve">ra hầu tòa lần đầu trước phiên tòa sơ bộ </w:t>
+      </w:r>
+      <w:r>
+        <w:t>(</w:t>
+      </w:r>
+      <w:r>
+        <w:rPr>
+          <w:i/>
+        </w:rPr>
+        <w:t>phiên tòa 48 giờ</w:t>
+      </w:r>
+      <w:r>
+        <w:t xml:space="preserve">) </w:t>
+      </w:r>
+      <w:r>
+        <w:t xml:space="preserve">với thẩm phán sơ lục để chính thức hóa việc bị bắt giữ trong vòng 48 giờ sau khi bị đặc vụ FBI bắt giữ, </w:t>
+      </w:r>
+      <w:r>
+        <w:t xml:space="preserve">sau đó </w:t>
+      </w:r>
+      <w:r>
+        <w:t xml:space="preserve">công tố viên sẽ nộp </w:t>
+      </w:r>
+      <w:r>
+        <w:rPr>
+          <w:i/>
+        </w:rPr>
+        <w:t>yêu cầu tạm giam chờ xét xử</w:t>
+      </w:r>
+      <w:r>
+        <w:t xml:space="preserve"> (</w:t>
+      </w:r>
+      <w:r>
+        <w:t>m</w:t>
+      </w:r>
+      <w:r>
+        <w:t xml:space="preserve">otion for </w:t>
+      </w:r>
+      <w:r>
+        <w:t>p</w:t>
+      </w:r>
+      <w:r>
+        <w:t xml:space="preserve">re-trial </w:t>
+      </w:r>
+      <w:r>
+        <w:t>d</w:t>
+      </w:r>
+      <w:r>
+        <w:t>etention)</w:t>
+      </w:r>
+      <w:r>
+        <w:t xml:space="preserve"> với thời hạn t</w:t>
+      </w:r>
+      <w:r>
+        <w:t>ạ</w:t>
+      </w:r>
+      <w:r>
+        <w:t>m giam 30 ngày</w:t>
+      </w:r>
+      <w:r>
+        <w:t xml:space="preserve">, bị cáo có thể được tại ngoại </w:t>
+      </w:r>
+      <w:r>
+        <w:t xml:space="preserve">(bail) </w:t>
+      </w:r>
+      <w:r>
+        <w:t xml:space="preserve">hoặc bị tạm giam </w:t>
+      </w:r>
+      <w:r>
+        <w:t xml:space="preserve">(detention) </w:t>
+      </w:r>
+      <w:r>
+        <w:t>trong 30 ngày này tùy thuộc vào phán quyết của thẩm phán sơ lục</w:t>
+      </w:r>
+      <w:r>
+        <w:t xml:space="preserve"> (Gemini 2026)</w:t>
+      </w:r>
+      <w:r>
+        <w:t>.</w:t>
+      </w:r>
+      <w:r>
+        <w:t xml:space="preserve"> Trong 30 ngày này, công tố viên cùng đặc vụ FBI tiếp tục thu thập bằng chứng, quan trọng nhất là công tố viên sẽ </w:t>
+      </w:r>
+      <w:r>
+        <w:t>thuyết phục</w:t>
+      </w:r>
+      <w:r>
+        <w:t xml:space="preserve"> </w:t>
+      </w:r>
+      <w:r>
+        <w:t>đại bồi thẩm đoàn</w:t>
+      </w:r>
+      <w:r>
+        <w:t xml:space="preserve"> </w:t>
+      </w:r>
+      <w:r>
+        <w:t xml:space="preserve">gồm 16-23 công dân </w:t>
+      </w:r>
+      <w:r>
+        <w:t xml:space="preserve">để ban hành cáo trạng buộc tội bị cáo tức </w:t>
+      </w:r>
+      <w:r>
+        <w:rPr>
+          <w:i/>
+        </w:rPr>
+        <w:t>cáo trạng truy tố</w:t>
+      </w:r>
+      <w:r>
+        <w:t xml:space="preserve">. Nếu trong 30 ngày mà công tố viên không có cáo trạng truy tố thì </w:t>
+      </w:r>
+      <w:r>
+        <w:t xml:space="preserve">thẩm phán buộc phải thả tự do </w:t>
+      </w:r>
+      <w:r>
+        <w:t>bị cáo</w:t>
+      </w:r>
+      <w:r>
+        <w:t xml:space="preserve">. Nếu công tố viên có được cáo trạng trong vòng 30 ngày thì thẩm phán sẽ quyết định chuyển sang tạm giam </w:t>
+      </w:r>
+      <w:r>
+        <w:t>bị cáo</w:t>
+      </w:r>
+      <w:r>
+        <w:t xml:space="preserve"> trong 70 ngày tiếp theo chờ xét xử.</w:t>
+      </w:r>
+      <w:r>
+        <w:t xml:space="preserve"> Nếu trong 70 ngày này mà tòa án không thể mở phiên tòa xét xử bị cáo </w:t>
+      </w:r>
+      <w:r>
+        <w:t xml:space="preserve">(phiên tòa sơ thẩm) </w:t>
+      </w:r>
+      <w:r>
+        <w:t>thì thẩm phán sẽ bác bỏ hoàn toàn vụ án và thả tự do bị cáo.</w:t>
+      </w:r>
+      <w:r>
+        <w:t xml:space="preserve"> Như vậy tổng thời gian tạm giam tối đa cho bị cáo kể từ sau 48 giờ bị cảnh sát bắt giữ cho đến khi bị xét xử tại phiên tòa sơ thẩm là 100 ngày. </w:t>
+      </w:r>
+      <w:r>
+        <w:t>T</w:t>
+      </w:r>
+      <w:r>
+        <w:t>rong thời gian tạm giam</w:t>
+      </w:r>
+      <w:r>
+        <w:t xml:space="preserve"> </w:t>
+      </w:r>
+      <w:r>
+        <w:t>bị cáo bị gởi vào trại tạm giam do cơ quan cảnh sát tư pháp (</w:t>
+      </w:r>
+      <w:r>
+        <w:t>U.S. Marshals Service</w:t>
+      </w:r>
+      <w:r>
+        <w:t>) quản lý.</w:t>
+      </w:r>
+      <w:r>
+        <w:t xml:space="preserve"> Ghi chú, ngay từ lúc ra </w:t>
+      </w:r>
+      <w:r>
+        <w:t xml:space="preserve">hầu </w:t>
+      </w:r>
+      <w:r>
+        <w:t xml:space="preserve">tòa lần đầu tiên </w:t>
+      </w:r>
+      <w:r>
+        <w:t>(</w:t>
+      </w:r>
+      <w:r>
+        <w:t>i</w:t>
+      </w:r>
+      <w:r>
+        <w:t xml:space="preserve">nitial </w:t>
+      </w:r>
+      <w:r>
+        <w:t>a</w:t>
+      </w:r>
+      <w:r>
+        <w:t xml:space="preserve">ppearance) </w:t>
+      </w:r>
+      <w:r>
+        <w:t xml:space="preserve">sau 48 giờ bị cảnh sát bắt giữ, nghi phạm đã trở thành bị cáo bị buộc tội bởi </w:t>
+      </w:r>
+      <w:r>
+        <w:t>đơn khiếu nại hình sự</w:t>
+      </w:r>
+      <w:r>
+        <w:t xml:space="preserve"> trong tiếp 30 ngày tạm giam tiếp theo, và trong 70 ngày tạm giam sau đó chờ xét xử, bị cáo bị buộc tội bởi cáo trạng</w:t>
+      </w:r>
+      <w:r>
+        <w:t xml:space="preserve"> (Gemini 2026)</w:t>
+      </w:r>
+      <w:r>
+        <w:t>.</w:t>
+      </w:r>
+      <w:r>
+        <w:t xml:space="preserve"> </w:t>
+      </w:r>
+      <w:r>
+        <w:t xml:space="preserve">Công tố viên thụ lý đơn khiếu nại hình sự nhưng không có quyền ra lệnh bắt giữ vì lệnh bắt giữ </w:t>
+      </w:r>
+      <w:r>
+        <w:t xml:space="preserve">tức chính thức hóa </w:t>
+      </w:r>
+      <w:r>
+        <w:lastRenderedPageBreak/>
+        <w:t xml:space="preserve">việc bắt giữ </w:t>
+      </w:r>
+      <w:r>
+        <w:t>do thẩm phán ký sau khi tiếp nhận đơn khiếu nại hình sự của cả công tố viên và đặc vụ FBI</w:t>
+      </w:r>
+      <w:r>
+        <w:t xml:space="preserve">, do đó đặc vụ FBI </w:t>
+      </w:r>
+      <w:r>
+        <w:t xml:space="preserve">(cảnh sát) </w:t>
+      </w:r>
+      <w:r>
+        <w:t>và công tố viên luôn phải phối hợp với nhau</w:t>
+      </w:r>
+      <w:r>
+        <w:t xml:space="preserve"> (Gemini 2026)</w:t>
+      </w:r>
+      <w:r>
+        <w:t xml:space="preserve">. </w:t>
+      </w:r>
+      <w:r>
+        <w:t xml:space="preserve">Tất cả lệnh liên quan đến giam giữ </w:t>
+      </w:r>
+      <w:r>
+        <w:t xml:space="preserve">tức đụng chạm đến quyền tự do thân thể công dân </w:t>
+      </w:r>
+      <w:r>
+        <w:t xml:space="preserve">như bắt giữ, tạm giam, giam giữ </w:t>
+      </w:r>
+      <w:r>
+        <w:t>lâu ngày</w:t>
+      </w:r>
+      <w:r>
+        <w:t xml:space="preserve"> đều phải do thẩm phá</w:t>
+      </w:r>
+      <w:r>
+        <w:t>n</w:t>
+      </w:r>
+      <w:r>
+        <w:t xml:space="preserve"> quyết. </w:t>
+      </w:r>
+      <w:r>
+        <w:t xml:space="preserve">Đối với những sự vụ hành chính, không phải hình sự, liên quan đến xử phạt hành chính thì FBI </w:t>
+      </w:r>
+      <w:r>
+        <w:t>(</w:t>
+      </w:r>
+      <w:r>
+        <w:t>cảnh sát</w:t>
+      </w:r>
+      <w:r>
+        <w:t>)</w:t>
+      </w:r>
+      <w:r>
+        <w:t xml:space="preserve"> có quyền quyết định như nộp tiền phạt, tịch thu / phong tỏa tài sản, thu hồi giấy phép</w:t>
+      </w:r>
+      <w:r>
+        <w:t xml:space="preserve"> </w:t>
+      </w:r>
+      <w:r>
+        <w:t>và h</w:t>
+      </w:r>
+      <w:r>
+        <w:t xml:space="preserve">ệ thống pháp luật Hoa Kỳ có </w:t>
+      </w:r>
+      <w:r>
+        <w:rPr>
+          <w:i/>
+        </w:rPr>
+        <w:t>tòa án hành chính</w:t>
+      </w:r>
+      <w:r>
+        <w:t xml:space="preserve"> </w:t>
+      </w:r>
+      <w:r>
+        <w:t>(</w:t>
+      </w:r>
+      <w:r>
+        <w:t>A</w:t>
+      </w:r>
+      <w:r>
+        <w:t xml:space="preserve">dministrative Court) </w:t>
+      </w:r>
+      <w:r>
+        <w:t>để người dân khiếu nại xử phạt của cảnh sát</w:t>
+      </w:r>
+      <w:r>
+        <w:t xml:space="preserve"> (Gemini 2026).</w:t>
+      </w:r>
+      <w:r>
+        <w:t xml:space="preserve"> </w:t>
+      </w:r>
+      <w:r>
+        <w:t xml:space="preserve">Như vậy, </w:t>
+      </w:r>
+      <w:r>
+        <w:t>Cục Điều tra Liên bang Hoa Kỳ</w:t>
+      </w:r>
+      <w:r>
+        <w:t xml:space="preserve"> và </w:t>
+      </w:r>
+      <w:r>
+        <w:t>Cơ quan công tố Hoa Kỳ đều trực thuộc Bộ Tư pháp Hoa Kỳ</w:t>
+      </w:r>
+      <w:r>
+        <w:t xml:space="preserve"> thuộc nhánh hành pháp</w:t>
+      </w:r>
+      <w:r>
+        <w:t xml:space="preserve">, </w:t>
+      </w:r>
+      <w:r>
+        <w:t xml:space="preserve">nói cách khác, Bộ Tư pháp Hoa Kỳ </w:t>
+      </w:r>
+      <w:r>
+        <w:rPr>
+          <w:i/>
+        </w:rPr>
+        <w:t>dùng hành pháp để bảo vệ tư pháp</w:t>
+      </w:r>
+      <w:r>
+        <w:t xml:space="preserve"> </w:t>
+      </w:r>
+      <w:r>
+        <w:t xml:space="preserve">tức </w:t>
+      </w:r>
+      <w:r>
+        <w:t>bảo đảm việc thực thi pháp luật một cách đúng đắn n</w:t>
+      </w:r>
+      <w:r>
+        <w:t xml:space="preserve">ên bị ràng buộc bởi cả tư pháp và lập pháp </w:t>
+      </w:r>
+      <w:r>
+        <w:t>(</w:t>
+      </w:r>
+      <w:r>
+        <w:t>Bộ Tư pháp Hoa Kỳ phải điều trần trước Quốc hội Hoa Kỳ</w:t>
+      </w:r>
+      <w:r>
+        <w:t>)</w:t>
+      </w:r>
+      <w:r>
+        <w:t xml:space="preserve"> sự ràng buộc này còn chặt chẽ hơn sự ràng buộc giữa hành pháp (chính phủ) và lập pháp (quốc hội), giữa lập pháp (quốc hội) và tư pháp (tòa án)</w:t>
+      </w:r>
+      <w:r>
+        <w:t xml:space="preserve">. </w:t>
+      </w:r>
+      <w:r>
+        <w:t xml:space="preserve">Hệ thống cảnh sát của Hoa Kỳ rất phức tạp </w:t>
+      </w:r>
+      <w:r>
+        <w:t xml:space="preserve">và phân mảnh </w:t>
+      </w:r>
+      <w:r>
+        <w:t>gần với ý nghĩa dân sự trong pháp quyền Hegel, có hai cấp độ</w:t>
+      </w:r>
+      <w:r>
+        <w:t xml:space="preserve"> (Gemini 2026)</w:t>
+      </w:r>
+      <w:r>
+        <w:t xml:space="preserve">: 1) cấp độ liên bang </w:t>
+      </w:r>
+      <w:r>
+        <w:t xml:space="preserve">(federal) như </w:t>
+      </w:r>
+      <w:r>
+        <w:t>Cục Điều tra Liên bang Hoa Kỳ</w:t>
+      </w:r>
+      <w:r>
+        <w:t xml:space="preserve"> FBI bao gồm đặc vụ chống tội phạm &amp; bảo vệ an ninh quốc gia, </w:t>
+      </w:r>
+      <w:r>
+        <w:t>cơ quan bài trừ ma túy DEA, cục rượ</w:t>
+      </w:r>
+      <w:r>
+        <w:t xml:space="preserve">u – </w:t>
+      </w:r>
+      <w:r>
+        <w:t>thuốc lá</w:t>
+      </w:r>
+      <w:r>
+        <w:t xml:space="preserve"> – </w:t>
+      </w:r>
+      <w:r>
+        <w:t xml:space="preserve">súng &amp; chất nổ ATF, cảnh sát tư pháp </w:t>
+      </w:r>
+      <w:r>
+        <w:rPr>
+          <w:i/>
+        </w:rPr>
+        <w:t>U.S. Marshals Service</w:t>
+      </w:r>
+      <w:r>
+        <w:t xml:space="preserve">, mật vụ Hoa Kỳ U.S. Secret Service, </w:t>
+      </w:r>
+      <w:r>
+        <w:t>c</w:t>
+      </w:r>
+      <w:r>
+        <w:t>ảnh sát biên giới &amp; hải quan CBP &amp; ICE</w:t>
+      </w:r>
+      <w:r>
+        <w:t xml:space="preserve">, 2) cấp địa phương như </w:t>
+      </w:r>
+      <w:r>
+        <w:t>cảnh sát bang (State Police), cảnh sát tuần tra đường cao tốc (Highway Patrol), cảnh sát quận (District Sheriff), cảnh sát thành phố (Police Department)</w:t>
+      </w:r>
+      <w:r>
+        <w:t>.</w:t>
+      </w:r>
+      <w:r>
+        <w:t xml:space="preserve"> </w:t>
+      </w:r>
+      <w:r>
+        <w:t xml:space="preserve">Hệ thống trại giam của Hoa Kỳ không do FBI lẫn tòa án quản lý, mà do hệ thống </w:t>
+      </w:r>
+      <w:r>
+        <w:rPr>
+          <w:i/>
+        </w:rPr>
+        <w:t>nhà tù liên bang</w:t>
+      </w:r>
+      <w:r>
+        <w:t xml:space="preserve"> (Federal Bureau of Prisons – </w:t>
+      </w:r>
+      <w:r>
+        <w:t>BOP</w:t>
+      </w:r>
+      <w:r>
+        <w:t xml:space="preserve">) và hệ thống </w:t>
+      </w:r>
+      <w:r>
+        <w:rPr>
+          <w:i/>
+        </w:rPr>
+        <w:t>nhà tù tiểu bang</w:t>
+      </w:r>
+      <w:r>
+        <w:t xml:space="preserve"> (</w:t>
+      </w:r>
+      <w:r>
+        <w:t>State Prisons</w:t>
+      </w:r>
+      <w:r>
+        <w:t>) quản lý.</w:t>
+      </w:r>
+      <w:r>
+        <w:t xml:space="preserve"> </w:t>
+      </w:r>
+      <w:r>
+        <w:t xml:space="preserve">Quan năng chủ đạo của cảnh sát là </w:t>
+      </w:r>
+      <w:r>
+        <w:rPr>
+          <w:i/>
+        </w:rPr>
+        <w:t xml:space="preserve">giám sát &amp; bảo </w:t>
+      </w:r>
+      <w:r>
+        <w:rPr>
+          <w:i/>
+        </w:rPr>
+        <w:t>vệ</w:t>
+      </w:r>
+      <w:r>
+        <w:t xml:space="preserve">, </w:t>
+      </w:r>
+      <w:r>
+        <w:t>tức phúc lợi</w:t>
+      </w:r>
+      <w:r>
+        <w:t>, bắt giữ nghi phạm tức phúc lợi an toàn cho người khác và hoạt động bắt giữ không hẳn trừng phạt.</w:t>
+      </w:r>
+      <w:r>
+        <w:t xml:space="preserve"> </w:t>
+      </w:r>
+      <w:r>
+        <w:t xml:space="preserve">Quan năng chủ đạo của công tố là </w:t>
+      </w:r>
+      <w:r>
+        <w:rPr>
+          <w:i/>
+        </w:rPr>
+        <w:t>điều tra &amp; truy tố</w:t>
+      </w:r>
+      <w:r>
+        <w:t xml:space="preserve">, quan năng chủ đạo của tòa án là </w:t>
+      </w:r>
+      <w:r>
+        <w:rPr>
+          <w:i/>
+        </w:rPr>
+        <w:t>phán quyết &amp; trừng phạt</w:t>
+      </w:r>
+      <w:r>
+        <w:t xml:space="preserve">. </w:t>
+      </w:r>
+      <w:r>
+        <w:t xml:space="preserve">Tuy nhiên nguồn lực và chức năng điều tra của đặc vụ FBI rất lớn </w:t>
+      </w:r>
+      <w:r>
+        <w:t xml:space="preserve">mặc dù FBI là cơ quan thực thi pháp luật </w:t>
+      </w:r>
+      <w:r>
+        <w:t>vì điều tra không nhất thiết phải bắt giữ, đặc biệt với những vụ án nghiêm trọng</w:t>
+      </w:r>
+      <w:r>
+        <w:t xml:space="preserve">, hơn nữa chức năng điều tra của cảnh sát là </w:t>
+      </w:r>
+      <w:r>
+        <w:rPr>
+          <w:i/>
+        </w:rPr>
+        <w:t>điều tra thực địa</w:t>
+      </w:r>
+      <w:r>
+        <w:t xml:space="preserve">, </w:t>
+      </w:r>
+      <w:r>
+        <w:t xml:space="preserve">tìm ra manh mối, </w:t>
+      </w:r>
+      <w:r>
+        <w:t xml:space="preserve">thu thập bằng chứng [nên đặc vụ điều tra còn được gọi là </w:t>
+      </w:r>
+      <w:r>
+        <w:rPr>
+          <w:i/>
+        </w:rPr>
+        <w:t>thám tử</w:t>
+      </w:r>
+      <w:r>
+        <w:t xml:space="preserve"> (detective)</w:t>
+      </w:r>
+      <w:r>
+        <w:t>],</w:t>
+      </w:r>
+      <w:r>
+        <w:t xml:space="preserve"> khác với chức năng </w:t>
+      </w:r>
+      <w:r>
+        <w:rPr>
+          <w:i/>
+        </w:rPr>
+        <w:t>điều tra</w:t>
+      </w:r>
+      <w:r>
+        <w:rPr>
+          <w:i/>
+        </w:rPr>
+        <w:t xml:space="preserve"> pháp lý</w:t>
+      </w:r>
+      <w:r>
+        <w:t xml:space="preserve"> của công tố thuộc về pháp lý</w:t>
+      </w:r>
+      <w:r>
+        <w:t xml:space="preserve"> như xem xét hồ sơ &amp; bằng chứng do cảnh sát cung cấp để xác định </w:t>
+      </w:r>
+      <w:r>
+        <w:t>liệu rằng có đủ bằng chứng thu thập hay không, liệu rằng có cần điều tra / truy tố hay không</w:t>
+      </w:r>
+      <w:r>
+        <w:t>,</w:t>
+      </w:r>
+      <w:r>
+        <w:t xml:space="preserve"> quy trình có hợp pháp hay không,</w:t>
+      </w:r>
+      <w:r>
+        <w:t>…</w:t>
+      </w:r>
+      <w:r>
+        <w:t xml:space="preserve"> (Gemini 2026)</w:t>
+      </w:r>
+      <w:r>
+        <w:t>.</w:t>
+      </w:r>
+      <w:r>
+        <w:t xml:space="preserve"> </w:t>
+      </w:r>
+      <w:r>
+        <w:t>Lưu ý, công tố viên khi điều tra hồ sơ có thể phát hiện những manh mối cực kỳ phức tạp mà điều tra thực địa trong một số trường hợp không lần ra được</w:t>
+      </w:r>
+      <w:r>
+        <w:t xml:space="preserve"> vì điều tra hồ sơ nhìn bao quát trên bức tranh tổng thể giữ khoảng cách với những bằng chứng</w:t>
+      </w:r>
+      <w:r>
+        <w:t>,</w:t>
+      </w:r>
+      <w:r>
+        <w:t xml:space="preserve"> trong đó có những bằng chứng rõ ràng nhưng không quan trọng hoặc </w:t>
+      </w:r>
+      <w:r>
+        <w:t>nhỏ nhặt</w:t>
+      </w:r>
+      <w:r>
+        <w:t xml:space="preserve"> nhưng cực kỳ đáng giá</w:t>
+      </w:r>
+      <w:r>
+        <w:t xml:space="preserve">. </w:t>
+      </w:r>
+      <w:r>
+        <w:t>Đặc vụ điều tra ngoài thực địa cũng dựa vào hồ</w:t>
+      </w:r>
+      <w:r>
+        <w:t xml:space="preserve"> sơ nên </w:t>
+      </w:r>
+      <w:r>
+        <w:t xml:space="preserve">quan năng điều tra </w:t>
+      </w:r>
+      <w:r>
+        <w:t xml:space="preserve">[tổng thể] </w:t>
+      </w:r>
+      <w:r>
+        <w:t>của công tố viên và đặc vụ không khác nhau bao nhiêu trên thực tế</w:t>
+      </w:r>
+      <w:r>
+        <w:t>.</w:t>
+      </w:r>
+      <w:r>
+        <w:t xml:space="preserve"> </w:t>
+      </w:r>
+      <w:r>
+        <w:rPr>
+          <w:i/>
+        </w:rPr>
+        <w:t>C</w:t>
+      </w:r>
+      <w:r>
+        <w:rPr>
+          <w:i/>
+        </w:rPr>
+        <w:t>ần phải đủ hai lực lượng điều tra của cảnh sát và công tố</w:t>
+      </w:r>
+      <w:r>
+        <w:t xml:space="preserve">, không những vì kiểm soát quyền lực tránh lạm quyền mà còn vì tính chất </w:t>
+      </w:r>
+      <w:r>
+        <w:rPr>
+          <w:i/>
+        </w:rPr>
+        <w:t>tinh vi</w:t>
+      </w:r>
+      <w:r>
+        <w:t xml:space="preserve"> </w:t>
+      </w:r>
+      <w:r>
+        <w:t xml:space="preserve">của </w:t>
+      </w:r>
+      <w:r>
+        <w:t xml:space="preserve">quan năng </w:t>
+      </w:r>
+      <w:r>
+        <w:t>điều tra m</w:t>
+      </w:r>
+      <w:bookmarkStart w:id="5" w:name="_GoBack"/>
+      <w:bookmarkEnd w:id="5"/>
+      <w:r>
+        <w:t>à đối trọng là quan năng tình báo</w:t>
+      </w:r>
+      <w:r>
+        <w:t xml:space="preserve"> </w:t>
+      </w:r>
+      <w:r>
+        <w:t>kỳ bí</w:t>
+      </w:r>
+      <w:r>
+        <w:t>, h</w:t>
+      </w:r>
+      <w:r>
+        <w:t xml:space="preserve">ơn nữa, </w:t>
+      </w:r>
+      <w:r>
+        <w:t xml:space="preserve">tính chất quan trọng nhất của pháp quyền thực định là </w:t>
+      </w:r>
+      <w:r>
+        <w:rPr>
+          <w:i/>
+        </w:rPr>
+        <w:t>chính trực &amp; minh bạch</w:t>
+      </w:r>
+      <w:r>
+        <w:t xml:space="preserve"> và </w:t>
+      </w:r>
+      <w:r>
+        <w:t xml:space="preserve">chức năng giám sát không có quan năng điều tra trở </w:t>
+      </w:r>
+      <w:r>
+        <w:t>thành kẻ</w:t>
+      </w:r>
+      <w:r>
+        <w:t xml:space="preserve"> phá bĩnh</w:t>
+      </w:r>
+      <w:r>
+        <w:t xml:space="preserve"> </w:t>
+      </w:r>
+      <w:r>
+        <w:t>cũng như</w:t>
+      </w:r>
+      <w:r>
+        <w:t xml:space="preserve"> trấn áp không có điều tra trở nên bạo ngược</w:t>
+      </w:r>
+      <w:r>
+        <w:t xml:space="preserve">. </w:t>
+      </w:r>
+      <w:r>
+        <w:t xml:space="preserve">Tóm lại, nếu không có quan năng điều tra thì toàn bộ hệ thống pháp luật </w:t>
+      </w:r>
+      <w:r>
+        <w:t>sẽ</w:t>
+      </w:r>
+      <w:r>
+        <w:t xml:space="preserve"> yếu ớt</w:t>
+      </w:r>
+      <w:r>
+        <w:t xml:space="preserve"> và thô thiển</w:t>
+      </w:r>
+      <w:r>
+        <w:t xml:space="preserve">. </w:t>
+      </w:r>
+      <w:r>
+        <w:t xml:space="preserve">Sức mạnh của cảnh sát nằm ở vũ lực trấn áp và sức mạnh của công tố nằm ở </w:t>
+      </w:r>
+      <w:r>
+        <w:t>quyền buộc tội</w:t>
+      </w:r>
+      <w:r>
+        <w:t xml:space="preserve">, hơn nữa, công tố viên còn có quyền </w:t>
+      </w:r>
+      <w:r>
+        <w:t>thay mặt</w:t>
+      </w:r>
+      <w:r>
+        <w:t xml:space="preserve"> bồi thẩm đoàn</w:t>
+      </w:r>
+      <w:r>
+        <w:t xml:space="preserve"> </w:t>
+      </w:r>
+      <w:r>
+        <w:t>triệu tập nhân chứng</w:t>
+      </w:r>
+      <w:r>
+        <w:t xml:space="preserve">, nếu </w:t>
+      </w:r>
+      <w:r>
+        <w:t>nhân chứng</w:t>
+      </w:r>
+      <w:r>
+        <w:t xml:space="preserve"> khai man thì đó là tội đại hình</w:t>
+      </w:r>
+      <w:r>
+        <w:t xml:space="preserve"> (Gemini 2026)</w:t>
+      </w:r>
+      <w:r>
+        <w:t xml:space="preserve">. </w:t>
+      </w:r>
+      <w:r>
+        <w:t xml:space="preserve">Ghi chú, FBI còn có chức năng chống gián điệp và bảo vệ an ninh nội địa. </w:t>
+      </w:r>
+      <w:r>
+        <w:t xml:space="preserve">Quan năng chủ đạo của cảnh sát tập trung vào phúc lợi dân sự nhưng vì phải phối hợp với và là nền tảng vũ lực của </w:t>
+      </w:r>
+      <w:r>
+        <w:t xml:space="preserve">các </w:t>
+      </w:r>
+      <w:r>
+        <w:t xml:space="preserve">cơ quan truy tố &amp; trừng phạt nên không thể không cố kết với vũ lực, do đó nền chính trị Hoa Kỳ đã phân mảnh hệ thống cảnh sát để tránh lạm quyền ngay cả khi FBI phải điều trần trước Quốc hội Hoa Kỳ, nhưng nếu như </w:t>
+      </w:r>
+      <w:r>
+        <w:t>cơ quan</w:t>
+      </w:r>
+      <w:r>
+        <w:rPr>
+          <w:i/>
+        </w:rPr>
+        <w:t xml:space="preserve"> </w:t>
+      </w:r>
+      <w:r>
+        <w:rPr>
+          <w:i/>
+        </w:rPr>
+        <w:t>hành</w:t>
+      </w:r>
+      <w:r>
+        <w:rPr>
+          <w:i/>
+        </w:rPr>
+        <w:t xml:space="preserve"> pháp </w:t>
+      </w:r>
+      <w:r>
+        <w:rPr>
+          <w:i/>
+        </w:rPr>
+        <w:t xml:space="preserve">của </w:t>
+      </w:r>
+      <w:r>
+        <w:rPr>
+          <w:i/>
+        </w:rPr>
+        <w:t xml:space="preserve">tư </w:t>
+      </w:r>
+      <w:r>
+        <w:rPr>
+          <w:i/>
+        </w:rPr>
+        <w:t>pháp</w:t>
+      </w:r>
+      <w:r>
+        <w:t xml:space="preserve"> </w:t>
+      </w:r>
+      <w:r>
+        <w:t xml:space="preserve">[đồng thời </w:t>
+      </w:r>
+      <w:r>
+        <w:t>tư pháp của hành pháp</w:t>
+      </w:r>
+      <w:r>
+        <w:t xml:space="preserve">] </w:t>
+      </w:r>
+      <w:r>
+        <w:t xml:space="preserve">tức </w:t>
+      </w:r>
+      <w:r>
+        <w:t xml:space="preserve">cơ quan công tố </w:t>
+      </w:r>
+      <w:r>
+        <w:lastRenderedPageBreak/>
+        <w:t>Hoa Kỳ</w:t>
+      </w:r>
+      <w:r>
+        <w:t xml:space="preserve"> thiếu hiệu quả thì kéo theo hệ thống cảnh sát cũng thiếu hiệu quả</w:t>
+      </w:r>
+      <w:r>
+        <w:t xml:space="preserve">, không thể hội tụ vào pháp luật nên chỉ còn hiệu quả ở mức </w:t>
+      </w:r>
+      <w:r>
+        <w:t>bảo đảm trật tự trị an xã hội</w:t>
+      </w:r>
+      <w:r>
+        <w:t>, không thể thăng hoa theo tinh thần hiến pháp</w:t>
+      </w:r>
+      <w:r>
+        <w:t xml:space="preserve">. </w:t>
+      </w:r>
+      <w:r>
+        <w:t>Tinh thần hiến pháp tất nhiên không đơn giản như quy trình “</w:t>
+      </w:r>
+      <w:r>
+        <w:t xml:space="preserve">giám sát (cảnh sát) </w:t>
+      </w:r>
+      <w:r>
+        <w:rPr>
+          <w:rFonts w:cs="Times New Roman"/>
+        </w:rPr>
+        <w:t>→</w:t>
+      </w:r>
+      <w:r>
+        <w:t xml:space="preserve"> </w:t>
+      </w:r>
+      <w:r>
+        <w:t xml:space="preserve">trấn áp </w:t>
+      </w:r>
+      <w:r>
+        <w:t xml:space="preserve">(cảnh sát) </w:t>
+      </w:r>
+      <w:r>
+        <w:rPr>
+          <w:rFonts w:cs="Times New Roman"/>
+        </w:rPr>
+        <w:t>→</w:t>
+      </w:r>
+      <w:r>
+        <w:t xml:space="preserve"> </w:t>
+      </w:r>
+      <w:r>
+        <w:t xml:space="preserve">bắt giữ (cảnh sát) </w:t>
+      </w:r>
+      <w:r>
+        <w:rPr>
+          <w:rFonts w:cs="Times New Roman"/>
+        </w:rPr>
+        <w:t xml:space="preserve">→ </w:t>
+      </w:r>
+      <w:r>
+        <w:t>tạm giam</w:t>
+      </w:r>
+      <w:r>
+        <w:t xml:space="preserve"> (</w:t>
+      </w:r>
+      <w:r>
+        <w:t>công tố</w:t>
+      </w:r>
+      <w:r>
+        <w:t>)</w:t>
+      </w:r>
+      <w:r>
+        <w:t xml:space="preserve"> </w:t>
+      </w:r>
+      <w:r>
+        <w:rPr>
+          <w:rFonts w:cs="Times New Roman"/>
+        </w:rPr>
+        <w:t>→ điều tr</w:t>
+      </w:r>
+      <w:r>
+        <w:rPr>
+          <w:rFonts w:cs="Times New Roman"/>
+        </w:rPr>
+        <w:t>a</w:t>
+      </w:r>
+      <w:r>
+        <w:rPr>
+          <w:rFonts w:cs="Times New Roman"/>
+        </w:rPr>
+        <w:t xml:space="preserve"> </w:t>
+      </w:r>
+      <w:r>
+        <w:rPr>
+          <w:rFonts w:cs="Times New Roman"/>
+        </w:rPr>
+        <w:t xml:space="preserve">(công tố) </w:t>
+      </w:r>
+      <w:r>
+        <w:rPr>
+          <w:rFonts w:cs="Times New Roman"/>
+        </w:rPr>
+        <w:t xml:space="preserve">→ </w:t>
+      </w:r>
+      <w:r>
+        <w:rPr>
+          <w:rFonts w:cs="Times New Roman"/>
+        </w:rPr>
+        <w:t xml:space="preserve">truy tố (công tố) → </w:t>
+      </w:r>
+      <w:r>
+        <w:rPr>
+          <w:rFonts w:cs="Times New Roman"/>
+        </w:rPr>
+        <w:t>xét xử</w:t>
+      </w:r>
+      <w:r>
+        <w:rPr>
+          <w:rFonts w:cs="Times New Roman"/>
+        </w:rPr>
+        <w:t xml:space="preserve"> (tòa án)</w:t>
+      </w:r>
+      <w:r>
+        <w:rPr>
+          <w:rFonts w:cs="Times New Roman"/>
+        </w:rPr>
+        <w:t xml:space="preserve"> → phán quyết </w:t>
+      </w:r>
+      <w:r>
+        <w:rPr>
+          <w:rFonts w:cs="Times New Roman"/>
+        </w:rPr>
+        <w:t xml:space="preserve">(tòa án) </w:t>
+      </w:r>
+      <w:r>
+        <w:rPr>
+          <w:rFonts w:cs="Times New Roman"/>
+        </w:rPr>
+        <w:t>→ bỏ tù</w:t>
+      </w:r>
+      <w:r>
+        <w:rPr>
+          <w:rFonts w:cs="Times New Roman"/>
+        </w:rPr>
+        <w:t xml:space="preserve"> (trại giam)</w:t>
+      </w:r>
+      <w:r>
+        <w:rPr>
+          <w:rFonts w:cs="Times New Roman"/>
+        </w:rPr>
+        <w:t xml:space="preserve"> </w:t>
+      </w:r>
+      <w:r>
+        <w:rPr>
+          <w:rFonts w:cs="Times New Roman"/>
+        </w:rPr>
+        <w:t>→</w:t>
+      </w:r>
+      <w:r>
+        <w:t xml:space="preserve"> </w:t>
+      </w:r>
+      <w:r>
+        <w:t>giám sát (cảnh sát)</w:t>
+      </w:r>
+      <w:r>
+        <w:t xml:space="preserve">”. </w:t>
+      </w:r>
+      <w:r>
+        <w:t>Ở</w:t>
+      </w:r>
+      <w:r>
+        <w:t xml:space="preserve"> những quốc gia</w:t>
+      </w:r>
+      <w:r>
+        <w:t xml:space="preserve"> có hệ thống </w:t>
+      </w:r>
+      <w:r>
+        <w:rPr>
+          <w:i/>
+        </w:rPr>
+        <w:t>dân luật</w:t>
+      </w:r>
+      <w:r>
+        <w:t xml:space="preserve"> </w:t>
+      </w:r>
+      <w:r>
+        <w:t>(</w:t>
+      </w:r>
+      <w:r>
+        <w:t xml:space="preserve">luật dân sự, </w:t>
+      </w:r>
+      <w:r>
+        <w:t xml:space="preserve">luật lục địa, </w:t>
+      </w:r>
+      <w:r>
+        <w:t>civil law) ưu tiên các bộ luật được văn bản hóa thay vì dựa vào các án lệ (phán quyết của tòa án trong quá khứ), cơ quan công tố thuộc/bên cạnh nhánh lập pháp (Pháp</w:t>
+      </w:r>
+      <w:r>
+        <w:t xml:space="preserve"> – công tố viên bên cạnh thẩm phán</w:t>
+      </w:r>
+      <w:r>
+        <w:t xml:space="preserve">) hoặc độc lập như Viện Kiểm </w:t>
+      </w:r>
+      <w:r>
+        <w:t>s</w:t>
+      </w:r>
+      <w:r>
+        <w:t>át (Việt Nam)</w:t>
+      </w:r>
+      <w:r>
+        <w:t xml:space="preserve"> (Gemini 2026)</w:t>
+      </w:r>
+      <w:r>
+        <w:t xml:space="preserve">. </w:t>
+      </w:r>
+      <w:r>
+        <w:t xml:space="preserve">Nhược điểm của cơ chế cơ quan công tố thuộc nhánh lập pháp hoặc độc lập là thiếu sự hỗ trợ của cảnh sát, nhưng nếu công tố thuộc nhánh hành pháp để đạt hiệu quả thì tòa án phải rất mạnh để đối trọng. </w:t>
+      </w:r>
+      <w:r>
+        <w:t xml:space="preserve">Sau khi nhận được cáo trạng </w:t>
+      </w:r>
+      <w:r>
+        <w:rPr>
+          <w:i/>
+        </w:rPr>
+        <w:t>truy tố</w:t>
+      </w:r>
+      <w:r>
+        <w:t xml:space="preserve"> </w:t>
+      </w:r>
+      <w:r>
+        <w:t xml:space="preserve">buộc tội nghi phạm </w:t>
+      </w:r>
+      <w:r>
+        <w:t xml:space="preserve">của công tố viên, </w:t>
+      </w:r>
+      <w:r>
+        <w:rPr>
+          <w:i/>
+        </w:rPr>
+        <w:t>t</w:t>
+      </w:r>
+      <w:r>
+        <w:rPr>
+          <w:i/>
+        </w:rPr>
+        <w:t>hẩm phán</w:t>
+      </w:r>
+      <w:r>
+        <w:t xml:space="preserve"> </w:t>
+      </w:r>
+      <w:r>
+        <w:t xml:space="preserve">(Judge) </w:t>
+      </w:r>
+      <w:r>
+        <w:t>là người xét xử và ra phán quyết</w:t>
+      </w:r>
+      <w:r>
+        <w:t xml:space="preserve"> tại một phiên tòa cụ thể</w:t>
+      </w:r>
+      <w:r>
+        <w:t xml:space="preserve">, chịu trách nhiệm bảo vệ pháp luật về mặt chuyên môn, trong khi đó, người đứng đầu một cơ quan </w:t>
+      </w:r>
+      <w:r>
+        <w:t xml:space="preserve">tư pháp </w:t>
+      </w:r>
+      <w:r>
+        <w:t xml:space="preserve">như tòa án là </w:t>
+      </w:r>
+      <w:r>
+        <w:rPr>
+          <w:i/>
+        </w:rPr>
+        <w:t>chánh án</w:t>
+      </w:r>
+      <w:r>
+        <w:t xml:space="preserve"> (</w:t>
+      </w:r>
+      <w:r>
+        <w:t>Chief Judge/Justice</w:t>
+      </w:r>
+      <w:r>
+        <w:t xml:space="preserve">) </w:t>
+      </w:r>
+      <w:r>
+        <w:t>chịu trách nhiệm quản lý nhân sự, hành chánh và phân công xử án, và tất nhiên c</w:t>
+      </w:r>
+      <w:r>
+        <w:t>hánh án thường là thẩm phán</w:t>
+      </w:r>
+      <w:r>
+        <w:t xml:space="preserve"> (Gemini 2026)</w:t>
+      </w:r>
+      <w:r>
+        <w:t>.</w:t>
+      </w:r>
+      <w:r>
+        <w:t xml:space="preserve"> </w:t>
+      </w:r>
+      <w:r>
+        <w:t>T</w:t>
+      </w:r>
+      <w:r>
+        <w:t xml:space="preserve">rong một phiên tòa </w:t>
+      </w:r>
+      <w:r>
+        <w:t xml:space="preserve">xét xử </w:t>
+      </w:r>
+      <w:r>
+        <w:t xml:space="preserve">cụ thể, bên cạnh thẩm phán đóng vai trò chuyên môn còn có </w:t>
+      </w:r>
+      <w:r>
+        <w:rPr>
+          <w:i/>
+        </w:rPr>
+        <w:t>bồi thẩm đoàn</w:t>
+      </w:r>
+      <w:r>
+        <w:t xml:space="preserve"> </w:t>
+      </w:r>
+      <w:r>
+        <w:t>(</w:t>
+      </w:r>
+      <w:r>
+        <w:t>J</w:t>
+      </w:r>
+      <w:r>
+        <w:t xml:space="preserve">ury) </w:t>
+      </w:r>
+      <w:r>
+        <w:t>[có thể gồm những người dân] đóng vai trò trọng tài</w:t>
+      </w:r>
+      <w:r>
+        <w:t xml:space="preserve">, phán quyết của một phiên tòa xét xử cụ thể </w:t>
+      </w:r>
+      <w:r>
+        <w:t xml:space="preserve">[sơ thẩm] </w:t>
+      </w:r>
+      <w:r>
+        <w:t>là kết quả phối hợp của thẩm phán và bồi thẩm đoàn</w:t>
+      </w:r>
+      <w:r>
+        <w:t xml:space="preserve"> (Gemini 2026)</w:t>
+      </w:r>
+      <w:r>
+        <w:t>.</w:t>
+      </w:r>
+      <w:r>
+        <w:t xml:space="preserve"> Nếu một phiên tòa xét xử cụ thể gồm nhiều thẩm phán thì người đứng đầu </w:t>
+      </w:r>
+      <w:r>
+        <w:rPr>
+          <w:i/>
+        </w:rPr>
+        <w:t>hội đồng thẩm phán</w:t>
+      </w:r>
+      <w:r>
+        <w:t xml:space="preserve"> được gọi là </w:t>
+      </w:r>
+      <w:r>
+        <w:rPr>
+          <w:i/>
+        </w:rPr>
+        <w:t>thẩm phán chủ tọa</w:t>
+      </w:r>
+      <w:r>
+        <w:t xml:space="preserve"> (Presiding Judge).</w:t>
+      </w:r>
+      <w:r>
+        <w:t xml:space="preserve"> Phiên tòa sơ thẩm thường gồm một thẩm phán và có thể có bồi thẩm đoàn </w:t>
+      </w:r>
+      <w:r>
+        <w:t xml:space="preserve">[gọi chung là hội đồng xét xử] </w:t>
+      </w:r>
+      <w:r>
+        <w:t>và phiên tòa phúc thẩm</w:t>
+      </w:r>
+      <w:r>
+        <w:t>/</w:t>
+      </w:r>
+      <w:r>
+        <w:t>tối cao thường có hội đồng thẩm phán và không cần có bồi thẩm đoàn</w:t>
+      </w:r>
+      <w:r>
+        <w:t xml:space="preserve"> (Gemini 2026)</w:t>
+      </w:r>
+      <w:r>
+        <w:t>.</w:t>
+      </w:r>
+      <w:r>
+        <w:t xml:space="preserve"> Hệ thống tòa án kép của Hoa Kỳ gồm </w:t>
+      </w:r>
+      <w:r>
+        <w:rPr>
+          <w:i/>
+        </w:rPr>
+        <w:t>hệ thống tòa liên bang</w:t>
+      </w:r>
+      <w:r>
+        <w:t xml:space="preserve"> và </w:t>
+      </w:r>
+      <w:r>
+        <w:rPr>
+          <w:i/>
+        </w:rPr>
+        <w:t>hệ thống tòa tiểu bang</w:t>
+      </w:r>
+      <w:r>
+        <w:t xml:space="preserve">, trong đó hệ thống tòa </w:t>
+      </w:r>
+      <w:r>
+        <w:t xml:space="preserve">án </w:t>
+      </w:r>
+      <w:r>
+        <w:t xml:space="preserve">liên bang gồm 94 tòa sơ thẩm </w:t>
+      </w:r>
+      <w:r>
+        <w:t xml:space="preserve">(tòa quận) </w:t>
+      </w:r>
+      <w:r>
+        <w:t xml:space="preserve">liên bang tương ứng 94 </w:t>
+      </w:r>
+      <w:r>
+        <w:t>qu</w:t>
+      </w:r>
+      <w:r>
+        <w:t>ậ</w:t>
+      </w:r>
+      <w:r>
+        <w:t>n</w:t>
+      </w:r>
+      <w:r>
+        <w:t xml:space="preserve"> tư pháp (94 văn phòng công tố liên bang), </w:t>
+      </w:r>
+      <w:r>
+        <w:t>13 tòa phúc thẩm (tòa kháng án) liên bang tương ứng 13 vùng tư pháp</w:t>
+      </w:r>
+      <w:r>
+        <w:t xml:space="preserve">, và 1 </w:t>
+      </w:r>
+      <w:r>
+        <w:rPr>
+          <w:i/>
+        </w:rPr>
+        <w:t>Tòa án Tối cao Hòa Kỳ</w:t>
+      </w:r>
+      <w:r>
+        <w:t xml:space="preserve">, với lưu ý Tòa án Tối cao Hòa Kỳ có </w:t>
+      </w:r>
+      <w:r>
+        <w:t xml:space="preserve">9 thẩm phán </w:t>
+      </w:r>
+      <w:r>
+        <w:t xml:space="preserve">tối cao </w:t>
+      </w:r>
+      <w:r>
+        <w:t>đảm nhiệm trọn đời do Tổng thống đề cử và Thượng viện phê chuẩn.</w:t>
+      </w:r>
+      <w:r>
+        <w:t xml:space="preserve"> </w:t>
+      </w:r>
+      <w:r>
+        <w:t xml:space="preserve">Riêng tòa sơ thẩm liên bang có những </w:t>
+      </w:r>
+      <w:r>
+        <w:rPr>
+          <w:i/>
+        </w:rPr>
+        <w:t>thẩm phán sơ lục</w:t>
+      </w:r>
+      <w:r>
+        <w:t xml:space="preserve"> </w:t>
+      </w:r>
+      <w:r>
+        <w:t>(</w:t>
+      </w:r>
+      <w:r>
+        <w:t>U.S. Magistrate Judge</w:t>
+      </w:r>
+      <w:r>
+        <w:t xml:space="preserve">) </w:t>
+      </w:r>
+      <w:r>
+        <w:t>chuyên xử lý các thủ tục ban đầu cho các vụ án như ký lệnh bắt giữ, ký lệnh khám xét, chủ tọa phiên tòa 48 giờ, quyết định cho tại ngoại hay tạm giam bị cáo trong 30 ngày</w:t>
+      </w:r>
+      <w:r>
+        <w:t xml:space="preserve"> (Gemini 2026)</w:t>
+      </w:r>
+      <w:r>
+        <w:t xml:space="preserve">. Ghi chú, thẩm phán sơ lục có nhiệm kỳ, thường là 8 năm. </w:t>
+      </w:r>
+      <w:r>
+        <w:t xml:space="preserve">Trong hệ thống tòa án tiểu bang thì mỗi bang có một số tòa án cấp thấp xử lý tranh chấp nhỏ, một số tòa sơ thẩm tiểu bang, một số tòa phúc thẩm tiểu bang và một </w:t>
+      </w:r>
+      <w:r>
+        <w:rPr>
+          <w:i/>
+        </w:rPr>
+        <w:t xml:space="preserve">Tòa </w:t>
+      </w:r>
+      <w:r>
+        <w:rPr>
+          <w:i/>
+        </w:rPr>
+        <w:t>á</w:t>
+      </w:r>
+      <w:r>
+        <w:rPr>
+          <w:i/>
+        </w:rPr>
+        <w:t>n Tối cao Tiểu bang</w:t>
+      </w:r>
+      <w:r>
+        <w:t xml:space="preserve">, với lưu ý thẩm phán tiểu bang </w:t>
+      </w:r>
+      <w:r>
+        <w:t xml:space="preserve">đều có nhiệm kỳ </w:t>
+      </w:r>
+      <w:r>
+        <w:t>do dân bầu</w:t>
+      </w:r>
+      <w:r>
+        <w:t xml:space="preserve"> hoặc Thống đốc bang bổ nhiệm</w:t>
+      </w:r>
+      <w:r>
+        <w:t xml:space="preserve"> (Gemini 2026)</w:t>
+      </w:r>
+      <w:r>
+        <w:t>.</w:t>
+      </w:r>
+    </w:p>
+    <w:p>
+      <w:pPr>
+        <w:ind w:firstLine="360"/>
+      </w:pPr>
+      <w:r>
         <w:t xml:space="preserve">Giá trị của tích lũy tài chính ở chỗ tính ổn định của hằng số tỉ suất lợi nhuận như 5%. </w:t>
       </w:r>
       <w:r>
@@ -28742,7 +28941,11 @@
         <w:t xml:space="preserve">(production accumulation) </w:t>
       </w:r>
       <w:r>
-        <w:t xml:space="preserve">tức tích lũy sản lượng sản xuất công nghiệp trong ngữ nghĩa tích lũy </w:t>
+        <w:t xml:space="preserve">tức tích lũy sản lượng sản xuất công nghiệp trong ngữ nghĩa tích </w:t>
+      </w:r>
+      <w:r>
+        <w:lastRenderedPageBreak/>
+        <w:t xml:space="preserve">lũy </w:t>
       </w:r>
       <w:r>
         <w:t>trình độ sản xuất, tích lũy vốn</w:t>
@@ -28997,1511 +29200,1511 @@
         <w:t>&amp;</w:t>
       </w:r>
       <w:r>
-        <w:t xml:space="preserve"> Công nghiệp </w:t>
+        <w:t xml:space="preserve"> Công nghiệp quốc tế</w:t>
+      </w:r>
+      <w:r>
+        <w:t xml:space="preserve"> (MITI) có </w:t>
+      </w:r>
+      <w:r>
+        <w:t>vai trò hợp tác đưa ra định hướng</w:t>
+      </w:r>
+      <w:r>
+        <w:t xml:space="preserve"> </w:t>
+      </w:r>
+      <w:r>
+        <w:t xml:space="preserve">chung </w:t>
+      </w:r>
+      <w:r>
+        <w:t>nên k</w:t>
+      </w:r>
+      <w:r>
+        <w:t>eiretsu</w:t>
+      </w:r>
+      <w:r>
+        <w:t xml:space="preserve"> có tính chất </w:t>
+      </w:r>
+      <w:r>
+        <w:rPr>
+          <w:i/>
+        </w:rPr>
+        <w:t>bền vững</w:t>
+      </w:r>
+      <w:r>
+        <w:t>, duy trì chuỗi cung ứng nội địa</w:t>
+      </w:r>
+      <w:r>
+        <w:t xml:space="preserve"> (Gemini 2026)</w:t>
+      </w:r>
+      <w:r>
+        <w:t>.</w:t>
+      </w:r>
+      <w:r>
+        <w:t xml:space="preserve"> </w:t>
+      </w:r>
+      <w:r>
+        <w:rPr>
+          <w:i/>
+        </w:rPr>
+        <w:t>Mô hình keiretsu</w:t>
+      </w:r>
+      <w:r>
+        <w:t xml:space="preserve"> phù hợp với Nhật Bản, ra đời từ </w:t>
+      </w:r>
+      <w:r>
+        <w:t>thập niên</w:t>
+      </w:r>
+      <w:r>
+        <w:t xml:space="preserve"> 1950</w:t>
+      </w:r>
+      <w:r>
+        <w:t xml:space="preserve"> (sau Thế chiến II 1945)</w:t>
+      </w:r>
+      <w:r>
+        <w:t>, vì Nhật Bản đã có sẵn nền tảng công nghiệp nên cần sự ổn định, xây dựng từ sự ổn định với vốn liếng đã có</w:t>
+      </w:r>
+      <w:r>
+        <w:t>, và cả đối phó với áp lực bên ngoài</w:t>
+      </w:r>
+      <w:r>
+        <w:t xml:space="preserve">. </w:t>
+      </w:r>
+      <w:r>
+        <w:t xml:space="preserve">Ghi chú, ở trung tâm </w:t>
+      </w:r>
+      <w:r>
+        <w:t>keiretsu</w:t>
+      </w:r>
+      <w:r>
+        <w:t xml:space="preserve">, ngoài ngân hàng chính (main bank) </w:t>
+      </w:r>
+      <w:r>
+        <w:t xml:space="preserve">tức định chế tài chính, </w:t>
+      </w:r>
+      <w:r>
+        <w:t xml:space="preserve">còn có công ty thương mại (sogo shosha). </w:t>
+      </w:r>
+      <w:r>
+        <w:rPr>
+          <w:i/>
+        </w:rPr>
+        <w:t>Mô hình chaebol</w:t>
+      </w:r>
+      <w:r>
+        <w:t xml:space="preserve"> kích phát </w:t>
+      </w:r>
+      <w:r>
+        <w:t xml:space="preserve">kinh tế, </w:t>
+      </w:r>
+      <w:r>
+        <w:t>được ăn cả ngã về không</w:t>
+      </w:r>
+      <w:r>
+        <w:t>,</w:t>
+      </w:r>
+      <w:r>
+        <w:t xml:space="preserve"> </w:t>
+      </w:r>
+      <w:r>
+        <w:t xml:space="preserve">ra đời </w:t>
+      </w:r>
+      <w:r>
+        <w:t>từ</w:t>
+      </w:r>
+      <w:r>
+        <w:t xml:space="preserve"> thập niên 1960</w:t>
+      </w:r>
+      <w:r>
+        <w:t xml:space="preserve"> </w:t>
+      </w:r>
+      <w:r>
+        <w:t>sau chiến tranh Triề</w:t>
+      </w:r>
+      <w:r>
+        <w:t>u Tiên 1953</w:t>
+      </w:r>
+      <w:r>
+        <w:t xml:space="preserve">, </w:t>
+      </w:r>
+      <w:r>
+        <w:t xml:space="preserve">khi </w:t>
+      </w:r>
+      <w:r>
+        <w:t>Hàn Quốc không còn đường lui trong một hoàn cảnh nhiều khó kh</w:t>
+      </w:r>
+      <w:r>
+        <w:t>ă</w:t>
+      </w:r>
+      <w:r>
+        <w:t>n</w:t>
+      </w:r>
+      <w:r>
+        <w:t xml:space="preserve"> và các chaebol buộc phải tuân lệnh chính phủ để nhận được vốn và đơn đặt hàng cũng như chịu sự giám sát chất lượng &amp; tiến độ sản xuất và hơn nữa, chính phủ chi phối các ngân hàng cấp tín dụng để chaebol </w:t>
+      </w:r>
+      <w:r>
+        <w:t xml:space="preserve">có thể nhận được vốn vay lãi suất thấp. Ghi chú, tất cả doanh nghiệp đều cần vay vốn ngay khi đã có vốn sẵn vì quy mô hoạt động lớn và ngày càng mở rộng, không thể dựa </w:t>
+      </w:r>
+      <w:r>
+        <w:t xml:space="preserve">hoàn toàn </w:t>
+      </w:r>
+      <w:r>
+        <w:t>vào nguồn vốn cố định, đây là vấn đề tiềm t</w:t>
+      </w:r>
+      <w:r>
+        <w:t>à</w:t>
+      </w:r>
+      <w:r>
+        <w:t>ng của tích lũy vốn</w:t>
+      </w:r>
+      <w:r>
+        <w:t>. Cả hai mô hình đều thành công, đều tạo ra kỳ tích, Nhật Bản hoàng kim vào thập niên 1960</w:t>
+      </w:r>
+      <w:r>
+        <w:t>-1970</w:t>
+      </w:r>
+      <w:r>
+        <w:t xml:space="preserve"> và Hàn Quốc rực rỡ vào thập niên </w:t>
+      </w:r>
+      <w:r>
+        <w:t>19</w:t>
+      </w:r>
+      <w:r>
+        <w:t>80</w:t>
+      </w:r>
+      <w:r>
+        <w:t>, nhược điểm có chăng là sau này, có thể vào thập niên 2000</w:t>
+      </w:r>
+      <w:r>
+        <w:t xml:space="preserve"> s</w:t>
+      </w:r>
+      <w:r>
+        <w:t>a</w:t>
+      </w:r>
+      <w:r>
+        <w:t xml:space="preserve">u </w:t>
+      </w:r>
+      <w:r>
+        <w:t>khủng hoảng tài chính châu Á 1997</w:t>
+      </w:r>
+      <w:r>
+        <w:t>, Hàn Quốc luôn phải chống độc quyền và tham nhũng trong khi Nhật Bản gặp phải trì trệ</w:t>
+      </w:r>
+      <w:r>
+        <w:t xml:space="preserve"> vì mạng lưới k</w:t>
+      </w:r>
+      <w:r>
+        <w:t>eiretsu</w:t>
+      </w:r>
+      <w:r>
+        <w:t xml:space="preserve"> giảm rủi ro nên cũng giảm </w:t>
+      </w:r>
+      <w:r>
+        <w:t xml:space="preserve">luôn </w:t>
+      </w:r>
+      <w:r>
+        <w:t xml:space="preserve">tốc độ phát triển </w:t>
+      </w:r>
+      <w:r>
+        <w:t>khi phát triển đến một mức nào đó</w:t>
+      </w:r>
+      <w:r>
+        <w:t>,</w:t>
+      </w:r>
+      <w:r>
+        <w:t xml:space="preserve"> </w:t>
+      </w:r>
+      <w:r>
+        <w:t xml:space="preserve">do </w:t>
+      </w:r>
+      <w:r>
+        <w:t>k</w:t>
+      </w:r>
+      <w:r>
+        <w:t>eiretsu</w:t>
+      </w:r>
+      <w:r>
+        <w:t xml:space="preserve"> </w:t>
+      </w:r>
+      <w:r>
+        <w:t xml:space="preserve">liên kết quá chặt chẽ và phụ thuộc vào ngân hàng chung cả nhóm </w:t>
+      </w:r>
+      <w:r>
+        <w:t>khép kín</w:t>
+      </w:r>
+      <w:r>
+        <w:t xml:space="preserve"> </w:t>
+      </w:r>
+      <w:r>
+        <w:t xml:space="preserve">và tất nhiên </w:t>
+      </w:r>
+      <w:r>
+        <w:t xml:space="preserve">có khả năng </w:t>
+      </w:r>
+      <w:r>
+        <w:t>xảy ra</w:t>
+      </w:r>
+      <w:r>
+        <w:t xml:space="preserve"> nợ xấu và bong bóng bất động sản</w:t>
+      </w:r>
+      <w:r>
+        <w:t xml:space="preserve"> (Gemini 2026)</w:t>
+      </w:r>
+      <w:r>
+        <w:t>.</w:t>
+      </w:r>
+      <w:r>
+        <w:t xml:space="preserve"> Tham nhũng và độc quyền là hai vấn đề của mô hình c</w:t>
+      </w:r>
+      <w:r>
+        <w:t>haebol</w:t>
+      </w:r>
+      <w:r>
+        <w:t xml:space="preserve"> nhưng cần lưu ý một vấn đề khác là một c</w:t>
+      </w:r>
+      <w:r>
+        <w:t>haebol</w:t>
+      </w:r>
+      <w:r>
+        <w:t xml:space="preserve"> thư</w:t>
+      </w:r>
+      <w:r>
+        <w:t>ờ</w:t>
+      </w:r>
+      <w:r>
+        <w:t>ng kinh doanh đa ngành ngh</w:t>
+      </w:r>
+      <w:r>
+        <w:t>ề</w:t>
+      </w:r>
+      <w:r>
+        <w:t xml:space="preserve"> với cả một </w:t>
+      </w:r>
+      <w:r>
+        <w:rPr>
+          <w:i/>
+        </w:rPr>
+        <w:t>hệ sinh thái</w:t>
+      </w:r>
+      <w:r>
+        <w:t xml:space="preserve"> nên tác động dây chuyền rất lớn, trong khi đó k</w:t>
+      </w:r>
+      <w:r>
+        <w:t>eiretsu</w:t>
+      </w:r>
+      <w:r>
+        <w:t xml:space="preserve"> tuy có hai trường hợp với </w:t>
+      </w:r>
+      <w:r>
+        <w:rPr>
+          <w:i/>
+        </w:rPr>
+        <w:t>keiretsu ngang</w:t>
+      </w:r>
+      <w:r>
+        <w:t xml:space="preserve"> với nhiều công ty đa ngành và </w:t>
+      </w:r>
+      <w:r>
+        <w:rPr>
+          <w:i/>
+        </w:rPr>
+        <w:t>keiretsu dọc</w:t>
+      </w:r>
+      <w:r>
+        <w:t xml:space="preserve"> với công ty đầu tàu kéo theo một loạt công ty </w:t>
+      </w:r>
+      <w:r>
+        <w:t>hỗ</w:t>
+      </w:r>
+      <w:r>
+        <w:t xml:space="preserve"> trợ</w:t>
+      </w:r>
+      <w:r>
+        <w:t xml:space="preserve"> </w:t>
+      </w:r>
+      <w:r>
+        <w:t>/</w:t>
+      </w:r>
+      <w:r>
+        <w:t xml:space="preserve"> cung ứng </w:t>
+      </w:r>
+      <w:r>
+        <w:t>nhưng ngay với k</w:t>
+      </w:r>
+      <w:r>
+        <w:t>eiretsu</w:t>
+      </w:r>
+      <w:r>
+        <w:t xml:space="preserve"> dọc, các công ty vẫn có sự độc lập tương đối</w:t>
+      </w:r>
+      <w:r>
+        <w:t xml:space="preserve"> nên rủi ro được phân tán không kéo theo cả hệ thống</w:t>
+      </w:r>
+      <w:r>
+        <w:t>.</w:t>
+      </w:r>
+      <w:r>
+        <w:t xml:space="preserve"> </w:t>
+      </w:r>
+      <w:r>
+        <w:t xml:space="preserve">Ghi chú, chưa đến thập niên 2000 thì thập niên 1990 </w:t>
+      </w:r>
+      <w:r>
+        <w:t>bị</w:t>
+      </w:r>
+      <w:r>
+        <w:t xml:space="preserve"> gọi là thập kỷ mất mát đối với nền kinh tế Nhật Bản – mười năm sau của kỳ tích Hàn Quốc 1980. </w:t>
+      </w:r>
+      <w:r>
+        <w:t xml:space="preserve">Về lý luận, </w:t>
+      </w:r>
+      <w:r>
+        <w:t>giả sử không đề cập tốc độ ra quyết định và lan truyền thi hành chậm</w:t>
+      </w:r>
+      <w:r>
+        <w:t xml:space="preserve"> –</w:t>
+      </w:r>
+      <w:r>
+        <w:t xml:space="preserve"> ngay cả chậm vì </w:t>
+      </w:r>
+      <w:r>
+        <w:t>tầng nấc quản trị</w:t>
+      </w:r>
+      <w:r>
+        <w:t xml:space="preserve"> chứ không phải chậm vì quan liêu</w:t>
+      </w:r>
+      <w:r>
+        <w:t xml:space="preserve">, </w:t>
+      </w:r>
+      <w:r>
+        <w:t>mạng lưới k</w:t>
+      </w:r>
+      <w:r>
+        <w:t>eiretsu</w:t>
+      </w:r>
+      <w:r>
+        <w:t xml:space="preserve"> phù hợp với quan điểm tự do kinh tế</w:t>
+      </w:r>
+      <w:r>
+        <w:t xml:space="preserve"> so với </w:t>
+      </w:r>
+      <w:r>
+        <w:rPr>
+          <w:i/>
+        </w:rPr>
+        <w:t>zaibatsu</w:t>
+      </w:r>
+      <w:r>
+        <w:t>, nhưng mô hình c</w:t>
+      </w:r>
+      <w:r>
+        <w:t>haebol</w:t>
+      </w:r>
+      <w:r>
+        <w:t xml:space="preserve"> rõ ràng mang đến kỳ kích phát triển kinh tế của Hàn Quốc, điều này có thể liên quan đến tinh thần quyết liệt trong kinh doanh cũng như sự chính trực và liêm khiết khi vận hành cả bộ máy phức hợp kinh tế </w:t>
+      </w:r>
+      <w:r>
+        <w:t>&amp;</w:t>
+      </w:r>
+      <w:r>
+        <w:t xml:space="preserve"> chính trị thành một bộ máy tổng thể, do đó Hàn Quốc luôn phải đối mặt với sự tổng hợp này.</w:t>
+      </w:r>
+      <w:r>
+        <w:t xml:space="preserve"> Trong khi đó, </w:t>
+      </w:r>
+      <w:r>
+        <w:rPr>
+          <w:i/>
+        </w:rPr>
+        <w:t>niềm tin</w:t>
+      </w:r>
+      <w:r>
+        <w:t xml:space="preserve"> trong mạng lưới k</w:t>
+      </w:r>
+      <w:r>
+        <w:t>eiretsu</w:t>
+      </w:r>
+      <w:r>
+        <w:t xml:space="preserve"> là một dạng tài sản cực kỳ quý giá</w:t>
+      </w:r>
+      <w:r>
+        <w:t xml:space="preserve"> </w:t>
+      </w:r>
+      <w:r>
+        <w:t>vì sở hữu chéo nếu không hiệu quả thì hết sức nguy hại</w:t>
+      </w:r>
+      <w:r>
+        <w:t xml:space="preserve"> và xác suất hiệu quả thấp hơn xác suất nguy hại</w:t>
+      </w:r>
+      <w:r>
+        <w:t>, mà gần đây (2025), nếu k</w:t>
+      </w:r>
+      <w:r>
+        <w:t>eiretsu</w:t>
+      </w:r>
+      <w:r>
+        <w:t xml:space="preserve"> tái sinh </w:t>
       </w:r>
       <w:r>
         <w:lastRenderedPageBreak/>
-        <w:t>quốc tế</w:t>
-      </w:r>
-      <w:r>
-        <w:t xml:space="preserve"> (MITI) có </w:t>
-      </w:r>
-      <w:r>
-        <w:t>vai trò hợp tác đưa ra định hướng</w:t>
-      </w:r>
-      <w:r>
-        <w:t xml:space="preserve"> </w:t>
-      </w:r>
-      <w:r>
-        <w:t xml:space="preserve">chung </w:t>
-      </w:r>
-      <w:r>
-        <w:t>nên k</w:t>
-      </w:r>
-      <w:r>
-        <w:t>eiretsu</w:t>
-      </w:r>
-      <w:r>
-        <w:t xml:space="preserve"> có tính chất </w:t>
-      </w:r>
-      <w:r>
-        <w:rPr>
-          <w:i/>
-        </w:rPr>
-        <w:t>bền vững</w:t>
-      </w:r>
-      <w:r>
-        <w:t>, duy trì chuỗi cung ứng nội địa</w:t>
+        <w:t>trở lại</w:t>
+      </w:r>
+      <w:r>
+        <w:t xml:space="preserve"> với liên minh linh hoạt</w:t>
+      </w:r>
+      <w:r>
+        <w:t>,</w:t>
+      </w:r>
+      <w:r>
+        <w:t xml:space="preserve"> hy vọng mang đến thành công mới cho Nhật Bản.</w:t>
+      </w:r>
+      <w:r>
+        <w:t xml:space="preserve"> </w:t>
+      </w:r>
+      <w:r>
+        <w:t>Ghi chú, sở hữu chéo (</w:t>
+      </w:r>
+      <w:r>
+        <w:rPr>
+          <w:i/>
+        </w:rPr>
+        <w:t>cross-ownership</w:t>
+      </w:r>
+      <w:r>
+        <w:t xml:space="preserve">) là sở hữu lẫn nhau giữa các doanh nghiệp, ví dụ công ty A có cổ phần của công ty B và công ty B cũng có cổ phần của công ty A. </w:t>
+      </w:r>
+      <w:r>
+        <w:t>Tôn Tử binh pháp dạy rằng, ta đông hơn địch chưa hẳn quân số của ta nhiều hơn mà là vì ta tập trung binh lực vào nơi mà địch lơi lỏng nên gây ra trạng thái tạm thời rằng ta đông hơn địch, đây là yếu tố sức mạnh của sự tập trung, từ sự điều phối chứ không phải từ sự trang bị</w:t>
+      </w:r>
+      <w:r>
+        <w:t>, nhưng nếu như ta không tận dụng trạng thái “đông hơn” tạm thời này thì cơ hội trôi qua</w:t>
+      </w:r>
+      <w:r>
+        <w:t>, và mô h</w:t>
+      </w:r>
+      <w:r>
+        <w:t>ì</w:t>
+      </w:r>
+      <w:r>
+        <w:t>nh chaebol tập trung “binh lực” có nguyên do.</w:t>
+      </w:r>
+      <w:r>
+        <w:t xml:space="preserve"> Võ công Nhật Bản đứng đầu châu Á</w:t>
+      </w:r>
+      <w:r>
+        <w:t xml:space="preserve">, tất nhiên cũng hiểu điều này, </w:t>
+      </w:r>
+      <w:r>
+        <w:t>nhưng mô hình</w:t>
+      </w:r>
+      <w:r>
+        <w:rPr>
+          <w:i/>
+        </w:rPr>
+        <w:t xml:space="preserve"> </w:t>
+      </w:r>
+      <w:r>
+        <w:t>keiretsu</w:t>
+      </w:r>
+      <w:r>
+        <w:t xml:space="preserve"> cẩn trọng ổn định cũng có nguyên do.</w:t>
+      </w:r>
+      <w:r>
+        <w:t xml:space="preserve"> </w:t>
+      </w:r>
+      <w:r>
+        <w:t xml:space="preserve">Nguyên lý ta thắng địch do địch và địch thắng ta do ta, chỉ cần ta ở thế bất bại thì sẽ có khả năng thắng địch [Tôn Tử binh pháp], chiếm lĩnh thị trường </w:t>
+      </w:r>
+      <w:r>
+        <w:t>bằng</w:t>
+      </w:r>
+      <w:r>
+        <w:t xml:space="preserve"> sự ổn định bền vững đến từ nguyên lý này. </w:t>
+      </w:r>
+      <w:r>
+        <w:t xml:space="preserve">Mô hình tích lũy của Đài Loan Trung Quốc thuộc hệ phân tán nhưng lỏng lẻo hơn cả </w:t>
+      </w:r>
+      <w:r>
+        <w:t>keiretsu</w:t>
+      </w:r>
+      <w:r>
+        <w:t xml:space="preserve">, theo đó nền kinh tế Đài Loan Trung Quốc dựa trên mạng lưới các </w:t>
+      </w:r>
+      <w:r>
+        <w:rPr>
+          <w:i/>
+        </w:rPr>
+        <w:t>doanh nghiệp vừa &amp; nhỏ</w:t>
+      </w:r>
+      <w:r>
+        <w:t xml:space="preserve"> (SMEs), thực chất là một </w:t>
+      </w:r>
+      <w:r>
+        <w:rPr>
+          <w:i/>
+        </w:rPr>
+        <w:t>vườn ươm công nghệ</w:t>
+      </w:r>
+      <w:r>
+        <w:t>, trong đó mỗi doanh nghiệp vừa &amp; nhỏ (</w:t>
+      </w:r>
+      <w:r>
+        <w:rPr>
+          <w:i/>
+        </w:rPr>
+        <w:t>SME</w:t>
+      </w:r>
+      <w:r>
+        <w:t xml:space="preserve">) được phát triển từ các dự án của </w:t>
+      </w:r>
+      <w:r>
+        <w:t>Viện Nghiên cứu Công nghệ Công nghiệp (ITRI)</w:t>
       </w:r>
       <w:r>
         <w:t xml:space="preserve"> (Gemini 2026)</w:t>
       </w:r>
       <w:r>
+        <w:t xml:space="preserve">. Cụ thể, </w:t>
+      </w:r>
+      <w:r>
+        <w:t>ITRI</w:t>
+      </w:r>
+      <w:r>
+        <w:t xml:space="preserve"> là tổ chức phi lợi nhuận thành lập năm 1973 được tài trợ bởi chính phủ, chuyên nghiên cứu &amp; phát triển (R&amp;D) những dự án đặc biệt </w:t>
+      </w:r>
+      <w:r>
+        <w:t xml:space="preserve">trong lĩnh vực </w:t>
+      </w:r>
+      <w:r>
+        <w:t xml:space="preserve">công nghệ – công nghệ cao như </w:t>
+      </w:r>
+      <w:r>
+        <w:t>bán dẫn, điện tử và sản xuất thông minh</w:t>
+      </w:r>
+      <w:r>
+        <w:t xml:space="preserve"> và sau khi mỗi dự án thành công nhất định, </w:t>
+      </w:r>
+      <w:r>
+        <w:t>ITRI</w:t>
+      </w:r>
+      <w:r>
+        <w:t xml:space="preserve"> sẽ chuyển giao hay cho phép đơn vị tham gia tách thành doanh nghiệp SME</w:t>
+      </w:r>
+      <w:r>
+        <w:t xml:space="preserve"> tung sản phẩm vào thị trường</w:t>
+      </w:r>
+      <w:r>
+        <w:t xml:space="preserve"> </w:t>
+      </w:r>
+      <w:r>
+        <w:t xml:space="preserve">(transfer, </w:t>
+      </w:r>
+      <w:r>
+        <w:rPr>
+          <w:i/>
+        </w:rPr>
+        <w:t>spin-off</w:t>
+      </w:r>
+      <w:r>
+        <w:t xml:space="preserve">) </w:t>
+      </w:r>
+      <w:r>
+        <w:t>(Google AI 2026)</w:t>
+      </w:r>
+      <w:r>
+        <w:t>. Các doanh nghiệp SME sẽ lớn mạnh thành tập đoàn toàn cầu như TSMC hoặc ít nhất nắm giữ một mắt xích quan trọng của chuỗi cung ứng toàn cầu</w:t>
+      </w:r>
+      <w:r>
+        <w:t xml:space="preserve"> (Google AI 2026)</w:t>
+      </w:r>
+      <w:r>
+        <w:t xml:space="preserve">, đây là ưu điểm cốt lõi của </w:t>
+      </w:r>
+      <w:r>
+        <w:rPr>
+          <w:i/>
+        </w:rPr>
+        <w:t>mô hình vườn ươm</w:t>
+      </w:r>
+      <w:r>
+        <w:t xml:space="preserve"> Đài Loan Trung Quốc</w:t>
+      </w:r>
+      <w:r>
+        <w:t xml:space="preserve">, rất phù hợp với quy mô nền kinh tế vừa phải về dân số quy tụ thành tương tự một khu công nghệ cao hay khu thương mại tự do nhưng có thể gặp vấn đề khi mở rộng bởi hai lý do sau: 1) </w:t>
+      </w:r>
+      <w:r>
+        <w:t>ITRI</w:t>
+      </w:r>
+      <w:r>
+        <w:t xml:space="preserve"> quá tải với quy mô kinh tế </w:t>
+      </w:r>
+      <w:r>
+        <w:t xml:space="preserve">mở rộng </w:t>
+      </w:r>
+      <w:r>
+        <w:t xml:space="preserve">hoặc ưu điểm “trăm hoa đua nở” suy giảm, còn nếu như để mỗi doanh nghiệp tự nghiên cứu &amp; phát triển riêng thì ưu điểm điều phối &amp; định hướng của </w:t>
+      </w:r>
+      <w:r>
+        <w:t>ITRI</w:t>
+      </w:r>
+      <w:r>
+        <w:t xml:space="preserve"> </w:t>
+      </w:r>
+      <w:r>
+        <w:t>không còn như lúc đầu, 2) mô hình vườn ươm bám chặt vào chuỗi cung ứng toàn cầu bằng năng lực nội sinh nên phải song hành nghịch biến với sự linh hoạt, do đó có khả năng bị ảnh hưởng bởi biến động thị trường toàn</w:t>
+      </w:r>
+      <w:r>
+        <w:t xml:space="preserve"> cầu</w:t>
+      </w:r>
+      <w:r>
+        <w:t>. Để dễ suy nghĩ và lập luận, ta hãy tham khảo Gemini 2026 so sánh mô hình vườn ươm Đài Loan Trung Quốc và mô hình chaebol Hàn Quốc như sau: 1) thế mạnh vườn ươm là thích ứng nhanh và thế mạnh chaebol là năng lực tài chính lớn và thương hiệu, 2) rủi ro của</w:t>
+      </w:r>
+      <w:r>
+        <w:t xml:space="preserve"> </w:t>
+      </w:r>
+      <w:r>
+        <w:t>vườn ươm là khó huy động vốn lớn</w:t>
+      </w:r>
+      <w:r>
+        <w:t xml:space="preserve"> (vì phân tán như </w:t>
+      </w:r>
+      <w:r>
+        <w:t>keiretsu</w:t>
+      </w:r>
+      <w:r>
+        <w:t xml:space="preserve"> nhưng không liên kết cực kỳ chặt chẽ như </w:t>
+      </w:r>
+      <w:r>
+        <w:t>keiretsu</w:t>
+      </w:r>
+      <w:r>
+        <w:t>) và rủi ro của chaebol là độc quyền và tham nhũng, 3) vườn ươm phân phối thu nhập công bằng hơn trong khi chaebol gây khoảng giàu nghèo hơn</w:t>
+      </w:r>
+      <w:r>
+        <w:t xml:space="preserve"> </w:t>
+      </w:r>
+      <w:r>
+        <w:t>nhưng tích lũy vốn có thể</w:t>
+      </w:r>
+      <w:r>
+        <w:t xml:space="preserve"> nhanh hơn</w:t>
+      </w:r>
+      <w:r>
         <w:t>.</w:t>
       </w:r>
       <w:r>
-        <w:t xml:space="preserve"> </w:t>
-      </w:r>
-      <w:r>
-        <w:rPr>
-          <w:i/>
-        </w:rPr>
-        <w:t>Mô hình keiretsu</w:t>
-      </w:r>
-      <w:r>
-        <w:t xml:space="preserve"> phù hợp với Nhật Bản, ra đời từ </w:t>
-      </w:r>
-      <w:r>
-        <w:t>thập niên</w:t>
-      </w:r>
-      <w:r>
-        <w:t xml:space="preserve"> 1950</w:t>
-      </w:r>
-      <w:r>
-        <w:t xml:space="preserve"> (sau Thế chiến II 1945)</w:t>
-      </w:r>
-      <w:r>
-        <w:t>, vì Nhật Bản đã có sẵn nền tảng công nghiệp nên cần sự ổn định, xây dựng từ sự ổn định với vốn liếng đã có</w:t>
-      </w:r>
-      <w:r>
-        <w:t>, và cả đối phó với áp lực bên ngoài</w:t>
+        <w:t xml:space="preserve"> Tuy nhiên, về lý luận, mô hình vườn ươm tiên tiến nhất</w:t>
+      </w:r>
+      <w:r>
+        <w:t>, phù hợp nhất với quan điểm tự do kinh tế</w:t>
+      </w:r>
+      <w:r>
+        <w:t>, và chưa chắc bị giới hạn bởi quy mô nền kinh tế</w:t>
+      </w:r>
+      <w:r>
+        <w:t>, chưa hẳn bởi vì quy mô nền kinh tế Đài Loan Trung Quốc không hề nhỏ, GDP danh nghĩa năm 2025 đạt khoảng 971 – 972 tỷ USD với tăng trưởng 8.63% năm 2025</w:t>
+      </w:r>
+      <w:r>
+        <w:t xml:space="preserve"> đứng thứ 22 thế giới, GDP bình quân đầu người năm 2025 đạt 39,000 – 42,103 USD đứng thứ 4 Đông Á vượt qua Hàn Quốc và Nhật Bản</w:t>
+      </w:r>
+      <w:r>
+        <w:t xml:space="preserve">, có thể lọt vào </w:t>
+      </w:r>
+      <w:r>
+        <w:t>nhóm</w:t>
+      </w:r>
+      <w:r>
+        <w:t xml:space="preserve"> 5 quốc gia/vùng lãnh thổ giàu nhất thế giới</w:t>
+      </w:r>
+      <w:r>
+        <w:t xml:space="preserve">, mà bởi vì mô hình </w:t>
+      </w:r>
+      <w:r>
+        <w:t>keiretsu</w:t>
+      </w:r>
+      <w:r>
+        <w:t xml:space="preserve"> chuyển từ </w:t>
+      </w:r>
+      <w:r>
+        <w:t>keiretsu</w:t>
+      </w:r>
+      <w:r>
+        <w:t xml:space="preserve"> truyền thống sang </w:t>
+      </w:r>
+      <w:r>
+        <w:rPr>
+          <w:i/>
+        </w:rPr>
+        <w:t>liên minh linh hoạt</w:t>
+      </w:r>
+      <w:r>
+        <w:t xml:space="preserve"> (s</w:t>
+      </w:r>
+      <w:r>
+        <w:t xml:space="preserve">trategic </w:t>
+      </w:r>
+      <w:r>
+        <w:t>a</w:t>
+      </w:r>
+      <w:r>
+        <w:t>lliance</w:t>
+      </w:r>
+      <w:r>
+        <w:t>, flexible alliance</w:t>
+      </w:r>
+      <w:r>
+        <w:t>) để giải quyết những vấn đề như</w:t>
+      </w:r>
+      <w:r>
+        <w:t xml:space="preserve"> (Gemini 2026)</w:t>
+      </w:r>
+      <w:r>
+        <w:t>: 1) thích ứng với sự thay đổi nhanh của toàn cầu hóa mà những ràng</w:t>
+      </w:r>
+      <w:r>
+        <w:t xml:space="preserve"> buộc trong </w:t>
+      </w:r>
+      <w:r>
+        <w:t>keiretsu</w:t>
+      </w:r>
+      <w:r>
+        <w:t xml:space="preserve"> cản trở sự thích ứng,</w:t>
+      </w:r>
+      <w:r>
+        <w:t xml:space="preserve"> 2) </w:t>
+      </w:r>
+      <w:r>
+        <w:t>keiretsu</w:t>
+      </w:r>
+      <w:r>
+        <w:t xml:space="preserve"> khép kín nên hưởng lợi ít từ quá trình đấu thầu khi mua sắm hay đầu tư, 3) sở hữu chéo mặc dù có nhiều rủi ro nhưng có mục tiêu là đặt tin cậy </w:t>
+      </w:r>
+      <w:r>
+        <w:t xml:space="preserve">nội bộ </w:t>
+      </w:r>
+      <w:r>
+        <w:t xml:space="preserve">lẫn nhau nhằm ngăn chặn sự thâu tóm từ bên ngoài, nay gặp áp lực tài chính quốc tế lẫn ảnh hưởng cực lớn của các tập đoàn đặc biệt tập đoàn công nghệ </w:t>
+      </w:r>
+      <w:r>
+        <w:t>đa quốc gia</w:t>
+      </w:r>
+      <w:r>
+        <w:t xml:space="preserve"> như Google, Apple</w:t>
+      </w:r>
+      <w:r>
+        <w:t>, Tesla</w:t>
+      </w:r>
+      <w:r>
+        <w:t>.</w:t>
+      </w:r>
+      <w:r>
+        <w:t xml:space="preserve"> Do đó liên minh linh hoạt cốt lõi là làm lỏng lẻo sự </w:t>
+      </w:r>
+      <w:r>
+        <w:t>cố</w:t>
+      </w:r>
+      <w:r>
+        <w:t xml:space="preserve"> kết giữa các công ty trong cùng mạng lưới (</w:t>
+      </w:r>
+      <w:r>
+        <w:t>keiretsu</w:t>
+      </w:r>
+      <w:r>
+        <w:t xml:space="preserve">) </w:t>
+      </w:r>
+      <w:r>
+        <w:t>để đạt</w:t>
+      </w:r>
+      <w:r>
+        <w:t xml:space="preserve"> tính linh hoạt như hợp tác theo dự án, </w:t>
+      </w:r>
+      <w:r>
+        <w:t xml:space="preserve">hợp tác ngắn hạn, </w:t>
+      </w:r>
+      <w:r>
+        <w:t xml:space="preserve">hợp tác với đối thủ, </w:t>
+      </w:r>
+      <w:r>
+        <w:t xml:space="preserve">chiếm lĩnh thị trường, giảm sở hữu chéo, không cần đến ngân hàng trung tâm, </w:t>
+      </w:r>
+      <w:r>
+        <w:t xml:space="preserve">giảm tầng nấc quản trị, </w:t>
+      </w:r>
+      <w:r>
+        <w:t xml:space="preserve">ngay </w:t>
+      </w:r>
+      <w:r>
+        <w:lastRenderedPageBreak/>
+        <w:t xml:space="preserve">cả hai </w:t>
+      </w:r>
+      <w:r>
+        <w:t>keiretsu</w:t>
+      </w:r>
+      <w:r>
+        <w:t xml:space="preserve"> (mạng lưới) hoàn toàn có thể bắt tay nhau. </w:t>
+      </w:r>
+      <w:r>
+        <w:t xml:space="preserve">Ghi chú, Nhật Bản bắt đầu triển khai liên minh linh hoạt từ thập niên 2000 sau </w:t>
+      </w:r>
+      <w:r>
+        <w:t>khủng hoảng tài chính châu Á 1997</w:t>
+      </w:r>
+      <w:r>
+        <w:t xml:space="preserve"> và gần đây (2025) có một số thông tin đáng chú ý như t</w:t>
+      </w:r>
+      <w:r>
+        <w:t xml:space="preserve">ập đoàn Renault </w:t>
+      </w:r>
+      <w:r>
+        <w:t xml:space="preserve">(Pháp) </w:t>
+      </w:r>
+      <w:r>
+        <w:t xml:space="preserve">và </w:t>
+      </w:r>
+      <w:r>
+        <w:t xml:space="preserve">tập đoàn </w:t>
+      </w:r>
+      <w:r>
+        <w:t xml:space="preserve">Nissan Motor </w:t>
+      </w:r>
+      <w:r>
+        <w:t>(Nhật Bản) t</w:t>
+      </w:r>
+      <w:r>
+        <w:t>hiết lập lại liên minh toàn cầu</w:t>
+      </w:r>
+      <w:r>
+        <w:t xml:space="preserve"> vào năm 2023</w:t>
+      </w:r>
+      <w:r>
+        <w:t>.</w:t>
+      </w:r>
+      <w:r>
+        <w:t xml:space="preserve"> </w:t>
+      </w:r>
+      <w:r>
+        <w:t xml:space="preserve">Liên minh </w:t>
+      </w:r>
+      <w:r>
+        <w:t xml:space="preserve">linh hoạt </w:t>
+      </w:r>
+      <w:r>
+        <w:t>khắc phục nhược điểm nghiêng về phòng thủ trước ý chí tấn công của chaebol mà vẫn bảo đảm đặc tính tự do của thị trường. Mô hình liên minh linh hoạt tuy cũng khác với mô hình vườn ươm nhưng cùng hệ phân tán</w:t>
+      </w:r>
+      <w:r>
+        <w:t xml:space="preserve"> và rõ ràng, liên minh linh hoạt hay </w:t>
+      </w:r>
+      <w:r>
+        <w:rPr>
+          <w:i/>
+        </w:rPr>
+        <w:t>liên minh chiến lược</w:t>
+      </w:r>
+      <w:r>
+        <w:t xml:space="preserve"> hay </w:t>
+      </w:r>
+      <w:r>
+        <w:rPr>
+          <w:i/>
+        </w:rPr>
+        <w:t>liên minh toàn cầu</w:t>
+      </w:r>
+      <w:r>
+        <w:t xml:space="preserve"> phản ánh hình thức </w:t>
+      </w:r>
+      <w:r>
+        <w:rPr>
+          <w:i/>
+        </w:rPr>
+        <w:t>sáp nhập</w:t>
+      </w:r>
+      <w:r>
+        <w:t xml:space="preserve"> </w:t>
+      </w:r>
+      <w:r>
+        <w:t xml:space="preserve">(merger) </w:t>
+      </w:r>
+      <w:r>
+        <w:t>diễn ra thường xuyên giữa các tập đoàn công nghệ lớn</w:t>
+      </w:r>
+      <w:r>
+        <w:t xml:space="preserve"> và sự sáp nhập này không khác bao nhiêu sự bám chặt vào chuỗi cung ứng toàn cầu của mô hình vườn ươm, có khác chăng là ở quy mô rất lớn</w:t>
+      </w:r>
+      <w:r>
+        <w:t xml:space="preserve"> với </w:t>
+      </w:r>
+      <w:r>
+        <w:t>liên minh toàn cầu</w:t>
+      </w:r>
+      <w:r>
+        <w:t>.</w:t>
+      </w:r>
+      <w:r>
+        <w:t xml:space="preserve"> </w:t>
+      </w:r>
+      <w:r>
+        <w:t xml:space="preserve">TSMC là tập đoàn </w:t>
+      </w:r>
+      <w:r>
+        <w:t>toàn cầu</w:t>
+      </w:r>
+      <w:r>
+        <w:t xml:space="preserve"> của Đài Loan Trung Quốc và Đài Loan Trung Quốc còn nhiều công ty </w:t>
+      </w:r>
+      <w:r>
+        <w:t>“</w:t>
+      </w:r>
+      <w:r>
+        <w:t>yết hầu</w:t>
+      </w:r>
+      <w:r>
+        <w:t>”</w:t>
+      </w:r>
+      <w:r>
+        <w:t xml:space="preserve"> của chuỗi cung ứng toàn cầu, tập trung vào nh</w:t>
+      </w:r>
+      <w:r>
+        <w:t>ữ</w:t>
+      </w:r>
+      <w:r>
+        <w:t>ng phân khúc</w:t>
+      </w:r>
+      <w:r>
+        <w:t>,</w:t>
+      </w:r>
+      <w:r>
+        <w:t xml:space="preserve"> những công đoạn quan trọng </w:t>
+      </w:r>
+      <w:r>
+        <w:t>trong quá trình sản xuất</w:t>
+      </w:r>
+      <w:r>
+        <w:t xml:space="preserve"> một sản phẩm hoàn chỉnh </w:t>
+      </w:r>
+      <w:r>
+        <w:t>(Gemini 2026)</w:t>
       </w:r>
       <w:r>
         <w:t xml:space="preserve">. </w:t>
       </w:r>
       <w:r>
-        <w:t xml:space="preserve">Ghi chú, ở trung tâm </w:t>
+        <w:t xml:space="preserve">Ghi chú, kinh tế Đài Loan Trung Quốc cất cánh vào thập niên 1960 và trở thành một trong bốn con </w:t>
+      </w:r>
+      <w:proofErr w:type="gramStart"/>
+      <w:r>
+        <w:t>rồng  châu</w:t>
+      </w:r>
+      <w:proofErr w:type="gramEnd"/>
+      <w:r>
+        <w:t xml:space="preserve"> Á vào thập niên 1980, gần như đồng thời với Hàn Quốc</w:t>
+      </w:r>
+      <w:r>
+        <w:t xml:space="preserve">, và bốn con rồng </w:t>
+      </w:r>
+      <w:r>
+        <w:t xml:space="preserve">(hổ) </w:t>
+      </w:r>
+      <w:r>
+        <w:t xml:space="preserve">châu Á từ thập niên 1960 đến thập niên 1980 </w:t>
+      </w:r>
+      <w:r>
+        <w:t>gồm</w:t>
+      </w:r>
+      <w:r>
+        <w:t xml:space="preserve"> </w:t>
+      </w:r>
+      <w:r>
+        <w:t>Hàn Quốc, Singapore, Đài Loan Trung Quốc, và Hồng Kông Trung Quốc</w:t>
+      </w:r>
+      <w:r>
+        <w:t xml:space="preserve">. </w:t>
+      </w:r>
+      <w:r>
+        <w:t xml:space="preserve">Với mô hình dọc mà sự tập trung chủ đạo từ chính phủ đến chaebol thì mô hình chaebol khó mà sáp nhập với tập đoàn </w:t>
+      </w:r>
+      <w:r>
+        <w:t>toàn cầu</w:t>
+      </w:r>
+      <w:r>
+        <w:t xml:space="preserve"> </w:t>
+      </w:r>
+      <w:r>
+        <w:t xml:space="preserve">(2026) </w:t>
+      </w:r>
+      <w:r>
+        <w:t>khi chaebol vừa là tài sản quý của quốc gia vừa là niềm tự hào dân tộ</w:t>
+      </w:r>
+      <w:r>
+        <w:t xml:space="preserve">c, và </w:t>
+      </w:r>
+      <w:r>
+        <w:t xml:space="preserve">Hàn Quốc sẽ </w:t>
+      </w:r>
+      <w:r>
+        <w:t xml:space="preserve">còn </w:t>
+      </w:r>
+      <w:r>
+        <w:t xml:space="preserve">đối </w:t>
+      </w:r>
+      <w:r>
+        <w:t xml:space="preserve">phó </w:t>
+      </w:r>
+      <w:r>
+        <w:t xml:space="preserve">với sự tấn công từ các tập đoàn </w:t>
+      </w:r>
+      <w:r>
+        <w:t>đa quốc gia</w:t>
+      </w:r>
+      <w:r>
+        <w:t xml:space="preserve"> </w:t>
+      </w:r>
+      <w:r>
+        <w:t>đặc biệt khi toàn cầu hóa quay trở lại</w:t>
+      </w:r>
+      <w:r>
+        <w:t>, chaebol vĩnh viễn xoay vần trong cuộc chiến toàn cầu nếu không bắt tay với đối thủ</w:t>
+      </w:r>
+      <w:r>
+        <w:t>, mặc dù có thể là cái giá của sự tráng kiện</w:t>
+      </w:r>
+      <w:r>
+        <w:t>.</w:t>
+      </w:r>
+      <w:r>
+        <w:t xml:space="preserve"> Mô hình sản xuất của Trung Quốc dường như nghiêng về mô hình tập trung như mô hình chaebol của Hàn Quốc, theo Gemini 2026, </w:t>
+      </w:r>
+      <w:r>
+        <w:t>“</w:t>
+      </w:r>
+      <w:r>
+        <w:t xml:space="preserve">là sự kết hợp giữa quyền lực tập trung </w:t>
+      </w:r>
+      <w:r>
+        <w:t xml:space="preserve">của </w:t>
+      </w:r>
+      <w:r>
+        <w:t>nhà nước và sự năng động của thị trường</w:t>
+      </w:r>
+      <w:r>
+        <w:t>”</w:t>
+      </w:r>
+      <w:r>
+        <w:t xml:space="preserve">, được gọi là </w:t>
+      </w:r>
+      <w:r>
+        <w:rPr>
+          <w:i/>
+        </w:rPr>
+        <w:t xml:space="preserve">mô hình </w:t>
+      </w:r>
+      <w:r>
+        <w:t>[</w:t>
+      </w:r>
+      <w:r>
+        <w:rPr>
+          <w:i/>
+        </w:rPr>
+        <w:t>sản xuất</w:t>
+      </w:r>
+      <w:r>
+        <w:t>]</w:t>
+      </w:r>
+      <w:r>
+        <w:rPr>
+          <w:i/>
+        </w:rPr>
+        <w:t xml:space="preserve"> tư bản nhà nước</w:t>
+      </w:r>
+      <w:r>
+        <w:t xml:space="preserve"> (s</w:t>
+      </w:r>
+      <w:r>
+        <w:t xml:space="preserve">tate </w:t>
+      </w:r>
+      <w:r>
+        <w:t>c</w:t>
+      </w:r>
+      <w:r>
+        <w:t>apitalism</w:t>
+      </w:r>
+      <w:r>
+        <w:t>)</w:t>
+      </w:r>
+      <w:r>
+        <w:t>, theo đó, quyền lực nhà nước thể hiện ở các tập đoàn nhà nước và sự năng động của thị trường thể hiện ở các tập đoàn tư nhân</w:t>
+      </w:r>
+      <w:r>
+        <w:t xml:space="preserve"> (</w:t>
+      </w:r>
+      <w:r>
+        <w:rPr>
+          <w:i/>
+        </w:rPr>
+        <w:t>private tech giants</w:t>
+      </w:r>
+      <w:r>
+        <w:t>)</w:t>
+      </w:r>
+      <w:r>
+        <w:t>, trong đó, tập đoàn nhà nước</w:t>
+      </w:r>
+      <w:r>
+        <w:t xml:space="preserve"> </w:t>
+      </w:r>
+      <w:r>
+        <w:t>(</w:t>
+      </w:r>
+      <w:r>
+        <w:rPr>
+          <w:i/>
+        </w:rPr>
+        <w:t>SOEs</w:t>
+      </w:r>
+      <w:r>
+        <w:t xml:space="preserve">) </w:t>
+      </w:r>
+      <w:r>
+        <w:t>có nhiệm vụ phát triển cơ sở hạ tầng (đường sắt</w:t>
+      </w:r>
+      <w:r>
+        <w:t>, vận tải,</w:t>
+      </w:r>
+      <w:r>
+        <w:t>…), đẩy mạnh dịch vụ công (viễn thông</w:t>
+      </w:r>
+      <w:r>
+        <w:t>, năng lượng,</w:t>
+      </w:r>
+      <w:r>
+        <w:t>…) và định hướng chiến lượ</w:t>
+      </w:r>
+      <w:r>
+        <w:t>c</w:t>
+      </w:r>
+      <w:r>
+        <w:t>,</w:t>
+      </w:r>
+      <w:r>
+        <w:t xml:space="preserve"> </w:t>
+      </w:r>
+      <w:r>
+        <w:t>trong khi</w:t>
+      </w:r>
+      <w:r>
+        <w:t xml:space="preserve"> </w:t>
+      </w:r>
+      <w:r>
+        <w:t>tập đoàn tư nhân tung sản phẩm ra thị trường và cạnh tranh quốc tế.</w:t>
+      </w:r>
+      <w:r>
+        <w:t xml:space="preserve"> Tuy nhiên tập đoàn tư nhân Trung Quốc không phải chaebol Hàn Quốc vì quyền lực chính phủ tác động nhiều lên tập đoàn nhà nước. Như vậy </w:t>
+      </w:r>
+      <w:r>
+        <w:t>mô hình tư bản nhà nước</w:t>
+      </w:r>
+      <w:r>
+        <w:t xml:space="preserve"> cân bằng giữa chaebol và</w:t>
+      </w:r>
+      <w:r>
+        <w:t xml:space="preserve"> </w:t>
       </w:r>
       <w:r>
         <w:t>keiretsu</w:t>
       </w:r>
       <w:r>
-        <w:t xml:space="preserve">, ngoài ngân hàng chính (main bank) </w:t>
-      </w:r>
-      <w:r>
-        <w:t xml:space="preserve">tức định chế tài chính, </w:t>
-      </w:r>
-      <w:r>
-        <w:t xml:space="preserve">còn có công ty thương mại (sogo shosha). </w:t>
-      </w:r>
-      <w:r>
-        <w:rPr>
-          <w:i/>
-        </w:rPr>
-        <w:t>Mô hình chaebol</w:t>
-      </w:r>
-      <w:r>
-        <w:t xml:space="preserve"> kích phát </w:t>
-      </w:r>
-      <w:r>
-        <w:t xml:space="preserve">kinh tế, </w:t>
-      </w:r>
-      <w:r>
-        <w:t>được ăn cả ngã về không</w:t>
+        <w:t>, có tính chất phân tán nhất định trong hệ thống chính trị trung ương tập quyền.</w:t>
+      </w:r>
+      <w:r>
+        <w:t xml:space="preserve"> Nhiều phát minh công nghệ nở rộ ở Trung Quốc từ thập niên 2000 do tính chất phân tán này</w:t>
+      </w:r>
+      <w:r>
+        <w:t>.</w:t>
+      </w:r>
+      <w:r>
+        <w:t xml:space="preserve"> Ngoài ra, Trung Quốc còn có một số chính sách bổ trợ </w:t>
+      </w:r>
+      <w:r>
+        <w:t>mô hình [sản xuất] tư bản nhà nước</w:t>
+      </w:r>
+      <w:r>
+        <w:t xml:space="preserve"> gần với mô hình chaebol</w:t>
+      </w:r>
+      <w:r>
+        <w:t xml:space="preserve"> như</w:t>
+      </w:r>
+      <w:r>
+        <w:t xml:space="preserve"> (Gemini 2026)</w:t>
+      </w:r>
+      <w:r>
+        <w:t>: 1) bắt buộc các công ty nước ngoài FDI phải chuyển giao công nghệ khi đầu tư vào Trung Quốc để ngay từ đầu đã có thể đặt nền móng vượt lên chuỗi công nghiệp phụ trợ, 2) sức mạnh chính trị và xã hội chặn một số dịch vụ quốc tế để ép doanh nghiệp trong nước phát triển sản phẩm thay thế</w:t>
+      </w:r>
+      <w:r>
+        <w:t>, 3) các địa phương</w:t>
+      </w:r>
+      <w:r>
+        <w:t>/đặc khu</w:t>
+      </w:r>
+      <w:r>
+        <w:t xml:space="preserve"> như các chaebol cạnh tranh lẫn nhau</w:t>
+      </w:r>
+      <w:r>
+        <w:t xml:space="preserve"> để giành được nguồn vốn</w:t>
+      </w:r>
+      <w:r>
+        <w:t xml:space="preserve"> (Thâm Quyến, Thượng Hải, Hàng Châu…)</w:t>
+      </w:r>
+      <w:r>
+        <w:t>.</w:t>
+      </w:r>
+      <w:r>
+        <w:t xml:space="preserve"> Ghi chú, kinh tế Trung Quốc phát triển từ thập niên 1980 và bùng nổ vào thập niên 2000</w:t>
+      </w:r>
+      <w:r>
+        <w:t>, GDP danh nghĩa năm 2025 của Trung Quốc đạt 18,</w:t>
+      </w:r>
+      <w:r>
+        <w:t xml:space="preserve">000 </w:t>
+      </w:r>
+      <w:r>
+        <w:t xml:space="preserve">– </w:t>
+      </w:r>
+      <w:r>
+        <w:t>20</w:t>
       </w:r>
       <w:r>
         <w:t>,</w:t>
       </w:r>
       <w:r>
-        <w:t xml:space="preserve"> </w:t>
-      </w:r>
-      <w:r>
-        <w:t xml:space="preserve">ra đời </w:t>
-      </w:r>
-      <w:r>
-        <w:t>từ</w:t>
-      </w:r>
-      <w:r>
-        <w:t xml:space="preserve"> thập niên 1960</w:t>
-      </w:r>
-      <w:r>
-        <w:t xml:space="preserve"> </w:t>
-      </w:r>
-      <w:r>
-        <w:t>sau chiến tranh Triề</w:t>
-      </w:r>
-      <w:r>
-        <w:t>u Tiên 1953</w:t>
-      </w:r>
-      <w:r>
-        <w:t xml:space="preserve">, </w:t>
-      </w:r>
-      <w:r>
-        <w:t xml:space="preserve">khi </w:t>
-      </w:r>
-      <w:r>
-        <w:t>Hàn Quốc không còn đường lui trong một hoàn cảnh nhiều khó kh</w:t>
-      </w:r>
-      <w:r>
-        <w:t>ă</w:t>
-      </w:r>
-      <w:r>
-        <w:t>n</w:t>
-      </w:r>
-      <w:r>
-        <w:t xml:space="preserve"> và các chaebol buộc phải tuân lệnh chính phủ để nhận được vốn và đơn đặt hàng cũng như chịu sự giám sát chất lượng &amp; tiến độ sản xuất và hơn nữa, chính phủ chi phối các ngân hàng cấp tín dụng để chaebol </w:t>
-      </w:r>
-      <w:r>
-        <w:t xml:space="preserve">có thể nhận được vốn vay lãi suất thấp. Ghi chú, tất cả doanh nghiệp đều cần vay vốn ngay khi đã có vốn sẵn vì quy mô hoạt động lớn và ngày càng mở rộng, không thể dựa </w:t>
-      </w:r>
-      <w:r>
-        <w:t xml:space="preserve">hoàn toàn </w:t>
-      </w:r>
-      <w:r>
-        <w:t>vào nguồn vốn cố định, đây là vấn đề tiềm t</w:t>
-      </w:r>
-      <w:r>
-        <w:t>à</w:t>
-      </w:r>
-      <w:r>
-        <w:t>ng của tích lũy vốn</w:t>
-      </w:r>
-      <w:r>
-        <w:t>. Cả hai mô hình đều thành công, đều tạo ra kỳ tích, Nhật Bản hoàng kim vào thập niên 1960</w:t>
-      </w:r>
-      <w:r>
-        <w:t>-1970</w:t>
-      </w:r>
-      <w:r>
-        <w:t xml:space="preserve"> và Hàn Quốc rực rỡ vào thập niên </w:t>
-      </w:r>
-      <w:r>
-        <w:t>19</w:t>
-      </w:r>
-      <w:r>
-        <w:t>80</w:t>
-      </w:r>
-      <w:r>
-        <w:t>, nhược điểm có chăng là sau này, có thể vào thập niên 2000</w:t>
-      </w:r>
-      <w:r>
-        <w:t xml:space="preserve"> s</w:t>
-      </w:r>
-      <w:r>
-        <w:t>a</w:t>
-      </w:r>
-      <w:r>
-        <w:t xml:space="preserve">u </w:t>
-      </w:r>
-      <w:r>
-        <w:t>khủng hoảng tài chính châu Á 1997</w:t>
-      </w:r>
-      <w:r>
-        <w:t>, Hàn Quốc luôn phải chống độc quyền và tham nhũng trong khi Nhật Bản gặp phải trì trệ</w:t>
-      </w:r>
-      <w:r>
-        <w:t xml:space="preserve"> vì mạng lưới k</w:t>
-      </w:r>
-      <w:r>
-        <w:t>eiretsu</w:t>
-      </w:r>
-      <w:r>
-        <w:t xml:space="preserve"> giảm rủi ro nên cũng giảm </w:t>
-      </w:r>
-      <w:r>
-        <w:t xml:space="preserve">luôn </w:t>
-      </w:r>
-      <w:r>
-        <w:t xml:space="preserve">tốc độ phát triển </w:t>
-      </w:r>
-      <w:r>
-        <w:t>khi phát triển đến một mức nào đó</w:t>
+        <w:t>000 tỷ USD</w:t>
+      </w:r>
+      <w:r>
+        <w:t xml:space="preserve"> giữ vững vị trí thứ hai thế giới</w:t>
+      </w:r>
+      <w:r>
+        <w:t>.</w:t>
+      </w:r>
+      <w:r>
+        <w:t xml:space="preserve"> Sức mạnh tập trung của mô hình chaebol </w:t>
+      </w:r>
+      <w:r>
+        <w:t>là chén thuốc đắng</w:t>
+      </w:r>
+      <w:r>
+        <w:t xml:space="preserve"> </w:t>
+      </w:r>
+      <w:r>
+        <w:t>vào thời điểm này (2026) đối vớ</w:t>
+      </w:r>
+      <w:r>
+        <w:t>i</w:t>
+      </w:r>
+      <w:r>
+        <w:t xml:space="preserve"> nh</w:t>
+      </w:r>
+      <w:r>
+        <w:t>ữ</w:t>
+      </w:r>
+      <w:r>
+        <w:t xml:space="preserve">ng nước đang vượt qua bẫy thu nhập trung bình vì lúc mô hình chaebol kích phát vào thập niên 1960 có một số thuận lợi về nhu cầu thị trường và kinh tế </w:t>
+      </w:r>
+      <w:r>
+        <w:t xml:space="preserve">thế giới </w:t>
+      </w:r>
+      <w:r>
+        <w:t>lúc đó chưa cạnh tranh khốc liệt</w:t>
       </w:r>
       <w:r>
         <w:t>,</w:t>
       </w:r>
       <w:r>
-        <w:t xml:space="preserve"> </w:t>
-      </w:r>
-      <w:r>
-        <w:t xml:space="preserve">do </w:t>
-      </w:r>
-      <w:r>
-        <w:t>k</w:t>
-      </w:r>
-      <w:r>
-        <w:t>eiretsu</w:t>
-      </w:r>
-      <w:r>
-        <w:t xml:space="preserve"> </w:t>
-      </w:r>
-      <w:r>
-        <w:t xml:space="preserve">liên kết quá chặt chẽ và phụ thuộc vào ngân hàng chung cả nhóm </w:t>
-      </w:r>
-      <w:r>
-        <w:t>khép kín</w:t>
-      </w:r>
-      <w:r>
-        <w:t xml:space="preserve"> </w:t>
-      </w:r>
-      <w:r>
-        <w:t xml:space="preserve">và tất nhiên </w:t>
-      </w:r>
-      <w:r>
-        <w:t xml:space="preserve">có khả năng </w:t>
-      </w:r>
-      <w:r>
-        <w:t>xảy ra</w:t>
-      </w:r>
-      <w:r>
-        <w:t xml:space="preserve"> nợ xấu và bong bóng bất động sản</w:t>
-      </w:r>
-      <w:r>
-        <w:t xml:space="preserve"> (Gemini 2026)</w:t>
+        <w:t xml:space="preserve"> chưa toàn cầu hóa ở mức như bây giờ</w:t>
+      </w:r>
+      <w:r>
+        <w:t>,</w:t>
+      </w:r>
+      <w:r>
+        <w:t xml:space="preserve"> như</w:t>
+      </w:r>
+      <w:r>
+        <w:t>ng,</w:t>
+      </w:r>
+      <w:r>
+        <w:t xml:space="preserve"> mô hình </w:t>
+      </w:r>
+      <w:r>
+        <w:t>keiretsu</w:t>
+      </w:r>
+      <w:r>
+        <w:t xml:space="preserve"> </w:t>
+      </w:r>
+      <w:r>
+        <w:t xml:space="preserve">cũng </w:t>
+      </w:r>
+      <w:r>
+        <w:t xml:space="preserve">có nhiều ràng buộc với tinh thần Nhật Bản </w:t>
+      </w:r>
+      <w:r>
+        <w:t>cũng như</w:t>
+      </w:r>
+      <w:r>
+        <w:t xml:space="preserve"> liên minh chiến lược thì quá lớn đối với đa số doanh nghiệp, nên giải pháp phân chia giữa doanh nghiệp tư nhân và doanh nghiệp nhà nước </w:t>
+      </w:r>
+      <w:r>
+        <w:t xml:space="preserve">như Trung Quốc </w:t>
+      </w:r>
+      <w:r>
+        <w:t xml:space="preserve">tương đối khả thi vì dàn trải rủi ro đổi lại với các doanh nghiệp tư nhân có không gian nhất định hình thành </w:t>
+      </w:r>
+      <w:r>
+        <w:t>keiretsu</w:t>
+      </w:r>
+      <w:r>
+        <w:t xml:space="preserve"> dọc có đầu tàu nhưng không có ngân hàng riêng và </w:t>
+      </w:r>
+      <w:r>
+        <w:t xml:space="preserve">hạn chế </w:t>
+      </w:r>
+      <w:r>
+        <w:t>sở hữu chéo</w:t>
+      </w:r>
+      <w:r>
+        <w:t xml:space="preserve"> đến mức có thể</w:t>
       </w:r>
       <w:r>
         <w:t>.</w:t>
       </w:r>
       <w:r>
-        <w:t xml:space="preserve"> Tham nhũng và độc quyền là hai vấn đề của mô hình c</w:t>
-      </w:r>
-      <w:r>
-        <w:t>haebol</w:t>
-      </w:r>
-      <w:r>
-        <w:t xml:space="preserve"> nhưng cần lưu ý một vấn đề khác là một c</w:t>
-      </w:r>
-      <w:r>
-        <w:t>haebol</w:t>
-      </w:r>
-      <w:r>
-        <w:t xml:space="preserve"> thư</w:t>
-      </w:r>
-      <w:r>
-        <w:t>ờ</w:t>
-      </w:r>
-      <w:r>
-        <w:t>ng kinh doanh đa ngành ngh</w:t>
-      </w:r>
-      <w:r>
-        <w:t>ề</w:t>
-      </w:r>
-      <w:r>
-        <w:t xml:space="preserve"> với cả một </w:t>
-      </w:r>
-      <w:r>
-        <w:rPr>
-          <w:i/>
-        </w:rPr>
-        <w:t>hệ sinh thái</w:t>
-      </w:r>
-      <w:r>
-        <w:t xml:space="preserve"> nên tác động dây chuyền rất lớn, trong khi đó k</w:t>
-      </w:r>
-      <w:r>
-        <w:t>eiretsu</w:t>
-      </w:r>
-      <w:r>
-        <w:t xml:space="preserve"> tuy có hai trường hợp với </w:t>
-      </w:r>
-      <w:r>
-        <w:rPr>
-          <w:i/>
-        </w:rPr>
-        <w:t>keiretsu ngang</w:t>
-      </w:r>
-      <w:r>
-        <w:t xml:space="preserve"> với nhiều công ty đa ngành và </w:t>
-      </w:r>
-      <w:r>
-        <w:rPr>
-          <w:i/>
-        </w:rPr>
-        <w:t>keiretsu dọc</w:t>
-      </w:r>
-      <w:r>
-        <w:t xml:space="preserve"> với công ty đầu tàu kéo theo một loạt công ty </w:t>
-      </w:r>
-      <w:r>
-        <w:t>hỗ</w:t>
-      </w:r>
-      <w:r>
-        <w:t xml:space="preserve"> trợ</w:t>
-      </w:r>
-      <w:r>
-        <w:t xml:space="preserve"> </w:t>
-      </w:r>
-      <w:r>
-        <w:t>/</w:t>
-      </w:r>
-      <w:r>
-        <w:t xml:space="preserve"> cung ứng </w:t>
-      </w:r>
-      <w:r>
-        <w:t>nhưng ngay với k</w:t>
-      </w:r>
-      <w:r>
-        <w:t>eiretsu</w:t>
-      </w:r>
-      <w:r>
-        <w:t xml:space="preserve"> dọc, các công ty vẫn có sự độc lập tương đối</w:t>
-      </w:r>
-      <w:r>
-        <w:t xml:space="preserve"> nên rủi ro được phân tán không kéo theo cả hệ thống</w:t>
+        <w:t xml:space="preserve"> Các doanh nghiệp nhà nước tập trung đầu tư vào cơ sở hạ tầng, năng lượng và dịch vụ công, là cánh tay nối dài của đầu tư chính phủ, cũng như </w:t>
+      </w:r>
+      <w:r>
+        <w:lastRenderedPageBreak/>
+        <w:t xml:space="preserve">định hướng chiến lược bằng cả chính sách lẫn các dự án </w:t>
+      </w:r>
+      <w:r>
+        <w:t>khởi nghiệp (</w:t>
+      </w:r>
+      <w:r>
+        <w:t>startups</w:t>
+      </w:r>
+      <w:r>
+        <w:t>)</w:t>
+      </w:r>
+      <w:r>
+        <w:t xml:space="preserve"> cho doanh nghiệp nhỏ &amp; vừa (SME) như </w:t>
+      </w:r>
+      <w:r>
+        <w:t>ITRI</w:t>
+      </w:r>
+      <w:r>
+        <w:t xml:space="preserve"> của Đài Loan Trung Quốc</w:t>
+      </w:r>
+      <w:r>
+        <w:t xml:space="preserve">. Điểm khác biệt nhỏ nhưng rõ là </w:t>
+      </w:r>
+      <w:r>
+        <w:rPr>
+          <w:i/>
+        </w:rPr>
+        <w:t>hỗ trợ SME nhiều nhất có thể</w:t>
+      </w:r>
+      <w:r>
+        <w:t>,</w:t>
+      </w:r>
+      <w:r>
+        <w:t xml:space="preserve"> luôn luôn song hành với thương mại toàn quốc</w:t>
+      </w:r>
+      <w:r>
+        <w:t xml:space="preserve"> để chia sẻ rủi ro</w:t>
       </w:r>
       <w:r>
         <w:t>.</w:t>
       </w:r>
       <w:r>
-        <w:t xml:space="preserve"> </w:t>
-      </w:r>
-      <w:r>
-        <w:t xml:space="preserve">Ghi chú, chưa đến thập niên 2000 thì thập niên 1990 </w:t>
-      </w:r>
-      <w:r>
-        <w:t>bị</w:t>
-      </w:r>
-      <w:r>
-        <w:t xml:space="preserve"> gọi là thập kỷ mất mát đối với nền kinh tế Nhật Bản – mười năm sau của kỳ tích Hàn Quốc 1980. </w:t>
-      </w:r>
-      <w:r>
-        <w:t xml:space="preserve">Về lý luận, </w:t>
-      </w:r>
-      <w:r>
-        <w:t>giả sử không đề cập tốc độ ra quyết định và lan truyền thi hành chậm</w:t>
-      </w:r>
-      <w:r>
-        <w:t xml:space="preserve"> –</w:t>
-      </w:r>
-      <w:r>
-        <w:t xml:space="preserve"> ngay cả chậm vì </w:t>
-      </w:r>
-      <w:r>
-        <w:t>tầng nấc quản trị</w:t>
-      </w:r>
-      <w:r>
-        <w:t xml:space="preserve"> chứ không phải chậm vì quan liêu</w:t>
-      </w:r>
-      <w:r>
-        <w:t xml:space="preserve">, </w:t>
-      </w:r>
-      <w:r>
-        <w:t>mạng lưới k</w:t>
-      </w:r>
-      <w:r>
-        <w:t>eiretsu</w:t>
-      </w:r>
-      <w:r>
-        <w:t xml:space="preserve"> phù hợp với quan điểm tự do kinh tế</w:t>
-      </w:r>
-      <w:r>
-        <w:t xml:space="preserve"> so với </w:t>
-      </w:r>
-      <w:r>
-        <w:rPr>
-          <w:i/>
-        </w:rPr>
-        <w:t>zaibatsu</w:t>
-      </w:r>
-      <w:r>
-        <w:t>, nhưng mô hình c</w:t>
-      </w:r>
-      <w:r>
-        <w:t>haebol</w:t>
-      </w:r>
-      <w:r>
-        <w:t xml:space="preserve"> rõ ràng mang đến kỳ kích phát triển kinh tế của Hàn Quốc, điều này có thể liên quan đến tinh thần quyết liệt trong kinh doanh cũng như sự chính trực và liêm khiết khi vận hành cả bộ máy phức hợp kinh tế </w:t>
+        <w:t xml:space="preserve"> Nói cách khác, phân chia doanh nghiệp nhà nước một cách hợp lý nhất và vốn để đầu tư SME</w:t>
+      </w:r>
+      <w:r>
+        <w:t>s</w:t>
+      </w:r>
+      <w:r>
+        <w:t xml:space="preserve"> </w:t>
       </w:r>
       <w:r>
         <w:t>&amp;</w:t>
       </w:r>
       <w:r>
-        <w:t xml:space="preserve"> chính trị thành một bộ máy tổng thể, do đó Hàn Quốc luôn phải đối mặt với sự tổng hợp này.</w:t>
-      </w:r>
-      <w:r>
-        <w:t xml:space="preserve"> Trong khi đó, </w:t>
-      </w:r>
-      <w:r>
-        <w:rPr>
-          <w:i/>
-        </w:rPr>
-        <w:t>niềm tin</w:t>
-      </w:r>
-      <w:r>
-        <w:t xml:space="preserve"> trong mạng lưới k</w:t>
-      </w:r>
-      <w:r>
-        <w:t>eiretsu</w:t>
-      </w:r>
-      <w:r>
-        <w:t xml:space="preserve"> là một dạng tài sản cực kỳ quý giá</w:t>
-      </w:r>
-      <w:r>
-        <w:t xml:space="preserve"> </w:t>
-      </w:r>
-      <w:r>
-        <w:t>vì sở hữu chéo nếu không hiệu quả thì hết sức nguy hại</w:t>
-      </w:r>
-      <w:r>
-        <w:t xml:space="preserve"> và xác suất hiệu quả thấp hơn xác suất nguy hại</w:t>
-      </w:r>
-      <w:r>
-        <w:t>, mà gần đây (2025), nếu k</w:t>
-      </w:r>
-      <w:r>
-        <w:t>eiretsu</w:t>
-      </w:r>
-      <w:r>
-        <w:t xml:space="preserve"> tái sinh trở lại</w:t>
-      </w:r>
-      <w:r>
-        <w:t xml:space="preserve"> với liên minh linh hoạt</w:t>
-      </w:r>
-      <w:r>
-        <w:t>,</w:t>
-      </w:r>
-      <w:r>
-        <w:t xml:space="preserve"> hy vọng mang đến thành công mới cho Nhật Bản.</w:t>
-      </w:r>
-      <w:r>
-        <w:t xml:space="preserve"> </w:t>
-      </w:r>
-      <w:r>
-        <w:t>Ghi chú, sở hữu chéo (</w:t>
-      </w:r>
-      <w:r>
-        <w:rPr>
-          <w:i/>
-        </w:rPr>
-        <w:t>cross-ownership</w:t>
-      </w:r>
-      <w:r>
-        <w:t xml:space="preserve">) là sở hữu lẫn nhau giữa các doanh nghiệp, ví dụ công ty A có cổ phần của công ty B và công ty B cũng có cổ phần của công ty A. </w:t>
-      </w:r>
-      <w:r>
-        <w:t>Tôn Tử binh pháp dạy rằng, ta đông hơn địch chưa hẳn quân số của ta nhiều hơn mà là vì ta tập trung binh lực vào nơi mà địch lơi lỏng nên gây ra trạng thái tạm thời rằng ta đông hơn địch, đây là yếu tố sức mạnh của sự tập trung, từ sự điều phối chứ không phải từ sự trang bị</w:t>
-      </w:r>
-      <w:r>
-        <w:t>, nhưng nếu như ta không tận dụng trạng thái “đông hơn” tạm thời này thì cơ hội trôi qua</w:t>
-      </w:r>
-      <w:r>
-        <w:t>, và mô h</w:t>
-      </w:r>
-      <w:r>
-        <w:t>ì</w:t>
-      </w:r>
-      <w:r>
-        <w:t>nh chaebol tập trung “binh lực” có nguyên do.</w:t>
-      </w:r>
-      <w:r>
-        <w:t xml:space="preserve"> Võ công Nhật Bản đứng đầu châu Á</w:t>
-      </w:r>
-      <w:r>
-        <w:t xml:space="preserve">, tất nhiên cũng hiểu điều này, </w:t>
-      </w:r>
-      <w:r>
-        <w:t>nhưng mô hình</w:t>
-      </w:r>
-      <w:r>
-        <w:rPr>
-          <w:i/>
-        </w:rPr>
-        <w:t xml:space="preserve"> </w:t>
-      </w:r>
-      <w:r>
-        <w:t>keiretsu</w:t>
-      </w:r>
-      <w:r>
-        <w:t xml:space="preserve"> cẩn trọng ổn định cũng có nguyên do.</w:t>
-      </w:r>
-      <w:r>
-        <w:t xml:space="preserve"> </w:t>
-      </w:r>
-      <w:r>
-        <w:t xml:space="preserve">Nguyên lý ta thắng địch do địch và địch thắng ta do ta, chỉ cần ta ở thế bất bại thì sẽ có khả năng thắng địch [Tôn Tử binh pháp], chiếm lĩnh thị trường </w:t>
-      </w:r>
-      <w:r>
-        <w:t>bằng</w:t>
-      </w:r>
-      <w:r>
-        <w:t xml:space="preserve"> sự ổn định bền vững đến từ nguyên lý này. </w:t>
-      </w:r>
-      <w:r>
-        <w:t xml:space="preserve">Mô hình tích lũy của Đài Loan Trung Quốc thuộc hệ phân tán nhưng lỏng lẻo hơn cả </w:t>
-      </w:r>
-      <w:r>
-        <w:t>keiretsu</w:t>
-      </w:r>
-      <w:r>
-        <w:t xml:space="preserve">, theo đó nền kinh tế Đài Loan Trung Quốc dựa trên mạng lưới các </w:t>
-      </w:r>
-      <w:r>
-        <w:rPr>
-          <w:i/>
-        </w:rPr>
-        <w:t>doanh nghiệp vừa &amp; nhỏ</w:t>
-      </w:r>
-      <w:r>
-        <w:t xml:space="preserve"> (SMEs), thực chất là một </w:t>
-      </w:r>
-      <w:r>
-        <w:rPr>
-          <w:i/>
-        </w:rPr>
-        <w:t>vườn ươm công nghệ</w:t>
-      </w:r>
-      <w:r>
-        <w:t>, trong đó mỗi doanh nghiệp vừa &amp; nhỏ (</w:t>
-      </w:r>
-      <w:r>
-        <w:rPr>
-          <w:i/>
-        </w:rPr>
-        <w:t>SME</w:t>
-      </w:r>
-      <w:r>
-        <w:t xml:space="preserve">) được phát triển từ các dự án của </w:t>
-      </w:r>
-      <w:r>
-        <w:t>Viện Nghiên cứu Công nghệ Công nghiệp (ITRI)</w:t>
-      </w:r>
-      <w:r>
-        <w:t xml:space="preserve"> (Gemini 2026)</w:t>
-      </w:r>
-      <w:r>
-        <w:t xml:space="preserve">. Cụ thể, </w:t>
-      </w:r>
-      <w:r>
-        <w:t>ITRI</w:t>
-      </w:r>
-      <w:r>
-        <w:t xml:space="preserve"> là tổ chức phi lợi nhuận thành lập năm 1973 được tài trợ bởi chính phủ, chuyên nghiên cứu &amp; phát triển </w:t>
-      </w:r>
-      <w:r>
-        <w:lastRenderedPageBreak/>
-        <w:t xml:space="preserve">(R&amp;D) những dự án đặc biệt </w:t>
-      </w:r>
-      <w:r>
-        <w:t xml:space="preserve">trong lĩnh vực </w:t>
-      </w:r>
-      <w:r>
-        <w:t xml:space="preserve">công nghệ – công nghệ cao như </w:t>
-      </w:r>
-      <w:r>
-        <w:t>bán dẫn, điện tử và sản xuất thông minh</w:t>
-      </w:r>
-      <w:r>
-        <w:t xml:space="preserve"> và sau khi mỗi dự án thành công nhất định, </w:t>
-      </w:r>
-      <w:r>
-        <w:t>ITRI</w:t>
-      </w:r>
-      <w:r>
-        <w:t xml:space="preserve"> sẽ chuyển giao hay cho phép đơn vị tham gia tách thành doanh nghiệp SME</w:t>
-      </w:r>
-      <w:r>
-        <w:t xml:space="preserve"> tung sản phẩm vào thị trường</w:t>
-      </w:r>
-      <w:r>
-        <w:t xml:space="preserve"> </w:t>
-      </w:r>
-      <w:r>
-        <w:t xml:space="preserve">(transfer, </w:t>
-      </w:r>
-      <w:r>
-        <w:rPr>
-          <w:i/>
-        </w:rPr>
-        <w:t>spin-off</w:t>
-      </w:r>
-      <w:r>
-        <w:t xml:space="preserve">) </w:t>
-      </w:r>
-      <w:r>
-        <w:t>(Google AI 2026)</w:t>
-      </w:r>
-      <w:r>
-        <w:t>. Các doanh nghiệp SME sẽ lớn mạnh thành tập đoàn toàn cầu như TSMC hoặc ít nhất nắm giữ một mắt xích quan trọng của chuỗi cung ứng toàn cầu</w:t>
-      </w:r>
-      <w:r>
-        <w:t xml:space="preserve"> (Google AI 2026)</w:t>
-      </w:r>
-      <w:r>
-        <w:t xml:space="preserve">, đây là ưu điểm cốt lõi của </w:t>
-      </w:r>
-      <w:r>
-        <w:rPr>
-          <w:i/>
-        </w:rPr>
-        <w:t>mô hình vườn ươm</w:t>
-      </w:r>
-      <w:r>
-        <w:t xml:space="preserve"> Đài Loan Trung Quốc</w:t>
-      </w:r>
-      <w:r>
-        <w:t xml:space="preserve">, rất phù hợp với quy mô nền kinh tế vừa phải về dân số quy tụ thành tương tự một khu công nghệ cao hay khu thương mại tự do nhưng có thể gặp vấn đề khi mở rộng bởi hai lý do sau: 1) </w:t>
-      </w:r>
-      <w:r>
-        <w:t>ITRI</w:t>
-      </w:r>
-      <w:r>
-        <w:t xml:space="preserve"> quá tải với quy mô kinh tế </w:t>
-      </w:r>
-      <w:r>
-        <w:t xml:space="preserve">mở rộng </w:t>
-      </w:r>
-      <w:r>
-        <w:t xml:space="preserve">hoặc ưu điểm “trăm hoa đua nở” suy giảm, còn nếu như để mỗi doanh nghiệp tự nghiên cứu &amp; phát triển riêng thì ưu điểm điều phối &amp; định hướng của </w:t>
-      </w:r>
-      <w:r>
-        <w:t>ITRI</w:t>
-      </w:r>
-      <w:r>
-        <w:t xml:space="preserve"> </w:t>
-      </w:r>
-      <w:r>
-        <w:t>không còn như lúc đầu, 2) mô hình vườn ươm bám chặt vào chuỗi cung ứng toàn cầu bằng năng lực nội sinh nên phải song hành nghịch biến với sự linh hoạt, do đó có khả năng bị ảnh hưởng bởi biến động thị trường toàn</w:t>
-      </w:r>
-      <w:r>
-        <w:t xml:space="preserve"> cầu</w:t>
-      </w:r>
-      <w:r>
-        <w:t>. Để dễ suy nghĩ và lập luận, ta hãy tham khảo Gemini 2026 so sánh mô hình vườn ươm Đài Loan Trung Quốc và mô hình chaebol Hàn Quốc như sau: 1) thế mạnh vườn ươm là thích ứng nhanh và thế mạnh chaebol là năng lực tài chính lớn và thương hiệu, 2) rủi ro của</w:t>
-      </w:r>
-      <w:r>
-        <w:t xml:space="preserve"> </w:t>
-      </w:r>
-      <w:r>
-        <w:t>vườn ươm là khó huy động vốn lớn</w:t>
-      </w:r>
-      <w:r>
-        <w:t xml:space="preserve"> (vì phân tán như </w:t>
-      </w:r>
-      <w:r>
-        <w:t>keiretsu</w:t>
-      </w:r>
-      <w:r>
-        <w:t xml:space="preserve"> nhưng không liên kết cực kỳ chặt chẽ như </w:t>
-      </w:r>
-      <w:r>
-        <w:t>keiretsu</w:t>
-      </w:r>
-      <w:r>
-        <w:t>) và rủi ro của chaebol là độc quyền và tham nhũng, 3) vườn ươm phân phối thu nhập công bằng hơn trong khi chaebol gây khoảng giàu nghèo hơn</w:t>
-      </w:r>
-      <w:r>
-        <w:t xml:space="preserve"> </w:t>
-      </w:r>
-      <w:r>
-        <w:t>nhưng tích lũy vốn có thể</w:t>
-      </w:r>
-      <w:r>
-        <w:t xml:space="preserve"> nhanh hơn</w:t>
-      </w:r>
-      <w:r>
-        <w:t>.</w:t>
-      </w:r>
-      <w:r>
-        <w:t xml:space="preserve"> Tuy nhiên, về lý luận, mô hình vườn ươm tiên tiến nhất</w:t>
-      </w:r>
-      <w:r>
-        <w:t>, phù hợp nhất với quan điểm tự do kinh tế</w:t>
-      </w:r>
-      <w:r>
-        <w:t>, và chưa chắc bị giới hạn bởi quy mô nền kinh tế</w:t>
-      </w:r>
-      <w:r>
-        <w:t>, chưa hẳn bởi vì quy mô nền kinh tế Đài Loan Trung Quốc không hề nhỏ, GDP danh nghĩa năm 2025 đạt khoảng 971 – 972 tỷ USD với tăng trưởng 8.63% năm 2025</w:t>
-      </w:r>
-      <w:r>
-        <w:t xml:space="preserve"> đứng thứ 22 thế giới, GDP bình quân đầu người năm 2025 đạt 39,000 – 42,103 USD đứng thứ 4 Đông Á vượt qua Hàn Quốc và Nhật Bản</w:t>
-      </w:r>
-      <w:r>
-        <w:t xml:space="preserve">, có thể lọt vào </w:t>
-      </w:r>
-      <w:r>
-        <w:t>nhóm</w:t>
-      </w:r>
-      <w:r>
-        <w:t xml:space="preserve"> 5 quốc gia/vùng lãnh thổ giàu nhất thế giới</w:t>
-      </w:r>
-      <w:r>
-        <w:t xml:space="preserve">, mà bởi vì mô hình </w:t>
-      </w:r>
-      <w:r>
-        <w:t>keiretsu</w:t>
-      </w:r>
-      <w:r>
-        <w:t xml:space="preserve"> chuyển từ </w:t>
-      </w:r>
-      <w:r>
-        <w:t>keiretsu</w:t>
-      </w:r>
-      <w:r>
-        <w:t xml:space="preserve"> truyền thống sang </w:t>
-      </w:r>
-      <w:r>
-        <w:rPr>
-          <w:i/>
-        </w:rPr>
-        <w:t>liên minh linh hoạt</w:t>
-      </w:r>
-      <w:r>
-        <w:t xml:space="preserve"> (s</w:t>
-      </w:r>
-      <w:r>
-        <w:t xml:space="preserve">trategic </w:t>
-      </w:r>
-      <w:r>
-        <w:t>a</w:t>
-      </w:r>
-      <w:r>
-        <w:t>lliance</w:t>
-      </w:r>
-      <w:r>
-        <w:t>, flexible alliance</w:t>
-      </w:r>
-      <w:r>
-        <w:t>) để giải quyết những vấn đề như</w:t>
-      </w:r>
-      <w:r>
-        <w:t xml:space="preserve"> (Gemini 2026)</w:t>
-      </w:r>
-      <w:r>
-        <w:t>: 1) thích ứng với sự thay đổi nhanh của toàn cầu hóa mà những ràng</w:t>
-      </w:r>
-      <w:r>
-        <w:t xml:space="preserve"> buộc trong </w:t>
-      </w:r>
-      <w:r>
-        <w:t>keiretsu</w:t>
-      </w:r>
-      <w:r>
-        <w:t xml:space="preserve"> cản trở sự thích ứng,</w:t>
-      </w:r>
-      <w:r>
-        <w:t xml:space="preserve"> 2) </w:t>
-      </w:r>
-      <w:r>
-        <w:t>keiretsu</w:t>
-      </w:r>
-      <w:r>
-        <w:t xml:space="preserve"> khép kín nên hưởng lợi ít từ quá trình đấu thầu khi mua sắm hay đầu tư, 3) sở hữu chéo mặc dù có nhiều rủi ro nhưng có mục tiêu là đặt tin cậy </w:t>
-      </w:r>
-      <w:r>
-        <w:t xml:space="preserve">nội bộ </w:t>
-      </w:r>
-      <w:r>
-        <w:t xml:space="preserve">lẫn nhau nhằm ngăn chặn sự thâu tóm từ bên ngoài, nay gặp áp lực tài chính quốc tế lẫn ảnh hưởng cực lớn của các tập đoàn đặc biệt tập đoàn công nghệ </w:t>
-      </w:r>
-      <w:r>
-        <w:t>đa quốc gia</w:t>
-      </w:r>
-      <w:r>
-        <w:t xml:space="preserve"> như Google, Apple</w:t>
-      </w:r>
-      <w:r>
-        <w:t>, Tesla</w:t>
-      </w:r>
-      <w:r>
-        <w:t>.</w:t>
-      </w:r>
-      <w:r>
-        <w:t xml:space="preserve"> Do đó liên minh linh hoạt cốt lõi là làm lỏng lẻo sự </w:t>
-      </w:r>
-      <w:r>
-        <w:t>cố</w:t>
-      </w:r>
-      <w:r>
-        <w:t xml:space="preserve"> kết giữa các công ty trong cùng mạng lưới (</w:t>
-      </w:r>
-      <w:r>
-        <w:t>keiretsu</w:t>
-      </w:r>
-      <w:r>
-        <w:t xml:space="preserve">) </w:t>
-      </w:r>
-      <w:r>
-        <w:t>để đạt</w:t>
-      </w:r>
-      <w:r>
-        <w:t xml:space="preserve"> tính linh hoạt như hợp tác theo dự án, </w:t>
-      </w:r>
-      <w:r>
-        <w:t xml:space="preserve">hợp tác ngắn hạn, </w:t>
-      </w:r>
-      <w:r>
-        <w:t xml:space="preserve">hợp tác với đối thủ, </w:t>
-      </w:r>
-      <w:r>
-        <w:t xml:space="preserve">chiếm lĩnh thị trường, giảm sở hữu chéo, không cần đến ngân hàng trung tâm, </w:t>
-      </w:r>
-      <w:r>
-        <w:t xml:space="preserve">giảm tầng nấc quản trị, </w:t>
-      </w:r>
-      <w:r>
-        <w:t xml:space="preserve">ngay cả hai </w:t>
-      </w:r>
-      <w:r>
-        <w:t>keiretsu</w:t>
-      </w:r>
-      <w:r>
-        <w:t xml:space="preserve"> (mạng lưới) hoàn toàn có thể bắt tay nhau. </w:t>
-      </w:r>
-      <w:r>
-        <w:t xml:space="preserve">Ghi chú, Nhật Bản bắt đầu triển khai liên minh linh hoạt từ thập niên 2000 sau </w:t>
-      </w:r>
-      <w:r>
-        <w:t>khủng hoảng tài chính châu Á 1997</w:t>
-      </w:r>
-      <w:r>
-        <w:t xml:space="preserve"> và gần đây (2025) có một số thông tin đáng chú ý như t</w:t>
-      </w:r>
-      <w:r>
-        <w:t xml:space="preserve">ập đoàn Renault </w:t>
-      </w:r>
-      <w:r>
-        <w:t xml:space="preserve">(Pháp) </w:t>
-      </w:r>
-      <w:r>
-        <w:t xml:space="preserve">và </w:t>
-      </w:r>
-      <w:r>
-        <w:t xml:space="preserve">tập đoàn </w:t>
-      </w:r>
-      <w:r>
-        <w:t xml:space="preserve">Nissan Motor </w:t>
-      </w:r>
-      <w:r>
-        <w:t>(Nhật Bản) t</w:t>
-      </w:r>
-      <w:r>
-        <w:t>hiết lập lại liên minh toàn cầu</w:t>
-      </w:r>
-      <w:r>
-        <w:t xml:space="preserve"> vào năm 2023</w:t>
-      </w:r>
-      <w:r>
-        <w:t>.</w:t>
-      </w:r>
-      <w:r>
-        <w:t xml:space="preserve"> </w:t>
-      </w:r>
-      <w:r>
-        <w:t xml:space="preserve">Liên minh </w:t>
-      </w:r>
-      <w:r>
-        <w:t xml:space="preserve">linh hoạt </w:t>
-      </w:r>
-      <w:r>
-        <w:t>khắc phục nhược điểm nghiêng về phòng thủ trước ý chí tấn công của chaebol mà vẫn bảo đảm đặc tính tự do của thị trường. Mô hình liên minh linh hoạt tuy cũng khác với mô hình vườn ươm nhưng cùng hệ phân tán</w:t>
-      </w:r>
-      <w:r>
-        <w:t xml:space="preserve"> và rõ ràng, liên minh linh hoạt hay </w:t>
-      </w:r>
-      <w:r>
-        <w:rPr>
-          <w:i/>
-        </w:rPr>
-        <w:t>liên minh chiến lược</w:t>
-      </w:r>
-      <w:r>
-        <w:t xml:space="preserve"> hay </w:t>
-      </w:r>
-      <w:r>
-        <w:rPr>
-          <w:i/>
-        </w:rPr>
-        <w:t>liên minh toàn cầu</w:t>
-      </w:r>
-      <w:r>
-        <w:t xml:space="preserve"> phản ánh hình thức </w:t>
-      </w:r>
-      <w:r>
-        <w:rPr>
-          <w:i/>
-        </w:rPr>
-        <w:t>sáp nhập</w:t>
-      </w:r>
-      <w:r>
-        <w:t xml:space="preserve"> </w:t>
-      </w:r>
-      <w:r>
-        <w:t xml:space="preserve">(merger) </w:t>
-      </w:r>
-      <w:r>
-        <w:t>diễn ra thường xuyên giữa các tập đoàn công nghệ lớn</w:t>
-      </w:r>
-      <w:r>
-        <w:t xml:space="preserve"> và sự sáp nhập này không khác bao nhiêu sự bám chặt vào chuỗi cung ứng toàn cầu của mô hình vườn ươm, có khác chăng là ở quy mô rất lớn</w:t>
-      </w:r>
-      <w:r>
-        <w:t xml:space="preserve"> với </w:t>
-      </w:r>
-      <w:r>
-        <w:t>liên minh toàn cầu</w:t>
-      </w:r>
-      <w:r>
-        <w:t>.</w:t>
-      </w:r>
-      <w:r>
-        <w:t xml:space="preserve"> </w:t>
-      </w:r>
-      <w:r>
-        <w:t xml:space="preserve">TSMC là tập đoàn </w:t>
-      </w:r>
-      <w:r>
-        <w:t>toàn cầu</w:t>
-      </w:r>
-      <w:r>
-        <w:t xml:space="preserve"> của Đài Loan Trung Quốc và Đài Loan Trung Quốc còn nhiều công ty </w:t>
-      </w:r>
-      <w:r>
-        <w:t>“</w:t>
-      </w:r>
-      <w:r>
-        <w:t>yết hầu</w:t>
-      </w:r>
-      <w:r>
-        <w:t>”</w:t>
-      </w:r>
-      <w:r>
-        <w:t xml:space="preserve"> của chuỗi cung ứng toàn cầu, tập trung vào nh</w:t>
-      </w:r>
-      <w:r>
-        <w:t>ữ</w:t>
-      </w:r>
-      <w:r>
-        <w:t>ng phân khúc</w:t>
-      </w:r>
-      <w:r>
-        <w:t>,</w:t>
-      </w:r>
-      <w:r>
-        <w:t xml:space="preserve"> những công đoạn quan trọng </w:t>
-      </w:r>
-      <w:r>
-        <w:t>trong quá trình sản xuất</w:t>
-      </w:r>
-      <w:r>
-        <w:t xml:space="preserve"> một sản phẩm hoàn chỉnh </w:t>
-      </w:r>
-      <w:r>
-        <w:t>(Gemini 2026)</w:t>
+        <w:t xml:space="preserve"> công nghệ là vốn từ thoái hay cổ phần hóa lúc cần thiết.</w:t>
+      </w:r>
+      <w:r>
+        <w:t xml:space="preserve"> </w:t>
+      </w:r>
+      <w:r>
+        <w:t>M</w:t>
+      </w:r>
+      <w:r>
+        <w:t>ột điểm quan trọng nữa là các doanh nghiệp tư nh</w:t>
+      </w:r>
+      <w:r>
+        <w:t>â</w:t>
+      </w:r>
+      <w:r>
+        <w:t xml:space="preserve">n được </w:t>
+      </w:r>
+      <w:r>
+        <w:t>điều phối</w:t>
+      </w:r>
+      <w:r>
+        <w:t xml:space="preserve"> gần với mô hình chaebol, có định hướng chiến lược </w:t>
+      </w:r>
+      <w:r>
+        <w:t xml:space="preserve">rõ ràng </w:t>
+      </w:r>
+      <w:r>
+        <w:t xml:space="preserve">và hỗ trợ cấp vốn cùng với quy trình kiểm soát hiệu quả. </w:t>
+      </w:r>
+      <w:r>
+        <w:t>Nếu doanh nghiệp tư nhân hoạt động hiệu quả thì quy trình kiểm soát hiệu quả là chống độc quyền.</w:t>
+      </w:r>
+      <w:r>
+        <w:t xml:space="preserve"> </w:t>
+      </w:r>
+      <w:r>
+        <w:t xml:space="preserve">Nếu doanh nghiệp nhà nước tập trung vào đầu tư công </w:t>
+      </w:r>
+      <w:r>
+        <w:t>bên cạnh phát triển dự</w:t>
+      </w:r>
+      <w:r>
+        <w:t xml:space="preserve"> án startup</w:t>
+      </w:r>
+      <w:r>
+        <w:t xml:space="preserve"> </w:t>
+      </w:r>
+      <w:r>
+        <w:t>thì quy trình kiểm soát hiệu quả chủ yếu chống tham nhũng.</w:t>
+      </w:r>
+      <w:r>
+        <w:t xml:space="preserve"> </w:t>
+      </w:r>
+      <w:r>
+        <w:t xml:space="preserve">Một số tập đoàn toàn cầu ngay từ lúc đầu không đi theo nguyên tắc </w:t>
+      </w:r>
+      <w:r>
+        <w:t>quản trị</w:t>
+      </w:r>
+      <w:r>
+        <w:t xml:space="preserve"> kinh doanh </w:t>
+      </w:r>
+      <w:r>
+        <w:t xml:space="preserve">nên </w:t>
+      </w:r>
+      <w:r>
+        <w:t>gặp nhiều rủi ro mà sau này thành công của họ không thể lý giải ngoài yếu tố sáng tạo, vì vậy tư duy mạo hiểm sáng tạo hoặc mô hình vườn ươm có một sức mạnh đáng kinh ngạc</w:t>
+      </w:r>
+      <w:r>
+        <w:t xml:space="preserve"> mà việc tin vào đó đã là mạo hiểm</w:t>
       </w:r>
       <w:r>
         <w:t xml:space="preserve">. </w:t>
       </w:r>
       <w:r>
-        <w:t xml:space="preserve">Ghi chú, kinh tế Đài Loan Trung Quốc cất cánh vào thập niên 1960 và trở thành một trong bốn con </w:t>
-      </w:r>
-      <w:proofErr w:type="gramStart"/>
-      <w:r>
-        <w:t>rồng  châu</w:t>
-      </w:r>
-      <w:proofErr w:type="gramEnd"/>
-      <w:r>
-        <w:t xml:space="preserve"> Á vào thập niên 1980, gần như đồng thời với Hàn Quốc</w:t>
-      </w:r>
-      <w:r>
-        <w:t xml:space="preserve">, và bốn con rồng </w:t>
-      </w:r>
-      <w:r>
-        <w:t xml:space="preserve">(hổ) </w:t>
-      </w:r>
-      <w:r>
-        <w:t xml:space="preserve">châu Á từ thập niên 1960 đến thập niên 1980 </w:t>
-      </w:r>
-      <w:r>
-        <w:t>gồm</w:t>
-      </w:r>
-      <w:r>
-        <w:t xml:space="preserve"> </w:t>
-      </w:r>
-      <w:r>
-        <w:t>Hàn Quốc, Singapore, Đài Loan Trung Quốc, và Hồng Kông Trung Quốc</w:t>
-      </w:r>
-      <w:r>
-        <w:t xml:space="preserve">. </w:t>
-      </w:r>
-      <w:r>
-        <w:t xml:space="preserve">Với mô </w:t>
-      </w:r>
-      <w:r>
-        <w:lastRenderedPageBreak/>
-        <w:t xml:space="preserve">hình dọc mà sự tập trung chủ đạo từ chính phủ đến chaebol thì mô hình chaebol khó mà sáp nhập với tập đoàn </w:t>
-      </w:r>
-      <w:r>
-        <w:t>toàn cầu</w:t>
-      </w:r>
-      <w:r>
-        <w:t xml:space="preserve"> </w:t>
-      </w:r>
-      <w:r>
-        <w:t xml:space="preserve">(2026) </w:t>
-      </w:r>
-      <w:r>
-        <w:t>khi chaebol vừa là tài sản quý của quốc gia vừa là niềm tự hào dân tộ</w:t>
-      </w:r>
-      <w:r>
-        <w:t xml:space="preserve">c, và </w:t>
-      </w:r>
-      <w:r>
-        <w:t xml:space="preserve">Hàn Quốc sẽ </w:t>
-      </w:r>
-      <w:r>
-        <w:t xml:space="preserve">còn </w:t>
-      </w:r>
-      <w:r>
-        <w:t xml:space="preserve">đối </w:t>
-      </w:r>
-      <w:r>
-        <w:t xml:space="preserve">phó </w:t>
-      </w:r>
-      <w:r>
-        <w:t xml:space="preserve">với sự tấn công từ các tập đoàn </w:t>
-      </w:r>
-      <w:r>
-        <w:t>đa quốc gia</w:t>
-      </w:r>
-      <w:r>
-        <w:t xml:space="preserve"> </w:t>
-      </w:r>
-      <w:r>
-        <w:t>đặc biệt khi toàn cầu hóa quay trở lại</w:t>
-      </w:r>
-      <w:r>
-        <w:t>, chaebol vĩnh viễn xoay vần trong cuộc chiến toàn cầu nếu không bắt tay với đối thủ</w:t>
-      </w:r>
-      <w:r>
-        <w:t>, mặc dù có thể là cái giá của sự tráng kiện</w:t>
-      </w:r>
-      <w:r>
-        <w:t>.</w:t>
-      </w:r>
-      <w:r>
-        <w:t xml:space="preserve"> Mô hình sản xuất của Trung Quốc dường như nghiêng về mô hình tập trung như mô hình chaebol của Hàn Quốc, theo Gemini 2026, </w:t>
-      </w:r>
-      <w:r>
-        <w:t>“</w:t>
-      </w:r>
-      <w:r>
-        <w:t xml:space="preserve">là sự kết hợp giữa quyền lực tập trung </w:t>
-      </w:r>
-      <w:r>
-        <w:t xml:space="preserve">của </w:t>
-      </w:r>
-      <w:r>
-        <w:t>nhà nước và sự năng động của thị trường</w:t>
-      </w:r>
-      <w:r>
-        <w:t>”</w:t>
-      </w:r>
-      <w:r>
-        <w:t xml:space="preserve">, được gọi là </w:t>
-      </w:r>
-      <w:r>
-        <w:rPr>
-          <w:i/>
-        </w:rPr>
-        <w:t xml:space="preserve">mô hình </w:t>
-      </w:r>
-      <w:r>
-        <w:t>[</w:t>
-      </w:r>
-      <w:r>
-        <w:rPr>
-          <w:i/>
-        </w:rPr>
-        <w:t>sản xuất</w:t>
-      </w:r>
-      <w:r>
-        <w:t>]</w:t>
-      </w:r>
-      <w:r>
-        <w:rPr>
-          <w:i/>
-        </w:rPr>
-        <w:t xml:space="preserve"> tư bản nhà nước</w:t>
-      </w:r>
-      <w:r>
-        <w:t xml:space="preserve"> (s</w:t>
-      </w:r>
-      <w:r>
-        <w:t xml:space="preserve">tate </w:t>
-      </w:r>
-      <w:r>
-        <w:t>c</w:t>
-      </w:r>
-      <w:r>
-        <w:t>apitalism</w:t>
-      </w:r>
-      <w:r>
-        <w:t>)</w:t>
-      </w:r>
-      <w:r>
-        <w:t>, theo đó, quyền lực nhà nước thể hiện ở các tập đoàn nhà nước và sự năng động của thị trường thể hiện ở các tập đoàn tư nhân</w:t>
-      </w:r>
-      <w:r>
-        <w:t xml:space="preserve"> (</w:t>
-      </w:r>
-      <w:r>
-        <w:rPr>
-          <w:i/>
-        </w:rPr>
-        <w:t>private tech giants</w:t>
-      </w:r>
-      <w:r>
-        <w:t>)</w:t>
-      </w:r>
-      <w:r>
-        <w:t>, trong đó, tập đoàn nhà nước</w:t>
-      </w:r>
-      <w:r>
-        <w:t xml:space="preserve"> </w:t>
-      </w:r>
-      <w:r>
-        <w:t>(</w:t>
-      </w:r>
-      <w:r>
-        <w:rPr>
-          <w:i/>
-        </w:rPr>
-        <w:t>SOEs</w:t>
-      </w:r>
-      <w:r>
-        <w:t xml:space="preserve">) </w:t>
-      </w:r>
-      <w:r>
-        <w:t>có nhiệm vụ phát triển cơ sở hạ tầng (đường sắt</w:t>
-      </w:r>
-      <w:r>
-        <w:t>, vận tải,</w:t>
-      </w:r>
-      <w:r>
-        <w:t>…), đẩy mạnh dịch vụ công (viễn thông</w:t>
-      </w:r>
-      <w:r>
-        <w:t>, năng lượng,</w:t>
-      </w:r>
-      <w:r>
-        <w:t>…) và định hướng chiến lượ</w:t>
-      </w:r>
-      <w:r>
-        <w:t>c</w:t>
-      </w:r>
-      <w:r>
-        <w:t>,</w:t>
-      </w:r>
-      <w:r>
-        <w:t xml:space="preserve"> </w:t>
-      </w:r>
-      <w:r>
-        <w:t>trong khi</w:t>
-      </w:r>
-      <w:r>
-        <w:t xml:space="preserve"> </w:t>
-      </w:r>
-      <w:r>
-        <w:t>tập đoàn tư nhân tung sản phẩm ra thị trường và cạnh tranh quốc tế.</w:t>
-      </w:r>
-      <w:r>
-        <w:t xml:space="preserve"> Tuy nhiên tập đoàn tư nhân Trung Quốc không phải chaebol Hàn Quốc vì quyền lực chính phủ tác động nhiều lên tập đoàn nhà nước. Như vậy </w:t>
-      </w:r>
-      <w:r>
-        <w:t>mô hình tư bản nhà nước</w:t>
-      </w:r>
-      <w:r>
-        <w:t xml:space="preserve"> cân bằng giữa chaebol và</w:t>
-      </w:r>
-      <w:r>
-        <w:t xml:space="preserve"> </w:t>
-      </w:r>
-      <w:r>
-        <w:t>keiretsu</w:t>
-      </w:r>
-      <w:r>
-        <w:t>, có tính chất phân tán nhất định trong hệ thống chính trị trung ương tập quyền.</w:t>
-      </w:r>
-      <w:r>
-        <w:t xml:space="preserve"> Nhiều phát minh công nghệ nở rộ ở Trung Quốc từ thập niên 2000 do tính chất phân tán này</w:t>
-      </w:r>
-      <w:r>
-        <w:t>.</w:t>
-      </w:r>
-      <w:r>
-        <w:t xml:space="preserve"> Ngoài ra, Trung Quốc còn có một số chính sách bổ trợ </w:t>
-      </w:r>
-      <w:r>
-        <w:t>mô hình [sản xuất] tư bản nhà nước</w:t>
-      </w:r>
-      <w:r>
-        <w:t xml:space="preserve"> gần với mô hình chaebol</w:t>
-      </w:r>
-      <w:r>
-        <w:t xml:space="preserve"> như</w:t>
-      </w:r>
-      <w:r>
-        <w:t xml:space="preserve"> (Gemini 2026)</w:t>
-      </w:r>
-      <w:r>
-        <w:t>: 1) bắt buộc các công ty nước ngoài FDI phải chuyển giao công nghệ khi đầu tư vào Trung Quốc để ngay từ đầu đã có thể đặt nền móng vượt lên chuỗi công nghiệp phụ trợ, 2) sức mạnh chính trị và xã hội chặn một số dịch vụ quốc tế để ép doanh nghiệp trong nước phát triển sản phẩm thay thế</w:t>
-      </w:r>
-      <w:r>
-        <w:t>, 3) các địa phương</w:t>
-      </w:r>
-      <w:r>
-        <w:t>/đặc khu</w:t>
-      </w:r>
-      <w:r>
-        <w:t xml:space="preserve"> như các chaebol cạnh tranh lẫn nhau</w:t>
-      </w:r>
-      <w:r>
-        <w:t xml:space="preserve"> để giành được nguồn vốn</w:t>
-      </w:r>
-      <w:r>
-        <w:t xml:space="preserve"> (Thâm Quyến, Thượng Hải, Hàng Châu…)</w:t>
-      </w:r>
-      <w:r>
-        <w:t>.</w:t>
-      </w:r>
-      <w:r>
-        <w:t xml:space="preserve"> Ghi chú, kinh tế Trung Quốc phát triển từ thập niên 1980 và bùng nổ vào thập niên 2000</w:t>
-      </w:r>
-      <w:r>
-        <w:t>, GDP danh nghĩa năm 2025 của Trung Quốc đạt 18,</w:t>
-      </w:r>
-      <w:r>
-        <w:t xml:space="preserve">000 </w:t>
-      </w:r>
-      <w:r>
-        <w:t xml:space="preserve">– </w:t>
-      </w:r>
-      <w:r>
-        <w:t>20</w:t>
-      </w:r>
-      <w:r>
-        <w:t>,</w:t>
-      </w:r>
-      <w:r>
-        <w:t>000 tỷ USD</w:t>
-      </w:r>
-      <w:r>
-        <w:t xml:space="preserve"> giữ vững vị trí thứ hai thế giới</w:t>
-      </w:r>
-      <w:r>
-        <w:t>.</w:t>
-      </w:r>
-      <w:r>
-        <w:t xml:space="preserve"> Sức mạnh tập trung của mô hình chaebol </w:t>
-      </w:r>
-      <w:r>
-        <w:t>là chén thuốc đắng</w:t>
-      </w:r>
-      <w:r>
-        <w:t xml:space="preserve"> </w:t>
-      </w:r>
-      <w:r>
-        <w:t>vào thời điểm này (2026) đối vớ</w:t>
-      </w:r>
-      <w:r>
-        <w:t>i</w:t>
-      </w:r>
-      <w:r>
-        <w:t xml:space="preserve"> nh</w:t>
-      </w:r>
-      <w:r>
-        <w:t>ữ</w:t>
-      </w:r>
-      <w:r>
-        <w:t xml:space="preserve">ng nước đang vượt qua bẫy thu nhập trung bình vì lúc mô hình chaebol kích phát vào thập niên 1960 có một số thuận lợi về nhu cầu thị trường và kinh tế </w:t>
-      </w:r>
-      <w:r>
-        <w:t xml:space="preserve">thế giới </w:t>
-      </w:r>
-      <w:r>
-        <w:t>lúc đó chưa cạnh tranh khốc liệt</w:t>
-      </w:r>
-      <w:r>
-        <w:t>,</w:t>
-      </w:r>
-      <w:r>
-        <w:t xml:space="preserve"> chưa toàn cầu hóa ở mức như bây giờ</w:t>
-      </w:r>
-      <w:r>
-        <w:t>,</w:t>
-      </w:r>
-      <w:r>
-        <w:t xml:space="preserve"> như</w:t>
-      </w:r>
-      <w:r>
-        <w:t>ng,</w:t>
-      </w:r>
-      <w:r>
-        <w:t xml:space="preserve"> mô hình </w:t>
-      </w:r>
-      <w:r>
-        <w:t>keiretsu</w:t>
-      </w:r>
-      <w:r>
-        <w:t xml:space="preserve"> </w:t>
-      </w:r>
-      <w:r>
-        <w:t xml:space="preserve">cũng </w:t>
-      </w:r>
-      <w:r>
-        <w:t xml:space="preserve">có nhiều ràng buộc với tinh thần Nhật Bản </w:t>
-      </w:r>
-      <w:r>
-        <w:t>cũng như</w:t>
-      </w:r>
-      <w:r>
-        <w:t xml:space="preserve"> liên minh chiến lược thì quá lớn đối với đa số doanh nghiệp, nên giải pháp phân chia giữa doanh nghiệp tư nhân và doanh nghiệp nhà nước </w:t>
-      </w:r>
-      <w:r>
-        <w:t xml:space="preserve">như Trung Quốc </w:t>
-      </w:r>
-      <w:r>
-        <w:t xml:space="preserve">tương đối khả thi vì dàn trải rủi ro đổi lại với các doanh nghiệp tư nhân có không gian nhất định hình thành </w:t>
-      </w:r>
-      <w:r>
-        <w:t>keiretsu</w:t>
-      </w:r>
-      <w:r>
-        <w:t xml:space="preserve"> dọc có đầu tàu nhưng không có ngân hàng riêng và </w:t>
-      </w:r>
-      <w:r>
-        <w:t xml:space="preserve">hạn chế </w:t>
-      </w:r>
-      <w:r>
-        <w:t>sở hữu chéo</w:t>
-      </w:r>
-      <w:r>
-        <w:t xml:space="preserve"> đến mức có thể</w:t>
-      </w:r>
-      <w:r>
-        <w:t>.</w:t>
-      </w:r>
-      <w:r>
-        <w:t xml:space="preserve"> Các doanh nghiệp nhà nước tập trung đầu tư vào cơ sở hạ tầng, năng lượng và dịch vụ công, là cánh tay nối dài của đầu tư chính phủ, cũng như định hướng chiến lược bằng cả chính sách lẫn các dự án </w:t>
-      </w:r>
-      <w:r>
-        <w:t>khởi nghiệp (</w:t>
-      </w:r>
-      <w:r>
-        <w:t>startups</w:t>
-      </w:r>
-      <w:r>
-        <w:t>)</w:t>
-      </w:r>
-      <w:r>
-        <w:t xml:space="preserve"> cho doanh nghiệp nhỏ &amp; vừa (SME) như </w:t>
-      </w:r>
-      <w:r>
-        <w:t>ITRI</w:t>
-      </w:r>
-      <w:r>
-        <w:t xml:space="preserve"> của Đài Loan Trung Quốc</w:t>
-      </w:r>
-      <w:r>
-        <w:t xml:space="preserve">. Điểm khác biệt nhỏ nhưng rõ là </w:t>
-      </w:r>
-      <w:r>
-        <w:rPr>
-          <w:i/>
-        </w:rPr>
-        <w:t>hỗ trợ SME nhiều nhất có thể</w:t>
-      </w:r>
-      <w:r>
-        <w:t>,</w:t>
-      </w:r>
-      <w:r>
-        <w:t xml:space="preserve"> luôn luôn song hành với thương mại toàn quốc</w:t>
-      </w:r>
-      <w:r>
-        <w:t xml:space="preserve"> để chia sẻ rủi ro</w:t>
-      </w:r>
-      <w:r>
-        <w:t>.</w:t>
-      </w:r>
-      <w:r>
-        <w:t xml:space="preserve"> Nói cách khác, phân chia doanh nghiệp nhà nước một cách hợp lý nhất và vốn để đầu tư SME</w:t>
-      </w:r>
-      <w:r>
-        <w:t>s</w:t>
-      </w:r>
-      <w:r>
-        <w:t xml:space="preserve"> </w:t>
-      </w:r>
-      <w:r>
-        <w:t>&amp;</w:t>
-      </w:r>
-      <w:r>
-        <w:t xml:space="preserve"> công nghệ là vốn từ thoái hay cổ phần hóa lúc cần thiết.</w:t>
-      </w:r>
-      <w:r>
-        <w:t xml:space="preserve"> </w:t>
-      </w:r>
-      <w:r>
-        <w:t>M</w:t>
-      </w:r>
-      <w:r>
-        <w:t>ột điểm quan trọng nữa là các doanh nghiệp tư nh</w:t>
-      </w:r>
-      <w:r>
-        <w:t>â</w:t>
-      </w:r>
-      <w:r>
-        <w:t xml:space="preserve">n được </w:t>
-      </w:r>
-      <w:r>
-        <w:t>điều phối</w:t>
-      </w:r>
-      <w:r>
-        <w:t xml:space="preserve"> gần với mô hình chaebol, có định hướng chiến lược </w:t>
-      </w:r>
-      <w:r>
-        <w:t xml:space="preserve">rõ ràng </w:t>
-      </w:r>
-      <w:r>
-        <w:t xml:space="preserve">và hỗ trợ cấp vốn cùng với quy trình kiểm soát hiệu quả. </w:t>
-      </w:r>
-      <w:r>
-        <w:t>Nếu doanh nghiệp tư nhân hoạt động hiệu quả thì quy trình kiểm soát hiệu quả là chống độc quyền.</w:t>
-      </w:r>
-      <w:r>
-        <w:t xml:space="preserve"> </w:t>
-      </w:r>
-      <w:r>
-        <w:t xml:space="preserve">Nếu doanh nghiệp nhà nước tập trung vào đầu tư công </w:t>
-      </w:r>
-      <w:r>
-        <w:t>bên cạnh phát triển dự</w:t>
-      </w:r>
-      <w:r>
-        <w:t xml:space="preserve"> án startup</w:t>
-      </w:r>
-      <w:r>
-        <w:t xml:space="preserve"> </w:t>
-      </w:r>
-      <w:r>
-        <w:t>thì quy trình kiểm soát hiệu quả chủ yếu chống tham nhũng.</w:t>
-      </w:r>
-      <w:r>
-        <w:t xml:space="preserve"> </w:t>
-      </w:r>
-      <w:r>
-        <w:t xml:space="preserve">Một số tập đoàn toàn cầu ngay từ lúc đầu không đi theo nguyên tắc </w:t>
-      </w:r>
-      <w:r>
-        <w:t>quản trị</w:t>
-      </w:r>
-      <w:r>
-        <w:t xml:space="preserve"> kinh doanh </w:t>
-      </w:r>
-      <w:r>
-        <w:t xml:space="preserve">nên </w:t>
-      </w:r>
-      <w:r>
-        <w:t>gặp nhiều rủi ro mà sau này thành công của họ không thể lý giải ngoài yếu tố sáng tạo, vì vậy tư duy mạo hiểm sáng tạo hoặc mô hình vườn ươm có một sức mạnh đáng kinh ngạc</w:t>
-      </w:r>
-      <w:r>
-        <w:t xml:space="preserve"> mà việc tin vào đó đã là mạo hiểm</w:t>
-      </w:r>
-      <w:r>
-        <w:t xml:space="preserve">. </w:t>
-      </w:r>
-      <w:r>
         <w:t xml:space="preserve">Sáng tạo là bản chất của nghệ thuật và khoa học </w:t>
       </w:r>
       <w:r>
@@ -30538,11 +30741,7 @@
         <w:t xml:space="preserve">cho </w:t>
       </w:r>
       <w:r>
-        <w:t xml:space="preserve">đến khi có </w:t>
-      </w:r>
-      <w:r>
-        <w:lastRenderedPageBreak/>
-        <w:t xml:space="preserve">người phát hiện. </w:t>
+        <w:t xml:space="preserve">đến khi có người phát hiện. </w:t>
       </w:r>
       <w:r>
         <w:t>Ghi chú, “startup” là thuật ngữ chỉ công ty khởi nghiệp.</w:t>
@@ -30865,11 +31064,11 @@
       <w:pPr>
         <w:pStyle w:val="Heading1"/>
       </w:pPr>
-      <w:bookmarkStart w:id="5" w:name="_Toc230179671"/>
+      <w:bookmarkStart w:id="6" w:name="_Toc230179671"/>
       <w:r>
         <w:t>Thay lời kết</w:t>
       </w:r>
-      <w:bookmarkEnd w:id="5"/>
+      <w:bookmarkEnd w:id="6"/>
     </w:p>
     <w:p>
       <w:r>
@@ -30906,7 +31105,11 @@
         <w:t>, đánh vạn người như một, tự giác ngộ võ đạo trong mênh mông thế tục.</w:t>
       </w:r>
       <w:r>
-        <w:t xml:space="preserve"> Trở lại kỳ thuật dạy đàn bà đánh trận, đó cũng khởi đầu bằng hình pháp chí tôn vô thượng trong thế tục, nên một nhánh hội tụ khác quy tụ võ nhân vào pháp luật, một cách tự nhiên và hợp lý, </w:t>
+        <w:t xml:space="preserve"> Trở lại kỳ thuật dạy đàn bà đánh trận, đó cũng khởi đầu bằng hình pháp </w:t>
+      </w:r>
+      <w:r>
+        <w:lastRenderedPageBreak/>
+        <w:t xml:space="preserve">chí tôn vô thượng trong thế tục, nên một nhánh hội tụ khác quy tụ võ nhân vào pháp luật, một cách tự nhiên và hợp lý, </w:t>
       </w:r>
       <w:r>
         <w:t xml:space="preserve">tự hành tự biện minh, </w:t>
@@ -31016,491 +31219,491 @@
         <w:t xml:space="preserve">mộc trở lại sản xuất, </w:t>
       </w:r>
       <w:r>
-        <w:t xml:space="preserve">đây là sự chuyển hóa, có gì chưa đúng ở đây? Bản chất của kinh tế là sinh trưởng, khẳng định này đúng. Vấn đề là ta </w:t>
+        <w:t xml:space="preserve">đây là sự chuyển hóa, có gì chưa đúng ở đây? Bản chất của kinh tế là sinh trưởng, khẳng định này đúng. Vấn đề là ta đang nhập nhằng giữa </w:t>
+      </w:r>
+      <w:r>
+        <w:rPr>
+          <w:i/>
+        </w:rPr>
+        <w:t>kinh tế</w:t>
+      </w:r>
+      <w:r>
+        <w:t xml:space="preserve"> và </w:t>
+      </w:r>
+      <w:r>
+        <w:rPr>
+          <w:i/>
+        </w:rPr>
+        <w:t>kinh doanh</w:t>
+      </w:r>
+      <w:r>
+        <w:t xml:space="preserve">, theo đó kinh doanh là phương tiện của kinh tế, là hoạt động của một sinh thể để tạo ra sinh thể kinh tế. Kinh doanh là hoạt động, không phải là cả hai sinh </w:t>
+      </w:r>
+      <w:r>
+        <w:t>thể này</w:t>
+      </w:r>
+      <w:r>
+        <w:t xml:space="preserve"> theo nghĩa sinh thể của cả hai sinh thể này</w:t>
+      </w:r>
+      <w:r>
+        <w:t xml:space="preserve">, nếu như được trừu tượng hóa thành khái niệm “kinh doanh” thì khái niệm “binh pháp” sẽ chuyển hóa thành khái niệm “kinh doanh” và binh pháp lúc này như hoạt động </w:t>
+      </w:r>
+      <w:r>
+        <w:rPr>
+          <w:i/>
+        </w:rPr>
+        <w:t>binh thuật</w:t>
+      </w:r>
+      <w:r>
+        <w:t>.</w:t>
+      </w:r>
+      <w:r>
+        <w:t xml:space="preserve"> </w:t>
+      </w:r>
+      <w:r>
+        <w:t>Như vậy ngũ hành</w:t>
+      </w:r>
+      <w:r>
+        <w:t xml:space="preserve"> sinh khắc</w:t>
+      </w:r>
+      <w:r>
+        <w:t xml:space="preserve">, kim sinh thủy, kim là hoạt động sát phạt, thủy là hoạt động </w:t>
+      </w:r>
+      <w:r>
+        <w:t xml:space="preserve">tạo </w:t>
+      </w:r>
+      <w:r>
+        <w:t>tài lợ</w:t>
+      </w:r>
+      <w:r>
+        <w:t>i.</w:t>
+      </w:r>
+      <w:r>
+        <w:t xml:space="preserve"> </w:t>
+      </w:r>
+      <w:r>
+        <w:t xml:space="preserve">Kinh tế theo ngữ nghĩa </w:t>
+      </w:r>
+      <w:r>
+        <w:rPr>
+          <w:i/>
+        </w:rPr>
+        <w:t>bản thể</w:t>
+      </w:r>
+      <w:r>
+        <w:t xml:space="preserve"> </w:t>
+      </w:r>
+      <w:r>
+        <w:rPr>
+          <w:i/>
+        </w:rPr>
+        <w:t>kinh tế</w:t>
+      </w:r>
+      <w:r>
+        <w:t xml:space="preserve"> tức </w:t>
+      </w:r>
+      <w:r>
+        <w:rPr>
+          <w:i/>
+        </w:rPr>
+        <w:t>sinh thể kinh tế</w:t>
+      </w:r>
+      <w:r>
+        <w:t xml:space="preserve"> có thể được hiểu như </w:t>
+      </w:r>
+      <w:r>
+        <w:rPr>
+          <w:i/>
+        </w:rPr>
+        <w:t>nền kinh tế</w:t>
+      </w:r>
+      <w:r>
+        <w:t xml:space="preserve"> để t</w:t>
+      </w:r>
+      <w:r>
+        <w:t xml:space="preserve">a có thể tạm chấp nhận </w:t>
+      </w:r>
+      <w:r>
+        <w:t xml:space="preserve">binh </w:t>
+      </w:r>
+      <w:r>
+        <w:t>thuật</w:t>
+      </w:r>
+      <w:r>
+        <w:t xml:space="preserve"> là chất xúc tác của </w:t>
+      </w:r>
+      <w:r>
+        <w:t xml:space="preserve">sinh thể </w:t>
+      </w:r>
+      <w:r>
+        <w:t>kinh tế</w:t>
+      </w:r>
+      <w:r>
+        <w:t>.</w:t>
+      </w:r>
+      <w:r>
+        <w:t xml:space="preserve"> </w:t>
+      </w:r>
+      <w:r>
+        <w:t xml:space="preserve">Sinh hóa từ binh thuật sang kinh doanh </w:t>
+      </w:r>
+      <w:r>
+        <w:t xml:space="preserve">có thể </w:t>
+      </w:r>
+      <w:r>
+        <w:t xml:space="preserve">không ảnh hưởng </w:t>
+      </w:r>
+      <w:r>
+        <w:t xml:space="preserve">nhiều </w:t>
+      </w:r>
+      <w:r>
+        <w:t>đến lập luận binh thuật là chất xúc tác của sinh thể kinh tế vì hoạt động kinh doanh chủ yếu cho kinh tế</w:t>
+      </w:r>
+      <w:r>
+        <w:t xml:space="preserve">, </w:t>
+      </w:r>
+      <w:r>
+        <w:t>có thể một phần kinh doanh được chuyển từ binh thuậ</w:t>
+      </w:r>
+      <w:r>
+        <w:t>t, tuy gián tiếp nhưng vẫn có chuyển hóa dù ít hay nhiều nên vấn đề này chưa được giải quyết triệt để nên đây là sự tạm chấp nhận, hoặc ta phải đơn giản chấp nhận rằng binh thuật ảnh hưởng lên sinh thể kinh tế</w:t>
+      </w:r>
+      <w:r>
+        <w:t>, không cần quan tâm đến sự chuyển hóa giữa binh thuật và kinh doanh</w:t>
+      </w:r>
+      <w:r>
+        <w:t xml:space="preserve">, lúc này sinh thể kinh tế là tổng </w:t>
+      </w:r>
+      <w:r>
+        <w:t>hợp</w:t>
+      </w:r>
+      <w:r>
+        <w:t xml:space="preserve"> của ngũ hành với phân lượng khác nhau tùy vào từng nền kinh tế riêng biệt</w:t>
+      </w:r>
+      <w:r>
+        <w:t xml:space="preserve">, hoặc là vòng tròn thiết định, đồng nhất cái đồng nhất </w:t>
+      </w:r>
+      <w:r>
+        <w:t>với</w:t>
+      </w:r>
+      <w:r>
+        <w:t xml:space="preserve"> cái không đồng nhất</w:t>
+      </w:r>
+      <w:r>
+        <w:t xml:space="preserve">. </w:t>
+      </w:r>
+      <w:r>
+        <w:t xml:space="preserve">Vấn đề khác nảy sinh, giải thích như thế nào </w:t>
+      </w:r>
+      <w:r>
+        <w:t xml:space="preserve">khi </w:t>
+      </w:r>
+      <w:r>
+        <w:t xml:space="preserve">một sinh thể như </w:t>
+      </w:r>
+      <w:r>
+        <w:t>công ty/quốc gia</w:t>
+      </w:r>
+      <w:r>
+        <w:t xml:space="preserve"> tạo ra nền kinh tế bằng hoạt động kinh doanh</w:t>
+      </w:r>
+      <w:r>
+        <w:t xml:space="preserve">, nghĩa là một sinh thể sinh ra sinh thể kinh tế nhưng sinh thể kinh tế </w:t>
+      </w:r>
+      <w:r>
+        <w:t xml:space="preserve">lại </w:t>
+      </w:r>
+      <w:r>
+        <w:t xml:space="preserve">tự sinh sôi nảy nở? Điều này được lý luận dễ dàng rằng sinh thể </w:t>
+      </w:r>
+      <w:r>
+        <w:t>công ty</w:t>
+      </w:r>
+      <w:r>
+        <w:t xml:space="preserve"> và sinh thể kinh tế là một, hoặc sinh thể kinh tế là một bộ phận sống động của sinh thể </w:t>
+      </w:r>
+      <w:r>
+        <w:t xml:space="preserve">công ty, </w:t>
+      </w:r>
+      <w:r>
+        <w:t xml:space="preserve">tự </w:t>
+      </w:r>
+      <w:r>
+        <w:t>sinh</w:t>
+      </w:r>
+      <w:r>
+        <w:t xml:space="preserve"> trưởng trong sinh thể </w:t>
+      </w:r>
+      <w:r>
+        <w:t>công ty</w:t>
+      </w:r>
+      <w:r>
+        <w:t xml:space="preserve"> và sinh thể </w:t>
+      </w:r>
+      <w:r>
+        <w:t>công ty</w:t>
+      </w:r>
+      <w:r>
+        <w:t xml:space="preserve"> tác động lên sinh thể kinh tế bằng hoạt động kinh doanh</w:t>
+      </w:r>
+      <w:r>
+        <w:t xml:space="preserve">, hoặc sinh thể </w:t>
+      </w:r>
+      <w:r>
+        <w:t>công ty</w:t>
+      </w:r>
+      <w:r>
+        <w:t xml:space="preserve"> vận hành trong sinh thể kinh tế mà hoạt động vận hành này là hoạt động kinh doanh.</w:t>
+      </w:r>
+      <w:r>
+        <w:t xml:space="preserve"> </w:t>
+      </w:r>
+      <w:r>
+        <w:rPr>
+          <w:i/>
+        </w:rPr>
+        <w:t>Đạo</w:t>
+      </w:r>
+      <w:r>
+        <w:t xml:space="preserve"> </w:t>
+      </w:r>
+      <w:r>
+        <w:t>(</w:t>
+      </w:r>
+      <w:r>
+        <w:rPr>
+          <w:rFonts w:hint="eastAsia"/>
+        </w:rPr>
+        <w:t>道</w:t>
+      </w:r>
+      <w:r>
+        <w:t xml:space="preserve">) </w:t>
+      </w:r>
+      <w:r>
+        <w:t xml:space="preserve">nghĩa đen con đường, nghĩa bóng là phương thức thực nghiệm để chứng nghiệm điều gì đó, từ trong thực hành mà thăng hoa tinh thần, trong khi đó, </w:t>
+      </w:r>
+      <w:r>
+        <w:rPr>
+          <w:i/>
+        </w:rPr>
+        <w:t>kỹ thuật</w:t>
+      </w:r>
+      <w:r>
+        <w:t xml:space="preserve"> </w:t>
+      </w:r>
+      <w:r>
+        <w:t xml:space="preserve">(technique) </w:t>
+      </w:r>
+      <w:r>
+        <w:t xml:space="preserve">cũng là phương thức thực nghiệm </w:t>
+      </w:r>
+      <w:r>
+        <w:t xml:space="preserve">nhưng chỉ </w:t>
+      </w:r>
+      <w:r>
+        <w:t>nhằm đạt được mục tiêu nhất đị</w:t>
+      </w:r>
+      <w:r>
+        <w:t xml:space="preserve">nh </w:t>
+      </w:r>
+      <w:r>
+        <w:t>và</w:t>
+      </w:r>
+      <w:r>
+        <w:t xml:space="preserve"> </w:t>
+      </w:r>
+      <w:r>
+        <w:t xml:space="preserve">không cần chứng nghiệm tinh thần, và </w:t>
+      </w:r>
+      <w:r>
+        <w:rPr>
+          <w:i/>
+        </w:rPr>
+        <w:t>học thuyết</w:t>
+      </w:r>
+      <w:r>
+        <w:t xml:space="preserve"> </w:t>
+      </w:r>
+      <w:r>
+        <w:t xml:space="preserve">(doctrine) </w:t>
+      </w:r>
+      <w:r>
+        <w:t>là tổng quát hóa có cơ sở lý luận</w:t>
+      </w:r>
+      <w:r>
+        <w:t xml:space="preserve"> về</w:t>
+      </w:r>
+      <w:r>
+        <w:t xml:space="preserve"> điều gì đó. </w:t>
+      </w:r>
+      <w:r>
+        <w:rPr>
+          <w:i/>
+        </w:rPr>
+        <w:t>Công nghệ</w:t>
+      </w:r>
+      <w:r>
+        <w:t xml:space="preserve"> </w:t>
+      </w:r>
+      <w:r>
+        <w:t xml:space="preserve">(technology) </w:t>
+      </w:r>
+      <w:r>
+        <w:t xml:space="preserve">là kỹ thuật tinh vi hay kỹ thuật của kỹ thuật và </w:t>
+      </w:r>
+      <w:r>
+        <w:rPr>
+          <w:i/>
+        </w:rPr>
+        <w:t>khoa học</w:t>
+      </w:r>
+      <w:r>
+        <w:t xml:space="preserve"> </w:t>
+      </w:r>
+      <w:r>
+        <w:t xml:space="preserve">(science) </w:t>
+      </w:r>
+      <w:r>
+        <w:t xml:space="preserve">là lý thuyết hóa của kỹ thuật </w:t>
+      </w:r>
+      <w:r>
+        <w:t xml:space="preserve">hay kỹ thuật là cụ thể hóa của khoa học, </w:t>
+      </w:r>
+      <w:r>
+        <w:t xml:space="preserve">và tựu thành của khoa học là học thuyết. </w:t>
+      </w:r>
+      <w:r>
+        <w:t xml:space="preserve">Ghi chú, đạo ở đây khác với </w:t>
+      </w:r>
+      <w:r>
+        <w:t>Đ</w:t>
+      </w:r>
+      <w:r>
+        <w:t>ạo tức nguyên lý trong Đạo Đức kinh Lão Tử</w:t>
+      </w:r>
+      <w:r>
+        <w:t xml:space="preserve"> và cũng khác đạo đức của Nho gia</w:t>
+      </w:r>
+      <w:r>
+        <w:t xml:space="preserve">. </w:t>
+      </w:r>
+      <w:r>
+        <w:t xml:space="preserve">Kinh tế là học thuyết nhưng kỹ thuật kinh doanh nâng thành </w:t>
+      </w:r>
+      <w:r>
+        <w:rPr>
+          <w:i/>
+        </w:rPr>
+        <w:t>đạo kinh doanh</w:t>
+      </w:r>
+      <w:r>
+        <w:t xml:space="preserve"> như </w:t>
+      </w:r>
+      <w:r>
+        <w:t>võ sĩ đạo</w:t>
+      </w:r>
+      <w:r>
+        <w:t xml:space="preserve">. </w:t>
+      </w:r>
+      <w:r>
+        <w:rPr>
+          <w:i/>
+        </w:rPr>
+        <w:t>Binh gia</w:t>
+      </w:r>
+      <w:r>
+        <w:t xml:space="preserve"> nếu hình thành học thuyết thì đó là </w:t>
+      </w:r>
+      <w:r>
+        <w:rPr>
+          <w:i/>
+        </w:rPr>
+        <w:t>học thuyết quân sự</w:t>
+      </w:r>
+      <w:r>
+        <w:rPr>
+          <w:i/>
+        </w:rPr>
+        <w:t xml:space="preserve"> </w:t>
+      </w:r>
+      <w:r>
+        <w:t>[</w:t>
+      </w:r>
+      <w:r>
+        <w:t>Tôn Tử binh pháp là học thuyết quân sự</w:t>
+      </w:r>
+      <w:r>
+        <w:t>]</w:t>
+      </w:r>
+      <w:r>
+        <w:t>, nếu thực nghiệm trên quân nhân thì đó là đạo của binh gia.</w:t>
+      </w:r>
+      <w:r>
+        <w:t xml:space="preserve"> Nếu quân nhân là võ sĩ và võ sĩ là quân nhân thì </w:t>
+      </w:r>
+      <w:r>
+        <w:rPr>
+          <w:i/>
+        </w:rPr>
+        <w:t>binh đạo</w:t>
+      </w:r>
+      <w:r>
+        <w:t xml:space="preserve"> và </w:t>
+      </w:r>
+      <w:r>
+        <w:rPr>
+          <w:i/>
+        </w:rPr>
+        <w:t>võ sĩ đạo</w:t>
+      </w:r>
+      <w:r>
+        <w:t xml:space="preserve"> hợp nhất</w:t>
+      </w:r>
+      <w:r>
+        <w:t xml:space="preserve">, đó là </w:t>
+      </w:r>
+      <w:r>
+        <w:rPr>
+          <w:i/>
+        </w:rPr>
+        <w:t>binh giả</w:t>
+      </w:r>
+      <w:r>
+        <w:t xml:space="preserve"> </w:t>
+      </w:r>
+      <w:r>
+        <w:rPr>
+          <w:i/>
+        </w:rPr>
+        <w:t>vô song</w:t>
+      </w:r>
+      <w:r>
+        <w:t xml:space="preserve">. Như vậy khi đề cập </w:t>
+      </w:r>
+      <w:r>
+        <w:t>sinh thể kinh tế</w:t>
+      </w:r>
+      <w:r>
+        <w:t xml:space="preserve"> </w:t>
+      </w:r>
+      <w:r>
+        <w:t xml:space="preserve">tức bản thể kinh tế tức nền kinh tế </w:t>
+      </w:r>
+      <w:r>
+        <w:t xml:space="preserve">thì đó là </w:t>
+      </w:r>
+      <w:r>
+        <w:rPr>
+          <w:i/>
+        </w:rPr>
+        <w:t>học thuyết kinh tế tự thân tự hành</w:t>
+      </w:r>
+      <w:r>
+        <w:t xml:space="preserve">, học thuyết kinh tế là khuôn mẫu </w:t>
       </w:r>
       <w:r>
         <w:lastRenderedPageBreak/>
-        <w:t xml:space="preserve">đang nhập nhằng giữa </w:t>
-      </w:r>
-      <w:r>
-        <w:rPr>
-          <w:i/>
-        </w:rPr>
-        <w:t>kinh tế</w:t>
-      </w:r>
-      <w:r>
-        <w:t xml:space="preserve"> và </w:t>
-      </w:r>
-      <w:r>
-        <w:rPr>
-          <w:i/>
-        </w:rPr>
-        <w:t>kinh doanh</w:t>
-      </w:r>
-      <w:r>
-        <w:t xml:space="preserve">, theo đó kinh doanh là phương tiện của kinh tế, là hoạt động của một sinh thể để tạo ra sinh thể kinh tế. Kinh doanh là hoạt động, không phải là cả hai sinh </w:t>
-      </w:r>
-      <w:r>
-        <w:t>thể này</w:t>
-      </w:r>
-      <w:r>
-        <w:t xml:space="preserve"> theo nghĩa sinh thể của cả hai sinh thể này</w:t>
-      </w:r>
-      <w:r>
-        <w:t xml:space="preserve">, nếu như được trừu tượng hóa thành khái niệm “kinh doanh” thì khái niệm “binh pháp” sẽ chuyển hóa thành khái niệm “kinh doanh” và binh pháp lúc này như hoạt động </w:t>
-      </w:r>
-      <w:r>
-        <w:rPr>
-          <w:i/>
-        </w:rPr>
-        <w:t>binh thuật</w:t>
-      </w:r>
-      <w:r>
-        <w:t>.</w:t>
-      </w:r>
-      <w:r>
-        <w:t xml:space="preserve"> </w:t>
-      </w:r>
-      <w:r>
-        <w:t>Như vậy ngũ hành</w:t>
-      </w:r>
-      <w:r>
-        <w:t xml:space="preserve"> sinh khắc</w:t>
-      </w:r>
-      <w:r>
-        <w:t xml:space="preserve">, kim sinh thủy, kim là hoạt động sát phạt, thủy là hoạt động </w:t>
-      </w:r>
-      <w:r>
-        <w:t xml:space="preserve">tạo </w:t>
-      </w:r>
-      <w:r>
-        <w:t>tài lợ</w:t>
-      </w:r>
-      <w:r>
-        <w:t>i.</w:t>
-      </w:r>
-      <w:r>
-        <w:t xml:space="preserve"> </w:t>
-      </w:r>
-      <w:r>
-        <w:t xml:space="preserve">Kinh tế theo ngữ nghĩa </w:t>
-      </w:r>
-      <w:r>
-        <w:rPr>
-          <w:i/>
-        </w:rPr>
-        <w:t>bản thể</w:t>
-      </w:r>
-      <w:r>
-        <w:t xml:space="preserve"> </w:t>
-      </w:r>
-      <w:r>
-        <w:rPr>
-          <w:i/>
-        </w:rPr>
-        <w:t>kinh tế</w:t>
-      </w:r>
-      <w:r>
-        <w:t xml:space="preserve"> tức </w:t>
-      </w:r>
-      <w:r>
-        <w:rPr>
-          <w:i/>
-        </w:rPr>
-        <w:t>sinh thể kinh tế</w:t>
-      </w:r>
-      <w:r>
-        <w:t xml:space="preserve"> có thể được hiểu như </w:t>
-      </w:r>
-      <w:r>
-        <w:rPr>
-          <w:i/>
-        </w:rPr>
-        <w:t>nền kinh tế</w:t>
-      </w:r>
-      <w:r>
-        <w:t xml:space="preserve"> để t</w:t>
-      </w:r>
-      <w:r>
-        <w:t xml:space="preserve">a có thể tạm chấp nhận </w:t>
-      </w:r>
-      <w:r>
-        <w:t xml:space="preserve">binh </w:t>
-      </w:r>
-      <w:r>
-        <w:t>thuật</w:t>
-      </w:r>
-      <w:r>
-        <w:t xml:space="preserve"> là chất xúc tác của </w:t>
-      </w:r>
-      <w:r>
-        <w:t xml:space="preserve">sinh thể </w:t>
-      </w:r>
-      <w:r>
-        <w:t>kinh tế</w:t>
-      </w:r>
-      <w:r>
-        <w:t>.</w:t>
-      </w:r>
-      <w:r>
-        <w:t xml:space="preserve"> </w:t>
-      </w:r>
-      <w:r>
-        <w:t xml:space="preserve">Sinh hóa từ binh thuật sang kinh doanh </w:t>
-      </w:r>
-      <w:r>
-        <w:t xml:space="preserve">có thể </w:t>
-      </w:r>
-      <w:r>
-        <w:t xml:space="preserve">không ảnh hưởng </w:t>
-      </w:r>
-      <w:r>
-        <w:t xml:space="preserve">nhiều </w:t>
-      </w:r>
-      <w:r>
-        <w:t>đến lập luận binh thuật là chất xúc tác của sinh thể kinh tế vì hoạt động kinh doanh chủ yếu cho kinh tế</w:t>
-      </w:r>
-      <w:r>
-        <w:t xml:space="preserve">, </w:t>
-      </w:r>
-      <w:r>
-        <w:t>có thể một phần kinh doanh được chuyển từ binh thuậ</w:t>
-      </w:r>
-      <w:r>
-        <w:t>t, tuy gián tiếp nhưng vẫn có chuyển hóa dù ít hay nhiều nên vấn đề này chưa được giải quyết triệt để nên đây là sự tạm chấp nhận, hoặc ta phải đơn giản chấp nhận rằng binh thuật ảnh hưởng lên sinh thể kinh tế</w:t>
-      </w:r>
-      <w:r>
-        <w:t>, không cần quan tâm đến sự chuyển hóa giữa binh thuật và kinh doanh</w:t>
-      </w:r>
-      <w:r>
-        <w:t xml:space="preserve">, lúc này sinh thể kinh tế là tổng </w:t>
-      </w:r>
-      <w:r>
-        <w:t>hợp</w:t>
-      </w:r>
-      <w:r>
-        <w:t xml:space="preserve"> của ngũ hành với phân lượng khác nhau tùy vào từng nền kinh tế riêng biệt</w:t>
-      </w:r>
-      <w:r>
-        <w:t xml:space="preserve">, hoặc là vòng tròn thiết định, đồng nhất cái đồng nhất </w:t>
-      </w:r>
-      <w:r>
-        <w:t>với</w:t>
-      </w:r>
-      <w:r>
-        <w:t xml:space="preserve"> cái không đồng nhất</w:t>
-      </w:r>
-      <w:r>
-        <w:t xml:space="preserve">. </w:t>
-      </w:r>
-      <w:r>
-        <w:t xml:space="preserve">Vấn đề khác nảy sinh, giải thích như thế nào </w:t>
-      </w:r>
-      <w:r>
-        <w:t xml:space="preserve">khi </w:t>
-      </w:r>
-      <w:r>
-        <w:t xml:space="preserve">một sinh thể như </w:t>
-      </w:r>
-      <w:r>
-        <w:t>công ty/quốc gia</w:t>
-      </w:r>
-      <w:r>
-        <w:t xml:space="preserve"> tạo ra nền kinh tế bằng hoạt động kinh doanh</w:t>
-      </w:r>
-      <w:r>
-        <w:t xml:space="preserve">, nghĩa là một sinh thể sinh ra sinh thể kinh tế nhưng sinh thể kinh tế </w:t>
-      </w:r>
-      <w:r>
-        <w:t xml:space="preserve">lại </w:t>
-      </w:r>
-      <w:r>
-        <w:t xml:space="preserve">tự sinh sôi nảy nở? Điều này được lý luận dễ dàng rằng sinh thể </w:t>
-      </w:r>
-      <w:r>
-        <w:t>công ty</w:t>
-      </w:r>
-      <w:r>
-        <w:t xml:space="preserve"> và sinh thể kinh tế là một, hoặc sinh thể kinh tế là một bộ phận sống động của sinh thể </w:t>
-      </w:r>
-      <w:r>
-        <w:t xml:space="preserve">công ty, </w:t>
-      </w:r>
-      <w:r>
-        <w:t xml:space="preserve">tự </w:t>
-      </w:r>
-      <w:r>
-        <w:t>sinh</w:t>
-      </w:r>
-      <w:r>
-        <w:t xml:space="preserve"> trưởng trong sinh thể </w:t>
-      </w:r>
-      <w:r>
-        <w:t>công ty</w:t>
-      </w:r>
-      <w:r>
-        <w:t xml:space="preserve"> và sinh thể </w:t>
-      </w:r>
-      <w:r>
-        <w:t>công ty</w:t>
-      </w:r>
-      <w:r>
-        <w:t xml:space="preserve"> tác động lên sinh thể kinh tế bằng hoạt động kinh doanh</w:t>
-      </w:r>
-      <w:r>
-        <w:t xml:space="preserve">, hoặc sinh thể </w:t>
-      </w:r>
-      <w:r>
-        <w:t>công ty</w:t>
-      </w:r>
-      <w:r>
-        <w:t xml:space="preserve"> vận hành trong sinh thể kinh tế mà hoạt động vận hành này là hoạt động kinh doanh.</w:t>
-      </w:r>
-      <w:r>
-        <w:t xml:space="preserve"> </w:t>
-      </w:r>
-      <w:r>
-        <w:rPr>
-          <w:i/>
-        </w:rPr>
-        <w:t>Đạo</w:t>
-      </w:r>
-      <w:r>
-        <w:t xml:space="preserve"> </w:t>
-      </w:r>
-      <w:r>
-        <w:t>(</w:t>
-      </w:r>
-      <w:r>
-        <w:rPr>
-          <w:rFonts w:hint="eastAsia"/>
-        </w:rPr>
-        <w:t>道</w:t>
-      </w:r>
-      <w:r>
-        <w:t xml:space="preserve">) </w:t>
-      </w:r>
-      <w:r>
-        <w:t xml:space="preserve">nghĩa đen con đường, nghĩa bóng là phương thức thực nghiệm để chứng nghiệm điều gì đó, từ trong thực hành mà thăng hoa tinh thần, trong khi đó, </w:t>
-      </w:r>
-      <w:r>
-        <w:rPr>
-          <w:i/>
-        </w:rPr>
-        <w:t>kỹ thuật</w:t>
-      </w:r>
-      <w:r>
-        <w:t xml:space="preserve"> </w:t>
-      </w:r>
-      <w:r>
-        <w:t xml:space="preserve">(technique) </w:t>
-      </w:r>
-      <w:r>
-        <w:t xml:space="preserve">cũng là phương thức thực nghiệm </w:t>
-      </w:r>
-      <w:r>
-        <w:t xml:space="preserve">nhưng chỉ </w:t>
-      </w:r>
-      <w:r>
-        <w:t>nhằm đạt được mục tiêu nhất đị</w:t>
-      </w:r>
-      <w:r>
-        <w:t xml:space="preserve">nh </w:t>
-      </w:r>
-      <w:r>
-        <w:t>và</w:t>
-      </w:r>
-      <w:r>
-        <w:t xml:space="preserve"> </w:t>
-      </w:r>
-      <w:r>
-        <w:t xml:space="preserve">không cần chứng nghiệm tinh thần, và </w:t>
-      </w:r>
-      <w:r>
-        <w:rPr>
-          <w:i/>
-        </w:rPr>
-        <w:t>học thuyết</w:t>
-      </w:r>
-      <w:r>
-        <w:t xml:space="preserve"> </w:t>
-      </w:r>
-      <w:r>
-        <w:t xml:space="preserve">(doctrine) </w:t>
-      </w:r>
-      <w:r>
-        <w:t>là tổng quát hóa có cơ sở lý luận</w:t>
-      </w:r>
-      <w:r>
-        <w:t xml:space="preserve"> về</w:t>
-      </w:r>
-      <w:r>
-        <w:t xml:space="preserve"> điều gì đó. </w:t>
-      </w:r>
-      <w:r>
-        <w:rPr>
-          <w:i/>
-        </w:rPr>
-        <w:t>Công nghệ</w:t>
-      </w:r>
-      <w:r>
-        <w:t xml:space="preserve"> </w:t>
-      </w:r>
-      <w:r>
-        <w:t xml:space="preserve">(technology) </w:t>
-      </w:r>
-      <w:r>
-        <w:t xml:space="preserve">là kỹ thuật tinh vi hay kỹ thuật của kỹ thuật và </w:t>
-      </w:r>
-      <w:r>
-        <w:rPr>
-          <w:i/>
-        </w:rPr>
-        <w:t>khoa học</w:t>
-      </w:r>
-      <w:r>
-        <w:t xml:space="preserve"> </w:t>
-      </w:r>
-      <w:r>
-        <w:t xml:space="preserve">(science) </w:t>
-      </w:r>
-      <w:r>
-        <w:t xml:space="preserve">là lý thuyết hóa của kỹ thuật </w:t>
-      </w:r>
-      <w:r>
-        <w:t xml:space="preserve">hay kỹ thuật là cụ thể hóa của khoa học, </w:t>
-      </w:r>
-      <w:r>
-        <w:t xml:space="preserve">và tựu thành của khoa học là học thuyết. </w:t>
-      </w:r>
-      <w:r>
-        <w:t xml:space="preserve">Ghi chú, đạo ở đây khác với </w:t>
-      </w:r>
-      <w:r>
-        <w:t>Đ</w:t>
-      </w:r>
-      <w:r>
-        <w:t>ạo tức nguyên lý trong Đạo Đức kinh Lão Tử</w:t>
-      </w:r>
-      <w:r>
-        <w:t xml:space="preserve"> và cũng khác đạo đức của Nho gia</w:t>
-      </w:r>
-      <w:r>
-        <w:t xml:space="preserve">. </w:t>
-      </w:r>
-      <w:r>
-        <w:t xml:space="preserve">Kinh tế là học thuyết nhưng kỹ thuật kinh doanh nâng thành </w:t>
-      </w:r>
-      <w:r>
-        <w:rPr>
-          <w:i/>
-        </w:rPr>
-        <w:t>đạo kinh doanh</w:t>
-      </w:r>
-      <w:r>
-        <w:t xml:space="preserve"> như </w:t>
-      </w:r>
-      <w:r>
-        <w:t>võ sĩ đạo</w:t>
-      </w:r>
-      <w:r>
-        <w:t xml:space="preserve">. </w:t>
-      </w:r>
-      <w:r>
-        <w:rPr>
-          <w:i/>
-        </w:rPr>
-        <w:t>Binh gia</w:t>
-      </w:r>
-      <w:r>
-        <w:t xml:space="preserve"> nếu hình thành học thuyết thì đó là </w:t>
-      </w:r>
-      <w:r>
-        <w:rPr>
-          <w:i/>
-        </w:rPr>
-        <w:t>học thuyết quân sự</w:t>
-      </w:r>
-      <w:r>
-        <w:rPr>
-          <w:i/>
-        </w:rPr>
-        <w:t xml:space="preserve"> </w:t>
-      </w:r>
-      <w:r>
-        <w:t>[</w:t>
-      </w:r>
-      <w:r>
-        <w:t>Tôn Tử binh pháp là học thuyết quân sự</w:t>
-      </w:r>
-      <w:r>
-        <w:t>]</w:t>
-      </w:r>
-      <w:r>
-        <w:t>, nếu thực nghiệm trên quân nhân thì đó là đạo của binh gia.</w:t>
-      </w:r>
-      <w:r>
-        <w:t xml:space="preserve"> Nếu quân nhân là võ sĩ và võ sĩ là quân nhân thì </w:t>
-      </w:r>
-      <w:r>
-        <w:rPr>
-          <w:i/>
-        </w:rPr>
-        <w:t>binh đạo</w:t>
-      </w:r>
-      <w:r>
-        <w:t xml:space="preserve"> và </w:t>
-      </w:r>
-      <w:r>
-        <w:rPr>
-          <w:i/>
-        </w:rPr>
-        <w:t>võ sĩ đạo</w:t>
-      </w:r>
-      <w:r>
-        <w:t xml:space="preserve"> hợp nhất</w:t>
-      </w:r>
-      <w:r>
-        <w:t xml:space="preserve">, đó là </w:t>
-      </w:r>
-      <w:r>
-        <w:rPr>
-          <w:i/>
-        </w:rPr>
-        <w:t>binh giả</w:t>
-      </w:r>
-      <w:r>
-        <w:t xml:space="preserve"> </w:t>
-      </w:r>
-      <w:r>
-        <w:rPr>
-          <w:i/>
-        </w:rPr>
-        <w:t>vô song</w:t>
-      </w:r>
-      <w:r>
-        <w:t xml:space="preserve">. Như vậy khi đề cập </w:t>
-      </w:r>
-      <w:r>
-        <w:t>sinh thể kinh tế</w:t>
-      </w:r>
-      <w:r>
-        <w:t xml:space="preserve"> </w:t>
-      </w:r>
-      <w:r>
-        <w:t xml:space="preserve">tức bản thể kinh tế tức nền kinh tế </w:t>
-      </w:r>
-      <w:r>
-        <w:t xml:space="preserve">thì đó là </w:t>
-      </w:r>
-      <w:r>
-        <w:rPr>
-          <w:i/>
-        </w:rPr>
-        <w:t>học thuyết kinh tế tự thân tự hành</w:t>
-      </w:r>
-      <w:r>
-        <w:t>, học thuyết kinh tế là khuôn mẫu cho bản thể kinh tế</w:t>
+        <w:t>cho bản thể kinh tế</w:t>
       </w:r>
       <w:r>
         <w:t xml:space="preserve">. Đạo có ý nghĩa với người chứng nghiệm </w:t>
@@ -31616,7 +31819,6 @@
     </w:p>
     <w:p>
       <w:r>
-        <w:lastRenderedPageBreak/>
         <w:fldChar w:fldCharType="end"/>
       </w:r>
     </w:p>
@@ -32113,10 +32315,7 @@
         </w:p>
       </w:sdtContent>
     </w:sdt>
-    <w:p>
-      <w:bookmarkStart w:id="6" w:name="_GoBack"/>
-      <w:bookmarkEnd w:id="6"/>
-    </w:p>
+    <w:p/>
     <w:sectPr>
       <w:footerReference w:type="default" r:id="rId7"/>
       <w:pgSz w:w="11906" w:h="16838" w:code="9"/>
@@ -32181,7 +32380,7 @@
           <w:rPr>
             <w:noProof/>
           </w:rPr>
-          <w:t>60</w:t>
+          <w:t>52</w:t>
         </w:r>
         <w:r>
           <w:rPr>
@@ -33292,7 +33491,7 @@
 </file>
 
 <file path=customXml/itemProps1.xml><?xml version="1.0" encoding="utf-8"?>
-<ds:datastoreItem xmlns:ds="http://schemas.openxmlformats.org/officeDocument/2006/customXml" ds:itemID="{9D8A0697-08BB-4A91-ADB8-56DF930FFF09}">
+<ds:datastoreItem xmlns:ds="http://schemas.openxmlformats.org/officeDocument/2006/customXml" ds:itemID="{234817E7-9BE6-4B46-9D61-135FD9E12421}">
   <ds:schemaRefs>
     <ds:schemaRef ds:uri="http://schemas.openxmlformats.org/officeDocument/2006/bibliography"/>
   </ds:schemaRefs>

--- a/articles/TuDoKinhTe.docx
+++ b/articles/TuDoKinhTe.docx
@@ -26384,1077 +26384,626 @@
         <w:ind w:firstLine="360"/>
       </w:pPr>
       <w:r>
-        <w:t xml:space="preserve">Theo nguyên lý trong nghiên cứu này, tích lũy vốn là tích lũy trình độ sản xuất, nhưng vẫn không khác gì hơn tích lũy của cải làm sao để tăng vượt mức sản lượng, </w:t>
-      </w:r>
-      <w:r>
-        <w:t xml:space="preserve">và </w:t>
-      </w:r>
-      <w:r>
-        <w:t xml:space="preserve">cũng </w:t>
-      </w:r>
-      <w:r>
-        <w:t>bao hàm</w:t>
-      </w:r>
-      <w:r>
-        <w:t xml:space="preserve"> tích lũy tài chính làm sao để tăng vượt mức lượng tiền với hoạt động tài chính mà chủ yếu cho vay.</w:t>
-      </w:r>
-      <w:r>
-        <w:t xml:space="preserve"> </w:t>
-      </w:r>
-      <w:r>
-        <w:t xml:space="preserve">Ghi chú, tích lũy tài chính không đơn thuần như tích lũy kim loại quý đầu tư ra nước ngoài thời Smith. </w:t>
-      </w:r>
-      <w:r>
-        <w:t xml:space="preserve">Sau khi nghiên cứu lượng tiền tích lũy để phân phối và tích lũy qua mối liên hệ mật thiết giữa hệ thống tiền tệ và tích lũy vốn trong chu trình “dự trữ hàng hóa để bán ra </w:t>
-      </w:r>
-      <w:r>
-        <w:rPr>
-          <w:rFonts w:cs="Times New Roman"/>
-        </w:rPr>
-        <w:t>→</w:t>
-      </w:r>
-      <w:r>
-        <w:t xml:space="preserve"> tích lũy vốn để </w:t>
-      </w:r>
-      <w:r>
-        <w:rPr>
-          <w:i/>
-        </w:rPr>
-        <w:t>tái sản xuất</w:t>
-      </w:r>
-      <w:r>
-        <w:t xml:space="preserve"> </w:t>
-      </w:r>
-      <w:r>
-        <w:rPr>
-          <w:rFonts w:cs="Times New Roman"/>
-        </w:rPr>
-        <w:t>→</w:t>
-      </w:r>
-      <w:r>
-        <w:t xml:space="preserve"> dự trữ hàng hóa để bán ra”</w:t>
-      </w:r>
-      <w:r>
-        <w:t xml:space="preserve">, ta cần nghiên cứu phương thức tăng vượt mức sản lượng công nghiệp </w:t>
-      </w:r>
-      <w:r>
-        <w:t>[</w:t>
-      </w:r>
-      <w:r>
-        <w:rPr>
-          <w:i/>
-        </w:rPr>
-        <w:t>tái sản xuất</w:t>
-      </w:r>
-      <w:r>
-        <w:t xml:space="preserve">] </w:t>
-      </w:r>
-      <w:r>
-        <w:t xml:space="preserve">mà theo cách nói của những nhà hoạch định chính sách, làm cách nào để thoát khỏi </w:t>
-      </w:r>
-      <w:r>
-        <w:rPr>
-          <w:i/>
-        </w:rPr>
-        <w:t>bẫy thu nhập trung bình</w:t>
-      </w:r>
-      <w:r>
-        <w:t xml:space="preserve"> (middle income trap)</w:t>
-      </w:r>
-      <w:r>
-        <w:t>?</w:t>
-      </w:r>
-      <w:r>
-        <w:t xml:space="preserve"> Ghi chú, </w:t>
-      </w:r>
-      <w:r>
-        <w:t>bẫy thu nhập trung bình</w:t>
-      </w:r>
-      <w:r>
-        <w:t xml:space="preserve"> </w:t>
-      </w:r>
-      <w:r>
-        <w:t xml:space="preserve">(BTNTB) </w:t>
-      </w:r>
-      <w:r>
-        <w:t xml:space="preserve">chỉ tình trạng một nền kinh tế </w:t>
-      </w:r>
-      <w:r>
-        <w:t xml:space="preserve">tuy </w:t>
-      </w:r>
-      <w:r>
-        <w:t>đạt mức thu nhập trung bình [khoảng 1,0</w:t>
-      </w:r>
-      <w:r>
-        <w:t>46</w:t>
-      </w:r>
-      <w:r>
-        <w:t xml:space="preserve"> USD đến 12,</w:t>
-      </w:r>
-      <w:r>
-        <w:t>695</w:t>
-      </w:r>
-      <w:r>
-        <w:t xml:space="preserve"> USD thu nhập bình quân đầu người mỗi năm, thời điểm 202</w:t>
-      </w:r>
-      <w:r>
-        <w:t>5</w:t>
-      </w:r>
-      <w:r>
-        <w:t>]</w:t>
-      </w:r>
-      <w:r>
-        <w:t xml:space="preserve"> nhưng bị ngưng trệ không thể vươn lên thu nhập cao</w:t>
-      </w:r>
-      <w:r>
-        <w:t xml:space="preserve"> [</w:t>
-      </w:r>
-      <w:r>
-        <w:t>trên 12,695 USD thu nhập bình quân đầu người mỗi năm, thời điểm 202</w:t>
-      </w:r>
-      <w:r>
-        <w:t>5</w:t>
-      </w:r>
-      <w:r>
-        <w:t>]</w:t>
+        <w:t xml:space="preserve">Smith cho rằng mặc dù tiền giấy ví như con được trên không, phục vụ lưu hành hàng hóa, đồng thời giải phóng con đường mặt đất tức vàng bạc phục vụ sản xuất, và điều này là một trong những điểm quan trọng trong tác phẩm “Của Cải Của Các Quốc Gia”, nhưng Smith cũng giải thích thêm rằng vàng bạc với vai trò bản vị, rất quan trọng để phản ứng với những rủi ro khi ngân hàng phát hành </w:t>
+      </w:r>
+      <w:r>
+        <w:t xml:space="preserve">tiền giấy </w:t>
+      </w:r>
+      <w:r>
+        <w:t>và hoạt động trên tiền giấy, hơn nữa, quản lý hệ thống tiền lưu thông bằng tiền giấy sẽ phức tạp</w:t>
+      </w:r>
+      <w:sdt>
+        <w:sdtPr>
+          <w:id w:val="-639271643"/>
+          <w:citation/>
+        </w:sdtPr>
+        <w:sdtEndPr/>
+        <w:sdtContent>
+          <w:r>
+            <w:fldChar w:fldCharType="begin"/>
+          </w:r>
+          <w:r>
+            <w:instrText xml:space="preserve">CITATION Smith1776Wealth \p 237 \l 1033 </w:instrText>
+          </w:r>
+          <w:r>
+            <w:fldChar w:fldCharType="separate"/>
+          </w:r>
+          <w:r>
+            <w:rPr>
+              <w:noProof/>
+            </w:rPr>
+            <w:t xml:space="preserve"> (Smith, 1776, p. 237)</w:t>
+          </w:r>
+          <w:r>
+            <w:fldChar w:fldCharType="end"/>
+          </w:r>
+        </w:sdtContent>
+      </w:sdt>
+      <w:r>
+        <w:t>, do đó ngày nay có nhiều công cụ tài chính điều hành chính sách tiền tệ.</w:t>
+      </w:r>
+      <w:r>
+        <w:t xml:space="preserve"> Theo Smith</w:t>
+      </w:r>
+      <w:sdt>
+        <w:sdtPr>
+          <w:id w:val="-1715811798"/>
+          <w:citation/>
+        </w:sdtPr>
+        <w:sdtEndPr/>
+        <w:sdtContent>
+          <w:r>
+            <w:fldChar w:fldCharType="begin"/>
+          </w:r>
+          <w:r>
+            <w:instrText xml:space="preserve">CITATION Smith1776Wealth \p 237 \l 1033 </w:instrText>
+          </w:r>
+          <w:r>
+            <w:fldChar w:fldCharType="separate"/>
+          </w:r>
+          <w:r>
+            <w:rPr>
+              <w:noProof/>
+            </w:rPr>
+            <w:t xml:space="preserve"> (Smith, 1776, p. 237)</w:t>
+          </w:r>
+          <w:r>
+            <w:fldChar w:fldCharType="end"/>
+          </w:r>
+        </w:sdtContent>
+      </w:sdt>
+      <w:r>
+        <w:t xml:space="preserve">, tiền lưu thông có hai hình thức, giữa những nhà buôn với nhau và giữa nhà buôn với người tiêu dùng, và giá trị hàng hóa lưu thông giữa các nhà buôn với nhau không vượt quá </w:t>
+      </w:r>
+      <w:r>
+        <w:t>giá trị hàng hóa</w:t>
+      </w:r>
+      <w:r>
+        <w:t xml:space="preserve"> lưu thông giữa nhà buôn và người tiêu dùng</w:t>
+      </w:r>
+      <w:r>
+        <w:t xml:space="preserve"> vì lượng hàng hóa tập kết mà nhà buôn cuối cùng mua sẽ bán cho người tiêu dùng vì mục tiêu tối hậu của sản xuất là bán hàng hóa cho người tiêu dùng.</w:t>
+      </w:r>
+      <w:r>
+        <w:t xml:space="preserve"> Tuy mệnh giá của đồng tiền lưu thông giữa các nhà buôn với nhau lớn hơn mệnh giá của đồng tiền lưu thông giữa nhà buôn với người tiêu dùng</w:t>
+      </w:r>
+      <w:r>
+        <w:t xml:space="preserve"> vì giữa những nhà buôn thường xảy ra bán sỉ còn </w:t>
+      </w:r>
+      <w:r>
+        <w:lastRenderedPageBreak/>
+        <w:t>bán lẻ thì giữa nhà buôn với người tiêu dùng</w:t>
+      </w:r>
+      <w:sdt>
+        <w:sdtPr>
+          <w:id w:val="-357435356"/>
+          <w:citation/>
+        </w:sdtPr>
+        <w:sdtEndPr/>
+        <w:sdtContent>
+          <w:r>
+            <w:fldChar w:fldCharType="begin"/>
+          </w:r>
+          <w:r>
+            <w:instrText xml:space="preserve">CITATION Smith1776Wealth \p 237 \l 1033 </w:instrText>
+          </w:r>
+          <w:r>
+            <w:fldChar w:fldCharType="separate"/>
+          </w:r>
+          <w:r>
+            <w:rPr>
+              <w:noProof/>
+            </w:rPr>
+            <w:t xml:space="preserve"> (Smith, 1776, p. 237)</w:t>
+          </w:r>
+          <w:r>
+            <w:fldChar w:fldCharType="end"/>
+          </w:r>
+        </w:sdtContent>
+      </w:sdt>
+      <w:r>
+        <w:t>, nhưng không có nghĩa lượng tiền lưu thông giữa những nhà buôn với nhau nhiều hơn lượng tiền lưu thông giữa nhà buôn với người tiêu dùng, mà đúng hơn là ngược lại vì giá cả sản phẩm cuối cùng bao giờ cũng đắt hơn giá cả nguyên vật liệu</w:t>
+      </w:r>
+      <w:r>
+        <w:t>, do đó ngành bán lẻ ngày càng quan trọng do phân công lao động ngày càng tinh vi phức tạp, một số ngành sản xuất công nghệ cao không thể bao quát được từng ngõ ngách thị trường mà chỉ có thể đạt tối đa ở quảng cáo</w:t>
+      </w:r>
+      <w:r>
+        <w:t xml:space="preserve"> trên truyền thông</w:t>
+      </w:r>
+      <w:r>
+        <w:t>. Do đó</w:t>
+      </w:r>
+      <w:r>
+        <w:t xml:space="preserve"> khi Smith cho rằng cần hạn chế phát hành tiền giấy mệnh giá nhỏ nghĩa là đừng bị nhu cầu của bán lẻ đến người tiêu dùng mà vung tay quá trán – phát hành tiền giấy mệnh giá nhỏ quá nhiều cộng hưởng với việc giữa các nhà buôn có thể ký phát hối phiếu với nhau, thanh toán trung gian qua ngân hàng.</w:t>
+      </w:r>
+      <w:r>
+        <w:t xml:space="preserve"> Hơn nữa tiền mệnh giá nhỏ (tiền lẻ) quay vòng rất nhanh, đúng lý còn tích cực hơn nữa so với tiền mệnh giá lớn nhưng sự hạn chế phát hành tiền mệnh giá nhỏ của Smith còn có một phương diện khác về tính nhân văn và an toàn</w:t>
       </w:r>
       <w:r>
         <w:t xml:space="preserve"> (Gemini 2026)</w:t>
       </w:r>
       <w:r>
+        <w:t xml:space="preserve">: 1) người lao động </w:t>
+      </w:r>
+      <w:r>
+        <w:t>do</w:t>
+      </w:r>
+      <w:r>
+        <w:t xml:space="preserve"> nguồn lực tài chính ít nên phải giữ tiền mệnh giá nhỏ sẽ gặp nhiều rủi ro khi ngân hàng phá sản</w:t>
+      </w:r>
+      <w:r>
+        <w:t xml:space="preserve">, </w:t>
+      </w:r>
+      <w:r>
+        <w:t>ngày nay điều này không còn quan trọng vì thanh toán tiền lương qua chuyển khoản ngân hàng</w:t>
+      </w:r>
+      <w:r>
+        <w:t xml:space="preserve">, 2) </w:t>
+      </w:r>
+      <w:r>
+        <w:t xml:space="preserve">nhiều ngân hàng </w:t>
+      </w:r>
+      <w:r>
+        <w:t>ít vốn</w:t>
+      </w:r>
+      <w:r>
+        <w:t xml:space="preserve"> xuất hiện </w:t>
+      </w:r>
+      <w:r>
+        <w:t xml:space="preserve">tự phát </w:t>
+      </w:r>
+      <w:r>
+        <w:t>do sức hút của</w:t>
+      </w:r>
+      <w:r>
+        <w:t xml:space="preserve"> nhiều tiền mệnh giá nhỏ</w:t>
+      </w:r>
+      <w:r>
+        <w:t xml:space="preserve"> và ngân hàng ít vốn dễ bị phá sản</w:t>
+      </w:r>
+      <w:r>
+        <w:t xml:space="preserve">, </w:t>
+      </w:r>
+      <w:r>
+        <w:t>ngày nay điều này không còn đúng vì lượng tín dụng pháp định lớn phát hành chủ yếu bằng bút toán</w:t>
+      </w:r>
+      <w:r>
         <w:t>.</w:t>
       </w:r>
       <w:r>
-        <w:t xml:space="preserve"> </w:t>
-      </w:r>
-      <w:r>
-        <w:t xml:space="preserve">Tích lũy tài chính [căn bản là cho vay và giả </w:t>
-      </w:r>
-      <w:r>
+        <w:t xml:space="preserve"> Như vậy tiền xu ngày nay như thế nào? Điều này không quan trọng do tiền xu ngày nay là tiện ích, không cần phát hành nhiều.</w:t>
+      </w:r>
+      <w:r>
+        <w:t xml:space="preserve"> Do đó, tiềm năng của tiền </w:t>
+      </w:r>
+      <w:r>
+        <w:t>kỹ thuật số</w:t>
+      </w:r>
+      <w:r>
+        <w:t xml:space="preserve"> do ngân hàng trung ương phát hành rất lớn.</w:t>
+      </w:r>
+      <w:r>
+        <w:t xml:space="preserve"> Hơn nữa, việc khuyến khích phát hành tiền mệnh giá lớn của Smith gợi ý cho ta dần chuyển sang lưu thông tiền tệ bằng thanh toán điện tử qua ngân hàng, đặc biệt trong nền kinh tế kỹ thuật số.</w:t>
+      </w:r>
+      <w:r>
+        <w:t xml:space="preserve"> Smith còn cho rằng tiền mệnh giá lớn giảm khan hiếm vàng bạc, điều này chỉ đúng vào thời của ông thế kỷ XVIII, ngay đến cuối thế kỷ XIX đầu thế kỷ XX lúc vẫn còn tiền bản vị vàng cũng không còn luôn đúng vì người dân có thể đổ xô rút vàng với tiền giấy mệnh giá lớn, </w:t>
+      </w:r>
+      <w:r>
+        <w:t>tuy nhiên</w:t>
+      </w:r>
+      <w:r>
+        <w:t xml:space="preserve"> các nhà buôn vào thời ông là những người am hiểu tài chính thường giữ tiền</w:t>
+      </w:r>
+      <w:r>
+        <w:t xml:space="preserve"> giấy</w:t>
+      </w:r>
+      <w:r>
+        <w:t xml:space="preserve"> mệnh giá lớn như dạng hối phiếu &amp; lệnh phiếu để tiện lợi trao đổi hàng hóa với nhau, trong khi đó tầng lớp lao động thường ghim giữ tiền xu (vàng, bạc, đồng) như tài sản hoặc khi giữ tiền giấy mệnh giá nhỏ, nếu cảm thấy bất an họ có xu hướng đến ngân hàng đổi tiền xu (vàng, bạc, đồng)</w:t>
+      </w:r>
+      <w:r>
+        <w:t xml:space="preserve"> (Gemini 2026)</w:t>
+      </w:r>
+      <w:r>
+        <w:t>.</w:t>
+      </w:r>
+      <w:r>
+        <w:t xml:space="preserve"> Nhắc lại, bản chất của tiền phát hành là giấy nợ dần chuyển dịch từ lệnh phiếu mà con nợ là ngân hàng sang hối phiếu </w:t>
+      </w:r>
+      <w:r>
+        <w:t>&amp;</w:t>
+      </w:r>
+      <w:r>
+        <w:t xml:space="preserve"> tín dụng mà ngân hàng là chủ nợ, ng</w:t>
+      </w:r>
+      <w:r>
+        <w:t>à</w:t>
+      </w:r>
+      <w:r>
+        <w:t xml:space="preserve">y nay khi ta đang sử dụng tiền pháp định là đang vay ngân hàng trung ương mà tiền lãi không phải do trực tiếp từng người trả mà là do tổng thể xã hội tạo ra lợi nhuận trả lại ngân hàng trung ương. </w:t>
+      </w:r>
+      <w:r>
+        <w:rPr>
+          <w:i/>
+        </w:rPr>
+        <w:t>Nếu tiền phát hành là một dạng tín dụng thì nó có một giá trị riêng và hẳn nhiên có giá trị riêng với tiền kỹ thuật số vận hành bằng công nghệ chuỗi khối</w:t>
+      </w:r>
+      <w:r>
+        <w:t xml:space="preserve"> (blockchain), không còn đơn thuần với vai trò lưu thông. </w:t>
+      </w:r>
+      <w:r>
+        <w:t>Khi tra cứu trên Gemini chẳng hạn</w:t>
+      </w:r>
+      <w:r>
+        <w:t xml:space="preserve"> (Gemini 2026)</w:t>
+      </w:r>
+      <w:r>
+        <w:t>, kết quả sẽ cho rằng tiền phát hành vào thời Smith là giấy nợ tức lệnh phiếu (hứa phiếu) mà con nợ là ngân hàng, điều này vẫn đúng vì trên tờ tiền [thời Smith] mệnh giá một bảng Anh chẳng hạn sẽ có dòng chữ hứa trả lượng vàng/bạc đúng bằng một bảng Anh khi có yêu cầu</w:t>
+      </w:r>
+      <w:r>
+        <w:t>,</w:t>
+      </w:r>
+      <w:r>
+        <w:t xml:space="preserve"> </w:t>
+      </w:r>
+      <w:r>
+        <w:t>do đó</w:t>
+      </w:r>
+      <w:r>
+        <w:t>, các ngân hàng thương mại thời Smith thế kỷ XVIII có thể phát hành tiền giấy vì bản chất lệnh phiếu này</w:t>
+      </w:r>
+      <w:r>
+        <w:t>, mà ng</w:t>
+      </w:r>
+      <w:r>
+        <w:t>à</w:t>
+      </w:r>
+      <w:r>
+        <w:t>y n</w:t>
+      </w:r>
+      <w:r>
+        <w:t>a</w:t>
+      </w:r>
+      <w:r>
+        <w:t>y ngân hàng trung ương độc quyền phát hành tiền giấy</w:t>
+      </w:r>
+      <w:r>
+        <w:t>.</w:t>
+      </w:r>
+      <w:r>
+        <w:t xml:space="preserve"> </w:t>
+      </w:r>
+      <w:r>
+        <w:t xml:space="preserve">Smith khẳng định </w:t>
+      </w:r>
+      <w:sdt>
+        <w:sdtPr>
+          <w:id w:val="-1279413787"/>
+          <w:citation/>
+        </w:sdtPr>
+        <w:sdtEndPr/>
+        <w:sdtContent>
+          <w:r>
+            <w:fldChar w:fldCharType="begin"/>
+          </w:r>
+          <w:r>
+            <w:instrText xml:space="preserve">CITATION Smith1776Wealth \p 239 \l 1033 </w:instrText>
+          </w:r>
+          <w:r>
+            <w:fldChar w:fldCharType="separate"/>
+          </w:r>
+          <w:r>
+            <w:rPr>
+              <w:noProof/>
+            </w:rPr>
+            <w:t>(Smith, 1776, p. 239)</w:t>
+          </w:r>
+          <w:r>
+            <w:fldChar w:fldCharType="end"/>
+          </w:r>
+        </w:sdtContent>
+      </w:sdt>
+      <w:r>
+        <w:t xml:space="preserve"> </w:t>
+      </w:r>
+      <w:r>
+        <w:t xml:space="preserve">“cần phải hạn chế quyền tự do của số ít cá nhân có thể gây nguy hại cho an ninh của toàn thể xã hội” chỉ rằng tuy ngân </w:t>
+      </w:r>
+      <w:r>
+        <w:t xml:space="preserve">hàng </w:t>
+      </w:r>
+      <w:r>
+        <w:t>thương mại có thể tự do phát hành tiền giấy mệnh giá nhỏ những điều này cần được cấm vì an toàn cho người lao động</w:t>
+      </w:r>
+      <w:r>
+        <w:t>, ngoài ra còn có trường hợp ngân hàng hạch sách những điều kiện chi trả lệnh phiếu, đổi tiền giấy lấy tiền vàng khiến tiền giấy &amp; lệnh phiếu bị chiết khấu, giảm giá trị</w:t>
+      </w:r>
+      <w:sdt>
+        <w:sdtPr>
+          <w:id w:val="1453133110"/>
+          <w:citation/>
+        </w:sdtPr>
+        <w:sdtEndPr/>
+        <w:sdtContent>
+          <w:r>
+            <w:fldChar w:fldCharType="begin"/>
+          </w:r>
+          <w:r>
+            <w:instrText xml:space="preserve">CITATION Smith1776Wealth \p 240 \l 1033 </w:instrText>
+          </w:r>
+          <w:r>
+            <w:fldChar w:fldCharType="separate"/>
+          </w:r>
+          <w:r>
+            <w:rPr>
+              <w:noProof/>
+            </w:rPr>
+            <w:t xml:space="preserve"> (Smith, 1776, p. 240)</w:t>
+          </w:r>
+          <w:r>
+            <w:fldChar w:fldCharType="end"/>
+          </w:r>
+        </w:sdtContent>
+      </w:sdt>
+      <w:r>
+        <w:t>, tất nhiên liên quan đến độ bấp bênh của tiền giấy so với tiền đồng bản vị vàng</w:t>
+      </w:r>
+      <w:r>
+        <w:t xml:space="preserve"> thời Smith</w:t>
+      </w:r>
+      <w:r>
+        <w:t>, tạo điều kiện cho những hành vi trục lợi, đây là một nhược điểm của tiền tệ bản vị vàng so với tiền tệ bản vị pháp định</w:t>
+      </w:r>
+      <w:r>
+        <w:t>.</w:t>
+      </w:r>
+      <w:r>
+        <w:t xml:space="preserve"> </w:t>
+      </w:r>
+      <w:r>
+        <w:t xml:space="preserve">Tất nhiên điều này </w:t>
+      </w:r>
+      <w:r>
+        <w:t xml:space="preserve">còn </w:t>
+      </w:r>
+      <w:r>
+        <w:t xml:space="preserve">ám chỉ vấn đề đồng bộ sự minh bạch và sự thông thoáng trong chính sách tiền tệ nói riêng và cả nền hành chính nói chung vì phải căng mức tối đa có thể sự tinh gọn &amp; hiệu quả </w:t>
+      </w:r>
+      <w:r>
+        <w:t>do</w:t>
+      </w:r>
+      <w:r>
+        <w:t xml:space="preserve"> bản chất quan liêu của bất kỳ nền hành chính nào, vì </w:t>
+      </w:r>
+      <w:r>
+        <w:rPr>
+          <w:i/>
+        </w:rPr>
+        <w:t>có trật tự là có quan liêu</w:t>
+      </w:r>
+      <w:r>
+        <w:t xml:space="preserve"> </w:t>
+      </w:r>
+      <w:r>
+        <w:rPr>
+          <w:i/>
+        </w:rPr>
+        <w:t xml:space="preserve">và trật tự là một trục cơ sở của luật </w:t>
+      </w:r>
+      <w:r>
+        <w:rPr>
+          <w:i/>
+        </w:rPr>
         <w:lastRenderedPageBreak/>
-        <w:t xml:space="preserve">sử minh bạch] không thể vượt quá một lãi suất cố định như lãi suất cho vay 5% do phụ thuộc vào việc trả lãi của doanh nghiệp sản xuất, trừ phi tích lũy tài chính bằng hình thức mang vàng bạc ra nước ngoài đầu tư </w:t>
-      </w:r>
-      <w:r>
-        <w:t xml:space="preserve">đồng thời hút vàng bạc từ nước ngoài vào bằng mọi cách </w:t>
-      </w:r>
-      <w:r>
-        <w:t xml:space="preserve">thời Smith </w:t>
-      </w:r>
-      <w:r>
-        <w:t>[</w:t>
-      </w:r>
-      <w:r>
-        <w:t>chủ nghĩa trọng thương</w:t>
-      </w:r>
-      <w:r>
-        <w:t>]</w:t>
-      </w:r>
-      <w:r>
-        <w:t xml:space="preserve">, ngày nay các quốc gia đều có hàng rào tài chính ngăn cản </w:t>
-      </w:r>
-      <w:r>
-        <w:t>nhưng</w:t>
-      </w:r>
-      <w:r>
-        <w:t xml:space="preserve"> vẫn còn một số kênh đầu tư </w:t>
-      </w:r>
-      <w:r>
-        <w:t xml:space="preserve">tài chính </w:t>
-      </w:r>
-      <w:r>
-        <w:t>như thị trường ngoại hối &amp; chứng khoán, nhưng động lực cuối cùng là hoạt động sản xuất để trả lãi</w:t>
-      </w:r>
-      <w:r>
-        <w:t xml:space="preserve">, nếu không và và nếu vượt quá tỉ suất lợi nhuận </w:t>
-      </w:r>
-      <w:r>
-        <w:t xml:space="preserve">cố định như </w:t>
-      </w:r>
-      <w:r>
-        <w:t xml:space="preserve">5% thì tích lũy tài chính có tính chất </w:t>
-      </w:r>
-      <w:r>
-        <w:t>tiêu cực</w:t>
-      </w:r>
-      <w:r>
-        <w:t xml:space="preserve"> bất kể có minh bạch hay không</w:t>
-      </w:r>
-      <w:r>
-        <w:t>, nhưng hoạt động sản xuất do phải trả lãi cho hoạt động tài chính cũng như không bị khống chế lợi nhuận nên tỉ suất lợi nhuận có thể tự do tăng vượt mức</w:t>
-      </w:r>
-      <w:r>
-        <w:t xml:space="preserve"> nhưng sẽ dẫn đến độc quyền như tất yếu</w:t>
-      </w:r>
-      <w:r>
-        <w:t xml:space="preserve"> bởi nguyên tắc phá vỡ mọi thứ &amp; vượt qua tất cả nhanh nhất có thể</w:t>
-      </w:r>
+        <w:t>pháp</w:t>
+      </w:r>
+      <w:r>
+        <w:t xml:space="preserve"> cũng như ta không thể nào quản trị một hệ thống / guồng máy hỗn loạn</w:t>
+      </w:r>
+      <w:r>
+        <w:t xml:space="preserve"> (entropy)</w:t>
+      </w:r>
+      <w:r>
+        <w:t xml:space="preserve">. </w:t>
+      </w:r>
+      <w:r>
+        <w:t xml:space="preserve">Smith đề cập đến vấn đề tăng lượng tiền giấy lưu thông chưa hẳn </w:t>
+      </w:r>
+      <w:r>
+        <w:t xml:space="preserve">luôn </w:t>
+      </w:r>
+      <w:r>
+        <w:t xml:space="preserve">gây lạm phát, điều này dường như không đúng nhưng vào thời Smith, lượng tiền giấy mới lưu thông </w:t>
+      </w:r>
+      <w:r>
+        <w:t xml:space="preserve">có thể </w:t>
+      </w:r>
+      <w:r>
+        <w:t>sẽ dần cân bằng lại với lượng tiền đồng vàng quay trở lại ngân hàng, đây chính là một ưu điểm của bản vị vàng còn tồn tại cách đây chưa lâu đến tận cuối thập niên 1960, nhưng ngày nay với tiền pháp định, vấn đề lạm phát luôn nghiêm ngặt vì chỉ cần sơ sẩy lượng tiền thừa là lạm phát xảy ra.</w:t>
+      </w:r>
+      <w:r>
+        <w:t xml:space="preserve"> Smith đề cập trường hợp xảy ra vào thời của ông khi thuộc địa Bắc Mỹ nâng cao giá trị [quy ước] tiền kim loại quý so với mẫu quốc Anh quốc nhằm ngăn thất thoát vàng bạc nhưng không đạt hiệu quả như mong đợi do giá cả hàng hóa nhập từ mẫu quốc tăng đúng bằng tỉ </w:t>
+      </w:r>
+      <w:r>
+        <w:t xml:space="preserve">lệ </w:t>
+      </w:r>
+      <w:r>
+        <w:t>nâng giá tiền kim loại quý</w:t>
+      </w:r>
+      <w:sdt>
+        <w:sdtPr>
+          <w:id w:val="-217135354"/>
+          <w:citation/>
+        </w:sdtPr>
+        <w:sdtEndPr/>
+        <w:sdtContent>
+          <w:r>
+            <w:fldChar w:fldCharType="begin"/>
+          </w:r>
+          <w:r>
+            <w:instrText xml:space="preserve">CITATION Smith1776Wealth \p 241 \l 1033 </w:instrText>
+          </w:r>
+          <w:r>
+            <w:fldChar w:fldCharType="separate"/>
+          </w:r>
+          <w:r>
+            <w:rPr>
+              <w:noProof/>
+            </w:rPr>
+            <w:t xml:space="preserve"> (Smith, 1776, p. 241)</w:t>
+          </w:r>
+          <w:r>
+            <w:fldChar w:fldCharType="end"/>
+          </w:r>
+        </w:sdtContent>
+      </w:sdt>
+      <w:r>
+        <w:t>, điều này khiến ta liên hệ đến tỉ giá hối đoái ngày nay giữa các quốc gia, một số quốc gia đang trong quá trình tích lũy sản xuất không thể thả nổi tỉ giá hối đoái của nội tệ nhưng ép tỉ giá hối đoái là một vấn đề cần được nghiên cứu kỹ.</w:t>
+      </w:r>
+      <w:r>
+        <w:t xml:space="preserve"> Tỉ giá hối đoái tức giá trị quy ước của tiền tệ là giao điểm của cung và cầu trên thị trường ngoại hối, do đó Smith đề cập trường hợp nếu ngân hàng giữ lượng tiền giấy phát hành thấp hơn vừa đủ nhu cầu lưu thông thì sẽ có thể có thêm khoản tiền lời</w:t>
+      </w:r>
+      <w:sdt>
+        <w:sdtPr>
+          <w:id w:val="386078682"/>
+          <w:citation/>
+        </w:sdtPr>
+        <w:sdtEndPr/>
+        <w:sdtContent>
+          <w:r>
+            <w:fldChar w:fldCharType="begin"/>
+          </w:r>
+          <w:r>
+            <w:instrText xml:space="preserve">CITATION Smith1776Wealth \p 242 \l 1033 </w:instrText>
+          </w:r>
+          <w:r>
+            <w:fldChar w:fldCharType="separate"/>
+          </w:r>
+          <w:r>
+            <w:rPr>
+              <w:noProof/>
+            </w:rPr>
+            <w:t xml:space="preserve"> (Smith, 1776, p. 242)</w:t>
+          </w:r>
+          <w:r>
+            <w:fldChar w:fldCharType="end"/>
+          </w:r>
+        </w:sdtContent>
+      </w:sdt>
+      <w:r>
+        <w:t>, có thể do nhu cầu gia tăng thanh toán hối phiếu đòi hỏi một lượng nhỏ tiền hoa hồng</w:t>
+      </w:r>
+      <w:r>
+        <w:t xml:space="preserve"> cũng như mức chênh lệch của tỉ giá hối đoái</w:t>
+      </w:r>
+      <w:sdt>
+        <w:sdtPr>
+          <w:id w:val="424697687"/>
+          <w:citation/>
+        </w:sdtPr>
+        <w:sdtEndPr/>
+        <w:sdtContent>
+          <w:r>
+            <w:fldChar w:fldCharType="begin"/>
+          </w:r>
+          <w:r>
+            <w:instrText xml:space="preserve">CITATION Smith1776Wealth \p 242 \l 1033 </w:instrText>
+          </w:r>
+          <w:r>
+            <w:fldChar w:fldCharType="separate"/>
+          </w:r>
+          <w:r>
+            <w:rPr>
+              <w:noProof/>
+            </w:rPr>
+            <w:t xml:space="preserve"> (Smith, 1776, p. 242)</w:t>
+          </w:r>
+          <w:r>
+            <w:fldChar w:fldCharType="end"/>
+          </w:r>
+        </w:sdtContent>
+      </w:sdt>
       <w:r>
         <w:t>.</w:t>
       </w:r>
       <w:r>
-        <w:t xml:space="preserve"> </w:t>
-      </w:r>
-      <w:r>
-        <w:t>D</w:t>
-      </w:r>
-      <w:r>
-        <w:t xml:space="preserve">o đó một số cơ quan tư pháp như </w:t>
-      </w:r>
-      <w:r>
-        <w:rPr>
-          <w:i/>
-        </w:rPr>
-        <w:t xml:space="preserve">Bộ Tư pháp </w:t>
-      </w:r>
-      <w:r>
-        <w:rPr>
-          <w:i/>
-        </w:rPr>
-        <w:t>Hoa Kỳ</w:t>
-      </w:r>
-      <w:r>
-        <w:t xml:space="preserve"> </w:t>
-      </w:r>
-      <w:r>
-        <w:t xml:space="preserve">(DOJ) </w:t>
-      </w:r>
-      <w:r>
-        <w:t xml:space="preserve">phối hợp với </w:t>
-      </w:r>
-      <w:r>
-        <w:rPr>
-          <w:i/>
-        </w:rPr>
-        <w:t>Ủy ban Thương mại Liên bang</w:t>
-      </w:r>
-      <w:r>
-        <w:t xml:space="preserve"> </w:t>
-      </w:r>
-      <w:r>
-        <w:t xml:space="preserve">luôn kiểm soát tình trạng độc quyền và xử lý </w:t>
-      </w:r>
-      <w:r>
-        <w:t xml:space="preserve">chủ yếu </w:t>
-      </w:r>
-      <w:r>
-        <w:t xml:space="preserve">bằng biện pháp </w:t>
-      </w:r>
-      <w:r>
-        <w:t xml:space="preserve">gần như </w:t>
-      </w:r>
-      <w:r>
-        <w:t>hành chính như chia tách</w:t>
-      </w:r>
-      <w:r>
-        <w:t xml:space="preserve">, </w:t>
-      </w:r>
-      <w:r>
-        <w:t xml:space="preserve">nộp </w:t>
-      </w:r>
-      <w:r>
-        <w:t xml:space="preserve">tiền </w:t>
-      </w:r>
-      <w:r>
-        <w:t>phạt</w:t>
-      </w:r>
-      <w:r>
-        <w:t xml:space="preserve"> hay những hình thức cưỡng chế</w:t>
-      </w:r>
-      <w:r>
-        <w:t xml:space="preserve">. </w:t>
-      </w:r>
-      <w:r>
-        <w:t>Ghi chú</w:t>
-      </w:r>
-      <w:r>
-        <w:t xml:space="preserve"> (Gemini 2026)</w:t>
-      </w:r>
-      <w:r>
-        <w:t xml:space="preserve">, </w:t>
-      </w:r>
-      <w:r>
-        <w:rPr>
-          <w:i/>
-        </w:rPr>
-        <w:t xml:space="preserve">Cục Điều tra Liên bang </w:t>
-      </w:r>
-      <w:r>
-        <w:rPr>
-          <w:i/>
-        </w:rPr>
-        <w:t>Hoa Kỳ</w:t>
-      </w:r>
-      <w:r>
-        <w:t xml:space="preserve"> </w:t>
-      </w:r>
-      <w:r>
-        <w:t xml:space="preserve">(FBI) </w:t>
-      </w:r>
-      <w:r>
-        <w:t xml:space="preserve">tuy độc lập nhưng </w:t>
-      </w:r>
-      <w:r>
-        <w:t xml:space="preserve">trực thuộc </w:t>
-      </w:r>
-      <w:r>
-        <w:t>B</w:t>
-      </w:r>
-      <w:r>
-        <w:t xml:space="preserve">ộ Tư pháp </w:t>
-      </w:r>
-      <w:r>
-        <w:t xml:space="preserve">Hoa Kỳ </w:t>
-      </w:r>
-      <w:r>
-        <w:t xml:space="preserve">(DOJ) </w:t>
-      </w:r>
-      <w:r>
-        <w:t xml:space="preserve">để hoạt động </w:t>
-      </w:r>
-      <w:r>
-        <w:rPr>
-          <w:i/>
-        </w:rPr>
-        <w:t xml:space="preserve">giám sát </w:t>
-      </w:r>
-      <w:r>
-        <w:rPr>
-          <w:i/>
-        </w:rPr>
-        <w:t>&amp;</w:t>
-      </w:r>
-      <w:r>
-        <w:rPr>
-          <w:i/>
-        </w:rPr>
-        <w:t xml:space="preserve"> bảo đảm</w:t>
-      </w:r>
-      <w:r>
-        <w:t xml:space="preserve"> việc thực thi pháp </w:t>
-      </w:r>
-      <w:r>
-        <w:t xml:space="preserve">luật (hoạt động cảnh sát) </w:t>
-      </w:r>
-      <w:r>
-        <w:t xml:space="preserve">trở lại </w:t>
-      </w:r>
-      <w:r>
-        <w:t xml:space="preserve">được </w:t>
-      </w:r>
-      <w:r>
-        <w:t xml:space="preserve">pháp </w:t>
-      </w:r>
-      <w:r>
-        <w:t>luật giám sát mà không bị giảm hiệu quả</w:t>
-      </w:r>
-      <w:r>
-        <w:t xml:space="preserve"> [vì đổi lại FBI được hậu thuẫn bởi DOJ]</w:t>
-      </w:r>
+        <w:t xml:space="preserve"> Smith cho rằng “tiền giấy bị hạ giá so với vàng bạc không làm hạ giá vàng bạc và cũng không ảnh hưởng đến trao đổi ngang giá tiền &amp; hàng và tỉ lệ giữa giá trị vàng bạc &amp; giá trị hàng hóa không phụ thuộc vào số lượng &amp; mệnh giá tiền giấy mà phụ thuộc vào trữ lượng &amp; lượng lao động khai thác các mỏ vàng bạc”</w:t>
+      </w:r>
+      <w:r>
+        <w:t xml:space="preserve"> [tất nhiên Smith không đề cập vấn đề sụt giảm giá trị tiền tệ khi tung quá nhiều lượng tiền giấy lưu thông vào thị trường], hẳn nhiên điều này là </w:t>
+      </w:r>
+      <w:r>
+        <w:t xml:space="preserve">một </w:t>
+      </w:r>
+      <w:r>
+        <w:t xml:space="preserve">yếu tố để tiền pháp định thay thế tiền bản vị kim loại sau thập niên 1960 do không thể tốn quá nhiều công sức vào việc khai thác các mỏ vàng bạc </w:t>
+      </w:r>
+      <w:r>
+        <w:t xml:space="preserve">khi còn rất nhiều hoạt động sản xuất khác </w:t>
+      </w:r>
+      <w:r>
+        <w:t>và tích lũy tài chính không đơn giản như tích lũy vàng bạc</w:t>
+      </w:r>
+      <w:r>
+        <w:t xml:space="preserve"> vì đó cũng là tích lũy trình độ sản xuất</w:t>
+      </w:r>
+      <w:bookmarkStart w:id="5" w:name="_GoBack"/>
+      <w:bookmarkEnd w:id="5"/>
       <w:r>
         <w:t>.</w:t>
       </w:r>
       <w:r>
-        <w:t xml:space="preserve"> Cơ quan công tố Hoa Kỳ thuộc nhánh hành pháp chia thành hai cấp (Gemini 2026): 1) cấp liên bang đứng đầu bởi Bộ trưởng Tư pháp (Attorney General – Tổng Chưởng lý) đóng vai trò </w:t>
-      </w:r>
-      <w:r>
-        <w:rPr>
-          <w:i/>
-        </w:rPr>
-        <w:t>công tố viên trưởng</w:t>
-      </w:r>
-      <w:r>
-        <w:t xml:space="preserve"> quản lý 94 </w:t>
-      </w:r>
-      <w:r>
-        <w:rPr>
-          <w:i/>
-        </w:rPr>
-        <w:t>văn phòng công tố</w:t>
-      </w:r>
-      <w:r>
-        <w:t xml:space="preserve"> trên khắp nước Mỹ và mỗi văn phòng công tố được đứng đầu bởi </w:t>
-      </w:r>
-      <w:r>
-        <w:t>một</w:t>
-      </w:r>
-      <w:r>
-        <w:rPr>
-          <w:i/>
-        </w:rPr>
-        <w:t xml:space="preserve"> công tố viên</w:t>
-      </w:r>
-      <w:r>
-        <w:t xml:space="preserve"> (</w:t>
-      </w:r>
-      <w:r>
-        <w:rPr>
-          <w:i/>
-        </w:rPr>
-        <w:t>luật sư Hoa Kỳ</w:t>
-      </w:r>
-      <w:r>
-        <w:t>)</w:t>
-      </w:r>
-      <w:r>
-        <w:t xml:space="preserve"> do Tổng thống bổ nhiệm, 2) cấp tiểu bang tức mỗi bang/địa phương có một </w:t>
-      </w:r>
-      <w:r>
-        <w:t xml:space="preserve">số </w:t>
-      </w:r>
-      <w:r>
-        <w:t xml:space="preserve">cơ quan công tố quận đứng đầu bởi </w:t>
-      </w:r>
-      <w:r>
-        <w:rPr>
-          <w:i/>
-        </w:rPr>
-        <w:t>công tố viên quận</w:t>
-      </w:r>
-      <w:r>
-        <w:t xml:space="preserve"> (</w:t>
-      </w:r>
-      <w:r>
-        <w:t xml:space="preserve">District Attorney </w:t>
-      </w:r>
-      <w:r>
-        <w:t>–</w:t>
-      </w:r>
-      <w:r>
-        <w:t xml:space="preserve"> DA</w:t>
-      </w:r>
-      <w:r>
-        <w:t>)</w:t>
-      </w:r>
-      <w:r>
-        <w:t xml:space="preserve"> </w:t>
-      </w:r>
-      <w:r>
-        <w:t>[biện lý viên quận]</w:t>
-      </w:r>
-      <w:r>
-        <w:t xml:space="preserve"> do địa phươn</w:t>
-      </w:r>
-      <w:r>
-        <w:t>g</w:t>
-      </w:r>
-      <w:r>
-        <w:t xml:space="preserve"> bầu cử</w:t>
-      </w:r>
-      <w:r>
-        <w:t>, không thuộc Bộ Tư pháp Hoa Kỳ</w:t>
+        <w:t xml:space="preserve"> Nhắc lại, ngân hàng </w:t>
+      </w:r>
+      <w:r>
+        <w:t>giải phóng nguồn lực</w:t>
+      </w:r>
+      <w:r>
+        <w:t xml:space="preserve"> (1) và </w:t>
+      </w:r>
+      <w:r>
+        <w:t>giảm thiểu rủi ro</w:t>
+      </w:r>
+      <w:r>
+        <w:t xml:space="preserve"> (2) cho hoạt động kinh doanh của nhà tư bản, ngoài ra Smith còn cho rằng hoạt động ngân hàng còn làm tăng thêm sự an toàn và chắc chắn về tài chính cho dân chúng với điều kiện minh bạch và cạnh tranh tự do</w:t>
+      </w:r>
+      <w:r>
+        <w:t xml:space="preserve"> &amp; công bằng</w:t>
+      </w:r>
+      <w:sdt>
+        <w:sdtPr>
+          <w:id w:val="2037926856"/>
+          <w:citation/>
+        </w:sdtPr>
+        <w:sdtEndPr/>
+        <w:sdtContent>
+          <w:r>
+            <w:fldChar w:fldCharType="begin"/>
+          </w:r>
+          <w:r>
+            <w:instrText xml:space="preserve">CITATION Smith1776Wealth \p 242-243 \l 1033 </w:instrText>
+          </w:r>
+          <w:r>
+            <w:fldChar w:fldCharType="separate"/>
+          </w:r>
+          <w:r>
+            <w:rPr>
+              <w:noProof/>
+            </w:rPr>
+            <w:t xml:space="preserve"> (Smith, 1776, pp. 242-243)</w:t>
+          </w:r>
+          <w:r>
+            <w:fldChar w:fldCharType="end"/>
+          </w:r>
+        </w:sdtContent>
+      </w:sdt>
+      <w:r>
+        <w:t>, hẳn nhiên điều này đúng</w:t>
+      </w:r>
+      <w:r>
+        <w:t>, càng đúng cho hoạt động những ngân hàng thương mại ngày nay</w:t>
       </w:r>
       <w:r>
         <w:t>.</w:t>
-      </w:r>
-      <w:r>
-        <w:t xml:space="preserve"> </w:t>
-      </w:r>
-      <w:r>
-        <w:t>T</w:t>
-      </w:r>
-      <w:r>
-        <w:t xml:space="preserve">ổ chức của FBI tuy chặt chẽ nhưng không có hệ thống quân hàm như quân đội và các nhân viên FBI được gọi là </w:t>
-      </w:r>
-      <w:r>
-        <w:rPr>
-          <w:i/>
-        </w:rPr>
-        <w:t>đặc vụ</w:t>
-      </w:r>
-      <w:r>
-        <w:t xml:space="preserve"> (agent) có quyền giữ </w:t>
-      </w:r>
-      <w:r>
-        <w:t>vũ khí</w:t>
-      </w:r>
-      <w:r>
-        <w:t xml:space="preserve"> </w:t>
-      </w:r>
-      <w:r>
-        <w:t xml:space="preserve">để </w:t>
-      </w:r>
-      <w:r>
-        <w:t>trấn áp</w:t>
-      </w:r>
-      <w:r>
-        <w:t xml:space="preserve"> và </w:t>
-      </w:r>
-      <w:r>
-        <w:t xml:space="preserve">có quyền </w:t>
-      </w:r>
-      <w:r>
-        <w:t>bắt giữ</w:t>
-      </w:r>
-      <w:r>
-        <w:t xml:space="preserve"> người để điều tra </w:t>
-      </w:r>
-      <w:r>
-        <w:t xml:space="preserve">[24 – 48 giờ] </w:t>
-      </w:r>
-      <w:r>
-        <w:t xml:space="preserve">nhưng hệ thống công tố Hoa Kỳ hoạt động như tổ chức luật sư có quyền điều tra &amp; truy tố </w:t>
-      </w:r>
-      <w:r>
-        <w:t>nhưng</w:t>
-      </w:r>
-      <w:r>
-        <w:t xml:space="preserve"> không có quyền </w:t>
-      </w:r>
-      <w:r>
-        <w:t>trấn áp</w:t>
-      </w:r>
-      <w:r>
-        <w:t>, bắt giữ</w:t>
-      </w:r>
-      <w:r>
-        <w:t xml:space="preserve"> &amp; </w:t>
-      </w:r>
-      <w:r>
-        <w:t>tạm giam</w:t>
-      </w:r>
-      <w:r>
-        <w:t xml:space="preserve">, do đó công tố viên </w:t>
-      </w:r>
-      <w:r>
-        <w:t xml:space="preserve">(luật sư) </w:t>
-      </w:r>
-      <w:r>
-        <w:t xml:space="preserve">phải phối hợp với </w:t>
-      </w:r>
-      <w:r>
-        <w:t xml:space="preserve">đặc vụ </w:t>
-      </w:r>
-      <w:r>
-        <w:t xml:space="preserve">FBI hay </w:t>
-      </w:r>
-      <w:r>
-        <w:rPr>
-          <w:i/>
-        </w:rPr>
-        <w:t>cảnh sát tư pháp</w:t>
-      </w:r>
-      <w:r>
-        <w:t xml:space="preserve"> </w:t>
-      </w:r>
-      <w:r>
-        <w:t>(</w:t>
-      </w:r>
-      <w:r>
-        <w:t>US Marshals</w:t>
-      </w:r>
-      <w:r>
-        <w:t xml:space="preserve">) </w:t>
-      </w:r>
-      <w:r>
-        <w:t xml:space="preserve">khi cần </w:t>
-      </w:r>
-      <w:r>
-        <w:t xml:space="preserve">bắt giữ &amp; </w:t>
-      </w:r>
-      <w:r>
-        <w:t>tạm giam ai đó để điều tra</w:t>
-      </w:r>
-      <w:r>
-        <w:t xml:space="preserve">. </w:t>
-      </w:r>
-      <w:r>
-        <w:t xml:space="preserve">Vui lòng phân biệt </w:t>
-      </w:r>
-      <w:r>
-        <w:rPr>
-          <w:i/>
-        </w:rPr>
-        <w:t>bắt giữ</w:t>
-      </w:r>
-      <w:r>
-        <w:t xml:space="preserve"> (arrest) và </w:t>
-      </w:r>
-      <w:r>
-        <w:rPr>
-          <w:i/>
-        </w:rPr>
-        <w:t>tạm giam</w:t>
-      </w:r>
-      <w:r>
-        <w:t xml:space="preserve"> </w:t>
-      </w:r>
-      <w:r>
-        <w:t>(detention)</w:t>
-      </w:r>
-      <w:r>
-        <w:t xml:space="preserve">, thời hạn tạm giam kéo dài từ vài tháng đến một </w:t>
-      </w:r>
-      <w:r>
-        <w:t xml:space="preserve">năm </w:t>
-      </w:r>
-      <w:r>
-        <w:t xml:space="preserve">phục vụ yêu cầu điều tra </w:t>
-      </w:r>
-      <w:r>
-        <w:t xml:space="preserve">&amp; lập cáo trạng </w:t>
-      </w:r>
-      <w:r>
-        <w:t>của công tố nhưng thời gian bắt giữ chỉ kéo dài trong 48 giờ có thể do FBI trực tiếp thực hiện không thông qua công tố</w:t>
-      </w:r>
-      <w:r>
-        <w:t>, do đó FBI chỉ có thể bắt giữ nghi phạm qua hai trường hợp: 1) lệnh bắt giữ do thẩm phán ký và 2) đặc vụ FBI bắt quả tang hành vi phạm</w:t>
-      </w:r>
-      <w:r>
-        <w:t xml:space="preserve"> </w:t>
-      </w:r>
-      <w:r>
-        <w:t>tội</w:t>
-      </w:r>
-      <w:r>
-        <w:t>.</w:t>
-      </w:r>
-      <w:r>
-        <w:t xml:space="preserve"> Trường hợp FBI bắt giữ nghi phạm bởi bắt quả tang hành vi phạm </w:t>
-      </w:r>
-      <w:r>
-        <w:t xml:space="preserve">tội </w:t>
-      </w:r>
-      <w:r>
-        <w:t xml:space="preserve">thì FBI gần như liên hệ </w:t>
-      </w:r>
-      <w:r>
-        <w:t xml:space="preserve">ngay lập tức </w:t>
-      </w:r>
-      <w:r>
-        <w:t xml:space="preserve">với công tố viên để cung cấp </w:t>
-      </w:r>
-      <w:r>
-        <w:rPr>
-          <w:i/>
-        </w:rPr>
-        <w:t>đơn khiếu nại hình sự</w:t>
-      </w:r>
-      <w:r>
-        <w:t xml:space="preserve"> (criminal complaint) cho công tố viên </w:t>
-      </w:r>
-      <w:r>
-        <w:rPr>
-          <w:i/>
-        </w:rPr>
-        <w:t>thụ lý</w:t>
-      </w:r>
-      <w:r>
-        <w:t>,</w:t>
-      </w:r>
-      <w:r>
-        <w:t xml:space="preserve"> </w:t>
-      </w:r>
-      <w:r>
-        <w:t xml:space="preserve">tiến đến </w:t>
-      </w:r>
-      <w:r>
-        <w:t>chính thức hóa việc bắt giữ</w:t>
-      </w:r>
-      <w:r>
-        <w:t xml:space="preserve"> bằng lệnh bắt giữ của thẩm phán</w:t>
-      </w:r>
-      <w:r>
-        <w:t xml:space="preserve">, và để sau đó có thể có </w:t>
-      </w:r>
-      <w:r>
-        <w:t xml:space="preserve">cáo trạng </w:t>
-      </w:r>
-      <w:r>
-        <w:t>truy tố, nhưng nếu công tố viên không thụ lý thì FBI phải thả nghi phạm sau 48 giờ</w:t>
-      </w:r>
-      <w:r>
-        <w:t xml:space="preserve">, với lưu ý </w:t>
-      </w:r>
-      <w:r>
-        <w:t>đơn khiếu nại hình sự</w:t>
-      </w:r>
-      <w:r>
-        <w:t xml:space="preserve"> do đặc vụ FBI lập và được thụ lý bởi công tố viên nhưng </w:t>
-      </w:r>
-      <w:r>
-        <w:rPr>
-          <w:i/>
-        </w:rPr>
-        <w:t>cáo trạng</w:t>
-      </w:r>
-      <w:r>
-        <w:t xml:space="preserve"> </w:t>
-      </w:r>
-      <w:r>
-        <w:t>(</w:t>
-      </w:r>
-      <w:r>
-        <w:t>indict</w:t>
-      </w:r>
-      <w:r>
-        <w:t xml:space="preserve">ment) </w:t>
-      </w:r>
-      <w:r>
-        <w:t>sẽ nghiêm trọng hơn do công tố viên lập</w:t>
-      </w:r>
-      <w:r>
-        <w:t xml:space="preserve"> &amp; </w:t>
-      </w:r>
-      <w:r>
-        <w:t xml:space="preserve">được ký ban hành bởi </w:t>
-      </w:r>
-      <w:r>
-        <w:rPr>
-          <w:i/>
-        </w:rPr>
-        <w:t>đại bồi thẩm đoàn</w:t>
-      </w:r>
-      <w:r>
-        <w:t xml:space="preserve"> (Grand Jury) nhằm tạm giam nghi phạm chờ xét xử nên đây chính là cáo trạng truy tố</w:t>
-      </w:r>
-      <w:r>
-        <w:t xml:space="preserve"> tức quyền lực của bên công tố</w:t>
-      </w:r>
-      <w:r>
-        <w:t xml:space="preserve"> (Gemini 2026)</w:t>
-      </w:r>
-      <w:r>
-        <w:t>.</w:t>
-      </w:r>
-      <w:r>
-        <w:t xml:space="preserve"> </w:t>
-      </w:r>
-      <w:r>
-        <w:t xml:space="preserve">Bằng chứng tội phạm trong giai đoạn bắt giữ được ghi vào </w:t>
-      </w:r>
-      <w:r>
-        <w:t>đơn khiếu nại hình sự</w:t>
-      </w:r>
-      <w:r>
-        <w:t xml:space="preserve">. </w:t>
-      </w:r>
-      <w:r>
-        <w:t xml:space="preserve">Cáo trạng được ký ban hành bởi </w:t>
-      </w:r>
-      <w:r>
-        <w:t>đại bồi thẩm đoàn</w:t>
-      </w:r>
-      <w:r>
-        <w:t xml:space="preserve"> như</w:t>
-      </w:r>
-      <w:r>
-        <w:t>ng</w:t>
-      </w:r>
-      <w:r>
-        <w:t xml:space="preserve"> chỉ hợp pháp bởi chính công tố viên đệ trình </w:t>
-      </w:r>
-      <w:r>
-        <w:t xml:space="preserve">lên </w:t>
-      </w:r>
-      <w:r>
-        <w:t xml:space="preserve">thẩm phán, </w:t>
-      </w:r>
-      <w:r>
-        <w:t>bởi vì</w:t>
-      </w:r>
-      <w:r>
-        <w:t xml:space="preserve"> thực chất</w:t>
-      </w:r>
-      <w:r>
-        <w:t xml:space="preserve">, </w:t>
-      </w:r>
-      <w:r>
-        <w:t xml:space="preserve">công tố viên </w:t>
-      </w:r>
-      <w:r>
-        <w:t xml:space="preserve">lập cáo trạng, </w:t>
-      </w:r>
-      <w:r>
-        <w:t xml:space="preserve">triệu tập </w:t>
-      </w:r>
-      <w:r>
-        <w:t>nhân chứng</w:t>
-      </w:r>
-      <w:r>
-        <w:t xml:space="preserve">, cung cấp bằng chứng &amp; lời khai của nhân chứng cho đại bồi thẩm đoàn, và thuyết phục đại bồi thẩm đoàn kết tội nghi phạm, sau đó đại bồi thẩm đoàn bỏ phiếu kín và </w:t>
-      </w:r>
-      <w:r>
-        <w:t>ký xác nhận</w:t>
-      </w:r>
-      <w:r>
-        <w:t xml:space="preserve"> </w:t>
-      </w:r>
-      <w:r>
-        <w:t xml:space="preserve">buộc tội </w:t>
-      </w:r>
-      <w:r>
-        <w:t>bị cáo</w:t>
-      </w:r>
-      <w:r>
-        <w:t xml:space="preserve"> </w:t>
-      </w:r>
-      <w:r>
-        <w:t xml:space="preserve">lên cáo trạng </w:t>
-      </w:r>
-      <w:r>
-        <w:t>nếu đồng ý</w:t>
-      </w:r>
-      <w:r>
-        <w:t>; quá trình này diễn ra trong bí mật giữa công tố viên, đại bồi thẩm đoàn, đặc vụ FBI (giữ bằng chứng), và nhân chứng theo sự sắp xếp của công tố viên và cuối cùng chỉ hợp pháp khi công tố viên đệ trình cáo trạng [được ký] lên thẩm phán</w:t>
-      </w:r>
-      <w:r>
-        <w:t xml:space="preserve"> (Gemini 2026)</w:t>
-      </w:r>
-      <w:r>
-        <w:t>.</w:t>
-      </w:r>
-      <w:r>
-        <w:t xml:space="preserve"> </w:t>
-      </w:r>
-      <w:r>
-        <w:t>Ghi chú, v</w:t>
-      </w:r>
-      <w:r>
-        <w:t>ăn phòng công tố yêu cầu tòa án triệu tậ</w:t>
-      </w:r>
-      <w:r>
-        <w:t>p</w:t>
-      </w:r>
-      <w:r>
-        <w:t xml:space="preserve"> đại bồi thẩm đoàn trước khi dự kiến xử một số vụ án và tòa án (Court) ra lệnh Văn phòng Thư ký Tòa án (Clerk of the Court) lựa chọn ngẫu nhiên những công dân trong danh sách cử tri đi bầu và tiến hành triệu tập </w:t>
-      </w:r>
-      <w:r>
-        <w:lastRenderedPageBreak/>
-        <w:t>những công dân này thực hiện nghĩa vụ tham gia bồi thẩm đoàn như là nghĩa vụ công dân bắt buộc (</w:t>
-      </w:r>
-      <w:r>
-        <w:rPr>
-          <w:i/>
-        </w:rPr>
-        <w:t>lệnh triệu tập nghĩa vụ bồi thẩm đoàn</w:t>
-      </w:r>
-      <w:r>
-        <w:t xml:space="preserve"> – </w:t>
-      </w:r>
-      <w:r>
-        <w:t>Jury Summons</w:t>
-      </w:r>
-      <w:r>
-        <w:t>), sau đó thẩm phán và công cố viên sàng lọc những công dân này thành lập đại bồi thẩm đoàn</w:t>
-      </w:r>
-      <w:r>
-        <w:t xml:space="preserve"> cho một khóa</w:t>
-      </w:r>
-      <w:r>
-        <w:t xml:space="preserve"> </w:t>
-      </w:r>
-      <w:r>
-        <w:t xml:space="preserve">với </w:t>
-      </w:r>
-      <w:r>
-        <w:t>thời hạn cụ thể</w:t>
-      </w:r>
-      <w:r>
-        <w:t xml:space="preserve">, sau đó công tố viên vận dụng quyền lực đặc thù của công tố thay mặt bồi thẩm đoàn ra lệnh triệu tập nhân chứng </w:t>
-      </w:r>
-      <w:r>
-        <w:t>(</w:t>
-      </w:r>
-      <w:r>
-        <w:rPr>
-          <w:i/>
-        </w:rPr>
-        <w:t>lệnh triệu tập của đại bồi thẩm đoàn</w:t>
-      </w:r>
-      <w:r>
-        <w:t xml:space="preserve"> – </w:t>
-      </w:r>
-      <w:r>
-        <w:t>Grand Jury Subpoena</w:t>
-      </w:r>
-      <w:r>
-        <w:t xml:space="preserve">) </w:t>
-      </w:r>
-      <w:r>
-        <w:t>để bồi thẩm đoàn tham khảo và ban hành cáo trạng</w:t>
-      </w:r>
-      <w:r>
-        <w:t xml:space="preserve"> cho một vụ án cụ thể</w:t>
-      </w:r>
-      <w:r>
-        <w:t xml:space="preserve"> (Gemini 2026)</w:t>
-      </w:r>
-      <w:r>
-        <w:t xml:space="preserve">. </w:t>
-      </w:r>
-      <w:r>
-        <w:t xml:space="preserve">Vai trò của công tố viên rất quan trọng, bị cáo thực chất bị buộc tội hai lần, lần thứ nhất trong bí mật bởi công tố viên mà bị cáo chưa được luật sư bảo vệ, lần thứ hai công khai bởi thẩm phán nhưng lúc này bị cáo được luật sư bảo vệ. </w:t>
-      </w:r>
-      <w:r>
-        <w:t>C</w:t>
-      </w:r>
-      <w:r>
-        <w:t xml:space="preserve">ông tố có ba quyền lực rất lớn mà cảnh sát không có, đó là quyền thụ lý đơn khiếu nại hình sự, quyền triệu tập nhân chứng và quyền truy tố buộc tội bằng cáo trạng dựa trên đại bồi thẩm đoàn. </w:t>
-      </w:r>
-      <w:r>
-        <w:t>Vai trò của đại bồi thẩm đoàn rất hay ở chỗ, một mặt phổ dụng luật pháp gia tăng sức mạnh luật pháp trên toàn quốc mà mọi công dân đều được tham dự [vừa là quyền lợi vừa là nghĩa vụ], mặt khác hạn chế công tố viên lạm quyề</w:t>
-      </w:r>
-      <w:r>
-        <w:t xml:space="preserve">n. Nền chính trị Hoa Kỳ với hệ thống </w:t>
-      </w:r>
-      <w:r>
-        <w:rPr>
-          <w:i/>
-        </w:rPr>
-        <w:t>thông luật</w:t>
-      </w:r>
-      <w:r>
-        <w:t xml:space="preserve"> (common law)</w:t>
-      </w:r>
-      <w:r>
-        <w:t xml:space="preserve"> </w:t>
-      </w:r>
-      <w:r>
-        <w:t>dựa trên</w:t>
-      </w:r>
-      <w:r>
-        <w:t xml:space="preserve"> những án lệ</w:t>
-      </w:r>
-      <w:r>
-        <w:t>,</w:t>
-      </w:r>
-      <w:r>
-        <w:t xml:space="preserve"> luôn thận trọng với tình trạng lạm quyền nên công tố viên không thể tự ban hành cáo trạng mà không có sự xác nhận của bồi thẩm đoàn nhưng quyền lực của công tố viên còn lớn hơn nữa với những quốc gia thuộc hệ thống </w:t>
-      </w:r>
-      <w:r>
-        <w:rPr>
-          <w:i/>
-        </w:rPr>
-        <w:t>dân luật</w:t>
-      </w:r>
-      <w:r>
-        <w:t xml:space="preserve"> (</w:t>
-      </w:r>
-      <w:r>
-        <w:t xml:space="preserve">luật dân sự, luật lục địa, </w:t>
-      </w:r>
-      <w:r>
-        <w:t>civil law).</w:t>
-      </w:r>
-      <w:r>
-        <w:t xml:space="preserve"> </w:t>
-      </w:r>
-      <w:r>
-        <w:t xml:space="preserve">Tuy hệ thống luật của </w:t>
-      </w:r>
-      <w:r>
-        <w:t xml:space="preserve">Vương quốc Anh và Canada </w:t>
-      </w:r>
-      <w:r>
-        <w:t>thuộ</w:t>
-      </w:r>
-      <w:r>
-        <w:t>c</w:t>
-      </w:r>
-      <w:r>
-        <w:t xml:space="preserve"> thông luật nhưng đã </w:t>
-      </w:r>
-      <w:r>
-        <w:t xml:space="preserve">bãi bỏ bồi thẩm đoàn lần lượt vào những năm 1948 và 1984, theo đó công tố viên sau khi xem xét hồ sơ bằng chứng của cảnh sát, có toàn quyền </w:t>
-      </w:r>
-      <w:r>
-        <w:t>(</w:t>
-      </w:r>
-      <w:r>
-        <w:t>100%</w:t>
-      </w:r>
-      <w:r>
-        <w:t>)</w:t>
-      </w:r>
-      <w:r>
-        <w:t xml:space="preserve"> </w:t>
-      </w:r>
-      <w:r>
-        <w:t>ban hành cáo trạng và đệ trình thẳng lên thẩm phán vì các quốc gia này tin tưởng vào tính chuyên nghiệp và sự công tâm của công tố viên</w:t>
-      </w:r>
-      <w:r>
-        <w:t xml:space="preserve"> </w:t>
-      </w:r>
-      <w:r>
-        <w:t>(Gemini 2026).</w:t>
-      </w:r>
-      <w:r>
-        <w:t xml:space="preserve"> </w:t>
-      </w:r>
-      <w:r>
-        <w:t xml:space="preserve">Hệ thống luật của </w:t>
-      </w:r>
-      <w:r>
-        <w:t xml:space="preserve">Pháp </w:t>
-      </w:r>
-      <w:r>
-        <w:t xml:space="preserve">và Đức </w:t>
-      </w:r>
-      <w:r>
-        <w:t>thuộc dân luật</w:t>
-      </w:r>
-      <w:r>
-        <w:t>,</w:t>
-      </w:r>
-      <w:r>
-        <w:t xml:space="preserve"> không có khái niệm bồi thẩm đoàn, theo đó, công tố viên có quyền ban hành cáo trạng, riêng đối với những trường hợp nghiệm trọng, </w:t>
-      </w:r>
-      <w:r>
-        <w:rPr>
-          <w:i/>
-        </w:rPr>
-        <w:t>thẩm phán điều tra</w:t>
-      </w:r>
-      <w:r>
-        <w:t xml:space="preserve"> </w:t>
-      </w:r>
-      <w:r>
-        <w:t>(Juge d</w:t>
-      </w:r>
-      <w:r>
-        <w:t>’</w:t>
-      </w:r>
-      <w:r>
-        <w:t xml:space="preserve">instruction) </w:t>
-      </w:r>
-      <w:r>
-        <w:t>phối hợp với công tố viên tiến hành điều tra và lập cáo trạng</w:t>
-      </w:r>
-      <w:r>
-        <w:t xml:space="preserve"> (Gemini 2026)</w:t>
-      </w:r>
-      <w:r>
-        <w:t>.</w:t>
-      </w:r>
-      <w:r>
-        <w:t xml:space="preserve"> </w:t>
-      </w:r>
-      <w:r>
-        <w:t>Hệ thống luật Nhật Bản thuộc dân luật, theo đó c</w:t>
-      </w:r>
-      <w:r>
-        <w:t xml:space="preserve">ông tố viên Nhật Bản </w:t>
-      </w:r>
-      <w:r>
-        <w:t xml:space="preserve">(Kensatsu-kan) </w:t>
-      </w:r>
-      <w:r>
-        <w:t>với quyền lực rất lớn có toàn quyền (100%) điều tra và ban hành cáo trạng.</w:t>
-      </w:r>
-      <w:r>
-        <w:t xml:space="preserve"> Nhật Bản có </w:t>
-      </w:r>
-      <w:r>
-        <w:t>Ủy ban Xét duyệt Kiểm sát (Kensatsu Shinsa-kai) gồm các công dân ngẫu nhiên</w:t>
-      </w:r>
-      <w:r>
-        <w:t xml:space="preserve">, không tác động vào quá trình điều tra và ban hành cáo trạng, mà chỉ có nhiệm vụ </w:t>
-      </w:r>
-      <w:r>
-        <w:t>ép</w:t>
-      </w:r>
-      <w:r>
-        <w:t xml:space="preserve"> công tố viên lật lại hồ sơ một vụ án sau khi công tố viên quyết định không truy tố vụ án đó (Gemini 2026).</w:t>
       </w:r>
     </w:p>
     <w:p>
@@ -27462,46 +27011,869 @@
         <w:ind w:firstLine="360"/>
       </w:pPr>
       <w:r>
-        <w:t xml:space="preserve">Quy trình </w:t>
-      </w:r>
-      <w:r>
-        <w:t xml:space="preserve">tố tụng “bắt giữ – tạm giam – xét xử” </w:t>
-      </w:r>
-      <w:r>
-        <w:t xml:space="preserve">chi tiết hơn như sau, </w:t>
-      </w:r>
-      <w:r>
-        <w:t xml:space="preserve">công tố viên phối hợp với đặc vụ FBI </w:t>
-      </w:r>
-      <w:r>
-        <w:t xml:space="preserve">thuyết phục được thẩm phán ký lệnh bắt giữ bằng </w:t>
-      </w:r>
-      <w:r>
+        <w:t xml:space="preserve">Theo nguyên lý trong nghiên cứu này, tích lũy vốn là tích lũy trình độ sản xuất, nhưng vẫn không khác gì hơn tích lũy của cải làm sao để tăng vượt mức sản lượng, </w:t>
+      </w:r>
+      <w:r>
+        <w:t xml:space="preserve">và </w:t>
+      </w:r>
+      <w:r>
+        <w:t xml:space="preserve">cũng </w:t>
+      </w:r>
+      <w:r>
+        <w:t>bao hàm</w:t>
+      </w:r>
+      <w:r>
+        <w:t xml:space="preserve"> tích lũy tài chính làm sao để tăng vượt mức lượng tiền với hoạt động tài chính mà chủ yếu cho vay.</w:t>
+      </w:r>
+      <w:r>
+        <w:t xml:space="preserve"> </w:t>
+      </w:r>
+      <w:r>
+        <w:t xml:space="preserve">Ghi chú, tích lũy tài chính không đơn thuần như tích lũy kim loại quý đầu tư ra nước ngoài thời Smith. </w:t>
+      </w:r>
+      <w:r>
+        <w:t xml:space="preserve">Sau khi nghiên cứu lượng tiền tích lũy để phân phối và tích lũy qua mối liên hệ mật thiết giữa hệ thống tiền tệ và tích lũy vốn trong chu trình “dự trữ hàng hóa để bán ra </w:t>
+      </w:r>
+      <w:r>
+        <w:rPr>
+          <w:rFonts w:cs="Times New Roman"/>
+        </w:rPr>
+        <w:t>→</w:t>
+      </w:r>
+      <w:r>
+        <w:t xml:space="preserve"> tích lũy vốn để </w:t>
+      </w:r>
+      <w:r>
+        <w:rPr>
+          <w:i/>
+        </w:rPr>
+        <w:t>tái sản xuất</w:t>
+      </w:r>
+      <w:r>
+        <w:t xml:space="preserve"> </w:t>
+      </w:r>
+      <w:r>
+        <w:rPr>
+          <w:rFonts w:cs="Times New Roman"/>
+        </w:rPr>
+        <w:t>→</w:t>
+      </w:r>
+      <w:r>
+        <w:t xml:space="preserve"> dự trữ hàng hóa để bán ra”</w:t>
+      </w:r>
+      <w:r>
+        <w:t xml:space="preserve">, ta cần nghiên cứu phương thức tăng vượt mức sản lượng công nghiệp </w:t>
+      </w:r>
+      <w:r>
+        <w:t>[</w:t>
+      </w:r>
+      <w:r>
+        <w:rPr>
+          <w:i/>
+        </w:rPr>
+        <w:t>tái sản xuất</w:t>
+      </w:r>
+      <w:r>
+        <w:t xml:space="preserve">] </w:t>
+      </w:r>
+      <w:r>
+        <w:t xml:space="preserve">mà theo cách nói của những nhà hoạch định chính sách, làm cách nào để thoát khỏi </w:t>
+      </w:r>
+      <w:r>
+        <w:rPr>
+          <w:i/>
+        </w:rPr>
+        <w:t>bẫy thu nhập trung bình</w:t>
+      </w:r>
+      <w:r>
+        <w:t xml:space="preserve"> (middle income trap)</w:t>
+      </w:r>
+      <w:r>
+        <w:t>?</w:t>
+      </w:r>
+      <w:r>
+        <w:t xml:space="preserve"> Ghi chú, </w:t>
+      </w:r>
+      <w:r>
+        <w:t>bẫy thu nhập trung bình</w:t>
+      </w:r>
+      <w:r>
+        <w:t xml:space="preserve"> </w:t>
+      </w:r>
+      <w:r>
+        <w:t xml:space="preserve">(BTNTB) </w:t>
+      </w:r>
+      <w:r>
+        <w:t xml:space="preserve">chỉ tình trạng một nền kinh tế </w:t>
+      </w:r>
+      <w:r>
+        <w:t xml:space="preserve">tuy </w:t>
+      </w:r>
+      <w:r>
+        <w:t>đạt mức thu nhập trung bình [khoảng 1,0</w:t>
+      </w:r>
+      <w:r>
+        <w:t>46</w:t>
+      </w:r>
+      <w:r>
+        <w:t xml:space="preserve"> USD đến 12,</w:t>
+      </w:r>
+      <w:r>
+        <w:t>695</w:t>
+      </w:r>
+      <w:r>
+        <w:t xml:space="preserve"> USD thu nhập bình quân đầu người mỗi năm, thời điểm 202</w:t>
+      </w:r>
+      <w:r>
+        <w:t>5</w:t>
+      </w:r>
+      <w:r>
+        <w:t>]</w:t>
+      </w:r>
+      <w:r>
+        <w:t xml:space="preserve"> nhưng bị ngưng trệ không thể vươn lên thu nhập cao</w:t>
+      </w:r>
+      <w:r>
+        <w:t xml:space="preserve"> [</w:t>
+      </w:r>
+      <w:r>
+        <w:t>trên 12,695 USD thu nhập bình quân đầu người mỗi năm, thời điểm 202</w:t>
+      </w:r>
+      <w:r>
+        <w:t>5</w:t>
+      </w:r>
+      <w:r>
+        <w:t>]</w:t>
+      </w:r>
+      <w:r>
+        <w:t xml:space="preserve"> (Gemini 2026)</w:t>
+      </w:r>
+      <w:r>
+        <w:t>.</w:t>
+      </w:r>
+      <w:r>
+        <w:t xml:space="preserve"> </w:t>
+      </w:r>
+      <w:r>
+        <w:t xml:space="preserve">Tích lũy tài chính [căn bản là cho vay và giả sử minh bạch] không thể vượt quá một lãi suất cố định như lãi suất cho vay 5% do phụ thuộc vào việc trả lãi của doanh nghiệp sản xuất, trừ phi tích lũy tài chính bằng hình thức mang vàng bạc ra nước ngoài đầu tư </w:t>
+      </w:r>
+      <w:r>
+        <w:t xml:space="preserve">đồng thời hút vàng bạc từ nước ngoài vào bằng mọi cách </w:t>
+      </w:r>
+      <w:r>
+        <w:t xml:space="preserve">thời Smith </w:t>
+      </w:r>
+      <w:r>
+        <w:t>[</w:t>
+      </w:r>
+      <w:r>
+        <w:t>chủ nghĩa trọng thương</w:t>
+      </w:r>
+      <w:r>
+        <w:t>]</w:t>
+      </w:r>
+      <w:r>
+        <w:t xml:space="preserve">, ngày nay các quốc gia đều có hàng rào tài chính ngăn cản </w:t>
+      </w:r>
+      <w:r>
+        <w:t>nhưng</w:t>
+      </w:r>
+      <w:r>
+        <w:t xml:space="preserve"> vẫn còn một số kênh đầu tư </w:t>
+      </w:r>
+      <w:r>
+        <w:t xml:space="preserve">tài chính </w:t>
+      </w:r>
+      <w:r>
+        <w:t>như thị trường ngoại hối &amp; chứng khoán, nhưng động lực cuối cùng là hoạt động sản xuất để trả lãi</w:t>
+      </w:r>
+      <w:r>
+        <w:t xml:space="preserve">, nếu không và và nếu vượt quá tỉ suất lợi nhuận </w:t>
+      </w:r>
+      <w:r>
+        <w:t xml:space="preserve">cố định như </w:t>
+      </w:r>
+      <w:r>
+        <w:t xml:space="preserve">5% thì tích lũy tài chính có tính chất </w:t>
+      </w:r>
+      <w:r>
+        <w:t>tiêu cực</w:t>
+      </w:r>
+      <w:r>
+        <w:t xml:space="preserve"> bất kể có minh bạch hay không</w:t>
+      </w:r>
+      <w:r>
+        <w:t xml:space="preserve">, nhưng hoạt động sản xuất do phải trả lãi cho hoạt động tài chính cũng như không bị khống chế lợi </w:t>
+      </w:r>
+      <w:r>
+        <w:lastRenderedPageBreak/>
+        <w:t>nhuận nên tỉ suất lợi nhuận có thể tự do tăng vượt mức</w:t>
+      </w:r>
+      <w:r>
+        <w:t xml:space="preserve"> nhưng sẽ dẫn đến độc quyền như tất yếu</w:t>
+      </w:r>
+      <w:r>
+        <w:t xml:space="preserve"> bởi nguyên tắc phá vỡ mọi thứ &amp; vượt qua tất cả nhanh nhất có thể</w:t>
+      </w:r>
+      <w:r>
+        <w:t>.</w:t>
+      </w:r>
+      <w:r>
+        <w:t xml:space="preserve"> </w:t>
+      </w:r>
+      <w:r>
+        <w:t>D</w:t>
+      </w:r>
+      <w:r>
+        <w:t xml:space="preserve">o đó một số cơ quan tư pháp như </w:t>
+      </w:r>
+      <w:r>
+        <w:rPr>
+          <w:i/>
+        </w:rPr>
+        <w:t xml:space="preserve">Bộ Tư pháp </w:t>
+      </w:r>
+      <w:r>
+        <w:rPr>
+          <w:i/>
+        </w:rPr>
+        <w:t>Hoa Kỳ</w:t>
+      </w:r>
+      <w:r>
+        <w:t xml:space="preserve"> </w:t>
+      </w:r>
+      <w:r>
+        <w:t xml:space="preserve">(DOJ) </w:t>
+      </w:r>
+      <w:r>
+        <w:t xml:space="preserve">phối hợp với </w:t>
+      </w:r>
+      <w:r>
+        <w:rPr>
+          <w:i/>
+        </w:rPr>
+        <w:t>Ủy ban Thương mại Liên bang</w:t>
+      </w:r>
+      <w:r>
+        <w:t xml:space="preserve"> </w:t>
+      </w:r>
+      <w:r>
+        <w:t xml:space="preserve">luôn kiểm soát tình trạng độc quyền và xử lý </w:t>
+      </w:r>
+      <w:r>
+        <w:t xml:space="preserve">chủ yếu </w:t>
+      </w:r>
+      <w:r>
+        <w:t xml:space="preserve">bằng biện pháp </w:t>
+      </w:r>
+      <w:r>
+        <w:t xml:space="preserve">gần như </w:t>
+      </w:r>
+      <w:r>
+        <w:t>hành chính như chia tách</w:t>
+      </w:r>
+      <w:r>
+        <w:t xml:space="preserve">, </w:t>
+      </w:r>
+      <w:r>
+        <w:t xml:space="preserve">nộp </w:t>
+      </w:r>
+      <w:r>
+        <w:t xml:space="preserve">tiền </w:t>
+      </w:r>
+      <w:r>
+        <w:t>phạt</w:t>
+      </w:r>
+      <w:r>
+        <w:t xml:space="preserve"> hay những hình thức cưỡng chế</w:t>
+      </w:r>
+      <w:r>
+        <w:t xml:space="preserve">. </w:t>
+      </w:r>
+      <w:r>
+        <w:t>Ghi chú</w:t>
+      </w:r>
+      <w:r>
+        <w:t xml:space="preserve"> (Gemini 2026)</w:t>
+      </w:r>
+      <w:r>
+        <w:t xml:space="preserve">, </w:t>
+      </w:r>
+      <w:r>
+        <w:rPr>
+          <w:i/>
+        </w:rPr>
+        <w:t xml:space="preserve">Cục Điều tra Liên bang </w:t>
+      </w:r>
+      <w:r>
+        <w:rPr>
+          <w:i/>
+        </w:rPr>
+        <w:t>Hoa Kỳ</w:t>
+      </w:r>
+      <w:r>
+        <w:t xml:space="preserve"> </w:t>
+      </w:r>
+      <w:r>
+        <w:t xml:space="preserve">(FBI) </w:t>
+      </w:r>
+      <w:r>
+        <w:t xml:space="preserve">tuy độc lập nhưng </w:t>
+      </w:r>
+      <w:r>
+        <w:t xml:space="preserve">trực thuộc </w:t>
+      </w:r>
+      <w:r>
+        <w:t>B</w:t>
+      </w:r>
+      <w:r>
+        <w:t xml:space="preserve">ộ Tư pháp </w:t>
+      </w:r>
+      <w:r>
+        <w:t xml:space="preserve">Hoa Kỳ </w:t>
+      </w:r>
+      <w:r>
+        <w:t xml:space="preserve">(DOJ) </w:t>
+      </w:r>
+      <w:r>
+        <w:t xml:space="preserve">để hoạt động </w:t>
+      </w:r>
+      <w:r>
+        <w:rPr>
+          <w:i/>
+        </w:rPr>
+        <w:t xml:space="preserve">giám sát </w:t>
+      </w:r>
+      <w:r>
+        <w:rPr>
+          <w:i/>
+        </w:rPr>
+        <w:t>&amp;</w:t>
+      </w:r>
+      <w:r>
+        <w:rPr>
+          <w:i/>
+        </w:rPr>
+        <w:t xml:space="preserve"> bảo đảm</w:t>
+      </w:r>
+      <w:r>
+        <w:t xml:space="preserve"> việc thực thi pháp </w:t>
+      </w:r>
+      <w:r>
+        <w:t xml:space="preserve">luật (hoạt động cảnh sát) </w:t>
+      </w:r>
+      <w:r>
+        <w:t xml:space="preserve">trở lại </w:t>
+      </w:r>
+      <w:r>
+        <w:t xml:space="preserve">được </w:t>
+      </w:r>
+      <w:r>
+        <w:t xml:space="preserve">pháp </w:t>
+      </w:r>
+      <w:r>
+        <w:t>luật giám sát mà không bị giảm hiệu quả</w:t>
+      </w:r>
+      <w:r>
+        <w:t xml:space="preserve"> [vì đổi lại FBI được hậu thuẫn bởi DOJ]</w:t>
+      </w:r>
+      <w:r>
+        <w:t>.</w:t>
+      </w:r>
+      <w:r>
+        <w:t xml:space="preserve"> Cơ quan công tố Hoa Kỳ thuộc nhánh hành pháp chia thành hai cấp (Gemini 2026): 1) cấp liên bang đứng đầu bởi Bộ trưởng Tư pháp (Attorney General – Tổng Chưởng lý) đóng vai trò </w:t>
+      </w:r>
+      <w:r>
+        <w:rPr>
+          <w:i/>
+        </w:rPr>
+        <w:t>công tố viên trưởng</w:t>
+      </w:r>
+      <w:r>
+        <w:t xml:space="preserve"> quản lý 94 </w:t>
+      </w:r>
+      <w:r>
+        <w:rPr>
+          <w:i/>
+        </w:rPr>
+        <w:t>văn phòng công tố</w:t>
+      </w:r>
+      <w:r>
+        <w:t xml:space="preserve"> trên khắp nước Mỹ và mỗi văn phòng công tố được đứng đầu bởi </w:t>
+      </w:r>
+      <w:r>
+        <w:t>một</w:t>
+      </w:r>
+      <w:r>
+        <w:rPr>
+          <w:i/>
+        </w:rPr>
+        <w:t xml:space="preserve"> công tố viên</w:t>
+      </w:r>
+      <w:r>
+        <w:t xml:space="preserve"> (</w:t>
+      </w:r>
+      <w:r>
+        <w:rPr>
+          <w:i/>
+        </w:rPr>
+        <w:t>luật sư Hoa Kỳ</w:t>
+      </w:r>
+      <w:r>
+        <w:t>)</w:t>
+      </w:r>
+      <w:r>
+        <w:t xml:space="preserve"> do Tổng thống bổ nhiệm, 2) cấp tiểu bang tức mỗi bang/địa phương có một </w:t>
+      </w:r>
+      <w:r>
+        <w:t xml:space="preserve">số </w:t>
+      </w:r>
+      <w:r>
+        <w:t xml:space="preserve">cơ quan công tố quận đứng đầu bởi </w:t>
+      </w:r>
+      <w:r>
+        <w:rPr>
+          <w:i/>
+        </w:rPr>
+        <w:t>công tố viên quận</w:t>
+      </w:r>
+      <w:r>
+        <w:t xml:space="preserve"> (</w:t>
+      </w:r>
+      <w:r>
+        <w:t xml:space="preserve">District Attorney </w:t>
+      </w:r>
+      <w:r>
+        <w:t>–</w:t>
+      </w:r>
+      <w:r>
+        <w:t xml:space="preserve"> DA</w:t>
+      </w:r>
+      <w:r>
+        <w:t>)</w:t>
+      </w:r>
+      <w:r>
+        <w:t xml:space="preserve"> </w:t>
+      </w:r>
+      <w:r>
+        <w:t>[biện lý viên quận]</w:t>
+      </w:r>
+      <w:r>
+        <w:t xml:space="preserve"> do địa phươn</w:t>
+      </w:r>
+      <w:r>
+        <w:t>g</w:t>
+      </w:r>
+      <w:r>
+        <w:t xml:space="preserve"> bầu cử</w:t>
+      </w:r>
+      <w:r>
+        <w:t>, không thuộc Bộ Tư pháp Hoa Kỳ</w:t>
+      </w:r>
+      <w:r>
+        <w:t>.</w:t>
+      </w:r>
+      <w:r>
+        <w:t xml:space="preserve"> </w:t>
+      </w:r>
+      <w:r>
+        <w:t>T</w:t>
+      </w:r>
+      <w:r>
+        <w:t xml:space="preserve">ổ chức của FBI tuy chặt chẽ nhưng không có hệ thống quân hàm như quân đội và các nhân viên FBI được gọi là </w:t>
+      </w:r>
+      <w:r>
+        <w:rPr>
+          <w:i/>
+        </w:rPr>
+        <w:t>đặc vụ</w:t>
+      </w:r>
+      <w:r>
+        <w:t xml:space="preserve"> (agent) có quyền giữ </w:t>
+      </w:r>
+      <w:r>
+        <w:t>vũ khí</w:t>
+      </w:r>
+      <w:r>
+        <w:t xml:space="preserve"> </w:t>
+      </w:r>
+      <w:r>
+        <w:t xml:space="preserve">để </w:t>
+      </w:r>
+      <w:r>
+        <w:t>trấn áp</w:t>
+      </w:r>
+      <w:r>
+        <w:t xml:space="preserve"> và </w:t>
+      </w:r>
+      <w:r>
+        <w:t xml:space="preserve">có quyền </w:t>
+      </w:r>
+      <w:r>
+        <w:t>bắt giữ</w:t>
+      </w:r>
+      <w:r>
+        <w:t xml:space="preserve"> người để điều tra </w:t>
+      </w:r>
+      <w:r>
+        <w:t xml:space="preserve">[24 – 48 giờ] </w:t>
+      </w:r>
+      <w:r>
+        <w:t xml:space="preserve">nhưng hệ thống công tố Hoa Kỳ hoạt động như tổ chức luật sư có quyền điều tra &amp; truy tố </w:t>
+      </w:r>
+      <w:r>
+        <w:t>nhưng</w:t>
+      </w:r>
+      <w:r>
+        <w:t xml:space="preserve"> không có quyền </w:t>
+      </w:r>
+      <w:r>
+        <w:t>trấn áp</w:t>
+      </w:r>
+      <w:r>
+        <w:t>, bắt giữ</w:t>
+      </w:r>
+      <w:r>
+        <w:t xml:space="preserve"> &amp; </w:t>
+      </w:r>
+      <w:r>
+        <w:t>tạm giam</w:t>
+      </w:r>
+      <w:r>
+        <w:t xml:space="preserve">, do đó công tố viên </w:t>
+      </w:r>
+      <w:r>
+        <w:t xml:space="preserve">(luật sư) </w:t>
+      </w:r>
+      <w:r>
+        <w:t xml:space="preserve">phải phối hợp với </w:t>
+      </w:r>
+      <w:r>
+        <w:t xml:space="preserve">đặc vụ </w:t>
+      </w:r>
+      <w:r>
+        <w:t xml:space="preserve">FBI hay </w:t>
+      </w:r>
+      <w:r>
+        <w:rPr>
+          <w:i/>
+        </w:rPr>
+        <w:t>cảnh sát tư pháp</w:t>
+      </w:r>
+      <w:r>
+        <w:t xml:space="preserve"> </w:t>
+      </w:r>
+      <w:r>
+        <w:t>(</w:t>
+      </w:r>
+      <w:r>
+        <w:t>US Marshals</w:t>
+      </w:r>
+      <w:r>
+        <w:t xml:space="preserve">) </w:t>
+      </w:r>
+      <w:r>
+        <w:t xml:space="preserve">khi cần </w:t>
+      </w:r>
+      <w:r>
+        <w:t xml:space="preserve">bắt giữ &amp; </w:t>
+      </w:r>
+      <w:r>
+        <w:t>tạm giam ai đó để điều tra</w:t>
+      </w:r>
+      <w:r>
+        <w:t xml:space="preserve">. </w:t>
+      </w:r>
+      <w:r>
+        <w:t xml:space="preserve">Vui lòng phân biệt </w:t>
+      </w:r>
+      <w:r>
+        <w:rPr>
+          <w:i/>
+        </w:rPr>
+        <w:t>bắt giữ</w:t>
+      </w:r>
+      <w:r>
+        <w:t xml:space="preserve"> (arrest) và </w:t>
+      </w:r>
+      <w:r>
+        <w:rPr>
+          <w:i/>
+        </w:rPr>
+        <w:t>tạm giam</w:t>
+      </w:r>
+      <w:r>
+        <w:t xml:space="preserve"> </w:t>
+      </w:r>
+      <w:r>
+        <w:t>(detention)</w:t>
+      </w:r>
+      <w:r>
+        <w:t xml:space="preserve">, thời hạn tạm giam kéo dài từ vài tháng đến một </w:t>
+      </w:r>
+      <w:r>
+        <w:t xml:space="preserve">năm </w:t>
+      </w:r>
+      <w:r>
+        <w:t xml:space="preserve">phục vụ yêu cầu điều tra </w:t>
+      </w:r>
+      <w:r>
+        <w:t xml:space="preserve">&amp; lập cáo trạng </w:t>
+      </w:r>
+      <w:r>
+        <w:t>của công tố nhưng thời gian bắt giữ chỉ kéo dài trong 48 giờ có thể do FBI trực tiếp thực hiện không thông qua công tố</w:t>
+      </w:r>
+      <w:r>
+        <w:t>, do đó FBI chỉ có thể bắt giữ nghi phạm qua hai trường hợp: 1) lệnh bắt giữ do thẩm phán ký và 2) đặc vụ FBI bắt quả tang hành vi phạm</w:t>
+      </w:r>
+      <w:r>
+        <w:t xml:space="preserve"> </w:t>
+      </w:r>
+      <w:r>
+        <w:t>tội</w:t>
+      </w:r>
+      <w:r>
+        <w:t>.</w:t>
+      </w:r>
+      <w:r>
+        <w:t xml:space="preserve"> Trường hợp FBI bắt giữ nghi phạm bởi bắt quả tang hành vi phạm </w:t>
+      </w:r>
+      <w:r>
+        <w:t xml:space="preserve">tội </w:t>
+      </w:r>
+      <w:r>
+        <w:t xml:space="preserve">thì FBI gần như liên hệ </w:t>
+      </w:r>
+      <w:r>
+        <w:t xml:space="preserve">ngay lập tức </w:t>
+      </w:r>
+      <w:r>
+        <w:t xml:space="preserve">với công tố viên để cung cấp </w:t>
+      </w:r>
+      <w:r>
+        <w:rPr>
+          <w:i/>
+        </w:rPr>
         <w:t>đơn khiếu nại hình sự</w:t>
       </w:r>
       <w:r>
-        <w:t xml:space="preserve"> và nghi phạm </w:t>
-      </w:r>
-      <w:r>
-        <w:t xml:space="preserve">(suspect) </w:t>
-      </w:r>
-      <w:r>
-        <w:t xml:space="preserve">trở thành </w:t>
-      </w:r>
-      <w:r>
-        <w:rPr>
-          <w:i/>
-        </w:rPr>
+        <w:t xml:space="preserve"> (criminal complaint) cho công tố viên </w:t>
+      </w:r>
+      <w:r>
+        <w:rPr>
+          <w:i/>
+        </w:rPr>
+        <w:t>thụ lý</w:t>
+      </w:r>
+      <w:r>
+        <w:t>,</w:t>
+      </w:r>
+      <w:r>
+        <w:t xml:space="preserve"> </w:t>
+      </w:r>
+      <w:r>
+        <w:t xml:space="preserve">tiến đến </w:t>
+      </w:r>
+      <w:r>
+        <w:t>chính thức hóa việc bắt giữ</w:t>
+      </w:r>
+      <w:r>
+        <w:t xml:space="preserve"> bằng lệnh bắt giữ của thẩm phán</w:t>
+      </w:r>
+      <w:r>
+        <w:t xml:space="preserve">, và để sau đó có thể có </w:t>
+      </w:r>
+      <w:r>
+        <w:t xml:space="preserve">cáo trạng </w:t>
+      </w:r>
+      <w:r>
+        <w:t>truy tố, nhưng nếu công tố viên không thụ lý thì FBI phải thả nghi phạm sau 48 giờ</w:t>
+      </w:r>
+      <w:r>
+        <w:t xml:space="preserve">, với lưu ý </w:t>
+      </w:r>
+      <w:r>
+        <w:t>đơn khiếu nại hình sự</w:t>
+      </w:r>
+      <w:r>
+        <w:t xml:space="preserve"> do đặc vụ FBI lập và được thụ lý bởi công tố viên nhưng </w:t>
+      </w:r>
+      <w:r>
+        <w:rPr>
+          <w:i/>
+        </w:rPr>
+        <w:t>cáo trạng</w:t>
+      </w:r>
+      <w:r>
+        <w:t xml:space="preserve"> </w:t>
+      </w:r>
+      <w:r>
+        <w:t>(</w:t>
+      </w:r>
+      <w:r>
+        <w:t>indict</w:t>
+      </w:r>
+      <w:r>
+        <w:t xml:space="preserve">ment) </w:t>
+      </w:r>
+      <w:r>
+        <w:t>sẽ nghiêm trọng hơn do công tố viên lập</w:t>
+      </w:r>
+      <w:r>
+        <w:t xml:space="preserve"> &amp; </w:t>
+      </w:r>
+      <w:r>
+        <w:t xml:space="preserve">được ký ban hành bởi </w:t>
+      </w:r>
+      <w:r>
+        <w:rPr>
+          <w:i/>
+        </w:rPr>
+        <w:t>đại bồi thẩm đoàn</w:t>
+      </w:r>
+      <w:r>
+        <w:t xml:space="preserve"> (Grand Jury) nhằm tạm giam nghi phạm chờ xét xử nên đây chính là cáo trạng truy tố</w:t>
+      </w:r>
+      <w:r>
+        <w:t xml:space="preserve"> tức quyền lực của bên công tố</w:t>
+      </w:r>
+      <w:r>
+        <w:t xml:space="preserve"> (Gemini 2026)</w:t>
+      </w:r>
+      <w:r>
+        <w:t>.</w:t>
+      </w:r>
+      <w:r>
+        <w:t xml:space="preserve"> </w:t>
+      </w:r>
+      <w:r>
+        <w:t xml:space="preserve">Bằng chứng tội phạm trong giai đoạn bắt giữ được ghi vào </w:t>
+      </w:r>
+      <w:r>
+        <w:t>đơn khiếu nại hình sự</w:t>
+      </w:r>
+      <w:r>
+        <w:t xml:space="preserve">. </w:t>
+      </w:r>
+      <w:r>
+        <w:t xml:space="preserve">Cáo trạng được ký ban hành bởi </w:t>
+      </w:r>
+      <w:r>
+        <w:t>đại bồi thẩm đoàn</w:t>
+      </w:r>
+      <w:r>
+        <w:t xml:space="preserve"> như</w:t>
+      </w:r>
+      <w:r>
+        <w:t>ng</w:t>
+      </w:r>
+      <w:r>
+        <w:t xml:space="preserve"> chỉ hợp pháp bởi chính công tố viên đệ trình </w:t>
+      </w:r>
+      <w:r>
+        <w:t xml:space="preserve">lên </w:t>
+      </w:r>
+      <w:r>
+        <w:t xml:space="preserve">thẩm phán, </w:t>
+      </w:r>
+      <w:r>
+        <w:t>bởi vì</w:t>
+      </w:r>
+      <w:r>
+        <w:t xml:space="preserve"> thực chất</w:t>
+      </w:r>
+      <w:r>
+        <w:t xml:space="preserve">, </w:t>
+      </w:r>
+      <w:r>
+        <w:t xml:space="preserve">công tố viên </w:t>
+      </w:r>
+      <w:r>
+        <w:t xml:space="preserve">lập cáo trạng, </w:t>
+      </w:r>
+      <w:r>
+        <w:t xml:space="preserve">triệu tập </w:t>
+      </w:r>
+      <w:r>
+        <w:t>nhân chứng</w:t>
+      </w:r>
+      <w:r>
+        <w:t xml:space="preserve">, cung cấp bằng chứng &amp; lời khai của nhân chứng cho đại bồi thẩm đoàn, và thuyết phục đại bồi thẩm đoàn kết tội nghi phạm, sau đó đại bồi thẩm đoàn bỏ phiếu kín và </w:t>
+      </w:r>
+      <w:r>
+        <w:t>ký xác nhận</w:t>
+      </w:r>
+      <w:r>
+        <w:t xml:space="preserve"> </w:t>
+      </w:r>
+      <w:r>
+        <w:t xml:space="preserve">buộc tội </w:t>
+      </w:r>
+      <w:r>
         <w:t>bị cáo</w:t>
       </w:r>
       <w:r>
         <w:t xml:space="preserve"> </w:t>
       </w:r>
       <w:r>
-        <w:t xml:space="preserve">(defendant) </w:t>
-      </w:r>
-      <w:r>
-        <w:t xml:space="preserve">ra hầu tòa lần đầu trước phiên tòa sơ bộ </w:t>
+        <w:t xml:space="preserve">lên cáo trạng </w:t>
+      </w:r>
+      <w:r>
+        <w:t>nếu đồng ý</w:t>
+      </w:r>
+      <w:r>
+        <w:t>; quá trình này diễn ra trong bí mật giữa công tố viên, đại bồi thẩm đoàn, đặc vụ FBI (giữ bằng chứng), và nhân chứng theo sự sắp xếp của công tố viên và cuối cùng chỉ hợp pháp khi công tố viên đệ trình cáo trạng [được ký] lên thẩm phán</w:t>
+      </w:r>
+      <w:r>
+        <w:t xml:space="preserve"> (Gemini 2026)</w:t>
+      </w:r>
+      <w:r>
+        <w:t>.</w:t>
+      </w:r>
+      <w:r>
+        <w:t xml:space="preserve"> </w:t>
+      </w:r>
+      <w:r>
+        <w:t>Ghi chú, v</w:t>
+      </w:r>
+      <w:r>
+        <w:t>ăn phòng công tố yêu cầu tòa án triệu tậ</w:t>
+      </w:r>
+      <w:r>
+        <w:t>p</w:t>
+      </w:r>
+      <w:r>
+        <w:t xml:space="preserve"> đại bồi thẩm đoàn trước khi dự kiến xử một số vụ án và tòa án (Court) ra lệnh Văn phòng Thư ký Tòa án (Clerk of the Court) lựa chọn ngẫu nhiên những công dân trong danh sách cử tri đi bầu và tiến hành triệu tập những công dân này thực hiện nghĩa vụ tham gia bồi thẩm đoàn như là nghĩa vụ công dân bắt buộc (</w:t>
+      </w:r>
+      <w:r>
+        <w:rPr>
+          <w:i/>
+        </w:rPr>
+        <w:t>lệnh triệu tập nghĩa vụ bồi thẩm đoàn</w:t>
+      </w:r>
+      <w:r>
+        <w:t xml:space="preserve"> – </w:t>
+      </w:r>
+      <w:r>
+        <w:t>Jury Summons</w:t>
+      </w:r>
+      <w:r>
+        <w:t>), sau đó thẩm phán và công cố viên sàng lọc những công dân này thành lập đại bồi thẩm đoàn</w:t>
+      </w:r>
+      <w:r>
+        <w:t xml:space="preserve"> cho một khóa</w:t>
+      </w:r>
+      <w:r>
+        <w:t xml:space="preserve"> </w:t>
+      </w:r>
+      <w:r>
+        <w:t xml:space="preserve">với </w:t>
+      </w:r>
+      <w:r>
+        <w:t>thời hạn cụ thể</w:t>
+      </w:r>
+      <w:r>
+        <w:t xml:space="preserve">, sau đó công tố viên vận dụng quyền lực đặc thù của công tố thay mặt bồi thẩm đoàn ra lệnh triệu tập nhân chứng </w:t>
       </w:r>
       <w:r>
         <w:t>(</w:t>
@@ -27510,70 +27882,170 @@
         <w:rPr>
           <w:i/>
         </w:rPr>
-        <w:t>phiên tòa 48 giờ</w:t>
+        <w:t>lệnh triệu tập của đại bồi thẩm đoàn</w:t>
+      </w:r>
+      <w:r>
+        <w:t xml:space="preserve"> – </w:t>
+      </w:r>
+      <w:r>
+        <w:t>Grand Jury Subpoena</w:t>
       </w:r>
       <w:r>
         <w:t xml:space="preserve">) </w:t>
       </w:r>
       <w:r>
-        <w:t xml:space="preserve">với thẩm phán sơ lục để chính thức hóa việc bị bắt giữ trong vòng 48 giờ sau khi bị đặc vụ FBI bắt giữ, </w:t>
-      </w:r>
-      <w:r>
-        <w:t xml:space="preserve">sau đó </w:t>
-      </w:r>
-      <w:r>
-        <w:t xml:space="preserve">công tố viên sẽ nộp </w:t>
-      </w:r>
-      <w:r>
-        <w:rPr>
-          <w:i/>
-        </w:rPr>
-        <w:t>yêu cầu tạm giam chờ xét xử</w:t>
+        <w:t>để bồi thẩm đoàn tham khảo và ban hành cáo trạng</w:t>
+      </w:r>
+      <w:r>
+        <w:t xml:space="preserve"> cho một vụ án cụ thể</w:t>
+      </w:r>
+      <w:r>
+        <w:t xml:space="preserve"> (Gemini 2026)</w:t>
+      </w:r>
+      <w:r>
+        <w:t xml:space="preserve">. </w:t>
+      </w:r>
+      <w:r>
+        <w:t xml:space="preserve">Vai trò của công tố viên rất quan trọng, bị cáo thực chất bị buộc tội hai lần, lần thứ nhất trong bí mật bởi công tố viên mà bị cáo chưa được luật sư bảo vệ, lần thứ hai công khai bởi thẩm phán </w:t>
+      </w:r>
+      <w:r>
+        <w:lastRenderedPageBreak/>
+        <w:t xml:space="preserve">nhưng lúc này bị cáo được luật sư bảo vệ. </w:t>
+      </w:r>
+      <w:r>
+        <w:t>C</w:t>
+      </w:r>
+      <w:r>
+        <w:t xml:space="preserve">ông tố có ba quyền lực rất lớn mà cảnh sát không có, đó là quyền thụ lý đơn khiếu nại hình sự, quyền triệu tập nhân chứng và quyền truy tố buộc tội bằng cáo trạng dựa trên đại bồi thẩm đoàn. </w:t>
+      </w:r>
+      <w:r>
+        <w:t>Vai trò của đại bồi thẩm đoàn rất hay ở chỗ, một mặt phổ dụng luật pháp gia tăng sức mạnh luật pháp trên toàn quốc mà mọi công dân đều được tham dự [vừa là quyền lợi vừa là nghĩa vụ], mặt khác hạn chế công tố viên lạm quyề</w:t>
+      </w:r>
+      <w:r>
+        <w:t xml:space="preserve">n. Nền chính trị Hoa Kỳ với hệ thống </w:t>
+      </w:r>
+      <w:r>
+        <w:rPr>
+          <w:i/>
+        </w:rPr>
+        <w:t>thông luật</w:t>
+      </w:r>
+      <w:r>
+        <w:t xml:space="preserve"> (common law)</w:t>
+      </w:r>
+      <w:r>
+        <w:t xml:space="preserve"> </w:t>
+      </w:r>
+      <w:r>
+        <w:t>dựa trên</w:t>
+      </w:r>
+      <w:r>
+        <w:t xml:space="preserve"> những án lệ</w:t>
+      </w:r>
+      <w:r>
+        <w:t>,</w:t>
+      </w:r>
+      <w:r>
+        <w:t xml:space="preserve"> luôn thận trọng với tình trạng lạm quyền nên công tố viên không thể tự ban hành cáo trạng mà không có sự xác nhận của bồi thẩm đoàn nhưng quyền lực của công tố viên còn lớn hơn nữa với những quốc gia thuộc hệ thống </w:t>
+      </w:r>
+      <w:r>
+        <w:rPr>
+          <w:i/>
+        </w:rPr>
+        <w:t>dân luật</w:t>
       </w:r>
       <w:r>
         <w:t xml:space="preserve"> (</w:t>
       </w:r>
       <w:r>
-        <w:t>m</w:t>
-      </w:r>
-      <w:r>
-        <w:t xml:space="preserve">otion for </w:t>
-      </w:r>
-      <w:r>
-        <w:t>p</w:t>
-      </w:r>
-      <w:r>
-        <w:t xml:space="preserve">re-trial </w:t>
-      </w:r>
-      <w:r>
-        <w:t>d</w:t>
-      </w:r>
-      <w:r>
-        <w:t>etention)</w:t>
-      </w:r>
-      <w:r>
-        <w:t xml:space="preserve"> với thời hạn t</w:t>
-      </w:r>
-      <w:r>
-        <w:t>ạ</w:t>
-      </w:r>
-      <w:r>
-        <w:t>m giam 30 ngày</w:t>
-      </w:r>
-      <w:r>
-        <w:t xml:space="preserve">, bị cáo có thể được tại ngoại </w:t>
-      </w:r>
-      <w:r>
-        <w:t xml:space="preserve">(bail) </w:t>
-      </w:r>
-      <w:r>
-        <w:t xml:space="preserve">hoặc bị tạm giam </w:t>
-      </w:r>
-      <w:r>
-        <w:t xml:space="preserve">(detention) </w:t>
-      </w:r>
-      <w:r>
-        <w:t>trong 30 ngày này tùy thuộc vào phán quyết của thẩm phán sơ lục</w:t>
+        <w:t xml:space="preserve">luật dân sự, luật lục địa, </w:t>
+      </w:r>
+      <w:r>
+        <w:t>civil law).</w:t>
+      </w:r>
+      <w:r>
+        <w:t xml:space="preserve"> </w:t>
+      </w:r>
+      <w:r>
+        <w:t xml:space="preserve">Tuy hệ thống luật của </w:t>
+      </w:r>
+      <w:r>
+        <w:t xml:space="preserve">Vương quốc Anh và Canada </w:t>
+      </w:r>
+      <w:r>
+        <w:t>thuộ</w:t>
+      </w:r>
+      <w:r>
+        <w:t>c</w:t>
+      </w:r>
+      <w:r>
+        <w:t xml:space="preserve"> thông luật nhưng đã </w:t>
+      </w:r>
+      <w:r>
+        <w:t xml:space="preserve">bãi bỏ bồi thẩm đoàn lần lượt vào những năm 1948 và 1984, theo đó công tố viên sau khi xem xét hồ sơ bằng chứng của cảnh sát, có toàn quyền </w:t>
+      </w:r>
+      <w:r>
+        <w:t>(</w:t>
+      </w:r>
+      <w:r>
+        <w:t>100%</w:t>
+      </w:r>
+      <w:r>
+        <w:t>)</w:t>
+      </w:r>
+      <w:r>
+        <w:t xml:space="preserve"> </w:t>
+      </w:r>
+      <w:r>
+        <w:t>ban hành cáo trạng và đệ trình thẳng lên thẩm phán vì các quốc gia này tin tưởng vào tính chuyên nghiệp và sự công tâm của công tố viên</w:t>
+      </w:r>
+      <w:r>
+        <w:t xml:space="preserve"> </w:t>
+      </w:r>
+      <w:r>
+        <w:t>(Gemini 2026).</w:t>
+      </w:r>
+      <w:r>
+        <w:t xml:space="preserve"> </w:t>
+      </w:r>
+      <w:r>
+        <w:t xml:space="preserve">Hệ thống luật của </w:t>
+      </w:r>
+      <w:r>
+        <w:t xml:space="preserve">Pháp </w:t>
+      </w:r>
+      <w:r>
+        <w:t xml:space="preserve">và Đức </w:t>
+      </w:r>
+      <w:r>
+        <w:t>thuộc dân luật</w:t>
+      </w:r>
+      <w:r>
+        <w:t>,</w:t>
+      </w:r>
+      <w:r>
+        <w:t xml:space="preserve"> không có khái niệm bồi thẩm đoàn, theo đó, công tố viên có quyền ban hành cáo trạng, riêng đối với những trường hợp nghiệm trọng, </w:t>
+      </w:r>
+      <w:r>
+        <w:rPr>
+          <w:i/>
+        </w:rPr>
+        <w:t>thẩm phán điều tra</w:t>
+      </w:r>
+      <w:r>
+        <w:t xml:space="preserve"> </w:t>
+      </w:r>
+      <w:r>
+        <w:t>(Juge d</w:t>
+      </w:r>
+      <w:r>
+        <w:t>’</w:t>
+      </w:r>
+      <w:r>
+        <w:t xml:space="preserve">instruction) </w:t>
+      </w:r>
+      <w:r>
+        <w:t>phối hợp với công tố viên tiến hành điều tra và lập cáo trạng</w:t>
       </w:r>
       <w:r>
         <w:t xml:space="preserve"> (Gemini 2026)</w:t>
@@ -27582,1280 +28054,34 @@
         <w:t>.</w:t>
       </w:r>
       <w:r>
-        <w:t xml:space="preserve"> Trong 30 ngày này, công tố viên cùng đặc vụ FBI tiếp tục thu thập bằng chứng, quan trọng nhất là công tố viên sẽ </w:t>
-      </w:r>
-      <w:r>
-        <w:t>thuyết phục</w:t>
-      </w:r>
-      <w:r>
-        <w:t xml:space="preserve"> </w:t>
-      </w:r>
-      <w:r>
-        <w:t>đại bồi thẩm đoàn</w:t>
-      </w:r>
-      <w:r>
-        <w:t xml:space="preserve"> </w:t>
-      </w:r>
-      <w:r>
-        <w:t xml:space="preserve">gồm 16-23 công dân </w:t>
-      </w:r>
-      <w:r>
-        <w:t xml:space="preserve">để ban hành cáo trạng buộc tội bị cáo tức </w:t>
-      </w:r>
-      <w:r>
-        <w:rPr>
-          <w:i/>
-        </w:rPr>
-        <w:t>cáo trạng truy tố</w:t>
-      </w:r>
-      <w:r>
-        <w:t xml:space="preserve">. Nếu trong 30 ngày mà công tố viên không có cáo trạng truy tố thì </w:t>
-      </w:r>
-      <w:r>
-        <w:t xml:space="preserve">thẩm phán buộc phải thả tự do </w:t>
-      </w:r>
-      <w:r>
-        <w:t>bị cáo</w:t>
-      </w:r>
-      <w:r>
-        <w:t xml:space="preserve">. Nếu công tố viên có được cáo trạng trong vòng 30 ngày thì thẩm phán sẽ quyết định chuyển sang tạm giam </w:t>
-      </w:r>
-      <w:r>
-        <w:t>bị cáo</w:t>
-      </w:r>
-      <w:r>
-        <w:t xml:space="preserve"> trong 70 ngày tiếp theo chờ xét xử.</w:t>
-      </w:r>
-      <w:r>
-        <w:t xml:space="preserve"> Nếu trong 70 ngày này mà tòa án không thể mở phiên tòa xét xử bị cáo </w:t>
-      </w:r>
-      <w:r>
-        <w:t xml:space="preserve">(phiên tòa sơ thẩm) </w:t>
-      </w:r>
-      <w:r>
-        <w:t>thì thẩm phán sẽ bác bỏ hoàn toàn vụ án và thả tự do bị cáo.</w:t>
-      </w:r>
-      <w:r>
-        <w:t xml:space="preserve"> Như vậy tổng thời gian tạm giam tối đa cho bị cáo kể từ sau 48 giờ bị cảnh sát bắt giữ cho đến khi bị xét xử tại phiên tòa sơ thẩm là 100 ngày. </w:t>
-      </w:r>
-      <w:r>
-        <w:t>T</w:t>
-      </w:r>
-      <w:r>
-        <w:t>rong thời gian tạm giam</w:t>
-      </w:r>
-      <w:r>
-        <w:t xml:space="preserve"> </w:t>
-      </w:r>
-      <w:r>
-        <w:t>bị cáo bị gởi vào trại tạm giam do cơ quan cảnh sát tư pháp (</w:t>
-      </w:r>
-      <w:r>
-        <w:t>U.S. Marshals Service</w:t>
-      </w:r>
-      <w:r>
-        <w:t>) quản lý.</w:t>
-      </w:r>
-      <w:r>
-        <w:t xml:space="preserve"> Ghi chú, ngay từ lúc ra </w:t>
-      </w:r>
-      <w:r>
-        <w:t xml:space="preserve">hầu </w:t>
-      </w:r>
-      <w:r>
-        <w:t xml:space="preserve">tòa lần đầu tiên </w:t>
-      </w:r>
-      <w:r>
-        <w:t>(</w:t>
-      </w:r>
-      <w:r>
-        <w:t>i</w:t>
-      </w:r>
-      <w:r>
-        <w:t xml:space="preserve">nitial </w:t>
-      </w:r>
-      <w:r>
-        <w:t>a</w:t>
-      </w:r>
-      <w:r>
-        <w:t xml:space="preserve">ppearance) </w:t>
-      </w:r>
-      <w:r>
-        <w:t xml:space="preserve">sau 48 giờ bị cảnh sát bắt giữ, nghi phạm đã trở thành bị cáo bị buộc tội bởi </w:t>
-      </w:r>
-      <w:r>
-        <w:t>đơn khiếu nại hình sự</w:t>
-      </w:r>
-      <w:r>
-        <w:t xml:space="preserve"> trong tiếp 30 ngày tạm giam tiếp theo, và trong 70 ngày tạm giam sau đó chờ xét xử, bị cáo bị buộc tội bởi cáo trạng</w:t>
-      </w:r>
-      <w:r>
-        <w:t xml:space="preserve"> (Gemini 2026)</w:t>
-      </w:r>
-      <w:r>
-        <w:t>.</w:t>
-      </w:r>
-      <w:r>
-        <w:t xml:space="preserve"> </w:t>
-      </w:r>
-      <w:r>
-        <w:t xml:space="preserve">Công tố viên thụ lý đơn khiếu nại hình sự nhưng không có quyền ra lệnh bắt giữ vì lệnh bắt giữ </w:t>
-      </w:r>
-      <w:r>
-        <w:t xml:space="preserve">tức chính thức hóa </w:t>
-      </w:r>
-      <w:r>
-        <w:lastRenderedPageBreak/>
-        <w:t xml:space="preserve">việc bắt giữ </w:t>
-      </w:r>
-      <w:r>
-        <w:t>do thẩm phán ký sau khi tiếp nhận đơn khiếu nại hình sự của cả công tố viên và đặc vụ FBI</w:t>
-      </w:r>
-      <w:r>
-        <w:t xml:space="preserve">, do đó đặc vụ FBI </w:t>
-      </w:r>
-      <w:r>
-        <w:t xml:space="preserve">(cảnh sát) </w:t>
-      </w:r>
-      <w:r>
-        <w:t>và công tố viên luôn phải phối hợp với nhau</w:t>
-      </w:r>
-      <w:r>
-        <w:t xml:space="preserve"> (Gemini 2026)</w:t>
-      </w:r>
-      <w:r>
-        <w:t xml:space="preserve">. </w:t>
-      </w:r>
-      <w:r>
-        <w:t xml:space="preserve">Tất cả lệnh liên quan đến giam giữ </w:t>
-      </w:r>
-      <w:r>
-        <w:t xml:space="preserve">tức đụng chạm đến quyền tự do thân thể công dân </w:t>
-      </w:r>
-      <w:r>
-        <w:t xml:space="preserve">như bắt giữ, tạm giam, giam giữ </w:t>
-      </w:r>
-      <w:r>
-        <w:t>lâu ngày</w:t>
-      </w:r>
-      <w:r>
-        <w:t xml:space="preserve"> đều phải do thẩm phá</w:t>
-      </w:r>
-      <w:r>
-        <w:t>n</w:t>
-      </w:r>
-      <w:r>
-        <w:t xml:space="preserve"> quyết. </w:t>
-      </w:r>
-      <w:r>
-        <w:t xml:space="preserve">Đối với những sự vụ hành chính, không phải hình sự, liên quan đến xử phạt hành chính thì FBI </w:t>
-      </w:r>
-      <w:r>
-        <w:t>(</w:t>
-      </w:r>
-      <w:r>
-        <w:t>cảnh sát</w:t>
-      </w:r>
-      <w:r>
-        <w:t>)</w:t>
-      </w:r>
-      <w:r>
-        <w:t xml:space="preserve"> có quyền quyết định như nộp tiền phạt, tịch thu / phong tỏa tài sản, thu hồi giấy phép</w:t>
-      </w:r>
-      <w:r>
-        <w:t xml:space="preserve"> </w:t>
-      </w:r>
-      <w:r>
-        <w:t>và h</w:t>
-      </w:r>
-      <w:r>
-        <w:t xml:space="preserve">ệ thống pháp luật Hoa Kỳ có </w:t>
-      </w:r>
-      <w:r>
-        <w:rPr>
-          <w:i/>
-        </w:rPr>
-        <w:t>tòa án hành chính</w:t>
-      </w:r>
-      <w:r>
-        <w:t xml:space="preserve"> </w:t>
-      </w:r>
-      <w:r>
-        <w:t>(</w:t>
-      </w:r>
-      <w:r>
-        <w:t>A</w:t>
-      </w:r>
-      <w:r>
-        <w:t xml:space="preserve">dministrative Court) </w:t>
-      </w:r>
-      <w:r>
-        <w:t>để người dân khiếu nại xử phạt của cảnh sát</w:t>
-      </w:r>
-      <w:r>
-        <w:t xml:space="preserve"> (Gemini 2026).</w:t>
-      </w:r>
-      <w:r>
-        <w:t xml:space="preserve"> </w:t>
-      </w:r>
-      <w:r>
-        <w:t xml:space="preserve">Như vậy, </w:t>
-      </w:r>
-      <w:r>
-        <w:t>Cục Điều tra Liên bang Hoa Kỳ</w:t>
-      </w:r>
-      <w:r>
-        <w:t xml:space="preserve"> và </w:t>
-      </w:r>
-      <w:r>
-        <w:t>Cơ quan công tố Hoa Kỳ đều trực thuộc Bộ Tư pháp Hoa Kỳ</w:t>
-      </w:r>
-      <w:r>
-        <w:t xml:space="preserve"> thuộc nhánh hành pháp</w:t>
-      </w:r>
-      <w:r>
-        <w:t xml:space="preserve">, </w:t>
-      </w:r>
-      <w:r>
-        <w:t xml:space="preserve">nói cách khác, Bộ Tư pháp Hoa Kỳ </w:t>
-      </w:r>
-      <w:r>
-        <w:rPr>
-          <w:i/>
-        </w:rPr>
-        <w:t>dùng hành pháp để bảo vệ tư pháp</w:t>
-      </w:r>
-      <w:r>
-        <w:t xml:space="preserve"> </w:t>
-      </w:r>
-      <w:r>
-        <w:t xml:space="preserve">tức </w:t>
-      </w:r>
-      <w:r>
-        <w:t>bảo đảm việc thực thi pháp luật một cách đúng đắn n</w:t>
-      </w:r>
-      <w:r>
-        <w:t xml:space="preserve">ên bị ràng buộc bởi cả tư pháp và lập pháp </w:t>
-      </w:r>
-      <w:r>
-        <w:t>(</w:t>
-      </w:r>
-      <w:r>
-        <w:t>Bộ Tư pháp Hoa Kỳ phải điều trần trước Quốc hội Hoa Kỳ</w:t>
-      </w:r>
-      <w:r>
-        <w:t>)</w:t>
-      </w:r>
-      <w:r>
-        <w:t xml:space="preserve"> sự ràng buộc này còn chặt chẽ hơn sự ràng buộc giữa hành pháp (chính phủ) và lập pháp (quốc hội), giữa lập pháp (quốc hội) và tư pháp (tòa án)</w:t>
-      </w:r>
-      <w:r>
-        <w:t xml:space="preserve">. </w:t>
-      </w:r>
-      <w:r>
-        <w:t xml:space="preserve">Hệ thống cảnh sát của Hoa Kỳ rất phức tạp </w:t>
-      </w:r>
-      <w:r>
-        <w:t xml:space="preserve">và phân mảnh </w:t>
-      </w:r>
-      <w:r>
-        <w:t>gần với ý nghĩa dân sự trong pháp quyền Hegel, có hai cấp độ</w:t>
-      </w:r>
-      <w:r>
-        <w:t xml:space="preserve"> (Gemini 2026)</w:t>
-      </w:r>
-      <w:r>
-        <w:t xml:space="preserve">: 1) cấp độ liên bang </w:t>
-      </w:r>
-      <w:r>
-        <w:t xml:space="preserve">(federal) như </w:t>
-      </w:r>
-      <w:r>
-        <w:t>Cục Điều tra Liên bang Hoa Kỳ</w:t>
-      </w:r>
-      <w:r>
-        <w:t xml:space="preserve"> FBI bao gồm đặc vụ chống tội phạm &amp; bảo vệ an ninh quốc gia, </w:t>
-      </w:r>
-      <w:r>
-        <w:t>cơ quan bài trừ ma túy DEA, cục rượ</w:t>
-      </w:r>
-      <w:r>
-        <w:t xml:space="preserve">u – </w:t>
-      </w:r>
-      <w:r>
-        <w:t>thuốc lá</w:t>
-      </w:r>
-      <w:r>
-        <w:t xml:space="preserve"> – </w:t>
-      </w:r>
-      <w:r>
-        <w:t xml:space="preserve">súng &amp; chất nổ ATF, cảnh sát tư pháp </w:t>
-      </w:r>
-      <w:r>
-        <w:rPr>
-          <w:i/>
-        </w:rPr>
-        <w:t>U.S. Marshals Service</w:t>
-      </w:r>
-      <w:r>
-        <w:t xml:space="preserve">, mật vụ Hoa Kỳ U.S. Secret Service, </w:t>
-      </w:r>
-      <w:r>
-        <w:t>c</w:t>
-      </w:r>
-      <w:r>
-        <w:t>ảnh sát biên giới &amp; hải quan CBP &amp; ICE</w:t>
-      </w:r>
-      <w:r>
-        <w:t xml:space="preserve">, 2) cấp địa phương như </w:t>
-      </w:r>
-      <w:r>
-        <w:t>cảnh sát bang (State Police), cảnh sát tuần tra đường cao tốc (Highway Patrol), cảnh sát quận (District Sheriff), cảnh sát thành phố (Police Department)</w:t>
-      </w:r>
-      <w:r>
-        <w:t>.</w:t>
-      </w:r>
-      <w:r>
-        <w:t xml:space="preserve"> </w:t>
-      </w:r>
-      <w:r>
-        <w:t xml:space="preserve">Hệ thống trại giam của Hoa Kỳ không do FBI lẫn tòa án quản lý, mà do hệ thống </w:t>
-      </w:r>
-      <w:r>
-        <w:rPr>
-          <w:i/>
-        </w:rPr>
-        <w:t>nhà tù liên bang</w:t>
-      </w:r>
-      <w:r>
-        <w:t xml:space="preserve"> (Federal Bureau of Prisons – </w:t>
-      </w:r>
-      <w:r>
-        <w:t>BOP</w:t>
-      </w:r>
-      <w:r>
-        <w:t xml:space="preserve">) và hệ thống </w:t>
-      </w:r>
-      <w:r>
-        <w:rPr>
-          <w:i/>
-        </w:rPr>
-        <w:t>nhà tù tiểu bang</w:t>
-      </w:r>
-      <w:r>
-        <w:t xml:space="preserve"> (</w:t>
-      </w:r>
-      <w:r>
-        <w:t>State Prisons</w:t>
-      </w:r>
-      <w:r>
-        <w:t>) quản lý.</w:t>
-      </w:r>
-      <w:r>
-        <w:t xml:space="preserve"> </w:t>
-      </w:r>
-      <w:r>
-        <w:t xml:space="preserve">Quan năng chủ đạo của cảnh sát là </w:t>
-      </w:r>
-      <w:r>
-        <w:rPr>
-          <w:i/>
-        </w:rPr>
-        <w:t xml:space="preserve">giám sát &amp; bảo </w:t>
-      </w:r>
-      <w:r>
-        <w:rPr>
-          <w:i/>
-        </w:rPr>
-        <w:t>vệ</w:t>
-      </w:r>
-      <w:r>
-        <w:t xml:space="preserve">, </w:t>
-      </w:r>
-      <w:r>
-        <w:t>tức phúc lợi</w:t>
-      </w:r>
-      <w:r>
-        <w:t>, bắt giữ nghi phạm tức phúc lợi an toàn cho người khác và hoạt động bắt giữ không hẳn trừng phạt.</w:t>
-      </w:r>
-      <w:r>
-        <w:t xml:space="preserve"> </w:t>
-      </w:r>
-      <w:r>
-        <w:t xml:space="preserve">Quan năng chủ đạo của công tố là </w:t>
-      </w:r>
-      <w:r>
-        <w:rPr>
-          <w:i/>
-        </w:rPr>
-        <w:t>điều tra &amp; truy tố</w:t>
-      </w:r>
-      <w:r>
-        <w:t xml:space="preserve">, quan năng chủ đạo của tòa án là </w:t>
-      </w:r>
-      <w:r>
-        <w:rPr>
-          <w:i/>
-        </w:rPr>
-        <w:t>phán quyết &amp; trừng phạt</w:t>
-      </w:r>
-      <w:r>
-        <w:t xml:space="preserve">. </w:t>
-      </w:r>
-      <w:r>
-        <w:t xml:space="preserve">Tuy nhiên nguồn lực và chức năng điều tra của đặc vụ FBI rất lớn </w:t>
-      </w:r>
-      <w:r>
-        <w:t xml:space="preserve">mặc dù FBI là cơ quan thực thi pháp luật </w:t>
-      </w:r>
-      <w:r>
-        <w:t>vì điều tra không nhất thiết phải bắt giữ, đặc biệt với những vụ án nghiêm trọng</w:t>
-      </w:r>
-      <w:r>
-        <w:t xml:space="preserve">, hơn nữa chức năng điều tra của cảnh sát là </w:t>
-      </w:r>
-      <w:r>
-        <w:rPr>
-          <w:i/>
-        </w:rPr>
-        <w:t>điều tra thực địa</w:t>
-      </w:r>
-      <w:r>
-        <w:t xml:space="preserve">, </w:t>
-      </w:r>
-      <w:r>
-        <w:t xml:space="preserve">tìm ra manh mối, </w:t>
-      </w:r>
-      <w:r>
-        <w:t xml:space="preserve">thu thập bằng chứng [nên đặc vụ điều tra còn được gọi là </w:t>
-      </w:r>
-      <w:r>
-        <w:rPr>
-          <w:i/>
-        </w:rPr>
-        <w:t>thám tử</w:t>
-      </w:r>
-      <w:r>
-        <w:t xml:space="preserve"> (detective)</w:t>
-      </w:r>
-      <w:r>
-        <w:t>],</w:t>
-      </w:r>
-      <w:r>
-        <w:t xml:space="preserve"> khác với chức năng </w:t>
-      </w:r>
-      <w:r>
-        <w:rPr>
-          <w:i/>
-        </w:rPr>
-        <w:t>điều tra</w:t>
-      </w:r>
-      <w:r>
-        <w:rPr>
-          <w:i/>
-        </w:rPr>
-        <w:t xml:space="preserve"> pháp lý</w:t>
-      </w:r>
-      <w:r>
-        <w:t xml:space="preserve"> của công tố thuộc về pháp lý</w:t>
-      </w:r>
-      <w:r>
-        <w:t xml:space="preserve"> như xem xét hồ sơ &amp; bằng chứng do cảnh sát cung cấp để xác định </w:t>
-      </w:r>
-      <w:r>
-        <w:t>liệu rằng có đủ bằng chứng thu thập hay không, liệu rằng có cần điều tra / truy tố hay không</w:t>
-      </w:r>
-      <w:r>
-        <w:t>,</w:t>
-      </w:r>
-      <w:r>
-        <w:t xml:space="preserve"> quy trình có hợp pháp hay không,</w:t>
-      </w:r>
-      <w:r>
-        <w:t>…</w:t>
-      </w:r>
-      <w:r>
-        <w:t xml:space="preserve"> (Gemini 2026)</w:t>
-      </w:r>
-      <w:r>
-        <w:t>.</w:t>
-      </w:r>
-      <w:r>
-        <w:t xml:space="preserve"> </w:t>
-      </w:r>
-      <w:r>
-        <w:t>Lưu ý, công tố viên khi điều tra hồ sơ có thể phát hiện những manh mối cực kỳ phức tạp mà điều tra thực địa trong một số trường hợp không lần ra được</w:t>
-      </w:r>
-      <w:r>
-        <w:t xml:space="preserve"> vì điều tra hồ sơ nhìn bao quát trên bức tranh tổng thể giữ khoảng cách với những bằng chứng</w:t>
-      </w:r>
-      <w:r>
-        <w:t>,</w:t>
-      </w:r>
-      <w:r>
-        <w:t xml:space="preserve"> trong đó có những bằng chứng rõ ràng nhưng không quan trọng hoặc </w:t>
-      </w:r>
-      <w:r>
-        <w:t>nhỏ nhặt</w:t>
-      </w:r>
-      <w:r>
-        <w:t xml:space="preserve"> nhưng cực kỳ đáng giá</w:t>
-      </w:r>
-      <w:r>
-        <w:t xml:space="preserve">. </w:t>
-      </w:r>
-      <w:r>
-        <w:t>Đặc vụ điều tra ngoài thực địa cũng dựa vào hồ</w:t>
-      </w:r>
-      <w:r>
-        <w:t xml:space="preserve"> sơ nên </w:t>
-      </w:r>
-      <w:r>
-        <w:t xml:space="preserve">quan năng điều tra </w:t>
-      </w:r>
-      <w:r>
-        <w:t xml:space="preserve">[tổng thể] </w:t>
-      </w:r>
-      <w:r>
-        <w:t>của công tố viên và đặc vụ không khác nhau bao nhiêu trên thực tế</w:t>
-      </w:r>
-      <w:r>
-        <w:t>.</w:t>
-      </w:r>
-      <w:r>
-        <w:t xml:space="preserve"> </w:t>
-      </w:r>
-      <w:r>
-        <w:rPr>
-          <w:i/>
-        </w:rPr>
-        <w:t>C</w:t>
-      </w:r>
-      <w:r>
-        <w:rPr>
-          <w:i/>
-        </w:rPr>
-        <w:t>ần phải đủ hai lực lượng điều tra của cảnh sát và công tố</w:t>
-      </w:r>
-      <w:r>
-        <w:t xml:space="preserve">, không những vì kiểm soát quyền lực tránh lạm quyền mà còn vì tính chất </w:t>
-      </w:r>
-      <w:r>
-        <w:rPr>
-          <w:i/>
-        </w:rPr>
-        <w:t>tinh vi</w:t>
-      </w:r>
-      <w:r>
-        <w:t xml:space="preserve"> </w:t>
-      </w:r>
-      <w:r>
-        <w:t xml:space="preserve">của </w:t>
-      </w:r>
-      <w:r>
-        <w:t xml:space="preserve">quan năng </w:t>
-      </w:r>
-      <w:r>
-        <w:t>điều tra m</w:t>
-      </w:r>
-      <w:bookmarkStart w:id="5" w:name="_GoBack"/>
-      <w:bookmarkEnd w:id="5"/>
-      <w:r>
-        <w:t>à đối trọng là quan năng tình báo</w:t>
-      </w:r>
-      <w:r>
-        <w:t xml:space="preserve"> </w:t>
-      </w:r>
-      <w:r>
-        <w:t>kỳ bí</w:t>
-      </w:r>
-      <w:r>
-        <w:t>, h</w:t>
-      </w:r>
-      <w:r>
-        <w:t xml:space="preserve">ơn nữa, </w:t>
-      </w:r>
-      <w:r>
-        <w:t xml:space="preserve">tính chất quan trọng nhất của pháp quyền thực định là </w:t>
-      </w:r>
-      <w:r>
-        <w:rPr>
-          <w:i/>
-        </w:rPr>
-        <w:t>chính trực &amp; minh bạch</w:t>
-      </w:r>
-      <w:r>
-        <w:t xml:space="preserve"> và </w:t>
-      </w:r>
-      <w:r>
-        <w:t xml:space="preserve">chức năng giám sát không có quan năng điều tra trở </w:t>
-      </w:r>
-      <w:r>
-        <w:t>thành kẻ</w:t>
-      </w:r>
-      <w:r>
-        <w:t xml:space="preserve"> phá bĩnh</w:t>
-      </w:r>
-      <w:r>
-        <w:t xml:space="preserve"> </w:t>
-      </w:r>
-      <w:r>
-        <w:t>cũng như</w:t>
-      </w:r>
-      <w:r>
-        <w:t xml:space="preserve"> trấn áp không có điều tra trở nên bạo ngược</w:t>
-      </w:r>
-      <w:r>
-        <w:t xml:space="preserve">. </w:t>
-      </w:r>
-      <w:r>
-        <w:t xml:space="preserve">Tóm lại, nếu không có quan năng điều tra thì toàn bộ hệ thống pháp luật </w:t>
-      </w:r>
-      <w:r>
-        <w:t>sẽ</w:t>
-      </w:r>
-      <w:r>
-        <w:t xml:space="preserve"> yếu ớt</w:t>
-      </w:r>
-      <w:r>
-        <w:t xml:space="preserve"> và thô thiển</w:t>
-      </w:r>
-      <w:r>
-        <w:t xml:space="preserve">. </w:t>
-      </w:r>
-      <w:r>
-        <w:t xml:space="preserve">Sức mạnh của cảnh sát nằm ở vũ lực trấn áp và sức mạnh của công tố nằm ở </w:t>
-      </w:r>
-      <w:r>
-        <w:t>quyền buộc tội</w:t>
-      </w:r>
-      <w:r>
-        <w:t xml:space="preserve">, hơn nữa, công tố viên còn có quyền </w:t>
-      </w:r>
-      <w:r>
-        <w:t>thay mặt</w:t>
-      </w:r>
-      <w:r>
-        <w:t xml:space="preserve"> bồi thẩm đoàn</w:t>
-      </w:r>
-      <w:r>
-        <w:t xml:space="preserve"> </w:t>
-      </w:r>
-      <w:r>
-        <w:t>triệu tập nhân chứng</w:t>
-      </w:r>
-      <w:r>
-        <w:t xml:space="preserve">, nếu </w:t>
-      </w:r>
-      <w:r>
-        <w:t>nhân chứng</w:t>
-      </w:r>
-      <w:r>
-        <w:t xml:space="preserve"> khai man thì đó là tội đại hình</w:t>
-      </w:r>
-      <w:r>
-        <w:t xml:space="preserve"> (Gemini 2026)</w:t>
-      </w:r>
-      <w:r>
-        <w:t xml:space="preserve">. </w:t>
-      </w:r>
-      <w:r>
-        <w:t xml:space="preserve">Ghi chú, FBI còn có chức năng chống gián điệp và bảo vệ an ninh nội địa. </w:t>
-      </w:r>
-      <w:r>
-        <w:t xml:space="preserve">Quan năng chủ đạo của cảnh sát tập trung vào phúc lợi dân sự nhưng vì phải phối hợp với và là nền tảng vũ lực của </w:t>
-      </w:r>
-      <w:r>
-        <w:t xml:space="preserve">các </w:t>
-      </w:r>
-      <w:r>
-        <w:t xml:space="preserve">cơ quan truy tố &amp; trừng phạt nên không thể không cố kết với vũ lực, do đó nền chính trị Hoa Kỳ đã phân mảnh hệ thống cảnh sát để tránh lạm quyền ngay cả khi FBI phải điều trần trước Quốc hội Hoa Kỳ, nhưng nếu như </w:t>
-      </w:r>
-      <w:r>
-        <w:t>cơ quan</w:t>
-      </w:r>
-      <w:r>
-        <w:rPr>
-          <w:i/>
-        </w:rPr>
-        <w:t xml:space="preserve"> </w:t>
-      </w:r>
-      <w:r>
-        <w:rPr>
-          <w:i/>
-        </w:rPr>
-        <w:t>hành</w:t>
-      </w:r>
-      <w:r>
-        <w:rPr>
-          <w:i/>
-        </w:rPr>
-        <w:t xml:space="preserve"> pháp </w:t>
-      </w:r>
-      <w:r>
-        <w:rPr>
-          <w:i/>
-        </w:rPr>
-        <w:t xml:space="preserve">của </w:t>
-      </w:r>
-      <w:r>
-        <w:rPr>
-          <w:i/>
-        </w:rPr>
-        <w:t xml:space="preserve">tư </w:t>
-      </w:r>
-      <w:r>
-        <w:rPr>
-          <w:i/>
-        </w:rPr>
-        <w:t>pháp</w:t>
-      </w:r>
-      <w:r>
-        <w:t xml:space="preserve"> </w:t>
-      </w:r>
-      <w:r>
-        <w:t xml:space="preserve">[đồng thời </w:t>
-      </w:r>
-      <w:r>
-        <w:t>tư pháp của hành pháp</w:t>
-      </w:r>
-      <w:r>
-        <w:t xml:space="preserve">] </w:t>
-      </w:r>
-      <w:r>
-        <w:t xml:space="preserve">tức </w:t>
-      </w:r>
-      <w:r>
-        <w:t xml:space="preserve">cơ quan công tố </w:t>
-      </w:r>
-      <w:r>
-        <w:lastRenderedPageBreak/>
-        <w:t>Hoa Kỳ</w:t>
-      </w:r>
-      <w:r>
-        <w:t xml:space="preserve"> thiếu hiệu quả thì kéo theo hệ thống cảnh sát cũng thiếu hiệu quả</w:t>
-      </w:r>
-      <w:r>
-        <w:t xml:space="preserve">, không thể hội tụ vào pháp luật nên chỉ còn hiệu quả ở mức </w:t>
-      </w:r>
-      <w:r>
-        <w:t>bảo đảm trật tự trị an xã hội</w:t>
-      </w:r>
-      <w:r>
-        <w:t>, không thể thăng hoa theo tinh thần hiến pháp</w:t>
-      </w:r>
-      <w:r>
-        <w:t xml:space="preserve">. </w:t>
-      </w:r>
-      <w:r>
-        <w:t>Tinh thần hiến pháp tất nhiên không đơn giản như quy trình “</w:t>
-      </w:r>
-      <w:r>
-        <w:t xml:space="preserve">giám sát (cảnh sát) </w:t>
-      </w:r>
-      <w:r>
-        <w:rPr>
-          <w:rFonts w:cs="Times New Roman"/>
-        </w:rPr>
-        <w:t>→</w:t>
-      </w:r>
-      <w:r>
-        <w:t xml:space="preserve"> </w:t>
-      </w:r>
-      <w:r>
-        <w:t xml:space="preserve">trấn áp </w:t>
-      </w:r>
-      <w:r>
-        <w:t xml:space="preserve">(cảnh sát) </w:t>
-      </w:r>
-      <w:r>
-        <w:rPr>
-          <w:rFonts w:cs="Times New Roman"/>
-        </w:rPr>
-        <w:t>→</w:t>
-      </w:r>
-      <w:r>
-        <w:t xml:space="preserve"> </w:t>
-      </w:r>
-      <w:r>
-        <w:t xml:space="preserve">bắt giữ (cảnh sát) </w:t>
-      </w:r>
-      <w:r>
-        <w:rPr>
-          <w:rFonts w:cs="Times New Roman"/>
-        </w:rPr>
-        <w:t xml:space="preserve">→ </w:t>
-      </w:r>
-      <w:r>
-        <w:t>tạm giam</w:t>
-      </w:r>
-      <w:r>
-        <w:t xml:space="preserve"> (</w:t>
-      </w:r>
-      <w:r>
-        <w:t>công tố</w:t>
-      </w:r>
-      <w:r>
-        <w:t>)</w:t>
-      </w:r>
-      <w:r>
-        <w:t xml:space="preserve"> </w:t>
-      </w:r>
-      <w:r>
-        <w:rPr>
-          <w:rFonts w:cs="Times New Roman"/>
-        </w:rPr>
-        <w:t>→ điều tr</w:t>
-      </w:r>
-      <w:r>
-        <w:rPr>
-          <w:rFonts w:cs="Times New Roman"/>
-        </w:rPr>
-        <w:t>a</w:t>
-      </w:r>
-      <w:r>
-        <w:rPr>
-          <w:rFonts w:cs="Times New Roman"/>
-        </w:rPr>
-        <w:t xml:space="preserve"> </w:t>
-      </w:r>
-      <w:r>
-        <w:rPr>
-          <w:rFonts w:cs="Times New Roman"/>
-        </w:rPr>
-        <w:t xml:space="preserve">(công tố) </w:t>
-      </w:r>
-      <w:r>
-        <w:rPr>
-          <w:rFonts w:cs="Times New Roman"/>
-        </w:rPr>
-        <w:t xml:space="preserve">→ </w:t>
-      </w:r>
-      <w:r>
-        <w:rPr>
-          <w:rFonts w:cs="Times New Roman"/>
-        </w:rPr>
-        <w:t xml:space="preserve">truy tố (công tố) → </w:t>
-      </w:r>
-      <w:r>
-        <w:rPr>
-          <w:rFonts w:cs="Times New Roman"/>
-        </w:rPr>
-        <w:t>xét xử</w:t>
-      </w:r>
-      <w:r>
-        <w:rPr>
-          <w:rFonts w:cs="Times New Roman"/>
-        </w:rPr>
-        <w:t xml:space="preserve"> (tòa án)</w:t>
-      </w:r>
-      <w:r>
-        <w:rPr>
-          <w:rFonts w:cs="Times New Roman"/>
-        </w:rPr>
-        <w:t xml:space="preserve"> → phán quyết </w:t>
-      </w:r>
-      <w:r>
-        <w:rPr>
-          <w:rFonts w:cs="Times New Roman"/>
-        </w:rPr>
-        <w:t xml:space="preserve">(tòa án) </w:t>
-      </w:r>
-      <w:r>
-        <w:rPr>
-          <w:rFonts w:cs="Times New Roman"/>
-        </w:rPr>
-        <w:t>→ bỏ tù</w:t>
-      </w:r>
-      <w:r>
-        <w:rPr>
-          <w:rFonts w:cs="Times New Roman"/>
-        </w:rPr>
-        <w:t xml:space="preserve"> (trại giam)</w:t>
-      </w:r>
-      <w:r>
-        <w:rPr>
-          <w:rFonts w:cs="Times New Roman"/>
-        </w:rPr>
-        <w:t xml:space="preserve"> </w:t>
-      </w:r>
-      <w:r>
-        <w:rPr>
-          <w:rFonts w:cs="Times New Roman"/>
-        </w:rPr>
-        <w:t>→</w:t>
-      </w:r>
-      <w:r>
-        <w:t xml:space="preserve"> </w:t>
-      </w:r>
-      <w:r>
-        <w:t>giám sát (cảnh sát)</w:t>
-      </w:r>
-      <w:r>
-        <w:t xml:space="preserve">”. </w:t>
-      </w:r>
-      <w:r>
-        <w:t>Ở</w:t>
-      </w:r>
-      <w:r>
-        <w:t xml:space="preserve"> những quốc gia</w:t>
-      </w:r>
-      <w:r>
-        <w:t xml:space="preserve"> có hệ thống </w:t>
-      </w:r>
-      <w:r>
-        <w:rPr>
-          <w:i/>
-        </w:rPr>
-        <w:t>dân luật</w:t>
-      </w:r>
-      <w:r>
-        <w:t xml:space="preserve"> </w:t>
-      </w:r>
-      <w:r>
-        <w:t>(</w:t>
-      </w:r>
-      <w:r>
-        <w:t xml:space="preserve">luật dân sự, </w:t>
-      </w:r>
-      <w:r>
-        <w:t xml:space="preserve">luật lục địa, </w:t>
-      </w:r>
-      <w:r>
-        <w:t>civil law) ưu tiên các bộ luật được văn bản hóa thay vì dựa vào các án lệ (phán quyết của tòa án trong quá khứ), cơ quan công tố thuộc/bên cạnh nhánh lập pháp (Pháp</w:t>
-      </w:r>
-      <w:r>
-        <w:t xml:space="preserve"> – công tố viên bên cạnh thẩm phán</w:t>
-      </w:r>
-      <w:r>
-        <w:t xml:space="preserve">) hoặc độc lập như Viện Kiểm </w:t>
-      </w:r>
-      <w:r>
-        <w:t>s</w:t>
-      </w:r>
-      <w:r>
-        <w:t>át (Việt Nam)</w:t>
-      </w:r>
-      <w:r>
-        <w:t xml:space="preserve"> (Gemini 2026)</w:t>
-      </w:r>
-      <w:r>
-        <w:t xml:space="preserve">. </w:t>
-      </w:r>
-      <w:r>
-        <w:t xml:space="preserve">Nhược điểm của cơ chế cơ quan công tố thuộc nhánh lập pháp hoặc độc lập là thiếu sự hỗ trợ của cảnh sát, nhưng nếu công tố thuộc nhánh hành pháp để đạt hiệu quả thì tòa án phải rất mạnh để đối trọng. </w:t>
-      </w:r>
-      <w:r>
-        <w:t xml:space="preserve">Sau khi nhận được cáo trạng </w:t>
-      </w:r>
-      <w:r>
-        <w:rPr>
-          <w:i/>
-        </w:rPr>
-        <w:t>truy tố</w:t>
-      </w:r>
-      <w:r>
-        <w:t xml:space="preserve"> </w:t>
-      </w:r>
-      <w:r>
-        <w:t xml:space="preserve">buộc tội nghi phạm </w:t>
-      </w:r>
-      <w:r>
-        <w:t xml:space="preserve">của công tố viên, </w:t>
-      </w:r>
-      <w:r>
-        <w:rPr>
-          <w:i/>
-        </w:rPr>
-        <w:t>t</w:t>
-      </w:r>
-      <w:r>
-        <w:rPr>
-          <w:i/>
-        </w:rPr>
-        <w:t>hẩm phán</w:t>
-      </w:r>
-      <w:r>
-        <w:t xml:space="preserve"> </w:t>
-      </w:r>
-      <w:r>
-        <w:t xml:space="preserve">(Judge) </w:t>
-      </w:r>
-      <w:r>
-        <w:t>là người xét xử và ra phán quyết</w:t>
-      </w:r>
-      <w:r>
-        <w:t xml:space="preserve"> tại một phiên tòa cụ thể</w:t>
-      </w:r>
-      <w:r>
-        <w:t xml:space="preserve">, chịu trách nhiệm bảo vệ pháp luật về mặt chuyên môn, trong khi đó, người đứng đầu một cơ quan </w:t>
-      </w:r>
-      <w:r>
-        <w:t xml:space="preserve">tư pháp </w:t>
-      </w:r>
-      <w:r>
-        <w:t xml:space="preserve">như tòa án là </w:t>
-      </w:r>
-      <w:r>
-        <w:rPr>
-          <w:i/>
-        </w:rPr>
-        <w:t>chánh án</w:t>
-      </w:r>
-      <w:r>
-        <w:t xml:space="preserve"> (</w:t>
-      </w:r>
-      <w:r>
-        <w:t>Chief Judge/Justice</w:t>
-      </w:r>
-      <w:r>
-        <w:t xml:space="preserve">) </w:t>
-      </w:r>
-      <w:r>
-        <w:t>chịu trách nhiệm quản lý nhân sự, hành chánh và phân công xử án, và tất nhiên c</w:t>
-      </w:r>
-      <w:r>
-        <w:t>hánh án thường là thẩm phán</w:t>
-      </w:r>
-      <w:r>
-        <w:t xml:space="preserve"> (Gemini 2026)</w:t>
-      </w:r>
-      <w:r>
-        <w:t>.</w:t>
-      </w:r>
-      <w:r>
-        <w:t xml:space="preserve"> </w:t>
-      </w:r>
-      <w:r>
-        <w:t>T</w:t>
-      </w:r>
-      <w:r>
-        <w:t xml:space="preserve">rong một phiên tòa </w:t>
-      </w:r>
-      <w:r>
-        <w:t xml:space="preserve">xét xử </w:t>
-      </w:r>
-      <w:r>
-        <w:t xml:space="preserve">cụ thể, bên cạnh thẩm phán đóng vai trò chuyên môn còn có </w:t>
-      </w:r>
-      <w:r>
-        <w:rPr>
-          <w:i/>
-        </w:rPr>
-        <w:t>bồi thẩm đoàn</w:t>
-      </w:r>
-      <w:r>
-        <w:t xml:space="preserve"> </w:t>
-      </w:r>
-      <w:r>
-        <w:t>(</w:t>
-      </w:r>
-      <w:r>
-        <w:t>J</w:t>
-      </w:r>
-      <w:r>
-        <w:t xml:space="preserve">ury) </w:t>
-      </w:r>
-      <w:r>
-        <w:t>[có thể gồm những người dân] đóng vai trò trọng tài</w:t>
-      </w:r>
-      <w:r>
-        <w:t xml:space="preserve">, phán quyết của một phiên tòa xét xử cụ thể </w:t>
-      </w:r>
-      <w:r>
-        <w:t xml:space="preserve">[sơ thẩm] </w:t>
-      </w:r>
-      <w:r>
-        <w:t>là kết quả phối hợp của thẩm phán và bồi thẩm đoàn</w:t>
-      </w:r>
-      <w:r>
-        <w:t xml:space="preserve"> (Gemini 2026)</w:t>
-      </w:r>
-      <w:r>
-        <w:t>.</w:t>
-      </w:r>
-      <w:r>
-        <w:t xml:space="preserve"> Nếu một phiên tòa xét xử cụ thể gồm nhiều thẩm phán thì người đứng đầu </w:t>
-      </w:r>
-      <w:r>
-        <w:rPr>
-          <w:i/>
-        </w:rPr>
-        <w:t>hội đồng thẩm phán</w:t>
-      </w:r>
-      <w:r>
-        <w:t xml:space="preserve"> được gọi là </w:t>
-      </w:r>
-      <w:r>
-        <w:rPr>
-          <w:i/>
-        </w:rPr>
-        <w:t>thẩm phán chủ tọa</w:t>
-      </w:r>
-      <w:r>
-        <w:t xml:space="preserve"> (Presiding Judge).</w:t>
-      </w:r>
-      <w:r>
-        <w:t xml:space="preserve"> Phiên tòa sơ thẩm thường gồm một thẩm phán và có thể có bồi thẩm đoàn </w:t>
-      </w:r>
-      <w:r>
-        <w:t xml:space="preserve">[gọi chung là hội đồng xét xử] </w:t>
-      </w:r>
-      <w:r>
-        <w:t>và phiên tòa phúc thẩm</w:t>
-      </w:r>
-      <w:r>
-        <w:t>/</w:t>
-      </w:r>
-      <w:r>
-        <w:t>tối cao thường có hội đồng thẩm phán và không cần có bồi thẩm đoàn</w:t>
-      </w:r>
-      <w:r>
-        <w:t xml:space="preserve"> (Gemini 2026)</w:t>
-      </w:r>
-      <w:r>
-        <w:t>.</w:t>
-      </w:r>
-      <w:r>
-        <w:t xml:space="preserve"> Hệ thống tòa án kép của Hoa Kỳ gồm </w:t>
-      </w:r>
-      <w:r>
-        <w:rPr>
-          <w:i/>
-        </w:rPr>
-        <w:t>hệ thống tòa liên bang</w:t>
-      </w:r>
-      <w:r>
-        <w:t xml:space="preserve"> và </w:t>
-      </w:r>
-      <w:r>
-        <w:rPr>
-          <w:i/>
-        </w:rPr>
-        <w:t>hệ thống tòa tiểu bang</w:t>
-      </w:r>
-      <w:r>
-        <w:t xml:space="preserve">, trong đó hệ thống tòa </w:t>
-      </w:r>
-      <w:r>
-        <w:t xml:space="preserve">án </w:t>
-      </w:r>
-      <w:r>
-        <w:t xml:space="preserve">liên bang gồm 94 tòa sơ thẩm </w:t>
-      </w:r>
-      <w:r>
-        <w:t xml:space="preserve">(tòa quận) </w:t>
-      </w:r>
-      <w:r>
-        <w:t xml:space="preserve">liên bang tương ứng 94 </w:t>
-      </w:r>
-      <w:r>
-        <w:t>qu</w:t>
-      </w:r>
-      <w:r>
-        <w:t>ậ</w:t>
-      </w:r>
-      <w:r>
-        <w:t>n</w:t>
-      </w:r>
-      <w:r>
-        <w:t xml:space="preserve"> tư pháp (94 văn phòng công tố liên bang), </w:t>
-      </w:r>
-      <w:r>
-        <w:t>13 tòa phúc thẩm (tòa kháng án) liên bang tương ứng 13 vùng tư pháp</w:t>
-      </w:r>
-      <w:r>
-        <w:t xml:space="preserve">, và 1 </w:t>
-      </w:r>
-      <w:r>
-        <w:rPr>
-          <w:i/>
-        </w:rPr>
-        <w:t>Tòa án Tối cao Hòa Kỳ</w:t>
-      </w:r>
-      <w:r>
-        <w:t xml:space="preserve">, với lưu ý Tòa án Tối cao Hòa Kỳ có </w:t>
-      </w:r>
-      <w:r>
-        <w:t xml:space="preserve">9 thẩm phán </w:t>
-      </w:r>
-      <w:r>
-        <w:t xml:space="preserve">tối cao </w:t>
-      </w:r>
-      <w:r>
-        <w:t>đảm nhiệm trọn đời do Tổng thống đề cử và Thượng viện phê chuẩn.</w:t>
-      </w:r>
-      <w:r>
-        <w:t xml:space="preserve"> </w:t>
-      </w:r>
-      <w:r>
-        <w:t xml:space="preserve">Riêng tòa sơ thẩm liên bang có những </w:t>
-      </w:r>
-      <w:r>
-        <w:rPr>
-          <w:i/>
-        </w:rPr>
-        <w:t>thẩm phán sơ lục</w:t>
-      </w:r>
-      <w:r>
-        <w:t xml:space="preserve"> </w:t>
-      </w:r>
-      <w:r>
-        <w:t>(</w:t>
-      </w:r>
-      <w:r>
-        <w:t>U.S. Magistrate Judge</w:t>
-      </w:r>
-      <w:r>
-        <w:t xml:space="preserve">) </w:t>
-      </w:r>
-      <w:r>
-        <w:t>chuyên xử lý các thủ tục ban đầu cho các vụ án như ký lệnh bắt giữ, ký lệnh khám xét, chủ tọa phiên tòa 48 giờ, quyết định cho tại ngoại hay tạm giam bị cáo trong 30 ngày</w:t>
-      </w:r>
-      <w:r>
-        <w:t xml:space="preserve"> (Gemini 2026)</w:t>
-      </w:r>
-      <w:r>
-        <w:t xml:space="preserve">. Ghi chú, thẩm phán sơ lục có nhiệm kỳ, thường là 8 năm. </w:t>
-      </w:r>
-      <w:r>
-        <w:t xml:space="preserve">Trong hệ thống tòa án tiểu bang thì mỗi bang có một số tòa án cấp thấp xử lý tranh chấp nhỏ, một số tòa sơ thẩm tiểu bang, một số tòa phúc thẩm tiểu bang và một </w:t>
-      </w:r>
-      <w:r>
-        <w:rPr>
-          <w:i/>
-        </w:rPr>
-        <w:t xml:space="preserve">Tòa </w:t>
-      </w:r>
-      <w:r>
-        <w:rPr>
-          <w:i/>
-        </w:rPr>
-        <w:t>á</w:t>
-      </w:r>
-      <w:r>
-        <w:rPr>
-          <w:i/>
-        </w:rPr>
-        <w:t>n Tối cao Tiểu bang</w:t>
-      </w:r>
-      <w:r>
-        <w:t xml:space="preserve">, với lưu ý thẩm phán tiểu bang </w:t>
-      </w:r>
-      <w:r>
-        <w:t xml:space="preserve">đều có nhiệm kỳ </w:t>
-      </w:r>
-      <w:r>
-        <w:t>do dân bầu</w:t>
-      </w:r>
-      <w:r>
-        <w:t xml:space="preserve"> hoặc Thống đốc bang bổ nhiệm</w:t>
-      </w:r>
-      <w:r>
-        <w:t xml:space="preserve"> (Gemini 2026)</w:t>
-      </w:r>
-      <w:r>
-        <w:t>.</w:t>
+        <w:t xml:space="preserve"> </w:t>
+      </w:r>
+      <w:r>
+        <w:t>Hệ thống luật Nhật Bản thuộc dân luật, theo đó c</w:t>
+      </w:r>
+      <w:r>
+        <w:t xml:space="preserve">ông tố viên Nhật Bản </w:t>
+      </w:r>
+      <w:r>
+        <w:t xml:space="preserve">(Kensatsu-kan) </w:t>
+      </w:r>
+      <w:r>
+        <w:t>với quyền lực rất lớn có toàn quyền (100%) điều tra và ban hành cáo trạng.</w:t>
+      </w:r>
+      <w:r>
+        <w:t xml:space="preserve"> Nhật Bản có </w:t>
+      </w:r>
+      <w:r>
+        <w:t>Ủy ban Xét duyệt Kiểm sát (Kensatsu Shinsa-kai) gồm các công dân ngẫu nhiên</w:t>
+      </w:r>
+      <w:r>
+        <w:t xml:space="preserve">, không tác động vào quá trình điều tra và ban hành cáo trạng, mà chỉ có nhiệm vụ </w:t>
+      </w:r>
+      <w:r>
+        <w:t>ép</w:t>
+      </w:r>
+      <w:r>
+        <w:t xml:space="preserve"> công tố viên lật lại hồ sơ một vụ án sau khi công tố viên quyết định không truy tố vụ án đó (Gemini 2026).</w:t>
       </w:r>
     </w:p>
     <w:p>
@@ -28863,6 +28089,1402 @@
         <w:ind w:firstLine="360"/>
       </w:pPr>
       <w:r>
+        <w:t xml:space="preserve">Quy trình </w:t>
+      </w:r>
+      <w:r>
+        <w:t xml:space="preserve">tố tụng “bắt giữ – tạm giam – xét xử” </w:t>
+      </w:r>
+      <w:r>
+        <w:t xml:space="preserve">chi tiết hơn như sau, </w:t>
+      </w:r>
+      <w:r>
+        <w:t xml:space="preserve">công tố viên phối hợp với đặc vụ FBI </w:t>
+      </w:r>
+      <w:r>
+        <w:t xml:space="preserve">thuyết phục được thẩm phán ký lệnh bắt giữ bằng </w:t>
+      </w:r>
+      <w:r>
+        <w:t>đơn khiếu nại hình sự</w:t>
+      </w:r>
+      <w:r>
+        <w:t xml:space="preserve"> và nghi phạm </w:t>
+      </w:r>
+      <w:r>
+        <w:t xml:space="preserve">(suspect) </w:t>
+      </w:r>
+      <w:r>
+        <w:t xml:space="preserve">trở thành </w:t>
+      </w:r>
+      <w:r>
+        <w:rPr>
+          <w:i/>
+        </w:rPr>
+        <w:t>bị cáo</w:t>
+      </w:r>
+      <w:r>
+        <w:t xml:space="preserve"> </w:t>
+      </w:r>
+      <w:r>
+        <w:t xml:space="preserve">(defendant) </w:t>
+      </w:r>
+      <w:r>
+        <w:t xml:space="preserve">ra hầu tòa lần đầu trước phiên tòa sơ bộ </w:t>
+      </w:r>
+      <w:r>
+        <w:t>(</w:t>
+      </w:r>
+      <w:r>
+        <w:rPr>
+          <w:i/>
+        </w:rPr>
+        <w:t>phiên tòa 48 giờ</w:t>
+      </w:r>
+      <w:r>
+        <w:t xml:space="preserve">) </w:t>
+      </w:r>
+      <w:r>
+        <w:t xml:space="preserve">với thẩm phán sơ lục để chính thức hóa việc bị bắt giữ trong vòng 48 giờ sau khi bị đặc vụ FBI bắt giữ, </w:t>
+      </w:r>
+      <w:r>
+        <w:t xml:space="preserve">sau đó </w:t>
+      </w:r>
+      <w:r>
+        <w:t xml:space="preserve">công tố viên sẽ nộp </w:t>
+      </w:r>
+      <w:r>
+        <w:rPr>
+          <w:i/>
+        </w:rPr>
+        <w:t>yêu cầu tạm giam chờ xét xử</w:t>
+      </w:r>
+      <w:r>
+        <w:t xml:space="preserve"> (</w:t>
+      </w:r>
+      <w:r>
+        <w:t>m</w:t>
+      </w:r>
+      <w:r>
+        <w:t xml:space="preserve">otion for </w:t>
+      </w:r>
+      <w:r>
+        <w:t>p</w:t>
+      </w:r>
+      <w:r>
+        <w:t xml:space="preserve">re-trial </w:t>
+      </w:r>
+      <w:r>
+        <w:t>d</w:t>
+      </w:r>
+      <w:r>
+        <w:t>etention)</w:t>
+      </w:r>
+      <w:r>
+        <w:t xml:space="preserve"> với thời hạn t</w:t>
+      </w:r>
+      <w:r>
+        <w:t>ạ</w:t>
+      </w:r>
+      <w:r>
+        <w:t>m giam 30 ngày</w:t>
+      </w:r>
+      <w:r>
+        <w:t xml:space="preserve">, bị cáo có thể được tại ngoại </w:t>
+      </w:r>
+      <w:r>
+        <w:t xml:space="preserve">(bail) </w:t>
+      </w:r>
+      <w:r>
+        <w:t xml:space="preserve">hoặc bị tạm giam </w:t>
+      </w:r>
+      <w:r>
+        <w:t xml:space="preserve">(detention) </w:t>
+      </w:r>
+      <w:r>
+        <w:t>trong 30 ngày này tùy thuộc vào phán quyết của thẩm phán sơ lục</w:t>
+      </w:r>
+      <w:r>
+        <w:t xml:space="preserve"> (Gemini 2026)</w:t>
+      </w:r>
+      <w:r>
+        <w:t>.</w:t>
+      </w:r>
+      <w:r>
+        <w:t xml:space="preserve"> Trong 30 ngày này, công tố viên cùng đặc vụ FBI tiếp tục thu thập bằng chứng, quan trọng nhất là công tố viên sẽ </w:t>
+      </w:r>
+      <w:r>
+        <w:t>thuyết phục</w:t>
+      </w:r>
+      <w:r>
+        <w:t xml:space="preserve"> </w:t>
+      </w:r>
+      <w:r>
+        <w:t>đại bồi thẩm đoàn</w:t>
+      </w:r>
+      <w:r>
+        <w:t xml:space="preserve"> </w:t>
+      </w:r>
+      <w:r>
+        <w:t xml:space="preserve">gồm 16-23 công dân </w:t>
+      </w:r>
+      <w:r>
+        <w:t xml:space="preserve">để ban hành cáo trạng buộc tội bị cáo tức </w:t>
+      </w:r>
+      <w:r>
+        <w:rPr>
+          <w:i/>
+        </w:rPr>
+        <w:t>cáo trạng truy tố</w:t>
+      </w:r>
+      <w:r>
+        <w:t xml:space="preserve">. Nếu trong 30 ngày mà công tố viên không có cáo trạng truy tố thì </w:t>
+      </w:r>
+      <w:r>
+        <w:t xml:space="preserve">thẩm phán buộc phải thả tự do </w:t>
+      </w:r>
+      <w:r>
+        <w:t>bị cáo</w:t>
+      </w:r>
+      <w:r>
+        <w:t xml:space="preserve">. Nếu công tố viên có được cáo trạng trong vòng 30 ngày thì thẩm phán sẽ quyết định chuyển sang tạm giam </w:t>
+      </w:r>
+      <w:r>
+        <w:t>bị cáo</w:t>
+      </w:r>
+      <w:r>
+        <w:t xml:space="preserve"> trong 70 ngày tiếp theo chờ xét xử.</w:t>
+      </w:r>
+      <w:r>
+        <w:t xml:space="preserve"> Nếu trong 70 ngày này mà tòa án không thể mở phiên tòa xét xử bị cáo </w:t>
+      </w:r>
+      <w:r>
+        <w:t xml:space="preserve">(phiên tòa sơ thẩm) </w:t>
+      </w:r>
+      <w:r>
+        <w:t>thì thẩm phán sẽ bác bỏ hoàn toàn vụ án và thả tự do bị cáo.</w:t>
+      </w:r>
+      <w:r>
+        <w:t xml:space="preserve"> Như vậy tổng thời gian tạm giam tối đa cho bị cáo kể từ sau 48 giờ bị cảnh sát bắt giữ cho đến khi bị xét xử tại phiên tòa sơ thẩm là 100 ngày. </w:t>
+      </w:r>
+      <w:r>
+        <w:t>T</w:t>
+      </w:r>
+      <w:r>
+        <w:t>rong thời gian tạm giam</w:t>
+      </w:r>
+      <w:r>
+        <w:t xml:space="preserve"> </w:t>
+      </w:r>
+      <w:r>
+        <w:t>bị cáo bị gởi vào trại tạm giam do cơ quan cảnh sát tư pháp (</w:t>
+      </w:r>
+      <w:r>
+        <w:t>U.S. Marshals Service</w:t>
+      </w:r>
+      <w:r>
+        <w:t>) quản lý.</w:t>
+      </w:r>
+      <w:r>
+        <w:t xml:space="preserve"> Ghi chú, ngay từ lúc ra </w:t>
+      </w:r>
+      <w:r>
+        <w:t xml:space="preserve">hầu </w:t>
+      </w:r>
+      <w:r>
+        <w:t xml:space="preserve">tòa lần đầu tiên </w:t>
+      </w:r>
+      <w:r>
+        <w:t>(</w:t>
+      </w:r>
+      <w:r>
+        <w:t>i</w:t>
+      </w:r>
+      <w:r>
+        <w:t xml:space="preserve">nitial </w:t>
+      </w:r>
+      <w:r>
+        <w:t>a</w:t>
+      </w:r>
+      <w:r>
+        <w:t xml:space="preserve">ppearance) </w:t>
+      </w:r>
+      <w:r>
+        <w:t xml:space="preserve">sau 48 giờ bị cảnh sát bắt giữ, nghi phạm đã trở thành bị cáo bị buộc tội bởi </w:t>
+      </w:r>
+      <w:r>
+        <w:t>đơn khiếu nại hình sự</w:t>
+      </w:r>
+      <w:r>
+        <w:t xml:space="preserve"> trong tiếp 30 ngày tạm giam tiếp theo, và trong 70 ngày tạm giam sau đó chờ xét xử, bị cáo bị buộc tội bởi cáo trạng</w:t>
+      </w:r>
+      <w:r>
+        <w:t xml:space="preserve"> (Gemini 2026)</w:t>
+      </w:r>
+      <w:r>
+        <w:t>.</w:t>
+      </w:r>
+      <w:r>
+        <w:t xml:space="preserve"> </w:t>
+      </w:r>
+      <w:r>
+        <w:t xml:space="preserve">Công tố viên thụ lý đơn khiếu nại hình sự nhưng không có quyền ra lệnh bắt giữ vì lệnh bắt giữ </w:t>
+      </w:r>
+      <w:r>
+        <w:t xml:space="preserve">tức chính thức hóa việc bắt giữ </w:t>
+      </w:r>
+      <w:r>
+        <w:t>do thẩm phán ký sau khi tiếp nhận đơn khiếu nại hình sự của cả công tố viên và đặc vụ FBI</w:t>
+      </w:r>
+      <w:r>
+        <w:t xml:space="preserve">, do đó đặc vụ FBI </w:t>
+      </w:r>
+      <w:r>
+        <w:t xml:space="preserve">(cảnh sát) </w:t>
+      </w:r>
+      <w:r>
+        <w:t>và công tố viên luôn phải phối hợp với nhau</w:t>
+      </w:r>
+      <w:r>
+        <w:t xml:space="preserve"> (Gemini 2026)</w:t>
+      </w:r>
+      <w:r>
+        <w:t xml:space="preserve">. </w:t>
+      </w:r>
+      <w:r>
+        <w:t xml:space="preserve">Tất cả lệnh liên quan đến giam giữ </w:t>
+      </w:r>
+      <w:r>
+        <w:t xml:space="preserve">tức đụng chạm đến quyền tự do thân thể công dân </w:t>
+      </w:r>
+      <w:r>
+        <w:t xml:space="preserve">như bắt giữ, tạm giam, giam giữ </w:t>
+      </w:r>
+      <w:r>
+        <w:t>lâu ngày</w:t>
+      </w:r>
+      <w:r>
+        <w:t xml:space="preserve"> đều phải do thẩm phá</w:t>
+      </w:r>
+      <w:r>
+        <w:t>n</w:t>
+      </w:r>
+      <w:r>
+        <w:t xml:space="preserve"> quyết. </w:t>
+      </w:r>
+      <w:r>
+        <w:t xml:space="preserve">Đối với những sự vụ hành chính, không phải hình sự, liên quan đến xử phạt hành chính thì FBI </w:t>
+      </w:r>
+      <w:r>
+        <w:t>(</w:t>
+      </w:r>
+      <w:r>
+        <w:t>cảnh sát</w:t>
+      </w:r>
+      <w:r>
+        <w:t>)</w:t>
+      </w:r>
+      <w:r>
+        <w:t xml:space="preserve"> có quyền quyết định như nộp tiền phạt, tịch thu / phong tỏa tài sản, thu hồi giấy phép</w:t>
+      </w:r>
+      <w:r>
+        <w:t xml:space="preserve"> </w:t>
+      </w:r>
+      <w:r>
+        <w:t>và h</w:t>
+      </w:r>
+      <w:r>
+        <w:t xml:space="preserve">ệ thống pháp luật Hoa Kỳ có </w:t>
+      </w:r>
+      <w:r>
+        <w:rPr>
+          <w:i/>
+        </w:rPr>
+        <w:t>tòa án hành chính</w:t>
+      </w:r>
+      <w:r>
+        <w:t xml:space="preserve"> </w:t>
+      </w:r>
+      <w:r>
+        <w:t>(</w:t>
+      </w:r>
+      <w:r>
+        <w:t>A</w:t>
+      </w:r>
+      <w:r>
+        <w:t xml:space="preserve">dministrative Court) </w:t>
+      </w:r>
+      <w:r>
+        <w:t>để người dân khiếu nại xử phạt của cảnh sát</w:t>
+      </w:r>
+      <w:r>
+        <w:t xml:space="preserve"> (Gemini 2026).</w:t>
+      </w:r>
+      <w:r>
+        <w:t xml:space="preserve"> </w:t>
+      </w:r>
+      <w:r>
+        <w:t xml:space="preserve">Như vậy, </w:t>
+      </w:r>
+      <w:r>
+        <w:t>Cục Điều tra Liên bang Hoa Kỳ</w:t>
+      </w:r>
+      <w:r>
+        <w:t xml:space="preserve"> và </w:t>
+      </w:r>
+      <w:r>
+        <w:t xml:space="preserve">Cơ quan công tố Hoa Kỳ </w:t>
+      </w:r>
+      <w:r>
+        <w:lastRenderedPageBreak/>
+        <w:t>đều trực thuộc Bộ Tư pháp Hoa Kỳ</w:t>
+      </w:r>
+      <w:r>
+        <w:t xml:space="preserve"> thuộc nhánh hành pháp</w:t>
+      </w:r>
+      <w:r>
+        <w:t xml:space="preserve">, </w:t>
+      </w:r>
+      <w:r>
+        <w:t xml:space="preserve">nói cách khác, Bộ Tư pháp Hoa Kỳ </w:t>
+      </w:r>
+      <w:r>
+        <w:rPr>
+          <w:i/>
+        </w:rPr>
+        <w:t>dùng hành pháp để bảo vệ tư pháp</w:t>
+      </w:r>
+      <w:r>
+        <w:t xml:space="preserve"> </w:t>
+      </w:r>
+      <w:r>
+        <w:t xml:space="preserve">tức </w:t>
+      </w:r>
+      <w:r>
+        <w:t>bảo đảm việc thực thi pháp luật một cách đúng đắn n</w:t>
+      </w:r>
+      <w:r>
+        <w:t xml:space="preserve">ên bị ràng buộc bởi cả tư pháp và lập pháp </w:t>
+      </w:r>
+      <w:r>
+        <w:t>(</w:t>
+      </w:r>
+      <w:r>
+        <w:t>Bộ Tư pháp Hoa Kỳ phải điều trần trước Quốc hội Hoa Kỳ</w:t>
+      </w:r>
+      <w:r>
+        <w:t>)</w:t>
+      </w:r>
+      <w:r>
+        <w:t xml:space="preserve"> sự ràng buộc này còn chặt chẽ hơn sự ràng buộc giữa hành pháp (chính phủ) và lập pháp (quốc hội), giữa lập pháp (quốc hội) và tư pháp (tòa án)</w:t>
+      </w:r>
+      <w:r>
+        <w:t xml:space="preserve">. </w:t>
+      </w:r>
+      <w:r>
+        <w:t xml:space="preserve">Hệ thống cảnh sát của Hoa Kỳ rất phức tạp </w:t>
+      </w:r>
+      <w:r>
+        <w:t xml:space="preserve">và phân mảnh </w:t>
+      </w:r>
+      <w:r>
+        <w:t>gần với ý nghĩa dân sự trong pháp quyền Hegel, có hai cấp độ</w:t>
+      </w:r>
+      <w:r>
+        <w:t xml:space="preserve"> (Gemini 2026)</w:t>
+      </w:r>
+      <w:r>
+        <w:t xml:space="preserve">: 1) cấp độ liên bang </w:t>
+      </w:r>
+      <w:r>
+        <w:t xml:space="preserve">(federal) như </w:t>
+      </w:r>
+      <w:r>
+        <w:t>Cục Điều tra Liên bang Hoa Kỳ</w:t>
+      </w:r>
+      <w:r>
+        <w:t xml:space="preserve"> FBI bao gồm đặc vụ chống tội phạm &amp; bảo vệ an ninh quốc gia, </w:t>
+      </w:r>
+      <w:r>
+        <w:t>cơ quan bài trừ ma túy DEA, cục rượ</w:t>
+      </w:r>
+      <w:r>
+        <w:t xml:space="preserve">u – </w:t>
+      </w:r>
+      <w:r>
+        <w:t>thuốc lá</w:t>
+      </w:r>
+      <w:r>
+        <w:t xml:space="preserve"> – </w:t>
+      </w:r>
+      <w:r>
+        <w:t xml:space="preserve">súng &amp; chất nổ ATF, cảnh sát tư pháp </w:t>
+      </w:r>
+      <w:r>
+        <w:rPr>
+          <w:i/>
+        </w:rPr>
+        <w:t>U.S. Marshals Service</w:t>
+      </w:r>
+      <w:r>
+        <w:t xml:space="preserve">, mật vụ Hoa Kỳ U.S. Secret Service, </w:t>
+      </w:r>
+      <w:r>
+        <w:t>c</w:t>
+      </w:r>
+      <w:r>
+        <w:t>ảnh sát biên giới &amp; hải quan CBP &amp; ICE</w:t>
+      </w:r>
+      <w:r>
+        <w:t xml:space="preserve">, 2) cấp địa phương như </w:t>
+      </w:r>
+      <w:r>
+        <w:t>cảnh sát bang (State Police), cảnh sát tuần tra đường cao tốc (Highway Patrol), cảnh sát quận (District Sheriff), cảnh sát thành phố (Police Department)</w:t>
+      </w:r>
+      <w:r>
+        <w:t>.</w:t>
+      </w:r>
+      <w:r>
+        <w:t xml:space="preserve"> </w:t>
+      </w:r>
+      <w:r>
+        <w:t xml:space="preserve">Hệ thống trại giam của Hoa Kỳ không do FBI lẫn tòa án quản lý, mà do hệ thống </w:t>
+      </w:r>
+      <w:r>
+        <w:rPr>
+          <w:i/>
+        </w:rPr>
+        <w:t>nhà tù liên bang</w:t>
+      </w:r>
+      <w:r>
+        <w:t xml:space="preserve"> (Federal Bureau of Prisons – </w:t>
+      </w:r>
+      <w:r>
+        <w:t>BOP</w:t>
+      </w:r>
+      <w:r>
+        <w:t xml:space="preserve">) và hệ thống </w:t>
+      </w:r>
+      <w:r>
+        <w:rPr>
+          <w:i/>
+        </w:rPr>
+        <w:t>nhà tù tiểu bang</w:t>
+      </w:r>
+      <w:r>
+        <w:t xml:space="preserve"> (</w:t>
+      </w:r>
+      <w:r>
+        <w:t>State Prisons</w:t>
+      </w:r>
+      <w:r>
+        <w:t>) quản lý.</w:t>
+      </w:r>
+      <w:r>
+        <w:t xml:space="preserve"> </w:t>
+      </w:r>
+      <w:r>
+        <w:t xml:space="preserve">Quan năng chủ đạo của cảnh sát là </w:t>
+      </w:r>
+      <w:r>
+        <w:rPr>
+          <w:i/>
+        </w:rPr>
+        <w:t xml:space="preserve">giám sát &amp; bảo </w:t>
+      </w:r>
+      <w:r>
+        <w:rPr>
+          <w:i/>
+        </w:rPr>
+        <w:t>vệ</w:t>
+      </w:r>
+      <w:r>
+        <w:t xml:space="preserve">, </w:t>
+      </w:r>
+      <w:r>
+        <w:t>tức phúc lợi</w:t>
+      </w:r>
+      <w:r>
+        <w:t>, bắt giữ nghi phạm tức phúc lợi an toàn cho người khác và hoạt động bắt giữ không hẳn trừng phạt.</w:t>
+      </w:r>
+      <w:r>
+        <w:t xml:space="preserve"> </w:t>
+      </w:r>
+      <w:r>
+        <w:t xml:space="preserve">Quan năng chủ đạo của công tố là </w:t>
+      </w:r>
+      <w:r>
+        <w:rPr>
+          <w:i/>
+        </w:rPr>
+        <w:t>điều tra &amp; truy tố</w:t>
+      </w:r>
+      <w:r>
+        <w:t xml:space="preserve">, quan năng chủ đạo của tòa án là </w:t>
+      </w:r>
+      <w:r>
+        <w:rPr>
+          <w:i/>
+        </w:rPr>
+        <w:t>phán quyết &amp; trừng phạt</w:t>
+      </w:r>
+      <w:r>
+        <w:t xml:space="preserve">. </w:t>
+      </w:r>
+      <w:r>
+        <w:t xml:space="preserve">Tuy nhiên nguồn lực và chức năng điều tra của đặc vụ FBI rất lớn </w:t>
+      </w:r>
+      <w:r>
+        <w:t xml:space="preserve">mặc dù FBI là cơ quan thực thi pháp luật </w:t>
+      </w:r>
+      <w:r>
+        <w:t>vì điều tra không nhất thiết phải bắt giữ, đặc biệt với những vụ án nghiêm trọng</w:t>
+      </w:r>
+      <w:r>
+        <w:t xml:space="preserve">, hơn nữa chức năng điều tra của cảnh sát là </w:t>
+      </w:r>
+      <w:r>
+        <w:rPr>
+          <w:i/>
+        </w:rPr>
+        <w:t>điều tra thực địa</w:t>
+      </w:r>
+      <w:r>
+        <w:t xml:space="preserve">, </w:t>
+      </w:r>
+      <w:r>
+        <w:t xml:space="preserve">tìm ra manh mối, </w:t>
+      </w:r>
+      <w:r>
+        <w:t xml:space="preserve">thu thập bằng chứng [nên đặc vụ điều tra còn được gọi là </w:t>
+      </w:r>
+      <w:r>
+        <w:rPr>
+          <w:i/>
+        </w:rPr>
+        <w:t>thám tử</w:t>
+      </w:r>
+      <w:r>
+        <w:t xml:space="preserve"> (detective)</w:t>
+      </w:r>
+      <w:r>
+        <w:t>],</w:t>
+      </w:r>
+      <w:r>
+        <w:t xml:space="preserve"> khác với chức năng </w:t>
+      </w:r>
+      <w:r>
+        <w:rPr>
+          <w:i/>
+        </w:rPr>
+        <w:t>điều tra</w:t>
+      </w:r>
+      <w:r>
+        <w:rPr>
+          <w:i/>
+        </w:rPr>
+        <w:t xml:space="preserve"> pháp lý</w:t>
+      </w:r>
+      <w:r>
+        <w:t xml:space="preserve"> của công tố thuộc về pháp lý</w:t>
+      </w:r>
+      <w:r>
+        <w:t xml:space="preserve"> như xem xét hồ sơ &amp; bằng chứng do cảnh sát cung cấp để xác định </w:t>
+      </w:r>
+      <w:r>
+        <w:t>liệu rằng có đủ bằng chứng thu thập hay không, liệu rằng có cần điều tra / truy tố hay không</w:t>
+      </w:r>
+      <w:r>
+        <w:t>,</w:t>
+      </w:r>
+      <w:r>
+        <w:t xml:space="preserve"> quy trình có hợp pháp hay không,</w:t>
+      </w:r>
+      <w:r>
+        <w:t>…</w:t>
+      </w:r>
+      <w:r>
+        <w:t xml:space="preserve"> (Gemini 2026)</w:t>
+      </w:r>
+      <w:r>
+        <w:t>.</w:t>
+      </w:r>
+      <w:r>
+        <w:t xml:space="preserve"> </w:t>
+      </w:r>
+      <w:r>
+        <w:t>Lưu ý, công tố viên khi điều tra hồ sơ có thể phát hiện những manh mối cực kỳ phức tạp mà điều tra thực địa trong một số trường hợp không lần ra được</w:t>
+      </w:r>
+      <w:r>
+        <w:t xml:space="preserve"> vì điều tra hồ sơ nhìn bao quát trên bức tranh tổng thể giữ khoảng cách với những bằng chứng</w:t>
+      </w:r>
+      <w:r>
+        <w:t>,</w:t>
+      </w:r>
+      <w:r>
+        <w:t xml:space="preserve"> trong đó có những bằng chứng rõ ràng nhưng không quan trọng hoặc </w:t>
+      </w:r>
+      <w:r>
+        <w:t>nhỏ nhặt</w:t>
+      </w:r>
+      <w:r>
+        <w:t xml:space="preserve"> nhưng cực kỳ đáng giá</w:t>
+      </w:r>
+      <w:r>
+        <w:t xml:space="preserve">. </w:t>
+      </w:r>
+      <w:r>
+        <w:t>Đặc vụ điều tra ngoài thực địa cũng dựa vào hồ</w:t>
+      </w:r>
+      <w:r>
+        <w:t xml:space="preserve"> sơ nên </w:t>
+      </w:r>
+      <w:r>
+        <w:t xml:space="preserve">quan năng điều tra </w:t>
+      </w:r>
+      <w:r>
+        <w:t xml:space="preserve">[tổng thể] </w:t>
+      </w:r>
+      <w:r>
+        <w:t>của công tố viên và đặc vụ không khác nhau bao nhiêu trên thực tế</w:t>
+      </w:r>
+      <w:r>
+        <w:t>.</w:t>
+      </w:r>
+      <w:r>
+        <w:t xml:space="preserve"> </w:t>
+      </w:r>
+      <w:r>
+        <w:rPr>
+          <w:i/>
+        </w:rPr>
+        <w:t>C</w:t>
+      </w:r>
+      <w:r>
+        <w:rPr>
+          <w:i/>
+        </w:rPr>
+        <w:t>ần phải đủ hai lực lượng điều tra của cảnh sát và công tố</w:t>
+      </w:r>
+      <w:r>
+        <w:t xml:space="preserve">, không những vì kiểm soát quyền lực tránh lạm quyền mà còn vì tính chất </w:t>
+      </w:r>
+      <w:r>
+        <w:rPr>
+          <w:i/>
+        </w:rPr>
+        <w:t>tinh vi</w:t>
+      </w:r>
+      <w:r>
+        <w:t xml:space="preserve"> </w:t>
+      </w:r>
+      <w:r>
+        <w:t xml:space="preserve">của </w:t>
+      </w:r>
+      <w:r>
+        <w:t xml:space="preserve">quan năng </w:t>
+      </w:r>
+      <w:r>
+        <w:t>điều tra mà đối trọng là quan năng tình báo</w:t>
+      </w:r>
+      <w:r>
+        <w:t xml:space="preserve"> </w:t>
+      </w:r>
+      <w:r>
+        <w:t>kỳ bí</w:t>
+      </w:r>
+      <w:r>
+        <w:t>, h</w:t>
+      </w:r>
+      <w:r>
+        <w:t xml:space="preserve">ơn nữa, </w:t>
+      </w:r>
+      <w:r>
+        <w:t xml:space="preserve">tính chất quan trọng nhất của pháp quyền thực định là </w:t>
+      </w:r>
+      <w:r>
+        <w:rPr>
+          <w:i/>
+        </w:rPr>
+        <w:t>chính trực &amp; minh bạch</w:t>
+      </w:r>
+      <w:r>
+        <w:t xml:space="preserve"> và </w:t>
+      </w:r>
+      <w:r>
+        <w:t xml:space="preserve">chức năng giám sát không có quan năng điều tra trở </w:t>
+      </w:r>
+      <w:r>
+        <w:t>thành kẻ</w:t>
+      </w:r>
+      <w:r>
+        <w:t xml:space="preserve"> phá bĩnh</w:t>
+      </w:r>
+      <w:r>
+        <w:t xml:space="preserve"> </w:t>
+      </w:r>
+      <w:r>
+        <w:t>cũng như</w:t>
+      </w:r>
+      <w:r>
+        <w:t xml:space="preserve"> trấn áp không có điều tra trở nên bạo ngược</w:t>
+      </w:r>
+      <w:r>
+        <w:t xml:space="preserve">. </w:t>
+      </w:r>
+      <w:r>
+        <w:t xml:space="preserve">Tóm lại, nếu không có quan năng điều tra thì toàn bộ hệ thống pháp luật </w:t>
+      </w:r>
+      <w:r>
+        <w:t>sẽ</w:t>
+      </w:r>
+      <w:r>
+        <w:t xml:space="preserve"> yếu ớt</w:t>
+      </w:r>
+      <w:r>
+        <w:t xml:space="preserve"> và thô thiển</w:t>
+      </w:r>
+      <w:r>
+        <w:t xml:space="preserve">. </w:t>
+      </w:r>
+      <w:r>
+        <w:t xml:space="preserve">Sức mạnh của cảnh sát nằm ở vũ lực trấn áp và sức mạnh của công tố nằm ở </w:t>
+      </w:r>
+      <w:r>
+        <w:t>quyền buộc tội</w:t>
+      </w:r>
+      <w:r>
+        <w:t xml:space="preserve">, hơn nữa, công tố viên còn có quyền </w:t>
+      </w:r>
+      <w:r>
+        <w:t>thay mặt</w:t>
+      </w:r>
+      <w:r>
+        <w:t xml:space="preserve"> bồi thẩm đoàn</w:t>
+      </w:r>
+      <w:r>
+        <w:t xml:space="preserve"> </w:t>
+      </w:r>
+      <w:r>
+        <w:t>triệu tập nhân chứng</w:t>
+      </w:r>
+      <w:r>
+        <w:t xml:space="preserve">, nếu </w:t>
+      </w:r>
+      <w:r>
+        <w:t>nhân chứng</w:t>
+      </w:r>
+      <w:r>
+        <w:t xml:space="preserve"> khai man thì đó là tội đại hình</w:t>
+      </w:r>
+      <w:r>
+        <w:t xml:space="preserve"> (Gemini 2026)</w:t>
+      </w:r>
+      <w:r>
+        <w:t xml:space="preserve">. </w:t>
+      </w:r>
+      <w:r>
+        <w:t xml:space="preserve">Ghi chú, FBI còn có chức năng chống gián điệp và bảo vệ an ninh nội địa. </w:t>
+      </w:r>
+      <w:r>
+        <w:t xml:space="preserve">Quan năng chủ đạo của cảnh sát tập trung vào phúc lợi dân sự nhưng vì phải phối hợp với và là nền tảng vũ lực của </w:t>
+      </w:r>
+      <w:r>
+        <w:t xml:space="preserve">các </w:t>
+      </w:r>
+      <w:r>
+        <w:t xml:space="preserve">cơ quan truy tố &amp; trừng phạt nên không thể không cố kết với vũ lực, do đó nền chính trị Hoa Kỳ đã phân mảnh hệ thống cảnh sát để tránh lạm quyền ngay cả khi FBI phải điều trần trước Quốc hội Hoa Kỳ, nhưng nếu như </w:t>
+      </w:r>
+      <w:r>
+        <w:t>cơ quan</w:t>
+      </w:r>
+      <w:r>
+        <w:rPr>
+          <w:i/>
+        </w:rPr>
+        <w:t xml:space="preserve"> </w:t>
+      </w:r>
+      <w:r>
+        <w:rPr>
+          <w:i/>
+        </w:rPr>
+        <w:t>hành</w:t>
+      </w:r>
+      <w:r>
+        <w:rPr>
+          <w:i/>
+        </w:rPr>
+        <w:t xml:space="preserve"> pháp </w:t>
+      </w:r>
+      <w:r>
+        <w:rPr>
+          <w:i/>
+        </w:rPr>
+        <w:t xml:space="preserve">của </w:t>
+      </w:r>
+      <w:r>
+        <w:rPr>
+          <w:i/>
+        </w:rPr>
+        <w:t xml:space="preserve">tư </w:t>
+      </w:r>
+      <w:r>
+        <w:rPr>
+          <w:i/>
+        </w:rPr>
+        <w:t>pháp</w:t>
+      </w:r>
+      <w:r>
+        <w:t xml:space="preserve"> </w:t>
+      </w:r>
+      <w:r>
+        <w:t xml:space="preserve">[đồng thời </w:t>
+      </w:r>
+      <w:r>
+        <w:t>tư pháp của hành pháp</w:t>
+      </w:r>
+      <w:r>
+        <w:t xml:space="preserve">] </w:t>
+      </w:r>
+      <w:r>
+        <w:t xml:space="preserve">tức </w:t>
+      </w:r>
+      <w:r>
+        <w:t>cơ quan công tố Hoa Kỳ</w:t>
+      </w:r>
+      <w:r>
+        <w:t xml:space="preserve"> thiếu hiệu quả thì kéo theo hệ thống cảnh sát cũng thiếu hiệu quả</w:t>
+      </w:r>
+      <w:r>
+        <w:t xml:space="preserve">, không thể hội tụ vào pháp luật nên chỉ còn hiệu quả ở mức </w:t>
+      </w:r>
+      <w:r>
+        <w:t>bảo đảm trật tự trị an xã hội</w:t>
+      </w:r>
+      <w:r>
+        <w:t>, không thể thăng hoa theo tinh thần hiến pháp</w:t>
+      </w:r>
+      <w:r>
+        <w:t xml:space="preserve">. </w:t>
+      </w:r>
+      <w:r>
+        <w:t>Tinh thần hiến pháp tất nhiên không đơn giản như quy trình “</w:t>
+      </w:r>
+      <w:r>
+        <w:t xml:space="preserve">giám sát (cảnh sát) </w:t>
+      </w:r>
+      <w:r>
+        <w:rPr>
+          <w:rFonts w:cs="Times New Roman"/>
+        </w:rPr>
+        <w:t>→</w:t>
+      </w:r>
+      <w:r>
+        <w:t xml:space="preserve"> </w:t>
+      </w:r>
+      <w:r>
+        <w:t xml:space="preserve">trấn áp </w:t>
+      </w:r>
+      <w:r>
+        <w:t xml:space="preserve">(cảnh sát) </w:t>
+      </w:r>
+      <w:r>
+        <w:rPr>
+          <w:rFonts w:cs="Times New Roman"/>
+        </w:rPr>
+        <w:t>→</w:t>
+      </w:r>
+      <w:r>
+        <w:t xml:space="preserve"> </w:t>
+      </w:r>
+      <w:r>
+        <w:t xml:space="preserve">bắt giữ (cảnh sát) </w:t>
+      </w:r>
+      <w:r>
+        <w:rPr>
+          <w:rFonts w:cs="Times New Roman"/>
+        </w:rPr>
+        <w:t xml:space="preserve">→ </w:t>
+      </w:r>
+      <w:r>
+        <w:t>tạm giam</w:t>
+      </w:r>
+      <w:r>
+        <w:t xml:space="preserve"> (</w:t>
+      </w:r>
+      <w:r>
+        <w:t>công tố</w:t>
+      </w:r>
+      <w:r>
+        <w:t>)</w:t>
+      </w:r>
+      <w:r>
+        <w:t xml:space="preserve"> </w:t>
+      </w:r>
+      <w:r>
+        <w:rPr>
+          <w:rFonts w:cs="Times New Roman"/>
+        </w:rPr>
+        <w:t>→ điều tr</w:t>
+      </w:r>
+      <w:r>
+        <w:rPr>
+          <w:rFonts w:cs="Times New Roman"/>
+        </w:rPr>
+        <w:t>a</w:t>
+      </w:r>
+      <w:r>
+        <w:rPr>
+          <w:rFonts w:cs="Times New Roman"/>
+        </w:rPr>
+        <w:t xml:space="preserve"> </w:t>
+      </w:r>
+      <w:r>
+        <w:rPr>
+          <w:rFonts w:cs="Times New Roman"/>
+        </w:rPr>
+        <w:t xml:space="preserve">(công tố) </w:t>
+      </w:r>
+      <w:r>
+        <w:rPr>
+          <w:rFonts w:cs="Times New Roman"/>
+        </w:rPr>
+        <w:t xml:space="preserve">→ </w:t>
+      </w:r>
+      <w:r>
+        <w:rPr>
+          <w:rFonts w:cs="Times New Roman"/>
+        </w:rPr>
+        <w:t xml:space="preserve">truy tố (công tố) → </w:t>
+      </w:r>
+      <w:r>
+        <w:rPr>
+          <w:rFonts w:cs="Times New Roman"/>
+        </w:rPr>
+        <w:t>xét xử</w:t>
+      </w:r>
+      <w:r>
+        <w:rPr>
+          <w:rFonts w:cs="Times New Roman"/>
+        </w:rPr>
+        <w:t xml:space="preserve"> (tòa án)</w:t>
+      </w:r>
+      <w:r>
+        <w:rPr>
+          <w:rFonts w:cs="Times New Roman"/>
+        </w:rPr>
+        <w:t xml:space="preserve"> → phán quyết </w:t>
+      </w:r>
+      <w:r>
+        <w:rPr>
+          <w:rFonts w:cs="Times New Roman"/>
+        </w:rPr>
+        <w:t xml:space="preserve">(tòa án) </w:t>
+      </w:r>
+      <w:r>
+        <w:rPr>
+          <w:rFonts w:cs="Times New Roman"/>
+        </w:rPr>
+        <w:t>→ bỏ tù</w:t>
+      </w:r>
+      <w:r>
+        <w:rPr>
+          <w:rFonts w:cs="Times New Roman"/>
+        </w:rPr>
+        <w:t xml:space="preserve"> (trại giam)</w:t>
+      </w:r>
+      <w:r>
+        <w:rPr>
+          <w:rFonts w:cs="Times New Roman"/>
+        </w:rPr>
+        <w:t xml:space="preserve"> </w:t>
+      </w:r>
+      <w:r>
+        <w:rPr>
+          <w:rFonts w:cs="Times New Roman"/>
+        </w:rPr>
+        <w:t>→</w:t>
+      </w:r>
+      <w:r>
+        <w:t xml:space="preserve"> </w:t>
+      </w:r>
+      <w:r>
+        <w:t>giám sát (cảnh sát)</w:t>
+      </w:r>
+      <w:r>
+        <w:t xml:space="preserve">”. </w:t>
+      </w:r>
+      <w:r>
+        <w:t>Ở</w:t>
+      </w:r>
+      <w:r>
+        <w:t xml:space="preserve"> những quốc gia</w:t>
+      </w:r>
+      <w:r>
+        <w:t xml:space="preserve"> có hệ thống </w:t>
+      </w:r>
+      <w:r>
+        <w:rPr>
+          <w:i/>
+        </w:rPr>
+        <w:t>dân luật</w:t>
+      </w:r>
+      <w:r>
+        <w:t xml:space="preserve"> </w:t>
+      </w:r>
+      <w:r>
+        <w:t>(</w:t>
+      </w:r>
+      <w:r>
+        <w:t xml:space="preserve">luật dân sự, </w:t>
+      </w:r>
+      <w:r>
+        <w:t xml:space="preserve">luật lục địa, </w:t>
+      </w:r>
+      <w:r>
+        <w:t>civil law) ưu tiên các bộ luật được văn bản hóa thay vì dựa vào các án lệ (phán quyết của tòa án trong quá khứ), cơ quan công tố thuộc/bên cạnh nhánh lập pháp (Pháp</w:t>
+      </w:r>
+      <w:r>
+        <w:t xml:space="preserve"> – công tố viên bên cạnh thẩm phán</w:t>
+      </w:r>
+      <w:r>
+        <w:t xml:space="preserve">) </w:t>
+      </w:r>
+      <w:r>
+        <w:lastRenderedPageBreak/>
+        <w:t xml:space="preserve">hoặc độc lập như Viện Kiểm </w:t>
+      </w:r>
+      <w:r>
+        <w:t>s</w:t>
+      </w:r>
+      <w:r>
+        <w:t>át (Việt Nam)</w:t>
+      </w:r>
+      <w:r>
+        <w:t xml:space="preserve"> (Gemini 2026)</w:t>
+      </w:r>
+      <w:r>
+        <w:t xml:space="preserve">. </w:t>
+      </w:r>
+      <w:r>
+        <w:t xml:space="preserve">Nhược điểm của cơ chế cơ quan công tố thuộc nhánh lập pháp hoặc độc lập là thiếu sự hỗ trợ của cảnh sát, nhưng nếu công tố thuộc nhánh hành pháp để đạt hiệu quả thì tòa án phải rất mạnh để đối trọng. </w:t>
+      </w:r>
+      <w:r>
+        <w:t xml:space="preserve">Sau khi nhận được cáo trạng </w:t>
+      </w:r>
+      <w:r>
+        <w:rPr>
+          <w:i/>
+        </w:rPr>
+        <w:t>truy tố</w:t>
+      </w:r>
+      <w:r>
+        <w:t xml:space="preserve"> </w:t>
+      </w:r>
+      <w:r>
+        <w:t xml:space="preserve">buộc tội nghi phạm </w:t>
+      </w:r>
+      <w:r>
+        <w:t xml:space="preserve">của công tố viên, </w:t>
+      </w:r>
+      <w:r>
+        <w:rPr>
+          <w:i/>
+        </w:rPr>
+        <w:t>t</w:t>
+      </w:r>
+      <w:r>
+        <w:rPr>
+          <w:i/>
+        </w:rPr>
+        <w:t>hẩm phán</w:t>
+      </w:r>
+      <w:r>
+        <w:t xml:space="preserve"> </w:t>
+      </w:r>
+      <w:r>
+        <w:t xml:space="preserve">(Judge) </w:t>
+      </w:r>
+      <w:r>
+        <w:t>là người xét xử và ra phán quyết</w:t>
+      </w:r>
+      <w:r>
+        <w:t xml:space="preserve"> tại một phiên tòa cụ thể</w:t>
+      </w:r>
+      <w:r>
+        <w:t xml:space="preserve">, chịu trách nhiệm bảo vệ pháp luật về mặt chuyên môn, trong khi đó, người đứng đầu một cơ quan </w:t>
+      </w:r>
+      <w:r>
+        <w:t xml:space="preserve">tư pháp </w:t>
+      </w:r>
+      <w:r>
+        <w:t xml:space="preserve">như tòa án là </w:t>
+      </w:r>
+      <w:r>
+        <w:rPr>
+          <w:i/>
+        </w:rPr>
+        <w:t>chánh án</w:t>
+      </w:r>
+      <w:r>
+        <w:t xml:space="preserve"> (</w:t>
+      </w:r>
+      <w:r>
+        <w:t>Chief Judge/Justice</w:t>
+      </w:r>
+      <w:r>
+        <w:t xml:space="preserve">) </w:t>
+      </w:r>
+      <w:r>
+        <w:t>chịu trách nhiệm quản lý nhân sự, hành chánh và phân công xử án, và tất nhiên c</w:t>
+      </w:r>
+      <w:r>
+        <w:t>hánh án thường là thẩm phán</w:t>
+      </w:r>
+      <w:r>
+        <w:t xml:space="preserve"> (Gemini 2026)</w:t>
+      </w:r>
+      <w:r>
+        <w:t>.</w:t>
+      </w:r>
+      <w:r>
+        <w:t xml:space="preserve"> </w:t>
+      </w:r>
+      <w:r>
+        <w:t>T</w:t>
+      </w:r>
+      <w:r>
+        <w:t xml:space="preserve">rong một phiên tòa </w:t>
+      </w:r>
+      <w:r>
+        <w:t xml:space="preserve">xét xử </w:t>
+      </w:r>
+      <w:r>
+        <w:t xml:space="preserve">cụ thể, bên cạnh thẩm phán đóng vai trò chuyên môn còn có </w:t>
+      </w:r>
+      <w:r>
+        <w:rPr>
+          <w:i/>
+        </w:rPr>
+        <w:t>bồi thẩm đoàn</w:t>
+      </w:r>
+      <w:r>
+        <w:t xml:space="preserve"> </w:t>
+      </w:r>
+      <w:r>
+        <w:t>(</w:t>
+      </w:r>
+      <w:r>
+        <w:t>J</w:t>
+      </w:r>
+      <w:r>
+        <w:t xml:space="preserve">ury) </w:t>
+      </w:r>
+      <w:r>
+        <w:t>[có thể gồm những người dân] đóng vai trò trọng tài</w:t>
+      </w:r>
+      <w:r>
+        <w:t xml:space="preserve">, phán quyết của một phiên tòa xét xử cụ thể </w:t>
+      </w:r>
+      <w:r>
+        <w:t xml:space="preserve">[sơ thẩm] </w:t>
+      </w:r>
+      <w:r>
+        <w:t>là kết quả phối hợp của thẩm phán và bồi thẩm đoàn</w:t>
+      </w:r>
+      <w:r>
+        <w:t xml:space="preserve"> (Gemini 2026)</w:t>
+      </w:r>
+      <w:r>
+        <w:t>.</w:t>
+      </w:r>
+      <w:r>
+        <w:t xml:space="preserve"> Nếu một phiên tòa xét xử cụ thể gồm nhiều thẩm phán thì người đứng đầu </w:t>
+      </w:r>
+      <w:r>
+        <w:rPr>
+          <w:i/>
+        </w:rPr>
+        <w:t>hội đồng thẩm phán</w:t>
+      </w:r>
+      <w:r>
+        <w:t xml:space="preserve"> được gọi là </w:t>
+      </w:r>
+      <w:r>
+        <w:rPr>
+          <w:i/>
+        </w:rPr>
+        <w:t>thẩm phán chủ tọa</w:t>
+      </w:r>
+      <w:r>
+        <w:t xml:space="preserve"> (Presiding Judge).</w:t>
+      </w:r>
+      <w:r>
+        <w:t xml:space="preserve"> Phiên tòa sơ thẩm thường gồm một thẩm phán và có thể có bồi thẩm đoàn </w:t>
+      </w:r>
+      <w:r>
+        <w:t xml:space="preserve">[gọi chung là hội đồng xét xử] </w:t>
+      </w:r>
+      <w:r>
+        <w:t>và phiên tòa phúc thẩm</w:t>
+      </w:r>
+      <w:r>
+        <w:t>/</w:t>
+      </w:r>
+      <w:r>
+        <w:t>tối cao thường có hội đồng thẩm phán và không cần có bồi thẩm đoàn</w:t>
+      </w:r>
+      <w:r>
+        <w:t xml:space="preserve"> (Gemini 2026)</w:t>
+      </w:r>
+      <w:r>
+        <w:t>.</w:t>
+      </w:r>
+      <w:r>
+        <w:t xml:space="preserve"> Hệ thống tòa án kép của Hoa Kỳ gồm </w:t>
+      </w:r>
+      <w:r>
+        <w:rPr>
+          <w:i/>
+        </w:rPr>
+        <w:t>hệ thống tòa liên bang</w:t>
+      </w:r>
+      <w:r>
+        <w:t xml:space="preserve"> và </w:t>
+      </w:r>
+      <w:r>
+        <w:rPr>
+          <w:i/>
+        </w:rPr>
+        <w:t>hệ thống tòa tiểu bang</w:t>
+      </w:r>
+      <w:r>
+        <w:t xml:space="preserve">, trong đó hệ thống tòa </w:t>
+      </w:r>
+      <w:r>
+        <w:t xml:space="preserve">án </w:t>
+      </w:r>
+      <w:r>
+        <w:t xml:space="preserve">liên bang gồm 94 tòa sơ thẩm </w:t>
+      </w:r>
+      <w:r>
+        <w:t xml:space="preserve">(tòa quận) </w:t>
+      </w:r>
+      <w:r>
+        <w:t xml:space="preserve">liên bang tương ứng 94 </w:t>
+      </w:r>
+      <w:r>
+        <w:t>qu</w:t>
+      </w:r>
+      <w:r>
+        <w:t>ậ</w:t>
+      </w:r>
+      <w:r>
+        <w:t>n</w:t>
+      </w:r>
+      <w:r>
+        <w:t xml:space="preserve"> tư pháp (94 văn phòng công tố liên bang), </w:t>
+      </w:r>
+      <w:r>
+        <w:t>13 tòa phúc thẩm (tòa kháng án) liên bang tương ứng 13 vùng tư pháp</w:t>
+      </w:r>
+      <w:r>
+        <w:t xml:space="preserve">, và 1 </w:t>
+      </w:r>
+      <w:r>
+        <w:rPr>
+          <w:i/>
+        </w:rPr>
+        <w:t>Tòa án Tối cao Hòa Kỳ</w:t>
+      </w:r>
+      <w:r>
+        <w:t xml:space="preserve">, với lưu ý Tòa án Tối cao Hòa Kỳ có </w:t>
+      </w:r>
+      <w:r>
+        <w:t xml:space="preserve">9 thẩm phán </w:t>
+      </w:r>
+      <w:r>
+        <w:t xml:space="preserve">tối cao </w:t>
+      </w:r>
+      <w:r>
+        <w:t>đảm nhiệm trọn đời do Tổng thống đề cử và Thượng viện phê chuẩn.</w:t>
+      </w:r>
+      <w:r>
+        <w:t xml:space="preserve"> </w:t>
+      </w:r>
+      <w:r>
+        <w:t xml:space="preserve">Riêng tòa sơ thẩm liên bang có những </w:t>
+      </w:r>
+      <w:r>
+        <w:rPr>
+          <w:i/>
+        </w:rPr>
+        <w:t>thẩm phán sơ lục</w:t>
+      </w:r>
+      <w:r>
+        <w:t xml:space="preserve"> </w:t>
+      </w:r>
+      <w:r>
+        <w:t>(</w:t>
+      </w:r>
+      <w:r>
+        <w:t>U.S. Magistrate Judge</w:t>
+      </w:r>
+      <w:r>
+        <w:t xml:space="preserve">) </w:t>
+      </w:r>
+      <w:r>
+        <w:t>chuyên xử lý các thủ tục ban đầu cho các vụ án như ký lệnh bắt giữ, ký lệnh khám xét, chủ tọa phiên tòa 48 giờ, quyết định cho tại ngoại hay tạm giam bị cáo trong 30 ngày</w:t>
+      </w:r>
+      <w:r>
+        <w:t xml:space="preserve"> (Gemini 2026)</w:t>
+      </w:r>
+      <w:r>
+        <w:t xml:space="preserve">. Ghi chú, thẩm phán sơ lục có nhiệm kỳ, thường là 8 năm. </w:t>
+      </w:r>
+      <w:r>
+        <w:t xml:space="preserve">Trong hệ thống tòa án tiểu bang thì mỗi bang có một số tòa án cấp thấp xử lý tranh chấp nhỏ, một số tòa sơ thẩm tiểu bang, một số tòa phúc thẩm tiểu bang và một </w:t>
+      </w:r>
+      <w:r>
+        <w:rPr>
+          <w:i/>
+        </w:rPr>
+        <w:t xml:space="preserve">Tòa </w:t>
+      </w:r>
+      <w:r>
+        <w:rPr>
+          <w:i/>
+        </w:rPr>
+        <w:t>á</w:t>
+      </w:r>
+      <w:r>
+        <w:rPr>
+          <w:i/>
+        </w:rPr>
+        <w:t>n Tối cao Tiểu bang</w:t>
+      </w:r>
+      <w:r>
+        <w:t xml:space="preserve">, với lưu ý thẩm phán tiểu bang </w:t>
+      </w:r>
+      <w:r>
+        <w:t xml:space="preserve">đều có nhiệm kỳ </w:t>
+      </w:r>
+      <w:r>
+        <w:t>do dân bầu</w:t>
+      </w:r>
+      <w:r>
+        <w:t xml:space="preserve"> hoặc Thống đốc bang bổ nhiệm</w:t>
+      </w:r>
+      <w:r>
+        <w:t xml:space="preserve"> (Gemini 2026)</w:t>
+      </w:r>
+      <w:r>
+        <w:t>.</w:t>
+      </w:r>
+    </w:p>
+    <w:p>
+      <w:pPr>
+        <w:ind w:firstLine="360"/>
+      </w:pPr>
+      <w:r>
         <w:t xml:space="preserve">Giá trị của tích lũy tài chính ở chỗ tính ổn định của hằng số tỉ suất lợi nhuận như 5%. </w:t>
       </w:r>
       <w:r>
@@ -28941,23 +29563,1353 @@
         <w:t xml:space="preserve">(production accumulation) </w:t>
       </w:r>
       <w:r>
-        <w:t xml:space="preserve">tức tích lũy sản lượng sản xuất công nghiệp trong ngữ nghĩa tích </w:t>
+        <w:t xml:space="preserve">tức tích lũy sản lượng sản xuất công nghiệp trong ngữ nghĩa tích lũy </w:t>
+      </w:r>
+      <w:r>
+        <w:t>trình độ sản xuất, tích lũy vốn</w:t>
+      </w:r>
+      <w:r>
+        <w:t>. Tất nhiên sau khi chọn những ngành sản xuất mũi nhọn, ví dụ như công nghiệp năng lượng xanh &amp; lưu trữ năng lượng, công nghiệp bán dẫn &amp; chip, và công nghệ số &amp; trí tuệ nhân tạo (</w:t>
+      </w:r>
+      <w:r>
+        <w:t xml:space="preserve">Gemini </w:t>
+      </w:r>
+      <w:r>
+        <w:t xml:space="preserve">2026), những </w:t>
+      </w:r>
+      <w:r>
+        <w:rPr>
+          <w:i/>
+        </w:rPr>
+        <w:t xml:space="preserve">mô hình </w:t>
+      </w:r>
+      <w:r>
+        <w:rPr>
+          <w:i/>
+        </w:rPr>
+        <w:t>tích lũy sản xuất</w:t>
+      </w:r>
+      <w:r>
+        <w:t xml:space="preserve"> (</w:t>
+      </w:r>
+      <w:r>
+        <w:t>model of production accumulation</w:t>
+      </w:r>
+      <w:r>
+        <w:t xml:space="preserve">) gọi tắt là </w:t>
+      </w:r>
+      <w:r>
+        <w:rPr>
+          <w:i/>
+        </w:rPr>
+        <w:t>mô hình sản xuất</w:t>
+      </w:r>
+      <w:r>
+        <w:t xml:space="preserve"> (</w:t>
+      </w:r>
+      <w:r>
+        <w:t>production model</w:t>
+      </w:r>
+      <w:r>
+        <w:t>) cần được nghiên cứu, cải biến và phối hợp.</w:t>
+      </w:r>
+      <w:r>
+        <w:t xml:space="preserve"> Bất luận thế nào, tâm điểm của các mô hình sản xuất này là hạn chế </w:t>
+      </w:r>
+      <w:r>
+        <w:t>thâm dụng tài nguyên thiên nhiên &amp; lao động giản đơn</w:t>
+      </w:r>
+      <w:r>
+        <w:t>,</w:t>
+      </w:r>
+      <w:r>
+        <w:t xml:space="preserve"> </w:t>
+      </w:r>
+      <w:r>
+        <w:t>đến mức tối đa có thể.</w:t>
+      </w:r>
+      <w:r>
+        <w:t xml:space="preserve"> Mặc dù </w:t>
+      </w:r>
+      <w:r>
+        <w:t xml:space="preserve">không thể </w:t>
+      </w:r>
+      <w:r>
+        <w:t xml:space="preserve">[hạn chế] </w:t>
+      </w:r>
+      <w:r>
+        <w:t xml:space="preserve">tối đa, </w:t>
+      </w:r>
+      <w:r>
+        <w:t xml:space="preserve">không đơn giản như vậy, </w:t>
+      </w:r>
+      <w:r>
+        <w:t xml:space="preserve">vì </w:t>
+      </w:r>
+      <w:r>
+        <w:t xml:space="preserve">nền kinh tế phải đa tầng và đa dạng nhưng </w:t>
+      </w:r>
+      <w:r>
+        <w:t xml:space="preserve">ta </w:t>
+      </w:r>
+      <w:r>
+        <w:t xml:space="preserve">hãy tìm hiểu sự tuyệt diệu của những mô hình </w:t>
+      </w:r>
+      <w:r>
+        <w:t>[</w:t>
+      </w:r>
+      <w:r>
+        <w:t>tích lũy</w:t>
+      </w:r>
+      <w:r>
+        <w:t>]</w:t>
+      </w:r>
+      <w:r>
+        <w:t xml:space="preserve"> sản xuất mà ngày càng không rời xa công </w:t>
       </w:r>
       <w:r>
         <w:lastRenderedPageBreak/>
-        <w:t xml:space="preserve">lũy </w:t>
-      </w:r>
-      <w:r>
-        <w:t>trình độ sản xuất, tích lũy vốn</w:t>
-      </w:r>
-      <w:r>
-        <w:t>. Tất nhiên sau khi chọn những ngành sản xuất mũi nhọn, ví dụ như công nghiệp năng lượng xanh &amp; lưu trữ năng lượng, công nghiệp bán dẫn &amp; chip, và công nghệ số &amp; trí tuệ nhân tạo (</w:t>
-      </w:r>
-      <w:r>
-        <w:t xml:space="preserve">Gemini </w:t>
-      </w:r>
-      <w:r>
-        <w:t xml:space="preserve">2026), những </w:t>
+        <w:t>nghệ – công nghệ cao.</w:t>
+      </w:r>
+      <w:r>
+        <w:t xml:space="preserve"> Mô hình </w:t>
+      </w:r>
+      <w:r>
+        <w:t>c</w:t>
+      </w:r>
+      <w:r>
+        <w:t>haebol</w:t>
+      </w:r>
+      <w:r>
+        <w:t xml:space="preserve"> của Hàn Quốc và mô hình </w:t>
+      </w:r>
+      <w:r>
+        <w:t>k</w:t>
+      </w:r>
+      <w:r>
+        <w:t>eiretsu</w:t>
+      </w:r>
+      <w:r>
+        <w:t xml:space="preserve"> của Nhật Bản </w:t>
+      </w:r>
+      <w:r>
+        <w:t xml:space="preserve">(Gemini 2026) là điển hình của của mô hình dọc – </w:t>
+      </w:r>
+      <w:r>
+        <w:rPr>
+          <w:i/>
+        </w:rPr>
+        <w:t>tập trung</w:t>
+      </w:r>
+      <w:r>
+        <w:t xml:space="preserve"> (</w:t>
+      </w:r>
+      <w:r>
+        <w:t>chaebol</w:t>
+      </w:r>
+      <w:r>
+        <w:t xml:space="preserve">) và mô hình ngang – </w:t>
+      </w:r>
+      <w:r>
+        <w:rPr>
+          <w:i/>
+        </w:rPr>
+        <w:t>phân tán</w:t>
+      </w:r>
+      <w:r>
+        <w:t xml:space="preserve"> (</w:t>
+      </w:r>
+      <w:r>
+        <w:t>keiretsu</w:t>
+      </w:r>
+      <w:r>
+        <w:t xml:space="preserve">), theo đó mỗi </w:t>
+      </w:r>
+      <w:r>
+        <w:rPr>
+          <w:i/>
+        </w:rPr>
+        <w:t>chaebol</w:t>
+      </w:r>
+      <w:r>
+        <w:t xml:space="preserve"> </w:t>
+      </w:r>
+      <w:r>
+        <w:t xml:space="preserve">(tài phiệt) </w:t>
+      </w:r>
+      <w:r>
+        <w:t>là tập đoàn tư nhân thường sở hữu gia đình vận hành với sự chi phối chặt chẽ của chính phủ nên không có ngân hàng riêng, tập trung mũi nhọn vào đơn đặt hàng ngành nghề của chính phủ</w:t>
+      </w:r>
+      <w:r>
+        <w:t>,</w:t>
+      </w:r>
+      <w:r>
+        <w:t xml:space="preserve"> </w:t>
+      </w:r>
+      <w:r>
+        <w:rPr>
+          <w:i/>
+        </w:rPr>
+        <w:t>tấn công</w:t>
+      </w:r>
+      <w:r>
+        <w:t xml:space="preserve"> vào thị trường toàn cầ</w:t>
+      </w:r>
+      <w:r>
+        <w:t>u.</w:t>
+      </w:r>
+      <w:r>
+        <w:t xml:space="preserve"> </w:t>
+      </w:r>
+      <w:r>
+        <w:t>T</w:t>
+      </w:r>
+      <w:r>
+        <w:t xml:space="preserve">rong khi đó mỗi </w:t>
+      </w:r>
+      <w:r>
+        <w:rPr>
+          <w:i/>
+        </w:rPr>
+        <w:t>keiretsu</w:t>
+      </w:r>
+      <w:r>
+        <w:t xml:space="preserve"> </w:t>
+      </w:r>
+      <w:r>
+        <w:t xml:space="preserve">(hệ liệt) </w:t>
+      </w:r>
+      <w:r>
+        <w:t xml:space="preserve">là một mạng lưới của một số công ty tư nhân </w:t>
+      </w:r>
+      <w:r>
+        <w:rPr>
+          <w:i/>
+        </w:rPr>
+        <w:t>sở hữu chéo</w:t>
+      </w:r>
+      <w:r>
+        <w:t xml:space="preserve"> lẫn nhau &amp; hoạt động phân tán xoay quanh một ngân hàng riêng cho cả nhóm</w:t>
+      </w:r>
+      <w:r>
+        <w:t xml:space="preserve"> và m</w:t>
+      </w:r>
+      <w:r>
+        <w:t>ố</w:t>
+      </w:r>
+      <w:r>
+        <w:t>i quan hệ giữa chính phủ và k</w:t>
+      </w:r>
+      <w:r>
+        <w:t>eiretsu</w:t>
+      </w:r>
+      <w:r>
+        <w:t xml:space="preserve"> </w:t>
+      </w:r>
+      <w:r>
+        <w:t xml:space="preserve">thì </w:t>
+      </w:r>
+      <w:r>
+        <w:t xml:space="preserve">ngang hàng và chính phủ </w:t>
+      </w:r>
+      <w:r>
+        <w:t xml:space="preserve">với đại diện là </w:t>
+      </w:r>
+      <w:r>
+        <w:t xml:space="preserve">Bộ Thương mại </w:t>
+      </w:r>
+      <w:r>
+        <w:t>&amp;</w:t>
+      </w:r>
+      <w:r>
+        <w:t xml:space="preserve"> Công nghiệp quốc tế</w:t>
+      </w:r>
+      <w:r>
+        <w:t xml:space="preserve"> (MITI) có </w:t>
+      </w:r>
+      <w:r>
+        <w:t>vai trò hợp tác đưa ra định hướng</w:t>
+      </w:r>
+      <w:r>
+        <w:t xml:space="preserve"> </w:t>
+      </w:r>
+      <w:r>
+        <w:t xml:space="preserve">chung </w:t>
+      </w:r>
+      <w:r>
+        <w:t>nên k</w:t>
+      </w:r>
+      <w:r>
+        <w:t>eiretsu</w:t>
+      </w:r>
+      <w:r>
+        <w:t xml:space="preserve"> có tính chất </w:t>
+      </w:r>
+      <w:r>
+        <w:rPr>
+          <w:i/>
+        </w:rPr>
+        <w:t>bền vững</w:t>
+      </w:r>
+      <w:r>
+        <w:t>, duy trì chuỗi cung ứng nội địa</w:t>
+      </w:r>
+      <w:r>
+        <w:t xml:space="preserve"> (Gemini 2026)</w:t>
+      </w:r>
+      <w:r>
+        <w:t>.</w:t>
+      </w:r>
+      <w:r>
+        <w:t xml:space="preserve"> </w:t>
+      </w:r>
+      <w:r>
+        <w:rPr>
+          <w:i/>
+        </w:rPr>
+        <w:t>Mô hình keiretsu</w:t>
+      </w:r>
+      <w:r>
+        <w:t xml:space="preserve"> phù hợp với Nhật Bản, ra đời từ </w:t>
+      </w:r>
+      <w:r>
+        <w:t>thập niên</w:t>
+      </w:r>
+      <w:r>
+        <w:t xml:space="preserve"> 1950</w:t>
+      </w:r>
+      <w:r>
+        <w:t xml:space="preserve"> (sau Thế chiến II 1945)</w:t>
+      </w:r>
+      <w:r>
+        <w:t>, vì Nhật Bản đã có sẵn nền tảng công nghiệp nên cần sự ổn định, xây dựng từ sự ổn định với vốn liếng đã có</w:t>
+      </w:r>
+      <w:r>
+        <w:t>, và cả đối phó với áp lực bên ngoài</w:t>
+      </w:r>
+      <w:r>
+        <w:t xml:space="preserve">. </w:t>
+      </w:r>
+      <w:r>
+        <w:t xml:space="preserve">Ghi chú, ở trung tâm </w:t>
+      </w:r>
+      <w:r>
+        <w:t>keiretsu</w:t>
+      </w:r>
+      <w:r>
+        <w:t xml:space="preserve">, ngoài ngân hàng chính (main bank) </w:t>
+      </w:r>
+      <w:r>
+        <w:t xml:space="preserve">tức định chế tài chính, </w:t>
+      </w:r>
+      <w:r>
+        <w:t xml:space="preserve">còn có công ty thương mại (sogo shosha). </w:t>
+      </w:r>
+      <w:r>
+        <w:rPr>
+          <w:i/>
+        </w:rPr>
+        <w:t>Mô hình chaebol</w:t>
+      </w:r>
+      <w:r>
+        <w:t xml:space="preserve"> kích phát </w:t>
+      </w:r>
+      <w:r>
+        <w:t xml:space="preserve">kinh tế, </w:t>
+      </w:r>
+      <w:r>
+        <w:t>được ăn cả ngã về không</w:t>
+      </w:r>
+      <w:r>
+        <w:t>,</w:t>
+      </w:r>
+      <w:r>
+        <w:t xml:space="preserve"> </w:t>
+      </w:r>
+      <w:r>
+        <w:t xml:space="preserve">ra đời </w:t>
+      </w:r>
+      <w:r>
+        <w:t>từ</w:t>
+      </w:r>
+      <w:r>
+        <w:t xml:space="preserve"> thập niên 1960</w:t>
+      </w:r>
+      <w:r>
+        <w:t xml:space="preserve"> </w:t>
+      </w:r>
+      <w:r>
+        <w:t>sau chiến tranh Triề</w:t>
+      </w:r>
+      <w:r>
+        <w:t>u Tiên 1953</w:t>
+      </w:r>
+      <w:r>
+        <w:t xml:space="preserve">, </w:t>
+      </w:r>
+      <w:r>
+        <w:t xml:space="preserve">khi </w:t>
+      </w:r>
+      <w:r>
+        <w:t>Hàn Quốc không còn đường lui trong một hoàn cảnh nhiều khó kh</w:t>
+      </w:r>
+      <w:r>
+        <w:t>ă</w:t>
+      </w:r>
+      <w:r>
+        <w:t>n</w:t>
+      </w:r>
+      <w:r>
+        <w:t xml:space="preserve"> và các chaebol buộc phải tuân lệnh chính phủ để nhận được vốn và đơn đặt hàng cũng như chịu sự giám sát chất lượng &amp; tiến độ sản xuất và hơn nữa, chính phủ chi phối các ngân hàng cấp tín dụng để chaebol </w:t>
+      </w:r>
+      <w:r>
+        <w:t xml:space="preserve">có thể nhận được vốn vay lãi suất thấp. Ghi chú, tất cả doanh nghiệp đều cần vay vốn ngay khi đã có vốn sẵn vì quy mô hoạt động lớn và ngày càng mở rộng, không thể dựa </w:t>
+      </w:r>
+      <w:r>
+        <w:t xml:space="preserve">hoàn toàn </w:t>
+      </w:r>
+      <w:r>
+        <w:t>vào nguồn vốn cố định, đây là vấn đề tiềm t</w:t>
+      </w:r>
+      <w:r>
+        <w:t>à</w:t>
+      </w:r>
+      <w:r>
+        <w:t>ng của tích lũy vốn</w:t>
+      </w:r>
+      <w:r>
+        <w:t>. Cả hai mô hình đều thành công, đều tạo ra kỳ tích, Nhật Bản hoàng kim vào thập niên 1960</w:t>
+      </w:r>
+      <w:r>
+        <w:t>-1970</w:t>
+      </w:r>
+      <w:r>
+        <w:t xml:space="preserve"> và Hàn Quốc rực rỡ vào thập niên </w:t>
+      </w:r>
+      <w:r>
+        <w:t>19</w:t>
+      </w:r>
+      <w:r>
+        <w:t>80</w:t>
+      </w:r>
+      <w:r>
+        <w:t>, nhược điểm có chăng là sau này, có thể vào thập niên 2000</w:t>
+      </w:r>
+      <w:r>
+        <w:t xml:space="preserve"> s</w:t>
+      </w:r>
+      <w:r>
+        <w:t>a</w:t>
+      </w:r>
+      <w:r>
+        <w:t xml:space="preserve">u </w:t>
+      </w:r>
+      <w:r>
+        <w:t>khủng hoảng tài chính châu Á 1997</w:t>
+      </w:r>
+      <w:r>
+        <w:t>, Hàn Quốc luôn phải chống độc quyền và tham nhũng trong khi Nhật Bản gặp phải trì trệ</w:t>
+      </w:r>
+      <w:r>
+        <w:t xml:space="preserve"> vì mạng lưới k</w:t>
+      </w:r>
+      <w:r>
+        <w:t>eiretsu</w:t>
+      </w:r>
+      <w:r>
+        <w:t xml:space="preserve"> giảm rủi ro nên cũng giảm </w:t>
+      </w:r>
+      <w:r>
+        <w:t xml:space="preserve">luôn </w:t>
+      </w:r>
+      <w:r>
+        <w:t xml:space="preserve">tốc độ phát triển </w:t>
+      </w:r>
+      <w:r>
+        <w:t>khi phát triển đến một mức nào đó</w:t>
+      </w:r>
+      <w:r>
+        <w:t>,</w:t>
+      </w:r>
+      <w:r>
+        <w:t xml:space="preserve"> </w:t>
+      </w:r>
+      <w:r>
+        <w:t xml:space="preserve">do </w:t>
+      </w:r>
+      <w:r>
+        <w:t>k</w:t>
+      </w:r>
+      <w:r>
+        <w:t>eiretsu</w:t>
+      </w:r>
+      <w:r>
+        <w:t xml:space="preserve"> </w:t>
+      </w:r>
+      <w:r>
+        <w:t xml:space="preserve">liên kết quá chặt chẽ và phụ thuộc vào ngân hàng chung cả nhóm </w:t>
+      </w:r>
+      <w:r>
+        <w:t>khép kín</w:t>
+      </w:r>
+      <w:r>
+        <w:t xml:space="preserve"> </w:t>
+      </w:r>
+      <w:r>
+        <w:t xml:space="preserve">và tất nhiên </w:t>
+      </w:r>
+      <w:r>
+        <w:t xml:space="preserve">có khả năng </w:t>
+      </w:r>
+      <w:r>
+        <w:t>xảy ra</w:t>
+      </w:r>
+      <w:r>
+        <w:t xml:space="preserve"> nợ xấu và bong bóng bất động sản</w:t>
+      </w:r>
+      <w:r>
+        <w:t xml:space="preserve"> (Gemini 2026)</w:t>
+      </w:r>
+      <w:r>
+        <w:t>.</w:t>
+      </w:r>
+      <w:r>
+        <w:t xml:space="preserve"> Tham nhũng và độc quyền là hai vấn đề của mô hình c</w:t>
+      </w:r>
+      <w:r>
+        <w:t>haebol</w:t>
+      </w:r>
+      <w:r>
+        <w:t xml:space="preserve"> nhưng cần lưu ý một vấn đề khác là một c</w:t>
+      </w:r>
+      <w:r>
+        <w:t>haebol</w:t>
+      </w:r>
+      <w:r>
+        <w:t xml:space="preserve"> thư</w:t>
+      </w:r>
+      <w:r>
+        <w:t>ờ</w:t>
+      </w:r>
+      <w:r>
+        <w:t>ng kinh doanh đa ngành ngh</w:t>
+      </w:r>
+      <w:r>
+        <w:t>ề</w:t>
+      </w:r>
+      <w:r>
+        <w:t xml:space="preserve"> với cả một </w:t>
+      </w:r>
+      <w:r>
+        <w:rPr>
+          <w:i/>
+        </w:rPr>
+        <w:t>hệ sinh thái</w:t>
+      </w:r>
+      <w:r>
+        <w:t xml:space="preserve"> nên tác động dây chuyền rất lớn, trong khi đó k</w:t>
+      </w:r>
+      <w:r>
+        <w:t>eiretsu</w:t>
+      </w:r>
+      <w:r>
+        <w:t xml:space="preserve"> tuy có hai trường hợp với </w:t>
+      </w:r>
+      <w:r>
+        <w:rPr>
+          <w:i/>
+        </w:rPr>
+        <w:t>keiretsu ngang</w:t>
+      </w:r>
+      <w:r>
+        <w:t xml:space="preserve"> với nhiều công ty đa ngành và </w:t>
+      </w:r>
+      <w:r>
+        <w:rPr>
+          <w:i/>
+        </w:rPr>
+        <w:t>keiretsu dọc</w:t>
+      </w:r>
+      <w:r>
+        <w:t xml:space="preserve"> với công ty đầu tàu kéo theo một loạt công ty </w:t>
+      </w:r>
+      <w:r>
+        <w:t>hỗ</w:t>
+      </w:r>
+      <w:r>
+        <w:t xml:space="preserve"> trợ</w:t>
+      </w:r>
+      <w:r>
+        <w:t xml:space="preserve"> </w:t>
+      </w:r>
+      <w:r>
+        <w:t>/</w:t>
+      </w:r>
+      <w:r>
+        <w:t xml:space="preserve"> cung ứng </w:t>
+      </w:r>
+      <w:r>
+        <w:t>nhưng ngay với k</w:t>
+      </w:r>
+      <w:r>
+        <w:t>eiretsu</w:t>
+      </w:r>
+      <w:r>
+        <w:t xml:space="preserve"> dọc, các công ty vẫn có sự độc lập tương đối</w:t>
+      </w:r>
+      <w:r>
+        <w:t xml:space="preserve"> nên rủi ro được phân tán không kéo theo cả hệ thống</w:t>
+      </w:r>
+      <w:r>
+        <w:t>.</w:t>
+      </w:r>
+      <w:r>
+        <w:t xml:space="preserve"> </w:t>
+      </w:r>
+      <w:r>
+        <w:t xml:space="preserve">Ghi chú, chưa đến thập niên 2000 thì thập niên 1990 </w:t>
+      </w:r>
+      <w:r>
+        <w:t>bị</w:t>
+      </w:r>
+      <w:r>
+        <w:t xml:space="preserve"> gọi là thập kỷ mất mát đối với nền kinh tế Nhật Bản – mười năm sau của kỳ tích Hàn Quốc 1980. </w:t>
+      </w:r>
+      <w:r>
+        <w:t xml:space="preserve">Về lý luận, </w:t>
+      </w:r>
+      <w:r>
+        <w:t>giả sử không đề cập tốc độ ra quyết định và lan truyền thi hành chậm</w:t>
+      </w:r>
+      <w:r>
+        <w:t xml:space="preserve"> –</w:t>
+      </w:r>
+      <w:r>
+        <w:t xml:space="preserve"> ngay cả chậm vì </w:t>
+      </w:r>
+      <w:r>
+        <w:t>tầng nấc quản trị</w:t>
+      </w:r>
+      <w:r>
+        <w:t xml:space="preserve"> chứ không phải chậm vì quan liêu</w:t>
+      </w:r>
+      <w:r>
+        <w:t xml:space="preserve">, </w:t>
+      </w:r>
+      <w:r>
+        <w:t>mạng lưới k</w:t>
+      </w:r>
+      <w:r>
+        <w:t>eiretsu</w:t>
+      </w:r>
+      <w:r>
+        <w:t xml:space="preserve"> phù hợp với quan điểm tự do kinh tế</w:t>
+      </w:r>
+      <w:r>
+        <w:t xml:space="preserve"> so với </w:t>
+      </w:r>
+      <w:r>
+        <w:rPr>
+          <w:i/>
+        </w:rPr>
+        <w:t>zaibatsu</w:t>
+      </w:r>
+      <w:r>
+        <w:t>, nhưng mô hình c</w:t>
+      </w:r>
+      <w:r>
+        <w:t>haebol</w:t>
+      </w:r>
+      <w:r>
+        <w:t xml:space="preserve"> rõ ràng mang đến kỳ kích phát triển kinh tế của Hàn Quốc, điều này có thể liên quan đến tinh thần quyết liệt trong kinh doanh cũng như sự chính trực và liêm khiết khi vận hành cả bộ máy phức hợp kinh tế </w:t>
+      </w:r>
+      <w:r>
+        <w:t>&amp;</w:t>
+      </w:r>
+      <w:r>
+        <w:t xml:space="preserve"> chính trị thành một bộ máy tổng thể, do đó Hàn Quốc luôn phải đối mặt với sự tổng hợp này.</w:t>
+      </w:r>
+      <w:r>
+        <w:t xml:space="preserve"> Trong khi đó, </w:t>
+      </w:r>
+      <w:r>
+        <w:rPr>
+          <w:i/>
+        </w:rPr>
+        <w:t>niềm tin</w:t>
+      </w:r>
+      <w:r>
+        <w:t xml:space="preserve"> trong mạng lưới k</w:t>
+      </w:r>
+      <w:r>
+        <w:t>eiretsu</w:t>
+      </w:r>
+      <w:r>
+        <w:t xml:space="preserve"> là một dạng tài sản cực kỳ quý giá</w:t>
+      </w:r>
+      <w:r>
+        <w:t xml:space="preserve"> </w:t>
+      </w:r>
+      <w:r>
+        <w:t>vì sở hữu chéo nếu không hiệu quả thì hết sức nguy hại</w:t>
+      </w:r>
+      <w:r>
+        <w:t xml:space="preserve"> và xác suất hiệu quả thấp hơn xác suất nguy hại</w:t>
+      </w:r>
+      <w:r>
+        <w:t>, mà gần đây (2025), nếu k</w:t>
+      </w:r>
+      <w:r>
+        <w:t>eiretsu</w:t>
+      </w:r>
+      <w:r>
+        <w:t xml:space="preserve"> tái sinh trở lại</w:t>
+      </w:r>
+      <w:r>
+        <w:t xml:space="preserve"> với liên minh linh hoạt</w:t>
+      </w:r>
+      <w:r>
+        <w:t>,</w:t>
+      </w:r>
+      <w:r>
+        <w:t xml:space="preserve"> hy vọng mang đến thành công mới cho Nhật Bản.</w:t>
+      </w:r>
+      <w:r>
+        <w:t xml:space="preserve"> </w:t>
+      </w:r>
+      <w:r>
+        <w:t>Ghi chú, sở hữu chéo (</w:t>
+      </w:r>
+      <w:r>
+        <w:rPr>
+          <w:i/>
+        </w:rPr>
+        <w:t>cross-ownership</w:t>
+      </w:r>
+      <w:r>
+        <w:t xml:space="preserve">) là sở hữu lẫn nhau giữa các doanh nghiệp, ví dụ công ty A có cổ phần của công ty B và công ty B cũng có cổ phần của công ty A. </w:t>
+      </w:r>
+      <w:r>
+        <w:t>Tôn Tử binh pháp dạy rằng, ta đông hơn địch chưa hẳn quân số của ta nhiều hơn mà là vì ta tập trung binh lực vào nơi mà địch lơi lỏng nên gây ra trạng thái tạm thời rằng ta đông hơn địch, đây là yếu tố sức mạnh của sự tập trung, từ sự điều phối chứ không phải từ sự trang bị</w:t>
+      </w:r>
+      <w:r>
+        <w:t>, nhưng nếu như ta không tận dụng trạng thái “đông hơn” tạm thời này thì cơ hội trôi qua</w:t>
+      </w:r>
+      <w:r>
+        <w:t>, và mô h</w:t>
+      </w:r>
+      <w:r>
+        <w:t>ì</w:t>
+      </w:r>
+      <w:r>
+        <w:t>nh chaebol tập trung “binh lực” có nguyên do.</w:t>
+      </w:r>
+      <w:r>
+        <w:t xml:space="preserve"> Võ công Nhật Bản đứng đầu châu Á</w:t>
+      </w:r>
+      <w:r>
+        <w:t xml:space="preserve">, tất nhiên cũng hiểu điều này, </w:t>
+      </w:r>
+      <w:r>
+        <w:t xml:space="preserve">nhưng mô </w:t>
+      </w:r>
+      <w:r>
+        <w:lastRenderedPageBreak/>
+        <w:t>hình</w:t>
+      </w:r>
+      <w:r>
+        <w:rPr>
+          <w:i/>
+        </w:rPr>
+        <w:t xml:space="preserve"> </w:t>
+      </w:r>
+      <w:r>
+        <w:t>keiretsu</w:t>
+      </w:r>
+      <w:r>
+        <w:t xml:space="preserve"> cẩn trọng ổn định cũng có nguyên do.</w:t>
+      </w:r>
+      <w:r>
+        <w:t xml:space="preserve"> </w:t>
+      </w:r>
+      <w:r>
+        <w:t xml:space="preserve">Nguyên lý ta thắng địch do địch và địch thắng ta do ta, chỉ cần ta ở thế bất bại thì sẽ có khả năng thắng địch [Tôn Tử binh pháp], chiếm lĩnh thị trường </w:t>
+      </w:r>
+      <w:r>
+        <w:t>bằng</w:t>
+      </w:r>
+      <w:r>
+        <w:t xml:space="preserve"> sự ổn định bền vững đến từ nguyên lý này. </w:t>
+      </w:r>
+      <w:r>
+        <w:t xml:space="preserve">Mô hình tích lũy của Đài Loan Trung Quốc thuộc hệ phân tán nhưng lỏng lẻo hơn cả </w:t>
+      </w:r>
+      <w:r>
+        <w:t>keiretsu</w:t>
+      </w:r>
+      <w:r>
+        <w:t xml:space="preserve">, theo đó nền kinh tế Đài Loan Trung Quốc dựa trên mạng lưới các </w:t>
+      </w:r>
+      <w:r>
+        <w:rPr>
+          <w:i/>
+        </w:rPr>
+        <w:t>doanh nghiệp vừa &amp; nhỏ</w:t>
+      </w:r>
+      <w:r>
+        <w:t xml:space="preserve"> (SMEs), thực chất là một </w:t>
+      </w:r>
+      <w:r>
+        <w:rPr>
+          <w:i/>
+        </w:rPr>
+        <w:t>vườn ươm công nghệ</w:t>
+      </w:r>
+      <w:r>
+        <w:t>, trong đó mỗi doanh nghiệp vừa &amp; nhỏ (</w:t>
+      </w:r>
+      <w:r>
+        <w:rPr>
+          <w:i/>
+        </w:rPr>
+        <w:t>SME</w:t>
+      </w:r>
+      <w:r>
+        <w:t xml:space="preserve">) được phát triển từ các dự án của </w:t>
+      </w:r>
+      <w:r>
+        <w:t>Viện Nghiên cứu Công nghệ Công nghiệp (ITRI)</w:t>
+      </w:r>
+      <w:r>
+        <w:t xml:space="preserve"> (Gemini 2026)</w:t>
+      </w:r>
+      <w:r>
+        <w:t xml:space="preserve">. Cụ thể, </w:t>
+      </w:r>
+      <w:r>
+        <w:t>ITRI</w:t>
+      </w:r>
+      <w:r>
+        <w:t xml:space="preserve"> là tổ chức phi lợi nhuận thành lập năm 1973 được tài trợ bởi chính phủ, chuyên nghiên cứu &amp; phát triển (R&amp;D) những dự án đặc biệt </w:t>
+      </w:r>
+      <w:r>
+        <w:t xml:space="preserve">trong lĩnh vực </w:t>
+      </w:r>
+      <w:r>
+        <w:t xml:space="preserve">công nghệ – công nghệ cao như </w:t>
+      </w:r>
+      <w:r>
+        <w:t>bán dẫn, điện tử và sản xuất thông minh</w:t>
+      </w:r>
+      <w:r>
+        <w:t xml:space="preserve"> và sau khi mỗi dự án thành công nhất định, </w:t>
+      </w:r>
+      <w:r>
+        <w:t>ITRI</w:t>
+      </w:r>
+      <w:r>
+        <w:t xml:space="preserve"> sẽ chuyển giao hay cho phép đơn vị tham gia tách thành doanh nghiệp SME</w:t>
+      </w:r>
+      <w:r>
+        <w:t xml:space="preserve"> tung sản phẩm vào thị trường</w:t>
+      </w:r>
+      <w:r>
+        <w:t xml:space="preserve"> </w:t>
+      </w:r>
+      <w:r>
+        <w:t xml:space="preserve">(transfer, </w:t>
+      </w:r>
+      <w:r>
+        <w:rPr>
+          <w:i/>
+        </w:rPr>
+        <w:t>spin-off</w:t>
+      </w:r>
+      <w:r>
+        <w:t xml:space="preserve">) </w:t>
+      </w:r>
+      <w:r>
+        <w:t>(Google AI 2026)</w:t>
+      </w:r>
+      <w:r>
+        <w:t>. Các doanh nghiệp SME sẽ lớn mạnh thành tập đoàn toàn cầu như TSMC hoặc ít nhất nắm giữ một mắt xích quan trọng của chuỗi cung ứng toàn cầu</w:t>
+      </w:r>
+      <w:r>
+        <w:t xml:space="preserve"> (Google AI 2026)</w:t>
+      </w:r>
+      <w:r>
+        <w:t xml:space="preserve">, đây là ưu điểm cốt lõi của </w:t>
+      </w:r>
+      <w:r>
+        <w:rPr>
+          <w:i/>
+        </w:rPr>
+        <w:t>mô hình vườn ươm</w:t>
+      </w:r>
+      <w:r>
+        <w:t xml:space="preserve"> Đài Loan Trung Quốc</w:t>
+      </w:r>
+      <w:r>
+        <w:t xml:space="preserve">, rất phù hợp với quy mô nền kinh tế vừa phải về dân số quy tụ thành tương tự một khu công nghệ cao hay khu thương mại tự do nhưng có thể gặp vấn đề khi mở rộng bởi hai lý do sau: 1) </w:t>
+      </w:r>
+      <w:r>
+        <w:t>ITRI</w:t>
+      </w:r>
+      <w:r>
+        <w:t xml:space="preserve"> quá tải với quy mô kinh tế </w:t>
+      </w:r>
+      <w:r>
+        <w:t xml:space="preserve">mở rộng </w:t>
+      </w:r>
+      <w:r>
+        <w:t xml:space="preserve">hoặc ưu điểm “trăm hoa đua nở” suy giảm, còn nếu như để mỗi doanh nghiệp tự nghiên cứu &amp; phát triển riêng thì ưu điểm điều phối &amp; định hướng của </w:t>
+      </w:r>
+      <w:r>
+        <w:t>ITRI</w:t>
+      </w:r>
+      <w:r>
+        <w:t xml:space="preserve"> </w:t>
+      </w:r>
+      <w:r>
+        <w:t>không còn như lúc đầu, 2) mô hình vườn ươm bám chặt vào chuỗi cung ứng toàn cầu bằng năng lực nội sinh nên phải song hành nghịch biến với sự linh hoạt, do đó có khả năng bị ảnh hưởng bởi biến động thị trường toàn</w:t>
+      </w:r>
+      <w:r>
+        <w:t xml:space="preserve"> cầu</w:t>
+      </w:r>
+      <w:r>
+        <w:t>. Để dễ suy nghĩ và lập luận, ta hãy tham khảo Gemini 2026 so sánh mô hình vườn ươm Đài Loan Trung Quốc và mô hình chaebol Hàn Quốc như sau: 1) thế mạnh vườn ươm là thích ứng nhanh và thế mạnh chaebol là năng lực tài chính lớn và thương hiệu, 2) rủi ro của</w:t>
+      </w:r>
+      <w:r>
+        <w:t xml:space="preserve"> </w:t>
+      </w:r>
+      <w:r>
+        <w:t>vườn ươm là khó huy động vốn lớn</w:t>
+      </w:r>
+      <w:r>
+        <w:t xml:space="preserve"> (vì phân tán như </w:t>
+      </w:r>
+      <w:r>
+        <w:t>keiretsu</w:t>
+      </w:r>
+      <w:r>
+        <w:t xml:space="preserve"> nhưng không liên kết cực kỳ chặt chẽ như </w:t>
+      </w:r>
+      <w:r>
+        <w:t>keiretsu</w:t>
+      </w:r>
+      <w:r>
+        <w:t>) và rủi ro của chaebol là độc quyền và tham nhũng, 3) vườn ươm phân phối thu nhập công bằng hơn trong khi chaebol gây khoảng giàu nghèo hơn</w:t>
+      </w:r>
+      <w:r>
+        <w:t xml:space="preserve"> </w:t>
+      </w:r>
+      <w:r>
+        <w:t>nhưng tích lũy vốn có thể</w:t>
+      </w:r>
+      <w:r>
+        <w:t xml:space="preserve"> nhanh hơn</w:t>
+      </w:r>
+      <w:r>
+        <w:t>.</w:t>
+      </w:r>
+      <w:r>
+        <w:t xml:space="preserve"> Tuy nhiên, về lý luận, mô hình vườn ươm tiên tiến nhất</w:t>
+      </w:r>
+      <w:r>
+        <w:t>, phù hợp nhất với quan điểm tự do kinh tế</w:t>
+      </w:r>
+      <w:r>
+        <w:t>, và chưa chắc bị giới hạn bởi quy mô nền kinh tế</w:t>
+      </w:r>
+      <w:r>
+        <w:t>, chưa hẳn bởi vì quy mô nền kinh tế Đài Loan Trung Quốc không hề nhỏ, GDP danh nghĩa năm 2025 đạt khoảng 971 – 972 tỷ USD với tăng trưởng 8.63% năm 2025</w:t>
+      </w:r>
+      <w:r>
+        <w:t xml:space="preserve"> đứng thứ 22 thế giới, GDP bình quân đầu người năm 2025 đạt 39,000 – 42,103 USD đứng thứ 4 Đông Á vượt qua Hàn Quốc và Nhật Bản</w:t>
+      </w:r>
+      <w:r>
+        <w:t xml:space="preserve">, có thể lọt vào </w:t>
+      </w:r>
+      <w:r>
+        <w:t>nhóm</w:t>
+      </w:r>
+      <w:r>
+        <w:t xml:space="preserve"> 5 quốc gia/vùng lãnh thổ giàu nhất thế giới</w:t>
+      </w:r>
+      <w:r>
+        <w:t xml:space="preserve">, mà bởi vì mô hình </w:t>
+      </w:r>
+      <w:r>
+        <w:t>keiretsu</w:t>
+      </w:r>
+      <w:r>
+        <w:t xml:space="preserve"> chuyển từ </w:t>
+      </w:r>
+      <w:r>
+        <w:t>keiretsu</w:t>
+      </w:r>
+      <w:r>
+        <w:t xml:space="preserve"> truyền thống sang </w:t>
+      </w:r>
+      <w:r>
+        <w:rPr>
+          <w:i/>
+        </w:rPr>
+        <w:t>liên minh linh hoạt</w:t>
+      </w:r>
+      <w:r>
+        <w:t xml:space="preserve"> (s</w:t>
+      </w:r>
+      <w:r>
+        <w:t xml:space="preserve">trategic </w:t>
+      </w:r>
+      <w:r>
+        <w:t>a</w:t>
+      </w:r>
+      <w:r>
+        <w:t>lliance</w:t>
+      </w:r>
+      <w:r>
+        <w:t>, flexible alliance</w:t>
+      </w:r>
+      <w:r>
+        <w:t>) để giải quyết những vấn đề như</w:t>
+      </w:r>
+      <w:r>
+        <w:t xml:space="preserve"> (Gemini 2026)</w:t>
+      </w:r>
+      <w:r>
+        <w:t>: 1) thích ứng với sự thay đổi nhanh của toàn cầu hóa mà những ràng</w:t>
+      </w:r>
+      <w:r>
+        <w:t xml:space="preserve"> buộc trong </w:t>
+      </w:r>
+      <w:r>
+        <w:t>keiretsu</w:t>
+      </w:r>
+      <w:r>
+        <w:t xml:space="preserve"> cản trở sự thích ứng,</w:t>
+      </w:r>
+      <w:r>
+        <w:t xml:space="preserve"> 2) </w:t>
+      </w:r>
+      <w:r>
+        <w:t>keiretsu</w:t>
+      </w:r>
+      <w:r>
+        <w:t xml:space="preserve"> khép kín nên hưởng lợi ít từ quá trình đấu thầu khi mua sắm hay đầu tư, 3) sở hữu chéo mặc dù có nhiều rủi ro nhưng có mục tiêu là đặt tin cậy </w:t>
+      </w:r>
+      <w:r>
+        <w:t xml:space="preserve">nội bộ </w:t>
+      </w:r>
+      <w:r>
+        <w:t xml:space="preserve">lẫn nhau nhằm ngăn chặn sự thâu tóm từ bên ngoài, nay gặp áp lực tài chính quốc tế lẫn ảnh hưởng cực lớn của các tập đoàn đặc biệt tập đoàn công nghệ </w:t>
+      </w:r>
+      <w:r>
+        <w:t>đa quốc gia</w:t>
+      </w:r>
+      <w:r>
+        <w:t xml:space="preserve"> như Google, Apple</w:t>
+      </w:r>
+      <w:r>
+        <w:t>, Tesla</w:t>
+      </w:r>
+      <w:r>
+        <w:t>.</w:t>
+      </w:r>
+      <w:r>
+        <w:t xml:space="preserve"> Do đó liên minh linh hoạt cốt lõi là làm lỏng lẻo sự </w:t>
+      </w:r>
+      <w:r>
+        <w:t>cố</w:t>
+      </w:r>
+      <w:r>
+        <w:t xml:space="preserve"> kết giữa các công ty trong cùng mạng lưới (</w:t>
+      </w:r>
+      <w:r>
+        <w:t>keiretsu</w:t>
+      </w:r>
+      <w:r>
+        <w:t xml:space="preserve">) </w:t>
+      </w:r>
+      <w:r>
+        <w:t>để đạt</w:t>
+      </w:r>
+      <w:r>
+        <w:t xml:space="preserve"> tính linh hoạt như hợp tác theo dự án, </w:t>
+      </w:r>
+      <w:r>
+        <w:t xml:space="preserve">hợp tác ngắn hạn, </w:t>
+      </w:r>
+      <w:r>
+        <w:t xml:space="preserve">hợp tác với đối thủ, </w:t>
+      </w:r>
+      <w:r>
+        <w:t xml:space="preserve">chiếm lĩnh thị trường, giảm sở hữu chéo, không cần đến ngân hàng trung tâm, </w:t>
+      </w:r>
+      <w:r>
+        <w:t xml:space="preserve">giảm tầng nấc quản trị, </w:t>
+      </w:r>
+      <w:r>
+        <w:t xml:space="preserve">ngay cả hai </w:t>
+      </w:r>
+      <w:r>
+        <w:t>keiretsu</w:t>
+      </w:r>
+      <w:r>
+        <w:t xml:space="preserve"> (mạng lưới) hoàn toàn có thể bắt tay nhau. </w:t>
+      </w:r>
+      <w:r>
+        <w:t xml:space="preserve">Ghi chú, Nhật Bản bắt đầu triển khai liên minh linh hoạt từ thập niên 2000 sau </w:t>
+      </w:r>
+      <w:r>
+        <w:t>khủng hoảng tài chính châu Á 1997</w:t>
+      </w:r>
+      <w:r>
+        <w:t xml:space="preserve"> và gần đây (2025) có một số thông tin đáng chú ý như t</w:t>
+      </w:r>
+      <w:r>
+        <w:t xml:space="preserve">ập đoàn Renault </w:t>
+      </w:r>
+      <w:r>
+        <w:t xml:space="preserve">(Pháp) </w:t>
+      </w:r>
+      <w:r>
+        <w:t xml:space="preserve">và </w:t>
+      </w:r>
+      <w:r>
+        <w:t xml:space="preserve">tập đoàn </w:t>
+      </w:r>
+      <w:r>
+        <w:t xml:space="preserve">Nissan Motor </w:t>
+      </w:r>
+      <w:r>
+        <w:t>(Nhật Bản) t</w:t>
+      </w:r>
+      <w:r>
+        <w:t>hiết lập lại liên minh toàn cầu</w:t>
+      </w:r>
+      <w:r>
+        <w:t xml:space="preserve"> vào năm 2023</w:t>
+      </w:r>
+      <w:r>
+        <w:t>.</w:t>
+      </w:r>
+      <w:r>
+        <w:t xml:space="preserve"> </w:t>
+      </w:r>
+      <w:r>
+        <w:t xml:space="preserve">Liên minh </w:t>
+      </w:r>
+      <w:r>
+        <w:t xml:space="preserve">linh hoạt </w:t>
+      </w:r>
+      <w:r>
+        <w:t>khắc phục nhược điểm nghiêng về phòng thủ trước ý chí tấn công của chaebol mà vẫn bảo đảm đặc tính tự do của thị trường. Mô hình liên minh linh hoạt tuy cũng khác với mô hình vườn ươm nhưng cùng hệ phân tán</w:t>
+      </w:r>
+      <w:r>
+        <w:t xml:space="preserve"> và rõ ràng, liên minh linh hoạt hay </w:t>
+      </w:r>
+      <w:r>
+        <w:rPr>
+          <w:i/>
+        </w:rPr>
+        <w:t>liên minh chiến lược</w:t>
+      </w:r>
+      <w:r>
+        <w:t xml:space="preserve"> hay </w:t>
+      </w:r>
+      <w:r>
+        <w:rPr>
+          <w:i/>
+        </w:rPr>
+        <w:t>liên minh toàn cầu</w:t>
+      </w:r>
+      <w:r>
+        <w:t xml:space="preserve"> phản ánh hình thức </w:t>
+      </w:r>
+      <w:r>
+        <w:rPr>
+          <w:i/>
+        </w:rPr>
+        <w:t>sáp nhập</w:t>
+      </w:r>
+      <w:r>
+        <w:t xml:space="preserve"> </w:t>
+      </w:r>
+      <w:r>
+        <w:t xml:space="preserve">(merger) </w:t>
+      </w:r>
+      <w:r>
+        <w:t>diễn ra thường xuyên giữa các tập đoàn công nghệ lớn</w:t>
+      </w:r>
+      <w:r>
+        <w:t xml:space="preserve"> và sự sáp </w:t>
+      </w:r>
+      <w:r>
+        <w:lastRenderedPageBreak/>
+        <w:t>nhập này không khác bao nhiêu sự bám chặt vào chuỗi cung ứng toàn cầu của mô hình vườn ươm, có khác chăng là ở quy mô rất lớn</w:t>
+      </w:r>
+      <w:r>
+        <w:t xml:space="preserve"> với </w:t>
+      </w:r>
+      <w:r>
+        <w:t>liên minh toàn cầu</w:t>
+      </w:r>
+      <w:r>
+        <w:t>.</w:t>
+      </w:r>
+      <w:r>
+        <w:t xml:space="preserve"> </w:t>
+      </w:r>
+      <w:r>
+        <w:t xml:space="preserve">TSMC là tập đoàn </w:t>
+      </w:r>
+      <w:r>
+        <w:t>toàn cầu</w:t>
+      </w:r>
+      <w:r>
+        <w:t xml:space="preserve"> của Đài Loan Trung Quốc và Đài Loan Trung Quốc còn nhiều công ty </w:t>
+      </w:r>
+      <w:r>
+        <w:t>“</w:t>
+      </w:r>
+      <w:r>
+        <w:t>yết hầu</w:t>
+      </w:r>
+      <w:r>
+        <w:t>”</w:t>
+      </w:r>
+      <w:r>
+        <w:t xml:space="preserve"> của chuỗi cung ứng toàn cầu, tập trung vào nh</w:t>
+      </w:r>
+      <w:r>
+        <w:t>ữ</w:t>
+      </w:r>
+      <w:r>
+        <w:t>ng phân khúc</w:t>
+      </w:r>
+      <w:r>
+        <w:t>,</w:t>
+      </w:r>
+      <w:r>
+        <w:t xml:space="preserve"> những công đoạn quan trọng </w:t>
+      </w:r>
+      <w:r>
+        <w:t>trong quá trình sản xuất</w:t>
+      </w:r>
+      <w:r>
+        <w:t xml:space="preserve"> một sản phẩm hoàn chỉnh </w:t>
+      </w:r>
+      <w:r>
+        <w:t>(Gemini 2026)</w:t>
+      </w:r>
+      <w:r>
+        <w:t xml:space="preserve">. </w:t>
+      </w:r>
+      <w:r>
+        <w:t xml:space="preserve">Ghi chú, kinh tế Đài Loan Trung Quốc cất cánh vào thập niên 1960 và trở thành một trong bốn con </w:t>
+      </w:r>
+      <w:proofErr w:type="gramStart"/>
+      <w:r>
+        <w:t>rồng  châu</w:t>
+      </w:r>
+      <w:proofErr w:type="gramEnd"/>
+      <w:r>
+        <w:t xml:space="preserve"> Á vào thập niên 1980, gần như đồng thời với Hàn Quốc</w:t>
+      </w:r>
+      <w:r>
+        <w:t xml:space="preserve">, và bốn con rồng </w:t>
+      </w:r>
+      <w:r>
+        <w:t xml:space="preserve">(hổ) </w:t>
+      </w:r>
+      <w:r>
+        <w:t xml:space="preserve">châu Á từ thập niên 1960 đến thập niên 1980 </w:t>
+      </w:r>
+      <w:r>
+        <w:t>gồm</w:t>
+      </w:r>
+      <w:r>
+        <w:t xml:space="preserve"> </w:t>
+      </w:r>
+      <w:r>
+        <w:t>Hàn Quốc, Singapore, Đài Loan Trung Quốc, và Hồng Kông Trung Quốc</w:t>
+      </w:r>
+      <w:r>
+        <w:t xml:space="preserve">. </w:t>
+      </w:r>
+      <w:r>
+        <w:t xml:space="preserve">Với mô hình dọc mà sự tập trung chủ đạo từ chính phủ đến chaebol thì mô hình chaebol khó mà sáp nhập với tập đoàn </w:t>
+      </w:r>
+      <w:r>
+        <w:t>toàn cầu</w:t>
+      </w:r>
+      <w:r>
+        <w:t xml:space="preserve"> </w:t>
+      </w:r>
+      <w:r>
+        <w:t xml:space="preserve">(2026) </w:t>
+      </w:r>
+      <w:r>
+        <w:t>khi chaebol vừa là tài sản quý của quốc gia vừa là niềm tự hào dân tộ</w:t>
+      </w:r>
+      <w:r>
+        <w:t xml:space="preserve">c, và </w:t>
+      </w:r>
+      <w:r>
+        <w:t xml:space="preserve">Hàn Quốc sẽ </w:t>
+      </w:r>
+      <w:r>
+        <w:t xml:space="preserve">còn </w:t>
+      </w:r>
+      <w:r>
+        <w:t xml:space="preserve">đối </w:t>
+      </w:r>
+      <w:r>
+        <w:t xml:space="preserve">phó </w:t>
+      </w:r>
+      <w:r>
+        <w:t xml:space="preserve">với sự tấn công từ các tập đoàn </w:t>
+      </w:r>
+      <w:r>
+        <w:t>đa quốc gia</w:t>
+      </w:r>
+      <w:r>
+        <w:t xml:space="preserve"> </w:t>
+      </w:r>
+      <w:r>
+        <w:t>đặc biệt khi toàn cầu hóa quay trở lại</w:t>
+      </w:r>
+      <w:r>
+        <w:t>, chaebol vĩnh viễn xoay vần trong cuộc chiến toàn cầu nếu không bắt tay với đối thủ</w:t>
+      </w:r>
+      <w:r>
+        <w:t>, mặc dù có thể là cái giá của sự tráng kiện</w:t>
+      </w:r>
+      <w:r>
+        <w:t>.</w:t>
+      </w:r>
+      <w:r>
+        <w:t xml:space="preserve"> Mô hình sản xuất của Trung Quốc dường như nghiêng về mô hình tập trung như mô hình chaebol của Hàn Quốc, theo Gemini 2026, </w:t>
+      </w:r>
+      <w:r>
+        <w:t>“</w:t>
+      </w:r>
+      <w:r>
+        <w:t xml:space="preserve">là sự kết hợp giữa quyền lực tập trung </w:t>
+      </w:r>
+      <w:r>
+        <w:t xml:space="preserve">của </w:t>
+      </w:r>
+      <w:r>
+        <w:t>nhà nước và sự năng động của thị trường</w:t>
+      </w:r>
+      <w:r>
+        <w:t>”</w:t>
+      </w:r>
+      <w:r>
+        <w:t xml:space="preserve">, được gọi là </w:t>
       </w:r>
       <w:r>
         <w:rPr>
@@ -28966,40 +30918,88 @@
         <w:t xml:space="preserve">mô hình </w:t>
       </w:r>
       <w:r>
-        <w:rPr>
-          <w:i/>
-        </w:rPr>
-        <w:t>tích lũy sản xuất</w:t>
+        <w:t>[</w:t>
+      </w:r>
+      <w:r>
+        <w:rPr>
+          <w:i/>
+        </w:rPr>
+        <w:t>sản xuất</w:t>
+      </w:r>
+      <w:r>
+        <w:t>]</w:t>
+      </w:r>
+      <w:r>
+        <w:rPr>
+          <w:i/>
+        </w:rPr>
+        <w:t xml:space="preserve"> tư bản nhà nước</w:t>
+      </w:r>
+      <w:r>
+        <w:t xml:space="preserve"> (s</w:t>
+      </w:r>
+      <w:r>
+        <w:t xml:space="preserve">tate </w:t>
+      </w:r>
+      <w:r>
+        <w:t>c</w:t>
+      </w:r>
+      <w:r>
+        <w:t>apitalism</w:t>
+      </w:r>
+      <w:r>
+        <w:t>)</w:t>
+      </w:r>
+      <w:r>
+        <w:t>, theo đó, quyền lực nhà nước thể hiện ở các tập đoàn nhà nước và sự năng động của thị trường thể hiện ở các tập đoàn tư nhân</w:t>
       </w:r>
       <w:r>
         <w:t xml:space="preserve"> (</w:t>
       </w:r>
       <w:r>
-        <w:t>model of production accumulation</w:t>
-      </w:r>
-      <w:r>
-        <w:t xml:space="preserve">) gọi tắt là </w:t>
-      </w:r>
-      <w:r>
-        <w:rPr>
-          <w:i/>
-        </w:rPr>
-        <w:t>mô hình sản xuất</w:t>
-      </w:r>
-      <w:r>
-        <w:t xml:space="preserve"> (</w:t>
-      </w:r>
-      <w:r>
-        <w:t>production model</w:t>
-      </w:r>
-      <w:r>
-        <w:t>) cần được nghiên cứu, cải biến và phối hợp.</w:t>
-      </w:r>
-      <w:r>
-        <w:t xml:space="preserve"> Bất luận thế nào, tâm điểm của các mô hình sản xuất này là hạn chế </w:t>
-      </w:r>
-      <w:r>
-        <w:t>thâm dụng tài nguyên thiên nhiên &amp; lao động giản đơn</w:t>
+        <w:rPr>
+          <w:i/>
+        </w:rPr>
+        <w:t>private tech giants</w:t>
+      </w:r>
+      <w:r>
+        <w:t>)</w:t>
+      </w:r>
+      <w:r>
+        <w:t>, trong đó, tập đoàn nhà nước</w:t>
+      </w:r>
+      <w:r>
+        <w:t xml:space="preserve"> </w:t>
+      </w:r>
+      <w:r>
+        <w:t>(</w:t>
+      </w:r>
+      <w:r>
+        <w:rPr>
+          <w:i/>
+        </w:rPr>
+        <w:t>SOEs</w:t>
+      </w:r>
+      <w:r>
+        <w:t xml:space="preserve">) </w:t>
+      </w:r>
+      <w:r>
+        <w:t>có nhiệm vụ phát triển cơ sở hạ tầng (đường sắt</w:t>
+      </w:r>
+      <w:r>
+        <w:t>, vận tải,</w:t>
+      </w:r>
+      <w:r>
+        <w:t>…), đẩy mạnh dịch vụ công (viễn thông</w:t>
+      </w:r>
+      <w:r>
+        <w:t>, năng lượng,</w:t>
+      </w:r>
+      <w:r>
+        <w:t>…) và định hướng chiến lượ</w:t>
+      </w:r>
+      <w:r>
+        <w:t>c</w:t>
       </w:r>
       <w:r>
         <w:t>,</w:t>
@@ -29008,1593 +31008,260 @@
         <w:t xml:space="preserve"> </w:t>
       </w:r>
       <w:r>
-        <w:t>đến mức tối đa có thể.</w:t>
-      </w:r>
-      <w:r>
-        <w:t xml:space="preserve"> Mặc dù </w:t>
-      </w:r>
-      <w:r>
-        <w:t xml:space="preserve">không thể </w:t>
-      </w:r>
-      <w:r>
-        <w:t xml:space="preserve">[hạn chế] </w:t>
-      </w:r>
-      <w:r>
-        <w:t xml:space="preserve">tối đa, </w:t>
-      </w:r>
-      <w:r>
-        <w:t xml:space="preserve">không đơn giản như vậy, </w:t>
-      </w:r>
-      <w:r>
-        <w:t xml:space="preserve">vì </w:t>
-      </w:r>
-      <w:r>
-        <w:t xml:space="preserve">nền kinh tế phải đa tầng và đa dạng nhưng </w:t>
-      </w:r>
-      <w:r>
-        <w:t xml:space="preserve">ta </w:t>
-      </w:r>
-      <w:r>
-        <w:t xml:space="preserve">hãy tìm hiểu sự tuyệt diệu của những mô hình </w:t>
+        <w:t>trong khi</w:t>
+      </w:r>
+      <w:r>
+        <w:t xml:space="preserve"> </w:t>
+      </w:r>
+      <w:r>
+        <w:t>tập đoàn tư nhân tung sản phẩm ra thị trường và cạnh tranh quốc tế.</w:t>
+      </w:r>
+      <w:r>
+        <w:t xml:space="preserve"> Tuy nhiên tập đoàn tư nhân Trung Quốc không phải chaebol Hàn Quốc vì quyền lực chính phủ tác động nhiều lên tập đoàn nhà nước. </w:t>
+      </w:r>
+      <w:r>
+        <w:t xml:space="preserve">Hơn nữa, chính phủ Trung Quốc rót vốn vào các tập đoàn tư nhân qua các quỹ đầu tư </w:t>
       </w:r>
       <w:r>
         <w:t>[</w:t>
       </w:r>
       <w:r>
-        <w:t>tích lũy</w:t>
+        <w:t>mạo hiểm</w:t>
       </w:r>
       <w:r>
         <w:t>]</w:t>
       </w:r>
       <w:r>
-        <w:t xml:space="preserve"> sản xuất mà ngày càng không rời xa công nghệ – công nghệ cao.</w:t>
-      </w:r>
-      <w:r>
-        <w:t xml:space="preserve"> Mô hình </w:t>
-      </w:r>
-      <w:r>
-        <w:t>c</w:t>
-      </w:r>
-      <w:r>
-        <w:t>haebol</w:t>
-      </w:r>
-      <w:r>
-        <w:t xml:space="preserve"> của Hàn Quốc và mô hình </w:t>
-      </w:r>
-      <w:r>
-        <w:t>k</w:t>
-      </w:r>
-      <w:r>
-        <w:t>eiretsu</w:t>
-      </w:r>
-      <w:r>
-        <w:t xml:space="preserve"> của Nhật Bản </w:t>
-      </w:r>
-      <w:r>
-        <w:t xml:space="preserve">(Gemini 2026) là điển hình của của mô hình dọc – </w:t>
-      </w:r>
-      <w:r>
-        <w:rPr>
-          <w:i/>
-        </w:rPr>
-        <w:t>tập trung</w:t>
-      </w:r>
-      <w:r>
-        <w:t xml:space="preserve"> (</w:t>
-      </w:r>
-      <w:r>
-        <w:t>chaebol</w:t>
-      </w:r>
-      <w:r>
-        <w:t xml:space="preserve">) và mô hình ngang – </w:t>
-      </w:r>
-      <w:r>
-        <w:rPr>
-          <w:i/>
-        </w:rPr>
-        <w:t>phân tán</w:t>
-      </w:r>
-      <w:r>
-        <w:t xml:space="preserve"> (</w:t>
+        <w:t xml:space="preserve"> không phải trực tiếp từ ngân hàng trung ương như Hàn Quốc </w:t>
+      </w:r>
+      <w:r>
+        <w:t>trước đây</w:t>
+      </w:r>
+      <w:r>
+        <w:t xml:space="preserve">, đồng thời chính phủ Trung Quốc có thể nắm giữ một lượng cổ phần nhỏ (khoảng 1%) được gọi là </w:t>
+      </w:r>
+      <w:r>
+        <w:rPr>
+          <w:i/>
+        </w:rPr>
+        <w:t>cổ phần vàng</w:t>
+      </w:r>
+      <w:r>
+        <w:t xml:space="preserve"> trong các tập đoàn tư nhân đủ để chi phối &amp; định hướng chiến lược, cũng như chính phủ Trung Quốc rót vốn </w:t>
+      </w:r>
+      <w:r>
+        <w:t xml:space="preserve">vào </w:t>
+      </w:r>
+      <w:r>
+        <w:t xml:space="preserve">(cấp tín dụng) cùng lúc nhiều doanh nghiệp trong một ngành chiến lược để họ tự cạnh tranh </w:t>
+      </w:r>
+      <w:r>
+        <w:t xml:space="preserve">[gần với mô hình vườn ươm] </w:t>
+      </w:r>
+      <w:r>
+        <w:t xml:space="preserve">thay vì tập trung vào một vài chaebol như Hàn Quốc trước đây (Gemini 2026). </w:t>
+      </w:r>
+      <w:r>
+        <w:t xml:space="preserve">Như vậy </w:t>
+      </w:r>
+      <w:r>
+        <w:t>mô hình tư bản nhà nước</w:t>
+      </w:r>
+      <w:r>
+        <w:t xml:space="preserve"> cân bằng giữa chaebol và</w:t>
+      </w:r>
+      <w:r>
+        <w:t xml:space="preserve"> </w:t>
       </w:r>
       <w:r>
         <w:t>keiretsu</w:t>
       </w:r>
       <w:r>
-        <w:t xml:space="preserve">), theo đó mỗi </w:t>
-      </w:r>
-      <w:r>
-        <w:rPr>
-          <w:i/>
-        </w:rPr>
-        <w:t>chaebol</w:t>
-      </w:r>
-      <w:r>
-        <w:t xml:space="preserve"> </w:t>
-      </w:r>
-      <w:r>
-        <w:t xml:space="preserve">(tài phiệt) </w:t>
-      </w:r>
-      <w:r>
-        <w:t>là tập đoàn tư nhân thường sở hữu gia đình vận hành với sự chi phối chặt chẽ của chính phủ nên không có ngân hàng riêng, tập trung mũi nhọn vào đơn đặt hàng ngành nghề của chính phủ</w:t>
+        <w:t>, có tính chất phân tán nhất định trong hệ thống chính trị trung ương tập quyền.</w:t>
+      </w:r>
+      <w:r>
+        <w:t xml:space="preserve"> Nhiều phát minh công nghệ nở rộ ở Trung Quốc từ thập niên 2000 do tính chất phân tán này</w:t>
+      </w:r>
+      <w:r>
+        <w:t>.</w:t>
+      </w:r>
+      <w:r>
+        <w:t xml:space="preserve"> Ngoài ra, Trung Quốc còn có một số chính sách bổ trợ </w:t>
+      </w:r>
+      <w:r>
+        <w:t>mô hình [sản xuất] tư bản nhà nước</w:t>
+      </w:r>
+      <w:r>
+        <w:t xml:space="preserve"> gần với mô hình chaebol</w:t>
+      </w:r>
+      <w:r>
+        <w:t xml:space="preserve"> như</w:t>
+      </w:r>
+      <w:r>
+        <w:t xml:space="preserve"> (Gemini 2026)</w:t>
+      </w:r>
+      <w:r>
+        <w:t>: 1) bắt buộc các công ty nước ngoài FDI phải chuyển giao công nghệ khi đầu tư vào Trung Quốc để ngay từ đầu đã có thể đặt nền móng vượt lên chuỗi công nghiệp phụ trợ, 2) sức mạnh chính trị và xã hội chặn một số dịch vụ quốc tế để ép doanh nghiệp trong nước phát triển sản phẩm thay thế</w:t>
+      </w:r>
+      <w:r>
+        <w:t>, 3) các địa phương</w:t>
+      </w:r>
+      <w:r>
+        <w:t>/đặc khu</w:t>
+      </w:r>
+      <w:r>
+        <w:t xml:space="preserve"> như các chaebol cạnh tranh lẫn nhau</w:t>
+      </w:r>
+      <w:r>
+        <w:t xml:space="preserve"> để giành được nguồn vốn</w:t>
+      </w:r>
+      <w:r>
+        <w:t xml:space="preserve"> (Thâm Quyến, Thượng Hải, Hàng Châu…)</w:t>
+      </w:r>
+      <w:r>
+        <w:t>.</w:t>
+      </w:r>
+      <w:r>
+        <w:t xml:space="preserve"> Ghi chú, kinh tế Trung Quốc phát triển từ thập niên 1980 và bùng nổ vào thập niên 2000</w:t>
+      </w:r>
+      <w:r>
+        <w:t>, GDP danh nghĩa năm 2025 của Trung Quốc đạt 18,</w:t>
+      </w:r>
+      <w:r>
+        <w:t xml:space="preserve">000 </w:t>
+      </w:r>
+      <w:r>
+        <w:t xml:space="preserve">– </w:t>
+      </w:r>
+      <w:r>
+        <w:t>20</w:t>
       </w:r>
       <w:r>
         <w:t>,</w:t>
       </w:r>
       <w:r>
-        <w:t xml:space="preserve"> </w:t>
-      </w:r>
-      <w:r>
-        <w:rPr>
-          <w:i/>
-        </w:rPr>
-        <w:t>tấn công</w:t>
-      </w:r>
-      <w:r>
-        <w:t xml:space="preserve"> vào thị trường toàn cầ</w:t>
-      </w:r>
-      <w:r>
-        <w:t>u.</w:t>
-      </w:r>
-      <w:r>
-        <w:t xml:space="preserve"> </w:t>
-      </w:r>
-      <w:r>
-        <w:t>T</w:t>
-      </w:r>
-      <w:r>
-        <w:t xml:space="preserve">rong khi đó mỗi </w:t>
-      </w:r>
-      <w:r>
-        <w:rPr>
-          <w:i/>
-        </w:rPr>
+        <w:t>000 tỷ USD</w:t>
+      </w:r>
+      <w:r>
+        <w:t xml:space="preserve"> giữ vững vị trí thứ hai thế giới</w:t>
+      </w:r>
+      <w:r>
+        <w:t>.</w:t>
+      </w:r>
+      <w:r>
+        <w:t xml:space="preserve"> Sức mạnh tập trung của mô hình chaebol </w:t>
+      </w:r>
+      <w:r>
+        <w:t>là chén thuốc đắng</w:t>
+      </w:r>
+      <w:r>
+        <w:t xml:space="preserve"> </w:t>
+      </w:r>
+      <w:r>
+        <w:t>vào thời điểm này (2026) đối vớ</w:t>
+      </w:r>
+      <w:r>
+        <w:t>i</w:t>
+      </w:r>
+      <w:r>
+        <w:t xml:space="preserve"> nh</w:t>
+      </w:r>
+      <w:r>
+        <w:t>ữ</w:t>
+      </w:r>
+      <w:r>
+        <w:t xml:space="preserve">ng nước đang vượt qua bẫy thu nhập trung bình vì lúc mô hình chaebol kích phát vào thập niên 1960 có một số thuận lợi về nhu cầu thị trường và kinh tế </w:t>
+      </w:r>
+      <w:r>
+        <w:t xml:space="preserve">thế giới </w:t>
+      </w:r>
+      <w:r>
+        <w:t>lúc đó chưa cạnh tranh khốc liệt</w:t>
+      </w:r>
+      <w:r>
+        <w:t>,</w:t>
+      </w:r>
+      <w:r>
+        <w:t xml:space="preserve"> chưa toàn cầu hóa ở mức như bây giờ</w:t>
+      </w:r>
+      <w:r>
+        <w:t>,</w:t>
+      </w:r>
+      <w:r>
+        <w:t xml:space="preserve"> như</w:t>
+      </w:r>
+      <w:r>
+        <w:t>ng,</w:t>
+      </w:r>
+      <w:r>
+        <w:t xml:space="preserve"> mô hình </w:t>
+      </w:r>
+      <w:r>
         <w:t>keiretsu</w:t>
       </w:r>
       <w:r>
         <w:t xml:space="preserve"> </w:t>
       </w:r>
       <w:r>
-        <w:t xml:space="preserve">(hệ liệt) </w:t>
-      </w:r>
-      <w:r>
-        <w:t xml:space="preserve">là một mạng lưới của một số công ty tư nhân </w:t>
-      </w:r>
-      <w:r>
-        <w:rPr>
-          <w:i/>
-        </w:rPr>
+        <w:t xml:space="preserve">cũng </w:t>
+      </w:r>
+      <w:r>
+        <w:t xml:space="preserve">có nhiều ràng buộc với tinh thần Nhật Bản </w:t>
+      </w:r>
+      <w:r>
+        <w:t>cũng như</w:t>
+      </w:r>
+      <w:r>
+        <w:t xml:space="preserve"> liên minh chiến lược thì quá lớn đối với đa số doanh nghiệp, nên giải pháp phân chia giữa doanh nghiệp tư nhân và doanh nghiệp nhà nước </w:t>
+      </w:r>
+      <w:r>
+        <w:t xml:space="preserve">như Trung Quốc </w:t>
+      </w:r>
+      <w:r>
+        <w:t xml:space="preserve">tương đối khả thi vì dàn trải rủi ro đổi lại với các doanh nghiệp tư nhân có không gian nhất định hình thành </w:t>
+      </w:r>
+      <w:r>
+        <w:t>keiretsu</w:t>
+      </w:r>
+      <w:r>
+        <w:t xml:space="preserve"> dọc có đầu tàu nhưng không có ngân hàng riêng và </w:t>
+      </w:r>
+      <w:r>
+        <w:t xml:space="preserve">hạn chế </w:t>
+      </w:r>
+      <w:r>
         <w:t>sở hữu chéo</w:t>
       </w:r>
       <w:r>
-        <w:t xml:space="preserve"> lẫn nhau &amp; hoạt động phân tán xoay quanh một ngân hàng riêng cho cả nhóm</w:t>
-      </w:r>
-      <w:r>
-        <w:t xml:space="preserve"> và m</w:t>
-      </w:r>
-      <w:r>
-        <w:t>ố</w:t>
-      </w:r>
-      <w:r>
-        <w:t>i quan hệ giữa chính phủ và k</w:t>
-      </w:r>
-      <w:r>
-        <w:t>eiretsu</w:t>
-      </w:r>
-      <w:r>
-        <w:t xml:space="preserve"> </w:t>
-      </w:r>
-      <w:r>
-        <w:t xml:space="preserve">thì </w:t>
-      </w:r>
-      <w:r>
-        <w:t xml:space="preserve">ngang hàng và chính phủ </w:t>
-      </w:r>
-      <w:r>
-        <w:t xml:space="preserve">với đại diện là </w:t>
-      </w:r>
-      <w:r>
-        <w:t xml:space="preserve">Bộ Thương mại </w:t>
-      </w:r>
-      <w:r>
-        <w:t>&amp;</w:t>
-      </w:r>
-      <w:r>
-        <w:t xml:space="preserve"> Công nghiệp quốc tế</w:t>
-      </w:r>
-      <w:r>
-        <w:t xml:space="preserve"> (MITI) có </w:t>
-      </w:r>
-      <w:r>
-        <w:t>vai trò hợp tác đưa ra định hướng</w:t>
-      </w:r>
-      <w:r>
-        <w:t xml:space="preserve"> </w:t>
-      </w:r>
-      <w:r>
-        <w:t xml:space="preserve">chung </w:t>
-      </w:r>
-      <w:r>
-        <w:t>nên k</w:t>
-      </w:r>
-      <w:r>
-        <w:t>eiretsu</w:t>
-      </w:r>
-      <w:r>
-        <w:t xml:space="preserve"> có tính chất </w:t>
-      </w:r>
-      <w:r>
-        <w:rPr>
-          <w:i/>
-        </w:rPr>
-        <w:t>bền vững</w:t>
-      </w:r>
-      <w:r>
-        <w:t>, duy trì chuỗi cung ứng nội địa</w:t>
-      </w:r>
-      <w:r>
-        <w:t xml:space="preserve"> (Gemini 2026)</w:t>
+        <w:t xml:space="preserve"> đến mức có thể</w:t>
       </w:r>
       <w:r>
         <w:t>.</w:t>
       </w:r>
       <w:r>
-        <w:t xml:space="preserve"> </w:t>
-      </w:r>
-      <w:r>
-        <w:rPr>
-          <w:i/>
-        </w:rPr>
-        <w:t>Mô hình keiretsu</w:t>
-      </w:r>
-      <w:r>
-        <w:t xml:space="preserve"> phù hợp với Nhật Bản, ra đời từ </w:t>
-      </w:r>
-      <w:r>
-        <w:t>thập niên</w:t>
-      </w:r>
-      <w:r>
-        <w:t xml:space="preserve"> 1950</w:t>
-      </w:r>
-      <w:r>
-        <w:t xml:space="preserve"> (sau Thế chiến II 1945)</w:t>
-      </w:r>
-      <w:r>
-        <w:t>, vì Nhật Bản đã có sẵn nền tảng công nghiệp nên cần sự ổn định, xây dựng từ sự ổn định với vốn liếng đã có</w:t>
-      </w:r>
-      <w:r>
-        <w:t>, và cả đối phó với áp lực bên ngoài</w:t>
-      </w:r>
-      <w:r>
-        <w:t xml:space="preserve">. </w:t>
-      </w:r>
-      <w:r>
-        <w:t xml:space="preserve">Ghi chú, ở trung tâm </w:t>
-      </w:r>
-      <w:r>
-        <w:t>keiretsu</w:t>
-      </w:r>
-      <w:r>
-        <w:t xml:space="preserve">, ngoài ngân hàng chính (main bank) </w:t>
-      </w:r>
-      <w:r>
-        <w:t xml:space="preserve">tức định chế tài chính, </w:t>
-      </w:r>
-      <w:r>
-        <w:t xml:space="preserve">còn có công ty thương mại (sogo shosha). </w:t>
-      </w:r>
-      <w:r>
-        <w:rPr>
-          <w:i/>
-        </w:rPr>
-        <w:t>Mô hình chaebol</w:t>
-      </w:r>
-      <w:r>
-        <w:t xml:space="preserve"> kích phát </w:t>
-      </w:r>
-      <w:r>
-        <w:t xml:space="preserve">kinh tế, </w:t>
-      </w:r>
-      <w:r>
-        <w:t>được ăn cả ngã về không</w:t>
-      </w:r>
-      <w:r>
-        <w:t>,</w:t>
-      </w:r>
-      <w:r>
-        <w:t xml:space="preserve"> </w:t>
-      </w:r>
-      <w:r>
-        <w:t xml:space="preserve">ra đời </w:t>
-      </w:r>
-      <w:r>
-        <w:t>từ</w:t>
-      </w:r>
-      <w:r>
-        <w:t xml:space="preserve"> thập niên 1960</w:t>
-      </w:r>
-      <w:r>
-        <w:t xml:space="preserve"> </w:t>
-      </w:r>
-      <w:r>
-        <w:t>sau chiến tranh Triề</w:t>
-      </w:r>
-      <w:r>
-        <w:t>u Tiên 1953</w:t>
-      </w:r>
-      <w:r>
-        <w:t xml:space="preserve">, </w:t>
-      </w:r>
-      <w:r>
-        <w:t xml:space="preserve">khi </w:t>
-      </w:r>
-      <w:r>
-        <w:t>Hàn Quốc không còn đường lui trong một hoàn cảnh nhiều khó kh</w:t>
-      </w:r>
-      <w:r>
-        <w:t>ă</w:t>
-      </w:r>
-      <w:r>
-        <w:t>n</w:t>
-      </w:r>
-      <w:r>
-        <w:t xml:space="preserve"> và các chaebol buộc phải tuân lệnh chính phủ để nhận được vốn và đơn đặt hàng cũng như chịu sự giám sát chất lượng &amp; tiến độ sản xuất và hơn nữa, chính phủ chi phối các ngân hàng cấp tín dụng để chaebol </w:t>
-      </w:r>
-      <w:r>
-        <w:t xml:space="preserve">có thể nhận được vốn vay lãi suất thấp. Ghi chú, tất cả doanh nghiệp đều cần vay vốn ngay khi đã có vốn sẵn vì quy mô hoạt động lớn và ngày càng mở rộng, không thể dựa </w:t>
-      </w:r>
-      <w:r>
-        <w:t xml:space="preserve">hoàn toàn </w:t>
-      </w:r>
-      <w:r>
-        <w:t>vào nguồn vốn cố định, đây là vấn đề tiềm t</w:t>
-      </w:r>
-      <w:r>
-        <w:t>à</w:t>
-      </w:r>
-      <w:r>
-        <w:t>ng của tích lũy vốn</w:t>
-      </w:r>
-      <w:r>
-        <w:t>. Cả hai mô hình đều thành công, đều tạo ra kỳ tích, Nhật Bản hoàng kim vào thập niên 1960</w:t>
-      </w:r>
-      <w:r>
-        <w:t>-1970</w:t>
-      </w:r>
-      <w:r>
-        <w:t xml:space="preserve"> và Hàn Quốc rực rỡ vào thập niên </w:t>
-      </w:r>
-      <w:r>
-        <w:t>19</w:t>
-      </w:r>
-      <w:r>
-        <w:t>80</w:t>
-      </w:r>
-      <w:r>
-        <w:t>, nhược điểm có chăng là sau này, có thể vào thập niên 2000</w:t>
-      </w:r>
-      <w:r>
-        <w:t xml:space="preserve"> s</w:t>
-      </w:r>
-      <w:r>
-        <w:t>a</w:t>
-      </w:r>
-      <w:r>
-        <w:t xml:space="preserve">u </w:t>
-      </w:r>
-      <w:r>
-        <w:t>khủng hoảng tài chính châu Á 1997</w:t>
-      </w:r>
-      <w:r>
-        <w:t>, Hàn Quốc luôn phải chống độc quyền và tham nhũng trong khi Nhật Bản gặp phải trì trệ</w:t>
-      </w:r>
-      <w:r>
-        <w:t xml:space="preserve"> vì mạng lưới k</w:t>
-      </w:r>
-      <w:r>
-        <w:t>eiretsu</w:t>
-      </w:r>
-      <w:r>
-        <w:t xml:space="preserve"> giảm rủi ro nên cũng giảm </w:t>
-      </w:r>
-      <w:r>
-        <w:t xml:space="preserve">luôn </w:t>
-      </w:r>
-      <w:r>
-        <w:t xml:space="preserve">tốc độ phát triển </w:t>
-      </w:r>
-      <w:r>
-        <w:t>khi phát triển đến một mức nào đó</w:t>
-      </w:r>
-      <w:r>
-        <w:t>,</w:t>
-      </w:r>
-      <w:r>
-        <w:t xml:space="preserve"> </w:t>
-      </w:r>
-      <w:r>
-        <w:t xml:space="preserve">do </w:t>
-      </w:r>
-      <w:r>
-        <w:t>k</w:t>
-      </w:r>
-      <w:r>
-        <w:t>eiretsu</w:t>
-      </w:r>
-      <w:r>
-        <w:t xml:space="preserve"> </w:t>
-      </w:r>
-      <w:r>
-        <w:t xml:space="preserve">liên kết quá chặt chẽ và phụ thuộc vào ngân hàng chung cả nhóm </w:t>
-      </w:r>
-      <w:r>
-        <w:t>khép kín</w:t>
-      </w:r>
-      <w:r>
-        <w:t xml:space="preserve"> </w:t>
-      </w:r>
-      <w:r>
-        <w:t xml:space="preserve">và tất nhiên </w:t>
-      </w:r>
-      <w:r>
-        <w:t xml:space="preserve">có khả năng </w:t>
-      </w:r>
-      <w:r>
-        <w:t>xảy ra</w:t>
-      </w:r>
-      <w:r>
-        <w:t xml:space="preserve"> nợ xấu và bong bóng bất động sản</w:t>
-      </w:r>
-      <w:r>
-        <w:t xml:space="preserve"> (Gemini 2026)</w:t>
-      </w:r>
-      <w:r>
-        <w:t>.</w:t>
-      </w:r>
-      <w:r>
-        <w:t xml:space="preserve"> Tham nhũng và độc quyền là hai vấn đề của mô hình c</w:t>
-      </w:r>
-      <w:r>
-        <w:t>haebol</w:t>
-      </w:r>
-      <w:r>
-        <w:t xml:space="preserve"> nhưng cần lưu ý một vấn đề khác là một c</w:t>
-      </w:r>
-      <w:r>
-        <w:t>haebol</w:t>
-      </w:r>
-      <w:r>
-        <w:t xml:space="preserve"> thư</w:t>
-      </w:r>
-      <w:r>
-        <w:t>ờ</w:t>
-      </w:r>
-      <w:r>
-        <w:t>ng kinh doanh đa ngành ngh</w:t>
-      </w:r>
-      <w:r>
-        <w:t>ề</w:t>
-      </w:r>
-      <w:r>
-        <w:t xml:space="preserve"> với cả một </w:t>
-      </w:r>
-      <w:r>
-        <w:rPr>
-          <w:i/>
-        </w:rPr>
-        <w:t>hệ sinh thái</w:t>
-      </w:r>
-      <w:r>
-        <w:t xml:space="preserve"> nên tác động dây chuyền rất lớn, trong khi đó k</w:t>
-      </w:r>
-      <w:r>
-        <w:t>eiretsu</w:t>
-      </w:r>
-      <w:r>
-        <w:t xml:space="preserve"> tuy có hai trường hợp với </w:t>
-      </w:r>
-      <w:r>
-        <w:rPr>
-          <w:i/>
-        </w:rPr>
-        <w:t>keiretsu ngang</w:t>
-      </w:r>
-      <w:r>
-        <w:t xml:space="preserve"> với nhiều công ty đa ngành và </w:t>
-      </w:r>
-      <w:r>
-        <w:rPr>
-          <w:i/>
-        </w:rPr>
-        <w:t>keiretsu dọc</w:t>
-      </w:r>
-      <w:r>
-        <w:t xml:space="preserve"> với công ty đầu tàu kéo theo một loạt công ty </w:t>
-      </w:r>
-      <w:r>
-        <w:t>hỗ</w:t>
-      </w:r>
-      <w:r>
-        <w:t xml:space="preserve"> trợ</w:t>
-      </w:r>
-      <w:r>
-        <w:t xml:space="preserve"> </w:t>
-      </w:r>
-      <w:r>
-        <w:t>/</w:t>
-      </w:r>
-      <w:r>
-        <w:t xml:space="preserve"> cung ứng </w:t>
-      </w:r>
-      <w:r>
-        <w:t>nhưng ngay với k</w:t>
-      </w:r>
-      <w:r>
-        <w:t>eiretsu</w:t>
-      </w:r>
-      <w:r>
-        <w:t xml:space="preserve"> dọc, các công ty vẫn có sự độc lập tương đối</w:t>
-      </w:r>
-      <w:r>
-        <w:t xml:space="preserve"> nên rủi ro được phân tán không kéo theo cả hệ thống</w:t>
-      </w:r>
-      <w:r>
-        <w:t>.</w:t>
-      </w:r>
-      <w:r>
-        <w:t xml:space="preserve"> </w:t>
-      </w:r>
-      <w:r>
-        <w:t xml:space="preserve">Ghi chú, chưa đến thập niên 2000 thì thập niên 1990 </w:t>
-      </w:r>
-      <w:r>
-        <w:t>bị</w:t>
-      </w:r>
-      <w:r>
-        <w:t xml:space="preserve"> gọi là thập kỷ mất mát đối với nền kinh tế Nhật Bản – mười năm sau của kỳ tích Hàn Quốc 1980. </w:t>
-      </w:r>
-      <w:r>
-        <w:t xml:space="preserve">Về lý luận, </w:t>
-      </w:r>
-      <w:r>
-        <w:t>giả sử không đề cập tốc độ ra quyết định và lan truyền thi hành chậm</w:t>
-      </w:r>
-      <w:r>
-        <w:t xml:space="preserve"> –</w:t>
-      </w:r>
-      <w:r>
-        <w:t xml:space="preserve"> ngay cả chậm vì </w:t>
-      </w:r>
-      <w:r>
-        <w:t>tầng nấc quản trị</w:t>
-      </w:r>
-      <w:r>
-        <w:t xml:space="preserve"> chứ không phải chậm vì quan liêu</w:t>
-      </w:r>
-      <w:r>
-        <w:t xml:space="preserve">, </w:t>
-      </w:r>
-      <w:r>
-        <w:t>mạng lưới k</w:t>
-      </w:r>
-      <w:r>
-        <w:t>eiretsu</w:t>
-      </w:r>
-      <w:r>
-        <w:t xml:space="preserve"> phù hợp với quan điểm tự do kinh tế</w:t>
-      </w:r>
-      <w:r>
-        <w:t xml:space="preserve"> so với </w:t>
-      </w:r>
-      <w:r>
-        <w:rPr>
-          <w:i/>
-        </w:rPr>
-        <w:t>zaibatsu</w:t>
-      </w:r>
-      <w:r>
-        <w:t>, nhưng mô hình c</w:t>
-      </w:r>
-      <w:r>
-        <w:t>haebol</w:t>
-      </w:r>
-      <w:r>
-        <w:t xml:space="preserve"> rõ ràng mang đến kỳ kích phát triển kinh tế của Hàn Quốc, điều này có thể liên quan đến tinh thần quyết liệt trong kinh doanh cũng như sự chính trực và liêm khiết khi vận hành cả bộ máy phức hợp kinh tế </w:t>
-      </w:r>
-      <w:r>
-        <w:t>&amp;</w:t>
-      </w:r>
-      <w:r>
-        <w:t xml:space="preserve"> chính trị thành một bộ máy tổng thể, do đó Hàn Quốc luôn phải đối mặt với sự tổng hợp này.</w:t>
-      </w:r>
-      <w:r>
-        <w:t xml:space="preserve"> Trong khi đó, </w:t>
-      </w:r>
-      <w:r>
-        <w:rPr>
-          <w:i/>
-        </w:rPr>
-        <w:t>niềm tin</w:t>
-      </w:r>
-      <w:r>
-        <w:t xml:space="preserve"> trong mạng lưới k</w:t>
-      </w:r>
-      <w:r>
-        <w:t>eiretsu</w:t>
-      </w:r>
-      <w:r>
-        <w:t xml:space="preserve"> là một dạng tài sản cực kỳ quý giá</w:t>
-      </w:r>
-      <w:r>
-        <w:t xml:space="preserve"> </w:t>
-      </w:r>
-      <w:r>
-        <w:t>vì sở hữu chéo nếu không hiệu quả thì hết sức nguy hại</w:t>
-      </w:r>
-      <w:r>
-        <w:t xml:space="preserve"> và xác suất hiệu quả thấp hơn xác suất nguy hại</w:t>
-      </w:r>
-      <w:r>
-        <w:t>, mà gần đây (2025), nếu k</w:t>
-      </w:r>
-      <w:r>
-        <w:t>eiretsu</w:t>
-      </w:r>
-      <w:r>
-        <w:t xml:space="preserve"> tái sinh </w:t>
+        <w:t xml:space="preserve"> Các doanh nghiệp nhà nước tập trung đầu tư vào cơ sở hạ tầng, năng lượng và dịch vụ công, là cánh tay nối dài của đầu tư chính phủ, cũng như định hướng chiến lược bằng cả chính sách lẫn các dự án </w:t>
+      </w:r>
+      <w:r>
+        <w:t>khởi nghiệp (</w:t>
+      </w:r>
+      <w:r>
+        <w:t>startups</w:t>
+      </w:r>
+      <w:r>
+        <w:t>)</w:t>
+      </w:r>
+      <w:r>
+        <w:t xml:space="preserve"> cho doanh nghiệp nhỏ &amp; vừa (SME) như </w:t>
+      </w:r>
+      <w:r>
+        <w:t>ITRI</w:t>
+      </w:r>
+      <w:r>
+        <w:t xml:space="preserve"> của Đài Loan Trung </w:t>
       </w:r>
       <w:r>
         <w:lastRenderedPageBreak/>
-        <w:t>trở lại</w:t>
-      </w:r>
-      <w:r>
-        <w:t xml:space="preserve"> với liên minh linh hoạt</w:t>
-      </w:r>
-      <w:r>
-        <w:t>,</w:t>
-      </w:r>
-      <w:r>
-        <w:t xml:space="preserve"> hy vọng mang đến thành công mới cho Nhật Bản.</w:t>
-      </w:r>
-      <w:r>
-        <w:t xml:space="preserve"> </w:t>
-      </w:r>
-      <w:r>
-        <w:t>Ghi chú, sở hữu chéo (</w:t>
-      </w:r>
-      <w:r>
-        <w:rPr>
-          <w:i/>
-        </w:rPr>
-        <w:t>cross-ownership</w:t>
-      </w:r>
-      <w:r>
-        <w:t xml:space="preserve">) là sở hữu lẫn nhau giữa các doanh nghiệp, ví dụ công ty A có cổ phần của công ty B và công ty B cũng có cổ phần của công ty A. </w:t>
-      </w:r>
-      <w:r>
-        <w:t>Tôn Tử binh pháp dạy rằng, ta đông hơn địch chưa hẳn quân số của ta nhiều hơn mà là vì ta tập trung binh lực vào nơi mà địch lơi lỏng nên gây ra trạng thái tạm thời rằng ta đông hơn địch, đây là yếu tố sức mạnh của sự tập trung, từ sự điều phối chứ không phải từ sự trang bị</w:t>
-      </w:r>
-      <w:r>
-        <w:t>, nhưng nếu như ta không tận dụng trạng thái “đông hơn” tạm thời này thì cơ hội trôi qua</w:t>
-      </w:r>
-      <w:r>
-        <w:t>, và mô h</w:t>
-      </w:r>
-      <w:r>
-        <w:t>ì</w:t>
-      </w:r>
-      <w:r>
-        <w:t>nh chaebol tập trung “binh lực” có nguyên do.</w:t>
-      </w:r>
-      <w:r>
-        <w:t xml:space="preserve"> Võ công Nhật Bản đứng đầu châu Á</w:t>
-      </w:r>
-      <w:r>
-        <w:t xml:space="preserve">, tất nhiên cũng hiểu điều này, </w:t>
-      </w:r>
-      <w:r>
-        <w:t>nhưng mô hình</w:t>
-      </w:r>
-      <w:r>
-        <w:rPr>
-          <w:i/>
-        </w:rPr>
-        <w:t xml:space="preserve"> </w:t>
-      </w:r>
-      <w:r>
-        <w:t>keiretsu</w:t>
-      </w:r>
-      <w:r>
-        <w:t xml:space="preserve"> cẩn trọng ổn định cũng có nguyên do.</w:t>
-      </w:r>
-      <w:r>
-        <w:t xml:space="preserve"> </w:t>
-      </w:r>
-      <w:r>
-        <w:t xml:space="preserve">Nguyên lý ta thắng địch do địch và địch thắng ta do ta, chỉ cần ta ở thế bất bại thì sẽ có khả năng thắng địch [Tôn Tử binh pháp], chiếm lĩnh thị trường </w:t>
-      </w:r>
-      <w:r>
-        <w:t>bằng</w:t>
-      </w:r>
-      <w:r>
-        <w:t xml:space="preserve"> sự ổn định bền vững đến từ nguyên lý này. </w:t>
-      </w:r>
-      <w:r>
-        <w:t xml:space="preserve">Mô hình tích lũy của Đài Loan Trung Quốc thuộc hệ phân tán nhưng lỏng lẻo hơn cả </w:t>
-      </w:r>
-      <w:r>
-        <w:t>keiretsu</w:t>
-      </w:r>
-      <w:r>
-        <w:t xml:space="preserve">, theo đó nền kinh tế Đài Loan Trung Quốc dựa trên mạng lưới các </w:t>
-      </w:r>
-      <w:r>
-        <w:rPr>
-          <w:i/>
-        </w:rPr>
-        <w:t>doanh nghiệp vừa &amp; nhỏ</w:t>
-      </w:r>
-      <w:r>
-        <w:t xml:space="preserve"> (SMEs), thực chất là một </w:t>
-      </w:r>
-      <w:r>
-        <w:rPr>
-          <w:i/>
-        </w:rPr>
-        <w:t>vườn ươm công nghệ</w:t>
-      </w:r>
-      <w:r>
-        <w:t>, trong đó mỗi doanh nghiệp vừa &amp; nhỏ (</w:t>
-      </w:r>
-      <w:r>
-        <w:rPr>
-          <w:i/>
-        </w:rPr>
-        <w:t>SME</w:t>
-      </w:r>
-      <w:r>
-        <w:t xml:space="preserve">) được phát triển từ các dự án của </w:t>
-      </w:r>
-      <w:r>
-        <w:t>Viện Nghiên cứu Công nghệ Công nghiệp (ITRI)</w:t>
-      </w:r>
-      <w:r>
-        <w:t xml:space="preserve"> (Gemini 2026)</w:t>
-      </w:r>
-      <w:r>
-        <w:t xml:space="preserve">. Cụ thể, </w:t>
-      </w:r>
-      <w:r>
-        <w:t>ITRI</w:t>
-      </w:r>
-      <w:r>
-        <w:t xml:space="preserve"> là tổ chức phi lợi nhuận thành lập năm 1973 được tài trợ bởi chính phủ, chuyên nghiên cứu &amp; phát triển (R&amp;D) những dự án đặc biệt </w:t>
-      </w:r>
-      <w:r>
-        <w:t xml:space="preserve">trong lĩnh vực </w:t>
-      </w:r>
-      <w:r>
-        <w:t xml:space="preserve">công nghệ – công nghệ cao như </w:t>
-      </w:r>
-      <w:r>
-        <w:t>bán dẫn, điện tử và sản xuất thông minh</w:t>
-      </w:r>
-      <w:r>
-        <w:t xml:space="preserve"> và sau khi mỗi dự án thành công nhất định, </w:t>
-      </w:r>
-      <w:r>
-        <w:t>ITRI</w:t>
-      </w:r>
-      <w:r>
-        <w:t xml:space="preserve"> sẽ chuyển giao hay cho phép đơn vị tham gia tách thành doanh nghiệp SME</w:t>
-      </w:r>
-      <w:r>
-        <w:t xml:space="preserve"> tung sản phẩm vào thị trường</w:t>
-      </w:r>
-      <w:r>
-        <w:t xml:space="preserve"> </w:t>
-      </w:r>
-      <w:r>
-        <w:t xml:space="preserve">(transfer, </w:t>
-      </w:r>
-      <w:r>
-        <w:rPr>
-          <w:i/>
-        </w:rPr>
-        <w:t>spin-off</w:t>
-      </w:r>
-      <w:r>
-        <w:t xml:space="preserve">) </w:t>
-      </w:r>
-      <w:r>
-        <w:t>(Google AI 2026)</w:t>
-      </w:r>
-      <w:r>
-        <w:t>. Các doanh nghiệp SME sẽ lớn mạnh thành tập đoàn toàn cầu như TSMC hoặc ít nhất nắm giữ một mắt xích quan trọng của chuỗi cung ứng toàn cầu</w:t>
-      </w:r>
-      <w:r>
-        <w:t xml:space="preserve"> (Google AI 2026)</w:t>
-      </w:r>
-      <w:r>
-        <w:t xml:space="preserve">, đây là ưu điểm cốt lõi của </w:t>
-      </w:r>
-      <w:r>
-        <w:rPr>
-          <w:i/>
-        </w:rPr>
-        <w:t>mô hình vườn ươm</w:t>
-      </w:r>
-      <w:r>
-        <w:t xml:space="preserve"> Đài Loan Trung Quốc</w:t>
-      </w:r>
-      <w:r>
-        <w:t xml:space="preserve">, rất phù hợp với quy mô nền kinh tế vừa phải về dân số quy tụ thành tương tự một khu công nghệ cao hay khu thương mại tự do nhưng có thể gặp vấn đề khi mở rộng bởi hai lý do sau: 1) </w:t>
-      </w:r>
-      <w:r>
-        <w:t>ITRI</w:t>
-      </w:r>
-      <w:r>
-        <w:t xml:space="preserve"> quá tải với quy mô kinh tế </w:t>
-      </w:r>
-      <w:r>
-        <w:t xml:space="preserve">mở rộng </w:t>
-      </w:r>
-      <w:r>
-        <w:t xml:space="preserve">hoặc ưu điểm “trăm hoa đua nở” suy giảm, còn nếu như để mỗi doanh nghiệp tự nghiên cứu &amp; phát triển riêng thì ưu điểm điều phối &amp; định hướng của </w:t>
-      </w:r>
-      <w:r>
-        <w:t>ITRI</w:t>
-      </w:r>
-      <w:r>
-        <w:t xml:space="preserve"> </w:t>
-      </w:r>
-      <w:r>
-        <w:t>không còn như lúc đầu, 2) mô hình vườn ươm bám chặt vào chuỗi cung ứng toàn cầu bằng năng lực nội sinh nên phải song hành nghịch biến với sự linh hoạt, do đó có khả năng bị ảnh hưởng bởi biến động thị trường toàn</w:t>
-      </w:r>
-      <w:r>
-        <w:t xml:space="preserve"> cầu</w:t>
-      </w:r>
-      <w:r>
-        <w:t>. Để dễ suy nghĩ và lập luận, ta hãy tham khảo Gemini 2026 so sánh mô hình vườn ươm Đài Loan Trung Quốc và mô hình chaebol Hàn Quốc như sau: 1) thế mạnh vườn ươm là thích ứng nhanh và thế mạnh chaebol là năng lực tài chính lớn và thương hiệu, 2) rủi ro của</w:t>
-      </w:r>
-      <w:r>
-        <w:t xml:space="preserve"> </w:t>
-      </w:r>
-      <w:r>
-        <w:t>vườn ươm là khó huy động vốn lớn</w:t>
-      </w:r>
-      <w:r>
-        <w:t xml:space="preserve"> (vì phân tán như </w:t>
-      </w:r>
-      <w:r>
-        <w:t>keiretsu</w:t>
-      </w:r>
-      <w:r>
-        <w:t xml:space="preserve"> nhưng không liên kết cực kỳ chặt chẽ như </w:t>
-      </w:r>
-      <w:r>
-        <w:t>keiretsu</w:t>
-      </w:r>
-      <w:r>
-        <w:t>) và rủi ro của chaebol là độc quyền và tham nhũng, 3) vườn ươm phân phối thu nhập công bằng hơn trong khi chaebol gây khoảng giàu nghèo hơn</w:t>
-      </w:r>
-      <w:r>
-        <w:t xml:space="preserve"> </w:t>
-      </w:r>
-      <w:r>
-        <w:t>nhưng tích lũy vốn có thể</w:t>
-      </w:r>
-      <w:r>
-        <w:t xml:space="preserve"> nhanh hơn</w:t>
-      </w:r>
-      <w:r>
-        <w:t>.</w:t>
-      </w:r>
-      <w:r>
-        <w:t xml:space="preserve"> Tuy nhiên, về lý luận, mô hình vườn ươm tiên tiến nhất</w:t>
-      </w:r>
-      <w:r>
-        <w:t>, phù hợp nhất với quan điểm tự do kinh tế</w:t>
-      </w:r>
-      <w:r>
-        <w:t>, và chưa chắc bị giới hạn bởi quy mô nền kinh tế</w:t>
-      </w:r>
-      <w:r>
-        <w:t>, chưa hẳn bởi vì quy mô nền kinh tế Đài Loan Trung Quốc không hề nhỏ, GDP danh nghĩa năm 2025 đạt khoảng 971 – 972 tỷ USD với tăng trưởng 8.63% năm 2025</w:t>
-      </w:r>
-      <w:r>
-        <w:t xml:space="preserve"> đứng thứ 22 thế giới, GDP bình quân đầu người năm 2025 đạt 39,000 – 42,103 USD đứng thứ 4 Đông Á vượt qua Hàn Quốc và Nhật Bản</w:t>
-      </w:r>
-      <w:r>
-        <w:t xml:space="preserve">, có thể lọt vào </w:t>
-      </w:r>
-      <w:r>
-        <w:t>nhóm</w:t>
-      </w:r>
-      <w:r>
-        <w:t xml:space="preserve"> 5 quốc gia/vùng lãnh thổ giàu nhất thế giới</w:t>
-      </w:r>
-      <w:r>
-        <w:t xml:space="preserve">, mà bởi vì mô hình </w:t>
-      </w:r>
-      <w:r>
-        <w:t>keiretsu</w:t>
-      </w:r>
-      <w:r>
-        <w:t xml:space="preserve"> chuyển từ </w:t>
-      </w:r>
-      <w:r>
-        <w:t>keiretsu</w:t>
-      </w:r>
-      <w:r>
-        <w:t xml:space="preserve"> truyền thống sang </w:t>
-      </w:r>
-      <w:r>
-        <w:rPr>
-          <w:i/>
-        </w:rPr>
-        <w:t>liên minh linh hoạt</w:t>
-      </w:r>
-      <w:r>
-        <w:t xml:space="preserve"> (s</w:t>
-      </w:r>
-      <w:r>
-        <w:t xml:space="preserve">trategic </w:t>
-      </w:r>
-      <w:r>
-        <w:t>a</w:t>
-      </w:r>
-      <w:r>
-        <w:t>lliance</w:t>
-      </w:r>
-      <w:r>
-        <w:t>, flexible alliance</w:t>
-      </w:r>
-      <w:r>
-        <w:t>) để giải quyết những vấn đề như</w:t>
-      </w:r>
-      <w:r>
-        <w:t xml:space="preserve"> (Gemini 2026)</w:t>
-      </w:r>
-      <w:r>
-        <w:t>: 1) thích ứng với sự thay đổi nhanh của toàn cầu hóa mà những ràng</w:t>
-      </w:r>
-      <w:r>
-        <w:t xml:space="preserve"> buộc trong </w:t>
-      </w:r>
-      <w:r>
-        <w:t>keiretsu</w:t>
-      </w:r>
-      <w:r>
-        <w:t xml:space="preserve"> cản trở sự thích ứng,</w:t>
-      </w:r>
-      <w:r>
-        <w:t xml:space="preserve"> 2) </w:t>
-      </w:r>
-      <w:r>
-        <w:t>keiretsu</w:t>
-      </w:r>
-      <w:r>
-        <w:t xml:space="preserve"> khép kín nên hưởng lợi ít từ quá trình đấu thầu khi mua sắm hay đầu tư, 3) sở hữu chéo mặc dù có nhiều rủi ro nhưng có mục tiêu là đặt tin cậy </w:t>
-      </w:r>
-      <w:r>
-        <w:t xml:space="preserve">nội bộ </w:t>
-      </w:r>
-      <w:r>
-        <w:t xml:space="preserve">lẫn nhau nhằm ngăn chặn sự thâu tóm từ bên ngoài, nay gặp áp lực tài chính quốc tế lẫn ảnh hưởng cực lớn của các tập đoàn đặc biệt tập đoàn công nghệ </w:t>
-      </w:r>
-      <w:r>
-        <w:t>đa quốc gia</w:t>
-      </w:r>
-      <w:r>
-        <w:t xml:space="preserve"> như Google, Apple</w:t>
-      </w:r>
-      <w:r>
-        <w:t>, Tesla</w:t>
-      </w:r>
-      <w:r>
-        <w:t>.</w:t>
-      </w:r>
-      <w:r>
-        <w:t xml:space="preserve"> Do đó liên minh linh hoạt cốt lõi là làm lỏng lẻo sự </w:t>
-      </w:r>
-      <w:r>
-        <w:t>cố</w:t>
-      </w:r>
-      <w:r>
-        <w:t xml:space="preserve"> kết giữa các công ty trong cùng mạng lưới (</w:t>
-      </w:r>
-      <w:r>
-        <w:t>keiretsu</w:t>
-      </w:r>
-      <w:r>
-        <w:t xml:space="preserve">) </w:t>
-      </w:r>
-      <w:r>
-        <w:t>để đạt</w:t>
-      </w:r>
-      <w:r>
-        <w:t xml:space="preserve"> tính linh hoạt như hợp tác theo dự án, </w:t>
-      </w:r>
-      <w:r>
-        <w:t xml:space="preserve">hợp tác ngắn hạn, </w:t>
-      </w:r>
-      <w:r>
-        <w:t xml:space="preserve">hợp tác với đối thủ, </w:t>
-      </w:r>
-      <w:r>
-        <w:t xml:space="preserve">chiếm lĩnh thị trường, giảm sở hữu chéo, không cần đến ngân hàng trung tâm, </w:t>
-      </w:r>
-      <w:r>
-        <w:t xml:space="preserve">giảm tầng nấc quản trị, </w:t>
-      </w:r>
-      <w:r>
-        <w:t xml:space="preserve">ngay </w:t>
-      </w:r>
-      <w:r>
-        <w:lastRenderedPageBreak/>
-        <w:t xml:space="preserve">cả hai </w:t>
-      </w:r>
-      <w:r>
-        <w:t>keiretsu</w:t>
-      </w:r>
-      <w:r>
-        <w:t xml:space="preserve"> (mạng lưới) hoàn toàn có thể bắt tay nhau. </w:t>
-      </w:r>
-      <w:r>
-        <w:t xml:space="preserve">Ghi chú, Nhật Bản bắt đầu triển khai liên minh linh hoạt từ thập niên 2000 sau </w:t>
-      </w:r>
-      <w:r>
-        <w:t>khủng hoảng tài chính châu Á 1997</w:t>
-      </w:r>
-      <w:r>
-        <w:t xml:space="preserve"> và gần đây (2025) có một số thông tin đáng chú ý như t</w:t>
-      </w:r>
-      <w:r>
-        <w:t xml:space="preserve">ập đoàn Renault </w:t>
-      </w:r>
-      <w:r>
-        <w:t xml:space="preserve">(Pháp) </w:t>
-      </w:r>
-      <w:r>
-        <w:t xml:space="preserve">và </w:t>
-      </w:r>
-      <w:r>
-        <w:t xml:space="preserve">tập đoàn </w:t>
-      </w:r>
-      <w:r>
-        <w:t xml:space="preserve">Nissan Motor </w:t>
-      </w:r>
-      <w:r>
-        <w:t>(Nhật Bản) t</w:t>
-      </w:r>
-      <w:r>
-        <w:t>hiết lập lại liên minh toàn cầu</w:t>
-      </w:r>
-      <w:r>
-        <w:t xml:space="preserve"> vào năm 2023</w:t>
-      </w:r>
-      <w:r>
-        <w:t>.</w:t>
-      </w:r>
-      <w:r>
-        <w:t xml:space="preserve"> </w:t>
-      </w:r>
-      <w:r>
-        <w:t xml:space="preserve">Liên minh </w:t>
-      </w:r>
-      <w:r>
-        <w:t xml:space="preserve">linh hoạt </w:t>
-      </w:r>
-      <w:r>
-        <w:t>khắc phục nhược điểm nghiêng về phòng thủ trước ý chí tấn công của chaebol mà vẫn bảo đảm đặc tính tự do của thị trường. Mô hình liên minh linh hoạt tuy cũng khác với mô hình vườn ươm nhưng cùng hệ phân tán</w:t>
-      </w:r>
-      <w:r>
-        <w:t xml:space="preserve"> và rõ ràng, liên minh linh hoạt hay </w:t>
-      </w:r>
-      <w:r>
-        <w:rPr>
-          <w:i/>
-        </w:rPr>
-        <w:t>liên minh chiến lược</w:t>
-      </w:r>
-      <w:r>
-        <w:t xml:space="preserve"> hay </w:t>
-      </w:r>
-      <w:r>
-        <w:rPr>
-          <w:i/>
-        </w:rPr>
-        <w:t>liên minh toàn cầu</w:t>
-      </w:r>
-      <w:r>
-        <w:t xml:space="preserve"> phản ánh hình thức </w:t>
-      </w:r>
-      <w:r>
-        <w:rPr>
-          <w:i/>
-        </w:rPr>
-        <w:t>sáp nhập</w:t>
-      </w:r>
-      <w:r>
-        <w:t xml:space="preserve"> </w:t>
-      </w:r>
-      <w:r>
-        <w:t xml:space="preserve">(merger) </w:t>
-      </w:r>
-      <w:r>
-        <w:t>diễn ra thường xuyên giữa các tập đoàn công nghệ lớn</w:t>
-      </w:r>
-      <w:r>
-        <w:t xml:space="preserve"> và sự sáp nhập này không khác bao nhiêu sự bám chặt vào chuỗi cung ứng toàn cầu của mô hình vườn ươm, có khác chăng là ở quy mô rất lớn</w:t>
-      </w:r>
-      <w:r>
-        <w:t xml:space="preserve"> với </w:t>
-      </w:r>
-      <w:r>
-        <w:t>liên minh toàn cầu</w:t>
-      </w:r>
-      <w:r>
-        <w:t>.</w:t>
-      </w:r>
-      <w:r>
-        <w:t xml:space="preserve"> </w:t>
-      </w:r>
-      <w:r>
-        <w:t xml:space="preserve">TSMC là tập đoàn </w:t>
-      </w:r>
-      <w:r>
-        <w:t>toàn cầu</w:t>
-      </w:r>
-      <w:r>
-        <w:t xml:space="preserve"> của Đài Loan Trung Quốc và Đài Loan Trung Quốc còn nhiều công ty </w:t>
-      </w:r>
-      <w:r>
-        <w:t>“</w:t>
-      </w:r>
-      <w:r>
-        <w:t>yết hầu</w:t>
-      </w:r>
-      <w:r>
-        <w:t>”</w:t>
-      </w:r>
-      <w:r>
-        <w:t xml:space="preserve"> của chuỗi cung ứng toàn cầu, tập trung vào nh</w:t>
-      </w:r>
-      <w:r>
-        <w:t>ữ</w:t>
-      </w:r>
-      <w:r>
-        <w:t>ng phân khúc</w:t>
-      </w:r>
-      <w:r>
-        <w:t>,</w:t>
-      </w:r>
-      <w:r>
-        <w:t xml:space="preserve"> những công đoạn quan trọng </w:t>
-      </w:r>
-      <w:r>
-        <w:t>trong quá trình sản xuất</w:t>
-      </w:r>
-      <w:r>
-        <w:t xml:space="preserve"> một sản phẩm hoàn chỉnh </w:t>
-      </w:r>
-      <w:r>
-        <w:t>(Gemini 2026)</w:t>
-      </w:r>
-      <w:r>
-        <w:t xml:space="preserve">. </w:t>
-      </w:r>
-      <w:r>
-        <w:t xml:space="preserve">Ghi chú, kinh tế Đài Loan Trung Quốc cất cánh vào thập niên 1960 và trở thành một trong bốn con </w:t>
-      </w:r>
-      <w:proofErr w:type="gramStart"/>
-      <w:r>
-        <w:t>rồng  châu</w:t>
-      </w:r>
-      <w:proofErr w:type="gramEnd"/>
-      <w:r>
-        <w:t xml:space="preserve"> Á vào thập niên 1980, gần như đồng thời với Hàn Quốc</w:t>
-      </w:r>
-      <w:r>
-        <w:t xml:space="preserve">, và bốn con rồng </w:t>
-      </w:r>
-      <w:r>
-        <w:t xml:space="preserve">(hổ) </w:t>
-      </w:r>
-      <w:r>
-        <w:t xml:space="preserve">châu Á từ thập niên 1960 đến thập niên 1980 </w:t>
-      </w:r>
-      <w:r>
-        <w:t>gồm</w:t>
-      </w:r>
-      <w:r>
-        <w:t xml:space="preserve"> </w:t>
-      </w:r>
-      <w:r>
-        <w:t>Hàn Quốc, Singapore, Đài Loan Trung Quốc, và Hồng Kông Trung Quốc</w:t>
-      </w:r>
-      <w:r>
-        <w:t xml:space="preserve">. </w:t>
-      </w:r>
-      <w:r>
-        <w:t xml:space="preserve">Với mô hình dọc mà sự tập trung chủ đạo từ chính phủ đến chaebol thì mô hình chaebol khó mà sáp nhập với tập đoàn </w:t>
-      </w:r>
-      <w:r>
-        <w:t>toàn cầu</w:t>
-      </w:r>
-      <w:r>
-        <w:t xml:space="preserve"> </w:t>
-      </w:r>
-      <w:r>
-        <w:t xml:space="preserve">(2026) </w:t>
-      </w:r>
-      <w:r>
-        <w:t>khi chaebol vừa là tài sản quý của quốc gia vừa là niềm tự hào dân tộ</w:t>
-      </w:r>
-      <w:r>
-        <w:t xml:space="preserve">c, và </w:t>
-      </w:r>
-      <w:r>
-        <w:t xml:space="preserve">Hàn Quốc sẽ </w:t>
-      </w:r>
-      <w:r>
-        <w:t xml:space="preserve">còn </w:t>
-      </w:r>
-      <w:r>
-        <w:t xml:space="preserve">đối </w:t>
-      </w:r>
-      <w:r>
-        <w:t xml:space="preserve">phó </w:t>
-      </w:r>
-      <w:r>
-        <w:t xml:space="preserve">với sự tấn công từ các tập đoàn </w:t>
-      </w:r>
-      <w:r>
-        <w:t>đa quốc gia</w:t>
-      </w:r>
-      <w:r>
-        <w:t xml:space="preserve"> </w:t>
-      </w:r>
-      <w:r>
-        <w:t>đặc biệt khi toàn cầu hóa quay trở lại</w:t>
-      </w:r>
-      <w:r>
-        <w:t>, chaebol vĩnh viễn xoay vần trong cuộc chiến toàn cầu nếu không bắt tay với đối thủ</w:t>
-      </w:r>
-      <w:r>
-        <w:t>, mặc dù có thể là cái giá của sự tráng kiện</w:t>
-      </w:r>
-      <w:r>
-        <w:t>.</w:t>
-      </w:r>
-      <w:r>
-        <w:t xml:space="preserve"> Mô hình sản xuất của Trung Quốc dường như nghiêng về mô hình tập trung như mô hình chaebol của Hàn Quốc, theo Gemini 2026, </w:t>
-      </w:r>
-      <w:r>
-        <w:t>“</w:t>
-      </w:r>
-      <w:r>
-        <w:t xml:space="preserve">là sự kết hợp giữa quyền lực tập trung </w:t>
-      </w:r>
-      <w:r>
-        <w:t xml:space="preserve">của </w:t>
-      </w:r>
-      <w:r>
-        <w:t>nhà nước và sự năng động của thị trường</w:t>
-      </w:r>
-      <w:r>
-        <w:t>”</w:t>
-      </w:r>
-      <w:r>
-        <w:t xml:space="preserve">, được gọi là </w:t>
-      </w:r>
-      <w:r>
-        <w:rPr>
-          <w:i/>
-        </w:rPr>
-        <w:t xml:space="preserve">mô hình </w:t>
-      </w:r>
-      <w:r>
-        <w:t>[</w:t>
-      </w:r>
-      <w:r>
-        <w:rPr>
-          <w:i/>
-        </w:rPr>
-        <w:t>sản xuất</w:t>
-      </w:r>
-      <w:r>
-        <w:t>]</w:t>
-      </w:r>
-      <w:r>
-        <w:rPr>
-          <w:i/>
-        </w:rPr>
-        <w:t xml:space="preserve"> tư bản nhà nước</w:t>
-      </w:r>
-      <w:r>
-        <w:t xml:space="preserve"> (s</w:t>
-      </w:r>
-      <w:r>
-        <w:t xml:space="preserve">tate </w:t>
-      </w:r>
-      <w:r>
-        <w:t>c</w:t>
-      </w:r>
-      <w:r>
-        <w:t>apitalism</w:t>
-      </w:r>
-      <w:r>
-        <w:t>)</w:t>
-      </w:r>
-      <w:r>
-        <w:t>, theo đó, quyền lực nhà nước thể hiện ở các tập đoàn nhà nước và sự năng động của thị trường thể hiện ở các tập đoàn tư nhân</w:t>
-      </w:r>
-      <w:r>
-        <w:t xml:space="preserve"> (</w:t>
-      </w:r>
-      <w:r>
-        <w:rPr>
-          <w:i/>
-        </w:rPr>
-        <w:t>private tech giants</w:t>
-      </w:r>
-      <w:r>
-        <w:t>)</w:t>
-      </w:r>
-      <w:r>
-        <w:t>, trong đó, tập đoàn nhà nước</w:t>
-      </w:r>
-      <w:r>
-        <w:t xml:space="preserve"> </w:t>
-      </w:r>
-      <w:r>
-        <w:t>(</w:t>
-      </w:r>
-      <w:r>
-        <w:rPr>
-          <w:i/>
-        </w:rPr>
-        <w:t>SOEs</w:t>
-      </w:r>
-      <w:r>
-        <w:t xml:space="preserve">) </w:t>
-      </w:r>
-      <w:r>
-        <w:t>có nhiệm vụ phát triển cơ sở hạ tầng (đường sắt</w:t>
-      </w:r>
-      <w:r>
-        <w:t>, vận tải,</w:t>
-      </w:r>
-      <w:r>
-        <w:t>…), đẩy mạnh dịch vụ công (viễn thông</w:t>
-      </w:r>
-      <w:r>
-        <w:t>, năng lượng,</w:t>
-      </w:r>
-      <w:r>
-        <w:t>…) và định hướng chiến lượ</w:t>
-      </w:r>
-      <w:r>
-        <w:t>c</w:t>
-      </w:r>
-      <w:r>
-        <w:t>,</w:t>
-      </w:r>
-      <w:r>
-        <w:t xml:space="preserve"> </w:t>
-      </w:r>
-      <w:r>
-        <w:t>trong khi</w:t>
-      </w:r>
-      <w:r>
-        <w:t xml:space="preserve"> </w:t>
-      </w:r>
-      <w:r>
-        <w:t>tập đoàn tư nhân tung sản phẩm ra thị trường và cạnh tranh quốc tế.</w:t>
-      </w:r>
-      <w:r>
-        <w:t xml:space="preserve"> Tuy nhiên tập đoàn tư nhân Trung Quốc không phải chaebol Hàn Quốc vì quyền lực chính phủ tác động nhiều lên tập đoàn nhà nước. Như vậy </w:t>
-      </w:r>
-      <w:r>
-        <w:t>mô hình tư bản nhà nước</w:t>
-      </w:r>
-      <w:r>
-        <w:t xml:space="preserve"> cân bằng giữa chaebol và</w:t>
-      </w:r>
-      <w:r>
-        <w:t xml:space="preserve"> </w:t>
-      </w:r>
-      <w:r>
-        <w:t>keiretsu</w:t>
-      </w:r>
-      <w:r>
-        <w:t>, có tính chất phân tán nhất định trong hệ thống chính trị trung ương tập quyền.</w:t>
-      </w:r>
-      <w:r>
-        <w:t xml:space="preserve"> Nhiều phát minh công nghệ nở rộ ở Trung Quốc từ thập niên 2000 do tính chất phân tán này</w:t>
-      </w:r>
-      <w:r>
-        <w:t>.</w:t>
-      </w:r>
-      <w:r>
-        <w:t xml:space="preserve"> Ngoài ra, Trung Quốc còn có một số chính sách bổ trợ </w:t>
-      </w:r>
-      <w:r>
-        <w:t>mô hình [sản xuất] tư bản nhà nước</w:t>
-      </w:r>
-      <w:r>
-        <w:t xml:space="preserve"> gần với mô hình chaebol</w:t>
-      </w:r>
-      <w:r>
-        <w:t xml:space="preserve"> như</w:t>
-      </w:r>
-      <w:r>
-        <w:t xml:space="preserve"> (Gemini 2026)</w:t>
-      </w:r>
-      <w:r>
-        <w:t>: 1) bắt buộc các công ty nước ngoài FDI phải chuyển giao công nghệ khi đầu tư vào Trung Quốc để ngay từ đầu đã có thể đặt nền móng vượt lên chuỗi công nghiệp phụ trợ, 2) sức mạnh chính trị và xã hội chặn một số dịch vụ quốc tế để ép doanh nghiệp trong nước phát triển sản phẩm thay thế</w:t>
-      </w:r>
-      <w:r>
-        <w:t>, 3) các địa phương</w:t>
-      </w:r>
-      <w:r>
-        <w:t>/đặc khu</w:t>
-      </w:r>
-      <w:r>
-        <w:t xml:space="preserve"> như các chaebol cạnh tranh lẫn nhau</w:t>
-      </w:r>
-      <w:r>
-        <w:t xml:space="preserve"> để giành được nguồn vốn</w:t>
-      </w:r>
-      <w:r>
-        <w:t xml:space="preserve"> (Thâm Quyến, Thượng Hải, Hàng Châu…)</w:t>
-      </w:r>
-      <w:r>
-        <w:t>.</w:t>
-      </w:r>
-      <w:r>
-        <w:t xml:space="preserve"> Ghi chú, kinh tế Trung Quốc phát triển từ thập niên 1980 và bùng nổ vào thập niên 2000</w:t>
-      </w:r>
-      <w:r>
-        <w:t>, GDP danh nghĩa năm 2025 của Trung Quốc đạt 18,</w:t>
-      </w:r>
-      <w:r>
-        <w:t xml:space="preserve">000 </w:t>
-      </w:r>
-      <w:r>
-        <w:t xml:space="preserve">– </w:t>
-      </w:r>
-      <w:r>
-        <w:t>20</w:t>
-      </w:r>
-      <w:r>
-        <w:t>,</w:t>
-      </w:r>
-      <w:r>
-        <w:t>000 tỷ USD</w:t>
-      </w:r>
-      <w:r>
-        <w:t xml:space="preserve"> giữ vững vị trí thứ hai thế giới</w:t>
-      </w:r>
-      <w:r>
-        <w:t>.</w:t>
-      </w:r>
-      <w:r>
-        <w:t xml:space="preserve"> Sức mạnh tập trung của mô hình chaebol </w:t>
-      </w:r>
-      <w:r>
-        <w:t>là chén thuốc đắng</w:t>
-      </w:r>
-      <w:r>
-        <w:t xml:space="preserve"> </w:t>
-      </w:r>
-      <w:r>
-        <w:t>vào thời điểm này (2026) đối vớ</w:t>
-      </w:r>
-      <w:r>
-        <w:t>i</w:t>
-      </w:r>
-      <w:r>
-        <w:t xml:space="preserve"> nh</w:t>
-      </w:r>
-      <w:r>
-        <w:t>ữ</w:t>
-      </w:r>
-      <w:r>
-        <w:t xml:space="preserve">ng nước đang vượt qua bẫy thu nhập trung bình vì lúc mô hình chaebol kích phát vào thập niên 1960 có một số thuận lợi về nhu cầu thị trường và kinh tế </w:t>
-      </w:r>
-      <w:r>
-        <w:t xml:space="preserve">thế giới </w:t>
-      </w:r>
-      <w:r>
-        <w:t>lúc đó chưa cạnh tranh khốc liệt</w:t>
-      </w:r>
-      <w:r>
-        <w:t>,</w:t>
-      </w:r>
-      <w:r>
-        <w:t xml:space="preserve"> chưa toàn cầu hóa ở mức như bây giờ</w:t>
-      </w:r>
-      <w:r>
-        <w:t>,</w:t>
-      </w:r>
-      <w:r>
-        <w:t xml:space="preserve"> như</w:t>
-      </w:r>
-      <w:r>
-        <w:t>ng,</w:t>
-      </w:r>
-      <w:r>
-        <w:t xml:space="preserve"> mô hình </w:t>
-      </w:r>
-      <w:r>
-        <w:t>keiretsu</w:t>
-      </w:r>
-      <w:r>
-        <w:t xml:space="preserve"> </w:t>
-      </w:r>
-      <w:r>
-        <w:t xml:space="preserve">cũng </w:t>
-      </w:r>
-      <w:r>
-        <w:t xml:space="preserve">có nhiều ràng buộc với tinh thần Nhật Bản </w:t>
-      </w:r>
-      <w:r>
-        <w:t>cũng như</w:t>
-      </w:r>
-      <w:r>
-        <w:t xml:space="preserve"> liên minh chiến lược thì quá lớn đối với đa số doanh nghiệp, nên giải pháp phân chia giữa doanh nghiệp tư nhân và doanh nghiệp nhà nước </w:t>
-      </w:r>
-      <w:r>
-        <w:t xml:space="preserve">như Trung Quốc </w:t>
-      </w:r>
-      <w:r>
-        <w:t xml:space="preserve">tương đối khả thi vì dàn trải rủi ro đổi lại với các doanh nghiệp tư nhân có không gian nhất định hình thành </w:t>
-      </w:r>
-      <w:r>
-        <w:t>keiretsu</w:t>
-      </w:r>
-      <w:r>
-        <w:t xml:space="preserve"> dọc có đầu tàu nhưng không có ngân hàng riêng và </w:t>
-      </w:r>
-      <w:r>
-        <w:t xml:space="preserve">hạn chế </w:t>
-      </w:r>
-      <w:r>
-        <w:t>sở hữu chéo</w:t>
-      </w:r>
-      <w:r>
-        <w:t xml:space="preserve"> đến mức có thể</w:t>
-      </w:r>
-      <w:r>
-        <w:t>.</w:t>
-      </w:r>
-      <w:r>
-        <w:t xml:space="preserve"> Các doanh nghiệp nhà nước tập trung đầu tư vào cơ sở hạ tầng, năng lượng và dịch vụ công, là cánh tay nối dài của đầu tư chính phủ, cũng như </w:t>
-      </w:r>
-      <w:r>
-        <w:lastRenderedPageBreak/>
-        <w:t xml:space="preserve">định hướng chiến lược bằng cả chính sách lẫn các dự án </w:t>
-      </w:r>
-      <w:r>
-        <w:t>khởi nghiệp (</w:t>
-      </w:r>
-      <w:r>
-        <w:t>startups</w:t>
-      </w:r>
-      <w:r>
-        <w:t>)</w:t>
-      </w:r>
-      <w:r>
-        <w:t xml:space="preserve"> cho doanh nghiệp nhỏ &amp; vừa (SME) như </w:t>
-      </w:r>
-      <w:r>
-        <w:t>ITRI</w:t>
-      </w:r>
-      <w:r>
-        <w:t xml:space="preserve"> của Đài Loan Trung Quốc</w:t>
+        <w:t>Quốc</w:t>
       </w:r>
       <w:r>
         <w:t xml:space="preserve">. Điểm khác biệt nhỏ nhưng rõ là </w:t>
@@ -31105,11 +31772,11 @@
         <w:t>, đánh vạn người như một, tự giác ngộ võ đạo trong mênh mông thế tục.</w:t>
       </w:r>
       <w:r>
-        <w:t xml:space="preserve"> Trở lại kỳ thuật dạy đàn bà đánh trận, đó cũng khởi đầu bằng hình pháp </w:t>
+        <w:t xml:space="preserve"> Trở lại kỳ thuật dạy đàn bà đánh trận, đó cũng khởi đầu bằng hình pháp chí tôn vô thượng trong thế tục, nên một nhánh hội tụ khác quy tụ võ nhân vào pháp luật, một </w:t>
       </w:r>
       <w:r>
         <w:lastRenderedPageBreak/>
-        <w:t xml:space="preserve">chí tôn vô thượng trong thế tục, nên một nhánh hội tụ khác quy tụ võ nhân vào pháp luật, một cách tự nhiên và hợp lý, </w:t>
+        <w:t xml:space="preserve">cách tự nhiên và hợp lý, </w:t>
       </w:r>
       <w:r>
         <w:t xml:space="preserve">tự hành tự biện minh, </w:t>
@@ -31699,35 +32366,38 @@
         <w:t>học thuyết kinh tế tự thân tự hành</w:t>
       </w:r>
       <w:r>
-        <w:t xml:space="preserve">, học thuyết kinh tế là khuôn mẫu </w:t>
-      </w:r>
-      <w:r>
+        <w:t>, học thuyết kinh tế là khuôn mẫu cho bản thể kinh tế</w:t>
+      </w:r>
+      <w:r>
+        <w:t xml:space="preserve">. Đạo có ý nghĩa với người chứng nghiệm </w:t>
+      </w:r>
+      <w:r>
+        <w:t>nhưng</w:t>
+      </w:r>
+      <w:r>
+        <w:t xml:space="preserve"> </w:t>
+      </w:r>
+      <w:r>
+        <w:t xml:space="preserve">[bản thể] </w:t>
+      </w:r>
+      <w:r>
+        <w:t xml:space="preserve">học thuyết </w:t>
+      </w:r>
+      <w:r>
+        <w:t xml:space="preserve">thì </w:t>
+      </w:r>
+      <w:r>
+        <w:rPr>
+          <w:i/>
+        </w:rPr>
+        <w:t xml:space="preserve">tự </w:t>
+      </w:r>
+      <w:r>
+        <w:rPr>
+          <w:i/>
+        </w:rPr>
         <w:lastRenderedPageBreak/>
-        <w:t>cho bản thể kinh tế</w:t>
-      </w:r>
-      <w:r>
-        <w:t xml:space="preserve">. Đạo có ý nghĩa với người chứng nghiệm </w:t>
-      </w:r>
-      <w:r>
-        <w:t>nhưng</w:t>
-      </w:r>
-      <w:r>
-        <w:t xml:space="preserve"> </w:t>
-      </w:r>
-      <w:r>
-        <w:t xml:space="preserve">[bản thể] </w:t>
-      </w:r>
-      <w:r>
-        <w:t xml:space="preserve">học thuyết </w:t>
-      </w:r>
-      <w:r>
-        <w:t xml:space="preserve">thì </w:t>
-      </w:r>
-      <w:r>
-        <w:rPr>
-          <w:i/>
-        </w:rPr>
-        <w:t>tự thân tự hành</w:t>
+        <w:t>thân tự hành</w:t>
       </w:r>
       <w:r>
         <w:t>. Vậy học thuyết có đạo của nó không?</w:t>
@@ -32380,7 +33050,7 @@
           <w:rPr>
             <w:noProof/>
           </w:rPr>
-          <w:t>52</w:t>
+          <w:t>61</w:t>
         </w:r>
         <w:r>
           <w:rPr>
@@ -33491,7 +34161,7 @@
 </file>
 
 <file path=customXml/itemProps1.xml><?xml version="1.0" encoding="utf-8"?>
-<ds:datastoreItem xmlns:ds="http://schemas.openxmlformats.org/officeDocument/2006/customXml" ds:itemID="{234817E7-9BE6-4B46-9D61-135FD9E12421}">
+<ds:datastoreItem xmlns:ds="http://schemas.openxmlformats.org/officeDocument/2006/customXml" ds:itemID="{E72911C5-9B4B-4EDF-A23D-8DCC5169FF88}">
   <ds:schemaRefs>
     <ds:schemaRef ds:uri="http://schemas.openxmlformats.org/officeDocument/2006/bibliography"/>
   </ds:schemaRefs>

--- a/articles/TuDoKinhTe.docx
+++ b/articles/TuDoKinhTe.docx
@@ -221,7 +221,13 @@
         <w:t>he Wealth of Nations</w:t>
       </w:r>
       <w:r>
-        <w:t xml:space="preserve">)” và tác phẩm này khởi đầu bằng khái niệm </w:t>
+        <w:t xml:space="preserve">)” </w:t>
+      </w:r>
+      <w:r>
+        <w:t xml:space="preserve">hay “Của Cải Của Các Dân Tộc” </w:t>
+      </w:r>
+      <w:r>
+        <w:t xml:space="preserve">và tác phẩm này khởi đầu bằng khái niệm </w:t>
       </w:r>
       <w:r>
         <w:rPr>
@@ -452,11 +458,11 @@
         <w:t>u hình và vô hình với lưu ý rằng kết quả của hoạt động tài chính / thương mại thuần túy có lợi nhuận “bôi trơn” như dầu nhớt mường tượng như một loại hàng hóa nhưng hàng hóa sản phẩm đặt trong hoạt động sản xuất có ngữ nghĩa “sản xuất” đậm nét</w:t>
       </w:r>
       <w:r>
-        <w:t xml:space="preserve">, có tính chất cụ thể nên lợi nhuận từ hoạt động tài chính / thương mại thuần túy được phân biệt với lợi nhuận của hoạt động sản xuất mặc dù tất </w:t>
+        <w:t xml:space="preserve">, có tính chất cụ thể nên lợi nhuận từ hoạt động tài chính / thương mại thuần túy được phân biệt </w:t>
       </w:r>
       <w:r>
         <w:lastRenderedPageBreak/>
-        <w:t>cả đều liên quan đến thế năng của trình độ sản xuất sẽ được đề cập sau</w:t>
+        <w:t>với lợi nhuận của hoạt động sản xuất mặc dù tất cả đều liên quan đến thế năng của trình độ sản xuất sẽ được đề cập sau</w:t>
       </w:r>
       <w:r>
         <w:t>, thậm chí mặc dù ta có thể xem hoạt động sản xuất là hoạt động sản xuất trực tiếp</w:t>
@@ -805,7 +811,14 @@
         <w:rPr>
           <w:b/>
         </w:rPr>
-        <w:t>bàn tay vô hình</w:t>
+        <w:t xml:space="preserve">bàn tay </w:t>
+      </w:r>
+      <w:r>
+        <w:rPr>
+          <w:b/>
+        </w:rPr>
+        <w:lastRenderedPageBreak/>
+        <w:t>vô hình</w:t>
       </w:r>
       <w:r>
         <w:t xml:space="preserve"> điều khi</w:t>
@@ -829,11 +842,7 @@
         <w:t xml:space="preserve">của bàn tay vô hình </w:t>
       </w:r>
       <w:r>
-        <w:t xml:space="preserve">“mưu cầu lợi ích cá nhân </w:t>
-      </w:r>
-      <w:r>
-        <w:lastRenderedPageBreak/>
-        <w:t>dẫn đến trọng điểm trao đổi hàng hóa, thúc đẩy thị trường hoạt tác, lại thúc đẩy tăng năng suất tạo ra nhiều</w:t>
+        <w:t>“mưu cầu lợi ích cá nhân dẫn đến trọng điểm trao đổi hàng hóa, thúc đẩy thị trường hoạt tác, lại thúc đẩy tăng năng suất tạo ra nhiều</w:t>
       </w:r>
       <w:r>
         <w:t xml:space="preserve"> của cải</w:t>
@@ -1411,17 +1420,17 @@
         <w:t>Nếu t</w:t>
       </w:r>
       <w:r>
-        <w:t xml:space="preserve">hị trường nhỏ là một khách quan không thay đổi </w:t>
+        <w:t xml:space="preserve">hị trường nhỏ là một khách quan không thay </w:t>
+      </w:r>
+      <w:r>
+        <w:lastRenderedPageBreak/>
+        <w:t xml:space="preserve">đổi </w:t>
       </w:r>
       <w:r>
         <w:t>đối với tự do thì</w:t>
       </w:r>
       <w:r>
-        <w:t xml:space="preserve"> tự do với khía cạnh thỏa mãn khó mà bị chi phối bởi khách quan mặc định. </w:t>
-      </w:r>
-      <w:r>
-        <w:lastRenderedPageBreak/>
-        <w:t xml:space="preserve">Ngoài ra, </w:t>
+        <w:t xml:space="preserve"> tự do với khía cạnh thỏa mãn khó mà bị chi phối bởi khách quan mặc định. Ngoài ra, </w:t>
       </w:r>
       <w:r>
         <w:t xml:space="preserve">lượng dân số không đồng nhất </w:t>
@@ -1812,17 +1821,17 @@
         <w:t xml:space="preserve"> </w:t>
       </w:r>
       <w:r>
-        <w:t xml:space="preserve">Tương ứng </w:t>
+        <w:t xml:space="preserve">Tương </w:t>
+      </w:r>
+      <w:r>
+        <w:lastRenderedPageBreak/>
+        <w:t xml:space="preserve">ứng </w:t>
       </w:r>
       <w:r>
         <w:t xml:space="preserve">giữa </w:t>
       </w:r>
       <w:r>
-        <w:t xml:space="preserve">giá trị quy ước và giá trị trao đổi cần được quan tâm hơn tương ứng giữa giá trị quy </w:t>
-      </w:r>
-      <w:r>
-        <w:lastRenderedPageBreak/>
-        <w:t xml:space="preserve">ước và giá trị sử dụng? Vậy giá trị thực của hàng hóa sản phẩm là giá trị trao đổi hay giá trị sử dụng? Lập luận của Adam Smith </w:t>
+        <w:t xml:space="preserve">giá trị quy ước và giá trị trao đổi cần được quan tâm hơn tương ứng giữa giá trị quy ước và giá trị sử dụng? Vậy giá trị thực của hàng hóa sản phẩm là giá trị trao đổi hay giá trị sử dụng? Lập luận của Adam Smith </w:t>
       </w:r>
       <w:r>
         <w:t>cho rằng</w:t>
@@ -14913,7 +14922,13 @@
         <w:t xml:space="preserve"> tương tự như chứng nhận tiền gởi ngân hàng</w:t>
       </w:r>
       <w:r>
-        <w:t xml:space="preserve"> ngay nay</w:t>
+        <w:t xml:space="preserve"> ng</w:t>
+      </w:r>
+      <w:r>
+        <w:t>à</w:t>
+      </w:r>
+      <w:r>
+        <w:t>y nay</w:t>
       </w:r>
       <w:r>
         <w:t>.</w:t>
@@ -17230,7 +17245,13 @@
         <w:t>Thế nên doanh nghiệp tư nhân nhỏ lẻ trên bức tranh tổng thể toàn dân số không hề nhỏ lẻ.</w:t>
       </w:r>
       <w:r>
-        <w:t xml:space="preserve"> Vấn đề cốt lõi </w:t>
+        <w:t xml:space="preserve"> </w:t>
+      </w:r>
+      <w:r>
+        <w:t xml:space="preserve">Ghi chú, tiêu dùng nội địa liên quan mật thiết với ngành bán lẻ và dịch vụ phúc lợi. </w:t>
+      </w:r>
+      <w:r>
+        <w:t xml:space="preserve">Vấn đề cốt lõi </w:t>
       </w:r>
       <w:r>
         <w:t>giàu có</w:t>
@@ -17242,7 +17263,11 @@
         <w:t xml:space="preserve"> (accounting)</w:t>
       </w:r>
       <w:r>
-        <w:t>, nhưng trạng thái lý tưởng này luôn bị nhiễu bởi tăng nguồn vốn chứa nợ phải trả tức lạm phát</w:t>
+        <w:t xml:space="preserve">, nhưng trạng thái lý tưởng này luôn bị nhiễu bởi tăng nguồn vốn chứa nợ </w:t>
+      </w:r>
+      <w:r>
+        <w:lastRenderedPageBreak/>
+        <w:t>phải trả tức lạm phát</w:t>
       </w:r>
       <w:r>
         <w:t xml:space="preserve">, một lần nữa nhưng, nếu không có nhiễu lạm phát </w:t>
@@ -17251,11 +17276,7 @@
         <w:t>xúc tác</w:t>
       </w:r>
       <w:r>
-        <w:t xml:space="preserve"> thì </w:t>
-      </w:r>
-      <w:r>
-        <w:lastRenderedPageBreak/>
-        <w:t xml:space="preserve">ngay cả tiệm cận trạng thái lý tưởng cũng không </w:t>
+        <w:t xml:space="preserve"> thì ngay cả tiệm cận trạng thái lý tưởng cũng không </w:t>
       </w:r>
       <w:r>
         <w:t xml:space="preserve">thể </w:t>
@@ -17614,11 +17635,18 @@
         <w:rPr>
           <w:rFonts w:cs="Times New Roman"/>
         </w:rPr>
-        <w:t xml:space="preserve"> thể hiện trình độ sản xuất của hàm thế năng sản xuất, cũng như tương quan đến tốc độ lưu thông tiền tệ </w:t>
+        <w:t xml:space="preserve"> thể hiện trình độ sản xuất của hàm thế năng sản xuất, cũng như tương quan đến tốc độ lưu </w:t>
       </w:r>
       <w:r>
         <w:rPr>
           <w:rFonts w:cs="Times New Roman"/>
+        </w:rPr>
+        <w:lastRenderedPageBreak/>
+        <w:t xml:space="preserve">thông tiền tệ </w:t>
+      </w:r>
+      <w:r>
+        <w:rPr>
+          <w:rFonts w:cs="Times New Roman"/>
           <w:i/>
         </w:rPr>
         <w:t>V</w:t>
@@ -17633,11 +17661,7 @@
         <w:t>B</w:t>
       </w:r>
       <w:r>
-        <w:t xml:space="preserve">ất luận thế nào, không bao giờ tung thừa tiền quá mức vào thị trường vì lượng </w:t>
-      </w:r>
-      <w:r>
-        <w:lastRenderedPageBreak/>
-        <w:t xml:space="preserve">tiền thừa trước sau cũng quay lại thị trường nội địa bằng hình thức này hay hình thức khác và lạm phát là “căn bệnh” kinh niên vì không thể loại trừ lạm phát </w:t>
+        <w:t xml:space="preserve">ất luận thế nào, không bao giờ tung thừa tiền quá mức vào thị trường vì lượng tiền thừa trước sau cũng quay lại thị trường nội địa bằng hình thức này hay hình thức khác và lạm phát là “căn bệnh” kinh niên vì không thể loại trừ lạm phát </w:t>
       </w:r>
       <w:r>
         <w:t>do</w:t>
@@ -18064,7 +18088,11 @@
         <w:t xml:space="preserve"> đại diện</w:t>
       </w:r>
       <w:r>
-        <w:t>, tức là thực hiện một ánh xạ từ thế giới tự nhiên thứ nhất (thế giới xung quanh ta) đến thế giới tự nhiên thứ hai (thế giới tinh thần) mà thế giới tự nhiên thứ hai vẫn bảo toàn thuộc tính tự nhiên, thường hằng, vốn có của thế giới tự nhiên thứ nhất, theo quan điểm triết học Hegel.</w:t>
+        <w:t xml:space="preserve">, tức là thực hiện một ánh xạ từ thế giới tự nhiên thứ nhất (thế giới xung quanh ta) đến thế giới tự nhiên thứ hai (thế giới tinh thần) mà thế giới tự nhiên thứ hai vẫn bảo toàn thuộc tính tự nhiên, thường hằng, vốn có của </w:t>
+      </w:r>
+      <w:r>
+        <w:lastRenderedPageBreak/>
+        <w:t>thế giới tự nhiên thứ nhất, theo quan điểm triết học Hegel.</w:t>
       </w:r>
       <w:r>
         <w:t xml:space="preserve"> </w:t>
@@ -18079,11 +18107,7 @@
         <w:t xml:space="preserve">(2026) </w:t>
       </w:r>
       <w:r>
-        <w:t xml:space="preserve">với tiền kỹ thuật </w:t>
-      </w:r>
-      <w:r>
-        <w:lastRenderedPageBreak/>
-        <w:t>số, thế giới tự nhiên thứ hai tức thế giới tinh thần càng chứng thực thuộc tính tự nhiên, thường hằng, vốn có vì tiền kỹ thuật số</w:t>
+        <w:t>với tiền kỹ thuật số, thế giới tự nhiên thứ hai tức thế giới tinh thần càng chứng thực thuộc tính tự nhiên, thường hằng, vốn có vì tiền kỹ thuật số</w:t>
       </w:r>
       <w:r>
         <w:t xml:space="preserve"> tuy trừu tượng hơn cả tiền giấy nhưng gần như là hàng hóa thực thụ.</w:t>
@@ -18594,7 +18618,11 @@
         <w:t>lúc này</w:t>
       </w:r>
       <w:r>
-        <w:t xml:space="preserve"> là nhà tư bản) trước tiên nuôi sống bản thân và sau đó mua nguyên vật liệu để tái sản xuất và bán ra nhiều hàng hóa hơn</w:t>
+        <w:t xml:space="preserve"> là nhà tư bản) trước tiên nuôi sống bản thân và sau </w:t>
+      </w:r>
+      <w:r>
+        <w:lastRenderedPageBreak/>
+        <w:t>đó mua nguyên vật liệu để tái sản xuất và bán ra nhiều hàng hóa hơn</w:t>
       </w:r>
       <w:sdt>
         <w:sdtPr>
@@ -18624,11 +18652,7 @@
         </w:sdtContent>
       </w:sdt>
       <w:r>
-        <w:t xml:space="preserve">, </w:t>
-      </w:r>
-      <w:r>
-        <w:lastRenderedPageBreak/>
-        <w:t xml:space="preserve">nghĩa là hình thành một vòng quay không hồi kết mà điểm đầu trùng với điểm kết, tức “dự trữ hàng hóa để bán ra </w:t>
+        <w:t xml:space="preserve">, nghĩa là hình thành một vòng quay không hồi kết mà điểm đầu trùng với điểm kết, tức “dự trữ hàng hóa để bán ra </w:t>
       </w:r>
       <w:r>
         <w:rPr>
@@ -19718,26 +19742,26 @@
         <w:rPr>
           <w:rFonts w:cs="Times New Roman"/>
         </w:rPr>
-        <w:t xml:space="preserve">vốn thành GDP thực và 2) tạo phúc lợi xã hội và thúc đẩy tăng trưởng kinh tế tư nhân; do đó lợi nhuận (lãi) đơn thuần của một công trình giao thông không quá quan trọng và </w:t>
+        <w:t xml:space="preserve">vốn thành GDP thực và 2) tạo phúc lợi xã hội và thúc đẩy tăng trưởng kinh tế tư nhân; do đó lợi nhuận </w:t>
       </w:r>
       <w:r>
         <w:rPr>
           <w:rFonts w:cs="Times New Roman"/>
         </w:rPr>
+        <w:lastRenderedPageBreak/>
+        <w:t xml:space="preserve">(lãi) đơn thuần của một công trình giao thông không quá quan trọng và </w:t>
+      </w:r>
+      <w:r>
+        <w:rPr>
+          <w:rFonts w:cs="Times New Roman"/>
+        </w:rPr>
         <w:t xml:space="preserve">hiếm mà </w:t>
       </w:r>
       <w:r>
         <w:rPr>
           <w:rFonts w:cs="Times New Roman"/>
         </w:rPr>
-        <w:t xml:space="preserve">có lãi đơn </w:t>
-      </w:r>
-      <w:r>
-        <w:rPr>
-          <w:rFonts w:cs="Times New Roman"/>
-        </w:rPr>
-        <w:lastRenderedPageBreak/>
-        <w:t xml:space="preserve">thuần như hoạt động doanh nghiệp, chỉ cần khi xây dựng một công trình </w:t>
+        <w:t xml:space="preserve">có lãi đơn thuần như hoạt động doanh nghiệp, chỉ cần khi xây dựng một công trình </w:t>
       </w:r>
       <w:r>
         <w:rPr>
@@ -20278,26 +20302,26 @@
         <w:rPr>
           <w:rFonts w:cs="Times New Roman"/>
         </w:rPr>
-        <w:t>, với lưu ý, chi phí nguyên vật liệu không phản ánh giá trị gia tăng của hàng hóa vì đã được khấu trừ tại lợi nhuận trong chuỗi cung ứng trước đó</w:t>
+        <w:t xml:space="preserve">, với lưu ý, chi phí nguyên vật liệu không phản ánh giá trị gia tăng của hàng hóa vì đã được khấu trừ tại lợi nhuận </w:t>
       </w:r>
       <w:r>
         <w:rPr>
           <w:rFonts w:cs="Times New Roman"/>
         </w:rPr>
+        <w:lastRenderedPageBreak/>
+        <w:t>trong chuỗi cung ứng trước đó</w:t>
+      </w:r>
+      <w:r>
+        <w:rPr>
+          <w:rFonts w:cs="Times New Roman"/>
+        </w:rPr>
         <w:t>.</w:t>
       </w:r>
       <w:r>
         <w:rPr>
           <w:rFonts w:cs="Times New Roman"/>
         </w:rPr>
-        <w:t xml:space="preserve"> Tuy nhiên hình thức đối tác công-tư (PPP) như BOT (xây dựng </w:t>
-      </w:r>
-      <w:r>
-        <w:rPr>
-          <w:rFonts w:cs="Times New Roman"/>
-        </w:rPr>
-        <w:lastRenderedPageBreak/>
-        <w:t xml:space="preserve">– vận hành – chuyển giao) hay BT (xây dựng – chuyển giao) tốt hơn hẳn công trình 100% đầu tư công vì tính chất lưỡng dụng gồm cả lợi nhuận &amp; phúc lợi, hơn nữa, về mặt lý luận, PPP </w:t>
+        <w:t xml:space="preserve"> Tuy nhiên hình thức đối tác công-tư (PPP) như BOT (xây dựng – vận hành – chuyển giao) hay BT (xây dựng – chuyển giao) tốt hơn hẳn công trình 100% đầu tư công vì tính chất lưỡng dụng gồm cả lợi nhuận &amp; phúc lợi, hơn nữa, về mặt lý luận, PPP </w:t>
       </w:r>
       <w:r>
         <w:rPr>
@@ -20651,11 +20675,11 @@
         <w:t>”, nhưng hãy lưu ý bản chất của thương mại là trao đổi, ngữ nghĩa này mạnh hơn nhiều so với mối liên hệ giữa trao đổi và sản xuất phải thông qua phân công lao động</w:t>
       </w:r>
       <w:r>
-        <w:t xml:space="preserve"> – hoạt động sản xuất chỉ có ý nghĩa với phân công lao động mặc dù trao đổi là nguồn gốc của phân công lao động, trong khi đó ta có thể nói thương mại “là” trao </w:t>
+        <w:t xml:space="preserve"> – hoạt động sản xuất chỉ có ý nghĩa với phân công lao động mặc dù </w:t>
       </w:r>
       <w:r>
         <w:lastRenderedPageBreak/>
-        <w:t>đổi</w:t>
+        <w:t>trao đổi là nguồn gốc của phân công lao động, trong khi đó ta có thể nói thương mại “là” trao đổi</w:t>
       </w:r>
       <w:r>
         <w:t>.</w:t>
@@ -21065,6 +21089,7 @@
         <w:t xml:space="preserve"> thu hồi 800,000 đồng tiền vàng tương ứng với 800,000 tiền giấy lưu thông. </w:t>
       </w:r>
       <w:r>
+        <w:lastRenderedPageBreak/>
         <w:t>Lúc</w:t>
       </w:r>
       <w:r>
@@ -21074,11 +21099,7 @@
         <w:t xml:space="preserve">dôi dư </w:t>
       </w:r>
       <w:r>
-        <w:t xml:space="preserve">được đem ra nước ngoài để đầu tư như mua công </w:t>
-      </w:r>
-      <w:r>
-        <w:lastRenderedPageBreak/>
-        <w:t>cụ sản xuất, mua nguyên vật liệu, thậm chí cho vay để sản xuất nhiều của cải hơn</w:t>
+        <w:t>được đem ra nước ngoài để đầu tư như mua công cụ sản xuất, mua nguyên vật liệu, thậm chí cho vay để sản xuất nhiều của cải hơn</w:t>
       </w:r>
       <w:r>
         <w:t xml:space="preserve">, đây là quá trình tích lũy vốn thông qua </w:t>
@@ -21398,17 +21419,17 @@
         <w:t xml:space="preserve">khiến ngân hàng cạn kiệt khả năng thanh toán vàng hoặc </w:t>
       </w:r>
       <w:r>
-        <w:t>buộc phải vay nguồn vốn khác để mua vàng và việc trả lãi làm suy giảm nguồn vốn quốc gia (</w:t>
+        <w:t xml:space="preserve">buộc phải vay nguồn vốn khác để mua vàng và việc trả lãi làm suy giảm nguồn </w:t>
+      </w:r>
+      <w:r>
+        <w:lastRenderedPageBreak/>
+        <w:t>vốn quốc gia (</w:t>
       </w:r>
       <w:r>
         <w:t>Google AI 2026</w:t>
       </w:r>
       <w:r>
-        <w:t xml:space="preserve">), 2) hàng hóa tự động cần nhiều tiền hơn để trao đổi một cách </w:t>
-      </w:r>
-      <w:r>
-        <w:lastRenderedPageBreak/>
-        <w:t xml:space="preserve">tự nhiên do lượng </w:t>
+        <w:t xml:space="preserve">), 2) hàng hóa tự động cần nhiều tiền hơn để trao đổi một cách tự nhiên do lượng </w:t>
       </w:r>
       <w:r>
         <w:t xml:space="preserve">tiền giấy </w:t>
@@ -22510,11 +22531,11 @@
         <w:t>,</w:t>
       </w:r>
       <w:r>
-        <w:t xml:space="preserve"> 2) nếu nền kinh có dấu hiệu suy thoái thì ngân hàng trung ương sẽ thi hành chính sách tiền tệ mở rộng giảm lãi suất tín dụng khiến tăng tỉ lệ lạm phát đến mức mà nền kinh tế có thể chống chịu và nếu nền </w:t>
+        <w:t xml:space="preserve"> 2) nếu nền kinh có dấu hiệu suy thoái thì ngân hàng trung ương sẽ thi hành chính sách tiền tệ mở rộng giảm lãi </w:t>
       </w:r>
       <w:r>
         <w:lastRenderedPageBreak/>
-        <w:t xml:space="preserve">kinh tế có dấu hiệu tăng trưởng nóng thì ngân hàng trung ương sẽ thi hành chính sách tiền tệ thắt chặt tăng lãi suất tín dụng mà vẫn còn dư địa để </w:t>
+        <w:t xml:space="preserve">suất tín dụng khiến tăng tỉ lệ lạm phát đến mức mà nền kinh tế có thể chống chịu và nếu nền kinh tế có dấu hiệu tăng trưởng nóng thì ngân hàng trung ương sẽ thi hành chính sách tiền tệ thắt chặt tăng lãi suất tín dụng mà vẫn còn dư địa để </w:t>
       </w:r>
       <w:r>
         <w:t xml:space="preserve">giảm </w:t>
@@ -23253,471 +23274,468 @@
         <w:t xml:space="preserve">hay kích thích </w:t>
       </w:r>
       <w:r>
+        <w:lastRenderedPageBreak/>
         <w:t>nguồn lực cho nhà tư bản tậ</w:t>
       </w:r>
       <w:r>
-        <w:t xml:space="preserve">p trung vào kinh doanh, cùng với vai trò vùng đệm thanh khoản và </w:t>
+        <w:t>p trung vào kinh doanh, cùng với vai trò vùng đệm thanh khoản và điều phối lượng tiền, ngân hàng là cầu nối của các hoạt động kinh tế gồm sản xuất, thương mại và tài chính</w:t>
+      </w:r>
+      <w:r>
+        <w:t xml:space="preserve">. Ghi chú, hối phiếu, lệnh phiếu, tín phiếu, trái phiếu, công trái đều là nợ phải trả (liabilities) nhưng có sự khác biệt giữa chúng, </w:t>
+      </w:r>
+      <w:r>
+        <w:rPr>
+          <w:i/>
+        </w:rPr>
+        <w:t>hối phiếu</w:t>
+      </w:r>
+      <w:r>
+        <w:t xml:space="preserve"> (bill of exchange</w:t>
+      </w:r>
+      <w:r>
+        <w:t>, draft</w:t>
+      </w:r>
+      <w:r>
+        <w:t xml:space="preserve">) là hóa đơn mà chủ nợ lập ra </w:t>
+      </w:r>
+      <w:r>
+        <w:t>yêu cầu</w:t>
+      </w:r>
+      <w:r>
+        <w:t xml:space="preserve"> con nợ trả tiền, </w:t>
+      </w:r>
+      <w:r>
+        <w:rPr>
+          <w:i/>
+        </w:rPr>
+        <w:t>lệnh phiếu</w:t>
+      </w:r>
+      <w:r>
+        <w:t xml:space="preserve"> (p</w:t>
+      </w:r>
+      <w:r>
+        <w:t xml:space="preserve">romissory </w:t>
+      </w:r>
+      <w:r>
+        <w:t>n</w:t>
+      </w:r>
+      <w:r>
+        <w:t>ote</w:t>
+      </w:r>
+      <w:r>
+        <w:t xml:space="preserve">) do con nợ lập ra để cam kết trả tiền cho chủ nợ, </w:t>
+      </w:r>
+      <w:r>
+        <w:rPr>
+          <w:i/>
+        </w:rPr>
+        <w:t>tín phiếu</w:t>
+      </w:r>
+      <w:r>
+        <w:t xml:space="preserve"> </w:t>
+      </w:r>
+      <w:r>
+        <w:t>(t</w:t>
+      </w:r>
+      <w:r>
+        <w:t xml:space="preserve">reasury </w:t>
+      </w:r>
+      <w:r>
+        <w:t xml:space="preserve">bill, </w:t>
+      </w:r>
+      <w:r>
+        <w:t>T-</w:t>
+      </w:r>
+      <w:r>
+        <w:t>b</w:t>
+      </w:r>
+      <w:r>
+        <w:t>ill</w:t>
+      </w:r>
+      <w:r>
+        <w:t xml:space="preserve">) </w:t>
+      </w:r>
+      <w:r>
+        <w:t xml:space="preserve">là khoản </w:t>
+      </w:r>
+      <w:r>
+        <w:t xml:space="preserve">vay </w:t>
+      </w:r>
+      <w:r>
+        <w:t xml:space="preserve">nợ </w:t>
+      </w:r>
+      <w:r>
+        <w:t xml:space="preserve">ngắn hạn </w:t>
+      </w:r>
+      <w:r>
+        <w:t xml:space="preserve">mà chính phủ hay ngân hàng trung ương </w:t>
+      </w:r>
+      <w:r>
+        <w:t xml:space="preserve">phát hành để thu hút vốn, </w:t>
+      </w:r>
+      <w:r>
+        <w:rPr>
+          <w:i/>
+        </w:rPr>
+        <w:t>trái phiếu</w:t>
+      </w:r>
+      <w:r>
+        <w:t xml:space="preserve"> </w:t>
+      </w:r>
+      <w:r>
+        <w:t xml:space="preserve">(bond) </w:t>
+      </w:r>
+      <w:r>
+        <w:t xml:space="preserve">là khoản vay nợ dài hạn mà chính phủ hay doanh nghiệp phát hành để thu hút vốn, và </w:t>
+      </w:r>
+      <w:r>
+        <w:rPr>
+          <w:i/>
+        </w:rPr>
+        <w:t>công trái</w:t>
+      </w:r>
+      <w:r>
+        <w:t xml:space="preserve"> </w:t>
+      </w:r>
+      <w:r>
+        <w:t>(g</w:t>
+      </w:r>
+      <w:r>
+        <w:t xml:space="preserve">overnment </w:t>
+      </w:r>
+      <w:r>
+        <w:t>b</w:t>
+      </w:r>
+      <w:r>
+        <w:t xml:space="preserve">ond for </w:t>
+      </w:r>
+      <w:r>
+        <w:t>p</w:t>
+      </w:r>
+      <w:r>
+        <w:t xml:space="preserve">ublic </w:t>
+      </w:r>
+      <w:r>
+        <w:t>p</w:t>
+      </w:r>
+      <w:r>
+        <w:t>rojects</w:t>
+      </w:r>
+      <w:r>
+        <w:t xml:space="preserve">) </w:t>
+      </w:r>
+      <w:r>
+        <w:t>là trái phiếu có mục đích đầu tư công</w:t>
+      </w:r>
+      <w:r>
+        <w:t xml:space="preserve"> do chính phủ phát hành</w:t>
+      </w:r>
+      <w:r>
+        <w:t>.</w:t>
+      </w:r>
+      <w:r>
+        <w:t xml:space="preserve"> Tín phiếu, trái phiếu, và công trái đều có lãi nợ, trong khi đó, </w:t>
+      </w:r>
+      <w:r>
+        <w:t>hối phiếu và lệnh phiếu có thể có lãi nợ.</w:t>
+      </w:r>
+      <w:r>
+        <w:t xml:space="preserve"> Về bản chất, tín phiếu, trái phiếu, và công trái đều là lệnh phiếu.</w:t>
+      </w:r>
+      <w:r>
+        <w:t xml:space="preserve"> </w:t>
+      </w:r>
+      <w:r>
+        <w:t>Hối phiếu và lệnh phiếu được ký phát tại ngân hàng thương mại nên tiền vốn ứng trước hay tiền thanh toán được ngân hàng chi ra</w:t>
+      </w:r>
+      <w:r>
+        <w:t xml:space="preserve"> tức </w:t>
+      </w:r>
+      <w:r>
+        <w:rPr>
+          <w:i/>
+        </w:rPr>
+        <w:t>khoản tín dụng</w:t>
+      </w:r>
+      <w:r>
+        <w:rPr>
+          <w:i/>
+        </w:rPr>
+        <w:t xml:space="preserve"> tiền giấy</w:t>
+      </w:r>
+      <w:r>
+        <w:t xml:space="preserve"> mà ngân hàng cấp</w:t>
+      </w:r>
+      <w:r>
+        <w:t xml:space="preserve">, không nhất thiết phải do </w:t>
+      </w:r>
+      <w:r>
+        <w:rPr>
+          <w:i/>
+        </w:rPr>
+        <w:t>chủ nợ</w:t>
+      </w:r>
+      <w:r>
+        <w:t xml:space="preserve"> ứng </w:t>
+      </w:r>
+      <w:r>
+        <w:t xml:space="preserve">hay </w:t>
+      </w:r>
+      <w:r>
+        <w:rPr>
+          <w:i/>
+        </w:rPr>
+        <w:t>con nợ</w:t>
+      </w:r>
+      <w:r>
+        <w:t xml:space="preserve"> trả </w:t>
+      </w:r>
+      <w:r>
+        <w:t>ngay lúc ký phát</w:t>
+      </w:r>
+      <w:r>
+        <w:t>, và do đó Smith đề cập trường hợp con nợ và chủ nợ đều giả nhưng thông đồng nhau lập hối phiếu dối để rút tiền ngân hàng</w:t>
+      </w:r>
+      <w:r>
+        <w:t>.</w:t>
+      </w:r>
+      <w:r>
+        <w:t xml:space="preserve"> Smith đưa ra một số biện pháp duy trì nguyên tắc vàng</w:t>
+      </w:r>
+      <w:r>
+        <w:t xml:space="preserve"> </w:t>
+      </w:r>
+      <w:r>
+        <w:t>tương ứng giữa lượng tiền giấy phát hành và lượng đồng tiền vàng như sau</w:t>
+      </w:r>
+      <w:r>
+        <w:t xml:space="preserve"> (Google AI 2026)</w:t>
+      </w:r>
+      <w:r>
+        <w:t xml:space="preserve">: 1) cấp tín dụng dựa trên hối phiếu thực </w:t>
+      </w:r>
+      <w:r>
+        <w:t>(real bills)</w:t>
+      </w:r>
+      <w:r>
+        <w:t>,</w:t>
+      </w:r>
+      <w:r>
+        <w:t xml:space="preserve"> </w:t>
+      </w:r>
+      <w:r>
+        <w:t>tức lượng tiền tung ra thị trườ</w:t>
+      </w:r>
+      <w:r>
+        <w:t>ng</w:t>
+      </w:r>
+      <w:r>
+        <w:t xml:space="preserve"> sau chu trình lưu thông sẽ bị hủy ngân hàng, để bảo đảm sau khi hàng hóa đã được trao đổi xong thì không còn lượng tiền giấy thừa</w:t>
+      </w:r>
+      <w:r>
+        <w:t xml:space="preserve">, một cách đơn giản, ví dụ đơn giản như khi chủ nợ lập hối phiếu </w:t>
+      </w:r>
+      <w:r>
+        <w:t xml:space="preserve">thực </w:t>
+      </w:r>
+      <w:r>
+        <w:t xml:space="preserve">với con nợ và ngân hàng ứng khoản tín dụng tiền giấy cho con nợ và sau đó con nợ mang lượng tiền giấy cùng lãi nợ đến ngân hàng để trả và lúc này chủ nợ cũng trình hối phiếu ra để nhận một lượng tiền lãi và ngân hàng </w:t>
+      </w:r>
+      <w:r>
+        <w:t xml:space="preserve">có thể </w:t>
+      </w:r>
+      <w:r>
+        <w:t>sẽ hủy lượng tiền giấy còn lại</w:t>
+      </w:r>
+      <w:r>
+        <w:t xml:space="preserve"> vì lượng tiền giấy </w:t>
+      </w:r>
+      <w:r>
+        <w:t xml:space="preserve">này </w:t>
+      </w:r>
+      <w:r>
+        <w:t>lúc này thuộc về ngân hàng</w:t>
+      </w:r>
+      <w:r>
+        <w:t xml:space="preserve">, 2) ngân hàng có nghĩa vụ đổi tiền giấy sang tiền vàng khi người dân yêu cầu, điều này nhằm giảm </w:t>
+      </w:r>
+      <w:r>
+        <w:t xml:space="preserve">[khấu trừ] </w:t>
+      </w:r>
+      <w:r>
+        <w:t>lượng tiền giấy lưu thông lúc cần thiết, 3)</w:t>
+      </w:r>
+      <w:r>
+        <w:t xml:space="preserve"> ngân hàng tránh tung lượng tiền giấy cho vay với các dự án đầu tư dài hạn hay đầu cơ, 4) các ngân hàng nên cạnh tranh lẫn nhau để nếu như một ngân hàng tung nhiều tiền giấy thì ngân hàng khác sẽ thu gom để đổi lấy vàng nhằm làm suy yếu nguồn dự trữ vàng của đối thủ.</w:t>
+      </w:r>
+      <w:r>
+        <w:t xml:space="preserve"> </w:t>
+      </w:r>
+      <w:r>
+        <w:t xml:space="preserve">Ghi chú, vì khách hàng thanh toán hối phiếu đều đặn và đúng hạn bằng tiền giấy tại ngân hàng nên lượng tiền lưu thông cần thiết luôn khấu trừ đúng bằng lượng tiền giấy phát hành vừa đủ, do đó lượng tiền </w:t>
+      </w:r>
+      <w:r>
+        <w:t xml:space="preserve">giấy </w:t>
+      </w:r>
+      <w:r>
+        <w:t>phát hành dôi dư sẽ ngay lập tức quay trở lại ngân hàng bằng yêu cầu đổi vàng/bạc</w:t>
+      </w:r>
+      <w:r>
+        <w:t>, do đó sự sụt giảm giá trị tiền tệ thời Smith tức lạm phát không phức tạp như ngày nay nếu như nguồn dự trữ vàng dồi dào</w:t>
+      </w:r>
+      <w:r>
+        <w:t xml:space="preserve">. </w:t>
+      </w:r>
+      <w:r>
+        <w:t xml:space="preserve">Thời Smith, tiền giấy </w:t>
+      </w:r>
+      <w:r>
+        <w:t xml:space="preserve">bản vị vàng </w:t>
+      </w:r>
+      <w:r>
+        <w:t xml:space="preserve">là một loại </w:t>
+      </w:r>
+      <w:r>
+        <w:t>hối</w:t>
+      </w:r>
+      <w:r>
+        <w:t xml:space="preserve"> phiếu đặc biệt </w:t>
+      </w:r>
+      <w:r>
+        <w:t>[</w:t>
+      </w:r>
+      <w:r>
+        <w:t>hóa đơn</w:t>
+      </w:r>
+      <w:r>
+        <w:t xml:space="preserve"> như giấy nợ</w:t>
+      </w:r>
+      <w:r>
+        <w:t xml:space="preserve">] </w:t>
+      </w:r>
+      <w:r>
+        <w:t>có thể đổi lấy vàng</w:t>
+      </w:r>
+      <w:r>
+        <w:t>, do ngân hàng tức chủ nợ ký phát</w:t>
+      </w:r>
+      <w:r>
+        <w:t xml:space="preserve">, </w:t>
+      </w:r>
+      <w:r>
+        <w:t xml:space="preserve">lúc người dùng </w:t>
+      </w:r>
+      <w:r>
+        <w:t xml:space="preserve">tức </w:t>
+      </w:r>
+      <w:r>
+        <w:t xml:space="preserve">con nợ </w:t>
+      </w:r>
+      <w:r>
+        <w:t xml:space="preserve">đến ngân hàng đổi tiền giấy lấy vàng chính là lúc họ trả nợ bằng chính tờ tiền </w:t>
+      </w:r>
+      <w:r>
+        <w:t>[</w:t>
+      </w:r>
+      <w:r>
+        <w:t xml:space="preserve">giấy </w:t>
+      </w:r>
+      <w:r>
+        <w:t xml:space="preserve">nợ] </w:t>
+      </w:r>
+      <w:r>
+        <w:t xml:space="preserve">đó cho ngân hàng nhưng nếu hiểu tiền giấy như </w:t>
+      </w:r>
+      <w:r>
+        <w:t>lệnh</w:t>
+      </w:r>
+      <w:r>
+        <w:t xml:space="preserve"> phiếu do ngân hàng </w:t>
+      </w:r>
+      <w:r>
+        <w:t xml:space="preserve">lúc này là </w:t>
+      </w:r>
+      <w:r>
+        <w:t xml:space="preserve">con nợ </w:t>
+      </w:r>
+      <w:r>
+        <w:t>phát hành thì không sai nhưng sẽ quay lại vòng lặp</w:t>
+      </w:r>
+      <w:r>
+        <w:t xml:space="preserve"> mà tiền giấy không còn là cơ sở của hối phiếu và lệnh phiếu</w:t>
+      </w:r>
+      <w:r>
+        <w:t xml:space="preserve">. </w:t>
+      </w:r>
+      <w:r>
+        <w:rPr>
+          <w:i/>
+        </w:rPr>
+        <w:t>Tiền giấy bản vị vàng chuyển từ vai trò lệnh phiếu mà ngân hàng là con nợ sang vai trò hối phiếu như tín dụng mà ngân hàng là chủ nợ</w:t>
+      </w:r>
+      <w:r>
+        <w:t xml:space="preserve">, liên quan đến lịch sử ngân hàng trải qua bốn giai đoạn sau (Gemini 20206): 1) </w:t>
+      </w:r>
+      <w:r>
+        <w:t xml:space="preserve">người dân </w:t>
+      </w:r>
+      <w:r>
+        <w:t xml:space="preserve">tại Lưỡng Hà và Hy </w:t>
+      </w:r>
+      <w:r>
+        <w:t>Lạp cổ đại mang vàng bạc và ngũ cốc gởi an toàn tại các đền thờ và các giáo sĩ bắt đầu cho vay số tài sản này để lấy lãi, 2) các nhà buôn Ả Rập trước khi đi buôn bán sẽ gởi vàng bạc cho người có uy tín để nhận một tờ giấy xác nhận vì rủi ro khi mang vàng bạc đi xa, tờ giấy xác nhận gởi tiền được dùng làm phương tiện mua bán và được đổi lấy vàng bạc trở lại, lúc này người có uy tín</w:t>
+      </w:r>
+      <w:r>
+        <w:t xml:space="preserve"> như con nợ trong</w:t>
+      </w:r>
+      <w:r>
+        <w:t xml:space="preserve"> </w:t>
+      </w:r>
+      <w:r>
+        <w:t xml:space="preserve">giấy xác nhận gởi tiền vì các nhà buôn có vai trò chủ động trong việc gởi </w:t>
+      </w:r>
+      <w:r>
+        <w:t xml:space="preserve">&amp; thu </w:t>
+      </w:r>
+      <w:r>
+        <w:t>tiền, 3)</w:t>
+      </w:r>
+      <w:r>
+        <w:t xml:space="preserve"> các thợ kim hoàn châu Âu thế kỷ XVII có các két sắt kiên cố nên các nhà buôn gởi vàng cho họ để nhận một giấy biên nhận được sử dụng như tiền giấy và các thợ kim hoàn bắt đầu cho vay với số vàng chưa có ai rút mà họ đang giữ, như thế tiền giấy được phát hành </w:t>
+      </w:r>
+      <w:r>
+        <w:t xml:space="preserve">như hối phiếu </w:t>
+      </w:r>
+      <w:r>
+        <w:t>với vai trò chủ động của ngân hàng [chủ nợ]</w:t>
+      </w:r>
+      <w:r>
+        <w:t xml:space="preserve"> mà các thợ kim hoàn là những người chủ ngân hàng đầu tiên, 4) </w:t>
+      </w:r>
+      <w:r>
+        <w:t>các gia tộc tại Ý bắt đầu các hoạt động ngân hàng chuyên nghiệp</w:t>
+      </w:r>
+      <w:r>
+        <w:t xml:space="preserve"> với nghiệp vụ kế toán</w:t>
+      </w:r>
+      <w:r>
+        <w:t>, ghi chép sổ sách</w:t>
+      </w:r>
+      <w:r>
+        <w:t xml:space="preserve">. </w:t>
+      </w:r>
+      <w:r>
+        <w:t xml:space="preserve">Như vậy tiền giấy bản vị </w:t>
       </w:r>
       <w:r>
         <w:lastRenderedPageBreak/>
-        <w:t>điều phối lượng tiền, ngân hàng là cầu nối của các hoạt động kinh tế gồm sản xuất, thương mại và tài chính</w:t>
-      </w:r>
-      <w:r>
-        <w:t xml:space="preserve">. Ghi chú, hối phiếu, lệnh phiếu, tín phiếu, trái phiếu, công trái đều là nợ phải trả (liabilities) nhưng có sự khác biệt giữa chúng, </w:t>
-      </w:r>
-      <w:r>
-        <w:rPr>
-          <w:i/>
-        </w:rPr>
-        <w:t>hối phiếu</w:t>
-      </w:r>
-      <w:r>
-        <w:t xml:space="preserve"> (bill of exchange</w:t>
-      </w:r>
-      <w:r>
-        <w:t>, draft</w:t>
-      </w:r>
-      <w:r>
-        <w:t xml:space="preserve">) là hóa đơn mà chủ nợ lập ra </w:t>
-      </w:r>
-      <w:r>
-        <w:t>yêu cầu</w:t>
-      </w:r>
-      <w:r>
-        <w:t xml:space="preserve"> con nợ trả tiền, </w:t>
-      </w:r>
-      <w:r>
-        <w:rPr>
-          <w:i/>
-        </w:rPr>
-        <w:t>lệnh phiếu</w:t>
-      </w:r>
-      <w:r>
-        <w:t xml:space="preserve"> (p</w:t>
-      </w:r>
-      <w:r>
-        <w:t xml:space="preserve">romissory </w:t>
-      </w:r>
-      <w:r>
-        <w:t>n</w:t>
-      </w:r>
-      <w:r>
-        <w:t>ote</w:t>
-      </w:r>
-      <w:r>
-        <w:t xml:space="preserve">) do con nợ lập ra để cam kết trả tiền cho chủ nợ, </w:t>
-      </w:r>
-      <w:r>
-        <w:rPr>
-          <w:i/>
-        </w:rPr>
-        <w:t>tín phiếu</w:t>
-      </w:r>
-      <w:r>
-        <w:t xml:space="preserve"> </w:t>
-      </w:r>
-      <w:r>
-        <w:t>(t</w:t>
-      </w:r>
-      <w:r>
-        <w:t xml:space="preserve">reasury </w:t>
-      </w:r>
-      <w:r>
-        <w:t xml:space="preserve">bill, </w:t>
-      </w:r>
-      <w:r>
-        <w:t>T-</w:t>
-      </w:r>
-      <w:r>
-        <w:t>b</w:t>
-      </w:r>
-      <w:r>
-        <w:t>ill</w:t>
-      </w:r>
-      <w:r>
-        <w:t xml:space="preserve">) </w:t>
-      </w:r>
-      <w:r>
-        <w:t xml:space="preserve">là khoản </w:t>
-      </w:r>
-      <w:r>
-        <w:t xml:space="preserve">vay </w:t>
-      </w:r>
-      <w:r>
-        <w:t xml:space="preserve">nợ </w:t>
-      </w:r>
-      <w:r>
-        <w:t xml:space="preserve">ngắn hạn </w:t>
-      </w:r>
-      <w:r>
-        <w:t xml:space="preserve">mà chính phủ hay ngân hàng trung ương </w:t>
-      </w:r>
-      <w:r>
-        <w:t xml:space="preserve">phát hành để thu hút vốn, </w:t>
-      </w:r>
-      <w:r>
-        <w:rPr>
-          <w:i/>
-        </w:rPr>
-        <w:t>trái phiếu</w:t>
-      </w:r>
-      <w:r>
-        <w:t xml:space="preserve"> </w:t>
-      </w:r>
-      <w:r>
-        <w:t xml:space="preserve">(bond) </w:t>
-      </w:r>
-      <w:r>
-        <w:t xml:space="preserve">là khoản vay nợ dài hạn mà chính phủ hay doanh nghiệp phát hành để thu hút vốn, và </w:t>
-      </w:r>
-      <w:r>
-        <w:rPr>
-          <w:i/>
-        </w:rPr>
-        <w:t>công trái</w:t>
-      </w:r>
-      <w:r>
-        <w:t xml:space="preserve"> </w:t>
-      </w:r>
-      <w:r>
-        <w:t>(g</w:t>
-      </w:r>
-      <w:r>
-        <w:t xml:space="preserve">overnment </w:t>
-      </w:r>
-      <w:r>
-        <w:t>b</w:t>
-      </w:r>
-      <w:r>
-        <w:t xml:space="preserve">ond for </w:t>
-      </w:r>
-      <w:r>
-        <w:t>p</w:t>
-      </w:r>
-      <w:r>
-        <w:t xml:space="preserve">ublic </w:t>
-      </w:r>
-      <w:r>
-        <w:t>p</w:t>
-      </w:r>
-      <w:r>
-        <w:t>rojects</w:t>
-      </w:r>
-      <w:r>
-        <w:t xml:space="preserve">) </w:t>
-      </w:r>
-      <w:r>
-        <w:t>là trái phiếu có mục đích đầu tư công</w:t>
-      </w:r>
-      <w:r>
-        <w:t xml:space="preserve"> do chính phủ phát hành</w:t>
-      </w:r>
-      <w:r>
-        <w:t>.</w:t>
-      </w:r>
-      <w:r>
-        <w:t xml:space="preserve"> Tín phiếu, trái phiếu, và công trái đều có lãi nợ, trong khi đó, </w:t>
-      </w:r>
-      <w:r>
-        <w:t>hối phiếu và lệnh phiếu có thể có lãi nợ.</w:t>
-      </w:r>
-      <w:r>
-        <w:t xml:space="preserve"> Về bản chất, tín phiếu, trái phiếu, và công trái đều là lệnh phiếu.</w:t>
-      </w:r>
-      <w:r>
-        <w:t xml:space="preserve"> </w:t>
-      </w:r>
-      <w:r>
-        <w:t>Hối phiếu và lệnh phiếu được ký phát tại ngân hàng thương mại nên tiền vốn ứng trước hay tiền thanh toán được ngân hàng chi ra</w:t>
-      </w:r>
-      <w:r>
-        <w:t xml:space="preserve"> tức </w:t>
-      </w:r>
-      <w:r>
-        <w:rPr>
-          <w:i/>
-        </w:rPr>
-        <w:t>khoản tín dụng</w:t>
-      </w:r>
-      <w:r>
-        <w:rPr>
-          <w:i/>
-        </w:rPr>
-        <w:t xml:space="preserve"> tiền giấy</w:t>
-      </w:r>
-      <w:r>
-        <w:t xml:space="preserve"> mà ngân hàng cấp</w:t>
-      </w:r>
-      <w:r>
-        <w:t xml:space="preserve">, không nhất thiết phải do </w:t>
-      </w:r>
-      <w:r>
-        <w:rPr>
-          <w:i/>
-        </w:rPr>
-        <w:t>chủ nợ</w:t>
-      </w:r>
-      <w:r>
-        <w:t xml:space="preserve"> ứng </w:t>
-      </w:r>
-      <w:r>
-        <w:t xml:space="preserve">hay </w:t>
-      </w:r>
-      <w:r>
-        <w:rPr>
-          <w:i/>
-        </w:rPr>
-        <w:t>con nợ</w:t>
-      </w:r>
-      <w:r>
-        <w:t xml:space="preserve"> trả </w:t>
-      </w:r>
-      <w:r>
-        <w:t>ngay lúc ký phát</w:t>
-      </w:r>
-      <w:r>
-        <w:t>, và do đó Smith đề cập trường hợp con nợ và chủ nợ đều giả nhưng thông đồng nhau lập hối phiếu dối để rút tiền ngân hàng</w:t>
-      </w:r>
-      <w:r>
-        <w:t>.</w:t>
-      </w:r>
-      <w:r>
-        <w:t xml:space="preserve"> Smith đưa ra một số biện pháp duy trì nguyên tắc vàng</w:t>
-      </w:r>
-      <w:r>
-        <w:t xml:space="preserve"> </w:t>
-      </w:r>
-      <w:r>
-        <w:t>tương ứng giữa lượng tiền giấy phát hành và lượng đồng tiền vàng như sau</w:t>
-      </w:r>
-      <w:r>
-        <w:t xml:space="preserve"> (Google AI 2026)</w:t>
-      </w:r>
-      <w:r>
-        <w:t xml:space="preserve">: 1) cấp tín dụng dựa trên hối phiếu thực </w:t>
-      </w:r>
-      <w:r>
-        <w:t>(real bills)</w:t>
-      </w:r>
-      <w:r>
-        <w:t>,</w:t>
-      </w:r>
-      <w:r>
-        <w:t xml:space="preserve"> </w:t>
-      </w:r>
-      <w:r>
-        <w:t>tức lượng tiền tung ra thị trườ</w:t>
-      </w:r>
-      <w:r>
-        <w:t>ng</w:t>
-      </w:r>
-      <w:r>
-        <w:t xml:space="preserve"> sau chu trình lưu thông sẽ bị hủy ngân hàng, để bảo đảm sau khi hàng hóa đã được trao đổi xong thì không còn lượng tiền giấy thừa</w:t>
-      </w:r>
-      <w:r>
-        <w:t xml:space="preserve">, một cách đơn giản, ví dụ đơn giản như khi chủ nợ lập hối phiếu </w:t>
-      </w:r>
-      <w:r>
-        <w:t xml:space="preserve">thực </w:t>
-      </w:r>
-      <w:r>
-        <w:t xml:space="preserve">với con nợ và ngân hàng ứng khoản tín dụng tiền giấy cho con nợ và sau đó con nợ mang lượng tiền giấy cùng lãi nợ đến ngân hàng để trả và lúc này chủ nợ cũng trình hối phiếu ra để nhận một lượng tiền lãi và ngân hàng </w:t>
-      </w:r>
-      <w:r>
-        <w:t xml:space="preserve">có thể </w:t>
-      </w:r>
-      <w:r>
-        <w:t>sẽ hủy lượng tiền giấy còn lại</w:t>
-      </w:r>
-      <w:r>
-        <w:t xml:space="preserve"> vì lượng tiền giấy </w:t>
-      </w:r>
-      <w:r>
-        <w:t xml:space="preserve">này </w:t>
-      </w:r>
-      <w:r>
-        <w:t>lúc này thuộc về ngân hàng</w:t>
-      </w:r>
-      <w:r>
-        <w:t xml:space="preserve">, 2) ngân hàng có nghĩa vụ đổi tiền giấy sang tiền vàng khi người dân yêu cầu, điều này nhằm giảm </w:t>
-      </w:r>
-      <w:r>
-        <w:t xml:space="preserve">[khấu trừ] </w:t>
-      </w:r>
-      <w:r>
-        <w:t>lượng tiền giấy lưu thông lúc cần thiết, 3)</w:t>
-      </w:r>
-      <w:r>
-        <w:t xml:space="preserve"> ngân hàng tránh tung lượng tiền giấy cho vay với các dự án đầu tư dài hạn hay đầu cơ, 4) các ngân hàng nên cạnh tranh lẫn nhau để nếu như một ngân hàng tung nhiều tiền giấy thì ngân hàng khác sẽ thu gom để đổi lấy vàng nhằm làm suy yếu nguồn dự trữ vàng của đối thủ.</w:t>
-      </w:r>
-      <w:r>
-        <w:t xml:space="preserve"> </w:t>
-      </w:r>
-      <w:r>
-        <w:t xml:space="preserve">Ghi chú, vì khách hàng thanh toán hối phiếu đều đặn và đúng hạn bằng tiền giấy tại ngân hàng nên lượng tiền lưu thông cần thiết luôn khấu trừ đúng bằng lượng tiền giấy phát hành vừa đủ, do đó lượng tiền </w:t>
-      </w:r>
-      <w:r>
-        <w:t xml:space="preserve">giấy </w:t>
-      </w:r>
-      <w:r>
-        <w:t>phát hành dôi dư sẽ ngay lập tức quay trở lại ngân hàng bằng yêu cầu đổi vàng/bạc</w:t>
-      </w:r>
-      <w:r>
-        <w:t>, do đó sự sụt giảm giá trị tiền tệ thời Smith tức lạm phát không phức tạp như ngày nay nếu như nguồn dự trữ vàng dồi dào</w:t>
-      </w:r>
-      <w:r>
-        <w:t xml:space="preserve">. </w:t>
-      </w:r>
-      <w:r>
-        <w:t xml:space="preserve">Thời Smith, tiền giấy </w:t>
-      </w:r>
-      <w:r>
-        <w:t xml:space="preserve">bản vị vàng </w:t>
-      </w:r>
-      <w:r>
-        <w:t xml:space="preserve">là một loại </w:t>
-      </w:r>
-      <w:r>
-        <w:t>hối</w:t>
-      </w:r>
-      <w:r>
-        <w:t xml:space="preserve"> phiếu đặc biệt </w:t>
-      </w:r>
-      <w:r>
-        <w:t>[</w:t>
-      </w:r>
-      <w:r>
-        <w:t>hóa đơn</w:t>
-      </w:r>
-      <w:r>
-        <w:t xml:space="preserve"> như giấy nợ</w:t>
-      </w:r>
-      <w:r>
-        <w:t xml:space="preserve">] </w:t>
-      </w:r>
-      <w:r>
-        <w:t>có thể đổi lấy vàng</w:t>
-      </w:r>
-      <w:r>
-        <w:t>, do ngân hàng tức chủ nợ ký phát</w:t>
-      </w:r>
-      <w:r>
-        <w:t xml:space="preserve">, </w:t>
-      </w:r>
-      <w:r>
-        <w:t xml:space="preserve">lúc người dùng </w:t>
-      </w:r>
-      <w:r>
-        <w:t xml:space="preserve">tức </w:t>
-      </w:r>
-      <w:r>
-        <w:t xml:space="preserve">con nợ </w:t>
-      </w:r>
-      <w:r>
-        <w:t xml:space="preserve">đến ngân hàng đổi tiền giấy lấy vàng chính là lúc họ trả nợ bằng chính tờ tiền </w:t>
-      </w:r>
-      <w:r>
-        <w:t>[</w:t>
-      </w:r>
-      <w:r>
-        <w:t xml:space="preserve">giấy </w:t>
-      </w:r>
-      <w:r>
-        <w:t xml:space="preserve">nợ] </w:t>
-      </w:r>
-      <w:r>
-        <w:t xml:space="preserve">đó cho ngân hàng nhưng nếu hiểu tiền giấy như </w:t>
-      </w:r>
-      <w:r>
-        <w:t>lệnh</w:t>
-      </w:r>
-      <w:r>
-        <w:t xml:space="preserve"> phiếu do ngân hàng </w:t>
-      </w:r>
-      <w:r>
-        <w:t xml:space="preserve">lúc này là </w:t>
-      </w:r>
-      <w:r>
-        <w:t xml:space="preserve">con nợ </w:t>
-      </w:r>
-      <w:r>
-        <w:t>phát hành thì không sai nhưng sẽ quay lại vòng lặp</w:t>
-      </w:r>
-      <w:r>
-        <w:t xml:space="preserve"> mà tiền giấy không còn là cơ sở của hối phiếu và lệnh phiếu</w:t>
-      </w:r>
-      <w:r>
-        <w:t xml:space="preserve">. </w:t>
-      </w:r>
-      <w:r>
-        <w:rPr>
-          <w:i/>
-        </w:rPr>
-        <w:t>Tiền giấy bản vị vàng chuyển từ vai trò lệnh phiếu mà ngân hàng là con nợ sang vai trò hối phiếu như tín dụng mà ngân hàng là chủ nợ</w:t>
-      </w:r>
-      <w:r>
-        <w:t xml:space="preserve">, liên quan đến lịch sử ngân hàng trải qua bốn giai đoạn sau (Gemini 20206): 1) </w:t>
-      </w:r>
-      <w:r>
-        <w:t xml:space="preserve">người dân </w:t>
-      </w:r>
-      <w:r>
-        <w:t xml:space="preserve">tại Lưỡng Hà và Hy </w:t>
-      </w:r>
-      <w:r>
-        <w:t>Lạp cổ đại mang vàng bạc và ngũ cốc gởi an toàn tại các đền thờ và các giáo sĩ bắt đầu cho vay số tài sản này để lấy lãi, 2) các nhà buôn Ả Rập trước khi đi buôn bán sẽ gởi vàng bạc cho người có uy tín để nhận một tờ giấy xác nhận vì rủi ro khi mang vàng bạc đi xa, tờ giấy xác nhận gởi tiền được dùng làm phương tiện mua bán và được đổi lấy vàng bạc trở lại, lúc này người có uy tín</w:t>
-      </w:r>
-      <w:r>
-        <w:t xml:space="preserve"> như con nợ trong</w:t>
-      </w:r>
-      <w:r>
-        <w:t xml:space="preserve"> </w:t>
-      </w:r>
-      <w:r>
-        <w:t xml:space="preserve">giấy xác nhận gởi tiền vì các nhà buôn có vai trò chủ động trong việc gởi </w:t>
-      </w:r>
-      <w:r>
-        <w:t xml:space="preserve">&amp; thu </w:t>
-      </w:r>
-      <w:r>
-        <w:t>tiền, 3)</w:t>
-      </w:r>
-      <w:r>
-        <w:t xml:space="preserve"> các thợ kim hoàn châu Âu thế kỷ XVII có các két sắt kiên cố nên các nhà buôn gởi vàng cho họ để nhận một giấy biên nhận được sử dụng như tiền giấy và các thợ kim hoàn bắt đầu cho vay với số vàng chưa có ai rút mà họ đang giữ, như thế tiền giấy được phát hành </w:t>
-      </w:r>
-      <w:r>
-        <w:t xml:space="preserve">như hối phiếu </w:t>
-      </w:r>
-      <w:r>
-        <w:t>với vai trò chủ động của ngân hàng [chủ nợ]</w:t>
-      </w:r>
-      <w:r>
-        <w:t xml:space="preserve"> mà các thợ kim hoàn là những người chủ ngân hàng đầu tiên, 4) </w:t>
-      </w:r>
-      <w:r>
-        <w:t>các gia tộc tại Ý bắt đầu các hoạt động ngân hàng chuyên nghiệp</w:t>
-      </w:r>
-      <w:r>
-        <w:t xml:space="preserve"> với nghiệp vụ kế toán</w:t>
-      </w:r>
-      <w:r>
-        <w:t>, ghi chép sổ sách</w:t>
-      </w:r>
-      <w:r>
-        <w:t xml:space="preserve">. </w:t>
-      </w:r>
-      <w:r>
-        <w:t>Như vậy tiền giấy bản vị vàng là</w:t>
+        <w:t>vàng là</w:t>
       </w:r>
       <w:r>
         <w:t xml:space="preserve"> một dạng tín dụng </w:t>
       </w:r>
       <w:r>
-        <w:t xml:space="preserve">sẽ bị hủy khi hết vai trò lưu thông nhưng ngày nay tiền giấy pháp </w:t>
-      </w:r>
-      <w:r>
-        <w:lastRenderedPageBreak/>
-        <w:t xml:space="preserve">định vừa có vai trò lưu thông vừa là phương tiện </w:t>
+        <w:t xml:space="preserve">sẽ bị hủy khi hết vai trò lưu thông nhưng ngày nay tiền giấy pháp định vừa có vai trò lưu thông vừa là phương tiện </w:t>
       </w:r>
       <w:r>
         <w:t xml:space="preserve">thanh toán </w:t>
@@ -24390,14 +24408,14 @@
         <w:t>, và tiến trình này diễn tiến liên tục</w:t>
       </w:r>
       <w:r>
-        <w:t xml:space="preserve">, đây là hình thức vay nợ để trả nợ </w:t>
-      </w:r>
-      <w:r>
-        <w:t xml:space="preserve">bằng ký phát lại, gây thiệt hại nghiêm trọng cho ngân hàng vì số </w:t>
+        <w:t xml:space="preserve">, đây </w:t>
       </w:r>
       <w:r>
         <w:lastRenderedPageBreak/>
-        <w:t xml:space="preserve">tiền lãi </w:t>
+        <w:t xml:space="preserve">là hình thức vay nợ để trả nợ </w:t>
+      </w:r>
+      <w:r>
+        <w:t xml:space="preserve">bằng ký phát lại, gây thiệt hại nghiêm trọng cho ngân hàng vì số tiền lãi </w:t>
       </w:r>
       <w:r>
         <w:t xml:space="preserve">nợ </w:t>
@@ -24886,7 +24904,11 @@
         <w:t>B</w:t>
       </w:r>
       <w:r>
-        <w:t xml:space="preserve"> cũng phải trả tiền hoa hồng cho người môi giới theo tỉ lệ trên 3$ tiền chiết khấu</w:t>
+        <w:t xml:space="preserve"> cũng </w:t>
+      </w:r>
+      <w:r>
+        <w:lastRenderedPageBreak/>
+        <w:t>phải trả tiền hoa hồng cho người môi giới theo tỉ lệ trên 3$ tiền chiết khấu</w:t>
       </w:r>
       <w:r>
         <w:t>.</w:t>
@@ -24920,14 +24942,7 @@
             <w:rPr>
               <w:noProof/>
             </w:rPr>
-            <w:t xml:space="preserve"> </w:t>
-          </w:r>
-          <w:r>
-            <w:rPr>
-              <w:noProof/>
-            </w:rPr>
-            <w:lastRenderedPageBreak/>
-            <w:t>(Smith, 1776, p. 230)</w:t>
+            <w:t xml:space="preserve"> (Smith, 1776, p. 230)</w:t>
           </w:r>
           <w:r>
             <w:fldChar w:fldCharType="end"/>
@@ -25277,17 +25292,17 @@
         <w:t xml:space="preserve"> chia lợi nhuận cho ngân hàng nhưng mối tương quan giữa ngân hàng và doanh nghiệp vừa đồng biến và nghịch biến.</w:t>
       </w:r>
       <w:r>
-        <w:t xml:space="preserve"> Trên nghịch biến giữa 5% lợi nhuận ngân hàng và 8% lợi nhuận doanh nghiệp, sự tăng trưởng trên toàn bộ bao hàm cả rủi ro từ độ lệ</w:t>
+        <w:t xml:space="preserve"> Trên nghịch biến giữa 5% lợi nhuận ngân hàng và 8% lợi nhuận doanh nghiệp, sự tăng trưởng trên toàn bộ bao hàm cả rủi ro </w:t>
+      </w:r>
+      <w:r>
+        <w:lastRenderedPageBreak/>
+        <w:t>từ độ lệ</w:t>
       </w:r>
       <w:r>
         <w:t>ch 3% là 3%</w:t>
       </w:r>
       <w:r>
-        <w:t xml:space="preserve"> [nếu ngân hàng mất đi lợi nhuận 5% thì lợi nhuận tổng thể cao nhất 8% </w:t>
-      </w:r>
-      <w:r>
-        <w:lastRenderedPageBreak/>
-        <w:t>trừ đi 5% còn 3%</w:t>
+        <w:t xml:space="preserve"> [nếu ngân hàng mất đi lợi nhuận 5% thì lợi nhuận tổng thể cao nhất 8% trừ đi 5% còn 3%</w:t>
       </w:r>
       <w:r>
         <w:t xml:space="preserve"> hoặc lợi nhuận doanh nghiệp 8% trừ đi khoản vay 5% còn 3%</w:t>
@@ -25913,7 +25928,11 @@
         <w:t>vay</w:t>
       </w:r>
       <w:r>
-        <w:t xml:space="preserve"> để ngân hàng chuyển tín dụng cho vay từ ngân hàng sang đại lý vay nhằm hưởng hoa hồng, phương pháp này vừa thiếu minh bạch vừa tiềm tàng rủi ro do tăng lãi nợ người vay vì lãi nợ lúc này bị cộng thêm lãi hoa hồng, nghiêm trọng hơn sự không hiệu quả</w:t>
+        <w:t xml:space="preserve"> để ngân hàng chuyển tín dụng cho vay từ ngân hàng sang đại lý vay nhằm hưởng hoa hồng, phương pháp này vừa thiếu minh bạch vừa tiềm tàng rủi ro do tăng lãi nợ người vay vì lãi nợ lúc này bị cộng thêm </w:t>
+      </w:r>
+      <w:r>
+        <w:lastRenderedPageBreak/>
+        <w:t>lãi hoa hồng, nghiêm trọng hơn sự không hiệu quả</w:t>
       </w:r>
       <w:r>
         <w:t xml:space="preserve"> mà Smith ví như</w:t>
@@ -25922,11 +25941,7 @@
         <w:t xml:space="preserve"> thuê người gánh nước </w:t>
       </w:r>
       <w:r>
-        <w:t xml:space="preserve">(đại </w:t>
-      </w:r>
-      <w:r>
-        <w:lastRenderedPageBreak/>
-        <w:t xml:space="preserve">lý vay) </w:t>
+        <w:t xml:space="preserve">(đại lý vay) </w:t>
       </w:r>
       <w:r>
         <w:t>đi xa để đổ nước (vốn) vào bể chứa tức nguồn vốn ngân hàng</w:t>
@@ -26384,7 +26399,13 @@
         <w:ind w:firstLine="360"/>
       </w:pPr>
       <w:r>
-        <w:t xml:space="preserve">Smith cho rằng mặc dù tiền giấy ví như con được trên không, phục vụ lưu hành hàng hóa, đồng thời giải phóng con đường mặt đất tức vàng bạc phục vụ sản xuất, và điều này là một trong những điểm quan trọng trong tác phẩm “Của Cải Của Các Quốc Gia”, nhưng Smith cũng giải thích thêm rằng vàng bạc với vai trò bản vị, rất quan trọng để phản ứng với những rủi ro khi ngân hàng phát hành </w:t>
+        <w:t>Smith cho rằng mặc dù tiền giấy ví như con đư</w:t>
+      </w:r>
+      <w:r>
+        <w:t>ờng</w:t>
+      </w:r>
+      <w:r>
+        <w:t xml:space="preserve"> trên không, phục vụ lưu hành hàng hóa, đồng thời giải phóng con đường mặt đất tức vàng bạc phục vụ sản xuất, và điều này là một trong những điểm quan trọng trong tác phẩm “Của Cải Của Các Quốc Gia”, nhưng Smith cũng giải thích thêm rằng vàng bạc với vai trò bản vị, rất quan trọng để phản ứng với những rủi ro khi ngân hàng phát hành </w:t>
       </w:r>
       <w:r>
         <w:t xml:space="preserve">tiền giấy </w:t>
@@ -26465,14 +26486,14 @@
         <w:t xml:space="preserve"> vì lượng hàng hóa tập kết mà nhà buôn cuối cùng mua sẽ bán cho người tiêu dùng vì mục tiêu tối hậu của sản xuất là bán hàng hóa cho người tiêu dùng.</w:t>
       </w:r>
       <w:r>
-        <w:t xml:space="preserve"> Tuy mệnh giá của đồng tiền lưu thông giữa các nhà buôn với nhau lớn hơn mệnh giá của đồng tiền lưu thông giữa nhà buôn với người tiêu dùng</w:t>
-      </w:r>
-      <w:r>
-        <w:t xml:space="preserve"> vì giữa những nhà buôn thường xảy ra bán sỉ còn </w:t>
+        <w:t xml:space="preserve"> Tuy mệnh giá của đồng tiền lưu thông giữa các nhà buôn với nhau lớn hơn mệnh giá của đồng tiền </w:t>
       </w:r>
       <w:r>
         <w:lastRenderedPageBreak/>
-        <w:t>bán lẻ thì giữa nhà buôn với người tiêu dùng</w:t>
+        <w:t>lưu thông giữa nhà buôn với người tiêu dùng</w:t>
+      </w:r>
+      <w:r>
+        <w:t xml:space="preserve"> vì giữa những nhà buôn thường xảy ra bán sỉ còn bán lẻ thì giữa nhà buôn với người tiêu dùng</w:t>
       </w:r>
       <w:sdt>
         <w:sdtPr>
@@ -26517,7 +26538,7 @@
         <w:t xml:space="preserve"> khi Smith cho rằng cần hạn chế phát hành tiền giấy mệnh giá nhỏ nghĩa là đừng bị nhu cầu của bán lẻ đến người tiêu dùng mà vung tay quá trán – phát hành tiền giấy mệnh giá nhỏ quá nhiều cộng hưởng với việc giữa các nhà buôn có thể ký phát hối phiếu với nhau, thanh toán trung gian qua ngân hàng.</w:t>
       </w:r>
       <w:r>
-        <w:t xml:space="preserve"> Hơn nữa tiền mệnh giá nhỏ (tiền lẻ) quay vòng rất nhanh, đúng lý còn tích cực hơn nữa so với tiền mệnh giá lớn nhưng sự hạn chế phát hành tiền mệnh giá nhỏ của Smith còn có một phương diện khác về tính nhân văn và an toàn</w:t>
+        <w:t xml:space="preserve"> Hơn nữa tiền mệnh giá nhỏ (tiền lẻ) quay vòng nhanh, đúng lý còn tích cực hơn nữa so với tiền mệnh giá lớn nhưng sự hạn chế phát hành tiền mệnh giá nhỏ của Smith còn có một phương diện khác về tính nhân văn và an toàn</w:t>
       </w:r>
       <w:r>
         <w:t xml:space="preserve"> (Gemini 2026)</w:t>
@@ -26772,7 +26793,11 @@
         <w:t>do</w:t>
       </w:r>
       <w:r>
-        <w:t xml:space="preserve"> bản chất quan liêu của bất kỳ nền hành chính nào, vì </w:t>
+        <w:t xml:space="preserve"> bản chất quan liêu </w:t>
+      </w:r>
+      <w:r>
+        <w:lastRenderedPageBreak/>
+        <w:t xml:space="preserve">của bất kỳ nền hành chính nào, vì </w:t>
       </w:r>
       <w:r>
         <w:rPr>
@@ -26787,14 +26812,7 @@
         <w:rPr>
           <w:i/>
         </w:rPr>
-        <w:t xml:space="preserve">và trật tự là một trục cơ sở của luật </w:t>
-      </w:r>
-      <w:r>
-        <w:rPr>
-          <w:i/>
-        </w:rPr>
-        <w:lastRenderedPageBreak/>
-        <w:t>pháp</w:t>
+        <w:t>và trật tự là một trục cơ sở của luật pháp</w:t>
       </w:r>
       <w:r>
         <w:t xml:space="preserve"> cũng như ta không thể nào quản trị một hệ thống / guồng máy hỗn loạn</w:t>
@@ -26946,8 +26964,6 @@
       <w:r>
         <w:t xml:space="preserve"> vì đó cũng là tích lũy trình độ sản xuất</w:t>
       </w:r>
-      <w:bookmarkStart w:id="5" w:name="_GoBack"/>
-      <w:bookmarkEnd w:id="5"/>
       <w:r>
         <w:t>.</w:t>
       </w:r>
@@ -27203,11 +27219,11 @@
         <w:t xml:space="preserve"> bất kể có minh bạch hay không</w:t>
       </w:r>
       <w:r>
-        <w:t xml:space="preserve">, nhưng hoạt động sản xuất do phải trả lãi cho hoạt động tài chính cũng như không bị khống chế lợi </w:t>
+        <w:t xml:space="preserve">, nhưng </w:t>
       </w:r>
       <w:r>
         <w:lastRenderedPageBreak/>
-        <w:t>nhuận nên tỉ suất lợi nhuận có thể tự do tăng vượt mức</w:t>
+        <w:t>hoạt động sản xuất do phải trả lãi cho hoạt động tài chính cũng như không bị khống chế lợi nhuận nên tỉ suất lợi nhuận có thể tự do tăng vượt mức</w:t>
       </w:r>
       <w:r>
         <w:t xml:space="preserve"> nhưng sẽ dẫn đến độc quyền như tất yếu</w:t>
@@ -27906,11 +27922,11 @@
         <w:t xml:space="preserve">. </w:t>
       </w:r>
       <w:r>
-        <w:t xml:space="preserve">Vai trò của công tố viên rất quan trọng, bị cáo thực chất bị buộc tội hai lần, lần thứ nhất trong bí mật bởi công tố viên mà bị cáo chưa được luật sư bảo vệ, lần thứ hai công khai bởi thẩm phán </w:t>
+        <w:t xml:space="preserve">Vai trò của công tố viên rất quan trọng, bị cáo thực chất bị buộc tội hai lần, lần thứ nhất trong bí mật </w:t>
       </w:r>
       <w:r>
         <w:lastRenderedPageBreak/>
-        <w:t xml:space="preserve">nhưng lúc này bị cáo được luật sư bảo vệ. </w:t>
+        <w:t xml:space="preserve">bởi công tố viên mà bị cáo chưa được luật sư bảo vệ, lần thứ hai công khai bởi thẩm phán nhưng lúc này bị cáo được luật sư bảo vệ. </w:t>
       </w:r>
       <w:r>
         <w:t>C</w:t>
@@ -28413,7 +28429,11 @@
         <w:t xml:space="preserve">dministrative Court) </w:t>
       </w:r>
       <w:r>
-        <w:t>để người dân khiếu nại xử phạt của cảnh sát</w:t>
+        <w:t xml:space="preserve">để người dân khiếu nại xử phạt của </w:t>
+      </w:r>
+      <w:r>
+        <w:lastRenderedPageBreak/>
+        <w:t>cảnh sát</w:t>
       </w:r>
       <w:r>
         <w:t xml:space="preserve"> (Gemini 2026).</w:t>
@@ -28431,726 +28451,722 @@
         <w:t xml:space="preserve"> và </w:t>
       </w:r>
       <w:r>
-        <w:t xml:space="preserve">Cơ quan công tố Hoa Kỳ </w:t>
+        <w:t>Cơ quan công tố Hoa Kỳ đều trực thuộc Bộ Tư pháp Hoa Kỳ</w:t>
+      </w:r>
+      <w:r>
+        <w:t xml:space="preserve"> thuộc nhánh hành pháp</w:t>
+      </w:r>
+      <w:r>
+        <w:t xml:space="preserve">, </w:t>
+      </w:r>
+      <w:r>
+        <w:t xml:space="preserve">nói cách khác, Bộ Tư pháp Hoa Kỳ </w:t>
+      </w:r>
+      <w:r>
+        <w:rPr>
+          <w:i/>
+        </w:rPr>
+        <w:t>dùng hành pháp để bảo vệ tư pháp</w:t>
+      </w:r>
+      <w:r>
+        <w:t xml:space="preserve"> </w:t>
+      </w:r>
+      <w:r>
+        <w:t xml:space="preserve">tức </w:t>
+      </w:r>
+      <w:r>
+        <w:t>bảo đảm việc thực thi pháp luật một cách đúng đắn n</w:t>
+      </w:r>
+      <w:r>
+        <w:t xml:space="preserve">ên bị ràng buộc bởi cả tư pháp và lập pháp </w:t>
+      </w:r>
+      <w:r>
+        <w:t>(</w:t>
+      </w:r>
+      <w:r>
+        <w:t>Bộ Tư pháp Hoa Kỳ phải điều trần trước Quốc hội Hoa Kỳ</w:t>
+      </w:r>
+      <w:r>
+        <w:t>)</w:t>
+      </w:r>
+      <w:r>
+        <w:t xml:space="preserve"> sự ràng buộc này còn chặt chẽ hơn sự ràng buộc giữa hành pháp (chính phủ) và lập pháp (quốc hội), giữa lập pháp (quốc hội) và tư pháp (tòa án)</w:t>
+      </w:r>
+      <w:r>
+        <w:t xml:space="preserve">. </w:t>
+      </w:r>
+      <w:r>
+        <w:t xml:space="preserve">Hệ thống cảnh sát của Hoa Kỳ rất phức tạp </w:t>
+      </w:r>
+      <w:r>
+        <w:t xml:space="preserve">và phân mảnh </w:t>
+      </w:r>
+      <w:r>
+        <w:t>gần với ý nghĩa dân sự trong pháp quyền Hegel, có hai cấp độ</w:t>
+      </w:r>
+      <w:r>
+        <w:t xml:space="preserve"> (Gemini 2026)</w:t>
+      </w:r>
+      <w:r>
+        <w:t xml:space="preserve">: 1) cấp độ liên bang </w:t>
+      </w:r>
+      <w:r>
+        <w:t xml:space="preserve">(federal) như </w:t>
+      </w:r>
+      <w:r>
+        <w:t>Cục Điều tra Liên bang Hoa Kỳ</w:t>
+      </w:r>
+      <w:r>
+        <w:t xml:space="preserve"> FBI bao gồm đặc vụ chống tội phạm &amp; bảo vệ an ninh quốc gia, </w:t>
+      </w:r>
+      <w:r>
+        <w:t>cơ quan bài trừ ma túy DEA, cục rượ</w:t>
+      </w:r>
+      <w:r>
+        <w:t xml:space="preserve">u – </w:t>
+      </w:r>
+      <w:r>
+        <w:t>thuốc lá</w:t>
+      </w:r>
+      <w:r>
+        <w:t xml:space="preserve"> – </w:t>
+      </w:r>
+      <w:r>
+        <w:t xml:space="preserve">súng &amp; chất nổ ATF, cảnh sát tư pháp </w:t>
+      </w:r>
+      <w:r>
+        <w:rPr>
+          <w:i/>
+        </w:rPr>
+        <w:t>U.S. Marshals Service</w:t>
+      </w:r>
+      <w:r>
+        <w:t xml:space="preserve">, mật vụ Hoa Kỳ U.S. Secret Service, </w:t>
+      </w:r>
+      <w:r>
+        <w:t>c</w:t>
+      </w:r>
+      <w:r>
+        <w:t>ảnh sát biên giới &amp; hải quan CBP &amp; ICE</w:t>
+      </w:r>
+      <w:r>
+        <w:t xml:space="preserve">, 2) cấp địa phương như </w:t>
+      </w:r>
+      <w:r>
+        <w:t>cảnh sát bang (State Police), cảnh sát tuần tra đường cao tốc (Highway Patrol), cảnh sát quận (District Sheriff), cảnh sát thành phố (Police Department)</w:t>
+      </w:r>
+      <w:r>
+        <w:t>.</w:t>
+      </w:r>
+      <w:r>
+        <w:t xml:space="preserve"> </w:t>
+      </w:r>
+      <w:r>
+        <w:t xml:space="preserve">Hệ thống trại giam của Hoa Kỳ không do FBI lẫn tòa án quản lý, mà do hệ thống </w:t>
+      </w:r>
+      <w:r>
+        <w:rPr>
+          <w:i/>
+        </w:rPr>
+        <w:t>nhà tù liên bang</w:t>
+      </w:r>
+      <w:r>
+        <w:t xml:space="preserve"> (Federal Bureau of Prisons – </w:t>
+      </w:r>
+      <w:r>
+        <w:t>BOP</w:t>
+      </w:r>
+      <w:r>
+        <w:t xml:space="preserve">) và hệ thống </w:t>
+      </w:r>
+      <w:r>
+        <w:rPr>
+          <w:i/>
+        </w:rPr>
+        <w:t>nhà tù tiểu bang</w:t>
+      </w:r>
+      <w:r>
+        <w:t xml:space="preserve"> (</w:t>
+      </w:r>
+      <w:r>
+        <w:t>State Prisons</w:t>
+      </w:r>
+      <w:r>
+        <w:t>) quản lý.</w:t>
+      </w:r>
+      <w:r>
+        <w:t xml:space="preserve"> </w:t>
+      </w:r>
+      <w:r>
+        <w:t xml:space="preserve">Quan năng chủ đạo của cảnh sát là </w:t>
+      </w:r>
+      <w:r>
+        <w:rPr>
+          <w:i/>
+        </w:rPr>
+        <w:t xml:space="preserve">giám sát &amp; bảo </w:t>
+      </w:r>
+      <w:r>
+        <w:rPr>
+          <w:i/>
+        </w:rPr>
+        <w:t>vệ</w:t>
+      </w:r>
+      <w:r>
+        <w:t xml:space="preserve">, </w:t>
+      </w:r>
+      <w:r>
+        <w:t>tức phúc lợi</w:t>
+      </w:r>
+      <w:r>
+        <w:t>, bắt giữ nghi phạm tức phúc lợi an toàn cho người khác và hoạt động bắt giữ không hẳn trừng phạt.</w:t>
+      </w:r>
+      <w:r>
+        <w:t xml:space="preserve"> </w:t>
+      </w:r>
+      <w:r>
+        <w:t xml:space="preserve">Quan năng chủ đạo của công tố là </w:t>
+      </w:r>
+      <w:r>
+        <w:rPr>
+          <w:i/>
+        </w:rPr>
+        <w:t>điều tra &amp; truy tố</w:t>
+      </w:r>
+      <w:r>
+        <w:t xml:space="preserve">, quan năng chủ đạo của tòa án là </w:t>
+      </w:r>
+      <w:r>
+        <w:rPr>
+          <w:i/>
+        </w:rPr>
+        <w:t>phán quyết &amp; trừng phạt</w:t>
+      </w:r>
+      <w:r>
+        <w:t xml:space="preserve">. </w:t>
+      </w:r>
+      <w:r>
+        <w:t xml:space="preserve">Tuy nhiên nguồn lực và chức năng điều tra của đặc vụ FBI rất lớn </w:t>
+      </w:r>
+      <w:r>
+        <w:t xml:space="preserve">mặc dù FBI là cơ quan thực thi pháp luật </w:t>
+      </w:r>
+      <w:r>
+        <w:t>vì điều tra không nhất thiết phải bắt giữ, đặc biệt với những vụ án nghiêm trọng</w:t>
+      </w:r>
+      <w:r>
+        <w:t xml:space="preserve">, hơn nữa chức năng điều tra của cảnh sát là </w:t>
+      </w:r>
+      <w:r>
+        <w:rPr>
+          <w:i/>
+        </w:rPr>
+        <w:t>điều tra thực địa</w:t>
+      </w:r>
+      <w:r>
+        <w:t xml:space="preserve">, </w:t>
+      </w:r>
+      <w:r>
+        <w:t xml:space="preserve">tìm ra manh mối, </w:t>
+      </w:r>
+      <w:r>
+        <w:t xml:space="preserve">thu thập bằng chứng [nên đặc vụ điều tra còn được gọi là </w:t>
+      </w:r>
+      <w:r>
+        <w:rPr>
+          <w:i/>
+        </w:rPr>
+        <w:t>thám tử</w:t>
+      </w:r>
+      <w:r>
+        <w:t xml:space="preserve"> (detective)</w:t>
+      </w:r>
+      <w:r>
+        <w:t>],</w:t>
+      </w:r>
+      <w:r>
+        <w:t xml:space="preserve"> khác với chức năng </w:t>
+      </w:r>
+      <w:r>
+        <w:rPr>
+          <w:i/>
+        </w:rPr>
+        <w:t>điều tra</w:t>
+      </w:r>
+      <w:r>
+        <w:rPr>
+          <w:i/>
+        </w:rPr>
+        <w:t xml:space="preserve"> pháp lý</w:t>
+      </w:r>
+      <w:r>
+        <w:t xml:space="preserve"> của công tố thuộc về pháp lý</w:t>
+      </w:r>
+      <w:r>
+        <w:t xml:space="preserve"> như xem xét hồ sơ &amp; bằng chứng do cảnh sát cung cấp để xác định </w:t>
+      </w:r>
+      <w:r>
+        <w:t>liệu rằng có đủ bằng chứng thu thập hay không, liệu rằng có cần điều tra / truy tố hay không</w:t>
+      </w:r>
+      <w:r>
+        <w:t>,</w:t>
+      </w:r>
+      <w:r>
+        <w:t xml:space="preserve"> quy trình có hợp pháp hay không,</w:t>
+      </w:r>
+      <w:r>
+        <w:t>…</w:t>
+      </w:r>
+      <w:r>
+        <w:t xml:space="preserve"> (Gemini 2026)</w:t>
+      </w:r>
+      <w:r>
+        <w:t>.</w:t>
+      </w:r>
+      <w:r>
+        <w:t xml:space="preserve"> </w:t>
+      </w:r>
+      <w:r>
+        <w:t>Lưu ý, công tố viên khi điều tra hồ sơ có thể phát hiện những manh mối cực kỳ phức tạp mà điều tra thực địa trong một số trường hợp không lần ra được</w:t>
+      </w:r>
+      <w:r>
+        <w:t xml:space="preserve"> vì điều tra hồ sơ nhìn bao quát trên bức tranh tổng thể giữ khoảng cách với những bằng chứng</w:t>
+      </w:r>
+      <w:r>
+        <w:t>,</w:t>
+      </w:r>
+      <w:r>
+        <w:t xml:space="preserve"> trong đó có những bằng chứng rõ ràng nhưng không quan trọng hoặc </w:t>
+      </w:r>
+      <w:r>
+        <w:t>nhỏ nhặt</w:t>
+      </w:r>
+      <w:r>
+        <w:t xml:space="preserve"> nhưng cực kỳ đáng giá</w:t>
+      </w:r>
+      <w:r>
+        <w:t xml:space="preserve">. </w:t>
+      </w:r>
+      <w:r>
+        <w:t>Đặc vụ điều tra ngoài thực địa cũng dựa vào hồ</w:t>
+      </w:r>
+      <w:r>
+        <w:t xml:space="preserve"> sơ nên </w:t>
+      </w:r>
+      <w:r>
+        <w:t xml:space="preserve">quan năng điều tra </w:t>
+      </w:r>
+      <w:r>
+        <w:t xml:space="preserve">[tổng thể] </w:t>
+      </w:r>
+      <w:r>
+        <w:t>của công tố viên và đặc vụ không khác nhau bao nhiêu trên thực tế</w:t>
+      </w:r>
+      <w:r>
+        <w:t>.</w:t>
+      </w:r>
+      <w:r>
+        <w:t xml:space="preserve"> </w:t>
+      </w:r>
+      <w:r>
+        <w:rPr>
+          <w:i/>
+        </w:rPr>
+        <w:t>C</w:t>
+      </w:r>
+      <w:r>
+        <w:rPr>
+          <w:i/>
+        </w:rPr>
+        <w:t>ần phải đủ hai lực lượng điều tra của cảnh sát và công tố</w:t>
+      </w:r>
+      <w:r>
+        <w:t xml:space="preserve">, không những vì kiểm soát quyền lực tránh lạm quyền mà còn vì tính chất </w:t>
+      </w:r>
+      <w:r>
+        <w:rPr>
+          <w:i/>
+        </w:rPr>
+        <w:t>tinh vi</w:t>
+      </w:r>
+      <w:r>
+        <w:t xml:space="preserve"> </w:t>
+      </w:r>
+      <w:r>
+        <w:t xml:space="preserve">của </w:t>
+      </w:r>
+      <w:r>
+        <w:t xml:space="preserve">quan năng </w:t>
+      </w:r>
+      <w:r>
+        <w:t>điều tra mà đối trọng là quan năng tình báo</w:t>
+      </w:r>
+      <w:r>
+        <w:t xml:space="preserve"> </w:t>
+      </w:r>
+      <w:r>
+        <w:t>kỳ bí</w:t>
+      </w:r>
+      <w:r>
+        <w:t>, h</w:t>
+      </w:r>
+      <w:r>
+        <w:t xml:space="preserve">ơn nữa, </w:t>
+      </w:r>
+      <w:r>
+        <w:t xml:space="preserve">tính chất quan trọng nhất của pháp quyền thực định là </w:t>
+      </w:r>
+      <w:r>
+        <w:rPr>
+          <w:i/>
+        </w:rPr>
+        <w:t>chính trực &amp; minh bạch</w:t>
+      </w:r>
+      <w:r>
+        <w:t xml:space="preserve"> và </w:t>
+      </w:r>
+      <w:r>
+        <w:t xml:space="preserve">chức năng giám sát không có quan năng điều tra trở </w:t>
+      </w:r>
+      <w:r>
+        <w:t>thành kẻ</w:t>
+      </w:r>
+      <w:r>
+        <w:t xml:space="preserve"> phá bĩnh</w:t>
+      </w:r>
+      <w:r>
+        <w:t xml:space="preserve"> </w:t>
+      </w:r>
+      <w:r>
+        <w:t>cũng như</w:t>
+      </w:r>
+      <w:r>
+        <w:t xml:space="preserve"> trấn áp không có điều tra trở nên bạo ngược</w:t>
+      </w:r>
+      <w:r>
+        <w:t xml:space="preserve">. </w:t>
+      </w:r>
+      <w:r>
+        <w:t xml:space="preserve">Tóm lại, nếu không có quan năng điều tra thì toàn bộ hệ thống pháp luật </w:t>
+      </w:r>
+      <w:r>
+        <w:t>sẽ</w:t>
+      </w:r>
+      <w:r>
+        <w:t xml:space="preserve"> yếu ớt</w:t>
+      </w:r>
+      <w:r>
+        <w:t xml:space="preserve"> và thô thiển</w:t>
+      </w:r>
+      <w:r>
+        <w:t xml:space="preserve">. </w:t>
+      </w:r>
+      <w:r>
+        <w:t xml:space="preserve">Sức mạnh của cảnh sát nằm ở vũ lực trấn áp và sức mạnh của công tố nằm ở </w:t>
+      </w:r>
+      <w:r>
+        <w:t>quyền buộc tội</w:t>
+      </w:r>
+      <w:r>
+        <w:t xml:space="preserve">, hơn nữa, công tố viên còn có quyền </w:t>
+      </w:r>
+      <w:r>
+        <w:t>thay mặt</w:t>
+      </w:r>
+      <w:r>
+        <w:t xml:space="preserve"> bồi thẩm đoàn</w:t>
+      </w:r>
+      <w:r>
+        <w:t xml:space="preserve"> </w:t>
+      </w:r>
+      <w:r>
+        <w:t>triệu tập nhân chứng</w:t>
+      </w:r>
+      <w:r>
+        <w:t xml:space="preserve">, nếu </w:t>
+      </w:r>
+      <w:r>
+        <w:t>nhân chứng</w:t>
+      </w:r>
+      <w:r>
+        <w:t xml:space="preserve"> khai man thì đó là tội đại hình</w:t>
+      </w:r>
+      <w:r>
+        <w:t xml:space="preserve"> (Gemini 2026)</w:t>
+      </w:r>
+      <w:r>
+        <w:t xml:space="preserve">. </w:t>
+      </w:r>
+      <w:r>
+        <w:t xml:space="preserve">Ghi chú, FBI còn có chức năng chống gián điệp và bảo vệ an ninh nội địa. </w:t>
+      </w:r>
+      <w:r>
+        <w:t xml:space="preserve">Quan năng chủ đạo của cảnh sát tập trung vào phúc lợi dân sự nhưng vì phải phối hợp với và là nền tảng vũ lực của </w:t>
+      </w:r>
+      <w:r>
+        <w:t xml:space="preserve">các </w:t>
+      </w:r>
+      <w:r>
+        <w:t xml:space="preserve">cơ quan truy tố &amp; trừng phạt nên không thể không cố kết với vũ lực, do đó nền chính trị Hoa Kỳ đã phân mảnh hệ thống cảnh sát để tránh lạm quyền ngay cả khi FBI phải điều trần trước Quốc hội Hoa Kỳ, nhưng nếu như </w:t>
+      </w:r>
+      <w:r>
+        <w:t>cơ quan</w:t>
+      </w:r>
+      <w:r>
+        <w:rPr>
+          <w:i/>
+        </w:rPr>
+        <w:t xml:space="preserve"> </w:t>
+      </w:r>
+      <w:r>
+        <w:rPr>
+          <w:i/>
+        </w:rPr>
+        <w:t>hành</w:t>
+      </w:r>
+      <w:r>
+        <w:rPr>
+          <w:i/>
+        </w:rPr>
+        <w:t xml:space="preserve"> pháp </w:t>
+      </w:r>
+      <w:r>
+        <w:rPr>
+          <w:i/>
+        </w:rPr>
+        <w:t xml:space="preserve">của </w:t>
+      </w:r>
+      <w:r>
+        <w:rPr>
+          <w:i/>
+        </w:rPr>
+        <w:t xml:space="preserve">tư </w:t>
+      </w:r>
+      <w:r>
+        <w:rPr>
+          <w:i/>
+        </w:rPr>
+        <w:t>pháp</w:t>
+      </w:r>
+      <w:r>
+        <w:t xml:space="preserve"> </w:t>
+      </w:r>
+      <w:r>
+        <w:t xml:space="preserve">[đồng thời </w:t>
+      </w:r>
+      <w:r>
+        <w:t>tư pháp của hành pháp</w:t>
+      </w:r>
+      <w:r>
+        <w:t xml:space="preserve">] </w:t>
+      </w:r>
+      <w:r>
+        <w:t xml:space="preserve">tức </w:t>
+      </w:r>
+      <w:r>
+        <w:t>cơ quan công tố Hoa Kỳ</w:t>
+      </w:r>
+      <w:r>
+        <w:t xml:space="preserve"> thiếu hiệu quả thì kéo theo hệ thống cảnh sát cũng thiếu hiệu quả</w:t>
+      </w:r>
+      <w:r>
+        <w:t xml:space="preserve">, không thể hội tụ vào pháp luật nên chỉ còn hiệu quả ở mức </w:t>
+      </w:r>
+      <w:r>
+        <w:t>bảo đảm trật tự trị an xã hội</w:t>
+      </w:r>
+      <w:r>
+        <w:t>, không thể thăng hoa theo tinh thần hiến pháp</w:t>
+      </w:r>
+      <w:r>
+        <w:t xml:space="preserve">. </w:t>
+      </w:r>
+      <w:r>
+        <w:t>Tinh thần hiến pháp tất nhiên không đơn giản như quy trình “</w:t>
+      </w:r>
+      <w:r>
+        <w:t xml:space="preserve">giám sát (cảnh sát) </w:t>
+      </w:r>
+      <w:r>
+        <w:rPr>
+          <w:rFonts w:cs="Times New Roman"/>
+        </w:rPr>
+        <w:t>→</w:t>
+      </w:r>
+      <w:r>
+        <w:t xml:space="preserve"> </w:t>
+      </w:r>
+      <w:r>
+        <w:t xml:space="preserve">trấn áp </w:t>
+      </w:r>
+      <w:r>
+        <w:t xml:space="preserve">(cảnh sát) </w:t>
+      </w:r>
+      <w:r>
+        <w:rPr>
+          <w:rFonts w:cs="Times New Roman"/>
+        </w:rPr>
+        <w:t>→</w:t>
+      </w:r>
+      <w:r>
+        <w:t xml:space="preserve"> </w:t>
+      </w:r>
+      <w:r>
+        <w:t xml:space="preserve">bắt giữ (cảnh sát) </w:t>
+      </w:r>
+      <w:r>
+        <w:rPr>
+          <w:rFonts w:cs="Times New Roman"/>
+        </w:rPr>
+        <w:t xml:space="preserve">→ </w:t>
+      </w:r>
+      <w:r>
+        <w:t>tạm giam</w:t>
+      </w:r>
+      <w:r>
+        <w:t xml:space="preserve"> (</w:t>
+      </w:r>
+      <w:r>
+        <w:t>công tố</w:t>
+      </w:r>
+      <w:r>
+        <w:t>)</w:t>
+      </w:r>
+      <w:r>
+        <w:t xml:space="preserve"> </w:t>
+      </w:r>
+      <w:r>
+        <w:rPr>
+          <w:rFonts w:cs="Times New Roman"/>
+        </w:rPr>
+        <w:t>→ điều tr</w:t>
+      </w:r>
+      <w:r>
+        <w:rPr>
+          <w:rFonts w:cs="Times New Roman"/>
+        </w:rPr>
+        <w:t>a</w:t>
+      </w:r>
+      <w:r>
+        <w:rPr>
+          <w:rFonts w:cs="Times New Roman"/>
+        </w:rPr>
+        <w:t xml:space="preserve"> </w:t>
+      </w:r>
+      <w:r>
+        <w:rPr>
+          <w:rFonts w:cs="Times New Roman"/>
+        </w:rPr>
+        <w:t xml:space="preserve">(công tố) </w:t>
+      </w:r>
+      <w:r>
+        <w:rPr>
+          <w:rFonts w:cs="Times New Roman"/>
+        </w:rPr>
+        <w:t xml:space="preserve">→ </w:t>
+      </w:r>
+      <w:r>
+        <w:rPr>
+          <w:rFonts w:cs="Times New Roman"/>
+        </w:rPr>
+        <w:t xml:space="preserve">truy tố (công tố) → </w:t>
+      </w:r>
+      <w:r>
+        <w:rPr>
+          <w:rFonts w:cs="Times New Roman"/>
+        </w:rPr>
+        <w:t>xét xử</w:t>
+      </w:r>
+      <w:r>
+        <w:rPr>
+          <w:rFonts w:cs="Times New Roman"/>
+        </w:rPr>
+        <w:t xml:space="preserve"> (tòa án)</w:t>
+      </w:r>
+      <w:r>
+        <w:rPr>
+          <w:rFonts w:cs="Times New Roman"/>
+        </w:rPr>
+        <w:t xml:space="preserve"> → phán quyết </w:t>
+      </w:r>
+      <w:r>
+        <w:rPr>
+          <w:rFonts w:cs="Times New Roman"/>
+        </w:rPr>
+        <w:t xml:space="preserve">(tòa án) </w:t>
+      </w:r>
+      <w:r>
+        <w:rPr>
+          <w:rFonts w:cs="Times New Roman"/>
+        </w:rPr>
+        <w:t>→ bỏ tù</w:t>
+      </w:r>
+      <w:r>
+        <w:rPr>
+          <w:rFonts w:cs="Times New Roman"/>
+        </w:rPr>
+        <w:t xml:space="preserve"> (trại giam)</w:t>
+      </w:r>
+      <w:r>
+        <w:rPr>
+          <w:rFonts w:cs="Times New Roman"/>
+        </w:rPr>
+        <w:t xml:space="preserve"> </w:t>
+      </w:r>
+      <w:r>
+        <w:rPr>
+          <w:rFonts w:cs="Times New Roman"/>
+        </w:rPr>
+        <w:t>→</w:t>
+      </w:r>
+      <w:r>
+        <w:t xml:space="preserve"> </w:t>
+      </w:r>
+      <w:r>
+        <w:t>giám sát (cảnh sát)</w:t>
+      </w:r>
+      <w:r>
+        <w:t xml:space="preserve">”. </w:t>
+      </w:r>
+      <w:r>
+        <w:t>Ở</w:t>
+      </w:r>
+      <w:r>
+        <w:t xml:space="preserve"> những quốc gia</w:t>
+      </w:r>
+      <w:r>
+        <w:t xml:space="preserve"> có hệ thống </w:t>
+      </w:r>
+      <w:r>
+        <w:rPr>
+          <w:i/>
+        </w:rPr>
+        <w:t>dân luật</w:t>
+      </w:r>
+      <w:r>
+        <w:t xml:space="preserve"> </w:t>
+      </w:r>
+      <w:r>
+        <w:t>(</w:t>
+      </w:r>
+      <w:r>
+        <w:t xml:space="preserve">luật dân sự, </w:t>
+      </w:r>
+      <w:r>
+        <w:t xml:space="preserve">luật lục địa, </w:t>
+      </w:r>
+      <w:r>
+        <w:t xml:space="preserve">civil law) ưu tiên các bộ luật được văn bản hóa thay vì dựa vào các án lệ (phán quyết của tòa án trong quá </w:t>
       </w:r>
       <w:r>
         <w:lastRenderedPageBreak/>
-        <w:t>đều trực thuộc Bộ Tư pháp Hoa Kỳ</w:t>
-      </w:r>
-      <w:r>
-        <w:t xml:space="preserve"> thuộc nhánh hành pháp</w:t>
-      </w:r>
-      <w:r>
-        <w:t xml:space="preserve">, </w:t>
-      </w:r>
-      <w:r>
-        <w:t xml:space="preserve">nói cách khác, Bộ Tư pháp Hoa Kỳ </w:t>
-      </w:r>
-      <w:r>
-        <w:rPr>
-          <w:i/>
-        </w:rPr>
-        <w:t>dùng hành pháp để bảo vệ tư pháp</w:t>
-      </w:r>
-      <w:r>
-        <w:t xml:space="preserve"> </w:t>
-      </w:r>
-      <w:r>
-        <w:t xml:space="preserve">tức </w:t>
-      </w:r>
-      <w:r>
-        <w:t>bảo đảm việc thực thi pháp luật một cách đúng đắn n</w:t>
-      </w:r>
-      <w:r>
-        <w:t xml:space="preserve">ên bị ràng buộc bởi cả tư pháp và lập pháp </w:t>
-      </w:r>
-      <w:r>
-        <w:t>(</w:t>
-      </w:r>
-      <w:r>
-        <w:t>Bộ Tư pháp Hoa Kỳ phải điều trần trước Quốc hội Hoa Kỳ</w:t>
-      </w:r>
-      <w:r>
-        <w:t>)</w:t>
-      </w:r>
-      <w:r>
-        <w:t xml:space="preserve"> sự ràng buộc này còn chặt chẽ hơn sự ràng buộc giữa hành pháp (chính phủ) và lập pháp (quốc hội), giữa lập pháp (quốc hội) và tư pháp (tòa án)</w:t>
-      </w:r>
-      <w:r>
-        <w:t xml:space="preserve">. </w:t>
-      </w:r>
-      <w:r>
-        <w:t xml:space="preserve">Hệ thống cảnh sát của Hoa Kỳ rất phức tạp </w:t>
-      </w:r>
-      <w:r>
-        <w:t xml:space="preserve">và phân mảnh </w:t>
-      </w:r>
-      <w:r>
-        <w:t>gần với ý nghĩa dân sự trong pháp quyền Hegel, có hai cấp độ</w:t>
-      </w:r>
-      <w:r>
-        <w:t xml:space="preserve"> (Gemini 2026)</w:t>
-      </w:r>
-      <w:r>
-        <w:t xml:space="preserve">: 1) cấp độ liên bang </w:t>
-      </w:r>
-      <w:r>
-        <w:t xml:space="preserve">(federal) như </w:t>
-      </w:r>
-      <w:r>
-        <w:t>Cục Điều tra Liên bang Hoa Kỳ</w:t>
-      </w:r>
-      <w:r>
-        <w:t xml:space="preserve"> FBI bao gồm đặc vụ chống tội phạm &amp; bảo vệ an ninh quốc gia, </w:t>
-      </w:r>
-      <w:r>
-        <w:t>cơ quan bài trừ ma túy DEA, cục rượ</w:t>
-      </w:r>
-      <w:r>
-        <w:t xml:space="preserve">u – </w:t>
-      </w:r>
-      <w:r>
-        <w:t>thuốc lá</w:t>
-      </w:r>
-      <w:r>
-        <w:t xml:space="preserve"> – </w:t>
-      </w:r>
-      <w:r>
-        <w:t xml:space="preserve">súng &amp; chất nổ ATF, cảnh sát tư pháp </w:t>
-      </w:r>
-      <w:r>
-        <w:rPr>
-          <w:i/>
-        </w:rPr>
-        <w:t>U.S. Marshals Service</w:t>
-      </w:r>
-      <w:r>
-        <w:t xml:space="preserve">, mật vụ Hoa Kỳ U.S. Secret Service, </w:t>
-      </w:r>
-      <w:r>
-        <w:t>c</w:t>
-      </w:r>
-      <w:r>
-        <w:t>ảnh sát biên giới &amp; hải quan CBP &amp; ICE</w:t>
-      </w:r>
-      <w:r>
-        <w:t xml:space="preserve">, 2) cấp địa phương như </w:t>
-      </w:r>
-      <w:r>
-        <w:t>cảnh sát bang (State Police), cảnh sát tuần tra đường cao tốc (Highway Patrol), cảnh sát quận (District Sheriff), cảnh sát thành phố (Police Department)</w:t>
-      </w:r>
-      <w:r>
-        <w:t>.</w:t>
-      </w:r>
-      <w:r>
-        <w:t xml:space="preserve"> </w:t>
-      </w:r>
-      <w:r>
-        <w:t xml:space="preserve">Hệ thống trại giam của Hoa Kỳ không do FBI lẫn tòa án quản lý, mà do hệ thống </w:t>
-      </w:r>
-      <w:r>
-        <w:rPr>
-          <w:i/>
-        </w:rPr>
-        <w:t>nhà tù liên bang</w:t>
-      </w:r>
-      <w:r>
-        <w:t xml:space="preserve"> (Federal Bureau of Prisons – </w:t>
-      </w:r>
-      <w:r>
-        <w:t>BOP</w:t>
-      </w:r>
-      <w:r>
-        <w:t xml:space="preserve">) và hệ thống </w:t>
-      </w:r>
-      <w:r>
-        <w:rPr>
-          <w:i/>
-        </w:rPr>
-        <w:t>nhà tù tiểu bang</w:t>
-      </w:r>
-      <w:r>
-        <w:t xml:space="preserve"> (</w:t>
-      </w:r>
-      <w:r>
-        <w:t>State Prisons</w:t>
-      </w:r>
-      <w:r>
-        <w:t>) quản lý.</w:t>
-      </w:r>
-      <w:r>
-        <w:t xml:space="preserve"> </w:t>
-      </w:r>
-      <w:r>
-        <w:t xml:space="preserve">Quan năng chủ đạo của cảnh sát là </w:t>
-      </w:r>
-      <w:r>
-        <w:rPr>
-          <w:i/>
-        </w:rPr>
-        <w:t xml:space="preserve">giám sát &amp; bảo </w:t>
-      </w:r>
-      <w:r>
-        <w:rPr>
-          <w:i/>
-        </w:rPr>
-        <w:t>vệ</w:t>
-      </w:r>
-      <w:r>
-        <w:t xml:space="preserve">, </w:t>
-      </w:r>
-      <w:r>
-        <w:t>tức phúc lợi</w:t>
-      </w:r>
-      <w:r>
-        <w:t>, bắt giữ nghi phạm tức phúc lợi an toàn cho người khác và hoạt động bắt giữ không hẳn trừng phạt.</w:t>
-      </w:r>
-      <w:r>
-        <w:t xml:space="preserve"> </w:t>
-      </w:r>
-      <w:r>
-        <w:t xml:space="preserve">Quan năng chủ đạo của công tố là </w:t>
-      </w:r>
-      <w:r>
-        <w:rPr>
-          <w:i/>
-        </w:rPr>
-        <w:t>điều tra &amp; truy tố</w:t>
-      </w:r>
-      <w:r>
-        <w:t xml:space="preserve">, quan năng chủ đạo của tòa án là </w:t>
-      </w:r>
-      <w:r>
-        <w:rPr>
-          <w:i/>
-        </w:rPr>
-        <w:t>phán quyết &amp; trừng phạt</w:t>
-      </w:r>
-      <w:r>
-        <w:t xml:space="preserve">. </w:t>
-      </w:r>
-      <w:r>
-        <w:t xml:space="preserve">Tuy nhiên nguồn lực và chức năng điều tra của đặc vụ FBI rất lớn </w:t>
-      </w:r>
-      <w:r>
-        <w:t xml:space="preserve">mặc dù FBI là cơ quan thực thi pháp luật </w:t>
-      </w:r>
-      <w:r>
-        <w:t>vì điều tra không nhất thiết phải bắt giữ, đặc biệt với những vụ án nghiêm trọng</w:t>
-      </w:r>
-      <w:r>
-        <w:t xml:space="preserve">, hơn nữa chức năng điều tra của cảnh sát là </w:t>
-      </w:r>
-      <w:r>
-        <w:rPr>
-          <w:i/>
-        </w:rPr>
-        <w:t>điều tra thực địa</w:t>
-      </w:r>
-      <w:r>
-        <w:t xml:space="preserve">, </w:t>
-      </w:r>
-      <w:r>
-        <w:t xml:space="preserve">tìm ra manh mối, </w:t>
-      </w:r>
-      <w:r>
-        <w:t xml:space="preserve">thu thập bằng chứng [nên đặc vụ điều tra còn được gọi là </w:t>
-      </w:r>
-      <w:r>
-        <w:rPr>
-          <w:i/>
-        </w:rPr>
-        <w:t>thám tử</w:t>
-      </w:r>
-      <w:r>
-        <w:t xml:space="preserve"> (detective)</w:t>
-      </w:r>
-      <w:r>
-        <w:t>],</w:t>
-      </w:r>
-      <w:r>
-        <w:t xml:space="preserve"> khác với chức năng </w:t>
-      </w:r>
-      <w:r>
-        <w:rPr>
-          <w:i/>
-        </w:rPr>
-        <w:t>điều tra</w:t>
-      </w:r>
-      <w:r>
-        <w:rPr>
-          <w:i/>
-        </w:rPr>
-        <w:t xml:space="preserve"> pháp lý</w:t>
-      </w:r>
-      <w:r>
-        <w:t xml:space="preserve"> của công tố thuộc về pháp lý</w:t>
-      </w:r>
-      <w:r>
-        <w:t xml:space="preserve"> như xem xét hồ sơ &amp; bằng chứng do cảnh sát cung cấp để xác định </w:t>
-      </w:r>
-      <w:r>
-        <w:t>liệu rằng có đủ bằng chứng thu thập hay không, liệu rằng có cần điều tra / truy tố hay không</w:t>
-      </w:r>
-      <w:r>
-        <w:t>,</w:t>
-      </w:r>
-      <w:r>
-        <w:t xml:space="preserve"> quy trình có hợp pháp hay không,</w:t>
-      </w:r>
-      <w:r>
-        <w:t>…</w:t>
-      </w:r>
-      <w:r>
-        <w:t xml:space="preserve"> (Gemini 2026)</w:t>
-      </w:r>
-      <w:r>
-        <w:t>.</w:t>
-      </w:r>
-      <w:r>
-        <w:t xml:space="preserve"> </w:t>
-      </w:r>
-      <w:r>
-        <w:t>Lưu ý, công tố viên khi điều tra hồ sơ có thể phát hiện những manh mối cực kỳ phức tạp mà điều tra thực địa trong một số trường hợp không lần ra được</w:t>
-      </w:r>
-      <w:r>
-        <w:t xml:space="preserve"> vì điều tra hồ sơ nhìn bao quát trên bức tranh tổng thể giữ khoảng cách với những bằng chứng</w:t>
-      </w:r>
-      <w:r>
-        <w:t>,</w:t>
-      </w:r>
-      <w:r>
-        <w:t xml:space="preserve"> trong đó có những bằng chứng rõ ràng nhưng không quan trọng hoặc </w:t>
-      </w:r>
-      <w:r>
-        <w:t>nhỏ nhặt</w:t>
-      </w:r>
-      <w:r>
-        <w:t xml:space="preserve"> nhưng cực kỳ đáng giá</w:t>
-      </w:r>
-      <w:r>
-        <w:t xml:space="preserve">. </w:t>
-      </w:r>
-      <w:r>
-        <w:t>Đặc vụ điều tra ngoài thực địa cũng dựa vào hồ</w:t>
-      </w:r>
-      <w:r>
-        <w:t xml:space="preserve"> sơ nên </w:t>
-      </w:r>
-      <w:r>
-        <w:t xml:space="preserve">quan năng điều tra </w:t>
-      </w:r>
-      <w:r>
-        <w:t xml:space="preserve">[tổng thể] </w:t>
-      </w:r>
-      <w:r>
-        <w:t>của công tố viên và đặc vụ không khác nhau bao nhiêu trên thực tế</w:t>
-      </w:r>
-      <w:r>
-        <w:t>.</w:t>
-      </w:r>
-      <w:r>
-        <w:t xml:space="preserve"> </w:t>
-      </w:r>
-      <w:r>
-        <w:rPr>
-          <w:i/>
-        </w:rPr>
-        <w:t>C</w:t>
-      </w:r>
-      <w:r>
-        <w:rPr>
-          <w:i/>
-        </w:rPr>
-        <w:t>ần phải đủ hai lực lượng điều tra của cảnh sát và công tố</w:t>
-      </w:r>
-      <w:r>
-        <w:t xml:space="preserve">, không những vì kiểm soát quyền lực tránh lạm quyền mà còn vì tính chất </w:t>
-      </w:r>
-      <w:r>
-        <w:rPr>
-          <w:i/>
-        </w:rPr>
-        <w:t>tinh vi</w:t>
-      </w:r>
-      <w:r>
-        <w:t xml:space="preserve"> </w:t>
-      </w:r>
-      <w:r>
-        <w:t xml:space="preserve">của </w:t>
-      </w:r>
-      <w:r>
-        <w:t xml:space="preserve">quan năng </w:t>
-      </w:r>
-      <w:r>
-        <w:t>điều tra mà đối trọng là quan năng tình báo</w:t>
-      </w:r>
-      <w:r>
-        <w:t xml:space="preserve"> </w:t>
-      </w:r>
-      <w:r>
-        <w:t>kỳ bí</w:t>
-      </w:r>
-      <w:r>
-        <w:t>, h</w:t>
-      </w:r>
-      <w:r>
-        <w:t xml:space="preserve">ơn nữa, </w:t>
-      </w:r>
-      <w:r>
-        <w:t xml:space="preserve">tính chất quan trọng nhất của pháp quyền thực định là </w:t>
-      </w:r>
-      <w:r>
-        <w:rPr>
-          <w:i/>
-        </w:rPr>
-        <w:t>chính trực &amp; minh bạch</w:t>
-      </w:r>
-      <w:r>
-        <w:t xml:space="preserve"> và </w:t>
-      </w:r>
-      <w:r>
-        <w:t xml:space="preserve">chức năng giám sát không có quan năng điều tra trở </w:t>
-      </w:r>
-      <w:r>
-        <w:t>thành kẻ</w:t>
-      </w:r>
-      <w:r>
-        <w:t xml:space="preserve"> phá bĩnh</w:t>
-      </w:r>
-      <w:r>
-        <w:t xml:space="preserve"> </w:t>
-      </w:r>
-      <w:r>
-        <w:t>cũng như</w:t>
-      </w:r>
-      <w:r>
-        <w:t xml:space="preserve"> trấn áp không có điều tra trở nên bạo ngược</w:t>
-      </w:r>
-      <w:r>
-        <w:t xml:space="preserve">. </w:t>
-      </w:r>
-      <w:r>
-        <w:t xml:space="preserve">Tóm lại, nếu không có quan năng điều tra thì toàn bộ hệ thống pháp luật </w:t>
-      </w:r>
-      <w:r>
-        <w:t>sẽ</w:t>
-      </w:r>
-      <w:r>
-        <w:t xml:space="preserve"> yếu ớt</w:t>
-      </w:r>
-      <w:r>
-        <w:t xml:space="preserve"> và thô thiển</w:t>
-      </w:r>
-      <w:r>
-        <w:t xml:space="preserve">. </w:t>
-      </w:r>
-      <w:r>
-        <w:t xml:space="preserve">Sức mạnh của cảnh sát nằm ở vũ lực trấn áp và sức mạnh của công tố nằm ở </w:t>
-      </w:r>
-      <w:r>
-        <w:t>quyền buộc tội</w:t>
-      </w:r>
-      <w:r>
-        <w:t xml:space="preserve">, hơn nữa, công tố viên còn có quyền </w:t>
-      </w:r>
-      <w:r>
-        <w:t>thay mặt</w:t>
-      </w:r>
-      <w:r>
-        <w:t xml:space="preserve"> bồi thẩm đoàn</w:t>
-      </w:r>
-      <w:r>
-        <w:t xml:space="preserve"> </w:t>
-      </w:r>
-      <w:r>
-        <w:t>triệu tập nhân chứng</w:t>
-      </w:r>
-      <w:r>
-        <w:t xml:space="preserve">, nếu </w:t>
-      </w:r>
-      <w:r>
-        <w:t>nhân chứng</w:t>
-      </w:r>
-      <w:r>
-        <w:t xml:space="preserve"> khai man thì đó là tội đại hình</w:t>
-      </w:r>
-      <w:r>
-        <w:t xml:space="preserve"> (Gemini 2026)</w:t>
-      </w:r>
-      <w:r>
-        <w:t xml:space="preserve">. </w:t>
-      </w:r>
-      <w:r>
-        <w:t xml:space="preserve">Ghi chú, FBI còn có chức năng chống gián điệp và bảo vệ an ninh nội địa. </w:t>
-      </w:r>
-      <w:r>
-        <w:t xml:space="preserve">Quan năng chủ đạo của cảnh sát tập trung vào phúc lợi dân sự nhưng vì phải phối hợp với và là nền tảng vũ lực của </w:t>
-      </w:r>
-      <w:r>
-        <w:t xml:space="preserve">các </w:t>
-      </w:r>
-      <w:r>
-        <w:t xml:space="preserve">cơ quan truy tố &amp; trừng phạt nên không thể không cố kết với vũ lực, do đó nền chính trị Hoa Kỳ đã phân mảnh hệ thống cảnh sát để tránh lạm quyền ngay cả khi FBI phải điều trần trước Quốc hội Hoa Kỳ, nhưng nếu như </w:t>
-      </w:r>
-      <w:r>
-        <w:t>cơ quan</w:t>
-      </w:r>
-      <w:r>
-        <w:rPr>
-          <w:i/>
-        </w:rPr>
-        <w:t xml:space="preserve"> </w:t>
-      </w:r>
-      <w:r>
-        <w:rPr>
-          <w:i/>
-        </w:rPr>
-        <w:t>hành</w:t>
-      </w:r>
-      <w:r>
-        <w:rPr>
-          <w:i/>
-        </w:rPr>
-        <w:t xml:space="preserve"> pháp </w:t>
-      </w:r>
-      <w:r>
-        <w:rPr>
-          <w:i/>
-        </w:rPr>
-        <w:t xml:space="preserve">của </w:t>
-      </w:r>
-      <w:r>
-        <w:rPr>
-          <w:i/>
-        </w:rPr>
-        <w:t xml:space="preserve">tư </w:t>
-      </w:r>
-      <w:r>
-        <w:rPr>
-          <w:i/>
-        </w:rPr>
-        <w:t>pháp</w:t>
-      </w:r>
-      <w:r>
-        <w:t xml:space="preserve"> </w:t>
-      </w:r>
-      <w:r>
-        <w:t xml:space="preserve">[đồng thời </w:t>
-      </w:r>
-      <w:r>
-        <w:t>tư pháp của hành pháp</w:t>
-      </w:r>
-      <w:r>
-        <w:t xml:space="preserve">] </w:t>
-      </w:r>
-      <w:r>
-        <w:t xml:space="preserve">tức </w:t>
-      </w:r>
-      <w:r>
-        <w:t>cơ quan công tố Hoa Kỳ</w:t>
-      </w:r>
-      <w:r>
-        <w:t xml:space="preserve"> thiếu hiệu quả thì kéo theo hệ thống cảnh sát cũng thiếu hiệu quả</w:t>
-      </w:r>
-      <w:r>
-        <w:t xml:space="preserve">, không thể hội tụ vào pháp luật nên chỉ còn hiệu quả ở mức </w:t>
-      </w:r>
-      <w:r>
-        <w:t>bảo đảm trật tự trị an xã hội</w:t>
-      </w:r>
-      <w:r>
-        <w:t>, không thể thăng hoa theo tinh thần hiến pháp</w:t>
-      </w:r>
-      <w:r>
-        <w:t xml:space="preserve">. </w:t>
-      </w:r>
-      <w:r>
-        <w:t>Tinh thần hiến pháp tất nhiên không đơn giản như quy trình “</w:t>
-      </w:r>
-      <w:r>
-        <w:t xml:space="preserve">giám sát (cảnh sát) </w:t>
-      </w:r>
-      <w:r>
-        <w:rPr>
-          <w:rFonts w:cs="Times New Roman"/>
-        </w:rPr>
-        <w:t>→</w:t>
-      </w:r>
-      <w:r>
-        <w:t xml:space="preserve"> </w:t>
-      </w:r>
-      <w:r>
-        <w:t xml:space="preserve">trấn áp </w:t>
-      </w:r>
-      <w:r>
-        <w:t xml:space="preserve">(cảnh sát) </w:t>
-      </w:r>
-      <w:r>
-        <w:rPr>
-          <w:rFonts w:cs="Times New Roman"/>
-        </w:rPr>
-        <w:t>→</w:t>
-      </w:r>
-      <w:r>
-        <w:t xml:space="preserve"> </w:t>
-      </w:r>
-      <w:r>
-        <w:t xml:space="preserve">bắt giữ (cảnh sát) </w:t>
-      </w:r>
-      <w:r>
-        <w:rPr>
-          <w:rFonts w:cs="Times New Roman"/>
-        </w:rPr>
-        <w:t xml:space="preserve">→ </w:t>
-      </w:r>
-      <w:r>
-        <w:t>tạm giam</w:t>
-      </w:r>
-      <w:r>
-        <w:t xml:space="preserve"> (</w:t>
-      </w:r>
-      <w:r>
-        <w:t>công tố</w:t>
-      </w:r>
-      <w:r>
-        <w:t>)</w:t>
-      </w:r>
-      <w:r>
-        <w:t xml:space="preserve"> </w:t>
-      </w:r>
-      <w:r>
-        <w:rPr>
-          <w:rFonts w:cs="Times New Roman"/>
-        </w:rPr>
-        <w:t>→ điều tr</w:t>
-      </w:r>
-      <w:r>
-        <w:rPr>
-          <w:rFonts w:cs="Times New Roman"/>
-        </w:rPr>
-        <w:t>a</w:t>
-      </w:r>
-      <w:r>
-        <w:rPr>
-          <w:rFonts w:cs="Times New Roman"/>
-        </w:rPr>
-        <w:t xml:space="preserve"> </w:t>
-      </w:r>
-      <w:r>
-        <w:rPr>
-          <w:rFonts w:cs="Times New Roman"/>
-        </w:rPr>
-        <w:t xml:space="preserve">(công tố) </w:t>
-      </w:r>
-      <w:r>
-        <w:rPr>
-          <w:rFonts w:cs="Times New Roman"/>
-        </w:rPr>
-        <w:t xml:space="preserve">→ </w:t>
-      </w:r>
-      <w:r>
-        <w:rPr>
-          <w:rFonts w:cs="Times New Roman"/>
-        </w:rPr>
-        <w:t xml:space="preserve">truy tố (công tố) → </w:t>
-      </w:r>
-      <w:r>
-        <w:rPr>
-          <w:rFonts w:cs="Times New Roman"/>
-        </w:rPr>
-        <w:t>xét xử</w:t>
-      </w:r>
-      <w:r>
-        <w:rPr>
-          <w:rFonts w:cs="Times New Roman"/>
-        </w:rPr>
-        <w:t xml:space="preserve"> (tòa án)</w:t>
-      </w:r>
-      <w:r>
-        <w:rPr>
-          <w:rFonts w:cs="Times New Roman"/>
-        </w:rPr>
-        <w:t xml:space="preserve"> → phán quyết </w:t>
-      </w:r>
-      <w:r>
-        <w:rPr>
-          <w:rFonts w:cs="Times New Roman"/>
-        </w:rPr>
-        <w:t xml:space="preserve">(tòa án) </w:t>
-      </w:r>
-      <w:r>
-        <w:rPr>
-          <w:rFonts w:cs="Times New Roman"/>
-        </w:rPr>
-        <w:t>→ bỏ tù</w:t>
-      </w:r>
-      <w:r>
-        <w:rPr>
-          <w:rFonts w:cs="Times New Roman"/>
-        </w:rPr>
-        <w:t xml:space="preserve"> (trại giam)</w:t>
-      </w:r>
-      <w:r>
-        <w:rPr>
-          <w:rFonts w:cs="Times New Roman"/>
-        </w:rPr>
-        <w:t xml:space="preserve"> </w:t>
-      </w:r>
-      <w:r>
-        <w:rPr>
-          <w:rFonts w:cs="Times New Roman"/>
-        </w:rPr>
-        <w:t>→</w:t>
-      </w:r>
-      <w:r>
-        <w:t xml:space="preserve"> </w:t>
-      </w:r>
-      <w:r>
-        <w:t>giám sát (cảnh sát)</w:t>
-      </w:r>
-      <w:r>
-        <w:t xml:space="preserve">”. </w:t>
-      </w:r>
-      <w:r>
-        <w:t>Ở</w:t>
-      </w:r>
-      <w:r>
-        <w:t xml:space="preserve"> những quốc gia</w:t>
-      </w:r>
-      <w:r>
-        <w:t xml:space="preserve"> có hệ thống </w:t>
-      </w:r>
-      <w:r>
-        <w:rPr>
-          <w:i/>
-        </w:rPr>
-        <w:t>dân luật</w:t>
-      </w:r>
-      <w:r>
-        <w:t xml:space="preserve"> </w:t>
-      </w:r>
-      <w:r>
-        <w:t>(</w:t>
-      </w:r>
-      <w:r>
-        <w:t xml:space="preserve">luật dân sự, </w:t>
-      </w:r>
-      <w:r>
-        <w:t xml:space="preserve">luật lục địa, </w:t>
-      </w:r>
-      <w:r>
-        <w:t>civil law) ưu tiên các bộ luật được văn bản hóa thay vì dựa vào các án lệ (phán quyết của tòa án trong quá khứ), cơ quan công tố thuộc/bên cạnh nhánh lập pháp (Pháp</w:t>
+        <w:t>khứ), cơ quan công tố thuộc/bên cạnh nhánh lập pháp (Pháp</w:t>
       </w:r>
       <w:r>
         <w:t xml:space="preserve"> – công tố viên bên cạnh thẩm phán</w:t>
       </w:r>
       <w:r>
-        <w:t xml:space="preserve">) </w:t>
-      </w:r>
-      <w:r>
-        <w:lastRenderedPageBreak/>
-        <w:t xml:space="preserve">hoặc độc lập như Viện Kiểm </w:t>
+        <w:t xml:space="preserve">) hoặc độc lập như Viện Kiểm </w:t>
       </w:r>
       <w:r>
         <w:t>s</w:t>
@@ -29653,7 +29669,11 @@
         <w:t xml:space="preserve">ta </w:t>
       </w:r>
       <w:r>
-        <w:t xml:space="preserve">hãy tìm hiểu sự tuyệt diệu của những mô hình </w:t>
+        <w:t xml:space="preserve">hãy </w:t>
+      </w:r>
+      <w:r>
+        <w:lastRenderedPageBreak/>
+        <w:t xml:space="preserve">tìm hiểu sự tuyệt diệu của những mô hình </w:t>
       </w:r>
       <w:r>
         <w:t>[</w:t>
@@ -29665,197 +29685,1860 @@
         <w:t>]</w:t>
       </w:r>
       <w:r>
-        <w:t xml:space="preserve"> sản xuất mà ngày càng không rời xa công </w:t>
+        <w:t xml:space="preserve"> sản xuất mà ngày càng không rời xa công nghệ – công nghệ cao.</w:t>
+      </w:r>
+      <w:r>
+        <w:t xml:space="preserve"> Mô hình </w:t>
+      </w:r>
+      <w:r>
+        <w:t>c</w:t>
+      </w:r>
+      <w:r>
+        <w:t>haebol</w:t>
+      </w:r>
+      <w:r>
+        <w:t xml:space="preserve"> của Hàn Quốc và mô hình </w:t>
+      </w:r>
+      <w:r>
+        <w:t>k</w:t>
+      </w:r>
+      <w:r>
+        <w:t>eiretsu</w:t>
+      </w:r>
+      <w:r>
+        <w:t xml:space="preserve"> của Nhật Bản </w:t>
+      </w:r>
+      <w:r>
+        <w:t xml:space="preserve">(Gemini 2026) là điển hình của của mô hình dọc – </w:t>
+      </w:r>
+      <w:r>
+        <w:rPr>
+          <w:i/>
+        </w:rPr>
+        <w:t>tập trung</w:t>
+      </w:r>
+      <w:r>
+        <w:t xml:space="preserve"> (</w:t>
+      </w:r>
+      <w:r>
+        <w:t>chaebol</w:t>
+      </w:r>
+      <w:r>
+        <w:t xml:space="preserve">) và mô hình ngang – </w:t>
+      </w:r>
+      <w:r>
+        <w:rPr>
+          <w:i/>
+        </w:rPr>
+        <w:t>phân tán</w:t>
+      </w:r>
+      <w:r>
+        <w:t xml:space="preserve"> (</w:t>
+      </w:r>
+      <w:r>
+        <w:t>keiretsu</w:t>
+      </w:r>
+      <w:r>
+        <w:t xml:space="preserve">), theo đó mỗi </w:t>
+      </w:r>
+      <w:r>
+        <w:rPr>
+          <w:i/>
+        </w:rPr>
+        <w:t>chaebol</w:t>
+      </w:r>
+      <w:r>
+        <w:t xml:space="preserve"> </w:t>
+      </w:r>
+      <w:r>
+        <w:t xml:space="preserve">(tài phiệt) </w:t>
+      </w:r>
+      <w:r>
+        <w:t>là tập đoàn tư nhân thường sở hữu gia đình vận hành với sự chi phối chặt chẽ của chính phủ nên không có ngân hàng riêng, tập trung mũi nhọn vào đơn đặt hàng ngành nghề của chính phủ</w:t>
+      </w:r>
+      <w:r>
+        <w:t>,</w:t>
+      </w:r>
+      <w:r>
+        <w:t xml:space="preserve"> </w:t>
+      </w:r>
+      <w:r>
+        <w:rPr>
+          <w:i/>
+        </w:rPr>
+        <w:t>tấn công</w:t>
+      </w:r>
+      <w:r>
+        <w:t xml:space="preserve"> vào thị trường toàn cầ</w:t>
+      </w:r>
+      <w:r>
+        <w:t>u.</w:t>
+      </w:r>
+      <w:r>
+        <w:t xml:space="preserve"> </w:t>
+      </w:r>
+      <w:r>
+        <w:t>T</w:t>
+      </w:r>
+      <w:r>
+        <w:t xml:space="preserve">rong khi đó mỗi </w:t>
+      </w:r>
+      <w:r>
+        <w:rPr>
+          <w:i/>
+        </w:rPr>
+        <w:t>keiretsu</w:t>
+      </w:r>
+      <w:r>
+        <w:t xml:space="preserve"> </w:t>
+      </w:r>
+      <w:r>
+        <w:t xml:space="preserve">(hệ liệt) </w:t>
+      </w:r>
+      <w:r>
+        <w:t xml:space="preserve">là một mạng lưới của một số công ty tư nhân </w:t>
+      </w:r>
+      <w:r>
+        <w:rPr>
+          <w:i/>
+        </w:rPr>
+        <w:t>sở hữu chéo</w:t>
+      </w:r>
+      <w:r>
+        <w:t xml:space="preserve"> lẫn nhau &amp; hoạt động phân tán xoay quanh một ngân hàng riêng cho cả nhóm</w:t>
+      </w:r>
+      <w:r>
+        <w:t xml:space="preserve"> và m</w:t>
+      </w:r>
+      <w:r>
+        <w:t>ố</w:t>
+      </w:r>
+      <w:r>
+        <w:t>i quan hệ giữa chính phủ và k</w:t>
+      </w:r>
+      <w:r>
+        <w:t>eiretsu</w:t>
+      </w:r>
+      <w:r>
+        <w:t xml:space="preserve"> </w:t>
+      </w:r>
+      <w:r>
+        <w:t xml:space="preserve">thì </w:t>
+      </w:r>
+      <w:r>
+        <w:t xml:space="preserve">ngang hàng và chính phủ </w:t>
+      </w:r>
+      <w:r>
+        <w:t xml:space="preserve">với đại diện là </w:t>
+      </w:r>
+      <w:r>
+        <w:t xml:space="preserve">Bộ Thương mại </w:t>
+      </w:r>
+      <w:r>
+        <w:t>&amp;</w:t>
+      </w:r>
+      <w:r>
+        <w:t xml:space="preserve"> Công nghiệp quốc tế</w:t>
+      </w:r>
+      <w:r>
+        <w:t xml:space="preserve"> (MITI) có </w:t>
+      </w:r>
+      <w:r>
+        <w:t>vai trò hợp tác đưa ra định hướng</w:t>
+      </w:r>
+      <w:r>
+        <w:t xml:space="preserve"> </w:t>
+      </w:r>
+      <w:r>
+        <w:t xml:space="preserve">chung </w:t>
+      </w:r>
+      <w:r>
+        <w:t>nên k</w:t>
+      </w:r>
+      <w:r>
+        <w:t>eiretsu</w:t>
+      </w:r>
+      <w:r>
+        <w:t xml:space="preserve"> có tính chất </w:t>
+      </w:r>
+      <w:r>
+        <w:rPr>
+          <w:i/>
+        </w:rPr>
+        <w:t>bền vững</w:t>
+      </w:r>
+      <w:r>
+        <w:t>, duy trì chuỗi cung ứng nội địa</w:t>
+      </w:r>
+      <w:r>
+        <w:t xml:space="preserve"> (Gemini 2026)</w:t>
+      </w:r>
+      <w:r>
+        <w:t>.</w:t>
+      </w:r>
+      <w:r>
+        <w:t xml:space="preserve"> </w:t>
+      </w:r>
+      <w:r>
+        <w:rPr>
+          <w:i/>
+        </w:rPr>
+        <w:t>Mô hình keiretsu</w:t>
+      </w:r>
+      <w:r>
+        <w:t xml:space="preserve"> phù hợp với Nhật Bản, ra đời từ </w:t>
+      </w:r>
+      <w:r>
+        <w:t>thập niên</w:t>
+      </w:r>
+      <w:r>
+        <w:t xml:space="preserve"> 1950</w:t>
+      </w:r>
+      <w:r>
+        <w:t xml:space="preserve"> (sau Thế chiến II 1945)</w:t>
+      </w:r>
+      <w:r>
+        <w:t>, vì Nhật Bản đã có sẵn nền tảng công nghiệp nên cần sự ổn định, xây dựng từ sự ổn định với vốn liếng đã có</w:t>
+      </w:r>
+      <w:r>
+        <w:t>, và cả đối phó với áp lực bên ngoài</w:t>
+      </w:r>
+      <w:r>
+        <w:t xml:space="preserve">. </w:t>
+      </w:r>
+      <w:r>
+        <w:t xml:space="preserve">Ghi chú, ở trung tâm </w:t>
+      </w:r>
+      <w:r>
+        <w:t>keiretsu</w:t>
+      </w:r>
+      <w:r>
+        <w:t xml:space="preserve">, ngoài ngân hàng chính (main bank) </w:t>
+      </w:r>
+      <w:r>
+        <w:t xml:space="preserve">tức định chế tài chính, </w:t>
+      </w:r>
+      <w:r>
+        <w:t xml:space="preserve">còn có công ty thương mại (sogo shosha). </w:t>
+      </w:r>
+      <w:r>
+        <w:rPr>
+          <w:i/>
+        </w:rPr>
+        <w:t>Mô hình chaebol</w:t>
+      </w:r>
+      <w:r>
+        <w:t xml:space="preserve"> kích phát </w:t>
+      </w:r>
+      <w:r>
+        <w:t xml:space="preserve">kinh tế, </w:t>
+      </w:r>
+      <w:r>
+        <w:t>được ăn cả ngã về không</w:t>
+      </w:r>
+      <w:r>
+        <w:t>,</w:t>
+      </w:r>
+      <w:r>
+        <w:t xml:space="preserve"> </w:t>
+      </w:r>
+      <w:r>
+        <w:t xml:space="preserve">ra đời </w:t>
+      </w:r>
+      <w:r>
+        <w:t>từ</w:t>
+      </w:r>
+      <w:r>
+        <w:t xml:space="preserve"> thập niên 1960</w:t>
+      </w:r>
+      <w:r>
+        <w:t xml:space="preserve"> </w:t>
+      </w:r>
+      <w:r>
+        <w:t>sau chiến tranh Triề</w:t>
+      </w:r>
+      <w:r>
+        <w:t>u Tiên 1953</w:t>
+      </w:r>
+      <w:r>
+        <w:t xml:space="preserve">, </w:t>
+      </w:r>
+      <w:r>
+        <w:t xml:space="preserve">khi </w:t>
+      </w:r>
+      <w:r>
+        <w:t>Hàn Quốc không còn đường lui trong một hoàn cảnh nhiều khó kh</w:t>
+      </w:r>
+      <w:r>
+        <w:t>ă</w:t>
+      </w:r>
+      <w:r>
+        <w:t>n</w:t>
+      </w:r>
+      <w:r>
+        <w:t xml:space="preserve"> và các chaebol buộc phải tuân lệnh chính phủ để nhận được vốn và đơn đặt hàng cũng như chịu sự giám sát chất lượng &amp; tiến độ sản xuất và hơn nữa, chính phủ chi phối các ngân hàng cấp tín dụng để chaebol </w:t>
+      </w:r>
+      <w:r>
+        <w:t xml:space="preserve">có thể nhận được vốn vay lãi suất thấp. Ghi chú, tất cả doanh nghiệp đều cần vay vốn ngay khi đã có vốn sẵn vì quy mô hoạt động lớn và ngày càng mở rộng, không thể dựa </w:t>
+      </w:r>
+      <w:r>
+        <w:t xml:space="preserve">hoàn toàn </w:t>
+      </w:r>
+      <w:r>
+        <w:t>vào nguồn vốn cố định, đây là vấn đề tiềm t</w:t>
+      </w:r>
+      <w:r>
+        <w:t>à</w:t>
+      </w:r>
+      <w:r>
+        <w:t>ng của tích lũy vốn</w:t>
+      </w:r>
+      <w:r>
+        <w:t>. Cả hai mô hình đều thành công, đều tạo ra kỳ tích, Nhật Bản hoàng kim vào thập niên 1960</w:t>
+      </w:r>
+      <w:r>
+        <w:t>-1970</w:t>
+      </w:r>
+      <w:r>
+        <w:t xml:space="preserve"> và Hàn Quốc rực rỡ vào thập niên </w:t>
+      </w:r>
+      <w:r>
+        <w:t>19</w:t>
+      </w:r>
+      <w:r>
+        <w:t>80</w:t>
+      </w:r>
+      <w:r>
+        <w:t>, nhược điểm có chăng là sau này, có thể vào thập niên 2000</w:t>
+      </w:r>
+      <w:r>
+        <w:t xml:space="preserve"> s</w:t>
+      </w:r>
+      <w:r>
+        <w:t>a</w:t>
+      </w:r>
+      <w:r>
+        <w:t xml:space="preserve">u </w:t>
+      </w:r>
+      <w:r>
+        <w:t>khủng hoảng tài chính châu Á 1997</w:t>
+      </w:r>
+      <w:r>
+        <w:t>, Hàn Quốc luôn phải chống độc quyền và tham nhũng trong khi Nhật Bản gặp phải trì trệ</w:t>
+      </w:r>
+      <w:r>
+        <w:t xml:space="preserve"> vì mạng lưới k</w:t>
+      </w:r>
+      <w:r>
+        <w:t>eiretsu</w:t>
+      </w:r>
+      <w:r>
+        <w:t xml:space="preserve"> giảm rủi ro nên cũng giảm </w:t>
+      </w:r>
+      <w:r>
+        <w:t xml:space="preserve">luôn </w:t>
+      </w:r>
+      <w:r>
+        <w:t xml:space="preserve">tốc độ phát triển </w:t>
+      </w:r>
+      <w:r>
+        <w:t>khi phát triển đến một mức nào đó</w:t>
+      </w:r>
+      <w:r>
+        <w:t>,</w:t>
+      </w:r>
+      <w:r>
+        <w:t xml:space="preserve"> </w:t>
+      </w:r>
+      <w:r>
+        <w:t xml:space="preserve">do </w:t>
+      </w:r>
+      <w:r>
+        <w:t>k</w:t>
+      </w:r>
+      <w:r>
+        <w:t>eiretsu</w:t>
+      </w:r>
+      <w:r>
+        <w:t xml:space="preserve"> </w:t>
+      </w:r>
+      <w:r>
+        <w:t xml:space="preserve">liên kết quá chặt chẽ và phụ thuộc vào ngân hàng chung cả nhóm </w:t>
+      </w:r>
+      <w:r>
+        <w:t>khép kín</w:t>
+      </w:r>
+      <w:r>
+        <w:t xml:space="preserve"> </w:t>
+      </w:r>
+      <w:r>
+        <w:t xml:space="preserve">và tất nhiên </w:t>
+      </w:r>
+      <w:r>
+        <w:t xml:space="preserve">có khả năng </w:t>
+      </w:r>
+      <w:r>
+        <w:t>xảy ra</w:t>
+      </w:r>
+      <w:r>
+        <w:t xml:space="preserve"> nợ xấu và bong bóng bất động sản</w:t>
+      </w:r>
+      <w:r>
+        <w:t xml:space="preserve"> (Gemini 2026)</w:t>
+      </w:r>
+      <w:r>
+        <w:t>.</w:t>
+      </w:r>
+      <w:r>
+        <w:t xml:space="preserve"> Tham nhũng và độc quyền là hai vấn đề của mô hình c</w:t>
+      </w:r>
+      <w:r>
+        <w:t>haebol</w:t>
+      </w:r>
+      <w:r>
+        <w:t xml:space="preserve"> nhưng cần lưu ý một vấn đề khác là một c</w:t>
+      </w:r>
+      <w:r>
+        <w:t>haebol</w:t>
+      </w:r>
+      <w:r>
+        <w:t xml:space="preserve"> thư</w:t>
+      </w:r>
+      <w:r>
+        <w:t>ờ</w:t>
+      </w:r>
+      <w:r>
+        <w:t>ng kinh doanh đa ngành ngh</w:t>
+      </w:r>
+      <w:r>
+        <w:t>ề</w:t>
+      </w:r>
+      <w:r>
+        <w:t xml:space="preserve"> với cả một </w:t>
+      </w:r>
+      <w:r>
+        <w:rPr>
+          <w:i/>
+        </w:rPr>
+        <w:t>hệ sinh thái</w:t>
+      </w:r>
+      <w:r>
+        <w:t xml:space="preserve"> nên tác động dây chuyền rất lớn, trong khi đó k</w:t>
+      </w:r>
+      <w:r>
+        <w:t>eiretsu</w:t>
+      </w:r>
+      <w:r>
+        <w:t xml:space="preserve"> tuy có hai trường hợp với </w:t>
+      </w:r>
+      <w:r>
+        <w:rPr>
+          <w:i/>
+        </w:rPr>
+        <w:t>keiretsu ngang</w:t>
+      </w:r>
+      <w:r>
+        <w:t xml:space="preserve"> với nhiều công ty đa ngành và </w:t>
+      </w:r>
+      <w:r>
+        <w:rPr>
+          <w:i/>
+        </w:rPr>
+        <w:t>keiretsu dọc</w:t>
+      </w:r>
+      <w:r>
+        <w:t xml:space="preserve"> với công ty đầu tàu kéo theo một loạt công ty </w:t>
+      </w:r>
+      <w:r>
+        <w:t>hỗ</w:t>
+      </w:r>
+      <w:r>
+        <w:t xml:space="preserve"> trợ</w:t>
+      </w:r>
+      <w:r>
+        <w:t xml:space="preserve"> </w:t>
+      </w:r>
+      <w:r>
+        <w:t>/</w:t>
+      </w:r>
+      <w:r>
+        <w:t xml:space="preserve"> cung ứng </w:t>
+      </w:r>
+      <w:r>
+        <w:t>nhưng ngay với k</w:t>
+      </w:r>
+      <w:r>
+        <w:t>eiretsu</w:t>
+      </w:r>
+      <w:r>
+        <w:t xml:space="preserve"> dọc, các công ty vẫn có sự độc lập tương đối</w:t>
+      </w:r>
+      <w:r>
+        <w:t xml:space="preserve"> nên rủi ro được phân tán không kéo theo cả hệ thống</w:t>
+      </w:r>
+      <w:r>
+        <w:t>.</w:t>
+      </w:r>
+      <w:r>
+        <w:t xml:space="preserve"> </w:t>
+      </w:r>
+      <w:r>
+        <w:t xml:space="preserve">Ghi chú, chưa đến thập niên 2000 thì thập niên 1990 </w:t>
+      </w:r>
+      <w:r>
+        <w:t>bị</w:t>
+      </w:r>
+      <w:r>
+        <w:t xml:space="preserve"> gọi là thập kỷ mất mát đối với nền kinh tế Nhật Bản – mười năm sau của kỳ tích Hàn Quốc 1980. </w:t>
+      </w:r>
+      <w:r>
+        <w:t xml:space="preserve">Về lý luận, </w:t>
+      </w:r>
+      <w:r>
+        <w:t>giả sử không đề cập tốc độ ra quyết định và lan truyền thi hành chậm</w:t>
+      </w:r>
+      <w:r>
+        <w:t xml:space="preserve"> –</w:t>
+      </w:r>
+      <w:r>
+        <w:t xml:space="preserve"> ngay cả chậm vì </w:t>
+      </w:r>
+      <w:r>
+        <w:t>tầng nấc quản trị</w:t>
+      </w:r>
+      <w:r>
+        <w:t xml:space="preserve"> chứ không phải chậm vì quan liêu</w:t>
+      </w:r>
+      <w:r>
+        <w:t xml:space="preserve">, </w:t>
+      </w:r>
+      <w:r>
+        <w:t>mạng lưới k</w:t>
+      </w:r>
+      <w:r>
+        <w:t>eiretsu</w:t>
+      </w:r>
+      <w:r>
+        <w:t xml:space="preserve"> phù hợp với quan điểm tự do kinh tế</w:t>
+      </w:r>
+      <w:r>
+        <w:t xml:space="preserve"> so với </w:t>
+      </w:r>
+      <w:r>
+        <w:rPr>
+          <w:i/>
+        </w:rPr>
+        <w:t>zaibatsu</w:t>
+      </w:r>
+      <w:r>
+        <w:t>, nhưng mô hình c</w:t>
+      </w:r>
+      <w:r>
+        <w:t>haebol</w:t>
+      </w:r>
+      <w:r>
+        <w:t xml:space="preserve"> rõ ràng mang đến kỳ kích phát triển kinh tế của Hàn Quốc, điều này có thể liên quan đến tinh thần quyết liệt trong kinh doanh cũng như sự chính trực và liêm khiết khi vận hành cả bộ máy phức hợp kinh tế </w:t>
+      </w:r>
+      <w:r>
+        <w:t>&amp;</w:t>
+      </w:r>
+      <w:r>
+        <w:t xml:space="preserve"> chính trị thành một bộ máy tổng thể, do đó Hàn Quốc luôn phải đối mặt với sự tổng hợp này.</w:t>
+      </w:r>
+      <w:r>
+        <w:t xml:space="preserve"> Trong khi đó, </w:t>
+      </w:r>
+      <w:r>
+        <w:rPr>
+          <w:i/>
+        </w:rPr>
+        <w:t>niềm tin</w:t>
+      </w:r>
+      <w:r>
+        <w:t xml:space="preserve"> trong mạng lưới k</w:t>
+      </w:r>
+      <w:r>
+        <w:t>eiretsu</w:t>
+      </w:r>
+      <w:r>
+        <w:t xml:space="preserve"> là một dạng tài sản cực kỳ quý giá</w:t>
+      </w:r>
+      <w:r>
+        <w:t xml:space="preserve"> </w:t>
+      </w:r>
+      <w:r>
+        <w:t>vì sở hữu chéo nếu không hiệu quả thì hết sức nguy hại</w:t>
+      </w:r>
+      <w:r>
+        <w:t xml:space="preserve"> và xác suất hiệu quả thấp hơn xác suất nguy hại</w:t>
+      </w:r>
+      <w:r>
+        <w:t>, mà gần đây (2025), nếu k</w:t>
+      </w:r>
+      <w:r>
+        <w:t>eiretsu</w:t>
+      </w:r>
+      <w:r>
+        <w:t xml:space="preserve"> tái sinh trở lại</w:t>
+      </w:r>
+      <w:r>
+        <w:t xml:space="preserve"> với liên minh linh hoạt</w:t>
+      </w:r>
+      <w:r>
+        <w:t>,</w:t>
+      </w:r>
+      <w:r>
+        <w:t xml:space="preserve"> hy vọng mang đến thành công mới cho Nhật Bản.</w:t>
+      </w:r>
+      <w:r>
+        <w:t xml:space="preserve"> </w:t>
+      </w:r>
+      <w:r>
+        <w:t>Ghi chú, sở hữu chéo (</w:t>
+      </w:r>
+      <w:r>
+        <w:rPr>
+          <w:i/>
+        </w:rPr>
+        <w:t>cross-ownership</w:t>
+      </w:r>
+      <w:r>
+        <w:t xml:space="preserve">) là sở hữu lẫn nhau giữa các doanh nghiệp, ví dụ công ty A có cổ phần của công ty B và công ty B cũng có cổ phần của công ty A. </w:t>
+      </w:r>
+      <w:r>
+        <w:t>Tôn Tử binh pháp dạy rằng, ta đông hơn địch chưa hẳn quân số của ta nhiều hơn mà là vì ta tập trung binh lực vào nơi mà địch lơi lỏng nên gây ra trạng thái tạm thời rằng ta đông hơn địch, đây là yếu tố sức mạnh của sự tập trung, từ sự điều phối chứ không phải từ sự trang bị</w:t>
+      </w:r>
+      <w:r>
+        <w:t>, nhưng nếu như ta không tận dụng trạng thái “đông hơn” tạm thời này thì cơ hội trôi qua</w:t>
+      </w:r>
+      <w:r>
+        <w:t>, và mô h</w:t>
+      </w:r>
+      <w:r>
+        <w:t>ì</w:t>
+      </w:r>
+      <w:r>
+        <w:t xml:space="preserve">nh chaebol tập trung “binh lực” </w:t>
       </w:r>
       <w:r>
         <w:lastRenderedPageBreak/>
-        <w:t>nghệ – công nghệ cao.</w:t>
-      </w:r>
-      <w:r>
-        <w:t xml:space="preserve"> Mô hình </w:t>
+        <w:t>có nguyên do.</w:t>
+      </w:r>
+      <w:r>
+        <w:t xml:space="preserve"> Võ công Nhật Bản đứng đầu châu Á</w:t>
+      </w:r>
+      <w:r>
+        <w:t xml:space="preserve">, tất nhiên cũng hiểu điều này, </w:t>
+      </w:r>
+      <w:r>
+        <w:t>nhưng mô hình</w:t>
+      </w:r>
+      <w:r>
+        <w:rPr>
+          <w:i/>
+        </w:rPr>
+        <w:t xml:space="preserve"> </w:t>
+      </w:r>
+      <w:r>
+        <w:t>keiretsu</w:t>
+      </w:r>
+      <w:r>
+        <w:t xml:space="preserve"> cẩn trọng ổn định cũng có nguyên do.</w:t>
+      </w:r>
+      <w:r>
+        <w:t xml:space="preserve"> </w:t>
+      </w:r>
+      <w:r>
+        <w:t xml:space="preserve">Nguyên lý ta thắng địch do địch và địch thắng ta do ta, chỉ cần ta ở thế bất bại thì sẽ có khả năng thắng địch [Tôn Tử binh pháp], chiếm lĩnh thị trường </w:t>
+      </w:r>
+      <w:r>
+        <w:t>bằng</w:t>
+      </w:r>
+      <w:r>
+        <w:t xml:space="preserve"> sự ổn định bền vững đến từ nguyên lý này. </w:t>
+      </w:r>
+      <w:r>
+        <w:t xml:space="preserve">Mô hình tích lũy của Đài Loan Trung Quốc thuộc hệ phân tán nhưng lỏng lẻo hơn cả </w:t>
+      </w:r>
+      <w:r>
+        <w:t>keiretsu</w:t>
+      </w:r>
+      <w:r>
+        <w:t xml:space="preserve">, theo đó nền kinh tế Đài Loan Trung Quốc dựa trên mạng lưới các </w:t>
+      </w:r>
+      <w:r>
+        <w:rPr>
+          <w:i/>
+        </w:rPr>
+        <w:t>doanh nghiệp vừa &amp; nhỏ</w:t>
+      </w:r>
+      <w:r>
+        <w:t xml:space="preserve"> (SMEs), thực chất là một </w:t>
+      </w:r>
+      <w:r>
+        <w:rPr>
+          <w:i/>
+        </w:rPr>
+        <w:t>vườn ươm công nghệ</w:t>
+      </w:r>
+      <w:r>
+        <w:t>, trong đó mỗi doanh nghiệp vừa &amp; nhỏ (</w:t>
+      </w:r>
+      <w:r>
+        <w:rPr>
+          <w:i/>
+        </w:rPr>
+        <w:t>SME</w:t>
+      </w:r>
+      <w:r>
+        <w:t xml:space="preserve">) được phát triển từ các dự án của </w:t>
+      </w:r>
+      <w:r>
+        <w:t>Viện Nghiên cứu Công nghệ Công nghiệp (ITRI)</w:t>
+      </w:r>
+      <w:r>
+        <w:t xml:space="preserve"> (Gemini 2026)</w:t>
+      </w:r>
+      <w:r>
+        <w:t xml:space="preserve">. Cụ thể, </w:t>
+      </w:r>
+      <w:r>
+        <w:t>ITRI</w:t>
+      </w:r>
+      <w:r>
+        <w:t xml:space="preserve"> là tổ chức phi lợi nhuận thành lập năm 1973 được tài trợ bởi chính phủ, chuyên nghiên cứu &amp; phát triển (R&amp;D) những dự án đặc biệt </w:t>
+      </w:r>
+      <w:r>
+        <w:t xml:space="preserve">trong lĩnh vực </w:t>
+      </w:r>
+      <w:r>
+        <w:t xml:space="preserve">công nghệ – công nghệ cao như </w:t>
+      </w:r>
+      <w:r>
+        <w:t>bán dẫn, điện tử và sản xuất thông minh</w:t>
+      </w:r>
+      <w:r>
+        <w:t xml:space="preserve"> và sau khi mỗi dự án thành công nhất định, </w:t>
+      </w:r>
+      <w:r>
+        <w:t>ITRI</w:t>
+      </w:r>
+      <w:r>
+        <w:t xml:space="preserve"> sẽ chuyển giao hay cho phép đơn vị tham gia tách thành doanh nghiệp SME</w:t>
+      </w:r>
+      <w:r>
+        <w:t xml:space="preserve"> tung sản phẩm vào thị trường</w:t>
+      </w:r>
+      <w:r>
+        <w:t xml:space="preserve"> </w:t>
+      </w:r>
+      <w:r>
+        <w:t xml:space="preserve">(transfer, </w:t>
+      </w:r>
+      <w:r>
+        <w:rPr>
+          <w:i/>
+        </w:rPr>
+        <w:t>spin-off</w:t>
+      </w:r>
+      <w:r>
+        <w:t xml:space="preserve">) </w:t>
+      </w:r>
+      <w:r>
+        <w:t>(Google AI 2026)</w:t>
+      </w:r>
+      <w:r>
+        <w:t>. Các doanh nghiệp SME sẽ lớn mạnh thành tập đoàn toàn cầu như TSMC hoặc ít nhất nắm giữ một mắt xích quan trọng của chuỗi cung ứng toàn cầu</w:t>
+      </w:r>
+      <w:r>
+        <w:t xml:space="preserve"> (Google AI 2026)</w:t>
+      </w:r>
+      <w:r>
+        <w:t xml:space="preserve">, đây là ưu điểm cốt lõi của </w:t>
+      </w:r>
+      <w:r>
+        <w:rPr>
+          <w:i/>
+        </w:rPr>
+        <w:t>mô hình vườn ươm</w:t>
+      </w:r>
+      <w:r>
+        <w:t xml:space="preserve"> Đài Loan Trung Quốc</w:t>
+      </w:r>
+      <w:r>
+        <w:t xml:space="preserve">, rất phù hợp với quy mô nền kinh tế vừa phải về dân số quy tụ thành tương tự một khu công nghệ cao hay khu thương mại tự do nhưng có thể gặp vấn đề khi mở rộng bởi hai lý do sau: 1) </w:t>
+      </w:r>
+      <w:r>
+        <w:t>ITRI</w:t>
+      </w:r>
+      <w:r>
+        <w:t xml:space="preserve"> quá tải với quy mô kinh tế </w:t>
+      </w:r>
+      <w:r>
+        <w:t xml:space="preserve">mở rộng </w:t>
+      </w:r>
+      <w:r>
+        <w:t xml:space="preserve">hoặc ưu điểm “trăm hoa đua nở” suy giảm, còn nếu như để mỗi doanh nghiệp tự nghiên cứu &amp; phát triển riêng thì ưu điểm điều phối &amp; định hướng của </w:t>
+      </w:r>
+      <w:r>
+        <w:t>ITRI</w:t>
+      </w:r>
+      <w:r>
+        <w:t xml:space="preserve"> </w:t>
+      </w:r>
+      <w:r>
+        <w:t>không còn như lúc đầu, 2) mô hình vườn ươm bám chặt vào chuỗi cung ứng toàn cầu bằng năng lực nội sinh nên phải song hành nghịch biến với sự linh hoạt, do đó có khả năng bị ảnh hưởng bởi biến động thị trường toàn</w:t>
+      </w:r>
+      <w:r>
+        <w:t xml:space="preserve"> cầu</w:t>
+      </w:r>
+      <w:r>
+        <w:t>. Để dễ suy nghĩ và lập luận, ta hãy tham khảo Gemini 2026 so sánh mô hình vườn ươm Đài Loan Trung Quốc và mô hình chaebol Hàn Quốc như sau: 1) thế mạnh vườn ươm là thích ứng nhanh và thế mạnh chaebol là năng lực tài chính lớn và thương hiệu, 2) rủi ro của</w:t>
+      </w:r>
+      <w:r>
+        <w:t xml:space="preserve"> </w:t>
+      </w:r>
+      <w:r>
+        <w:t>vườn ươm là khó huy động vốn lớn</w:t>
+      </w:r>
+      <w:r>
+        <w:t xml:space="preserve"> (vì phân tán như </w:t>
+      </w:r>
+      <w:r>
+        <w:t>keiretsu</w:t>
+      </w:r>
+      <w:r>
+        <w:t xml:space="preserve"> nhưng không liên kết cực kỳ chặt chẽ như </w:t>
+      </w:r>
+      <w:r>
+        <w:t>keiretsu</w:t>
+      </w:r>
+      <w:r>
+        <w:t>) và rủi ro của chaebol là độc quyền và tham nhũng, 3) vườn ươm phân phối thu nhập công bằng hơn trong khi chaebol gây khoảng giàu nghèo hơn</w:t>
+      </w:r>
+      <w:r>
+        <w:t xml:space="preserve"> </w:t>
+      </w:r>
+      <w:r>
+        <w:t>nhưng tích lũy vốn có thể</w:t>
+      </w:r>
+      <w:r>
+        <w:t xml:space="preserve"> nhanh hơn</w:t>
+      </w:r>
+      <w:r>
+        <w:t>.</w:t>
+      </w:r>
+      <w:r>
+        <w:t xml:space="preserve"> Tuy nhiên, về lý luận, mô hình vườn ươm tiên tiến nhất</w:t>
+      </w:r>
+      <w:r>
+        <w:t>, phù hợp nhất với quan điểm tự do kinh tế</w:t>
+      </w:r>
+      <w:r>
+        <w:t>, và chưa chắc bị giới hạn bởi quy mô nền kinh tế</w:t>
+      </w:r>
+      <w:r>
+        <w:t>, chưa hẳn bởi vì quy mô nền kinh tế Đài Loan Trung Quốc không hề nhỏ, GDP danh nghĩa năm 2025 đạt khoảng 971 – 972 tỷ USD với tăng trưởng 8.63% năm 2025</w:t>
+      </w:r>
+      <w:r>
+        <w:t xml:space="preserve"> đứng thứ 22 thế giới, GDP bình quân đầu người năm 2025 đạt 39,000 – 42,103 USD đứng thứ 4 Đông Á vượt qua Hàn Quốc và Nhật Bản</w:t>
+      </w:r>
+      <w:r>
+        <w:t xml:space="preserve">, có thể lọt vào </w:t>
+      </w:r>
+      <w:r>
+        <w:t>nhóm</w:t>
+      </w:r>
+      <w:r>
+        <w:t xml:space="preserve"> 5 quốc gia/vùng lãnh thổ giàu nhất thế giới</w:t>
+      </w:r>
+      <w:r>
+        <w:t xml:space="preserve">, mà bởi vì mô hình </w:t>
+      </w:r>
+      <w:r>
+        <w:t>keiretsu</w:t>
+      </w:r>
+      <w:r>
+        <w:t xml:space="preserve"> chuyển từ </w:t>
+      </w:r>
+      <w:r>
+        <w:t>keiretsu</w:t>
+      </w:r>
+      <w:r>
+        <w:t xml:space="preserve"> truyền thống sang </w:t>
+      </w:r>
+      <w:r>
+        <w:rPr>
+          <w:i/>
+        </w:rPr>
+        <w:t>liên minh linh hoạt</w:t>
+      </w:r>
+      <w:r>
+        <w:t xml:space="preserve"> (s</w:t>
+      </w:r>
+      <w:r>
+        <w:t xml:space="preserve">trategic </w:t>
+      </w:r>
+      <w:r>
+        <w:t>a</w:t>
+      </w:r>
+      <w:r>
+        <w:t>lliance</w:t>
+      </w:r>
+      <w:r>
+        <w:t>, flexible alliance</w:t>
+      </w:r>
+      <w:r>
+        <w:t>) để giải quyết những vấn đề như</w:t>
+      </w:r>
+      <w:r>
+        <w:t xml:space="preserve"> (Gemini 2026)</w:t>
+      </w:r>
+      <w:r>
+        <w:t>: 1) thích ứng với sự thay đổi nhanh của toàn cầu hóa mà những ràng</w:t>
+      </w:r>
+      <w:r>
+        <w:t xml:space="preserve"> buộc trong </w:t>
+      </w:r>
+      <w:r>
+        <w:t>keiretsu</w:t>
+      </w:r>
+      <w:r>
+        <w:t xml:space="preserve"> cản trở sự thích ứng,</w:t>
+      </w:r>
+      <w:r>
+        <w:t xml:space="preserve"> 2) </w:t>
+      </w:r>
+      <w:r>
+        <w:t>keiretsu</w:t>
+      </w:r>
+      <w:r>
+        <w:t xml:space="preserve"> khép kín nên hưởng lợi ít từ quá trình đấu thầu khi mua sắm hay đầu tư, 3) sở hữu chéo mặc dù có nhiều rủi ro nhưng có mục tiêu là đặt tin cậy </w:t>
+      </w:r>
+      <w:r>
+        <w:t xml:space="preserve">nội bộ </w:t>
+      </w:r>
+      <w:r>
+        <w:t xml:space="preserve">lẫn nhau nhằm ngăn chặn sự thâu tóm từ bên ngoài, nay gặp áp lực tài chính quốc tế lẫn ảnh hưởng cực lớn của các tập đoàn đặc biệt tập đoàn công nghệ </w:t>
+      </w:r>
+      <w:r>
+        <w:t>đa quốc gia</w:t>
+      </w:r>
+      <w:r>
+        <w:t xml:space="preserve"> như Google, Apple</w:t>
+      </w:r>
+      <w:r>
+        <w:t>, Tesla</w:t>
+      </w:r>
+      <w:r>
+        <w:t>.</w:t>
+      </w:r>
+      <w:r>
+        <w:t xml:space="preserve"> Do đó liên minh linh hoạt cốt lõi là làm lỏng lẻo sự </w:t>
+      </w:r>
+      <w:r>
+        <w:t>cố</w:t>
+      </w:r>
+      <w:r>
+        <w:t xml:space="preserve"> kết giữa các công ty trong cùng mạng lưới (</w:t>
+      </w:r>
+      <w:r>
+        <w:t>keiretsu</w:t>
+      </w:r>
+      <w:r>
+        <w:t xml:space="preserve">) </w:t>
+      </w:r>
+      <w:r>
+        <w:t>để đạt</w:t>
+      </w:r>
+      <w:r>
+        <w:t xml:space="preserve"> tính linh hoạt như hợp tác theo dự án, </w:t>
+      </w:r>
+      <w:r>
+        <w:t xml:space="preserve">hợp tác ngắn hạn, </w:t>
+      </w:r>
+      <w:r>
+        <w:t xml:space="preserve">hợp tác với đối thủ, </w:t>
+      </w:r>
+      <w:r>
+        <w:t xml:space="preserve">chiếm lĩnh thị trường, giảm sở hữu chéo, không cần đến ngân hàng trung tâm, </w:t>
+      </w:r>
+      <w:r>
+        <w:t xml:space="preserve">giảm tầng nấc quản trị, </w:t>
+      </w:r>
+      <w:r>
+        <w:t xml:space="preserve">ngay cả hai </w:t>
+      </w:r>
+      <w:r>
+        <w:t>keiretsu</w:t>
+      </w:r>
+      <w:r>
+        <w:t xml:space="preserve"> (mạng lưới) hoàn toàn có thể bắt tay nhau. </w:t>
+      </w:r>
+      <w:r>
+        <w:t xml:space="preserve">Ghi chú, Nhật Bản bắt đầu triển khai liên minh linh hoạt từ thập niên 2000 sau </w:t>
+      </w:r>
+      <w:r>
+        <w:t>khủng hoảng tài chính châu Á 1997</w:t>
+      </w:r>
+      <w:r>
+        <w:t xml:space="preserve"> và gần đây (2025) có một số thông tin đáng chú ý như t</w:t>
+      </w:r>
+      <w:r>
+        <w:t xml:space="preserve">ập đoàn Renault </w:t>
+      </w:r>
+      <w:r>
+        <w:t xml:space="preserve">(Pháp) </w:t>
+      </w:r>
+      <w:r>
+        <w:t xml:space="preserve">và </w:t>
+      </w:r>
+      <w:r>
+        <w:t xml:space="preserve">tập đoàn </w:t>
+      </w:r>
+      <w:r>
+        <w:t xml:space="preserve">Nissan Motor </w:t>
+      </w:r>
+      <w:r>
+        <w:t>(Nhật Bản) t</w:t>
+      </w:r>
+      <w:r>
+        <w:t>hiết lập lại liên minh toàn cầu</w:t>
+      </w:r>
+      <w:r>
+        <w:t xml:space="preserve"> vào năm 2023</w:t>
+      </w:r>
+      <w:r>
+        <w:t>.</w:t>
+      </w:r>
+      <w:r>
+        <w:t xml:space="preserve"> </w:t>
+      </w:r>
+      <w:r>
+        <w:t xml:space="preserve">Liên minh </w:t>
+      </w:r>
+      <w:r>
+        <w:t xml:space="preserve">linh hoạt </w:t>
+      </w:r>
+      <w:r>
+        <w:t>khắc phục nhược điểm nghiêng về phòng thủ trước ý chí tấn công của chaebol mà vẫn bảo đảm đặc tính tự do của thị trường. Mô hình liên minh linh hoạt tuy cũng khác với mô hình vườn ươm nhưng cùng hệ phân tán</w:t>
+      </w:r>
+      <w:r>
+        <w:t xml:space="preserve"> và rõ ràng, liên minh linh hoạt hay </w:t>
+      </w:r>
+      <w:r>
+        <w:rPr>
+          <w:i/>
+        </w:rPr>
+        <w:t>liên minh chiến lược</w:t>
+      </w:r>
+      <w:r>
+        <w:t xml:space="preserve"> hay </w:t>
+      </w:r>
+      <w:r>
+        <w:rPr>
+          <w:i/>
+        </w:rPr>
+        <w:t>liên minh toàn cầu</w:t>
+      </w:r>
+      <w:r>
+        <w:t xml:space="preserve"> phản ánh </w:t>
+      </w:r>
+      <w:r>
+        <w:lastRenderedPageBreak/>
+        <w:t xml:space="preserve">hình thức </w:t>
+      </w:r>
+      <w:r>
+        <w:rPr>
+          <w:i/>
+        </w:rPr>
+        <w:t>sáp nhập</w:t>
+      </w:r>
+      <w:r>
+        <w:t xml:space="preserve"> </w:t>
+      </w:r>
+      <w:r>
+        <w:t xml:space="preserve">(merger) </w:t>
+      </w:r>
+      <w:r>
+        <w:t>diễn ra thường xuyên giữa các tập đoàn công nghệ lớn</w:t>
+      </w:r>
+      <w:r>
+        <w:t xml:space="preserve"> và sự sáp nhập này không khác bao nhiêu sự bám chặt vào chuỗi cung ứng toàn cầu của mô hình vườn ươm, có khác chăng là ở quy mô rất lớn</w:t>
+      </w:r>
+      <w:r>
+        <w:t xml:space="preserve"> với </w:t>
+      </w:r>
+      <w:r>
+        <w:t>liên minh toàn cầu</w:t>
+      </w:r>
+      <w:r>
+        <w:t>.</w:t>
+      </w:r>
+      <w:r>
+        <w:t xml:space="preserve"> </w:t>
+      </w:r>
+      <w:r>
+        <w:t xml:space="preserve">TSMC là tập đoàn </w:t>
+      </w:r>
+      <w:r>
+        <w:t>toàn cầu</w:t>
+      </w:r>
+      <w:r>
+        <w:t xml:space="preserve"> của Đài Loan Trung Quốc và Đài Loan Trung Quốc còn nhiều công ty </w:t>
+      </w:r>
+      <w:r>
+        <w:t>“</w:t>
+      </w:r>
+      <w:r>
+        <w:t>yết hầu</w:t>
+      </w:r>
+      <w:r>
+        <w:t>”</w:t>
+      </w:r>
+      <w:r>
+        <w:t xml:space="preserve"> của chuỗi cung ứng toàn cầu, tập trung vào nh</w:t>
+      </w:r>
+      <w:r>
+        <w:t>ữ</w:t>
+      </w:r>
+      <w:r>
+        <w:t>ng phân khúc</w:t>
+      </w:r>
+      <w:r>
+        <w:t>,</w:t>
+      </w:r>
+      <w:r>
+        <w:t xml:space="preserve"> những công đoạn quan trọng </w:t>
+      </w:r>
+      <w:r>
+        <w:t>trong quá trình sản xuất</w:t>
+      </w:r>
+      <w:r>
+        <w:t xml:space="preserve"> một sản phẩm hoàn chỉnh </w:t>
+      </w:r>
+      <w:r>
+        <w:t>(Gemini 2026)</w:t>
+      </w:r>
+      <w:r>
+        <w:t xml:space="preserve">. </w:t>
+      </w:r>
+      <w:r>
+        <w:t xml:space="preserve">Ghi chú, kinh tế Đài Loan Trung Quốc cất cánh vào thập niên 1960 và trở thành một trong bốn con </w:t>
+      </w:r>
+      <w:proofErr w:type="gramStart"/>
+      <w:r>
+        <w:t>rồng  châu</w:t>
+      </w:r>
+      <w:proofErr w:type="gramEnd"/>
+      <w:r>
+        <w:t xml:space="preserve"> Á vào thập niên 1980, gần như đồng thời với Hàn Quốc</w:t>
+      </w:r>
+      <w:r>
+        <w:t xml:space="preserve">, và bốn con rồng </w:t>
+      </w:r>
+      <w:r>
+        <w:t xml:space="preserve">(hổ) </w:t>
+      </w:r>
+      <w:r>
+        <w:t xml:space="preserve">châu Á từ thập niên 1960 đến thập niên 1980 </w:t>
+      </w:r>
+      <w:r>
+        <w:t>gồm</w:t>
+      </w:r>
+      <w:r>
+        <w:t xml:space="preserve"> </w:t>
+      </w:r>
+      <w:r>
+        <w:t>Hàn Quốc, Singapore, Đài Loan Trung Quốc, và Hồng Kông Trung Quốc</w:t>
+      </w:r>
+      <w:r>
+        <w:t xml:space="preserve">. </w:t>
+      </w:r>
+      <w:r>
+        <w:t xml:space="preserve">Với mô hình dọc mà sự tập trung chủ đạo từ chính phủ đến chaebol thì mô hình chaebol khó mà sáp nhập với tập đoàn </w:t>
+      </w:r>
+      <w:r>
+        <w:t>toàn cầu</w:t>
+      </w:r>
+      <w:r>
+        <w:t xml:space="preserve"> </w:t>
+      </w:r>
+      <w:r>
+        <w:t xml:space="preserve">(2026) </w:t>
+      </w:r>
+      <w:r>
+        <w:t>khi chaebol vừa là tài sản quý của quốc gia vừa là niềm tự hào dân tộ</w:t>
+      </w:r>
+      <w:r>
+        <w:t xml:space="preserve">c, và </w:t>
+      </w:r>
+      <w:r>
+        <w:t xml:space="preserve">Hàn Quốc sẽ </w:t>
+      </w:r>
+      <w:r>
+        <w:t xml:space="preserve">còn </w:t>
+      </w:r>
+      <w:r>
+        <w:t xml:space="preserve">đối </w:t>
+      </w:r>
+      <w:r>
+        <w:t xml:space="preserve">phó </w:t>
+      </w:r>
+      <w:r>
+        <w:t xml:space="preserve">với sự tấn công từ các tập đoàn </w:t>
+      </w:r>
+      <w:r>
+        <w:t>đa quốc gia</w:t>
+      </w:r>
+      <w:r>
+        <w:t xml:space="preserve"> </w:t>
+      </w:r>
+      <w:r>
+        <w:t>đặc biệt khi toàn cầu hóa quay trở lại</w:t>
+      </w:r>
+      <w:r>
+        <w:t>, chaebol vĩnh viễn xoay vần trong cuộc chiến toàn cầu nếu không bắt tay với đối thủ</w:t>
+      </w:r>
+      <w:r>
+        <w:t>, mặc dù có thể là cái giá của sự tráng kiện</w:t>
+      </w:r>
+      <w:r>
+        <w:t>.</w:t>
+      </w:r>
+      <w:r>
+        <w:t xml:space="preserve"> Mô hình sản xuất của Trung Quốc dường như nghiêng về mô hình tập trung như mô hình chaebol của Hàn Quốc, theo Gemini 2026, </w:t>
+      </w:r>
+      <w:r>
+        <w:t>“</w:t>
+      </w:r>
+      <w:r>
+        <w:t xml:space="preserve">là sự kết hợp giữa quyền lực tập trung </w:t>
+      </w:r>
+      <w:r>
+        <w:t xml:space="preserve">của </w:t>
+      </w:r>
+      <w:r>
+        <w:t>nhà nước và sự năng động của thị trường</w:t>
+      </w:r>
+      <w:r>
+        <w:t>”</w:t>
+      </w:r>
+      <w:r>
+        <w:t xml:space="preserve">, được gọi là </w:t>
+      </w:r>
+      <w:r>
+        <w:rPr>
+          <w:i/>
+        </w:rPr>
+        <w:t xml:space="preserve">mô hình </w:t>
+      </w:r>
+      <w:r>
+        <w:t>[</w:t>
+      </w:r>
+      <w:r>
+        <w:rPr>
+          <w:i/>
+        </w:rPr>
+        <w:t>sản xuất</w:t>
+      </w:r>
+      <w:r>
+        <w:t>]</w:t>
+      </w:r>
+      <w:r>
+        <w:rPr>
+          <w:i/>
+        </w:rPr>
+        <w:t xml:space="preserve"> tư bản nhà nước</w:t>
+      </w:r>
+      <w:r>
+        <w:t xml:space="preserve"> (s</w:t>
+      </w:r>
+      <w:r>
+        <w:t xml:space="preserve">tate </w:t>
       </w:r>
       <w:r>
         <w:t>c</w:t>
       </w:r>
       <w:r>
-        <w:t>haebol</w:t>
-      </w:r>
-      <w:r>
-        <w:t xml:space="preserve"> của Hàn Quốc và mô hình </w:t>
-      </w:r>
-      <w:r>
-        <w:t>k</w:t>
-      </w:r>
-      <w:r>
-        <w:t>eiretsu</w:t>
-      </w:r>
-      <w:r>
-        <w:t xml:space="preserve"> của Nhật Bản </w:t>
-      </w:r>
-      <w:r>
-        <w:t xml:space="preserve">(Gemini 2026) là điển hình của của mô hình dọc – </w:t>
-      </w:r>
-      <w:r>
-        <w:rPr>
-          <w:i/>
-        </w:rPr>
-        <w:t>tập trung</w:t>
+        <w:t>apitalism</w:t>
+      </w:r>
+      <w:r>
+        <w:t>)</w:t>
+      </w:r>
+      <w:r>
+        <w:t>, theo đó, quyền lực nhà nước thể hiện ở các tập đoàn nhà nước và sự năng động của thị trường thể hiện ở các tập đoàn tư nhân</w:t>
       </w:r>
       <w:r>
         <w:t xml:space="preserve"> (</w:t>
       </w:r>
       <w:r>
-        <w:t>chaebol</w:t>
-      </w:r>
-      <w:r>
-        <w:t xml:space="preserve">) và mô hình ngang – </w:t>
-      </w:r>
-      <w:r>
-        <w:rPr>
-          <w:i/>
-        </w:rPr>
-        <w:t>phân tán</w:t>
-      </w:r>
-      <w:r>
-        <w:t xml:space="preserve"> (</w:t>
+        <w:rPr>
+          <w:i/>
+        </w:rPr>
+        <w:t>private tech giants</w:t>
+      </w:r>
+      <w:r>
+        <w:t>)</w:t>
+      </w:r>
+      <w:r>
+        <w:t>, trong đó, tập đoàn nhà nước</w:t>
+      </w:r>
+      <w:r>
+        <w:t xml:space="preserve"> </w:t>
+      </w:r>
+      <w:r>
+        <w:t>(</w:t>
+      </w:r>
+      <w:r>
+        <w:rPr>
+          <w:i/>
+        </w:rPr>
+        <w:t>SOEs</w:t>
+      </w:r>
+      <w:r>
+        <w:t xml:space="preserve">) </w:t>
+      </w:r>
+      <w:r>
+        <w:t>có nhiệm vụ phát triển cơ sở hạ tầng (đường sắt</w:t>
+      </w:r>
+      <w:r>
+        <w:t>, vận tải,</w:t>
+      </w:r>
+      <w:r>
+        <w:t>…), đẩy mạnh dịch vụ công (viễn thông</w:t>
+      </w:r>
+      <w:r>
+        <w:t>, năng lượng,</w:t>
+      </w:r>
+      <w:r>
+        <w:t>…) và định hướng chiến lượ</w:t>
+      </w:r>
+      <w:r>
+        <w:t>c</w:t>
+      </w:r>
+      <w:r>
+        <w:t>,</w:t>
+      </w:r>
+      <w:r>
+        <w:t xml:space="preserve"> </w:t>
+      </w:r>
+      <w:r>
+        <w:t>trong khi</w:t>
+      </w:r>
+      <w:r>
+        <w:t xml:space="preserve"> </w:t>
+      </w:r>
+      <w:r>
+        <w:t>tập đoàn tư nhân tung sản phẩm ra thị trường và cạnh tranh quốc tế.</w:t>
+      </w:r>
+      <w:r>
+        <w:t xml:space="preserve"> Tuy nhiên tập đoàn tư nhân Trung Quốc không phải chaebol Hàn Quốc vì quyền lực chính phủ tác động nhiều lên tập đoàn nhà nước. </w:t>
+      </w:r>
+      <w:r>
+        <w:t xml:space="preserve">Hơn nữa, chính phủ Trung Quốc rót vốn vào các tập đoàn tư nhân qua các quỹ đầu tư </w:t>
+      </w:r>
+      <w:r>
+        <w:t>[</w:t>
+      </w:r>
+      <w:r>
+        <w:t>mạo hiểm</w:t>
+      </w:r>
+      <w:r>
+        <w:t>]</w:t>
+      </w:r>
+      <w:r>
+        <w:t xml:space="preserve"> không phải trực tiếp từ ngân hàng trung ương như Hàn Quốc </w:t>
+      </w:r>
+      <w:r>
+        <w:t>trước đây</w:t>
+      </w:r>
+      <w:r>
+        <w:t xml:space="preserve">, đồng thời chính phủ Trung Quốc có thể nắm giữ một lượng cổ phần nhỏ (khoảng 1%) được gọi là </w:t>
+      </w:r>
+      <w:r>
+        <w:rPr>
+          <w:i/>
+        </w:rPr>
+        <w:t>cổ phần vàng</w:t>
+      </w:r>
+      <w:r>
+        <w:t xml:space="preserve"> trong các tập đoàn tư nhân đủ để chi phối &amp; định hướng chiến lược, cũng như chính phủ Trung Quốc rót vốn </w:t>
+      </w:r>
+      <w:r>
+        <w:t xml:space="preserve">vào </w:t>
+      </w:r>
+      <w:r>
+        <w:t xml:space="preserve">(cấp tín dụng) cùng lúc nhiều doanh nghiệp trong một ngành chiến lược để họ tự cạnh tranh </w:t>
+      </w:r>
+      <w:r>
+        <w:t xml:space="preserve">[gần với mô hình vườn ươm] </w:t>
+      </w:r>
+      <w:r>
+        <w:t xml:space="preserve">thay vì tập trung vào một vài chaebol như Hàn Quốc trước đây (Gemini 2026). </w:t>
+      </w:r>
+      <w:r>
+        <w:t xml:space="preserve">Như vậy </w:t>
+      </w:r>
+      <w:r>
+        <w:t>mô hình tư bản nhà nước</w:t>
+      </w:r>
+      <w:r>
+        <w:t xml:space="preserve"> cân bằng giữa chaebol và</w:t>
+      </w:r>
+      <w:r>
+        <w:t xml:space="preserve"> </w:t>
       </w:r>
       <w:r>
         <w:t>keiretsu</w:t>
       </w:r>
       <w:r>
-        <w:t xml:space="preserve">), theo đó mỗi </w:t>
-      </w:r>
-      <w:r>
-        <w:rPr>
-          <w:i/>
-        </w:rPr>
-        <w:t>chaebol</w:t>
-      </w:r>
-      <w:r>
-        <w:t xml:space="preserve"> </w:t>
-      </w:r>
-      <w:r>
-        <w:t xml:space="preserve">(tài phiệt) </w:t>
-      </w:r>
-      <w:r>
-        <w:t>là tập đoàn tư nhân thường sở hữu gia đình vận hành với sự chi phối chặt chẽ của chính phủ nên không có ngân hàng riêng, tập trung mũi nhọn vào đơn đặt hàng ngành nghề của chính phủ</w:t>
+        <w:t>, có tính chất phân tán nhất định trong hệ thống chính trị trung ương tập quyền.</w:t>
+      </w:r>
+      <w:r>
+        <w:t xml:space="preserve"> Nhiều phát minh công nghệ nở rộ ở Trung Quốc từ thập niên 2000 do tính chất phân tán này</w:t>
+      </w:r>
+      <w:r>
+        <w:t>.</w:t>
+      </w:r>
+      <w:r>
+        <w:t xml:space="preserve"> Ngoài ra, Trung Quốc còn có một số chính sách bổ trợ </w:t>
+      </w:r>
+      <w:r>
+        <w:t>mô hình [sản xuất] tư bản nhà nước</w:t>
+      </w:r>
+      <w:r>
+        <w:t xml:space="preserve"> gần với mô hình chaebol</w:t>
+      </w:r>
+      <w:r>
+        <w:t xml:space="preserve"> như</w:t>
+      </w:r>
+      <w:r>
+        <w:t xml:space="preserve"> (Gemini 2026)</w:t>
+      </w:r>
+      <w:r>
+        <w:t>: 1) bắt buộc các công ty nước ngoài FDI phải chuyển giao công nghệ khi đầu tư vào Trung Quốc để ngay từ đầu đã có thể đặt nền móng vượt lên chuỗi công nghiệp phụ trợ, 2) sức mạnh chính trị và xã hội chặn một số dịch vụ quốc tế để ép doanh nghiệp trong nước phát triển sản phẩm thay thế</w:t>
+      </w:r>
+      <w:r>
+        <w:t>, 3) các địa phương</w:t>
+      </w:r>
+      <w:r>
+        <w:t>/đặc khu</w:t>
+      </w:r>
+      <w:r>
+        <w:t xml:space="preserve"> như các chaebol cạnh tranh lẫn nhau</w:t>
+      </w:r>
+      <w:r>
+        <w:t xml:space="preserve"> để giành được nguồn vốn</w:t>
+      </w:r>
+      <w:r>
+        <w:t xml:space="preserve"> (Thâm Quyến, Thượng Hải, Hàng Châu…)</w:t>
+      </w:r>
+      <w:r>
+        <w:t>.</w:t>
+      </w:r>
+      <w:r>
+        <w:t xml:space="preserve"> Ghi chú, kinh tế Trung Quốc phát triển từ thập niên 1980 và bùng nổ vào thập niên 2000</w:t>
+      </w:r>
+      <w:r>
+        <w:t>, GDP danh nghĩa năm 2025 của Trung Quốc đạt 18,</w:t>
+      </w:r>
+      <w:r>
+        <w:t xml:space="preserve">000 </w:t>
+      </w:r>
+      <w:r>
+        <w:t xml:space="preserve">– </w:t>
+      </w:r>
+      <w:r>
+        <w:t>20</w:t>
       </w:r>
       <w:r>
         <w:t>,</w:t>
       </w:r>
       <w:r>
-        <w:t xml:space="preserve"> </w:t>
-      </w:r>
-      <w:r>
-        <w:rPr>
-          <w:i/>
-        </w:rPr>
-        <w:t>tấn công</w:t>
-      </w:r>
-      <w:r>
-        <w:t xml:space="preserve"> vào thị trường toàn cầ</w:t>
-      </w:r>
-      <w:r>
-        <w:t>u.</w:t>
-      </w:r>
-      <w:r>
-        <w:t xml:space="preserve"> </w:t>
-      </w:r>
-      <w:r>
-        <w:t>T</w:t>
-      </w:r>
-      <w:r>
-        <w:t xml:space="preserve">rong khi đó mỗi </w:t>
-      </w:r>
-      <w:r>
-        <w:rPr>
-          <w:i/>
-        </w:rPr>
+        <w:t>000 tỷ USD</w:t>
+      </w:r>
+      <w:r>
+        <w:t xml:space="preserve"> giữ vững vị trí thứ hai thế giới</w:t>
+      </w:r>
+      <w:r>
+        <w:t>.</w:t>
+      </w:r>
+      <w:r>
+        <w:t xml:space="preserve"> Sức mạnh tập trung của mô hình chaebol </w:t>
+      </w:r>
+      <w:r>
+        <w:t>là chén thuốc đắng</w:t>
+      </w:r>
+      <w:r>
+        <w:t xml:space="preserve"> </w:t>
+      </w:r>
+      <w:r>
+        <w:t>vào thời điểm này (2026) đối vớ</w:t>
+      </w:r>
+      <w:r>
+        <w:t>i</w:t>
+      </w:r>
+      <w:r>
+        <w:t xml:space="preserve"> nh</w:t>
+      </w:r>
+      <w:r>
+        <w:t>ữ</w:t>
+      </w:r>
+      <w:r>
+        <w:t xml:space="preserve">ng nước đang vượt qua bẫy thu nhập trung bình vì lúc mô hình chaebol kích phát vào thập niên 1960 có một số thuận lợi về nhu cầu thị trường và kinh tế </w:t>
+      </w:r>
+      <w:r>
+        <w:t xml:space="preserve">thế giới </w:t>
+      </w:r>
+      <w:r>
+        <w:t>lúc đó chưa cạnh tranh khốc liệt</w:t>
+      </w:r>
+      <w:r>
+        <w:t>,</w:t>
+      </w:r>
+      <w:r>
+        <w:t xml:space="preserve"> chưa toàn cầu hóa ở mức như bây giờ</w:t>
+      </w:r>
+      <w:r>
+        <w:t>,</w:t>
+      </w:r>
+      <w:r>
+        <w:t xml:space="preserve"> như</w:t>
+      </w:r>
+      <w:r>
+        <w:t>ng,</w:t>
+      </w:r>
+      <w:r>
+        <w:t xml:space="preserve"> mô hình </w:t>
+      </w:r>
+      <w:r>
         <w:t>keiretsu</w:t>
       </w:r>
       <w:r>
         <w:t xml:space="preserve"> </w:t>
       </w:r>
       <w:r>
-        <w:t xml:space="preserve">(hệ liệt) </w:t>
-      </w:r>
-      <w:r>
-        <w:t xml:space="preserve">là một mạng lưới của một số công ty tư nhân </w:t>
-      </w:r>
-      <w:r>
-        <w:rPr>
-          <w:i/>
-        </w:rPr>
+        <w:t xml:space="preserve">cũng </w:t>
+      </w:r>
+      <w:r>
+        <w:t xml:space="preserve">có nhiều ràng buộc với tinh thần Nhật Bản </w:t>
+      </w:r>
+      <w:r>
+        <w:t>cũng như</w:t>
+      </w:r>
+      <w:r>
+        <w:t xml:space="preserve"> liên minh chiến lược thì quá lớn đối với đa số doanh nghiệp, nên giải pháp phân chia giữa doanh nghiệp tư nhân và doanh nghiệp nhà nước </w:t>
+      </w:r>
+      <w:r>
+        <w:t xml:space="preserve">như Trung Quốc </w:t>
+      </w:r>
+      <w:r>
+        <w:t xml:space="preserve">tương đối khả thi vì dàn trải rủi ro đổi lại với các doanh nghiệp tư nhân có không gian nhất định hình thành </w:t>
+      </w:r>
+      <w:r>
+        <w:t>keiretsu</w:t>
+      </w:r>
+      <w:r>
+        <w:t xml:space="preserve"> dọc có đầu tàu nhưng không có ngân hàng riêng và </w:t>
+      </w:r>
+      <w:r>
+        <w:t xml:space="preserve">hạn chế </w:t>
+      </w:r>
+      <w:r>
         <w:t>sở hữu chéo</w:t>
       </w:r>
       <w:r>
-        <w:t xml:space="preserve"> lẫn nhau &amp; hoạt động phân tán xoay quanh một ngân hàng riêng cho cả nhóm</w:t>
-      </w:r>
-      <w:r>
-        <w:t xml:space="preserve"> và m</w:t>
-      </w:r>
-      <w:r>
-        <w:t>ố</w:t>
-      </w:r>
-      <w:r>
-        <w:t>i quan hệ giữa chính phủ và k</w:t>
-      </w:r>
-      <w:r>
-        <w:t>eiretsu</w:t>
-      </w:r>
-      <w:r>
-        <w:t xml:space="preserve"> </w:t>
-      </w:r>
-      <w:r>
-        <w:t xml:space="preserve">thì </w:t>
-      </w:r>
-      <w:r>
-        <w:t xml:space="preserve">ngang hàng và chính phủ </w:t>
-      </w:r>
-      <w:r>
-        <w:t xml:space="preserve">với đại diện là </w:t>
-      </w:r>
-      <w:r>
-        <w:t xml:space="preserve">Bộ Thương mại </w:t>
+        <w:t xml:space="preserve"> đến mức có thể</w:t>
+      </w:r>
+      <w:r>
+        <w:t>.</w:t>
+      </w:r>
+      <w:r>
+        <w:t xml:space="preserve"> Các doanh nghiệp nhà nước tập trung đầu tư vào cơ sở hạ tầng, năng lượng và dịch vụ công, là cánh tay nối dài của đầu tư chính phủ, cũng như định hướng chiến lược bằng cả chính sách lẫn các </w:t>
+      </w:r>
+      <w:r>
+        <w:lastRenderedPageBreak/>
+        <w:t xml:space="preserve">dự án </w:t>
+      </w:r>
+      <w:r>
+        <w:t>khởi nghiệp (</w:t>
+      </w:r>
+      <w:r>
+        <w:t>startups</w:t>
+      </w:r>
+      <w:r>
+        <w:t>)</w:t>
+      </w:r>
+      <w:r>
+        <w:t xml:space="preserve"> cho doanh nghiệp nhỏ &amp; vừa (SME) như </w:t>
+      </w:r>
+      <w:r>
+        <w:t>ITRI</w:t>
+      </w:r>
+      <w:r>
+        <w:t xml:space="preserve"> của Đài Loan Trung Quốc</w:t>
+      </w:r>
+      <w:r>
+        <w:t xml:space="preserve">. Điểm khác biệt nhỏ nhưng rõ là </w:t>
+      </w:r>
+      <w:r>
+        <w:rPr>
+          <w:i/>
+        </w:rPr>
+        <w:t>hỗ trợ SME nhiều nhất có thể</w:t>
+      </w:r>
+      <w:r>
+        <w:t>,</w:t>
+      </w:r>
+      <w:r>
+        <w:t xml:space="preserve"> luôn luôn song hành với thương mại toàn quốc</w:t>
+      </w:r>
+      <w:r>
+        <w:t xml:space="preserve"> để chia sẻ rủi ro</w:t>
+      </w:r>
+      <w:r>
+        <w:t>.</w:t>
+      </w:r>
+      <w:r>
+        <w:t xml:space="preserve"> Nói cách khác, phân chia doanh nghiệp nhà nước một cách hợp lý nhất và vốn để đầu tư SME</w:t>
+      </w:r>
+      <w:r>
+        <w:t>s</w:t>
+      </w:r>
+      <w:r>
+        <w:t xml:space="preserve"> </w:t>
       </w:r>
       <w:r>
         <w:t>&amp;</w:t>
       </w:r>
       <w:r>
-        <w:t xml:space="preserve"> Công nghiệp quốc tế</w:t>
-      </w:r>
-      <w:r>
-        <w:t xml:space="preserve"> (MITI) có </w:t>
-      </w:r>
-      <w:r>
-        <w:t>vai trò hợp tác đưa ra định hướng</w:t>
-      </w:r>
-      <w:r>
-        <w:t xml:space="preserve"> </w:t>
-      </w:r>
-      <w:r>
-        <w:t xml:space="preserve">chung </w:t>
-      </w:r>
-      <w:r>
-        <w:t>nên k</w:t>
-      </w:r>
-      <w:r>
-        <w:t>eiretsu</w:t>
-      </w:r>
-      <w:r>
-        <w:t xml:space="preserve"> có tính chất </w:t>
-      </w:r>
-      <w:r>
-        <w:rPr>
-          <w:i/>
-        </w:rPr>
-        <w:t>bền vững</w:t>
-      </w:r>
-      <w:r>
-        <w:t>, duy trì chuỗi cung ứng nội địa</w:t>
-      </w:r>
-      <w:r>
-        <w:t xml:space="preserve"> (Gemini 2026)</w:t>
+        <w:t xml:space="preserve"> công nghệ là vốn từ thoái hay cổ phần hóa lúc cần thiết.</w:t>
+      </w:r>
+      <w:r>
+        <w:t xml:space="preserve"> </w:t>
+      </w:r>
+      <w:r>
+        <w:t>M</w:t>
+      </w:r>
+      <w:r>
+        <w:t>ột điểm quan trọng nữa là các doanh nghiệp tư nh</w:t>
+      </w:r>
+      <w:r>
+        <w:t>â</w:t>
+      </w:r>
+      <w:r>
+        <w:t xml:space="preserve">n được </w:t>
+      </w:r>
+      <w:r>
+        <w:t>điều phối</w:t>
+      </w:r>
+      <w:r>
+        <w:t xml:space="preserve"> gần với mô hình chaebol, có định hướng chiến lược </w:t>
+      </w:r>
+      <w:r>
+        <w:t xml:space="preserve">rõ ràng </w:t>
+      </w:r>
+      <w:r>
+        <w:t xml:space="preserve">và hỗ trợ cấp vốn cùng với quy trình kiểm soát hiệu quả. </w:t>
+      </w:r>
+      <w:r>
+        <w:t>Nếu doanh nghiệp tư nhân hoạt động hiệu quả thì quy trình kiểm soát hiệu quả là chống độc quyền.</w:t>
+      </w:r>
+      <w:r>
+        <w:t xml:space="preserve"> </w:t>
+      </w:r>
+      <w:r>
+        <w:t xml:space="preserve">Nếu doanh nghiệp nhà nước tập trung vào đầu tư công </w:t>
+      </w:r>
+      <w:r>
+        <w:t>bên cạnh phát triển dự</w:t>
+      </w:r>
+      <w:r>
+        <w:t xml:space="preserve"> án startup</w:t>
+      </w:r>
+      <w:r>
+        <w:t xml:space="preserve"> </w:t>
+      </w:r>
+      <w:r>
+        <w:t>thì quy trình kiểm soát hiệu quả chủ yếu chống tham nhũng.</w:t>
+      </w:r>
+      <w:r>
+        <w:t xml:space="preserve"> </w:t>
+      </w:r>
+      <w:r>
+        <w:t xml:space="preserve">Một số tập đoàn toàn cầu ngay từ lúc đầu không đi theo nguyên tắc </w:t>
+      </w:r>
+      <w:r>
+        <w:t>quản trị</w:t>
+      </w:r>
+      <w:r>
+        <w:t xml:space="preserve"> kinh doanh </w:t>
+      </w:r>
+      <w:r>
+        <w:t xml:space="preserve">nên </w:t>
+      </w:r>
+      <w:r>
+        <w:t>gặp nhiều rủi ro mà sau này thành công của họ không thể lý giải ngoài yếu tố sáng tạo, vì vậy tư duy mạo hiểm sáng tạo hoặc mô hình vườn ươm có một sức mạnh đáng kinh ngạc</w:t>
+      </w:r>
+      <w:r>
+        <w:t xml:space="preserve"> mà việc tin vào đó đã là mạo hiểm</w:t>
+      </w:r>
+      <w:r>
+        <w:t xml:space="preserve">. </w:t>
+      </w:r>
+      <w:r>
+        <w:t xml:space="preserve">Sáng tạo là bản chất của nghệ thuật và khoa học </w:t>
+      </w:r>
+      <w:r>
+        <w:t xml:space="preserve">phát kiến điều mới lạ </w:t>
+      </w:r>
+      <w:r>
+        <w:t>nhưng tại sao sáng tạo vẫn có xác suất thành công rực r</w:t>
+      </w:r>
+      <w:r>
+        <w:t>ỡ</w:t>
+      </w:r>
+      <w:r>
+        <w:t xml:space="preserve"> trong kinh tế? Mạo hiểm có khả năng mang đến thành công lớn, câu trả lời </w:t>
+      </w:r>
+      <w:r>
+        <w:t xml:space="preserve">này </w:t>
+      </w:r>
+      <w:r>
+        <w:t xml:space="preserve">chưa thỏa đáng vì vấn đề là nhu cầu mới, khao khát </w:t>
+      </w:r>
+      <w:r>
+        <w:t>thầm kín</w:t>
+      </w:r>
+      <w:r>
+        <w:t xml:space="preserve"> luôn </w:t>
+      </w:r>
+      <w:r>
+        <w:t xml:space="preserve">tiềm tàng </w:t>
+      </w:r>
+      <w:r>
+        <w:t xml:space="preserve">trong con người </w:t>
+      </w:r>
+      <w:r>
+        <w:t xml:space="preserve">cho </w:t>
+      </w:r>
+      <w:r>
+        <w:t xml:space="preserve">đến khi có người phát hiện. </w:t>
+      </w:r>
+      <w:r>
+        <w:t>Ghi chú, “startup” là thuật ngữ chỉ công ty khởi nghiệp.</w:t>
+      </w:r>
+      <w:r>
+        <w:t xml:space="preserve"> </w:t>
+      </w:r>
+      <w:r>
+        <w:t xml:space="preserve">Theo Google 2026, GDP danh nghĩa năm 2024 của một số </w:t>
+      </w:r>
+      <w:r>
+        <w:t>quốc gia/vùng lãnh thổ</w:t>
+      </w:r>
+      <w:r>
+        <w:t xml:space="preserve"> châu Á như sau: Trung Quốc (</w:t>
+      </w:r>
+      <w:r>
+        <w:t>18,5</w:t>
+      </w:r>
+      <w:r>
+        <w:t>00</w:t>
+      </w:r>
+      <w:r>
+        <w:t xml:space="preserve"> </w:t>
+      </w:r>
+      <w:r>
+        <w:t>–</w:t>
+      </w:r>
+      <w:r>
+        <w:t xml:space="preserve"> 18,9</w:t>
+      </w:r>
+      <w:r>
+        <w:t>00</w:t>
+      </w:r>
+      <w:r>
+        <w:t xml:space="preserve"> tỷ USD</w:t>
+      </w:r>
+      <w:r>
+        <w:t>), Nhật Bản (609,</w:t>
+      </w:r>
+      <w:r>
+        <w:t>300 tỷ Yên</w:t>
+      </w:r>
+      <w:r>
+        <w:t xml:space="preserve"> khoảng 4,019 tỷ USD), Ấn Độ (3,910 – 4,340 tỷ USD), Hàn Quốc (1,868.9 tỷ USD), Indonesia (1,396 – 1,</w:t>
+      </w:r>
+      <w:r>
+        <w:t>430 tỷ USD</w:t>
+      </w:r>
+      <w:r>
+        <w:t>), Đài Loan Trung Quốc (775 tỷ USD), Thái Lan (526.</w:t>
+      </w:r>
+      <w:r>
+        <w:t xml:space="preserve">3 </w:t>
+      </w:r>
+      <w:r>
+        <w:t>– 526.</w:t>
+      </w:r>
+      <w:r>
+        <w:t>5 tỷ USD</w:t>
+      </w:r>
+      <w:r>
+        <w:t>), Singapore (501.4 tỷ USD), Việt Nam (476.3 tỷ USD), Philippines (</w:t>
+      </w:r>
+      <w:r>
+        <w:t xml:space="preserve">461 </w:t>
+      </w:r>
+      <w:r>
+        <w:t>–</w:t>
+      </w:r>
+      <w:r>
+        <w:t xml:space="preserve"> 462 tỷ USD</w:t>
+      </w:r>
+      <w:r>
+        <w:t>), Malaysia (421.</w:t>
+      </w:r>
+      <w:r>
+        <w:t>97 tỷ USD</w:t>
+      </w:r>
+      <w:r>
+        <w:t>), Hong Kong Trung Quốc (407 tỷ USD), Campuchia (44.</w:t>
+      </w:r>
+      <w:r>
+        <w:t xml:space="preserve">81 </w:t>
+      </w:r>
+      <w:r>
+        <w:t>– 46.</w:t>
+      </w:r>
+      <w:r>
+        <w:t>35 tỷ USD</w:t>
+      </w:r>
+      <w:r>
+        <w:t>), Lào (16.5</w:t>
+      </w:r>
+      <w:r>
+        <w:t xml:space="preserve"> </w:t>
+      </w:r>
+      <w:r>
+        <w:t>– 16.</w:t>
+      </w:r>
+      <w:r>
+        <w:t>6 tỷ USD</w:t>
+      </w:r>
+      <w:r>
+        <w:t xml:space="preserve">), </w:t>
+      </w:r>
+      <w:r>
+        <w:t xml:space="preserve">Brunei (15,34 </w:t>
+      </w:r>
+      <w:r>
+        <w:t>–</w:t>
+      </w:r>
+      <w:r>
+        <w:t xml:space="preserve"> 15,46 tỷ USD)</w:t>
       </w:r>
       <w:r>
         <w:t>.</w:t>
@@ -29864,833 +31547,968 @@
         <w:t xml:space="preserve"> </w:t>
       </w:r>
       <w:r>
-        <w:rPr>
-          <w:i/>
-        </w:rPr>
-        <w:t>Mô hình keiretsu</w:t>
-      </w:r>
-      <w:r>
-        <w:t xml:space="preserve"> phù hợp với Nhật Bản, ra đời từ </w:t>
-      </w:r>
-      <w:r>
-        <w:t>thập niên</w:t>
-      </w:r>
-      <w:r>
-        <w:t xml:space="preserve"> 1950</w:t>
-      </w:r>
-      <w:r>
-        <w:t xml:space="preserve"> (sau Thế chiến II 1945)</w:t>
-      </w:r>
-      <w:r>
-        <w:t>, vì Nhật Bản đã có sẵn nền tảng công nghiệp nên cần sự ổn định, xây dựng từ sự ổn định với vốn liếng đã có</w:t>
-      </w:r>
-      <w:r>
-        <w:t>, và cả đối phó với áp lực bên ngoài</w:t>
+        <w:t xml:space="preserve">Theo Google 2026, GDP bình quân đầu người năm 2024 của một số </w:t>
+      </w:r>
+      <w:r>
+        <w:t>quốc gia/vùng lãnh thổ</w:t>
+      </w:r>
+      <w:r>
+        <w:t xml:space="preserve"> châu Á như sau:</w:t>
+      </w:r>
+      <w:r>
+        <w:t xml:space="preserve"> Singapore (87,000 </w:t>
+      </w:r>
+      <w:r>
+        <w:t>–</w:t>
+      </w:r>
+      <w:r>
+        <w:t xml:space="preserve"> 90,000 USD), Hong Kong </w:t>
+      </w:r>
+      <w:r>
+        <w:t xml:space="preserve">Trung Quốc </w:t>
+      </w:r>
+      <w:r>
+        <w:t xml:space="preserve">(50,000 </w:t>
+      </w:r>
+      <w:r>
+        <w:t>–</w:t>
+      </w:r>
+      <w:r>
+        <w:t xml:space="preserve"> 55,000 USD), Brunei (30,000 </w:t>
+      </w:r>
+      <w:r>
+        <w:t>–</w:t>
+      </w:r>
+      <w:r>
+        <w:t xml:space="preserve"> 37,000 USD), Hàn Quốc (33,000 </w:t>
+      </w:r>
+      <w:r>
+        <w:t>–</w:t>
+      </w:r>
+      <w:r>
+        <w:t xml:space="preserve"> 37,000 USD), Nhật Bản (33,000 </w:t>
+      </w:r>
+      <w:r>
+        <w:t>–</w:t>
+      </w:r>
+      <w:r>
+        <w:t xml:space="preserve"> 35,000 USD), Đài Loan Trung Quốc (33,000 </w:t>
+      </w:r>
+      <w:r>
+        <w:t>–</w:t>
+      </w:r>
+      <w:r>
+        <w:t xml:space="preserve"> 34,000 USD), Malaysia (13,000 </w:t>
+      </w:r>
+      <w:r>
+        <w:t>–</w:t>
+      </w:r>
+      <w:r>
+        <w:t xml:space="preserve"> 13,500 USD), Trung Quốc (12,000 </w:t>
+      </w:r>
+      <w:r>
+        <w:t>–</w:t>
+      </w:r>
+      <w:r>
+        <w:t xml:space="preserve"> 13,000 USD khoảng 95,749 Nhân Dân tệ), Thái Lan (7,500 </w:t>
+      </w:r>
+      <w:r>
+        <w:t>–</w:t>
+      </w:r>
+      <w:r>
+        <w:t xml:space="preserve"> 7,800 USD), Indonesia (5,000 </w:t>
+      </w:r>
+      <w:r>
+        <w:t>–</w:t>
+      </w:r>
+      <w:r>
+        <w:t xml:space="preserve"> 5,300 USD), Việt Nam (4,600 </w:t>
+      </w:r>
+      <w:r>
+        <w:t>–</w:t>
+      </w:r>
+      <w:r>
+        <w:t xml:space="preserve"> 4,800 USD), Philippines (4,000 </w:t>
+      </w:r>
+      <w:r>
+        <w:t>–</w:t>
+      </w:r>
+      <w:r>
+        <w:t xml:space="preserve"> 4,200 USD), </w:t>
+      </w:r>
+      <w:r>
+        <w:t xml:space="preserve">Ấn Độ (2,600 </w:t>
+      </w:r>
+      <w:r>
+        <w:t>–</w:t>
+      </w:r>
+      <w:r>
+        <w:t xml:space="preserve"> 2,700 USD), </w:t>
+      </w:r>
+      <w:r>
+        <w:t xml:space="preserve">Lào (2,000 </w:t>
+      </w:r>
+      <w:r>
+        <w:t>–</w:t>
+      </w:r>
+      <w:r>
+        <w:t xml:space="preserve"> 2,500 USD), Campuchia (1,800 </w:t>
+      </w:r>
+      <w:r>
+        <w:t>–</w:t>
+      </w:r>
+      <w:r>
+        <w:t xml:space="preserve"> 2,000 USD)</w:t>
       </w:r>
       <w:r>
         <w:t xml:space="preserve">. </w:t>
       </w:r>
       <w:r>
-        <w:t xml:space="preserve">Ghi chú, ở trung tâm </w:t>
+        <w:t xml:space="preserve">Theo Ngân hàng Thế giới (World Bank) cập nhật cho </w:t>
+      </w:r>
+      <w:r>
+        <w:t xml:space="preserve">năm </w:t>
+      </w:r>
+      <w:r>
+        <w:t xml:space="preserve">tài khóa 2024, ngưỡng thu nhập trung bình thấp 1,136 </w:t>
+      </w:r>
+      <w:r>
+        <w:t>–</w:t>
+      </w:r>
+      <w:r>
+        <w:t xml:space="preserve"> 4,465 USD, ngưỡng thu nhập trung bình cao 4,466 </w:t>
+      </w:r>
+      <w:r>
+        <w:t>–</w:t>
+      </w:r>
+      <w:r>
+        <w:t xml:space="preserve"> 14,005 USD, ngưỡng thu nhập cao lớn hơn 14,005 USD. Theo tiêu chuẩn Ngân hàng Thế giới (World Bank), ngưỡng thu nhập bình quân đầu người để thoát khỏi bẫy thu nhập trung bình là 13,845 </w:t>
+      </w:r>
+      <w:r>
+        <w:t>–</w:t>
+      </w:r>
+      <w:r>
+        <w:t xml:space="preserve"> 14,000 </w:t>
+      </w:r>
+      <w:r>
+        <w:t xml:space="preserve">USD/năm </w:t>
+      </w:r>
+      <w:r>
+        <w:t xml:space="preserve">vào thời điểm 2024. </w:t>
+      </w:r>
+      <w:r>
+        <w:t>Theo tiêu chuẩn này</w:t>
+      </w:r>
+      <w:r>
+        <w:t>,</w:t>
+      </w:r>
+      <w:r>
+        <w:t xml:space="preserve"> những quốc gia/vùng lãnh thổ châu Á vượt qua bẫy thu nhập trung bình gồm </w:t>
+      </w:r>
+      <w:r>
+        <w:t>Singapore</w:t>
+      </w:r>
+      <w:r>
+        <w:t>,</w:t>
+      </w:r>
+      <w:r>
+        <w:t xml:space="preserve"> </w:t>
+      </w:r>
+      <w:r>
+        <w:t xml:space="preserve">Hong Kong </w:t>
+      </w:r>
+      <w:r>
+        <w:t xml:space="preserve">Trung Quốc, </w:t>
+      </w:r>
+      <w:r>
+        <w:t>Brunei</w:t>
+      </w:r>
+      <w:r>
+        <w:t xml:space="preserve">, </w:t>
+      </w:r>
+      <w:r>
+        <w:t>Hàn Quốc</w:t>
+      </w:r>
+      <w:r>
+        <w:t xml:space="preserve">, </w:t>
+      </w:r>
+      <w:r>
+        <w:t>Nhật Bản</w:t>
+      </w:r>
+      <w:r>
+        <w:t xml:space="preserve">, </w:t>
+      </w:r>
+      <w:r>
+        <w:t>Đài Loan Trung Quốc</w:t>
+      </w:r>
+      <w:r>
+        <w:t>. Malaysia và Trung Quốc sắp vượt qua bẫy thu nhập trung bình</w:t>
+      </w:r>
+      <w:r>
+        <w:t xml:space="preserve">, </w:t>
+      </w:r>
+      <w:r>
+        <w:t xml:space="preserve">và </w:t>
+      </w:r>
+      <w:r>
+        <w:t>nếu thu hẹp thu nhập trung bình khoảng 1,046 USD đến 12,695 USD đầu người mỗi năm và thu nhập cao trên 12,695 USD đầu người mỗi năm thì Malaysia và Trung Quốc đều vượt qua bẫy thu nhập trung bình.</w:t>
+      </w:r>
+    </w:p>
+    <w:p>
+      <w:pPr>
+        <w:ind w:firstLine="360"/>
+      </w:pPr>
+      <w:r>
+        <w:t xml:space="preserve">Nhắc lại, vốn gồm vốn cố định và vốn lưu động, đối với quốc gia thì </w:t>
+      </w:r>
+      <w:r>
+        <w:rPr>
+          <w:rFonts w:cs="Times New Roman"/>
+        </w:rPr>
+        <w:t xml:space="preserve">cơ sở hạ tầng như mạng lưới giao thông, mạng lưới năng lượng, và mạng lưới thông tin thuộc </w:t>
+      </w:r>
+      <w:r>
+        <w:t xml:space="preserve">vốn cố định. </w:t>
+      </w:r>
+      <w:r>
+        <w:rPr>
+          <w:rFonts w:cs="Times New Roman"/>
+        </w:rPr>
+        <w:t>Vốn lưu động trực tiếp tạo ra lợi nhuận trong công thức “giá cả tự nhiên = tiền công + tiền thuê đất + lợi nhuận” nhưng luôn tương tác với vốn cố định</w:t>
+      </w:r>
+      <w:r>
+        <w:rPr>
+          <w:rFonts w:cs="Times New Roman"/>
+        </w:rPr>
+        <w:t xml:space="preserve"> như đất đai, công xưởng, nhà máy</w:t>
+      </w:r>
+      <w:r>
+        <w:t xml:space="preserve">. Vốn lưu động gồm bốn thành phần như </w:t>
+      </w:r>
+      <w:r>
+        <w:t>tiền luân chuyển, lương thực để sinh hoạt, nguyên vật liệu và thành phẩm</w:t>
+      </w:r>
+      <w:r>
+        <w:t>. Tiền luân chuyển còn được gọi là tiền lưu thông trong hệ thống tiền tệ, đối với quốc gia thì đó là lượng tiền bơm, tiền bút toán tung vào thị trường bởi ngân hàng trung ương.</w:t>
+      </w:r>
+      <w:r>
+        <w:t xml:space="preserve"> Tuy nhiên lượng tiền bơm – tín dụng bơm có ngữ nghĩa rộng hơn tiền lưu thông trong tác phẩm “Của Cải Của Các Quốc </w:t>
+      </w:r>
+      <w:r>
+        <w:t>Gia</w:t>
+      </w:r>
+      <w:r>
+        <w:t>”</w:t>
+      </w:r>
+      <w:r>
+        <w:t xml:space="preserve"> vì tín dụng bơm là sự chuyển hóa tài sản sang nguồn vốn để tung vào thị trường</w:t>
+      </w:r>
+      <w:r>
+        <w:t xml:space="preserve">. </w:t>
+      </w:r>
+      <w:r>
+        <w:t>Tích lũy trình độ sản xuất</w:t>
+      </w:r>
+      <w:r>
+        <w:t xml:space="preserve"> cụ thể hóa bởi </w:t>
+      </w:r>
+      <w:r>
+        <w:t>tích lũy vốn</w:t>
+      </w:r>
+      <w:r>
+        <w:t xml:space="preserve"> và tích lũy vốn biểu hiện </w:t>
+      </w:r>
+      <w:r>
+        <w:lastRenderedPageBreak/>
+        <w:t xml:space="preserve">ở quy trình “dự trữ hàng hóa để bán ra </w:t>
+      </w:r>
+      <w:r>
+        <w:rPr>
+          <w:rFonts w:cs="Times New Roman"/>
+        </w:rPr>
+        <w:t>→</w:t>
+      </w:r>
+      <w:r>
+        <w:t xml:space="preserve"> tích lũy vốn để tái sản xuất </w:t>
+      </w:r>
+      <w:r>
+        <w:rPr>
+          <w:rFonts w:cs="Times New Roman"/>
+        </w:rPr>
+        <w:t>→</w:t>
+      </w:r>
+      <w:r>
+        <w:t xml:space="preserve"> dự trữ hàng hóa để bán ra” và quy trình này được quy nạp thành một số mô hình </w:t>
+      </w:r>
+      <w:r>
+        <w:t>tích lũy sản xuất</w:t>
+      </w:r>
+      <w:r>
+        <w:t xml:space="preserve"> như </w:t>
       </w:r>
       <w:r>
         <w:t>keiretsu</w:t>
       </w:r>
       <w:r>
-        <w:t xml:space="preserve">, ngoài ngân hàng chính (main bank) </w:t>
-      </w:r>
-      <w:r>
-        <w:t xml:space="preserve">tức định chế tài chính, </w:t>
-      </w:r>
-      <w:r>
-        <w:t xml:space="preserve">còn có công ty thương mại (sogo shosha). </w:t>
-      </w:r>
-      <w:r>
-        <w:rPr>
-          <w:i/>
-        </w:rPr>
-        <w:t>Mô hình chaebol</w:t>
-      </w:r>
-      <w:r>
-        <w:t xml:space="preserve"> kích phát </w:t>
-      </w:r>
-      <w:r>
-        <w:t xml:space="preserve">kinh tế, </w:t>
-      </w:r>
-      <w:r>
-        <w:t>được ăn cả ngã về không</w:t>
+        <w:t>, chaebol, vườn ươm, tư bản nhà nước. Tích lũy sản xuất luôn cần vốn mồi lẫn vốn dồn nên hoạt động tài chính cụ thể là hoạt động cho vay lấy lãi, một mặt thực hiện tích lũy tài chính, một mặt tương tác và hợp nhất với tích lũy sản xuất, lập và tái lập tích lũy vốn. Đầu tư công, thuộc về chính phủ, là một trong những hoạt động tích lũy sản xuất, nhắm vào tăng trưởng GDP nhưng đầu tư công cũng có thể hiểu là chi tiêu</w:t>
+      </w:r>
+      <w:r>
+        <w:t xml:space="preserve"> công</w:t>
+      </w:r>
+      <w:r>
+        <w:t xml:space="preserve">, trong khi đó Smith nêu ra một luận điểm rằng tích lũy vốn cần đến thuộc tính </w:t>
+      </w:r>
+      <w:r>
+        <w:rPr>
+          <w:b/>
+        </w:rPr>
+        <w:t>tiết kiệm</w:t>
+      </w:r>
+      <w:r>
+        <w:t xml:space="preserve">, liệu rằng có mâu thuẫn không? Hẳn nhiên không, vì ta dễ dàng nhận ra chi tiêu cần hợp lý và tiết kiệm cũng cần hợp lý, không nhất thiết lập luận rằng tiết kiệm và chi tiêu là hai mặt của đồng </w:t>
+      </w:r>
+      <w:r>
+        <w:t>tiền</w:t>
+      </w:r>
+      <w:r>
+        <w:t>. Trước khi đi vào thuộc tính tiết kiệm của tích lũy vốn, Smith mào đầu bằng sự phân biệt lao động sản xuất và lao động phi sản xuất mà tiết kiệm khởi điểm như hạn chế lao động phi sản xuất theo nghĩa hẹp.</w:t>
+      </w:r>
+      <w:r>
+        <w:t xml:space="preserve"> Một cách đơn giản và chính xác theo ý của Smith</w:t>
+      </w:r>
+      <w:r>
+        <w:t xml:space="preserve"> và vào thời đại của ông</w:t>
+      </w:r>
+      <w:r>
+        <w:t>, lao động sản xuất tạo ra sản phẩm hàng hóa cụ thể có thể đem đi trao đổi trên thị trường như lao động của công nhân &amp; thợ thủ công</w:t>
       </w:r>
       <w:r>
         <w:t>,</w:t>
       </w:r>
       <w:r>
-        <w:t xml:space="preserve"> </w:t>
-      </w:r>
-      <w:r>
-        <w:t xml:space="preserve">ra đời </w:t>
-      </w:r>
-      <w:r>
-        <w:t>từ</w:t>
-      </w:r>
-      <w:r>
-        <w:t xml:space="preserve"> thập niên 1960</w:t>
-      </w:r>
-      <w:r>
-        <w:t xml:space="preserve"> </w:t>
-      </w:r>
-      <w:r>
-        <w:t>sau chiến tranh Triề</w:t>
-      </w:r>
-      <w:r>
-        <w:t>u Tiên 1953</w:t>
+        <w:t xml:space="preserve"> trong khi đó</w:t>
+      </w:r>
+      <w:r>
+        <w:t xml:space="preserve"> </w:t>
+      </w:r>
+      <w:r>
+        <w:rPr>
+          <w:i/>
+        </w:rPr>
+        <w:t>lao động phi sản xuất</w:t>
+      </w:r>
+      <w:r>
+        <w:t xml:space="preserve"> không tạo ra hàng hóa sản phẩm trao đổi trên thị trường như lao động của đầy tớ phục vụ ông chủ</w:t>
+      </w:r>
+      <w:sdt>
+        <w:sdtPr>
+          <w:id w:val="-858431852"/>
+          <w:citation/>
+        </w:sdtPr>
+        <w:sdtEndPr/>
+        <w:sdtContent>
+          <w:r>
+            <w:fldChar w:fldCharType="begin"/>
+          </w:r>
+          <w:r>
+            <w:instrText xml:space="preserve">CITATION Smith1776Wealth \p 244 \l 1033 </w:instrText>
+          </w:r>
+          <w:r>
+            <w:fldChar w:fldCharType="separate"/>
+          </w:r>
+          <w:r>
+            <w:rPr>
+              <w:noProof/>
+            </w:rPr>
+            <w:t xml:space="preserve"> (Smith, 1776, p. 244)</w:t>
+          </w:r>
+          <w:r>
+            <w:fldChar w:fldCharType="end"/>
+          </w:r>
+        </w:sdtContent>
+      </w:sdt>
+      <w:r>
+        <w:t>. Do đó không phải lao động phi sản xuất không tạo ra giá trị</w:t>
       </w:r>
       <w:r>
         <w:t xml:space="preserve">, </w:t>
       </w:r>
       <w:r>
-        <w:t xml:space="preserve">khi </w:t>
-      </w:r>
-      <w:r>
-        <w:t>Hàn Quốc không còn đường lui trong một hoàn cảnh nhiều khó kh</w:t>
-      </w:r>
-      <w:r>
-        <w:t>ă</w:t>
-      </w:r>
-      <w:r>
-        <w:t>n</w:t>
-      </w:r>
-      <w:r>
-        <w:t xml:space="preserve"> và các chaebol buộc phải tuân lệnh chính phủ để nhận được vốn và đơn đặt hàng cũng như chịu sự giám sát chất lượng &amp; tiến độ sản xuất và hơn nữa, chính phủ chi phối các ngân hàng cấp tín dụng để chaebol </w:t>
-      </w:r>
-      <w:r>
-        <w:t xml:space="preserve">có thể nhận được vốn vay lãi suất thấp. Ghi chú, tất cả doanh nghiệp đều cần vay vốn ngay khi đã có vốn sẵn vì quy mô hoạt động lớn và ngày càng mở rộng, không thể dựa </w:t>
-      </w:r>
-      <w:r>
-        <w:t xml:space="preserve">hoàn toàn </w:t>
-      </w:r>
-      <w:r>
-        <w:t>vào nguồn vốn cố định, đây là vấn đề tiềm t</w:t>
-      </w:r>
-      <w:r>
-        <w:t>à</w:t>
-      </w:r>
-      <w:r>
-        <w:t>ng của tích lũy vốn</w:t>
-      </w:r>
-      <w:r>
-        <w:t>. Cả hai mô hình đều thành công, đều tạo ra kỳ tích, Nhật Bản hoàng kim vào thập niên 1960</w:t>
-      </w:r>
-      <w:r>
-        <w:t>-1970</w:t>
-      </w:r>
-      <w:r>
-        <w:t xml:space="preserve"> và Hàn Quốc rực rỡ vào thập niên </w:t>
-      </w:r>
-      <w:r>
-        <w:t>19</w:t>
-      </w:r>
-      <w:r>
-        <w:t>80</w:t>
-      </w:r>
-      <w:r>
-        <w:t>, nhược điểm có chăng là sau này, có thể vào thập niên 2000</w:t>
-      </w:r>
-      <w:r>
-        <w:t xml:space="preserve"> s</w:t>
-      </w:r>
-      <w:r>
-        <w:t>a</w:t>
-      </w:r>
-      <w:r>
-        <w:t xml:space="preserve">u </w:t>
-      </w:r>
-      <w:r>
-        <w:t>khủng hoảng tài chính châu Á 1997</w:t>
-      </w:r>
-      <w:r>
-        <w:t>, Hàn Quốc luôn phải chống độc quyền và tham nhũng trong khi Nhật Bản gặp phải trì trệ</w:t>
-      </w:r>
-      <w:r>
-        <w:t xml:space="preserve"> vì mạng lưới k</w:t>
-      </w:r>
-      <w:r>
-        <w:t>eiretsu</w:t>
-      </w:r>
-      <w:r>
-        <w:t xml:space="preserve"> giảm rủi ro nên cũng giảm </w:t>
-      </w:r>
-      <w:r>
-        <w:t xml:space="preserve">luôn </w:t>
-      </w:r>
-      <w:r>
-        <w:t xml:space="preserve">tốc độ phát triển </w:t>
-      </w:r>
-      <w:r>
-        <w:t>khi phát triển đến một mức nào đó</w:t>
-      </w:r>
-      <w:r>
-        <w:t>,</w:t>
-      </w:r>
-      <w:r>
-        <w:t xml:space="preserve"> </w:t>
-      </w:r>
-      <w:r>
-        <w:t xml:space="preserve">do </w:t>
-      </w:r>
-      <w:r>
-        <w:t>k</w:t>
-      </w:r>
-      <w:r>
-        <w:t>eiretsu</w:t>
-      </w:r>
-      <w:r>
-        <w:t xml:space="preserve"> </w:t>
-      </w:r>
-      <w:r>
-        <w:t xml:space="preserve">liên kết quá chặt chẽ và phụ thuộc vào ngân hàng chung cả nhóm </w:t>
-      </w:r>
-      <w:r>
-        <w:t>khép kín</w:t>
-      </w:r>
-      <w:r>
-        <w:t xml:space="preserve"> </w:t>
-      </w:r>
-      <w:r>
-        <w:t xml:space="preserve">và tất nhiên </w:t>
-      </w:r>
-      <w:r>
-        <w:t xml:space="preserve">có khả năng </w:t>
-      </w:r>
-      <w:r>
-        <w:t>xảy ra</w:t>
-      </w:r>
-      <w:r>
-        <w:t xml:space="preserve"> nợ xấu và bong bóng bất động sản</w:t>
-      </w:r>
-      <w:r>
-        <w:t xml:space="preserve"> (Gemini 2026)</w:t>
-      </w:r>
+        <w:t xml:space="preserve">vì lao động của tầng lớp cao </w:t>
+      </w:r>
+      <w:r>
+        <w:t xml:space="preserve">trong xã hội </w:t>
+      </w:r>
+      <w:r>
+        <w:t xml:space="preserve">như </w:t>
+      </w:r>
+      <w:r>
+        <w:t xml:space="preserve">hoạt động </w:t>
+      </w:r>
+      <w:r>
+        <w:t>lãnh đạo</w:t>
+      </w:r>
+      <w:r>
+        <w:t xml:space="preserve"> &amp; quản trị</w:t>
+      </w:r>
+      <w:r>
+        <w:t>, bài diễn văn của nhà hùng biện, nghệ phẩm thể hiện bởi nghệ sĩ, tuy</w:t>
+      </w:r>
+      <w:r>
+        <w:t xml:space="preserve"> </w:t>
+      </w:r>
+      <w:r>
+        <w:t>không tạo ra một sản phẩm trao đổi cụ thể</w:t>
+      </w:r>
+      <w:r>
+        <w:t xml:space="preserve"> </w:t>
+      </w:r>
+      <w:r>
+        <w:t>nhưng rất có giá trị.</w:t>
+      </w:r>
+      <w:r>
+        <w:t xml:space="preserve"> Chưa bàn đến tiết kiệm, vấn đ</w:t>
+      </w:r>
+      <w:r>
+        <w:t>ề</w:t>
+      </w:r>
+      <w:r>
+        <w:t xml:space="preserve"> ở đây là tổng thu nhập Smith hay GDP tương ứng giá cả tự nhiên từ công thức “</w:t>
+      </w:r>
+      <w:r>
+        <w:rPr>
+          <w:rFonts w:cs="Times New Roman"/>
+        </w:rPr>
+        <w:t>giá cả tự nhiên = tiền công + tiền thuê đất + lợi nhuận</w:t>
+      </w:r>
+      <w:r>
+        <w:t xml:space="preserve">”, theo đó lợi nhuận cân đong đo đếm được là hiệu số của tổng thu nhập </w:t>
+      </w:r>
+      <w:r>
+        <w:t xml:space="preserve">Smith </w:t>
+      </w:r>
+      <w:r>
+        <w:t>trừ tiền công và tiền thuê đất, trong đó tiền công khấu trừ vốn lưu động, tiền thuê đất tuy là lợi nhuận của chủ đất nhưng cũng được khấu trừ vào vốn lưu động. Nói cách khác, tổng thu nhập Smith là tổng sản phẩm hàng hóa có thể trao đổi trên thị trường, đến từ đất đai và lao động sản xuất, một phần của tổng thu nhập này phải hoàn lại vốn vốn đã bị khấu trừ bởi tiền công</w:t>
+      </w:r>
+      <w:r>
+        <w:t xml:space="preserve"> [vốn lưu động]</w:t>
+      </w:r>
+      <w:r>
+        <w:t xml:space="preserve"> và khấu hao tài sản cố định, phần còn lại </w:t>
+      </w:r>
+      <w:r>
+        <w:t>của tổng thu nhập này trở thành tiền thuê đất tức lợi nhuận của chủ đất và lợi nhuận của nhà tư bản</w:t>
+      </w:r>
+      <w:sdt>
+        <w:sdtPr>
+          <w:id w:val="-634714425"/>
+          <w:citation/>
+        </w:sdtPr>
+        <w:sdtEndPr/>
+        <w:sdtContent>
+          <w:r>
+            <w:fldChar w:fldCharType="begin"/>
+          </w:r>
+          <w:r>
+            <w:instrText xml:space="preserve">CITATION Smith1776Wealth \p 245 \l 1033 </w:instrText>
+          </w:r>
+          <w:r>
+            <w:fldChar w:fldCharType="separate"/>
+          </w:r>
+          <w:r>
+            <w:rPr>
+              <w:noProof/>
+            </w:rPr>
+            <w:t xml:space="preserve"> (Smith, 1776, p. 245)</w:t>
+          </w:r>
+          <w:r>
+            <w:fldChar w:fldCharType="end"/>
+          </w:r>
+        </w:sdtContent>
+      </w:sdt>
+      <w:r>
+        <w:t>. Một cách ngắn gọn, tổng thu nhập Smith chia thành hai phần chính</w:t>
+      </w:r>
+      <w:r>
+        <w:t xml:space="preserve"> gồm</w:t>
+      </w:r>
+      <w:r>
+        <w:t>: 1)</w:t>
+      </w:r>
+      <w:r>
+        <w:t xml:space="preserve"> </w:t>
+      </w:r>
+      <w:r>
+        <w:t xml:space="preserve">phần </w:t>
+      </w:r>
+      <w:r>
+        <w:t xml:space="preserve">hoàn vốn </w:t>
+      </w:r>
+      <w:r>
+        <w:t xml:space="preserve">&amp; dự trữ </w:t>
+      </w:r>
+      <w:r>
+        <w:t xml:space="preserve">và </w:t>
+      </w:r>
+      <w:r>
+        <w:t xml:space="preserve">2) </w:t>
+      </w:r>
+      <w:r>
+        <w:t xml:space="preserve">phần </w:t>
+      </w:r>
+      <w:r>
+        <w:t>lợi nhuận,</w:t>
+      </w:r>
+      <w:r>
+        <w:t xml:space="preserve"> tiếp theo đó, một phần trong phần lợi nhuận chi trả cho lao động phi sản xuất</w:t>
+      </w:r>
+      <w:sdt>
+        <w:sdtPr>
+          <w:id w:val="-1878536569"/>
+          <w:citation/>
+        </w:sdtPr>
+        <w:sdtEndPr/>
+        <w:sdtContent>
+          <w:r>
+            <w:fldChar w:fldCharType="begin"/>
+          </w:r>
+          <w:r>
+            <w:instrText xml:space="preserve">CITATION Smith1776Wealth \p 245 \l 1033 </w:instrText>
+          </w:r>
+          <w:r>
+            <w:fldChar w:fldCharType="separate"/>
+          </w:r>
+          <w:r>
+            <w:rPr>
+              <w:noProof/>
+            </w:rPr>
+            <w:t xml:space="preserve"> (Smith, 1776, p. 245)</w:t>
+          </w:r>
+          <w:r>
+            <w:fldChar w:fldCharType="end"/>
+          </w:r>
+        </w:sdtContent>
+      </w:sdt>
+      <w:r>
+        <w:t>, đây chính là mục đích mà Smith phân chia lao động sản xuất và phi sản xuất</w:t>
+      </w:r>
+      <w:r>
+        <w:t>, mà tiết kiệm là giảm phần chi trả không thể thiếu này của lợi nhuận cho lao động phi sản xuất, rút ngắn phí t</w:t>
+      </w:r>
+      <w:r>
+        <w:t>ổ</w:t>
+      </w:r>
+      <w:r>
+        <w:t>n và gián tiếp gia tăng tích lũy vốn.</w:t>
+      </w:r>
+      <w:r>
+        <w:t xml:space="preserve"> Tất nhiên, đây là sự quy nạp giản đơn để lập luận vì thực chất lao động phi sản xuất như quản trị &amp; lãnh đạo</w:t>
+      </w:r>
+      <w:r>
+        <w:t xml:space="preserve"> [tuy có thể g</w:t>
+      </w:r>
+      <w:r>
+        <w:t>ộ</w:t>
+      </w:r>
+      <w:r>
+        <w:t>p vào tiền công của lao động sản xuất]</w:t>
+      </w:r>
+      <w:r>
+        <w:t>, gián tiếp thúc đẩy tăng tổng thu nhập rất lớn như không thể cân đong đo đếm, nhưng tiết kiệm hiệu quả là tăng giá trị lao động của quản trị mà lợi nhuận sẽ tuồn vào một cách vô hình mà không cần phải mô tả vì chính kết quả của công thức “</w:t>
+      </w:r>
+      <w:r>
+        <w:rPr>
+          <w:rFonts w:cs="Times New Roman"/>
+        </w:rPr>
+        <w:t>giá cả tự nhiên = tiền công + tiền thuê đất + lợi nhuận</w:t>
+      </w:r>
+      <w:r>
+        <w:t>” phản ánh.</w:t>
+      </w:r>
+      <w:r>
+        <w:t xml:space="preserve"> </w:t>
+      </w:r>
+      <w:r>
+        <w:t>Ghi chú, tiền thuê đất là lợi nhuận của chủ đất theo mặc định nhưng nếu chủ đất thuê mướn nhân công lao động trên đất như “chăn trồng nuôi thả đánh bắt” thì chủ đất còn là nhà tư bản sản xuất</w:t>
+      </w:r>
+      <w:r>
+        <w:t xml:space="preserve"> thu được lợi nhuận từ sản xuất</w:t>
+      </w:r>
+      <w:r>
+        <w:t xml:space="preserve">, nhưng vào thời đại Smith thế kỷ XVIII, </w:t>
+      </w:r>
+      <w:r>
+        <w:t xml:space="preserve">địa </w:t>
+      </w:r>
+      <w:r>
+        <w:t xml:space="preserve">chủ thường là quý tộc phong kiến thu địa tô. </w:t>
+      </w:r>
+      <w:r>
+        <w:t xml:space="preserve">Chi trả cho lao động phi sản xuất còn bao hàm </w:t>
+      </w:r>
+      <w:r>
+        <w:t>nuôi dưỡng những</w:t>
+      </w:r>
+      <w:r>
+        <w:t xml:space="preserve"> người “ăn không ngồi rồi” [theo cách nói của Smith</w:t>
+      </w:r>
+      <w:sdt>
+        <w:sdtPr>
+          <w:id w:val="-2004814347"/>
+          <w:citation/>
+        </w:sdtPr>
+        <w:sdtEndPr/>
+        <w:sdtContent>
+          <w:r>
+            <w:fldChar w:fldCharType="begin"/>
+          </w:r>
+          <w:r>
+            <w:instrText xml:space="preserve">CITATION Smith1776Wealth \p 246 \l 1033 </w:instrText>
+          </w:r>
+          <w:r>
+            <w:fldChar w:fldCharType="separate"/>
+          </w:r>
+          <w:r>
+            <w:rPr>
+              <w:noProof/>
+            </w:rPr>
+            <w:t xml:space="preserve"> (Smith, 1776, p. 246)</w:t>
+          </w:r>
+          <w:r>
+            <w:fldChar w:fldCharType="end"/>
+          </w:r>
+        </w:sdtContent>
+      </w:sdt>
+      <w:r>
+        <w:t>], nhưng đây là khởi đầu quan trọng của chi tiêu phúc lợi cho người bệnh, người già và về hưu.</w:t>
+      </w:r>
+      <w:r>
+        <w:t xml:space="preserve"> Lưu ý, không nên bao hàm lao động phi sản xuất vào hoạt động nghệ thuật như Smith đề cập</w:t>
+      </w:r>
+      <w:sdt>
+        <w:sdtPr>
+          <w:id w:val="2060283238"/>
+          <w:citation/>
+        </w:sdtPr>
+        <w:sdtEndPr/>
+        <w:sdtContent>
+          <w:r>
+            <w:fldChar w:fldCharType="begin"/>
+          </w:r>
+          <w:r>
+            <w:instrText xml:space="preserve">CITATION Smith1776Wealth \p 246 \l 1033 </w:instrText>
+          </w:r>
+          <w:r>
+            <w:fldChar w:fldCharType="separate"/>
+          </w:r>
+          <w:r>
+            <w:rPr>
+              <w:noProof/>
+            </w:rPr>
+            <w:t xml:space="preserve"> (Smith, 1776, p. 246)</w:t>
+          </w:r>
+          <w:r>
+            <w:fldChar w:fldCharType="end"/>
+          </w:r>
+        </w:sdtContent>
+      </w:sdt>
       <w:r>
         <w:t>.</w:t>
       </w:r>
       <w:r>
-        <w:t xml:space="preserve"> Tham nhũng và độc quyền là hai vấn đề của mô hình c</w:t>
-      </w:r>
-      <w:r>
-        <w:t>haebol</w:t>
-      </w:r>
-      <w:r>
-        <w:t xml:space="preserve"> nhưng cần lưu ý một vấn đề khác là một c</w:t>
-      </w:r>
-      <w:r>
-        <w:t>haebol</w:t>
-      </w:r>
-      <w:r>
-        <w:t xml:space="preserve"> thư</w:t>
-      </w:r>
-      <w:r>
-        <w:t>ờ</w:t>
-      </w:r>
-      <w:r>
-        <w:t>ng kinh doanh đa ngành ngh</w:t>
-      </w:r>
-      <w:r>
-        <w:t>ề</w:t>
-      </w:r>
-      <w:r>
-        <w:t xml:space="preserve"> với cả một </w:t>
-      </w:r>
-      <w:r>
-        <w:rPr>
-          <w:i/>
-        </w:rPr>
-        <w:t>hệ sinh thái</w:t>
-      </w:r>
-      <w:r>
-        <w:t xml:space="preserve"> nên tác động dây chuyền rất lớn, trong khi đó k</w:t>
-      </w:r>
-      <w:r>
-        <w:t>eiretsu</w:t>
-      </w:r>
-      <w:r>
-        <w:t xml:space="preserve"> tuy có hai trường hợp với </w:t>
-      </w:r>
-      <w:r>
-        <w:rPr>
-          <w:i/>
-        </w:rPr>
-        <w:t>keiretsu ngang</w:t>
-      </w:r>
-      <w:r>
-        <w:t xml:space="preserve"> với nhiều công ty đa ngành và </w:t>
-      </w:r>
-      <w:r>
-        <w:rPr>
-          <w:i/>
-        </w:rPr>
-        <w:t>keiretsu dọc</w:t>
-      </w:r>
-      <w:r>
-        <w:t xml:space="preserve"> với công ty đầu tàu kéo theo một loạt công ty </w:t>
-      </w:r>
-      <w:r>
-        <w:t>hỗ</w:t>
-      </w:r>
-      <w:r>
-        <w:t xml:space="preserve"> trợ</w:t>
-      </w:r>
-      <w:r>
-        <w:t xml:space="preserve"> </w:t>
-      </w:r>
-      <w:r>
-        <w:t>/</w:t>
-      </w:r>
-      <w:r>
-        <w:t xml:space="preserve"> cung ứng </w:t>
-      </w:r>
-      <w:r>
-        <w:t>nhưng ngay với k</w:t>
-      </w:r>
-      <w:r>
-        <w:t>eiretsu</w:t>
-      </w:r>
-      <w:r>
-        <w:t xml:space="preserve"> dọc, các công ty vẫn có sự độc lập tương đối</w:t>
-      </w:r>
-      <w:r>
-        <w:t xml:space="preserve"> nên rủi ro được phân tán không kéo theo cả hệ thống</w:t>
+        <w:t xml:space="preserve"> Giảm phần chi trả cho hoạt động phi sản xuất tức giảm tỉ lệ chi trả phi sản xuất trên tổng số lợi nhuận, thúc đẩy một xã hội siêng năng lao động gần như phong trào mà mọi người đều ham muốn kinh doanh làm giàu </w:t>
+      </w:r>
+      <w:r>
+        <w:t xml:space="preserve">hoặc tạo ra giá trị </w:t>
+      </w:r>
+      <w:r>
+        <w:t>và xa hơn nữa tích lũy trình độ sản</w:t>
+      </w:r>
+      <w:r>
+        <w:t xml:space="preserve"> như một điều ưa thích</w:t>
+      </w:r>
+      <w:r>
+        <w:t>, tiếp theo khiến phân công lao động càng hoạt tác và hiệu quả hơn</w:t>
+      </w:r>
+      <w:r>
+        <w:t xml:space="preserve"> và ta đã biết phân công lao động là mấu chốt của tự do kinh tế</w:t>
       </w:r>
       <w:r>
         <w:t>.</w:t>
       </w:r>
       <w:r>
-        <w:t xml:space="preserve"> </w:t>
-      </w:r>
-      <w:r>
-        <w:t xml:space="preserve">Ghi chú, chưa đến thập niên 2000 thì thập niên 1990 </w:t>
-      </w:r>
-      <w:r>
-        <w:t>bị</w:t>
-      </w:r>
-      <w:r>
-        <w:t xml:space="preserve"> gọi là thập kỷ mất mát đối với nền kinh tế Nhật Bản – mười năm sau của kỳ tích Hàn Quốc 1980. </w:t>
-      </w:r>
-      <w:r>
-        <w:t xml:space="preserve">Về lý luận, </w:t>
-      </w:r>
-      <w:r>
-        <w:t>giả sử không đề cập tốc độ ra quyết định và lan truyền thi hành chậm</w:t>
-      </w:r>
-      <w:r>
-        <w:t xml:space="preserve"> –</w:t>
-      </w:r>
-      <w:r>
-        <w:t xml:space="preserve"> ngay cả chậm vì </w:t>
-      </w:r>
-      <w:r>
-        <w:t>tầng nấc quản trị</w:t>
-      </w:r>
-      <w:r>
-        <w:t xml:space="preserve"> chứ không phải chậm vì quan liêu</w:t>
+        <w:t xml:space="preserve"> Smith ngầm định mối liên hệ giữa tính siêng năng lao động và tiết kiệm </w:t>
+      </w:r>
+      <w:sdt>
+        <w:sdtPr>
+          <w:id w:val="-169333186"/>
+          <w:citation/>
+        </w:sdtPr>
+        <w:sdtEndPr/>
+        <w:sdtContent>
+          <w:r>
+            <w:fldChar w:fldCharType="begin"/>
+          </w:r>
+          <w:r>
+            <w:instrText xml:space="preserve">CITATION Smith1776Wealth \p 249 \l 1033 </w:instrText>
+          </w:r>
+          <w:r>
+            <w:fldChar w:fldCharType="separate"/>
+          </w:r>
+          <w:r>
+            <w:rPr>
+              <w:noProof/>
+            </w:rPr>
+            <w:t>(Smith, 1776, p. 249)</w:t>
+          </w:r>
+          <w:r>
+            <w:fldChar w:fldCharType="end"/>
+          </w:r>
+        </w:sdtContent>
+      </w:sdt>
+      <w:r>
+        <w:t>. Tại sao vậy?</w:t>
+      </w:r>
+      <w:r>
+        <w:t xml:space="preserve"> Đó là việc sử dụng vốn hiệu quả nhưng cụ thể như </w:t>
+      </w:r>
+      <w:r>
+        <w:lastRenderedPageBreak/>
+        <w:t>thế nào?</w:t>
+      </w:r>
+      <w:r>
+        <w:t xml:space="preserve"> Tích lũy vốn do lợi nhuận nhập vào vốn qua hàm tích lũy vốn </w:t>
+      </w:r>
+      <w:r>
+        <w:t xml:space="preserve">(1 + </w:t>
+      </w:r>
+      <w:proofErr w:type="gramStart"/>
+      <w:r>
+        <w:rPr>
+          <w:i/>
+        </w:rPr>
+        <w:t>r</w:t>
+      </w:r>
+      <w:r>
+        <w:t>)</w:t>
+      </w:r>
+      <w:r>
+        <w:rPr>
+          <w:rFonts w:cs="Times New Roman"/>
+          <w:i/>
+          <w:vertAlign w:val="superscript"/>
+        </w:rPr>
+        <w:t>θ</w:t>
+      </w:r>
+      <w:proofErr w:type="gramEnd"/>
+      <w:r>
+        <w:t xml:space="preserve"> </w:t>
+      </w:r>
+      <w:r>
+        <w:t xml:space="preserve">nhưng </w:t>
+      </w:r>
+      <w:r>
+        <w:rPr>
+          <w:i/>
+        </w:rPr>
+        <w:t>vốn mồi</w:t>
+      </w:r>
+      <w:r>
+        <w:t xml:space="preserve"> và </w:t>
+      </w:r>
+      <w:r>
+        <w:rPr>
+          <w:i/>
+        </w:rPr>
+        <w:t>vốn dồn</w:t>
+      </w:r>
+      <w:r>
+        <w:t xml:space="preserve"> phải đến từ hai nguồn: 1) vay ngân hàng và 2) tiết kiệm </w:t>
+      </w:r>
+      <w:r>
+        <w:t>hay</w:t>
+      </w:r>
+      <w:r>
+        <w:t xml:space="preserve"> giảm đến mức tối thiểu chi phí chi trả cho hoạt động phi sản xuất. Động cơ duy trì tiết kiệm là tính siêng năng cần cù trong lao động sao cho vốn phải được sử dụng hiệu </w:t>
+      </w:r>
+      <w:r>
+        <w:t>quả ngày càng được cộng dồn bởi lợi nhuận.</w:t>
+      </w:r>
+      <w:r>
+        <w:t xml:space="preserve"> Ngay cả bên cạnh mục tiêu giảm chi phí hoạt động phi sản xuất</w:t>
       </w:r>
       <w:r>
         <w:t xml:space="preserve">, </w:t>
       </w:r>
       <w:r>
-        <w:t>mạng lưới k</w:t>
-      </w:r>
-      <w:r>
-        <w:t>eiretsu</w:t>
-      </w:r>
-      <w:r>
-        <w:t xml:space="preserve"> phù hợp với quan điểm tự do kinh tế</w:t>
-      </w:r>
-      <w:r>
-        <w:t xml:space="preserve"> so với </w:t>
-      </w:r>
-      <w:r>
-        <w:rPr>
-          <w:i/>
-        </w:rPr>
-        <w:t>zaibatsu</w:t>
-      </w:r>
-      <w:r>
-        <w:t>, nhưng mô hình c</w:t>
-      </w:r>
-      <w:r>
-        <w:t>haebol</w:t>
-      </w:r>
-      <w:r>
-        <w:t xml:space="preserve"> rõ ràng mang đến kỳ kích phát triển kinh tế của Hàn Quốc, điều này có thể liên quan đến tinh thần quyết liệt trong kinh doanh cũng như sự chính trực và liêm khiết khi vận hành cả bộ máy phức hợp kinh tế </w:t>
-      </w:r>
-      <w:r>
-        <w:t>&amp;</w:t>
-      </w:r>
-      <w:r>
-        <w:t xml:space="preserve"> chính trị thành một bộ máy tổng thể, do đó Hàn Quốc luôn phải đối mặt với sự tổng hợp này.</w:t>
-      </w:r>
-      <w:r>
-        <w:t xml:space="preserve"> Trong khi đó, </w:t>
-      </w:r>
-      <w:r>
-        <w:rPr>
-          <w:i/>
-        </w:rPr>
-        <w:t>niềm tin</w:t>
-      </w:r>
-      <w:r>
-        <w:t xml:space="preserve"> trong mạng lưới k</w:t>
-      </w:r>
-      <w:r>
-        <w:t>eiretsu</w:t>
-      </w:r>
-      <w:r>
-        <w:t xml:space="preserve"> là một dạng tài sản cực kỳ quý giá</w:t>
-      </w:r>
-      <w:r>
-        <w:t xml:space="preserve"> </w:t>
-      </w:r>
-      <w:r>
-        <w:t>vì sở hữu chéo nếu không hiệu quả thì hết sức nguy hại</w:t>
-      </w:r>
-      <w:r>
-        <w:t xml:space="preserve"> và xác suất hiệu quả thấp hơn xác suất nguy hại</w:t>
-      </w:r>
-      <w:r>
-        <w:t>, mà gần đây (2025), nếu k</w:t>
-      </w:r>
-      <w:r>
-        <w:t>eiretsu</w:t>
-      </w:r>
-      <w:r>
-        <w:t xml:space="preserve"> tái sinh trở lại</w:t>
-      </w:r>
-      <w:r>
-        <w:t xml:space="preserve"> với liên minh linh hoạt</w:t>
-      </w:r>
-      <w:r>
-        <w:t>,</w:t>
-      </w:r>
-      <w:r>
-        <w:t xml:space="preserve"> hy vọng mang đến thành công mới cho Nhật Bản.</w:t>
-      </w:r>
-      <w:r>
-        <w:t xml:space="preserve"> </w:t>
-      </w:r>
-      <w:r>
-        <w:t>Ghi chú, sở hữu chéo (</w:t>
-      </w:r>
-      <w:r>
-        <w:rPr>
-          <w:i/>
-        </w:rPr>
-        <w:t>cross-ownership</w:t>
-      </w:r>
-      <w:r>
-        <w:t xml:space="preserve">) là sở hữu lẫn nhau giữa các doanh nghiệp, ví dụ công ty A có cổ phần của công ty B và công ty B cũng có cổ phần của công ty A. </w:t>
-      </w:r>
-      <w:r>
-        <w:t>Tôn Tử binh pháp dạy rằng, ta đông hơn địch chưa hẳn quân số của ta nhiều hơn mà là vì ta tập trung binh lực vào nơi mà địch lơi lỏng nên gây ra trạng thái tạm thời rằng ta đông hơn địch, đây là yếu tố sức mạnh của sự tập trung, từ sự điều phối chứ không phải từ sự trang bị</w:t>
-      </w:r>
-      <w:r>
-        <w:t>, nhưng nếu như ta không tận dụng trạng thái “đông hơn” tạm thời này thì cơ hội trôi qua</w:t>
-      </w:r>
-      <w:r>
-        <w:t>, và mô h</w:t>
-      </w:r>
-      <w:r>
-        <w:t>ì</w:t>
-      </w:r>
-      <w:r>
-        <w:t>nh chaebol tập trung “binh lực” có nguyên do.</w:t>
-      </w:r>
-      <w:r>
-        <w:t xml:space="preserve"> Võ công Nhật Bản đứng đầu châu Á</w:t>
-      </w:r>
-      <w:r>
-        <w:t xml:space="preserve">, tất nhiên cũng hiểu điều này, </w:t>
-      </w:r>
-      <w:r>
-        <w:t xml:space="preserve">nhưng mô </w:t>
-      </w:r>
-      <w:r>
-        <w:lastRenderedPageBreak/>
-        <w:t>hình</w:t>
-      </w:r>
-      <w:r>
-        <w:rPr>
-          <w:i/>
-        </w:rPr>
-        <w:t xml:space="preserve"> </w:t>
-      </w:r>
-      <w:r>
-        <w:t>keiretsu</w:t>
-      </w:r>
-      <w:r>
-        <w:t xml:space="preserve"> cẩn trọng ổn định cũng có nguyên do.</w:t>
-      </w:r>
-      <w:r>
-        <w:t xml:space="preserve"> </w:t>
-      </w:r>
-      <w:r>
-        <w:t xml:space="preserve">Nguyên lý ta thắng địch do địch và địch thắng ta do ta, chỉ cần ta ở thế bất bại thì sẽ có khả năng thắng địch [Tôn Tử binh pháp], chiếm lĩnh thị trường </w:t>
-      </w:r>
-      <w:r>
-        <w:t>bằng</w:t>
-      </w:r>
-      <w:r>
-        <w:t xml:space="preserve"> sự ổn định bền vững đến từ nguyên lý này. </w:t>
-      </w:r>
-      <w:r>
-        <w:t xml:space="preserve">Mô hình tích lũy của Đài Loan Trung Quốc thuộc hệ phân tán nhưng lỏng lẻo hơn cả </w:t>
-      </w:r>
-      <w:r>
-        <w:t>keiretsu</w:t>
-      </w:r>
-      <w:r>
-        <w:t xml:space="preserve">, theo đó nền kinh tế Đài Loan Trung Quốc dựa trên mạng lưới các </w:t>
-      </w:r>
-      <w:r>
-        <w:rPr>
-          <w:i/>
-        </w:rPr>
-        <w:t>doanh nghiệp vừa &amp; nhỏ</w:t>
-      </w:r>
-      <w:r>
-        <w:t xml:space="preserve"> (SMEs), thực chất là một </w:t>
-      </w:r>
-      <w:r>
-        <w:rPr>
-          <w:i/>
-        </w:rPr>
-        <w:t>vườn ươm công nghệ</w:t>
-      </w:r>
-      <w:r>
-        <w:t>, trong đó mỗi doanh nghiệp vừa &amp; nhỏ (</w:t>
-      </w:r>
-      <w:r>
-        <w:rPr>
-          <w:i/>
-        </w:rPr>
-        <w:t>SME</w:t>
-      </w:r>
-      <w:r>
-        <w:t xml:space="preserve">) được phát triển từ các dự án của </w:t>
-      </w:r>
-      <w:r>
-        <w:t>Viện Nghiên cứu Công nghệ Công nghiệp (ITRI)</w:t>
-      </w:r>
-      <w:r>
-        <w:t xml:space="preserve"> (Gemini 2026)</w:t>
-      </w:r>
-      <w:r>
-        <w:t xml:space="preserve">. Cụ thể, </w:t>
-      </w:r>
-      <w:r>
-        <w:t>ITRI</w:t>
-      </w:r>
-      <w:r>
-        <w:t xml:space="preserve"> là tổ chức phi lợi nhuận thành lập năm 1973 được tài trợ bởi chính phủ, chuyên nghiên cứu &amp; phát triển (R&amp;D) những dự án đặc biệt </w:t>
-      </w:r>
-      <w:r>
-        <w:t xml:space="preserve">trong lĩnh vực </w:t>
-      </w:r>
-      <w:r>
-        <w:t xml:space="preserve">công nghệ – công nghệ cao như </w:t>
-      </w:r>
-      <w:r>
-        <w:t>bán dẫn, điện tử và sản xuất thông minh</w:t>
-      </w:r>
-      <w:r>
-        <w:t xml:space="preserve"> và sau khi mỗi dự án thành công nhất định, </w:t>
-      </w:r>
-      <w:r>
-        <w:t>ITRI</w:t>
-      </w:r>
-      <w:r>
-        <w:t xml:space="preserve"> sẽ chuyển giao hay cho phép đơn vị tham gia tách thành doanh nghiệp SME</w:t>
-      </w:r>
-      <w:r>
-        <w:t xml:space="preserve"> tung sản phẩm vào thị trường</w:t>
-      </w:r>
-      <w:r>
-        <w:t xml:space="preserve"> </w:t>
-      </w:r>
-      <w:r>
-        <w:t xml:space="preserve">(transfer, </w:t>
-      </w:r>
-      <w:r>
-        <w:rPr>
-          <w:i/>
-        </w:rPr>
-        <w:t>spin-off</w:t>
-      </w:r>
-      <w:r>
-        <w:t xml:space="preserve">) </w:t>
-      </w:r>
-      <w:r>
-        <w:t>(Google AI 2026)</w:t>
-      </w:r>
-      <w:r>
-        <w:t>. Các doanh nghiệp SME sẽ lớn mạnh thành tập đoàn toàn cầu như TSMC hoặc ít nhất nắm giữ một mắt xích quan trọng của chuỗi cung ứng toàn cầu</w:t>
-      </w:r>
-      <w:r>
-        <w:t xml:space="preserve"> (Google AI 2026)</w:t>
-      </w:r>
-      <w:r>
-        <w:t xml:space="preserve">, đây là ưu điểm cốt lõi của </w:t>
-      </w:r>
-      <w:r>
-        <w:rPr>
-          <w:i/>
-        </w:rPr>
-        <w:t>mô hình vườn ươm</w:t>
-      </w:r>
-      <w:r>
-        <w:t xml:space="preserve"> Đài Loan Trung Quốc</w:t>
-      </w:r>
-      <w:r>
-        <w:t xml:space="preserve">, rất phù hợp với quy mô nền kinh tế vừa phải về dân số quy tụ thành tương tự một khu công nghệ cao hay khu thương mại tự do nhưng có thể gặp vấn đề khi mở rộng bởi hai lý do sau: 1) </w:t>
-      </w:r>
-      <w:r>
-        <w:t>ITRI</w:t>
-      </w:r>
-      <w:r>
-        <w:t xml:space="preserve"> quá tải với quy mô kinh tế </w:t>
-      </w:r>
-      <w:r>
-        <w:t xml:space="preserve">mở rộng </w:t>
-      </w:r>
-      <w:r>
-        <w:t xml:space="preserve">hoặc ưu điểm “trăm hoa đua nở” suy giảm, còn nếu như để mỗi doanh nghiệp tự nghiên cứu &amp; phát triển riêng thì ưu điểm điều phối &amp; định hướng của </w:t>
-      </w:r>
-      <w:r>
-        <w:t>ITRI</w:t>
-      </w:r>
-      <w:r>
-        <w:t xml:space="preserve"> </w:t>
-      </w:r>
-      <w:r>
-        <w:t>không còn như lúc đầu, 2) mô hình vườn ươm bám chặt vào chuỗi cung ứng toàn cầu bằng năng lực nội sinh nên phải song hành nghịch biến với sự linh hoạt, do đó có khả năng bị ảnh hưởng bởi biến động thị trường toàn</w:t>
-      </w:r>
-      <w:r>
-        <w:t xml:space="preserve"> cầu</w:t>
-      </w:r>
-      <w:r>
-        <w:t>. Để dễ suy nghĩ và lập luận, ta hãy tham khảo Gemini 2026 so sánh mô hình vườn ươm Đài Loan Trung Quốc và mô hình chaebol Hàn Quốc như sau: 1) thế mạnh vườn ươm là thích ứng nhanh và thế mạnh chaebol là năng lực tài chính lớn và thương hiệu, 2) rủi ro của</w:t>
-      </w:r>
-      <w:r>
-        <w:t xml:space="preserve"> </w:t>
-      </w:r>
-      <w:r>
-        <w:t>vườn ươm là khó huy động vốn lớn</w:t>
-      </w:r>
-      <w:r>
-        <w:t xml:space="preserve"> (vì phân tán như </w:t>
-      </w:r>
-      <w:r>
-        <w:t>keiretsu</w:t>
-      </w:r>
-      <w:r>
-        <w:t xml:space="preserve"> nhưng không liên kết cực kỳ chặt chẽ như </w:t>
-      </w:r>
-      <w:r>
-        <w:t>keiretsu</w:t>
-      </w:r>
-      <w:r>
-        <w:t>) và rủi ro của chaebol là độc quyền và tham nhũng, 3) vườn ươm phân phối thu nhập công bằng hơn trong khi chaebol gây khoảng giàu nghèo hơn</w:t>
-      </w:r>
-      <w:r>
-        <w:t xml:space="preserve"> </w:t>
-      </w:r>
-      <w:r>
-        <w:t>nhưng tích lũy vốn có thể</w:t>
-      </w:r>
-      <w:r>
-        <w:t xml:space="preserve"> nhanh hơn</w:t>
+        <w:rPr>
+          <w:i/>
+        </w:rPr>
+        <w:t>tiết kiệm</w:t>
+      </w:r>
+      <w:r>
+        <w:t xml:space="preserve"> là hoạt động khởi đầu cần thiết để quy tập vốn mồi</w:t>
+      </w:r>
+      <w:r>
+        <w:t xml:space="preserve"> cho chu trình </w:t>
+      </w:r>
+      <w:r>
+        <w:t xml:space="preserve">“dự trữ hàng hóa để bán ra </w:t>
+      </w:r>
+      <w:r>
+        <w:rPr>
+          <w:rFonts w:cs="Times New Roman"/>
+        </w:rPr>
+        <w:t>→</w:t>
+      </w:r>
+      <w:r>
+        <w:t xml:space="preserve"> tích lũy vốn để tái sản xuất </w:t>
+      </w:r>
+      <w:r>
+        <w:rPr>
+          <w:rFonts w:cs="Times New Roman"/>
+        </w:rPr>
+        <w:t>→</w:t>
+      </w:r>
+      <w:r>
+        <w:t xml:space="preserve"> dự trữ hàng hóa để bán ra”</w:t>
       </w:r>
       <w:r>
         <w:t>.</w:t>
       </w:r>
       <w:r>
-        <w:t xml:space="preserve"> Tuy nhiên, về lý luận, mô hình vườn ươm tiên tiến nhất</w:t>
-      </w:r>
-      <w:r>
-        <w:t>, phù hợp nhất với quan điểm tự do kinh tế</w:t>
-      </w:r>
-      <w:r>
-        <w:t>, và chưa chắc bị giới hạn bởi quy mô nền kinh tế</w:t>
-      </w:r>
-      <w:r>
-        <w:t>, chưa hẳn bởi vì quy mô nền kinh tế Đài Loan Trung Quốc không hề nhỏ, GDP danh nghĩa năm 2025 đạt khoảng 971 – 972 tỷ USD với tăng trưởng 8.63% năm 2025</w:t>
-      </w:r>
-      <w:r>
-        <w:t xml:space="preserve"> đứng thứ 22 thế giới, GDP bình quân đầu người năm 2025 đạt 39,000 – 42,103 USD đứng thứ 4 Đông Á vượt qua Hàn Quốc và Nhật Bản</w:t>
-      </w:r>
-      <w:r>
-        <w:t xml:space="preserve">, có thể lọt vào </w:t>
-      </w:r>
-      <w:r>
-        <w:t>nhóm</w:t>
-      </w:r>
-      <w:r>
-        <w:t xml:space="preserve"> 5 quốc gia/vùng lãnh thổ giàu nhất thế giới</w:t>
-      </w:r>
-      <w:r>
-        <w:t xml:space="preserve">, mà bởi vì mô hình </w:t>
-      </w:r>
-      <w:r>
-        <w:t>keiretsu</w:t>
-      </w:r>
-      <w:r>
-        <w:t xml:space="preserve"> chuyển từ </w:t>
-      </w:r>
-      <w:r>
-        <w:t>keiretsu</w:t>
-      </w:r>
-      <w:r>
-        <w:t xml:space="preserve"> truyền thống sang </w:t>
-      </w:r>
-      <w:r>
-        <w:rPr>
-          <w:i/>
-        </w:rPr>
-        <w:t>liên minh linh hoạt</w:t>
-      </w:r>
-      <w:r>
-        <w:t xml:space="preserve"> (s</w:t>
-      </w:r>
-      <w:r>
-        <w:t xml:space="preserve">trategic </w:t>
-      </w:r>
-      <w:r>
-        <w:t>a</w:t>
-      </w:r>
-      <w:r>
-        <w:t>lliance</w:t>
-      </w:r>
-      <w:r>
-        <w:t>, flexible alliance</w:t>
-      </w:r>
-      <w:r>
-        <w:t>) để giải quyết những vấn đề như</w:t>
-      </w:r>
-      <w:r>
-        <w:t xml:space="preserve"> (Gemini 2026)</w:t>
-      </w:r>
-      <w:r>
-        <w:t>: 1) thích ứng với sự thay đổi nhanh của toàn cầu hóa mà những ràng</w:t>
-      </w:r>
-      <w:r>
-        <w:t xml:space="preserve"> buộc trong </w:t>
-      </w:r>
-      <w:r>
-        <w:t>keiretsu</w:t>
-      </w:r>
-      <w:r>
-        <w:t xml:space="preserve"> cản trở sự thích ứng,</w:t>
-      </w:r>
-      <w:r>
-        <w:t xml:space="preserve"> 2) </w:t>
-      </w:r>
-      <w:r>
-        <w:t>keiretsu</w:t>
-      </w:r>
-      <w:r>
-        <w:t xml:space="preserve"> khép kín nên hưởng lợi ít từ quá trình đấu thầu khi mua sắm hay đầu tư, 3) sở hữu chéo mặc dù có nhiều rủi ro nhưng có mục tiêu là đặt tin cậy </w:t>
-      </w:r>
-      <w:r>
-        <w:t xml:space="preserve">nội bộ </w:t>
-      </w:r>
-      <w:r>
-        <w:t xml:space="preserve">lẫn nhau nhằm ngăn chặn sự thâu tóm từ bên ngoài, nay gặp áp lực tài chính quốc tế lẫn ảnh hưởng cực lớn của các tập đoàn đặc biệt tập đoàn công nghệ </w:t>
-      </w:r>
-      <w:r>
-        <w:t>đa quốc gia</w:t>
-      </w:r>
-      <w:r>
-        <w:t xml:space="preserve"> như Google, Apple</w:t>
-      </w:r>
-      <w:r>
-        <w:t>, Tesla</w:t>
+        <w:t xml:space="preserve"> Đây là </w:t>
+      </w:r>
+      <w:r>
+        <w:t>tổng quát hóa</w:t>
+      </w:r>
+      <w:r>
+        <w:t xml:space="preserve"> cho phát biểu của Smith “</w:t>
+      </w:r>
+      <w:r>
+        <w:t>vốn tăng do tiết kiệm và giảm do phung phí cũng như tiết kiệm là nguyên nhân trực tiếp để tăng vốn</w:t>
+      </w:r>
+      <w:r>
+        <w:t>, ví dụ, góp số tiền dành dụm để cho vay lấy lãi hoặc thuê mướn nhân công sản xuất</w:t>
+      </w:r>
+      <w:r>
+        <w:t>”</w:t>
+      </w:r>
+      <w:sdt>
+        <w:sdtPr>
+          <w:id w:val="-1040431671"/>
+          <w:citation/>
+        </w:sdtPr>
+        <w:sdtEndPr/>
+        <w:sdtContent>
+          <w:r>
+            <w:fldChar w:fldCharType="begin"/>
+          </w:r>
+          <w:r>
+            <w:instrText xml:space="preserve">CITATION Smith1776Wealth \p 249 \l 1033 </w:instrText>
+          </w:r>
+          <w:r>
+            <w:fldChar w:fldCharType="separate"/>
+          </w:r>
+          <w:r>
+            <w:rPr>
+              <w:noProof/>
+            </w:rPr>
+            <w:t xml:space="preserve"> (Smith, 1776, p. 249)</w:t>
+          </w:r>
+          <w:r>
+            <w:fldChar w:fldCharType="end"/>
+          </w:r>
+        </w:sdtContent>
+      </w:sdt>
+      <w:r>
+        <w:t>, ngay cả hoạt động “dự trữ hàng hóa để bán ra” cũng là một hình thức tiết kiệm</w:t>
       </w:r>
       <w:r>
         <w:t>.</w:t>
       </w:r>
       <w:r>
-        <w:t xml:space="preserve"> Do đó liên minh linh hoạt cốt lõi là làm lỏng lẻo sự </w:t>
-      </w:r>
-      <w:r>
-        <w:t>cố</w:t>
-      </w:r>
-      <w:r>
-        <w:t xml:space="preserve"> kết giữa các công ty trong cùng mạng lưới (</w:t>
-      </w:r>
-      <w:r>
-        <w:t>keiretsu</w:t>
-      </w:r>
-      <w:r>
-        <w:t xml:space="preserve">) </w:t>
-      </w:r>
-      <w:r>
-        <w:t>để đạt</w:t>
-      </w:r>
-      <w:r>
-        <w:t xml:space="preserve"> tính linh hoạt như hợp tác theo dự án, </w:t>
-      </w:r>
-      <w:r>
-        <w:t xml:space="preserve">hợp tác ngắn hạn, </w:t>
-      </w:r>
-      <w:r>
-        <w:t xml:space="preserve">hợp tác với đối thủ, </w:t>
-      </w:r>
-      <w:r>
-        <w:t xml:space="preserve">chiếm lĩnh thị trường, giảm sở hữu chéo, không cần đến ngân hàng trung tâm, </w:t>
-      </w:r>
-      <w:r>
-        <w:t xml:space="preserve">giảm tầng nấc quản trị, </w:t>
-      </w:r>
-      <w:r>
-        <w:t xml:space="preserve">ngay cả hai </w:t>
-      </w:r>
-      <w:r>
-        <w:t>keiretsu</w:t>
-      </w:r>
-      <w:r>
-        <w:t xml:space="preserve"> (mạng lưới) hoàn toàn có thể bắt tay nhau. </w:t>
-      </w:r>
-      <w:r>
-        <w:t xml:space="preserve">Ghi chú, Nhật Bản bắt đầu triển khai liên minh linh hoạt từ thập niên 2000 sau </w:t>
-      </w:r>
-      <w:r>
-        <w:t>khủng hoảng tài chính châu Á 1997</w:t>
-      </w:r>
-      <w:r>
-        <w:t xml:space="preserve"> và gần đây (2025) có một số thông tin đáng chú ý như t</w:t>
-      </w:r>
-      <w:r>
-        <w:t xml:space="preserve">ập đoàn Renault </w:t>
-      </w:r>
-      <w:r>
-        <w:t xml:space="preserve">(Pháp) </w:t>
-      </w:r>
-      <w:r>
-        <w:t xml:space="preserve">và </w:t>
-      </w:r>
-      <w:r>
-        <w:t xml:space="preserve">tập đoàn </w:t>
-      </w:r>
-      <w:r>
-        <w:t xml:space="preserve">Nissan Motor </w:t>
-      </w:r>
-      <w:r>
-        <w:t>(Nhật Bản) t</w:t>
-      </w:r>
-      <w:r>
-        <w:t>hiết lập lại liên minh toàn cầu</w:t>
-      </w:r>
-      <w:r>
-        <w:t xml:space="preserve"> vào năm 2023</w:t>
+        <w:t xml:space="preserve"> Vấn đề tiết kiệm không đi ngược với kinh tế tiêu dùng và cũng không</w:t>
+      </w:r>
+      <w:r>
+        <w:t xml:space="preserve"> chủ ý</w:t>
+      </w:r>
+      <w:r>
+        <w:t xml:space="preserve"> mang ngữ nghĩa bổ trợ cho kinh tế tiêu dùng </w:t>
+      </w:r>
+      <w:r>
+        <w:t xml:space="preserve">theo Smith </w:t>
+      </w:r>
+      <w:r>
+        <w:t xml:space="preserve">mà vấn đề là Smith đang đề cập đến sử dụng vốn hiệu quả, không được phung phí, đứng ở phần </w:t>
+      </w:r>
+      <w:r>
+        <w:t xml:space="preserve">đầu </w:t>
+      </w:r>
+      <w:r>
+        <w:t>của chu trình sản xuất, trong khi đó tiêu dùng thúc đẩy tiêu thụ hết số sản phẩm vừa được sản xuất, đứng ở phần cuối của chu trình sản xuất, thúc đẩy nhu cầu sản xuất hàng hóa mới.</w:t>
+      </w:r>
+      <w:r>
+        <w:t xml:space="preserve"> </w:t>
+      </w:r>
+      <w:bookmarkStart w:id="5" w:name="_GoBack"/>
+      <w:bookmarkEnd w:id="5"/>
+      <w:r>
+        <w:t>Nguồn gốc của kinh tế tự do là phân công lao động và phân công lao động thể hiện bản chất đạo đức của nền kinh tế, với lưu ý, không phải đạo đức kinh doanh mà chính xác là đạo đức của nền kinh tế, theo đó người làm nhiều hưởng nhiều, làm ít hưở</w:t>
+      </w:r>
+      <w:r>
+        <w:t>ng ít</w:t>
+      </w:r>
+      <w:r>
+        <w:t xml:space="preserve"> </w:t>
+      </w:r>
+      <w:r>
+        <w:t xml:space="preserve">cũng như </w:t>
+      </w:r>
+      <w:r>
+        <w:t>lao động theo khả năng và nhu cầu</w:t>
+      </w:r>
+      <w:r>
+        <w:t>, thuận theo lẽ tự nhiên</w:t>
+      </w:r>
+      <w:r>
+        <w:t>. Đ</w:t>
+      </w:r>
+      <w:r>
+        <w:t>ây là đạo đức của sự công bằng</w:t>
+      </w:r>
+      <w:r>
+        <w:t xml:space="preserve"> và đạo đức này có lẽ thuộc về luân lý nhân văn chứ không thuộc về nguyên lý</w:t>
+      </w:r>
+      <w:r>
+        <w:t xml:space="preserve"> </w:t>
+      </w:r>
+      <w:r>
+        <w:t xml:space="preserve">[tối cao] </w:t>
+      </w:r>
+      <w:r>
+        <w:t>mặc dù ta vẫn gọi nguyên lý bàn tay vô hình. Cách thức phân tích và giải thích của Smith trong tác phẩm “Của Cải Của Các Quốc Gia” đề ra những quy tắc được gọi là nguyên lý theo khoa học, được dẫn xuất ngầm định từ đạo đức luân lý của con người.</w:t>
+      </w:r>
+      <w:r>
+        <w:t xml:space="preserve"> May mắn </w:t>
+      </w:r>
+      <w:r>
+        <w:t>thay hoặc trùng hợp rằng tiết kiệm là một phẩm chất đạo đức của con người, ở đây trong ngữ cảnh tự do kinh tế lại phù hợp với đạo đức công bằng của nền kinh tế.</w:t>
+      </w:r>
+      <w:r>
+        <w:t xml:space="preserve"> Tiêu dùng tựa như cơ chế “hủy cốt bào” kích cầu tái sản xuất nhưng Smith nói đến chi tiêu hoang phí khi mà một số vốn lẽ ra được đưa vào đầu tư tái sản xuất tạo ra của cải vật chất mới lại bị chi tiêu mua những hàng hóa không cần thiết hoặc xa xỉ phẩm, vấn đề này chỉ cần nhắc lại quy tắc đơn giản là </w:t>
+      </w:r>
+      <w:r>
+        <w:t xml:space="preserve">chi </w:t>
+      </w:r>
+      <w:r>
+        <w:t xml:space="preserve">tiêu hợp lý và </w:t>
+      </w:r>
+      <w:r>
+        <w:t>tiết kiệm</w:t>
+      </w:r>
+      <w:r>
+        <w:t xml:space="preserve"> hợp lý</w:t>
       </w:r>
       <w:r>
         <w:t>.</w:t>
@@ -30699,1031 +32517,25 @@
         <w:t xml:space="preserve"> </w:t>
       </w:r>
       <w:r>
-        <w:t xml:space="preserve">Liên minh </w:t>
-      </w:r>
-      <w:r>
-        <w:t xml:space="preserve">linh hoạt </w:t>
-      </w:r>
-      <w:r>
-        <w:t>khắc phục nhược điểm nghiêng về phòng thủ trước ý chí tấn công của chaebol mà vẫn bảo đảm đặc tính tự do của thị trường. Mô hình liên minh linh hoạt tuy cũng khác với mô hình vườn ươm nhưng cùng hệ phân tán</w:t>
-      </w:r>
-      <w:r>
-        <w:t xml:space="preserve"> và rõ ràng, liên minh linh hoạt hay </w:t>
-      </w:r>
-      <w:r>
-        <w:rPr>
-          <w:i/>
-        </w:rPr>
-        <w:t>liên minh chiến lược</w:t>
-      </w:r>
-      <w:r>
-        <w:t xml:space="preserve"> hay </w:t>
-      </w:r>
-      <w:r>
-        <w:rPr>
-          <w:i/>
-        </w:rPr>
-        <w:t>liên minh toàn cầu</w:t>
-      </w:r>
-      <w:r>
-        <w:t xml:space="preserve"> phản ánh hình thức </w:t>
-      </w:r>
-      <w:r>
-        <w:rPr>
-          <w:i/>
-        </w:rPr>
-        <w:t>sáp nhập</w:t>
-      </w:r>
-      <w:r>
-        <w:t xml:space="preserve"> </w:t>
-      </w:r>
-      <w:r>
-        <w:t xml:space="preserve">(merger) </w:t>
-      </w:r>
-      <w:r>
-        <w:t>diễn ra thường xuyên giữa các tập đoàn công nghệ lớn</w:t>
-      </w:r>
-      <w:r>
-        <w:t xml:space="preserve"> và sự sáp </w:t>
-      </w:r>
-      <w:r>
-        <w:lastRenderedPageBreak/>
-        <w:t>nhập này không khác bao nhiêu sự bám chặt vào chuỗi cung ứng toàn cầu của mô hình vườn ươm, có khác chăng là ở quy mô rất lớn</w:t>
-      </w:r>
-      <w:r>
-        <w:t xml:space="preserve"> với </w:t>
-      </w:r>
-      <w:r>
-        <w:t>liên minh toàn cầu</w:t>
-      </w:r>
-      <w:r>
-        <w:t>.</w:t>
-      </w:r>
-      <w:r>
-        <w:t xml:space="preserve"> </w:t>
-      </w:r>
-      <w:r>
-        <w:t xml:space="preserve">TSMC là tập đoàn </w:t>
-      </w:r>
-      <w:r>
-        <w:t>toàn cầu</w:t>
-      </w:r>
-      <w:r>
-        <w:t xml:space="preserve"> của Đài Loan Trung Quốc và Đài Loan Trung Quốc còn nhiều công ty </w:t>
-      </w:r>
-      <w:r>
-        <w:t>“</w:t>
-      </w:r>
-      <w:r>
-        <w:t>yết hầu</w:t>
-      </w:r>
-      <w:r>
-        <w:t>”</w:t>
-      </w:r>
-      <w:r>
-        <w:t xml:space="preserve"> của chuỗi cung ứng toàn cầu, tập trung vào nh</w:t>
-      </w:r>
-      <w:r>
-        <w:t>ữ</w:t>
-      </w:r>
-      <w:r>
-        <w:t>ng phân khúc</w:t>
-      </w:r>
-      <w:r>
-        <w:t>,</w:t>
-      </w:r>
-      <w:r>
-        <w:t xml:space="preserve"> những công đoạn quan trọng </w:t>
-      </w:r>
-      <w:r>
-        <w:t>trong quá trình sản xuất</w:t>
-      </w:r>
-      <w:r>
-        <w:t xml:space="preserve"> một sản phẩm hoàn chỉnh </w:t>
-      </w:r>
-      <w:r>
-        <w:t>(Gemini 2026)</w:t>
-      </w:r>
-      <w:r>
-        <w:t xml:space="preserve">. </w:t>
-      </w:r>
-      <w:r>
-        <w:t xml:space="preserve">Ghi chú, kinh tế Đài Loan Trung Quốc cất cánh vào thập niên 1960 và trở thành một trong bốn con </w:t>
-      </w:r>
-      <w:proofErr w:type="gramStart"/>
-      <w:r>
-        <w:t>rồng  châu</w:t>
-      </w:r>
-      <w:proofErr w:type="gramEnd"/>
-      <w:r>
-        <w:t xml:space="preserve"> Á vào thập niên 1980, gần như đồng thời với Hàn Quốc</w:t>
-      </w:r>
-      <w:r>
-        <w:t xml:space="preserve">, và bốn con rồng </w:t>
-      </w:r>
-      <w:r>
-        <w:t xml:space="preserve">(hổ) </w:t>
-      </w:r>
-      <w:r>
-        <w:t xml:space="preserve">châu Á từ thập niên 1960 đến thập niên 1980 </w:t>
-      </w:r>
-      <w:r>
-        <w:t>gồm</w:t>
-      </w:r>
-      <w:r>
-        <w:t xml:space="preserve"> </w:t>
-      </w:r>
-      <w:r>
-        <w:t>Hàn Quốc, Singapore, Đài Loan Trung Quốc, và Hồng Kông Trung Quốc</w:t>
-      </w:r>
-      <w:r>
-        <w:t xml:space="preserve">. </w:t>
-      </w:r>
-      <w:r>
-        <w:t xml:space="preserve">Với mô hình dọc mà sự tập trung chủ đạo từ chính phủ đến chaebol thì mô hình chaebol khó mà sáp nhập với tập đoàn </w:t>
-      </w:r>
-      <w:r>
-        <w:t>toàn cầu</w:t>
-      </w:r>
-      <w:r>
-        <w:t xml:space="preserve"> </w:t>
-      </w:r>
-      <w:r>
-        <w:t xml:space="preserve">(2026) </w:t>
-      </w:r>
-      <w:r>
-        <w:t>khi chaebol vừa là tài sản quý của quốc gia vừa là niềm tự hào dân tộ</w:t>
-      </w:r>
-      <w:r>
-        <w:t xml:space="preserve">c, và </w:t>
-      </w:r>
-      <w:r>
-        <w:t xml:space="preserve">Hàn Quốc sẽ </w:t>
-      </w:r>
-      <w:r>
-        <w:t xml:space="preserve">còn </w:t>
-      </w:r>
-      <w:r>
-        <w:t xml:space="preserve">đối </w:t>
-      </w:r>
-      <w:r>
-        <w:t xml:space="preserve">phó </w:t>
-      </w:r>
-      <w:r>
-        <w:t xml:space="preserve">với sự tấn công từ các tập đoàn </w:t>
-      </w:r>
-      <w:r>
-        <w:t>đa quốc gia</w:t>
-      </w:r>
-      <w:r>
-        <w:t xml:space="preserve"> </w:t>
-      </w:r>
-      <w:r>
-        <w:t>đặc biệt khi toàn cầu hóa quay trở lại</w:t>
-      </w:r>
-      <w:r>
-        <w:t>, chaebol vĩnh viễn xoay vần trong cuộc chiến toàn cầu nếu không bắt tay với đối thủ</w:t>
-      </w:r>
-      <w:r>
-        <w:t>, mặc dù có thể là cái giá của sự tráng kiện</w:t>
-      </w:r>
-      <w:r>
-        <w:t>.</w:t>
-      </w:r>
-      <w:r>
-        <w:t xml:space="preserve"> Mô hình sản xuất của Trung Quốc dường như nghiêng về mô hình tập trung như mô hình chaebol của Hàn Quốc, theo Gemini 2026, </w:t>
-      </w:r>
-      <w:r>
-        <w:t>“</w:t>
-      </w:r>
-      <w:r>
-        <w:t xml:space="preserve">là sự kết hợp giữa quyền lực tập trung </w:t>
-      </w:r>
-      <w:r>
-        <w:t xml:space="preserve">của </w:t>
-      </w:r>
-      <w:r>
-        <w:t>nhà nước và sự năng động của thị trường</w:t>
-      </w:r>
-      <w:r>
-        <w:t>”</w:t>
-      </w:r>
-      <w:r>
-        <w:t xml:space="preserve">, được gọi là </w:t>
-      </w:r>
-      <w:r>
-        <w:rPr>
-          <w:i/>
-        </w:rPr>
-        <w:t xml:space="preserve">mô hình </w:t>
-      </w:r>
-      <w:r>
-        <w:t>[</w:t>
-      </w:r>
-      <w:r>
-        <w:rPr>
-          <w:i/>
-        </w:rPr>
-        <w:t>sản xuất</w:t>
-      </w:r>
-      <w:r>
-        <w:t>]</w:t>
-      </w:r>
-      <w:r>
-        <w:rPr>
-          <w:i/>
-        </w:rPr>
-        <w:t xml:space="preserve"> tư bản nhà nước</w:t>
-      </w:r>
-      <w:r>
-        <w:t xml:space="preserve"> (s</w:t>
-      </w:r>
-      <w:r>
-        <w:t xml:space="preserve">tate </w:t>
-      </w:r>
-      <w:r>
-        <w:t>c</w:t>
-      </w:r>
-      <w:r>
-        <w:t>apitalism</w:t>
-      </w:r>
-      <w:r>
-        <w:t>)</w:t>
-      </w:r>
-      <w:r>
-        <w:t>, theo đó, quyền lực nhà nước thể hiện ở các tập đoàn nhà nước và sự năng động của thị trường thể hiện ở các tập đoàn tư nhân</w:t>
-      </w:r>
-      <w:r>
-        <w:t xml:space="preserve"> (</w:t>
-      </w:r>
-      <w:r>
-        <w:rPr>
-          <w:i/>
-        </w:rPr>
-        <w:t>private tech giants</w:t>
-      </w:r>
-      <w:r>
-        <w:t>)</w:t>
-      </w:r>
-      <w:r>
-        <w:t>, trong đó, tập đoàn nhà nước</w:t>
-      </w:r>
-      <w:r>
-        <w:t xml:space="preserve"> </w:t>
-      </w:r>
-      <w:r>
-        <w:t>(</w:t>
-      </w:r>
-      <w:r>
-        <w:rPr>
-          <w:i/>
-        </w:rPr>
-        <w:t>SOEs</w:t>
-      </w:r>
-      <w:r>
-        <w:t xml:space="preserve">) </w:t>
-      </w:r>
-      <w:r>
-        <w:t>có nhiệm vụ phát triển cơ sở hạ tầng (đường sắt</w:t>
-      </w:r>
-      <w:r>
-        <w:t>, vận tải,</w:t>
-      </w:r>
-      <w:r>
-        <w:t>…), đẩy mạnh dịch vụ công (viễn thông</w:t>
-      </w:r>
-      <w:r>
-        <w:t>, năng lượng,</w:t>
-      </w:r>
-      <w:r>
-        <w:t>…) và định hướng chiến lượ</w:t>
-      </w:r>
-      <w:r>
-        <w:t>c</w:t>
-      </w:r>
-      <w:r>
-        <w:t>,</w:t>
-      </w:r>
-      <w:r>
-        <w:t xml:space="preserve"> </w:t>
-      </w:r>
-      <w:r>
-        <w:t>trong khi</w:t>
-      </w:r>
-      <w:r>
-        <w:t xml:space="preserve"> </w:t>
-      </w:r>
-      <w:r>
-        <w:t>tập đoàn tư nhân tung sản phẩm ra thị trường và cạnh tranh quốc tế.</w:t>
-      </w:r>
-      <w:r>
-        <w:t xml:space="preserve"> Tuy nhiên tập đoàn tư nhân Trung Quốc không phải chaebol Hàn Quốc vì quyền lực chính phủ tác động nhiều lên tập đoàn nhà nước. </w:t>
-      </w:r>
-      <w:r>
-        <w:t xml:space="preserve">Hơn nữa, chính phủ Trung Quốc rót vốn vào các tập đoàn tư nhân qua các quỹ đầu tư </w:t>
-      </w:r>
-      <w:r>
-        <w:t>[</w:t>
-      </w:r>
-      <w:r>
-        <w:t>mạo hiểm</w:t>
-      </w:r>
-      <w:r>
-        <w:t>]</w:t>
-      </w:r>
-      <w:r>
-        <w:t xml:space="preserve"> không phải trực tiếp từ ngân hàng trung ương như Hàn Quốc </w:t>
-      </w:r>
-      <w:r>
-        <w:t>trước đây</w:t>
-      </w:r>
-      <w:r>
-        <w:t xml:space="preserve">, đồng thời chính phủ Trung Quốc có thể nắm giữ một lượng cổ phần nhỏ (khoảng 1%) được gọi là </w:t>
-      </w:r>
-      <w:r>
-        <w:rPr>
-          <w:i/>
-        </w:rPr>
-        <w:t>cổ phần vàng</w:t>
-      </w:r>
-      <w:r>
-        <w:t xml:space="preserve"> trong các tập đoàn tư nhân đủ để chi phối &amp; định hướng chiến lược, cũng như chính phủ Trung Quốc rót vốn </w:t>
-      </w:r>
-      <w:r>
-        <w:t xml:space="preserve">vào </w:t>
-      </w:r>
-      <w:r>
-        <w:t xml:space="preserve">(cấp tín dụng) cùng lúc nhiều doanh nghiệp trong một ngành chiến lược để họ tự cạnh tranh </w:t>
-      </w:r>
-      <w:r>
-        <w:t xml:space="preserve">[gần với mô hình vườn ươm] </w:t>
-      </w:r>
-      <w:r>
-        <w:t xml:space="preserve">thay vì tập trung vào một vài chaebol như Hàn Quốc trước đây (Gemini 2026). </w:t>
-      </w:r>
-      <w:r>
-        <w:t xml:space="preserve">Như vậy </w:t>
-      </w:r>
-      <w:r>
-        <w:t>mô hình tư bản nhà nước</w:t>
-      </w:r>
-      <w:r>
-        <w:t xml:space="preserve"> cân bằng giữa chaebol và</w:t>
-      </w:r>
-      <w:r>
-        <w:t xml:space="preserve"> </w:t>
-      </w:r>
-      <w:r>
-        <w:t>keiretsu</w:t>
-      </w:r>
-      <w:r>
-        <w:t>, có tính chất phân tán nhất định trong hệ thống chính trị trung ương tập quyền.</w:t>
-      </w:r>
-      <w:r>
-        <w:t xml:space="preserve"> Nhiều phát minh công nghệ nở rộ ở Trung Quốc từ thập niên 2000 do tính chất phân tán này</w:t>
-      </w:r>
-      <w:r>
-        <w:t>.</w:t>
-      </w:r>
-      <w:r>
-        <w:t xml:space="preserve"> Ngoài ra, Trung Quốc còn có một số chính sách bổ trợ </w:t>
-      </w:r>
-      <w:r>
-        <w:t>mô hình [sản xuất] tư bản nhà nước</w:t>
-      </w:r>
-      <w:r>
-        <w:t xml:space="preserve"> gần với mô hình chaebol</w:t>
-      </w:r>
-      <w:r>
-        <w:t xml:space="preserve"> như</w:t>
-      </w:r>
-      <w:r>
-        <w:t xml:space="preserve"> (Gemini 2026)</w:t>
-      </w:r>
-      <w:r>
-        <w:t>: 1) bắt buộc các công ty nước ngoài FDI phải chuyển giao công nghệ khi đầu tư vào Trung Quốc để ngay từ đầu đã có thể đặt nền móng vượt lên chuỗi công nghiệp phụ trợ, 2) sức mạnh chính trị và xã hội chặn một số dịch vụ quốc tế để ép doanh nghiệp trong nước phát triển sản phẩm thay thế</w:t>
-      </w:r>
-      <w:r>
-        <w:t>, 3) các địa phương</w:t>
-      </w:r>
-      <w:r>
-        <w:t>/đặc khu</w:t>
-      </w:r>
-      <w:r>
-        <w:t xml:space="preserve"> như các chaebol cạnh tranh lẫn nhau</w:t>
-      </w:r>
-      <w:r>
-        <w:t xml:space="preserve"> để giành được nguồn vốn</w:t>
-      </w:r>
-      <w:r>
-        <w:t xml:space="preserve"> (Thâm Quyến, Thượng Hải, Hàng Châu…)</w:t>
-      </w:r>
-      <w:r>
-        <w:t>.</w:t>
-      </w:r>
-      <w:r>
-        <w:t xml:space="preserve"> Ghi chú, kinh tế Trung Quốc phát triển từ thập niên 1980 và bùng nổ vào thập niên 2000</w:t>
-      </w:r>
-      <w:r>
-        <w:t>, GDP danh nghĩa năm 2025 của Trung Quốc đạt 18,</w:t>
-      </w:r>
-      <w:r>
-        <w:t xml:space="preserve">000 </w:t>
-      </w:r>
-      <w:r>
-        <w:t xml:space="preserve">– </w:t>
-      </w:r>
-      <w:r>
-        <w:t>20</w:t>
-      </w:r>
-      <w:r>
-        <w:t>,</w:t>
-      </w:r>
-      <w:r>
-        <w:t>000 tỷ USD</w:t>
-      </w:r>
-      <w:r>
-        <w:t xml:space="preserve"> giữ vững vị trí thứ hai thế giới</w:t>
-      </w:r>
-      <w:r>
-        <w:t>.</w:t>
-      </w:r>
-      <w:r>
-        <w:t xml:space="preserve"> Sức mạnh tập trung của mô hình chaebol </w:t>
-      </w:r>
-      <w:r>
-        <w:t>là chén thuốc đắng</w:t>
-      </w:r>
-      <w:r>
-        <w:t xml:space="preserve"> </w:t>
-      </w:r>
-      <w:r>
-        <w:t>vào thời điểm này (2026) đối vớ</w:t>
-      </w:r>
-      <w:r>
-        <w:t>i</w:t>
-      </w:r>
-      <w:r>
-        <w:t xml:space="preserve"> nh</w:t>
-      </w:r>
-      <w:r>
-        <w:t>ữ</w:t>
-      </w:r>
-      <w:r>
-        <w:t xml:space="preserve">ng nước đang vượt qua bẫy thu nhập trung bình vì lúc mô hình chaebol kích phát vào thập niên 1960 có một số thuận lợi về nhu cầu thị trường và kinh tế </w:t>
-      </w:r>
-      <w:r>
-        <w:t xml:space="preserve">thế giới </w:t>
-      </w:r>
-      <w:r>
-        <w:t>lúc đó chưa cạnh tranh khốc liệt</w:t>
-      </w:r>
-      <w:r>
-        <w:t>,</w:t>
-      </w:r>
-      <w:r>
-        <w:t xml:space="preserve"> chưa toàn cầu hóa ở mức như bây giờ</w:t>
-      </w:r>
-      <w:r>
-        <w:t>,</w:t>
-      </w:r>
-      <w:r>
-        <w:t xml:space="preserve"> như</w:t>
-      </w:r>
-      <w:r>
-        <w:t>ng,</w:t>
-      </w:r>
-      <w:r>
-        <w:t xml:space="preserve"> mô hình </w:t>
-      </w:r>
-      <w:r>
-        <w:t>keiretsu</w:t>
-      </w:r>
-      <w:r>
-        <w:t xml:space="preserve"> </w:t>
-      </w:r>
-      <w:r>
-        <w:t xml:space="preserve">cũng </w:t>
-      </w:r>
-      <w:r>
-        <w:t xml:space="preserve">có nhiều ràng buộc với tinh thần Nhật Bản </w:t>
-      </w:r>
-      <w:r>
-        <w:t>cũng như</w:t>
-      </w:r>
-      <w:r>
-        <w:t xml:space="preserve"> liên minh chiến lược thì quá lớn đối với đa số doanh nghiệp, nên giải pháp phân chia giữa doanh nghiệp tư nhân và doanh nghiệp nhà nước </w:t>
-      </w:r>
-      <w:r>
-        <w:t xml:space="preserve">như Trung Quốc </w:t>
-      </w:r>
-      <w:r>
-        <w:t xml:space="preserve">tương đối khả thi vì dàn trải rủi ro đổi lại với các doanh nghiệp tư nhân có không gian nhất định hình thành </w:t>
-      </w:r>
-      <w:r>
-        <w:t>keiretsu</w:t>
-      </w:r>
-      <w:r>
-        <w:t xml:space="preserve"> dọc có đầu tàu nhưng không có ngân hàng riêng và </w:t>
-      </w:r>
-      <w:r>
-        <w:t xml:space="preserve">hạn chế </w:t>
-      </w:r>
-      <w:r>
-        <w:t>sở hữu chéo</w:t>
-      </w:r>
-      <w:r>
-        <w:t xml:space="preserve"> đến mức có thể</w:t>
-      </w:r>
-      <w:r>
-        <w:t>.</w:t>
-      </w:r>
-      <w:r>
-        <w:t xml:space="preserve"> Các doanh nghiệp nhà nước tập trung đầu tư vào cơ sở hạ tầng, năng lượng và dịch vụ công, là cánh tay nối dài của đầu tư chính phủ, cũng như định hướng chiến lược bằng cả chính sách lẫn các dự án </w:t>
-      </w:r>
-      <w:r>
-        <w:t>khởi nghiệp (</w:t>
-      </w:r>
-      <w:r>
-        <w:t>startups</w:t>
-      </w:r>
-      <w:r>
-        <w:t>)</w:t>
-      </w:r>
-      <w:r>
-        <w:t xml:space="preserve"> cho doanh nghiệp nhỏ &amp; vừa (SME) như </w:t>
-      </w:r>
-      <w:r>
-        <w:t>ITRI</w:t>
-      </w:r>
-      <w:r>
-        <w:t xml:space="preserve"> của Đài Loan Trung </w:t>
-      </w:r>
-      <w:r>
-        <w:lastRenderedPageBreak/>
-        <w:t>Quốc</w:t>
-      </w:r>
-      <w:r>
-        <w:t xml:space="preserve">. Điểm khác biệt nhỏ nhưng rõ là </w:t>
-      </w:r>
-      <w:r>
-        <w:rPr>
-          <w:i/>
-        </w:rPr>
-        <w:t>hỗ trợ SME nhiều nhất có thể</w:t>
-      </w:r>
-      <w:r>
-        <w:t>,</w:t>
-      </w:r>
-      <w:r>
-        <w:t xml:space="preserve"> luôn luôn song hành với thương mại toàn quốc</w:t>
-      </w:r>
-      <w:r>
-        <w:t xml:space="preserve"> để chia sẻ rủi ro</w:t>
-      </w:r>
-      <w:r>
-        <w:t>.</w:t>
-      </w:r>
-      <w:r>
-        <w:t xml:space="preserve"> Nói cách khác, phân chia doanh nghiệp nhà nước một cách hợp lý nhất và vốn để đầu tư SME</w:t>
-      </w:r>
-      <w:r>
-        <w:t>s</w:t>
-      </w:r>
-      <w:r>
-        <w:t xml:space="preserve"> </w:t>
-      </w:r>
-      <w:r>
-        <w:t>&amp;</w:t>
-      </w:r>
-      <w:r>
-        <w:t xml:space="preserve"> công nghệ là vốn từ thoái hay cổ phần hóa lúc cần thiết.</w:t>
-      </w:r>
-      <w:r>
-        <w:t xml:space="preserve"> </w:t>
-      </w:r>
-      <w:r>
-        <w:t>M</w:t>
-      </w:r>
-      <w:r>
-        <w:t>ột điểm quan trọng nữa là các doanh nghiệp tư nh</w:t>
-      </w:r>
-      <w:r>
-        <w:t>â</w:t>
-      </w:r>
-      <w:r>
-        <w:t xml:space="preserve">n được </w:t>
-      </w:r>
-      <w:r>
-        <w:t>điều phối</w:t>
-      </w:r>
-      <w:r>
-        <w:t xml:space="preserve"> gần với mô hình chaebol, có định hướng chiến lược </w:t>
-      </w:r>
-      <w:r>
-        <w:t xml:space="preserve">rõ ràng </w:t>
-      </w:r>
-      <w:r>
-        <w:t xml:space="preserve">và hỗ trợ cấp vốn cùng với quy trình kiểm soát hiệu quả. </w:t>
-      </w:r>
-      <w:r>
-        <w:t>Nếu doanh nghiệp tư nhân hoạt động hiệu quả thì quy trình kiểm soát hiệu quả là chống độc quyền.</w:t>
-      </w:r>
-      <w:r>
-        <w:t xml:space="preserve"> </w:t>
-      </w:r>
-      <w:r>
-        <w:t xml:space="preserve">Nếu doanh nghiệp nhà nước tập trung vào đầu tư công </w:t>
-      </w:r>
-      <w:r>
-        <w:t>bên cạnh phát triển dự</w:t>
-      </w:r>
-      <w:r>
-        <w:t xml:space="preserve"> án startup</w:t>
-      </w:r>
-      <w:r>
-        <w:t xml:space="preserve"> </w:t>
-      </w:r>
-      <w:r>
-        <w:t>thì quy trình kiểm soát hiệu quả chủ yếu chống tham nhũng.</w:t>
-      </w:r>
-      <w:r>
-        <w:t xml:space="preserve"> </w:t>
-      </w:r>
-      <w:r>
-        <w:t xml:space="preserve">Một số tập đoàn toàn cầu ngay từ lúc đầu không đi theo nguyên tắc </w:t>
-      </w:r>
-      <w:r>
-        <w:t>quản trị</w:t>
-      </w:r>
-      <w:r>
-        <w:t xml:space="preserve"> kinh doanh </w:t>
-      </w:r>
-      <w:r>
-        <w:t xml:space="preserve">nên </w:t>
-      </w:r>
-      <w:r>
-        <w:t>gặp nhiều rủi ro mà sau này thành công của họ không thể lý giải ngoài yếu tố sáng tạo, vì vậy tư duy mạo hiểm sáng tạo hoặc mô hình vườn ươm có một sức mạnh đáng kinh ngạc</w:t>
-      </w:r>
-      <w:r>
-        <w:t xml:space="preserve"> mà việc tin vào đó đã là mạo hiểm</w:t>
-      </w:r>
-      <w:r>
-        <w:t xml:space="preserve">. </w:t>
-      </w:r>
-      <w:r>
-        <w:t xml:space="preserve">Sáng tạo là bản chất của nghệ thuật và khoa học </w:t>
-      </w:r>
-      <w:r>
-        <w:t xml:space="preserve">phát kiến điều mới lạ </w:t>
-      </w:r>
-      <w:r>
-        <w:t>nhưng tại sao sáng tạo vẫn có xác suất thành công rực r</w:t>
-      </w:r>
-      <w:r>
-        <w:t>ỡ</w:t>
-      </w:r>
-      <w:r>
-        <w:t xml:space="preserve"> trong kinh tế? Mạo hiểm có khả năng mang đến thành công lớn, câu trả lời </w:t>
-      </w:r>
-      <w:r>
-        <w:t xml:space="preserve">này </w:t>
-      </w:r>
-      <w:r>
-        <w:t xml:space="preserve">chưa thỏa đáng vì vấn đề là nhu cầu mới, khao khát </w:t>
-      </w:r>
-      <w:r>
-        <w:t>thầm kín</w:t>
-      </w:r>
-      <w:r>
-        <w:t xml:space="preserve"> luôn </w:t>
-      </w:r>
-      <w:r>
-        <w:t xml:space="preserve">tiềm tàng </w:t>
-      </w:r>
-      <w:r>
-        <w:t xml:space="preserve">trong con người </w:t>
-      </w:r>
-      <w:r>
-        <w:t xml:space="preserve">cho </w:t>
-      </w:r>
-      <w:r>
-        <w:t xml:space="preserve">đến khi có người phát hiện. </w:t>
-      </w:r>
-      <w:r>
-        <w:t>Ghi chú, “startup” là thuật ngữ chỉ công ty khởi nghiệp.</w:t>
-      </w:r>
-      <w:r>
-        <w:t xml:space="preserve"> </w:t>
-      </w:r>
-      <w:r>
-        <w:t xml:space="preserve">Theo Google 2026, GDP danh nghĩa năm 2024 của một số </w:t>
-      </w:r>
-      <w:r>
-        <w:t>quốc gia/vùng lãnh thổ</w:t>
-      </w:r>
-      <w:r>
-        <w:t xml:space="preserve"> châu Á như sau: Trung Quốc (</w:t>
-      </w:r>
-      <w:r>
-        <w:t>18,5</w:t>
-      </w:r>
-      <w:r>
-        <w:t>00</w:t>
-      </w:r>
-      <w:r>
-        <w:t xml:space="preserve"> - 18,9</w:t>
-      </w:r>
-      <w:r>
-        <w:t>00</w:t>
-      </w:r>
-      <w:r>
-        <w:t xml:space="preserve"> tỷ USD</w:t>
-      </w:r>
-      <w:r>
-        <w:t>), Nhật Bản (609,</w:t>
-      </w:r>
-      <w:r>
-        <w:t>300 tỷ Yên</w:t>
-      </w:r>
-      <w:r>
-        <w:t xml:space="preserve"> khoảng 4,019 tỷ USD), Ấn Độ (3,910 – 4,340 tỷ USD), Hàn Quốc (1,868.9 tỷ USD), Indonesia (1,396 – 1,</w:t>
-      </w:r>
-      <w:r>
-        <w:t>430 tỷ USD</w:t>
-      </w:r>
-      <w:r>
-        <w:t>), Đài Loan Trung Quốc (775 tỷ USD), Thái Lan (526.</w:t>
-      </w:r>
-      <w:r>
-        <w:t xml:space="preserve">3 </w:t>
-      </w:r>
-      <w:r>
-        <w:t>– 526.</w:t>
-      </w:r>
-      <w:r>
-        <w:t>5 tỷ USD</w:t>
-      </w:r>
-      <w:r>
-        <w:t>), Singapore (501.4 tỷ USD), Việt Nam (476.3 tỷ USD), Philippines (</w:t>
-      </w:r>
-      <w:r>
-        <w:t xml:space="preserve">461 </w:t>
-      </w:r>
-      <w:r>
-        <w:t>–</w:t>
-      </w:r>
-      <w:r>
-        <w:t xml:space="preserve"> 462 tỷ USD</w:t>
-      </w:r>
-      <w:r>
-        <w:t>), Malaysia (421.</w:t>
-      </w:r>
-      <w:r>
-        <w:t>97 tỷ USD</w:t>
-      </w:r>
-      <w:r>
-        <w:t>), Hong Kong Trung Quốc (407 tỷ USD), Campuchia (44.</w:t>
-      </w:r>
-      <w:r>
-        <w:t xml:space="preserve">81 </w:t>
-      </w:r>
-      <w:r>
-        <w:t>– 46.</w:t>
-      </w:r>
-      <w:r>
-        <w:t>35 tỷ USD</w:t>
-      </w:r>
-      <w:r>
-        <w:t>), Lào (16.5</w:t>
-      </w:r>
-      <w:r>
-        <w:t xml:space="preserve"> </w:t>
-      </w:r>
-      <w:r>
-        <w:t>– 16.</w:t>
-      </w:r>
-      <w:r>
-        <w:t>6 tỷ USD</w:t>
-      </w:r>
-      <w:r>
-        <w:t xml:space="preserve">), </w:t>
-      </w:r>
-      <w:r>
-        <w:t xml:space="preserve">Brunei (15,34 </w:t>
-      </w:r>
-      <w:r>
-        <w:t>–</w:t>
-      </w:r>
-      <w:r>
-        <w:t xml:space="preserve"> 15,46 tỷ USD)</w:t>
-      </w:r>
-      <w:r>
-        <w:t>.</w:t>
-      </w:r>
-      <w:r>
-        <w:t xml:space="preserve"> </w:t>
-      </w:r>
-      <w:r>
-        <w:t xml:space="preserve">Theo Google 2026, GDP bình quân đầu người năm 2024 của một số </w:t>
-      </w:r>
-      <w:r>
-        <w:t>quốc gia/vùng lãnh thổ</w:t>
-      </w:r>
-      <w:r>
-        <w:t xml:space="preserve"> châu Á như sau:</w:t>
-      </w:r>
-      <w:r>
-        <w:t xml:space="preserve"> Singapore (87,000 </w:t>
-      </w:r>
-      <w:r>
-        <w:t>–</w:t>
-      </w:r>
-      <w:r>
-        <w:t xml:space="preserve"> 90,000 USD), Hong Kong </w:t>
-      </w:r>
-      <w:r>
-        <w:t xml:space="preserve">Trung Quốc </w:t>
-      </w:r>
-      <w:r>
-        <w:t xml:space="preserve">(50,000 </w:t>
-      </w:r>
-      <w:r>
-        <w:t>–</w:t>
-      </w:r>
-      <w:r>
-        <w:t xml:space="preserve"> 55,000 USD), Brunei (30,000 </w:t>
-      </w:r>
-      <w:r>
-        <w:t>–</w:t>
-      </w:r>
-      <w:r>
-        <w:t xml:space="preserve"> 37,000 USD), Hàn Quốc (33,000 </w:t>
-      </w:r>
-      <w:r>
-        <w:t>–</w:t>
-      </w:r>
-      <w:r>
-        <w:t xml:space="preserve"> 37,000 USD), Nhật Bản (33,000 </w:t>
-      </w:r>
-      <w:r>
-        <w:t>–</w:t>
-      </w:r>
-      <w:r>
-        <w:t xml:space="preserve"> 35,000 USD), Đài Loan Trung Quốc (33,000 </w:t>
-      </w:r>
-      <w:r>
-        <w:t>–</w:t>
-      </w:r>
-      <w:r>
-        <w:t xml:space="preserve"> 34,000 USD), Malaysia (13,000 </w:t>
-      </w:r>
-      <w:r>
-        <w:t>–</w:t>
-      </w:r>
-      <w:r>
-        <w:t xml:space="preserve"> 13,500 USD), Trung Quốc (12,000 </w:t>
-      </w:r>
-      <w:r>
-        <w:t>–</w:t>
-      </w:r>
-      <w:r>
-        <w:t xml:space="preserve"> 13,000 USD khoảng 95,749 Nhân Dân tệ), Thái Lan (7,500 </w:t>
-      </w:r>
-      <w:r>
-        <w:t>–</w:t>
-      </w:r>
-      <w:r>
-        <w:t xml:space="preserve"> 7,800 USD), Indonesia (5,000 </w:t>
-      </w:r>
-      <w:r>
-        <w:t>–</w:t>
-      </w:r>
-      <w:r>
-        <w:t xml:space="preserve"> 5,300 USD), Việt Nam (4,600 </w:t>
-      </w:r>
-      <w:r>
-        <w:t>–</w:t>
-      </w:r>
-      <w:r>
-        <w:t xml:space="preserve"> 4,800 USD), Philippines (4,000 </w:t>
-      </w:r>
-      <w:r>
-        <w:t>–</w:t>
-      </w:r>
-      <w:r>
-        <w:t xml:space="preserve"> 4,200 USD), </w:t>
-      </w:r>
-      <w:r>
-        <w:t xml:space="preserve">Ấn Độ (2,600 </w:t>
-      </w:r>
-      <w:r>
-        <w:t>–</w:t>
-      </w:r>
-      <w:r>
-        <w:t xml:space="preserve"> 2,700 USD), </w:t>
-      </w:r>
-      <w:r>
-        <w:t xml:space="preserve">Lào (2,000 </w:t>
-      </w:r>
-      <w:r>
-        <w:t>–</w:t>
-      </w:r>
-      <w:r>
-        <w:t xml:space="preserve"> 2,500 USD), Campuchia (1,800 </w:t>
-      </w:r>
-      <w:r>
-        <w:t>–</w:t>
-      </w:r>
-      <w:r>
-        <w:t xml:space="preserve"> 2,000 USD)</w:t>
-      </w:r>
-      <w:r>
-        <w:t xml:space="preserve">. </w:t>
-      </w:r>
-      <w:r>
-        <w:t xml:space="preserve">Theo Ngân hàng Thế giới (World Bank) cập nhật cho tài khóa 2024, ngưỡng thu nhập trung bình thấp 1,136 </w:t>
-      </w:r>
-      <w:r>
-        <w:t>–</w:t>
-      </w:r>
-      <w:r>
-        <w:t xml:space="preserve"> 4,465 USD, ngưỡng thu nhập trung bình cao 4,466 </w:t>
-      </w:r>
-      <w:r>
-        <w:t>–</w:t>
-      </w:r>
-      <w:r>
-        <w:t xml:space="preserve"> 14,005 USD, ngưỡng thu nhập cao lớn hơn 14,005 USD. Theo tiêu chuẩn Ngân hàng Thế giới (World Bank), ngưỡng thu nhập bình quân đầu người để thoát khỏi bẫy thu nhập trung bình là 13,845 </w:t>
-      </w:r>
-      <w:r>
-        <w:t>–</w:t>
-      </w:r>
-      <w:r>
-        <w:t xml:space="preserve"> 14,000 </w:t>
-      </w:r>
-      <w:r>
-        <w:t xml:space="preserve">USD/năm </w:t>
-      </w:r>
-      <w:r>
-        <w:t xml:space="preserve">vào thời điểm 2024. </w:t>
-      </w:r>
-      <w:r>
-        <w:t>Theo tiêu chuẩn này</w:t>
-      </w:r>
-      <w:r>
-        <w:t>,</w:t>
-      </w:r>
-      <w:r>
-        <w:t xml:space="preserve"> những quốc gia/vùng lãnh thổ châu Á vượt qua bẫy thu nhập trung bình gồm </w:t>
-      </w:r>
-      <w:r>
-        <w:t>Singapore</w:t>
-      </w:r>
-      <w:r>
-        <w:t>,</w:t>
-      </w:r>
-      <w:r>
-        <w:t xml:space="preserve"> </w:t>
-      </w:r>
-      <w:r>
-        <w:t xml:space="preserve">Hong Kong </w:t>
-      </w:r>
-      <w:r>
-        <w:t xml:space="preserve">Trung Quốc, </w:t>
-      </w:r>
-      <w:r>
-        <w:t>Brunei</w:t>
-      </w:r>
-      <w:r>
-        <w:t xml:space="preserve">, </w:t>
-      </w:r>
-      <w:r>
-        <w:t>Hàn Quốc</w:t>
-      </w:r>
-      <w:r>
-        <w:t xml:space="preserve">, </w:t>
-      </w:r>
-      <w:r>
-        <w:t>Nhật Bản</w:t>
-      </w:r>
-      <w:r>
-        <w:t xml:space="preserve">, </w:t>
-      </w:r>
-      <w:r>
-        <w:t>Đài Loan Trung Quốc</w:t>
-      </w:r>
-      <w:r>
-        <w:t>. Malaysia và Trung Quốc sắp vượt qua bẫy thu nhập trung bình</w:t>
-      </w:r>
-      <w:r>
-        <w:t xml:space="preserve">, </w:t>
-      </w:r>
-      <w:r>
-        <w:t xml:space="preserve">và </w:t>
-      </w:r>
-      <w:r>
-        <w:t>nếu thu hẹp thu nhập trung bình khoảng 1,046 USD đến 12,695 USD đầu người mỗi năm và thu nhập cao trên 12,695 USD đầu người mỗi năm thì Malaysia và Trung Quốc đều vượt qua bẫy thu nhập trung bình.</w:t>
+        <w:t>N</w:t>
+      </w:r>
+      <w:r>
+        <w:t>ếu như mở rộng rằng xa xỉ phẩm đáp ứng ánh xạ “</w:t>
+      </w:r>
+      <w:r>
+        <w:t xml:space="preserve">giá trị trao đổi </w:t>
+      </w:r>
+      <w:r>
+        <w:rPr>
+          <w:rFonts w:cs="Times New Roman"/>
+        </w:rPr>
+        <w:t>→</w:t>
+      </w:r>
+      <w:r>
+        <w:t xml:space="preserve"> lượng thỏa mãn</w:t>
+      </w:r>
+      <w:r>
+        <w:t>” tạo nên giá trị rồi giá cả của hàng hóa thì quan điểm của Smith tuy vẫn còn đúng nhưng cần được mở rộng, một chiếc iPhone đời mới (2026) là xa xỉ phẩm nhưng chưa hẳn hoang phí – điều này phụ thuộc vào nhu cầu và sự thỏa mãn của người mua.</w:t>
       </w:r>
     </w:p>
     <w:p/>
@@ -31772,71 +32584,71 @@
         <w:t>, đánh vạn người như một, tự giác ngộ võ đạo trong mênh mông thế tục.</w:t>
       </w:r>
       <w:r>
-        <w:t xml:space="preserve"> Trở lại kỳ thuật dạy đàn bà đánh trận, đó cũng khởi đầu bằng hình pháp chí tôn vô thượng trong thế tục, nên một nhánh hội tụ khác quy tụ võ nhân vào pháp luật, một </w:t>
+        <w:t xml:space="preserve"> Trở lại kỳ thuật dạy đàn bà đánh trận, đó cũng khởi đầu bằng hình pháp chí tôn vô thượng trong thế tục, nên một nhánh hội tụ khác quy tụ võ nhân vào pháp luật, một cách tự nhiên và hợp lý, </w:t>
+      </w:r>
+      <w:r>
+        <w:t xml:space="preserve">tự hành tự biện minh, </w:t>
+      </w:r>
+      <w:r>
+        <w:t xml:space="preserve">và cũng không </w:t>
+      </w:r>
+      <w:r>
+        <w:t>cần</w:t>
+      </w:r>
+      <w:r>
+        <w:t xml:space="preserve"> khái niệm võ đạo.</w:t>
+      </w:r>
+      <w:r>
+        <w:t xml:space="preserve"> Tại sao bài nghiên cứu này tập trung vào tự do kinh tế mà nay lại đề cập đến võ công?</w:t>
+      </w:r>
+      <w:r>
+        <w:t xml:space="preserve"> Binh pháp thường được đề cập trong kinh doanh như một ứng dụng vì cạnh tranh trên thương trường được ví như chiến trường</w:t>
+      </w:r>
+      <w:r>
+        <w:t xml:space="preserve"> hoặc giả lưu luyến nguồn cội</w:t>
+      </w:r>
+      <w:r>
+        <w:t>, nhưng, bản chất của kinh tế là sự sinh trưởng được đề cập như thuộc tính sinh sôi nảy nở trong bài nghiên cứu nà</w:t>
+      </w:r>
+      <w:r>
+        <w:t>y</w:t>
+      </w:r>
+      <w:r>
+        <w:t>. Do đó binh pháp chỉ là một chất xúc tác cho quá trình sinh trưởng mà còn nhiều loại xúc tác khác.</w:t>
+      </w:r>
+      <w:r>
+        <w:t xml:space="preserve"> </w:t>
+      </w:r>
+      <w:r>
+        <w:t>Đ</w:t>
+      </w:r>
+      <w:r>
+        <w:t>ạo đức công bằng trong phân công lao động của Adam Smith có lẽ vượt cả chất xúc tác</w:t>
+      </w:r>
+      <w:r>
+        <w:t>, ví như có bàn tay vô hình của Chúa Trời</w:t>
+      </w:r>
+      <w:r>
+        <w:t>.</w:t>
+      </w:r>
+      <w:r>
+        <w:t xml:space="preserve"> Bất luận thế nào, tương hợp kỳ d</w:t>
+      </w:r>
+      <w:r>
+        <w:t>iệu</w:t>
+      </w:r>
+      <w:r>
+        <w:t xml:space="preserve"> hay xúc tác dập dìu đề</w:t>
+      </w:r>
+      <w:r>
+        <w:t>u</w:t>
+      </w:r>
+      <w:r>
+        <w:t xml:space="preserve"> có ý nghĩa </w:t>
       </w:r>
       <w:r>
         <w:lastRenderedPageBreak/>
-        <w:t xml:space="preserve">cách tự nhiên và hợp lý, </w:t>
-      </w:r>
-      <w:r>
-        <w:t xml:space="preserve">tự hành tự biện minh, </w:t>
-      </w:r>
-      <w:r>
-        <w:t xml:space="preserve">và cũng không </w:t>
-      </w:r>
-      <w:r>
-        <w:t>cần</w:t>
-      </w:r>
-      <w:r>
-        <w:t xml:space="preserve"> khái niệm võ đạo.</w:t>
-      </w:r>
-      <w:r>
-        <w:t xml:space="preserve"> Tại sao bài nghiên cứu này tập trung vào tự do kinh tế mà nay lại đề cập đến võ công?</w:t>
-      </w:r>
-      <w:r>
-        <w:t xml:space="preserve"> Binh pháp thường được đề cập trong kinh doanh như một ứng dụng vì cạnh tranh trên thương trường được ví như chiến trường</w:t>
-      </w:r>
-      <w:r>
-        <w:t xml:space="preserve"> hoặc giả lưu luyến nguồn cội</w:t>
-      </w:r>
-      <w:r>
-        <w:t>, nhưng, bản chất của kinh tế là sự sinh trưởng được đề cập như thuộc tính sinh sôi nảy nở trong bài nghiên cứu nà</w:t>
-      </w:r>
-      <w:r>
-        <w:t>y</w:t>
-      </w:r>
-      <w:r>
-        <w:t>. Do đó binh pháp chỉ là một chất xúc tác cho quá trình sinh trưởng mà còn nhiều loại xúc tác khác.</w:t>
-      </w:r>
-      <w:r>
-        <w:t xml:space="preserve"> </w:t>
-      </w:r>
-      <w:r>
-        <w:t>Đ</w:t>
-      </w:r>
-      <w:r>
-        <w:t>ạo đức công bằng trong phân công lao động của Adam Smith có lẽ vượt cả chất xúc tác</w:t>
-      </w:r>
-      <w:r>
-        <w:t>, ví như có bàn tay vô hình của Chúa Trời</w:t>
-      </w:r>
-      <w:r>
-        <w:t>.</w:t>
-      </w:r>
-      <w:r>
-        <w:t xml:space="preserve"> Bất luận thế nào, tương hợp kỳ d</w:t>
-      </w:r>
-      <w:r>
-        <w:t>iệu</w:t>
-      </w:r>
-      <w:r>
-        <w:t xml:space="preserve"> hay xúc tác dập dìu đề</w:t>
-      </w:r>
-      <w:r>
-        <w:t>u</w:t>
-      </w:r>
-      <w:r>
-        <w:t xml:space="preserve"> có ý nghĩa tích cực, nhưng cố ý gán ghép kệch cỡm giữa tình yêu thương của Chúa với binh gia </w:t>
+        <w:t xml:space="preserve">tích cực, nhưng cố ý gán ghép kệch cỡm giữa tình yêu thương của Chúa với binh gia </w:t>
       </w:r>
       <w:r>
         <w:t xml:space="preserve">sát phạt </w:t>
@@ -32390,14 +33202,7 @@
         <w:rPr>
           <w:i/>
         </w:rPr>
-        <w:t xml:space="preserve">tự </w:t>
-      </w:r>
-      <w:r>
-        <w:rPr>
-          <w:i/>
-        </w:rPr>
-        <w:lastRenderedPageBreak/>
-        <w:t>thân tự hành</w:t>
+        <w:t>tự thân tự hành</w:t>
       </w:r>
       <w:r>
         <w:t>. Vậy học thuyết có đạo của nó không?</w:t>
@@ -32443,6 +33248,7 @@
         </w:rPr>
       </w:pPr>
       <w:r>
+        <w:lastRenderedPageBreak/>
         <w:fldChar w:fldCharType="begin"/>
       </w:r>
       <w:r>
@@ -33050,7 +33856,7 @@
           <w:rPr>
             <w:noProof/>
           </w:rPr>
-          <w:t>61</w:t>
+          <w:t>63</w:t>
         </w:r>
         <w:r>
           <w:rPr>
@@ -34161,7 +34967,7 @@
 </file>
 
 <file path=customXml/itemProps1.xml><?xml version="1.0" encoding="utf-8"?>
-<ds:datastoreItem xmlns:ds="http://schemas.openxmlformats.org/officeDocument/2006/customXml" ds:itemID="{E72911C5-9B4B-4EDF-A23D-8DCC5169FF88}">
+<ds:datastoreItem xmlns:ds="http://schemas.openxmlformats.org/officeDocument/2006/customXml" ds:itemID="{D07628AA-B007-48CF-8544-227894C06FD3}">
   <ds:schemaRefs>
     <ds:schemaRef ds:uri="http://schemas.openxmlformats.org/officeDocument/2006/bibliography"/>
   </ds:schemaRefs>
